--- a/legend-dynamics/aurora/Aurora_Players_Guide.docx
+++ b/legend-dynamics/aurora/Aurora_Players_Guide.docx
@@ -2465,7 +2465,7 @@
           <w:bCs/>
           <w:b/>
         </w:rPr>
-        <w:t xml:space="preserve">3 points</w:t>
+        <w:t xml:space="preserve">4 points</w:t>
       </w:r>
       <w:r>
         <w:t xml:space="preserve"> </w:t>
@@ -2628,6 +2628,69 @@
               <w:rPr>
                 <w:sz w:val="19"/>
               </w:rPr>
+              <w:t xml:space="preserve">4</w:t>
+            </w:r>
+          </w:p>
+        </w:tc>
+        <w:tc>
+          <w:tcPr/>
+          <w:p>
+            <w:pPr>
+              <w:pStyle w:val="Compact"/>
+              <w:jc w:val="left"/>
+            </w:pPr>
+            <w:r>
+              <w:rPr>
+                <w:sz w:val="19"/>
+              </w:rPr>
+              <w:t xml:space="preserve">None</w:t>
+            </w:r>
+          </w:p>
+        </w:tc>
+      </w:tr>
+      <w:tr>
+        <w:tc>
+          <w:tcPr/>
+          <w:p>
+            <w:pPr>
+              <w:pStyle w:val="Compact"/>
+              <w:jc w:val="left"/>
+            </w:pPr>
+            <w:r>
+              <w:rPr>
+                <w:b/>
+                <w:sz w:val="19"/>
+              </w:rPr>
+              <w:t xml:space="preserve">Adept</w:t>
+            </w:r>
+          </w:p>
+        </w:tc>
+        <w:tc>
+          <w:tcPr/>
+          <w:p>
+            <w:pPr>
+              <w:pStyle w:val="Compact"/>
+              <w:jc w:val="left"/>
+            </w:pPr>
+            <w:r>
+              <w:rPr>
+                <w:sz w:val="19"/>
+              </w:rPr>
+              <w:t xml:space="preserve">1</w:t>
+            </w:r>
+          </w:p>
+        </w:tc>
+        <w:tc>
+          <w:tcPr/>
+          <w:p>
+            <w:pPr>
+              <w:pStyle w:val="Compact"/>
+              <w:jc w:val="left"/>
+            </w:pPr>
+            <w:r>
+              <w:rPr>
+                <w:sz w:val="19"/>
+              </w:rPr>
               <w:t xml:space="preserve">3</w:t>
             </w:r>
           </w:p>
@@ -2643,6 +2706,69 @@
               <w:rPr>
                 <w:sz w:val="19"/>
               </w:rPr>
+              <w:t xml:space="preserve">Body −1, Intellect +1</w:t>
+            </w:r>
+          </w:p>
+        </w:tc>
+      </w:tr>
+      <w:tr>
+        <w:tc>
+          <w:tcPr/>
+          <w:p>
+            <w:pPr>
+              <w:pStyle w:val="Compact"/>
+              <w:jc w:val="left"/>
+            </w:pPr>
+            <w:r>
+              <w:rPr>
+                <w:b/>
+                <w:sz w:val="19"/>
+              </w:rPr>
+              <w:t xml:space="preserve">Aurora-born</w:t>
+            </w:r>
+          </w:p>
+        </w:tc>
+        <w:tc>
+          <w:tcPr/>
+          <w:p>
+            <w:pPr>
+              <w:pStyle w:val="Compact"/>
+              <w:jc w:val="left"/>
+            </w:pPr>
+            <w:r>
+              <w:rPr>
+                <w:sz w:val="19"/>
+              </w:rPr>
+              <w:t xml:space="preserve">2</w:t>
+            </w:r>
+          </w:p>
+        </w:tc>
+        <w:tc>
+          <w:tcPr/>
+          <w:p>
+            <w:pPr>
+              <w:pStyle w:val="Compact"/>
+              <w:jc w:val="left"/>
+            </w:pPr>
+            <w:r>
+              <w:rPr>
+                <w:sz w:val="19"/>
+              </w:rPr>
+              <w:t xml:space="preserve">2</w:t>
+            </w:r>
+          </w:p>
+        </w:tc>
+        <w:tc>
+          <w:tcPr/>
+          <w:p>
+            <w:pPr>
+              <w:pStyle w:val="Compact"/>
+              <w:jc w:val="left"/>
+            </w:pPr>
+            <w:r>
+              <w:rPr>
+                <w:sz w:val="19"/>
+              </w:rPr>
               <w:t xml:space="preserve">None</w:t>
             </w:r>
           </w:p>
@@ -2661,7 +2787,337 @@
                 <w:b/>
                 <w:sz w:val="19"/>
               </w:rPr>
-              <w:t xml:space="preserve">Adept</w:t>
+              <w:t xml:space="preserve">Bonded</w:t>
+            </w:r>
+          </w:p>
+        </w:tc>
+        <w:tc>
+          <w:tcPr/>
+          <w:p>
+            <w:pPr>
+              <w:pStyle w:val="Compact"/>
+              <w:jc w:val="left"/>
+            </w:pPr>
+            <w:r>
+              <w:rPr>
+                <w:sz w:val="19"/>
+              </w:rPr>
+              <w:t xml:space="preserve">2</w:t>
+            </w:r>
+          </w:p>
+        </w:tc>
+        <w:tc>
+          <w:tcPr/>
+          <w:p>
+            <w:pPr>
+              <w:pStyle w:val="Compact"/>
+              <w:jc w:val="left"/>
+            </w:pPr>
+            <w:r>
+              <w:rPr>
+                <w:sz w:val="19"/>
+              </w:rPr>
+              <w:t xml:space="preserve">2</w:t>
+            </w:r>
+          </w:p>
+        </w:tc>
+        <w:tc>
+          <w:tcPr/>
+          <w:p>
+            <w:pPr>
+              <w:pStyle w:val="Compact"/>
+              <w:jc w:val="left"/>
+            </w:pPr>
+            <w:r>
+              <w:rPr>
+                <w:sz w:val="19"/>
+              </w:rPr>
+              <w:t xml:space="preserve">Presence −1, Will +1</w:t>
+            </w:r>
+          </w:p>
+        </w:tc>
+      </w:tr>
+      <w:tr>
+        <w:tc>
+          <w:tcPr/>
+          <w:p>
+            <w:pPr>
+              <w:pStyle w:val="Compact"/>
+              <w:jc w:val="left"/>
+            </w:pPr>
+            <w:r>
+              <w:rPr>
+                <w:b/>
+                <w:sz w:val="19"/>
+              </w:rPr>
+              <w:t xml:space="preserve">Lab-made</w:t>
+            </w:r>
+          </w:p>
+        </w:tc>
+        <w:tc>
+          <w:tcPr/>
+          <w:p>
+            <w:pPr>
+              <w:pStyle w:val="Compact"/>
+              <w:jc w:val="left"/>
+            </w:pPr>
+            <w:r>
+              <w:rPr>
+                <w:sz w:val="19"/>
+              </w:rPr>
+              <w:t xml:space="preserve">2</w:t>
+            </w:r>
+          </w:p>
+        </w:tc>
+        <w:tc>
+          <w:tcPr/>
+          <w:p>
+            <w:pPr>
+              <w:pStyle w:val="Compact"/>
+              <w:jc w:val="left"/>
+            </w:pPr>
+            <w:r>
+              <w:rPr>
+                <w:sz w:val="19"/>
+              </w:rPr>
+              <w:t xml:space="preserve">2</w:t>
+            </w:r>
+          </w:p>
+        </w:tc>
+        <w:tc>
+          <w:tcPr/>
+          <w:p>
+            <w:pPr>
+              <w:pStyle w:val="Compact"/>
+              <w:jc w:val="left"/>
+            </w:pPr>
+            <w:r>
+              <w:rPr>
+                <w:sz w:val="19"/>
+              </w:rPr>
+              <w:t xml:space="preserve">Body +1, Presence −1</w:t>
+            </w:r>
+          </w:p>
+        </w:tc>
+      </w:tr>
+      <w:tr>
+        <w:tc>
+          <w:tcPr/>
+          <w:p>
+            <w:pPr>
+              <w:pStyle w:val="Compact"/>
+              <w:jc w:val="left"/>
+            </w:pPr>
+            <w:r>
+              <w:rPr>
+                <w:b/>
+                <w:sz w:val="19"/>
+              </w:rPr>
+              <w:t xml:space="preserve">Otherworlder</w:t>
+            </w:r>
+          </w:p>
+        </w:tc>
+        <w:tc>
+          <w:tcPr/>
+          <w:p>
+            <w:pPr>
+              <w:pStyle w:val="Compact"/>
+              <w:jc w:val="left"/>
+            </w:pPr>
+            <w:r>
+              <w:rPr>
+                <w:sz w:val="19"/>
+              </w:rPr>
+              <w:t xml:space="preserve">2</w:t>
+            </w:r>
+          </w:p>
+        </w:tc>
+        <w:tc>
+          <w:tcPr/>
+          <w:p>
+            <w:pPr>
+              <w:pStyle w:val="Compact"/>
+              <w:jc w:val="left"/>
+            </w:pPr>
+            <w:r>
+              <w:rPr>
+                <w:sz w:val="19"/>
+              </w:rPr>
+              <w:t xml:space="preserve">2</w:t>
+            </w:r>
+          </w:p>
+        </w:tc>
+        <w:tc>
+          <w:tcPr/>
+          <w:p>
+            <w:pPr>
+              <w:pStyle w:val="Compact"/>
+              <w:jc w:val="left"/>
+            </w:pPr>
+            <w:r>
+              <w:rPr>
+                <w:sz w:val="19"/>
+              </w:rPr>
+              <w:t xml:space="preserve">Agility +1, Will −1</w:t>
+            </w:r>
+          </w:p>
+        </w:tc>
+      </w:tr>
+      <w:tr>
+        <w:tc>
+          <w:tcPr/>
+          <w:p>
+            <w:pPr>
+              <w:pStyle w:val="Compact"/>
+              <w:jc w:val="left"/>
+            </w:pPr>
+            <w:r>
+              <w:rPr>
+                <w:b/>
+                <w:sz w:val="19"/>
+              </w:rPr>
+              <w:t xml:space="preserve">Shadow Earth Defector (GM’s permission)</w:t>
+            </w:r>
+          </w:p>
+        </w:tc>
+        <w:tc>
+          <w:tcPr/>
+          <w:p>
+            <w:pPr>
+              <w:pStyle w:val="Compact"/>
+              <w:jc w:val="left"/>
+            </w:pPr>
+            <w:r>
+              <w:rPr>
+                <w:sz w:val="19"/>
+              </w:rPr>
+              <w:t xml:space="preserve">2</w:t>
+            </w:r>
+          </w:p>
+        </w:tc>
+        <w:tc>
+          <w:tcPr/>
+          <w:p>
+            <w:pPr>
+              <w:pStyle w:val="Compact"/>
+              <w:jc w:val="left"/>
+            </w:pPr>
+            <w:r>
+              <w:rPr>
+                <w:sz w:val="19"/>
+              </w:rPr>
+              <w:t xml:space="preserve">2</w:t>
+            </w:r>
+          </w:p>
+        </w:tc>
+        <w:tc>
+          <w:tcPr/>
+          <w:p>
+            <w:pPr>
+              <w:pStyle w:val="Compact"/>
+              <w:jc w:val="left"/>
+            </w:pPr>
+            <w:r>
+              <w:rPr>
+                <w:sz w:val="19"/>
+              </w:rPr>
+              <w:t xml:space="preserve">Agility +1, Presence −1</w:t>
+            </w:r>
+          </w:p>
+        </w:tc>
+      </w:tr>
+      <w:tr>
+        <w:tc>
+          <w:tcPr/>
+          <w:p>
+            <w:pPr>
+              <w:pStyle w:val="Compact"/>
+              <w:jc w:val="left"/>
+            </w:pPr>
+            <w:r>
+              <w:rPr>
+                <w:b/>
+                <w:sz w:val="19"/>
+              </w:rPr>
+              <w:t xml:space="preserve">Touched</w:t>
+            </w:r>
+          </w:p>
+        </w:tc>
+        <w:tc>
+          <w:tcPr/>
+          <w:p>
+            <w:pPr>
+              <w:pStyle w:val="Compact"/>
+              <w:jc w:val="left"/>
+            </w:pPr>
+            <w:r>
+              <w:rPr>
+                <w:sz w:val="19"/>
+              </w:rPr>
+              <w:t xml:space="preserve">2</w:t>
+            </w:r>
+          </w:p>
+        </w:tc>
+        <w:tc>
+          <w:tcPr/>
+          <w:p>
+            <w:pPr>
+              <w:pStyle w:val="Compact"/>
+              <w:jc w:val="left"/>
+            </w:pPr>
+            <w:r>
+              <w:rPr>
+                <w:sz w:val="19"/>
+              </w:rPr>
+              <w:t xml:space="preserve">2</w:t>
+            </w:r>
+          </w:p>
+        </w:tc>
+        <w:tc>
+          <w:tcPr/>
+          <w:p>
+            <w:pPr>
+              <w:pStyle w:val="Compact"/>
+              <w:jc w:val="left"/>
+            </w:pPr>
+            <w:r>
+              <w:rPr>
+                <w:sz w:val="19"/>
+              </w:rPr>
+              <w:t xml:space="preserve">Intellect −1, Will +1</w:t>
+            </w:r>
+          </w:p>
+        </w:tc>
+      </w:tr>
+      <w:tr>
+        <w:tc>
+          <w:tcPr/>
+          <w:p>
+            <w:pPr>
+              <w:pStyle w:val="Compact"/>
+              <w:jc w:val="left"/>
+            </w:pPr>
+            <w:r>
+              <w:rPr>
+                <w:b/>
+                <w:sz w:val="19"/>
+              </w:rPr>
+              <w:t xml:space="preserve">Ambrosia</w:t>
+            </w:r>
+          </w:p>
+        </w:tc>
+        <w:tc>
+          <w:tcPr/>
+          <w:p>
+            <w:pPr>
+              <w:pStyle w:val="Compact"/>
+              <w:jc w:val="left"/>
+            </w:pPr>
+            <w:r>
+              <w:rPr>
+                <w:sz w:val="19"/>
+              </w:rPr>
+              <w:t xml:space="preserve">3</w:t>
             </w:r>
           </w:p>
         </w:tc>
@@ -2691,55 +3147,40 @@
               <w:rPr>
                 <w:sz w:val="19"/>
               </w:rPr>
-              <w:t xml:space="preserve">2</w:t>
-            </w:r>
-          </w:p>
-        </w:tc>
-        <w:tc>
-          <w:tcPr/>
-          <w:p>
-            <w:pPr>
-              <w:pStyle w:val="Compact"/>
-              <w:jc w:val="left"/>
-            </w:pPr>
-            <w:r>
-              <w:rPr>
-                <w:sz w:val="19"/>
-              </w:rPr>
-              <w:t xml:space="preserve">Body −1, Intellect +1</w:t>
-            </w:r>
-          </w:p>
-        </w:tc>
-      </w:tr>
-      <w:tr>
-        <w:tc>
-          <w:tcPr/>
-          <w:p>
-            <w:pPr>
-              <w:pStyle w:val="Compact"/>
-              <w:jc w:val="left"/>
-            </w:pPr>
-            <w:r>
-              <w:rPr>
-                <w:b/>
-                <w:sz w:val="19"/>
-              </w:rPr>
-              <w:t xml:space="preserve">Aurora-born</w:t>
-            </w:r>
-          </w:p>
-        </w:tc>
-        <w:tc>
-          <w:tcPr/>
-          <w:p>
-            <w:pPr>
-              <w:pStyle w:val="Compact"/>
-              <w:jc w:val="left"/>
-            </w:pPr>
-            <w:r>
-              <w:rPr>
-                <w:sz w:val="19"/>
-              </w:rPr>
-              <w:t xml:space="preserve">2</w:t>
+              <w:t xml:space="preserve">Body +1, Agility −1, Intellect −1, Presence +1</w:t>
+            </w:r>
+          </w:p>
+        </w:tc>
+      </w:tr>
+      <w:tr>
+        <w:tc>
+          <w:tcPr/>
+          <w:p>
+            <w:pPr>
+              <w:pStyle w:val="Compact"/>
+              <w:jc w:val="left"/>
+            </w:pPr>
+            <w:r>
+              <w:rPr>
+                <w:b/>
+                <w:sz w:val="19"/>
+              </w:rPr>
+              <w:t xml:space="preserve">Mythic</w:t>
+            </w:r>
+          </w:p>
+        </w:tc>
+        <w:tc>
+          <w:tcPr/>
+          <w:p>
+            <w:pPr>
+              <w:pStyle w:val="Compact"/>
+              <w:jc w:val="left"/>
+            </w:pPr>
+            <w:r>
+              <w:rPr>
+                <w:sz w:val="19"/>
+              </w:rPr>
+              <w:t xml:space="preserve">3</w:t>
             </w:r>
           </w:p>
         </w:tc>
@@ -2755,447 +3196,6 @@
                 <w:sz w:val="19"/>
               </w:rPr>
               <w:t xml:space="preserve">1</w:t>
-            </w:r>
-          </w:p>
-        </w:tc>
-        <w:tc>
-          <w:tcPr/>
-          <w:p>
-            <w:pPr>
-              <w:pStyle w:val="Compact"/>
-              <w:jc w:val="left"/>
-            </w:pPr>
-            <w:r>
-              <w:rPr>
-                <w:sz w:val="19"/>
-              </w:rPr>
-              <w:t xml:space="preserve">None</w:t>
-            </w:r>
-          </w:p>
-        </w:tc>
-      </w:tr>
-      <w:tr>
-        <w:tc>
-          <w:tcPr/>
-          <w:p>
-            <w:pPr>
-              <w:pStyle w:val="Compact"/>
-              <w:jc w:val="left"/>
-            </w:pPr>
-            <w:r>
-              <w:rPr>
-                <w:b/>
-                <w:sz w:val="19"/>
-              </w:rPr>
-              <w:t xml:space="preserve">Bonded</w:t>
-            </w:r>
-          </w:p>
-        </w:tc>
-        <w:tc>
-          <w:tcPr/>
-          <w:p>
-            <w:pPr>
-              <w:pStyle w:val="Compact"/>
-              <w:jc w:val="left"/>
-            </w:pPr>
-            <w:r>
-              <w:rPr>
-                <w:sz w:val="19"/>
-              </w:rPr>
-              <w:t xml:space="preserve">2</w:t>
-            </w:r>
-          </w:p>
-        </w:tc>
-        <w:tc>
-          <w:tcPr/>
-          <w:p>
-            <w:pPr>
-              <w:pStyle w:val="Compact"/>
-              <w:jc w:val="left"/>
-            </w:pPr>
-            <w:r>
-              <w:rPr>
-                <w:sz w:val="19"/>
-              </w:rPr>
-              <w:t xml:space="preserve">1</w:t>
-            </w:r>
-          </w:p>
-        </w:tc>
-        <w:tc>
-          <w:tcPr/>
-          <w:p>
-            <w:pPr>
-              <w:pStyle w:val="Compact"/>
-              <w:jc w:val="left"/>
-            </w:pPr>
-            <w:r>
-              <w:rPr>
-                <w:sz w:val="19"/>
-              </w:rPr>
-              <w:t xml:space="preserve">Presence −1, Will +1</w:t>
-            </w:r>
-          </w:p>
-        </w:tc>
-      </w:tr>
-      <w:tr>
-        <w:tc>
-          <w:tcPr/>
-          <w:p>
-            <w:pPr>
-              <w:pStyle w:val="Compact"/>
-              <w:jc w:val="left"/>
-            </w:pPr>
-            <w:r>
-              <w:rPr>
-                <w:b/>
-                <w:sz w:val="19"/>
-              </w:rPr>
-              <w:t xml:space="preserve">Lab-made</w:t>
-            </w:r>
-          </w:p>
-        </w:tc>
-        <w:tc>
-          <w:tcPr/>
-          <w:p>
-            <w:pPr>
-              <w:pStyle w:val="Compact"/>
-              <w:jc w:val="left"/>
-            </w:pPr>
-            <w:r>
-              <w:rPr>
-                <w:sz w:val="19"/>
-              </w:rPr>
-              <w:t xml:space="preserve">2</w:t>
-            </w:r>
-          </w:p>
-        </w:tc>
-        <w:tc>
-          <w:tcPr/>
-          <w:p>
-            <w:pPr>
-              <w:pStyle w:val="Compact"/>
-              <w:jc w:val="left"/>
-            </w:pPr>
-            <w:r>
-              <w:rPr>
-                <w:sz w:val="19"/>
-              </w:rPr>
-              <w:t xml:space="preserve">1</w:t>
-            </w:r>
-          </w:p>
-        </w:tc>
-        <w:tc>
-          <w:tcPr/>
-          <w:p>
-            <w:pPr>
-              <w:pStyle w:val="Compact"/>
-              <w:jc w:val="left"/>
-            </w:pPr>
-            <w:r>
-              <w:rPr>
-                <w:sz w:val="19"/>
-              </w:rPr>
-              <w:t xml:space="preserve">Body +1, Presence −1</w:t>
-            </w:r>
-          </w:p>
-        </w:tc>
-      </w:tr>
-      <w:tr>
-        <w:tc>
-          <w:tcPr/>
-          <w:p>
-            <w:pPr>
-              <w:pStyle w:val="Compact"/>
-              <w:jc w:val="left"/>
-            </w:pPr>
-            <w:r>
-              <w:rPr>
-                <w:b/>
-                <w:sz w:val="19"/>
-              </w:rPr>
-              <w:t xml:space="preserve">Otherworlder</w:t>
-            </w:r>
-          </w:p>
-        </w:tc>
-        <w:tc>
-          <w:tcPr/>
-          <w:p>
-            <w:pPr>
-              <w:pStyle w:val="Compact"/>
-              <w:jc w:val="left"/>
-            </w:pPr>
-            <w:r>
-              <w:rPr>
-                <w:sz w:val="19"/>
-              </w:rPr>
-              <w:t xml:space="preserve">2</w:t>
-            </w:r>
-          </w:p>
-        </w:tc>
-        <w:tc>
-          <w:tcPr/>
-          <w:p>
-            <w:pPr>
-              <w:pStyle w:val="Compact"/>
-              <w:jc w:val="left"/>
-            </w:pPr>
-            <w:r>
-              <w:rPr>
-                <w:sz w:val="19"/>
-              </w:rPr>
-              <w:t xml:space="preserve">1</w:t>
-            </w:r>
-          </w:p>
-        </w:tc>
-        <w:tc>
-          <w:tcPr/>
-          <w:p>
-            <w:pPr>
-              <w:pStyle w:val="Compact"/>
-              <w:jc w:val="left"/>
-            </w:pPr>
-            <w:r>
-              <w:rPr>
-                <w:sz w:val="19"/>
-              </w:rPr>
-              <w:t xml:space="preserve">Agility +1, Will −1</w:t>
-            </w:r>
-          </w:p>
-        </w:tc>
-      </w:tr>
-      <w:tr>
-        <w:tc>
-          <w:tcPr/>
-          <w:p>
-            <w:pPr>
-              <w:pStyle w:val="Compact"/>
-              <w:jc w:val="left"/>
-            </w:pPr>
-            <w:r>
-              <w:rPr>
-                <w:b/>
-                <w:sz w:val="19"/>
-              </w:rPr>
-              <w:t xml:space="preserve">Shadow Earth Defector (GM’s permission)</w:t>
-            </w:r>
-          </w:p>
-        </w:tc>
-        <w:tc>
-          <w:tcPr/>
-          <w:p>
-            <w:pPr>
-              <w:pStyle w:val="Compact"/>
-              <w:jc w:val="left"/>
-            </w:pPr>
-            <w:r>
-              <w:rPr>
-                <w:sz w:val="19"/>
-              </w:rPr>
-              <w:t xml:space="preserve">2</w:t>
-            </w:r>
-          </w:p>
-        </w:tc>
-        <w:tc>
-          <w:tcPr/>
-          <w:p>
-            <w:pPr>
-              <w:pStyle w:val="Compact"/>
-              <w:jc w:val="left"/>
-            </w:pPr>
-            <w:r>
-              <w:rPr>
-                <w:sz w:val="19"/>
-              </w:rPr>
-              <w:t xml:space="preserve">1</w:t>
-            </w:r>
-          </w:p>
-        </w:tc>
-        <w:tc>
-          <w:tcPr/>
-          <w:p>
-            <w:pPr>
-              <w:pStyle w:val="Compact"/>
-              <w:jc w:val="left"/>
-            </w:pPr>
-            <w:r>
-              <w:rPr>
-                <w:sz w:val="19"/>
-              </w:rPr>
-              <w:t xml:space="preserve">Agility +1, Presence −1</w:t>
-            </w:r>
-          </w:p>
-        </w:tc>
-      </w:tr>
-      <w:tr>
-        <w:tc>
-          <w:tcPr/>
-          <w:p>
-            <w:pPr>
-              <w:pStyle w:val="Compact"/>
-              <w:jc w:val="left"/>
-            </w:pPr>
-            <w:r>
-              <w:rPr>
-                <w:b/>
-                <w:sz w:val="19"/>
-              </w:rPr>
-              <w:t xml:space="preserve">Touched</w:t>
-            </w:r>
-          </w:p>
-        </w:tc>
-        <w:tc>
-          <w:tcPr/>
-          <w:p>
-            <w:pPr>
-              <w:pStyle w:val="Compact"/>
-              <w:jc w:val="left"/>
-            </w:pPr>
-            <w:r>
-              <w:rPr>
-                <w:sz w:val="19"/>
-              </w:rPr>
-              <w:t xml:space="preserve">2</w:t>
-            </w:r>
-          </w:p>
-        </w:tc>
-        <w:tc>
-          <w:tcPr/>
-          <w:p>
-            <w:pPr>
-              <w:pStyle w:val="Compact"/>
-              <w:jc w:val="left"/>
-            </w:pPr>
-            <w:r>
-              <w:rPr>
-                <w:sz w:val="19"/>
-              </w:rPr>
-              <w:t xml:space="preserve">1</w:t>
-            </w:r>
-          </w:p>
-        </w:tc>
-        <w:tc>
-          <w:tcPr/>
-          <w:p>
-            <w:pPr>
-              <w:pStyle w:val="Compact"/>
-              <w:jc w:val="left"/>
-            </w:pPr>
-            <w:r>
-              <w:rPr>
-                <w:sz w:val="19"/>
-              </w:rPr>
-              <w:t xml:space="preserve">Intellect −1, Will +1</w:t>
-            </w:r>
-          </w:p>
-        </w:tc>
-      </w:tr>
-      <w:tr>
-        <w:tc>
-          <w:tcPr/>
-          <w:p>
-            <w:pPr>
-              <w:pStyle w:val="Compact"/>
-              <w:jc w:val="left"/>
-            </w:pPr>
-            <w:r>
-              <w:rPr>
-                <w:b/>
-                <w:sz w:val="19"/>
-              </w:rPr>
-              <w:t xml:space="preserve">Ambrosia</w:t>
-            </w:r>
-          </w:p>
-        </w:tc>
-        <w:tc>
-          <w:tcPr/>
-          <w:p>
-            <w:pPr>
-              <w:pStyle w:val="Compact"/>
-              <w:jc w:val="left"/>
-            </w:pPr>
-            <w:r>
-              <w:rPr>
-                <w:sz w:val="19"/>
-              </w:rPr>
-              <w:t xml:space="preserve">3</w:t>
-            </w:r>
-          </w:p>
-        </w:tc>
-        <w:tc>
-          <w:tcPr/>
-          <w:p>
-            <w:pPr>
-              <w:pStyle w:val="Compact"/>
-              <w:jc w:val="left"/>
-            </w:pPr>
-            <w:r>
-              <w:rPr>
-                <w:sz w:val="19"/>
-              </w:rPr>
-              <w:t xml:space="preserve">0</w:t>
-            </w:r>
-          </w:p>
-        </w:tc>
-        <w:tc>
-          <w:tcPr/>
-          <w:p>
-            <w:pPr>
-              <w:pStyle w:val="Compact"/>
-              <w:jc w:val="left"/>
-            </w:pPr>
-            <w:r>
-              <w:rPr>
-                <w:sz w:val="19"/>
-              </w:rPr>
-              <w:t xml:space="preserve">Body +1, Agility −1, Intellect −1, Presence +1</w:t>
-            </w:r>
-          </w:p>
-        </w:tc>
-      </w:tr>
-      <w:tr>
-        <w:tc>
-          <w:tcPr/>
-          <w:p>
-            <w:pPr>
-              <w:pStyle w:val="Compact"/>
-              <w:jc w:val="left"/>
-            </w:pPr>
-            <w:r>
-              <w:rPr>
-                <w:b/>
-                <w:sz w:val="19"/>
-              </w:rPr>
-              <w:t xml:space="preserve">Mythic</w:t>
-            </w:r>
-          </w:p>
-        </w:tc>
-        <w:tc>
-          <w:tcPr/>
-          <w:p>
-            <w:pPr>
-              <w:pStyle w:val="Compact"/>
-              <w:jc w:val="left"/>
-            </w:pPr>
-            <w:r>
-              <w:rPr>
-                <w:sz w:val="19"/>
-              </w:rPr>
-              <w:t xml:space="preserve">3</w:t>
-            </w:r>
-          </w:p>
-        </w:tc>
-        <w:tc>
-          <w:tcPr/>
-          <w:p>
-            <w:pPr>
-              <w:pStyle w:val="Compact"/>
-              <w:jc w:val="left"/>
-            </w:pPr>
-            <w:r>
-              <w:rPr>
-                <w:sz w:val="19"/>
-              </w:rPr>
-              <w:t xml:space="preserve">0</w:t>
             </w:r>
           </w:p>
         </w:tc>
@@ -3601,6 +3601,102 @@
           </w:p>
         </w:tc>
       </w:tr>
+      <w:tr>
+        <w:tc>
+          <w:tcPr/>
+          <w:p>
+            <w:pPr>
+              <w:pStyle w:val="Compact"/>
+              <w:jc w:val="left"/>
+            </w:pPr>
+            <w:r>
+              <w:rPr>
+                <w:b/>
+                <w:sz w:val="19"/>
+              </w:rPr>
+              <w:t xml:space="preserve">Stronger Power</w:t>
+            </w:r>
+          </w:p>
+        </w:tc>
+        <w:tc>
+          <w:tcPr/>
+          <w:p>
+            <w:pPr>
+              <w:pStyle w:val="Compact"/>
+              <w:jc w:val="left"/>
+            </w:pPr>
+            <w:r>
+              <w:rPr>
+                <w:sz w:val="19"/>
+              </w:rPr>
+              <w:t xml:space="preserve">Raise one of your powers by one Class. Class III is the limit at creation, unless the GM approves one power at Class IV.</w:t>
+            </w:r>
+          </w:p>
+        </w:tc>
+        <w:tc>
+          <w:tcPr/>
+          <w:p>
+            <w:pPr>
+              <w:pStyle w:val="Compact"/>
+              <w:jc w:val="left"/>
+            </w:pPr>
+            <w:r>
+              <w:rPr>
+                <w:sz w:val="19"/>
+              </w:rPr>
+              <w:t xml:space="preserve">3</w:t>
+            </w:r>
+          </w:p>
+        </w:tc>
+      </w:tr>
+      <w:tr>
+        <w:tc>
+          <w:tcPr/>
+          <w:p>
+            <w:pPr>
+              <w:pStyle w:val="Compact"/>
+              <w:jc w:val="left"/>
+            </w:pPr>
+            <w:r>
+              <w:rPr>
+                <w:b/>
+                <w:sz w:val="19"/>
+              </w:rPr>
+              <w:t xml:space="preserve">Extra Power</w:t>
+            </w:r>
+          </w:p>
+        </w:tc>
+        <w:tc>
+          <w:tcPr/>
+          <w:p>
+            <w:pPr>
+              <w:pStyle w:val="Compact"/>
+              <w:jc w:val="left"/>
+            </w:pPr>
+            <w:r>
+              <w:rPr>
+                <w:sz w:val="19"/>
+              </w:rPr>
+              <w:t xml:space="preserve">One more power, at Class I.</w:t>
+            </w:r>
+          </w:p>
+        </w:tc>
+        <w:tc>
+          <w:tcPr/>
+          <w:p>
+            <w:pPr>
+              <w:pStyle w:val="Compact"/>
+              <w:jc w:val="left"/>
+            </w:pPr>
+            <w:r>
+              <w:rPr>
+                <w:sz w:val="19"/>
+              </w:rPr>
+              <w:t xml:space="preserve">1</w:t>
+            </w:r>
+          </w:p>
+        </w:tc>
+      </w:tr>
     </w:tbl>
     <w:bookmarkEnd w:id="26"/>
     <w:bookmarkStart w:id="27" w:name="spending-points"/>
@@ -5073,7 +5169,7 @@
         <w:pStyle w:val="FirstParagraph"/>
       </w:pPr>
       <w:r>
-        <w:t xml:space="preserve">Aurora-born (tier 2, 1 Edges): Extra Spark. Body 12, Agility 10, Intellect 10, Presence 12, Will 11.</w:t>
+        <w:t xml:space="preserve">Aurora-born (tier 2, 2 Edges): Extra Spark, Stronger Power. Body 12, Agility 10, Intellect 10, Presence 12, Will 11.</w:t>
       </w:r>
     </w:p>
     <w:p>
@@ -5199,7 +5295,7 @@
         <w:t xml:space="preserve"> </w:t>
       </w:r>
       <w:r>
-        <w:t xml:space="preserve">Toughness II, Strength I, Enhanced Senses I.</w:t>
+        <w:t xml:space="preserve">Toughness III, Strength I, Enhanced Senses I.</w:t>
       </w:r>
     </w:p>
     <w:p>
@@ -13252,13 +13348,13 @@
     </w:p>
     <w:bookmarkEnd w:id="68"/>
     <w:bookmarkEnd w:id="69"/>
-    <w:bookmarkStart w:id="77" w:name="the-world-of-exlaw"/>
+    <w:bookmarkStart w:id="77" w:name="the-world-of-aurora"/>
     <w:p>
       <w:pPr>
         <w:pStyle w:val="Heading1"/>
       </w:pPr>
       <w:r>
-        <w:t xml:space="preserve">The world of ExLAW</w:t>
+        <w:t xml:space="preserve">The world of Aurora</w:t>
       </w:r>
     </w:p>
     <w:bookmarkStart w:id="70" w:name="the-first-wave"/>
@@ -16826,6 +16922,262 @@
       </w:r>
       <w:r>
         <w:t xml:space="preserve">character takes.</w:t>
+      </w:r>
+    </w:p>
+    <w:p>
+      <w:pPr>
+        <w:pStyle w:val="BodyText"/>
+      </w:pPr>
+      <w:r>
+        <w:rPr>
+          <w:bCs/>
+          <w:b/>
+        </w:rPr>
+        <w:t xml:space="preserve">Aurora characters have 4 Edge points</w:t>
+      </w:r>
+      <w:r>
+        <w:t xml:space="preserve"> </w:t>
+      </w:r>
+      <w:r>
+        <w:t xml:space="preserve">(one more than other Legend Dynamics settings), and two Edges of their own:</w:t>
+      </w:r>
+    </w:p>
+    <w:tbl>
+      <w:tblPr>
+        <w:tblStyle w:val="Table"/>
+        <w:tblW w:type="pct" w:w="5000"/>
+        <w:tblLook w:firstRow="1" w:lastRow="0" w:firstColumn="0" w:lastColumn="0" w:noHBand="0" w:noVBand="0" w:val="0020"/>
+        <w:jc w:val="start"/>
+        <w:tblBorders>
+          <w:top w:val="single" w:sz="4" w:color="B8C2D3"/>
+          <w:left w:val="single" w:sz="4" w:color="B8C2D3"/>
+          <w:bottom w:val="single" w:sz="4" w:color="B8C2D3"/>
+          <w:right w:val="single" w:sz="4" w:color="B8C2D3"/>
+          <w:insideH w:val="single" w:sz="4" w:color="B8C2D3"/>
+          <w:insideV w:val="single" w:sz="4" w:color="B8C2D3"/>
+        </w:tblBorders>
+      </w:tblPr>
+      <w:tblGrid>
+        <w:gridCol w:w="2640"/>
+        <w:gridCol w:w="2640"/>
+        <w:gridCol w:w="2640"/>
+      </w:tblGrid>
+      <w:tr>
+        <w:trPr>
+          <w:tblHeader w:val="true"/>
+        </w:trPr>
+        <w:tc>
+          <w:tcPr>
+            <w:shd w:val="clear" w:fill="E8EEF8"/>
+          </w:tcPr>
+          <w:p>
+            <w:pPr>
+              <w:pStyle w:val="Compact"/>
+              <w:jc w:val="left"/>
+            </w:pPr>
+            <w:r>
+              <w:rPr>
+                <w:b/>
+                <w:sz w:val="19"/>
+              </w:rPr>
+              <w:t xml:space="preserve">Edge</w:t>
+            </w:r>
+          </w:p>
+        </w:tc>
+        <w:tc>
+          <w:tcPr>
+            <w:shd w:val="clear" w:fill="E8EEF8"/>
+          </w:tcPr>
+          <w:p>
+            <w:pPr>
+              <w:pStyle w:val="Compact"/>
+              <w:jc w:val="left"/>
+            </w:pPr>
+            <w:r>
+              <w:rPr>
+                <w:b/>
+                <w:sz w:val="19"/>
+              </w:rPr>
+              <w:t xml:space="preserve">Effect</w:t>
+            </w:r>
+          </w:p>
+        </w:tc>
+        <w:tc>
+          <w:tcPr>
+            <w:shd w:val="clear" w:fill="E8EEF8"/>
+          </w:tcPr>
+          <w:p>
+            <w:pPr>
+              <w:pStyle w:val="Compact"/>
+              <w:jc w:val="left"/>
+            </w:pPr>
+            <w:r>
+              <w:rPr>
+                <w:b/>
+                <w:sz w:val="19"/>
+              </w:rPr>
+              <w:t xml:space="preserve">Limit</w:t>
+            </w:r>
+          </w:p>
+        </w:tc>
+      </w:tr>
+      <w:tr>
+        <w:tc>
+          <w:tcPr/>
+          <w:p>
+            <w:pPr>
+              <w:pStyle w:val="Compact"/>
+              <w:jc w:val="left"/>
+            </w:pPr>
+            <w:r>
+              <w:rPr>
+                <w:bCs/>
+                <w:b/>
+                <w:sz w:val="19"/>
+              </w:rPr>
+              <w:t xml:space="preserve">Stronger Power</w:t>
+            </w:r>
+          </w:p>
+        </w:tc>
+        <w:tc>
+          <w:tcPr/>
+          <w:p>
+            <w:pPr>
+              <w:pStyle w:val="Compact"/>
+              <w:jc w:val="left"/>
+            </w:pPr>
+            <w:r>
+              <w:rPr>
+                <w:sz w:val="19"/>
+              </w:rPr>
+              <w:t xml:space="preserve">Raise one of your powers by one Class</w:t>
+            </w:r>
+          </w:p>
+        </w:tc>
+        <w:tc>
+          <w:tcPr/>
+          <w:p>
+            <w:pPr>
+              <w:pStyle w:val="Compact"/>
+              <w:jc w:val="left"/>
+            </w:pPr>
+            <w:r>
+              <w:rPr>
+                <w:sz w:val="19"/>
+              </w:rPr>
+              <w:t xml:space="preserve">Up to three; Class III is the limit at creation, unless the GM approves</w:t>
+            </w:r>
+            <w:r>
+              <w:rPr>
+                <w:sz w:val="19"/>
+              </w:rPr>
+              <w:t xml:space="preserve"> </w:t>
+            </w:r>
+            <w:r>
+              <w:rPr>
+                <w:bCs/>
+                <w:b/>
+                <w:sz w:val="19"/>
+              </w:rPr>
+              <w:t xml:space="preserve">one power at Class IV</w:t>
+            </w:r>
+            <w:r>
+              <w:rPr>
+                <w:sz w:val="19"/>
+              </w:rPr>
+              <w:t xml:space="preserve"> </w:t>
+            </w:r>
+            <w:r>
+              <w:rPr>
+                <w:sz w:val="19"/>
+              </w:rPr>
+              <w:t xml:space="preserve">(tick</w:t>
+            </w:r>
+            <w:r>
+              <w:rPr>
+                <w:sz w:val="19"/>
+              </w:rPr>
+              <w:t xml:space="preserve"> </w:t>
+            </w:r>
+            <w:r>
+              <w:rPr>
+                <w:iCs/>
+                <w:i/>
+                <w:sz w:val="19"/>
+              </w:rPr>
+              <w:t xml:space="preserve">GM’s approval for Class IV</w:t>
+            </w:r>
+            <w:r>
+              <w:rPr>
+                <w:sz w:val="19"/>
+              </w:rPr>
+              <w:t xml:space="preserve"> </w:t>
+            </w:r>
+            <w:r>
+              <w:rPr>
+                <w:sz w:val="19"/>
+              </w:rPr>
+              <w:t xml:space="preserve">in the creator)</w:t>
+            </w:r>
+          </w:p>
+        </w:tc>
+      </w:tr>
+      <w:tr>
+        <w:tc>
+          <w:tcPr/>
+          <w:p>
+            <w:pPr>
+              <w:pStyle w:val="Compact"/>
+              <w:jc w:val="left"/>
+            </w:pPr>
+            <w:r>
+              <w:rPr>
+                <w:bCs/>
+                <w:b/>
+                <w:sz w:val="19"/>
+              </w:rPr>
+              <w:t xml:space="preserve">Extra Power</w:t>
+            </w:r>
+          </w:p>
+        </w:tc>
+        <w:tc>
+          <w:tcPr/>
+          <w:p>
+            <w:pPr>
+              <w:pStyle w:val="Compact"/>
+              <w:jc w:val="left"/>
+            </w:pPr>
+            <w:r>
+              <w:rPr>
+                <w:sz w:val="19"/>
+              </w:rPr>
+              <w:t xml:space="preserve">One more power, at Class I</w:t>
+            </w:r>
+          </w:p>
+        </w:tc>
+        <w:tc>
+          <w:tcPr/>
+          <w:p>
+            <w:pPr>
+              <w:pStyle w:val="Compact"/>
+              <w:jc w:val="left"/>
+            </w:pPr>
+            <w:r>
+              <w:rPr>
+                <w:sz w:val="19"/>
+              </w:rPr>
+              <w:t xml:space="preserve">Once</w:t>
+            </w:r>
+          </w:p>
+        </w:tc>
+      </w:tr>
+    </w:tbl>
+    <w:p>
+      <w:pPr>
+        <w:pStyle w:val="BodyText"/>
+      </w:pPr>
+      <w:r>
+        <w:t xml:space="preserve">So an Ambrosia or Mythic character can start with a Class IV power by spending their one Edge, if the GM agrees; a tier 2 Operant can trade their Edges for a stronger power or a fourth one.</w:t>
       </w:r>
     </w:p>
     <w:bookmarkEnd w:id="84"/>
@@ -25941,7 +26293,7 @@
         <w:t xml:space="preserve"> </w:t>
       </w:r>
       <w:r>
-        <w:t xml:space="preserve">Extra Spark.</w:t>
+        <w:t xml:space="preserve">Extra Spark, A friend; a friend: her missing partner’s last informant, who only talks to her.</w:t>
       </w:r>
     </w:p>
     <w:p>
@@ -26189,7 +26541,7 @@
         <w:t xml:space="preserve"> </w:t>
       </w:r>
       <w:r>
-        <w:t xml:space="preserve">+1 attribute point, Extra Trained skill, A friend; a friend: a DIRE engineer who still owes him for Basra.</w:t>
+        <w:t xml:space="preserve">+1 attribute point, Extra Trained skill, A friend, Extra Spark; a friend: a DIRE engineer who still owes him for Basra.</w:t>
       </w:r>
     </w:p>
     <w:p>
@@ -26391,29 +26743,13 @@
           <w:bCs/>
           <w:b/>
         </w:rPr>
-        <w:t xml:space="preserve">Advantage:</w:t>
-      </w:r>
-      <w:r>
-        <w:t xml:space="preserve"> </w:t>
-      </w:r>
-      <w:r>
-        <w:t xml:space="preserve">Golden Ideal (origin; companion: The Anger).</w:t>
-      </w:r>
-      <w:r>
-        <w:t xml:space="preserve"> </w:t>
-      </w:r>
-      <w:r>
-        <w:rPr>
-          <w:bCs/>
-          <w:b/>
-        </w:rPr>
-        <w:t xml:space="preserve">Complication:</w:t>
-      </w:r>
-      <w:r>
-        <w:t xml:space="preserve"> </w:t>
-      </w:r>
-      <w:r>
-        <w:t xml:space="preserve">Media Darling; trigger: a crowd with phones out.</w:t>
+        <w:t xml:space="preserve">Edges:</w:t>
+      </w:r>
+      <w:r>
+        <w:t xml:space="preserve"> </w:t>
+      </w:r>
+      <w:r>
+        <w:t xml:space="preserve">Stronger Power.</w:t>
       </w:r>
     </w:p>
     <w:p>
@@ -26429,13 +26765,29 @@
           <w:bCs/>
           <w:b/>
         </w:rPr>
-        <w:t xml:space="preserve">Powers:</w:t>
-      </w:r>
-      <w:r>
-        <w:t xml:space="preserve"> </w:t>
-      </w:r>
-      <w:r>
-        <w:t xml:space="preserve">Strength III, Flight II, Toughness I.</w:t>
+        <w:t xml:space="preserve">Advantage:</w:t>
+      </w:r>
+      <w:r>
+        <w:t xml:space="preserve"> </w:t>
+      </w:r>
+      <w:r>
+        <w:t xml:space="preserve">Golden Ideal (origin; companion: The Anger).</w:t>
+      </w:r>
+      <w:r>
+        <w:t xml:space="preserve"> </w:t>
+      </w:r>
+      <w:r>
+        <w:rPr>
+          <w:bCs/>
+          <w:b/>
+        </w:rPr>
+        <w:t xml:space="preserve">Complication:</w:t>
+      </w:r>
+      <w:r>
+        <w:t xml:space="preserve"> </w:t>
+      </w:r>
+      <w:r>
+        <w:t xml:space="preserve">Media Darling; trigger: a crowd with phones out.</w:t>
       </w:r>
     </w:p>
     <w:p>
@@ -26451,13 +26803,13 @@
           <w:bCs/>
           <w:b/>
         </w:rPr>
-        <w:t xml:space="preserve">Legal status:</w:t>
-      </w:r>
-      <w:r>
-        <w:t xml:space="preserve"> </w:t>
-      </w:r>
-      <w:r>
-        <w:t xml:space="preserve">Registered.</w:t>
+        <w:t xml:space="preserve">Powers:</w:t>
+      </w:r>
+      <w:r>
+        <w:t xml:space="preserve"> </w:t>
+      </w:r>
+      <w:r>
+        <w:t xml:space="preserve">Strength IV, Flight II, Toughness I.</w:t>
       </w:r>
     </w:p>
     <w:p>
@@ -26473,6 +26825,28 @@
           <w:bCs/>
           <w:b/>
         </w:rPr>
+        <w:t xml:space="preserve">Legal status:</w:t>
+      </w:r>
+      <w:r>
+        <w:t xml:space="preserve"> </w:t>
+      </w:r>
+      <w:r>
+        <w:t xml:space="preserve">Registered.</w:t>
+      </w:r>
+    </w:p>
+    <w:p>
+      <w:pPr>
+        <w:numPr>
+          <w:ilvl w:val="0"/>
+          <w:numId w:val="1024"/>
+        </w:numPr>
+        <w:pStyle w:val="Compact"/>
+      </w:pPr>
+      <w:r>
+        <w:rPr>
+          <w:bCs/>
+          <w:b/>
+        </w:rPr>
         <w:t xml:space="preserve">Why I do this:</w:t>
       </w:r>
       <w:r>
@@ -26605,7 +26979,7 @@
         <w:t xml:space="preserve"> </w:t>
       </w:r>
       <w:r>
-        <w:t xml:space="preserve">+1 attribute point, A fine weapon or tool; a fine tool: the Lammas Grimoire, annotated in four hands (+2 Occult).</w:t>
+        <w:t xml:space="preserve">+1 attribute point, A fine weapon or tool, Stronger Power; a fine tool: the Lammas Grimoire, annotated in four hands (+2 Occult).</w:t>
       </w:r>
     </w:p>
     <w:p>
@@ -26665,7 +27039,7 @@
         <w:t xml:space="preserve"> </w:t>
       </w:r>
       <w:r>
-        <w:t xml:space="preserve">Warding II, Mystic Sight I.</w:t>
+        <w:t xml:space="preserve">Warding III, Mystic Sight I.</w:t>
       </w:r>
     </w:p>
     <w:p>
@@ -26835,7 +27209,7 @@
         <w:t xml:space="preserve"> </w:t>
       </w:r>
       <w:r>
-        <w:t xml:space="preserve">+1 attribute point.</w:t>
+        <w:t xml:space="preserve">+1 attribute point, Extra Power.</w:t>
       </w:r>
     </w:p>
     <w:p>
@@ -26895,7 +27269,7 @@
         <w:t xml:space="preserve"> </w:t>
       </w:r>
       <w:r>
-        <w:t xml:space="preserve">Psychometry II, Precognition I, Empathy I.</w:t>
+        <w:t xml:space="preserve">Psychometry II, Precognition I, Empathy I, Enhanced Senses I.</w:t>
       </w:r>
     </w:p>
     <w:p>
@@ -27086,7 +27460,7 @@
         <w:t xml:space="preserve"> </w:t>
       </w:r>
       <w:r>
-        <w:t xml:space="preserve">Extra Spark.</w:t>
+        <w:t xml:space="preserve">Extra Spark, Stronger Power.</w:t>
       </w:r>
     </w:p>
     <w:p>
@@ -27146,7 +27520,7 @@
         <w:t xml:space="preserve"> </w:t>
       </w:r>
       <w:r>
-        <w:t xml:space="preserve">Blast II, Speed I, Technopathy I.</w:t>
+        <w:t xml:space="preserve">Blast III, Speed I, Technopathy I.</w:t>
       </w:r>
     </w:p>
     <w:p>
@@ -27316,7 +27690,7 @@
         <w:t xml:space="preserve"> </w:t>
       </w:r>
       <w:r>
-        <w:t xml:space="preserve">A friend; a friend: her ExLAW handler, Agent Dorsey, who covers for her more than he should.</w:t>
+        <w:t xml:space="preserve">A friend, Extra Spark; a friend: her ExLAW handler, Agent Dorsey, who covers for her more than he should.</w:t>
       </w:r>
     </w:p>
     <w:p>
@@ -28446,6 +28820,69 @@
               <w:rPr>
                 <w:sz w:val="19"/>
               </w:rPr>
+              <w:t xml:space="preserve">4</w:t>
+            </w:r>
+          </w:p>
+        </w:tc>
+        <w:tc>
+          <w:tcPr/>
+          <w:p>
+            <w:pPr>
+              <w:pStyle w:val="Compact"/>
+              <w:jc w:val="left"/>
+            </w:pPr>
+            <w:r>
+              <w:rPr>
+                <w:sz w:val="19"/>
+              </w:rPr>
+              <w:t xml:space="preserve">None</w:t>
+            </w:r>
+          </w:p>
+        </w:tc>
+      </w:tr>
+      <w:tr>
+        <w:tc>
+          <w:tcPr/>
+          <w:p>
+            <w:pPr>
+              <w:pStyle w:val="Compact"/>
+              <w:jc w:val="left"/>
+            </w:pPr>
+            <w:r>
+              <w:rPr>
+                <w:b/>
+                <w:sz w:val="19"/>
+              </w:rPr>
+              <w:t xml:space="preserve">Adept</w:t>
+            </w:r>
+          </w:p>
+        </w:tc>
+        <w:tc>
+          <w:tcPr/>
+          <w:p>
+            <w:pPr>
+              <w:pStyle w:val="Compact"/>
+              <w:jc w:val="left"/>
+            </w:pPr>
+            <w:r>
+              <w:rPr>
+                <w:sz w:val="19"/>
+              </w:rPr>
+              <w:t xml:space="preserve">1</w:t>
+            </w:r>
+          </w:p>
+        </w:tc>
+        <w:tc>
+          <w:tcPr/>
+          <w:p>
+            <w:pPr>
+              <w:pStyle w:val="Compact"/>
+              <w:jc w:val="left"/>
+            </w:pPr>
+            <w:r>
+              <w:rPr>
+                <w:sz w:val="19"/>
+              </w:rPr>
               <w:t xml:space="preserve">3</w:t>
             </w:r>
           </w:p>
@@ -28461,6 +28898,69 @@
               <w:rPr>
                 <w:sz w:val="19"/>
               </w:rPr>
+              <w:t xml:space="preserve">Body −1, Intellect +1</w:t>
+            </w:r>
+          </w:p>
+        </w:tc>
+      </w:tr>
+      <w:tr>
+        <w:tc>
+          <w:tcPr/>
+          <w:p>
+            <w:pPr>
+              <w:pStyle w:val="Compact"/>
+              <w:jc w:val="left"/>
+            </w:pPr>
+            <w:r>
+              <w:rPr>
+                <w:b/>
+                <w:sz w:val="19"/>
+              </w:rPr>
+              <w:t xml:space="preserve">Aurora-born</w:t>
+            </w:r>
+          </w:p>
+        </w:tc>
+        <w:tc>
+          <w:tcPr/>
+          <w:p>
+            <w:pPr>
+              <w:pStyle w:val="Compact"/>
+              <w:jc w:val="left"/>
+            </w:pPr>
+            <w:r>
+              <w:rPr>
+                <w:sz w:val="19"/>
+              </w:rPr>
+              <w:t xml:space="preserve">2</w:t>
+            </w:r>
+          </w:p>
+        </w:tc>
+        <w:tc>
+          <w:tcPr/>
+          <w:p>
+            <w:pPr>
+              <w:pStyle w:val="Compact"/>
+              <w:jc w:val="left"/>
+            </w:pPr>
+            <w:r>
+              <w:rPr>
+                <w:sz w:val="19"/>
+              </w:rPr>
+              <w:t xml:space="preserve">2</w:t>
+            </w:r>
+          </w:p>
+        </w:tc>
+        <w:tc>
+          <w:tcPr/>
+          <w:p>
+            <w:pPr>
+              <w:pStyle w:val="Compact"/>
+              <w:jc w:val="left"/>
+            </w:pPr>
+            <w:r>
+              <w:rPr>
+                <w:sz w:val="19"/>
+              </w:rPr>
               <w:t xml:space="preserve">None</w:t>
             </w:r>
           </w:p>
@@ -28479,7 +28979,337 @@
                 <w:b/>
                 <w:sz w:val="19"/>
               </w:rPr>
-              <w:t xml:space="preserve">Adept</w:t>
+              <w:t xml:space="preserve">Bonded</w:t>
+            </w:r>
+          </w:p>
+        </w:tc>
+        <w:tc>
+          <w:tcPr/>
+          <w:p>
+            <w:pPr>
+              <w:pStyle w:val="Compact"/>
+              <w:jc w:val="left"/>
+            </w:pPr>
+            <w:r>
+              <w:rPr>
+                <w:sz w:val="19"/>
+              </w:rPr>
+              <w:t xml:space="preserve">2</w:t>
+            </w:r>
+          </w:p>
+        </w:tc>
+        <w:tc>
+          <w:tcPr/>
+          <w:p>
+            <w:pPr>
+              <w:pStyle w:val="Compact"/>
+              <w:jc w:val="left"/>
+            </w:pPr>
+            <w:r>
+              <w:rPr>
+                <w:sz w:val="19"/>
+              </w:rPr>
+              <w:t xml:space="preserve">2</w:t>
+            </w:r>
+          </w:p>
+        </w:tc>
+        <w:tc>
+          <w:tcPr/>
+          <w:p>
+            <w:pPr>
+              <w:pStyle w:val="Compact"/>
+              <w:jc w:val="left"/>
+            </w:pPr>
+            <w:r>
+              <w:rPr>
+                <w:sz w:val="19"/>
+              </w:rPr>
+              <w:t xml:space="preserve">Presence −1, Will +1</w:t>
+            </w:r>
+          </w:p>
+        </w:tc>
+      </w:tr>
+      <w:tr>
+        <w:tc>
+          <w:tcPr/>
+          <w:p>
+            <w:pPr>
+              <w:pStyle w:val="Compact"/>
+              <w:jc w:val="left"/>
+            </w:pPr>
+            <w:r>
+              <w:rPr>
+                <w:b/>
+                <w:sz w:val="19"/>
+              </w:rPr>
+              <w:t xml:space="preserve">Lab-made</w:t>
+            </w:r>
+          </w:p>
+        </w:tc>
+        <w:tc>
+          <w:tcPr/>
+          <w:p>
+            <w:pPr>
+              <w:pStyle w:val="Compact"/>
+              <w:jc w:val="left"/>
+            </w:pPr>
+            <w:r>
+              <w:rPr>
+                <w:sz w:val="19"/>
+              </w:rPr>
+              <w:t xml:space="preserve">2</w:t>
+            </w:r>
+          </w:p>
+        </w:tc>
+        <w:tc>
+          <w:tcPr/>
+          <w:p>
+            <w:pPr>
+              <w:pStyle w:val="Compact"/>
+              <w:jc w:val="left"/>
+            </w:pPr>
+            <w:r>
+              <w:rPr>
+                <w:sz w:val="19"/>
+              </w:rPr>
+              <w:t xml:space="preserve">2</w:t>
+            </w:r>
+          </w:p>
+        </w:tc>
+        <w:tc>
+          <w:tcPr/>
+          <w:p>
+            <w:pPr>
+              <w:pStyle w:val="Compact"/>
+              <w:jc w:val="left"/>
+            </w:pPr>
+            <w:r>
+              <w:rPr>
+                <w:sz w:val="19"/>
+              </w:rPr>
+              <w:t xml:space="preserve">Body +1, Presence −1</w:t>
+            </w:r>
+          </w:p>
+        </w:tc>
+      </w:tr>
+      <w:tr>
+        <w:tc>
+          <w:tcPr/>
+          <w:p>
+            <w:pPr>
+              <w:pStyle w:val="Compact"/>
+              <w:jc w:val="left"/>
+            </w:pPr>
+            <w:r>
+              <w:rPr>
+                <w:b/>
+                <w:sz w:val="19"/>
+              </w:rPr>
+              <w:t xml:space="preserve">Otherworlder</w:t>
+            </w:r>
+          </w:p>
+        </w:tc>
+        <w:tc>
+          <w:tcPr/>
+          <w:p>
+            <w:pPr>
+              <w:pStyle w:val="Compact"/>
+              <w:jc w:val="left"/>
+            </w:pPr>
+            <w:r>
+              <w:rPr>
+                <w:sz w:val="19"/>
+              </w:rPr>
+              <w:t xml:space="preserve">2</w:t>
+            </w:r>
+          </w:p>
+        </w:tc>
+        <w:tc>
+          <w:tcPr/>
+          <w:p>
+            <w:pPr>
+              <w:pStyle w:val="Compact"/>
+              <w:jc w:val="left"/>
+            </w:pPr>
+            <w:r>
+              <w:rPr>
+                <w:sz w:val="19"/>
+              </w:rPr>
+              <w:t xml:space="preserve">2</w:t>
+            </w:r>
+          </w:p>
+        </w:tc>
+        <w:tc>
+          <w:tcPr/>
+          <w:p>
+            <w:pPr>
+              <w:pStyle w:val="Compact"/>
+              <w:jc w:val="left"/>
+            </w:pPr>
+            <w:r>
+              <w:rPr>
+                <w:sz w:val="19"/>
+              </w:rPr>
+              <w:t xml:space="preserve">Agility +1, Will −1</w:t>
+            </w:r>
+          </w:p>
+        </w:tc>
+      </w:tr>
+      <w:tr>
+        <w:tc>
+          <w:tcPr/>
+          <w:p>
+            <w:pPr>
+              <w:pStyle w:val="Compact"/>
+              <w:jc w:val="left"/>
+            </w:pPr>
+            <w:r>
+              <w:rPr>
+                <w:b/>
+                <w:sz w:val="19"/>
+              </w:rPr>
+              <w:t xml:space="preserve">Shadow Earth Defector (GM’s permission)</w:t>
+            </w:r>
+          </w:p>
+        </w:tc>
+        <w:tc>
+          <w:tcPr/>
+          <w:p>
+            <w:pPr>
+              <w:pStyle w:val="Compact"/>
+              <w:jc w:val="left"/>
+            </w:pPr>
+            <w:r>
+              <w:rPr>
+                <w:sz w:val="19"/>
+              </w:rPr>
+              <w:t xml:space="preserve">2</w:t>
+            </w:r>
+          </w:p>
+        </w:tc>
+        <w:tc>
+          <w:tcPr/>
+          <w:p>
+            <w:pPr>
+              <w:pStyle w:val="Compact"/>
+              <w:jc w:val="left"/>
+            </w:pPr>
+            <w:r>
+              <w:rPr>
+                <w:sz w:val="19"/>
+              </w:rPr>
+              <w:t xml:space="preserve">2</w:t>
+            </w:r>
+          </w:p>
+        </w:tc>
+        <w:tc>
+          <w:tcPr/>
+          <w:p>
+            <w:pPr>
+              <w:pStyle w:val="Compact"/>
+              <w:jc w:val="left"/>
+            </w:pPr>
+            <w:r>
+              <w:rPr>
+                <w:sz w:val="19"/>
+              </w:rPr>
+              <w:t xml:space="preserve">Agility +1, Presence −1</w:t>
+            </w:r>
+          </w:p>
+        </w:tc>
+      </w:tr>
+      <w:tr>
+        <w:tc>
+          <w:tcPr/>
+          <w:p>
+            <w:pPr>
+              <w:pStyle w:val="Compact"/>
+              <w:jc w:val="left"/>
+            </w:pPr>
+            <w:r>
+              <w:rPr>
+                <w:b/>
+                <w:sz w:val="19"/>
+              </w:rPr>
+              <w:t xml:space="preserve">Touched</w:t>
+            </w:r>
+          </w:p>
+        </w:tc>
+        <w:tc>
+          <w:tcPr/>
+          <w:p>
+            <w:pPr>
+              <w:pStyle w:val="Compact"/>
+              <w:jc w:val="left"/>
+            </w:pPr>
+            <w:r>
+              <w:rPr>
+                <w:sz w:val="19"/>
+              </w:rPr>
+              <w:t xml:space="preserve">2</w:t>
+            </w:r>
+          </w:p>
+        </w:tc>
+        <w:tc>
+          <w:tcPr/>
+          <w:p>
+            <w:pPr>
+              <w:pStyle w:val="Compact"/>
+              <w:jc w:val="left"/>
+            </w:pPr>
+            <w:r>
+              <w:rPr>
+                <w:sz w:val="19"/>
+              </w:rPr>
+              <w:t xml:space="preserve">2</w:t>
+            </w:r>
+          </w:p>
+        </w:tc>
+        <w:tc>
+          <w:tcPr/>
+          <w:p>
+            <w:pPr>
+              <w:pStyle w:val="Compact"/>
+              <w:jc w:val="left"/>
+            </w:pPr>
+            <w:r>
+              <w:rPr>
+                <w:sz w:val="19"/>
+              </w:rPr>
+              <w:t xml:space="preserve">Intellect −1, Will +1</w:t>
+            </w:r>
+          </w:p>
+        </w:tc>
+      </w:tr>
+      <w:tr>
+        <w:tc>
+          <w:tcPr/>
+          <w:p>
+            <w:pPr>
+              <w:pStyle w:val="Compact"/>
+              <w:jc w:val="left"/>
+            </w:pPr>
+            <w:r>
+              <w:rPr>
+                <w:b/>
+                <w:sz w:val="19"/>
+              </w:rPr>
+              <w:t xml:space="preserve">Ambrosia</w:t>
+            </w:r>
+          </w:p>
+        </w:tc>
+        <w:tc>
+          <w:tcPr/>
+          <w:p>
+            <w:pPr>
+              <w:pStyle w:val="Compact"/>
+              <w:jc w:val="left"/>
+            </w:pPr>
+            <w:r>
+              <w:rPr>
+                <w:sz w:val="19"/>
+              </w:rPr>
+              <w:t xml:space="preserve">3</w:t>
             </w:r>
           </w:p>
         </w:tc>
@@ -28509,55 +29339,40 @@
               <w:rPr>
                 <w:sz w:val="19"/>
               </w:rPr>
-              <w:t xml:space="preserve">2</w:t>
-            </w:r>
-          </w:p>
-        </w:tc>
-        <w:tc>
-          <w:tcPr/>
-          <w:p>
-            <w:pPr>
-              <w:pStyle w:val="Compact"/>
-              <w:jc w:val="left"/>
-            </w:pPr>
-            <w:r>
-              <w:rPr>
-                <w:sz w:val="19"/>
-              </w:rPr>
-              <w:t xml:space="preserve">Body −1, Intellect +1</w:t>
-            </w:r>
-          </w:p>
-        </w:tc>
-      </w:tr>
-      <w:tr>
-        <w:tc>
-          <w:tcPr/>
-          <w:p>
-            <w:pPr>
-              <w:pStyle w:val="Compact"/>
-              <w:jc w:val="left"/>
-            </w:pPr>
-            <w:r>
-              <w:rPr>
-                <w:b/>
-                <w:sz w:val="19"/>
-              </w:rPr>
-              <w:t xml:space="preserve">Aurora-born</w:t>
-            </w:r>
-          </w:p>
-        </w:tc>
-        <w:tc>
-          <w:tcPr/>
-          <w:p>
-            <w:pPr>
-              <w:pStyle w:val="Compact"/>
-              <w:jc w:val="left"/>
-            </w:pPr>
-            <w:r>
-              <w:rPr>
-                <w:sz w:val="19"/>
-              </w:rPr>
-              <w:t xml:space="preserve">2</w:t>
+              <w:t xml:space="preserve">Body +1, Agility −1, Intellect −1, Presence +1</w:t>
+            </w:r>
+          </w:p>
+        </w:tc>
+      </w:tr>
+      <w:tr>
+        <w:tc>
+          <w:tcPr/>
+          <w:p>
+            <w:pPr>
+              <w:pStyle w:val="Compact"/>
+              <w:jc w:val="left"/>
+            </w:pPr>
+            <w:r>
+              <w:rPr>
+                <w:b/>
+                <w:sz w:val="19"/>
+              </w:rPr>
+              <w:t xml:space="preserve">Mythic</w:t>
+            </w:r>
+          </w:p>
+        </w:tc>
+        <w:tc>
+          <w:tcPr/>
+          <w:p>
+            <w:pPr>
+              <w:pStyle w:val="Compact"/>
+              <w:jc w:val="left"/>
+            </w:pPr>
+            <w:r>
+              <w:rPr>
+                <w:sz w:val="19"/>
+              </w:rPr>
+              <w:t xml:space="preserve">3</w:t>
             </w:r>
           </w:p>
         </w:tc>
@@ -28573,447 +29388,6 @@
                 <w:sz w:val="19"/>
               </w:rPr>
               <w:t xml:space="preserve">1</w:t>
-            </w:r>
-          </w:p>
-        </w:tc>
-        <w:tc>
-          <w:tcPr/>
-          <w:p>
-            <w:pPr>
-              <w:pStyle w:val="Compact"/>
-              <w:jc w:val="left"/>
-            </w:pPr>
-            <w:r>
-              <w:rPr>
-                <w:sz w:val="19"/>
-              </w:rPr>
-              <w:t xml:space="preserve">None</w:t>
-            </w:r>
-          </w:p>
-        </w:tc>
-      </w:tr>
-      <w:tr>
-        <w:tc>
-          <w:tcPr/>
-          <w:p>
-            <w:pPr>
-              <w:pStyle w:val="Compact"/>
-              <w:jc w:val="left"/>
-            </w:pPr>
-            <w:r>
-              <w:rPr>
-                <w:b/>
-                <w:sz w:val="19"/>
-              </w:rPr>
-              <w:t xml:space="preserve">Bonded</w:t>
-            </w:r>
-          </w:p>
-        </w:tc>
-        <w:tc>
-          <w:tcPr/>
-          <w:p>
-            <w:pPr>
-              <w:pStyle w:val="Compact"/>
-              <w:jc w:val="left"/>
-            </w:pPr>
-            <w:r>
-              <w:rPr>
-                <w:sz w:val="19"/>
-              </w:rPr>
-              <w:t xml:space="preserve">2</w:t>
-            </w:r>
-          </w:p>
-        </w:tc>
-        <w:tc>
-          <w:tcPr/>
-          <w:p>
-            <w:pPr>
-              <w:pStyle w:val="Compact"/>
-              <w:jc w:val="left"/>
-            </w:pPr>
-            <w:r>
-              <w:rPr>
-                <w:sz w:val="19"/>
-              </w:rPr>
-              <w:t xml:space="preserve">1</w:t>
-            </w:r>
-          </w:p>
-        </w:tc>
-        <w:tc>
-          <w:tcPr/>
-          <w:p>
-            <w:pPr>
-              <w:pStyle w:val="Compact"/>
-              <w:jc w:val="left"/>
-            </w:pPr>
-            <w:r>
-              <w:rPr>
-                <w:sz w:val="19"/>
-              </w:rPr>
-              <w:t xml:space="preserve">Presence −1, Will +1</w:t>
-            </w:r>
-          </w:p>
-        </w:tc>
-      </w:tr>
-      <w:tr>
-        <w:tc>
-          <w:tcPr/>
-          <w:p>
-            <w:pPr>
-              <w:pStyle w:val="Compact"/>
-              <w:jc w:val="left"/>
-            </w:pPr>
-            <w:r>
-              <w:rPr>
-                <w:b/>
-                <w:sz w:val="19"/>
-              </w:rPr>
-              <w:t xml:space="preserve">Lab-made</w:t>
-            </w:r>
-          </w:p>
-        </w:tc>
-        <w:tc>
-          <w:tcPr/>
-          <w:p>
-            <w:pPr>
-              <w:pStyle w:val="Compact"/>
-              <w:jc w:val="left"/>
-            </w:pPr>
-            <w:r>
-              <w:rPr>
-                <w:sz w:val="19"/>
-              </w:rPr>
-              <w:t xml:space="preserve">2</w:t>
-            </w:r>
-          </w:p>
-        </w:tc>
-        <w:tc>
-          <w:tcPr/>
-          <w:p>
-            <w:pPr>
-              <w:pStyle w:val="Compact"/>
-              <w:jc w:val="left"/>
-            </w:pPr>
-            <w:r>
-              <w:rPr>
-                <w:sz w:val="19"/>
-              </w:rPr>
-              <w:t xml:space="preserve">1</w:t>
-            </w:r>
-          </w:p>
-        </w:tc>
-        <w:tc>
-          <w:tcPr/>
-          <w:p>
-            <w:pPr>
-              <w:pStyle w:val="Compact"/>
-              <w:jc w:val="left"/>
-            </w:pPr>
-            <w:r>
-              <w:rPr>
-                <w:sz w:val="19"/>
-              </w:rPr>
-              <w:t xml:space="preserve">Body +1, Presence −1</w:t>
-            </w:r>
-          </w:p>
-        </w:tc>
-      </w:tr>
-      <w:tr>
-        <w:tc>
-          <w:tcPr/>
-          <w:p>
-            <w:pPr>
-              <w:pStyle w:val="Compact"/>
-              <w:jc w:val="left"/>
-            </w:pPr>
-            <w:r>
-              <w:rPr>
-                <w:b/>
-                <w:sz w:val="19"/>
-              </w:rPr>
-              <w:t xml:space="preserve">Otherworlder</w:t>
-            </w:r>
-          </w:p>
-        </w:tc>
-        <w:tc>
-          <w:tcPr/>
-          <w:p>
-            <w:pPr>
-              <w:pStyle w:val="Compact"/>
-              <w:jc w:val="left"/>
-            </w:pPr>
-            <w:r>
-              <w:rPr>
-                <w:sz w:val="19"/>
-              </w:rPr>
-              <w:t xml:space="preserve">2</w:t>
-            </w:r>
-          </w:p>
-        </w:tc>
-        <w:tc>
-          <w:tcPr/>
-          <w:p>
-            <w:pPr>
-              <w:pStyle w:val="Compact"/>
-              <w:jc w:val="left"/>
-            </w:pPr>
-            <w:r>
-              <w:rPr>
-                <w:sz w:val="19"/>
-              </w:rPr>
-              <w:t xml:space="preserve">1</w:t>
-            </w:r>
-          </w:p>
-        </w:tc>
-        <w:tc>
-          <w:tcPr/>
-          <w:p>
-            <w:pPr>
-              <w:pStyle w:val="Compact"/>
-              <w:jc w:val="left"/>
-            </w:pPr>
-            <w:r>
-              <w:rPr>
-                <w:sz w:val="19"/>
-              </w:rPr>
-              <w:t xml:space="preserve">Agility +1, Will −1</w:t>
-            </w:r>
-          </w:p>
-        </w:tc>
-      </w:tr>
-      <w:tr>
-        <w:tc>
-          <w:tcPr/>
-          <w:p>
-            <w:pPr>
-              <w:pStyle w:val="Compact"/>
-              <w:jc w:val="left"/>
-            </w:pPr>
-            <w:r>
-              <w:rPr>
-                <w:b/>
-                <w:sz w:val="19"/>
-              </w:rPr>
-              <w:t xml:space="preserve">Shadow Earth Defector (GM’s permission)</w:t>
-            </w:r>
-          </w:p>
-        </w:tc>
-        <w:tc>
-          <w:tcPr/>
-          <w:p>
-            <w:pPr>
-              <w:pStyle w:val="Compact"/>
-              <w:jc w:val="left"/>
-            </w:pPr>
-            <w:r>
-              <w:rPr>
-                <w:sz w:val="19"/>
-              </w:rPr>
-              <w:t xml:space="preserve">2</w:t>
-            </w:r>
-          </w:p>
-        </w:tc>
-        <w:tc>
-          <w:tcPr/>
-          <w:p>
-            <w:pPr>
-              <w:pStyle w:val="Compact"/>
-              <w:jc w:val="left"/>
-            </w:pPr>
-            <w:r>
-              <w:rPr>
-                <w:sz w:val="19"/>
-              </w:rPr>
-              <w:t xml:space="preserve">1</w:t>
-            </w:r>
-          </w:p>
-        </w:tc>
-        <w:tc>
-          <w:tcPr/>
-          <w:p>
-            <w:pPr>
-              <w:pStyle w:val="Compact"/>
-              <w:jc w:val="left"/>
-            </w:pPr>
-            <w:r>
-              <w:rPr>
-                <w:sz w:val="19"/>
-              </w:rPr>
-              <w:t xml:space="preserve">Agility +1, Presence −1</w:t>
-            </w:r>
-          </w:p>
-        </w:tc>
-      </w:tr>
-      <w:tr>
-        <w:tc>
-          <w:tcPr/>
-          <w:p>
-            <w:pPr>
-              <w:pStyle w:val="Compact"/>
-              <w:jc w:val="left"/>
-            </w:pPr>
-            <w:r>
-              <w:rPr>
-                <w:b/>
-                <w:sz w:val="19"/>
-              </w:rPr>
-              <w:t xml:space="preserve">Touched</w:t>
-            </w:r>
-          </w:p>
-        </w:tc>
-        <w:tc>
-          <w:tcPr/>
-          <w:p>
-            <w:pPr>
-              <w:pStyle w:val="Compact"/>
-              <w:jc w:val="left"/>
-            </w:pPr>
-            <w:r>
-              <w:rPr>
-                <w:sz w:val="19"/>
-              </w:rPr>
-              <w:t xml:space="preserve">2</w:t>
-            </w:r>
-          </w:p>
-        </w:tc>
-        <w:tc>
-          <w:tcPr/>
-          <w:p>
-            <w:pPr>
-              <w:pStyle w:val="Compact"/>
-              <w:jc w:val="left"/>
-            </w:pPr>
-            <w:r>
-              <w:rPr>
-                <w:sz w:val="19"/>
-              </w:rPr>
-              <w:t xml:space="preserve">1</w:t>
-            </w:r>
-          </w:p>
-        </w:tc>
-        <w:tc>
-          <w:tcPr/>
-          <w:p>
-            <w:pPr>
-              <w:pStyle w:val="Compact"/>
-              <w:jc w:val="left"/>
-            </w:pPr>
-            <w:r>
-              <w:rPr>
-                <w:sz w:val="19"/>
-              </w:rPr>
-              <w:t xml:space="preserve">Intellect −1, Will +1</w:t>
-            </w:r>
-          </w:p>
-        </w:tc>
-      </w:tr>
-      <w:tr>
-        <w:tc>
-          <w:tcPr/>
-          <w:p>
-            <w:pPr>
-              <w:pStyle w:val="Compact"/>
-              <w:jc w:val="left"/>
-            </w:pPr>
-            <w:r>
-              <w:rPr>
-                <w:b/>
-                <w:sz w:val="19"/>
-              </w:rPr>
-              <w:t xml:space="preserve">Ambrosia</w:t>
-            </w:r>
-          </w:p>
-        </w:tc>
-        <w:tc>
-          <w:tcPr/>
-          <w:p>
-            <w:pPr>
-              <w:pStyle w:val="Compact"/>
-              <w:jc w:val="left"/>
-            </w:pPr>
-            <w:r>
-              <w:rPr>
-                <w:sz w:val="19"/>
-              </w:rPr>
-              <w:t xml:space="preserve">3</w:t>
-            </w:r>
-          </w:p>
-        </w:tc>
-        <w:tc>
-          <w:tcPr/>
-          <w:p>
-            <w:pPr>
-              <w:pStyle w:val="Compact"/>
-              <w:jc w:val="left"/>
-            </w:pPr>
-            <w:r>
-              <w:rPr>
-                <w:sz w:val="19"/>
-              </w:rPr>
-              <w:t xml:space="preserve">0</w:t>
-            </w:r>
-          </w:p>
-        </w:tc>
-        <w:tc>
-          <w:tcPr/>
-          <w:p>
-            <w:pPr>
-              <w:pStyle w:val="Compact"/>
-              <w:jc w:val="left"/>
-            </w:pPr>
-            <w:r>
-              <w:rPr>
-                <w:sz w:val="19"/>
-              </w:rPr>
-              <w:t xml:space="preserve">Body +1, Agility −1, Intellect −1, Presence +1</w:t>
-            </w:r>
-          </w:p>
-        </w:tc>
-      </w:tr>
-      <w:tr>
-        <w:tc>
-          <w:tcPr/>
-          <w:p>
-            <w:pPr>
-              <w:pStyle w:val="Compact"/>
-              <w:jc w:val="left"/>
-            </w:pPr>
-            <w:r>
-              <w:rPr>
-                <w:b/>
-                <w:sz w:val="19"/>
-              </w:rPr>
-              <w:t xml:space="preserve">Mythic</w:t>
-            </w:r>
-          </w:p>
-        </w:tc>
-        <w:tc>
-          <w:tcPr/>
-          <w:p>
-            <w:pPr>
-              <w:pStyle w:val="Compact"/>
-              <w:jc w:val="left"/>
-            </w:pPr>
-            <w:r>
-              <w:rPr>
-                <w:sz w:val="19"/>
-              </w:rPr>
-              <w:t xml:space="preserve">3</w:t>
-            </w:r>
-          </w:p>
-        </w:tc>
-        <w:tc>
-          <w:tcPr/>
-          <w:p>
-            <w:pPr>
-              <w:pStyle w:val="Compact"/>
-              <w:jc w:val="left"/>
-            </w:pPr>
-            <w:r>
-              <w:rPr>
-                <w:sz w:val="19"/>
-              </w:rPr>
-              <w:t xml:space="preserve">0</w:t>
             </w:r>
           </w:p>
         </w:tc>
@@ -29052,7 +29426,7 @@
           <w:iCs/>
           <w:i/>
         </w:rPr>
-        <w:t xml:space="preserve">Tier 0 · 3 Edges · None</w:t>
+        <w:t xml:space="preserve">Tier 0 · 4 Edges · None</w:t>
       </w:r>
     </w:p>
     <w:p>
@@ -29402,7 +29776,7 @@
           <w:iCs/>
           <w:i/>
         </w:rPr>
-        <w:t xml:space="preserve">Tier 1 · 2 Edges · Body −1, Intellect +1</w:t>
+        <w:t xml:space="preserve">Tier 1 · 3 Edges · Body −1, Intellect +1</w:t>
       </w:r>
     </w:p>
     <w:p>
@@ -29764,7 +30138,7 @@
           <w:iCs/>
           <w:i/>
         </w:rPr>
-        <w:t xml:space="preserve">Tier 2 · 1 Edge · None</w:t>
+        <w:t xml:space="preserve">Tier 2 · 2 Edges · None</w:t>
       </w:r>
     </w:p>
     <w:p>
@@ -30114,7 +30488,7 @@
           <w:iCs/>
           <w:i/>
         </w:rPr>
-        <w:t xml:space="preserve">Tier 2 · 1 Edge · Presence −1, Will +1</w:t>
+        <w:t xml:space="preserve">Tier 2 · 2 Edges · Presence −1, Will +1</w:t>
       </w:r>
     </w:p>
     <w:p>
@@ -30476,7 +30850,7 @@
           <w:iCs/>
           <w:i/>
         </w:rPr>
-        <w:t xml:space="preserve">Tier 2 · 1 Edge · Body +1, Presence −1</w:t>
+        <w:t xml:space="preserve">Tier 2 · 2 Edges · Body +1, Presence −1</w:t>
       </w:r>
     </w:p>
     <w:p>
@@ -30826,7 +31200,7 @@
           <w:iCs/>
           <w:i/>
         </w:rPr>
-        <w:t xml:space="preserve">Tier 2 · 1 Edge · Agility +1, Will −1</w:t>
+        <w:t xml:space="preserve">Tier 2 · 2 Edges · Agility +1, Will −1</w:t>
       </w:r>
     </w:p>
     <w:p>
@@ -31176,7 +31550,7 @@
           <w:iCs/>
           <w:i/>
         </w:rPr>
-        <w:t xml:space="preserve">Tier 2 · 1 Edge · Agility +1, Presence −1 · GM’s permission</w:t>
+        <w:t xml:space="preserve">Tier 2 · 2 Edges · Agility +1, Presence −1 · GM’s permission</w:t>
       </w:r>
     </w:p>
     <w:p>
@@ -31538,7 +31912,7 @@
           <w:iCs/>
           <w:i/>
         </w:rPr>
-        <w:t xml:space="preserve">Tier 2 · 1 Edge · Intellect −1, Will +1</w:t>
+        <w:t xml:space="preserve">Tier 2 · 2 Edges · Intellect −1, Will +1</w:t>
       </w:r>
     </w:p>
     <w:p>
@@ -31903,7 +32277,7 @@
           <w:iCs/>
           <w:i/>
         </w:rPr>
-        <w:t xml:space="preserve">Tier 3 · 0 Edges · Body +1, Agility −1, Intellect −1, Presence +1</w:t>
+        <w:t xml:space="preserve">Tier 3 · 1 Edge · Body +1, Agility −1, Intellect −1, Presence +1</w:t>
       </w:r>
     </w:p>
     <w:p>
@@ -32265,7 +32639,7 @@
           <w:iCs/>
           <w:i/>
         </w:rPr>
-        <w:t xml:space="preserve">Tier 3 · 0 Edges · Body +1, Intellect −1, Presence −1, Will +1</w:t>
+        <w:t xml:space="preserve">Tier 3 · 1 Edge · Body +1, Intellect −1, Presence −1, Will +1</w:t>
       </w:r>
     </w:p>
     <w:p>
@@ -32869,7 +33243,7 @@
         <w:pStyle w:val="FirstParagraph"/>
       </w:pPr>
       <w:r>
-        <w:t xml:space="preserve">The tier measures how much the origin gives on its own. Each tier costs one of your 3 Edge points, so stronger origins start with fewer Edges.</w:t>
+        <w:t xml:space="preserve">The tier measures how much the origin gives on its own. Each tier costs one of your 4 Edge points, so stronger origins start with fewer Edges.</w:t>
       </w:r>
     </w:p>
     <w:tbl>
@@ -34268,7 +34642,7 @@
         <w:t xml:space="preserve"> </w:t>
       </w:r>
       <w:r>
-        <w:t xml:space="preserve">attributes start at 10, adjusted by origin (always totaling zero), plus 5 points; maximum 13 plus any origin bonus. 3 points split between origin tier and Edges. Generalist: one Specialty and nine Trained. Specialist: one Expert at +5 and seven Trained. One advantage (general or origin) and one complication; an optional Allegiance.</w:t>
+        <w:t xml:space="preserve">attributes start at 10, adjusted by origin (always totaling zero), plus 5 points; maximum 13 plus any origin bonus. 4 points split between origin tier and Edges. Generalist: one Specialty and nine Trained. Specialist: one Expert at +5 and seven Trained. One advantage (general or origin) and one complication; an optional Allegiance.</w:t>
       </w:r>
     </w:p>
     <w:p>

--- a/legend-dynamics/aurora/Aurora_Players_Guide.docx
+++ b/legend-dynamics/aurora/Aurora_Players_Guide.docx
@@ -16150,7 +16150,7 @@
     </w:p>
     <w:bookmarkEnd w:id="81"/>
     <w:bookmarkEnd w:id="82"/>
-    <w:bookmarkStart w:id="96" w:name="powers"/>
+    <w:bookmarkStart w:id="97" w:name="powers"/>
     <w:p>
       <w:pPr>
         <w:pStyle w:val="Heading1"/>
@@ -20426,6 +20426,84 @@
                 <w:b/>
                 <w:sz w:val="19"/>
               </w:rPr>
+              <w:t xml:space="preserve">Cantrips</w:t>
+            </w:r>
+            <w:r>
+              <w:rPr>
+                <w:b/>
+                <w:sz w:val="19"/>
+              </w:rPr>
+              <w:t xml:space="preserve"> </w:t>
+            </w:r>
+            <w:r>
+              <w:rPr>
+                <w:b/>
+                <w:sz w:val="19"/>
+              </w:rPr>
+              <w:t xml:space="preserve">(quick spells; a failed cast marks Strain)</w:t>
+            </w:r>
+          </w:p>
+        </w:tc>
+        <w:tc>
+          <w:tcPr/>
+          <w:p>
+            <w:pPr>
+              <w:pStyle w:val="Compact"/>
+              <w:jc w:val="left"/>
+            </w:pPr>
+            <w:r>
+              <w:rPr>
+                <w:sz w:val="19"/>
+              </w:rPr>
+              <w:t xml:space="preserve">Know 2 cantrips: quick spells cast in one action, each working at Class I.</w:t>
+            </w:r>
+          </w:p>
+        </w:tc>
+        <w:tc>
+          <w:tcPr/>
+          <w:p>
+            <w:pPr>
+              <w:pStyle w:val="Compact"/>
+              <w:jc w:val="left"/>
+            </w:pPr>
+            <w:r>
+              <w:rPr>
+                <w:sz w:val="19"/>
+              </w:rPr>
+              <w:t xml:space="preserve">Know 3 cantrips, each working at Class II.</w:t>
+            </w:r>
+          </w:p>
+        </w:tc>
+        <w:tc>
+          <w:tcPr/>
+          <w:p>
+            <w:pPr>
+              <w:pStyle w:val="Compact"/>
+              <w:jc w:val="left"/>
+            </w:pPr>
+            <w:r>
+              <w:rPr>
+                <w:sz w:val="19"/>
+              </w:rPr>
+              <w:t xml:space="preserve">Know 4 cantrips, each working at Class III.</w:t>
+            </w:r>
+          </w:p>
+        </w:tc>
+      </w:tr>
+      <w:tr>
+        <w:tc>
+          <w:tcPr/>
+          <w:p>
+            <w:pPr>
+              <w:pStyle w:val="Compact"/>
+              <w:jc w:val="left"/>
+            </w:pPr>
+            <w:r>
+              <w:rPr>
+                <w:bCs/>
+                <w:b/>
+                <w:sz w:val="19"/>
+              </w:rPr>
               <w:t xml:space="preserve">Teleport</w:t>
             </w:r>
           </w:p>
@@ -21308,7 +21386,7 @@
         <w:pStyle w:val="FirstParagraph"/>
       </w:pPr>
       <w:r>
-        <w:t xml:space="preserve">Most powers simply go further at Classes IV to VI. Speed, Flight, Super Leaping and Teleport have set limits at every Class: speeds in multiples of the speed of sound (Mach 1 is about 760 mph), and distances in feet and miles. Player characters reach these Classes only by pushing (one action, one box of Strain); the GM’s characters may have them outright.</w:t>
+        <w:t xml:space="preserve">Most powers simply go further at Classes IV to VI. Speed, Flight, Super Leaping, Cantrips and Teleport have set limits at every Class: speeds in multiples of the speed of sound (Mach 1 is about 760 mph), and distances in feet and miles. Player characters reach these Classes only by pushing (one action, one box of Strain); the GM’s characters may have them outright.</w:t>
       </w:r>
     </w:p>
     <w:tbl>
@@ -21615,6 +21693,70 @@
                 <w:b/>
                 <w:sz w:val="19"/>
               </w:rPr>
+              <w:t xml:space="preserve">Cantrips</w:t>
+            </w:r>
+          </w:p>
+        </w:tc>
+        <w:tc>
+          <w:tcPr/>
+          <w:p>
+            <w:pPr>
+              <w:pStyle w:val="Compact"/>
+              <w:jc w:val="left"/>
+            </w:pPr>
+            <w:r>
+              <w:rPr>
+                <w:sz w:val="19"/>
+              </w:rPr>
+              <w:t xml:space="preserve">Know 5 cantrips, each working at Class IV.</w:t>
+            </w:r>
+          </w:p>
+        </w:tc>
+        <w:tc>
+          <w:tcPr/>
+          <w:p>
+            <w:pPr>
+              <w:pStyle w:val="Compact"/>
+              <w:jc w:val="left"/>
+            </w:pPr>
+            <w:r>
+              <w:rPr>
+                <w:sz w:val="19"/>
+              </w:rPr>
+              <w:t xml:space="preserve">Know 6 cantrips, each working at Class V.</w:t>
+            </w:r>
+          </w:p>
+        </w:tc>
+        <w:tc>
+          <w:tcPr/>
+          <w:p>
+            <w:pPr>
+              <w:pStyle w:val="Compact"/>
+              <w:jc w:val="left"/>
+            </w:pPr>
+            <w:r>
+              <w:rPr>
+                <w:sz w:val="19"/>
+              </w:rPr>
+              <w:t xml:space="preserve">Know 7 cantrips, each working at Class VI.</w:t>
+            </w:r>
+          </w:p>
+        </w:tc>
+      </w:tr>
+      <w:tr>
+        <w:tc>
+          <w:tcPr/>
+          <w:p>
+            <w:pPr>
+              <w:pStyle w:val="Compact"/>
+              <w:jc w:val="left"/>
+            </w:pPr>
+            <w:r>
+              <w:rPr>
+                <w:bCs/>
+                <w:b/>
+                <w:sz w:val="19"/>
+              </w:rPr>
               <w:t xml:space="preserve">Teleport</w:t>
             </w:r>
           </w:p>
@@ -21721,13 +21863,13 @@
       </w:r>
     </w:p>
     <w:bookmarkEnd w:id="92"/>
-    <w:bookmarkStart w:id="93" w:name="rituals"/>
+    <w:bookmarkStart w:id="93" w:name="cantrips"/>
     <w:p>
       <w:pPr>
         <w:pStyle w:val="Heading2"/>
       </w:pPr>
       <w:r>
-        <w:t xml:space="preserve">Rituals</w:t>
+        <w:t xml:space="preserve">Cantrips</w:t>
       </w:r>
     </w:p>
     <w:p>
@@ -21735,22 +21877,218 @@
         <w:pStyle w:val="FirstParagraph"/>
       </w:pPr>
       <w:r>
-        <w:t xml:space="preserve">Adepts can</w:t>
-      </w:r>
-      <w:r>
-        <w:t xml:space="preserve"> </w:t>
-      </w:r>
-      <w:r>
-        <w:rPr>
-          <w:bCs/>
-          <w:b/>
-        </w:rPr>
-        <w:t xml:space="preserve">emulate any power by ritual</w:t>
-      </w:r>
-      <w:r>
-        <w:t xml:space="preserve">, at any Class up to their own highest.</w:t>
-      </w:r>
-    </w:p>
+        <w:t xml:space="preserve">Comic-book magic is fast: a bolt, a shield, a binding, in a single panel.</w:t>
+      </w:r>
+      <w:r>
+        <w:t xml:space="preserve"> </w:t>
+      </w:r>
+      <w:r>
+        <w:rPr>
+          <w:bCs/>
+          <w:b/>
+        </w:rPr>
+        <w:t xml:space="preserve">Cantrips</w:t>
+      </w:r>
+      <w:r>
+        <w:t xml:space="preserve"> </w:t>
+      </w:r>
+      <w:r>
+        <w:t xml:space="preserve">is a power for that. Instead of one effect, it gives you a few quick spells, and each one works at the power’s Class.</w:t>
+      </w:r>
+    </w:p>
+    <w:tbl>
+      <w:tblPr>
+        <w:tblStyle w:val="Table"/>
+        <w:tblW w:type="auto" w:w="0"/>
+        <w:tblLook w:firstRow="1" w:lastRow="0" w:firstColumn="0" w:lastColumn="0" w:noHBand="0" w:noVBand="0" w:val="0020"/>
+        <w:jc w:val="start"/>
+        <w:tblBorders>
+          <w:top w:val="single" w:sz="4" w:color="B8C2D3"/>
+          <w:left w:val="single" w:sz="4" w:color="B8C2D3"/>
+          <w:bottom w:val="single" w:sz="4" w:color="B8C2D3"/>
+          <w:right w:val="single" w:sz="4" w:color="B8C2D3"/>
+          <w:insideH w:val="single" w:sz="4" w:color="B8C2D3"/>
+          <w:insideV w:val="single" w:sz="4" w:color="B8C2D3"/>
+        </w:tblBorders>
+      </w:tblPr>
+      <w:tblGrid>
+        <w:gridCol w:w="3960"/>
+        <w:gridCol w:w="3960"/>
+      </w:tblGrid>
+      <w:tr>
+        <w:trPr>
+          <w:tblHeader w:val="true"/>
+        </w:trPr>
+        <w:tc>
+          <w:tcPr>
+            <w:shd w:val="clear" w:fill="E8EEF8"/>
+          </w:tcPr>
+          <w:p>
+            <w:pPr>
+              <w:pStyle w:val="Compact"/>
+              <w:jc w:val="left"/>
+            </w:pPr>
+            <w:r>
+              <w:rPr>
+                <w:b/>
+                <w:sz w:val="19"/>
+              </w:rPr>
+              <w:t xml:space="preserve">Cantrips Class</w:t>
+            </w:r>
+          </w:p>
+        </w:tc>
+        <w:tc>
+          <w:tcPr>
+            <w:shd w:val="clear" w:fill="E8EEF8"/>
+          </w:tcPr>
+          <w:p>
+            <w:pPr>
+              <w:pStyle w:val="Compact"/>
+              <w:jc w:val="left"/>
+            </w:pPr>
+            <w:r>
+              <w:rPr>
+                <w:b/>
+                <w:sz w:val="19"/>
+              </w:rPr>
+              <w:t xml:space="preserve">Cantrips known</w:t>
+            </w:r>
+          </w:p>
+        </w:tc>
+      </w:tr>
+      <w:tr>
+        <w:tc>
+          <w:tcPr/>
+          <w:p>
+            <w:pPr>
+              <w:pStyle w:val="Compact"/>
+              <w:jc w:val="left"/>
+            </w:pPr>
+            <w:r>
+              <w:rPr>
+                <w:b/>
+                <w:sz w:val="19"/>
+              </w:rPr>
+              <w:t xml:space="preserve">I</w:t>
+            </w:r>
+          </w:p>
+        </w:tc>
+        <w:tc>
+          <w:tcPr/>
+          <w:p>
+            <w:pPr>
+              <w:pStyle w:val="Compact"/>
+              <w:jc w:val="left"/>
+            </w:pPr>
+            <w:r>
+              <w:rPr>
+                <w:sz w:val="19"/>
+              </w:rPr>
+              <w:t xml:space="preserve">2</w:t>
+            </w:r>
+          </w:p>
+        </w:tc>
+      </w:tr>
+      <w:tr>
+        <w:tc>
+          <w:tcPr/>
+          <w:p>
+            <w:pPr>
+              <w:pStyle w:val="Compact"/>
+              <w:jc w:val="left"/>
+            </w:pPr>
+            <w:r>
+              <w:rPr>
+                <w:b/>
+                <w:sz w:val="19"/>
+              </w:rPr>
+              <w:t xml:space="preserve">II</w:t>
+            </w:r>
+          </w:p>
+        </w:tc>
+        <w:tc>
+          <w:tcPr/>
+          <w:p>
+            <w:pPr>
+              <w:pStyle w:val="Compact"/>
+              <w:jc w:val="left"/>
+            </w:pPr>
+            <w:r>
+              <w:rPr>
+                <w:sz w:val="19"/>
+              </w:rPr>
+              <w:t xml:space="preserve">3</w:t>
+            </w:r>
+          </w:p>
+        </w:tc>
+      </w:tr>
+      <w:tr>
+        <w:tc>
+          <w:tcPr/>
+          <w:p>
+            <w:pPr>
+              <w:pStyle w:val="Compact"/>
+              <w:jc w:val="left"/>
+            </w:pPr>
+            <w:r>
+              <w:rPr>
+                <w:b/>
+                <w:sz w:val="19"/>
+              </w:rPr>
+              <w:t xml:space="preserve">III</w:t>
+            </w:r>
+          </w:p>
+        </w:tc>
+        <w:tc>
+          <w:tcPr/>
+          <w:p>
+            <w:pPr>
+              <w:pStyle w:val="Compact"/>
+              <w:jc w:val="left"/>
+            </w:pPr>
+            <w:r>
+              <w:rPr>
+                <w:sz w:val="19"/>
+              </w:rPr>
+              <w:t xml:space="preserve">4</w:t>
+            </w:r>
+          </w:p>
+        </w:tc>
+      </w:tr>
+      <w:tr>
+        <w:tc>
+          <w:tcPr/>
+          <w:p>
+            <w:pPr>
+              <w:pStyle w:val="Compact"/>
+              <w:jc w:val="left"/>
+            </w:pPr>
+            <w:r>
+              <w:rPr>
+                <w:b/>
+                <w:sz w:val="19"/>
+              </w:rPr>
+              <w:t xml:space="preserve">IV (GM’s approval)</w:t>
+            </w:r>
+          </w:p>
+        </w:tc>
+        <w:tc>
+          <w:tcPr/>
+          <w:p>
+            <w:pPr>
+              <w:pStyle w:val="Compact"/>
+              <w:jc w:val="left"/>
+            </w:pPr>
+            <w:r>
+              <w:rPr>
+                <w:sz w:val="19"/>
+              </w:rPr>
+              <w:t xml:space="preserve">5</w:t>
+            </w:r>
+          </w:p>
+        </w:tc>
+      </w:tr>
+    </w:tbl>
     <w:p>
       <w:pPr>
         <w:numPr>
@@ -21764,13 +22102,13 @@
           <w:bCs/>
           <w:b/>
         </w:rPr>
-        <w:t xml:space="preserve">Time:</w:t>
-      </w:r>
-      <w:r>
-        <w:t xml:space="preserve"> </w:t>
-      </w:r>
-      <w:r>
-        <w:t xml:space="preserve">Class I takes ten minutes, Class II an hour, Class III a night. A ritual can’t be done in the middle of a fight.</w:t>
+        <w:t xml:space="preserve">Casting:</w:t>
+      </w:r>
+      <w:r>
+        <w:t xml:space="preserve"> </w:t>
+      </w:r>
+      <w:r>
+        <w:t xml:space="preserve">one action and a Powers roll; the target resists with Dodge, Body or Will where it makes sense.</w:t>
       </w:r>
     </w:p>
     <w:p>
@@ -21786,13 +22124,26 @@
           <w:bCs/>
           <w:b/>
         </w:rPr>
-        <w:t xml:space="preserve">The roll:</w:t>
-      </w:r>
-      <w:r>
-        <w:t xml:space="preserve"> </w:t>
-      </w:r>
-      <w:r>
-        <w:t xml:space="preserve">Powers, at −2 for Class II and −4 for Class III.</w:t>
+        <w:t xml:space="preserve">The price of versatility:</w:t>
+      </w:r>
+      <w:r>
+        <w:t xml:space="preserve"> </w:t>
+      </w:r>
+      <w:r>
+        <w:t xml:space="preserve">a failed cast marks a box of</w:t>
+      </w:r>
+      <w:r>
+        <w:t xml:space="preserve"> </w:t>
+      </w:r>
+      <w:r>
+        <w:rPr>
+          <w:bCs/>
+          <w:b/>
+        </w:rPr>
+        <w:t xml:space="preserve">Strain</w:t>
+      </w:r>
+      <w:r>
+        <w:t xml:space="preserve">, which other powers don’t.</w:t>
       </w:r>
     </w:p>
     <w:p>
@@ -21808,13 +22159,13 @@
           <w:bCs/>
           <w:b/>
         </w:rPr>
-        <w:t xml:space="preserve">Effect:</w:t>
-      </w:r>
-      <w:r>
-        <w:t xml:space="preserve"> </w:t>
-      </w:r>
-      <w:r>
-        <w:t xml:space="preserve">the power works once, or for one scene, as the GM judges, and can be cast on someone else.</w:t>
+        <w:t xml:space="preserve">Growing:</w:t>
+      </w:r>
+      <w:r>
+        <w:t xml:space="preserve"> </w:t>
+      </w:r>
+      <w:r>
+        <w:t xml:space="preserve">pushing, Stronger Power and growth in play all work as usual; each Class higher teaches you another cantrip and strengthens them all.</w:t>
       </w:r>
     </w:p>
     <w:p>
@@ -21830,13 +22181,13 @@
           <w:bCs/>
           <w:b/>
         </w:rPr>
-        <w:t xml:space="preserve">Cost:</w:t>
-      </w:r>
-      <w:r>
-        <w:t xml:space="preserve"> </w:t>
-      </w:r>
-      <w:r>
-        <w:t xml:space="preserve">a failed ritual marks a box of Strain. A natural 18 means something answered that shouldn’t have.</w:t>
+        <w:t xml:space="preserve">Who:</w:t>
+      </w:r>
+      <w:r>
+        <w:t xml:space="preserve"> </w:t>
+      </w:r>
+      <w:r>
+        <w:t xml:space="preserve">Cantrips is on the Adept’s mystic list. Other origins can take it with a magical reason: a Bonded artifact, a Mythic heritage, a Touched vision.</w:t>
       </w:r>
     </w:p>
     <w:p>
@@ -21844,6 +22195,638 @@
         <w:numPr>
           <w:ilvl w:val="0"/>
           <w:numId w:val="1018"/>
+        </w:numPr>
+        <w:pStyle w:val="Compact"/>
+      </w:pPr>
+      <w:r>
+        <w:rPr>
+          <w:bCs/>
+          <w:b/>
+        </w:rPr>
+        <w:t xml:space="preserve">Changing:</w:t>
+      </w:r>
+      <w:r>
+        <w:t xml:space="preserve"> </w:t>
+      </w:r>
+      <w:r>
+        <w:t xml:space="preserve">between cases, swap one cantrip for another with a week of study.</w:t>
+      </w:r>
+    </w:p>
+    <w:tbl>
+      <w:tblPr>
+        <w:tblStyle w:val="Table"/>
+        <w:tblW w:type="pct" w:w="5000"/>
+        <w:tblLook w:firstRow="1" w:lastRow="0" w:firstColumn="0" w:lastColumn="0" w:noHBand="0" w:noVBand="0" w:val="0020"/>
+        <w:jc w:val="start"/>
+        <w:tblBorders>
+          <w:top w:val="single" w:sz="4" w:color="B8C2D3"/>
+          <w:left w:val="single" w:sz="4" w:color="B8C2D3"/>
+          <w:bottom w:val="single" w:sz="4" w:color="B8C2D3"/>
+          <w:right w:val="single" w:sz="4" w:color="B8C2D3"/>
+          <w:insideH w:val="single" w:sz="4" w:color="B8C2D3"/>
+          <w:insideV w:val="single" w:sz="4" w:color="B8C2D3"/>
+        </w:tblBorders>
+      </w:tblPr>
+      <w:tblGrid>
+        <w:gridCol w:w="3960"/>
+        <w:gridCol w:w="3960"/>
+      </w:tblGrid>
+      <w:tr>
+        <w:trPr>
+          <w:tblHeader w:val="true"/>
+        </w:trPr>
+        <w:tc>
+          <w:tcPr>
+            <w:shd w:val="clear" w:fill="E8EEF8"/>
+          </w:tcPr>
+          <w:p>
+            <w:pPr>
+              <w:pStyle w:val="Compact"/>
+              <w:jc w:val="left"/>
+            </w:pPr>
+            <w:r>
+              <w:rPr>
+                <w:b/>
+                <w:sz w:val="19"/>
+              </w:rPr>
+              <w:t xml:space="preserve">Cantrip</w:t>
+            </w:r>
+          </w:p>
+        </w:tc>
+        <w:tc>
+          <w:tcPr>
+            <w:shd w:val="clear" w:fill="E8EEF8"/>
+          </w:tcPr>
+          <w:p>
+            <w:pPr>
+              <w:pStyle w:val="Compact"/>
+              <w:jc w:val="left"/>
+            </w:pPr>
+            <w:r>
+              <w:rPr>
+                <w:b/>
+                <w:sz w:val="19"/>
+              </w:rPr>
+              <w:t xml:space="preserve">Effect</w:t>
+            </w:r>
+          </w:p>
+        </w:tc>
+      </w:tr>
+      <w:tr>
+        <w:tc>
+          <w:tcPr/>
+          <w:p>
+            <w:pPr>
+              <w:pStyle w:val="Compact"/>
+              <w:jc w:val="left"/>
+            </w:pPr>
+            <w:r>
+              <w:rPr>
+                <w:b/>
+                <w:sz w:val="19"/>
+              </w:rPr>
+              <w:t xml:space="preserve">Bolt</w:t>
+            </w:r>
+          </w:p>
+        </w:tc>
+        <w:tc>
+          <w:tcPr/>
+          <w:p>
+            <w:pPr>
+              <w:pStyle w:val="Compact"/>
+              <w:jc w:val="left"/>
+            </w:pPr>
+            <w:r>
+              <w:rPr>
+                <w:sz w:val="19"/>
+              </w:rPr>
+              <w:t xml:space="preserve">A mystic blast: an attack at the power’s Class, effective at Short range.</w:t>
+            </w:r>
+          </w:p>
+        </w:tc>
+      </w:tr>
+      <w:tr>
+        <w:tc>
+          <w:tcPr/>
+          <w:p>
+            <w:pPr>
+              <w:pStyle w:val="Compact"/>
+              <w:jc w:val="left"/>
+            </w:pPr>
+            <w:r>
+              <w:rPr>
+                <w:b/>
+                <w:sz w:val="19"/>
+              </w:rPr>
+              <w:t xml:space="preserve">Shield</w:t>
+            </w:r>
+          </w:p>
+        </w:tc>
+        <w:tc>
+          <w:tcPr/>
+          <w:p>
+            <w:pPr>
+              <w:pStyle w:val="Compact"/>
+              <w:jc w:val="left"/>
+            </w:pPr>
+            <w:r>
+              <w:rPr>
+                <w:sz w:val="19"/>
+              </w:rPr>
+              <w:t xml:space="preserve">A barrier: Defense at the power’s Class until your next turn.</w:t>
+            </w:r>
+          </w:p>
+        </w:tc>
+      </w:tr>
+      <w:tr>
+        <w:tc>
+          <w:tcPr/>
+          <w:p>
+            <w:pPr>
+              <w:pStyle w:val="Compact"/>
+              <w:jc w:val="left"/>
+            </w:pPr>
+            <w:r>
+              <w:rPr>
+                <w:b/>
+                <w:sz w:val="19"/>
+              </w:rPr>
+              <w:t xml:space="preserve">Bind</w:t>
+            </w:r>
+          </w:p>
+        </w:tc>
+        <w:tc>
+          <w:tcPr/>
+          <w:p>
+            <w:pPr>
+              <w:pStyle w:val="Compact"/>
+              <w:jc w:val="left"/>
+            </w:pPr>
+            <w:r>
+              <w:rPr>
+                <w:sz w:val="19"/>
+              </w:rPr>
+              <w:t xml:space="preserve">Bands of force hold a target in place (Body resists).</w:t>
+            </w:r>
+          </w:p>
+        </w:tc>
+      </w:tr>
+      <w:tr>
+        <w:tc>
+          <w:tcPr/>
+          <w:p>
+            <w:pPr>
+              <w:pStyle w:val="Compact"/>
+              <w:jc w:val="left"/>
+            </w:pPr>
+            <w:r>
+              <w:rPr>
+                <w:b/>
+                <w:sz w:val="19"/>
+              </w:rPr>
+              <w:t xml:space="preserve">Dispel</w:t>
+            </w:r>
+          </w:p>
+        </w:tc>
+        <w:tc>
+          <w:tcPr/>
+          <w:p>
+            <w:pPr>
+              <w:pStyle w:val="Compact"/>
+              <w:jc w:val="left"/>
+            </w:pPr>
+            <w:r>
+              <w:rPr>
+                <w:sz w:val="19"/>
+              </w:rPr>
+              <w:t xml:space="preserve">Cancel a spell, ward or magical effect of equal or lower Class.</w:t>
+            </w:r>
+          </w:p>
+        </w:tc>
+      </w:tr>
+      <w:tr>
+        <w:tc>
+          <w:tcPr/>
+          <w:p>
+            <w:pPr>
+              <w:pStyle w:val="Compact"/>
+              <w:jc w:val="left"/>
+            </w:pPr>
+            <w:r>
+              <w:rPr>
+                <w:b/>
+                <w:sz w:val="19"/>
+              </w:rPr>
+              <w:t xml:space="preserve">Veil</w:t>
+            </w:r>
+          </w:p>
+        </w:tc>
+        <w:tc>
+          <w:tcPr/>
+          <w:p>
+            <w:pPr>
+              <w:pStyle w:val="Compact"/>
+              <w:jc w:val="left"/>
+            </w:pPr>
+            <w:r>
+              <w:rPr>
+                <w:sz w:val="19"/>
+              </w:rPr>
+              <w:t xml:space="preserve">Hide yourself or an object from sight for the scene.</w:t>
+            </w:r>
+          </w:p>
+        </w:tc>
+      </w:tr>
+      <w:tr>
+        <w:tc>
+          <w:tcPr/>
+          <w:p>
+            <w:pPr>
+              <w:pStyle w:val="Compact"/>
+              <w:jc w:val="left"/>
+            </w:pPr>
+            <w:r>
+              <w:rPr>
+                <w:b/>
+                <w:sz w:val="19"/>
+              </w:rPr>
+              <w:t xml:space="preserve">Glamour</w:t>
+            </w:r>
+          </w:p>
+        </w:tc>
+        <w:tc>
+          <w:tcPr/>
+          <w:p>
+            <w:pPr>
+              <w:pStyle w:val="Compact"/>
+              <w:jc w:val="left"/>
+            </w:pPr>
+            <w:r>
+              <w:rPr>
+                <w:sz w:val="19"/>
+              </w:rPr>
+              <w:t xml:space="preserve">A quick illusion that fools the eye (Will or Intellect sees through it).</w:t>
+            </w:r>
+          </w:p>
+        </w:tc>
+      </w:tr>
+      <w:tr>
+        <w:tc>
+          <w:tcPr/>
+          <w:p>
+            <w:pPr>
+              <w:pStyle w:val="Compact"/>
+              <w:jc w:val="left"/>
+            </w:pPr>
+            <w:r>
+              <w:rPr>
+                <w:b/>
+                <w:sz w:val="19"/>
+              </w:rPr>
+              <w:t xml:space="preserve">Sight</w:t>
+            </w:r>
+          </w:p>
+        </w:tc>
+        <w:tc>
+          <w:tcPr/>
+          <w:p>
+            <w:pPr>
+              <w:pStyle w:val="Compact"/>
+              <w:jc w:val="left"/>
+            </w:pPr>
+            <w:r>
+              <w:rPr>
+                <w:sz w:val="19"/>
+              </w:rPr>
+              <w:t xml:space="preserve">See magic, spirits, curses and disguises.</w:t>
+            </w:r>
+          </w:p>
+        </w:tc>
+      </w:tr>
+      <w:tr>
+        <w:tc>
+          <w:tcPr/>
+          <w:p>
+            <w:pPr>
+              <w:pStyle w:val="Compact"/>
+              <w:jc w:val="left"/>
+            </w:pPr>
+            <w:r>
+              <w:rPr>
+                <w:b/>
+                <w:sz w:val="19"/>
+              </w:rPr>
+              <w:t xml:space="preserve">Hex</w:t>
+            </w:r>
+          </w:p>
+        </w:tc>
+        <w:tc>
+          <w:tcPr/>
+          <w:p>
+            <w:pPr>
+              <w:pStyle w:val="Compact"/>
+              <w:jc w:val="left"/>
+            </w:pPr>
+            <w:r>
+              <w:rPr>
+                <w:sz w:val="19"/>
+              </w:rPr>
+              <w:t xml:space="preserve">−2 to all of a target’s rolls for the scene (Will resists).</w:t>
+            </w:r>
+          </w:p>
+        </w:tc>
+      </w:tr>
+      <w:tr>
+        <w:tc>
+          <w:tcPr/>
+          <w:p>
+            <w:pPr>
+              <w:pStyle w:val="Compact"/>
+              <w:jc w:val="left"/>
+            </w:pPr>
+            <w:r>
+              <w:rPr>
+                <w:b/>
+                <w:sz w:val="19"/>
+              </w:rPr>
+              <w:t xml:space="preserve">Charm</w:t>
+            </w:r>
+          </w:p>
+        </w:tc>
+        <w:tc>
+          <w:tcPr/>
+          <w:p>
+            <w:pPr>
+              <w:pStyle w:val="Compact"/>
+              <w:jc w:val="left"/>
+            </w:pPr>
+            <w:r>
+              <w:rPr>
+                <w:sz w:val="19"/>
+              </w:rPr>
+              <w:t xml:space="preserve">The target treats you as a friend for the scene (Will resists).</w:t>
+            </w:r>
+          </w:p>
+        </w:tc>
+      </w:tr>
+      <w:tr>
+        <w:tc>
+          <w:tcPr/>
+          <w:p>
+            <w:pPr>
+              <w:pStyle w:val="Compact"/>
+              <w:jc w:val="left"/>
+            </w:pPr>
+            <w:r>
+              <w:rPr>
+                <w:b/>
+                <w:sz w:val="19"/>
+              </w:rPr>
+              <w:t xml:space="preserve">Levitate</w:t>
+            </w:r>
+          </w:p>
+        </w:tc>
+        <w:tc>
+          <w:tcPr/>
+          <w:p>
+            <w:pPr>
+              <w:pStyle w:val="Compact"/>
+              <w:jc w:val="left"/>
+            </w:pPr>
+            <w:r>
+              <w:rPr>
+                <w:sz w:val="19"/>
+              </w:rPr>
+              <w:t xml:space="preserve">Float yourself or an object; at higher Classes, a car or a group.</w:t>
+            </w:r>
+          </w:p>
+        </w:tc>
+      </w:tr>
+      <w:tr>
+        <w:tc>
+          <w:tcPr/>
+          <w:p>
+            <w:pPr>
+              <w:pStyle w:val="Compact"/>
+              <w:jc w:val="left"/>
+            </w:pPr>
+            <w:r>
+              <w:rPr>
+                <w:b/>
+                <w:sz w:val="19"/>
+              </w:rPr>
+              <w:t xml:space="preserve">Step</w:t>
+            </w:r>
+          </w:p>
+        </w:tc>
+        <w:tc>
+          <w:tcPr/>
+          <w:p>
+            <w:pPr>
+              <w:pStyle w:val="Compact"/>
+              <w:jc w:val="left"/>
+            </w:pPr>
+            <w:r>
+              <w:rPr>
+                <w:sz w:val="19"/>
+              </w:rPr>
+              <w:t xml:space="preserve">Vanish and reappear within Close range; farther at higher Classes.</w:t>
+            </w:r>
+          </w:p>
+        </w:tc>
+      </w:tr>
+      <w:tr>
+        <w:tc>
+          <w:tcPr/>
+          <w:p>
+            <w:pPr>
+              <w:pStyle w:val="Compact"/>
+              <w:jc w:val="left"/>
+            </w:pPr>
+            <w:r>
+              <w:rPr>
+                <w:b/>
+                <w:sz w:val="19"/>
+              </w:rPr>
+              <w:t xml:space="preserve">Mend</w:t>
+            </w:r>
+          </w:p>
+        </w:tc>
+        <w:tc>
+          <w:tcPr/>
+          <w:p>
+            <w:pPr>
+              <w:pStyle w:val="Compact"/>
+              <w:jc w:val="left"/>
+            </w:pPr>
+            <w:r>
+              <w:rPr>
+                <w:sz w:val="19"/>
+              </w:rPr>
+              <w:t xml:space="preserve">Clear one injury box, once per wound.</w:t>
+            </w:r>
+          </w:p>
+        </w:tc>
+      </w:tr>
+    </w:tbl>
+    <w:p>
+      <w:pPr>
+        <w:pStyle w:val="BodyText"/>
+      </w:pPr>
+      <w:r>
+        <w:t xml:space="preserve">Rituals are still the way to do</w:t>
+      </w:r>
+      <w:r>
+        <w:t xml:space="preserve"> </w:t>
+      </w:r>
+      <w:r>
+        <w:rPr>
+          <w:iCs/>
+          <w:i/>
+        </w:rPr>
+        <w:t xml:space="preserve">anything</w:t>
+      </w:r>
+      <w:r>
+        <w:t xml:space="preserve">, given time and fuel. Cantrips are the way to do a few things</w:t>
+      </w:r>
+      <w:r>
+        <w:t xml:space="preserve"> </w:t>
+      </w:r>
+      <w:r>
+        <w:rPr>
+          <w:iCs/>
+          <w:i/>
+        </w:rPr>
+        <w:t xml:space="preserve">now</w:t>
+      </w:r>
+      <w:r>
+        <w:t xml:space="preserve">.</w:t>
+      </w:r>
+    </w:p>
+    <w:bookmarkEnd w:id="93"/>
+    <w:bookmarkStart w:id="94" w:name="rituals"/>
+    <w:p>
+      <w:pPr>
+        <w:pStyle w:val="Heading2"/>
+      </w:pPr>
+      <w:r>
+        <w:t xml:space="preserve">Rituals</w:t>
+      </w:r>
+    </w:p>
+    <w:p>
+      <w:pPr>
+        <w:pStyle w:val="FirstParagraph"/>
+      </w:pPr>
+      <w:r>
+        <w:t xml:space="preserve">Adepts can</w:t>
+      </w:r>
+      <w:r>
+        <w:t xml:space="preserve"> </w:t>
+      </w:r>
+      <w:r>
+        <w:rPr>
+          <w:bCs/>
+          <w:b/>
+        </w:rPr>
+        <w:t xml:space="preserve">emulate any power by ritual</w:t>
+      </w:r>
+      <w:r>
+        <w:t xml:space="preserve">, at any Class up to their own highest.</w:t>
+      </w:r>
+    </w:p>
+    <w:p>
+      <w:pPr>
+        <w:numPr>
+          <w:ilvl w:val="0"/>
+          <w:numId w:val="1019"/>
+        </w:numPr>
+        <w:pStyle w:val="Compact"/>
+      </w:pPr>
+      <w:r>
+        <w:rPr>
+          <w:bCs/>
+          <w:b/>
+        </w:rPr>
+        <w:t xml:space="preserve">Time:</w:t>
+      </w:r>
+      <w:r>
+        <w:t xml:space="preserve"> </w:t>
+      </w:r>
+      <w:r>
+        <w:t xml:space="preserve">Class I takes ten minutes, Class II an hour, Class III a night. A ritual can’t be done in the middle of a fight.</w:t>
+      </w:r>
+    </w:p>
+    <w:p>
+      <w:pPr>
+        <w:numPr>
+          <w:ilvl w:val="0"/>
+          <w:numId w:val="1019"/>
+        </w:numPr>
+        <w:pStyle w:val="Compact"/>
+      </w:pPr>
+      <w:r>
+        <w:rPr>
+          <w:bCs/>
+          <w:b/>
+        </w:rPr>
+        <w:t xml:space="preserve">The roll:</w:t>
+      </w:r>
+      <w:r>
+        <w:t xml:space="preserve"> </w:t>
+      </w:r>
+      <w:r>
+        <w:t xml:space="preserve">Powers, at −2 for Class II and −4 for Class III.</w:t>
+      </w:r>
+    </w:p>
+    <w:p>
+      <w:pPr>
+        <w:numPr>
+          <w:ilvl w:val="0"/>
+          <w:numId w:val="1019"/>
+        </w:numPr>
+        <w:pStyle w:val="Compact"/>
+      </w:pPr>
+      <w:r>
+        <w:rPr>
+          <w:bCs/>
+          <w:b/>
+        </w:rPr>
+        <w:t xml:space="preserve">Effect:</w:t>
+      </w:r>
+      <w:r>
+        <w:t xml:space="preserve"> </w:t>
+      </w:r>
+      <w:r>
+        <w:t xml:space="preserve">the power works once, or for one scene, as the GM judges, and can be cast on someone else.</w:t>
+      </w:r>
+    </w:p>
+    <w:p>
+      <w:pPr>
+        <w:numPr>
+          <w:ilvl w:val="0"/>
+          <w:numId w:val="1019"/>
+        </w:numPr>
+        <w:pStyle w:val="Compact"/>
+      </w:pPr>
+      <w:r>
+        <w:rPr>
+          <w:bCs/>
+          <w:b/>
+        </w:rPr>
+        <w:t xml:space="preserve">Cost:</w:t>
+      </w:r>
+      <w:r>
+        <w:t xml:space="preserve"> </w:t>
+      </w:r>
+      <w:r>
+        <w:t xml:space="preserve">a failed ritual marks a box of Strain. A natural 18 means something answered that shouldn’t have.</w:t>
+      </w:r>
+    </w:p>
+    <w:p>
+      <w:pPr>
+        <w:numPr>
+          <w:ilvl w:val="0"/>
+          <w:numId w:val="1019"/>
         </w:numPr>
         <w:pStyle w:val="Compact"/>
       </w:pPr>
@@ -22630,8 +23613,8 @@
         <w:t xml:space="preserve">Without fuel, a ritual fails before it begins. Fuel taken from an unwilling person works, and is exactly how the Foundation and Raster Zero do it; for player characters it’s a crime under the EPA, and a black mark on any Adept.</w:t>
       </w:r>
     </w:p>
-    <w:bookmarkEnd w:id="93"/>
-    <w:bookmarkStart w:id="94" w:name="aegis-suits"/>
+    <w:bookmarkEnd w:id="94"/>
+    <w:bookmarkStart w:id="95" w:name="aegis-suits"/>
     <w:p>
       <w:pPr>
         <w:pStyle w:val="Heading2"/>
@@ -22709,8 +23692,8 @@
         <w:t xml:space="preserve">fired with Firearms. Suiting up takes a minute. A shot at the power pack (−2 to aim) that gets through shuts the suit down until it’s repaired with Engineering. The suits belong to ExLAW, or to whoever stole one.</w:t>
       </w:r>
     </w:p>
-    <w:bookmarkEnd w:id="94"/>
-    <w:bookmarkStart w:id="95" w:name="the-labs-want-you"/>
+    <w:bookmarkEnd w:id="95"/>
+    <w:bookmarkStart w:id="96" w:name="the-labs-want-you"/>
     <w:p>
       <w:pPr>
         <w:pStyle w:val="Heading2"/>
@@ -22727,9 +23710,9 @@
         <w:t xml:space="preserve">A character with a Class III power, or any (GM) power, draws interest from the Foundation and Raster Zero. That interest is a story hook, not a rule.</w:t>
       </w:r>
     </w:p>
-    <w:bookmarkEnd w:id="95"/>
     <w:bookmarkEnd w:id="96"/>
-    <w:bookmarkStart w:id="97" w:name="factions"/>
+    <w:bookmarkEnd w:id="97"/>
+    <w:bookmarkStart w:id="98" w:name="factions"/>
     <w:p>
       <w:pPr>
         <w:pStyle w:val="Heading1"/>
@@ -22748,128 +23731,6 @@
           <w:b/>
         </w:rPr>
         <w:t xml:space="preserve">Law and government</w:t>
-      </w:r>
-    </w:p>
-    <w:p>
-      <w:pPr>
-        <w:numPr>
-          <w:ilvl w:val="0"/>
-          <w:numId w:val="1019"/>
-        </w:numPr>
-        <w:pStyle w:val="Compact"/>
-      </w:pPr>
-      <w:r>
-        <w:rPr>
-          <w:bCs/>
-          <w:b/>
-        </w:rPr>
-        <w:t xml:space="preserve">ExLAW.</w:t>
-      </w:r>
-      <w:r>
-        <w:t xml:space="preserve"> </w:t>
-      </w:r>
-      <w:r>
-        <w:t xml:space="preserve">The federal Operant agency, under Director Steven Humbacht: six regional commands, Operant agents, Reserve Agents and Aegis wings, and a public-relations office as busy as any of them.</w:t>
-      </w:r>
-    </w:p>
-    <w:p>
-      <w:pPr>
-        <w:numPr>
-          <w:ilvl w:val="0"/>
-          <w:numId w:val="1019"/>
-        </w:numPr>
-        <w:pStyle w:val="Compact"/>
-      </w:pPr>
-      <w:r>
-        <w:rPr>
-          <w:bCs/>
-          <w:b/>
-        </w:rPr>
-        <w:t xml:space="preserve">The EPAOC.</w:t>
-      </w:r>
-      <w:r>
-        <w:t xml:space="preserve"> </w:t>
-      </w:r>
-      <w:r>
-        <w:t xml:space="preserve">The congressional watchdog, always looking for a scandal; a hearing can end a career.</w:t>
-      </w:r>
-    </w:p>
-    <w:p>
-      <w:pPr>
-        <w:numPr>
-          <w:ilvl w:val="0"/>
-          <w:numId w:val="1019"/>
-        </w:numPr>
-        <w:pStyle w:val="Compact"/>
-      </w:pPr>
-      <w:r>
-        <w:rPr>
-          <w:bCs/>
-          <w:b/>
-        </w:rPr>
-        <w:t xml:space="preserve">DIRE.</w:t>
-      </w:r>
-      <w:r>
-        <w:t xml:space="preserve"> </w:t>
-      </w:r>
-      <w:r>
-        <w:t xml:space="preserve">The Army’s Defense Intelligence and Research Enterprise, founded after 2012. It made Helios with a modified Ambrosia, and wants more like him.</w:t>
-      </w:r>
-    </w:p>
-    <w:p>
-      <w:pPr>
-        <w:numPr>
-          <w:ilvl w:val="0"/>
-          <w:numId w:val="1019"/>
-        </w:numPr>
-        <w:pStyle w:val="Compact"/>
-      </w:pPr>
-      <w:r>
-        <w:rPr>
-          <w:bCs/>
-          <w:b/>
-        </w:rPr>
-        <w:t xml:space="preserve">UNILED.</w:t>
-      </w:r>
-      <w:r>
-        <w:t xml:space="preserve"> </w:t>
-      </w:r>
-      <w:r>
-        <w:t xml:space="preserve">The UN’s international enforcement directorate, which runs Raster Eight.</w:t>
-      </w:r>
-    </w:p>
-    <w:p>
-      <w:pPr>
-        <w:numPr>
-          <w:ilvl w:val="0"/>
-          <w:numId w:val="1019"/>
-        </w:numPr>
-        <w:pStyle w:val="Compact"/>
-      </w:pPr>
-      <w:r>
-        <w:rPr>
-          <w:bCs/>
-          <w:b/>
-        </w:rPr>
-        <w:t xml:space="preserve">Affaires spéciales.</w:t>
-      </w:r>
-      <w:r>
-        <w:t xml:space="preserve"> </w:t>
-      </w:r>
-      <w:r>
-        <w:t xml:space="preserve">France’s special affairs branch, home to Chat Roux.</w:t>
-      </w:r>
-    </w:p>
-    <w:p>
-      <w:pPr>
-        <w:pStyle w:val="FirstParagraph"/>
-      </w:pPr>
-      <w:r>
-        <w:rPr>
-          <w:bCs/>
-          <w:b/>
-        </w:rPr>
-        <w:t xml:space="preserve">Heroes and orders</w:t>
       </w:r>
     </w:p>
     <w:p>
@@ -22885,13 +23746,13 @@
           <w:bCs/>
           <w:b/>
         </w:rPr>
-        <w:t xml:space="preserve">The New Power Legion.</w:t>
-      </w:r>
-      <w:r>
-        <w:t xml:space="preserve"> </w:t>
-      </w:r>
-      <w:r>
-        <w:t xml:space="preserve">Sponsored, televised heroes; Mr. Marvel’s old team reborn, with Sanders Communication’s money and cameras behind it.</w:t>
+        <w:t xml:space="preserve">ExLAW.</w:t>
+      </w:r>
+      <w:r>
+        <w:t xml:space="preserve"> </w:t>
+      </w:r>
+      <w:r>
+        <w:t xml:space="preserve">The federal Operant agency, under Director Steven Humbacht: six regional commands, Operant agents, Reserve Agents and Aegis wings, and a public-relations office as busy as any of them.</w:t>
       </w:r>
     </w:p>
     <w:p>
@@ -22907,41 +23768,13 @@
           <w:bCs/>
           <w:b/>
         </w:rPr>
-        <w:t xml:space="preserve">The Shadow Knights.</w:t>
-      </w:r>
-      <w:r>
-        <w:t xml:space="preserve"> </w:t>
-      </w:r>
-      <w:r>
-        <w:t xml:space="preserve">The</w:t>
-      </w:r>
-      <w:r>
-        <w:t xml:space="preserve"> </w:t>
-      </w:r>
-      <w:r>
-        <w:rPr>
-          <w:iCs/>
-          <w:i/>
-        </w:rPr>
-        <w:t xml:space="preserve">Ordo Viarum Lucidarum</w:t>
-      </w:r>
-      <w:r>
-        <w:t xml:space="preserve">,</w:t>
-      </w:r>
-      <w:r>
-        <w:t xml:space="preserve"> </w:t>
-      </w:r>
-      <w:r>
-        <w:t xml:space="preserve">“</w:t>
-      </w:r>
-      <w:r>
-        <w:t xml:space="preserve">to bring the light of Christ into the shadows</w:t>
-      </w:r>
-      <w:r>
-        <w:t xml:space="preserve">”</w:t>
-      </w:r>
-      <w:r>
-        <w:t xml:space="preserve">, founded (its members say) by a 12th-century knight who defied a corrupt king. A few Knights on each continent, each supported by a cell of five to twenty doctors, magicians, technicians and administrators. Grant Douglas is the Shadow Knight of North America.</w:t>
+        <w:t xml:space="preserve">The EPAOC.</w:t>
+      </w:r>
+      <w:r>
+        <w:t xml:space="preserve"> </w:t>
+      </w:r>
+      <w:r>
+        <w:t xml:space="preserve">The congressional watchdog, always looking for a scandal; a hearing can end a career.</w:t>
       </w:r>
     </w:p>
     <w:p>
@@ -22957,29 +23790,13 @@
           <w:bCs/>
           <w:b/>
         </w:rPr>
-        <w:t xml:space="preserve">The Earth Wardens.</w:t>
-      </w:r>
-      <w:r>
-        <w:t xml:space="preserve"> </w:t>
-      </w:r>
-      <w:r>
-        <w:t xml:space="preserve">A worldwide network of Adepts gathered by a reawakened Merlin after Lord Colslo opened the Celtic Gate in 1952. They guard the re-energized</w:t>
-      </w:r>
-      <w:r>
-        <w:t xml:space="preserve"> </w:t>
-      </w:r>
-      <w:r>
-        <w:rPr>
-          <w:bCs/>
-          <w:b/>
-        </w:rPr>
-        <w:t xml:space="preserve">Earth Gates</w:t>
-      </w:r>
-      <w:r>
-        <w:t xml:space="preserve"> </w:t>
-      </w:r>
-      <w:r>
-        <w:t xml:space="preserve">against demons, faeries and malcontent gods.</w:t>
+        <w:t xml:space="preserve">DIRE.</w:t>
+      </w:r>
+      <w:r>
+        <w:t xml:space="preserve"> </w:t>
+      </w:r>
+      <w:r>
+        <w:t xml:space="preserve">The Army’s Defense Intelligence and Research Enterprise, founded after 2012. It made Helios with a modified Ambrosia, and wants more like him.</w:t>
       </w:r>
     </w:p>
     <w:p>
@@ -22995,13 +23812,35 @@
           <w:bCs/>
           <w:b/>
         </w:rPr>
-        <w:t xml:space="preserve">The Haven.</w:t>
-      </w:r>
-      <w:r>
-        <w:t xml:space="preserve"> </w:t>
-      </w:r>
-      <w:r>
-        <w:t xml:space="preserve">The Green Man’s refuge in the Mad Forest, defended by Celerity.</w:t>
+        <w:t xml:space="preserve">UNILED.</w:t>
+      </w:r>
+      <w:r>
+        <w:t xml:space="preserve"> </w:t>
+      </w:r>
+      <w:r>
+        <w:t xml:space="preserve">The UN’s international enforcement directorate, which runs Raster Eight.</w:t>
+      </w:r>
+    </w:p>
+    <w:p>
+      <w:pPr>
+        <w:numPr>
+          <w:ilvl w:val="0"/>
+          <w:numId w:val="1020"/>
+        </w:numPr>
+        <w:pStyle w:val="Compact"/>
+      </w:pPr>
+      <w:r>
+        <w:rPr>
+          <w:bCs/>
+          <w:b/>
+        </w:rPr>
+        <w:t xml:space="preserve">Affaires spéciales.</w:t>
+      </w:r>
+      <w:r>
+        <w:t xml:space="preserve"> </w:t>
+      </w:r>
+      <w:r>
+        <w:t xml:space="preserve">France’s special affairs branch, home to Chat Roux.</w:t>
       </w:r>
     </w:p>
     <w:p>
@@ -23013,7 +23852,7 @@
           <w:bCs/>
           <w:b/>
         </w:rPr>
-        <w:t xml:space="preserve">Criminals and secrets</w:t>
+        <w:t xml:space="preserve">Heroes and orders</w:t>
       </w:r>
     </w:p>
     <w:p>
@@ -23029,26 +23868,13 @@
           <w:bCs/>
           <w:b/>
         </w:rPr>
-        <w:t xml:space="preserve">The Morcain.</w:t>
-      </w:r>
-      <w:r>
-        <w:t xml:space="preserve"> </w:t>
-      </w:r>
-      <w:r>
-        <w:t xml:space="preserve">A global crime syndicate ruled by</w:t>
-      </w:r>
-      <w:r>
-        <w:t xml:space="preserve"> </w:t>
-      </w:r>
-      <w:r>
-        <w:rPr>
-          <w:bCs/>
-          <w:b/>
-        </w:rPr>
-        <w:t xml:space="preserve">the 12</w:t>
-      </w:r>
-      <w:r>
-        <w:t xml:space="preserve">, Hyun Wang among them; employer of Lord Marrow and Steel Hawk, and of anyone else who sells power.</w:t>
+        <w:t xml:space="preserve">The New Power Legion.</w:t>
+      </w:r>
+      <w:r>
+        <w:t xml:space="preserve"> </w:t>
+      </w:r>
+      <w:r>
+        <w:t xml:space="preserve">Sponsored, televised heroes; Mr. Marvel’s old team reborn, with Sanders Communication’s money and cameras behind it.</w:t>
       </w:r>
     </w:p>
     <w:p>
@@ -23064,13 +23890,41 @@
           <w:bCs/>
           <w:b/>
         </w:rPr>
-        <w:t xml:space="preserve">The White Hand.</w:t>
-      </w:r>
-      <w:r>
-        <w:t xml:space="preserve"> </w:t>
-      </w:r>
-      <w:r>
-        <w:t xml:space="preserve">Autuarch’s Operant army in Argentina, responsible for Chicago 2001.</w:t>
+        <w:t xml:space="preserve">The Shadow Knights.</w:t>
+      </w:r>
+      <w:r>
+        <w:t xml:space="preserve"> </w:t>
+      </w:r>
+      <w:r>
+        <w:t xml:space="preserve">The</w:t>
+      </w:r>
+      <w:r>
+        <w:t xml:space="preserve"> </w:t>
+      </w:r>
+      <w:r>
+        <w:rPr>
+          <w:iCs/>
+          <w:i/>
+        </w:rPr>
+        <w:t xml:space="preserve">Ordo Viarum Lucidarum</w:t>
+      </w:r>
+      <w:r>
+        <w:t xml:space="preserve">,</w:t>
+      </w:r>
+      <w:r>
+        <w:t xml:space="preserve"> </w:t>
+      </w:r>
+      <w:r>
+        <w:t xml:space="preserve">“</w:t>
+      </w:r>
+      <w:r>
+        <w:t xml:space="preserve">to bring the light of Christ into the shadows</w:t>
+      </w:r>
+      <w:r>
+        <w:t xml:space="preserve">”</w:t>
+      </w:r>
+      <w:r>
+        <w:t xml:space="preserve">, founded (its members say) by a 12th-century knight who defied a corrupt king. A few Knights on each continent, each supported by a cell of five to twenty doctors, magicians, technicians and administrators. Grant Douglas is the Shadow Knight of North America.</w:t>
       </w:r>
     </w:p>
     <w:p>
@@ -23086,13 +23940,29 @@
           <w:bCs/>
           <w:b/>
         </w:rPr>
-        <w:t xml:space="preserve">The Foundation.</w:t>
-      </w:r>
-      <w:r>
-        <w:t xml:space="preserve"> </w:t>
-      </w:r>
-      <w:r>
-        <w:t xml:space="preserve">The black labs that kidnap people, make Operants and hunt down those who escape. Sergei Grachyov is their troubleshooter. Nobody knows who runs it.</w:t>
+        <w:t xml:space="preserve">The Earth Wardens.</w:t>
+      </w:r>
+      <w:r>
+        <w:t xml:space="preserve"> </w:t>
+      </w:r>
+      <w:r>
+        <w:t xml:space="preserve">A worldwide network of Adepts gathered by a reawakened Merlin after Lord Colslo opened the Celtic Gate in 1952. They guard the re-energized</w:t>
+      </w:r>
+      <w:r>
+        <w:t xml:space="preserve"> </w:t>
+      </w:r>
+      <w:r>
+        <w:rPr>
+          <w:bCs/>
+          <w:b/>
+        </w:rPr>
+        <w:t xml:space="preserve">Earth Gates</w:t>
+      </w:r>
+      <w:r>
+        <w:t xml:space="preserve"> </w:t>
+      </w:r>
+      <w:r>
+        <w:t xml:space="preserve">against demons, faeries and malcontent gods.</w:t>
       </w:r>
     </w:p>
     <w:p>
@@ -23108,20 +23978,32 @@
           <w:bCs/>
           <w:b/>
         </w:rPr>
-        <w:t xml:space="preserve">The Proteus Group.</w:t>
-      </w:r>
-      <w:r>
-        <w:t xml:space="preserve"> </w:t>
-      </w:r>
-      <w:r>
-        <w:t xml:space="preserve">A criminal consortium the EMD tracks but can’t map.</w:t>
+        <w:t xml:space="preserve">The Haven.</w:t>
+      </w:r>
+      <w:r>
+        <w:t xml:space="preserve"> </w:t>
+      </w:r>
+      <w:r>
+        <w:t xml:space="preserve">The Green Man’s refuge in the Mad Forest, defended by Celerity.</w:t>
+      </w:r>
+    </w:p>
+    <w:p>
+      <w:pPr>
+        <w:pStyle w:val="FirstParagraph"/>
+      </w:pPr>
+      <w:r>
+        <w:rPr>
+          <w:bCs/>
+          <w:b/>
+        </w:rPr>
+        <w:t xml:space="preserve">Criminals and secrets</w:t>
       </w:r>
     </w:p>
     <w:p>
       <w:pPr>
         <w:numPr>
           <w:ilvl w:val="0"/>
-          <w:numId w:val="1021"/>
+          <w:numId w:val="1022"/>
         </w:numPr>
         <w:pStyle w:val="Compact"/>
       </w:pPr>
@@ -23130,6 +24012,107 @@
           <w:bCs/>
           <w:b/>
         </w:rPr>
+        <w:t xml:space="preserve">The Morcain.</w:t>
+      </w:r>
+      <w:r>
+        <w:t xml:space="preserve"> </w:t>
+      </w:r>
+      <w:r>
+        <w:t xml:space="preserve">A global crime syndicate ruled by</w:t>
+      </w:r>
+      <w:r>
+        <w:t xml:space="preserve"> </w:t>
+      </w:r>
+      <w:r>
+        <w:rPr>
+          <w:bCs/>
+          <w:b/>
+        </w:rPr>
+        <w:t xml:space="preserve">the 12</w:t>
+      </w:r>
+      <w:r>
+        <w:t xml:space="preserve">, Hyun Wang among them; employer of Lord Marrow and Steel Hawk, and of anyone else who sells power.</w:t>
+      </w:r>
+    </w:p>
+    <w:p>
+      <w:pPr>
+        <w:numPr>
+          <w:ilvl w:val="0"/>
+          <w:numId w:val="1022"/>
+        </w:numPr>
+        <w:pStyle w:val="Compact"/>
+      </w:pPr>
+      <w:r>
+        <w:rPr>
+          <w:bCs/>
+          <w:b/>
+        </w:rPr>
+        <w:t xml:space="preserve">The White Hand.</w:t>
+      </w:r>
+      <w:r>
+        <w:t xml:space="preserve"> </w:t>
+      </w:r>
+      <w:r>
+        <w:t xml:space="preserve">Autuarch’s Operant army in Argentina, responsible for Chicago 2001.</w:t>
+      </w:r>
+    </w:p>
+    <w:p>
+      <w:pPr>
+        <w:numPr>
+          <w:ilvl w:val="0"/>
+          <w:numId w:val="1022"/>
+        </w:numPr>
+        <w:pStyle w:val="Compact"/>
+      </w:pPr>
+      <w:r>
+        <w:rPr>
+          <w:bCs/>
+          <w:b/>
+        </w:rPr>
+        <w:t xml:space="preserve">The Foundation.</w:t>
+      </w:r>
+      <w:r>
+        <w:t xml:space="preserve"> </w:t>
+      </w:r>
+      <w:r>
+        <w:t xml:space="preserve">The black labs that kidnap people, make Operants and hunt down those who escape. Sergei Grachyov is their troubleshooter. Nobody knows who runs it.</w:t>
+      </w:r>
+    </w:p>
+    <w:p>
+      <w:pPr>
+        <w:numPr>
+          <w:ilvl w:val="0"/>
+          <w:numId w:val="1022"/>
+        </w:numPr>
+        <w:pStyle w:val="Compact"/>
+      </w:pPr>
+      <w:r>
+        <w:rPr>
+          <w:bCs/>
+          <w:b/>
+        </w:rPr>
+        <w:t xml:space="preserve">The Proteus Group.</w:t>
+      </w:r>
+      <w:r>
+        <w:t xml:space="preserve"> </w:t>
+      </w:r>
+      <w:r>
+        <w:t xml:space="preserve">A criminal consortium the EMD tracks but can’t map.</w:t>
+      </w:r>
+    </w:p>
+    <w:p>
+      <w:pPr>
+        <w:numPr>
+          <w:ilvl w:val="0"/>
+          <w:numId w:val="1022"/>
+        </w:numPr>
+        <w:pStyle w:val="Compact"/>
+      </w:pPr>
+      <w:r>
+        <w:rPr>
+          <w:bCs/>
+          <w:b/>
+        </w:rPr>
         <w:t xml:space="preserve">Raster Zero.</w:t>
       </w:r>
       <w:r>
@@ -23153,7 +24136,7 @@
       <w:pPr>
         <w:numPr>
           <w:ilvl w:val="0"/>
-          <w:numId w:val="1021"/>
+          <w:numId w:val="1022"/>
         </w:numPr>
         <w:pStyle w:val="Compact"/>
       </w:pPr>
@@ -23181,8 +24164,8 @@
         <w:t xml:space="preserve">The dark reflection of our world, sending duplicates through the thinning walls.</w:t>
       </w:r>
     </w:p>
-    <w:bookmarkEnd w:id="97"/>
-    <w:bookmarkStart w:id="98" w:name="otherworld-and-shadow-earth"/>
+    <w:bookmarkEnd w:id="98"/>
+    <w:bookmarkStart w:id="99" w:name="otherworld-and-shadow-earth"/>
     <w:p>
       <w:pPr>
         <w:pStyle w:val="Heading1"/>
@@ -23359,8 +24342,8 @@
         <w:t xml:space="preserve">of our own people, who serve as the rulers’ minions. Since 2012 the walls have been thin, and more of them get through every year.</w:t>
       </w:r>
     </w:p>
-    <w:bookmarkEnd w:id="98"/>
-    <w:bookmarkStart w:id="99" w:name="notable-operants"/>
+    <w:bookmarkEnd w:id="99"/>
+    <w:bookmarkStart w:id="100" w:name="notable-operants"/>
     <w:p>
       <w:pPr>
         <w:pStyle w:val="Heading1"/>
@@ -23930,8 +24913,8 @@
         <w:t xml:space="preserve">Once an adjunct professor of comparative folklore in New York, obsessed with a single current of power he believed older than civilization. In a university archive he found untranslated manuscripts in a 19th-century occultist’s papers: a ritual encoded in language itself. He spoke the words aloud, and his mind opened for a few burning moments to the raw currents of Otherworld. It shattered him. He lost his job and his name, and wanders New York’s alleys and subway tunnels muttering. Yet his chalk sigils ward whole stations by accident, his ramblings predict murders and market crashes, pigeons land on his shoulders as if awaiting orders, and children sometimes see a crown of burning letters over his head. He is part prophet, part lunatic, part guardian and part danger.</w:t>
       </w:r>
     </w:p>
-    <w:bookmarkEnd w:id="99"/>
-    <w:bookmarkStart w:id="100" w:name="threats"/>
+    <w:bookmarkEnd w:id="100"/>
+    <w:bookmarkStart w:id="101" w:name="threats"/>
     <w:p>
       <w:pPr>
         <w:pStyle w:val="Heading1"/>
@@ -26169,8 +27152,8 @@
         <w:t xml:space="preserve">For a tougher version, add +1 to its targets and one box, or raise a power one Class; for a weaker one, subtract.</w:t>
       </w:r>
     </w:p>
-    <w:bookmarkEnd w:id="100"/>
-    <w:bookmarkStart w:id="108" w:name="ready-made-characters"/>
+    <w:bookmarkEnd w:id="101"/>
+    <w:bookmarkStart w:id="109" w:name="ready-made-characters"/>
     <w:p>
       <w:pPr>
         <w:pStyle w:val="Heading1"/>
@@ -26187,7 +27170,7 @@
         <w:t xml:space="preserve">Characters ready to play, for one-shots, new players, or a group in a hurry. Each follows the creation rules exactly, and their connections tie them together. In the creator, choose one from the ready-made list to open it and make it your own.</w:t>
       </w:r>
     </w:p>
-    <w:bookmarkStart w:id="101" w:name="rachel-kwan"/>
+    <w:bookmarkStart w:id="102" w:name="rachel-kwan"/>
     <w:p>
       <w:pPr>
         <w:pStyle w:val="Heading2"/>
@@ -26212,254 +27195,6 @@
       </w:r>
       <w:r>
         <w:t xml:space="preserve">Carries a jade seal that holds a guardian spirit, inherited from her grandmother. Her partner vanished on a case Director Humbacht closed personally.</w:t>
-      </w:r>
-    </w:p>
-    <w:p>
-      <w:pPr>
-        <w:numPr>
-          <w:ilvl w:val="0"/>
-          <w:numId w:val="1022"/>
-        </w:numPr>
-        <w:pStyle w:val="Compact"/>
-      </w:pPr>
-      <w:r>
-        <w:rPr>
-          <w:bCs/>
-          <w:b/>
-        </w:rPr>
-        <w:t xml:space="preserve">Attributes:</w:t>
-      </w:r>
-      <w:r>
-        <w:t xml:space="preserve"> </w:t>
-      </w:r>
-      <w:r>
-        <w:t xml:space="preserve">Body 10, Agility 10, Intellect 13, Presence 9, Will 13.</w:t>
-      </w:r>
-      <w:r>
-        <w:t xml:space="preserve"> </w:t>
-      </w:r>
-      <w:r>
-        <w:rPr>
-          <w:bCs/>
-          <w:b/>
-        </w:rPr>
-        <w:t xml:space="preserve">Dodge</w:t>
-      </w:r>
-      <w:r>
-        <w:t xml:space="preserve"> </w:t>
-      </w:r>
-      <w:r>
-        <w:t xml:space="preserve">9.</w:t>
-      </w:r>
-    </w:p>
-    <w:p>
-      <w:pPr>
-        <w:numPr>
-          <w:ilvl w:val="0"/>
-          <w:numId w:val="1022"/>
-        </w:numPr>
-        <w:pStyle w:val="Compact"/>
-      </w:pPr>
-      <w:r>
-        <w:rPr>
-          <w:bCs/>
-          <w:b/>
-        </w:rPr>
-        <w:t xml:space="preserve">Skills:</w:t>
-      </w:r>
-      <w:r>
-        <w:t xml:space="preserve"> </w:t>
-      </w:r>
-      <w:r>
-        <w:t xml:space="preserve">Investigation 16 (Specialty). Trained: Computers 14, Law 14, Occult 14, Powers 14, Read People 14, Athletics 11, Brawling 11, Firearms 11, Persuasion 10.</w:t>
-      </w:r>
-    </w:p>
-    <w:p>
-      <w:pPr>
-        <w:numPr>
-          <w:ilvl w:val="0"/>
-          <w:numId w:val="1022"/>
-        </w:numPr>
-        <w:pStyle w:val="Compact"/>
-      </w:pPr>
-      <w:r>
-        <w:rPr>
-          <w:bCs/>
-          <w:b/>
-        </w:rPr>
-        <w:t xml:space="preserve">Edges:</w:t>
-      </w:r>
-      <w:r>
-        <w:t xml:space="preserve"> </w:t>
-      </w:r>
-      <w:r>
-        <w:t xml:space="preserve">Extra Spark, A friend; a friend: her missing partner’s last informant, who only talks to her.</w:t>
-      </w:r>
-    </w:p>
-    <w:p>
-      <w:pPr>
-        <w:numPr>
-          <w:ilvl w:val="0"/>
-          <w:numId w:val="1022"/>
-        </w:numPr>
-        <w:pStyle w:val="Compact"/>
-      </w:pPr>
-      <w:r>
-        <w:rPr>
-          <w:bCs/>
-          <w:b/>
-        </w:rPr>
-        <w:t xml:space="preserve">Advantage:</w:t>
-      </w:r>
-      <w:r>
-        <w:t xml:space="preserve"> </w:t>
-      </w:r>
-      <w:r>
-        <w:t xml:space="preserve">The Voice Within (origin; companion: Two Minds).</w:t>
-      </w:r>
-      <w:r>
-        <w:t xml:space="preserve"> </w:t>
-      </w:r>
-      <w:r>
-        <w:rPr>
-          <w:bCs/>
-          <w:b/>
-        </w:rPr>
-        <w:t xml:space="preserve">Complication:</w:t>
-      </w:r>
-      <w:r>
-        <w:t xml:space="preserve"> </w:t>
-      </w:r>
-      <w:r>
-        <w:t xml:space="preserve">Can’t Leave It Alone; trigger: a file that shouldn’t exist.</w:t>
-      </w:r>
-    </w:p>
-    <w:p>
-      <w:pPr>
-        <w:numPr>
-          <w:ilvl w:val="0"/>
-          <w:numId w:val="1022"/>
-        </w:numPr>
-        <w:pStyle w:val="Compact"/>
-      </w:pPr>
-      <w:r>
-        <w:rPr>
-          <w:bCs/>
-          <w:b/>
-        </w:rPr>
-        <w:t xml:space="preserve">Powers:</w:t>
-      </w:r>
-      <w:r>
-        <w:t xml:space="preserve"> </w:t>
-      </w:r>
-      <w:r>
-        <w:t xml:space="preserve">Force Field II, Mystic Sight I, Telepathy I.</w:t>
-      </w:r>
-    </w:p>
-    <w:p>
-      <w:pPr>
-        <w:numPr>
-          <w:ilvl w:val="0"/>
-          <w:numId w:val="1022"/>
-        </w:numPr>
-        <w:pStyle w:val="Compact"/>
-      </w:pPr>
-      <w:r>
-        <w:rPr>
-          <w:bCs/>
-          <w:b/>
-        </w:rPr>
-        <w:t xml:space="preserve">Legal status:</w:t>
-      </w:r>
-      <w:r>
-        <w:t xml:space="preserve"> </w:t>
-      </w:r>
-      <w:r>
-        <w:t xml:space="preserve">Full Agent.</w:t>
-      </w:r>
-    </w:p>
-    <w:p>
-      <w:pPr>
-        <w:numPr>
-          <w:ilvl w:val="0"/>
-          <w:numId w:val="1022"/>
-        </w:numPr>
-        <w:pStyle w:val="Compact"/>
-      </w:pPr>
-      <w:r>
-        <w:rPr>
-          <w:bCs/>
-          <w:b/>
-        </w:rPr>
-        <w:t xml:space="preserve">Why I do this:</w:t>
-      </w:r>
-      <w:r>
-        <w:t xml:space="preserve"> </w:t>
-      </w:r>
-      <w:r>
-        <w:t xml:space="preserve">The law should mean something, for Operants and everyone else.</w:t>
-      </w:r>
-      <w:r>
-        <w:t xml:space="preserve"> </w:t>
-      </w:r>
-      <w:r>
-        <w:rPr>
-          <w:bCs/>
-          <w:b/>
-        </w:rPr>
-        <w:t xml:space="preserve">Connection:</w:t>
-      </w:r>
-      <w:r>
-        <w:t xml:space="preserve"> </w:t>
-      </w:r>
-      <w:r>
-        <w:t xml:space="preserve">Jess Calloway is the only reporter who asked about her missing partner. Kwan hasn’t decided whether to trust her.</w:t>
-      </w:r>
-    </w:p>
-    <w:bookmarkEnd w:id="101"/>
-    <w:bookmarkStart w:id="102" w:name="luis-bulldog-ortega"/>
-    <w:p>
-      <w:pPr>
-        <w:pStyle w:val="Heading2"/>
-      </w:pPr>
-      <w:r>
-        <w:t xml:space="preserve">Luis</w:t>
-      </w:r>
-      <w:r>
-        <w:t xml:space="preserve"> </w:t>
-      </w:r>
-      <w:r>
-        <w:t xml:space="preserve">“</w:t>
-      </w:r>
-      <w:r>
-        <w:t xml:space="preserve">Bulldog</w:t>
-      </w:r>
-      <w:r>
-        <w:t xml:space="preserve">”</w:t>
-      </w:r>
-      <w:r>
-        <w:t xml:space="preserve"> </w:t>
-      </w:r>
-      <w:r>
-        <w:t xml:space="preserve">Ortega</w:t>
-      </w:r>
-    </w:p>
-    <w:p>
-      <w:pPr>
-        <w:pStyle w:val="FirstParagraph"/>
-      </w:pPr>
-      <w:r>
-        <w:rPr>
-          <w:iCs/>
-          <w:i/>
-        </w:rPr>
-        <w:t xml:space="preserve">Aegis pilot, Chicago wing, Aegis Pilot. Non-Operant (tier 0); Specialist.</w:t>
-      </w:r>
-      <w:r>
-        <w:t xml:space="preserve"> </w:t>
-      </w:r>
-      <w:r>
-        <w:t xml:space="preserve">Twelve years in the suit, three of them in Iraq. The AS-6’s new firmware came from a contractor nobody can trace, and lately the suit hesitates when he doesn’t.</w:t>
       </w:r>
     </w:p>
     <w:p>
@@ -26481,7 +27216,7 @@
         <w:t xml:space="preserve"> </w:t>
       </w:r>
       <w:r>
-        <w:t xml:space="preserve">Body 12, Agility 13, Intellect 11, Presence 10, Will 10.</w:t>
+        <w:t xml:space="preserve">Body 10, Agility 10, Intellect 13, Presence 9, Will 13.</w:t>
       </w:r>
       <w:r>
         <w:t xml:space="preserve"> </w:t>
@@ -26497,7 +27232,7 @@
         <w:t xml:space="preserve"> </w:t>
       </w:r>
       <w:r>
-        <w:t xml:space="preserve">12.</w:t>
+        <w:t xml:space="preserve">9.</w:t>
       </w:r>
     </w:p>
     <w:p>
@@ -26519,7 +27254,7 @@
         <w:t xml:space="preserve"> </w:t>
       </w:r>
       <w:r>
-        <w:t xml:space="preserve">Piloting 18 (Expert). Trained: Firearms 14, Athletics 13, Brawling 13, Computers 12, Engineering 12, Law 12, Leadership 11, Read People 11.</w:t>
+        <w:t xml:space="preserve">Investigation 16 (Specialty). Trained: Computers 14, Law 14, Occult 14, Powers 14, Read People 14, Athletics 11, Brawling 11, Firearms 11, Persuasion 10.</w:t>
       </w:r>
     </w:p>
     <w:p>
@@ -26541,7 +27276,7 @@
         <w:t xml:space="preserve"> </w:t>
       </w:r>
       <w:r>
-        <w:t xml:space="preserve">+1 attribute point, Extra Trained skill, A friend, Extra Spark; a friend: a DIRE engineer who still owes him for Basra.</w:t>
+        <w:t xml:space="preserve">Extra Spark, A friend; a friend: her missing partner’s last informant, who only talks to her.</w:t>
       </w:r>
     </w:p>
     <w:p>
@@ -26563,7 +27298,7 @@
         <w:t xml:space="preserve"> </w:t>
       </w:r>
       <w:r>
-        <w:t xml:space="preserve">Nerves of Steel (origin; companion: Ordinary Body).</w:t>
+        <w:t xml:space="preserve">The Voice Within (origin; companion: Two Minds).</w:t>
       </w:r>
       <w:r>
         <w:t xml:space="preserve"> </w:t>
@@ -26579,7 +27314,7 @@
         <w:t xml:space="preserve"> </w:t>
       </w:r>
       <w:r>
-        <w:t xml:space="preserve">Orders; trigger: orders to stand down.</w:t>
+        <w:t xml:space="preserve">Can’t Leave It Alone; trigger: a file that shouldn’t exist.</w:t>
       </w:r>
     </w:p>
     <w:p>
@@ -26595,13 +27330,13 @@
           <w:bCs/>
           <w:b/>
         </w:rPr>
-        <w:t xml:space="preserve">Legal status:</w:t>
-      </w:r>
-      <w:r>
-        <w:t xml:space="preserve"> </w:t>
-      </w:r>
-      <w:r>
-        <w:t xml:space="preserve">Full Agent.</w:t>
+        <w:t xml:space="preserve">Powers:</w:t>
+      </w:r>
+      <w:r>
+        <w:t xml:space="preserve"> </w:t>
+      </w:r>
+      <w:r>
+        <w:t xml:space="preserve">Force Field II, Mystic Sight I, Telepathy I.</w:t>
       </w:r>
     </w:p>
     <w:p>
@@ -26617,13 +27352,35 @@
           <w:bCs/>
           <w:b/>
         </w:rPr>
+        <w:t xml:space="preserve">Legal status:</w:t>
+      </w:r>
+      <w:r>
+        <w:t xml:space="preserve"> </w:t>
+      </w:r>
+      <w:r>
+        <w:t xml:space="preserve">Full Agent.</w:t>
+      </w:r>
+    </w:p>
+    <w:p>
+      <w:pPr>
+        <w:numPr>
+          <w:ilvl w:val="0"/>
+          <w:numId w:val="1023"/>
+        </w:numPr>
+        <w:pStyle w:val="Compact"/>
+      </w:pPr>
+      <w:r>
+        <w:rPr>
+          <w:bCs/>
+          <w:b/>
+        </w:rPr>
         <w:t xml:space="preserve">Why I do this:</w:t>
       </w:r>
       <w:r>
         <w:t xml:space="preserve"> </w:t>
       </w:r>
       <w:r>
-        <w:t xml:space="preserve">Someone has to stand between ordinary people and what’s out there.</w:t>
+        <w:t xml:space="preserve">The law should mean something, for Operants and everyone else.</w:t>
       </w:r>
       <w:r>
         <w:t xml:space="preserve"> </w:t>
@@ -26639,17 +27396,35 @@
         <w:t xml:space="preserve"> </w:t>
       </w:r>
       <w:r>
-        <w:t xml:space="preserve">He flew cover for Rachel Kwan the night her partner vanished, and saw something he never put in the report.</w:t>
+        <w:t xml:space="preserve">Jess Calloway is the only reporter who asked about her missing partner. Kwan hasn’t decided whether to trust her.</w:t>
       </w:r>
     </w:p>
     <w:bookmarkEnd w:id="102"/>
-    <w:bookmarkStart w:id="103" w:name="naomi-price"/>
+    <w:bookmarkStart w:id="103" w:name="luis-bulldog-ortega"/>
     <w:p>
       <w:pPr>
         <w:pStyle w:val="Heading2"/>
       </w:pPr>
       <w:r>
-        <w:t xml:space="preserve">Naomi Price</w:t>
+        <w:t xml:space="preserve">Luis</w:t>
+      </w:r>
+      <w:r>
+        <w:t xml:space="preserve"> </w:t>
+      </w:r>
+      <w:r>
+        <w:t xml:space="preserve">“</w:t>
+      </w:r>
+      <w:r>
+        <w:t xml:space="preserve">Bulldog</w:t>
+      </w:r>
+      <w:r>
+        <w:t xml:space="preserve">”</w:t>
+      </w:r>
+      <w:r>
+        <w:t xml:space="preserve"> </w:t>
+      </w:r>
+      <w:r>
+        <w:t xml:space="preserve">Ortega</w:t>
       </w:r>
     </w:p>
     <w:p>
@@ -26661,13 +27436,13 @@
           <w:iCs/>
           <w:i/>
         </w:rPr>
-        <w:t xml:space="preserve">Daybreak, New Power Legion, Public Hero. Ambrosia (tier 3).</w:t>
-      </w:r>
-      <w:r>
-        <w:t xml:space="preserve"> </w:t>
-      </w:r>
-      <w:r>
-        <w:t xml:space="preserve">The Legion’s rising star, dosed with Ambrosia in a sponsor’s clinic at nineteen. Her sponsor owns her image, her schedule and, she’s starting to suspect, her secrets.</w:t>
+        <w:t xml:space="preserve">Aegis pilot, Chicago wing, Aegis Pilot. Non-Operant (tier 0); Specialist.</w:t>
+      </w:r>
+      <w:r>
+        <w:t xml:space="preserve"> </w:t>
+      </w:r>
+      <w:r>
+        <w:t xml:space="preserve">Twelve years in the suit, three of them in Iraq. The AS-6’s new firmware came from a contractor nobody can trace, and lately the suit hesitates when he doesn’t.</w:t>
       </w:r>
     </w:p>
     <w:p>
@@ -26689,7 +27464,7 @@
         <w:t xml:space="preserve"> </w:t>
       </w:r>
       <w:r>
-        <w:t xml:space="preserve">Body 13, Agility 9, Intellect 9, Presence 14, Will 10.</w:t>
+        <w:t xml:space="preserve">Body 12, Agility 13, Intellect 11, Presence 10, Will 10.</w:t>
       </w:r>
       <w:r>
         <w:t xml:space="preserve"> </w:t>
@@ -26705,7 +27480,7 @@
         <w:t xml:space="preserve"> </w:t>
       </w:r>
       <w:r>
-        <w:t xml:space="preserve">8.</w:t>
+        <w:t xml:space="preserve">12.</w:t>
       </w:r>
     </w:p>
     <w:p>
@@ -26727,7 +27502,7 @@
         <w:t xml:space="preserve"> </w:t>
       </w:r>
       <w:r>
-        <w:t xml:space="preserve">Media 17 (Specialty). Trained: Deception 15, Leadership 15, Persuasion 15, Athletics 14, Brawling 14, Powers 11, Read People 11, Law 10, Piloting 10.</w:t>
+        <w:t xml:space="preserve">Piloting 18 (Expert). Trained: Firearms 14, Athletics 13, Brawling 13, Computers 12, Engineering 12, Law 12, Leadership 11, Read People 11.</w:t>
       </w:r>
     </w:p>
     <w:p>
@@ -26749,7 +27524,7 @@
         <w:t xml:space="preserve"> </w:t>
       </w:r>
       <w:r>
-        <w:t xml:space="preserve">Stronger Power.</w:t>
+        <w:t xml:space="preserve">+1 attribute point, Extra Trained skill, A friend, Extra Spark; a friend: a DIRE engineer who still owes him for Basra.</w:t>
       </w:r>
     </w:p>
     <w:p>
@@ -26771,7 +27546,7 @@
         <w:t xml:space="preserve"> </w:t>
       </w:r>
       <w:r>
-        <w:t xml:space="preserve">Golden Ideal (origin; companion: The Anger).</w:t>
+        <w:t xml:space="preserve">Nerves of Steel (origin; companion: Ordinary Body).</w:t>
       </w:r>
       <w:r>
         <w:t xml:space="preserve"> </w:t>
@@ -26787,7 +27562,7 @@
         <w:t xml:space="preserve"> </w:t>
       </w:r>
       <w:r>
-        <w:t xml:space="preserve">Media Darling; trigger: a crowd with phones out.</w:t>
+        <w:t xml:space="preserve">Orders; trigger: orders to stand down.</w:t>
       </w:r>
     </w:p>
     <w:p>
@@ -26803,13 +27578,13 @@
           <w:bCs/>
           <w:b/>
         </w:rPr>
-        <w:t xml:space="preserve">Powers:</w:t>
-      </w:r>
-      <w:r>
-        <w:t xml:space="preserve"> </w:t>
-      </w:r>
-      <w:r>
-        <w:t xml:space="preserve">Strength IV, Flight II, Toughness I.</w:t>
+        <w:t xml:space="preserve">Legal status:</w:t>
+      </w:r>
+      <w:r>
+        <w:t xml:space="preserve"> </w:t>
+      </w:r>
+      <w:r>
+        <w:t xml:space="preserve">Full Agent.</w:t>
       </w:r>
     </w:p>
     <w:p>
@@ -26825,35 +27600,13 @@
           <w:bCs/>
           <w:b/>
         </w:rPr>
-        <w:t xml:space="preserve">Legal status:</w:t>
-      </w:r>
-      <w:r>
-        <w:t xml:space="preserve"> </w:t>
-      </w:r>
-      <w:r>
-        <w:t xml:space="preserve">Registered.</w:t>
-      </w:r>
-    </w:p>
-    <w:p>
-      <w:pPr>
-        <w:numPr>
-          <w:ilvl w:val="0"/>
-          <w:numId w:val="1024"/>
-        </w:numPr>
-        <w:pStyle w:val="Compact"/>
-      </w:pPr>
-      <w:r>
-        <w:rPr>
-          <w:bCs/>
-          <w:b/>
-        </w:rPr>
         <w:t xml:space="preserve">Why I do this:</w:t>
       </w:r>
       <w:r>
         <w:t xml:space="preserve"> </w:t>
       </w:r>
       <w:r>
-        <w:t xml:space="preserve">The cameras love an Operant, and I love the cameras.</w:t>
+        <w:t xml:space="preserve">Someone has to stand between ordinary people and what’s out there.</w:t>
       </w:r>
       <w:r>
         <w:t xml:space="preserve"> </w:t>
@@ -26869,17 +27622,17 @@
         <w:t xml:space="preserve"> </w:t>
       </w:r>
       <w:r>
-        <w:t xml:space="preserve">Static saved her from a Foundation snatch team on live TV, and vanished before the cameras turned.</w:t>
+        <w:t xml:space="preserve">He flew cover for Rachel Kwan the night her partner vanished, and saw something he never put in the report.</w:t>
       </w:r>
     </w:p>
     <w:bookmarkEnd w:id="103"/>
-    <w:bookmarkStart w:id="104" w:name="dr.-tobias-wren"/>
+    <w:bookmarkStart w:id="104" w:name="naomi-price"/>
     <w:p>
       <w:pPr>
         <w:pStyle w:val="Heading2"/>
       </w:pPr>
       <w:r>
-        <w:t xml:space="preserve">Dr. Tobias Wren</w:t>
+        <w:t xml:space="preserve">Naomi Price</w:t>
       </w:r>
     </w:p>
     <w:p>
@@ -26891,13 +27644,13 @@
           <w:iCs/>
           <w:i/>
         </w:rPr>
-        <w:t xml:space="preserve">Professor of comparative religion; Earth Warden, Occultist. Adept (tier 1); Specialist.</w:t>
-      </w:r>
-      <w:r>
-        <w:t xml:space="preserve"> </w:t>
-      </w:r>
-      <w:r>
-        <w:t xml:space="preserve">A collector of forbidden books who once traded a year of his life to something in Avalon for a translation. The year is coming due.</w:t>
+        <w:t xml:space="preserve">Daybreak, New Power Legion, Public Hero. Ambrosia (tier 3).</w:t>
+      </w:r>
+      <w:r>
+        <w:t xml:space="preserve"> </w:t>
+      </w:r>
+      <w:r>
+        <w:t xml:space="preserve">The Legion’s rising star, dosed with Ambrosia in a sponsor’s clinic at nineteen. Her sponsor owns her image, her schedule and, she’s starting to suspect, her secrets.</w:t>
       </w:r>
     </w:p>
     <w:p>
@@ -26919,7 +27672,7 @@
         <w:t xml:space="preserve"> </w:t>
       </w:r>
       <w:r>
-        <w:t xml:space="preserve">Body 9, Agility 10, Intellect 14, Presence 10, Will 13.</w:t>
+        <w:t xml:space="preserve">Body 13, Agility 9, Intellect 9, Presence 14, Will 10.</w:t>
       </w:r>
       <w:r>
         <w:t xml:space="preserve"> </w:t>
@@ -26957,7 +27710,7 @@
         <w:t xml:space="preserve"> </w:t>
       </w:r>
       <w:r>
-        <w:t xml:space="preserve">Powers 18 (Expert). Trained: Investigation 15, Law 15, Medicine 15, Occult 15, Science 15, Read People 14, Persuasion 11.</w:t>
+        <w:t xml:space="preserve">Media 17 (Specialty). Trained: Deception 15, Leadership 15, Persuasion 15, Athletics 14, Brawling 14, Powers 11, Read People 11, Law 10, Piloting 10.</w:t>
       </w:r>
     </w:p>
     <w:p>
@@ -26979,7 +27732,7 @@
         <w:t xml:space="preserve"> </w:t>
       </w:r>
       <w:r>
-        <w:t xml:space="preserve">+1 attribute point, A fine weapon or tool, Stronger Power; a fine tool: the Lammas Grimoire, annotated in four hands (+2 Occult).</w:t>
+        <w:t xml:space="preserve">Stronger Power.</w:t>
       </w:r>
     </w:p>
     <w:p>
@@ -27001,7 +27754,7 @@
         <w:t xml:space="preserve"> </w:t>
       </w:r>
       <w:r>
-        <w:t xml:space="preserve">Ritualist (origin; companion: Obsessed).</w:t>
+        <w:t xml:space="preserve">Golden Ideal (origin; companion: The Anger).</w:t>
       </w:r>
       <w:r>
         <w:t xml:space="preserve"> </w:t>
@@ -27017,7 +27770,7 @@
         <w:t xml:space="preserve"> </w:t>
       </w:r>
       <w:r>
-        <w:t xml:space="preserve">Haunted; trigger: your bond demands something.</w:t>
+        <w:t xml:space="preserve">Media Darling; trigger: a crowd with phones out.</w:t>
       </w:r>
     </w:p>
     <w:p>
@@ -27039,7 +27792,7 @@
         <w:t xml:space="preserve"> </w:t>
       </w:r>
       <w:r>
-        <w:t xml:space="preserve">Warding III, Mystic Sight I.</w:t>
+        <w:t xml:space="preserve">Strength IV, Flight II, Toughness I.</w:t>
       </w:r>
     </w:p>
     <w:p>
@@ -27083,7 +27836,7 @@
         <w:t xml:space="preserve"> </w:t>
       </w:r>
       <w:r>
-        <w:t xml:space="preserve">Someone has to stand between ordinary people and what’s out there.</w:t>
+        <w:t xml:space="preserve">The cameras love an Operant, and I love the cameras.</w:t>
       </w:r>
       <w:r>
         <w:t xml:space="preserve"> </w:t>
@@ -27099,17 +27852,17 @@
         <w:t xml:space="preserve"> </w:t>
       </w:r>
       <w:r>
-        <w:t xml:space="preserve">He taught Maeve Ashgrove’s handler, and was the one who recognized what Maeve really is.</w:t>
+        <w:t xml:space="preserve">Static saved her from a Foundation snatch team on live TV, and vanished before the cameras turned.</w:t>
       </w:r>
     </w:p>
     <w:bookmarkEnd w:id="104"/>
-    <w:bookmarkStart w:id="105" w:name="jess-calloway"/>
+    <w:bookmarkStart w:id="105" w:name="dr.-tobias-wren"/>
     <w:p>
       <w:pPr>
         <w:pStyle w:val="Heading2"/>
       </w:pPr>
       <w:r>
-        <w:t xml:space="preserve">Jess Calloway</w:t>
+        <w:t xml:space="preserve">Dr. Tobias Wren</w:t>
       </w:r>
     </w:p>
     <w:p>
@@ -27121,13 +27874,13 @@
           <w:iCs/>
           <w:i/>
         </w:rPr>
-        <w:t xml:space="preserve">Freelance investigative reporter, Journalist. Touched (tier 2).</w:t>
-      </w:r>
-      <w:r>
-        <w:t xml:space="preserve"> </w:t>
-      </w:r>
-      <w:r>
-        <w:t xml:space="preserve">Touched a Raster Zero file in 2024 and saw the room it came from. Nobody knows she’s an Operant; she’s been pulling the thread ever since.</w:t>
+        <w:t xml:space="preserve">Professor of comparative religion; Earth Warden, Occultist. Adept (tier 1); Specialist.</w:t>
+      </w:r>
+      <w:r>
+        <w:t xml:space="preserve"> </w:t>
+      </w:r>
+      <w:r>
+        <w:t xml:space="preserve">A collector of forbidden books who once traded a year of his life to something in Avalon for a translation. The year is coming due.</w:t>
       </w:r>
     </w:p>
     <w:p>
@@ -27149,7 +27902,7 @@
         <w:t xml:space="preserve"> </w:t>
       </w:r>
       <w:r>
-        <w:t xml:space="preserve">Body 10, Agility 11, Intellect 11, Presence 12, Will 12.</w:t>
+        <w:t xml:space="preserve">Body 9, Agility 10, Intellect 14, Presence 10, Will 13.</w:t>
       </w:r>
       <w:r>
         <w:t xml:space="preserve"> </w:t>
@@ -27165,7 +27918,7 @@
         <w:t xml:space="preserve"> </w:t>
       </w:r>
       <w:r>
-        <w:t xml:space="preserve">9.</w:t>
+        <w:t xml:space="preserve">8.</w:t>
       </w:r>
     </w:p>
     <w:p>
@@ -27187,7 +27940,7 @@
         <w:t xml:space="preserve"> </w:t>
       </w:r>
       <w:r>
-        <w:t xml:space="preserve">Investigation 14 (Specialty). Trained: Deception 13, Media 13, Persuasion 13, Powers 13, Read People 13, Streetwise 13, Computers 12, Law 12, Stealth 12.</w:t>
+        <w:t xml:space="preserve">Powers 18 (Expert). Trained: Investigation 15, Law 15, Medicine 15, Occult 15, Science 15, Read People 14, Persuasion 11.</w:t>
       </w:r>
     </w:p>
     <w:p>
@@ -27209,7 +27962,7 @@
         <w:t xml:space="preserve"> </w:t>
       </w:r>
       <w:r>
-        <w:t xml:space="preserve">+1 attribute point, Extra Power.</w:t>
+        <w:t xml:space="preserve">+1 attribute point, A fine weapon or tool, Stronger Power; a fine tool: the Lammas Grimoire, annotated in four hands (+2 Occult).</w:t>
       </w:r>
     </w:p>
     <w:p>
@@ -27231,7 +27984,7 @@
         <w:t xml:space="preserve"> </w:t>
       </w:r>
       <w:r>
-        <w:t xml:space="preserve">The Glimpse (origin; companion: Cracked).</w:t>
+        <w:t xml:space="preserve">Ritualist (origin; companion: Obsessed).</w:t>
       </w:r>
       <w:r>
         <w:t xml:space="preserve"> </w:t>
@@ -27247,7 +28000,7 @@
         <w:t xml:space="preserve"> </w:t>
       </w:r>
       <w:r>
-        <w:t xml:space="preserve">Secret Identity; trigger: someone close asks where you were.</w:t>
+        <w:t xml:space="preserve">Haunted; trigger: your bond demands something.</w:t>
       </w:r>
     </w:p>
     <w:p>
@@ -27269,7 +28022,7 @@
         <w:t xml:space="preserve"> </w:t>
       </w:r>
       <w:r>
-        <w:t xml:space="preserve">Psychometry II, Precognition I, Empathy I, Enhanced Senses I.</w:t>
+        <w:t xml:space="preserve">Warding III, Mystic Sight I.</w:t>
       </w:r>
     </w:p>
     <w:p>
@@ -27291,7 +28044,7 @@
         <w:t xml:space="preserve"> </w:t>
       </w:r>
       <w:r>
-        <w:t xml:space="preserve">Non-registered.</w:t>
+        <w:t xml:space="preserve">Registered.</w:t>
       </w:r>
     </w:p>
     <w:p>
@@ -27313,7 +28066,7 @@
         <w:t xml:space="preserve"> </w:t>
       </w:r>
       <w:r>
-        <w:t xml:space="preserve">There’s a story nobody’s telling. I’m going to tell it.</w:t>
+        <w:t xml:space="preserve">Someone has to stand between ordinary people and what’s out there.</w:t>
       </w:r>
       <w:r>
         <w:t xml:space="preserve"> </w:t>
@@ -27329,17 +28082,17 @@
         <w:t xml:space="preserve"> </w:t>
       </w:r>
       <w:r>
-        <w:t xml:space="preserve">Rachel Kwan’s missing partner was her source. She hasn’t told Kwan yet.</w:t>
+        <w:t xml:space="preserve">He taught Maeve Ashgrove’s handler, and was the one who recognized what Maeve really is.</w:t>
       </w:r>
     </w:p>
     <w:bookmarkEnd w:id="105"/>
-    <w:bookmarkStart w:id="106" w:name="subject-19"/>
+    <w:bookmarkStart w:id="106" w:name="jess-calloway"/>
     <w:p>
       <w:pPr>
         <w:pStyle w:val="Heading2"/>
       </w:pPr>
       <w:r>
-        <w:t xml:space="preserve">Subject 19</w:t>
+        <w:t xml:space="preserve">Jess Calloway</w:t>
       </w:r>
     </w:p>
     <w:p>
@@ -27351,34 +28104,13 @@
           <w:iCs/>
           <w:i/>
         </w:rPr>
-        <w:t xml:space="preserve">“</w:t>
-      </w:r>
-      <w:r>
-        <w:rPr>
-          <w:iCs/>
-          <w:i/>
-        </w:rPr>
-        <w:t xml:space="preserve">Static</w:t>
-      </w:r>
-      <w:r>
-        <w:rPr>
-          <w:iCs/>
-          <w:i/>
-        </w:rPr>
-        <w:t xml:space="preserve">”</w:t>
-      </w:r>
-      <w:r>
-        <w:rPr>
-          <w:iCs/>
-          <w:i/>
-        </w:rPr>
-        <w:t xml:space="preserve">, escaped Foundation subject, Fugitive. Lab-made (tier 2).</w:t>
-      </w:r>
-      <w:r>
-        <w:t xml:space="preserve"> </w:t>
-      </w:r>
-      <w:r>
-        <w:t xml:space="preserve">Escaped a Foundation black lab a year ago with electric powers, no memory of a name, and a number tattooed on one wrist. Grachyov’s retrieval team is still looking.</w:t>
+        <w:t xml:space="preserve">Freelance investigative reporter, Journalist. Touched (tier 2).</w:t>
+      </w:r>
+      <w:r>
+        <w:t xml:space="preserve"> </w:t>
+      </w:r>
+      <w:r>
+        <w:t xml:space="preserve">Touched a Raster Zero file in 2024 and saw the room it came from. Nobody knows she’s an Operant; she’s been pulling the thread ever since.</w:t>
       </w:r>
     </w:p>
     <w:p>
@@ -27400,7 +28132,7 @@
         <w:t xml:space="preserve"> </w:t>
       </w:r>
       <w:r>
-        <w:t xml:space="preserve">Body 12, Agility 13, Intellect 11, Presence 9, Will 10.</w:t>
+        <w:t xml:space="preserve">Body 10, Agility 11, Intellect 11, Presence 12, Will 12.</w:t>
       </w:r>
       <w:r>
         <w:t xml:space="preserve"> </w:t>
@@ -27416,7 +28148,7 @@
         <w:t xml:space="preserve"> </w:t>
       </w:r>
       <w:r>
-        <w:t xml:space="preserve">12.</w:t>
+        <w:t xml:space="preserve">9.</w:t>
       </w:r>
     </w:p>
     <w:p>
@@ -27438,7 +28170,7 @@
         <w:t xml:space="preserve"> </w:t>
       </w:r>
       <w:r>
-        <w:t xml:space="preserve">Powers 13 (Specialty). Trained: Piloting 14, Stealth 14, Athletics 13, Brawling 13, Computers 12, Engineering 12, Read People 11, Deception 10, Streetwise 10.</w:t>
+        <w:t xml:space="preserve">Investigation 14 (Specialty). Trained: Deception 13, Media 13, Persuasion 13, Powers 13, Read People 13, Streetwise 13, Computers 12, Law 12, Stealth 12.</w:t>
       </w:r>
     </w:p>
     <w:p>
@@ -27460,7 +28192,7 @@
         <w:t xml:space="preserve"> </w:t>
       </w:r>
       <w:r>
-        <w:t xml:space="preserve">Extra Spark, Stronger Power.</w:t>
+        <w:t xml:space="preserve">+1 attribute point, Extra Power.</w:t>
       </w:r>
     </w:p>
     <w:p>
@@ -27482,7 +28214,7 @@
         <w:t xml:space="preserve"> </w:t>
       </w:r>
       <w:r>
-        <w:t xml:space="preserve">Lab Instincts (origin; companion: Test Subject).</w:t>
+        <w:t xml:space="preserve">The Glimpse (origin; companion: Cracked).</w:t>
       </w:r>
       <w:r>
         <w:t xml:space="preserve"> </w:t>
@@ -27498,7 +28230,7 @@
         <w:t xml:space="preserve"> </w:t>
       </w:r>
       <w:r>
-        <w:t xml:space="preserve">Hunted by a Lab; trigger: a van with no plates outside.</w:t>
+        <w:t xml:space="preserve">Secret Identity; trigger: someone close asks where you were.</w:t>
       </w:r>
     </w:p>
     <w:p>
@@ -27520,7 +28252,7 @@
         <w:t xml:space="preserve"> </w:t>
       </w:r>
       <w:r>
-        <w:t xml:space="preserve">Blast III, Speed I, Technopathy I.</w:t>
+        <w:t xml:space="preserve">Psychometry II, Precognition I, Empathy I, Enhanced Senses I.</w:t>
       </w:r>
     </w:p>
     <w:p>
@@ -27564,7 +28296,7 @@
         <w:t xml:space="preserve"> </w:t>
       </w:r>
       <w:r>
-        <w:t xml:space="preserve">No lab, no registry and no government owns me.</w:t>
+        <w:t xml:space="preserve">There’s a story nobody’s telling. I’m going to tell it.</w:t>
       </w:r>
       <w:r>
         <w:t xml:space="preserve"> </w:t>
@@ -27580,17 +28312,17 @@
         <w:t xml:space="preserve"> </w:t>
       </w:r>
       <w:r>
-        <w:t xml:space="preserve">Saved Daybreak from a Foundation snatch team on live TV, and ran before the cameras turned.</w:t>
+        <w:t xml:space="preserve">Rachel Kwan’s missing partner was her source. She hasn’t told Kwan yet.</w:t>
       </w:r>
     </w:p>
     <w:bookmarkEnd w:id="106"/>
-    <w:bookmarkStart w:id="107" w:name="maeve-ashgrove"/>
+    <w:bookmarkStart w:id="107" w:name="subject-19"/>
     <w:p>
       <w:pPr>
         <w:pStyle w:val="Heading2"/>
       </w:pPr>
       <w:r>
-        <w:t xml:space="preserve">Maeve Ashgrove</w:t>
+        <w:t xml:space="preserve">Subject 19</w:t>
       </w:r>
     </w:p>
     <w:p>
@@ -27602,13 +28334,34 @@
           <w:iCs/>
           <w:i/>
         </w:rPr>
-        <w:t xml:space="preserve">Cat burglar, on an ExLAW deal, Thief. Otherworlder (tier 2).</w:t>
-      </w:r>
-      <w:r>
-        <w:t xml:space="preserve"> </w:t>
-      </w:r>
-      <w:r>
-        <w:t xml:space="preserve">A fey-born thief from Avalon, caught stealing from a Morcain vault and handed to ExLAW. She works off her sentence; her handler is the only one who knows where she came from.</w:t>
+        <w:t xml:space="preserve">“</w:t>
+      </w:r>
+      <w:r>
+        <w:rPr>
+          <w:iCs/>
+          <w:i/>
+        </w:rPr>
+        <w:t xml:space="preserve">Static</w:t>
+      </w:r>
+      <w:r>
+        <w:rPr>
+          <w:iCs/>
+          <w:i/>
+        </w:rPr>
+        <w:t xml:space="preserve">”</w:t>
+      </w:r>
+      <w:r>
+        <w:rPr>
+          <w:iCs/>
+          <w:i/>
+        </w:rPr>
+        <w:t xml:space="preserve">, escaped Foundation subject, Fugitive. Lab-made (tier 2).</w:t>
+      </w:r>
+      <w:r>
+        <w:t xml:space="preserve"> </w:t>
+      </w:r>
+      <w:r>
+        <w:t xml:space="preserve">Escaped a Foundation black lab a year ago with electric powers, no memory of a name, and a number tattooed on one wrist. Grachyov’s retrieval team is still looking.</w:t>
       </w:r>
     </w:p>
     <w:p>
@@ -27630,7 +28383,7 @@
         <w:t xml:space="preserve"> </w:t>
       </w:r>
       <w:r>
-        <w:t xml:space="preserve">Body 10, Agility 14, Intellect 11, Presence 11, Will 9.</w:t>
+        <w:t xml:space="preserve">Body 12, Agility 13, Intellect 11, Presence 9, Will 10.</w:t>
       </w:r>
       <w:r>
         <w:t xml:space="preserve"> </w:t>
@@ -27646,7 +28399,7 @@
         <w:t xml:space="preserve"> </w:t>
       </w:r>
       <w:r>
-        <w:t xml:space="preserve">13.</w:t>
+        <w:t xml:space="preserve">12.</w:t>
       </w:r>
     </w:p>
     <w:p>
@@ -27668,7 +28421,7 @@
         <w:t xml:space="preserve"> </w:t>
       </w:r>
       <w:r>
-        <w:t xml:space="preserve">Stealth 17 (Specialty). Trained: Melee 15, Deception 12, Engineering 12, Occult 12, Persuasion 12, Streetwise 12, Athletics 11, Powers 10, Read People 10.</w:t>
+        <w:t xml:space="preserve">Powers 13 (Specialty). Trained: Piloting 14, Stealth 14, Athletics 13, Brawling 13, Computers 12, Engineering 12, Read People 11, Deception 10, Streetwise 10.</w:t>
       </w:r>
     </w:p>
     <w:p>
@@ -27690,7 +28443,7 @@
         <w:t xml:space="preserve"> </w:t>
       </w:r>
       <w:r>
-        <w:t xml:space="preserve">A friend, Extra Spark; a friend: her ExLAW handler, Agent Dorsey, who covers for her more than he should.</w:t>
+        <w:t xml:space="preserve">Extra Spark, Stronger Power.</w:t>
       </w:r>
     </w:p>
     <w:p>
@@ -27712,7 +28465,7 @@
         <w:t xml:space="preserve"> </w:t>
       </w:r>
       <w:r>
-        <w:t xml:space="preserve">Inhuman Grace (origin; companion: Exile).</w:t>
+        <w:t xml:space="preserve">Lab Instincts (origin; companion: Test Subject).</w:t>
       </w:r>
       <w:r>
         <w:t xml:space="preserve"> </w:t>
@@ -27728,7 +28481,7 @@
         <w:t xml:space="preserve"> </w:t>
       </w:r>
       <w:r>
-        <w:t xml:space="preserve">Outsider; trigger: a form that asks for papers you don’t have.</w:t>
+        <w:t xml:space="preserve">Hunted by a Lab; trigger: a van with no plates outside.</w:t>
       </w:r>
     </w:p>
     <w:p>
@@ -27750,7 +28503,7 @@
         <w:t xml:space="preserve"> </w:t>
       </w:r>
       <w:r>
-        <w:t xml:space="preserve">Invisibility II, Phasing I, Illusion I.</w:t>
+        <w:t xml:space="preserve">Blast III, Speed I, Technopathy I.</w:t>
       </w:r>
     </w:p>
     <w:p>
@@ -27772,7 +28525,7 @@
         <w:t xml:space="preserve"> </w:t>
       </w:r>
       <w:r>
-        <w:t xml:space="preserve">Convict.</w:t>
+        <w:t xml:space="preserve">Non-registered.</w:t>
       </w:r>
     </w:p>
     <w:p>
@@ -27810,12 +28563,242 @@
         <w:t xml:space="preserve"> </w:t>
       </w:r>
       <w:r>
+        <w:t xml:space="preserve">Saved Daybreak from a Foundation snatch team on live TV, and ran before the cameras turned.</w:t>
+      </w:r>
+    </w:p>
+    <w:bookmarkEnd w:id="107"/>
+    <w:bookmarkStart w:id="108" w:name="maeve-ashgrove"/>
+    <w:p>
+      <w:pPr>
+        <w:pStyle w:val="Heading2"/>
+      </w:pPr>
+      <w:r>
+        <w:t xml:space="preserve">Maeve Ashgrove</w:t>
+      </w:r>
+    </w:p>
+    <w:p>
+      <w:pPr>
+        <w:pStyle w:val="FirstParagraph"/>
+      </w:pPr>
+      <w:r>
+        <w:rPr>
+          <w:iCs/>
+          <w:i/>
+        </w:rPr>
+        <w:t xml:space="preserve">Cat burglar, on an ExLAW deal, Thief. Otherworlder (tier 2).</w:t>
+      </w:r>
+      <w:r>
+        <w:t xml:space="preserve"> </w:t>
+      </w:r>
+      <w:r>
+        <w:t xml:space="preserve">A fey-born thief from Avalon, caught stealing from a Morcain vault and handed to ExLAW. She works off her sentence; her handler is the only one who knows where she came from.</w:t>
+      </w:r>
+    </w:p>
+    <w:p>
+      <w:pPr>
+        <w:numPr>
+          <w:ilvl w:val="0"/>
+          <w:numId w:val="1029"/>
+        </w:numPr>
+        <w:pStyle w:val="Compact"/>
+      </w:pPr>
+      <w:r>
+        <w:rPr>
+          <w:bCs/>
+          <w:b/>
+        </w:rPr>
+        <w:t xml:space="preserve">Attributes:</w:t>
+      </w:r>
+      <w:r>
+        <w:t xml:space="preserve"> </w:t>
+      </w:r>
+      <w:r>
+        <w:t xml:space="preserve">Body 10, Agility 14, Intellect 11, Presence 11, Will 9.</w:t>
+      </w:r>
+      <w:r>
+        <w:t xml:space="preserve"> </w:t>
+      </w:r>
+      <w:r>
+        <w:rPr>
+          <w:bCs/>
+          <w:b/>
+        </w:rPr>
+        <w:t xml:space="preserve">Dodge</w:t>
+      </w:r>
+      <w:r>
+        <w:t xml:space="preserve"> </w:t>
+      </w:r>
+      <w:r>
+        <w:t xml:space="preserve">13.</w:t>
+      </w:r>
+    </w:p>
+    <w:p>
+      <w:pPr>
+        <w:numPr>
+          <w:ilvl w:val="0"/>
+          <w:numId w:val="1029"/>
+        </w:numPr>
+        <w:pStyle w:val="Compact"/>
+      </w:pPr>
+      <w:r>
+        <w:rPr>
+          <w:bCs/>
+          <w:b/>
+        </w:rPr>
+        <w:t xml:space="preserve">Skills:</w:t>
+      </w:r>
+      <w:r>
+        <w:t xml:space="preserve"> </w:t>
+      </w:r>
+      <w:r>
+        <w:t xml:space="preserve">Stealth 17 (Specialty). Trained: Melee 15, Deception 12, Engineering 12, Occult 12, Persuasion 12, Streetwise 12, Athletics 11, Powers 10, Read People 10.</w:t>
+      </w:r>
+    </w:p>
+    <w:p>
+      <w:pPr>
+        <w:numPr>
+          <w:ilvl w:val="0"/>
+          <w:numId w:val="1029"/>
+        </w:numPr>
+        <w:pStyle w:val="Compact"/>
+      </w:pPr>
+      <w:r>
+        <w:rPr>
+          <w:bCs/>
+          <w:b/>
+        </w:rPr>
+        <w:t xml:space="preserve">Edges:</w:t>
+      </w:r>
+      <w:r>
+        <w:t xml:space="preserve"> </w:t>
+      </w:r>
+      <w:r>
+        <w:t xml:space="preserve">A friend, Extra Spark; a friend: her ExLAW handler, Agent Dorsey, who covers for her more than he should.</w:t>
+      </w:r>
+    </w:p>
+    <w:p>
+      <w:pPr>
+        <w:numPr>
+          <w:ilvl w:val="0"/>
+          <w:numId w:val="1029"/>
+        </w:numPr>
+        <w:pStyle w:val="Compact"/>
+      </w:pPr>
+      <w:r>
+        <w:rPr>
+          <w:bCs/>
+          <w:b/>
+        </w:rPr>
+        <w:t xml:space="preserve">Advantage:</w:t>
+      </w:r>
+      <w:r>
+        <w:t xml:space="preserve"> </w:t>
+      </w:r>
+      <w:r>
+        <w:t xml:space="preserve">Inhuman Grace (origin; companion: Exile).</w:t>
+      </w:r>
+      <w:r>
+        <w:t xml:space="preserve"> </w:t>
+      </w:r>
+      <w:r>
+        <w:rPr>
+          <w:bCs/>
+          <w:b/>
+        </w:rPr>
+        <w:t xml:space="preserve">Complication:</w:t>
+      </w:r>
+      <w:r>
+        <w:t xml:space="preserve"> </w:t>
+      </w:r>
+      <w:r>
+        <w:t xml:space="preserve">Outsider; trigger: a form that asks for papers you don’t have.</w:t>
+      </w:r>
+    </w:p>
+    <w:p>
+      <w:pPr>
+        <w:numPr>
+          <w:ilvl w:val="0"/>
+          <w:numId w:val="1029"/>
+        </w:numPr>
+        <w:pStyle w:val="Compact"/>
+      </w:pPr>
+      <w:r>
+        <w:rPr>
+          <w:bCs/>
+          <w:b/>
+        </w:rPr>
+        <w:t xml:space="preserve">Powers:</w:t>
+      </w:r>
+      <w:r>
+        <w:t xml:space="preserve"> </w:t>
+      </w:r>
+      <w:r>
+        <w:t xml:space="preserve">Invisibility II, Phasing I, Illusion I.</w:t>
+      </w:r>
+    </w:p>
+    <w:p>
+      <w:pPr>
+        <w:numPr>
+          <w:ilvl w:val="0"/>
+          <w:numId w:val="1029"/>
+        </w:numPr>
+        <w:pStyle w:val="Compact"/>
+      </w:pPr>
+      <w:r>
+        <w:rPr>
+          <w:bCs/>
+          <w:b/>
+        </w:rPr>
+        <w:t xml:space="preserve">Legal status:</w:t>
+      </w:r>
+      <w:r>
+        <w:t xml:space="preserve"> </w:t>
+      </w:r>
+      <w:r>
+        <w:t xml:space="preserve">Convict.</w:t>
+      </w:r>
+    </w:p>
+    <w:p>
+      <w:pPr>
+        <w:numPr>
+          <w:ilvl w:val="0"/>
+          <w:numId w:val="1029"/>
+        </w:numPr>
+        <w:pStyle w:val="Compact"/>
+      </w:pPr>
+      <w:r>
+        <w:rPr>
+          <w:bCs/>
+          <w:b/>
+        </w:rPr>
+        <w:t xml:space="preserve">Why I do this:</w:t>
+      </w:r>
+      <w:r>
+        <w:t xml:space="preserve"> </w:t>
+      </w:r>
+      <w:r>
+        <w:t xml:space="preserve">No lab, no registry and no government owns me.</w:t>
+      </w:r>
+      <w:r>
+        <w:t xml:space="preserve"> </w:t>
+      </w:r>
+      <w:r>
+        <w:rPr>
+          <w:bCs/>
+          <w:b/>
+        </w:rPr>
+        <w:t xml:space="preserve">Connection:</w:t>
+      </w:r>
+      <w:r>
+        <w:t xml:space="preserve"> </w:t>
+      </w:r>
+      <w:r>
         <w:t xml:space="preserve">Dr. Tobias Wren saw through her glamour the first day. He’s kept her secret; she wonders what it’ll cost.</w:t>
       </w:r>
     </w:p>
-    <w:bookmarkEnd w:id="107"/>
     <w:bookmarkEnd w:id="108"/>
-    <w:bookmarkStart w:id="109" w:name="advantages"/>
+    <w:bookmarkEnd w:id="109"/>
+    <w:bookmarkStart w:id="110" w:name="advantages"/>
     <w:p>
       <w:pPr>
         <w:pStyle w:val="Heading1"/>
@@ -28669,8 +29652,8 @@
         <w:t xml:space="preserve">complication unless the GM agrees otherwise. Origin advantages (in each origin’s entry) are often the most flavorful choice for an Operant.</w:t>
       </w:r>
     </w:p>
-    <w:bookmarkEnd w:id="109"/>
-    <w:bookmarkStart w:id="120" w:name="origins"/>
+    <w:bookmarkEnd w:id="110"/>
+    <w:bookmarkStart w:id="121" w:name="origins"/>
     <w:p>
       <w:pPr>
         <w:pStyle w:val="Heading1"/>
@@ -29408,7 +30391,7 @@
         </w:tc>
       </w:tr>
     </w:tbl>
-    <w:bookmarkStart w:id="110" w:name="non-operant"/>
+    <w:bookmarkStart w:id="111" w:name="non-operant"/>
     <w:p>
       <w:pPr>
         <w:pStyle w:val="Heading2"/>
@@ -29453,7 +30436,7 @@
       <w:pPr>
         <w:numPr>
           <w:ilvl w:val="0"/>
-          <w:numId w:val="1029"/>
+          <w:numId w:val="1030"/>
         </w:numPr>
         <w:pStyle w:val="Compact"/>
       </w:pPr>
@@ -29465,7 +30448,7 @@
       <w:pPr>
         <w:numPr>
           <w:ilvl w:val="0"/>
-          <w:numId w:val="1029"/>
+          <w:numId w:val="1030"/>
         </w:numPr>
         <w:pStyle w:val="Compact"/>
       </w:pPr>
@@ -29757,8 +30740,8 @@
         </w:tc>
       </w:tr>
     </w:tbl>
-    <w:bookmarkEnd w:id="110"/>
-    <w:bookmarkStart w:id="111" w:name="adept"/>
+    <w:bookmarkEnd w:id="111"/>
+    <w:bookmarkStart w:id="112" w:name="adept"/>
     <w:p>
       <w:pPr>
         <w:pStyle w:val="Heading2"/>
@@ -29803,19 +30786,19 @@
       <w:pPr>
         <w:numPr>
           <w:ilvl w:val="0"/>
-          <w:numId w:val="1030"/>
+          <w:numId w:val="1031"/>
         </w:numPr>
         <w:pStyle w:val="Compact"/>
       </w:pPr>
       <w:r>
-        <w:t xml:space="preserve">Mystic powers: your own powers come from the mystic list (Warding, Summoning, Mystic Sight, Illusion, Blast, Portals, Astral Projection, Elemental Control, Teleport, Healing).</w:t>
+        <w:t xml:space="preserve">Mystic powers: your own powers come from the mystic list (Cantrips, Warding, Summoning, Mystic Sight, Illusion, Blast, Portals, Astral Projection, Elemental Control, Teleport, Healing).</w:t>
       </w:r>
     </w:p>
     <w:p>
       <w:pPr>
         <w:numPr>
           <w:ilvl w:val="0"/>
-          <w:numId w:val="1030"/>
+          <w:numId w:val="1031"/>
         </w:numPr>
         <w:pStyle w:val="Compact"/>
       </w:pPr>
@@ -29827,7 +30810,7 @@
       <w:pPr>
         <w:numPr>
           <w:ilvl w:val="0"/>
-          <w:numId w:val="1030"/>
+          <w:numId w:val="1031"/>
         </w:numPr>
         <w:pStyle w:val="Compact"/>
       </w:pPr>
@@ -30119,8 +31102,8 @@
         </w:tc>
       </w:tr>
     </w:tbl>
-    <w:bookmarkEnd w:id="111"/>
-    <w:bookmarkStart w:id="112" w:name="aurora-born"/>
+    <w:bookmarkEnd w:id="112"/>
+    <w:bookmarkStart w:id="113" w:name="aurora-born"/>
     <w:p>
       <w:pPr>
         <w:pStyle w:val="Heading2"/>
@@ -30165,7 +31148,7 @@
       <w:pPr>
         <w:numPr>
           <w:ilvl w:val="0"/>
-          <w:numId w:val="1031"/>
+          <w:numId w:val="1032"/>
         </w:numPr>
         <w:pStyle w:val="Compact"/>
       </w:pPr>
@@ -30177,7 +31160,7 @@
       <w:pPr>
         <w:numPr>
           <w:ilvl w:val="0"/>
-          <w:numId w:val="1031"/>
+          <w:numId w:val="1032"/>
         </w:numPr>
         <w:pStyle w:val="Compact"/>
       </w:pPr>
@@ -30469,8 +31452,8 @@
         </w:tc>
       </w:tr>
     </w:tbl>
-    <w:bookmarkEnd w:id="112"/>
-    <w:bookmarkStart w:id="113" w:name="bonded"/>
+    <w:bookmarkEnd w:id="113"/>
+    <w:bookmarkStart w:id="114" w:name="bonded"/>
     <w:p>
       <w:pPr>
         <w:pStyle w:val="Heading2"/>
@@ -30515,7 +31498,7 @@
       <w:pPr>
         <w:numPr>
           <w:ilvl w:val="0"/>
-          <w:numId w:val="1032"/>
+          <w:numId w:val="1033"/>
         </w:numPr>
         <w:pStyle w:val="Compact"/>
       </w:pPr>
@@ -30527,7 +31510,7 @@
       <w:pPr>
         <w:numPr>
           <w:ilvl w:val="0"/>
-          <w:numId w:val="1032"/>
+          <w:numId w:val="1033"/>
         </w:numPr>
         <w:pStyle w:val="Compact"/>
       </w:pPr>
@@ -30539,7 +31522,7 @@
       <w:pPr>
         <w:numPr>
           <w:ilvl w:val="0"/>
-          <w:numId w:val="1032"/>
+          <w:numId w:val="1033"/>
         </w:numPr>
         <w:pStyle w:val="Compact"/>
       </w:pPr>
@@ -30831,8 +31814,8 @@
         </w:tc>
       </w:tr>
     </w:tbl>
-    <w:bookmarkEnd w:id="113"/>
-    <w:bookmarkStart w:id="114" w:name="lab-made"/>
+    <w:bookmarkEnd w:id="114"/>
+    <w:bookmarkStart w:id="115" w:name="lab-made"/>
     <w:p>
       <w:pPr>
         <w:pStyle w:val="Heading2"/>
@@ -30877,7 +31860,7 @@
       <w:pPr>
         <w:numPr>
           <w:ilvl w:val="0"/>
-          <w:numId w:val="1033"/>
+          <w:numId w:val="1034"/>
         </w:numPr>
         <w:pStyle w:val="Compact"/>
       </w:pPr>
@@ -30889,7 +31872,7 @@
       <w:pPr>
         <w:numPr>
           <w:ilvl w:val="0"/>
-          <w:numId w:val="1033"/>
+          <w:numId w:val="1034"/>
         </w:numPr>
         <w:pStyle w:val="Compact"/>
       </w:pPr>
@@ -31181,8 +32164,8 @@
         </w:tc>
       </w:tr>
     </w:tbl>
-    <w:bookmarkEnd w:id="114"/>
-    <w:bookmarkStart w:id="115" w:name="otherworlder"/>
+    <w:bookmarkEnd w:id="115"/>
+    <w:bookmarkStart w:id="116" w:name="otherworlder"/>
     <w:p>
       <w:pPr>
         <w:pStyle w:val="Heading2"/>
@@ -31227,7 +32210,7 @@
       <w:pPr>
         <w:numPr>
           <w:ilvl w:val="0"/>
-          <w:numId w:val="1034"/>
+          <w:numId w:val="1035"/>
         </w:numPr>
         <w:pStyle w:val="Compact"/>
       </w:pPr>
@@ -31239,7 +32222,7 @@
       <w:pPr>
         <w:numPr>
           <w:ilvl w:val="0"/>
-          <w:numId w:val="1034"/>
+          <w:numId w:val="1035"/>
         </w:numPr>
         <w:pStyle w:val="Compact"/>
       </w:pPr>
@@ -31531,8 +32514,8 @@
         </w:tc>
       </w:tr>
     </w:tbl>
-    <w:bookmarkEnd w:id="115"/>
-    <w:bookmarkStart w:id="116" w:name="shadow-earth-defector"/>
+    <w:bookmarkEnd w:id="116"/>
+    <w:bookmarkStart w:id="117" w:name="shadow-earth-defector"/>
     <w:p>
       <w:pPr>
         <w:pStyle w:val="Heading2"/>
@@ -31577,7 +32560,7 @@
       <w:pPr>
         <w:numPr>
           <w:ilvl w:val="0"/>
-          <w:numId w:val="1035"/>
+          <w:numId w:val="1036"/>
         </w:numPr>
         <w:pStyle w:val="Compact"/>
       </w:pPr>
@@ -31589,7 +32572,7 @@
       <w:pPr>
         <w:numPr>
           <w:ilvl w:val="0"/>
-          <w:numId w:val="1035"/>
+          <w:numId w:val="1036"/>
         </w:numPr>
         <w:pStyle w:val="Compact"/>
       </w:pPr>
@@ -31601,7 +32584,7 @@
       <w:pPr>
         <w:numPr>
           <w:ilvl w:val="0"/>
-          <w:numId w:val="1035"/>
+          <w:numId w:val="1036"/>
         </w:numPr>
         <w:pStyle w:val="Compact"/>
       </w:pPr>
@@ -31893,8 +32876,8 @@
         </w:tc>
       </w:tr>
     </w:tbl>
-    <w:bookmarkEnd w:id="116"/>
-    <w:bookmarkStart w:id="117" w:name="touched"/>
+    <w:bookmarkEnd w:id="117"/>
+    <w:bookmarkStart w:id="118" w:name="touched"/>
     <w:p>
       <w:pPr>
         <w:pStyle w:val="Heading2"/>
@@ -31954,7 +32937,7 @@
       <w:pPr>
         <w:numPr>
           <w:ilvl w:val="0"/>
-          <w:numId w:val="1036"/>
+          <w:numId w:val="1037"/>
         </w:numPr>
         <w:pStyle w:val="Compact"/>
       </w:pPr>
@@ -31966,7 +32949,7 @@
       <w:pPr>
         <w:numPr>
           <w:ilvl w:val="0"/>
-          <w:numId w:val="1036"/>
+          <w:numId w:val="1037"/>
         </w:numPr>
         <w:pStyle w:val="Compact"/>
       </w:pPr>
@@ -32258,8 +33241,8 @@
         </w:tc>
       </w:tr>
     </w:tbl>
-    <w:bookmarkEnd w:id="117"/>
-    <w:bookmarkStart w:id="118" w:name="ambrosia"/>
+    <w:bookmarkEnd w:id="118"/>
+    <w:bookmarkStart w:id="119" w:name="ambrosia"/>
     <w:p>
       <w:pPr>
         <w:pStyle w:val="Heading2"/>
@@ -32304,7 +33287,7 @@
       <w:pPr>
         <w:numPr>
           <w:ilvl w:val="0"/>
-          <w:numId w:val="1037"/>
+          <w:numId w:val="1038"/>
         </w:numPr>
         <w:pStyle w:val="Compact"/>
       </w:pPr>
@@ -32316,7 +33299,7 @@
       <w:pPr>
         <w:numPr>
           <w:ilvl w:val="0"/>
-          <w:numId w:val="1037"/>
+          <w:numId w:val="1038"/>
         </w:numPr>
         <w:pStyle w:val="Compact"/>
       </w:pPr>
@@ -32328,7 +33311,7 @@
       <w:pPr>
         <w:numPr>
           <w:ilvl w:val="0"/>
-          <w:numId w:val="1037"/>
+          <w:numId w:val="1038"/>
         </w:numPr>
         <w:pStyle w:val="Compact"/>
       </w:pPr>
@@ -32620,8 +33603,8 @@
         </w:tc>
       </w:tr>
     </w:tbl>
-    <w:bookmarkEnd w:id="118"/>
-    <w:bookmarkStart w:id="119" w:name="mythic"/>
+    <w:bookmarkEnd w:id="119"/>
+    <w:bookmarkStart w:id="120" w:name="mythic"/>
     <w:p>
       <w:pPr>
         <w:pStyle w:val="Heading2"/>
@@ -32666,7 +33649,7 @@
       <w:pPr>
         <w:numPr>
           <w:ilvl w:val="0"/>
-          <w:numId w:val="1038"/>
+          <w:numId w:val="1039"/>
         </w:numPr>
         <w:pStyle w:val="Compact"/>
       </w:pPr>
@@ -32678,7 +33661,7 @@
       <w:pPr>
         <w:numPr>
           <w:ilvl w:val="0"/>
-          <w:numId w:val="1038"/>
+          <w:numId w:val="1039"/>
         </w:numPr>
         <w:pStyle w:val="Compact"/>
       </w:pPr>
@@ -32690,7 +33673,7 @@
       <w:pPr>
         <w:numPr>
           <w:ilvl w:val="0"/>
-          <w:numId w:val="1038"/>
+          <w:numId w:val="1039"/>
         </w:numPr>
         <w:pStyle w:val="Compact"/>
       </w:pPr>
@@ -32982,9 +33965,9 @@
         </w:tc>
       </w:tr>
     </w:tbl>
-    <w:bookmarkEnd w:id="119"/>
     <w:bookmarkEnd w:id="120"/>
-    <w:bookmarkStart w:id="131" w:name="making-your-own"/>
+    <w:bookmarkEnd w:id="121"/>
+    <w:bookmarkStart w:id="132" w:name="making-your-own"/>
     <w:p>
       <w:pPr>
         <w:pStyle w:val="Heading1"/>
@@ -33017,7 +34000,7 @@
         <w:t xml:space="preserve">option at the end of each list, and its checklist holds a custom choice to the same rules as everything else.</w:t>
       </w:r>
     </w:p>
-    <w:bookmarkStart w:id="121" w:name="a-custom-calling"/>
+    <w:bookmarkStart w:id="122" w:name="a-custom-calling"/>
     <w:p>
       <w:pPr>
         <w:pStyle w:val="Heading2"/>
@@ -33038,7 +34021,7 @@
       <w:pPr>
         <w:numPr>
           <w:ilvl w:val="0"/>
-          <w:numId w:val="1039"/>
+          <w:numId w:val="1040"/>
         </w:numPr>
         <w:pStyle w:val="Compact"/>
       </w:pPr>
@@ -33084,7 +34067,7 @@
       <w:pPr>
         <w:numPr>
           <w:ilvl w:val="0"/>
-          <w:numId w:val="1039"/>
+          <w:numId w:val="1040"/>
         </w:numPr>
         <w:pStyle w:val="Compact"/>
       </w:pPr>
@@ -33106,7 +34089,7 @@
       <w:pPr>
         <w:numPr>
           <w:ilvl w:val="0"/>
-          <w:numId w:val="1039"/>
+          <w:numId w:val="1040"/>
         </w:numPr>
         <w:pStyle w:val="Compact"/>
       </w:pPr>
@@ -33128,7 +34111,7 @@
       <w:pPr>
         <w:numPr>
           <w:ilvl w:val="0"/>
-          <w:numId w:val="1039"/>
+          <w:numId w:val="1040"/>
         </w:numPr>
         <w:pStyle w:val="Compact"/>
       </w:pPr>
@@ -33193,8 +34176,8 @@
         <w:t xml:space="preserve">.</w:t>
       </w:r>
     </w:p>
-    <w:bookmarkEnd w:id="121"/>
-    <w:bookmarkStart w:id="130" w:name="a-custom-origin"/>
+    <w:bookmarkEnd w:id="122"/>
+    <w:bookmarkStart w:id="131" w:name="a-custom-origin"/>
     <w:p>
       <w:pPr>
         <w:pStyle w:val="Heading2"/>
@@ -33211,7 +34194,7 @@
         <w:t xml:space="preserve">Build it with the GM, one step at a time.</w:t>
       </w:r>
     </w:p>
-    <w:bookmarkStart w:id="122" w:name="the-concept"/>
+    <w:bookmarkStart w:id="123" w:name="the-concept"/>
     <w:p>
       <w:pPr>
         <w:pStyle w:val="Heading3"/>
@@ -33228,8 +34211,8 @@
         <w:t xml:space="preserve">Two or three sentences: where they come from, what sets them apart, and how others see them. It should be something the origins in this book don’t already cover.</w:t>
       </w:r>
     </w:p>
-    <w:bookmarkEnd w:id="122"/>
-    <w:bookmarkStart w:id="123" w:name="the-tier"/>
+    <w:bookmarkEnd w:id="123"/>
+    <w:bookmarkStart w:id="124" w:name="the-tier"/>
     <w:p>
       <w:pPr>
         <w:pStyle w:val="Heading3"/>
@@ -33526,8 +34509,8 @@
         <w:t xml:space="preserve">When in doubt, choose the higher tier.</w:t>
       </w:r>
     </w:p>
-    <w:bookmarkEnd w:id="123"/>
-    <w:bookmarkStart w:id="124" w:name="attribute-adjustments"/>
+    <w:bookmarkEnd w:id="124"/>
+    <w:bookmarkStart w:id="125" w:name="attribute-adjustments"/>
     <w:p>
       <w:pPr>
         <w:pStyle w:val="Heading3"/>
@@ -33573,8 +34556,8 @@
         <w:t xml:space="preserve">: a +2 needs a −2 or two −1s. The adjustments move the attribute’s base (+1 starts it at 11) and raise its starting maximum (13 plus the bonus). Most origins change two to four attributes.</w:t>
       </w:r>
     </w:p>
-    <w:bookmarkEnd w:id="124"/>
-    <w:bookmarkStart w:id="125" w:name="core-rules-tier-1-and-up"/>
+    <w:bookmarkEnd w:id="125"/>
+    <w:bookmarkStart w:id="126" w:name="core-rules-tier-1-and-up"/>
     <w:p>
       <w:pPr>
         <w:pStyle w:val="Heading3"/>
@@ -33591,8 +34574,8 @@
         <w:t xml:space="preserve">One to three short rules that always apply: what they can do (see in the dark, resist cold, a free Trained skill) and what it costs (a weakness, a people’s distrust, a hazard they can’t abide). A strength with no drawback is worth more than it looks, so price it a tier higher.</w:t>
       </w:r>
     </w:p>
-    <w:bookmarkEnd w:id="125"/>
-    <w:bookmarkStart w:id="126" w:name="origin-advantages"/>
+    <w:bookmarkEnd w:id="126"/>
+    <w:bookmarkStart w:id="127" w:name="origin-advantages"/>
     <w:p>
       <w:pPr>
         <w:pStyle w:val="Heading3"/>
@@ -33647,8 +34630,8 @@
         <w:t xml:space="preserve">: a problem the trait causes, with a clear trigger and a real consequence, which earns a Spark point when it bites, like any complication. A character takes one advantage, general or origin, so make them distinct choices.</w:t>
       </w:r>
     </w:p>
-    <w:bookmarkEnd w:id="126"/>
-    <w:bookmarkStart w:id="127" w:name="an-alternate-form-optional-tier-2-or-3"/>
+    <w:bookmarkEnd w:id="127"/>
+    <w:bookmarkStart w:id="128" w:name="an-alternate-form-optional-tier-2-or-3"/>
     <w:p>
       <w:pPr>
         <w:pStyle w:val="Heading3"/>
@@ -33681,8 +34664,8 @@
         <w:t xml:space="preserve">apply.</w:t>
       </w:r>
     </w:p>
-    <w:bookmarkEnd w:id="127"/>
-    <w:bookmarkStart w:id="128" w:name="in-the-creator"/>
+    <w:bookmarkEnd w:id="128"/>
+    <w:bookmarkStart w:id="129" w:name="in-the-creator"/>
     <w:p>
       <w:pPr>
         <w:pStyle w:val="Heading3"/>
@@ -33695,7 +34678,7 @@
       <w:pPr>
         <w:numPr>
           <w:ilvl w:val="0"/>
-          <w:numId w:val="1040"/>
+          <w:numId w:val="1041"/>
         </w:numPr>
         <w:pStyle w:val="Compact"/>
       </w:pPr>
@@ -33723,7 +34706,7 @@
       <w:pPr>
         <w:numPr>
           <w:ilvl w:val="0"/>
-          <w:numId w:val="1040"/>
+          <w:numId w:val="1041"/>
         </w:numPr>
         <w:pStyle w:val="Compact"/>
       </w:pPr>
@@ -33735,7 +34718,7 @@
       <w:pPr>
         <w:numPr>
           <w:ilvl w:val="0"/>
-          <w:numId w:val="1040"/>
+          <w:numId w:val="1041"/>
         </w:numPr>
         <w:pStyle w:val="Compact"/>
       </w:pPr>
@@ -33763,7 +34746,7 @@
       <w:pPr>
         <w:numPr>
           <w:ilvl w:val="0"/>
-          <w:numId w:val="1040"/>
+          <w:numId w:val="1041"/>
         </w:numPr>
         <w:pStyle w:val="Compact"/>
       </w:pPr>
@@ -33787,8 +34770,8 @@
         <w:t xml:space="preserve">and enter the advantage and its companion complication.</w:t>
       </w:r>
     </w:p>
-    <w:bookmarkEnd w:id="128"/>
-    <w:bookmarkStart w:id="129" w:name="example"/>
+    <w:bookmarkEnd w:id="129"/>
+    <w:bookmarkStart w:id="130" w:name="example"/>
     <w:p>
       <w:pPr>
         <w:pStyle w:val="Heading3"/>
@@ -33909,10 +34892,10 @@
         <w:t xml:space="preserve">one at Class II, two at Class I.</w:t>
       </w:r>
     </w:p>
-    <w:bookmarkEnd w:id="129"/>
     <w:bookmarkEnd w:id="130"/>
     <w:bookmarkEnd w:id="131"/>
-    <w:bookmarkStart w:id="132" w:name="complications"/>
+    <w:bookmarkEnd w:id="132"/>
+    <w:bookmarkStart w:id="133" w:name="complications"/>
     <w:p>
       <w:pPr>
         <w:pStyle w:val="Heading1"/>
@@ -34617,8 +35600,8 @@
         </w:tc>
       </w:tr>
     </w:tbl>
-    <w:bookmarkEnd w:id="132"/>
-    <w:bookmarkStart w:id="134" w:name="quick-reference"/>
+    <w:bookmarkEnd w:id="133"/>
+    <w:bookmarkStart w:id="135" w:name="quick-reference"/>
     <w:p>
       <w:pPr>
         <w:pStyle w:val="Heading1"/>
@@ -34809,7 +35792,7 @@
       <w:r>
         <w:t xml:space="preserve"> </w:t>
       </w:r>
-      <w:hyperlink r:id="rId133">
+      <w:hyperlink r:id="rId134">
         <w:r>
           <w:rPr>
             <w:rStyle w:val="Hyperlink"/>
@@ -34821,7 +35804,7 @@
         <w:t xml:space="preserve">. You may share, adapt, and use it for any purpose, including commercially, as long as you give appropriate credit to the author.</w:t>
       </w:r>
     </w:p>
-    <w:bookmarkEnd w:id="134"/>
+    <w:bookmarkEnd w:id="135"/>
     <w:sectPr/>
   </w:body>
 </w:document>
@@ -35288,6 +36271,9 @@
     <w:abstractNumId w:val="991"/>
   </w:num>
   <w:num w:numId="1039">
+    <w:abstractNumId w:val="991"/>
+  </w:num>
+  <w:num w:numId="1040">
     <w:abstractNumId w:val="99411"/>
     <w:lvlOverride w:ilvl="0">
       <w:startOverride w:val="1"/>
@@ -35317,7 +36303,7 @@
       <w:startOverride w:val="1"/>
     </w:lvlOverride>
   </w:num>
-  <w:num w:numId="1040">
+  <w:num w:numId="1041">
     <w:abstractNumId w:val="99411"/>
     <w:lvlOverride w:ilvl="0">
       <w:startOverride w:val="1"/>

--- a/legend-dynamics/aurora/Aurora_Players_Guide.docx
+++ b/legend-dynamics/aurora/Aurora_Players_Guide.docx
@@ -21386,7 +21386,7 @@
         <w:pStyle w:val="FirstParagraph"/>
       </w:pPr>
       <w:r>
-        <w:t xml:space="preserve">Most powers simply go further at Classes IV to VI. Speed, Flight, Super Leaping, Cantrips and Teleport have set limits at every Class: speeds in multiples of the speed of sound (Mach 1 is about 760 mph), and distances in feet and miles. Player characters reach these Classes only by pushing (one action, one box of Strain); the GM’s characters may have them outright.</w:t>
+        <w:t xml:space="preserve">Every power keeps going at Classes IV to VI. Player characters reach Class IV only by pushing (one action, one box of Strain), with the Stronger Power Edge and the GM’s approval, or at a campaign milestone; Class V is an end-of-campaign capstone, and Class VI belongs to the GM’s characters. Speeds are in multiples of the speed of sound (Mach 1 is about 760 mph).</w:t>
       </w:r>
     </w:p>
     <w:tbl>
@@ -21501,6 +21501,710 @@
                 <w:b/>
                 <w:sz w:val="19"/>
               </w:rPr>
+              <w:t xml:space="preserve">Blast</w:t>
+            </w:r>
+          </w:p>
+        </w:tc>
+        <w:tc>
+          <w:tcPr/>
+          <w:p>
+            <w:pPr>
+              <w:pStyle w:val="Compact"/>
+              <w:jc w:val="left"/>
+            </w:pPr>
+            <w:r>
+              <w:rPr>
+                <w:sz w:val="19"/>
+              </w:rPr>
+              <w:t xml:space="preserve">Class IV attack, effective for miles; or Class III across a small area.</w:t>
+            </w:r>
+          </w:p>
+        </w:tc>
+        <w:tc>
+          <w:tcPr/>
+          <w:p>
+            <w:pPr>
+              <w:pStyle w:val="Compact"/>
+              <w:jc w:val="left"/>
+            </w:pPr>
+            <w:r>
+              <w:rPr>
+                <w:sz w:val="19"/>
+              </w:rPr>
+              <w:t xml:space="preserve">Class V attack that can level a building; or Class IV across a city block.</w:t>
+            </w:r>
+          </w:p>
+        </w:tc>
+        <w:tc>
+          <w:tcPr/>
+          <w:p>
+            <w:pPr>
+              <w:pStyle w:val="Compact"/>
+              <w:jc w:val="left"/>
+            </w:pPr>
+            <w:r>
+              <w:rPr>
+                <w:sz w:val="19"/>
+              </w:rPr>
+              <w:t xml:space="preserve">Class VI attack; or Class V across a district.</w:t>
+            </w:r>
+          </w:p>
+        </w:tc>
+      </w:tr>
+      <w:tr>
+        <w:tc>
+          <w:tcPr/>
+          <w:p>
+            <w:pPr>
+              <w:pStyle w:val="Compact"/>
+              <w:jc w:val="left"/>
+            </w:pPr>
+            <w:r>
+              <w:rPr>
+                <w:bCs/>
+                <w:b/>
+                <w:sz w:val="19"/>
+              </w:rPr>
+              <w:t xml:space="preserve">Elemental Control</w:t>
+            </w:r>
+          </w:p>
+        </w:tc>
+        <w:tc>
+          <w:tcPr/>
+          <w:p>
+            <w:pPr>
+              <w:pStyle w:val="Compact"/>
+              <w:jc w:val="left"/>
+            </w:pPr>
+            <w:r>
+              <w:rPr>
+                <w:sz w:val="19"/>
+              </w:rPr>
+              <w:t xml:space="preserve">Shape a neighborhood’s worth: a sinkhole, a river turned aside, a forest in an hour.</w:t>
+            </w:r>
+          </w:p>
+        </w:tc>
+        <w:tc>
+          <w:tcPr/>
+          <w:p>
+            <w:pPr>
+              <w:pStyle w:val="Compact"/>
+              <w:jc w:val="left"/>
+            </w:pPr>
+            <w:r>
+              <w:rPr>
+                <w:sz w:val="19"/>
+              </w:rPr>
+              <w:t xml:space="preserve">Shape a city’s worth: an earthquake, a flood, a storm surge.</w:t>
+            </w:r>
+          </w:p>
+        </w:tc>
+        <w:tc>
+          <w:tcPr/>
+          <w:p>
+            <w:pPr>
+              <w:pStyle w:val="Compact"/>
+              <w:jc w:val="left"/>
+            </w:pPr>
+            <w:r>
+              <w:rPr>
+                <w:sz w:val="19"/>
+              </w:rPr>
+              <w:t xml:space="preserve">Shape a region: raise hills, redraw a coastline.</w:t>
+            </w:r>
+          </w:p>
+        </w:tc>
+      </w:tr>
+      <w:tr>
+        <w:tc>
+          <w:tcPr/>
+          <w:p>
+            <w:pPr>
+              <w:pStyle w:val="Compact"/>
+              <w:jc w:val="left"/>
+            </w:pPr>
+            <w:r>
+              <w:rPr>
+                <w:bCs/>
+                <w:b/>
+                <w:sz w:val="19"/>
+              </w:rPr>
+              <w:t xml:space="preserve">Weather Control</w:t>
+            </w:r>
+          </w:p>
+        </w:tc>
+        <w:tc>
+          <w:tcPr/>
+          <w:p>
+            <w:pPr>
+              <w:pStyle w:val="Compact"/>
+              <w:jc w:val="left"/>
+            </w:pPr>
+            <w:r>
+              <w:rPr>
+                <w:sz w:val="19"/>
+              </w:rPr>
+              <w:t xml:space="preserve">A storm over a region: tornadoes, Class IV lightning.</w:t>
+            </w:r>
+          </w:p>
+        </w:tc>
+        <w:tc>
+          <w:tcPr/>
+          <w:p>
+            <w:pPr>
+              <w:pStyle w:val="Compact"/>
+              <w:jc w:val="left"/>
+            </w:pPr>
+            <w:r>
+              <w:rPr>
+                <w:sz w:val="19"/>
+              </w:rPr>
+              <w:t xml:space="preserve">A hurricane, and you steer it.</w:t>
+            </w:r>
+          </w:p>
+        </w:tc>
+        <w:tc>
+          <w:tcPr/>
+          <w:p>
+            <w:pPr>
+              <w:pStyle w:val="Compact"/>
+              <w:jc w:val="left"/>
+            </w:pPr>
+            <w:r>
+              <w:rPr>
+                <w:sz w:val="19"/>
+              </w:rPr>
+              <w:t xml:space="preserve">Change a continent’s weather for a season.</w:t>
+            </w:r>
+          </w:p>
+        </w:tc>
+      </w:tr>
+      <w:tr>
+        <w:tc>
+          <w:tcPr/>
+          <w:p>
+            <w:pPr>
+              <w:pStyle w:val="Compact"/>
+              <w:jc w:val="left"/>
+            </w:pPr>
+            <w:r>
+              <w:rPr>
+                <w:bCs/>
+                <w:b/>
+                <w:sz w:val="19"/>
+              </w:rPr>
+              <w:t xml:space="preserve">Darkness / Shadow</w:t>
+            </w:r>
+          </w:p>
+        </w:tc>
+        <w:tc>
+          <w:tcPr/>
+          <w:p>
+            <w:pPr>
+              <w:pStyle w:val="Compact"/>
+              <w:jc w:val="left"/>
+            </w:pPr>
+            <w:r>
+              <w:rPr>
+                <w:sz w:val="19"/>
+              </w:rPr>
+              <w:t xml:space="preserve">Plunge a neighborhood into night; constructs make Class III attacks.</w:t>
+            </w:r>
+          </w:p>
+        </w:tc>
+        <w:tc>
+          <w:tcPr/>
+          <w:p>
+            <w:pPr>
+              <w:pStyle w:val="Compact"/>
+              <w:jc w:val="left"/>
+            </w:pPr>
+            <w:r>
+              <w:rPr>
+                <w:sz w:val="19"/>
+              </w:rPr>
+              <w:t xml:space="preserve">Night over a city; step through shadows anywhere in it.</w:t>
+            </w:r>
+          </w:p>
+        </w:tc>
+        <w:tc>
+          <w:tcPr/>
+          <w:p>
+            <w:pPr>
+              <w:pStyle w:val="Compact"/>
+              <w:jc w:val="left"/>
+            </w:pPr>
+            <w:r>
+              <w:rPr>
+                <w:sz w:val="19"/>
+              </w:rPr>
+              <w:t xml:space="preserve">Open a road through shadow to anywhere, even Shadow Earth.</w:t>
+            </w:r>
+          </w:p>
+        </w:tc>
+      </w:tr>
+      <w:tr>
+        <w:tc>
+          <w:tcPr/>
+          <w:p>
+            <w:pPr>
+              <w:pStyle w:val="Compact"/>
+              <w:jc w:val="left"/>
+            </w:pPr>
+            <w:r>
+              <w:rPr>
+                <w:bCs/>
+                <w:b/>
+                <w:sz w:val="19"/>
+              </w:rPr>
+              <w:t xml:space="preserve">Gravity / Density</w:t>
+            </w:r>
+          </w:p>
+        </w:tc>
+        <w:tc>
+          <w:tcPr/>
+          <w:p>
+            <w:pPr>
+              <w:pStyle w:val="Compact"/>
+              <w:jc w:val="left"/>
+            </w:pPr>
+            <w:r>
+              <w:rPr>
+                <w:sz w:val="19"/>
+              </w:rPr>
+              <w:t xml:space="preserve">Crush a building’s frame; Defense IV; hurl a truck as a Class IV attack.</w:t>
+            </w:r>
+          </w:p>
+        </w:tc>
+        <w:tc>
+          <w:tcPr/>
+          <w:p>
+            <w:pPr>
+              <w:pStyle w:val="Compact"/>
+              <w:jc w:val="left"/>
+            </w:pPr>
+            <w:r>
+              <w:rPr>
+                <w:sz w:val="19"/>
+              </w:rPr>
+              <w:t xml:space="preserve">Pull an aircraft out of the sky; Defense V.</w:t>
+            </w:r>
+          </w:p>
+        </w:tc>
+        <w:tc>
+          <w:tcPr/>
+          <w:p>
+            <w:pPr>
+              <w:pStyle w:val="Compact"/>
+              <w:jc w:val="left"/>
+            </w:pPr>
+            <w:r>
+              <w:rPr>
+                <w:sz w:val="19"/>
+              </w:rPr>
+              <w:t xml:space="preserve">Bend gravity over a city; Defense VI.</w:t>
+            </w:r>
+          </w:p>
+        </w:tc>
+      </w:tr>
+      <w:tr>
+        <w:tc>
+          <w:tcPr/>
+          <w:p>
+            <w:pPr>
+              <w:pStyle w:val="Compact"/>
+              <w:jc w:val="left"/>
+            </w:pPr>
+            <w:r>
+              <w:rPr>
+                <w:bCs/>
+                <w:b/>
+                <w:sz w:val="19"/>
+              </w:rPr>
+              <w:t xml:space="preserve">Energy Absorption</w:t>
+            </w:r>
+          </w:p>
+        </w:tc>
+        <w:tc>
+          <w:tcPr/>
+          <w:p>
+            <w:pPr>
+              <w:pStyle w:val="Compact"/>
+              <w:jc w:val="left"/>
+            </w:pPr>
+            <w:r>
+              <w:rPr>
+                <w:sz w:val="19"/>
+              </w:rPr>
+              <w:t xml:space="preserve">Ignore your type up to Class IV; absorbed energy fuels a Class IV Blast.</w:t>
+            </w:r>
+          </w:p>
+        </w:tc>
+        <w:tc>
+          <w:tcPr/>
+          <w:p>
+            <w:pPr>
+              <w:pStyle w:val="Compact"/>
+              <w:jc w:val="left"/>
+            </w:pPr>
+            <w:r>
+              <w:rPr>
+                <w:sz w:val="19"/>
+              </w:rPr>
+              <w:t xml:space="preserve">Ignore your type up to Class V.</w:t>
+            </w:r>
+          </w:p>
+        </w:tc>
+        <w:tc>
+          <w:tcPr/>
+          <w:p>
+            <w:pPr>
+              <w:pStyle w:val="Compact"/>
+              <w:jc w:val="left"/>
+            </w:pPr>
+            <w:r>
+              <w:rPr>
+                <w:sz w:val="19"/>
+              </w:rPr>
+              <w:t xml:space="preserve">Drink anything of your type, even a nuclear blast.</w:t>
+            </w:r>
+          </w:p>
+        </w:tc>
+      </w:tr>
+      <w:tr>
+        <w:tc>
+          <w:tcPr/>
+          <w:p>
+            <w:pPr>
+              <w:pStyle w:val="Compact"/>
+              <w:jc w:val="left"/>
+            </w:pPr>
+            <w:r>
+              <w:rPr>
+                <w:bCs/>
+                <w:b/>
+                <w:sz w:val="19"/>
+              </w:rPr>
+              <w:t xml:space="preserve">Natural Weapons</w:t>
+            </w:r>
+          </w:p>
+        </w:tc>
+        <w:tc>
+          <w:tcPr/>
+          <w:p>
+            <w:pPr>
+              <w:pStyle w:val="Compact"/>
+              <w:jc w:val="left"/>
+            </w:pPr>
+            <w:r>
+              <w:rPr>
+                <w:sz w:val="19"/>
+              </w:rPr>
+              <w:t xml:space="preserve">Unarmed hits are Class IV; they carve through tank armor.</w:t>
+            </w:r>
+          </w:p>
+        </w:tc>
+        <w:tc>
+          <w:tcPr/>
+          <w:p>
+            <w:pPr>
+              <w:pStyle w:val="Compact"/>
+              <w:jc w:val="left"/>
+            </w:pPr>
+            <w:r>
+              <w:rPr>
+                <w:sz w:val="19"/>
+              </w:rPr>
+              <w:t xml:space="preserve">Class V; they cut through a bank vault.</w:t>
+            </w:r>
+          </w:p>
+        </w:tc>
+        <w:tc>
+          <w:tcPr/>
+          <w:p>
+            <w:pPr>
+              <w:pStyle w:val="Compact"/>
+              <w:jc w:val="left"/>
+            </w:pPr>
+            <w:r>
+              <w:rPr>
+                <w:sz w:val="19"/>
+              </w:rPr>
+              <w:t xml:space="preserve">Class VI; nothing made can stop them.</w:t>
+            </w:r>
+          </w:p>
+        </w:tc>
+      </w:tr>
+      <w:tr>
+        <w:tc>
+          <w:tcPr/>
+          <w:p>
+            <w:pPr>
+              <w:pStyle w:val="Compact"/>
+              <w:jc w:val="left"/>
+            </w:pPr>
+            <w:r>
+              <w:rPr>
+                <w:bCs/>
+                <w:b/>
+                <w:sz w:val="19"/>
+              </w:rPr>
+              <w:t xml:space="preserve">Manifest</w:t>
+            </w:r>
+          </w:p>
+        </w:tc>
+        <w:tc>
+          <w:tcPr/>
+          <w:p>
+            <w:pPr>
+              <w:pStyle w:val="Compact"/>
+              <w:jc w:val="left"/>
+            </w:pPr>
+            <w:r>
+              <w:rPr>
+                <w:sz w:val="19"/>
+              </w:rPr>
+              <w:t xml:space="preserve">Military hardware, a tank’s main gun: Class IV attacks.</w:t>
+            </w:r>
+          </w:p>
+        </w:tc>
+        <w:tc>
+          <w:tcPr/>
+          <w:p>
+            <w:pPr>
+              <w:pStyle w:val="Compact"/>
+              <w:jc w:val="left"/>
+            </w:pPr>
+            <w:r>
+              <w:rPr>
+                <w:sz w:val="19"/>
+              </w:rPr>
+              <w:t xml:space="preserve">A warship’s worth of matter; Class V attacks.</w:t>
+            </w:r>
+          </w:p>
+        </w:tc>
+        <w:tc>
+          <w:tcPr/>
+          <w:p>
+            <w:pPr>
+              <w:pStyle w:val="Compact"/>
+              <w:jc w:val="left"/>
+            </w:pPr>
+            <w:r>
+              <w:rPr>
+                <w:sz w:val="19"/>
+              </w:rPr>
+              <w:t xml:space="preserve">Raise a fortress from nothing.</w:t>
+            </w:r>
+          </w:p>
+        </w:tc>
+      </w:tr>
+      <w:tr>
+        <w:tc>
+          <w:tcPr/>
+          <w:p>
+            <w:pPr>
+              <w:pStyle w:val="Compact"/>
+              <w:jc w:val="left"/>
+            </w:pPr>
+            <w:r>
+              <w:rPr>
+                <w:bCs/>
+                <w:b/>
+                <w:sz w:val="19"/>
+              </w:rPr>
+              <w:t xml:space="preserve">Strength</w:t>
+            </w:r>
+          </w:p>
+        </w:tc>
+        <w:tc>
+          <w:tcPr/>
+          <w:p>
+            <w:pPr>
+              <w:pStyle w:val="Compact"/>
+              <w:jc w:val="left"/>
+            </w:pPr>
+            <w:r>
+              <w:rPr>
+                <w:sz w:val="19"/>
+              </w:rPr>
+              <w:t xml:space="preserve">Lift a tank or a jet; unarmed hits are Class IV.</w:t>
+            </w:r>
+          </w:p>
+        </w:tc>
+        <w:tc>
+          <w:tcPr/>
+          <w:p>
+            <w:pPr>
+              <w:pStyle w:val="Compact"/>
+              <w:jc w:val="left"/>
+            </w:pPr>
+            <w:r>
+              <w:rPr>
+                <w:sz w:val="19"/>
+              </w:rPr>
+              <w:t xml:space="preserve">Lift a ship or a building’s floor; Class V.</w:t>
+            </w:r>
+          </w:p>
+        </w:tc>
+        <w:tc>
+          <w:tcPr/>
+          <w:p>
+            <w:pPr>
+              <w:pStyle w:val="Compact"/>
+              <w:jc w:val="left"/>
+            </w:pPr>
+            <w:r>
+              <w:rPr>
+                <w:sz w:val="19"/>
+              </w:rPr>
+              <w:t xml:space="preserve">Move a mountain’s worth; Class VI.</w:t>
+            </w:r>
+          </w:p>
+        </w:tc>
+      </w:tr>
+      <w:tr>
+        <w:tc>
+          <w:tcPr/>
+          <w:p>
+            <w:pPr>
+              <w:pStyle w:val="Compact"/>
+              <w:jc w:val="left"/>
+            </w:pPr>
+            <w:r>
+              <w:rPr>
+                <w:bCs/>
+                <w:b/>
+                <w:sz w:val="19"/>
+              </w:rPr>
+              <w:t xml:space="preserve">Toughness</w:t>
+            </w:r>
+          </w:p>
+        </w:tc>
+        <w:tc>
+          <w:tcPr/>
+          <w:p>
+            <w:pPr>
+              <w:pStyle w:val="Compact"/>
+              <w:jc w:val="left"/>
+            </w:pPr>
+            <w:r>
+              <w:rPr>
+                <w:sz w:val="19"/>
+              </w:rPr>
+              <w:t xml:space="preserve">Defense IV.</w:t>
+            </w:r>
+          </w:p>
+        </w:tc>
+        <w:tc>
+          <w:tcPr/>
+          <w:p>
+            <w:pPr>
+              <w:pStyle w:val="Compact"/>
+              <w:jc w:val="left"/>
+            </w:pPr>
+            <w:r>
+              <w:rPr>
+                <w:sz w:val="19"/>
+              </w:rPr>
+              <w:t xml:space="preserve">Defense V.</w:t>
+            </w:r>
+          </w:p>
+        </w:tc>
+        <w:tc>
+          <w:tcPr/>
+          <w:p>
+            <w:pPr>
+              <w:pStyle w:val="Compact"/>
+              <w:jc w:val="left"/>
+            </w:pPr>
+            <w:r>
+              <w:rPr>
+                <w:sz w:val="19"/>
+              </w:rPr>
+              <w:t xml:space="preserve">Defense VI.</w:t>
+            </w:r>
+          </w:p>
+        </w:tc>
+      </w:tr>
+      <w:tr>
+        <w:tc>
+          <w:tcPr/>
+          <w:p>
+            <w:pPr>
+              <w:pStyle w:val="Compact"/>
+              <w:jc w:val="left"/>
+            </w:pPr>
+            <w:r>
+              <w:rPr>
+                <w:bCs/>
+                <w:b/>
+                <w:sz w:val="19"/>
+              </w:rPr>
+              <w:t xml:space="preserve">Force Field</w:t>
+            </w:r>
+          </w:p>
+        </w:tc>
+        <w:tc>
+          <w:tcPr/>
+          <w:p>
+            <w:pPr>
+              <w:pStyle w:val="Compact"/>
+              <w:jc w:val="left"/>
+            </w:pPr>
+            <w:r>
+              <w:rPr>
+                <w:sz w:val="19"/>
+              </w:rPr>
+              <w:t xml:space="preserve">Defense IV, or Defense III around a building.</w:t>
+            </w:r>
+          </w:p>
+        </w:tc>
+        <w:tc>
+          <w:tcPr/>
+          <w:p>
+            <w:pPr>
+              <w:pStyle w:val="Compact"/>
+              <w:jc w:val="left"/>
+            </w:pPr>
+            <w:r>
+              <w:rPr>
+                <w:sz w:val="19"/>
+              </w:rPr>
+              <w:t xml:space="preserve">Defense V, or Defense IV around a city block.</w:t>
+            </w:r>
+          </w:p>
+        </w:tc>
+        <w:tc>
+          <w:tcPr/>
+          <w:p>
+            <w:pPr>
+              <w:pStyle w:val="Compact"/>
+              <w:jc w:val="left"/>
+            </w:pPr>
+            <w:r>
+              <w:rPr>
+                <w:sz w:val="19"/>
+              </w:rPr>
+              <w:t xml:space="preserve">Defense VI, or shield a city.</w:t>
+            </w:r>
+          </w:p>
+        </w:tc>
+      </w:tr>
+      <w:tr>
+        <w:tc>
+          <w:tcPr/>
+          <w:p>
+            <w:pPr>
+              <w:pStyle w:val="Compact"/>
+              <w:jc w:val="left"/>
+            </w:pPr>
+            <w:r>
+              <w:rPr>
+                <w:bCs/>
+                <w:b/>
+                <w:sz w:val="19"/>
+              </w:rPr>
               <w:t xml:space="preserve">Speed</w:t>
             </w:r>
           </w:p>
@@ -21693,6 +22397,1478 @@
                 <w:b/>
                 <w:sz w:val="19"/>
               </w:rPr>
+              <w:t xml:space="preserve">Wall-Crawling</w:t>
+            </w:r>
+          </w:p>
+        </w:tc>
+        <w:tc>
+          <w:tcPr/>
+          <w:p>
+            <w:pPr>
+              <w:pStyle w:val="Compact"/>
+              <w:jc w:val="left"/>
+            </w:pPr>
+            <w:r>
+              <w:rPr>
+                <w:sz w:val="19"/>
+              </w:rPr>
+              <w:t xml:space="preserve">Cling to anything, even glass in a hurricane or a spaceship’s hull.</w:t>
+            </w:r>
+          </w:p>
+        </w:tc>
+        <w:tc>
+          <w:tcPr/>
+          <w:p>
+            <w:pPr>
+              <w:pStyle w:val="Compact"/>
+              <w:jc w:val="left"/>
+            </w:pPr>
+            <w:r>
+              <w:rPr>
+                <w:sz w:val="19"/>
+              </w:rPr>
+              <w:t xml:space="preserve">Walk on water, smoke or any surface.</w:t>
+            </w:r>
+          </w:p>
+        </w:tc>
+        <w:tc>
+          <w:tcPr/>
+          <w:p>
+            <w:pPr>
+              <w:pStyle w:val="Compact"/>
+              <w:jc w:val="left"/>
+            </w:pPr>
+            <w:r>
+              <w:rPr>
+                <w:sz w:val="19"/>
+              </w:rPr>
+              <w:t xml:space="preserve">Stand on the air as if it were ground.</w:t>
+            </w:r>
+          </w:p>
+        </w:tc>
+      </w:tr>
+      <w:tr>
+        <w:tc>
+          <w:tcPr/>
+          <w:p>
+            <w:pPr>
+              <w:pStyle w:val="Compact"/>
+              <w:jc w:val="left"/>
+            </w:pPr>
+            <w:r>
+              <w:rPr>
+                <w:bCs/>
+                <w:b/>
+                <w:sz w:val="19"/>
+              </w:rPr>
+              <w:t xml:space="preserve">Regeneration</w:t>
+            </w:r>
+          </w:p>
+        </w:tc>
+        <w:tc>
+          <w:tcPr/>
+          <w:p>
+            <w:pPr>
+              <w:pStyle w:val="Compact"/>
+              <w:jc w:val="left"/>
+            </w:pPr>
+            <w:r>
+              <w:rPr>
+                <w:sz w:val="19"/>
+              </w:rPr>
+              <w:t xml:space="preserve">Clear one box at the start of each of your turns. A hit that would leave you Dying leaves you Incapacitated instead, and you’re back up in a round.</w:t>
+            </w:r>
+          </w:p>
+        </w:tc>
+        <w:tc>
+          <w:tcPr/>
+          <w:p>
+            <w:pPr>
+              <w:pStyle w:val="Compact"/>
+              <w:jc w:val="left"/>
+            </w:pPr>
+            <w:r>
+              <w:rPr>
+                <w:sz w:val="19"/>
+              </w:rPr>
+              <w:t xml:space="preserve">Clear one box each turn, two after a hit that marks 3 or more. Only certain death stops you, and even then you recover within the hour unless your body is destroyed outright.</w:t>
+            </w:r>
+          </w:p>
+        </w:tc>
+        <w:tc>
+          <w:tcPr/>
+          <w:p>
+            <w:pPr>
+              <w:pStyle w:val="Compact"/>
+              <w:jc w:val="left"/>
+            </w:pPr>
+            <w:r>
+              <w:rPr>
+                <w:sz w:val="19"/>
+              </w:rPr>
+              <w:t xml:space="preserve">Nothing short of total annihilation keeps you down.</w:t>
+            </w:r>
+          </w:p>
+        </w:tc>
+      </w:tr>
+      <w:tr>
+        <w:tc>
+          <w:tcPr/>
+          <w:p>
+            <w:pPr>
+              <w:pStyle w:val="Compact"/>
+              <w:jc w:val="left"/>
+            </w:pPr>
+            <w:r>
+              <w:rPr>
+                <w:bCs/>
+                <w:b/>
+                <w:sz w:val="19"/>
+              </w:rPr>
+              <w:t xml:space="preserve">Adaptation</w:t>
+            </w:r>
+          </w:p>
+        </w:tc>
+        <w:tc>
+          <w:tcPr/>
+          <w:p>
+            <w:pPr>
+              <w:pStyle w:val="Compact"/>
+              <w:jc w:val="left"/>
+            </w:pPr>
+            <w:r>
+              <w:rPr>
+                <w:sz w:val="19"/>
+              </w:rPr>
+              <w:t xml:space="preserve">Survive vacuum, lava or the ocean floor indefinitely.</w:t>
+            </w:r>
+          </w:p>
+        </w:tc>
+        <w:tc>
+          <w:tcPr/>
+          <w:p>
+            <w:pPr>
+              <w:pStyle w:val="Compact"/>
+              <w:jc w:val="left"/>
+            </w:pPr>
+            <w:r>
+              <w:rPr>
+                <w:sz w:val="19"/>
+              </w:rPr>
+              <w:t xml:space="preserve">Survive on other worlds and in other dimensions.</w:t>
+            </w:r>
+          </w:p>
+        </w:tc>
+        <w:tc>
+          <w:tcPr/>
+          <w:p>
+            <w:pPr>
+              <w:pStyle w:val="Compact"/>
+              <w:jc w:val="left"/>
+            </w:pPr>
+            <w:r>
+              <w:rPr>
+                <w:sz w:val="19"/>
+              </w:rPr>
+              <w:t xml:space="preserve">Survive anything that doesn’t destroy you outright, even a star’s surface for a while.</w:t>
+            </w:r>
+          </w:p>
+        </w:tc>
+      </w:tr>
+      <w:tr>
+        <w:tc>
+          <w:tcPr/>
+          <w:p>
+            <w:pPr>
+              <w:pStyle w:val="Compact"/>
+              <w:jc w:val="left"/>
+            </w:pPr>
+            <w:r>
+              <w:rPr>
+                <w:bCs/>
+                <w:b/>
+                <w:sz w:val="19"/>
+              </w:rPr>
+              <w:t xml:space="preserve">Size Change</w:t>
+            </w:r>
+          </w:p>
+        </w:tc>
+        <w:tc>
+          <w:tcPr/>
+          <w:p>
+            <w:pPr>
+              <w:pStyle w:val="Compact"/>
+              <w:jc w:val="left"/>
+            </w:pPr>
+            <w:r>
+              <w:rPr>
+                <w:sz w:val="19"/>
+              </w:rPr>
+              <w:t xml:space="preserve">Grow to 100 feet (Strength III and Toughness III while big), or shrink to dust.</w:t>
+            </w:r>
+          </w:p>
+        </w:tc>
+        <w:tc>
+          <w:tcPr/>
+          <w:p>
+            <w:pPr>
+              <w:pStyle w:val="Compact"/>
+              <w:jc w:val="left"/>
+            </w:pPr>
+            <w:r>
+              <w:rPr>
+                <w:sz w:val="19"/>
+              </w:rPr>
+              <w:t xml:space="preserve">300 feet (Strength IV and Toughness IV), or subatomic.</w:t>
+            </w:r>
+          </w:p>
+        </w:tc>
+        <w:tc>
+          <w:tcPr/>
+          <w:p>
+            <w:pPr>
+              <w:pStyle w:val="Compact"/>
+              <w:jc w:val="left"/>
+            </w:pPr>
+            <w:r>
+              <w:rPr>
+                <w:sz w:val="19"/>
+              </w:rPr>
+              <w:t xml:space="preserve">Kaiju-sized (Strength V and Toughness V), or small enough to slip between worlds.</w:t>
+            </w:r>
+          </w:p>
+        </w:tc>
+      </w:tr>
+      <w:tr>
+        <w:tc>
+          <w:tcPr/>
+          <w:p>
+            <w:pPr>
+              <w:pStyle w:val="Compact"/>
+              <w:jc w:val="left"/>
+            </w:pPr>
+            <w:r>
+              <w:rPr>
+                <w:bCs/>
+                <w:b/>
+                <w:sz w:val="19"/>
+              </w:rPr>
+              <w:t xml:space="preserve">Stretching</w:t>
+            </w:r>
+          </w:p>
+        </w:tc>
+        <w:tc>
+          <w:tcPr/>
+          <w:p>
+            <w:pPr>
+              <w:pStyle w:val="Compact"/>
+              <w:jc w:val="left"/>
+            </w:pPr>
+            <w:r>
+              <w:rPr>
+                <w:sz w:val="19"/>
+              </w:rPr>
+              <w:t xml:space="preserve">Stretch a quarter mile; wrap a building; bounce Class III hits back.</w:t>
+            </w:r>
+          </w:p>
+        </w:tc>
+        <w:tc>
+          <w:tcPr/>
+          <w:p>
+            <w:pPr>
+              <w:pStyle w:val="Compact"/>
+              <w:jc w:val="left"/>
+            </w:pPr>
+            <w:r>
+              <w:rPr>
+                <w:sz w:val="19"/>
+              </w:rPr>
+              <w:t xml:space="preserve">Stretch a mile; bounce Class IV hits back.</w:t>
+            </w:r>
+          </w:p>
+        </w:tc>
+        <w:tc>
+          <w:tcPr/>
+          <w:p>
+            <w:pPr>
+              <w:pStyle w:val="Compact"/>
+              <w:jc w:val="left"/>
+            </w:pPr>
+            <w:r>
+              <w:rPr>
+                <w:sz w:val="19"/>
+              </w:rPr>
+              <w:t xml:space="preserve">Bounce Class V hits back; force can barely harm you.</w:t>
+            </w:r>
+          </w:p>
+        </w:tc>
+      </w:tr>
+      <w:tr>
+        <w:tc>
+          <w:tcPr/>
+          <w:p>
+            <w:pPr>
+              <w:pStyle w:val="Compact"/>
+              <w:jc w:val="left"/>
+            </w:pPr>
+            <w:r>
+              <w:rPr>
+                <w:bCs/>
+                <w:b/>
+                <w:sz w:val="19"/>
+              </w:rPr>
+              <w:t xml:space="preserve">Invisibility</w:t>
+            </w:r>
+          </w:p>
+        </w:tc>
+        <w:tc>
+          <w:tcPr/>
+          <w:p>
+            <w:pPr>
+              <w:pStyle w:val="Compact"/>
+              <w:jc w:val="left"/>
+            </w:pPr>
+            <w:r>
+              <w:rPr>
+                <w:sz w:val="19"/>
+              </w:rPr>
+              <w:t xml:space="preserve">Invisible to every sense, and to powers below Class IV, with a group.</w:t>
+            </w:r>
+          </w:p>
+        </w:tc>
+        <w:tc>
+          <w:tcPr/>
+          <w:p>
+            <w:pPr>
+              <w:pStyle w:val="Compact"/>
+              <w:jc w:val="left"/>
+            </w:pPr>
+            <w:r>
+              <w:rPr>
+                <w:sz w:val="19"/>
+              </w:rPr>
+              <w:t xml:space="preserve">Make a building vanish.</w:t>
+            </w:r>
+          </w:p>
+        </w:tc>
+        <w:tc>
+          <w:tcPr/>
+          <w:p>
+            <w:pPr>
+              <w:pStyle w:val="Compact"/>
+              <w:jc w:val="left"/>
+            </w:pPr>
+            <w:r>
+              <w:rPr>
+                <w:sz w:val="19"/>
+              </w:rPr>
+              <w:t xml:space="preserve">Slip from notice entirely: people forget you were there.</w:t>
+            </w:r>
+          </w:p>
+        </w:tc>
+      </w:tr>
+      <w:tr>
+        <w:tc>
+          <w:tcPr/>
+          <w:p>
+            <w:pPr>
+              <w:pStyle w:val="Compact"/>
+              <w:jc w:val="left"/>
+            </w:pPr>
+            <w:r>
+              <w:rPr>
+                <w:bCs/>
+                <w:b/>
+                <w:sz w:val="19"/>
+              </w:rPr>
+              <w:t xml:space="preserve">Phasing</w:t>
+            </w:r>
+          </w:p>
+        </w:tc>
+        <w:tc>
+          <w:tcPr/>
+          <w:p>
+            <w:pPr>
+              <w:pStyle w:val="Compact"/>
+              <w:jc w:val="left"/>
+            </w:pPr>
+            <w:r>
+              <w:rPr>
+                <w:sz w:val="19"/>
+              </w:rPr>
+              <w:t xml:space="preserve">Attacks below Class IV pass through you; carry others through walls.</w:t>
+            </w:r>
+          </w:p>
+        </w:tc>
+        <w:tc>
+          <w:tcPr/>
+          <w:p>
+            <w:pPr>
+              <w:pStyle w:val="Compact"/>
+              <w:jc w:val="left"/>
+            </w:pPr>
+            <w:r>
+              <w:rPr>
+                <w:sz w:val="19"/>
+              </w:rPr>
+              <w:t xml:space="preserve">Phase a vehicle or a crowd through anything.</w:t>
+            </w:r>
+          </w:p>
+        </w:tc>
+        <w:tc>
+          <w:tcPr/>
+          <w:p>
+            <w:pPr>
+              <w:pStyle w:val="Compact"/>
+              <w:jc w:val="left"/>
+            </w:pPr>
+            <w:r>
+              <w:rPr>
+                <w:sz w:val="19"/>
+              </w:rPr>
+              <w:t xml:space="preserve">Untouchable; phase through realities into Otherworld.</w:t>
+            </w:r>
+          </w:p>
+        </w:tc>
+      </w:tr>
+      <w:tr>
+        <w:tc>
+          <w:tcPr/>
+          <w:p>
+            <w:pPr>
+              <w:pStyle w:val="Compact"/>
+              <w:jc w:val="left"/>
+            </w:pPr>
+            <w:r>
+              <w:rPr>
+                <w:bCs/>
+                <w:b/>
+                <w:sz w:val="19"/>
+              </w:rPr>
+              <w:t xml:space="preserve">Duplication</w:t>
+            </w:r>
+          </w:p>
+        </w:tc>
+        <w:tc>
+          <w:tcPr/>
+          <w:p>
+            <w:pPr>
+              <w:pStyle w:val="Compact"/>
+              <w:jc w:val="left"/>
+            </w:pPr>
+            <w:r>
+              <w:rPr>
+                <w:sz w:val="19"/>
+              </w:rPr>
+              <w:t xml:space="preserve">A hundred copies.</w:t>
+            </w:r>
+          </w:p>
+        </w:tc>
+        <w:tc>
+          <w:tcPr/>
+          <w:p>
+            <w:pPr>
+              <w:pStyle w:val="Compact"/>
+              <w:jc w:val="left"/>
+            </w:pPr>
+            <w:r>
+              <w:rPr>
+                <w:sz w:val="19"/>
+              </w:rPr>
+              <w:t xml:space="preserve">An army of copies across a city.</w:t>
+            </w:r>
+          </w:p>
+        </w:tc>
+        <w:tc>
+          <w:tcPr/>
+          <w:p>
+            <w:pPr>
+              <w:pStyle w:val="Compact"/>
+              <w:jc w:val="left"/>
+            </w:pPr>
+            <w:r>
+              <w:rPr>
+                <w:sz w:val="19"/>
+              </w:rPr>
+              <w:t xml:space="preserve">Copies anywhere you’ve ever been.</w:t>
+            </w:r>
+          </w:p>
+        </w:tc>
+      </w:tr>
+      <w:tr>
+        <w:tc>
+          <w:tcPr/>
+          <w:p>
+            <w:pPr>
+              <w:pStyle w:val="Compact"/>
+              <w:jc w:val="left"/>
+            </w:pPr>
+            <w:r>
+              <w:rPr>
+                <w:bCs/>
+                <w:b/>
+                <w:sz w:val="19"/>
+              </w:rPr>
+              <w:t xml:space="preserve">Transformation</w:t>
+            </w:r>
+          </w:p>
+        </w:tc>
+        <w:tc>
+          <w:tcPr/>
+          <w:p>
+            <w:pPr>
+              <w:pStyle w:val="Compact"/>
+              <w:jc w:val="left"/>
+            </w:pPr>
+            <w:r>
+              <w:rPr>
+                <w:sz w:val="19"/>
+              </w:rPr>
+              <w:t xml:space="preserve">The form’s powers rise to Class IV.</w:t>
+            </w:r>
+          </w:p>
+        </w:tc>
+        <w:tc>
+          <w:tcPr/>
+          <w:p>
+            <w:pPr>
+              <w:pStyle w:val="Compact"/>
+              <w:jc w:val="left"/>
+            </w:pPr>
+            <w:r>
+              <w:rPr>
+                <w:sz w:val="19"/>
+              </w:rPr>
+              <w:t xml:space="preserve">The form’s powers rise to Class V.</w:t>
+            </w:r>
+          </w:p>
+        </w:tc>
+        <w:tc>
+          <w:tcPr/>
+          <w:p>
+            <w:pPr>
+              <w:pStyle w:val="Compact"/>
+              <w:jc w:val="left"/>
+            </w:pPr>
+            <w:r>
+              <w:rPr>
+                <w:sz w:val="19"/>
+              </w:rPr>
+              <w:t xml:space="preserve">The form’s powers rise to Class VI.</w:t>
+            </w:r>
+          </w:p>
+        </w:tc>
+      </w:tr>
+      <w:tr>
+        <w:tc>
+          <w:tcPr/>
+          <w:p>
+            <w:pPr>
+              <w:pStyle w:val="Compact"/>
+              <w:jc w:val="left"/>
+            </w:pPr>
+            <w:r>
+              <w:rPr>
+                <w:bCs/>
+                <w:b/>
+                <w:sz w:val="19"/>
+              </w:rPr>
+              <w:t xml:space="preserve">Immortality</w:t>
+            </w:r>
+          </w:p>
+        </w:tc>
+        <w:tc>
+          <w:tcPr/>
+          <w:p>
+            <w:pPr>
+              <w:pStyle w:val="Compact"/>
+              <w:jc w:val="left"/>
+            </w:pPr>
+            <w:r>
+              <w:rPr>
+                <w:sz w:val="19"/>
+              </w:rPr>
+              <w:t xml:space="preserve">You return within a day, even if your body was destroyed.</w:t>
+            </w:r>
+          </w:p>
+        </w:tc>
+        <w:tc>
+          <w:tcPr/>
+          <w:p>
+            <w:pPr>
+              <w:pStyle w:val="Compact"/>
+              <w:jc w:val="left"/>
+            </w:pPr>
+            <w:r>
+              <w:rPr>
+                <w:sz w:val="19"/>
+              </w:rPr>
+              <w:t xml:space="preserve">You return within an hour, in a body remade.</w:t>
+            </w:r>
+          </w:p>
+        </w:tc>
+        <w:tc>
+          <w:tcPr/>
+          <w:p>
+            <w:pPr>
+              <w:pStyle w:val="Compact"/>
+              <w:jc w:val="left"/>
+            </w:pPr>
+            <w:r>
+              <w:rPr>
+                <w:sz w:val="19"/>
+              </w:rPr>
+              <w:t xml:space="preserve">You can’t be destroyed, only bound or banished.</w:t>
+            </w:r>
+          </w:p>
+        </w:tc>
+      </w:tr>
+      <w:tr>
+        <w:tc>
+          <w:tcPr/>
+          <w:p>
+            <w:pPr>
+              <w:pStyle w:val="Compact"/>
+              <w:jc w:val="left"/>
+            </w:pPr>
+            <w:r>
+              <w:rPr>
+                <w:bCs/>
+                <w:b/>
+                <w:sz w:val="19"/>
+              </w:rPr>
+              <w:t xml:space="preserve">Telepathy</w:t>
+            </w:r>
+          </w:p>
+        </w:tc>
+        <w:tc>
+          <w:tcPr/>
+          <w:p>
+            <w:pPr>
+              <w:pStyle w:val="Compact"/>
+              <w:jc w:val="left"/>
+            </w:pPr>
+            <w:r>
+              <w:rPr>
+                <w:sz w:val="19"/>
+              </w:rPr>
+              <w:t xml:space="preserve">Read a crowd’s thoughts; link minds across a country.</w:t>
+            </w:r>
+          </w:p>
+        </w:tc>
+        <w:tc>
+          <w:tcPr/>
+          <w:p>
+            <w:pPr>
+              <w:pStyle w:val="Compact"/>
+              <w:jc w:val="left"/>
+            </w:pPr>
+            <w:r>
+              <w:rPr>
+                <w:sz w:val="19"/>
+              </w:rPr>
+              <w:t xml:space="preserve">Link minds across the world.</w:t>
+            </w:r>
+          </w:p>
+        </w:tc>
+        <w:tc>
+          <w:tcPr/>
+          <w:p>
+            <w:pPr>
+              <w:pStyle w:val="Compact"/>
+              <w:jc w:val="left"/>
+            </w:pPr>
+            <w:r>
+              <w:rPr>
+                <w:sz w:val="19"/>
+              </w:rPr>
+              <w:t xml:space="preserve">Reach minds across dimensions; read a mind against its will (Will at −4).</w:t>
+            </w:r>
+          </w:p>
+        </w:tc>
+      </w:tr>
+      <w:tr>
+        <w:tc>
+          <w:tcPr/>
+          <w:p>
+            <w:pPr>
+              <w:pStyle w:val="Compact"/>
+              <w:jc w:val="left"/>
+            </w:pPr>
+            <w:r>
+              <w:rPr>
+                <w:bCs/>
+                <w:b/>
+                <w:sz w:val="19"/>
+              </w:rPr>
+              <w:t xml:space="preserve">Mind Control</w:t>
+            </w:r>
+          </w:p>
+        </w:tc>
+        <w:tc>
+          <w:tcPr/>
+          <w:p>
+            <w:pPr>
+              <w:pStyle w:val="Compact"/>
+              <w:jc w:val="left"/>
+            </w:pPr>
+            <w:r>
+              <w:rPr>
+                <w:sz w:val="19"/>
+              </w:rPr>
+              <w:t xml:space="preserve">Control a crowd for a scene.</w:t>
+            </w:r>
+          </w:p>
+        </w:tc>
+        <w:tc>
+          <w:tcPr/>
+          <w:p>
+            <w:pPr>
+              <w:pStyle w:val="Compact"/>
+              <w:jc w:val="left"/>
+            </w:pPr>
+            <w:r>
+              <w:rPr>
+                <w:sz w:val="19"/>
+              </w:rPr>
+              <w:t xml:space="preserve">Control everyone in a city block.</w:t>
+            </w:r>
+          </w:p>
+        </w:tc>
+        <w:tc>
+          <w:tcPr/>
+          <w:p>
+            <w:pPr>
+              <w:pStyle w:val="Compact"/>
+              <w:jc w:val="left"/>
+            </w:pPr>
+            <w:r>
+              <w:rPr>
+                <w:sz w:val="19"/>
+              </w:rPr>
+              <w:t xml:space="preserve">Rule a city’s minds.</w:t>
+            </w:r>
+          </w:p>
+        </w:tc>
+      </w:tr>
+      <w:tr>
+        <w:tc>
+          <w:tcPr/>
+          <w:p>
+            <w:pPr>
+              <w:pStyle w:val="Compact"/>
+              <w:jc w:val="left"/>
+            </w:pPr>
+            <w:r>
+              <w:rPr>
+                <w:bCs/>
+                <w:b/>
+                <w:sz w:val="19"/>
+              </w:rPr>
+              <w:t xml:space="preserve">Emotion Control</w:t>
+            </w:r>
+          </w:p>
+        </w:tc>
+        <w:tc>
+          <w:tcPr/>
+          <w:p>
+            <w:pPr>
+              <w:pStyle w:val="Compact"/>
+              <w:jc w:val="left"/>
+            </w:pPr>
+            <w:r>
+              <w:rPr>
+                <w:sz w:val="19"/>
+              </w:rPr>
+              <w:t xml:space="preserve">Sway a city’s mood for a day.</w:t>
+            </w:r>
+          </w:p>
+        </w:tc>
+        <w:tc>
+          <w:tcPr/>
+          <w:p>
+            <w:pPr>
+              <w:pStyle w:val="Compact"/>
+              <w:jc w:val="left"/>
+            </w:pPr>
+            <w:r>
+              <w:rPr>
+                <w:sz w:val="19"/>
+              </w:rPr>
+              <w:t xml:space="preserve">Hold a city’s emotions for a week.</w:t>
+            </w:r>
+          </w:p>
+        </w:tc>
+        <w:tc>
+          <w:tcPr/>
+          <w:p>
+            <w:pPr>
+              <w:pStyle w:val="Compact"/>
+              <w:jc w:val="left"/>
+            </w:pPr>
+            <w:r>
+              <w:rPr>
+                <w:sz w:val="19"/>
+              </w:rPr>
+              <w:t xml:space="preserve">Panic or peace across a nation.</w:t>
+            </w:r>
+          </w:p>
+        </w:tc>
+      </w:tr>
+      <w:tr>
+        <w:tc>
+          <w:tcPr/>
+          <w:p>
+            <w:pPr>
+              <w:pStyle w:val="Compact"/>
+              <w:jc w:val="left"/>
+            </w:pPr>
+            <w:r>
+              <w:rPr>
+                <w:bCs/>
+                <w:b/>
+                <w:sz w:val="19"/>
+              </w:rPr>
+              <w:t xml:space="preserve">Memory Manipulation</w:t>
+            </w:r>
+          </w:p>
+        </w:tc>
+        <w:tc>
+          <w:tcPr/>
+          <w:p>
+            <w:pPr>
+              <w:pStyle w:val="Compact"/>
+              <w:jc w:val="left"/>
+            </w:pPr>
+            <w:r>
+              <w:rPr>
+                <w:sz w:val="19"/>
+              </w:rPr>
+              <w:t xml:space="preserve">Rewrite a crowd’s memory of an event.</w:t>
+            </w:r>
+          </w:p>
+        </w:tc>
+        <w:tc>
+          <w:tcPr/>
+          <w:p>
+            <w:pPr>
+              <w:pStyle w:val="Compact"/>
+              <w:jc w:val="left"/>
+            </w:pPr>
+            <w:r>
+              <w:rPr>
+                <w:sz w:val="19"/>
+              </w:rPr>
+              <w:t xml:space="preserve">Make a city forget.</w:t>
+            </w:r>
+          </w:p>
+        </w:tc>
+        <w:tc>
+          <w:tcPr/>
+          <w:p>
+            <w:pPr>
+              <w:pStyle w:val="Compact"/>
+              <w:jc w:val="left"/>
+            </w:pPr>
+            <w:r>
+              <w:rPr>
+                <w:sz w:val="19"/>
+              </w:rPr>
+              <w:t xml:space="preserve">Erase a person from the world’s memory.</w:t>
+            </w:r>
+          </w:p>
+        </w:tc>
+      </w:tr>
+      <w:tr>
+        <w:tc>
+          <w:tcPr/>
+          <w:p>
+            <w:pPr>
+              <w:pStyle w:val="Compact"/>
+              <w:jc w:val="left"/>
+            </w:pPr>
+            <w:r>
+              <w:rPr>
+                <w:bCs/>
+                <w:b/>
+                <w:sz w:val="19"/>
+              </w:rPr>
+              <w:t xml:space="preserve">Illusion</w:t>
+            </w:r>
+          </w:p>
+        </w:tc>
+        <w:tc>
+          <w:tcPr/>
+          <w:p>
+            <w:pPr>
+              <w:pStyle w:val="Compact"/>
+              <w:jc w:val="left"/>
+            </w:pPr>
+            <w:r>
+              <w:rPr>
+                <w:sz w:val="19"/>
+              </w:rPr>
+              <w:t xml:space="preserve">Illusions over a city block that even cameras record.</w:t>
+            </w:r>
+          </w:p>
+        </w:tc>
+        <w:tc>
+          <w:tcPr/>
+          <w:p>
+            <w:pPr>
+              <w:pStyle w:val="Compact"/>
+              <w:jc w:val="left"/>
+            </w:pPr>
+            <w:r>
+              <w:rPr>
+                <w:sz w:val="19"/>
+              </w:rPr>
+              <w:t xml:space="preserve">A whole false district.</w:t>
+            </w:r>
+          </w:p>
+        </w:tc>
+        <w:tc>
+          <w:tcPr/>
+          <w:p>
+            <w:pPr>
+              <w:pStyle w:val="Compact"/>
+              <w:jc w:val="left"/>
+            </w:pPr>
+            <w:r>
+              <w:rPr>
+                <w:sz w:val="19"/>
+              </w:rPr>
+              <w:t xml:space="preserve">Illusions that become real for those who believe them.</w:t>
+            </w:r>
+          </w:p>
+        </w:tc>
+      </w:tr>
+      <w:tr>
+        <w:tc>
+          <w:tcPr/>
+          <w:p>
+            <w:pPr>
+              <w:pStyle w:val="Compact"/>
+              <w:jc w:val="left"/>
+            </w:pPr>
+            <w:r>
+              <w:rPr>
+                <w:bCs/>
+                <w:b/>
+                <w:sz w:val="19"/>
+              </w:rPr>
+              <w:t xml:space="preserve">Empathy</w:t>
+            </w:r>
+          </w:p>
+        </w:tc>
+        <w:tc>
+          <w:tcPr/>
+          <w:p>
+            <w:pPr>
+              <w:pStyle w:val="Compact"/>
+              <w:jc w:val="left"/>
+            </w:pPr>
+            <w:r>
+              <w:rPr>
+                <w:sz w:val="19"/>
+              </w:rPr>
+              <w:t xml:space="preserve">Feel every emotion in a city; find anyone by what they feel.</w:t>
+            </w:r>
+          </w:p>
+        </w:tc>
+        <w:tc>
+          <w:tcPr/>
+          <w:p>
+            <w:pPr>
+              <w:pStyle w:val="Compact"/>
+              <w:jc w:val="left"/>
+            </w:pPr>
+            <w:r>
+              <w:rPr>
+                <w:sz w:val="19"/>
+              </w:rPr>
+              <w:t xml:space="preserve">Ease or share a crowd’s pain.</w:t>
+            </w:r>
+          </w:p>
+        </w:tc>
+        <w:tc>
+          <w:tcPr/>
+          <w:p>
+            <w:pPr>
+              <w:pStyle w:val="Compact"/>
+              <w:jc w:val="left"/>
+            </w:pPr>
+            <w:r>
+              <w:rPr>
+                <w:sz w:val="19"/>
+              </w:rPr>
+              <w:t xml:space="preserve">Feel the mood of a nation.</w:t>
+            </w:r>
+          </w:p>
+        </w:tc>
+      </w:tr>
+      <w:tr>
+        <w:tc>
+          <w:tcPr/>
+          <w:p>
+            <w:pPr>
+              <w:pStyle w:val="Compact"/>
+              <w:jc w:val="left"/>
+            </w:pPr>
+            <w:r>
+              <w:rPr>
+                <w:bCs/>
+                <w:b/>
+                <w:sz w:val="19"/>
+              </w:rPr>
+              <w:t xml:space="preserve">Precognition</w:t>
+            </w:r>
+          </w:p>
+        </w:tc>
+        <w:tc>
+          <w:tcPr/>
+          <w:p>
+            <w:pPr>
+              <w:pStyle w:val="Compact"/>
+              <w:jc w:val="left"/>
+            </w:pPr>
+            <w:r>
+              <w:rPr>
+                <w:sz w:val="19"/>
+              </w:rPr>
+              <w:t xml:space="preserve">Twice a scene, reroll a failed roll without spending Spark; you’re never ambushed.</w:t>
+            </w:r>
+          </w:p>
+        </w:tc>
+        <w:tc>
+          <w:tcPr/>
+          <w:p>
+            <w:pPr>
+              <w:pStyle w:val="Compact"/>
+              <w:jc w:val="left"/>
+            </w:pPr>
+            <w:r>
+              <w:rPr>
+                <w:sz w:val="19"/>
+              </w:rPr>
+              <w:t xml:space="preserve">Once a scene, know the outcome of a choice before you make it.</w:t>
+            </w:r>
+          </w:p>
+        </w:tc>
+        <w:tc>
+          <w:tcPr/>
+          <w:p>
+            <w:pPr>
+              <w:pStyle w:val="Compact"/>
+              <w:jc w:val="left"/>
+            </w:pPr>
+            <w:r>
+              <w:rPr>
+                <w:sz w:val="19"/>
+              </w:rPr>
+              <w:t xml:space="preserve">See the shape of days to come: the GM answers three questions a session.</w:t>
+            </w:r>
+          </w:p>
+        </w:tc>
+      </w:tr>
+      <w:tr>
+        <w:tc>
+          <w:tcPr/>
+          <w:p>
+            <w:pPr>
+              <w:pStyle w:val="Compact"/>
+              <w:jc w:val="left"/>
+            </w:pPr>
+            <w:r>
+              <w:rPr>
+                <w:bCs/>
+                <w:b/>
+                <w:sz w:val="19"/>
+              </w:rPr>
+              <w:t xml:space="preserve">Enhanced Senses</w:t>
+            </w:r>
+          </w:p>
+        </w:tc>
+        <w:tc>
+          <w:tcPr/>
+          <w:p>
+            <w:pPr>
+              <w:pStyle w:val="Compact"/>
+              <w:jc w:val="left"/>
+            </w:pPr>
+            <w:r>
+              <w:rPr>
+                <w:sz w:val="19"/>
+              </w:rPr>
+              <w:t xml:space="preserve">Hear a conversation across a city; read a license plate a mile away.</w:t>
+            </w:r>
+          </w:p>
+        </w:tc>
+        <w:tc>
+          <w:tcPr/>
+          <w:p>
+            <w:pPr>
+              <w:pStyle w:val="Compact"/>
+              <w:jc w:val="left"/>
+            </w:pPr>
+            <w:r>
+              <w:rPr>
+                <w:sz w:val="19"/>
+              </w:rPr>
+              <w:t xml:space="preserve">Sense through walls for a mile.</w:t>
+            </w:r>
+          </w:p>
+        </w:tc>
+        <w:tc>
+          <w:tcPr/>
+          <w:p>
+            <w:pPr>
+              <w:pStyle w:val="Compact"/>
+              <w:jc w:val="left"/>
+            </w:pPr>
+            <w:r>
+              <w:rPr>
+                <w:sz w:val="19"/>
+              </w:rPr>
+              <w:t xml:space="preserve">Perceive anything happening across a city.</w:t>
+            </w:r>
+          </w:p>
+        </w:tc>
+      </w:tr>
+      <w:tr>
+        <w:tc>
+          <w:tcPr/>
+          <w:p>
+            <w:pPr>
+              <w:pStyle w:val="Compact"/>
+              <w:jc w:val="left"/>
+            </w:pPr>
+            <w:r>
+              <w:rPr>
+                <w:bCs/>
+                <w:b/>
+                <w:sz w:val="19"/>
+              </w:rPr>
+              <w:t xml:space="preserve">Mystic Sight</w:t>
+            </w:r>
+          </w:p>
+        </w:tc>
+        <w:tc>
+          <w:tcPr/>
+          <w:p>
+            <w:pPr>
+              <w:pStyle w:val="Compact"/>
+              <w:jc w:val="left"/>
+            </w:pPr>
+            <w:r>
+              <w:rPr>
+                <w:sz w:val="19"/>
+              </w:rPr>
+              <w:t xml:space="preserve">See through any magical disguise; read spells as they’re cast.</w:t>
+            </w:r>
+          </w:p>
+        </w:tc>
+        <w:tc>
+          <w:tcPr/>
+          <w:p>
+            <w:pPr>
+              <w:pStyle w:val="Compact"/>
+              <w:jc w:val="left"/>
+            </w:pPr>
+            <w:r>
+              <w:rPr>
+                <w:sz w:val="19"/>
+              </w:rPr>
+              <w:t xml:space="preserve">See across Otherworld; find any spirit by name.</w:t>
+            </w:r>
+          </w:p>
+        </w:tc>
+        <w:tc>
+          <w:tcPr/>
+          <w:p>
+            <w:pPr>
+              <w:pStyle w:val="Compact"/>
+              <w:jc w:val="left"/>
+            </w:pPr>
+            <w:r>
+              <w:rPr>
+                <w:sz w:val="19"/>
+              </w:rPr>
+              <w:t xml:space="preserve">See the threads of fate and magic over a whole city.</w:t>
+            </w:r>
+          </w:p>
+        </w:tc>
+      </w:tr>
+      <w:tr>
+        <w:tc>
+          <w:tcPr/>
+          <w:p>
+            <w:pPr>
+              <w:pStyle w:val="Compact"/>
+              <w:jc w:val="left"/>
+            </w:pPr>
+            <w:r>
+              <w:rPr>
+                <w:bCs/>
+                <w:b/>
+                <w:sz w:val="19"/>
+              </w:rPr>
+              <w:t xml:space="preserve">Psychometry</w:t>
+            </w:r>
+          </w:p>
+        </w:tc>
+        <w:tc>
+          <w:tcPr/>
+          <w:p>
+            <w:pPr>
+              <w:pStyle w:val="Compact"/>
+              <w:jc w:val="left"/>
+            </w:pPr>
+            <w:r>
+              <w:rPr>
+                <w:sz w:val="19"/>
+              </w:rPr>
+              <w:t xml:space="preserve">Read the history of a building or a street.</w:t>
+            </w:r>
+          </w:p>
+        </w:tc>
+        <w:tc>
+          <w:tcPr/>
+          <w:p>
+            <w:pPr>
+              <w:pStyle w:val="Compact"/>
+              <w:jc w:val="left"/>
+            </w:pPr>
+            <w:r>
+              <w:rPr>
+                <w:sz w:val="19"/>
+              </w:rPr>
+              <w:t xml:space="preserve">Read a city’s history; find anyone who ever touched an object.</w:t>
+            </w:r>
+          </w:p>
+        </w:tc>
+        <w:tc>
+          <w:tcPr/>
+          <w:p>
+            <w:pPr>
+              <w:pStyle w:val="Compact"/>
+              <w:jc w:val="left"/>
+            </w:pPr>
+            <w:r>
+              <w:rPr>
+                <w:sz w:val="19"/>
+              </w:rPr>
+              <w:t xml:space="preserve">Read the past of a place across centuries.</w:t>
+            </w:r>
+          </w:p>
+        </w:tc>
+      </w:tr>
+      <w:tr>
+        <w:tc>
+          <w:tcPr/>
+          <w:p>
+            <w:pPr>
+              <w:pStyle w:val="Compact"/>
+              <w:jc w:val="left"/>
+            </w:pPr>
+            <w:r>
+              <w:rPr>
+                <w:bCs/>
+                <w:b/>
+                <w:sz w:val="19"/>
+              </w:rPr>
+              <w:t xml:space="preserve">Astral Projection</w:t>
+            </w:r>
+          </w:p>
+        </w:tc>
+        <w:tc>
+          <w:tcPr/>
+          <w:p>
+            <w:pPr>
+              <w:pStyle w:val="Compact"/>
+              <w:jc w:val="left"/>
+            </w:pPr>
+            <w:r>
+              <w:rPr>
+                <w:sz w:val="19"/>
+              </w:rPr>
+              <w:t xml:space="preserve">Travel anywhere on Earth in spirit within moments.</w:t>
+            </w:r>
+          </w:p>
+        </w:tc>
+        <w:tc>
+          <w:tcPr/>
+          <w:p>
+            <w:pPr>
+              <w:pStyle w:val="Compact"/>
+              <w:jc w:val="left"/>
+            </w:pPr>
+            <w:r>
+              <w:rPr>
+                <w:sz w:val="19"/>
+              </w:rPr>
+              <w:t xml:space="preserve">Act physically as a spirit, with Class III attacks.</w:t>
+            </w:r>
+          </w:p>
+        </w:tc>
+        <w:tc>
+          <w:tcPr/>
+          <w:p>
+            <w:pPr>
+              <w:pStyle w:val="Compact"/>
+              <w:jc w:val="left"/>
+            </w:pPr>
+            <w:r>
+              <w:rPr>
+                <w:sz w:val="19"/>
+              </w:rPr>
+              <w:t xml:space="preserve">Walk between worlds in body as well as spirit.</w:t>
+            </w:r>
+          </w:p>
+        </w:tc>
+      </w:tr>
+      <w:tr>
+        <w:tc>
+          <w:tcPr/>
+          <w:p>
+            <w:pPr>
+              <w:pStyle w:val="Compact"/>
+              <w:jc w:val="left"/>
+            </w:pPr>
+            <w:r>
+              <w:rPr>
+                <w:bCs/>
+                <w:b/>
+                <w:sz w:val="19"/>
+              </w:rPr>
+              <w:t xml:space="preserve">Super Intellect</w:t>
+            </w:r>
+          </w:p>
+        </w:tc>
+        <w:tc>
+          <w:tcPr/>
+          <w:p>
+            <w:pPr>
+              <w:pStyle w:val="Compact"/>
+              <w:jc w:val="left"/>
+            </w:pPr>
+            <w:r>
+              <w:rPr>
+                <w:sz w:val="19"/>
+              </w:rPr>
+              <w:t xml:space="preserve">Out-think supercomputers; invent the impossible in an hour.</w:t>
+            </w:r>
+          </w:p>
+        </w:tc>
+        <w:tc>
+          <w:tcPr/>
+          <w:p>
+            <w:pPr>
+              <w:pStyle w:val="Compact"/>
+              <w:jc w:val="left"/>
+            </w:pPr>
+            <w:r>
+              <w:rPr>
+                <w:sz w:val="19"/>
+              </w:rPr>
+              <w:t xml:space="preserve">Understand any science, alien or arcane, at a glance.</w:t>
+            </w:r>
+          </w:p>
+        </w:tc>
+        <w:tc>
+          <w:tcPr/>
+          <w:p>
+            <w:pPr>
+              <w:pStyle w:val="Compact"/>
+              <w:jc w:val="left"/>
+            </w:pPr>
+            <w:r>
+              <w:rPr>
+                <w:sz w:val="19"/>
+              </w:rPr>
+              <w:t xml:space="preserve">Tesla’s level: build doors between worlds.</w:t>
+            </w:r>
+          </w:p>
+        </w:tc>
+      </w:tr>
+      <w:tr>
+        <w:tc>
+          <w:tcPr/>
+          <w:p>
+            <w:pPr>
+              <w:pStyle w:val="Compact"/>
+              <w:jc w:val="left"/>
+            </w:pPr>
+            <w:r>
+              <w:rPr>
+                <w:bCs/>
+                <w:b/>
+                <w:sz w:val="19"/>
+              </w:rPr>
+              <w:t xml:space="preserve">Telekinesis</w:t>
+            </w:r>
+          </w:p>
+        </w:tc>
+        <w:tc>
+          <w:tcPr/>
+          <w:p>
+            <w:pPr>
+              <w:pStyle w:val="Compact"/>
+              <w:jc w:val="left"/>
+            </w:pPr>
+            <w:r>
+              <w:rPr>
+                <w:sz w:val="19"/>
+              </w:rPr>
+              <w:t xml:space="preserve">Lift a jet or a building’s floor; Class IV attacks.</w:t>
+            </w:r>
+          </w:p>
+        </w:tc>
+        <w:tc>
+          <w:tcPr/>
+          <w:p>
+            <w:pPr>
+              <w:pStyle w:val="Compact"/>
+              <w:jc w:val="left"/>
+            </w:pPr>
+            <w:r>
+              <w:rPr>
+                <w:sz w:val="19"/>
+              </w:rPr>
+              <w:t xml:space="preserve">Lift a ship; Class V attacks.</w:t>
+            </w:r>
+          </w:p>
+        </w:tc>
+        <w:tc>
+          <w:tcPr/>
+          <w:p>
+            <w:pPr>
+              <w:pStyle w:val="Compact"/>
+              <w:jc w:val="left"/>
+            </w:pPr>
+            <w:r>
+              <w:rPr>
+                <w:sz w:val="19"/>
+              </w:rPr>
+              <w:t xml:space="preserve">Move a mountain; Class VI attacks.</w:t>
+            </w:r>
+          </w:p>
+        </w:tc>
+      </w:tr>
+      <w:tr>
+        <w:tc>
+          <w:tcPr/>
+          <w:p>
+            <w:pPr>
+              <w:pStyle w:val="Compact"/>
+              <w:jc w:val="left"/>
+            </w:pPr>
+            <w:r>
+              <w:rPr>
+                <w:bCs/>
+                <w:b/>
+                <w:sz w:val="19"/>
+              </w:rPr>
               <w:t xml:space="preserve">Cantrips</w:t>
             </w:r>
           </w:p>
@@ -21803,6 +23979,774 @@
                 <w:sz w:val="19"/>
               </w:rPr>
               <w:t xml:space="preserve">Another world or dimension, without a door.</w:t>
+            </w:r>
+          </w:p>
+        </w:tc>
+      </w:tr>
+      <w:tr>
+        <w:tc>
+          <w:tcPr/>
+          <w:p>
+            <w:pPr>
+              <w:pStyle w:val="Compact"/>
+              <w:jc w:val="left"/>
+            </w:pPr>
+            <w:r>
+              <w:rPr>
+                <w:bCs/>
+                <w:b/>
+                <w:sz w:val="19"/>
+              </w:rPr>
+              <w:t xml:space="preserve">Portals</w:t>
+            </w:r>
+          </w:p>
+        </w:tc>
+        <w:tc>
+          <w:tcPr/>
+          <w:p>
+            <w:pPr>
+              <w:pStyle w:val="Compact"/>
+              <w:jc w:val="left"/>
+            </w:pPr>
+            <w:r>
+              <w:rPr>
+                <w:sz w:val="19"/>
+              </w:rPr>
+              <w:t xml:space="preserve">Hold a door open for an army or a convoy.</w:t>
+            </w:r>
+          </w:p>
+        </w:tc>
+        <w:tc>
+          <w:tcPr/>
+          <w:p>
+            <w:pPr>
+              <w:pStyle w:val="Compact"/>
+              <w:jc w:val="left"/>
+            </w:pPr>
+            <w:r>
+              <w:rPr>
+                <w:sz w:val="19"/>
+              </w:rPr>
+              <w:t xml:space="preserve">Open many doors at once across a city.</w:t>
+            </w:r>
+          </w:p>
+        </w:tc>
+        <w:tc>
+          <w:tcPr/>
+          <w:p>
+            <w:pPr>
+              <w:pStyle w:val="Compact"/>
+              <w:jc w:val="left"/>
+            </w:pPr>
+            <w:r>
+              <w:rPr>
+                <w:sz w:val="19"/>
+              </w:rPr>
+              <w:t xml:space="preserve">Tear a breach between worlds that stays open.</w:t>
+            </w:r>
+          </w:p>
+        </w:tc>
+      </w:tr>
+      <w:tr>
+        <w:tc>
+          <w:tcPr/>
+          <w:p>
+            <w:pPr>
+              <w:pStyle w:val="Compact"/>
+              <w:jc w:val="left"/>
+            </w:pPr>
+            <w:r>
+              <w:rPr>
+                <w:bCs/>
+                <w:b/>
+                <w:sz w:val="19"/>
+              </w:rPr>
+              <w:t xml:space="preserve">Summoning</w:t>
+            </w:r>
+          </w:p>
+        </w:tc>
+        <w:tc>
+          <w:tcPr/>
+          <w:p>
+            <w:pPr>
+              <w:pStyle w:val="Compact"/>
+              <w:jc w:val="left"/>
+            </w:pPr>
+            <w:r>
+              <w:rPr>
+                <w:sz w:val="19"/>
+              </w:rPr>
+              <w:t xml:space="preserve">Call something that fights with Class IV attacks.</w:t>
+            </w:r>
+          </w:p>
+        </w:tc>
+        <w:tc>
+          <w:tcPr/>
+          <w:p>
+            <w:pPr>
+              <w:pStyle w:val="Compact"/>
+              <w:jc w:val="left"/>
+            </w:pPr>
+            <w:r>
+              <w:rPr>
+                <w:sz w:val="19"/>
+              </w:rPr>
+              <w:t xml:space="preserve">Call a legion.</w:t>
+            </w:r>
+          </w:p>
+        </w:tc>
+        <w:tc>
+          <w:tcPr/>
+          <w:p>
+            <w:pPr>
+              <w:pStyle w:val="Compact"/>
+              <w:jc w:val="left"/>
+            </w:pPr>
+            <w:r>
+              <w:rPr>
+                <w:sz w:val="19"/>
+              </w:rPr>
+              <w:t xml:space="preserve">Call one of Otherworld’s powers itself.</w:t>
+            </w:r>
+          </w:p>
+        </w:tc>
+      </w:tr>
+      <w:tr>
+        <w:tc>
+          <w:tcPr/>
+          <w:p>
+            <w:pPr>
+              <w:pStyle w:val="Compact"/>
+              <w:jc w:val="left"/>
+            </w:pPr>
+            <w:r>
+              <w:rPr>
+                <w:bCs/>
+                <w:b/>
+                <w:sz w:val="19"/>
+              </w:rPr>
+              <w:t xml:space="preserve">Warding</w:t>
+            </w:r>
+          </w:p>
+        </w:tc>
+        <w:tc>
+          <w:tcPr/>
+          <w:p>
+            <w:pPr>
+              <w:pStyle w:val="Compact"/>
+              <w:jc w:val="left"/>
+            </w:pPr>
+            <w:r>
+              <w:rPr>
+                <w:sz w:val="19"/>
+              </w:rPr>
+              <w:t xml:space="preserve">Protect a district; banish Class IV beings.</w:t>
+            </w:r>
+          </w:p>
+        </w:tc>
+        <w:tc>
+          <w:tcPr/>
+          <w:p>
+            <w:pPr>
+              <w:pStyle w:val="Compact"/>
+              <w:jc w:val="left"/>
+            </w:pPr>
+            <w:r>
+              <w:rPr>
+                <w:sz w:val="19"/>
+              </w:rPr>
+              <w:t xml:space="preserve">Protect a city; banish Class V beings.</w:t>
+            </w:r>
+          </w:p>
+        </w:tc>
+        <w:tc>
+          <w:tcPr/>
+          <w:p>
+            <w:pPr>
+              <w:pStyle w:val="Compact"/>
+              <w:jc w:val="left"/>
+            </w:pPr>
+            <w:r>
+              <w:rPr>
+                <w:sz w:val="19"/>
+              </w:rPr>
+              <w:t xml:space="preserve">Seal an Earth Gate or a breach for good.</w:t>
+            </w:r>
+          </w:p>
+        </w:tc>
+      </w:tr>
+      <w:tr>
+        <w:tc>
+          <w:tcPr/>
+          <w:p>
+            <w:pPr>
+              <w:pStyle w:val="Compact"/>
+              <w:jc w:val="left"/>
+            </w:pPr>
+            <w:r>
+              <w:rPr>
+                <w:bCs/>
+                <w:b/>
+                <w:sz w:val="19"/>
+              </w:rPr>
+              <w:t xml:space="preserve">Healing</w:t>
+            </w:r>
+          </w:p>
+        </w:tc>
+        <w:tc>
+          <w:tcPr/>
+          <w:p>
+            <w:pPr>
+              <w:pStyle w:val="Compact"/>
+              <w:jc w:val="left"/>
+            </w:pPr>
+            <w:r>
+              <w:rPr>
+                <w:sz w:val="19"/>
+              </w:rPr>
+              <w:t xml:space="preserve">Heal a crowd’s ordinary wounds at once; restore lost limbs.</w:t>
+            </w:r>
+          </w:p>
+        </w:tc>
+        <w:tc>
+          <w:tcPr/>
+          <w:p>
+            <w:pPr>
+              <w:pStyle w:val="Compact"/>
+              <w:jc w:val="left"/>
+            </w:pPr>
+            <w:r>
+              <w:rPr>
+                <w:sz w:val="19"/>
+              </w:rPr>
+              <w:t xml:space="preserve">Bring back the newly dead, within minutes (GM’s approval).</w:t>
+            </w:r>
+          </w:p>
+        </w:tc>
+        <w:tc>
+          <w:tcPr/>
+          <w:p>
+            <w:pPr>
+              <w:pStyle w:val="Compact"/>
+              <w:jc w:val="left"/>
+            </w:pPr>
+            <w:r>
+              <w:rPr>
+                <w:sz w:val="19"/>
+              </w:rPr>
+              <w:t xml:space="preserve">Undo death itself (GM’s approval).</w:t>
+            </w:r>
+          </w:p>
+        </w:tc>
+      </w:tr>
+      <w:tr>
+        <w:tc>
+          <w:tcPr/>
+          <w:p>
+            <w:pPr>
+              <w:pStyle w:val="Compact"/>
+              <w:jc w:val="left"/>
+            </w:pPr>
+            <w:r>
+              <w:rPr>
+                <w:bCs/>
+                <w:b/>
+                <w:sz w:val="19"/>
+              </w:rPr>
+              <w:t xml:space="preserve">Power Negation</w:t>
+            </w:r>
+          </w:p>
+        </w:tc>
+        <w:tc>
+          <w:tcPr/>
+          <w:p>
+            <w:pPr>
+              <w:pStyle w:val="Compact"/>
+              <w:jc w:val="left"/>
+            </w:pPr>
+            <w:r>
+              <w:rPr>
+                <w:sz w:val="19"/>
+              </w:rPr>
+              <w:t xml:space="preserve">Suppress Class IV powers across a building.</w:t>
+            </w:r>
+          </w:p>
+        </w:tc>
+        <w:tc>
+          <w:tcPr/>
+          <w:p>
+            <w:pPr>
+              <w:pStyle w:val="Compact"/>
+              <w:jc w:val="left"/>
+            </w:pPr>
+            <w:r>
+              <w:rPr>
+                <w:sz w:val="19"/>
+              </w:rPr>
+              <w:t xml:space="preserve">Suppress Class V powers across a city block.</w:t>
+            </w:r>
+          </w:p>
+        </w:tc>
+        <w:tc>
+          <w:tcPr/>
+          <w:p>
+            <w:pPr>
+              <w:pStyle w:val="Compact"/>
+              <w:jc w:val="left"/>
+            </w:pPr>
+            <w:r>
+              <w:rPr>
+                <w:sz w:val="19"/>
+              </w:rPr>
+              <w:t xml:space="preserve">Shut off powers across a city.</w:t>
+            </w:r>
+          </w:p>
+        </w:tc>
+      </w:tr>
+      <w:tr>
+        <w:tc>
+          <w:tcPr/>
+          <w:p>
+            <w:pPr>
+              <w:pStyle w:val="Compact"/>
+              <w:jc w:val="left"/>
+            </w:pPr>
+            <w:r>
+              <w:rPr>
+                <w:bCs/>
+                <w:b/>
+                <w:sz w:val="19"/>
+              </w:rPr>
+              <w:t xml:space="preserve">Power Mimicry</w:t>
+            </w:r>
+          </w:p>
+        </w:tc>
+        <w:tc>
+          <w:tcPr/>
+          <w:p>
+            <w:pPr>
+              <w:pStyle w:val="Compact"/>
+              <w:jc w:val="left"/>
+            </w:pPr>
+            <w:r>
+              <w:rPr>
+                <w:sz w:val="19"/>
+              </w:rPr>
+              <w:t xml:space="preserve">Copy a power at Class IV.</w:t>
+            </w:r>
+          </w:p>
+        </w:tc>
+        <w:tc>
+          <w:tcPr/>
+          <w:p>
+            <w:pPr>
+              <w:pStyle w:val="Compact"/>
+              <w:jc w:val="left"/>
+            </w:pPr>
+            <w:r>
+              <w:rPr>
+                <w:sz w:val="19"/>
+              </w:rPr>
+              <w:t xml:space="preserve">Copy several powers at Class IV, or one at Class V.</w:t>
+            </w:r>
+          </w:p>
+        </w:tc>
+        <w:tc>
+          <w:tcPr/>
+          <w:p>
+            <w:pPr>
+              <w:pStyle w:val="Compact"/>
+              <w:jc w:val="left"/>
+            </w:pPr>
+            <w:r>
+              <w:rPr>
+                <w:sz w:val="19"/>
+              </w:rPr>
+              <w:t xml:space="preserve">Copy any power at full strength.</w:t>
+            </w:r>
+          </w:p>
+        </w:tc>
+      </w:tr>
+      <w:tr>
+        <w:tc>
+          <w:tcPr/>
+          <w:p>
+            <w:pPr>
+              <w:pStyle w:val="Compact"/>
+              <w:jc w:val="left"/>
+            </w:pPr>
+            <w:r>
+              <w:rPr>
+                <w:bCs/>
+                <w:b/>
+                <w:sz w:val="19"/>
+              </w:rPr>
+              <w:t xml:space="preserve">Technopathy</w:t>
+            </w:r>
+          </w:p>
+        </w:tc>
+        <w:tc>
+          <w:tcPr/>
+          <w:p>
+            <w:pPr>
+              <w:pStyle w:val="Compact"/>
+              <w:jc w:val="left"/>
+            </w:pPr>
+            <w:r>
+              <w:rPr>
+                <w:sz w:val="19"/>
+              </w:rPr>
+              <w:t xml:space="preserve">Command a city’s power grid or a military network.</w:t>
+            </w:r>
+          </w:p>
+        </w:tc>
+        <w:tc>
+          <w:tcPr/>
+          <w:p>
+            <w:pPr>
+              <w:pStyle w:val="Compact"/>
+              <w:jc w:val="left"/>
+            </w:pPr>
+            <w:r>
+              <w:rPr>
+                <w:sz w:val="19"/>
+              </w:rPr>
+              <w:t xml:space="preserve">Command every machine in a region.</w:t>
+            </w:r>
+          </w:p>
+        </w:tc>
+        <w:tc>
+          <w:tcPr/>
+          <w:p>
+            <w:pPr>
+              <w:pStyle w:val="Compact"/>
+              <w:jc w:val="left"/>
+            </w:pPr>
+            <w:r>
+              <w:rPr>
+                <w:sz w:val="19"/>
+              </w:rPr>
+              <w:t xml:space="preserve">Speak to every machine on Earth.</w:t>
+            </w:r>
+          </w:p>
+        </w:tc>
+      </w:tr>
+      <w:tr>
+        <w:tc>
+          <w:tcPr/>
+          <w:p>
+            <w:pPr>
+              <w:pStyle w:val="Compact"/>
+              <w:jc w:val="left"/>
+            </w:pPr>
+            <w:r>
+              <w:rPr>
+                <w:bCs/>
+                <w:b/>
+                <w:sz w:val="19"/>
+              </w:rPr>
+              <w:t xml:space="preserve">Animal Control</w:t>
+            </w:r>
+          </w:p>
+        </w:tc>
+        <w:tc>
+          <w:tcPr/>
+          <w:p>
+            <w:pPr>
+              <w:pStyle w:val="Compact"/>
+              <w:jc w:val="left"/>
+            </w:pPr>
+            <w:r>
+              <w:rPr>
+                <w:sz w:val="19"/>
+              </w:rPr>
+              <w:t xml:space="preserve">Command every animal in a city.</w:t>
+            </w:r>
+          </w:p>
+        </w:tc>
+        <w:tc>
+          <w:tcPr/>
+          <w:p>
+            <w:pPr>
+              <w:pStyle w:val="Compact"/>
+              <w:jc w:val="left"/>
+            </w:pPr>
+            <w:r>
+              <w:rPr>
+                <w:sz w:val="19"/>
+              </w:rPr>
+              <w:t xml:space="preserve">Command a region’s wildlife.</w:t>
+            </w:r>
+          </w:p>
+        </w:tc>
+        <w:tc>
+          <w:tcPr/>
+          <w:p>
+            <w:pPr>
+              <w:pStyle w:val="Compact"/>
+              <w:jc w:val="left"/>
+            </w:pPr>
+            <w:r>
+              <w:rPr>
+                <w:sz w:val="19"/>
+              </w:rPr>
+              <w:t xml:space="preserve">Command every creature that answers to instinct.</w:t>
+            </w:r>
+          </w:p>
+        </w:tc>
+      </w:tr>
+      <w:tr>
+        <w:tc>
+          <w:tcPr/>
+          <w:p>
+            <w:pPr>
+              <w:pStyle w:val="Compact"/>
+              <w:jc w:val="left"/>
+            </w:pPr>
+            <w:r>
+              <w:rPr>
+                <w:bCs/>
+                <w:b/>
+                <w:sz w:val="19"/>
+              </w:rPr>
+              <w:t xml:space="preserve">Probability Control</w:t>
+            </w:r>
+          </w:p>
+        </w:tc>
+        <w:tc>
+          <w:tcPr/>
+          <w:p>
+            <w:pPr>
+              <w:pStyle w:val="Compact"/>
+              <w:jc w:val="left"/>
+            </w:pPr>
+            <w:r>
+              <w:rPr>
+                <w:sz w:val="19"/>
+              </w:rPr>
+              <w:t xml:space="preserve">Twice a scene, choose the result of a roll you can see.</w:t>
+            </w:r>
+          </w:p>
+        </w:tc>
+        <w:tc>
+          <w:tcPr/>
+          <w:p>
+            <w:pPr>
+              <w:pStyle w:val="Compact"/>
+              <w:jc w:val="left"/>
+            </w:pPr>
+            <w:r>
+              <w:rPr>
+                <w:sz w:val="19"/>
+              </w:rPr>
+              <w:t xml:space="preserve">Once a scene, choose the result of any roll.</w:t>
+            </w:r>
+          </w:p>
+        </w:tc>
+        <w:tc>
+          <w:tcPr/>
+          <w:p>
+            <w:pPr>
+              <w:pStyle w:val="Compact"/>
+              <w:jc w:val="left"/>
+            </w:pPr>
+            <w:r>
+              <w:rPr>
+                <w:sz w:val="19"/>
+              </w:rPr>
+              <w:t xml:space="preserve">Rewrite luck itself: a disaster simply doesn’t happen.</w:t>
+            </w:r>
+          </w:p>
+        </w:tc>
+      </w:tr>
+      <w:tr>
+        <w:tc>
+          <w:tcPr/>
+          <w:p>
+            <w:pPr>
+              <w:pStyle w:val="Compact"/>
+              <w:jc w:val="left"/>
+            </w:pPr>
+            <w:r>
+              <w:rPr>
+                <w:bCs/>
+                <w:b/>
+                <w:sz w:val="19"/>
+              </w:rPr>
+              <w:t xml:space="preserve">Time Manipulation</w:t>
+            </w:r>
+          </w:p>
+        </w:tc>
+        <w:tc>
+          <w:tcPr/>
+          <w:p>
+            <w:pPr>
+              <w:pStyle w:val="Compact"/>
+              <w:jc w:val="left"/>
+            </w:pPr>
+            <w:r>
+              <w:rPr>
+                <w:sz w:val="19"/>
+              </w:rPr>
+              <w:t xml:space="preserve">Stop time for a round for everyone but you.</w:t>
+            </w:r>
+          </w:p>
+        </w:tc>
+        <w:tc>
+          <w:tcPr/>
+          <w:p>
+            <w:pPr>
+              <w:pStyle w:val="Compact"/>
+              <w:jc w:val="left"/>
+            </w:pPr>
+            <w:r>
+              <w:rPr>
+                <w:sz w:val="19"/>
+              </w:rPr>
+              <w:t xml:space="preserve">Rewind a whole scene, once a session.</w:t>
+            </w:r>
+          </w:p>
+        </w:tc>
+        <w:tc>
+          <w:tcPr/>
+          <w:p>
+            <w:pPr>
+              <w:pStyle w:val="Compact"/>
+              <w:jc w:val="left"/>
+            </w:pPr>
+            <w:r>
+              <w:rPr>
+                <w:sz w:val="19"/>
+              </w:rPr>
+              <w:t xml:space="preserve">Travel in time (GM’s approval).</w:t>
+            </w:r>
+          </w:p>
+        </w:tc>
+      </w:tr>
+      <w:tr>
+        <w:tc>
+          <w:tcPr/>
+          <w:p>
+            <w:pPr>
+              <w:pStyle w:val="Compact"/>
+              <w:jc w:val="left"/>
+            </w:pPr>
+            <w:r>
+              <w:rPr>
+                <w:bCs/>
+                <w:b/>
+                <w:sz w:val="19"/>
+              </w:rPr>
+              <w:t xml:space="preserve">Possession</w:t>
+            </w:r>
+          </w:p>
+        </w:tc>
+        <w:tc>
+          <w:tcPr/>
+          <w:p>
+            <w:pPr>
+              <w:pStyle w:val="Compact"/>
+              <w:jc w:val="left"/>
+            </w:pPr>
+            <w:r>
+              <w:rPr>
+                <w:sz w:val="19"/>
+              </w:rPr>
+              <w:t xml:space="preserve">Possess and switch bodies at a distance.</w:t>
+            </w:r>
+          </w:p>
+        </w:tc>
+        <w:tc>
+          <w:tcPr/>
+          <w:p>
+            <w:pPr>
+              <w:pStyle w:val="Compact"/>
+              <w:jc w:val="left"/>
+            </w:pPr>
+            <w:r>
+              <w:rPr>
+                <w:sz w:val="19"/>
+              </w:rPr>
+              <w:t xml:space="preserve">Possess several bodies at once.</w:t>
+            </w:r>
+          </w:p>
+        </w:tc>
+        <w:tc>
+          <w:tcPr/>
+          <w:p>
+            <w:pPr>
+              <w:pStyle w:val="Compact"/>
+              <w:jc w:val="left"/>
+            </w:pPr>
+            <w:r>
+              <w:rPr>
+                <w:sz w:val="19"/>
+              </w:rPr>
+              <w:t xml:space="preserve">Possess anyone, even another Operant, against their will.</w:t>
+            </w:r>
+          </w:p>
+        </w:tc>
+      </w:tr>
+      <w:tr>
+        <w:tc>
+          <w:tcPr/>
+          <w:p>
+            <w:pPr>
+              <w:pStyle w:val="Compact"/>
+              <w:jc w:val="left"/>
+            </w:pPr>
+            <w:r>
+              <w:rPr>
+                <w:bCs/>
+                <w:b/>
+                <w:sz w:val="19"/>
+              </w:rPr>
+              <w:t xml:space="preserve">Gadgeteering</w:t>
+            </w:r>
+          </w:p>
+        </w:tc>
+        <w:tc>
+          <w:tcPr/>
+          <w:p>
+            <w:pPr>
+              <w:pStyle w:val="Compact"/>
+              <w:jc w:val="left"/>
+            </w:pPr>
+            <w:r>
+              <w:rPr>
+                <w:sz w:val="19"/>
+              </w:rPr>
+              <w:t xml:space="preserve">Build Class IV devices: a better suit than ExLAW’s Aegis.</w:t>
+            </w:r>
+          </w:p>
+        </w:tc>
+        <w:tc>
+          <w:tcPr/>
+          <w:p>
+            <w:pPr>
+              <w:pStyle w:val="Compact"/>
+              <w:jc w:val="left"/>
+            </w:pPr>
+            <w:r>
+              <w:rPr>
+                <w:sz w:val="19"/>
+              </w:rPr>
+              <w:t xml:space="preserve">Class V devices: an orbital platform.</w:t>
+            </w:r>
+          </w:p>
+        </w:tc>
+        <w:tc>
+          <w:tcPr/>
+          <w:p>
+            <w:pPr>
+              <w:pStyle w:val="Compact"/>
+              <w:jc w:val="left"/>
+            </w:pPr>
+            <w:r>
+              <w:rPr>
+                <w:sz w:val="19"/>
+              </w:rPr>
+              <w:t xml:space="preserve">Tesla-class inventions: doors between worlds.</w:t>
             </w:r>
           </w:p>
         </w:tc>

--- a/legend-dynamics/aurora/Aurora_Players_Guide.docx
+++ b/legend-dynamics/aurora/Aurora_Players_Guide.docx
@@ -25154,6 +25154,89 @@
       </w:r>
       <w:r>
         <w:t xml:space="preserve">between cases, swap one cantrip for another with a week of study.</w:t>
+      </w:r>
+    </w:p>
+    <w:p>
+      <w:pPr>
+        <w:numPr>
+          <w:ilvl w:val="0"/>
+          <w:numId w:val="1018"/>
+        </w:numPr>
+        <w:pStyle w:val="Compact"/>
+      </w:pPr>
+      <w:r>
+        <w:rPr>
+          <w:bCs/>
+          <w:b/>
+        </w:rPr>
+        <w:t xml:space="preserve">Pure sorcery (optional):</w:t>
+      </w:r>
+      <w:r>
+        <w:t xml:space="preserve"> </w:t>
+      </w:r>
+      <w:r>
+        <w:t xml:space="preserve">a character who is nothing but a spellcaster can let Cantrips take</w:t>
+      </w:r>
+      <w:r>
+        <w:t xml:space="preserve"> </w:t>
+      </w:r>
+      <w:r>
+        <w:rPr>
+          <w:bCs/>
+          <w:b/>
+        </w:rPr>
+        <w:t xml:space="preserve">all</w:t>
+      </w:r>
+      <w:r>
+        <w:t xml:space="preserve"> </w:t>
+      </w:r>
+      <w:r>
+        <w:t xml:space="preserve">their power slots. It works at the best slot’s Class, and each slot given up adds</w:t>
+      </w:r>
+      <w:r>
+        <w:t xml:space="preserve"> </w:t>
+      </w:r>
+      <w:r>
+        <w:rPr>
+          <w:bCs/>
+          <w:b/>
+        </w:rPr>
+        <w:t xml:space="preserve">2 more cantrips</w:t>
+      </w:r>
+      <w:r>
+        <w:t xml:space="preserve">. A tier 2 character (Class II, I and I) becomes Cantrips II with 3 + 2 + 2 =</w:t>
+      </w:r>
+      <w:r>
+        <w:t xml:space="preserve"> </w:t>
+      </w:r>
+      <w:r>
+        <w:rPr>
+          <w:bCs/>
+          <w:b/>
+        </w:rPr>
+        <w:t xml:space="preserve">7 cantrips</w:t>
+      </w:r>
+      <w:r>
+        <w:t xml:space="preserve"> </w:t>
+      </w:r>
+      <w:r>
+        <w:t xml:space="preserve">and no other powers. Tick</w:t>
+      </w:r>
+      <w:r>
+        <w:t xml:space="preserve"> </w:t>
+      </w:r>
+      <w:r>
+        <w:rPr>
+          <w:iCs/>
+          <w:i/>
+        </w:rPr>
+        <w:t xml:space="preserve">Pure sorcery</w:t>
+      </w:r>
+      <w:r>
+        <w:t xml:space="preserve"> </w:t>
+      </w:r>
+      <w:r>
+        <w:t xml:space="preserve">in the creator’s step 4.</w:t>
       </w:r>
     </w:p>
     <w:tbl>

--- a/legend-dynamics/aurora/Aurora_Players_Guide.docx
+++ b/legend-dynamics/aurora/Aurora_Players_Guide.docx
@@ -20455,37 +20455,37 @@
               <w:rPr>
                 <w:sz w:val="19"/>
               </w:rPr>
-              <w:t xml:space="preserve">Know 2 cantrips: quick spells cast in one action, each working at Class I.</w:t>
-            </w:r>
-          </w:p>
-        </w:tc>
-        <w:tc>
-          <w:tcPr/>
-          <w:p>
-            <w:pPr>
-              <w:pStyle w:val="Compact"/>
-              <w:jc w:val="left"/>
-            </w:pPr>
-            <w:r>
-              <w:rPr>
-                <w:sz w:val="19"/>
-              </w:rPr>
-              <w:t xml:space="preserve">Know 3 cantrips, each working at Class II.</w:t>
-            </w:r>
-          </w:p>
-        </w:tc>
-        <w:tc>
-          <w:tcPr/>
-          <w:p>
-            <w:pPr>
-              <w:pStyle w:val="Compact"/>
-              <w:jc w:val="left"/>
-            </w:pPr>
-            <w:r>
-              <w:rPr>
-                <w:sz w:val="19"/>
-              </w:rPr>
-              <w:t xml:space="preserve">Know 4 cantrips, each working at Class III.</w:t>
+              <w:t xml:space="preserve">First Circle: know 2 cantrips, quick spells cast in one action, each working at Class I.</w:t>
+            </w:r>
+          </w:p>
+        </w:tc>
+        <w:tc>
+          <w:tcPr/>
+          <w:p>
+            <w:pPr>
+              <w:pStyle w:val="Compact"/>
+              <w:jc w:val="left"/>
+            </w:pPr>
+            <w:r>
+              <w:rPr>
+                <w:sz w:val="19"/>
+              </w:rPr>
+              <w:t xml:space="preserve">Second Circle: know 3 cantrips, each working at Class II.</w:t>
+            </w:r>
+          </w:p>
+        </w:tc>
+        <w:tc>
+          <w:tcPr/>
+          <w:p>
+            <w:pPr>
+              <w:pStyle w:val="Compact"/>
+              <w:jc w:val="left"/>
+            </w:pPr>
+            <w:r>
+              <w:rPr>
+                <w:sz w:val="19"/>
+              </w:rPr>
+              <w:t xml:space="preserve">Third Circle: know 4 cantrips, each working at Class III.</w:t>
             </w:r>
           </w:p>
         </w:tc>
@@ -23884,37 +23884,37 @@
               <w:rPr>
                 <w:sz w:val="19"/>
               </w:rPr>
-              <w:t xml:space="preserve">Know 5 cantrips, each working at Class IV.</w:t>
-            </w:r>
-          </w:p>
-        </w:tc>
-        <w:tc>
-          <w:tcPr/>
-          <w:p>
-            <w:pPr>
-              <w:pStyle w:val="Compact"/>
-              <w:jc w:val="left"/>
-            </w:pPr>
-            <w:r>
-              <w:rPr>
-                <w:sz w:val="19"/>
-              </w:rPr>
-              <w:t xml:space="preserve">Know 6 cantrips, each working at Class V.</w:t>
-            </w:r>
-          </w:p>
-        </w:tc>
-        <w:tc>
-          <w:tcPr/>
-          <w:p>
-            <w:pPr>
-              <w:pStyle w:val="Compact"/>
-              <w:jc w:val="left"/>
-            </w:pPr>
-            <w:r>
-              <w:rPr>
-                <w:sz w:val="19"/>
-              </w:rPr>
-              <w:t xml:space="preserve">Know 7 cantrips, each working at Class VI.</w:t>
+              <w:t xml:space="preserve">Fourth Circle: know 5 cantrips, each working at Class IV.</w:t>
+            </w:r>
+          </w:p>
+        </w:tc>
+        <w:tc>
+          <w:tcPr/>
+          <w:p>
+            <w:pPr>
+              <w:pStyle w:val="Compact"/>
+              <w:jc w:val="left"/>
+            </w:pPr>
+            <w:r>
+              <w:rPr>
+                <w:sz w:val="19"/>
+              </w:rPr>
+              <w:t xml:space="preserve">Fifth Circle: know 6 cantrips, each working at Class V.</w:t>
+            </w:r>
+          </w:p>
+        </w:tc>
+        <w:tc>
+          <w:tcPr/>
+          <w:p>
+            <w:pPr>
+              <w:pStyle w:val="Compact"/>
+              <w:jc w:val="left"/>
+            </w:pPr>
+            <w:r>
+              <w:rPr>
+                <w:sz w:val="19"/>
+              </w:rPr>
+              <w:t xml:space="preserve">Sixth Circle: know 7 cantrips, each working at Class VI.</w:t>
             </w:r>
           </w:p>
         </w:tc>
@@ -24837,7 +24837,33 @@
         <w:t xml:space="preserve"> </w:t>
       </w:r>
       <w:r>
-        <w:t xml:space="preserve">is a power for that. Instead of one effect, it gives you a few quick spells, and each one works at the power’s Class.</w:t>
+        <w:t xml:space="preserve">is a power for that. Instead of one effect, it gives you a few quick spells. The power’s Class is your</w:t>
+      </w:r>
+      <w:r>
+        <w:t xml:space="preserve"> </w:t>
+      </w:r>
+      <w:r>
+        <w:rPr>
+          <w:bCs/>
+          <w:b/>
+        </w:rPr>
+        <w:t xml:space="preserve">Circle</w:t>
+      </w:r>
+      <w:r>
+        <w:t xml:space="preserve">, and every cantrip you know works at it: a Class II caster is a sorcerer of the</w:t>
+      </w:r>
+      <w:r>
+        <w:t xml:space="preserve"> </w:t>
+      </w:r>
+      <w:r>
+        <w:rPr>
+          <w:bCs/>
+          <w:b/>
+        </w:rPr>
+        <w:t xml:space="preserve">Second Circle</w:t>
+      </w:r>
+      <w:r>
+        <w:t xml:space="preserve">.</w:t>
       </w:r>
     </w:p>
     <w:tbl>
@@ -24856,8 +24882,9 @@
         </w:tblBorders>
       </w:tblPr>
       <w:tblGrid>
-        <w:gridCol w:w="3960"/>
-        <w:gridCol w:w="3960"/>
+        <w:gridCol w:w="2640"/>
+        <w:gridCol w:w="2640"/>
+        <w:gridCol w:w="2640"/>
       </w:tblGrid>
       <w:tr>
         <w:trPr>
@@ -24877,7 +24904,7 @@
                 <w:b/>
                 <w:sz w:val="19"/>
               </w:rPr>
-              <w:t xml:space="preserve">Cantrips Class</w:t>
+              <w:t xml:space="preserve">Circle</w:t>
             </w:r>
           </w:p>
         </w:tc>
@@ -24895,6 +24922,24 @@
                 <w:b/>
                 <w:sz w:val="19"/>
               </w:rPr>
+              <w:t xml:space="preserve">Cantrips Class</w:t>
+            </w:r>
+          </w:p>
+        </w:tc>
+        <w:tc>
+          <w:tcPr>
+            <w:shd w:val="clear" w:fill="E8EEF8"/>
+          </w:tcPr>
+          <w:p>
+            <w:pPr>
+              <w:pStyle w:val="Compact"/>
+              <w:jc w:val="left"/>
+            </w:pPr>
+            <w:r>
+              <w:rPr>
+                <w:b/>
+                <w:sz w:val="19"/>
+              </w:rPr>
               <w:t xml:space="preserve">Cantrips known</w:t>
             </w:r>
           </w:p>
@@ -24913,6 +24958,21 @@
                 <w:b/>
                 <w:sz w:val="19"/>
               </w:rPr>
+              <w:t xml:space="preserve">First</w:t>
+            </w:r>
+          </w:p>
+        </w:tc>
+        <w:tc>
+          <w:tcPr/>
+          <w:p>
+            <w:pPr>
+              <w:pStyle w:val="Compact"/>
+              <w:jc w:val="left"/>
+            </w:pPr>
+            <w:r>
+              <w:rPr>
+                <w:sz w:val="19"/>
+              </w:rPr>
               <w:t xml:space="preserve">I</w:t>
             </w:r>
           </w:p>
@@ -24946,6 +25006,21 @@
                 <w:b/>
                 <w:sz w:val="19"/>
               </w:rPr>
+              <w:t xml:space="preserve">Second</w:t>
+            </w:r>
+          </w:p>
+        </w:tc>
+        <w:tc>
+          <w:tcPr/>
+          <w:p>
+            <w:pPr>
+              <w:pStyle w:val="Compact"/>
+              <w:jc w:val="left"/>
+            </w:pPr>
+            <w:r>
+              <w:rPr>
+                <w:sz w:val="19"/>
+              </w:rPr>
               <w:t xml:space="preserve">II</w:t>
             </w:r>
           </w:p>
@@ -24979,6 +25054,21 @@
                 <w:b/>
                 <w:sz w:val="19"/>
               </w:rPr>
+              <w:t xml:space="preserve">Third</w:t>
+            </w:r>
+          </w:p>
+        </w:tc>
+        <w:tc>
+          <w:tcPr/>
+          <w:p>
+            <w:pPr>
+              <w:pStyle w:val="Compact"/>
+              <w:jc w:val="left"/>
+            </w:pPr>
+            <w:r>
+              <w:rPr>
+                <w:sz w:val="19"/>
+              </w:rPr>
               <w:t xml:space="preserve">III</w:t>
             </w:r>
           </w:p>
@@ -25012,7 +25102,22 @@
                 <w:b/>
                 <w:sz w:val="19"/>
               </w:rPr>
-              <w:t xml:space="preserve">IV (GM’s approval)</w:t>
+              <w:t xml:space="preserve">Fourth (GM’s approval)</w:t>
+            </w:r>
+          </w:p>
+        </w:tc>
+        <w:tc>
+          <w:tcPr/>
+          <w:p>
+            <w:pPr>
+              <w:pStyle w:val="Compact"/>
+              <w:jc w:val="left"/>
+            </w:pPr>
+            <w:r>
+              <w:rPr>
+                <w:sz w:val="19"/>
+              </w:rPr>
+              <w:t xml:space="preserve">IV</w:t>
             </w:r>
           </w:p>
         </w:tc>
@@ -25028,6 +25133,102 @@
                 <w:sz w:val="19"/>
               </w:rPr>
               <w:t xml:space="preserve">5</w:t>
+            </w:r>
+          </w:p>
+        </w:tc>
+      </w:tr>
+      <w:tr>
+        <w:tc>
+          <w:tcPr/>
+          <w:p>
+            <w:pPr>
+              <w:pStyle w:val="Compact"/>
+              <w:jc w:val="left"/>
+            </w:pPr>
+            <w:r>
+              <w:rPr>
+                <w:b/>
+                <w:sz w:val="19"/>
+              </w:rPr>
+              <w:t xml:space="preserve">Fifth</w:t>
+            </w:r>
+          </w:p>
+        </w:tc>
+        <w:tc>
+          <w:tcPr/>
+          <w:p>
+            <w:pPr>
+              <w:pStyle w:val="Compact"/>
+              <w:jc w:val="left"/>
+            </w:pPr>
+            <w:r>
+              <w:rPr>
+                <w:sz w:val="19"/>
+              </w:rPr>
+              <w:t xml:space="preserve">V</w:t>
+            </w:r>
+          </w:p>
+        </w:tc>
+        <w:tc>
+          <w:tcPr/>
+          <w:p>
+            <w:pPr>
+              <w:pStyle w:val="Compact"/>
+              <w:jc w:val="left"/>
+            </w:pPr>
+            <w:r>
+              <w:rPr>
+                <w:sz w:val="19"/>
+              </w:rPr>
+              <w:t xml:space="preserve">6</w:t>
+            </w:r>
+          </w:p>
+        </w:tc>
+      </w:tr>
+      <w:tr>
+        <w:tc>
+          <w:tcPr/>
+          <w:p>
+            <w:pPr>
+              <w:pStyle w:val="Compact"/>
+              <w:jc w:val="left"/>
+            </w:pPr>
+            <w:r>
+              <w:rPr>
+                <w:b/>
+                <w:sz w:val="19"/>
+              </w:rPr>
+              <w:t xml:space="preserve">Sixth</w:t>
+            </w:r>
+          </w:p>
+        </w:tc>
+        <w:tc>
+          <w:tcPr/>
+          <w:p>
+            <w:pPr>
+              <w:pStyle w:val="Compact"/>
+              <w:jc w:val="left"/>
+            </w:pPr>
+            <w:r>
+              <w:rPr>
+                <w:sz w:val="19"/>
+              </w:rPr>
+              <w:t xml:space="preserve">VI</w:t>
+            </w:r>
+          </w:p>
+        </w:tc>
+        <w:tc>
+          <w:tcPr/>
+          <w:p>
+            <w:pPr>
+              <w:pStyle w:val="Compact"/>
+              <w:jc w:val="left"/>
+            </w:pPr>
+            <w:r>
+              <w:rPr>
+                <w:sz w:val="19"/>
+              </w:rPr>
+              <w:t xml:space="preserve">7</w:t>
             </w:r>
           </w:p>
         </w:tc>
@@ -25109,7 +25310,7 @@
         <w:t xml:space="preserve"> </w:t>
       </w:r>
       <w:r>
-        <w:t xml:space="preserve">pushing, Stronger Power and growth in play all work as usual; each Class higher teaches you another cantrip and strengthens them all.</w:t>
+        <w:t xml:space="preserve">pushing, Stronger Power and growth in play all work as usual; each Class higher raises you a Circle, teaches you another cantrip and strengthens them all.</w:t>
       </w:r>
     </w:p>
     <w:p>
@@ -25327,7 +25528,7 @@
               <w:rPr>
                 <w:sz w:val="19"/>
               </w:rPr>
-              <w:t xml:space="preserve">A mystic blast: an attack at the power’s Class, effective at Short range.</w:t>
+              <w:t xml:space="preserve">A mystic blast: an attack at your Circle’s Class, effective at Short range.</w:t>
             </w:r>
           </w:p>
         </w:tc>

--- a/legend-dynamics/aurora/Aurora_Players_Guide.docx
+++ b/legend-dynamics/aurora/Aurora_Players_Guide.docx
@@ -10395,22 +10395,13 @@
     </w:p>
     <w:bookmarkEnd w:id="61"/>
     <w:bookmarkEnd w:id="62"/>
-    <w:bookmarkStart w:id="66" w:name="spark-points-and-tracks"/>
+    <w:bookmarkStart w:id="67" w:name="magic"/>
     <w:p>
       <w:pPr>
         <w:pStyle w:val="Heading1"/>
       </w:pPr>
       <w:r>
-        <w:t xml:space="preserve">Spark points and tracks</w:t>
-      </w:r>
-    </w:p>
-    <w:bookmarkStart w:id="63" w:name="using-spark-points"/>
-    <w:p>
-      <w:pPr>
-        <w:pStyle w:val="Heading2"/>
-      </w:pPr>
-      <w:r>
-        <w:t xml:space="preserve">Using Spark points</w:t>
+        <w:t xml:space="preserve">Magic</w:t>
       </w:r>
     </w:p>
     <w:p>
@@ -10418,319 +10409,7 @@
         <w:pStyle w:val="FirstParagraph"/>
       </w:pPr>
       <w:r>
-        <w:t xml:space="preserve">Begin each session with two Spark points (three with Extra Spark); unused points do not carry over. Spend no more than one point on a single roll or injury event.</w:t>
-      </w:r>
-    </w:p>
-    <w:tbl>
-      <w:tblPr>
-        <w:tblStyle w:val="Table"/>
-        <w:tblW w:type="pct" w:w="5000"/>
-        <w:tblLook w:firstRow="1" w:lastRow="0" w:firstColumn="0" w:lastColumn="0" w:noHBand="0" w:noVBand="0" w:val="0020"/>
-        <w:jc w:val="start"/>
-        <w:tblBorders>
-          <w:top w:val="single" w:sz="4" w:color="B8C2D3"/>
-          <w:left w:val="single" w:sz="4" w:color="B8C2D3"/>
-          <w:bottom w:val="single" w:sz="4" w:color="B8C2D3"/>
-          <w:right w:val="single" w:sz="4" w:color="B8C2D3"/>
-          <w:insideH w:val="single" w:sz="4" w:color="B8C2D3"/>
-          <w:insideV w:val="single" w:sz="4" w:color="B8C2D3"/>
-        </w:tblBorders>
-      </w:tblPr>
-      <w:tblGrid>
-        <w:gridCol w:w="3960"/>
-        <w:gridCol w:w="3960"/>
-      </w:tblGrid>
-      <w:tr>
-        <w:trPr>
-          <w:tblHeader w:val="true"/>
-        </w:trPr>
-        <w:tc>
-          <w:tcPr>
-            <w:shd w:val="clear" w:fill="E8EEF8"/>
-          </w:tcPr>
-          <w:p>
-            <w:pPr>
-              <w:pStyle w:val="Compact"/>
-              <w:jc w:val="left"/>
-            </w:pPr>
-            <w:r>
-              <w:rPr>
-                <w:b/>
-                <w:sz w:val="19"/>
-              </w:rPr>
-              <w:t xml:space="preserve">Spend one point to</w:t>
-            </w:r>
-          </w:p>
-        </w:tc>
-        <w:tc>
-          <w:tcPr>
-            <w:shd w:val="clear" w:fill="E8EEF8"/>
-          </w:tcPr>
-          <w:p>
-            <w:pPr>
-              <w:pStyle w:val="Compact"/>
-              <w:jc w:val="left"/>
-            </w:pPr>
-            <w:r>
-              <w:rPr>
-                <w:b/>
-                <w:sz w:val="19"/>
-              </w:rPr>
-              <w:t xml:space="preserve">Timing and limits</w:t>
-            </w:r>
-          </w:p>
-        </w:tc>
-      </w:tr>
-      <w:tr>
-        <w:tc>
-          <w:tcPr/>
-          <w:p>
-            <w:pPr>
-              <w:pStyle w:val="Compact"/>
-              <w:jc w:val="left"/>
-            </w:pPr>
-            <w:r>
-              <w:rPr>
-                <w:b/>
-                <w:sz w:val="19"/>
-              </w:rPr>
-              <w:t xml:space="preserve">Reroll your own roll</w:t>
-            </w:r>
-          </w:p>
-        </w:tc>
-        <w:tc>
-          <w:tcPr/>
-          <w:p>
-            <w:pPr>
-              <w:pStyle w:val="Compact"/>
-              <w:jc w:val="left"/>
-            </w:pPr>
-            <w:r>
-              <w:rPr>
-                <w:sz w:val="19"/>
-              </w:rPr>
-              <w:t xml:space="preserve">Declare after seeing the result but before its consequences. Keep the second result, even if worse.</w:t>
-            </w:r>
-          </w:p>
-        </w:tc>
-      </w:tr>
-      <w:tr>
-        <w:tc>
-          <w:tcPr/>
-          <w:p>
-            <w:pPr>
-              <w:pStyle w:val="Compact"/>
-              <w:jc w:val="left"/>
-            </w:pPr>
-            <w:r>
-              <w:rPr>
-                <w:b/>
-                <w:sz w:val="19"/>
-              </w:rPr>
-              <w:t xml:space="preserve">Reduce an injury by one box</w:t>
-            </w:r>
-          </w:p>
-        </w:tc>
-        <w:tc>
-          <w:tcPr/>
-          <w:p>
-            <w:pPr>
-              <w:pStyle w:val="Compact"/>
-              <w:jc w:val="left"/>
-            </w:pPr>
-            <w:r>
-              <w:rPr>
-                <w:sz w:val="19"/>
-              </w:rPr>
-              <w:t xml:space="preserve">Declare when a hit would mark boxes, before applying them. Does not prevent certain death.</w:t>
-            </w:r>
-          </w:p>
-        </w:tc>
-      </w:tr>
-      <w:tr>
-        <w:tc>
-          <w:tcPr/>
-          <w:p>
-            <w:pPr>
-              <w:pStyle w:val="Compact"/>
-              <w:jc w:val="left"/>
-            </w:pPr>
-            <w:r>
-              <w:rPr>
-                <w:b/>
-                <w:sz w:val="19"/>
-              </w:rPr>
-              <w:t xml:space="preserve">Establish a small preparation</w:t>
-            </w:r>
-          </w:p>
-        </w:tc>
-        <w:tc>
-          <w:tcPr/>
-          <w:p>
-            <w:pPr>
-              <w:pStyle w:val="Compact"/>
-              <w:jc w:val="left"/>
-            </w:pPr>
-            <w:r>
-              <w:rPr>
-                <w:sz w:val="19"/>
-              </w:rPr>
-              <w:t xml:space="preserve">Propose a plausible detail, such as having packed something useful. GM approval is required.</w:t>
-            </w:r>
-          </w:p>
-        </w:tc>
-      </w:tr>
-    </w:tbl>
-    <w:p>
-      <w:pPr>
-        <w:pStyle w:val="BodyText"/>
-      </w:pPr>
-      <w:r>
-        <w:t xml:space="preserve">Gain one point when one of your complications creates a meaningful problem you accept, including a companion complication. You can decline the proposed complication without penalty.</w:t>
-      </w:r>
-    </w:p>
-    <w:bookmarkEnd w:id="63"/>
-    <w:bookmarkStart w:id="64" w:name="collateral-scrutiny-and-backlash"/>
-    <w:p>
-      <w:pPr>
-        <w:pStyle w:val="Heading2"/>
-      </w:pPr>
-      <w:r>
-        <w:t xml:space="preserve">Collateral, Scrutiny and Backlash</w:t>
-      </w:r>
-    </w:p>
-    <w:p>
-      <w:pPr>
-        <w:pStyle w:val="FirstParagraph"/>
-      </w:pPr>
-      <w:r>
-        <w:t xml:space="preserve">The team shares three tracks.</w:t>
-      </w:r>
-      <w:r>
-        <w:t xml:space="preserve"> </w:t>
-      </w:r>
-      <w:r>
-        <w:rPr>
-          <w:bCs/>
-          <w:b/>
-        </w:rPr>
-        <w:t xml:space="preserve">Collateral</w:t>
-      </w:r>
-      <w:r>
-        <w:t xml:space="preserve"> </w:t>
-      </w:r>
-      <w:r>
-        <w:t xml:space="preserve">is the damage your cases leave behind: wrecked property, hurt bystanders, and the lawsuits and hearings that follow, as Warlord I learned in 1973.</w:t>
-      </w:r>
-      <w:r>
-        <w:t xml:space="preserve"> </w:t>
-      </w:r>
-      <w:r>
-        <w:rPr>
-          <w:bCs/>
-          <w:b/>
-        </w:rPr>
-        <w:t xml:space="preserve">Scrutiny</w:t>
-      </w:r>
-      <w:r>
-        <w:t xml:space="preserve"> </w:t>
-      </w:r>
-      <w:r>
-        <w:t xml:space="preserve">is official attention: ExLAW, the FBI, the EPAOC, and in the end the Foundation and Raster Zero.</w:t>
-      </w:r>
-      <w:r>
-        <w:t xml:space="preserve"> </w:t>
-      </w:r>
-      <w:r>
-        <w:rPr>
-          <w:bCs/>
-          <w:b/>
-        </w:rPr>
-        <w:t xml:space="preserve">Backlash</w:t>
-      </w:r>
-      <w:r>
-        <w:t xml:space="preserve"> </w:t>
-      </w:r>
-      <w:r>
-        <w:t xml:space="preserve">is the public turning against you, and against Operants in general.</w:t>
-      </w:r>
-    </w:p>
-    <w:p>
-      <w:pPr>
-        <w:numPr>
-          <w:ilvl w:val="0"/>
-          <w:numId w:val="1010"/>
-        </w:numPr>
-        <w:pStyle w:val="Compact"/>
-      </w:pPr>
-      <w:r>
-        <w:rPr>
-          <w:bCs/>
-          <w:b/>
-        </w:rPr>
-        <w:t xml:space="preserve">Marking:</w:t>
-      </w:r>
-      <w:r>
-        <w:t xml:space="preserve"> </w:t>
-      </w:r>
-      <w:r>
-        <w:t xml:space="preserve">a fight in a crowded street or a collapsed building (Collateral); breaking procedure, using powers illegally or being noticed by the wrong people (Scrutiny); a disaster on camera or a scandal (Backlash). A success at a cost can mark any of them.</w:t>
-      </w:r>
-    </w:p>
-    <w:p>
-      <w:pPr>
-        <w:numPr>
-          <w:ilvl w:val="0"/>
-          <w:numId w:val="1010"/>
-        </w:numPr>
-        <w:pStyle w:val="Compact"/>
-      </w:pPr>
-      <w:r>
-        <w:rPr>
-          <w:bCs/>
-          <w:b/>
-        </w:rPr>
-        <w:t xml:space="preserve">Clearing:</w:t>
-      </w:r>
-      <w:r>
-        <w:t xml:space="preserve"> </w:t>
-      </w:r>
-      <w:r>
-        <w:t xml:space="preserve">paying for the damage or a clean arrest that stands up in court (Collateral); lying low, a friend in the right office (Scrutiny); a rescue on live TV, a good interview (Backlash).</w:t>
-      </w:r>
-    </w:p>
-    <w:p>
-      <w:pPr>
-        <w:pStyle w:val="FirstParagraph"/>
-      </w:pPr>
-      <w:r>
-        <w:t xml:space="preserve">Each character also has</w:t>
-      </w:r>
-      <w:r>
-        <w:t xml:space="preserve"> </w:t>
-      </w:r>
-      <w:r>
-        <w:rPr>
-          <w:bCs/>
-          <w:b/>
-        </w:rPr>
-        <w:t xml:space="preserve">Strain</w:t>
-      </w:r>
-      <w:r>
-        <w:t xml:space="preserve">, their own track for pushing powers and fueling rituals (see</w:t>
-      </w:r>
-      <w:r>
-        <w:t xml:space="preserve"> </w:t>
-      </w:r>
-      <w:r>
-        <w:rPr>
-          <w:iCs/>
-          <w:i/>
-        </w:rPr>
-        <w:t xml:space="preserve">Powers</w:t>
-      </w:r>
-      <w:r>
-        <w:t xml:space="preserve">).</w:t>
+        <w:t xml:space="preserve">Magic works at two speeds, with a third tool that turns one into the other. Every magical character uses the same three tools; this setting decides who gets which, what they’re called and what they cost.</w:t>
       </w:r>
     </w:p>
     <w:tbl>
@@ -10771,7 +10450,7 @@
                 <w:b/>
                 <w:sz w:val="19"/>
               </w:rPr>
-              <w:t xml:space="preserve">Track</w:t>
+              <w:t xml:space="preserve">Tool</w:t>
             </w:r>
           </w:p>
         </w:tc>
@@ -10789,7 +10468,7 @@
                 <w:b/>
                 <w:sz w:val="19"/>
               </w:rPr>
-              <w:t xml:space="preserve">Boxes</w:t>
+              <w:t xml:space="preserve">Speed</w:t>
             </w:r>
           </w:p>
         </w:tc>
@@ -10807,6 +10486,1573 @@
                 <w:b/>
                 <w:sz w:val="19"/>
               </w:rPr>
+              <w:t xml:space="preserve">How it works</w:t>
+            </w:r>
+          </w:p>
+        </w:tc>
+      </w:tr>
+      <w:tr>
+        <w:tc>
+          <w:tcPr/>
+          <w:p>
+            <w:pPr>
+              <w:pStyle w:val="Compact"/>
+              <w:jc w:val="left"/>
+            </w:pPr>
+            <w:r>
+              <w:rPr>
+                <w:bCs/>
+                <w:b/>
+                <w:sz w:val="19"/>
+              </w:rPr>
+              <w:t xml:space="preserve">Cantrips</w:t>
+            </w:r>
+          </w:p>
+        </w:tc>
+        <w:tc>
+          <w:tcPr/>
+          <w:p>
+            <w:pPr>
+              <w:pStyle w:val="Compact"/>
+              <w:jc w:val="left"/>
+            </w:pPr>
+            <w:r>
+              <w:rPr>
+                <w:sz w:val="19"/>
+              </w:rPr>
+              <w:t xml:space="preserve">One action</w:t>
+            </w:r>
+          </w:p>
+        </w:tc>
+        <w:tc>
+          <w:tcPr/>
+          <w:p>
+            <w:pPr>
+              <w:pStyle w:val="Compact"/>
+              <w:jc w:val="left"/>
+            </w:pPr>
+            <w:r>
+              <w:rPr>
+                <w:sz w:val="19"/>
+              </w:rPr>
+              <w:t xml:space="preserve">A quick spell you know. Roll Powers; on a success it happens.</w:t>
+            </w:r>
+          </w:p>
+        </w:tc>
+      </w:tr>
+      <w:tr>
+        <w:tc>
+          <w:tcPr/>
+          <w:p>
+            <w:pPr>
+              <w:pStyle w:val="Compact"/>
+              <w:jc w:val="left"/>
+            </w:pPr>
+            <w:r>
+              <w:rPr>
+                <w:bCs/>
+                <w:b/>
+                <w:sz w:val="19"/>
+              </w:rPr>
+              <w:t xml:space="preserve">Rituals</w:t>
+            </w:r>
+          </w:p>
+        </w:tc>
+        <w:tc>
+          <w:tcPr/>
+          <w:p>
+            <w:pPr>
+              <w:pStyle w:val="Compact"/>
+              <w:jc w:val="left"/>
+            </w:pPr>
+            <w:r>
+              <w:rPr>
+                <w:sz w:val="19"/>
+              </w:rPr>
+              <w:t xml:space="preserve">Minutes to nights</w:t>
+            </w:r>
+          </w:p>
+        </w:tc>
+        <w:tc>
+          <w:tcPr/>
+          <w:p>
+            <w:pPr>
+              <w:pStyle w:val="Compact"/>
+              <w:jc w:val="left"/>
+            </w:pPr>
+            <w:r>
+              <w:rPr>
+                <w:sz w:val="19"/>
+              </w:rPr>
+              <w:t xml:space="preserve">Anything else. Describe the effect; the GM sets its weight; fill a progress clock.</w:t>
+            </w:r>
+          </w:p>
+        </w:tc>
+      </w:tr>
+      <w:tr>
+        <w:tc>
+          <w:tcPr/>
+          <w:p>
+            <w:pPr>
+              <w:pStyle w:val="Compact"/>
+              <w:jc w:val="left"/>
+            </w:pPr>
+            <w:r>
+              <w:rPr>
+                <w:bCs/>
+                <w:b/>
+                <w:sz w:val="19"/>
+              </w:rPr>
+              <w:t xml:space="preserve">Fetishes</w:t>
+            </w:r>
+          </w:p>
+        </w:tc>
+        <w:tc>
+          <w:tcPr/>
+          <w:p>
+            <w:pPr>
+              <w:pStyle w:val="Compact"/>
+              <w:jc w:val="left"/>
+            </w:pPr>
+            <w:r>
+              <w:rPr>
+                <w:sz w:val="19"/>
+              </w:rPr>
+              <w:t xml:space="preserve">One action, no roll</w:t>
+            </w:r>
+          </w:p>
+        </w:tc>
+        <w:tc>
+          <w:tcPr/>
+          <w:p>
+            <w:pPr>
+              <w:pStyle w:val="Compact"/>
+              <w:jc w:val="left"/>
+            </w:pPr>
+            <w:r>
+              <w:rPr>
+                <w:sz w:val="19"/>
+              </w:rPr>
+              <w:t xml:space="preserve">A finished ritual stored in an object, released by breaking it.</w:t>
+            </w:r>
+          </w:p>
+        </w:tc>
+      </w:tr>
+    </w:tbl>
+    <w:bookmarkStart w:id="63" w:name="cantrips"/>
+    <w:p>
+      <w:pPr>
+        <w:pStyle w:val="Heading2"/>
+      </w:pPr>
+      <w:r>
+        <w:t xml:space="preserve">Cantrips</w:t>
+      </w:r>
+    </w:p>
+    <w:p>
+      <w:pPr>
+        <w:pStyle w:val="FirstParagraph"/>
+      </w:pPr>
+      <w:r>
+        <w:t xml:space="preserve">Each cantrip has a short</w:t>
+      </w:r>
+      <w:r>
+        <w:t xml:space="preserve"> </w:t>
+      </w:r>
+      <w:r>
+        <w:rPr>
+          <w:bCs/>
+          <w:b/>
+        </w:rPr>
+        <w:t xml:space="preserve">base effect</w:t>
+      </w:r>
+      <w:r>
+        <w:t xml:space="preserve">: one target, for one scene, at Close or Short range. Harm marks 2 boxes; a penalty is −2; the target resists with an attribute where it makes sense.</w:t>
+      </w:r>
+    </w:p>
+    <w:p>
+      <w:pPr>
+        <w:pStyle w:val="BodyText"/>
+      </w:pPr>
+      <w:r>
+        <w:rPr>
+          <w:bCs/>
+          <w:b/>
+        </w:rPr>
+        <w:t xml:space="preserve">Boosts.</w:t>
+      </w:r>
+      <w:r>
+        <w:t xml:space="preserve"> </w:t>
+      </w:r>
+      <w:r>
+        <w:t xml:space="preserve">Your Circle sets your power (your Cantrips power’s Class: the First Circle at Class I, the Second at Class II, and on up). Each Circle above the first gives</w:t>
+      </w:r>
+      <w:r>
+        <w:t xml:space="preserve"> </w:t>
+      </w:r>
+      <w:r>
+        <w:rPr>
+          <w:bCs/>
+          <w:b/>
+        </w:rPr>
+        <w:t xml:space="preserve">one Boost</w:t>
+      </w:r>
+      <w:r>
+        <w:t xml:space="preserve">, chosen</w:t>
+      </w:r>
+      <w:r>
+        <w:t xml:space="preserve"> </w:t>
+      </w:r>
+      <w:r>
+        <w:rPr>
+          <w:bCs/>
+          <w:b/>
+        </w:rPr>
+        <w:t xml:space="preserve">as you cast</w:t>
+      </w:r>
+      <w:r>
+        <w:t xml:space="preserve">. Each Boost you spend is</w:t>
+      </w:r>
+      <w:r>
+        <w:t xml:space="preserve"> </w:t>
+      </w:r>
+      <w:r>
+        <w:rPr>
+          <w:bCs/>
+          <w:b/>
+        </w:rPr>
+        <w:t xml:space="preserve">−1 to the roll</w:t>
+      </w:r>
+      <w:r>
+        <w:t xml:space="preserve">, so you can always hold back.</w:t>
+      </w:r>
+    </w:p>
+    <w:tbl>
+      <w:tblPr>
+        <w:tblStyle w:val="Table"/>
+        <w:tblW w:type="auto" w:w="0"/>
+        <w:tblLook w:firstRow="1" w:lastRow="0" w:firstColumn="0" w:lastColumn="0" w:noHBand="0" w:noVBand="0" w:val="0020"/>
+        <w:jc w:val="start"/>
+        <w:tblBorders>
+          <w:top w:val="single" w:sz="4" w:color="B8C2D3"/>
+          <w:left w:val="single" w:sz="4" w:color="B8C2D3"/>
+          <w:bottom w:val="single" w:sz="4" w:color="B8C2D3"/>
+          <w:right w:val="single" w:sz="4" w:color="B8C2D3"/>
+          <w:insideH w:val="single" w:sz="4" w:color="B8C2D3"/>
+          <w:insideV w:val="single" w:sz="4" w:color="B8C2D3"/>
+        </w:tblBorders>
+      </w:tblPr>
+      <w:tblGrid>
+        <w:gridCol w:w="2640"/>
+        <w:gridCol w:w="2640"/>
+        <w:gridCol w:w="2640"/>
+      </w:tblGrid>
+      <w:tr>
+        <w:trPr>
+          <w:tblHeader w:val="true"/>
+        </w:trPr>
+        <w:tc>
+          <w:tcPr>
+            <w:shd w:val="clear" w:fill="E8EEF8"/>
+          </w:tcPr>
+          <w:p>
+            <w:pPr>
+              <w:pStyle w:val="Compact"/>
+              <w:jc w:val="left"/>
+            </w:pPr>
+            <w:r>
+              <w:rPr>
+                <w:b/>
+                <w:sz w:val="19"/>
+              </w:rPr>
+              <w:t xml:space="preserve">Boost</w:t>
+            </w:r>
+          </w:p>
+        </w:tc>
+        <w:tc>
+          <w:tcPr>
+            <w:shd w:val="clear" w:fill="E8EEF8"/>
+          </w:tcPr>
+          <w:p>
+            <w:pPr>
+              <w:pStyle w:val="Compact"/>
+              <w:jc w:val="left"/>
+            </w:pPr>
+            <w:r>
+              <w:rPr>
+                <w:b/>
+                <w:sz w:val="19"/>
+              </w:rPr>
+              <w:t xml:space="preserve">One Boost</w:t>
+            </w:r>
+          </w:p>
+        </w:tc>
+        <w:tc>
+          <w:tcPr>
+            <w:shd w:val="clear" w:fill="E8EEF8"/>
+          </w:tcPr>
+          <w:p>
+            <w:pPr>
+              <w:pStyle w:val="Compact"/>
+              <w:jc w:val="left"/>
+            </w:pPr>
+            <w:r>
+              <w:rPr>
+                <w:b/>
+                <w:sz w:val="19"/>
+              </w:rPr>
+              <w:t xml:space="preserve">Two Boosts</w:t>
+            </w:r>
+          </w:p>
+        </w:tc>
+      </w:tr>
+      <w:tr>
+        <w:tc>
+          <w:tcPr/>
+          <w:p>
+            <w:pPr>
+              <w:pStyle w:val="Compact"/>
+              <w:jc w:val="left"/>
+            </w:pPr>
+            <w:r>
+              <w:rPr>
+                <w:bCs/>
+                <w:b/>
+                <w:sz w:val="19"/>
+              </w:rPr>
+              <w:t xml:space="preserve">Harder</w:t>
+            </w:r>
+          </w:p>
+        </w:tc>
+        <w:tc>
+          <w:tcPr/>
+          <w:p>
+            <w:pPr>
+              <w:pStyle w:val="Compact"/>
+              <w:jc w:val="left"/>
+            </w:pPr>
+            <w:r>
+              <w:rPr>
+                <w:sz w:val="19"/>
+              </w:rPr>
+              <w:t xml:space="preserve">+1 box, or the penalty becomes −3</w:t>
+            </w:r>
+          </w:p>
+        </w:tc>
+        <w:tc>
+          <w:tcPr/>
+          <w:p>
+            <w:pPr>
+              <w:pStyle w:val="Compact"/>
+              <w:jc w:val="left"/>
+            </w:pPr>
+            <w:r>
+              <w:rPr>
+                <w:sz w:val="19"/>
+              </w:rPr>
+              <w:t xml:space="preserve">+2 boxes, or −4</w:t>
+            </w:r>
+          </w:p>
+        </w:tc>
+      </w:tr>
+      <w:tr>
+        <w:tc>
+          <w:tcPr/>
+          <w:p>
+            <w:pPr>
+              <w:pStyle w:val="Compact"/>
+              <w:jc w:val="left"/>
+            </w:pPr>
+            <w:r>
+              <w:rPr>
+                <w:bCs/>
+                <w:b/>
+                <w:sz w:val="19"/>
+              </w:rPr>
+              <w:t xml:space="preserve">Wider</w:t>
+            </w:r>
+          </w:p>
+        </w:tc>
+        <w:tc>
+          <w:tcPr/>
+          <w:p>
+            <w:pPr>
+              <w:pStyle w:val="Compact"/>
+              <w:jc w:val="left"/>
+            </w:pPr>
+            <w:r>
+              <w:rPr>
+                <w:sz w:val="19"/>
+              </w:rPr>
+              <w:t xml:space="preserve">A handful of targets</w:t>
+            </w:r>
+          </w:p>
+        </w:tc>
+        <w:tc>
+          <w:tcPr/>
+          <w:p>
+            <w:pPr>
+              <w:pStyle w:val="Compact"/>
+              <w:jc w:val="left"/>
+            </w:pPr>
+            <w:r>
+              <w:rPr>
+                <w:sz w:val="19"/>
+              </w:rPr>
+              <w:t xml:space="preserve">A crowd, or an area</w:t>
+            </w:r>
+          </w:p>
+        </w:tc>
+      </w:tr>
+      <w:tr>
+        <w:tc>
+          <w:tcPr/>
+          <w:p>
+            <w:pPr>
+              <w:pStyle w:val="Compact"/>
+              <w:jc w:val="left"/>
+            </w:pPr>
+            <w:r>
+              <w:rPr>
+                <w:bCs/>
+                <w:b/>
+                <w:sz w:val="19"/>
+              </w:rPr>
+              <w:t xml:space="preserve">Longer</w:t>
+            </w:r>
+          </w:p>
+        </w:tc>
+        <w:tc>
+          <w:tcPr/>
+          <w:p>
+            <w:pPr>
+              <w:pStyle w:val="Compact"/>
+              <w:jc w:val="left"/>
+            </w:pPr>
+            <w:r>
+              <w:rPr>
+                <w:sz w:val="19"/>
+              </w:rPr>
+              <w:t xml:space="preserve">A day</w:t>
+            </w:r>
+          </w:p>
+        </w:tc>
+        <w:tc>
+          <w:tcPr/>
+          <w:p>
+            <w:pPr>
+              <w:pStyle w:val="Compact"/>
+              <w:jc w:val="left"/>
+            </w:pPr>
+            <w:r>
+              <w:rPr>
+                <w:sz w:val="19"/>
+              </w:rPr>
+              <w:t xml:space="preserve">Until it’s lifted</w:t>
+            </w:r>
+          </w:p>
+        </w:tc>
+      </w:tr>
+      <w:tr>
+        <w:tc>
+          <w:tcPr/>
+          <w:p>
+            <w:pPr>
+              <w:pStyle w:val="Compact"/>
+              <w:jc w:val="left"/>
+            </w:pPr>
+            <w:r>
+              <w:rPr>
+                <w:bCs/>
+                <w:b/>
+                <w:sz w:val="19"/>
+              </w:rPr>
+              <w:t xml:space="preserve">Farther</w:t>
+            </w:r>
+          </w:p>
+        </w:tc>
+        <w:tc>
+          <w:tcPr/>
+          <w:p>
+            <w:pPr>
+              <w:pStyle w:val="Compact"/>
+              <w:jc w:val="left"/>
+            </w:pPr>
+            <w:r>
+              <w:rPr>
+                <w:sz w:val="19"/>
+              </w:rPr>
+              <w:t xml:space="preserve">One range band farther</w:t>
+            </w:r>
+          </w:p>
+        </w:tc>
+        <w:tc>
+          <w:tcPr/>
+          <w:p>
+            <w:pPr>
+              <w:pStyle w:val="Compact"/>
+              <w:jc w:val="left"/>
+            </w:pPr>
+            <w:r>
+              <w:rPr>
+                <w:sz w:val="19"/>
+              </w:rPr>
+              <w:t xml:space="preserve">Two bands farther</w:t>
+            </w:r>
+          </w:p>
+        </w:tc>
+      </w:tr>
+    </w:tbl>
+    <w:p>
+      <w:pPr>
+        <w:pStyle w:val="BodyText"/>
+      </w:pPr>
+      <w:r>
+        <w:rPr>
+          <w:bCs/>
+          <w:b/>
+        </w:rPr>
+        <w:t xml:space="preserve">The price.</w:t>
+      </w:r>
+      <w:r>
+        <w:t xml:space="preserve"> </w:t>
+      </w:r>
+      <w:r>
+        <w:t xml:space="preserve">A failed cantrip marks a box of Strain; a natural 18 marks two, or something answers that shouldn’t.</w:t>
+      </w:r>
+    </w:p>
+    <w:bookmarkEnd w:id="63"/>
+    <w:bookmarkStart w:id="64" w:name="rituals"/>
+    <w:p>
+      <w:pPr>
+        <w:pStyle w:val="Heading2"/>
+      </w:pPr>
+      <w:r>
+        <w:t xml:space="preserve">Rituals</w:t>
+      </w:r>
+    </w:p>
+    <w:p>
+      <w:pPr>
+        <w:numPr>
+          <w:ilvl w:val="0"/>
+          <w:numId w:val="1010"/>
+        </w:numPr>
+        <w:pStyle w:val="Compact"/>
+      </w:pPr>
+      <w:r>
+        <w:rPr>
+          <w:bCs/>
+          <w:b/>
+        </w:rPr>
+        <w:t xml:space="preserve">Describe the effect.</w:t>
+      </w:r>
+      <w:r>
+        <w:t xml:space="preserve"> </w:t>
+      </w:r>
+      <w:r>
+        <w:t xml:space="preserve">The GM sets its weight and says what it can and can’t do before you start.</w:t>
+      </w:r>
+    </w:p>
+    <w:p>
+      <w:pPr>
+        <w:numPr>
+          <w:ilvl w:val="0"/>
+          <w:numId w:val="1010"/>
+        </w:numPr>
+        <w:pStyle w:val="Compact"/>
+      </w:pPr>
+      <w:r>
+        <w:rPr>
+          <w:bCs/>
+          <w:b/>
+        </w:rPr>
+        <w:t xml:space="preserve">Fill the clock</w:t>
+      </w:r>
+      <w:r>
+        <w:t xml:space="preserve"> </w:t>
+      </w:r>
+      <w:r>
+        <w:t xml:space="preserve">with Powers rolls at your pace (usually ten minutes a roll). Success fills one segment, success by 5 or more two. A failure costs time or ticks a danger clock.</w:t>
+      </w:r>
+    </w:p>
+    <w:p>
+      <w:pPr>
+        <w:numPr>
+          <w:ilvl w:val="0"/>
+          <w:numId w:val="1010"/>
+        </w:numPr>
+        <w:pStyle w:val="Compact"/>
+      </w:pPr>
+      <w:r>
+        <w:rPr>
+          <w:bCs/>
+          <w:b/>
+        </w:rPr>
+        <w:t xml:space="preserve">It happens</w:t>
+      </w:r>
+      <w:r>
+        <w:t xml:space="preserve"> </w:t>
+      </w:r>
+      <w:r>
+        <w:t xml:space="preserve">when the clock is full. A ritual interrupted with energy gathered may go wrong.</w:t>
+      </w:r>
+    </w:p>
+    <w:tbl>
+      <w:tblPr>
+        <w:tblStyle w:val="Table"/>
+        <w:tblW w:type="auto" w:w="0"/>
+        <w:tblLook w:firstRow="1" w:lastRow="0" w:firstColumn="0" w:lastColumn="0" w:noHBand="0" w:noVBand="0" w:val="0020"/>
+        <w:jc w:val="start"/>
+        <w:tblBorders>
+          <w:top w:val="single" w:sz="4" w:color="B8C2D3"/>
+          <w:left w:val="single" w:sz="4" w:color="B8C2D3"/>
+          <w:bottom w:val="single" w:sz="4" w:color="B8C2D3"/>
+          <w:right w:val="single" w:sz="4" w:color="B8C2D3"/>
+          <w:insideH w:val="single" w:sz="4" w:color="B8C2D3"/>
+          <w:insideV w:val="single" w:sz="4" w:color="B8C2D3"/>
+        </w:tblBorders>
+      </w:tblPr>
+      <w:tblGrid>
+        <w:gridCol w:w="2640"/>
+        <w:gridCol w:w="2640"/>
+        <w:gridCol w:w="2640"/>
+      </w:tblGrid>
+      <w:tr>
+        <w:trPr>
+          <w:tblHeader w:val="true"/>
+        </w:trPr>
+        <w:tc>
+          <w:tcPr>
+            <w:shd w:val="clear" w:fill="E8EEF8"/>
+          </w:tcPr>
+          <w:p>
+            <w:pPr>
+              <w:pStyle w:val="Compact"/>
+              <w:jc w:val="left"/>
+            </w:pPr>
+            <w:r>
+              <w:rPr>
+                <w:b/>
+                <w:sz w:val="19"/>
+              </w:rPr>
+              <w:t xml:space="preserve">Weight</w:t>
+            </w:r>
+          </w:p>
+        </w:tc>
+        <w:tc>
+          <w:tcPr>
+            <w:shd w:val="clear" w:fill="E8EEF8"/>
+          </w:tcPr>
+          <w:p>
+            <w:pPr>
+              <w:pStyle w:val="Compact"/>
+              <w:jc w:val="left"/>
+            </w:pPr>
+            <w:r>
+              <w:rPr>
+                <w:b/>
+                <w:sz w:val="19"/>
+              </w:rPr>
+              <w:t xml:space="preserve">Segments</w:t>
+            </w:r>
+          </w:p>
+        </w:tc>
+        <w:tc>
+          <w:tcPr>
+            <w:shd w:val="clear" w:fill="E8EEF8"/>
+          </w:tcPr>
+          <w:p>
+            <w:pPr>
+              <w:pStyle w:val="Compact"/>
+              <w:jc w:val="left"/>
+            </w:pPr>
+            <w:r>
+              <w:rPr>
+                <w:b/>
+                <w:sz w:val="19"/>
+              </w:rPr>
+              <w:t xml:space="preserve">Scale</w:t>
+            </w:r>
+          </w:p>
+        </w:tc>
+      </w:tr>
+      <w:tr>
+        <w:tc>
+          <w:tcPr/>
+          <w:p>
+            <w:pPr>
+              <w:pStyle w:val="Compact"/>
+              <w:jc w:val="left"/>
+            </w:pPr>
+            <w:r>
+              <w:rPr>
+                <w:b/>
+                <w:sz w:val="19"/>
+              </w:rPr>
+              <w:t xml:space="preserve">Minor</w:t>
+            </w:r>
+          </w:p>
+        </w:tc>
+        <w:tc>
+          <w:tcPr/>
+          <w:p>
+            <w:pPr>
+              <w:pStyle w:val="Compact"/>
+              <w:jc w:val="left"/>
+            </w:pPr>
+            <w:r>
+              <w:rPr>
+                <w:sz w:val="19"/>
+              </w:rPr>
+              <w:t xml:space="preserve">2</w:t>
+            </w:r>
+          </w:p>
+        </w:tc>
+        <w:tc>
+          <w:tcPr/>
+          <w:p>
+            <w:pPr>
+              <w:pStyle w:val="Compact"/>
+              <w:jc w:val="left"/>
+            </w:pPr>
+            <w:r>
+              <w:rPr>
+                <w:sz w:val="19"/>
+              </w:rPr>
+              <w:t xml:space="preserve">One person, one night, one small thing</w:t>
+            </w:r>
+          </w:p>
+        </w:tc>
+      </w:tr>
+      <w:tr>
+        <w:tc>
+          <w:tcPr/>
+          <w:p>
+            <w:pPr>
+              <w:pStyle w:val="Compact"/>
+              <w:jc w:val="left"/>
+            </w:pPr>
+            <w:r>
+              <w:rPr>
+                <w:b/>
+                <w:sz w:val="19"/>
+              </w:rPr>
+              <w:t xml:space="preserve">Significant</w:t>
+            </w:r>
+          </w:p>
+        </w:tc>
+        <w:tc>
+          <w:tcPr/>
+          <w:p>
+            <w:pPr>
+              <w:pStyle w:val="Compact"/>
+              <w:jc w:val="left"/>
+            </w:pPr>
+            <w:r>
+              <w:rPr>
+                <w:sz w:val="19"/>
+              </w:rPr>
+              <w:t xml:space="preserve">4</w:t>
+            </w:r>
+          </w:p>
+        </w:tc>
+        <w:tc>
+          <w:tcPr/>
+          <w:p>
+            <w:pPr>
+              <w:pStyle w:val="Compact"/>
+              <w:jc w:val="left"/>
+            </w:pPr>
+            <w:r>
+              <w:rPr>
+                <w:sz w:val="19"/>
+              </w:rPr>
+              <w:t xml:space="preserve">A household, a building, a question answered</w:t>
+            </w:r>
+          </w:p>
+        </w:tc>
+      </w:tr>
+      <w:tr>
+        <w:tc>
+          <w:tcPr/>
+          <w:p>
+            <w:pPr>
+              <w:pStyle w:val="Compact"/>
+              <w:jc w:val="left"/>
+            </w:pPr>
+            <w:r>
+              <w:rPr>
+                <w:b/>
+                <w:sz w:val="19"/>
+              </w:rPr>
+              <w:t xml:space="preserve">Major</w:t>
+            </w:r>
+          </w:p>
+        </w:tc>
+        <w:tc>
+          <w:tcPr/>
+          <w:p>
+            <w:pPr>
+              <w:pStyle w:val="Compact"/>
+              <w:jc w:val="left"/>
+            </w:pPr>
+            <w:r>
+              <w:rPr>
+                <w:sz w:val="19"/>
+              </w:rPr>
+              <w:t xml:space="preserve">6</w:t>
+            </w:r>
+          </w:p>
+        </w:tc>
+        <w:tc>
+          <w:tcPr/>
+          <w:p>
+            <w:pPr>
+              <w:pStyle w:val="Compact"/>
+              <w:jc w:val="left"/>
+            </w:pPr>
+            <w:r>
+              <w:rPr>
+                <w:sz w:val="19"/>
+              </w:rPr>
+              <w:t xml:space="preserve">A bloodline, a town, a demon bound</w:t>
+            </w:r>
+          </w:p>
+        </w:tc>
+      </w:tr>
+    </w:tbl>
+    <w:p>
+      <w:pPr>
+        <w:pStyle w:val="BodyText"/>
+      </w:pPr>
+      <w:r>
+        <w:rPr>
+          <w:bCs/>
+          <w:b/>
+        </w:rPr>
+        <w:t xml:space="preserve">Trappings.</w:t>
+      </w:r>
+      <w:r>
+        <w:t xml:space="preserve"> </w:t>
+      </w:r>
+      <w:r>
+        <w:t xml:space="preserve">The right materials, hour or place remove one segment.</w:t>
+      </w:r>
+    </w:p>
+    <w:bookmarkEnd w:id="64"/>
+    <w:bookmarkStart w:id="65" w:name="fetishes"/>
+    <w:p>
+      <w:pPr>
+        <w:pStyle w:val="Heading2"/>
+      </w:pPr>
+      <w:r>
+        <w:t xml:space="preserve">Fetishes</w:t>
+      </w:r>
+    </w:p>
+    <w:p>
+      <w:pPr>
+        <w:pStyle w:val="FirstParagraph"/>
+      </w:pPr>
+      <w:r>
+        <w:t xml:space="preserve">Work a ritual in advance and store it in an object; break it (one action, no roll) to release it. An Adept can keep</w:t>
+      </w:r>
+      <w:r>
+        <w:t xml:space="preserve"> </w:t>
+      </w:r>
+      <w:r>
+        <w:rPr>
+          <w:bCs/>
+          <w:b/>
+        </w:rPr>
+        <w:t xml:space="preserve">one</w:t>
+      </w:r>
+      <w:r>
+        <w:t xml:space="preserve"> </w:t>
+      </w:r>
+      <w:r>
+        <w:t xml:space="preserve">ready fetish, two with Powers as an Expert skill. Preparation is how slow magic wins a fast fight.</w:t>
+      </w:r>
+    </w:p>
+    <w:bookmarkEnd w:id="65"/>
+    <w:bookmarkStart w:id="66" w:name="magic-in-aurora"/>
+    <w:p>
+      <w:pPr>
+        <w:pStyle w:val="Heading2"/>
+      </w:pPr>
+      <w:r>
+        <w:t xml:space="preserve">Magic in Aurora</w:t>
+      </w:r>
+    </w:p>
+    <w:tbl>
+      <w:tblPr>
+        <w:tblStyle w:val="Table"/>
+        <w:tblW w:type="pct" w:w="5000"/>
+        <w:tblLook w:firstRow="1" w:lastRow="0" w:firstColumn="0" w:lastColumn="0" w:noHBand="0" w:noVBand="0" w:val="0020"/>
+        <w:jc w:val="start"/>
+        <w:tblBorders>
+          <w:top w:val="single" w:sz="4" w:color="B8C2D3"/>
+          <w:left w:val="single" w:sz="4" w:color="B8C2D3"/>
+          <w:bottom w:val="single" w:sz="4" w:color="B8C2D3"/>
+          <w:right w:val="single" w:sz="4" w:color="B8C2D3"/>
+          <w:insideH w:val="single" w:sz="4" w:color="B8C2D3"/>
+          <w:insideV w:val="single" w:sz="4" w:color="B8C2D3"/>
+        </w:tblBorders>
+      </w:tblPr>
+      <w:tblGrid>
+        <w:gridCol w:w="3960"/>
+        <w:gridCol w:w="3960"/>
+      </w:tblGrid>
+      <w:tr>
+        <w:trPr>
+          <w:tblHeader w:val="true"/>
+        </w:trPr>
+        <w:tc>
+          <w:tcPr>
+            <w:shd w:val="clear" w:fill="E8EEF8"/>
+          </w:tcPr>
+          <w:p>
+            <w:pPr>
+              <w:pStyle w:val="Compact"/>
+            </w:pPr>
+          </w:p>
+        </w:tc>
+        <w:tc>
+          <w:tcPr>
+            <w:shd w:val="clear" w:fill="E8EEF8"/>
+          </w:tcPr>
+          <w:p>
+            <w:pPr>
+              <w:pStyle w:val="Compact"/>
+              <w:jc w:val="left"/>
+            </w:pPr>
+            <w:r>
+              <w:rPr>
+                <w:b/>
+                <w:sz w:val="19"/>
+              </w:rPr>
+              <w:t xml:space="preserve">How it works here</w:t>
+            </w:r>
+          </w:p>
+        </w:tc>
+      </w:tr>
+      <w:tr>
+        <w:tc>
+          <w:tcPr/>
+          <w:p>
+            <w:pPr>
+              <w:pStyle w:val="Compact"/>
+              <w:jc w:val="left"/>
+            </w:pPr>
+            <w:r>
+              <w:rPr>
+                <w:bCs/>
+                <w:b/>
+                <w:sz w:val="19"/>
+              </w:rPr>
+              <w:t xml:space="preserve">Feel</w:t>
+            </w:r>
+          </w:p>
+        </w:tc>
+        <w:tc>
+          <w:tcPr/>
+          <w:p>
+            <w:pPr>
+              <w:pStyle w:val="Compact"/>
+              <w:jc w:val="left"/>
+            </w:pPr>
+            <w:r>
+              <w:rPr>
+                <w:sz w:val="19"/>
+              </w:rPr>
+              <w:t xml:space="preserve">Comic-book magic: flashy, fast and plentiful.</w:t>
+            </w:r>
+          </w:p>
+        </w:tc>
+      </w:tr>
+      <w:tr>
+        <w:tc>
+          <w:tcPr/>
+          <w:p>
+            <w:pPr>
+              <w:pStyle w:val="Compact"/>
+              <w:jc w:val="left"/>
+            </w:pPr>
+            <w:r>
+              <w:rPr>
+                <w:bCs/>
+                <w:b/>
+                <w:sz w:val="19"/>
+              </w:rPr>
+              <w:t xml:space="preserve">Cantrips</w:t>
+            </w:r>
+          </w:p>
+        </w:tc>
+        <w:tc>
+          <w:tcPr/>
+          <w:p>
+            <w:pPr>
+              <w:pStyle w:val="Compact"/>
+              <w:jc w:val="left"/>
+            </w:pPr>
+            <w:r>
+              <w:rPr>
+                <w:sz w:val="19"/>
+              </w:rPr>
+              <w:t xml:space="preserve">The Cantrips power (see Cantrips). Each Circle above the First gives a Boost, so a Fourth Circle sorcerer has three. From the Fourth Circle, a Wider Boost can take a city block and a Longer one can make an effect permanent, with the GM’s approval. Bolt, Shield and Dispel already work at your Class, so they take Wider, Longer and Farther Boosts, not Harder.</w:t>
+            </w:r>
+          </w:p>
+        </w:tc>
+      </w:tr>
+      <w:tr>
+        <w:tc>
+          <w:tcPr/>
+          <w:p>
+            <w:pPr>
+              <w:pStyle w:val="Compact"/>
+              <w:jc w:val="left"/>
+            </w:pPr>
+            <w:r>
+              <w:rPr>
+                <w:bCs/>
+                <w:b/>
+                <w:sz w:val="19"/>
+              </w:rPr>
+              <w:t xml:space="preserve">Rituals</w:t>
+            </w:r>
+          </w:p>
+        </w:tc>
+        <w:tc>
+          <w:tcPr/>
+          <w:p>
+            <w:pPr>
+              <w:pStyle w:val="Compact"/>
+              <w:jc w:val="left"/>
+            </w:pPr>
+            <w:r>
+              <w:rPr>
+                <w:sz w:val="19"/>
+              </w:rPr>
+              <w:t xml:space="preserve">Adepts copy any power by ritual (see Rituals): Class I is a Minor working, Class II Significant, Class III Major.</w:t>
+            </w:r>
+          </w:p>
+        </w:tc>
+      </w:tr>
+      <w:tr>
+        <w:tc>
+          <w:tcPr/>
+          <w:p>
+            <w:pPr>
+              <w:pStyle w:val="Compact"/>
+              <w:jc w:val="left"/>
+            </w:pPr>
+            <w:r>
+              <w:rPr>
+                <w:bCs/>
+                <w:b/>
+                <w:sz w:val="19"/>
+              </w:rPr>
+              <w:t xml:space="preserve">Fetishes</w:t>
+            </w:r>
+          </w:p>
+        </w:tc>
+        <w:tc>
+          <w:tcPr/>
+          <w:p>
+            <w:pPr>
+              <w:pStyle w:val="Compact"/>
+              <w:jc w:val="left"/>
+            </w:pPr>
+            <w:r>
+              <w:rPr>
+                <w:sz w:val="19"/>
+              </w:rPr>
+              <w:t xml:space="preserve">Rare. An Adept can keep one ready fetish, two with Powers as an Expert skill.</w:t>
+            </w:r>
+          </w:p>
+        </w:tc>
+      </w:tr>
+      <w:tr>
+        <w:tc>
+          <w:tcPr/>
+          <w:p>
+            <w:pPr>
+              <w:pStyle w:val="Compact"/>
+              <w:jc w:val="left"/>
+            </w:pPr>
+            <w:r>
+              <w:rPr>
+                <w:bCs/>
+                <w:b/>
+                <w:sz w:val="19"/>
+              </w:rPr>
+              <w:t xml:space="preserve">Price</w:t>
+            </w:r>
+          </w:p>
+        </w:tc>
+        <w:tc>
+          <w:tcPr/>
+          <w:p>
+            <w:pPr>
+              <w:pStyle w:val="Compact"/>
+              <w:jc w:val="left"/>
+            </w:pPr>
+            <w:r>
+              <w:rPr>
+                <w:sz w:val="19"/>
+              </w:rPr>
+              <w:t xml:space="preserve">Strain. A failed cantrip or ritual marks a box.</w:t>
+            </w:r>
+          </w:p>
+        </w:tc>
+      </w:tr>
+      <w:tr>
+        <w:tc>
+          <w:tcPr/>
+          <w:p>
+            <w:pPr>
+              <w:pStyle w:val="Compact"/>
+              <w:jc w:val="left"/>
+            </w:pPr>
+            <w:r>
+              <w:rPr>
+                <w:bCs/>
+                <w:b/>
+                <w:sz w:val="19"/>
+              </w:rPr>
+              <w:t xml:space="preserve">Growing</w:t>
+            </w:r>
+          </w:p>
+        </w:tc>
+        <w:tc>
+          <w:tcPr/>
+          <w:p>
+            <w:pPr>
+              <w:pStyle w:val="Compact"/>
+              <w:jc w:val="left"/>
+            </w:pPr>
+            <w:r>
+              <w:rPr>
+                <w:sz w:val="19"/>
+              </w:rPr>
+              <w:t xml:space="preserve">Cantrips grow with the power’s Class: pushing, Stronger Power and growth in play.</w:t>
+            </w:r>
+          </w:p>
+        </w:tc>
+      </w:tr>
+    </w:tbl>
+    <w:bookmarkEnd w:id="66"/>
+    <w:bookmarkEnd w:id="67"/>
+    <w:bookmarkStart w:id="71" w:name="spark-points-and-tracks"/>
+    <w:p>
+      <w:pPr>
+        <w:pStyle w:val="Heading1"/>
+      </w:pPr>
+      <w:r>
+        <w:t xml:space="preserve">Spark points and tracks</w:t>
+      </w:r>
+    </w:p>
+    <w:bookmarkStart w:id="68" w:name="using-spark-points"/>
+    <w:p>
+      <w:pPr>
+        <w:pStyle w:val="Heading2"/>
+      </w:pPr>
+      <w:r>
+        <w:t xml:space="preserve">Using Spark points</w:t>
+      </w:r>
+    </w:p>
+    <w:p>
+      <w:pPr>
+        <w:pStyle w:val="FirstParagraph"/>
+      </w:pPr>
+      <w:r>
+        <w:t xml:space="preserve">Begin each session with two Spark points (three with Extra Spark); unused points do not carry over. Spend no more than one point on a single roll or injury event.</w:t>
+      </w:r>
+    </w:p>
+    <w:tbl>
+      <w:tblPr>
+        <w:tblStyle w:val="Table"/>
+        <w:tblW w:type="pct" w:w="5000"/>
+        <w:tblLook w:firstRow="1" w:lastRow="0" w:firstColumn="0" w:lastColumn="0" w:noHBand="0" w:noVBand="0" w:val="0020"/>
+        <w:jc w:val="start"/>
+        <w:tblBorders>
+          <w:top w:val="single" w:sz="4" w:color="B8C2D3"/>
+          <w:left w:val="single" w:sz="4" w:color="B8C2D3"/>
+          <w:bottom w:val="single" w:sz="4" w:color="B8C2D3"/>
+          <w:right w:val="single" w:sz="4" w:color="B8C2D3"/>
+          <w:insideH w:val="single" w:sz="4" w:color="B8C2D3"/>
+          <w:insideV w:val="single" w:sz="4" w:color="B8C2D3"/>
+        </w:tblBorders>
+      </w:tblPr>
+      <w:tblGrid>
+        <w:gridCol w:w="3960"/>
+        <w:gridCol w:w="3960"/>
+      </w:tblGrid>
+      <w:tr>
+        <w:trPr>
+          <w:tblHeader w:val="true"/>
+        </w:trPr>
+        <w:tc>
+          <w:tcPr>
+            <w:shd w:val="clear" w:fill="E8EEF8"/>
+          </w:tcPr>
+          <w:p>
+            <w:pPr>
+              <w:pStyle w:val="Compact"/>
+              <w:jc w:val="left"/>
+            </w:pPr>
+            <w:r>
+              <w:rPr>
+                <w:b/>
+                <w:sz w:val="19"/>
+              </w:rPr>
+              <w:t xml:space="preserve">Spend one point to</w:t>
+            </w:r>
+          </w:p>
+        </w:tc>
+        <w:tc>
+          <w:tcPr>
+            <w:shd w:val="clear" w:fill="E8EEF8"/>
+          </w:tcPr>
+          <w:p>
+            <w:pPr>
+              <w:pStyle w:val="Compact"/>
+              <w:jc w:val="left"/>
+            </w:pPr>
+            <w:r>
+              <w:rPr>
+                <w:b/>
+                <w:sz w:val="19"/>
+              </w:rPr>
+              <w:t xml:space="preserve">Timing and limits</w:t>
+            </w:r>
+          </w:p>
+        </w:tc>
+      </w:tr>
+      <w:tr>
+        <w:tc>
+          <w:tcPr/>
+          <w:p>
+            <w:pPr>
+              <w:pStyle w:val="Compact"/>
+              <w:jc w:val="left"/>
+            </w:pPr>
+            <w:r>
+              <w:rPr>
+                <w:b/>
+                <w:sz w:val="19"/>
+              </w:rPr>
+              <w:t xml:space="preserve">Reroll your own roll</w:t>
+            </w:r>
+          </w:p>
+        </w:tc>
+        <w:tc>
+          <w:tcPr/>
+          <w:p>
+            <w:pPr>
+              <w:pStyle w:val="Compact"/>
+              <w:jc w:val="left"/>
+            </w:pPr>
+            <w:r>
+              <w:rPr>
+                <w:sz w:val="19"/>
+              </w:rPr>
+              <w:t xml:space="preserve">Declare after seeing the result but before its consequences. Keep the second result, even if worse.</w:t>
+            </w:r>
+          </w:p>
+        </w:tc>
+      </w:tr>
+      <w:tr>
+        <w:tc>
+          <w:tcPr/>
+          <w:p>
+            <w:pPr>
+              <w:pStyle w:val="Compact"/>
+              <w:jc w:val="left"/>
+            </w:pPr>
+            <w:r>
+              <w:rPr>
+                <w:b/>
+                <w:sz w:val="19"/>
+              </w:rPr>
+              <w:t xml:space="preserve">Reduce an injury by one box</w:t>
+            </w:r>
+          </w:p>
+        </w:tc>
+        <w:tc>
+          <w:tcPr/>
+          <w:p>
+            <w:pPr>
+              <w:pStyle w:val="Compact"/>
+              <w:jc w:val="left"/>
+            </w:pPr>
+            <w:r>
+              <w:rPr>
+                <w:sz w:val="19"/>
+              </w:rPr>
+              <w:t xml:space="preserve">Declare when a hit would mark boxes, before applying them. Does not prevent certain death.</w:t>
+            </w:r>
+          </w:p>
+        </w:tc>
+      </w:tr>
+      <w:tr>
+        <w:tc>
+          <w:tcPr/>
+          <w:p>
+            <w:pPr>
+              <w:pStyle w:val="Compact"/>
+              <w:jc w:val="left"/>
+            </w:pPr>
+            <w:r>
+              <w:rPr>
+                <w:b/>
+                <w:sz w:val="19"/>
+              </w:rPr>
+              <w:t xml:space="preserve">Establish a small preparation</w:t>
+            </w:r>
+          </w:p>
+        </w:tc>
+        <w:tc>
+          <w:tcPr/>
+          <w:p>
+            <w:pPr>
+              <w:pStyle w:val="Compact"/>
+              <w:jc w:val="left"/>
+            </w:pPr>
+            <w:r>
+              <w:rPr>
+                <w:sz w:val="19"/>
+              </w:rPr>
+              <w:t xml:space="preserve">Propose a plausible detail, such as having packed something useful. GM approval is required.</w:t>
+            </w:r>
+          </w:p>
+        </w:tc>
+      </w:tr>
+    </w:tbl>
+    <w:p>
+      <w:pPr>
+        <w:pStyle w:val="BodyText"/>
+      </w:pPr>
+      <w:r>
+        <w:t xml:space="preserve">Gain one point when one of your complications creates a meaningful problem you accept, including a companion complication. You can decline the proposed complication without penalty.</w:t>
+      </w:r>
+    </w:p>
+    <w:bookmarkEnd w:id="68"/>
+    <w:bookmarkStart w:id="69" w:name="collateral-scrutiny-and-backlash"/>
+    <w:p>
+      <w:pPr>
+        <w:pStyle w:val="Heading2"/>
+      </w:pPr>
+      <w:r>
+        <w:t xml:space="preserve">Collateral, Scrutiny and Backlash</w:t>
+      </w:r>
+    </w:p>
+    <w:p>
+      <w:pPr>
+        <w:pStyle w:val="FirstParagraph"/>
+      </w:pPr>
+      <w:r>
+        <w:t xml:space="preserve">The team shares three tracks.</w:t>
+      </w:r>
+      <w:r>
+        <w:t xml:space="preserve"> </w:t>
+      </w:r>
+      <w:r>
+        <w:rPr>
+          <w:bCs/>
+          <w:b/>
+        </w:rPr>
+        <w:t xml:space="preserve">Collateral</w:t>
+      </w:r>
+      <w:r>
+        <w:t xml:space="preserve"> </w:t>
+      </w:r>
+      <w:r>
+        <w:t xml:space="preserve">is the damage your cases leave behind: wrecked property, hurt bystanders, and the lawsuits and hearings that follow, as Warlord I learned in 1973.</w:t>
+      </w:r>
+      <w:r>
+        <w:t xml:space="preserve"> </w:t>
+      </w:r>
+      <w:r>
+        <w:rPr>
+          <w:bCs/>
+          <w:b/>
+        </w:rPr>
+        <w:t xml:space="preserve">Scrutiny</w:t>
+      </w:r>
+      <w:r>
+        <w:t xml:space="preserve"> </w:t>
+      </w:r>
+      <w:r>
+        <w:t xml:space="preserve">is official attention: ExLAW, the FBI, the EPAOC, and in the end the Foundation and Raster Zero.</w:t>
+      </w:r>
+      <w:r>
+        <w:t xml:space="preserve"> </w:t>
+      </w:r>
+      <w:r>
+        <w:rPr>
+          <w:bCs/>
+          <w:b/>
+        </w:rPr>
+        <w:t xml:space="preserve">Backlash</w:t>
+      </w:r>
+      <w:r>
+        <w:t xml:space="preserve"> </w:t>
+      </w:r>
+      <w:r>
+        <w:t xml:space="preserve">is the public turning against you, and against Operants in general.</w:t>
+      </w:r>
+    </w:p>
+    <w:p>
+      <w:pPr>
+        <w:numPr>
+          <w:ilvl w:val="0"/>
+          <w:numId w:val="1011"/>
+        </w:numPr>
+        <w:pStyle w:val="Compact"/>
+      </w:pPr>
+      <w:r>
+        <w:rPr>
+          <w:bCs/>
+          <w:b/>
+        </w:rPr>
+        <w:t xml:space="preserve">Marking:</w:t>
+      </w:r>
+      <w:r>
+        <w:t xml:space="preserve"> </w:t>
+      </w:r>
+      <w:r>
+        <w:t xml:space="preserve">a fight in a crowded street or a collapsed building (Collateral); breaking procedure, using powers illegally or being noticed by the wrong people (Scrutiny); a disaster on camera or a scandal (Backlash). A success at a cost can mark any of them.</w:t>
+      </w:r>
+    </w:p>
+    <w:p>
+      <w:pPr>
+        <w:numPr>
+          <w:ilvl w:val="0"/>
+          <w:numId w:val="1011"/>
+        </w:numPr>
+        <w:pStyle w:val="Compact"/>
+      </w:pPr>
+      <w:r>
+        <w:rPr>
+          <w:bCs/>
+          <w:b/>
+        </w:rPr>
+        <w:t xml:space="preserve">Clearing:</w:t>
+      </w:r>
+      <w:r>
+        <w:t xml:space="preserve"> </w:t>
+      </w:r>
+      <w:r>
+        <w:t xml:space="preserve">paying for the damage or a clean arrest that stands up in court (Collateral); lying low, a friend in the right office (Scrutiny); a rescue on live TV, a good interview (Backlash).</w:t>
+      </w:r>
+    </w:p>
+    <w:p>
+      <w:pPr>
+        <w:pStyle w:val="FirstParagraph"/>
+      </w:pPr>
+      <w:r>
+        <w:t xml:space="preserve">Each character also has</w:t>
+      </w:r>
+      <w:r>
+        <w:t xml:space="preserve"> </w:t>
+      </w:r>
+      <w:r>
+        <w:rPr>
+          <w:bCs/>
+          <w:b/>
+        </w:rPr>
+        <w:t xml:space="preserve">Strain</w:t>
+      </w:r>
+      <w:r>
+        <w:t xml:space="preserve">, their own track for pushing powers and fueling rituals (see</w:t>
+      </w:r>
+      <w:r>
+        <w:t xml:space="preserve"> </w:t>
+      </w:r>
+      <w:r>
+        <w:rPr>
+          <w:iCs/>
+          <w:i/>
+        </w:rPr>
+        <w:t xml:space="preserve">Powers</w:t>
+      </w:r>
+      <w:r>
+        <w:t xml:space="preserve">).</w:t>
+      </w:r>
+    </w:p>
+    <w:tbl>
+      <w:tblPr>
+        <w:tblStyle w:val="Table"/>
+        <w:tblW w:type="pct" w:w="5000"/>
+        <w:tblLook w:firstRow="1" w:lastRow="0" w:firstColumn="0" w:lastColumn="0" w:noHBand="0" w:noVBand="0" w:val="0020"/>
+        <w:jc w:val="start"/>
+        <w:tblBorders>
+          <w:top w:val="single" w:sz="4" w:color="B8C2D3"/>
+          <w:left w:val="single" w:sz="4" w:color="B8C2D3"/>
+          <w:bottom w:val="single" w:sz="4" w:color="B8C2D3"/>
+          <w:right w:val="single" w:sz="4" w:color="B8C2D3"/>
+          <w:insideH w:val="single" w:sz="4" w:color="B8C2D3"/>
+          <w:insideV w:val="single" w:sz="4" w:color="B8C2D3"/>
+        </w:tblBorders>
+      </w:tblPr>
+      <w:tblGrid>
+        <w:gridCol w:w="2640"/>
+        <w:gridCol w:w="2640"/>
+        <w:gridCol w:w="2640"/>
+      </w:tblGrid>
+      <w:tr>
+        <w:trPr>
+          <w:tblHeader w:val="true"/>
+        </w:trPr>
+        <w:tc>
+          <w:tcPr>
+            <w:shd w:val="clear" w:fill="E8EEF8"/>
+          </w:tcPr>
+          <w:p>
+            <w:pPr>
+              <w:pStyle w:val="Compact"/>
+              <w:jc w:val="left"/>
+            </w:pPr>
+            <w:r>
+              <w:rPr>
+                <w:b/>
+                <w:sz w:val="19"/>
+              </w:rPr>
+              <w:t xml:space="preserve">Track</w:t>
+            </w:r>
+          </w:p>
+        </w:tc>
+        <w:tc>
+          <w:tcPr>
+            <w:shd w:val="clear" w:fill="E8EEF8"/>
+          </w:tcPr>
+          <w:p>
+            <w:pPr>
+              <w:pStyle w:val="Compact"/>
+              <w:jc w:val="left"/>
+            </w:pPr>
+            <w:r>
+              <w:rPr>
+                <w:b/>
+                <w:sz w:val="19"/>
+              </w:rPr>
+              <w:t xml:space="preserve">Boxes</w:t>
+            </w:r>
+          </w:p>
+        </w:tc>
+        <w:tc>
+          <w:tcPr>
+            <w:shd w:val="clear" w:fill="E8EEF8"/>
+          </w:tcPr>
+          <w:p>
+            <w:pPr>
+              <w:pStyle w:val="Compact"/>
+              <w:jc w:val="left"/>
+            </w:pPr>
+            <w:r>
+              <w:rPr>
+                <w:b/>
+                <w:sz w:val="19"/>
+              </w:rPr>
               <w:t xml:space="preserve">As boxes fill</w:t>
             </w:r>
           </w:p>
@@ -10957,8 +12203,8 @@
         </w:tc>
       </w:tr>
     </w:tbl>
-    <w:bookmarkEnd w:id="64"/>
-    <w:bookmarkStart w:id="65" w:name="advancement"/>
+    <w:bookmarkEnd w:id="69"/>
+    <w:bookmarkStart w:id="70" w:name="advancement"/>
     <w:p>
       <w:pPr>
         <w:pStyle w:val="Heading2"/>
@@ -10975,9 +12221,9 @@
         <w:t xml:space="preserve">After a significant case, the GM may authorize one relevant skill to advance from Untrained to Trained or from Trained to Specialty, or allow revision of an advantage or complication. Only a Specialist’s starting skill is Expert; a skill raised later tops out at Specialty (+3) unless they broaden (see Step 3).</w:t>
       </w:r>
     </w:p>
-    <w:bookmarkEnd w:id="65"/>
-    <w:bookmarkEnd w:id="66"/>
-    <w:bookmarkStart w:id="69" w:name="running-cases"/>
+    <w:bookmarkEnd w:id="70"/>
+    <w:bookmarkEnd w:id="71"/>
+    <w:bookmarkStart w:id="74" w:name="running-cases"/>
     <w:p>
       <w:pPr>
         <w:pStyle w:val="Heading1"/>
@@ -10986,7 +12232,7 @@
         <w:t xml:space="preserve">Running cases</w:t>
       </w:r>
     </w:p>
-    <w:bookmarkStart w:id="67" w:name="case-seeds"/>
+    <w:bookmarkStart w:id="72" w:name="case-seeds"/>
     <w:p>
       <w:pPr>
         <w:pStyle w:val="Heading2"/>
@@ -13218,8 +14464,8 @@
         </w:tc>
       </w:tr>
     </w:tbl>
-    <w:bookmarkEnd w:id="67"/>
-    <w:bookmarkStart w:id="68" w:name="the-case-files"/>
+    <w:bookmarkEnd w:id="72"/>
+    <w:bookmarkStart w:id="73" w:name="the-case-files"/>
     <w:p>
       <w:pPr>
         <w:pStyle w:val="Heading2"/>
@@ -13234,209 +14480,6 @@
       </w:pPr>
       <w:r>
         <w:t xml:space="preserve">End each case with a short entry, written together:</w:t>
-      </w:r>
-    </w:p>
-    <w:p>
-      <w:pPr>
-        <w:numPr>
-          <w:ilvl w:val="0"/>
-          <w:numId w:val="1011"/>
-        </w:numPr>
-        <w:pStyle w:val="Compact"/>
-      </w:pPr>
-      <w:r>
-        <w:rPr>
-          <w:bCs/>
-          <w:b/>
-        </w:rPr>
-        <w:t xml:space="preserve">The case.</w:t>
-      </w:r>
-      <w:r>
-        <w:t xml:space="preserve"> </w:t>
-      </w:r>
-      <w:r>
-        <w:t xml:space="preserve">What happened, and did we succeed: fully, partly, or not at all?</w:t>
-      </w:r>
-    </w:p>
-    <w:p>
-      <w:pPr>
-        <w:numPr>
-          <w:ilvl w:val="0"/>
-          <w:numId w:val="1011"/>
-        </w:numPr>
-        <w:pStyle w:val="Compact"/>
-      </w:pPr>
-      <w:r>
-        <w:rPr>
-          <w:bCs/>
-          <w:b/>
-        </w:rPr>
-        <w:t xml:space="preserve">Who stood out?</w:t>
-      </w:r>
-      <w:r>
-        <w:t xml:space="preserve"> </w:t>
-      </w:r>
-      <w:r>
-        <w:t xml:space="preserve">A moment worth remembering.</w:t>
-      </w:r>
-    </w:p>
-    <w:p>
-      <w:pPr>
-        <w:numPr>
-          <w:ilvl w:val="0"/>
-          <w:numId w:val="1011"/>
-        </w:numPr>
-        <w:pStyle w:val="Compact"/>
-      </w:pPr>
-      <w:r>
-        <w:rPr>
-          <w:bCs/>
-          <w:b/>
-        </w:rPr>
-        <w:t xml:space="preserve">Complications.</w:t>
-      </w:r>
-      <w:r>
-        <w:t xml:space="preserve"> </w:t>
-      </w:r>
-      <w:r>
-        <w:t xml:space="preserve">Which ones came into play, and what did they cost?</w:t>
-      </w:r>
-    </w:p>
-    <w:p>
-      <w:pPr>
-        <w:numPr>
-          <w:ilvl w:val="0"/>
-          <w:numId w:val="1011"/>
-        </w:numPr>
-        <w:pStyle w:val="Compact"/>
-      </w:pPr>
-      <w:r>
-        <w:rPr>
-          <w:bCs/>
-          <w:b/>
-        </w:rPr>
-        <w:t xml:space="preserve">What changed?</w:t>
-      </w:r>
-      <w:r>
-        <w:t xml:space="preserve"> </w:t>
-      </w:r>
-      <w:r>
-        <w:t xml:space="preserve">New allies or enemies, damage, open threads for next time.</w:t>
-      </w:r>
-    </w:p>
-    <w:p>
-      <w:pPr>
-        <w:numPr>
-          <w:ilvl w:val="0"/>
-          <w:numId w:val="1011"/>
-        </w:numPr>
-        <w:pStyle w:val="Compact"/>
-      </w:pPr>
-      <w:r>
-        <w:rPr>
-          <w:bCs/>
-          <w:b/>
-        </w:rPr>
-        <w:t xml:space="preserve">Advancement.</w:t>
-      </w:r>
-      <w:r>
-        <w:t xml:space="preserve"> </w:t>
-      </w:r>
-      <w:r>
-        <w:t xml:space="preserve">After a significant case, the GM may authorize one skill step for each character.</w:t>
-      </w:r>
-    </w:p>
-    <w:bookmarkEnd w:id="68"/>
-    <w:bookmarkEnd w:id="69"/>
-    <w:bookmarkStart w:id="77" w:name="the-world-of-aurora"/>
-    <w:p>
-      <w:pPr>
-        <w:pStyle w:val="Heading1"/>
-      </w:pPr>
-      <w:r>
-        <w:t xml:space="preserve">The world of Aurora</w:t>
-      </w:r>
-    </w:p>
-    <w:bookmarkStart w:id="70" w:name="the-first-wave"/>
-    <w:p>
-      <w:pPr>
-        <w:pStyle w:val="Heading2"/>
-      </w:pPr>
-      <w:r>
-        <w:t xml:space="preserve">The First Wave</w:t>
-      </w:r>
-    </w:p>
-    <w:p>
-      <w:pPr>
-        <w:pStyle w:val="FirstParagraph"/>
-      </w:pPr>
-      <w:r>
-        <w:t xml:space="preserve">Extraordinary humans were recognized as a phenomenon as early as the 1880s, but the few who came to public notice were dismissed as myths, linked with spiritualism and urban legends. Then, from</w:t>
-      </w:r>
-      <w:r>
-        <w:t xml:space="preserve"> </w:t>
-      </w:r>
-      <w:r>
-        <w:rPr>
-          <w:bCs/>
-          <w:b/>
-        </w:rPr>
-        <w:t xml:space="preserve">April 3rd to April 30th, 1938</w:t>
-      </w:r>
-      <w:r>
-        <w:t xml:space="preserve">, strange auroras bathed the night sky worldwide. Astronomers spoke of a belt of charged particles in the upper atmosphere. During those weeks deaths from a dozen ailments rose across the world, and by the end of April the</w:t>
-      </w:r>
-      <w:r>
-        <w:t xml:space="preserve"> </w:t>
-      </w:r>
-      <w:r>
-        <w:t xml:space="preserve">“</w:t>
-      </w:r>
-      <w:r>
-        <w:t xml:space="preserve">aurora deaths</w:t>
-      </w:r>
-      <w:r>
-        <w:t xml:space="preserve">”</w:t>
-      </w:r>
-      <w:r>
-        <w:t xml:space="preserve"> </w:t>
-      </w:r>
-      <w:r>
-        <w:t xml:space="preserve">passed</w:t>
-      </w:r>
-      <w:r>
-        <w:t xml:space="preserve"> </w:t>
-      </w:r>
-      <w:r>
-        <w:rPr>
-          <w:bCs/>
-          <w:b/>
-        </w:rPr>
-        <w:t xml:space="preserve">five million</w:t>
-      </w:r>
-      <w:r>
-        <w:t xml:space="preserve">. Adolf Hitler died of pneumonia and Reinhard Heydrich replaced him; Heinrich Himmler died under mysterious circumstances.</w:t>
-      </w:r>
-    </w:p>
-    <w:p>
-      <w:pPr>
-        <w:pStyle w:val="BodyText"/>
-      </w:pPr>
-      <w:r>
-        <w:t xml:space="preserve">The survivors didn’t all come through unchanged. The auroras were the</w:t>
-      </w:r>
-      <w:r>
-        <w:t xml:space="preserve"> </w:t>
-      </w:r>
-      <w:r>
-        <w:rPr>
-          <w:bCs/>
-          <w:b/>
-        </w:rPr>
-        <w:t xml:space="preserve">First Wave</w:t>
-      </w:r>
-      <w:r>
-        <w:t xml:space="preserve">: the night the first generation of Operants awoke.</w:t>
       </w:r>
     </w:p>
     <w:p>
@@ -13452,26 +14495,13 @@
           <w:bCs/>
           <w:b/>
         </w:rPr>
-        <w:t xml:space="preserve">June 1938.</w:t>
-      </w:r>
-      <w:r>
-        <w:t xml:space="preserve"> </w:t>
-      </w:r>
-      <w:r>
-        <w:t xml:space="preserve">Herbert Unler, an American occult scholar, became the first non-Briton recruited to the</w:t>
-      </w:r>
-      <w:r>
-        <w:t xml:space="preserve"> </w:t>
-      </w:r>
-      <w:r>
-        <w:rPr>
-          <w:bCs/>
-          <w:b/>
-        </w:rPr>
-        <w:t xml:space="preserve">Shadow Knights</w:t>
-      </w:r>
-      <w:r>
-        <w:t xml:space="preserve">, after he banished a demon in Boston: the first mystical creature seen in more than a century.</w:t>
+        <w:t xml:space="preserve">The case.</w:t>
+      </w:r>
+      <w:r>
+        <w:t xml:space="preserve"> </w:t>
+      </w:r>
+      <w:r>
+        <w:t xml:space="preserve">What happened, and did we succeed: fully, partly, or not at all?</w:t>
       </w:r>
     </w:p>
     <w:p>
@@ -13487,29 +14517,13 @@
           <w:bCs/>
           <w:b/>
         </w:rPr>
-        <w:t xml:space="preserve">August 1938.</w:t>
-      </w:r>
-      <w:r>
-        <w:t xml:space="preserve"> </w:t>
-      </w:r>
-      <w:r>
-        <w:t xml:space="preserve">Without Hitler, the National Socialist movement fell apart. The SS became a quasi-mystical order, and</w:t>
-      </w:r>
-      <w:r>
-        <w:t xml:space="preserve"> </w:t>
-      </w:r>
-      <w:r>
-        <w:rPr>
-          <w:bCs/>
-          <w:b/>
-        </w:rPr>
-        <w:t xml:space="preserve">Zarloff the Elder</w:t>
-      </w:r>
-      <w:r>
-        <w:t xml:space="preserve"> </w:t>
-      </w:r>
-      <w:r>
-        <w:t xml:space="preserve">appeared to a cell of initiates in Berlin, promising them the new world order Hitler had dreamed of.</w:t>
+        <w:t xml:space="preserve">Who stood out?</w:t>
+      </w:r>
+      <w:r>
+        <w:t xml:space="preserve"> </w:t>
+      </w:r>
+      <w:r>
+        <w:t xml:space="preserve">A moment worth remembering.</w:t>
       </w:r>
     </w:p>
     <w:p>
@@ -13525,81 +14539,77 @@
           <w:bCs/>
           <w:b/>
         </w:rPr>
-        <w:t xml:space="preserve">1941–1945.</w:t>
-      </w:r>
-      <w:r>
-        <w:t xml:space="preserve"> </w:t>
-      </w:r>
-      <w:r>
-        <w:t xml:space="preserve">At least thirty Operants served secretly in the militaries of six nations, Germany among them.</w:t>
-      </w:r>
-      <w:r>
-        <w:t xml:space="preserve"> </w:t>
-      </w:r>
-      <w:r>
-        <w:rPr>
-          <w:bCs/>
-          <w:b/>
-        </w:rPr>
-        <w:t xml:space="preserve">Hector Gonzalez</w:t>
-      </w:r>
-      <w:r>
-        <w:t xml:space="preserve">, Nikola Tesla’s assistant, received</w:t>
-      </w:r>
-      <w:r>
-        <w:t xml:space="preserve"> </w:t>
-      </w:r>
-      <w:r>
-        <w:rPr>
-          <w:bCs/>
-          <w:b/>
-        </w:rPr>
-        <w:t xml:space="preserve">Ambrosia</w:t>
-      </w:r>
-      <w:r>
-        <w:t xml:space="preserve"> </w:t>
-      </w:r>
-      <w:r>
-        <w:t xml:space="preserve">in 1943 and became</w:t>
-      </w:r>
-      <w:r>
-        <w:t xml:space="preserve"> </w:t>
-      </w:r>
-      <w:r>
-        <w:rPr>
-          <w:bCs/>
-          <w:b/>
-        </w:rPr>
-        <w:t xml:space="preserve">Mr. Marvel</w:t>
-      </w:r>
-      <w:r>
-        <w:t xml:space="preserve">; the immortal</w:t>
-      </w:r>
-      <w:r>
-        <w:t xml:space="preserve"> </w:t>
-      </w:r>
-      <w:r>
-        <w:rPr>
-          <w:bCs/>
-          <w:b/>
-        </w:rPr>
-        <w:t xml:space="preserve">Ivory Phoenix</w:t>
-      </w:r>
-      <w:r>
-        <w:t xml:space="preserve"> </w:t>
-      </w:r>
-      <w:r>
-        <w:t xml:space="preserve">fought for the Allies and destroyed the first Steel Falcon.</w:t>
-      </w:r>
-    </w:p>
-    <w:bookmarkEnd w:id="70"/>
-    <w:bookmarkStart w:id="71" w:name="the-public-years"/>
+        <w:t xml:space="preserve">Complications.</w:t>
+      </w:r>
+      <w:r>
+        <w:t xml:space="preserve"> </w:t>
+      </w:r>
+      <w:r>
+        <w:t xml:space="preserve">Which ones came into play, and what did they cost?</w:t>
+      </w:r>
+    </w:p>
+    <w:p>
+      <w:pPr>
+        <w:numPr>
+          <w:ilvl w:val="0"/>
+          <w:numId w:val="1012"/>
+        </w:numPr>
+        <w:pStyle w:val="Compact"/>
+      </w:pPr>
+      <w:r>
+        <w:rPr>
+          <w:bCs/>
+          <w:b/>
+        </w:rPr>
+        <w:t xml:space="preserve">What changed?</w:t>
+      </w:r>
+      <w:r>
+        <w:t xml:space="preserve"> </w:t>
+      </w:r>
+      <w:r>
+        <w:t xml:space="preserve">New allies or enemies, damage, open threads for next time.</w:t>
+      </w:r>
+    </w:p>
+    <w:p>
+      <w:pPr>
+        <w:numPr>
+          <w:ilvl w:val="0"/>
+          <w:numId w:val="1012"/>
+        </w:numPr>
+        <w:pStyle w:val="Compact"/>
+      </w:pPr>
+      <w:r>
+        <w:rPr>
+          <w:bCs/>
+          <w:b/>
+        </w:rPr>
+        <w:t xml:space="preserve">Advancement.</w:t>
+      </w:r>
+      <w:r>
+        <w:t xml:space="preserve"> </w:t>
+      </w:r>
+      <w:r>
+        <w:t xml:space="preserve">After a significant case, the GM may authorize one skill step for each character.</w:t>
+      </w:r>
+    </w:p>
+    <w:bookmarkEnd w:id="73"/>
+    <w:bookmarkEnd w:id="74"/>
+    <w:bookmarkStart w:id="82" w:name="the-world-of-aurora"/>
+    <w:p>
+      <w:pPr>
+        <w:pStyle w:val="Heading1"/>
+      </w:pPr>
+      <w:r>
+        <w:t xml:space="preserve">The world of Aurora</w:t>
+      </w:r>
+    </w:p>
+    <w:bookmarkStart w:id="75" w:name="the-first-wave"/>
     <w:p>
       <w:pPr>
         <w:pStyle w:val="Heading2"/>
       </w:pPr>
       <w:r>
-        <w:t xml:space="preserve">The public years</w:t>
+        <w:t xml:space="preserve">The First Wave</w:t>
       </w:r>
     </w:p>
     <w:p>
@@ -13607,52 +14617,51 @@
         <w:pStyle w:val="FirstParagraph"/>
       </w:pPr>
       <w:r>
-        <w:t xml:space="preserve">In</w:t>
-      </w:r>
-      <w:r>
-        <w:t xml:space="preserve"> </w:t>
-      </w:r>
-      <w:r>
-        <w:rPr>
-          <w:bCs/>
-          <w:b/>
-        </w:rPr>
-        <w:t xml:space="preserve">1952</w:t>
-      </w:r>
-      <w:r>
-        <w:t xml:space="preserve"> </w:t>
-      </w:r>
-      <w:r>
-        <w:t xml:space="preserve">a highly publicized battle between US Army forces and unidentified assailants at</w:t>
-      </w:r>
-      <w:r>
-        <w:t xml:space="preserve"> </w:t>
-      </w:r>
-      <w:r>
-        <w:rPr>
-          <w:bCs/>
-          <w:b/>
-        </w:rPr>
-        <w:t xml:space="preserve">Fort Knox</w:t>
-      </w:r>
-      <w:r>
-        <w:t xml:space="preserve">, together with growing reports from around the world, forced the public to accept that people with powers existed. In the same year the first</w:t>
-      </w:r>
-      <w:r>
-        <w:t xml:space="preserve"> </w:t>
-      </w:r>
-      <w:r>
-        <w:rPr>
-          <w:bCs/>
-          <w:b/>
-        </w:rPr>
-        <w:t xml:space="preserve">Hephaestus Keys</w:t>
-      </w:r>
-      <w:r>
-        <w:t xml:space="preserve"> </w:t>
-      </w:r>
-      <w:r>
-        <w:t xml:space="preserve">were found in London, and Lord Colslo used one to open the Celtic Gate to Avalon.</w:t>
+        <w:t xml:space="preserve">Extraordinary humans were recognized as a phenomenon as early as the 1880s, but the few who came to public notice were dismissed as myths, linked with spiritualism and urban legends. Then, from</w:t>
+      </w:r>
+      <w:r>
+        <w:t xml:space="preserve"> </w:t>
+      </w:r>
+      <w:r>
+        <w:rPr>
+          <w:bCs/>
+          <w:b/>
+        </w:rPr>
+        <w:t xml:space="preserve">April 3rd to April 30th, 1938</w:t>
+      </w:r>
+      <w:r>
+        <w:t xml:space="preserve">, strange auroras bathed the night sky worldwide. Astronomers spoke of a belt of charged particles in the upper atmosphere. During those weeks deaths from a dozen ailments rose across the world, and by the end of April the</w:t>
+      </w:r>
+      <w:r>
+        <w:t xml:space="preserve"> </w:t>
+      </w:r>
+      <w:r>
+        <w:t xml:space="preserve">“</w:t>
+      </w:r>
+      <w:r>
+        <w:t xml:space="preserve">aurora deaths</w:t>
+      </w:r>
+      <w:r>
+        <w:t xml:space="preserve">”</w:t>
+      </w:r>
+      <w:r>
+        <w:t xml:space="preserve"> </w:t>
+      </w:r>
+      <w:r>
+        <w:t xml:space="preserve">passed</w:t>
+      </w:r>
+      <w:r>
+        <w:t xml:space="preserve"> </w:t>
+      </w:r>
+      <w:r>
+        <w:rPr>
+          <w:bCs/>
+          <w:b/>
+        </w:rPr>
+        <w:t xml:space="preserve">five million</w:t>
+      </w:r>
+      <w:r>
+        <w:t xml:space="preserve">. Adolf Hitler died of pneumonia and Reinhard Heydrich replaced him; Heinrich Himmler died under mysterious circumstances.</w:t>
       </w:r>
     </w:p>
     <w:p>
@@ -13660,871 +14669,20 @@
         <w:pStyle w:val="BodyText"/>
       </w:pPr>
       <w:r>
-        <w:t xml:space="preserve">Senator Edward McCarthy led the campaign against the</w:t>
-      </w:r>
-      <w:r>
-        <w:t xml:space="preserve"> </w:t>
-      </w:r>
-      <w:r>
-        <w:t xml:space="preserve">“</w:t>
-      </w:r>
-      <w:r>
-        <w:t xml:space="preserve">abnormal powers</w:t>
-      </w:r>
-      <w:r>
-        <w:t xml:space="preserve">”</w:t>
-      </w:r>
-      <w:r>
-        <w:t xml:space="preserve"> </w:t>
-      </w:r>
-      <w:r>
-        <w:t xml:space="preserve">menace. Congress passed the</w:t>
-      </w:r>
-      <w:r>
-        <w:t xml:space="preserve"> </w:t>
-      </w:r>
-      <w:r>
-        <w:rPr>
-          <w:bCs/>
-          <w:b/>
-        </w:rPr>
-        <w:t xml:space="preserve">Human Powers Control Act</w:t>
-      </w:r>
-      <w:r>
-        <w:t xml:space="preserve">, requiring the registration of all</w:t>
-      </w:r>
-      <w:r>
-        <w:t xml:space="preserve"> </w:t>
-      </w:r>
-      <w:r>
-        <w:t xml:space="preserve">“</w:t>
-      </w:r>
-      <w:r>
-        <w:t xml:space="preserve">citizens with operant capabilities outside the human physiological norms</w:t>
-      </w:r>
-      <w:r>
-        <w:t xml:space="preserve">”</w:t>
-      </w:r>
-      <w:r>
-        <w:t xml:space="preserve">: the origin of the official term,</w:t>
-      </w:r>
-      <w:r>
-        <w:t xml:space="preserve"> </w:t>
-      </w:r>
-      <w:r>
-        <w:rPr>
-          <w:bCs/>
-          <w:b/>
-        </w:rPr>
-        <w:t xml:space="preserve">Operants</w:t>
-      </w:r>
-      <w:r>
-        <w:t xml:space="preserve">. No one could agree how to register or enforce anything, and only one warrant was ever issued under the HPCA, for</w:t>
-      </w:r>
-      <w:r>
-        <w:t xml:space="preserve"> </w:t>
-      </w:r>
-      <w:r>
-        <w:rPr>
-          <w:bCs/>
-          <w:b/>
-        </w:rPr>
-        <w:t xml:space="preserve">Charlie Swift</w:t>
-      </w:r>
-      <w:r>
-        <w:t xml:space="preserve">, the</w:t>
-      </w:r>
-      <w:r>
-        <w:t xml:space="preserve"> </w:t>
-      </w:r>
-      <w:r>
-        <w:t xml:space="preserve">“</w:t>
-      </w:r>
-      <w:r>
-        <w:t xml:space="preserve">fastest man alive</w:t>
-      </w:r>
-      <w:r>
-        <w:t xml:space="preserve">”</w:t>
-      </w:r>
-      <w:r>
-        <w:t xml:space="preserve">, a popular critic of the government. He was shot during the botched arrest, spent a year in a coma, lost his powers and drank himself out of public life. McCarthy was censured and ousted.</w:t>
-      </w:r>
-    </w:p>
-    <w:p>
-      <w:pPr>
-        <w:pStyle w:val="BodyText"/>
-      </w:pPr>
-      <w:r>
-        <w:t xml:space="preserve">Untrained police couldn’t deal with powered crime, so unsanctioned teams of Operants and ordinary volunteers stepped in. The most respected was the</w:t>
-      </w:r>
-      <w:r>
-        <w:t xml:space="preserve"> </w:t>
-      </w:r>
-      <w:r>
-        <w:rPr>
-          <w:bCs/>
-          <w:b/>
-        </w:rPr>
-        <w:t xml:space="preserve">Power Legion</w:t>
-      </w:r>
-      <w:r>
-        <w:t xml:space="preserve">, led by</w:t>
-      </w:r>
-      <w:r>
-        <w:t xml:space="preserve"> </w:t>
-      </w:r>
-      <w:r>
-        <w:rPr>
-          <w:bCs/>
-          <w:b/>
-        </w:rPr>
-        <w:t xml:space="preserve">Mr. Marvel</w:t>
-      </w:r>
-      <w:r>
-        <w:t xml:space="preserve">,</w:t>
-      </w:r>
-      <w:r>
-        <w:t xml:space="preserve"> </w:t>
-      </w:r>
-      <w:r>
-        <w:rPr>
-          <w:iCs/>
-          <w:i/>
-        </w:rPr>
-        <w:t xml:space="preserve">maravilla del señor</w:t>
-      </w:r>
-      <w:r>
-        <w:t xml:space="preserve">, a World War II hero whose popularity crossed the color lines of 1950s America. The Legion supported law enforcement along the East Coast until it was forcibly disbanded during the</w:t>
-      </w:r>
-      <w:r>
-        <w:t xml:space="preserve"> </w:t>
-      </w:r>
-      <w:r>
-        <w:rPr>
-          <w:bCs/>
-          <w:b/>
-        </w:rPr>
-        <w:t xml:space="preserve">Khatorsi Crisis of 1968</w:t>
-      </w:r>
-      <w:r>
-        <w:t xml:space="preserve">. Its paramilitary uniforms set the style for every public team that followed.</w:t>
-      </w:r>
-    </w:p>
-    <w:p>
-      <w:pPr>
-        <w:pStyle w:val="BodyText"/>
-      </w:pPr>
-      <w:r>
-        <w:t xml:space="preserve">In</w:t>
-      </w:r>
-      <w:r>
-        <w:t xml:space="preserve"> </w:t>
-      </w:r>
-      <w:r>
-        <w:rPr>
-          <w:bCs/>
-          <w:b/>
-        </w:rPr>
-        <w:t xml:space="preserve">1959</w:t>
-      </w:r>
-      <w:r>
-        <w:t xml:space="preserve"> </w:t>
-      </w:r>
-      <w:r>
-        <w:t xml:space="preserve">Dr. Richard Kennedy was bathed in a runaway reactor’s radiation and bonded to an entity from beyond:</w:t>
-      </w:r>
-      <w:r>
-        <w:t xml:space="preserve"> </w:t>
-      </w:r>
-      <w:r>
-        <w:rPr>
-          <w:bCs/>
-          <w:b/>
-        </w:rPr>
-        <w:t xml:space="preserve">the Atomic Man</w:t>
-      </w:r>
-      <w:r>
-        <w:t xml:space="preserve">.</w:t>
-      </w:r>
-    </w:p>
-    <w:bookmarkEnd w:id="71"/>
-    <w:bookmarkStart w:id="72" w:name="exlaw"/>
-    <w:p>
-      <w:pPr>
-        <w:pStyle w:val="Heading2"/>
-      </w:pPr>
-      <w:r>
-        <w:t xml:space="preserve">ExLAW</w:t>
-      </w:r>
-    </w:p>
-    <w:p>
-      <w:pPr>
-        <w:pStyle w:val="FirstParagraph"/>
-      </w:pPr>
-      <w:r>
-        <w:t xml:space="preserve">In</w:t>
-      </w:r>
-      <w:r>
-        <w:t xml:space="preserve"> </w:t>
-      </w:r>
-      <w:r>
-        <w:rPr>
-          <w:bCs/>
-          <w:b/>
-        </w:rPr>
-        <w:t xml:space="preserve">1972</w:t>
-      </w:r>
-      <w:r>
-        <w:t xml:space="preserve"> </w:t>
-      </w:r>
-      <w:r>
-        <w:t xml:space="preserve">Congress and President Richard Nixon replaced the HPCA with the</w:t>
-      </w:r>
-      <w:r>
-        <w:t xml:space="preserve"> </w:t>
-      </w:r>
-      <w:r>
-        <w:rPr>
-          <w:bCs/>
-          <w:b/>
-        </w:rPr>
-        <w:t xml:space="preserve">Extraordinary Powers Act (EPA)</w:t>
-      </w:r>
-      <w:r>
-        <w:t xml:space="preserve">, and created the</w:t>
-      </w:r>
-      <w:r>
-        <w:t xml:space="preserve"> </w:t>
-      </w:r>
-      <w:r>
-        <w:rPr>
-          <w:bCs/>
-          <w:b/>
-        </w:rPr>
-        <w:t xml:space="preserve">Extraordinary Law Enforcement Agency (ExLAW)</w:t>
-      </w:r>
-      <w:r>
-        <w:t xml:space="preserve"> </w:t>
-      </w:r>
-      <w:r>
-        <w:t xml:space="preserve">under the Department of Justice to enforce it. A House committee, the</w:t>
-      </w:r>
-      <w:r>
-        <w:t xml:space="preserve"> </w:t>
-      </w:r>
-      <w:r>
-        <w:rPr>
-          <w:bCs/>
-          <w:b/>
-        </w:rPr>
-        <w:t xml:space="preserve">EPA Oversight Commission (EPAOC)</w:t>
-      </w:r>
-      <w:r>
-        <w:t xml:space="preserve">, became its watchdog.</w:t>
-      </w:r>
-    </w:p>
-    <w:p>
-      <w:pPr>
-        <w:pStyle w:val="BodyText"/>
-      </w:pPr>
-      <w:r>
-        <w:t xml:space="preserve">Nixon’s science advisor</w:t>
-      </w:r>
-      <w:r>
-        <w:t xml:space="preserve"> </w:t>
-      </w:r>
-      <w:r>
-        <w:rPr>
-          <w:bCs/>
-          <w:b/>
-        </w:rPr>
-        <w:t xml:space="preserve">Dr. Edmund Hamilton</w:t>
-      </w:r>
-      <w:r>
-        <w:t xml:space="preserve">, an authority on Operants and one of the authors of the EPA, became the first Director. The first agents came from the FBI and the special forces, with law or criminology degrees and top-secret clearance: five Operant investigators and twenty-seven transferred FBI agents, with lawyers and staff behind them.</w:t>
-      </w:r>
-    </w:p>
-    <w:p>
-      <w:pPr>
-        <w:pStyle w:val="BodyText"/>
-      </w:pPr>
-      <w:r>
-        <w:t xml:space="preserve">At the same time the Department of Defense finished testing the</w:t>
-      </w:r>
-      <w:r>
-        <w:t xml:space="preserve"> </w:t>
-      </w:r>
-      <w:r>
-        <w:rPr>
-          <w:bCs/>
-          <w:b/>
-        </w:rPr>
-        <w:t xml:space="preserve">Aegis Series I</w:t>
-      </w:r>
-      <w:r>
-        <w:t xml:space="preserve"> </w:t>
-      </w:r>
-      <w:r>
-        <w:t xml:space="preserve">power suit, an armored exoskeleton likened to</w:t>
-      </w:r>
-      <w:r>
-        <w:t xml:space="preserve"> </w:t>
-      </w:r>
-      <w:r>
-        <w:t xml:space="preserve">“</w:t>
-      </w:r>
-      <w:r>
-        <w:t xml:space="preserve">a slow, sweaty tank you can wear</w:t>
-      </w:r>
-      <w:r>
-        <w:t xml:space="preserve">”</w:t>
-      </w:r>
-      <w:r>
-        <w:t xml:space="preserve">. Some credited the AS-I corps with victory in Vietnam, but the Pentagon dropped the program after the war in 1973. EPAOC members persuaded the Justice Department to adopt it as an alternative to Operant agents, and the first ExLAW Aegis pilots went into service in January 1974. Steady improvements through the 1970s and 1980s made the suits a tactical success.</w:t>
-      </w:r>
-    </w:p>
-    <w:p>
-      <w:pPr>
-        <w:pStyle w:val="BodyText"/>
-      </w:pPr>
-      <w:r>
-        <w:t xml:space="preserve">Local police were slow to trust ExLAW until its agents captured</w:t>
-      </w:r>
-      <w:r>
-        <w:t xml:space="preserve"> </w:t>
-      </w:r>
-      <w:r>
-        <w:rPr>
-          <w:bCs/>
-          <w:b/>
-        </w:rPr>
-        <w:t xml:space="preserve">General Markum</w:t>
-      </w:r>
-      <w:r>
-        <w:t xml:space="preserve"> </w:t>
-      </w:r>
-      <w:r>
-        <w:t xml:space="preserve">and his renegades. ExLAW’s enforcement of the EPA estranged the unofficial teams, many of whom refused to register and kept their secret identities. Hamilton answered with</w:t>
-      </w:r>
-      <w:r>
-        <w:t xml:space="preserve"> </w:t>
-      </w:r>
-      <w:r>
-        <w:rPr>
-          <w:bCs/>
-          <w:b/>
-        </w:rPr>
-        <w:t xml:space="preserve">Reserve Agent</w:t>
-      </w:r>
-      <w:r>
-        <w:t xml:space="preserve"> </w:t>
-      </w:r>
-      <w:r>
-        <w:t xml:space="preserve">status: masked Operants could register while their identities stayed sealed. The EPA let the Director grant false identities to agents at risk, and no one but the Director or the Attorney General could open an agent’s file without a criminal warrant. Hamilton extended that protection, quietly and often, to every Reserve Agent.</w:t>
-      </w:r>
-    </w:p>
-    <w:p>
-      <w:pPr>
-        <w:pStyle w:val="BodyText"/>
-      </w:pPr>
-      <w:r>
-        <w:t xml:space="preserve">Reserve status had a price. Reserve Agents were held to police procedure and liable for any damage they caused. In</w:t>
-      </w:r>
-      <w:r>
-        <w:t xml:space="preserve"> </w:t>
-      </w:r>
-      <w:r>
-        <w:rPr>
-          <w:bCs/>
-          <w:b/>
-        </w:rPr>
-        <w:t xml:space="preserve">1973</w:t>
-      </w:r>
-      <w:r>
-        <w:t xml:space="preserve"> </w:t>
-      </w:r>
-      <w:r>
-        <w:rPr>
-          <w:bCs/>
-          <w:b/>
-        </w:rPr>
-        <w:t xml:space="preserve">Warlord I</w:t>
-      </w:r>
-      <w:r>
-        <w:t xml:space="preserve"> </w:t>
-      </w:r>
-      <w:r>
-        <w:t xml:space="preserve">fought the criminal</w:t>
-      </w:r>
-      <w:r>
-        <w:t xml:space="preserve"> </w:t>
-      </w:r>
-      <w:r>
-        <w:rPr>
-          <w:bCs/>
-          <w:b/>
-        </w:rPr>
-        <w:t xml:space="preserve">Armageddon</w:t>
-      </w:r>
-      <w:r>
-        <w:t xml:space="preserve"> </w:t>
-      </w:r>
-      <w:r>
-        <w:t xml:space="preserve">in an apartment block; Armageddon’s charges brought the building down and killed hundreds. Warlord was convicted of reckless endangerment and died in a prison riot. Some heroes refused Hamilton’s offer and stayed unsanctioned; Hamilton kept his agents focused on the Operants who endangered the public, and let the rest be.</w:t>
-      </w:r>
-    </w:p>
-    <w:p>
-      <w:pPr>
-        <w:pStyle w:val="BodyText"/>
-      </w:pPr>
-      <w:r>
-        <w:t xml:space="preserve">In</w:t>
-      </w:r>
-      <w:r>
-        <w:t xml:space="preserve"> </w:t>
-      </w:r>
-      <w:r>
-        <w:rPr>
-          <w:bCs/>
-          <w:b/>
-        </w:rPr>
-        <w:t xml:space="preserve">1977</w:t>
-      </w:r>
-      <w:r>
-        <w:t xml:space="preserve"> </w:t>
-      </w:r>
-      <w:r>
-        <w:t xml:space="preserve">Hamilton’s protégé</w:t>
-      </w:r>
-      <w:r>
-        <w:t xml:space="preserve"> </w:t>
-      </w:r>
-      <w:r>
-        <w:rPr>
-          <w:bCs/>
-          <w:b/>
-        </w:rPr>
-        <w:t xml:space="preserve">Johnny Vanroy</w:t>
-      </w:r>
-      <w:r>
-        <w:t xml:space="preserve">, Mr. Power, was arrested for the murder of heiress Lita Weston. He was cleared, but left ExLAW in 1978, and the EPAOC never stopped accusing Hamilton of favoritism. By</w:t>
-      </w:r>
-      <w:r>
-        <w:t xml:space="preserve"> </w:t>
-      </w:r>
-      <w:r>
-        <w:rPr>
-          <w:bCs/>
-          <w:b/>
-        </w:rPr>
-        <w:t xml:space="preserve">1982</w:t>
-      </w:r>
-      <w:r>
-        <w:t xml:space="preserve"> </w:t>
-      </w:r>
-      <w:r>
-        <w:t xml:space="preserve">ExLAW had more than thirty full-time Operant agents and fifty AS-III pilots. That year a cell of terrorist Operants led by</w:t>
-      </w:r>
-      <w:r>
-        <w:t xml:space="preserve"> </w:t>
-      </w:r>
-      <w:r>
-        <w:rPr>
-          <w:bCs/>
-          <w:b/>
-        </w:rPr>
-        <w:t xml:space="preserve">Autuarch</w:t>
-      </w:r>
-      <w:r>
-        <w:t xml:space="preserve"> </w:t>
-      </w:r>
-      <w:r>
-        <w:t xml:space="preserve">attacked the</w:t>
-      </w:r>
-      <w:r>
-        <w:t xml:space="preserve"> </w:t>
-      </w:r>
-      <w:r>
-        <w:rPr>
-          <w:bCs/>
-          <w:b/>
-        </w:rPr>
-        <w:t xml:space="preserve">US Capitol</w:t>
-      </w:r>
-      <w:r>
-        <w:t xml:space="preserve">. ExLAW tracked them to Los Angeles and captured all but a few; Autuarch escaped to Argentina and founded the</w:t>
-      </w:r>
-      <w:r>
-        <w:t xml:space="preserve"> </w:t>
-      </w:r>
-      <w:r>
-        <w:rPr>
-          <w:bCs/>
-          <w:b/>
-        </w:rPr>
-        <w:t xml:space="preserve">White Hand</w:t>
-      </w:r>
-      <w:r>
-        <w:t xml:space="preserve">.</w:t>
-      </w:r>
-    </w:p>
-    <w:bookmarkEnd w:id="72"/>
-    <w:bookmarkStart w:id="73" w:name="the-second-wave"/>
-    <w:p>
-      <w:pPr>
-        <w:pStyle w:val="Heading2"/>
-      </w:pPr>
-      <w:r>
-        <w:t xml:space="preserve">The Second Wave</w:t>
-      </w:r>
-    </w:p>
-    <w:p>
-      <w:pPr>
-        <w:pStyle w:val="FirstParagraph"/>
-      </w:pPr>
-      <w:r>
-        <w:t xml:space="preserve">In</w:t>
-      </w:r>
-      <w:r>
-        <w:t xml:space="preserve"> </w:t>
-      </w:r>
-      <w:r>
-        <w:rPr>
-          <w:bCs/>
-          <w:b/>
-        </w:rPr>
-        <w:t xml:space="preserve">1985</w:t>
-      </w:r>
-      <w:r>
-        <w:t xml:space="preserve"> </w:t>
-      </w:r>
-      <w:r>
-        <w:t xml:space="preserve">Hamilton retired. Months later the</w:t>
-      </w:r>
-      <w:r>
-        <w:t xml:space="preserve"> </w:t>
-      </w:r>
-      <w:r>
-        <w:rPr>
-          <w:bCs/>
-          <w:b/>
-        </w:rPr>
-        <w:t xml:space="preserve">Second Wave</w:t>
-      </w:r>
-      <w:r>
-        <w:t xml:space="preserve"> </w:t>
-      </w:r>
-      <w:r>
-        <w:t xml:space="preserve">came: a new surge of awakenings across the world, just after</w:t>
-      </w:r>
-      <w:r>
-        <w:t xml:space="preserve"> </w:t>
-      </w:r>
-      <w:r>
-        <w:rPr>
-          <w:bCs/>
-          <w:b/>
-        </w:rPr>
-        <w:t xml:space="preserve">John Marcus Mars Jr.</w:t>
-      </w:r>
-      <w:r>
-        <w:t xml:space="preserve">, Merlin’s chosen heir, defeated Mordred and Morgan le Fay in a final battle he barely survived. Thousands of new Operants appeared, many of them young, frightened and dangerous.</w:t>
-      </w:r>
-    </w:p>
-    <w:p>
-      <w:pPr>
-        <w:pStyle w:val="BodyText"/>
-      </w:pPr>
-      <w:r>
-        <w:t xml:space="preserve">President Ronald Reagan appointed</w:t>
-      </w:r>
-      <w:r>
-        <w:t xml:space="preserve"> </w:t>
-      </w:r>
-      <w:r>
-        <w:rPr>
-          <w:bCs/>
-          <w:b/>
-        </w:rPr>
-        <w:t xml:space="preserve">Dr. Allison Manchester</w:t>
-      </w:r>
-      <w:r>
-        <w:t xml:space="preserve">, the architect of</w:t>
-      </w:r>
-      <w:r>
-        <w:t xml:space="preserve"> </w:t>
-      </w:r>
-      <w:r>
-        <w:rPr>
-          <w:bCs/>
-          <w:b/>
-        </w:rPr>
-        <w:t xml:space="preserve">Raster Seven</w:t>
-      </w:r>
-      <w:r>
-        <w:t xml:space="preserve">, the underground Operant prison the civil-rights community calls</w:t>
-      </w:r>
-      <w:r>
-        <w:t xml:space="preserve"> </w:t>
-      </w:r>
-      <w:r>
-        <w:rPr>
-          <w:iCs/>
-          <w:i/>
-        </w:rPr>
-        <w:t xml:space="preserve">Tartarus</w:t>
-      </w:r>
-      <w:r>
-        <w:t xml:space="preserve">. In</w:t>
-      </w:r>
-      <w:r>
-        <w:t xml:space="preserve"> </w:t>
-      </w:r>
-      <w:r>
-        <w:rPr>
-          <w:bCs/>
-          <w:b/>
-        </w:rPr>
-        <w:t xml:space="preserve">1986</w:t>
-      </w:r>
-      <w:r>
-        <w:t xml:space="preserve"> </w:t>
-      </w:r>
-      <w:r>
-        <w:t xml:space="preserve">ExLAW turned paramilitary: hunt down every non-registered Operant. Manchester expanded the AS-III and AS-IV units, rescinded Reserve status and made no secret of her distrust of Operants. The old-guard heroes and a younger, angrier generation split. The</w:t>
-      </w:r>
-      <w:r>
-        <w:t xml:space="preserve"> </w:t>
-      </w:r>
-      <w:r>
-        <w:rPr>
-          <w:bCs/>
-          <w:b/>
-        </w:rPr>
-        <w:t xml:space="preserve">1993 Los Angeles protests</w:t>
-      </w:r>
-      <w:r>
-        <w:t xml:space="preserve"> </w:t>
-      </w:r>
-      <w:r>
-        <w:t xml:space="preserve">against ExLAW’s methods, during a Senate debate on stripping secret-identity protections, wrecked the Coliseum and won ExLAW a wider mandate. The</w:t>
-      </w:r>
-      <w:r>
-        <w:t xml:space="preserve"> </w:t>
-      </w:r>
-      <w:r>
-        <w:rPr>
-          <w:bCs/>
-          <w:b/>
-        </w:rPr>
-        <w:t xml:space="preserve">AS-V</w:t>
-      </w:r>
-      <w:r>
-        <w:t xml:space="preserve">, with</w:t>
-      </w:r>
-      <w:r>
-        <w:t xml:space="preserve"> </w:t>
-      </w:r>
-      <w:r>
-        <w:t xml:space="preserve">“</w:t>
-      </w:r>
-      <w:r>
-        <w:t xml:space="preserve">positive response controls</w:t>
-      </w:r>
-      <w:r>
-        <w:t xml:space="preserve">”</w:t>
-      </w:r>
-      <w:r>
-        <w:t xml:space="preserve"> </w:t>
-      </w:r>
-      <w:r>
-        <w:t xml:space="preserve">that stopped the suits straining their pilots’ muscles, arrived in 1995. That year Manchester released every Operant agent from ExLAW; some went to the FBI, some retired, and some turned to crime.</w:t>
-      </w:r>
-    </w:p>
-    <w:p>
-      <w:pPr>
-        <w:pStyle w:val="BodyText"/>
-      </w:pPr>
-      <w:r>
-        <w:t xml:space="preserve">On</w:t>
-      </w:r>
-      <w:r>
-        <w:t xml:space="preserve"> </w:t>
-      </w:r>
-      <w:r>
-        <w:rPr>
-          <w:bCs/>
-          <w:b/>
-        </w:rPr>
-        <w:t xml:space="preserve">December 15th, 1996</w:t>
-      </w:r>
-      <w:r>
-        <w:t xml:space="preserve">, Raster Seven was breached for the first time. Fifteen of America’s most dangerous Operants escaped and nineteen died. Nine were recaptured; six reached Argentina and the White Hand.</w:t>
-      </w:r>
-    </w:p>
-    <w:p>
-      <w:pPr>
-        <w:pStyle w:val="BodyText"/>
-      </w:pPr>
-      <w:r>
-        <w:t xml:space="preserve">From 1998 to 2000 the UN built</w:t>
-      </w:r>
-      <w:r>
-        <w:t xml:space="preserve"> </w:t>
-      </w:r>
-      <w:r>
-        <w:rPr>
-          <w:bCs/>
-          <w:b/>
-        </w:rPr>
-        <w:t xml:space="preserve">Raster Eight</w:t>
-      </w:r>
-      <w:r>
-        <w:t xml:space="preserve"> </w:t>
-      </w:r>
-      <w:r>
-        <w:t xml:space="preserve">in low Earth orbit, and revealed the</w:t>
-      </w:r>
-      <w:r>
-        <w:t xml:space="preserve"> </w:t>
-      </w:r>
-      <w:r>
-        <w:rPr>
-          <w:bCs/>
-          <w:b/>
-        </w:rPr>
-        <w:t xml:space="preserve">United Nations International Law Enforcement Directorate (UNILED)</w:t>
-      </w:r>
-      <w:r>
-        <w:t xml:space="preserve">, pooling the resources of the US, the Commonwealth of Independent States, Britain, China and many others against terrorism and Operant crime.</w:t>
-      </w:r>
-    </w:p>
-    <w:bookmarkEnd w:id="73"/>
-    <w:bookmarkStart w:id="74" w:name="a-new-century"/>
-    <w:p>
-      <w:pPr>
-        <w:pStyle w:val="Heading2"/>
-      </w:pPr>
-      <w:r>
-        <w:t xml:space="preserve">A new century</w:t>
-      </w:r>
-    </w:p>
-    <w:p>
-      <w:pPr>
-        <w:pStyle w:val="FirstParagraph"/>
-      </w:pPr>
-      <w:r>
-        <w:t xml:space="preserve">President</w:t>
-      </w:r>
-      <w:r>
-        <w:t xml:space="preserve"> </w:t>
-      </w:r>
-      <w:r>
-        <w:rPr>
-          <w:bCs/>
-          <w:b/>
-        </w:rPr>
-        <w:t xml:space="preserve">John McCain</w:t>
-      </w:r>
-      <w:r>
-        <w:t xml:space="preserve"> </w:t>
-      </w:r>
-      <w:r>
-        <w:t xml:space="preserve">(2001–2009) wanted a director who could bridge the gap with the Operant community. He persuaded Manchester to retire and appointed</w:t>
-      </w:r>
-      <w:r>
-        <w:t xml:space="preserve"> </w:t>
-      </w:r>
-      <w:r>
-        <w:rPr>
-          <w:bCs/>
-          <w:b/>
-        </w:rPr>
-        <w:t xml:space="preserve">Juan Rodriguez</w:t>
-      </w:r>
-      <w:r>
-        <w:t xml:space="preserve">, a surgeon, author and former Power Legion member, who restored Reserve status and brought six Operant FBI agents into ExLAW.</w:t>
-      </w:r>
-    </w:p>
-    <w:p>
-      <w:pPr>
-        <w:pStyle w:val="BodyText"/>
-      </w:pPr>
-      <w:r>
-        <w:rPr>
-          <w:bCs/>
-          <w:b/>
-        </w:rPr>
-        <w:t xml:space="preserve">October 9th, 2001.</w:t>
-      </w:r>
-      <w:r>
-        <w:t xml:space="preserve"> </w:t>
-      </w:r>
-      <w:r>
-        <w:t xml:space="preserve">A White Hand cell, three Raster Seven escapees backed by conventional bombers, brought down the Sears Tower and two neighboring towers in Chicago’s Loop, killing more than 2,000 people. Autuarch claimed the attack within the hour. The investigations showed that Operant and ordinary agents had warned of activity in Buenos Aires and Chicago and been ignored, because the CIA and FBI didn’t trust their own Operant agents. The</w:t>
-      </w:r>
-      <w:r>
-        <w:t xml:space="preserve"> </w:t>
-      </w:r>
-      <w:r>
-        <w:rPr>
-          <w:bCs/>
-          <w:b/>
-        </w:rPr>
-        <w:t xml:space="preserve">Department of Homeland Security</w:t>
-      </w:r>
-      <w:r>
-        <w:t xml:space="preserve"> </w:t>
-      </w:r>
-      <w:r>
-        <w:t xml:space="preserve">was created; ExLAW moved under it, Rodriguez became Deputy Director of DHS, and</w:t>
-      </w:r>
-      <w:r>
-        <w:t xml:space="preserve"> </w:t>
-      </w:r>
-      <w:r>
-        <w:rPr>
-          <w:bCs/>
-          <w:b/>
-        </w:rPr>
-        <w:t xml:space="preserve">Garret Cane</w:t>
-      </w:r>
-      <w:r>
-        <w:t xml:space="preserve">, ExLAW’s non-Operant chief of operations, became Director.</w:t>
-      </w:r>
-    </w:p>
-    <w:p>
-      <w:pPr>
-        <w:pStyle w:val="BodyText"/>
-      </w:pPr>
-      <w:r>
-        <w:t xml:space="preserve">That same year</w:t>
-      </w:r>
-      <w:r>
-        <w:t xml:space="preserve"> </w:t>
-      </w:r>
-      <w:r>
-        <w:rPr>
-          <w:bCs/>
-          <w:b/>
-        </w:rPr>
-        <w:t xml:space="preserve">Iran’s Islamic Republic fell</w:t>
-      </w:r>
-      <w:r>
-        <w:t xml:space="preserve">. Months of strikes and street protests became a revolution led by a coalition of communist and socialist parties, which proclaimed the secular</w:t>
-      </w:r>
-      <w:r>
-        <w:t xml:space="preserve"> </w:t>
-      </w:r>
-      <w:r>
-        <w:rPr>
-          <w:bCs/>
-          <w:b/>
-        </w:rPr>
-        <w:t xml:space="preserve">People’s Republic of Iran</w:t>
-      </w:r>
-      <w:r>
-        <w:t xml:space="preserve">. Washington, unsure whether to welcome or fear it, has kept it at arm’s length ever since.</w:t>
+        <w:t xml:space="preserve">The survivors didn’t all come through unchanged. The auroras were the</w:t>
+      </w:r>
+      <w:r>
+        <w:t xml:space="preserve"> </w:t>
+      </w:r>
+      <w:r>
+        <w:rPr>
+          <w:bCs/>
+          <w:b/>
+        </w:rPr>
+        <w:t xml:space="preserve">First Wave</w:t>
+      </w:r>
+      <w:r>
+        <w:t xml:space="preserve">: the night the first generation of Operants awoke.</w:t>
       </w:r>
     </w:p>
     <w:p>
@@ -14540,39 +14698,26 @@
           <w:bCs/>
           <w:b/>
         </w:rPr>
-        <w:t xml:space="preserve">2002–2004.</w:t>
-      </w:r>
-      <w:r>
-        <w:t xml:space="preserve"> </w:t>
-      </w:r>
-      <w:r>
-        <w:t xml:space="preserve">Under Cane, ExLAW became a publicity engine: televised rescues and recruiting drives. Operant and AS-6 units spearheaded the UN-led</w:t>
-      </w:r>
-      <w:r>
-        <w:t xml:space="preserve"> </w:t>
-      </w:r>
-      <w:r>
-        <w:rPr>
-          <w:bCs/>
-          <w:b/>
-        </w:rPr>
-        <w:t xml:space="preserve">invasion of Iraq</w:t>
-      </w:r>
-      <w:r>
-        <w:t xml:space="preserve">, which had sheltered White Hand training camps. ExLAW and UNILED turned on the White Hand and the</w:t>
-      </w:r>
-      <w:r>
-        <w:t xml:space="preserve"> </w:t>
-      </w:r>
-      <w:r>
-        <w:rPr>
-          <w:bCs/>
-          <w:b/>
-        </w:rPr>
-        <w:t xml:space="preserve">Morcain</w:t>
-      </w:r>
-      <w:r>
-        <w:t xml:space="preserve">.</w:t>
+        <w:t xml:space="preserve">June 1938.</w:t>
+      </w:r>
+      <w:r>
+        <w:t xml:space="preserve"> </w:t>
+      </w:r>
+      <w:r>
+        <w:t xml:space="preserve">Herbert Unler, an American occult scholar, became the first non-Briton recruited to the</w:t>
+      </w:r>
+      <w:r>
+        <w:t xml:space="preserve"> </w:t>
+      </w:r>
+      <w:r>
+        <w:rPr>
+          <w:bCs/>
+          <w:b/>
+        </w:rPr>
+        <w:t xml:space="preserve">Shadow Knights</w:t>
+      </w:r>
+      <w:r>
+        <w:t xml:space="preserve">, after he banished a demon in Boston: the first mystical creature seen in more than a century.</w:t>
       </w:r>
     </w:p>
     <w:p>
@@ -14588,29 +14733,29 @@
           <w:bCs/>
           <w:b/>
         </w:rPr>
-        <w:t xml:space="preserve">2006.</w:t>
-      </w:r>
-      <w:r>
-        <w:t xml:space="preserve"> </w:t>
-      </w:r>
-      <w:r>
-        <w:t xml:space="preserve">Congress approved ExLAW’s</w:t>
-      </w:r>
-      <w:r>
-        <w:t xml:space="preserve"> </w:t>
-      </w:r>
-      <w:r>
-        <w:rPr>
-          <w:bCs/>
-          <w:b/>
-        </w:rPr>
-        <w:t xml:space="preserve">regional commands</w:t>
-      </w:r>
-      <w:r>
-        <w:t xml:space="preserve"> </w:t>
-      </w:r>
-      <w:r>
-        <w:t xml:space="preserve">over police objections: six regional offices, each with its own Operant team and Aegis wing.</w:t>
+        <w:t xml:space="preserve">August 1938.</w:t>
+      </w:r>
+      <w:r>
+        <w:t xml:space="preserve"> </w:t>
+      </w:r>
+      <w:r>
+        <w:t xml:space="preserve">Without Hitler, the National Socialist movement fell apart. The SS became a quasi-mystical order, and</w:t>
+      </w:r>
+      <w:r>
+        <w:t xml:space="preserve"> </w:t>
+      </w:r>
+      <w:r>
+        <w:rPr>
+          <w:bCs/>
+          <w:b/>
+        </w:rPr>
+        <w:t xml:space="preserve">Zarloff the Elder</w:t>
+      </w:r>
+      <w:r>
+        <w:t xml:space="preserve"> </w:t>
+      </w:r>
+      <w:r>
+        <w:t xml:space="preserve">appeared to a cell of initiates in Berlin, promising them the new world order Hitler had dreamed of.</w:t>
       </w:r>
     </w:p>
     <w:p>
@@ -14626,65 +14771,894 @@
           <w:bCs/>
           <w:b/>
         </w:rPr>
-        <w:t xml:space="preserve">2007.</w:t>
-      </w:r>
-      <w:r>
-        <w:t xml:space="preserve"> </w:t>
-      </w:r>
-      <w:r>
-        <w:t xml:space="preserve">The Foundation’s enforcer</w:t>
-      </w:r>
-      <w:r>
-        <w:t xml:space="preserve"> </w:t>
-      </w:r>
-      <w:r>
-        <w:rPr>
-          <w:bCs/>
-          <w:b/>
-        </w:rPr>
-        <w:t xml:space="preserve">Sergei Grachyov</w:t>
-      </w:r>
-      <w:r>
-        <w:t xml:space="preserve"> </w:t>
-      </w:r>
-      <w:r>
-        <w:t xml:space="preserve">fought the Atomic Man in Washington, and the</w:t>
-      </w:r>
-      <w:r>
-        <w:t xml:space="preserve"> </w:t>
-      </w:r>
-      <w:r>
-        <w:rPr>
-          <w:bCs/>
-          <w:b/>
-        </w:rPr>
-        <w:t xml:space="preserve">Washington Monument</w:t>
-      </w:r>
-      <w:r>
-        <w:t xml:space="preserve"> </w:t>
-      </w:r>
-      <w:r>
-        <w:t xml:space="preserve">fell. Both walked away.</w:t>
-      </w:r>
-    </w:p>
-    <w:p>
-      <w:pPr>
-        <w:numPr>
-          <w:ilvl w:val="0"/>
-          <w:numId w:val="1013"/>
-        </w:numPr>
-        <w:pStyle w:val="Compact"/>
-      </w:pPr>
-      <w:r>
-        <w:rPr>
-          <w:bCs/>
-          <w:b/>
-        </w:rPr>
-        <w:t xml:space="preserve">2009.</w:t>
-      </w:r>
-      <w:r>
-        <w:t xml:space="preserve"> </w:t>
-      </w:r>
+        <w:t xml:space="preserve">1941–1945.</w:t>
+      </w:r>
+      <w:r>
+        <w:t xml:space="preserve"> </w:t>
+      </w:r>
+      <w:r>
+        <w:t xml:space="preserve">At least thirty Operants served secretly in the militaries of six nations, Germany among them.</w:t>
+      </w:r>
+      <w:r>
+        <w:t xml:space="preserve"> </w:t>
+      </w:r>
+      <w:r>
+        <w:rPr>
+          <w:bCs/>
+          <w:b/>
+        </w:rPr>
+        <w:t xml:space="preserve">Hector Gonzalez</w:t>
+      </w:r>
+      <w:r>
+        <w:t xml:space="preserve">, Nikola Tesla’s assistant, received</w:t>
+      </w:r>
+      <w:r>
+        <w:t xml:space="preserve"> </w:t>
+      </w:r>
+      <w:r>
+        <w:rPr>
+          <w:bCs/>
+          <w:b/>
+        </w:rPr>
+        <w:t xml:space="preserve">Ambrosia</w:t>
+      </w:r>
+      <w:r>
+        <w:t xml:space="preserve"> </w:t>
+      </w:r>
+      <w:r>
+        <w:t xml:space="preserve">in 1943 and became</w:t>
+      </w:r>
+      <w:r>
+        <w:t xml:space="preserve"> </w:t>
+      </w:r>
+      <w:r>
+        <w:rPr>
+          <w:bCs/>
+          <w:b/>
+        </w:rPr>
+        <w:t xml:space="preserve">Mr. Marvel</w:t>
+      </w:r>
+      <w:r>
+        <w:t xml:space="preserve">; the immortal</w:t>
+      </w:r>
+      <w:r>
+        <w:t xml:space="preserve"> </w:t>
+      </w:r>
+      <w:r>
+        <w:rPr>
+          <w:bCs/>
+          <w:b/>
+        </w:rPr>
+        <w:t xml:space="preserve">Ivory Phoenix</w:t>
+      </w:r>
+      <w:r>
+        <w:t xml:space="preserve"> </w:t>
+      </w:r>
+      <w:r>
+        <w:t xml:space="preserve">fought for the Allies and destroyed the first Steel Falcon.</w:t>
+      </w:r>
+    </w:p>
+    <w:bookmarkEnd w:id="75"/>
+    <w:bookmarkStart w:id="76" w:name="the-public-years"/>
+    <w:p>
+      <w:pPr>
+        <w:pStyle w:val="Heading2"/>
+      </w:pPr>
+      <w:r>
+        <w:t xml:space="preserve">The public years</w:t>
+      </w:r>
+    </w:p>
+    <w:p>
+      <w:pPr>
+        <w:pStyle w:val="FirstParagraph"/>
+      </w:pPr>
+      <w:r>
+        <w:t xml:space="preserve">In</w:t>
+      </w:r>
+      <w:r>
+        <w:t xml:space="preserve"> </w:t>
+      </w:r>
+      <w:r>
+        <w:rPr>
+          <w:bCs/>
+          <w:b/>
+        </w:rPr>
+        <w:t xml:space="preserve">1952</w:t>
+      </w:r>
+      <w:r>
+        <w:t xml:space="preserve"> </w:t>
+      </w:r>
+      <w:r>
+        <w:t xml:space="preserve">a highly publicized battle between US Army forces and unidentified assailants at</w:t>
+      </w:r>
+      <w:r>
+        <w:t xml:space="preserve"> </w:t>
+      </w:r>
+      <w:r>
+        <w:rPr>
+          <w:bCs/>
+          <w:b/>
+        </w:rPr>
+        <w:t xml:space="preserve">Fort Knox</w:t>
+      </w:r>
+      <w:r>
+        <w:t xml:space="preserve">, together with growing reports from around the world, forced the public to accept that people with powers existed. In the same year the first</w:t>
+      </w:r>
+      <w:r>
+        <w:t xml:space="preserve"> </w:t>
+      </w:r>
+      <w:r>
+        <w:rPr>
+          <w:bCs/>
+          <w:b/>
+        </w:rPr>
+        <w:t xml:space="preserve">Hephaestus Keys</w:t>
+      </w:r>
+      <w:r>
+        <w:t xml:space="preserve"> </w:t>
+      </w:r>
+      <w:r>
+        <w:t xml:space="preserve">were found in London, and Lord Colslo used one to open the Celtic Gate to Avalon.</w:t>
+      </w:r>
+    </w:p>
+    <w:p>
+      <w:pPr>
+        <w:pStyle w:val="BodyText"/>
+      </w:pPr>
+      <w:r>
+        <w:t xml:space="preserve">Senator Edward McCarthy led the campaign against the</w:t>
+      </w:r>
+      <w:r>
+        <w:t xml:space="preserve"> </w:t>
+      </w:r>
+      <w:r>
+        <w:t xml:space="preserve">“</w:t>
+      </w:r>
+      <w:r>
+        <w:t xml:space="preserve">abnormal powers</w:t>
+      </w:r>
+      <w:r>
+        <w:t xml:space="preserve">”</w:t>
+      </w:r>
+      <w:r>
+        <w:t xml:space="preserve"> </w:t>
+      </w:r>
+      <w:r>
+        <w:t xml:space="preserve">menace. Congress passed the</w:t>
+      </w:r>
+      <w:r>
+        <w:t xml:space="preserve"> </w:t>
+      </w:r>
+      <w:r>
+        <w:rPr>
+          <w:bCs/>
+          <w:b/>
+        </w:rPr>
+        <w:t xml:space="preserve">Human Powers Control Act</w:t>
+      </w:r>
+      <w:r>
+        <w:t xml:space="preserve">, requiring the registration of all</w:t>
+      </w:r>
+      <w:r>
+        <w:t xml:space="preserve"> </w:t>
+      </w:r>
+      <w:r>
+        <w:t xml:space="preserve">“</w:t>
+      </w:r>
+      <w:r>
+        <w:t xml:space="preserve">citizens with operant capabilities outside the human physiological norms</w:t>
+      </w:r>
+      <w:r>
+        <w:t xml:space="preserve">”</w:t>
+      </w:r>
+      <w:r>
+        <w:t xml:space="preserve">: the origin of the official term,</w:t>
+      </w:r>
+      <w:r>
+        <w:t xml:space="preserve"> </w:t>
+      </w:r>
+      <w:r>
+        <w:rPr>
+          <w:bCs/>
+          <w:b/>
+        </w:rPr>
+        <w:t xml:space="preserve">Operants</w:t>
+      </w:r>
+      <w:r>
+        <w:t xml:space="preserve">. No one could agree how to register or enforce anything, and only one warrant was ever issued under the HPCA, for</w:t>
+      </w:r>
+      <w:r>
+        <w:t xml:space="preserve"> </w:t>
+      </w:r>
+      <w:r>
+        <w:rPr>
+          <w:bCs/>
+          <w:b/>
+        </w:rPr>
+        <w:t xml:space="preserve">Charlie Swift</w:t>
+      </w:r>
+      <w:r>
+        <w:t xml:space="preserve">, the</w:t>
+      </w:r>
+      <w:r>
+        <w:t xml:space="preserve"> </w:t>
+      </w:r>
+      <w:r>
+        <w:t xml:space="preserve">“</w:t>
+      </w:r>
+      <w:r>
+        <w:t xml:space="preserve">fastest man alive</w:t>
+      </w:r>
+      <w:r>
+        <w:t xml:space="preserve">”</w:t>
+      </w:r>
+      <w:r>
+        <w:t xml:space="preserve">, a popular critic of the government. He was shot during the botched arrest, spent a year in a coma, lost his powers and drank himself out of public life. McCarthy was censured and ousted.</w:t>
+      </w:r>
+    </w:p>
+    <w:p>
+      <w:pPr>
+        <w:pStyle w:val="BodyText"/>
+      </w:pPr>
+      <w:r>
+        <w:t xml:space="preserve">Untrained police couldn’t deal with powered crime, so unsanctioned teams of Operants and ordinary volunteers stepped in. The most respected was the</w:t>
+      </w:r>
+      <w:r>
+        <w:t xml:space="preserve"> </w:t>
+      </w:r>
+      <w:r>
+        <w:rPr>
+          <w:bCs/>
+          <w:b/>
+        </w:rPr>
+        <w:t xml:space="preserve">Power Legion</w:t>
+      </w:r>
+      <w:r>
+        <w:t xml:space="preserve">, led by</w:t>
+      </w:r>
+      <w:r>
+        <w:t xml:space="preserve"> </w:t>
+      </w:r>
+      <w:r>
+        <w:rPr>
+          <w:bCs/>
+          <w:b/>
+        </w:rPr>
+        <w:t xml:space="preserve">Mr. Marvel</w:t>
+      </w:r>
+      <w:r>
+        <w:t xml:space="preserve">,</w:t>
+      </w:r>
+      <w:r>
+        <w:t xml:space="preserve"> </w:t>
+      </w:r>
+      <w:r>
+        <w:rPr>
+          <w:iCs/>
+          <w:i/>
+        </w:rPr>
+        <w:t xml:space="preserve">maravilla del señor</w:t>
+      </w:r>
+      <w:r>
+        <w:t xml:space="preserve">, a World War II hero whose popularity crossed the color lines of 1950s America. The Legion supported law enforcement along the East Coast until it was forcibly disbanded during the</w:t>
+      </w:r>
+      <w:r>
+        <w:t xml:space="preserve"> </w:t>
+      </w:r>
+      <w:r>
+        <w:rPr>
+          <w:bCs/>
+          <w:b/>
+        </w:rPr>
+        <w:t xml:space="preserve">Khatorsi Crisis of 1968</w:t>
+      </w:r>
+      <w:r>
+        <w:t xml:space="preserve">. Its paramilitary uniforms set the style for every public team that followed.</w:t>
+      </w:r>
+    </w:p>
+    <w:p>
+      <w:pPr>
+        <w:pStyle w:val="BodyText"/>
+      </w:pPr>
+      <w:r>
+        <w:t xml:space="preserve">In</w:t>
+      </w:r>
+      <w:r>
+        <w:t xml:space="preserve"> </w:t>
+      </w:r>
+      <w:r>
+        <w:rPr>
+          <w:bCs/>
+          <w:b/>
+        </w:rPr>
+        <w:t xml:space="preserve">1959</w:t>
+      </w:r>
+      <w:r>
+        <w:t xml:space="preserve"> </w:t>
+      </w:r>
+      <w:r>
+        <w:t xml:space="preserve">Dr. Richard Kennedy was bathed in a runaway reactor’s radiation and bonded to an entity from beyond:</w:t>
+      </w:r>
+      <w:r>
+        <w:t xml:space="preserve"> </w:t>
+      </w:r>
+      <w:r>
+        <w:rPr>
+          <w:bCs/>
+          <w:b/>
+        </w:rPr>
+        <w:t xml:space="preserve">the Atomic Man</w:t>
+      </w:r>
+      <w:r>
+        <w:t xml:space="preserve">.</w:t>
+      </w:r>
+    </w:p>
+    <w:bookmarkEnd w:id="76"/>
+    <w:bookmarkStart w:id="77" w:name="exlaw"/>
+    <w:p>
+      <w:pPr>
+        <w:pStyle w:val="Heading2"/>
+      </w:pPr>
+      <w:r>
+        <w:t xml:space="preserve">ExLAW</w:t>
+      </w:r>
+    </w:p>
+    <w:p>
+      <w:pPr>
+        <w:pStyle w:val="FirstParagraph"/>
+      </w:pPr>
+      <w:r>
+        <w:t xml:space="preserve">In</w:t>
+      </w:r>
+      <w:r>
+        <w:t xml:space="preserve"> </w:t>
+      </w:r>
+      <w:r>
+        <w:rPr>
+          <w:bCs/>
+          <w:b/>
+        </w:rPr>
+        <w:t xml:space="preserve">1972</w:t>
+      </w:r>
+      <w:r>
+        <w:t xml:space="preserve"> </w:t>
+      </w:r>
+      <w:r>
+        <w:t xml:space="preserve">Congress and President Richard Nixon replaced the HPCA with the</w:t>
+      </w:r>
+      <w:r>
+        <w:t xml:space="preserve"> </w:t>
+      </w:r>
+      <w:r>
+        <w:rPr>
+          <w:bCs/>
+          <w:b/>
+        </w:rPr>
+        <w:t xml:space="preserve">Extraordinary Powers Act (EPA)</w:t>
+      </w:r>
+      <w:r>
+        <w:t xml:space="preserve">, and created the</w:t>
+      </w:r>
+      <w:r>
+        <w:t xml:space="preserve"> </w:t>
+      </w:r>
+      <w:r>
+        <w:rPr>
+          <w:bCs/>
+          <w:b/>
+        </w:rPr>
+        <w:t xml:space="preserve">Extraordinary Law Enforcement Agency (ExLAW)</w:t>
+      </w:r>
+      <w:r>
+        <w:t xml:space="preserve"> </w:t>
+      </w:r>
+      <w:r>
+        <w:t xml:space="preserve">under the Department of Justice to enforce it. A House committee, the</w:t>
+      </w:r>
+      <w:r>
+        <w:t xml:space="preserve"> </w:t>
+      </w:r>
+      <w:r>
+        <w:rPr>
+          <w:bCs/>
+          <w:b/>
+        </w:rPr>
+        <w:t xml:space="preserve">EPA Oversight Commission (EPAOC)</w:t>
+      </w:r>
+      <w:r>
+        <w:t xml:space="preserve">, became its watchdog.</w:t>
+      </w:r>
+    </w:p>
+    <w:p>
+      <w:pPr>
+        <w:pStyle w:val="BodyText"/>
+      </w:pPr>
+      <w:r>
+        <w:t xml:space="preserve">Nixon’s science advisor</w:t>
+      </w:r>
+      <w:r>
+        <w:t xml:space="preserve"> </w:t>
+      </w:r>
+      <w:r>
+        <w:rPr>
+          <w:bCs/>
+          <w:b/>
+        </w:rPr>
+        <w:t xml:space="preserve">Dr. Edmund Hamilton</w:t>
+      </w:r>
+      <w:r>
+        <w:t xml:space="preserve">, an authority on Operants and one of the authors of the EPA, became the first Director. The first agents came from the FBI and the special forces, with law or criminology degrees and top-secret clearance: five Operant investigators and twenty-seven transferred FBI agents, with lawyers and staff behind them.</w:t>
+      </w:r>
+    </w:p>
+    <w:p>
+      <w:pPr>
+        <w:pStyle w:val="BodyText"/>
+      </w:pPr>
+      <w:r>
+        <w:t xml:space="preserve">At the same time the Department of Defense finished testing the</w:t>
+      </w:r>
+      <w:r>
+        <w:t xml:space="preserve"> </w:t>
+      </w:r>
+      <w:r>
+        <w:rPr>
+          <w:bCs/>
+          <w:b/>
+        </w:rPr>
+        <w:t xml:space="preserve">Aegis Series I</w:t>
+      </w:r>
+      <w:r>
+        <w:t xml:space="preserve"> </w:t>
+      </w:r>
+      <w:r>
+        <w:t xml:space="preserve">power suit, an armored exoskeleton likened to</w:t>
+      </w:r>
+      <w:r>
+        <w:t xml:space="preserve"> </w:t>
+      </w:r>
+      <w:r>
+        <w:t xml:space="preserve">“</w:t>
+      </w:r>
+      <w:r>
+        <w:t xml:space="preserve">a slow, sweaty tank you can wear</w:t>
+      </w:r>
+      <w:r>
+        <w:t xml:space="preserve">”</w:t>
+      </w:r>
+      <w:r>
+        <w:t xml:space="preserve">. Some credited the AS-I corps with victory in Vietnam, but the Pentagon dropped the program after the war in 1973. EPAOC members persuaded the Justice Department to adopt it as an alternative to Operant agents, and the first ExLAW Aegis pilots went into service in January 1974. Steady improvements through the 1970s and 1980s made the suits a tactical success.</w:t>
+      </w:r>
+    </w:p>
+    <w:p>
+      <w:pPr>
+        <w:pStyle w:val="BodyText"/>
+      </w:pPr>
+      <w:r>
+        <w:t xml:space="preserve">Local police were slow to trust ExLAW until its agents captured</w:t>
+      </w:r>
+      <w:r>
+        <w:t xml:space="preserve"> </w:t>
+      </w:r>
+      <w:r>
+        <w:rPr>
+          <w:bCs/>
+          <w:b/>
+        </w:rPr>
+        <w:t xml:space="preserve">General Markum</w:t>
+      </w:r>
+      <w:r>
+        <w:t xml:space="preserve"> </w:t>
+      </w:r>
+      <w:r>
+        <w:t xml:space="preserve">and his renegades. ExLAW’s enforcement of the EPA estranged the unofficial teams, many of whom refused to register and kept their secret identities. Hamilton answered with</w:t>
+      </w:r>
+      <w:r>
+        <w:t xml:space="preserve"> </w:t>
+      </w:r>
+      <w:r>
+        <w:rPr>
+          <w:bCs/>
+          <w:b/>
+        </w:rPr>
+        <w:t xml:space="preserve">Reserve Agent</w:t>
+      </w:r>
+      <w:r>
+        <w:t xml:space="preserve"> </w:t>
+      </w:r>
+      <w:r>
+        <w:t xml:space="preserve">status: masked Operants could register while their identities stayed sealed. The EPA let the Director grant false identities to agents at risk, and no one but the Director or the Attorney General could open an agent’s file without a criminal warrant. Hamilton extended that protection, quietly and often, to every Reserve Agent.</w:t>
+      </w:r>
+    </w:p>
+    <w:p>
+      <w:pPr>
+        <w:pStyle w:val="BodyText"/>
+      </w:pPr>
+      <w:r>
+        <w:t xml:space="preserve">Reserve status had a price. Reserve Agents were held to police procedure and liable for any damage they caused. In</w:t>
+      </w:r>
+      <w:r>
+        <w:t xml:space="preserve"> </w:t>
+      </w:r>
+      <w:r>
+        <w:rPr>
+          <w:bCs/>
+          <w:b/>
+        </w:rPr>
+        <w:t xml:space="preserve">1973</w:t>
+      </w:r>
+      <w:r>
+        <w:t xml:space="preserve"> </w:t>
+      </w:r>
+      <w:r>
+        <w:rPr>
+          <w:bCs/>
+          <w:b/>
+        </w:rPr>
+        <w:t xml:space="preserve">Warlord I</w:t>
+      </w:r>
+      <w:r>
+        <w:t xml:space="preserve"> </w:t>
+      </w:r>
+      <w:r>
+        <w:t xml:space="preserve">fought the criminal</w:t>
+      </w:r>
+      <w:r>
+        <w:t xml:space="preserve"> </w:t>
+      </w:r>
+      <w:r>
+        <w:rPr>
+          <w:bCs/>
+          <w:b/>
+        </w:rPr>
+        <w:t xml:space="preserve">Armageddon</w:t>
+      </w:r>
+      <w:r>
+        <w:t xml:space="preserve"> </w:t>
+      </w:r>
+      <w:r>
+        <w:t xml:space="preserve">in an apartment block; Armageddon’s charges brought the building down and killed hundreds. Warlord was convicted of reckless endangerment and died in a prison riot. Some heroes refused Hamilton’s offer and stayed unsanctioned; Hamilton kept his agents focused on the Operants who endangered the public, and let the rest be.</w:t>
+      </w:r>
+    </w:p>
+    <w:p>
+      <w:pPr>
+        <w:pStyle w:val="BodyText"/>
+      </w:pPr>
+      <w:r>
+        <w:t xml:space="preserve">In</w:t>
+      </w:r>
+      <w:r>
+        <w:t xml:space="preserve"> </w:t>
+      </w:r>
+      <w:r>
+        <w:rPr>
+          <w:bCs/>
+          <w:b/>
+        </w:rPr>
+        <w:t xml:space="preserve">1977</w:t>
+      </w:r>
+      <w:r>
+        <w:t xml:space="preserve"> </w:t>
+      </w:r>
+      <w:r>
+        <w:t xml:space="preserve">Hamilton’s protégé</w:t>
+      </w:r>
+      <w:r>
+        <w:t xml:space="preserve"> </w:t>
+      </w:r>
+      <w:r>
+        <w:rPr>
+          <w:bCs/>
+          <w:b/>
+        </w:rPr>
+        <w:t xml:space="preserve">Johnny Vanroy</w:t>
+      </w:r>
+      <w:r>
+        <w:t xml:space="preserve">, Mr. Power, was arrested for the murder of heiress Lita Weston. He was cleared, but left ExLAW in 1978, and the EPAOC never stopped accusing Hamilton of favoritism. By</w:t>
+      </w:r>
+      <w:r>
+        <w:t xml:space="preserve"> </w:t>
+      </w:r>
+      <w:r>
+        <w:rPr>
+          <w:bCs/>
+          <w:b/>
+        </w:rPr>
+        <w:t xml:space="preserve">1982</w:t>
+      </w:r>
+      <w:r>
+        <w:t xml:space="preserve"> </w:t>
+      </w:r>
+      <w:r>
+        <w:t xml:space="preserve">ExLAW had more than thirty full-time Operant agents and fifty AS-III pilots. That year a cell of terrorist Operants led by</w:t>
+      </w:r>
+      <w:r>
+        <w:t xml:space="preserve"> </w:t>
+      </w:r>
+      <w:r>
+        <w:rPr>
+          <w:bCs/>
+          <w:b/>
+        </w:rPr>
+        <w:t xml:space="preserve">Autuarch</w:t>
+      </w:r>
+      <w:r>
+        <w:t xml:space="preserve"> </w:t>
+      </w:r>
+      <w:r>
+        <w:t xml:space="preserve">attacked the</w:t>
+      </w:r>
+      <w:r>
+        <w:t xml:space="preserve"> </w:t>
+      </w:r>
+      <w:r>
+        <w:rPr>
+          <w:bCs/>
+          <w:b/>
+        </w:rPr>
+        <w:t xml:space="preserve">US Capitol</w:t>
+      </w:r>
+      <w:r>
+        <w:t xml:space="preserve">. ExLAW tracked them to Los Angeles and captured all but a few; Autuarch escaped to Argentina and founded the</w:t>
+      </w:r>
+      <w:r>
+        <w:t xml:space="preserve"> </w:t>
+      </w:r>
+      <w:r>
+        <w:rPr>
+          <w:bCs/>
+          <w:b/>
+        </w:rPr>
+        <w:t xml:space="preserve">White Hand</w:t>
+      </w:r>
+      <w:r>
+        <w:t xml:space="preserve">.</w:t>
+      </w:r>
+    </w:p>
+    <w:bookmarkEnd w:id="77"/>
+    <w:bookmarkStart w:id="78" w:name="the-second-wave"/>
+    <w:p>
+      <w:pPr>
+        <w:pStyle w:val="Heading2"/>
+      </w:pPr>
+      <w:r>
+        <w:t xml:space="preserve">The Second Wave</w:t>
+      </w:r>
+    </w:p>
+    <w:p>
+      <w:pPr>
+        <w:pStyle w:val="FirstParagraph"/>
+      </w:pPr>
+      <w:r>
+        <w:t xml:space="preserve">In</w:t>
+      </w:r>
+      <w:r>
+        <w:t xml:space="preserve"> </w:t>
+      </w:r>
+      <w:r>
+        <w:rPr>
+          <w:bCs/>
+          <w:b/>
+        </w:rPr>
+        <w:t xml:space="preserve">1985</w:t>
+      </w:r>
+      <w:r>
+        <w:t xml:space="preserve"> </w:t>
+      </w:r>
+      <w:r>
+        <w:t xml:space="preserve">Hamilton retired. Months later the</w:t>
+      </w:r>
+      <w:r>
+        <w:t xml:space="preserve"> </w:t>
+      </w:r>
+      <w:r>
+        <w:rPr>
+          <w:bCs/>
+          <w:b/>
+        </w:rPr>
+        <w:t xml:space="preserve">Second Wave</w:t>
+      </w:r>
+      <w:r>
+        <w:t xml:space="preserve"> </w:t>
+      </w:r>
+      <w:r>
+        <w:t xml:space="preserve">came: a new surge of awakenings across the world, just after</w:t>
+      </w:r>
+      <w:r>
+        <w:t xml:space="preserve"> </w:t>
+      </w:r>
+      <w:r>
+        <w:rPr>
+          <w:bCs/>
+          <w:b/>
+        </w:rPr>
+        <w:t xml:space="preserve">John Marcus Mars Jr.</w:t>
+      </w:r>
+      <w:r>
+        <w:t xml:space="preserve">, Merlin’s chosen heir, defeated Mordred and Morgan le Fay in a final battle he barely survived. Thousands of new Operants appeared, many of them young, frightened and dangerous.</w:t>
+      </w:r>
+    </w:p>
+    <w:p>
+      <w:pPr>
+        <w:pStyle w:val="BodyText"/>
+      </w:pPr>
+      <w:r>
+        <w:t xml:space="preserve">President Ronald Reagan appointed</w:t>
+      </w:r>
+      <w:r>
+        <w:t xml:space="preserve"> </w:t>
+      </w:r>
+      <w:r>
+        <w:rPr>
+          <w:bCs/>
+          <w:b/>
+        </w:rPr>
+        <w:t xml:space="preserve">Dr. Allison Manchester</w:t>
+      </w:r>
+      <w:r>
+        <w:t xml:space="preserve">, the architect of</w:t>
+      </w:r>
+      <w:r>
+        <w:t xml:space="preserve"> </w:t>
+      </w:r>
+      <w:r>
+        <w:rPr>
+          <w:bCs/>
+          <w:b/>
+        </w:rPr>
+        <w:t xml:space="preserve">Raster Seven</w:t>
+      </w:r>
+      <w:r>
+        <w:t xml:space="preserve">, the underground Operant prison the civil-rights community calls</w:t>
+      </w:r>
+      <w:r>
+        <w:t xml:space="preserve"> </w:t>
+      </w:r>
+      <w:r>
+        <w:rPr>
+          <w:iCs/>
+          <w:i/>
+        </w:rPr>
+        <w:t xml:space="preserve">Tartarus</w:t>
+      </w:r>
+      <w:r>
+        <w:t xml:space="preserve">. In</w:t>
+      </w:r>
+      <w:r>
+        <w:t xml:space="preserve"> </w:t>
+      </w:r>
+      <w:r>
+        <w:rPr>
+          <w:bCs/>
+          <w:b/>
+        </w:rPr>
+        <w:t xml:space="preserve">1986</w:t>
+      </w:r>
+      <w:r>
+        <w:t xml:space="preserve"> </w:t>
+      </w:r>
+      <w:r>
+        <w:t xml:space="preserve">ExLAW turned paramilitary: hunt down every non-registered Operant. Manchester expanded the AS-III and AS-IV units, rescinded Reserve status and made no secret of her distrust of Operants. The old-guard heroes and a younger, angrier generation split. The</w:t>
+      </w:r>
+      <w:r>
+        <w:t xml:space="preserve"> </w:t>
+      </w:r>
+      <w:r>
+        <w:rPr>
+          <w:bCs/>
+          <w:b/>
+        </w:rPr>
+        <w:t xml:space="preserve">1993 Los Angeles protests</w:t>
+      </w:r>
+      <w:r>
+        <w:t xml:space="preserve"> </w:t>
+      </w:r>
+      <w:r>
+        <w:t xml:space="preserve">against ExLAW’s methods, during a Senate debate on stripping secret-identity protections, wrecked the Coliseum and won ExLAW a wider mandate. The</w:t>
+      </w:r>
+      <w:r>
+        <w:t xml:space="preserve"> </w:t>
+      </w:r>
+      <w:r>
+        <w:rPr>
+          <w:bCs/>
+          <w:b/>
+        </w:rPr>
+        <w:t xml:space="preserve">AS-V</w:t>
+      </w:r>
+      <w:r>
+        <w:t xml:space="preserve">, with</w:t>
+      </w:r>
+      <w:r>
+        <w:t xml:space="preserve"> </w:t>
+      </w:r>
+      <w:r>
+        <w:t xml:space="preserve">“</w:t>
+      </w:r>
+      <w:r>
+        <w:t xml:space="preserve">positive response controls</w:t>
+      </w:r>
+      <w:r>
+        <w:t xml:space="preserve">”</w:t>
+      </w:r>
+      <w:r>
+        <w:t xml:space="preserve"> </w:t>
+      </w:r>
+      <w:r>
+        <w:t xml:space="preserve">that stopped the suits straining their pilots’ muscles, arrived in 1995. That year Manchester released every Operant agent from ExLAW; some went to the FBI, some retired, and some turned to crime.</w:t>
+      </w:r>
+    </w:p>
+    <w:p>
+      <w:pPr>
+        <w:pStyle w:val="BodyText"/>
+      </w:pPr>
+      <w:r>
+        <w:t xml:space="preserve">On</w:t>
+      </w:r>
+      <w:r>
+        <w:t xml:space="preserve"> </w:t>
+      </w:r>
+      <w:r>
+        <w:rPr>
+          <w:bCs/>
+          <w:b/>
+        </w:rPr>
+        <w:t xml:space="preserve">December 15th, 1996</w:t>
+      </w:r>
+      <w:r>
+        <w:t xml:space="preserve">, Raster Seven was breached for the first time. Fifteen of America’s most dangerous Operants escaped and nineteen died. Nine were recaptured; six reached Argentina and the White Hand.</w:t>
+      </w:r>
+    </w:p>
+    <w:p>
+      <w:pPr>
+        <w:pStyle w:val="BodyText"/>
+      </w:pPr>
+      <w:r>
+        <w:t xml:space="preserve">From 1998 to 2000 the UN built</w:t>
+      </w:r>
+      <w:r>
+        <w:t xml:space="preserve"> </w:t>
+      </w:r>
+      <w:r>
+        <w:rPr>
+          <w:bCs/>
+          <w:b/>
+        </w:rPr>
+        <w:t xml:space="preserve">Raster Eight</w:t>
+      </w:r>
+      <w:r>
+        <w:t xml:space="preserve"> </w:t>
+      </w:r>
+      <w:r>
+        <w:t xml:space="preserve">in low Earth orbit, and revealed the</w:t>
+      </w:r>
+      <w:r>
+        <w:t xml:space="preserve"> </w:t>
+      </w:r>
+      <w:r>
+        <w:rPr>
+          <w:bCs/>
+          <w:b/>
+        </w:rPr>
+        <w:t xml:space="preserve">United Nations International Law Enforcement Directorate (UNILED)</w:t>
+      </w:r>
+      <w:r>
+        <w:t xml:space="preserve">, pooling the resources of the US, the Commonwealth of Independent States, Britain, China and many others against terrorism and Operant crime.</w:t>
+      </w:r>
+    </w:p>
+    <w:bookmarkEnd w:id="78"/>
+    <w:bookmarkStart w:id="79" w:name="a-new-century"/>
+    <w:p>
+      <w:pPr>
+        <w:pStyle w:val="Heading2"/>
+      </w:pPr>
+      <w:r>
+        <w:t xml:space="preserve">A new century</w:t>
+      </w:r>
+    </w:p>
+    <w:p>
+      <w:pPr>
+        <w:pStyle w:val="FirstParagraph"/>
+      </w:pPr>
       <w:r>
         <w:t xml:space="preserve">President</w:t>
       </w:r>
@@ -14696,144 +15670,26 @@
           <w:bCs/>
           <w:b/>
         </w:rPr>
-        <w:t xml:space="preserve">Margaret Hale</w:t>
-      </w:r>
-      <w:r>
-        <w:t xml:space="preserve"> </w:t>
-      </w:r>
-      <w:r>
-        <w:t xml:space="preserve">took office.</w:t>
-      </w:r>
-    </w:p>
-    <w:bookmarkEnd w:id="74"/>
-    <w:bookmarkStart w:id="75" w:name="the-umkas-invasion"/>
-    <w:p>
-      <w:pPr>
-        <w:pStyle w:val="Heading2"/>
-      </w:pPr>
-      <w:r>
-        <w:t xml:space="preserve">The Umkas invasion</w:t>
-      </w:r>
-    </w:p>
-    <w:p>
-      <w:pPr>
-        <w:pStyle w:val="FirstParagraph"/>
-      </w:pPr>
-      <w:r>
-        <w:t xml:space="preserve">In</w:t>
-      </w:r>
-      <w:r>
-        <w:t xml:space="preserve"> </w:t>
-      </w:r>
-      <w:r>
-        <w:rPr>
-          <w:bCs/>
-          <w:b/>
-        </w:rPr>
-        <w:t xml:space="preserve">2012</w:t>
-      </w:r>
-      <w:r>
-        <w:t xml:space="preserve"> </w:t>
-      </w:r>
-      <w:r>
-        <w:rPr>
-          <w:bCs/>
-          <w:b/>
-        </w:rPr>
-        <w:t xml:space="preserve">Steel Hawk</w:t>
-      </w:r>
-      <w:r>
-        <w:t xml:space="preserve"> </w:t>
-      </w:r>
-      <w:r>
-        <w:t xml:space="preserve">and</w:t>
-      </w:r>
-      <w:r>
-        <w:t xml:space="preserve"> </w:t>
-      </w:r>
-      <w:r>
-        <w:rPr>
-          <w:bCs/>
-          <w:b/>
-        </w:rPr>
-        <w:t xml:space="preserve">Autuarch</w:t>
-      </w:r>
-      <w:r>
-        <w:t xml:space="preserve"> </w:t>
-      </w:r>
-      <w:r>
-        <w:t xml:space="preserve">opened a dimensional breach over New York, and the</w:t>
-      </w:r>
-      <w:r>
-        <w:t xml:space="preserve"> </w:t>
-      </w:r>
-      <w:r>
-        <w:rPr>
-          <w:bCs/>
-          <w:b/>
-        </w:rPr>
-        <w:t xml:space="preserve">Umkas</w:t>
-      </w:r>
-      <w:r>
-        <w:t xml:space="preserve"> </w:t>
-      </w:r>
-      <w:r>
-        <w:t xml:space="preserve">came through.</w:t>
-      </w:r>
-      <w:r>
-        <w:t xml:space="preserve"> </w:t>
-      </w:r>
-      <w:r>
-        <w:rPr>
-          <w:bCs/>
-          <w:b/>
-        </w:rPr>
-        <w:t xml:space="preserve">Celerity</w:t>
-      </w:r>
-      <w:r>
-        <w:t xml:space="preserve">, the</w:t>
-      </w:r>
-      <w:r>
-        <w:t xml:space="preserve"> </w:t>
-      </w:r>
-      <w:r>
-        <w:rPr>
-          <w:bCs/>
-          <w:b/>
-        </w:rPr>
-        <w:t xml:space="preserve">Golden Centurion</w:t>
-      </w:r>
-      <w:r>
-        <w:t xml:space="preserve">,</w:t>
-      </w:r>
-      <w:r>
-        <w:t xml:space="preserve"> </w:t>
-      </w:r>
-      <w:r>
-        <w:rPr>
-          <w:bCs/>
-          <w:b/>
-        </w:rPr>
-        <w:t xml:space="preserve">Uathach</w:t>
-      </w:r>
-      <w:r>
-        <w:t xml:space="preserve"> </w:t>
-      </w:r>
-      <w:r>
-        <w:t xml:space="preserve">and dozens of others held the city. Steel Hawk nearly killed Celerity, and she spent a year in a coma. Chat Roux’s transport was destroyed and he was stranded on this Earth. The breach tore Limbo open as well, and</w:t>
-      </w:r>
-      <w:r>
-        <w:t xml:space="preserve"> </w:t>
-      </w:r>
-      <w:r>
-        <w:rPr>
-          <w:bCs/>
-          <w:b/>
-        </w:rPr>
-        <w:t xml:space="preserve">Michael Lance</w:t>
-      </w:r>
-      <w:r>
-        <w:t xml:space="preserve">, a private eye lost since 1946, walked out into 2012. Then Steel Hawk turned: he and Autuarch closed the breach together, and escaped ExLAW.</w:t>
+        <w:t xml:space="preserve">John McCain</w:t>
+      </w:r>
+      <w:r>
+        <w:t xml:space="preserve"> </w:t>
+      </w:r>
+      <w:r>
+        <w:t xml:space="preserve">(2001–2009) wanted a director who could bridge the gap with the Operant community. He persuaded Manchester to retire and appointed</w:t>
+      </w:r>
+      <w:r>
+        <w:t xml:space="preserve"> </w:t>
+      </w:r>
+      <w:r>
+        <w:rPr>
+          <w:bCs/>
+          <w:b/>
+        </w:rPr>
+        <w:t xml:space="preserve">Juan Rodriguez</w:t>
+      </w:r>
+      <w:r>
+        <w:t xml:space="preserve">, a surgeon, author and former Power Legion member, who restored Reserve status and brought six Operant FBI agents into ExLAW.</w:t>
       </w:r>
     </w:p>
     <w:p>
@@ -14841,7 +15697,80 @@
         <w:pStyle w:val="BodyText"/>
       </w:pPr>
       <w:r>
-        <w:t xml:space="preserve">The breach left the walls between worlds thin.</w:t>
+        <w:rPr>
+          <w:bCs/>
+          <w:b/>
+        </w:rPr>
+        <w:t xml:space="preserve">October 9th, 2001.</w:t>
+      </w:r>
+      <w:r>
+        <w:t xml:space="preserve"> </w:t>
+      </w:r>
+      <w:r>
+        <w:t xml:space="preserve">A White Hand cell, three Raster Seven escapees backed by conventional bombers, brought down the Sears Tower and two neighboring towers in Chicago’s Loop, killing more than 2,000 people. Autuarch claimed the attack within the hour. The investigations showed that Operant and ordinary agents had warned of activity in Buenos Aires and Chicago and been ignored, because the CIA and FBI didn’t trust their own Operant agents. The</w:t>
+      </w:r>
+      <w:r>
+        <w:t xml:space="preserve"> </w:t>
+      </w:r>
+      <w:r>
+        <w:rPr>
+          <w:bCs/>
+          <w:b/>
+        </w:rPr>
+        <w:t xml:space="preserve">Department of Homeland Security</w:t>
+      </w:r>
+      <w:r>
+        <w:t xml:space="preserve"> </w:t>
+      </w:r>
+      <w:r>
+        <w:t xml:space="preserve">was created; ExLAW moved under it, Rodriguez became Deputy Director of DHS, and</w:t>
+      </w:r>
+      <w:r>
+        <w:t xml:space="preserve"> </w:t>
+      </w:r>
+      <w:r>
+        <w:rPr>
+          <w:bCs/>
+          <w:b/>
+        </w:rPr>
+        <w:t xml:space="preserve">Garret Cane</w:t>
+      </w:r>
+      <w:r>
+        <w:t xml:space="preserve">, ExLAW’s non-Operant chief of operations, became Director.</w:t>
+      </w:r>
+    </w:p>
+    <w:p>
+      <w:pPr>
+        <w:pStyle w:val="BodyText"/>
+      </w:pPr>
+      <w:r>
+        <w:t xml:space="preserve">That same year</w:t>
+      </w:r>
+      <w:r>
+        <w:t xml:space="preserve"> </w:t>
+      </w:r>
+      <w:r>
+        <w:rPr>
+          <w:bCs/>
+          <w:b/>
+        </w:rPr>
+        <w:t xml:space="preserve">Iran’s Islamic Republic fell</w:t>
+      </w:r>
+      <w:r>
+        <w:t xml:space="preserve">. Months of strikes and street protests became a revolution led by a coalition of communist and socialist parties, which proclaimed the secular</w:t>
+      </w:r>
+      <w:r>
+        <w:t xml:space="preserve"> </w:t>
+      </w:r>
+      <w:r>
+        <w:rPr>
+          <w:bCs/>
+          <w:b/>
+        </w:rPr>
+        <w:t xml:space="preserve">People’s Republic of Iran</w:t>
+      </w:r>
+      <w:r>
+        <w:t xml:space="preserve">. Washington, unsure whether to welcome or fear it, has kept it at arm’s length ever since.</w:t>
       </w:r>
     </w:p>
     <w:p>
@@ -14857,65 +15786,39 @@
           <w:bCs/>
           <w:b/>
         </w:rPr>
-        <w:t xml:space="preserve">2013–2014.</w:t>
-      </w:r>
-      <w:r>
-        <w:t xml:space="preserve"> </w:t>
-      </w:r>
-      <w:r>
-        <w:rPr>
-          <w:bCs/>
-          <w:b/>
-        </w:rPr>
-        <w:t xml:space="preserve">Shadow Earth</w:t>
-      </w:r>
-      <w:r>
-        <w:t xml:space="preserve"> </w:t>
-      </w:r>
-      <w:r>
-        <w:t xml:space="preserve">incursions began in New York, and</w:t>
-      </w:r>
-      <w:r>
-        <w:t xml:space="preserve"> </w:t>
-      </w:r>
-      <w:r>
-        <w:rPr>
-          <w:bCs/>
-          <w:b/>
-        </w:rPr>
-        <w:t xml:space="preserve">Vanguard</w:t>
-      </w:r>
-      <w:r>
-        <w:t xml:space="preserve">’s killings started. The Army founded</w:t>
-      </w:r>
-      <w:r>
-        <w:t xml:space="preserve"> </w:t>
-      </w:r>
-      <w:r>
-        <w:rPr>
-          <w:bCs/>
-          <w:b/>
-        </w:rPr>
-        <w:t xml:space="preserve">DIRE</w:t>
-      </w:r>
-      <w:r>
-        <w:t xml:space="preserve">, the Defense Intelligence and Research Enterprise, to answer the next invasion;</w:t>
-      </w:r>
-      <w:r>
-        <w:t xml:space="preserve"> </w:t>
-      </w:r>
-      <w:r>
-        <w:rPr>
-          <w:bCs/>
-          <w:b/>
-        </w:rPr>
-        <w:t xml:space="preserve">Helios</w:t>
-      </w:r>
-      <w:r>
-        <w:t xml:space="preserve"> </w:t>
-      </w:r>
-      <w:r>
-        <w:t xml:space="preserve">was its first success.</w:t>
+        <w:t xml:space="preserve">2002–2004.</w:t>
+      </w:r>
+      <w:r>
+        <w:t xml:space="preserve"> </w:t>
+      </w:r>
+      <w:r>
+        <w:t xml:space="preserve">Under Cane, ExLAW became a publicity engine: televised rescues and recruiting drives. Operant and AS-6 units spearheaded the UN-led</w:t>
+      </w:r>
+      <w:r>
+        <w:t xml:space="preserve"> </w:t>
+      </w:r>
+      <w:r>
+        <w:rPr>
+          <w:bCs/>
+          <w:b/>
+        </w:rPr>
+        <w:t xml:space="preserve">invasion of Iraq</w:t>
+      </w:r>
+      <w:r>
+        <w:t xml:space="preserve">, which had sheltered White Hand training camps. ExLAW and UNILED turned on the White Hand and the</w:t>
+      </w:r>
+      <w:r>
+        <w:t xml:space="preserve"> </w:t>
+      </w:r>
+      <w:r>
+        <w:rPr>
+          <w:bCs/>
+          <w:b/>
+        </w:rPr>
+        <w:t xml:space="preserve">Morcain</w:t>
+      </w:r>
+      <w:r>
+        <w:t xml:space="preserve">.</w:t>
       </w:r>
     </w:p>
     <w:p>
@@ -14931,20 +15834,29 @@
           <w:bCs/>
           <w:b/>
         </w:rPr>
-        <w:t xml:space="preserve">2015.</w:t>
-      </w:r>
-      <w:r>
-        <w:t xml:space="preserve"> </w:t>
-      </w:r>
-      <w:r>
-        <w:rPr>
-          <w:bCs/>
-          <w:b/>
-        </w:rPr>
-        <w:t xml:space="preserve">Evelyn Dark</w:t>
-      </w:r>
-      <w:r>
-        <w:t xml:space="preserve">’s breakout destroyed a Foundation black lab and the town around it: the first public evidence that the Foundation exists, though no one can prove who runs it.</w:t>
+        <w:t xml:space="preserve">2006.</w:t>
+      </w:r>
+      <w:r>
+        <w:t xml:space="preserve"> </w:t>
+      </w:r>
+      <w:r>
+        <w:t xml:space="preserve">Congress approved ExLAW’s</w:t>
+      </w:r>
+      <w:r>
+        <w:t xml:space="preserve"> </w:t>
+      </w:r>
+      <w:r>
+        <w:rPr>
+          <w:bCs/>
+          <w:b/>
+        </w:rPr>
+        <w:t xml:space="preserve">regional commands</w:t>
+      </w:r>
+      <w:r>
+        <w:t xml:space="preserve"> </w:t>
+      </w:r>
+      <w:r>
+        <w:t xml:space="preserve">over police objections: six regional offices, each with its own Operant team and Aegis wing.</w:t>
       </w:r>
     </w:p>
     <w:p>
@@ -14960,52 +15872,45 @@
           <w:bCs/>
           <w:b/>
         </w:rPr>
-        <w:t xml:space="preserve">2016.</w:t>
-      </w:r>
-      <w:r>
-        <w:t xml:space="preserve"> </w:t>
-      </w:r>
-      <w:r>
-        <w:rPr>
-          <w:bCs/>
-          <w:b/>
-        </w:rPr>
-        <w:t xml:space="preserve">Micky Holt</w:t>
-      </w:r>
-      <w:r>
-        <w:t xml:space="preserve"> </w:t>
-      </w:r>
-      <w:r>
-        <w:t xml:space="preserve">became the</w:t>
-      </w:r>
-      <w:r>
-        <w:t xml:space="preserve"> </w:t>
-      </w:r>
-      <w:r>
-        <w:rPr>
-          <w:bCs/>
-          <w:b/>
-        </w:rPr>
-        <w:t xml:space="preserve">Green Man</w:t>
-      </w:r>
-      <w:r>
-        <w:t xml:space="preserve">, and the</w:t>
-      </w:r>
-      <w:r>
-        <w:t xml:space="preserve"> </w:t>
-      </w:r>
-      <w:r>
-        <w:rPr>
-          <w:bCs/>
-          <w:b/>
-        </w:rPr>
-        <w:t xml:space="preserve">Mad Forest</w:t>
-      </w:r>
-      <w:r>
-        <w:t xml:space="preserve"> </w:t>
-      </w:r>
-      <w:r>
-        <w:t xml:space="preserve">swallowed southern Indiana in a week.</w:t>
+        <w:t xml:space="preserve">2007.</w:t>
+      </w:r>
+      <w:r>
+        <w:t xml:space="preserve"> </w:t>
+      </w:r>
+      <w:r>
+        <w:t xml:space="preserve">The Foundation’s enforcer</w:t>
+      </w:r>
+      <w:r>
+        <w:t xml:space="preserve"> </w:t>
+      </w:r>
+      <w:r>
+        <w:rPr>
+          <w:bCs/>
+          <w:b/>
+        </w:rPr>
+        <w:t xml:space="preserve">Sergei Grachyov</w:t>
+      </w:r>
+      <w:r>
+        <w:t xml:space="preserve"> </w:t>
+      </w:r>
+      <w:r>
+        <w:t xml:space="preserve">fought the Atomic Man in Washington, and the</w:t>
+      </w:r>
+      <w:r>
+        <w:t xml:space="preserve"> </w:t>
+      </w:r>
+      <w:r>
+        <w:rPr>
+          <w:bCs/>
+          <w:b/>
+        </w:rPr>
+        <w:t xml:space="preserve">Washington Monument</w:t>
+      </w:r>
+      <w:r>
+        <w:t xml:space="preserve"> </w:t>
+      </w:r>
+      <w:r>
+        <w:t xml:space="preserve">fell. Both walked away.</w:t>
       </w:r>
     </w:p>
     <w:p>
@@ -15021,20 +15926,175 @@
           <w:bCs/>
           <w:b/>
         </w:rPr>
-        <w:t xml:space="preserve">2018.</w:t>
-      </w:r>
-      <w:r>
-        <w:t xml:space="preserve"> </w:t>
-      </w:r>
-      <w:r>
-        <w:t xml:space="preserve">The US, China and Russia secretly built a weapon to kill the Atomic Man. It failed, and he destroyed their arsenals.</w:t>
+        <w:t xml:space="preserve">2009.</w:t>
+      </w:r>
+      <w:r>
+        <w:t xml:space="preserve"> </w:t>
+      </w:r>
+      <w:r>
+        <w:t xml:space="preserve">President</w:t>
+      </w:r>
+      <w:r>
+        <w:t xml:space="preserve"> </w:t>
+      </w:r>
+      <w:r>
+        <w:rPr>
+          <w:bCs/>
+          <w:b/>
+        </w:rPr>
+        <w:t xml:space="preserve">Margaret Hale</w:t>
+      </w:r>
+      <w:r>
+        <w:t xml:space="preserve"> </w:t>
+      </w:r>
+      <w:r>
+        <w:t xml:space="preserve">took office.</w:t>
+      </w:r>
+    </w:p>
+    <w:bookmarkEnd w:id="79"/>
+    <w:bookmarkStart w:id="80" w:name="the-umkas-invasion"/>
+    <w:p>
+      <w:pPr>
+        <w:pStyle w:val="Heading2"/>
+      </w:pPr>
+      <w:r>
+        <w:t xml:space="preserve">The Umkas invasion</w:t>
+      </w:r>
+    </w:p>
+    <w:p>
+      <w:pPr>
+        <w:pStyle w:val="FirstParagraph"/>
+      </w:pPr>
+      <w:r>
+        <w:t xml:space="preserve">In</w:t>
+      </w:r>
+      <w:r>
+        <w:t xml:space="preserve"> </w:t>
+      </w:r>
+      <w:r>
+        <w:rPr>
+          <w:bCs/>
+          <w:b/>
+        </w:rPr>
+        <w:t xml:space="preserve">2012</w:t>
+      </w:r>
+      <w:r>
+        <w:t xml:space="preserve"> </w:t>
+      </w:r>
+      <w:r>
+        <w:rPr>
+          <w:bCs/>
+          <w:b/>
+        </w:rPr>
+        <w:t xml:space="preserve">Steel Hawk</w:t>
+      </w:r>
+      <w:r>
+        <w:t xml:space="preserve"> </w:t>
+      </w:r>
+      <w:r>
+        <w:t xml:space="preserve">and</w:t>
+      </w:r>
+      <w:r>
+        <w:t xml:space="preserve"> </w:t>
+      </w:r>
+      <w:r>
+        <w:rPr>
+          <w:bCs/>
+          <w:b/>
+        </w:rPr>
+        <w:t xml:space="preserve">Autuarch</w:t>
+      </w:r>
+      <w:r>
+        <w:t xml:space="preserve"> </w:t>
+      </w:r>
+      <w:r>
+        <w:t xml:space="preserve">opened a dimensional breach over New York, and the</w:t>
+      </w:r>
+      <w:r>
+        <w:t xml:space="preserve"> </w:t>
+      </w:r>
+      <w:r>
+        <w:rPr>
+          <w:bCs/>
+          <w:b/>
+        </w:rPr>
+        <w:t xml:space="preserve">Umkas</w:t>
+      </w:r>
+      <w:r>
+        <w:t xml:space="preserve"> </w:t>
+      </w:r>
+      <w:r>
+        <w:t xml:space="preserve">came through.</w:t>
+      </w:r>
+      <w:r>
+        <w:t xml:space="preserve"> </w:t>
+      </w:r>
+      <w:r>
+        <w:rPr>
+          <w:bCs/>
+          <w:b/>
+        </w:rPr>
+        <w:t xml:space="preserve">Celerity</w:t>
+      </w:r>
+      <w:r>
+        <w:t xml:space="preserve">, the</w:t>
+      </w:r>
+      <w:r>
+        <w:t xml:space="preserve"> </w:t>
+      </w:r>
+      <w:r>
+        <w:rPr>
+          <w:bCs/>
+          <w:b/>
+        </w:rPr>
+        <w:t xml:space="preserve">Golden Centurion</w:t>
+      </w:r>
+      <w:r>
+        <w:t xml:space="preserve">,</w:t>
+      </w:r>
+      <w:r>
+        <w:t xml:space="preserve"> </w:t>
+      </w:r>
+      <w:r>
+        <w:rPr>
+          <w:bCs/>
+          <w:b/>
+        </w:rPr>
+        <w:t xml:space="preserve">Uathach</w:t>
+      </w:r>
+      <w:r>
+        <w:t xml:space="preserve"> </w:t>
+      </w:r>
+      <w:r>
+        <w:t xml:space="preserve">and dozens of others held the city. Steel Hawk nearly killed Celerity, and she spent a year in a coma. Chat Roux’s transport was destroyed and he was stranded on this Earth. The breach tore Limbo open as well, and</w:t>
+      </w:r>
+      <w:r>
+        <w:t xml:space="preserve"> </w:t>
+      </w:r>
+      <w:r>
+        <w:rPr>
+          <w:bCs/>
+          <w:b/>
+        </w:rPr>
+        <w:t xml:space="preserve">Michael Lance</w:t>
+      </w:r>
+      <w:r>
+        <w:t xml:space="preserve">, a private eye lost since 1946, walked out into 2012. Then Steel Hawk turned: he and Autuarch closed the breach together, and escaped ExLAW.</w:t>
+      </w:r>
+    </w:p>
+    <w:p>
+      <w:pPr>
+        <w:pStyle w:val="BodyText"/>
+      </w:pPr>
+      <w:r>
+        <w:t xml:space="preserve">The breach left the walls between worlds thin.</w:t>
       </w:r>
     </w:p>
     <w:p>
       <w:pPr>
         <w:numPr>
           <w:ilvl w:val="0"/>
-          <w:numId w:val="1014"/>
+          <w:numId w:val="1015"/>
         </w:numPr>
         <w:pStyle w:val="Compact"/>
       </w:pPr>
@@ -15043,49 +16103,72 @@
           <w:bCs/>
           <w:b/>
         </w:rPr>
-        <w:t xml:space="preserve">2019.</w:t>
-      </w:r>
-      <w:r>
-        <w:t xml:space="preserve"> </w:t>
-      </w:r>
-      <w:r>
-        <w:t xml:space="preserve">Garret Cane retired, and</w:t>
-      </w:r>
-      <w:r>
-        <w:t xml:space="preserve"> </w:t>
-      </w:r>
-      <w:r>
-        <w:rPr>
-          <w:bCs/>
-          <w:b/>
-        </w:rPr>
-        <w:t xml:space="preserve">Steven Humbacht</w:t>
-      </w:r>
-      <w:r>
-        <w:t xml:space="preserve"> </w:t>
-      </w:r>
-      <w:r>
-        <w:t xml:space="preserve">became Director of ExLAW. On paper a career defense-research administrator, he spent fifteen years inside a cabal hidden in DARPA, running</w:t>
-      </w:r>
-      <w:r>
-        <w:t xml:space="preserve"> </w:t>
-      </w:r>
-      <w:r>
-        <w:rPr>
-          <w:bCs/>
-          <w:b/>
-        </w:rPr>
-        <w:t xml:space="preserve">Raster Zero</w:t>
-      </w:r>
-      <w:r>
-        <w:t xml:space="preserve">: an extradimensional prison and experimental lab for Operants that no oversight committee knows exists.</w:t>
+        <w:t xml:space="preserve">2013–2014.</w:t>
+      </w:r>
+      <w:r>
+        <w:t xml:space="preserve"> </w:t>
+      </w:r>
+      <w:r>
+        <w:rPr>
+          <w:bCs/>
+          <w:b/>
+        </w:rPr>
+        <w:t xml:space="preserve">Shadow Earth</w:t>
+      </w:r>
+      <w:r>
+        <w:t xml:space="preserve"> </w:t>
+      </w:r>
+      <w:r>
+        <w:t xml:space="preserve">incursions began in New York, and</w:t>
+      </w:r>
+      <w:r>
+        <w:t xml:space="preserve"> </w:t>
+      </w:r>
+      <w:r>
+        <w:rPr>
+          <w:bCs/>
+          <w:b/>
+        </w:rPr>
+        <w:t xml:space="preserve">Vanguard</w:t>
+      </w:r>
+      <w:r>
+        <w:t xml:space="preserve">’s killings started. The Army founded</w:t>
+      </w:r>
+      <w:r>
+        <w:t xml:space="preserve"> </w:t>
+      </w:r>
+      <w:r>
+        <w:rPr>
+          <w:bCs/>
+          <w:b/>
+        </w:rPr>
+        <w:t xml:space="preserve">DIRE</w:t>
+      </w:r>
+      <w:r>
+        <w:t xml:space="preserve">, the Defense Intelligence and Research Enterprise, to answer the next invasion;</w:t>
+      </w:r>
+      <w:r>
+        <w:t xml:space="preserve"> </w:t>
+      </w:r>
+      <w:r>
+        <w:rPr>
+          <w:bCs/>
+          <w:b/>
+        </w:rPr>
+        <w:t xml:space="preserve">Helios</w:t>
+      </w:r>
+      <w:r>
+        <w:t xml:space="preserve"> </w:t>
+      </w:r>
+      <w:r>
+        <w:t xml:space="preserve">was its first success.</w:t>
       </w:r>
     </w:p>
     <w:p>
       <w:pPr>
         <w:numPr>
           <w:ilvl w:val="0"/>
-          <w:numId w:val="1014"/>
+          <w:numId w:val="1015"/>
         </w:numPr>
         <w:pStyle w:val="Compact"/>
       </w:pPr>
@@ -15094,33 +16177,27 @@
           <w:bCs/>
           <w:b/>
         </w:rPr>
-        <w:t xml:space="preserve">2021.</w:t>
-      </w:r>
-      <w:r>
-        <w:t xml:space="preserve"> </w:t>
-      </w:r>
-      <w:r>
-        <w:t xml:space="preserve">Celerity persuaded the Green Man to open</w:t>
-      </w:r>
-      <w:r>
-        <w:t xml:space="preserve"> </w:t>
-      </w:r>
-      <w:r>
-        <w:rPr>
-          <w:bCs/>
-          <w:b/>
-        </w:rPr>
-        <w:t xml:space="preserve">the Haven</w:t>
-      </w:r>
-      <w:r>
-        <w:t xml:space="preserve">, and America’s homeless began walking to the forest.</w:t>
+        <w:t xml:space="preserve">2015.</w:t>
+      </w:r>
+      <w:r>
+        <w:t xml:space="preserve"> </w:t>
+      </w:r>
+      <w:r>
+        <w:rPr>
+          <w:bCs/>
+          <w:b/>
+        </w:rPr>
+        <w:t xml:space="preserve">Evelyn Dark</w:t>
+      </w:r>
+      <w:r>
+        <w:t xml:space="preserve">’s breakout destroyed a Foundation black lab and the town around it: the first public evidence that the Foundation exists, though no one can prove who runs it.</w:t>
       </w:r>
     </w:p>
     <w:p>
       <w:pPr>
         <w:numPr>
           <w:ilvl w:val="0"/>
-          <w:numId w:val="1014"/>
+          <w:numId w:val="1015"/>
         </w:numPr>
         <w:pStyle w:val="Compact"/>
       </w:pPr>
@@ -15129,6 +16206,175 @@
           <w:bCs/>
           <w:b/>
         </w:rPr>
+        <w:t xml:space="preserve">2016.</w:t>
+      </w:r>
+      <w:r>
+        <w:t xml:space="preserve"> </w:t>
+      </w:r>
+      <w:r>
+        <w:rPr>
+          <w:bCs/>
+          <w:b/>
+        </w:rPr>
+        <w:t xml:space="preserve">Micky Holt</w:t>
+      </w:r>
+      <w:r>
+        <w:t xml:space="preserve"> </w:t>
+      </w:r>
+      <w:r>
+        <w:t xml:space="preserve">became the</w:t>
+      </w:r>
+      <w:r>
+        <w:t xml:space="preserve"> </w:t>
+      </w:r>
+      <w:r>
+        <w:rPr>
+          <w:bCs/>
+          <w:b/>
+        </w:rPr>
+        <w:t xml:space="preserve">Green Man</w:t>
+      </w:r>
+      <w:r>
+        <w:t xml:space="preserve">, and the</w:t>
+      </w:r>
+      <w:r>
+        <w:t xml:space="preserve"> </w:t>
+      </w:r>
+      <w:r>
+        <w:rPr>
+          <w:bCs/>
+          <w:b/>
+        </w:rPr>
+        <w:t xml:space="preserve">Mad Forest</w:t>
+      </w:r>
+      <w:r>
+        <w:t xml:space="preserve"> </w:t>
+      </w:r>
+      <w:r>
+        <w:t xml:space="preserve">swallowed southern Indiana in a week.</w:t>
+      </w:r>
+    </w:p>
+    <w:p>
+      <w:pPr>
+        <w:numPr>
+          <w:ilvl w:val="0"/>
+          <w:numId w:val="1015"/>
+        </w:numPr>
+        <w:pStyle w:val="Compact"/>
+      </w:pPr>
+      <w:r>
+        <w:rPr>
+          <w:bCs/>
+          <w:b/>
+        </w:rPr>
+        <w:t xml:space="preserve">2018.</w:t>
+      </w:r>
+      <w:r>
+        <w:t xml:space="preserve"> </w:t>
+      </w:r>
+      <w:r>
+        <w:t xml:space="preserve">The US, China and Russia secretly built a weapon to kill the Atomic Man. It failed, and he destroyed their arsenals.</w:t>
+      </w:r>
+    </w:p>
+    <w:p>
+      <w:pPr>
+        <w:numPr>
+          <w:ilvl w:val="0"/>
+          <w:numId w:val="1015"/>
+        </w:numPr>
+        <w:pStyle w:val="Compact"/>
+      </w:pPr>
+      <w:r>
+        <w:rPr>
+          <w:bCs/>
+          <w:b/>
+        </w:rPr>
+        <w:t xml:space="preserve">2019.</w:t>
+      </w:r>
+      <w:r>
+        <w:t xml:space="preserve"> </w:t>
+      </w:r>
+      <w:r>
+        <w:t xml:space="preserve">Garret Cane retired, and</w:t>
+      </w:r>
+      <w:r>
+        <w:t xml:space="preserve"> </w:t>
+      </w:r>
+      <w:r>
+        <w:rPr>
+          <w:bCs/>
+          <w:b/>
+        </w:rPr>
+        <w:t xml:space="preserve">Steven Humbacht</w:t>
+      </w:r>
+      <w:r>
+        <w:t xml:space="preserve"> </w:t>
+      </w:r>
+      <w:r>
+        <w:t xml:space="preserve">became Director of ExLAW. On paper a career defense-research administrator, he spent fifteen years inside a cabal hidden in DARPA, running</w:t>
+      </w:r>
+      <w:r>
+        <w:t xml:space="preserve"> </w:t>
+      </w:r>
+      <w:r>
+        <w:rPr>
+          <w:bCs/>
+          <w:b/>
+        </w:rPr>
+        <w:t xml:space="preserve">Raster Zero</w:t>
+      </w:r>
+      <w:r>
+        <w:t xml:space="preserve">: an extradimensional prison and experimental lab for Operants that no oversight committee knows exists.</w:t>
+      </w:r>
+    </w:p>
+    <w:p>
+      <w:pPr>
+        <w:numPr>
+          <w:ilvl w:val="0"/>
+          <w:numId w:val="1015"/>
+        </w:numPr>
+        <w:pStyle w:val="Compact"/>
+      </w:pPr>
+      <w:r>
+        <w:rPr>
+          <w:bCs/>
+          <w:b/>
+        </w:rPr>
+        <w:t xml:space="preserve">2021.</w:t>
+      </w:r>
+      <w:r>
+        <w:t xml:space="preserve"> </w:t>
+      </w:r>
+      <w:r>
+        <w:t xml:space="preserve">Celerity persuaded the Green Man to open</w:t>
+      </w:r>
+      <w:r>
+        <w:t xml:space="preserve"> </w:t>
+      </w:r>
+      <w:r>
+        <w:rPr>
+          <w:bCs/>
+          <w:b/>
+        </w:rPr>
+        <w:t xml:space="preserve">the Haven</w:t>
+      </w:r>
+      <w:r>
+        <w:t xml:space="preserve">, and America’s homeless began walking to the forest.</w:t>
+      </w:r>
+    </w:p>
+    <w:p>
+      <w:pPr>
+        <w:numPr>
+          <w:ilvl w:val="0"/>
+          <w:numId w:val="1015"/>
+        </w:numPr>
+        <w:pStyle w:val="Compact"/>
+      </w:pPr>
+      <w:r>
+        <w:rPr>
+          <w:bCs/>
+          <w:b/>
+        </w:rPr>
         <w:t xml:space="preserve">2024.</w:t>
       </w:r>
       <w:r>
@@ -15138,8 +16384,8 @@
         <w:t xml:space="preserve">The Atomic Man found a grey hair. Federal attempts to stop the march to the Haven brought standoff after standoff; Celerity intervened at every one, and a federal warrant was issued for her arrest.</w:t>
       </w:r>
     </w:p>
-    <w:bookmarkEnd w:id="75"/>
-    <w:bookmarkStart w:id="76" w:name="section"/>
+    <w:bookmarkEnd w:id="80"/>
+    <w:bookmarkStart w:id="81" w:name="section"/>
     <w:p>
       <w:pPr>
         <w:pStyle w:val="Heading2"/>
@@ -15169,9 +16415,9 @@
         <w:t xml:space="preserve">, is expanding through Korea under Hyun Wang. And in a pocket dimension no one has found, Director Humbacht’s other prison is filling up.</w:t>
       </w:r>
     </w:p>
-    <w:bookmarkEnd w:id="76"/>
-    <w:bookmarkEnd w:id="77"/>
-    <w:bookmarkStart w:id="82" w:name="the-law"/>
+    <w:bookmarkEnd w:id="81"/>
+    <w:bookmarkEnd w:id="82"/>
+    <w:bookmarkStart w:id="87" w:name="the-law"/>
     <w:p>
       <w:pPr>
         <w:pStyle w:val="Heading1"/>
@@ -15180,7 +16426,7 @@
         <w:t xml:space="preserve">The law</w:t>
       </w:r>
     </w:p>
-    <w:bookmarkStart w:id="78" w:name="the-extraordinary-powers-act"/>
+    <w:bookmarkStart w:id="83" w:name="the-extraordinary-powers-act"/>
     <w:p>
       <w:pPr>
         <w:pStyle w:val="Heading2"/>
@@ -15244,8 +16490,8 @@
         <w:t xml:space="preserve">became the official term). Registered Operants may use their powers in self-defense and emergencies; using powers in public otherwise, or being an unregistered Operant, is a federal crime.</w:t>
       </w:r>
     </w:p>
-    <w:bookmarkEnd w:id="78"/>
-    <w:bookmarkStart w:id="79" w:name="emd-classifications"/>
+    <w:bookmarkEnd w:id="83"/>
+    <w:bookmarkStart w:id="84" w:name="emd-classifications"/>
     <w:p>
       <w:pPr>
         <w:pStyle w:val="Heading2"/>
@@ -15643,8 +16889,8 @@
         </w:tc>
       </w:tr>
     </w:tbl>
-    <w:bookmarkEnd w:id="79"/>
-    <w:bookmarkStart w:id="80" w:name="legal-status"/>
+    <w:bookmarkEnd w:id="84"/>
+    <w:bookmarkStart w:id="85" w:name="legal-status"/>
     <w:p>
       <w:pPr>
         <w:pStyle w:val="Heading2"/>
@@ -16056,140 +17302,14 @@
         <w:t xml:space="preserve">A status can change in play: a Non-registered vigilante caught by ExLAW may be offered Reserve status, or a cell. Losing Reserve status means losing the Director’s protection of your identity.</w:t>
       </w:r>
     </w:p>
-    <w:bookmarkEnd w:id="80"/>
-    <w:bookmarkStart w:id="81" w:name="the-rasters"/>
+    <w:bookmarkEnd w:id="85"/>
+    <w:bookmarkStart w:id="86" w:name="the-rasters"/>
     <w:p>
       <w:pPr>
         <w:pStyle w:val="Heading2"/>
       </w:pPr>
       <w:r>
         <w:t xml:space="preserve">The Rasters</w:t>
-      </w:r>
-    </w:p>
-    <w:p>
-      <w:pPr>
-        <w:numPr>
-          <w:ilvl w:val="0"/>
-          <w:numId w:val="1015"/>
-        </w:numPr>
-        <w:pStyle w:val="Compact"/>
-      </w:pPr>
-      <w:r>
-        <w:rPr>
-          <w:bCs/>
-          <w:b/>
-        </w:rPr>
-        <w:t xml:space="preserve">Raster Seven</w:t>
-      </w:r>
-      <w:r>
-        <w:t xml:space="preserve">,</w:t>
-      </w:r>
-      <w:r>
-        <w:t xml:space="preserve"> </w:t>
-      </w:r>
-      <w:r>
-        <w:t xml:space="preserve">“</w:t>
-      </w:r>
-      <w:r>
-        <w:t xml:space="preserve">Tartarus</w:t>
-      </w:r>
-      <w:r>
-        <w:t xml:space="preserve">”</w:t>
-      </w:r>
-      <w:r>
-        <w:t xml:space="preserve">: ExLAW’s underground prison for Operants, built in the 1980s and breached once, in 1996.</w:t>
-      </w:r>
-    </w:p>
-    <w:p>
-      <w:pPr>
-        <w:numPr>
-          <w:ilvl w:val="0"/>
-          <w:numId w:val="1015"/>
-        </w:numPr>
-        <w:pStyle w:val="Compact"/>
-      </w:pPr>
-      <w:r>
-        <w:rPr>
-          <w:bCs/>
-          <w:b/>
-        </w:rPr>
-        <w:t xml:space="preserve">Raster Eight</w:t>
-      </w:r>
-      <w:r>
-        <w:t xml:space="preserve">: the UN’s prison in low Earth orbit, run by UNILED.</w:t>
-      </w:r>
-    </w:p>
-    <w:p>
-      <w:pPr>
-        <w:numPr>
-          <w:ilvl w:val="0"/>
-          <w:numId w:val="1015"/>
-        </w:numPr>
-        <w:pStyle w:val="Compact"/>
-      </w:pPr>
-      <w:r>
-        <w:rPr>
-          <w:bCs/>
-          <w:b/>
-        </w:rPr>
-        <w:t xml:space="preserve">Raster Zero</w:t>
-      </w:r>
-      <w:r>
-        <w:t xml:space="preserve">: doesn’t exist.</w:t>
-      </w:r>
-      <w:r>
-        <w:t xml:space="preserve"> </w:t>
-      </w:r>
-      <w:r>
-        <w:rPr>
-          <w:iCs/>
-          <w:i/>
-        </w:rPr>
-        <w:t xml:space="preserve">(GM: Director Humbacht’s DARPA cabal runs it in a pocket dimension, as a prison and a lab: a rival to the Foundation. ExLAW doesn’t know.)</w:t>
-      </w:r>
-    </w:p>
-    <w:bookmarkEnd w:id="81"/>
-    <w:bookmarkEnd w:id="82"/>
-    <w:bookmarkStart w:id="97" w:name="powers"/>
-    <w:p>
-      <w:pPr>
-        <w:pStyle w:val="Heading1"/>
-      </w:pPr>
-      <w:r>
-        <w:t xml:space="preserve">Powers</w:t>
-      </w:r>
-    </w:p>
-    <w:p>
-      <w:pPr>
-        <w:pStyle w:val="FirstParagraph"/>
-      </w:pPr>
-      <w:r>
-        <w:t xml:space="preserve">Every Operant has powers, and every power has a</w:t>
-      </w:r>
-      <w:r>
-        <w:t xml:space="preserve"> </w:t>
-      </w:r>
-      <w:r>
-        <w:rPr>
-          <w:bCs/>
-          <w:b/>
-        </w:rPr>
-        <w:t xml:space="preserve">Class</w:t>
-      </w:r>
-      <w:r>
-        <w:t xml:space="preserve"> </w:t>
-      </w:r>
-      <w:r>
-        <w:t xml:space="preserve">from I to VI. Player characters start at Class I to III; Classes IV to VI belong to the GM’s characters, and follow the same pattern a step further each time.</w:t>
-      </w:r>
-    </w:p>
-    <w:bookmarkStart w:id="83" w:name="using-powers"/>
-    <w:p>
-      <w:pPr>
-        <w:pStyle w:val="Heading2"/>
-      </w:pPr>
-      <w:r>
-        <w:t xml:space="preserve">Using powers</w:t>
       </w:r>
     </w:p>
     <w:p>
@@ -16205,77 +17325,25 @@
           <w:bCs/>
           <w:b/>
         </w:rPr>
-        <w:t xml:space="preserve">Rolling.</w:t>
-      </w:r>
-      <w:r>
-        <w:t xml:space="preserve"> </w:t>
-      </w:r>
-      <w:r>
-        <w:t xml:space="preserve">Roll</w:t>
-      </w:r>
-      <w:r>
-        <w:t xml:space="preserve"> </w:t>
-      </w:r>
-      <w:r>
-        <w:rPr>
-          <w:bCs/>
-          <w:b/>
-        </w:rPr>
-        <w:t xml:space="preserve">Powers</w:t>
-      </w:r>
-      <w:r>
-        <w:t xml:space="preserve"> </w:t>
-      </w:r>
-      <w:r>
-        <w:t xml:space="preserve">to aim a power at someone, or to use it with skill: precisely, at a distance, around bystanders. Passive powers (Toughness, Regeneration, Speed and the like) just work. Targets resist with</w:t>
-      </w:r>
-      <w:r>
-        <w:t xml:space="preserve"> </w:t>
-      </w:r>
-      <w:r>
-        <w:rPr>
-          <w:bCs/>
-          <w:b/>
-        </w:rPr>
-        <w:t xml:space="preserve">Dodge</w:t>
-      </w:r>
-      <w:r>
-        <w:t xml:space="preserve"> </w:t>
-      </w:r>
-      <w:r>
-        <w:t xml:space="preserve">(things you can dodge),</w:t>
-      </w:r>
-      <w:r>
-        <w:t xml:space="preserve"> </w:t>
-      </w:r>
-      <w:r>
-        <w:rPr>
-          <w:bCs/>
-          <w:b/>
-        </w:rPr>
-        <w:t xml:space="preserve">Body</w:t>
-      </w:r>
-      <w:r>
-        <w:t xml:space="preserve"> </w:t>
-      </w:r>
-      <w:r>
-        <w:t xml:space="preserve">(things that work on the body) or</w:t>
-      </w:r>
-      <w:r>
-        <w:t xml:space="preserve"> </w:t>
-      </w:r>
-      <w:r>
-        <w:rPr>
-          <w:bCs/>
-          <w:b/>
-        </w:rPr>
-        <w:t xml:space="preserve">Will</w:t>
-      </w:r>
-      <w:r>
-        <w:t xml:space="preserve"> </w:t>
-      </w:r>
-      <w:r>
-        <w:t xml:space="preserve">(things that work on the mind).</w:t>
+        <w:t xml:space="preserve">Raster Seven</w:t>
+      </w:r>
+      <w:r>
+        <w:t xml:space="preserve">,</w:t>
+      </w:r>
+      <w:r>
+        <w:t xml:space="preserve"> </w:t>
+      </w:r>
+      <w:r>
+        <w:t xml:space="preserve">“</w:t>
+      </w:r>
+      <w:r>
+        <w:t xml:space="preserve">Tartarus</w:t>
+      </w:r>
+      <w:r>
+        <w:t xml:space="preserve">”</w:t>
+      </w:r>
+      <w:r>
+        <w:t xml:space="preserve">: ExLAW’s underground prison for Operants, built in the 1980s and breached once, in 1996.</w:t>
       </w:r>
     </w:p>
     <w:p>
@@ -16291,26 +17359,10 @@
           <w:bCs/>
           <w:b/>
         </w:rPr>
-        <w:t xml:space="preserve">Damage.</w:t>
-      </w:r>
-      <w:r>
-        <w:t xml:space="preserve"> </w:t>
-      </w:r>
-      <w:r>
-        <w:t xml:space="preserve">A power marks boxes by its Class: Class I marks 1 box, Class II marks 2, Class III marks 2 and knocks the target down, Class IV and above mark 3. Ordinary weapons mark the boxes in their table (see</w:t>
-      </w:r>
-      <w:r>
-        <w:t xml:space="preserve"> </w:t>
-      </w:r>
-      <w:r>
-        <w:rPr>
-          <w:iCs/>
-          <w:i/>
-        </w:rPr>
-        <w:t xml:space="preserve">Personal combat</w:t>
-      </w:r>
-      <w:r>
-        <w:t xml:space="preserve">).</w:t>
+        <w:t xml:space="preserve">Raster Eight</w:t>
+      </w:r>
+      <w:r>
+        <w:t xml:space="preserve">: the UN’s prison in low Earth orbit, run by UNILED.</w:t>
       </w:r>
     </w:p>
     <w:p>
@@ -16326,20 +17378,71 @@
           <w:bCs/>
           <w:b/>
         </w:rPr>
-        <w:t xml:space="preserve">Defense.</w:t>
-      </w:r>
-      <w:r>
-        <w:t xml:space="preserve"> </w:t>
-      </w:r>
-      <w:r>
-        <w:t xml:space="preserve">An attack above your Defense hits in full; an equal one marks a box fewer; a lower one does nothing.</w:t>
+        <w:t xml:space="preserve">Raster Zero</w:t>
+      </w:r>
+      <w:r>
+        <w:t xml:space="preserve">: doesn’t exist.</w:t>
+      </w:r>
+      <w:r>
+        <w:t xml:space="preserve"> </w:t>
+      </w:r>
+      <w:r>
+        <w:rPr>
+          <w:iCs/>
+          <w:i/>
+        </w:rPr>
+        <w:t xml:space="preserve">(GM: Director Humbacht’s DARPA cabal runs it in a pocket dimension, as a prison and a lab: a rival to the Foundation. ExLAW doesn’t know.)</w:t>
+      </w:r>
+    </w:p>
+    <w:bookmarkEnd w:id="86"/>
+    <w:bookmarkEnd w:id="87"/>
+    <w:bookmarkStart w:id="102" w:name="powers"/>
+    <w:p>
+      <w:pPr>
+        <w:pStyle w:val="Heading1"/>
+      </w:pPr>
+      <w:r>
+        <w:t xml:space="preserve">Powers</w:t>
+      </w:r>
+    </w:p>
+    <w:p>
+      <w:pPr>
+        <w:pStyle w:val="FirstParagraph"/>
+      </w:pPr>
+      <w:r>
+        <w:t xml:space="preserve">Every Operant has powers, and every power has a</w:t>
+      </w:r>
+      <w:r>
+        <w:t xml:space="preserve"> </w:t>
+      </w:r>
+      <w:r>
+        <w:rPr>
+          <w:bCs/>
+          <w:b/>
+        </w:rPr>
+        <w:t xml:space="preserve">Class</w:t>
+      </w:r>
+      <w:r>
+        <w:t xml:space="preserve"> </w:t>
+      </w:r>
+      <w:r>
+        <w:t xml:space="preserve">from I to VI. Player characters start at Class I to III; Classes IV to VI belong to the GM’s characters, and follow the same pattern a step further each time.</w:t>
+      </w:r>
+    </w:p>
+    <w:bookmarkStart w:id="88" w:name="using-powers"/>
+    <w:p>
+      <w:pPr>
+        <w:pStyle w:val="Heading2"/>
+      </w:pPr>
+      <w:r>
+        <w:t xml:space="preserve">Using powers</w:t>
       </w:r>
     </w:p>
     <w:p>
       <w:pPr>
         <w:numPr>
           <w:ilvl w:val="0"/>
-          <w:numId w:val="1016"/>
+          <w:numId w:val="1017"/>
         </w:numPr>
         <w:pStyle w:val="Compact"/>
       </w:pPr>
@@ -16348,13 +17451,99 @@
           <w:bCs/>
           <w:b/>
         </w:rPr>
-        <w:t xml:space="preserve">Range.</w:t>
-      </w:r>
-      <w:r>
-        <w:t xml:space="preserve"> </w:t>
-      </w:r>
-      <w:r>
-        <w:t xml:space="preserve">Unless a power says otherwise, a ranged power’s effective band (see</w:t>
+        <w:t xml:space="preserve">Rolling.</w:t>
+      </w:r>
+      <w:r>
+        <w:t xml:space="preserve"> </w:t>
+      </w:r>
+      <w:r>
+        <w:t xml:space="preserve">Roll</w:t>
+      </w:r>
+      <w:r>
+        <w:t xml:space="preserve"> </w:t>
+      </w:r>
+      <w:r>
+        <w:rPr>
+          <w:bCs/>
+          <w:b/>
+        </w:rPr>
+        <w:t xml:space="preserve">Powers</w:t>
+      </w:r>
+      <w:r>
+        <w:t xml:space="preserve"> </w:t>
+      </w:r>
+      <w:r>
+        <w:t xml:space="preserve">to aim a power at someone, or to use it with skill: precisely, at a distance, around bystanders. Passive powers (Toughness, Regeneration, Speed and the like) just work. Targets resist with</w:t>
+      </w:r>
+      <w:r>
+        <w:t xml:space="preserve"> </w:t>
+      </w:r>
+      <w:r>
+        <w:rPr>
+          <w:bCs/>
+          <w:b/>
+        </w:rPr>
+        <w:t xml:space="preserve">Dodge</w:t>
+      </w:r>
+      <w:r>
+        <w:t xml:space="preserve"> </w:t>
+      </w:r>
+      <w:r>
+        <w:t xml:space="preserve">(things you can dodge),</w:t>
+      </w:r>
+      <w:r>
+        <w:t xml:space="preserve"> </w:t>
+      </w:r>
+      <w:r>
+        <w:rPr>
+          <w:bCs/>
+          <w:b/>
+        </w:rPr>
+        <w:t xml:space="preserve">Body</w:t>
+      </w:r>
+      <w:r>
+        <w:t xml:space="preserve"> </w:t>
+      </w:r>
+      <w:r>
+        <w:t xml:space="preserve">(things that work on the body) or</w:t>
+      </w:r>
+      <w:r>
+        <w:t xml:space="preserve"> </w:t>
+      </w:r>
+      <w:r>
+        <w:rPr>
+          <w:bCs/>
+          <w:b/>
+        </w:rPr>
+        <w:t xml:space="preserve">Will</w:t>
+      </w:r>
+      <w:r>
+        <w:t xml:space="preserve"> </w:t>
+      </w:r>
+      <w:r>
+        <w:t xml:space="preserve">(things that work on the mind).</w:t>
+      </w:r>
+    </w:p>
+    <w:p>
+      <w:pPr>
+        <w:numPr>
+          <w:ilvl w:val="0"/>
+          <w:numId w:val="1017"/>
+        </w:numPr>
+        <w:pStyle w:val="Compact"/>
+      </w:pPr>
+      <w:r>
+        <w:rPr>
+          <w:bCs/>
+          <w:b/>
+        </w:rPr>
+        <w:t xml:space="preserve">Damage.</w:t>
+      </w:r>
+      <w:r>
+        <w:t xml:space="preserve"> </w:t>
+      </w:r>
+      <w:r>
+        <w:t xml:space="preserve">A power marks boxes by its Class: Class I marks 1 box, Class II marks 2, Class III marks 2 and knocks the target down, Class IV and above mark 3. Ordinary weapons mark the boxes in their table (see</w:t>
       </w:r>
       <w:r>
         <w:t xml:space="preserve"> </w:t>
@@ -16364,33 +17553,90 @@
           <w:iCs/>
           <w:i/>
         </w:rPr>
-        <w:t xml:space="preserve">Range</w:t>
-      </w:r>
-      <w:r>
-        <w:t xml:space="preserve"> </w:t>
-      </w:r>
-      <w:r>
-        <w:t xml:space="preserve">in Personal combat) is</w:t>
-      </w:r>
-      <w:r>
-        <w:t xml:space="preserve"> </w:t>
-      </w:r>
-      <w:r>
-        <w:rPr>
-          <w:bCs/>
-          <w:b/>
-        </w:rPr>
-        <w:t xml:space="preserve">Short at Class I, Long at Class II, Extreme at Class III</w:t>
-      </w:r>
-      <w:r>
-        <w:t xml:space="preserve">, and miles at Class IV and above, out to the horizon. Mind powers keep the reach their descriptions give: touch, a room, sight or a city.</w:t>
+        <w:t xml:space="preserve">Personal combat</w:t>
+      </w:r>
+      <w:r>
+        <w:t xml:space="preserve">).</w:t>
       </w:r>
     </w:p>
     <w:p>
       <w:pPr>
         <w:numPr>
           <w:ilvl w:val="0"/>
-          <w:numId w:val="1016"/>
+          <w:numId w:val="1017"/>
+        </w:numPr>
+        <w:pStyle w:val="Compact"/>
+      </w:pPr>
+      <w:r>
+        <w:rPr>
+          <w:bCs/>
+          <w:b/>
+        </w:rPr>
+        <w:t xml:space="preserve">Defense.</w:t>
+      </w:r>
+      <w:r>
+        <w:t xml:space="preserve"> </w:t>
+      </w:r>
+      <w:r>
+        <w:t xml:space="preserve">An attack above your Defense hits in full; an equal one marks a box fewer; a lower one does nothing.</w:t>
+      </w:r>
+    </w:p>
+    <w:p>
+      <w:pPr>
+        <w:numPr>
+          <w:ilvl w:val="0"/>
+          <w:numId w:val="1017"/>
+        </w:numPr>
+        <w:pStyle w:val="Compact"/>
+      </w:pPr>
+      <w:r>
+        <w:rPr>
+          <w:bCs/>
+          <w:b/>
+        </w:rPr>
+        <w:t xml:space="preserve">Range.</w:t>
+      </w:r>
+      <w:r>
+        <w:t xml:space="preserve"> </w:t>
+      </w:r>
+      <w:r>
+        <w:t xml:space="preserve">Unless a power says otherwise, a ranged power’s effective band (see</w:t>
+      </w:r>
+      <w:r>
+        <w:t xml:space="preserve"> </w:t>
+      </w:r>
+      <w:r>
+        <w:rPr>
+          <w:iCs/>
+          <w:i/>
+        </w:rPr>
+        <w:t xml:space="preserve">Range</w:t>
+      </w:r>
+      <w:r>
+        <w:t xml:space="preserve"> </w:t>
+      </w:r>
+      <w:r>
+        <w:t xml:space="preserve">in Personal combat) is</w:t>
+      </w:r>
+      <w:r>
+        <w:t xml:space="preserve"> </w:t>
+      </w:r>
+      <w:r>
+        <w:rPr>
+          <w:bCs/>
+          <w:b/>
+        </w:rPr>
+        <w:t xml:space="preserve">Short at Class I, Long at Class II, Extreme at Class III</w:t>
+      </w:r>
+      <w:r>
+        <w:t xml:space="preserve">, and miles at Class IV and above, out to the horizon. Mind powers keep the reach their descriptions give: touch, a room, sight or a city.</w:t>
+      </w:r>
+    </w:p>
+    <w:p>
+      <w:pPr>
+        <w:numPr>
+          <w:ilvl w:val="0"/>
+          <w:numId w:val="1017"/>
         </w:numPr>
         <w:pStyle w:val="Compact"/>
       </w:pPr>
@@ -16673,8 +17919,8 @@
         <w:t xml:space="preserve">A night’s sleep clears one box; a full day’s rest clears them all.</w:t>
       </w:r>
     </w:p>
-    <w:bookmarkEnd w:id="83"/>
-    <w:bookmarkStart w:id="84" w:name="powers-at-creation"/>
+    <w:bookmarkEnd w:id="88"/>
+    <w:bookmarkStart w:id="89" w:name="powers-at-creation"/>
     <w:p>
       <w:pPr>
         <w:pStyle w:val="Heading2"/>
@@ -17180,8 +18426,8 @@
         <w:t xml:space="preserve">So an Ambrosia or Mythic character can start with a Class IV power by spending their one Edge, if the GM agrees; a tier 2 Operant can trade their Edges for a stronger power or a fourth one.</w:t>
       </w:r>
     </w:p>
-    <w:bookmarkEnd w:id="84"/>
-    <w:bookmarkStart w:id="85" w:name="growing-your-powers"/>
+    <w:bookmarkEnd w:id="89"/>
+    <w:bookmarkStart w:id="90" w:name="growing-your-powers"/>
     <w:p>
       <w:pPr>
         <w:pStyle w:val="Heading2"/>
@@ -17451,8 +18697,8 @@
         <w:t xml:space="preserve">.</w:t>
       </w:r>
     </w:p>
-    <w:bookmarkEnd w:id="85"/>
-    <w:bookmarkStart w:id="86" w:name="the-powers"/>
+    <w:bookmarkEnd w:id="90"/>
+    <w:bookmarkStart w:id="91" w:name="the-powers"/>
     <w:p>
       <w:pPr>
         <w:pStyle w:val="Heading2"/>
@@ -17461,8 +18707,8 @@
         <w:t xml:space="preserve">The powers</w:t>
       </w:r>
     </w:p>
-    <w:bookmarkEnd w:id="86"/>
-    <w:bookmarkStart w:id="87" w:name="energy-and-attack"/>
+    <w:bookmarkEnd w:id="91"/>
+    <w:bookmarkStart w:id="92" w:name="energy-and-attack"/>
     <w:p>
       <w:pPr>
         <w:pStyle w:val="Heading2"/>
@@ -18152,8 +19398,8 @@
         </w:tc>
       </w:tr>
     </w:tbl>
-    <w:bookmarkEnd w:id="87"/>
-    <w:bookmarkStart w:id="88" w:name="body-and-movement"/>
+    <w:bookmarkEnd w:id="92"/>
+    <w:bookmarkStart w:id="93" w:name="body-and-movement"/>
     <w:p>
       <w:pPr>
         <w:pStyle w:val="Heading2"/>
@@ -19331,8 +20577,8 @@
         </w:tc>
       </w:tr>
     </w:tbl>
-    <w:bookmarkEnd w:id="88"/>
-    <w:bookmarkStart w:id="89" w:name="mind-and-senses"/>
+    <w:bookmarkEnd w:id="93"/>
+    <w:bookmarkStart w:id="94" w:name="mind-and-senses"/>
     <w:p>
       <w:pPr>
         <w:pStyle w:val="Heading2"/>
@@ -20240,8 +21486,8 @@
         </w:tc>
       </w:tr>
     </w:tbl>
-    <w:bookmarkEnd w:id="89"/>
-    <w:bookmarkStart w:id="90" w:name="control-and-the-strange"/>
+    <w:bookmarkEnd w:id="94"/>
+    <w:bookmarkStart w:id="95" w:name="control-and-the-strange"/>
     <w:p>
       <w:pPr>
         <w:pStyle w:val="Heading2"/>
@@ -21371,8 +22617,8 @@
         </w:tc>
       </w:tr>
     </w:tbl>
-    <w:bookmarkEnd w:id="90"/>
-    <w:bookmarkStart w:id="91" w:name="escalated-classes"/>
+    <w:bookmarkEnd w:id="95"/>
+    <w:bookmarkStart w:id="96" w:name="escalated-classes"/>
     <w:p>
       <w:pPr>
         <w:pStyle w:val="Heading2"/>
@@ -24752,8 +25998,8 @@
         </w:tc>
       </w:tr>
     </w:tbl>
-    <w:bookmarkEnd w:id="91"/>
-    <w:bookmarkStart w:id="92" w:name="leaping-and-teleporting"/>
+    <w:bookmarkEnd w:id="96"/>
+    <w:bookmarkStart w:id="97" w:name="leaping-and-teleporting"/>
     <w:p>
       <w:pPr>
         <w:pStyle w:val="Heading2"/>
@@ -24766,7 +26012,7 @@
       <w:pPr>
         <w:numPr>
           <w:ilvl w:val="0"/>
-          <w:numId w:val="1017"/>
+          <w:numId w:val="1018"/>
         </w:numPr>
         <w:pStyle w:val="Compact"/>
       </w:pPr>
@@ -24788,7 +26034,7 @@
       <w:pPr>
         <w:numPr>
           <w:ilvl w:val="0"/>
-          <w:numId w:val="1017"/>
+          <w:numId w:val="1018"/>
         </w:numPr>
         <w:pStyle w:val="Compact"/>
       </w:pPr>
@@ -24806,8 +26052,8 @@
         <w:t xml:space="preserve">one action. You can’t arrive inside solid matter. A place you’ve never been is −2 to the Powers roll. On a natural 18 you arrive off target, as the GM decides: the wrong room, the wrong street, or somewhere much worse.</w:t>
       </w:r>
     </w:p>
-    <w:bookmarkEnd w:id="92"/>
-    <w:bookmarkStart w:id="93" w:name="cantrips"/>
+    <w:bookmarkEnd w:id="97"/>
+    <w:bookmarkStart w:id="98" w:name="cantrips-1"/>
     <w:p>
       <w:pPr>
         <w:pStyle w:val="Heading2"/>
@@ -25238,7 +26484,7 @@
       <w:pPr>
         <w:numPr>
           <w:ilvl w:val="0"/>
-          <w:numId w:val="1018"/>
+          <w:numId w:val="1019"/>
         </w:numPr>
         <w:pStyle w:val="Compact"/>
       </w:pPr>
@@ -25260,7 +26506,7 @@
       <w:pPr>
         <w:numPr>
           <w:ilvl w:val="0"/>
-          <w:numId w:val="1018"/>
+          <w:numId w:val="1019"/>
         </w:numPr>
         <w:pStyle w:val="Compact"/>
       </w:pPr>
@@ -25295,7 +26541,7 @@
       <w:pPr>
         <w:numPr>
           <w:ilvl w:val="0"/>
-          <w:numId w:val="1018"/>
+          <w:numId w:val="1019"/>
         </w:numPr>
         <w:pStyle w:val="Compact"/>
       </w:pPr>
@@ -25317,7 +26563,7 @@
       <w:pPr>
         <w:numPr>
           <w:ilvl w:val="0"/>
-          <w:numId w:val="1018"/>
+          <w:numId w:val="1019"/>
         </w:numPr>
         <w:pStyle w:val="Compact"/>
       </w:pPr>
@@ -25339,7 +26585,7 @@
       <w:pPr>
         <w:numPr>
           <w:ilvl w:val="0"/>
-          <w:numId w:val="1018"/>
+          <w:numId w:val="1019"/>
         </w:numPr>
         <w:pStyle w:val="Compact"/>
       </w:pPr>
@@ -25361,7 +26607,7 @@
       <w:pPr>
         <w:numPr>
           <w:ilvl w:val="0"/>
-          <w:numId w:val="1018"/>
+          <w:numId w:val="1019"/>
         </w:numPr>
         <w:pStyle w:val="Compact"/>
       </w:pPr>
@@ -25931,8 +27177,8 @@
         <w:t xml:space="preserve">.</w:t>
       </w:r>
     </w:p>
-    <w:bookmarkEnd w:id="93"/>
-    <w:bookmarkStart w:id="94" w:name="rituals"/>
+    <w:bookmarkEnd w:id="98"/>
+    <w:bookmarkStart w:id="99" w:name="rituals-1"/>
     <w:p>
       <w:pPr>
         <w:pStyle w:val="Heading2"/>
@@ -25966,7 +27212,7 @@
       <w:pPr>
         <w:numPr>
           <w:ilvl w:val="0"/>
-          <w:numId w:val="1019"/>
+          <w:numId w:val="1020"/>
         </w:numPr>
         <w:pStyle w:val="Compact"/>
       </w:pPr>
@@ -25975,20 +27221,81 @@
           <w:bCs/>
           <w:b/>
         </w:rPr>
-        <w:t xml:space="preserve">Time:</w:t>
-      </w:r>
-      <w:r>
-        <w:t xml:space="preserve"> </w:t>
-      </w:r>
-      <w:r>
-        <w:t xml:space="preserve">Class I takes ten minutes, Class II an hour, Class III a night. A ritual can’t be done in the middle of a fight.</w:t>
+        <w:t xml:space="preserve">The clock:</w:t>
+      </w:r>
+      <w:r>
+        <w:t xml:space="preserve"> </w:t>
+      </w:r>
+      <w:r>
+        <w:t xml:space="preserve">a ritual is a working (see</w:t>
+      </w:r>
+      <w:r>
+        <w:t xml:space="preserve"> </w:t>
+      </w:r>
+      <w:r>
+        <w:rPr>
+          <w:iCs/>
+          <w:i/>
+        </w:rPr>
+        <w:t xml:space="preserve">Magic</w:t>
+      </w:r>
+      <w:r>
+        <w:t xml:space="preserve">). Class I is</w:t>
+      </w:r>
+      <w:r>
+        <w:t xml:space="preserve"> </w:t>
+      </w:r>
+      <w:r>
+        <w:rPr>
+          <w:bCs/>
+          <w:b/>
+        </w:rPr>
+        <w:t xml:space="preserve">Minor</w:t>
+      </w:r>
+      <w:r>
+        <w:t xml:space="preserve"> </w:t>
+      </w:r>
+      <w:r>
+        <w:t xml:space="preserve">(2 segments), Class II</w:t>
+      </w:r>
+      <w:r>
+        <w:t xml:space="preserve"> </w:t>
+      </w:r>
+      <w:r>
+        <w:rPr>
+          <w:bCs/>
+          <w:b/>
+        </w:rPr>
+        <w:t xml:space="preserve">Significant</w:t>
+      </w:r>
+      <w:r>
+        <w:t xml:space="preserve"> </w:t>
+      </w:r>
+      <w:r>
+        <w:t xml:space="preserve">(4), Class III</w:t>
+      </w:r>
+      <w:r>
+        <w:t xml:space="preserve"> </w:t>
+      </w:r>
+      <w:r>
+        <w:rPr>
+          <w:bCs/>
+          <w:b/>
+        </w:rPr>
+        <w:t xml:space="preserve">Major</w:t>
+      </w:r>
+      <w:r>
+        <w:t xml:space="preserve"> </w:t>
+      </w:r>
+      <w:r>
+        <w:t xml:space="preserve">(6). Fill it with Powers rolls, ten minutes each; a Class III ritual runs through the night. It can’t be done in the middle of a fight.</w:t>
       </w:r>
     </w:p>
     <w:p>
       <w:pPr>
         <w:numPr>
           <w:ilvl w:val="0"/>
-          <w:numId w:val="1019"/>
+          <w:numId w:val="1020"/>
         </w:numPr>
         <w:pStyle w:val="Compact"/>
       </w:pPr>
@@ -25997,20 +27304,20 @@
           <w:bCs/>
           <w:b/>
         </w:rPr>
-        <w:t xml:space="preserve">The roll:</w:t>
-      </w:r>
-      <w:r>
-        <w:t xml:space="preserve"> </w:t>
-      </w:r>
-      <w:r>
-        <w:t xml:space="preserve">Powers, at −2 for Class II and −4 for Class III.</w:t>
+        <w:t xml:space="preserve">Effect:</w:t>
+      </w:r>
+      <w:r>
+        <w:t xml:space="preserve"> </w:t>
+      </w:r>
+      <w:r>
+        <w:t xml:space="preserve">the power works once, or for one scene, as the GM judges, and can be cast on someone else.</w:t>
       </w:r>
     </w:p>
     <w:p>
       <w:pPr>
         <w:numPr>
           <w:ilvl w:val="0"/>
-          <w:numId w:val="1019"/>
+          <w:numId w:val="1020"/>
         </w:numPr>
         <w:pStyle w:val="Compact"/>
       </w:pPr>
@@ -26019,42 +27326,20 @@
           <w:bCs/>
           <w:b/>
         </w:rPr>
-        <w:t xml:space="preserve">Effect:</w:t>
-      </w:r>
-      <w:r>
-        <w:t xml:space="preserve"> </w:t>
-      </w:r>
-      <w:r>
-        <w:t xml:space="preserve">the power works once, or for one scene, as the GM judges, and can be cast on someone else.</w:t>
+        <w:t xml:space="preserve">Cost:</w:t>
+      </w:r>
+      <w:r>
+        <w:t xml:space="preserve"> </w:t>
+      </w:r>
+      <w:r>
+        <w:t xml:space="preserve">a failed ritual marks a box of Strain. A natural 18 means something answered that shouldn’t have.</w:t>
       </w:r>
     </w:p>
     <w:p>
       <w:pPr>
         <w:numPr>
           <w:ilvl w:val="0"/>
-          <w:numId w:val="1019"/>
-        </w:numPr>
-        <w:pStyle w:val="Compact"/>
-      </w:pPr>
-      <w:r>
-        <w:rPr>
-          <w:bCs/>
-          <w:b/>
-        </w:rPr>
-        <w:t xml:space="preserve">Cost:</w:t>
-      </w:r>
-      <w:r>
-        <w:t xml:space="preserve"> </w:t>
-      </w:r>
-      <w:r>
-        <w:t xml:space="preserve">a failed ritual marks a box of Strain. A natural 18 means something answered that shouldn’t have.</w:t>
-      </w:r>
-    </w:p>
-    <w:p>
-      <w:pPr>
-        <w:numPr>
-          <w:ilvl w:val="0"/>
-          <w:numId w:val="1019"/>
+          <w:numId w:val="1020"/>
         </w:numPr>
         <w:pStyle w:val="Compact"/>
       </w:pPr>
@@ -26841,8 +28126,8 @@
         <w:t xml:space="preserve">Without fuel, a ritual fails before it begins. Fuel taken from an unwilling person works, and is exactly how the Foundation and Raster Zero do it; for player characters it’s a crime under the EPA, and a black mark on any Adept.</w:t>
       </w:r>
     </w:p>
-    <w:bookmarkEnd w:id="94"/>
-    <w:bookmarkStart w:id="95" w:name="aegis-suits"/>
+    <w:bookmarkEnd w:id="99"/>
+    <w:bookmarkStart w:id="100" w:name="aegis-suits"/>
     <w:p>
       <w:pPr>
         <w:pStyle w:val="Heading2"/>
@@ -26920,8 +28205,8 @@
         <w:t xml:space="preserve">fired with Firearms. Suiting up takes a minute. A shot at the power pack (−2 to aim) that gets through shuts the suit down until it’s repaired with Engineering. The suits belong to ExLAW, or to whoever stole one.</w:t>
       </w:r>
     </w:p>
-    <w:bookmarkEnd w:id="95"/>
-    <w:bookmarkStart w:id="96" w:name="the-labs-want-you"/>
+    <w:bookmarkEnd w:id="100"/>
+    <w:bookmarkStart w:id="101" w:name="the-labs-want-you"/>
     <w:p>
       <w:pPr>
         <w:pStyle w:val="Heading2"/>
@@ -26938,9 +28223,9 @@
         <w:t xml:space="preserve">A character with a Class III power, or any (GM) power, draws interest from the Foundation and Raster Zero. That interest is a story hook, not a rule.</w:t>
       </w:r>
     </w:p>
-    <w:bookmarkEnd w:id="96"/>
-    <w:bookmarkEnd w:id="97"/>
-    <w:bookmarkStart w:id="98" w:name="factions"/>
+    <w:bookmarkEnd w:id="101"/>
+    <w:bookmarkEnd w:id="102"/>
+    <w:bookmarkStart w:id="103" w:name="factions"/>
     <w:p>
       <w:pPr>
         <w:pStyle w:val="Heading1"/>
@@ -26959,128 +28244,6 @@
           <w:b/>
         </w:rPr>
         <w:t xml:space="preserve">Law and government</w:t>
-      </w:r>
-    </w:p>
-    <w:p>
-      <w:pPr>
-        <w:numPr>
-          <w:ilvl w:val="0"/>
-          <w:numId w:val="1020"/>
-        </w:numPr>
-        <w:pStyle w:val="Compact"/>
-      </w:pPr>
-      <w:r>
-        <w:rPr>
-          <w:bCs/>
-          <w:b/>
-        </w:rPr>
-        <w:t xml:space="preserve">ExLAW.</w:t>
-      </w:r>
-      <w:r>
-        <w:t xml:space="preserve"> </w:t>
-      </w:r>
-      <w:r>
-        <w:t xml:space="preserve">The federal Operant agency, under Director Steven Humbacht: six regional commands, Operant agents, Reserve Agents and Aegis wings, and a public-relations office as busy as any of them.</w:t>
-      </w:r>
-    </w:p>
-    <w:p>
-      <w:pPr>
-        <w:numPr>
-          <w:ilvl w:val="0"/>
-          <w:numId w:val="1020"/>
-        </w:numPr>
-        <w:pStyle w:val="Compact"/>
-      </w:pPr>
-      <w:r>
-        <w:rPr>
-          <w:bCs/>
-          <w:b/>
-        </w:rPr>
-        <w:t xml:space="preserve">The EPAOC.</w:t>
-      </w:r>
-      <w:r>
-        <w:t xml:space="preserve"> </w:t>
-      </w:r>
-      <w:r>
-        <w:t xml:space="preserve">The congressional watchdog, always looking for a scandal; a hearing can end a career.</w:t>
-      </w:r>
-    </w:p>
-    <w:p>
-      <w:pPr>
-        <w:numPr>
-          <w:ilvl w:val="0"/>
-          <w:numId w:val="1020"/>
-        </w:numPr>
-        <w:pStyle w:val="Compact"/>
-      </w:pPr>
-      <w:r>
-        <w:rPr>
-          <w:bCs/>
-          <w:b/>
-        </w:rPr>
-        <w:t xml:space="preserve">DIRE.</w:t>
-      </w:r>
-      <w:r>
-        <w:t xml:space="preserve"> </w:t>
-      </w:r>
-      <w:r>
-        <w:t xml:space="preserve">The Army’s Defense Intelligence and Research Enterprise, founded after 2012. It made Helios with a modified Ambrosia, and wants more like him.</w:t>
-      </w:r>
-    </w:p>
-    <w:p>
-      <w:pPr>
-        <w:numPr>
-          <w:ilvl w:val="0"/>
-          <w:numId w:val="1020"/>
-        </w:numPr>
-        <w:pStyle w:val="Compact"/>
-      </w:pPr>
-      <w:r>
-        <w:rPr>
-          <w:bCs/>
-          <w:b/>
-        </w:rPr>
-        <w:t xml:space="preserve">UNILED.</w:t>
-      </w:r>
-      <w:r>
-        <w:t xml:space="preserve"> </w:t>
-      </w:r>
-      <w:r>
-        <w:t xml:space="preserve">The UN’s international enforcement directorate, which runs Raster Eight.</w:t>
-      </w:r>
-    </w:p>
-    <w:p>
-      <w:pPr>
-        <w:numPr>
-          <w:ilvl w:val="0"/>
-          <w:numId w:val="1020"/>
-        </w:numPr>
-        <w:pStyle w:val="Compact"/>
-      </w:pPr>
-      <w:r>
-        <w:rPr>
-          <w:bCs/>
-          <w:b/>
-        </w:rPr>
-        <w:t xml:space="preserve">Affaires spéciales.</w:t>
-      </w:r>
-      <w:r>
-        <w:t xml:space="preserve"> </w:t>
-      </w:r>
-      <w:r>
-        <w:t xml:space="preserve">France’s special affairs branch, home to Chat Roux.</w:t>
-      </w:r>
-    </w:p>
-    <w:p>
-      <w:pPr>
-        <w:pStyle w:val="FirstParagraph"/>
-      </w:pPr>
-      <w:r>
-        <w:rPr>
-          <w:bCs/>
-          <w:b/>
-        </w:rPr>
-        <w:t xml:space="preserve">Heroes and orders</w:t>
       </w:r>
     </w:p>
     <w:p>
@@ -27096,13 +28259,13 @@
           <w:bCs/>
           <w:b/>
         </w:rPr>
-        <w:t xml:space="preserve">The New Power Legion.</w:t>
-      </w:r>
-      <w:r>
-        <w:t xml:space="preserve"> </w:t>
-      </w:r>
-      <w:r>
-        <w:t xml:space="preserve">Sponsored, televised heroes; Mr. Marvel’s old team reborn, with Sanders Communication’s money and cameras behind it.</w:t>
+        <w:t xml:space="preserve">ExLAW.</w:t>
+      </w:r>
+      <w:r>
+        <w:t xml:space="preserve"> </w:t>
+      </w:r>
+      <w:r>
+        <w:t xml:space="preserve">The federal Operant agency, under Director Steven Humbacht: six regional commands, Operant agents, Reserve Agents and Aegis wings, and a public-relations office as busy as any of them.</w:t>
       </w:r>
     </w:p>
     <w:p>
@@ -27118,41 +28281,13 @@
           <w:bCs/>
           <w:b/>
         </w:rPr>
-        <w:t xml:space="preserve">The Shadow Knights.</w:t>
-      </w:r>
-      <w:r>
-        <w:t xml:space="preserve"> </w:t>
-      </w:r>
-      <w:r>
-        <w:t xml:space="preserve">The</w:t>
-      </w:r>
-      <w:r>
-        <w:t xml:space="preserve"> </w:t>
-      </w:r>
-      <w:r>
-        <w:rPr>
-          <w:iCs/>
-          <w:i/>
-        </w:rPr>
-        <w:t xml:space="preserve">Ordo Viarum Lucidarum</w:t>
-      </w:r>
-      <w:r>
-        <w:t xml:space="preserve">,</w:t>
-      </w:r>
-      <w:r>
-        <w:t xml:space="preserve"> </w:t>
-      </w:r>
-      <w:r>
-        <w:t xml:space="preserve">“</w:t>
-      </w:r>
-      <w:r>
-        <w:t xml:space="preserve">to bring the light of Christ into the shadows</w:t>
-      </w:r>
-      <w:r>
-        <w:t xml:space="preserve">”</w:t>
-      </w:r>
-      <w:r>
-        <w:t xml:space="preserve">, founded (its members say) by a 12th-century knight who defied a corrupt king. A few Knights on each continent, each supported by a cell of five to twenty doctors, magicians, technicians and administrators. Grant Douglas is the Shadow Knight of North America.</w:t>
+        <w:t xml:space="preserve">The EPAOC.</w:t>
+      </w:r>
+      <w:r>
+        <w:t xml:space="preserve"> </w:t>
+      </w:r>
+      <w:r>
+        <w:t xml:space="preserve">The congressional watchdog, always looking for a scandal; a hearing can end a career.</w:t>
       </w:r>
     </w:p>
     <w:p>
@@ -27168,29 +28303,13 @@
           <w:bCs/>
           <w:b/>
         </w:rPr>
-        <w:t xml:space="preserve">The Earth Wardens.</w:t>
-      </w:r>
-      <w:r>
-        <w:t xml:space="preserve"> </w:t>
-      </w:r>
-      <w:r>
-        <w:t xml:space="preserve">A worldwide network of Adepts gathered by a reawakened Merlin after Lord Colslo opened the Celtic Gate in 1952. They guard the re-energized</w:t>
-      </w:r>
-      <w:r>
-        <w:t xml:space="preserve"> </w:t>
-      </w:r>
-      <w:r>
-        <w:rPr>
-          <w:bCs/>
-          <w:b/>
-        </w:rPr>
-        <w:t xml:space="preserve">Earth Gates</w:t>
-      </w:r>
-      <w:r>
-        <w:t xml:space="preserve"> </w:t>
-      </w:r>
-      <w:r>
-        <w:t xml:space="preserve">against demons, faeries and malcontent gods.</w:t>
+        <w:t xml:space="preserve">DIRE.</w:t>
+      </w:r>
+      <w:r>
+        <w:t xml:space="preserve"> </w:t>
+      </w:r>
+      <w:r>
+        <w:t xml:space="preserve">The Army’s Defense Intelligence and Research Enterprise, founded after 2012. It made Helios with a modified Ambrosia, and wants more like him.</w:t>
       </w:r>
     </w:p>
     <w:p>
@@ -27206,13 +28325,35 @@
           <w:bCs/>
           <w:b/>
         </w:rPr>
-        <w:t xml:space="preserve">The Haven.</w:t>
-      </w:r>
-      <w:r>
-        <w:t xml:space="preserve"> </w:t>
-      </w:r>
-      <w:r>
-        <w:t xml:space="preserve">The Green Man’s refuge in the Mad Forest, defended by Celerity.</w:t>
+        <w:t xml:space="preserve">UNILED.</w:t>
+      </w:r>
+      <w:r>
+        <w:t xml:space="preserve"> </w:t>
+      </w:r>
+      <w:r>
+        <w:t xml:space="preserve">The UN’s international enforcement directorate, which runs Raster Eight.</w:t>
+      </w:r>
+    </w:p>
+    <w:p>
+      <w:pPr>
+        <w:numPr>
+          <w:ilvl w:val="0"/>
+          <w:numId w:val="1021"/>
+        </w:numPr>
+        <w:pStyle w:val="Compact"/>
+      </w:pPr>
+      <w:r>
+        <w:rPr>
+          <w:bCs/>
+          <w:b/>
+        </w:rPr>
+        <w:t xml:space="preserve">Affaires spéciales.</w:t>
+      </w:r>
+      <w:r>
+        <w:t xml:space="preserve"> </w:t>
+      </w:r>
+      <w:r>
+        <w:t xml:space="preserve">France’s special affairs branch, home to Chat Roux.</w:t>
       </w:r>
     </w:p>
     <w:p>
@@ -27224,7 +28365,7 @@
           <w:bCs/>
           <w:b/>
         </w:rPr>
-        <w:t xml:space="preserve">Criminals and secrets</w:t>
+        <w:t xml:space="preserve">Heroes and orders</w:t>
       </w:r>
     </w:p>
     <w:p>
@@ -27240,26 +28381,13 @@
           <w:bCs/>
           <w:b/>
         </w:rPr>
-        <w:t xml:space="preserve">The Morcain.</w:t>
-      </w:r>
-      <w:r>
-        <w:t xml:space="preserve"> </w:t>
-      </w:r>
-      <w:r>
-        <w:t xml:space="preserve">A global crime syndicate ruled by</w:t>
-      </w:r>
-      <w:r>
-        <w:t xml:space="preserve"> </w:t>
-      </w:r>
-      <w:r>
-        <w:rPr>
-          <w:bCs/>
-          <w:b/>
-        </w:rPr>
-        <w:t xml:space="preserve">the 12</w:t>
-      </w:r>
-      <w:r>
-        <w:t xml:space="preserve">, Hyun Wang among them; employer of Lord Marrow and Steel Hawk, and of anyone else who sells power.</w:t>
+        <w:t xml:space="preserve">The New Power Legion.</w:t>
+      </w:r>
+      <w:r>
+        <w:t xml:space="preserve"> </w:t>
+      </w:r>
+      <w:r>
+        <w:t xml:space="preserve">Sponsored, televised heroes; Mr. Marvel’s old team reborn, with Sanders Communication’s money and cameras behind it.</w:t>
       </w:r>
     </w:p>
     <w:p>
@@ -27275,13 +28403,41 @@
           <w:bCs/>
           <w:b/>
         </w:rPr>
-        <w:t xml:space="preserve">The White Hand.</w:t>
-      </w:r>
-      <w:r>
-        <w:t xml:space="preserve"> </w:t>
-      </w:r>
-      <w:r>
-        <w:t xml:space="preserve">Autuarch’s Operant army in Argentina, responsible for Chicago 2001.</w:t>
+        <w:t xml:space="preserve">The Shadow Knights.</w:t>
+      </w:r>
+      <w:r>
+        <w:t xml:space="preserve"> </w:t>
+      </w:r>
+      <w:r>
+        <w:t xml:space="preserve">The</w:t>
+      </w:r>
+      <w:r>
+        <w:t xml:space="preserve"> </w:t>
+      </w:r>
+      <w:r>
+        <w:rPr>
+          <w:iCs/>
+          <w:i/>
+        </w:rPr>
+        <w:t xml:space="preserve">Ordo Viarum Lucidarum</w:t>
+      </w:r>
+      <w:r>
+        <w:t xml:space="preserve">,</w:t>
+      </w:r>
+      <w:r>
+        <w:t xml:space="preserve"> </w:t>
+      </w:r>
+      <w:r>
+        <w:t xml:space="preserve">“</w:t>
+      </w:r>
+      <w:r>
+        <w:t xml:space="preserve">to bring the light of Christ into the shadows</w:t>
+      </w:r>
+      <w:r>
+        <w:t xml:space="preserve">”</w:t>
+      </w:r>
+      <w:r>
+        <w:t xml:space="preserve">, founded (its members say) by a 12th-century knight who defied a corrupt king. A few Knights on each continent, each supported by a cell of five to twenty doctors, magicians, technicians and administrators. Grant Douglas is the Shadow Knight of North America.</w:t>
       </w:r>
     </w:p>
     <w:p>
@@ -27297,13 +28453,29 @@
           <w:bCs/>
           <w:b/>
         </w:rPr>
-        <w:t xml:space="preserve">The Foundation.</w:t>
-      </w:r>
-      <w:r>
-        <w:t xml:space="preserve"> </w:t>
-      </w:r>
-      <w:r>
-        <w:t xml:space="preserve">The black labs that kidnap people, make Operants and hunt down those who escape. Sergei Grachyov is their troubleshooter. Nobody knows who runs it.</w:t>
+        <w:t xml:space="preserve">The Earth Wardens.</w:t>
+      </w:r>
+      <w:r>
+        <w:t xml:space="preserve"> </w:t>
+      </w:r>
+      <w:r>
+        <w:t xml:space="preserve">A worldwide network of Adepts gathered by a reawakened Merlin after Lord Colslo opened the Celtic Gate in 1952. They guard the re-energized</w:t>
+      </w:r>
+      <w:r>
+        <w:t xml:space="preserve"> </w:t>
+      </w:r>
+      <w:r>
+        <w:rPr>
+          <w:bCs/>
+          <w:b/>
+        </w:rPr>
+        <w:t xml:space="preserve">Earth Gates</w:t>
+      </w:r>
+      <w:r>
+        <w:t xml:space="preserve"> </w:t>
+      </w:r>
+      <w:r>
+        <w:t xml:space="preserve">against demons, faeries and malcontent gods.</w:t>
       </w:r>
     </w:p>
     <w:p>
@@ -27319,20 +28491,32 @@
           <w:bCs/>
           <w:b/>
         </w:rPr>
-        <w:t xml:space="preserve">The Proteus Group.</w:t>
-      </w:r>
-      <w:r>
-        <w:t xml:space="preserve"> </w:t>
-      </w:r>
-      <w:r>
-        <w:t xml:space="preserve">A criminal consortium the EMD tracks but can’t map.</w:t>
+        <w:t xml:space="preserve">The Haven.</w:t>
+      </w:r>
+      <w:r>
+        <w:t xml:space="preserve"> </w:t>
+      </w:r>
+      <w:r>
+        <w:t xml:space="preserve">The Green Man’s refuge in the Mad Forest, defended by Celerity.</w:t>
+      </w:r>
+    </w:p>
+    <w:p>
+      <w:pPr>
+        <w:pStyle w:val="FirstParagraph"/>
+      </w:pPr>
+      <w:r>
+        <w:rPr>
+          <w:bCs/>
+          <w:b/>
+        </w:rPr>
+        <w:t xml:space="preserve">Criminals and secrets</w:t>
       </w:r>
     </w:p>
     <w:p>
       <w:pPr>
         <w:numPr>
           <w:ilvl w:val="0"/>
-          <w:numId w:val="1022"/>
+          <w:numId w:val="1023"/>
         </w:numPr>
         <w:pStyle w:val="Compact"/>
       </w:pPr>
@@ -27341,6 +28525,107 @@
           <w:bCs/>
           <w:b/>
         </w:rPr>
+        <w:t xml:space="preserve">The Morcain.</w:t>
+      </w:r>
+      <w:r>
+        <w:t xml:space="preserve"> </w:t>
+      </w:r>
+      <w:r>
+        <w:t xml:space="preserve">A global crime syndicate ruled by</w:t>
+      </w:r>
+      <w:r>
+        <w:t xml:space="preserve"> </w:t>
+      </w:r>
+      <w:r>
+        <w:rPr>
+          <w:bCs/>
+          <w:b/>
+        </w:rPr>
+        <w:t xml:space="preserve">the 12</w:t>
+      </w:r>
+      <w:r>
+        <w:t xml:space="preserve">, Hyun Wang among them; employer of Lord Marrow and Steel Hawk, and of anyone else who sells power.</w:t>
+      </w:r>
+    </w:p>
+    <w:p>
+      <w:pPr>
+        <w:numPr>
+          <w:ilvl w:val="0"/>
+          <w:numId w:val="1023"/>
+        </w:numPr>
+        <w:pStyle w:val="Compact"/>
+      </w:pPr>
+      <w:r>
+        <w:rPr>
+          <w:bCs/>
+          <w:b/>
+        </w:rPr>
+        <w:t xml:space="preserve">The White Hand.</w:t>
+      </w:r>
+      <w:r>
+        <w:t xml:space="preserve"> </w:t>
+      </w:r>
+      <w:r>
+        <w:t xml:space="preserve">Autuarch’s Operant army in Argentina, responsible for Chicago 2001.</w:t>
+      </w:r>
+    </w:p>
+    <w:p>
+      <w:pPr>
+        <w:numPr>
+          <w:ilvl w:val="0"/>
+          <w:numId w:val="1023"/>
+        </w:numPr>
+        <w:pStyle w:val="Compact"/>
+      </w:pPr>
+      <w:r>
+        <w:rPr>
+          <w:bCs/>
+          <w:b/>
+        </w:rPr>
+        <w:t xml:space="preserve">The Foundation.</w:t>
+      </w:r>
+      <w:r>
+        <w:t xml:space="preserve"> </w:t>
+      </w:r>
+      <w:r>
+        <w:t xml:space="preserve">The black labs that kidnap people, make Operants and hunt down those who escape. Sergei Grachyov is their troubleshooter. Nobody knows who runs it.</w:t>
+      </w:r>
+    </w:p>
+    <w:p>
+      <w:pPr>
+        <w:numPr>
+          <w:ilvl w:val="0"/>
+          <w:numId w:val="1023"/>
+        </w:numPr>
+        <w:pStyle w:val="Compact"/>
+      </w:pPr>
+      <w:r>
+        <w:rPr>
+          <w:bCs/>
+          <w:b/>
+        </w:rPr>
+        <w:t xml:space="preserve">The Proteus Group.</w:t>
+      </w:r>
+      <w:r>
+        <w:t xml:space="preserve"> </w:t>
+      </w:r>
+      <w:r>
+        <w:t xml:space="preserve">A criminal consortium the EMD tracks but can’t map.</w:t>
+      </w:r>
+    </w:p>
+    <w:p>
+      <w:pPr>
+        <w:numPr>
+          <w:ilvl w:val="0"/>
+          <w:numId w:val="1023"/>
+        </w:numPr>
+        <w:pStyle w:val="Compact"/>
+      </w:pPr>
+      <w:r>
+        <w:rPr>
+          <w:bCs/>
+          <w:b/>
+        </w:rPr>
         <w:t xml:space="preserve">Raster Zero.</w:t>
       </w:r>
       <w:r>
@@ -27364,7 +28649,7 @@
       <w:pPr>
         <w:numPr>
           <w:ilvl w:val="0"/>
-          <w:numId w:val="1022"/>
+          <w:numId w:val="1023"/>
         </w:numPr>
         <w:pStyle w:val="Compact"/>
       </w:pPr>
@@ -27392,8 +28677,8 @@
         <w:t xml:space="preserve">The dark reflection of our world, sending duplicates through the thinning walls.</w:t>
       </w:r>
     </w:p>
-    <w:bookmarkEnd w:id="98"/>
-    <w:bookmarkStart w:id="99" w:name="otherworld-and-shadow-earth"/>
+    <w:bookmarkEnd w:id="103"/>
+    <w:bookmarkStart w:id="104" w:name="otherworld-and-shadow-earth"/>
     <w:p>
       <w:pPr>
         <w:pStyle w:val="Heading1"/>
@@ -27570,8 +28855,8 @@
         <w:t xml:space="preserve">of our own people, who serve as the rulers’ minions. Since 2012 the walls have been thin, and more of them get through every year.</w:t>
       </w:r>
     </w:p>
-    <w:bookmarkEnd w:id="99"/>
-    <w:bookmarkStart w:id="100" w:name="notable-operants"/>
+    <w:bookmarkEnd w:id="104"/>
+    <w:bookmarkStart w:id="105" w:name="notable-operants"/>
     <w:p>
       <w:pPr>
         <w:pStyle w:val="Heading1"/>
@@ -28141,8 +29426,8 @@
         <w:t xml:space="preserve">Once an adjunct professor of comparative folklore in New York, obsessed with a single current of power he believed older than civilization. In a university archive he found untranslated manuscripts in a 19th-century occultist’s papers: a ritual encoded in language itself. He spoke the words aloud, and his mind opened for a few burning moments to the raw currents of Otherworld. It shattered him. He lost his job and his name, and wanders New York’s alleys and subway tunnels muttering. Yet his chalk sigils ward whole stations by accident, his ramblings predict murders and market crashes, pigeons land on his shoulders as if awaiting orders, and children sometimes see a crown of burning letters over his head. He is part prophet, part lunatic, part guardian and part danger.</w:t>
       </w:r>
     </w:p>
-    <w:bookmarkEnd w:id="100"/>
-    <w:bookmarkStart w:id="101" w:name="threats"/>
+    <w:bookmarkEnd w:id="105"/>
+    <w:bookmarkStart w:id="106" w:name="threats"/>
     <w:p>
       <w:pPr>
         <w:pStyle w:val="Heading1"/>
@@ -30380,8 +31665,8 @@
         <w:t xml:space="preserve">For a tougher version, add +1 to its targets and one box, or raise a power one Class; for a weaker one, subtract.</w:t>
       </w:r>
     </w:p>
-    <w:bookmarkEnd w:id="101"/>
-    <w:bookmarkStart w:id="109" w:name="ready-made-characters"/>
+    <w:bookmarkEnd w:id="106"/>
+    <w:bookmarkStart w:id="114" w:name="ready-made-characters"/>
     <w:p>
       <w:pPr>
         <w:pStyle w:val="Heading1"/>
@@ -30398,7 +31683,7 @@
         <w:t xml:space="preserve">Characters ready to play, for one-shots, new players, or a group in a hurry. Each follows the creation rules exactly, and their connections tie them together. In the creator, choose one from the ready-made list to open it and make it your own.</w:t>
       </w:r>
     </w:p>
-    <w:bookmarkStart w:id="102" w:name="rachel-kwan"/>
+    <w:bookmarkStart w:id="107" w:name="rachel-kwan"/>
     <w:p>
       <w:pPr>
         <w:pStyle w:val="Heading2"/>
@@ -30423,254 +31708,6 @@
       </w:r>
       <w:r>
         <w:t xml:space="preserve">Carries a jade seal that holds a guardian spirit, inherited from her grandmother. Her partner vanished on a case Director Humbacht closed personally.</w:t>
-      </w:r>
-    </w:p>
-    <w:p>
-      <w:pPr>
-        <w:numPr>
-          <w:ilvl w:val="0"/>
-          <w:numId w:val="1023"/>
-        </w:numPr>
-        <w:pStyle w:val="Compact"/>
-      </w:pPr>
-      <w:r>
-        <w:rPr>
-          <w:bCs/>
-          <w:b/>
-        </w:rPr>
-        <w:t xml:space="preserve">Attributes:</w:t>
-      </w:r>
-      <w:r>
-        <w:t xml:space="preserve"> </w:t>
-      </w:r>
-      <w:r>
-        <w:t xml:space="preserve">Body 10, Agility 10, Intellect 13, Presence 9, Will 13.</w:t>
-      </w:r>
-      <w:r>
-        <w:t xml:space="preserve"> </w:t>
-      </w:r>
-      <w:r>
-        <w:rPr>
-          <w:bCs/>
-          <w:b/>
-        </w:rPr>
-        <w:t xml:space="preserve">Dodge</w:t>
-      </w:r>
-      <w:r>
-        <w:t xml:space="preserve"> </w:t>
-      </w:r>
-      <w:r>
-        <w:t xml:space="preserve">9.</w:t>
-      </w:r>
-    </w:p>
-    <w:p>
-      <w:pPr>
-        <w:numPr>
-          <w:ilvl w:val="0"/>
-          <w:numId w:val="1023"/>
-        </w:numPr>
-        <w:pStyle w:val="Compact"/>
-      </w:pPr>
-      <w:r>
-        <w:rPr>
-          <w:bCs/>
-          <w:b/>
-        </w:rPr>
-        <w:t xml:space="preserve">Skills:</w:t>
-      </w:r>
-      <w:r>
-        <w:t xml:space="preserve"> </w:t>
-      </w:r>
-      <w:r>
-        <w:t xml:space="preserve">Investigation 16 (Specialty). Trained: Computers 14, Law 14, Occult 14, Powers 14, Read People 14, Athletics 11, Brawling 11, Firearms 11, Persuasion 10.</w:t>
-      </w:r>
-    </w:p>
-    <w:p>
-      <w:pPr>
-        <w:numPr>
-          <w:ilvl w:val="0"/>
-          <w:numId w:val="1023"/>
-        </w:numPr>
-        <w:pStyle w:val="Compact"/>
-      </w:pPr>
-      <w:r>
-        <w:rPr>
-          <w:bCs/>
-          <w:b/>
-        </w:rPr>
-        <w:t xml:space="preserve">Edges:</w:t>
-      </w:r>
-      <w:r>
-        <w:t xml:space="preserve"> </w:t>
-      </w:r>
-      <w:r>
-        <w:t xml:space="preserve">Extra Spark, A friend; a friend: her missing partner’s last informant, who only talks to her.</w:t>
-      </w:r>
-    </w:p>
-    <w:p>
-      <w:pPr>
-        <w:numPr>
-          <w:ilvl w:val="0"/>
-          <w:numId w:val="1023"/>
-        </w:numPr>
-        <w:pStyle w:val="Compact"/>
-      </w:pPr>
-      <w:r>
-        <w:rPr>
-          <w:bCs/>
-          <w:b/>
-        </w:rPr>
-        <w:t xml:space="preserve">Advantage:</w:t>
-      </w:r>
-      <w:r>
-        <w:t xml:space="preserve"> </w:t>
-      </w:r>
-      <w:r>
-        <w:t xml:space="preserve">The Voice Within (origin; companion: Two Minds).</w:t>
-      </w:r>
-      <w:r>
-        <w:t xml:space="preserve"> </w:t>
-      </w:r>
-      <w:r>
-        <w:rPr>
-          <w:bCs/>
-          <w:b/>
-        </w:rPr>
-        <w:t xml:space="preserve">Complication:</w:t>
-      </w:r>
-      <w:r>
-        <w:t xml:space="preserve"> </w:t>
-      </w:r>
-      <w:r>
-        <w:t xml:space="preserve">Can’t Leave It Alone; trigger: a file that shouldn’t exist.</w:t>
-      </w:r>
-    </w:p>
-    <w:p>
-      <w:pPr>
-        <w:numPr>
-          <w:ilvl w:val="0"/>
-          <w:numId w:val="1023"/>
-        </w:numPr>
-        <w:pStyle w:val="Compact"/>
-      </w:pPr>
-      <w:r>
-        <w:rPr>
-          <w:bCs/>
-          <w:b/>
-        </w:rPr>
-        <w:t xml:space="preserve">Powers:</w:t>
-      </w:r>
-      <w:r>
-        <w:t xml:space="preserve"> </w:t>
-      </w:r>
-      <w:r>
-        <w:t xml:space="preserve">Force Field II, Mystic Sight I, Telepathy I.</w:t>
-      </w:r>
-    </w:p>
-    <w:p>
-      <w:pPr>
-        <w:numPr>
-          <w:ilvl w:val="0"/>
-          <w:numId w:val="1023"/>
-        </w:numPr>
-        <w:pStyle w:val="Compact"/>
-      </w:pPr>
-      <w:r>
-        <w:rPr>
-          <w:bCs/>
-          <w:b/>
-        </w:rPr>
-        <w:t xml:space="preserve">Legal status:</w:t>
-      </w:r>
-      <w:r>
-        <w:t xml:space="preserve"> </w:t>
-      </w:r>
-      <w:r>
-        <w:t xml:space="preserve">Full Agent.</w:t>
-      </w:r>
-    </w:p>
-    <w:p>
-      <w:pPr>
-        <w:numPr>
-          <w:ilvl w:val="0"/>
-          <w:numId w:val="1023"/>
-        </w:numPr>
-        <w:pStyle w:val="Compact"/>
-      </w:pPr>
-      <w:r>
-        <w:rPr>
-          <w:bCs/>
-          <w:b/>
-        </w:rPr>
-        <w:t xml:space="preserve">Why I do this:</w:t>
-      </w:r>
-      <w:r>
-        <w:t xml:space="preserve"> </w:t>
-      </w:r>
-      <w:r>
-        <w:t xml:space="preserve">The law should mean something, for Operants and everyone else.</w:t>
-      </w:r>
-      <w:r>
-        <w:t xml:space="preserve"> </w:t>
-      </w:r>
-      <w:r>
-        <w:rPr>
-          <w:bCs/>
-          <w:b/>
-        </w:rPr>
-        <w:t xml:space="preserve">Connection:</w:t>
-      </w:r>
-      <w:r>
-        <w:t xml:space="preserve"> </w:t>
-      </w:r>
-      <w:r>
-        <w:t xml:space="preserve">Jess Calloway is the only reporter who asked about her missing partner. Kwan hasn’t decided whether to trust her.</w:t>
-      </w:r>
-    </w:p>
-    <w:bookmarkEnd w:id="102"/>
-    <w:bookmarkStart w:id="103" w:name="luis-bulldog-ortega"/>
-    <w:p>
-      <w:pPr>
-        <w:pStyle w:val="Heading2"/>
-      </w:pPr>
-      <w:r>
-        <w:t xml:space="preserve">Luis</w:t>
-      </w:r>
-      <w:r>
-        <w:t xml:space="preserve"> </w:t>
-      </w:r>
-      <w:r>
-        <w:t xml:space="preserve">“</w:t>
-      </w:r>
-      <w:r>
-        <w:t xml:space="preserve">Bulldog</w:t>
-      </w:r>
-      <w:r>
-        <w:t xml:space="preserve">”</w:t>
-      </w:r>
-      <w:r>
-        <w:t xml:space="preserve"> </w:t>
-      </w:r>
-      <w:r>
-        <w:t xml:space="preserve">Ortega</w:t>
-      </w:r>
-    </w:p>
-    <w:p>
-      <w:pPr>
-        <w:pStyle w:val="FirstParagraph"/>
-      </w:pPr>
-      <w:r>
-        <w:rPr>
-          <w:iCs/>
-          <w:i/>
-        </w:rPr>
-        <w:t xml:space="preserve">Aegis pilot, Chicago wing, Aegis Pilot. Non-Operant (tier 0); Specialist.</w:t>
-      </w:r>
-      <w:r>
-        <w:t xml:space="preserve"> </w:t>
-      </w:r>
-      <w:r>
-        <w:t xml:space="preserve">Twelve years in the suit, three of them in Iraq. The AS-6’s new firmware came from a contractor nobody can trace, and lately the suit hesitates when he doesn’t.</w:t>
       </w:r>
     </w:p>
     <w:p>
@@ -30692,7 +31729,7 @@
         <w:t xml:space="preserve"> </w:t>
       </w:r>
       <w:r>
-        <w:t xml:space="preserve">Body 12, Agility 13, Intellect 11, Presence 10, Will 10.</w:t>
+        <w:t xml:space="preserve">Body 10, Agility 10, Intellect 13, Presence 9, Will 13.</w:t>
       </w:r>
       <w:r>
         <w:t xml:space="preserve"> </w:t>
@@ -30708,7 +31745,7 @@
         <w:t xml:space="preserve"> </w:t>
       </w:r>
       <w:r>
-        <w:t xml:space="preserve">12.</w:t>
+        <w:t xml:space="preserve">9.</w:t>
       </w:r>
     </w:p>
     <w:p>
@@ -30730,7 +31767,7 @@
         <w:t xml:space="preserve"> </w:t>
       </w:r>
       <w:r>
-        <w:t xml:space="preserve">Piloting 18 (Expert). Trained: Firearms 14, Athletics 13, Brawling 13, Computers 12, Engineering 12, Law 12, Leadership 11, Read People 11.</w:t>
+        <w:t xml:space="preserve">Investigation 16 (Specialty). Trained: Computers 14, Law 14, Occult 14, Powers 14, Read People 14, Athletics 11, Brawling 11, Firearms 11, Persuasion 10.</w:t>
       </w:r>
     </w:p>
     <w:p>
@@ -30752,7 +31789,7 @@
         <w:t xml:space="preserve"> </w:t>
       </w:r>
       <w:r>
-        <w:t xml:space="preserve">+1 attribute point, Extra Trained skill, A friend, Extra Spark; a friend: a DIRE engineer who still owes him for Basra.</w:t>
+        <w:t xml:space="preserve">Extra Spark, A friend; a friend: her missing partner’s last informant, who only talks to her.</w:t>
       </w:r>
     </w:p>
     <w:p>
@@ -30774,7 +31811,7 @@
         <w:t xml:space="preserve"> </w:t>
       </w:r>
       <w:r>
-        <w:t xml:space="preserve">Nerves of Steel (origin; companion: Ordinary Body).</w:t>
+        <w:t xml:space="preserve">The Voice Within (origin; companion: Two Minds).</w:t>
       </w:r>
       <w:r>
         <w:t xml:space="preserve"> </w:t>
@@ -30790,7 +31827,7 @@
         <w:t xml:space="preserve"> </w:t>
       </w:r>
       <w:r>
-        <w:t xml:space="preserve">Orders; trigger: orders to stand down.</w:t>
+        <w:t xml:space="preserve">Can’t Leave It Alone; trigger: a file that shouldn’t exist.</w:t>
       </w:r>
     </w:p>
     <w:p>
@@ -30806,13 +31843,13 @@
           <w:bCs/>
           <w:b/>
         </w:rPr>
-        <w:t xml:space="preserve">Legal status:</w:t>
-      </w:r>
-      <w:r>
-        <w:t xml:space="preserve"> </w:t>
-      </w:r>
-      <w:r>
-        <w:t xml:space="preserve">Full Agent.</w:t>
+        <w:t xml:space="preserve">Powers:</w:t>
+      </w:r>
+      <w:r>
+        <w:t xml:space="preserve"> </w:t>
+      </w:r>
+      <w:r>
+        <w:t xml:space="preserve">Force Field II, Mystic Sight I, Telepathy I.</w:t>
       </w:r>
     </w:p>
     <w:p>
@@ -30828,13 +31865,35 @@
           <w:bCs/>
           <w:b/>
         </w:rPr>
+        <w:t xml:space="preserve">Legal status:</w:t>
+      </w:r>
+      <w:r>
+        <w:t xml:space="preserve"> </w:t>
+      </w:r>
+      <w:r>
+        <w:t xml:space="preserve">Full Agent.</w:t>
+      </w:r>
+    </w:p>
+    <w:p>
+      <w:pPr>
+        <w:numPr>
+          <w:ilvl w:val="0"/>
+          <w:numId w:val="1024"/>
+        </w:numPr>
+        <w:pStyle w:val="Compact"/>
+      </w:pPr>
+      <w:r>
+        <w:rPr>
+          <w:bCs/>
+          <w:b/>
+        </w:rPr>
         <w:t xml:space="preserve">Why I do this:</w:t>
       </w:r>
       <w:r>
         <w:t xml:space="preserve"> </w:t>
       </w:r>
       <w:r>
-        <w:t xml:space="preserve">Someone has to stand between ordinary people and what’s out there.</w:t>
+        <w:t xml:space="preserve">The law should mean something, for Operants and everyone else.</w:t>
       </w:r>
       <w:r>
         <w:t xml:space="preserve"> </w:t>
@@ -30850,17 +31909,35 @@
         <w:t xml:space="preserve"> </w:t>
       </w:r>
       <w:r>
-        <w:t xml:space="preserve">He flew cover for Rachel Kwan the night her partner vanished, and saw something he never put in the report.</w:t>
-      </w:r>
-    </w:p>
-    <w:bookmarkEnd w:id="103"/>
-    <w:bookmarkStart w:id="104" w:name="naomi-price"/>
+        <w:t xml:space="preserve">Jess Calloway is the only reporter who asked about her missing partner. Kwan hasn’t decided whether to trust her.</w:t>
+      </w:r>
+    </w:p>
+    <w:bookmarkEnd w:id="107"/>
+    <w:bookmarkStart w:id="108" w:name="luis-bulldog-ortega"/>
     <w:p>
       <w:pPr>
         <w:pStyle w:val="Heading2"/>
       </w:pPr>
       <w:r>
-        <w:t xml:space="preserve">Naomi Price</w:t>
+        <w:t xml:space="preserve">Luis</w:t>
+      </w:r>
+      <w:r>
+        <w:t xml:space="preserve"> </w:t>
+      </w:r>
+      <w:r>
+        <w:t xml:space="preserve">“</w:t>
+      </w:r>
+      <w:r>
+        <w:t xml:space="preserve">Bulldog</w:t>
+      </w:r>
+      <w:r>
+        <w:t xml:space="preserve">”</w:t>
+      </w:r>
+      <w:r>
+        <w:t xml:space="preserve"> </w:t>
+      </w:r>
+      <w:r>
+        <w:t xml:space="preserve">Ortega</w:t>
       </w:r>
     </w:p>
     <w:p>
@@ -30872,13 +31949,13 @@
           <w:iCs/>
           <w:i/>
         </w:rPr>
-        <w:t xml:space="preserve">Daybreak, New Power Legion, Public Hero. Ambrosia (tier 3).</w:t>
-      </w:r>
-      <w:r>
-        <w:t xml:space="preserve"> </w:t>
-      </w:r>
-      <w:r>
-        <w:t xml:space="preserve">The Legion’s rising star, dosed with Ambrosia in a sponsor’s clinic at nineteen. Her sponsor owns her image, her schedule and, she’s starting to suspect, her secrets.</w:t>
+        <w:t xml:space="preserve">Aegis pilot, Chicago wing, Aegis Pilot. Non-Operant (tier 0); Specialist.</w:t>
+      </w:r>
+      <w:r>
+        <w:t xml:space="preserve"> </w:t>
+      </w:r>
+      <w:r>
+        <w:t xml:space="preserve">Twelve years in the suit, three of them in Iraq. The AS-6’s new firmware came from a contractor nobody can trace, and lately the suit hesitates when he doesn’t.</w:t>
       </w:r>
     </w:p>
     <w:p>
@@ -30900,7 +31977,7 @@
         <w:t xml:space="preserve"> </w:t>
       </w:r>
       <w:r>
-        <w:t xml:space="preserve">Body 13, Agility 9, Intellect 9, Presence 14, Will 10.</w:t>
+        <w:t xml:space="preserve">Body 12, Agility 13, Intellect 11, Presence 10, Will 10.</w:t>
       </w:r>
       <w:r>
         <w:t xml:space="preserve"> </w:t>
@@ -30916,7 +31993,7 @@
         <w:t xml:space="preserve"> </w:t>
       </w:r>
       <w:r>
-        <w:t xml:space="preserve">8.</w:t>
+        <w:t xml:space="preserve">12.</w:t>
       </w:r>
     </w:p>
     <w:p>
@@ -30938,7 +32015,7 @@
         <w:t xml:space="preserve"> </w:t>
       </w:r>
       <w:r>
-        <w:t xml:space="preserve">Media 17 (Specialty). Trained: Deception 15, Leadership 15, Persuasion 15, Athletics 14, Brawling 14, Powers 11, Read People 11, Law 10, Piloting 10.</w:t>
+        <w:t xml:space="preserve">Piloting 18 (Expert). Trained: Firearms 14, Athletics 13, Brawling 13, Computers 12, Engineering 12, Law 12, Leadership 11, Read People 11.</w:t>
       </w:r>
     </w:p>
     <w:p>
@@ -30960,7 +32037,7 @@
         <w:t xml:space="preserve"> </w:t>
       </w:r>
       <w:r>
-        <w:t xml:space="preserve">Stronger Power.</w:t>
+        <w:t xml:space="preserve">+1 attribute point, Extra Trained skill, A friend, Extra Spark; a friend: a DIRE engineer who still owes him for Basra.</w:t>
       </w:r>
     </w:p>
     <w:p>
@@ -30982,7 +32059,7 @@
         <w:t xml:space="preserve"> </w:t>
       </w:r>
       <w:r>
-        <w:t xml:space="preserve">Golden Ideal (origin; companion: The Anger).</w:t>
+        <w:t xml:space="preserve">Nerves of Steel (origin; companion: Ordinary Body).</w:t>
       </w:r>
       <w:r>
         <w:t xml:space="preserve"> </w:t>
@@ -30998,7 +32075,7 @@
         <w:t xml:space="preserve"> </w:t>
       </w:r>
       <w:r>
-        <w:t xml:space="preserve">Media Darling; trigger: a crowd with phones out.</w:t>
+        <w:t xml:space="preserve">Orders; trigger: orders to stand down.</w:t>
       </w:r>
     </w:p>
     <w:p>
@@ -31014,13 +32091,13 @@
           <w:bCs/>
           <w:b/>
         </w:rPr>
-        <w:t xml:space="preserve">Powers:</w:t>
-      </w:r>
-      <w:r>
-        <w:t xml:space="preserve"> </w:t>
-      </w:r>
-      <w:r>
-        <w:t xml:space="preserve">Strength IV, Flight II, Toughness I.</w:t>
+        <w:t xml:space="preserve">Legal status:</w:t>
+      </w:r>
+      <w:r>
+        <w:t xml:space="preserve"> </w:t>
+      </w:r>
+      <w:r>
+        <w:t xml:space="preserve">Full Agent.</w:t>
       </w:r>
     </w:p>
     <w:p>
@@ -31036,35 +32113,13 @@
           <w:bCs/>
           <w:b/>
         </w:rPr>
-        <w:t xml:space="preserve">Legal status:</w:t>
-      </w:r>
-      <w:r>
-        <w:t xml:space="preserve"> </w:t>
-      </w:r>
-      <w:r>
-        <w:t xml:space="preserve">Registered.</w:t>
-      </w:r>
-    </w:p>
-    <w:p>
-      <w:pPr>
-        <w:numPr>
-          <w:ilvl w:val="0"/>
-          <w:numId w:val="1025"/>
-        </w:numPr>
-        <w:pStyle w:val="Compact"/>
-      </w:pPr>
-      <w:r>
-        <w:rPr>
-          <w:bCs/>
-          <w:b/>
-        </w:rPr>
         <w:t xml:space="preserve">Why I do this:</w:t>
       </w:r>
       <w:r>
         <w:t xml:space="preserve"> </w:t>
       </w:r>
       <w:r>
-        <w:t xml:space="preserve">The cameras love an Operant, and I love the cameras.</w:t>
+        <w:t xml:space="preserve">Someone has to stand between ordinary people and what’s out there.</w:t>
       </w:r>
       <w:r>
         <w:t xml:space="preserve"> </w:t>
@@ -31080,17 +32135,17 @@
         <w:t xml:space="preserve"> </w:t>
       </w:r>
       <w:r>
-        <w:t xml:space="preserve">Static saved her from a Foundation snatch team on live TV, and vanished before the cameras turned.</w:t>
-      </w:r>
-    </w:p>
-    <w:bookmarkEnd w:id="104"/>
-    <w:bookmarkStart w:id="105" w:name="dr.-tobias-wren"/>
+        <w:t xml:space="preserve">He flew cover for Rachel Kwan the night her partner vanished, and saw something he never put in the report.</w:t>
+      </w:r>
+    </w:p>
+    <w:bookmarkEnd w:id="108"/>
+    <w:bookmarkStart w:id="109" w:name="naomi-price"/>
     <w:p>
       <w:pPr>
         <w:pStyle w:val="Heading2"/>
       </w:pPr>
       <w:r>
-        <w:t xml:space="preserve">Dr. Tobias Wren</w:t>
+        <w:t xml:space="preserve">Naomi Price</w:t>
       </w:r>
     </w:p>
     <w:p>
@@ -31102,13 +32157,13 @@
           <w:iCs/>
           <w:i/>
         </w:rPr>
-        <w:t xml:space="preserve">Professor of comparative religion; Earth Warden, Occultist. Adept (tier 1); Specialist.</w:t>
-      </w:r>
-      <w:r>
-        <w:t xml:space="preserve"> </w:t>
-      </w:r>
-      <w:r>
-        <w:t xml:space="preserve">A collector of forbidden books who once traded a year of his life to something in Avalon for a translation. The year is coming due.</w:t>
+        <w:t xml:space="preserve">Daybreak, New Power Legion, Public Hero. Ambrosia (tier 3).</w:t>
+      </w:r>
+      <w:r>
+        <w:t xml:space="preserve"> </w:t>
+      </w:r>
+      <w:r>
+        <w:t xml:space="preserve">The Legion’s rising star, dosed with Ambrosia in a sponsor’s clinic at nineteen. Her sponsor owns her image, her schedule and, she’s starting to suspect, her secrets.</w:t>
       </w:r>
     </w:p>
     <w:p>
@@ -31130,7 +32185,7 @@
         <w:t xml:space="preserve"> </w:t>
       </w:r>
       <w:r>
-        <w:t xml:space="preserve">Body 9, Agility 10, Intellect 14, Presence 10, Will 13.</w:t>
+        <w:t xml:space="preserve">Body 13, Agility 9, Intellect 9, Presence 14, Will 10.</w:t>
       </w:r>
       <w:r>
         <w:t xml:space="preserve"> </w:t>
@@ -31168,7 +32223,7 @@
         <w:t xml:space="preserve"> </w:t>
       </w:r>
       <w:r>
-        <w:t xml:space="preserve">Powers 18 (Expert). Trained: Investigation 15, Law 15, Medicine 15, Occult 15, Science 15, Read People 14, Persuasion 11.</w:t>
+        <w:t xml:space="preserve">Media 17 (Specialty). Trained: Deception 15, Leadership 15, Persuasion 15, Athletics 14, Brawling 14, Powers 11, Read People 11, Law 10, Piloting 10.</w:t>
       </w:r>
     </w:p>
     <w:p>
@@ -31190,7 +32245,7 @@
         <w:t xml:space="preserve"> </w:t>
       </w:r>
       <w:r>
-        <w:t xml:space="preserve">+1 attribute point, A fine weapon or tool, Stronger Power; a fine tool: the Lammas Grimoire, annotated in four hands (+2 Occult).</w:t>
+        <w:t xml:space="preserve">Stronger Power.</w:t>
       </w:r>
     </w:p>
     <w:p>
@@ -31212,7 +32267,7 @@
         <w:t xml:space="preserve"> </w:t>
       </w:r>
       <w:r>
-        <w:t xml:space="preserve">Ritualist (origin; companion: Obsessed).</w:t>
+        <w:t xml:space="preserve">Golden Ideal (origin; companion: The Anger).</w:t>
       </w:r>
       <w:r>
         <w:t xml:space="preserve"> </w:t>
@@ -31228,7 +32283,7 @@
         <w:t xml:space="preserve"> </w:t>
       </w:r>
       <w:r>
-        <w:t xml:space="preserve">Haunted; trigger: your bond demands something.</w:t>
+        <w:t xml:space="preserve">Media Darling; trigger: a crowd with phones out.</w:t>
       </w:r>
     </w:p>
     <w:p>
@@ -31250,7 +32305,7 @@
         <w:t xml:space="preserve"> </w:t>
       </w:r>
       <w:r>
-        <w:t xml:space="preserve">Warding III, Mystic Sight I.</w:t>
+        <w:t xml:space="preserve">Strength IV, Flight II, Toughness I.</w:t>
       </w:r>
     </w:p>
     <w:p>
@@ -31294,7 +32349,7 @@
         <w:t xml:space="preserve"> </w:t>
       </w:r>
       <w:r>
-        <w:t xml:space="preserve">Someone has to stand between ordinary people and what’s out there.</w:t>
+        <w:t xml:space="preserve">The cameras love an Operant, and I love the cameras.</w:t>
       </w:r>
       <w:r>
         <w:t xml:space="preserve"> </w:t>
@@ -31310,17 +32365,17 @@
         <w:t xml:space="preserve"> </w:t>
       </w:r>
       <w:r>
-        <w:t xml:space="preserve">He taught Maeve Ashgrove’s handler, and was the one who recognized what Maeve really is.</w:t>
-      </w:r>
-    </w:p>
-    <w:bookmarkEnd w:id="105"/>
-    <w:bookmarkStart w:id="106" w:name="jess-calloway"/>
+        <w:t xml:space="preserve">Static saved her from a Foundation snatch team on live TV, and vanished before the cameras turned.</w:t>
+      </w:r>
+    </w:p>
+    <w:bookmarkEnd w:id="109"/>
+    <w:bookmarkStart w:id="110" w:name="dr.-tobias-wren"/>
     <w:p>
       <w:pPr>
         <w:pStyle w:val="Heading2"/>
       </w:pPr>
       <w:r>
-        <w:t xml:space="preserve">Jess Calloway</w:t>
+        <w:t xml:space="preserve">Dr. Tobias Wren</w:t>
       </w:r>
     </w:p>
     <w:p>
@@ -31332,13 +32387,13 @@
           <w:iCs/>
           <w:i/>
         </w:rPr>
-        <w:t xml:space="preserve">Freelance investigative reporter, Journalist. Touched (tier 2).</w:t>
-      </w:r>
-      <w:r>
-        <w:t xml:space="preserve"> </w:t>
-      </w:r>
-      <w:r>
-        <w:t xml:space="preserve">Touched a Raster Zero file in 2024 and saw the room it came from. Nobody knows she’s an Operant; she’s been pulling the thread ever since.</w:t>
+        <w:t xml:space="preserve">Professor of comparative religion; Earth Warden, Occultist. Adept (tier 1); Specialist.</w:t>
+      </w:r>
+      <w:r>
+        <w:t xml:space="preserve"> </w:t>
+      </w:r>
+      <w:r>
+        <w:t xml:space="preserve">A collector of forbidden books who once traded a year of his life to something in Avalon for a translation. The year is coming due.</w:t>
       </w:r>
     </w:p>
     <w:p>
@@ -31360,7 +32415,7 @@
         <w:t xml:space="preserve"> </w:t>
       </w:r>
       <w:r>
-        <w:t xml:space="preserve">Body 10, Agility 11, Intellect 11, Presence 12, Will 12.</w:t>
+        <w:t xml:space="preserve">Body 9, Agility 10, Intellect 14, Presence 10, Will 13.</w:t>
       </w:r>
       <w:r>
         <w:t xml:space="preserve"> </w:t>
@@ -31376,7 +32431,7 @@
         <w:t xml:space="preserve"> </w:t>
       </w:r>
       <w:r>
-        <w:t xml:space="preserve">9.</w:t>
+        <w:t xml:space="preserve">8.</w:t>
       </w:r>
     </w:p>
     <w:p>
@@ -31398,7 +32453,7 @@
         <w:t xml:space="preserve"> </w:t>
       </w:r>
       <w:r>
-        <w:t xml:space="preserve">Investigation 14 (Specialty). Trained: Deception 13, Media 13, Persuasion 13, Powers 13, Read People 13, Streetwise 13, Computers 12, Law 12, Stealth 12.</w:t>
+        <w:t xml:space="preserve">Powers 18 (Expert). Trained: Investigation 15, Law 15, Medicine 15, Occult 15, Science 15, Read People 14, Persuasion 11.</w:t>
       </w:r>
     </w:p>
     <w:p>
@@ -31420,7 +32475,7 @@
         <w:t xml:space="preserve"> </w:t>
       </w:r>
       <w:r>
-        <w:t xml:space="preserve">+1 attribute point, Extra Power.</w:t>
+        <w:t xml:space="preserve">+1 attribute point, A fine weapon or tool, Stronger Power; a fine tool: the Lammas Grimoire, annotated in four hands (+2 Occult).</w:t>
       </w:r>
     </w:p>
     <w:p>
@@ -31442,7 +32497,7 @@
         <w:t xml:space="preserve"> </w:t>
       </w:r>
       <w:r>
-        <w:t xml:space="preserve">The Glimpse (origin; companion: Cracked).</w:t>
+        <w:t xml:space="preserve">Ritualist (origin; companion: Obsessed).</w:t>
       </w:r>
       <w:r>
         <w:t xml:space="preserve"> </w:t>
@@ -31458,7 +32513,7 @@
         <w:t xml:space="preserve"> </w:t>
       </w:r>
       <w:r>
-        <w:t xml:space="preserve">Secret Identity; trigger: someone close asks where you were.</w:t>
+        <w:t xml:space="preserve">Haunted; trigger: your bond demands something.</w:t>
       </w:r>
     </w:p>
     <w:p>
@@ -31480,7 +32535,7 @@
         <w:t xml:space="preserve"> </w:t>
       </w:r>
       <w:r>
-        <w:t xml:space="preserve">Psychometry II, Precognition I, Empathy I, Enhanced Senses I.</w:t>
+        <w:t xml:space="preserve">Warding III, Mystic Sight I.</w:t>
       </w:r>
     </w:p>
     <w:p>
@@ -31502,7 +32557,7 @@
         <w:t xml:space="preserve"> </w:t>
       </w:r>
       <w:r>
-        <w:t xml:space="preserve">Non-registered.</w:t>
+        <w:t xml:space="preserve">Registered.</w:t>
       </w:r>
     </w:p>
     <w:p>
@@ -31524,7 +32579,7 @@
         <w:t xml:space="preserve"> </w:t>
       </w:r>
       <w:r>
-        <w:t xml:space="preserve">There’s a story nobody’s telling. I’m going to tell it.</w:t>
+        <w:t xml:space="preserve">Someone has to stand between ordinary people and what’s out there.</w:t>
       </w:r>
       <w:r>
         <w:t xml:space="preserve"> </w:t>
@@ -31540,17 +32595,17 @@
         <w:t xml:space="preserve"> </w:t>
       </w:r>
       <w:r>
-        <w:t xml:space="preserve">Rachel Kwan’s missing partner was her source. She hasn’t told Kwan yet.</w:t>
-      </w:r>
-    </w:p>
-    <w:bookmarkEnd w:id="106"/>
-    <w:bookmarkStart w:id="107" w:name="subject-19"/>
+        <w:t xml:space="preserve">He taught Maeve Ashgrove’s handler, and was the one who recognized what Maeve really is.</w:t>
+      </w:r>
+    </w:p>
+    <w:bookmarkEnd w:id="110"/>
+    <w:bookmarkStart w:id="111" w:name="jess-calloway"/>
     <w:p>
       <w:pPr>
         <w:pStyle w:val="Heading2"/>
       </w:pPr>
       <w:r>
-        <w:t xml:space="preserve">Subject 19</w:t>
+        <w:t xml:space="preserve">Jess Calloway</w:t>
       </w:r>
     </w:p>
     <w:p>
@@ -31562,34 +32617,13 @@
           <w:iCs/>
           <w:i/>
         </w:rPr>
-        <w:t xml:space="preserve">“</w:t>
-      </w:r>
-      <w:r>
-        <w:rPr>
-          <w:iCs/>
-          <w:i/>
-        </w:rPr>
-        <w:t xml:space="preserve">Static</w:t>
-      </w:r>
-      <w:r>
-        <w:rPr>
-          <w:iCs/>
-          <w:i/>
-        </w:rPr>
-        <w:t xml:space="preserve">”</w:t>
-      </w:r>
-      <w:r>
-        <w:rPr>
-          <w:iCs/>
-          <w:i/>
-        </w:rPr>
-        <w:t xml:space="preserve">, escaped Foundation subject, Fugitive. Lab-made (tier 2).</w:t>
-      </w:r>
-      <w:r>
-        <w:t xml:space="preserve"> </w:t>
-      </w:r>
-      <w:r>
-        <w:t xml:space="preserve">Escaped a Foundation black lab a year ago with electric powers, no memory of a name, and a number tattooed on one wrist. Grachyov’s retrieval team is still looking.</w:t>
+        <w:t xml:space="preserve">Freelance investigative reporter, Journalist. Touched (tier 2).</w:t>
+      </w:r>
+      <w:r>
+        <w:t xml:space="preserve"> </w:t>
+      </w:r>
+      <w:r>
+        <w:t xml:space="preserve">Touched a Raster Zero file in 2024 and saw the room it came from. Nobody knows she’s an Operant; she’s been pulling the thread ever since.</w:t>
       </w:r>
     </w:p>
     <w:p>
@@ -31611,7 +32645,7 @@
         <w:t xml:space="preserve"> </w:t>
       </w:r>
       <w:r>
-        <w:t xml:space="preserve">Body 12, Agility 13, Intellect 11, Presence 9, Will 10.</w:t>
+        <w:t xml:space="preserve">Body 10, Agility 11, Intellect 11, Presence 12, Will 12.</w:t>
       </w:r>
       <w:r>
         <w:t xml:space="preserve"> </w:t>
@@ -31627,7 +32661,7 @@
         <w:t xml:space="preserve"> </w:t>
       </w:r>
       <w:r>
-        <w:t xml:space="preserve">12.</w:t>
+        <w:t xml:space="preserve">9.</w:t>
       </w:r>
     </w:p>
     <w:p>
@@ -31649,7 +32683,7 @@
         <w:t xml:space="preserve"> </w:t>
       </w:r>
       <w:r>
-        <w:t xml:space="preserve">Powers 13 (Specialty). Trained: Piloting 14, Stealth 14, Athletics 13, Brawling 13, Computers 12, Engineering 12, Read People 11, Deception 10, Streetwise 10.</w:t>
+        <w:t xml:space="preserve">Investigation 14 (Specialty). Trained: Deception 13, Media 13, Persuasion 13, Powers 13, Read People 13, Streetwise 13, Computers 12, Law 12, Stealth 12.</w:t>
       </w:r>
     </w:p>
     <w:p>
@@ -31671,7 +32705,7 @@
         <w:t xml:space="preserve"> </w:t>
       </w:r>
       <w:r>
-        <w:t xml:space="preserve">Extra Spark, Stronger Power.</w:t>
+        <w:t xml:space="preserve">+1 attribute point, Extra Power.</w:t>
       </w:r>
     </w:p>
     <w:p>
@@ -31693,7 +32727,7 @@
         <w:t xml:space="preserve"> </w:t>
       </w:r>
       <w:r>
-        <w:t xml:space="preserve">Lab Instincts (origin; companion: Test Subject).</w:t>
+        <w:t xml:space="preserve">The Glimpse (origin; companion: Cracked).</w:t>
       </w:r>
       <w:r>
         <w:t xml:space="preserve"> </w:t>
@@ -31709,7 +32743,7 @@
         <w:t xml:space="preserve"> </w:t>
       </w:r>
       <w:r>
-        <w:t xml:space="preserve">Hunted by a Lab; trigger: a van with no plates outside.</w:t>
+        <w:t xml:space="preserve">Secret Identity; trigger: someone close asks where you were.</w:t>
       </w:r>
     </w:p>
     <w:p>
@@ -31731,7 +32765,7 @@
         <w:t xml:space="preserve"> </w:t>
       </w:r>
       <w:r>
-        <w:t xml:space="preserve">Blast III, Speed I, Technopathy I.</w:t>
+        <w:t xml:space="preserve">Psychometry II, Precognition I, Empathy I, Enhanced Senses I.</w:t>
       </w:r>
     </w:p>
     <w:p>
@@ -31775,7 +32809,7 @@
         <w:t xml:space="preserve"> </w:t>
       </w:r>
       <w:r>
-        <w:t xml:space="preserve">No lab, no registry and no government owns me.</w:t>
+        <w:t xml:space="preserve">There’s a story nobody’s telling. I’m going to tell it.</w:t>
       </w:r>
       <w:r>
         <w:t xml:space="preserve"> </w:t>
@@ -31791,17 +32825,17 @@
         <w:t xml:space="preserve"> </w:t>
       </w:r>
       <w:r>
-        <w:t xml:space="preserve">Saved Daybreak from a Foundation snatch team on live TV, and ran before the cameras turned.</w:t>
-      </w:r>
-    </w:p>
-    <w:bookmarkEnd w:id="107"/>
-    <w:bookmarkStart w:id="108" w:name="maeve-ashgrove"/>
+        <w:t xml:space="preserve">Rachel Kwan’s missing partner was her source. She hasn’t told Kwan yet.</w:t>
+      </w:r>
+    </w:p>
+    <w:bookmarkEnd w:id="111"/>
+    <w:bookmarkStart w:id="112" w:name="subject-19"/>
     <w:p>
       <w:pPr>
         <w:pStyle w:val="Heading2"/>
       </w:pPr>
       <w:r>
-        <w:t xml:space="preserve">Maeve Ashgrove</w:t>
+        <w:t xml:space="preserve">Subject 19</w:t>
       </w:r>
     </w:p>
     <w:p>
@@ -31813,13 +32847,34 @@
           <w:iCs/>
           <w:i/>
         </w:rPr>
-        <w:t xml:space="preserve">Cat burglar, on an ExLAW deal, Thief. Otherworlder (tier 2).</w:t>
-      </w:r>
-      <w:r>
-        <w:t xml:space="preserve"> </w:t>
-      </w:r>
-      <w:r>
-        <w:t xml:space="preserve">A fey-born thief from Avalon, caught stealing from a Morcain vault and handed to ExLAW. She works off her sentence; her handler is the only one who knows where she came from.</w:t>
+        <w:t xml:space="preserve">“</w:t>
+      </w:r>
+      <w:r>
+        <w:rPr>
+          <w:iCs/>
+          <w:i/>
+        </w:rPr>
+        <w:t xml:space="preserve">Static</w:t>
+      </w:r>
+      <w:r>
+        <w:rPr>
+          <w:iCs/>
+          <w:i/>
+        </w:rPr>
+        <w:t xml:space="preserve">”</w:t>
+      </w:r>
+      <w:r>
+        <w:rPr>
+          <w:iCs/>
+          <w:i/>
+        </w:rPr>
+        <w:t xml:space="preserve">, escaped Foundation subject, Fugitive. Lab-made (tier 2).</w:t>
+      </w:r>
+      <w:r>
+        <w:t xml:space="preserve"> </w:t>
+      </w:r>
+      <w:r>
+        <w:t xml:space="preserve">Escaped a Foundation black lab a year ago with electric powers, no memory of a name, and a number tattooed on one wrist. Grachyov’s retrieval team is still looking.</w:t>
       </w:r>
     </w:p>
     <w:p>
@@ -31841,7 +32896,7 @@
         <w:t xml:space="preserve"> </w:t>
       </w:r>
       <w:r>
-        <w:t xml:space="preserve">Body 10, Agility 14, Intellect 11, Presence 11, Will 9.</w:t>
+        <w:t xml:space="preserve">Body 12, Agility 13, Intellect 11, Presence 9, Will 10.</w:t>
       </w:r>
       <w:r>
         <w:t xml:space="preserve"> </w:t>
@@ -31857,7 +32912,7 @@
         <w:t xml:space="preserve"> </w:t>
       </w:r>
       <w:r>
-        <w:t xml:space="preserve">13.</w:t>
+        <w:t xml:space="preserve">12.</w:t>
       </w:r>
     </w:p>
     <w:p>
@@ -31879,7 +32934,7 @@
         <w:t xml:space="preserve"> </w:t>
       </w:r>
       <w:r>
-        <w:t xml:space="preserve">Stealth 17 (Specialty). Trained: Melee 15, Deception 12, Engineering 12, Occult 12, Persuasion 12, Streetwise 12, Athletics 11, Powers 10, Read People 10.</w:t>
+        <w:t xml:space="preserve">Powers 13 (Specialty). Trained: Piloting 14, Stealth 14, Athletics 13, Brawling 13, Computers 12, Engineering 12, Read People 11, Deception 10, Streetwise 10.</w:t>
       </w:r>
     </w:p>
     <w:p>
@@ -31901,7 +32956,7 @@
         <w:t xml:space="preserve"> </w:t>
       </w:r>
       <w:r>
-        <w:t xml:space="preserve">A friend, Extra Spark; a friend: her ExLAW handler, Agent Dorsey, who covers for her more than he should.</w:t>
+        <w:t xml:space="preserve">Extra Spark, Stronger Power.</w:t>
       </w:r>
     </w:p>
     <w:p>
@@ -31923,7 +32978,7 @@
         <w:t xml:space="preserve"> </w:t>
       </w:r>
       <w:r>
-        <w:t xml:space="preserve">Inhuman Grace (origin; companion: Exile).</w:t>
+        <w:t xml:space="preserve">Lab Instincts (origin; companion: Test Subject).</w:t>
       </w:r>
       <w:r>
         <w:t xml:space="preserve"> </w:t>
@@ -31939,7 +32994,7 @@
         <w:t xml:space="preserve"> </w:t>
       </w:r>
       <w:r>
-        <w:t xml:space="preserve">Outsider; trigger: a form that asks for papers you don’t have.</w:t>
+        <w:t xml:space="preserve">Hunted by a Lab; trigger: a van with no plates outside.</w:t>
       </w:r>
     </w:p>
     <w:p>
@@ -31961,7 +33016,7 @@
         <w:t xml:space="preserve"> </w:t>
       </w:r>
       <w:r>
-        <w:t xml:space="preserve">Invisibility II, Phasing I, Illusion I.</w:t>
+        <w:t xml:space="preserve">Blast III, Speed I, Technopathy I.</w:t>
       </w:r>
     </w:p>
     <w:p>
@@ -31983,7 +33038,7 @@
         <w:t xml:space="preserve"> </w:t>
       </w:r>
       <w:r>
-        <w:t xml:space="preserve">Convict.</w:t>
+        <w:t xml:space="preserve">Non-registered.</w:t>
       </w:r>
     </w:p>
     <w:p>
@@ -32021,12 +33076,242 @@
         <w:t xml:space="preserve"> </w:t>
       </w:r>
       <w:r>
+        <w:t xml:space="preserve">Saved Daybreak from a Foundation snatch team on live TV, and ran before the cameras turned.</w:t>
+      </w:r>
+    </w:p>
+    <w:bookmarkEnd w:id="112"/>
+    <w:bookmarkStart w:id="113" w:name="maeve-ashgrove"/>
+    <w:p>
+      <w:pPr>
+        <w:pStyle w:val="Heading2"/>
+      </w:pPr>
+      <w:r>
+        <w:t xml:space="preserve">Maeve Ashgrove</w:t>
+      </w:r>
+    </w:p>
+    <w:p>
+      <w:pPr>
+        <w:pStyle w:val="FirstParagraph"/>
+      </w:pPr>
+      <w:r>
+        <w:rPr>
+          <w:iCs/>
+          <w:i/>
+        </w:rPr>
+        <w:t xml:space="preserve">Cat burglar, on an ExLAW deal, Thief. Otherworlder (tier 2).</w:t>
+      </w:r>
+      <w:r>
+        <w:t xml:space="preserve"> </w:t>
+      </w:r>
+      <w:r>
+        <w:t xml:space="preserve">A fey-born thief from Avalon, caught stealing from a Morcain vault and handed to ExLAW. She works off her sentence; her handler is the only one who knows where she came from.</w:t>
+      </w:r>
+    </w:p>
+    <w:p>
+      <w:pPr>
+        <w:numPr>
+          <w:ilvl w:val="0"/>
+          <w:numId w:val="1030"/>
+        </w:numPr>
+        <w:pStyle w:val="Compact"/>
+      </w:pPr>
+      <w:r>
+        <w:rPr>
+          <w:bCs/>
+          <w:b/>
+        </w:rPr>
+        <w:t xml:space="preserve">Attributes:</w:t>
+      </w:r>
+      <w:r>
+        <w:t xml:space="preserve"> </w:t>
+      </w:r>
+      <w:r>
+        <w:t xml:space="preserve">Body 10, Agility 14, Intellect 11, Presence 11, Will 9.</w:t>
+      </w:r>
+      <w:r>
+        <w:t xml:space="preserve"> </w:t>
+      </w:r>
+      <w:r>
+        <w:rPr>
+          <w:bCs/>
+          <w:b/>
+        </w:rPr>
+        <w:t xml:space="preserve">Dodge</w:t>
+      </w:r>
+      <w:r>
+        <w:t xml:space="preserve"> </w:t>
+      </w:r>
+      <w:r>
+        <w:t xml:space="preserve">13.</w:t>
+      </w:r>
+    </w:p>
+    <w:p>
+      <w:pPr>
+        <w:numPr>
+          <w:ilvl w:val="0"/>
+          <w:numId w:val="1030"/>
+        </w:numPr>
+        <w:pStyle w:val="Compact"/>
+      </w:pPr>
+      <w:r>
+        <w:rPr>
+          <w:bCs/>
+          <w:b/>
+        </w:rPr>
+        <w:t xml:space="preserve">Skills:</w:t>
+      </w:r>
+      <w:r>
+        <w:t xml:space="preserve"> </w:t>
+      </w:r>
+      <w:r>
+        <w:t xml:space="preserve">Stealth 17 (Specialty). Trained: Melee 15, Deception 12, Engineering 12, Occult 12, Persuasion 12, Streetwise 12, Athletics 11, Powers 10, Read People 10.</w:t>
+      </w:r>
+    </w:p>
+    <w:p>
+      <w:pPr>
+        <w:numPr>
+          <w:ilvl w:val="0"/>
+          <w:numId w:val="1030"/>
+        </w:numPr>
+        <w:pStyle w:val="Compact"/>
+      </w:pPr>
+      <w:r>
+        <w:rPr>
+          <w:bCs/>
+          <w:b/>
+        </w:rPr>
+        <w:t xml:space="preserve">Edges:</w:t>
+      </w:r>
+      <w:r>
+        <w:t xml:space="preserve"> </w:t>
+      </w:r>
+      <w:r>
+        <w:t xml:space="preserve">A friend, Extra Spark; a friend: her ExLAW handler, Agent Dorsey, who covers for her more than he should.</w:t>
+      </w:r>
+    </w:p>
+    <w:p>
+      <w:pPr>
+        <w:numPr>
+          <w:ilvl w:val="0"/>
+          <w:numId w:val="1030"/>
+        </w:numPr>
+        <w:pStyle w:val="Compact"/>
+      </w:pPr>
+      <w:r>
+        <w:rPr>
+          <w:bCs/>
+          <w:b/>
+        </w:rPr>
+        <w:t xml:space="preserve">Advantage:</w:t>
+      </w:r>
+      <w:r>
+        <w:t xml:space="preserve"> </w:t>
+      </w:r>
+      <w:r>
+        <w:t xml:space="preserve">Inhuman Grace (origin; companion: Exile).</w:t>
+      </w:r>
+      <w:r>
+        <w:t xml:space="preserve"> </w:t>
+      </w:r>
+      <w:r>
+        <w:rPr>
+          <w:bCs/>
+          <w:b/>
+        </w:rPr>
+        <w:t xml:space="preserve">Complication:</w:t>
+      </w:r>
+      <w:r>
+        <w:t xml:space="preserve"> </w:t>
+      </w:r>
+      <w:r>
+        <w:t xml:space="preserve">Outsider; trigger: a form that asks for papers you don’t have.</w:t>
+      </w:r>
+    </w:p>
+    <w:p>
+      <w:pPr>
+        <w:numPr>
+          <w:ilvl w:val="0"/>
+          <w:numId w:val="1030"/>
+        </w:numPr>
+        <w:pStyle w:val="Compact"/>
+      </w:pPr>
+      <w:r>
+        <w:rPr>
+          <w:bCs/>
+          <w:b/>
+        </w:rPr>
+        <w:t xml:space="preserve">Powers:</w:t>
+      </w:r>
+      <w:r>
+        <w:t xml:space="preserve"> </w:t>
+      </w:r>
+      <w:r>
+        <w:t xml:space="preserve">Invisibility II, Phasing I, Illusion I.</w:t>
+      </w:r>
+    </w:p>
+    <w:p>
+      <w:pPr>
+        <w:numPr>
+          <w:ilvl w:val="0"/>
+          <w:numId w:val="1030"/>
+        </w:numPr>
+        <w:pStyle w:val="Compact"/>
+      </w:pPr>
+      <w:r>
+        <w:rPr>
+          <w:bCs/>
+          <w:b/>
+        </w:rPr>
+        <w:t xml:space="preserve">Legal status:</w:t>
+      </w:r>
+      <w:r>
+        <w:t xml:space="preserve"> </w:t>
+      </w:r>
+      <w:r>
+        <w:t xml:space="preserve">Convict.</w:t>
+      </w:r>
+    </w:p>
+    <w:p>
+      <w:pPr>
+        <w:numPr>
+          <w:ilvl w:val="0"/>
+          <w:numId w:val="1030"/>
+        </w:numPr>
+        <w:pStyle w:val="Compact"/>
+      </w:pPr>
+      <w:r>
+        <w:rPr>
+          <w:bCs/>
+          <w:b/>
+        </w:rPr>
+        <w:t xml:space="preserve">Why I do this:</w:t>
+      </w:r>
+      <w:r>
+        <w:t xml:space="preserve"> </w:t>
+      </w:r>
+      <w:r>
+        <w:t xml:space="preserve">No lab, no registry and no government owns me.</w:t>
+      </w:r>
+      <w:r>
+        <w:t xml:space="preserve"> </w:t>
+      </w:r>
+      <w:r>
+        <w:rPr>
+          <w:bCs/>
+          <w:b/>
+        </w:rPr>
+        <w:t xml:space="preserve">Connection:</w:t>
+      </w:r>
+      <w:r>
+        <w:t xml:space="preserve"> </w:t>
+      </w:r>
+      <w:r>
         <w:t xml:space="preserve">Dr. Tobias Wren saw through her glamour the first day. He’s kept her secret; she wonders what it’ll cost.</w:t>
       </w:r>
     </w:p>
-    <w:bookmarkEnd w:id="108"/>
-    <w:bookmarkEnd w:id="109"/>
-    <w:bookmarkStart w:id="110" w:name="advantages"/>
+    <w:bookmarkEnd w:id="113"/>
+    <w:bookmarkEnd w:id="114"/>
+    <w:bookmarkStart w:id="115" w:name="advantages"/>
     <w:p>
       <w:pPr>
         <w:pStyle w:val="Heading1"/>
@@ -32880,8 +34165,8 @@
         <w:t xml:space="preserve">complication unless the GM agrees otherwise. Origin advantages (in each origin’s entry) are often the most flavorful choice for an Operant.</w:t>
       </w:r>
     </w:p>
-    <w:bookmarkEnd w:id="110"/>
-    <w:bookmarkStart w:id="121" w:name="origins"/>
+    <w:bookmarkEnd w:id="115"/>
+    <w:bookmarkStart w:id="126" w:name="origins"/>
     <w:p>
       <w:pPr>
         <w:pStyle w:val="Heading1"/>
@@ -33619,7 +34904,7 @@
         </w:tc>
       </w:tr>
     </w:tbl>
-    <w:bookmarkStart w:id="111" w:name="non-operant"/>
+    <w:bookmarkStart w:id="116" w:name="non-operant"/>
     <w:p>
       <w:pPr>
         <w:pStyle w:val="Heading2"/>
@@ -33664,7 +34949,7 @@
       <w:pPr>
         <w:numPr>
           <w:ilvl w:val="0"/>
-          <w:numId w:val="1030"/>
+          <w:numId w:val="1031"/>
         </w:numPr>
         <w:pStyle w:val="Compact"/>
       </w:pPr>
@@ -33676,7 +34961,7 @@
       <w:pPr>
         <w:numPr>
           <w:ilvl w:val="0"/>
-          <w:numId w:val="1030"/>
+          <w:numId w:val="1031"/>
         </w:numPr>
         <w:pStyle w:val="Compact"/>
       </w:pPr>
@@ -33968,8 +35253,8 @@
         </w:tc>
       </w:tr>
     </w:tbl>
-    <w:bookmarkEnd w:id="111"/>
-    <w:bookmarkStart w:id="112" w:name="adept"/>
+    <w:bookmarkEnd w:id="116"/>
+    <w:bookmarkStart w:id="117" w:name="adept"/>
     <w:p>
       <w:pPr>
         <w:pStyle w:val="Heading2"/>
@@ -34014,7 +35299,7 @@
       <w:pPr>
         <w:numPr>
           <w:ilvl w:val="0"/>
-          <w:numId w:val="1031"/>
+          <w:numId w:val="1032"/>
         </w:numPr>
         <w:pStyle w:val="Compact"/>
       </w:pPr>
@@ -34026,7 +35311,7 @@
       <w:pPr>
         <w:numPr>
           <w:ilvl w:val="0"/>
-          <w:numId w:val="1031"/>
+          <w:numId w:val="1032"/>
         </w:numPr>
         <w:pStyle w:val="Compact"/>
       </w:pPr>
@@ -34038,7 +35323,7 @@
       <w:pPr>
         <w:numPr>
           <w:ilvl w:val="0"/>
-          <w:numId w:val="1031"/>
+          <w:numId w:val="1032"/>
         </w:numPr>
         <w:pStyle w:val="Compact"/>
       </w:pPr>
@@ -34330,8 +35615,8 @@
         </w:tc>
       </w:tr>
     </w:tbl>
-    <w:bookmarkEnd w:id="112"/>
-    <w:bookmarkStart w:id="113" w:name="aurora-born"/>
+    <w:bookmarkEnd w:id="117"/>
+    <w:bookmarkStart w:id="118" w:name="aurora-born"/>
     <w:p>
       <w:pPr>
         <w:pStyle w:val="Heading2"/>
@@ -34376,7 +35661,7 @@
       <w:pPr>
         <w:numPr>
           <w:ilvl w:val="0"/>
-          <w:numId w:val="1032"/>
+          <w:numId w:val="1033"/>
         </w:numPr>
         <w:pStyle w:val="Compact"/>
       </w:pPr>
@@ -34388,7 +35673,7 @@
       <w:pPr>
         <w:numPr>
           <w:ilvl w:val="0"/>
-          <w:numId w:val="1032"/>
+          <w:numId w:val="1033"/>
         </w:numPr>
         <w:pStyle w:val="Compact"/>
       </w:pPr>
@@ -34680,8 +35965,8 @@
         </w:tc>
       </w:tr>
     </w:tbl>
-    <w:bookmarkEnd w:id="113"/>
-    <w:bookmarkStart w:id="114" w:name="bonded"/>
+    <w:bookmarkEnd w:id="118"/>
+    <w:bookmarkStart w:id="119" w:name="bonded"/>
     <w:p>
       <w:pPr>
         <w:pStyle w:val="Heading2"/>
@@ -34726,7 +36011,7 @@
       <w:pPr>
         <w:numPr>
           <w:ilvl w:val="0"/>
-          <w:numId w:val="1033"/>
+          <w:numId w:val="1034"/>
         </w:numPr>
         <w:pStyle w:val="Compact"/>
       </w:pPr>
@@ -34738,7 +36023,7 @@
       <w:pPr>
         <w:numPr>
           <w:ilvl w:val="0"/>
-          <w:numId w:val="1033"/>
+          <w:numId w:val="1034"/>
         </w:numPr>
         <w:pStyle w:val="Compact"/>
       </w:pPr>
@@ -34750,7 +36035,7 @@
       <w:pPr>
         <w:numPr>
           <w:ilvl w:val="0"/>
-          <w:numId w:val="1033"/>
+          <w:numId w:val="1034"/>
         </w:numPr>
         <w:pStyle w:val="Compact"/>
       </w:pPr>
@@ -35042,8 +36327,8 @@
         </w:tc>
       </w:tr>
     </w:tbl>
-    <w:bookmarkEnd w:id="114"/>
-    <w:bookmarkStart w:id="115" w:name="lab-made"/>
+    <w:bookmarkEnd w:id="119"/>
+    <w:bookmarkStart w:id="120" w:name="lab-made"/>
     <w:p>
       <w:pPr>
         <w:pStyle w:val="Heading2"/>
@@ -35088,7 +36373,7 @@
       <w:pPr>
         <w:numPr>
           <w:ilvl w:val="0"/>
-          <w:numId w:val="1034"/>
+          <w:numId w:val="1035"/>
         </w:numPr>
         <w:pStyle w:val="Compact"/>
       </w:pPr>
@@ -35100,7 +36385,7 @@
       <w:pPr>
         <w:numPr>
           <w:ilvl w:val="0"/>
-          <w:numId w:val="1034"/>
+          <w:numId w:val="1035"/>
         </w:numPr>
         <w:pStyle w:val="Compact"/>
       </w:pPr>
@@ -35392,8 +36677,8 @@
         </w:tc>
       </w:tr>
     </w:tbl>
-    <w:bookmarkEnd w:id="115"/>
-    <w:bookmarkStart w:id="116" w:name="otherworlder"/>
+    <w:bookmarkEnd w:id="120"/>
+    <w:bookmarkStart w:id="121" w:name="otherworlder"/>
     <w:p>
       <w:pPr>
         <w:pStyle w:val="Heading2"/>
@@ -35438,7 +36723,7 @@
       <w:pPr>
         <w:numPr>
           <w:ilvl w:val="0"/>
-          <w:numId w:val="1035"/>
+          <w:numId w:val="1036"/>
         </w:numPr>
         <w:pStyle w:val="Compact"/>
       </w:pPr>
@@ -35450,7 +36735,7 @@
       <w:pPr>
         <w:numPr>
           <w:ilvl w:val="0"/>
-          <w:numId w:val="1035"/>
+          <w:numId w:val="1036"/>
         </w:numPr>
         <w:pStyle w:val="Compact"/>
       </w:pPr>
@@ -35742,8 +37027,8 @@
         </w:tc>
       </w:tr>
     </w:tbl>
-    <w:bookmarkEnd w:id="116"/>
-    <w:bookmarkStart w:id="117" w:name="shadow-earth-defector"/>
+    <w:bookmarkEnd w:id="121"/>
+    <w:bookmarkStart w:id="122" w:name="shadow-earth-defector"/>
     <w:p>
       <w:pPr>
         <w:pStyle w:val="Heading2"/>
@@ -35788,7 +37073,7 @@
       <w:pPr>
         <w:numPr>
           <w:ilvl w:val="0"/>
-          <w:numId w:val="1036"/>
+          <w:numId w:val="1037"/>
         </w:numPr>
         <w:pStyle w:val="Compact"/>
       </w:pPr>
@@ -35800,7 +37085,7 @@
       <w:pPr>
         <w:numPr>
           <w:ilvl w:val="0"/>
-          <w:numId w:val="1036"/>
+          <w:numId w:val="1037"/>
         </w:numPr>
         <w:pStyle w:val="Compact"/>
       </w:pPr>
@@ -35812,7 +37097,7 @@
       <w:pPr>
         <w:numPr>
           <w:ilvl w:val="0"/>
-          <w:numId w:val="1036"/>
+          <w:numId w:val="1037"/>
         </w:numPr>
         <w:pStyle w:val="Compact"/>
       </w:pPr>
@@ -36104,8 +37389,8 @@
         </w:tc>
       </w:tr>
     </w:tbl>
-    <w:bookmarkEnd w:id="117"/>
-    <w:bookmarkStart w:id="118" w:name="touched"/>
+    <w:bookmarkEnd w:id="122"/>
+    <w:bookmarkStart w:id="123" w:name="touched"/>
     <w:p>
       <w:pPr>
         <w:pStyle w:val="Heading2"/>
@@ -36165,7 +37450,7 @@
       <w:pPr>
         <w:numPr>
           <w:ilvl w:val="0"/>
-          <w:numId w:val="1037"/>
+          <w:numId w:val="1038"/>
         </w:numPr>
         <w:pStyle w:val="Compact"/>
       </w:pPr>
@@ -36177,7 +37462,7 @@
       <w:pPr>
         <w:numPr>
           <w:ilvl w:val="0"/>
-          <w:numId w:val="1037"/>
+          <w:numId w:val="1038"/>
         </w:numPr>
         <w:pStyle w:val="Compact"/>
       </w:pPr>
@@ -36469,8 +37754,8 @@
         </w:tc>
       </w:tr>
     </w:tbl>
-    <w:bookmarkEnd w:id="118"/>
-    <w:bookmarkStart w:id="119" w:name="ambrosia"/>
+    <w:bookmarkEnd w:id="123"/>
+    <w:bookmarkStart w:id="124" w:name="ambrosia"/>
     <w:p>
       <w:pPr>
         <w:pStyle w:val="Heading2"/>
@@ -36515,7 +37800,7 @@
       <w:pPr>
         <w:numPr>
           <w:ilvl w:val="0"/>
-          <w:numId w:val="1038"/>
+          <w:numId w:val="1039"/>
         </w:numPr>
         <w:pStyle w:val="Compact"/>
       </w:pPr>
@@ -36527,7 +37812,7 @@
       <w:pPr>
         <w:numPr>
           <w:ilvl w:val="0"/>
-          <w:numId w:val="1038"/>
+          <w:numId w:val="1039"/>
         </w:numPr>
         <w:pStyle w:val="Compact"/>
       </w:pPr>
@@ -36539,7 +37824,7 @@
       <w:pPr>
         <w:numPr>
           <w:ilvl w:val="0"/>
-          <w:numId w:val="1038"/>
+          <w:numId w:val="1039"/>
         </w:numPr>
         <w:pStyle w:val="Compact"/>
       </w:pPr>
@@ -36831,8 +38116,8 @@
         </w:tc>
       </w:tr>
     </w:tbl>
-    <w:bookmarkEnd w:id="119"/>
-    <w:bookmarkStart w:id="120" w:name="mythic"/>
+    <w:bookmarkEnd w:id="124"/>
+    <w:bookmarkStart w:id="125" w:name="mythic"/>
     <w:p>
       <w:pPr>
         <w:pStyle w:val="Heading2"/>
@@ -36877,7 +38162,7 @@
       <w:pPr>
         <w:numPr>
           <w:ilvl w:val="0"/>
-          <w:numId w:val="1039"/>
+          <w:numId w:val="1040"/>
         </w:numPr>
         <w:pStyle w:val="Compact"/>
       </w:pPr>
@@ -36889,7 +38174,7 @@
       <w:pPr>
         <w:numPr>
           <w:ilvl w:val="0"/>
-          <w:numId w:val="1039"/>
+          <w:numId w:val="1040"/>
         </w:numPr>
         <w:pStyle w:val="Compact"/>
       </w:pPr>
@@ -36901,7 +38186,7 @@
       <w:pPr>
         <w:numPr>
           <w:ilvl w:val="0"/>
-          <w:numId w:val="1039"/>
+          <w:numId w:val="1040"/>
         </w:numPr>
         <w:pStyle w:val="Compact"/>
       </w:pPr>
@@ -37193,9 +38478,9 @@
         </w:tc>
       </w:tr>
     </w:tbl>
-    <w:bookmarkEnd w:id="120"/>
-    <w:bookmarkEnd w:id="121"/>
-    <w:bookmarkStart w:id="132" w:name="making-your-own"/>
+    <w:bookmarkEnd w:id="125"/>
+    <w:bookmarkEnd w:id="126"/>
+    <w:bookmarkStart w:id="137" w:name="making-your-own"/>
     <w:p>
       <w:pPr>
         <w:pStyle w:val="Heading1"/>
@@ -37228,7 +38513,7 @@
         <w:t xml:space="preserve">option at the end of each list, and its checklist holds a custom choice to the same rules as everything else.</w:t>
       </w:r>
     </w:p>
-    <w:bookmarkStart w:id="122" w:name="a-custom-calling"/>
+    <w:bookmarkStart w:id="127" w:name="a-custom-calling"/>
     <w:p>
       <w:pPr>
         <w:pStyle w:val="Heading2"/>
@@ -37249,7 +38534,7 @@
       <w:pPr>
         <w:numPr>
           <w:ilvl w:val="0"/>
-          <w:numId w:val="1040"/>
+          <w:numId w:val="1041"/>
         </w:numPr>
         <w:pStyle w:val="Compact"/>
       </w:pPr>
@@ -37295,7 +38580,7 @@
       <w:pPr>
         <w:numPr>
           <w:ilvl w:val="0"/>
-          <w:numId w:val="1040"/>
+          <w:numId w:val="1041"/>
         </w:numPr>
         <w:pStyle w:val="Compact"/>
       </w:pPr>
@@ -37317,7 +38602,7 @@
       <w:pPr>
         <w:numPr>
           <w:ilvl w:val="0"/>
-          <w:numId w:val="1040"/>
+          <w:numId w:val="1041"/>
         </w:numPr>
         <w:pStyle w:val="Compact"/>
       </w:pPr>
@@ -37339,7 +38624,7 @@
       <w:pPr>
         <w:numPr>
           <w:ilvl w:val="0"/>
-          <w:numId w:val="1040"/>
+          <w:numId w:val="1041"/>
         </w:numPr>
         <w:pStyle w:val="Compact"/>
       </w:pPr>
@@ -37404,8 +38689,8 @@
         <w:t xml:space="preserve">.</w:t>
       </w:r>
     </w:p>
-    <w:bookmarkEnd w:id="122"/>
-    <w:bookmarkStart w:id="131" w:name="a-custom-origin"/>
+    <w:bookmarkEnd w:id="127"/>
+    <w:bookmarkStart w:id="136" w:name="a-custom-origin"/>
     <w:p>
       <w:pPr>
         <w:pStyle w:val="Heading2"/>
@@ -37422,7 +38707,7 @@
         <w:t xml:space="preserve">Build it with the GM, one step at a time.</w:t>
       </w:r>
     </w:p>
-    <w:bookmarkStart w:id="123" w:name="the-concept"/>
+    <w:bookmarkStart w:id="128" w:name="the-concept"/>
     <w:p>
       <w:pPr>
         <w:pStyle w:val="Heading3"/>
@@ -37439,8 +38724,8 @@
         <w:t xml:space="preserve">Two or three sentences: where they come from, what sets them apart, and how others see them. It should be something the origins in this book don’t already cover.</w:t>
       </w:r>
     </w:p>
-    <w:bookmarkEnd w:id="123"/>
-    <w:bookmarkStart w:id="124" w:name="the-tier"/>
+    <w:bookmarkEnd w:id="128"/>
+    <w:bookmarkStart w:id="129" w:name="the-tier"/>
     <w:p>
       <w:pPr>
         <w:pStyle w:val="Heading3"/>
@@ -37737,8 +39022,8 @@
         <w:t xml:space="preserve">When in doubt, choose the higher tier.</w:t>
       </w:r>
     </w:p>
-    <w:bookmarkEnd w:id="124"/>
-    <w:bookmarkStart w:id="125" w:name="attribute-adjustments"/>
+    <w:bookmarkEnd w:id="129"/>
+    <w:bookmarkStart w:id="130" w:name="attribute-adjustments"/>
     <w:p>
       <w:pPr>
         <w:pStyle w:val="Heading3"/>
@@ -37784,8 +39069,8 @@
         <w:t xml:space="preserve">: a +2 needs a −2 or two −1s. The adjustments move the attribute’s base (+1 starts it at 11) and raise its starting maximum (13 plus the bonus). Most origins change two to four attributes.</w:t>
       </w:r>
     </w:p>
-    <w:bookmarkEnd w:id="125"/>
-    <w:bookmarkStart w:id="126" w:name="core-rules-tier-1-and-up"/>
+    <w:bookmarkEnd w:id="130"/>
+    <w:bookmarkStart w:id="131" w:name="core-rules-tier-1-and-up"/>
     <w:p>
       <w:pPr>
         <w:pStyle w:val="Heading3"/>
@@ -37802,8 +39087,8 @@
         <w:t xml:space="preserve">One to three short rules that always apply: what they can do (see in the dark, resist cold, a free Trained skill) and what it costs (a weakness, a people’s distrust, a hazard they can’t abide). A strength with no drawback is worth more than it looks, so price it a tier higher.</w:t>
       </w:r>
     </w:p>
-    <w:bookmarkEnd w:id="126"/>
-    <w:bookmarkStart w:id="127" w:name="origin-advantages"/>
+    <w:bookmarkEnd w:id="131"/>
+    <w:bookmarkStart w:id="132" w:name="origin-advantages"/>
     <w:p>
       <w:pPr>
         <w:pStyle w:val="Heading3"/>
@@ -37858,8 +39143,8 @@
         <w:t xml:space="preserve">: a problem the trait causes, with a clear trigger and a real consequence, which earns a Spark point when it bites, like any complication. A character takes one advantage, general or origin, so make them distinct choices.</w:t>
       </w:r>
     </w:p>
-    <w:bookmarkEnd w:id="127"/>
-    <w:bookmarkStart w:id="128" w:name="an-alternate-form-optional-tier-2-or-3"/>
+    <w:bookmarkEnd w:id="132"/>
+    <w:bookmarkStart w:id="133" w:name="an-alternate-form-optional-tier-2-or-3"/>
     <w:p>
       <w:pPr>
         <w:pStyle w:val="Heading3"/>
@@ -37892,8 +39177,8 @@
         <w:t xml:space="preserve">apply.</w:t>
       </w:r>
     </w:p>
-    <w:bookmarkEnd w:id="128"/>
-    <w:bookmarkStart w:id="129" w:name="in-the-creator"/>
+    <w:bookmarkEnd w:id="133"/>
+    <w:bookmarkStart w:id="134" w:name="in-the-creator"/>
     <w:p>
       <w:pPr>
         <w:pStyle w:val="Heading3"/>
@@ -37906,7 +39191,7 @@
       <w:pPr>
         <w:numPr>
           <w:ilvl w:val="0"/>
-          <w:numId w:val="1041"/>
+          <w:numId w:val="1042"/>
         </w:numPr>
         <w:pStyle w:val="Compact"/>
       </w:pPr>
@@ -37934,7 +39219,7 @@
       <w:pPr>
         <w:numPr>
           <w:ilvl w:val="0"/>
-          <w:numId w:val="1041"/>
+          <w:numId w:val="1042"/>
         </w:numPr>
         <w:pStyle w:val="Compact"/>
       </w:pPr>
@@ -37946,7 +39231,7 @@
       <w:pPr>
         <w:numPr>
           <w:ilvl w:val="0"/>
-          <w:numId w:val="1041"/>
+          <w:numId w:val="1042"/>
         </w:numPr>
         <w:pStyle w:val="Compact"/>
       </w:pPr>
@@ -37974,7 +39259,7 @@
       <w:pPr>
         <w:numPr>
           <w:ilvl w:val="0"/>
-          <w:numId w:val="1041"/>
+          <w:numId w:val="1042"/>
         </w:numPr>
         <w:pStyle w:val="Compact"/>
       </w:pPr>
@@ -37998,8 +39283,8 @@
         <w:t xml:space="preserve">and enter the advantage and its companion complication.</w:t>
       </w:r>
     </w:p>
-    <w:bookmarkEnd w:id="129"/>
-    <w:bookmarkStart w:id="130" w:name="example"/>
+    <w:bookmarkEnd w:id="134"/>
+    <w:bookmarkStart w:id="135" w:name="example"/>
     <w:p>
       <w:pPr>
         <w:pStyle w:val="Heading3"/>
@@ -38120,10 +39405,10 @@
         <w:t xml:space="preserve">one at Class II, two at Class I.</w:t>
       </w:r>
     </w:p>
-    <w:bookmarkEnd w:id="130"/>
-    <w:bookmarkEnd w:id="131"/>
-    <w:bookmarkEnd w:id="132"/>
-    <w:bookmarkStart w:id="133" w:name="complications"/>
+    <w:bookmarkEnd w:id="135"/>
+    <w:bookmarkEnd w:id="136"/>
+    <w:bookmarkEnd w:id="137"/>
+    <w:bookmarkStart w:id="138" w:name="complications"/>
     <w:p>
       <w:pPr>
         <w:pStyle w:val="Heading1"/>
@@ -38828,8 +40113,8 @@
         </w:tc>
       </w:tr>
     </w:tbl>
-    <w:bookmarkEnd w:id="133"/>
-    <w:bookmarkStart w:id="135" w:name="quick-reference"/>
+    <w:bookmarkEnd w:id="138"/>
+    <w:bookmarkStart w:id="140" w:name="quick-reference"/>
     <w:p>
       <w:pPr>
         <w:pStyle w:val="Heading1"/>
@@ -39020,7 +40305,7 @@
       <w:r>
         <w:t xml:space="preserve"> </w:t>
       </w:r>
-      <w:hyperlink r:id="rId134">
+      <w:hyperlink r:id="rId139">
         <w:r>
           <w:rPr>
             <w:rStyle w:val="Hyperlink"/>
@@ -39032,7 +40317,7 @@
         <w:t xml:space="preserve">. You may share, adapt, and use it for any purpose, including commercially, as long as you give appropriate credit to the author.</w:t>
       </w:r>
     </w:p>
-    <w:bookmarkEnd w:id="135"/>
+    <w:bookmarkEnd w:id="140"/>
     <w:sectPr/>
   </w:body>
 </w:document>
@@ -39385,9 +40670,6 @@
     <w:abstractNumId w:val="991"/>
   </w:num>
   <w:num w:numId="1010">
-    <w:abstractNumId w:val="991"/>
-  </w:num>
-  <w:num w:numId="1011">
     <w:abstractNumId w:val="99411"/>
     <w:lvlOverride w:ilvl="0">
       <w:startOverride w:val="1"/>
@@ -39417,8 +40699,38 @@
       <w:startOverride w:val="1"/>
     </w:lvlOverride>
   </w:num>
+  <w:num w:numId="1011">
+    <w:abstractNumId w:val="991"/>
+  </w:num>
   <w:num w:numId="1012">
-    <w:abstractNumId w:val="991"/>
+    <w:abstractNumId w:val="99411"/>
+    <w:lvlOverride w:ilvl="0">
+      <w:startOverride w:val="1"/>
+    </w:lvlOverride>
+    <w:lvlOverride w:ilvl="1">
+      <w:startOverride w:val="1"/>
+    </w:lvlOverride>
+    <w:lvlOverride w:ilvl="2">
+      <w:startOverride w:val="1"/>
+    </w:lvlOverride>
+    <w:lvlOverride w:ilvl="3">
+      <w:startOverride w:val="1"/>
+    </w:lvlOverride>
+    <w:lvlOverride w:ilvl="4">
+      <w:startOverride w:val="1"/>
+    </w:lvlOverride>
+    <w:lvlOverride w:ilvl="5">
+      <w:startOverride w:val="1"/>
+    </w:lvlOverride>
+    <w:lvlOverride w:ilvl="6">
+      <w:startOverride w:val="1"/>
+    </w:lvlOverride>
+    <w:lvlOverride w:ilvl="7">
+      <w:startOverride w:val="1"/>
+    </w:lvlOverride>
+    <w:lvlOverride w:ilvl="8">
+      <w:startOverride w:val="1"/>
+    </w:lvlOverride>
   </w:num>
   <w:num w:numId="1013">
     <w:abstractNumId w:val="991"/>
@@ -39502,6 +40814,9 @@
     <w:abstractNumId w:val="991"/>
   </w:num>
   <w:num w:numId="1040">
+    <w:abstractNumId w:val="991"/>
+  </w:num>
+  <w:num w:numId="1041">
     <w:abstractNumId w:val="99411"/>
     <w:lvlOverride w:ilvl="0">
       <w:startOverride w:val="1"/>
@@ -39531,7 +40846,7 @@
       <w:startOverride w:val="1"/>
     </w:lvlOverride>
   </w:num>
-  <w:num w:numId="1041">
+  <w:num w:numId="1042">
     <w:abstractNumId w:val="99411"/>
     <w:lvlOverride w:ilvl="0">
       <w:startOverride w:val="1"/>

--- a/legend-dynamics/aurora/Aurora_Players_Guide.docx
+++ b/legend-dynamics/aurora/Aurora_Players_Guide.docx
@@ -3614,6 +3614,54 @@
                 <w:b/>
                 <w:sz w:val="19"/>
               </w:rPr>
+              <w:t xml:space="preserve">Additional Defense</w:t>
+            </w:r>
+          </w:p>
+        </w:tc>
+        <w:tc>
+          <w:tcPr/>
+          <w:p>
+            <w:pPr>
+              <w:pStyle w:val="Compact"/>
+              <w:jc w:val="left"/>
+            </w:pPr>
+            <w:r>
+              <w:rPr>
+                <w:sz w:val="19"/>
+              </w:rPr>
+              <w:t xml:space="preserve">A second defense each round: Dodge, Parry or Block, in any mix</w:t>
+            </w:r>
+          </w:p>
+        </w:tc>
+        <w:tc>
+          <w:tcPr/>
+          <w:p>
+            <w:pPr>
+              <w:pStyle w:val="Compact"/>
+              <w:jc w:val="left"/>
+            </w:pPr>
+            <w:r>
+              <w:rPr>
+                <w:sz w:val="19"/>
+              </w:rPr>
+              <w:t xml:space="preserve">1</w:t>
+            </w:r>
+          </w:p>
+        </w:tc>
+      </w:tr>
+      <w:tr>
+        <w:tc>
+          <w:tcPr/>
+          <w:p>
+            <w:pPr>
+              <w:pStyle w:val="Compact"/>
+              <w:jc w:val="left"/>
+            </w:pPr>
+            <w:r>
+              <w:rPr>
+                <w:b/>
+                <w:sz w:val="19"/>
+              </w:rPr>
               <w:t xml:space="preserve">Stronger Power</w:t>
             </w:r>
           </w:p>
@@ -7614,15 +7662,176 @@
         <w:pStyle w:val="FirstParagraph"/>
       </w:pPr>
       <w:r>
-        <w:t xml:space="preserve">Roll Firearms for a ranged attack, Melee for a weapon in hand, or Brawling for fists and grappling. If the attack succeeds, an aware target able to move may attempt Dodge. Dodge is Agility −2, with +1 for Trained Athletics or +2 for Athletics as a Specialty or Expert. Each target gets one Dodge attempt per round. A successful Dodge cancels the hit. Apply injury penalties to Dodge.</w:t>
-      </w:r>
-    </w:p>
-    <w:p>
-      <w:pPr>
-        <w:pStyle w:val="BodyText"/>
-      </w:pPr>
-      <w:r>
-        <w:t xml:space="preserve">Solid cover blocks a shot. Partial cover imposes −2 on the attack. Weapon effects apply after a hit survives any Dodge. Success margin does not increase damage.</w:t>
+        <w:t xml:space="preserve">Roll Firearms for a ranged attack, Melee for a weapon in hand, or Brawling for fists and grappling. If the attack succeeds, an aware target able to move may</w:t>
+      </w:r>
+      <w:r>
+        <w:t xml:space="preserve"> </w:t>
+      </w:r>
+      <w:r>
+        <w:rPr>
+          <w:bCs/>
+          <w:b/>
+        </w:rPr>
+        <w:t xml:space="preserve">defend</w:t>
+      </w:r>
+      <w:r>
+        <w:t xml:space="preserve">: Dodge, Parry or Block. A successful defense cancels the hit. Apply injury penalties to every defense.</w:t>
+      </w:r>
+    </w:p>
+    <w:p>
+      <w:pPr>
+        <w:numPr>
+          <w:ilvl w:val="0"/>
+          <w:numId w:val="1008"/>
+        </w:numPr>
+        <w:pStyle w:val="Compact"/>
+      </w:pPr>
+      <w:r>
+        <w:rPr>
+          <w:bCs/>
+          <w:b/>
+        </w:rPr>
+        <w:t xml:space="preserve">One defense a round.</w:t>
+      </w:r>
+      <w:r>
+        <w:t xml:space="preserve"> </w:t>
+      </w:r>
+      <w:r>
+        <w:t xml:space="preserve">A target gets one defense a round, between its turns, and chooses which when an attack hits. The</w:t>
+      </w:r>
+      <w:r>
+        <w:t xml:space="preserve"> </w:t>
+      </w:r>
+      <w:r>
+        <w:rPr>
+          <w:bCs/>
+          <w:b/>
+        </w:rPr>
+        <w:t xml:space="preserve">Additional Defense</w:t>
+      </w:r>
+      <w:r>
+        <w:t xml:space="preserve"> </w:t>
+      </w:r>
+      <w:r>
+        <w:t xml:space="preserve">Edge gives a second.</w:t>
+      </w:r>
+    </w:p>
+    <w:p>
+      <w:pPr>
+        <w:numPr>
+          <w:ilvl w:val="0"/>
+          <w:numId w:val="1008"/>
+        </w:numPr>
+        <w:pStyle w:val="Compact"/>
+      </w:pPr>
+      <w:r>
+        <w:rPr>
+          <w:bCs/>
+          <w:b/>
+        </w:rPr>
+        <w:t xml:space="preserve">Dodge</w:t>
+      </w:r>
+      <w:r>
+        <w:t xml:space="preserve"> </w:t>
+      </w:r>
+      <w:r>
+        <w:t xml:space="preserve">is Agility −2, with +1 for Trained Athletics or +2 for Athletics as a Specialty or Expert.</w:t>
+      </w:r>
+    </w:p>
+    <w:p>
+      <w:pPr>
+        <w:numPr>
+          <w:ilvl w:val="0"/>
+          <w:numId w:val="1008"/>
+        </w:numPr>
+        <w:pStyle w:val="Compact"/>
+      </w:pPr>
+      <w:r>
+        <w:rPr>
+          <w:bCs/>
+          <w:b/>
+        </w:rPr>
+        <w:t xml:space="preserve">Parry.</w:t>
+      </w:r>
+      <w:r>
+        <w:t xml:space="preserve"> </w:t>
+      </w:r>
+      <w:r>
+        <w:t xml:space="preserve">Against a weapon in hand or fists, roll Melee −3 with a weapon in hand, or Brawling −3 bare-handed against fists. A second parry in the same round (with Additional Defense) is a further −2. Nobody parries a shot or a missile.</w:t>
+      </w:r>
+    </w:p>
+    <w:p>
+      <w:pPr>
+        <w:numPr>
+          <w:ilvl w:val="0"/>
+          <w:numId w:val="1008"/>
+        </w:numPr>
+        <w:pStyle w:val="Compact"/>
+      </w:pPr>
+      <w:r>
+        <w:rPr>
+          <w:bCs/>
+          <w:b/>
+        </w:rPr>
+        <w:t xml:space="preserve">Block.</w:t>
+      </w:r>
+      <w:r>
+        <w:t xml:space="preserve"> </w:t>
+      </w:r>
+      <w:r>
+        <w:t xml:space="preserve">With a shield, or anything that can stand in for one (a chair, a plank, a crate lid), you can block a weapon in hand, fists, or a thrown or loosed missile: roll Melee −2, plus the shield’s bonus. Nothing you can lift blocks a gunshot or a blast. An improvised shield breaks the first time it blocks a hit of 2 or more boxes.</w:t>
+      </w:r>
+    </w:p>
+    <w:p>
+      <w:pPr>
+        <w:numPr>
+          <w:ilvl w:val="0"/>
+          <w:numId w:val="1008"/>
+        </w:numPr>
+        <w:pStyle w:val="Compact"/>
+      </w:pPr>
+      <w:r>
+        <w:rPr>
+          <w:bCs/>
+          <w:b/>
+        </w:rPr>
+        <w:t xml:space="preserve">Attack quality.</w:t>
+      </w:r>
+      <w:r>
+        <w:t xml:space="preserve"> </w:t>
+      </w:r>
+      <w:r>
+        <w:t xml:space="preserve">A clean hit is harder to escape. When an attack succeeds by 3 or 4, the defense is at −1; by 5 or 6, −2; by 7 or more, −3.</w:t>
+      </w:r>
+    </w:p>
+    <w:p>
+      <w:pPr>
+        <w:numPr>
+          <w:ilvl w:val="0"/>
+          <w:numId w:val="1008"/>
+        </w:numPr>
+        <w:pStyle w:val="Compact"/>
+      </w:pPr>
+      <w:r>
+        <w:rPr>
+          <w:bCs/>
+          <w:b/>
+        </w:rPr>
+        <w:t xml:space="preserve">Aim.</w:t>
+      </w:r>
+      <w:r>
+        <w:t xml:space="preserve"> </w:t>
+      </w:r>
+      <w:r>
+        <w:t xml:space="preserve">Spend your action aiming at a target you can see: +1 to your next attack against it. An advantage that rewards aiming adds its bonus to this.</w:t>
+      </w:r>
+    </w:p>
+    <w:p>
+      <w:pPr>
+        <w:pStyle w:val="FirstParagraph"/>
+      </w:pPr>
+      <w:r>
+        <w:t xml:space="preserve">Solid cover blocks a shot. Partial cover imposes −2 on the attack. Weapon effects apply after a hit survives any defense. Success margin does not increase damage.</w:t>
       </w:r>
     </w:p>
     <w:bookmarkEnd w:id="51"/>
@@ -8295,7 +8504,7 @@
       <w:pPr>
         <w:numPr>
           <w:ilvl w:val="0"/>
-          <w:numId w:val="1008"/>
+          <w:numId w:val="1009"/>
         </w:numPr>
         <w:pStyle w:val="Compact"/>
       </w:pPr>
@@ -8346,7 +8555,7 @@
       <w:pPr>
         <w:numPr>
           <w:ilvl w:val="0"/>
-          <w:numId w:val="1008"/>
+          <w:numId w:val="1009"/>
         </w:numPr>
         <w:pStyle w:val="Compact"/>
       </w:pPr>
@@ -8368,7 +8577,7 @@
       <w:pPr>
         <w:numPr>
           <w:ilvl w:val="0"/>
-          <w:numId w:val="1008"/>
+          <w:numId w:val="1009"/>
         </w:numPr>
         <w:pStyle w:val="Compact"/>
       </w:pPr>
@@ -8391,7 +8600,7 @@
         <w:pStyle w:val="FirstParagraph"/>
       </w:pPr>
       <w:r>
-        <w:t xml:space="preserve">Your protection is avoiding the hit: Dodge, cover, and a Spark point, which reduces a hit by one box.</w:t>
+        <w:t xml:space="preserve">Your protection is avoiding the hit: a defense (Dodge, Parry or Block), cover, and a Spark point, which reduces a hit by one box.</w:t>
       </w:r>
     </w:p>
     <w:bookmarkEnd w:id="53"/>
@@ -10196,7 +10405,7 @@
       <w:pPr>
         <w:numPr>
           <w:ilvl w:val="0"/>
-          <w:numId w:val="1009"/>
+          <w:numId w:val="1010"/>
         </w:numPr>
         <w:pStyle w:val="Compact"/>
       </w:pPr>
@@ -10218,7 +10427,7 @@
       <w:pPr>
         <w:numPr>
           <w:ilvl w:val="0"/>
-          <w:numId w:val="1009"/>
+          <w:numId w:val="1010"/>
         </w:numPr>
         <w:pStyle w:val="Compact"/>
       </w:pPr>
@@ -10240,7 +10449,7 @@
       <w:pPr>
         <w:numPr>
           <w:ilvl w:val="0"/>
-          <w:numId w:val="1009"/>
+          <w:numId w:val="1010"/>
         </w:numPr>
         <w:pStyle w:val="Compact"/>
       </w:pPr>
@@ -11034,7 +11243,7 @@
       <w:pPr>
         <w:numPr>
           <w:ilvl w:val="0"/>
-          <w:numId w:val="1010"/>
+          <w:numId w:val="1011"/>
         </w:numPr>
         <w:pStyle w:val="Compact"/>
       </w:pPr>
@@ -11056,7 +11265,7 @@
       <w:pPr>
         <w:numPr>
           <w:ilvl w:val="0"/>
-          <w:numId w:val="1010"/>
+          <w:numId w:val="1011"/>
         </w:numPr>
         <w:pStyle w:val="Compact"/>
       </w:pPr>
@@ -11078,7 +11287,7 @@
       <w:pPr>
         <w:numPr>
           <w:ilvl w:val="0"/>
-          <w:numId w:val="1010"/>
+          <w:numId w:val="1011"/>
         </w:numPr>
         <w:pStyle w:val="Compact"/>
       </w:pPr>
@@ -11905,7 +12114,7 @@
       <w:pPr>
         <w:numPr>
           <w:ilvl w:val="0"/>
-          <w:numId w:val="1011"/>
+          <w:numId w:val="1012"/>
         </w:numPr>
         <w:pStyle w:val="Compact"/>
       </w:pPr>
@@ -11927,7 +12136,7 @@
       <w:pPr>
         <w:numPr>
           <w:ilvl w:val="0"/>
-          <w:numId w:val="1011"/>
+          <w:numId w:val="1012"/>
         </w:numPr>
         <w:pStyle w:val="Compact"/>
       </w:pPr>
@@ -14486,7 +14695,7 @@
       <w:pPr>
         <w:numPr>
           <w:ilvl w:val="0"/>
-          <w:numId w:val="1012"/>
+          <w:numId w:val="1013"/>
         </w:numPr>
         <w:pStyle w:val="Compact"/>
       </w:pPr>
@@ -14502,187 +14711,6 @@
       </w:r>
       <w:r>
         <w:t xml:space="preserve">What happened, and did we succeed: fully, partly, or not at all?</w:t>
-      </w:r>
-    </w:p>
-    <w:p>
-      <w:pPr>
-        <w:numPr>
-          <w:ilvl w:val="0"/>
-          <w:numId w:val="1012"/>
-        </w:numPr>
-        <w:pStyle w:val="Compact"/>
-      </w:pPr>
-      <w:r>
-        <w:rPr>
-          <w:bCs/>
-          <w:b/>
-        </w:rPr>
-        <w:t xml:space="preserve">Who stood out?</w:t>
-      </w:r>
-      <w:r>
-        <w:t xml:space="preserve"> </w:t>
-      </w:r>
-      <w:r>
-        <w:t xml:space="preserve">A moment worth remembering.</w:t>
-      </w:r>
-    </w:p>
-    <w:p>
-      <w:pPr>
-        <w:numPr>
-          <w:ilvl w:val="0"/>
-          <w:numId w:val="1012"/>
-        </w:numPr>
-        <w:pStyle w:val="Compact"/>
-      </w:pPr>
-      <w:r>
-        <w:rPr>
-          <w:bCs/>
-          <w:b/>
-        </w:rPr>
-        <w:t xml:space="preserve">Complications.</w:t>
-      </w:r>
-      <w:r>
-        <w:t xml:space="preserve"> </w:t>
-      </w:r>
-      <w:r>
-        <w:t xml:space="preserve">Which ones came into play, and what did they cost?</w:t>
-      </w:r>
-    </w:p>
-    <w:p>
-      <w:pPr>
-        <w:numPr>
-          <w:ilvl w:val="0"/>
-          <w:numId w:val="1012"/>
-        </w:numPr>
-        <w:pStyle w:val="Compact"/>
-      </w:pPr>
-      <w:r>
-        <w:rPr>
-          <w:bCs/>
-          <w:b/>
-        </w:rPr>
-        <w:t xml:space="preserve">What changed?</w:t>
-      </w:r>
-      <w:r>
-        <w:t xml:space="preserve"> </w:t>
-      </w:r>
-      <w:r>
-        <w:t xml:space="preserve">New allies or enemies, damage, open threads for next time.</w:t>
-      </w:r>
-    </w:p>
-    <w:p>
-      <w:pPr>
-        <w:numPr>
-          <w:ilvl w:val="0"/>
-          <w:numId w:val="1012"/>
-        </w:numPr>
-        <w:pStyle w:val="Compact"/>
-      </w:pPr>
-      <w:r>
-        <w:rPr>
-          <w:bCs/>
-          <w:b/>
-        </w:rPr>
-        <w:t xml:space="preserve">Advancement.</w:t>
-      </w:r>
-      <w:r>
-        <w:t xml:space="preserve"> </w:t>
-      </w:r>
-      <w:r>
-        <w:t xml:space="preserve">After a significant case, the GM may authorize one skill step for each character.</w:t>
-      </w:r>
-    </w:p>
-    <w:bookmarkEnd w:id="73"/>
-    <w:bookmarkEnd w:id="74"/>
-    <w:bookmarkStart w:id="82" w:name="the-world-of-aurora"/>
-    <w:p>
-      <w:pPr>
-        <w:pStyle w:val="Heading1"/>
-      </w:pPr>
-      <w:r>
-        <w:t xml:space="preserve">The world of Aurora</w:t>
-      </w:r>
-    </w:p>
-    <w:bookmarkStart w:id="75" w:name="the-first-wave"/>
-    <w:p>
-      <w:pPr>
-        <w:pStyle w:val="Heading2"/>
-      </w:pPr>
-      <w:r>
-        <w:t xml:space="preserve">The First Wave</w:t>
-      </w:r>
-    </w:p>
-    <w:p>
-      <w:pPr>
-        <w:pStyle w:val="FirstParagraph"/>
-      </w:pPr>
-      <w:r>
-        <w:t xml:space="preserve">Extraordinary humans were recognized as a phenomenon as early as the 1880s, but the few who came to public notice were dismissed as myths, linked with spiritualism and urban legends. Then, from</w:t>
-      </w:r>
-      <w:r>
-        <w:t xml:space="preserve"> </w:t>
-      </w:r>
-      <w:r>
-        <w:rPr>
-          <w:bCs/>
-          <w:b/>
-        </w:rPr>
-        <w:t xml:space="preserve">April 3rd to April 30th, 1938</w:t>
-      </w:r>
-      <w:r>
-        <w:t xml:space="preserve">, strange auroras bathed the night sky worldwide. Astronomers spoke of a belt of charged particles in the upper atmosphere. During those weeks deaths from a dozen ailments rose across the world, and by the end of April the</w:t>
-      </w:r>
-      <w:r>
-        <w:t xml:space="preserve"> </w:t>
-      </w:r>
-      <w:r>
-        <w:t xml:space="preserve">“</w:t>
-      </w:r>
-      <w:r>
-        <w:t xml:space="preserve">aurora deaths</w:t>
-      </w:r>
-      <w:r>
-        <w:t xml:space="preserve">”</w:t>
-      </w:r>
-      <w:r>
-        <w:t xml:space="preserve"> </w:t>
-      </w:r>
-      <w:r>
-        <w:t xml:space="preserve">passed</w:t>
-      </w:r>
-      <w:r>
-        <w:t xml:space="preserve"> </w:t>
-      </w:r>
-      <w:r>
-        <w:rPr>
-          <w:bCs/>
-          <w:b/>
-        </w:rPr>
-        <w:t xml:space="preserve">five million</w:t>
-      </w:r>
-      <w:r>
-        <w:t xml:space="preserve">. Adolf Hitler died of pneumonia and Reinhard Heydrich replaced him; Heinrich Himmler died under mysterious circumstances.</w:t>
-      </w:r>
-    </w:p>
-    <w:p>
-      <w:pPr>
-        <w:pStyle w:val="BodyText"/>
-      </w:pPr>
-      <w:r>
-        <w:t xml:space="preserve">The survivors didn’t all come through unchanged. The auroras were the</w:t>
-      </w:r>
-      <w:r>
-        <w:t xml:space="preserve"> </w:t>
-      </w:r>
-      <w:r>
-        <w:rPr>
-          <w:bCs/>
-          <w:b/>
-        </w:rPr>
-        <w:t xml:space="preserve">First Wave</w:t>
-      </w:r>
-      <w:r>
-        <w:t xml:space="preserve">: the night the first generation of Operants awoke.</w:t>
       </w:r>
     </w:p>
     <w:p>
@@ -14698,26 +14726,13 @@
           <w:bCs/>
           <w:b/>
         </w:rPr>
-        <w:t xml:space="preserve">June 1938.</w:t>
-      </w:r>
-      <w:r>
-        <w:t xml:space="preserve"> </w:t>
-      </w:r>
-      <w:r>
-        <w:t xml:space="preserve">Herbert Unler, an American occult scholar, became the first non-Briton recruited to the</w:t>
-      </w:r>
-      <w:r>
-        <w:t xml:space="preserve"> </w:t>
-      </w:r>
-      <w:r>
-        <w:rPr>
-          <w:bCs/>
-          <w:b/>
-        </w:rPr>
-        <w:t xml:space="preserve">Shadow Knights</w:t>
-      </w:r>
-      <w:r>
-        <w:t xml:space="preserve">, after he banished a demon in Boston: the first mystical creature seen in more than a century.</w:t>
+        <w:t xml:space="preserve">Who stood out?</w:t>
+      </w:r>
+      <w:r>
+        <w:t xml:space="preserve"> </w:t>
+      </w:r>
+      <w:r>
+        <w:t xml:space="preserve">A moment worth remembering.</w:t>
       </w:r>
     </w:p>
     <w:p>
@@ -14733,29 +14748,13 @@
           <w:bCs/>
           <w:b/>
         </w:rPr>
-        <w:t xml:space="preserve">August 1938.</w:t>
-      </w:r>
-      <w:r>
-        <w:t xml:space="preserve"> </w:t>
-      </w:r>
-      <w:r>
-        <w:t xml:space="preserve">Without Hitler, the National Socialist movement fell apart. The SS became a quasi-mystical order, and</w:t>
-      </w:r>
-      <w:r>
-        <w:t xml:space="preserve"> </w:t>
-      </w:r>
-      <w:r>
-        <w:rPr>
-          <w:bCs/>
-          <w:b/>
-        </w:rPr>
-        <w:t xml:space="preserve">Zarloff the Elder</w:t>
-      </w:r>
-      <w:r>
-        <w:t xml:space="preserve"> </w:t>
-      </w:r>
-      <w:r>
-        <w:t xml:space="preserve">appeared to a cell of initiates in Berlin, promising them the new world order Hitler had dreamed of.</w:t>
+        <w:t xml:space="preserve">Complications.</w:t>
+      </w:r>
+      <w:r>
+        <w:t xml:space="preserve"> </w:t>
+      </w:r>
+      <w:r>
+        <w:t xml:space="preserve">Which ones came into play, and what did they cost?</w:t>
       </w:r>
     </w:p>
     <w:p>
@@ -14771,81 +14770,55 @@
           <w:bCs/>
           <w:b/>
         </w:rPr>
-        <w:t xml:space="preserve">1941–1945.</w:t>
-      </w:r>
-      <w:r>
-        <w:t xml:space="preserve"> </w:t>
-      </w:r>
-      <w:r>
-        <w:t xml:space="preserve">At least thirty Operants served secretly in the militaries of six nations, Germany among them.</w:t>
-      </w:r>
-      <w:r>
-        <w:t xml:space="preserve"> </w:t>
-      </w:r>
-      <w:r>
-        <w:rPr>
-          <w:bCs/>
-          <w:b/>
-        </w:rPr>
-        <w:t xml:space="preserve">Hector Gonzalez</w:t>
-      </w:r>
-      <w:r>
-        <w:t xml:space="preserve">, Nikola Tesla’s assistant, received</w:t>
-      </w:r>
-      <w:r>
-        <w:t xml:space="preserve"> </w:t>
-      </w:r>
-      <w:r>
-        <w:rPr>
-          <w:bCs/>
-          <w:b/>
-        </w:rPr>
-        <w:t xml:space="preserve">Ambrosia</w:t>
-      </w:r>
-      <w:r>
-        <w:t xml:space="preserve"> </w:t>
-      </w:r>
-      <w:r>
-        <w:t xml:space="preserve">in 1943 and became</w:t>
-      </w:r>
-      <w:r>
-        <w:t xml:space="preserve"> </w:t>
-      </w:r>
-      <w:r>
-        <w:rPr>
-          <w:bCs/>
-          <w:b/>
-        </w:rPr>
-        <w:t xml:space="preserve">Mr. Marvel</w:t>
-      </w:r>
-      <w:r>
-        <w:t xml:space="preserve">; the immortal</w:t>
-      </w:r>
-      <w:r>
-        <w:t xml:space="preserve"> </w:t>
-      </w:r>
-      <w:r>
-        <w:rPr>
-          <w:bCs/>
-          <w:b/>
-        </w:rPr>
-        <w:t xml:space="preserve">Ivory Phoenix</w:t>
-      </w:r>
-      <w:r>
-        <w:t xml:space="preserve"> </w:t>
-      </w:r>
-      <w:r>
-        <w:t xml:space="preserve">fought for the Allies and destroyed the first Steel Falcon.</w:t>
-      </w:r>
-    </w:p>
-    <w:bookmarkEnd w:id="75"/>
-    <w:bookmarkStart w:id="76" w:name="the-public-years"/>
+        <w:t xml:space="preserve">What changed?</w:t>
+      </w:r>
+      <w:r>
+        <w:t xml:space="preserve"> </w:t>
+      </w:r>
+      <w:r>
+        <w:t xml:space="preserve">New allies or enemies, damage, open threads for next time.</w:t>
+      </w:r>
+    </w:p>
+    <w:p>
+      <w:pPr>
+        <w:numPr>
+          <w:ilvl w:val="0"/>
+          <w:numId w:val="1013"/>
+        </w:numPr>
+        <w:pStyle w:val="Compact"/>
+      </w:pPr>
+      <w:r>
+        <w:rPr>
+          <w:bCs/>
+          <w:b/>
+        </w:rPr>
+        <w:t xml:space="preserve">Advancement.</w:t>
+      </w:r>
+      <w:r>
+        <w:t xml:space="preserve"> </w:t>
+      </w:r>
+      <w:r>
+        <w:t xml:space="preserve">After a significant case, the GM may authorize one skill step for each character.</w:t>
+      </w:r>
+    </w:p>
+    <w:bookmarkEnd w:id="73"/>
+    <w:bookmarkEnd w:id="74"/>
+    <w:bookmarkStart w:id="82" w:name="the-world-of-aurora"/>
+    <w:p>
+      <w:pPr>
+        <w:pStyle w:val="Heading1"/>
+      </w:pPr>
+      <w:r>
+        <w:t xml:space="preserve">The world of Aurora</w:t>
+      </w:r>
+    </w:p>
+    <w:bookmarkStart w:id="75" w:name="the-first-wave"/>
     <w:p>
       <w:pPr>
         <w:pStyle w:val="Heading2"/>
       </w:pPr>
       <w:r>
-        <w:t xml:space="preserve">The public years</w:t>
+        <w:t xml:space="preserve">The First Wave</w:t>
       </w:r>
     </w:p>
     <w:p>
@@ -14853,52 +14826,51 @@
         <w:pStyle w:val="FirstParagraph"/>
       </w:pPr>
       <w:r>
-        <w:t xml:space="preserve">In</w:t>
-      </w:r>
-      <w:r>
-        <w:t xml:space="preserve"> </w:t>
-      </w:r>
-      <w:r>
-        <w:rPr>
-          <w:bCs/>
-          <w:b/>
-        </w:rPr>
-        <w:t xml:space="preserve">1952</w:t>
-      </w:r>
-      <w:r>
-        <w:t xml:space="preserve"> </w:t>
-      </w:r>
-      <w:r>
-        <w:t xml:space="preserve">a highly publicized battle between US Army forces and unidentified assailants at</w:t>
-      </w:r>
-      <w:r>
-        <w:t xml:space="preserve"> </w:t>
-      </w:r>
-      <w:r>
-        <w:rPr>
-          <w:bCs/>
-          <w:b/>
-        </w:rPr>
-        <w:t xml:space="preserve">Fort Knox</w:t>
-      </w:r>
-      <w:r>
-        <w:t xml:space="preserve">, together with growing reports from around the world, forced the public to accept that people with powers existed. In the same year the first</w:t>
-      </w:r>
-      <w:r>
-        <w:t xml:space="preserve"> </w:t>
-      </w:r>
-      <w:r>
-        <w:rPr>
-          <w:bCs/>
-          <w:b/>
-        </w:rPr>
-        <w:t xml:space="preserve">Hephaestus Keys</w:t>
-      </w:r>
-      <w:r>
-        <w:t xml:space="preserve"> </w:t>
-      </w:r>
-      <w:r>
-        <w:t xml:space="preserve">were found in London, and Lord Colslo used one to open the Celtic Gate to Avalon.</w:t>
+        <w:t xml:space="preserve">Extraordinary humans were recognized as a phenomenon as early as the 1880s, but the few who came to public notice were dismissed as myths, linked with spiritualism and urban legends. Then, from</w:t>
+      </w:r>
+      <w:r>
+        <w:t xml:space="preserve"> </w:t>
+      </w:r>
+      <w:r>
+        <w:rPr>
+          <w:bCs/>
+          <w:b/>
+        </w:rPr>
+        <w:t xml:space="preserve">April 3rd to April 30th, 1938</w:t>
+      </w:r>
+      <w:r>
+        <w:t xml:space="preserve">, strange auroras bathed the night sky worldwide. Astronomers spoke of a belt of charged particles in the upper atmosphere. During those weeks deaths from a dozen ailments rose across the world, and by the end of April the</w:t>
+      </w:r>
+      <w:r>
+        <w:t xml:space="preserve"> </w:t>
+      </w:r>
+      <w:r>
+        <w:t xml:space="preserve">“</w:t>
+      </w:r>
+      <w:r>
+        <w:t xml:space="preserve">aurora deaths</w:t>
+      </w:r>
+      <w:r>
+        <w:t xml:space="preserve">”</w:t>
+      </w:r>
+      <w:r>
+        <w:t xml:space="preserve"> </w:t>
+      </w:r>
+      <w:r>
+        <w:t xml:space="preserve">passed</w:t>
+      </w:r>
+      <w:r>
+        <w:t xml:space="preserve"> </w:t>
+      </w:r>
+      <w:r>
+        <w:rPr>
+          <w:bCs/>
+          <w:b/>
+        </w:rPr>
+        <w:t xml:space="preserve">five million</w:t>
+      </w:r>
+      <w:r>
+        <w:t xml:space="preserve">. Adolf Hitler died of pneumonia and Reinhard Heydrich replaced him; Heinrich Himmler died under mysterious circumstances.</w:t>
       </w:r>
     </w:p>
     <w:p>
@@ -14906,871 +14878,20 @@
         <w:pStyle w:val="BodyText"/>
       </w:pPr>
       <w:r>
-        <w:t xml:space="preserve">Senator Edward McCarthy led the campaign against the</w:t>
-      </w:r>
-      <w:r>
-        <w:t xml:space="preserve"> </w:t>
-      </w:r>
-      <w:r>
-        <w:t xml:space="preserve">“</w:t>
-      </w:r>
-      <w:r>
-        <w:t xml:space="preserve">abnormal powers</w:t>
-      </w:r>
-      <w:r>
-        <w:t xml:space="preserve">”</w:t>
-      </w:r>
-      <w:r>
-        <w:t xml:space="preserve"> </w:t>
-      </w:r>
-      <w:r>
-        <w:t xml:space="preserve">menace. Congress passed the</w:t>
-      </w:r>
-      <w:r>
-        <w:t xml:space="preserve"> </w:t>
-      </w:r>
-      <w:r>
-        <w:rPr>
-          <w:bCs/>
-          <w:b/>
-        </w:rPr>
-        <w:t xml:space="preserve">Human Powers Control Act</w:t>
-      </w:r>
-      <w:r>
-        <w:t xml:space="preserve">, requiring the registration of all</w:t>
-      </w:r>
-      <w:r>
-        <w:t xml:space="preserve"> </w:t>
-      </w:r>
-      <w:r>
-        <w:t xml:space="preserve">“</w:t>
-      </w:r>
-      <w:r>
-        <w:t xml:space="preserve">citizens with operant capabilities outside the human physiological norms</w:t>
-      </w:r>
-      <w:r>
-        <w:t xml:space="preserve">”</w:t>
-      </w:r>
-      <w:r>
-        <w:t xml:space="preserve">: the origin of the official term,</w:t>
-      </w:r>
-      <w:r>
-        <w:t xml:space="preserve"> </w:t>
-      </w:r>
-      <w:r>
-        <w:rPr>
-          <w:bCs/>
-          <w:b/>
-        </w:rPr>
-        <w:t xml:space="preserve">Operants</w:t>
-      </w:r>
-      <w:r>
-        <w:t xml:space="preserve">. No one could agree how to register or enforce anything, and only one warrant was ever issued under the HPCA, for</w:t>
-      </w:r>
-      <w:r>
-        <w:t xml:space="preserve"> </w:t>
-      </w:r>
-      <w:r>
-        <w:rPr>
-          <w:bCs/>
-          <w:b/>
-        </w:rPr>
-        <w:t xml:space="preserve">Charlie Swift</w:t>
-      </w:r>
-      <w:r>
-        <w:t xml:space="preserve">, the</w:t>
-      </w:r>
-      <w:r>
-        <w:t xml:space="preserve"> </w:t>
-      </w:r>
-      <w:r>
-        <w:t xml:space="preserve">“</w:t>
-      </w:r>
-      <w:r>
-        <w:t xml:space="preserve">fastest man alive</w:t>
-      </w:r>
-      <w:r>
-        <w:t xml:space="preserve">”</w:t>
-      </w:r>
-      <w:r>
-        <w:t xml:space="preserve">, a popular critic of the government. He was shot during the botched arrest, spent a year in a coma, lost his powers and drank himself out of public life. McCarthy was censured and ousted.</w:t>
-      </w:r>
-    </w:p>
-    <w:p>
-      <w:pPr>
-        <w:pStyle w:val="BodyText"/>
-      </w:pPr>
-      <w:r>
-        <w:t xml:space="preserve">Untrained police couldn’t deal with powered crime, so unsanctioned teams of Operants and ordinary volunteers stepped in. The most respected was the</w:t>
-      </w:r>
-      <w:r>
-        <w:t xml:space="preserve"> </w:t>
-      </w:r>
-      <w:r>
-        <w:rPr>
-          <w:bCs/>
-          <w:b/>
-        </w:rPr>
-        <w:t xml:space="preserve">Power Legion</w:t>
-      </w:r>
-      <w:r>
-        <w:t xml:space="preserve">, led by</w:t>
-      </w:r>
-      <w:r>
-        <w:t xml:space="preserve"> </w:t>
-      </w:r>
-      <w:r>
-        <w:rPr>
-          <w:bCs/>
-          <w:b/>
-        </w:rPr>
-        <w:t xml:space="preserve">Mr. Marvel</w:t>
-      </w:r>
-      <w:r>
-        <w:t xml:space="preserve">,</w:t>
-      </w:r>
-      <w:r>
-        <w:t xml:space="preserve"> </w:t>
-      </w:r>
-      <w:r>
-        <w:rPr>
-          <w:iCs/>
-          <w:i/>
-        </w:rPr>
-        <w:t xml:space="preserve">maravilla del señor</w:t>
-      </w:r>
-      <w:r>
-        <w:t xml:space="preserve">, a World War II hero whose popularity crossed the color lines of 1950s America. The Legion supported law enforcement along the East Coast until it was forcibly disbanded during the</w:t>
-      </w:r>
-      <w:r>
-        <w:t xml:space="preserve"> </w:t>
-      </w:r>
-      <w:r>
-        <w:rPr>
-          <w:bCs/>
-          <w:b/>
-        </w:rPr>
-        <w:t xml:space="preserve">Khatorsi Crisis of 1968</w:t>
-      </w:r>
-      <w:r>
-        <w:t xml:space="preserve">. Its paramilitary uniforms set the style for every public team that followed.</w:t>
-      </w:r>
-    </w:p>
-    <w:p>
-      <w:pPr>
-        <w:pStyle w:val="BodyText"/>
-      </w:pPr>
-      <w:r>
-        <w:t xml:space="preserve">In</w:t>
-      </w:r>
-      <w:r>
-        <w:t xml:space="preserve"> </w:t>
-      </w:r>
-      <w:r>
-        <w:rPr>
-          <w:bCs/>
-          <w:b/>
-        </w:rPr>
-        <w:t xml:space="preserve">1959</w:t>
-      </w:r>
-      <w:r>
-        <w:t xml:space="preserve"> </w:t>
-      </w:r>
-      <w:r>
-        <w:t xml:space="preserve">Dr. Richard Kennedy was bathed in a runaway reactor’s radiation and bonded to an entity from beyond:</w:t>
-      </w:r>
-      <w:r>
-        <w:t xml:space="preserve"> </w:t>
-      </w:r>
-      <w:r>
-        <w:rPr>
-          <w:bCs/>
-          <w:b/>
-        </w:rPr>
-        <w:t xml:space="preserve">the Atomic Man</w:t>
-      </w:r>
-      <w:r>
-        <w:t xml:space="preserve">.</w:t>
-      </w:r>
-    </w:p>
-    <w:bookmarkEnd w:id="76"/>
-    <w:bookmarkStart w:id="77" w:name="exlaw"/>
-    <w:p>
-      <w:pPr>
-        <w:pStyle w:val="Heading2"/>
-      </w:pPr>
-      <w:r>
-        <w:t xml:space="preserve">ExLAW</w:t>
-      </w:r>
-    </w:p>
-    <w:p>
-      <w:pPr>
-        <w:pStyle w:val="FirstParagraph"/>
-      </w:pPr>
-      <w:r>
-        <w:t xml:space="preserve">In</w:t>
-      </w:r>
-      <w:r>
-        <w:t xml:space="preserve"> </w:t>
-      </w:r>
-      <w:r>
-        <w:rPr>
-          <w:bCs/>
-          <w:b/>
-        </w:rPr>
-        <w:t xml:space="preserve">1972</w:t>
-      </w:r>
-      <w:r>
-        <w:t xml:space="preserve"> </w:t>
-      </w:r>
-      <w:r>
-        <w:t xml:space="preserve">Congress and President Richard Nixon replaced the HPCA with the</w:t>
-      </w:r>
-      <w:r>
-        <w:t xml:space="preserve"> </w:t>
-      </w:r>
-      <w:r>
-        <w:rPr>
-          <w:bCs/>
-          <w:b/>
-        </w:rPr>
-        <w:t xml:space="preserve">Extraordinary Powers Act (EPA)</w:t>
-      </w:r>
-      <w:r>
-        <w:t xml:space="preserve">, and created the</w:t>
-      </w:r>
-      <w:r>
-        <w:t xml:space="preserve"> </w:t>
-      </w:r>
-      <w:r>
-        <w:rPr>
-          <w:bCs/>
-          <w:b/>
-        </w:rPr>
-        <w:t xml:space="preserve">Extraordinary Law Enforcement Agency (ExLAW)</w:t>
-      </w:r>
-      <w:r>
-        <w:t xml:space="preserve"> </w:t>
-      </w:r>
-      <w:r>
-        <w:t xml:space="preserve">under the Department of Justice to enforce it. A House committee, the</w:t>
-      </w:r>
-      <w:r>
-        <w:t xml:space="preserve"> </w:t>
-      </w:r>
-      <w:r>
-        <w:rPr>
-          <w:bCs/>
-          <w:b/>
-        </w:rPr>
-        <w:t xml:space="preserve">EPA Oversight Commission (EPAOC)</w:t>
-      </w:r>
-      <w:r>
-        <w:t xml:space="preserve">, became its watchdog.</w:t>
-      </w:r>
-    </w:p>
-    <w:p>
-      <w:pPr>
-        <w:pStyle w:val="BodyText"/>
-      </w:pPr>
-      <w:r>
-        <w:t xml:space="preserve">Nixon’s science advisor</w:t>
-      </w:r>
-      <w:r>
-        <w:t xml:space="preserve"> </w:t>
-      </w:r>
-      <w:r>
-        <w:rPr>
-          <w:bCs/>
-          <w:b/>
-        </w:rPr>
-        <w:t xml:space="preserve">Dr. Edmund Hamilton</w:t>
-      </w:r>
-      <w:r>
-        <w:t xml:space="preserve">, an authority on Operants and one of the authors of the EPA, became the first Director. The first agents came from the FBI and the special forces, with law or criminology degrees and top-secret clearance: five Operant investigators and twenty-seven transferred FBI agents, with lawyers and staff behind them.</w:t>
-      </w:r>
-    </w:p>
-    <w:p>
-      <w:pPr>
-        <w:pStyle w:val="BodyText"/>
-      </w:pPr>
-      <w:r>
-        <w:t xml:space="preserve">At the same time the Department of Defense finished testing the</w:t>
-      </w:r>
-      <w:r>
-        <w:t xml:space="preserve"> </w:t>
-      </w:r>
-      <w:r>
-        <w:rPr>
-          <w:bCs/>
-          <w:b/>
-        </w:rPr>
-        <w:t xml:space="preserve">Aegis Series I</w:t>
-      </w:r>
-      <w:r>
-        <w:t xml:space="preserve"> </w:t>
-      </w:r>
-      <w:r>
-        <w:t xml:space="preserve">power suit, an armored exoskeleton likened to</w:t>
-      </w:r>
-      <w:r>
-        <w:t xml:space="preserve"> </w:t>
-      </w:r>
-      <w:r>
-        <w:t xml:space="preserve">“</w:t>
-      </w:r>
-      <w:r>
-        <w:t xml:space="preserve">a slow, sweaty tank you can wear</w:t>
-      </w:r>
-      <w:r>
-        <w:t xml:space="preserve">”</w:t>
-      </w:r>
-      <w:r>
-        <w:t xml:space="preserve">. Some credited the AS-I corps with victory in Vietnam, but the Pentagon dropped the program after the war in 1973. EPAOC members persuaded the Justice Department to adopt it as an alternative to Operant agents, and the first ExLAW Aegis pilots went into service in January 1974. Steady improvements through the 1970s and 1980s made the suits a tactical success.</w:t>
-      </w:r>
-    </w:p>
-    <w:p>
-      <w:pPr>
-        <w:pStyle w:val="BodyText"/>
-      </w:pPr>
-      <w:r>
-        <w:t xml:space="preserve">Local police were slow to trust ExLAW until its agents captured</w:t>
-      </w:r>
-      <w:r>
-        <w:t xml:space="preserve"> </w:t>
-      </w:r>
-      <w:r>
-        <w:rPr>
-          <w:bCs/>
-          <w:b/>
-        </w:rPr>
-        <w:t xml:space="preserve">General Markum</w:t>
-      </w:r>
-      <w:r>
-        <w:t xml:space="preserve"> </w:t>
-      </w:r>
-      <w:r>
-        <w:t xml:space="preserve">and his renegades. ExLAW’s enforcement of the EPA estranged the unofficial teams, many of whom refused to register and kept their secret identities. Hamilton answered with</w:t>
-      </w:r>
-      <w:r>
-        <w:t xml:space="preserve"> </w:t>
-      </w:r>
-      <w:r>
-        <w:rPr>
-          <w:bCs/>
-          <w:b/>
-        </w:rPr>
-        <w:t xml:space="preserve">Reserve Agent</w:t>
-      </w:r>
-      <w:r>
-        <w:t xml:space="preserve"> </w:t>
-      </w:r>
-      <w:r>
-        <w:t xml:space="preserve">status: masked Operants could register while their identities stayed sealed. The EPA let the Director grant false identities to agents at risk, and no one but the Director or the Attorney General could open an agent’s file without a criminal warrant. Hamilton extended that protection, quietly and often, to every Reserve Agent.</w:t>
-      </w:r>
-    </w:p>
-    <w:p>
-      <w:pPr>
-        <w:pStyle w:val="BodyText"/>
-      </w:pPr>
-      <w:r>
-        <w:t xml:space="preserve">Reserve status had a price. Reserve Agents were held to police procedure and liable for any damage they caused. In</w:t>
-      </w:r>
-      <w:r>
-        <w:t xml:space="preserve"> </w:t>
-      </w:r>
-      <w:r>
-        <w:rPr>
-          <w:bCs/>
-          <w:b/>
-        </w:rPr>
-        <w:t xml:space="preserve">1973</w:t>
-      </w:r>
-      <w:r>
-        <w:t xml:space="preserve"> </w:t>
-      </w:r>
-      <w:r>
-        <w:rPr>
-          <w:bCs/>
-          <w:b/>
-        </w:rPr>
-        <w:t xml:space="preserve">Warlord I</w:t>
-      </w:r>
-      <w:r>
-        <w:t xml:space="preserve"> </w:t>
-      </w:r>
-      <w:r>
-        <w:t xml:space="preserve">fought the criminal</w:t>
-      </w:r>
-      <w:r>
-        <w:t xml:space="preserve"> </w:t>
-      </w:r>
-      <w:r>
-        <w:rPr>
-          <w:bCs/>
-          <w:b/>
-        </w:rPr>
-        <w:t xml:space="preserve">Armageddon</w:t>
-      </w:r>
-      <w:r>
-        <w:t xml:space="preserve"> </w:t>
-      </w:r>
-      <w:r>
-        <w:t xml:space="preserve">in an apartment block; Armageddon’s charges brought the building down and killed hundreds. Warlord was convicted of reckless endangerment and died in a prison riot. Some heroes refused Hamilton’s offer and stayed unsanctioned; Hamilton kept his agents focused on the Operants who endangered the public, and let the rest be.</w:t>
-      </w:r>
-    </w:p>
-    <w:p>
-      <w:pPr>
-        <w:pStyle w:val="BodyText"/>
-      </w:pPr>
-      <w:r>
-        <w:t xml:space="preserve">In</w:t>
-      </w:r>
-      <w:r>
-        <w:t xml:space="preserve"> </w:t>
-      </w:r>
-      <w:r>
-        <w:rPr>
-          <w:bCs/>
-          <w:b/>
-        </w:rPr>
-        <w:t xml:space="preserve">1977</w:t>
-      </w:r>
-      <w:r>
-        <w:t xml:space="preserve"> </w:t>
-      </w:r>
-      <w:r>
-        <w:t xml:space="preserve">Hamilton’s protégé</w:t>
-      </w:r>
-      <w:r>
-        <w:t xml:space="preserve"> </w:t>
-      </w:r>
-      <w:r>
-        <w:rPr>
-          <w:bCs/>
-          <w:b/>
-        </w:rPr>
-        <w:t xml:space="preserve">Johnny Vanroy</w:t>
-      </w:r>
-      <w:r>
-        <w:t xml:space="preserve">, Mr. Power, was arrested for the murder of heiress Lita Weston. He was cleared, but left ExLAW in 1978, and the EPAOC never stopped accusing Hamilton of favoritism. By</w:t>
-      </w:r>
-      <w:r>
-        <w:t xml:space="preserve"> </w:t>
-      </w:r>
-      <w:r>
-        <w:rPr>
-          <w:bCs/>
-          <w:b/>
-        </w:rPr>
-        <w:t xml:space="preserve">1982</w:t>
-      </w:r>
-      <w:r>
-        <w:t xml:space="preserve"> </w:t>
-      </w:r>
-      <w:r>
-        <w:t xml:space="preserve">ExLAW had more than thirty full-time Operant agents and fifty AS-III pilots. That year a cell of terrorist Operants led by</w:t>
-      </w:r>
-      <w:r>
-        <w:t xml:space="preserve"> </w:t>
-      </w:r>
-      <w:r>
-        <w:rPr>
-          <w:bCs/>
-          <w:b/>
-        </w:rPr>
-        <w:t xml:space="preserve">Autuarch</w:t>
-      </w:r>
-      <w:r>
-        <w:t xml:space="preserve"> </w:t>
-      </w:r>
-      <w:r>
-        <w:t xml:space="preserve">attacked the</w:t>
-      </w:r>
-      <w:r>
-        <w:t xml:space="preserve"> </w:t>
-      </w:r>
-      <w:r>
-        <w:rPr>
-          <w:bCs/>
-          <w:b/>
-        </w:rPr>
-        <w:t xml:space="preserve">US Capitol</w:t>
-      </w:r>
-      <w:r>
-        <w:t xml:space="preserve">. ExLAW tracked them to Los Angeles and captured all but a few; Autuarch escaped to Argentina and founded the</w:t>
-      </w:r>
-      <w:r>
-        <w:t xml:space="preserve"> </w:t>
-      </w:r>
-      <w:r>
-        <w:rPr>
-          <w:bCs/>
-          <w:b/>
-        </w:rPr>
-        <w:t xml:space="preserve">White Hand</w:t>
-      </w:r>
-      <w:r>
-        <w:t xml:space="preserve">.</w:t>
-      </w:r>
-    </w:p>
-    <w:bookmarkEnd w:id="77"/>
-    <w:bookmarkStart w:id="78" w:name="the-second-wave"/>
-    <w:p>
-      <w:pPr>
-        <w:pStyle w:val="Heading2"/>
-      </w:pPr>
-      <w:r>
-        <w:t xml:space="preserve">The Second Wave</w:t>
-      </w:r>
-    </w:p>
-    <w:p>
-      <w:pPr>
-        <w:pStyle w:val="FirstParagraph"/>
-      </w:pPr>
-      <w:r>
-        <w:t xml:space="preserve">In</w:t>
-      </w:r>
-      <w:r>
-        <w:t xml:space="preserve"> </w:t>
-      </w:r>
-      <w:r>
-        <w:rPr>
-          <w:bCs/>
-          <w:b/>
-        </w:rPr>
-        <w:t xml:space="preserve">1985</w:t>
-      </w:r>
-      <w:r>
-        <w:t xml:space="preserve"> </w:t>
-      </w:r>
-      <w:r>
-        <w:t xml:space="preserve">Hamilton retired. Months later the</w:t>
-      </w:r>
-      <w:r>
-        <w:t xml:space="preserve"> </w:t>
-      </w:r>
-      <w:r>
-        <w:rPr>
-          <w:bCs/>
-          <w:b/>
-        </w:rPr>
-        <w:t xml:space="preserve">Second Wave</w:t>
-      </w:r>
-      <w:r>
-        <w:t xml:space="preserve"> </w:t>
-      </w:r>
-      <w:r>
-        <w:t xml:space="preserve">came: a new surge of awakenings across the world, just after</w:t>
-      </w:r>
-      <w:r>
-        <w:t xml:space="preserve"> </w:t>
-      </w:r>
-      <w:r>
-        <w:rPr>
-          <w:bCs/>
-          <w:b/>
-        </w:rPr>
-        <w:t xml:space="preserve">John Marcus Mars Jr.</w:t>
-      </w:r>
-      <w:r>
-        <w:t xml:space="preserve">, Merlin’s chosen heir, defeated Mordred and Morgan le Fay in a final battle he barely survived. Thousands of new Operants appeared, many of them young, frightened and dangerous.</w:t>
-      </w:r>
-    </w:p>
-    <w:p>
-      <w:pPr>
-        <w:pStyle w:val="BodyText"/>
-      </w:pPr>
-      <w:r>
-        <w:t xml:space="preserve">President Ronald Reagan appointed</w:t>
-      </w:r>
-      <w:r>
-        <w:t xml:space="preserve"> </w:t>
-      </w:r>
-      <w:r>
-        <w:rPr>
-          <w:bCs/>
-          <w:b/>
-        </w:rPr>
-        <w:t xml:space="preserve">Dr. Allison Manchester</w:t>
-      </w:r>
-      <w:r>
-        <w:t xml:space="preserve">, the architect of</w:t>
-      </w:r>
-      <w:r>
-        <w:t xml:space="preserve"> </w:t>
-      </w:r>
-      <w:r>
-        <w:rPr>
-          <w:bCs/>
-          <w:b/>
-        </w:rPr>
-        <w:t xml:space="preserve">Raster Seven</w:t>
-      </w:r>
-      <w:r>
-        <w:t xml:space="preserve">, the underground Operant prison the civil-rights community calls</w:t>
-      </w:r>
-      <w:r>
-        <w:t xml:space="preserve"> </w:t>
-      </w:r>
-      <w:r>
-        <w:rPr>
-          <w:iCs/>
-          <w:i/>
-        </w:rPr>
-        <w:t xml:space="preserve">Tartarus</w:t>
-      </w:r>
-      <w:r>
-        <w:t xml:space="preserve">. In</w:t>
-      </w:r>
-      <w:r>
-        <w:t xml:space="preserve"> </w:t>
-      </w:r>
-      <w:r>
-        <w:rPr>
-          <w:bCs/>
-          <w:b/>
-        </w:rPr>
-        <w:t xml:space="preserve">1986</w:t>
-      </w:r>
-      <w:r>
-        <w:t xml:space="preserve"> </w:t>
-      </w:r>
-      <w:r>
-        <w:t xml:space="preserve">ExLAW turned paramilitary: hunt down every non-registered Operant. Manchester expanded the AS-III and AS-IV units, rescinded Reserve status and made no secret of her distrust of Operants. The old-guard heroes and a younger, angrier generation split. The</w:t>
-      </w:r>
-      <w:r>
-        <w:t xml:space="preserve"> </w:t>
-      </w:r>
-      <w:r>
-        <w:rPr>
-          <w:bCs/>
-          <w:b/>
-        </w:rPr>
-        <w:t xml:space="preserve">1993 Los Angeles protests</w:t>
-      </w:r>
-      <w:r>
-        <w:t xml:space="preserve"> </w:t>
-      </w:r>
-      <w:r>
-        <w:t xml:space="preserve">against ExLAW’s methods, during a Senate debate on stripping secret-identity protections, wrecked the Coliseum and won ExLAW a wider mandate. The</w:t>
-      </w:r>
-      <w:r>
-        <w:t xml:space="preserve"> </w:t>
-      </w:r>
-      <w:r>
-        <w:rPr>
-          <w:bCs/>
-          <w:b/>
-        </w:rPr>
-        <w:t xml:space="preserve">AS-V</w:t>
-      </w:r>
-      <w:r>
-        <w:t xml:space="preserve">, with</w:t>
-      </w:r>
-      <w:r>
-        <w:t xml:space="preserve"> </w:t>
-      </w:r>
-      <w:r>
-        <w:t xml:space="preserve">“</w:t>
-      </w:r>
-      <w:r>
-        <w:t xml:space="preserve">positive response controls</w:t>
-      </w:r>
-      <w:r>
-        <w:t xml:space="preserve">”</w:t>
-      </w:r>
-      <w:r>
-        <w:t xml:space="preserve"> </w:t>
-      </w:r>
-      <w:r>
-        <w:t xml:space="preserve">that stopped the suits straining their pilots’ muscles, arrived in 1995. That year Manchester released every Operant agent from ExLAW; some went to the FBI, some retired, and some turned to crime.</w:t>
-      </w:r>
-    </w:p>
-    <w:p>
-      <w:pPr>
-        <w:pStyle w:val="BodyText"/>
-      </w:pPr>
-      <w:r>
-        <w:t xml:space="preserve">On</w:t>
-      </w:r>
-      <w:r>
-        <w:t xml:space="preserve"> </w:t>
-      </w:r>
-      <w:r>
-        <w:rPr>
-          <w:bCs/>
-          <w:b/>
-        </w:rPr>
-        <w:t xml:space="preserve">December 15th, 1996</w:t>
-      </w:r>
-      <w:r>
-        <w:t xml:space="preserve">, Raster Seven was breached for the first time. Fifteen of America’s most dangerous Operants escaped and nineteen died. Nine were recaptured; six reached Argentina and the White Hand.</w:t>
-      </w:r>
-    </w:p>
-    <w:p>
-      <w:pPr>
-        <w:pStyle w:val="BodyText"/>
-      </w:pPr>
-      <w:r>
-        <w:t xml:space="preserve">From 1998 to 2000 the UN built</w:t>
-      </w:r>
-      <w:r>
-        <w:t xml:space="preserve"> </w:t>
-      </w:r>
-      <w:r>
-        <w:rPr>
-          <w:bCs/>
-          <w:b/>
-        </w:rPr>
-        <w:t xml:space="preserve">Raster Eight</w:t>
-      </w:r>
-      <w:r>
-        <w:t xml:space="preserve"> </w:t>
-      </w:r>
-      <w:r>
-        <w:t xml:space="preserve">in low Earth orbit, and revealed the</w:t>
-      </w:r>
-      <w:r>
-        <w:t xml:space="preserve"> </w:t>
-      </w:r>
-      <w:r>
-        <w:rPr>
-          <w:bCs/>
-          <w:b/>
-        </w:rPr>
-        <w:t xml:space="preserve">United Nations International Law Enforcement Directorate (UNILED)</w:t>
-      </w:r>
-      <w:r>
-        <w:t xml:space="preserve">, pooling the resources of the US, the Commonwealth of Independent States, Britain, China and many others against terrorism and Operant crime.</w:t>
-      </w:r>
-    </w:p>
-    <w:bookmarkEnd w:id="78"/>
-    <w:bookmarkStart w:id="79" w:name="a-new-century"/>
-    <w:p>
-      <w:pPr>
-        <w:pStyle w:val="Heading2"/>
-      </w:pPr>
-      <w:r>
-        <w:t xml:space="preserve">A new century</w:t>
-      </w:r>
-    </w:p>
-    <w:p>
-      <w:pPr>
-        <w:pStyle w:val="FirstParagraph"/>
-      </w:pPr>
-      <w:r>
-        <w:t xml:space="preserve">President</w:t>
-      </w:r>
-      <w:r>
-        <w:t xml:space="preserve"> </w:t>
-      </w:r>
-      <w:r>
-        <w:rPr>
-          <w:bCs/>
-          <w:b/>
-        </w:rPr>
-        <w:t xml:space="preserve">John McCain</w:t>
-      </w:r>
-      <w:r>
-        <w:t xml:space="preserve"> </w:t>
-      </w:r>
-      <w:r>
-        <w:t xml:space="preserve">(2001–2009) wanted a director who could bridge the gap with the Operant community. He persuaded Manchester to retire and appointed</w:t>
-      </w:r>
-      <w:r>
-        <w:t xml:space="preserve"> </w:t>
-      </w:r>
-      <w:r>
-        <w:rPr>
-          <w:bCs/>
-          <w:b/>
-        </w:rPr>
-        <w:t xml:space="preserve">Juan Rodriguez</w:t>
-      </w:r>
-      <w:r>
-        <w:t xml:space="preserve">, a surgeon, author and former Power Legion member, who restored Reserve status and brought six Operant FBI agents into ExLAW.</w:t>
-      </w:r>
-    </w:p>
-    <w:p>
-      <w:pPr>
-        <w:pStyle w:val="BodyText"/>
-      </w:pPr>
-      <w:r>
-        <w:rPr>
-          <w:bCs/>
-          <w:b/>
-        </w:rPr>
-        <w:t xml:space="preserve">October 9th, 2001.</w:t>
-      </w:r>
-      <w:r>
-        <w:t xml:space="preserve"> </w:t>
-      </w:r>
-      <w:r>
-        <w:t xml:space="preserve">A White Hand cell, three Raster Seven escapees backed by conventional bombers, brought down the Sears Tower and two neighboring towers in Chicago’s Loop, killing more than 2,000 people. Autuarch claimed the attack within the hour. The investigations showed that Operant and ordinary agents had warned of activity in Buenos Aires and Chicago and been ignored, because the CIA and FBI didn’t trust their own Operant agents. The</w:t>
-      </w:r>
-      <w:r>
-        <w:t xml:space="preserve"> </w:t>
-      </w:r>
-      <w:r>
-        <w:rPr>
-          <w:bCs/>
-          <w:b/>
-        </w:rPr>
-        <w:t xml:space="preserve">Department of Homeland Security</w:t>
-      </w:r>
-      <w:r>
-        <w:t xml:space="preserve"> </w:t>
-      </w:r>
-      <w:r>
-        <w:t xml:space="preserve">was created; ExLAW moved under it, Rodriguez became Deputy Director of DHS, and</w:t>
-      </w:r>
-      <w:r>
-        <w:t xml:space="preserve"> </w:t>
-      </w:r>
-      <w:r>
-        <w:rPr>
-          <w:bCs/>
-          <w:b/>
-        </w:rPr>
-        <w:t xml:space="preserve">Garret Cane</w:t>
-      </w:r>
-      <w:r>
-        <w:t xml:space="preserve">, ExLAW’s non-Operant chief of operations, became Director.</w:t>
-      </w:r>
-    </w:p>
-    <w:p>
-      <w:pPr>
-        <w:pStyle w:val="BodyText"/>
-      </w:pPr>
-      <w:r>
-        <w:t xml:space="preserve">That same year</w:t>
-      </w:r>
-      <w:r>
-        <w:t xml:space="preserve"> </w:t>
-      </w:r>
-      <w:r>
-        <w:rPr>
-          <w:bCs/>
-          <w:b/>
-        </w:rPr>
-        <w:t xml:space="preserve">Iran’s Islamic Republic fell</w:t>
-      </w:r>
-      <w:r>
-        <w:t xml:space="preserve">. Months of strikes and street protests became a revolution led by a coalition of communist and socialist parties, which proclaimed the secular</w:t>
-      </w:r>
-      <w:r>
-        <w:t xml:space="preserve"> </w:t>
-      </w:r>
-      <w:r>
-        <w:rPr>
-          <w:bCs/>
-          <w:b/>
-        </w:rPr>
-        <w:t xml:space="preserve">People’s Republic of Iran</w:t>
-      </w:r>
-      <w:r>
-        <w:t xml:space="preserve">. Washington, unsure whether to welcome or fear it, has kept it at arm’s length ever since.</w:t>
+        <w:t xml:space="preserve">The survivors didn’t all come through unchanged. The auroras were the</w:t>
+      </w:r>
+      <w:r>
+        <w:t xml:space="preserve"> </w:t>
+      </w:r>
+      <w:r>
+        <w:rPr>
+          <w:bCs/>
+          <w:b/>
+        </w:rPr>
+        <w:t xml:space="preserve">First Wave</w:t>
+      </w:r>
+      <w:r>
+        <w:t xml:space="preserve">: the night the first generation of Operants awoke.</w:t>
       </w:r>
     </w:p>
     <w:p>
@@ -15786,39 +14907,26 @@
           <w:bCs/>
           <w:b/>
         </w:rPr>
-        <w:t xml:space="preserve">2002–2004.</w:t>
-      </w:r>
-      <w:r>
-        <w:t xml:space="preserve"> </w:t>
-      </w:r>
-      <w:r>
-        <w:t xml:space="preserve">Under Cane, ExLAW became a publicity engine: televised rescues and recruiting drives. Operant and AS-6 units spearheaded the UN-led</w:t>
-      </w:r>
-      <w:r>
-        <w:t xml:space="preserve"> </w:t>
-      </w:r>
-      <w:r>
-        <w:rPr>
-          <w:bCs/>
-          <w:b/>
-        </w:rPr>
-        <w:t xml:space="preserve">invasion of Iraq</w:t>
-      </w:r>
-      <w:r>
-        <w:t xml:space="preserve">, which had sheltered White Hand training camps. ExLAW and UNILED turned on the White Hand and the</w:t>
-      </w:r>
-      <w:r>
-        <w:t xml:space="preserve"> </w:t>
-      </w:r>
-      <w:r>
-        <w:rPr>
-          <w:bCs/>
-          <w:b/>
-        </w:rPr>
-        <w:t xml:space="preserve">Morcain</w:t>
-      </w:r>
-      <w:r>
-        <w:t xml:space="preserve">.</w:t>
+        <w:t xml:space="preserve">June 1938.</w:t>
+      </w:r>
+      <w:r>
+        <w:t xml:space="preserve"> </w:t>
+      </w:r>
+      <w:r>
+        <w:t xml:space="preserve">Herbert Unler, an American occult scholar, became the first non-Briton recruited to the</w:t>
+      </w:r>
+      <w:r>
+        <w:t xml:space="preserve"> </w:t>
+      </w:r>
+      <w:r>
+        <w:rPr>
+          <w:bCs/>
+          <w:b/>
+        </w:rPr>
+        <w:t xml:space="preserve">Shadow Knights</w:t>
+      </w:r>
+      <w:r>
+        <w:t xml:space="preserve">, after he banished a demon in Boston: the first mystical creature seen in more than a century.</w:t>
       </w:r>
     </w:p>
     <w:p>
@@ -15834,29 +14942,29 @@
           <w:bCs/>
           <w:b/>
         </w:rPr>
-        <w:t xml:space="preserve">2006.</w:t>
-      </w:r>
-      <w:r>
-        <w:t xml:space="preserve"> </w:t>
-      </w:r>
-      <w:r>
-        <w:t xml:space="preserve">Congress approved ExLAW’s</w:t>
-      </w:r>
-      <w:r>
-        <w:t xml:space="preserve"> </w:t>
-      </w:r>
-      <w:r>
-        <w:rPr>
-          <w:bCs/>
-          <w:b/>
-        </w:rPr>
-        <w:t xml:space="preserve">regional commands</w:t>
-      </w:r>
-      <w:r>
-        <w:t xml:space="preserve"> </w:t>
-      </w:r>
-      <w:r>
-        <w:t xml:space="preserve">over police objections: six regional offices, each with its own Operant team and Aegis wing.</w:t>
+        <w:t xml:space="preserve">August 1938.</w:t>
+      </w:r>
+      <w:r>
+        <w:t xml:space="preserve"> </w:t>
+      </w:r>
+      <w:r>
+        <w:t xml:space="preserve">Without Hitler, the National Socialist movement fell apart. The SS became a quasi-mystical order, and</w:t>
+      </w:r>
+      <w:r>
+        <w:t xml:space="preserve"> </w:t>
+      </w:r>
+      <w:r>
+        <w:rPr>
+          <w:bCs/>
+          <w:b/>
+        </w:rPr>
+        <w:t xml:space="preserve">Zarloff the Elder</w:t>
+      </w:r>
+      <w:r>
+        <w:t xml:space="preserve"> </w:t>
+      </w:r>
+      <w:r>
+        <w:t xml:space="preserve">appeared to a cell of initiates in Berlin, promising them the new world order Hitler had dreamed of.</w:t>
       </w:r>
     </w:p>
     <w:p>
@@ -15872,65 +14980,894 @@
           <w:bCs/>
           <w:b/>
         </w:rPr>
-        <w:t xml:space="preserve">2007.</w:t>
-      </w:r>
-      <w:r>
-        <w:t xml:space="preserve"> </w:t>
-      </w:r>
-      <w:r>
-        <w:t xml:space="preserve">The Foundation’s enforcer</w:t>
-      </w:r>
-      <w:r>
-        <w:t xml:space="preserve"> </w:t>
-      </w:r>
-      <w:r>
-        <w:rPr>
-          <w:bCs/>
-          <w:b/>
-        </w:rPr>
-        <w:t xml:space="preserve">Sergei Grachyov</w:t>
-      </w:r>
-      <w:r>
-        <w:t xml:space="preserve"> </w:t>
-      </w:r>
-      <w:r>
-        <w:t xml:space="preserve">fought the Atomic Man in Washington, and the</w:t>
-      </w:r>
-      <w:r>
-        <w:t xml:space="preserve"> </w:t>
-      </w:r>
-      <w:r>
-        <w:rPr>
-          <w:bCs/>
-          <w:b/>
-        </w:rPr>
-        <w:t xml:space="preserve">Washington Monument</w:t>
-      </w:r>
-      <w:r>
-        <w:t xml:space="preserve"> </w:t>
-      </w:r>
-      <w:r>
-        <w:t xml:space="preserve">fell. Both walked away.</w:t>
-      </w:r>
-    </w:p>
-    <w:p>
-      <w:pPr>
-        <w:numPr>
-          <w:ilvl w:val="0"/>
-          <w:numId w:val="1014"/>
-        </w:numPr>
-        <w:pStyle w:val="Compact"/>
-      </w:pPr>
-      <w:r>
-        <w:rPr>
-          <w:bCs/>
-          <w:b/>
-        </w:rPr>
-        <w:t xml:space="preserve">2009.</w:t>
-      </w:r>
-      <w:r>
-        <w:t xml:space="preserve"> </w:t>
-      </w:r>
+        <w:t xml:space="preserve">1941–1945.</w:t>
+      </w:r>
+      <w:r>
+        <w:t xml:space="preserve"> </w:t>
+      </w:r>
+      <w:r>
+        <w:t xml:space="preserve">At least thirty Operants served secretly in the militaries of six nations, Germany among them.</w:t>
+      </w:r>
+      <w:r>
+        <w:t xml:space="preserve"> </w:t>
+      </w:r>
+      <w:r>
+        <w:rPr>
+          <w:bCs/>
+          <w:b/>
+        </w:rPr>
+        <w:t xml:space="preserve">Hector Gonzalez</w:t>
+      </w:r>
+      <w:r>
+        <w:t xml:space="preserve">, Nikola Tesla’s assistant, received</w:t>
+      </w:r>
+      <w:r>
+        <w:t xml:space="preserve"> </w:t>
+      </w:r>
+      <w:r>
+        <w:rPr>
+          <w:bCs/>
+          <w:b/>
+        </w:rPr>
+        <w:t xml:space="preserve">Ambrosia</w:t>
+      </w:r>
+      <w:r>
+        <w:t xml:space="preserve"> </w:t>
+      </w:r>
+      <w:r>
+        <w:t xml:space="preserve">in 1943 and became</w:t>
+      </w:r>
+      <w:r>
+        <w:t xml:space="preserve"> </w:t>
+      </w:r>
+      <w:r>
+        <w:rPr>
+          <w:bCs/>
+          <w:b/>
+        </w:rPr>
+        <w:t xml:space="preserve">Mr. Marvel</w:t>
+      </w:r>
+      <w:r>
+        <w:t xml:space="preserve">; the immortal</w:t>
+      </w:r>
+      <w:r>
+        <w:t xml:space="preserve"> </w:t>
+      </w:r>
+      <w:r>
+        <w:rPr>
+          <w:bCs/>
+          <w:b/>
+        </w:rPr>
+        <w:t xml:space="preserve">Ivory Phoenix</w:t>
+      </w:r>
+      <w:r>
+        <w:t xml:space="preserve"> </w:t>
+      </w:r>
+      <w:r>
+        <w:t xml:space="preserve">fought for the Allies and destroyed the first Steel Falcon.</w:t>
+      </w:r>
+    </w:p>
+    <w:bookmarkEnd w:id="75"/>
+    <w:bookmarkStart w:id="76" w:name="the-public-years"/>
+    <w:p>
+      <w:pPr>
+        <w:pStyle w:val="Heading2"/>
+      </w:pPr>
+      <w:r>
+        <w:t xml:space="preserve">The public years</w:t>
+      </w:r>
+    </w:p>
+    <w:p>
+      <w:pPr>
+        <w:pStyle w:val="FirstParagraph"/>
+      </w:pPr>
+      <w:r>
+        <w:t xml:space="preserve">In</w:t>
+      </w:r>
+      <w:r>
+        <w:t xml:space="preserve"> </w:t>
+      </w:r>
+      <w:r>
+        <w:rPr>
+          <w:bCs/>
+          <w:b/>
+        </w:rPr>
+        <w:t xml:space="preserve">1952</w:t>
+      </w:r>
+      <w:r>
+        <w:t xml:space="preserve"> </w:t>
+      </w:r>
+      <w:r>
+        <w:t xml:space="preserve">a highly publicized battle between US Army forces and unidentified assailants at</w:t>
+      </w:r>
+      <w:r>
+        <w:t xml:space="preserve"> </w:t>
+      </w:r>
+      <w:r>
+        <w:rPr>
+          <w:bCs/>
+          <w:b/>
+        </w:rPr>
+        <w:t xml:space="preserve">Fort Knox</w:t>
+      </w:r>
+      <w:r>
+        <w:t xml:space="preserve">, together with growing reports from around the world, forced the public to accept that people with powers existed. In the same year the first</w:t>
+      </w:r>
+      <w:r>
+        <w:t xml:space="preserve"> </w:t>
+      </w:r>
+      <w:r>
+        <w:rPr>
+          <w:bCs/>
+          <w:b/>
+        </w:rPr>
+        <w:t xml:space="preserve">Hephaestus Keys</w:t>
+      </w:r>
+      <w:r>
+        <w:t xml:space="preserve"> </w:t>
+      </w:r>
+      <w:r>
+        <w:t xml:space="preserve">were found in London, and Lord Colslo used one to open the Celtic Gate to Avalon.</w:t>
+      </w:r>
+    </w:p>
+    <w:p>
+      <w:pPr>
+        <w:pStyle w:val="BodyText"/>
+      </w:pPr>
+      <w:r>
+        <w:t xml:space="preserve">Senator Edward McCarthy led the campaign against the</w:t>
+      </w:r>
+      <w:r>
+        <w:t xml:space="preserve"> </w:t>
+      </w:r>
+      <w:r>
+        <w:t xml:space="preserve">“</w:t>
+      </w:r>
+      <w:r>
+        <w:t xml:space="preserve">abnormal powers</w:t>
+      </w:r>
+      <w:r>
+        <w:t xml:space="preserve">”</w:t>
+      </w:r>
+      <w:r>
+        <w:t xml:space="preserve"> </w:t>
+      </w:r>
+      <w:r>
+        <w:t xml:space="preserve">menace. Congress passed the</w:t>
+      </w:r>
+      <w:r>
+        <w:t xml:space="preserve"> </w:t>
+      </w:r>
+      <w:r>
+        <w:rPr>
+          <w:bCs/>
+          <w:b/>
+        </w:rPr>
+        <w:t xml:space="preserve">Human Powers Control Act</w:t>
+      </w:r>
+      <w:r>
+        <w:t xml:space="preserve">, requiring the registration of all</w:t>
+      </w:r>
+      <w:r>
+        <w:t xml:space="preserve"> </w:t>
+      </w:r>
+      <w:r>
+        <w:t xml:space="preserve">“</w:t>
+      </w:r>
+      <w:r>
+        <w:t xml:space="preserve">citizens with operant capabilities outside the human physiological norms</w:t>
+      </w:r>
+      <w:r>
+        <w:t xml:space="preserve">”</w:t>
+      </w:r>
+      <w:r>
+        <w:t xml:space="preserve">: the origin of the official term,</w:t>
+      </w:r>
+      <w:r>
+        <w:t xml:space="preserve"> </w:t>
+      </w:r>
+      <w:r>
+        <w:rPr>
+          <w:bCs/>
+          <w:b/>
+        </w:rPr>
+        <w:t xml:space="preserve">Operants</w:t>
+      </w:r>
+      <w:r>
+        <w:t xml:space="preserve">. No one could agree how to register or enforce anything, and only one warrant was ever issued under the HPCA, for</w:t>
+      </w:r>
+      <w:r>
+        <w:t xml:space="preserve"> </w:t>
+      </w:r>
+      <w:r>
+        <w:rPr>
+          <w:bCs/>
+          <w:b/>
+        </w:rPr>
+        <w:t xml:space="preserve">Charlie Swift</w:t>
+      </w:r>
+      <w:r>
+        <w:t xml:space="preserve">, the</w:t>
+      </w:r>
+      <w:r>
+        <w:t xml:space="preserve"> </w:t>
+      </w:r>
+      <w:r>
+        <w:t xml:space="preserve">“</w:t>
+      </w:r>
+      <w:r>
+        <w:t xml:space="preserve">fastest man alive</w:t>
+      </w:r>
+      <w:r>
+        <w:t xml:space="preserve">”</w:t>
+      </w:r>
+      <w:r>
+        <w:t xml:space="preserve">, a popular critic of the government. He was shot during the botched arrest, spent a year in a coma, lost his powers and drank himself out of public life. McCarthy was censured and ousted.</w:t>
+      </w:r>
+    </w:p>
+    <w:p>
+      <w:pPr>
+        <w:pStyle w:val="BodyText"/>
+      </w:pPr>
+      <w:r>
+        <w:t xml:space="preserve">Untrained police couldn’t deal with powered crime, so unsanctioned teams of Operants and ordinary volunteers stepped in. The most respected was the</w:t>
+      </w:r>
+      <w:r>
+        <w:t xml:space="preserve"> </w:t>
+      </w:r>
+      <w:r>
+        <w:rPr>
+          <w:bCs/>
+          <w:b/>
+        </w:rPr>
+        <w:t xml:space="preserve">Power Legion</w:t>
+      </w:r>
+      <w:r>
+        <w:t xml:space="preserve">, led by</w:t>
+      </w:r>
+      <w:r>
+        <w:t xml:space="preserve"> </w:t>
+      </w:r>
+      <w:r>
+        <w:rPr>
+          <w:bCs/>
+          <w:b/>
+        </w:rPr>
+        <w:t xml:space="preserve">Mr. Marvel</w:t>
+      </w:r>
+      <w:r>
+        <w:t xml:space="preserve">,</w:t>
+      </w:r>
+      <w:r>
+        <w:t xml:space="preserve"> </w:t>
+      </w:r>
+      <w:r>
+        <w:rPr>
+          <w:iCs/>
+          <w:i/>
+        </w:rPr>
+        <w:t xml:space="preserve">maravilla del señor</w:t>
+      </w:r>
+      <w:r>
+        <w:t xml:space="preserve">, a World War II hero whose popularity crossed the color lines of 1950s America. The Legion supported law enforcement along the East Coast until it was forcibly disbanded during the</w:t>
+      </w:r>
+      <w:r>
+        <w:t xml:space="preserve"> </w:t>
+      </w:r>
+      <w:r>
+        <w:rPr>
+          <w:bCs/>
+          <w:b/>
+        </w:rPr>
+        <w:t xml:space="preserve">Khatorsi Crisis of 1968</w:t>
+      </w:r>
+      <w:r>
+        <w:t xml:space="preserve">. Its paramilitary uniforms set the style for every public team that followed.</w:t>
+      </w:r>
+    </w:p>
+    <w:p>
+      <w:pPr>
+        <w:pStyle w:val="BodyText"/>
+      </w:pPr>
+      <w:r>
+        <w:t xml:space="preserve">In</w:t>
+      </w:r>
+      <w:r>
+        <w:t xml:space="preserve"> </w:t>
+      </w:r>
+      <w:r>
+        <w:rPr>
+          <w:bCs/>
+          <w:b/>
+        </w:rPr>
+        <w:t xml:space="preserve">1959</w:t>
+      </w:r>
+      <w:r>
+        <w:t xml:space="preserve"> </w:t>
+      </w:r>
+      <w:r>
+        <w:t xml:space="preserve">Dr. Richard Kennedy was bathed in a runaway reactor’s radiation and bonded to an entity from beyond:</w:t>
+      </w:r>
+      <w:r>
+        <w:t xml:space="preserve"> </w:t>
+      </w:r>
+      <w:r>
+        <w:rPr>
+          <w:bCs/>
+          <w:b/>
+        </w:rPr>
+        <w:t xml:space="preserve">the Atomic Man</w:t>
+      </w:r>
+      <w:r>
+        <w:t xml:space="preserve">.</w:t>
+      </w:r>
+    </w:p>
+    <w:bookmarkEnd w:id="76"/>
+    <w:bookmarkStart w:id="77" w:name="exlaw"/>
+    <w:p>
+      <w:pPr>
+        <w:pStyle w:val="Heading2"/>
+      </w:pPr>
+      <w:r>
+        <w:t xml:space="preserve">ExLAW</w:t>
+      </w:r>
+    </w:p>
+    <w:p>
+      <w:pPr>
+        <w:pStyle w:val="FirstParagraph"/>
+      </w:pPr>
+      <w:r>
+        <w:t xml:space="preserve">In</w:t>
+      </w:r>
+      <w:r>
+        <w:t xml:space="preserve"> </w:t>
+      </w:r>
+      <w:r>
+        <w:rPr>
+          <w:bCs/>
+          <w:b/>
+        </w:rPr>
+        <w:t xml:space="preserve">1972</w:t>
+      </w:r>
+      <w:r>
+        <w:t xml:space="preserve"> </w:t>
+      </w:r>
+      <w:r>
+        <w:t xml:space="preserve">Congress and President Richard Nixon replaced the HPCA with the</w:t>
+      </w:r>
+      <w:r>
+        <w:t xml:space="preserve"> </w:t>
+      </w:r>
+      <w:r>
+        <w:rPr>
+          <w:bCs/>
+          <w:b/>
+        </w:rPr>
+        <w:t xml:space="preserve">Extraordinary Powers Act (EPA)</w:t>
+      </w:r>
+      <w:r>
+        <w:t xml:space="preserve">, and created the</w:t>
+      </w:r>
+      <w:r>
+        <w:t xml:space="preserve"> </w:t>
+      </w:r>
+      <w:r>
+        <w:rPr>
+          <w:bCs/>
+          <w:b/>
+        </w:rPr>
+        <w:t xml:space="preserve">Extraordinary Law Enforcement Agency (ExLAW)</w:t>
+      </w:r>
+      <w:r>
+        <w:t xml:space="preserve"> </w:t>
+      </w:r>
+      <w:r>
+        <w:t xml:space="preserve">under the Department of Justice to enforce it. A House committee, the</w:t>
+      </w:r>
+      <w:r>
+        <w:t xml:space="preserve"> </w:t>
+      </w:r>
+      <w:r>
+        <w:rPr>
+          <w:bCs/>
+          <w:b/>
+        </w:rPr>
+        <w:t xml:space="preserve">EPA Oversight Commission (EPAOC)</w:t>
+      </w:r>
+      <w:r>
+        <w:t xml:space="preserve">, became its watchdog.</w:t>
+      </w:r>
+    </w:p>
+    <w:p>
+      <w:pPr>
+        <w:pStyle w:val="BodyText"/>
+      </w:pPr>
+      <w:r>
+        <w:t xml:space="preserve">Nixon’s science advisor</w:t>
+      </w:r>
+      <w:r>
+        <w:t xml:space="preserve"> </w:t>
+      </w:r>
+      <w:r>
+        <w:rPr>
+          <w:bCs/>
+          <w:b/>
+        </w:rPr>
+        <w:t xml:space="preserve">Dr. Edmund Hamilton</w:t>
+      </w:r>
+      <w:r>
+        <w:t xml:space="preserve">, an authority on Operants and one of the authors of the EPA, became the first Director. The first agents came from the FBI and the special forces, with law or criminology degrees and top-secret clearance: five Operant investigators and twenty-seven transferred FBI agents, with lawyers and staff behind them.</w:t>
+      </w:r>
+    </w:p>
+    <w:p>
+      <w:pPr>
+        <w:pStyle w:val="BodyText"/>
+      </w:pPr>
+      <w:r>
+        <w:t xml:space="preserve">At the same time the Department of Defense finished testing the</w:t>
+      </w:r>
+      <w:r>
+        <w:t xml:space="preserve"> </w:t>
+      </w:r>
+      <w:r>
+        <w:rPr>
+          <w:bCs/>
+          <w:b/>
+        </w:rPr>
+        <w:t xml:space="preserve">Aegis Series I</w:t>
+      </w:r>
+      <w:r>
+        <w:t xml:space="preserve"> </w:t>
+      </w:r>
+      <w:r>
+        <w:t xml:space="preserve">power suit, an armored exoskeleton likened to</w:t>
+      </w:r>
+      <w:r>
+        <w:t xml:space="preserve"> </w:t>
+      </w:r>
+      <w:r>
+        <w:t xml:space="preserve">“</w:t>
+      </w:r>
+      <w:r>
+        <w:t xml:space="preserve">a slow, sweaty tank you can wear</w:t>
+      </w:r>
+      <w:r>
+        <w:t xml:space="preserve">”</w:t>
+      </w:r>
+      <w:r>
+        <w:t xml:space="preserve">. Some credited the AS-I corps with victory in Vietnam, but the Pentagon dropped the program after the war in 1973. EPAOC members persuaded the Justice Department to adopt it as an alternative to Operant agents, and the first ExLAW Aegis pilots went into service in January 1974. Steady improvements through the 1970s and 1980s made the suits a tactical success.</w:t>
+      </w:r>
+    </w:p>
+    <w:p>
+      <w:pPr>
+        <w:pStyle w:val="BodyText"/>
+      </w:pPr>
+      <w:r>
+        <w:t xml:space="preserve">Local police were slow to trust ExLAW until its agents captured</w:t>
+      </w:r>
+      <w:r>
+        <w:t xml:space="preserve"> </w:t>
+      </w:r>
+      <w:r>
+        <w:rPr>
+          <w:bCs/>
+          <w:b/>
+        </w:rPr>
+        <w:t xml:space="preserve">General Markum</w:t>
+      </w:r>
+      <w:r>
+        <w:t xml:space="preserve"> </w:t>
+      </w:r>
+      <w:r>
+        <w:t xml:space="preserve">and his renegades. ExLAW’s enforcement of the EPA estranged the unofficial teams, many of whom refused to register and kept their secret identities. Hamilton answered with</w:t>
+      </w:r>
+      <w:r>
+        <w:t xml:space="preserve"> </w:t>
+      </w:r>
+      <w:r>
+        <w:rPr>
+          <w:bCs/>
+          <w:b/>
+        </w:rPr>
+        <w:t xml:space="preserve">Reserve Agent</w:t>
+      </w:r>
+      <w:r>
+        <w:t xml:space="preserve"> </w:t>
+      </w:r>
+      <w:r>
+        <w:t xml:space="preserve">status: masked Operants could register while their identities stayed sealed. The EPA let the Director grant false identities to agents at risk, and no one but the Director or the Attorney General could open an agent’s file without a criminal warrant. Hamilton extended that protection, quietly and often, to every Reserve Agent.</w:t>
+      </w:r>
+    </w:p>
+    <w:p>
+      <w:pPr>
+        <w:pStyle w:val="BodyText"/>
+      </w:pPr>
+      <w:r>
+        <w:t xml:space="preserve">Reserve status had a price. Reserve Agents were held to police procedure and liable for any damage they caused. In</w:t>
+      </w:r>
+      <w:r>
+        <w:t xml:space="preserve"> </w:t>
+      </w:r>
+      <w:r>
+        <w:rPr>
+          <w:bCs/>
+          <w:b/>
+        </w:rPr>
+        <w:t xml:space="preserve">1973</w:t>
+      </w:r>
+      <w:r>
+        <w:t xml:space="preserve"> </w:t>
+      </w:r>
+      <w:r>
+        <w:rPr>
+          <w:bCs/>
+          <w:b/>
+        </w:rPr>
+        <w:t xml:space="preserve">Warlord I</w:t>
+      </w:r>
+      <w:r>
+        <w:t xml:space="preserve"> </w:t>
+      </w:r>
+      <w:r>
+        <w:t xml:space="preserve">fought the criminal</w:t>
+      </w:r>
+      <w:r>
+        <w:t xml:space="preserve"> </w:t>
+      </w:r>
+      <w:r>
+        <w:rPr>
+          <w:bCs/>
+          <w:b/>
+        </w:rPr>
+        <w:t xml:space="preserve">Armageddon</w:t>
+      </w:r>
+      <w:r>
+        <w:t xml:space="preserve"> </w:t>
+      </w:r>
+      <w:r>
+        <w:t xml:space="preserve">in an apartment block; Armageddon’s charges brought the building down and killed hundreds. Warlord was convicted of reckless endangerment and died in a prison riot. Some heroes refused Hamilton’s offer and stayed unsanctioned; Hamilton kept his agents focused on the Operants who endangered the public, and let the rest be.</w:t>
+      </w:r>
+    </w:p>
+    <w:p>
+      <w:pPr>
+        <w:pStyle w:val="BodyText"/>
+      </w:pPr>
+      <w:r>
+        <w:t xml:space="preserve">In</w:t>
+      </w:r>
+      <w:r>
+        <w:t xml:space="preserve"> </w:t>
+      </w:r>
+      <w:r>
+        <w:rPr>
+          <w:bCs/>
+          <w:b/>
+        </w:rPr>
+        <w:t xml:space="preserve">1977</w:t>
+      </w:r>
+      <w:r>
+        <w:t xml:space="preserve"> </w:t>
+      </w:r>
+      <w:r>
+        <w:t xml:space="preserve">Hamilton’s protégé</w:t>
+      </w:r>
+      <w:r>
+        <w:t xml:space="preserve"> </w:t>
+      </w:r>
+      <w:r>
+        <w:rPr>
+          <w:bCs/>
+          <w:b/>
+        </w:rPr>
+        <w:t xml:space="preserve">Johnny Vanroy</w:t>
+      </w:r>
+      <w:r>
+        <w:t xml:space="preserve">, Mr. Power, was arrested for the murder of heiress Lita Weston. He was cleared, but left ExLAW in 1978, and the EPAOC never stopped accusing Hamilton of favoritism. By</w:t>
+      </w:r>
+      <w:r>
+        <w:t xml:space="preserve"> </w:t>
+      </w:r>
+      <w:r>
+        <w:rPr>
+          <w:bCs/>
+          <w:b/>
+        </w:rPr>
+        <w:t xml:space="preserve">1982</w:t>
+      </w:r>
+      <w:r>
+        <w:t xml:space="preserve"> </w:t>
+      </w:r>
+      <w:r>
+        <w:t xml:space="preserve">ExLAW had more than thirty full-time Operant agents and fifty AS-III pilots. That year a cell of terrorist Operants led by</w:t>
+      </w:r>
+      <w:r>
+        <w:t xml:space="preserve"> </w:t>
+      </w:r>
+      <w:r>
+        <w:rPr>
+          <w:bCs/>
+          <w:b/>
+        </w:rPr>
+        <w:t xml:space="preserve">Autuarch</w:t>
+      </w:r>
+      <w:r>
+        <w:t xml:space="preserve"> </w:t>
+      </w:r>
+      <w:r>
+        <w:t xml:space="preserve">attacked the</w:t>
+      </w:r>
+      <w:r>
+        <w:t xml:space="preserve"> </w:t>
+      </w:r>
+      <w:r>
+        <w:rPr>
+          <w:bCs/>
+          <w:b/>
+        </w:rPr>
+        <w:t xml:space="preserve">US Capitol</w:t>
+      </w:r>
+      <w:r>
+        <w:t xml:space="preserve">. ExLAW tracked them to Los Angeles and captured all but a few; Autuarch escaped to Argentina and founded the</w:t>
+      </w:r>
+      <w:r>
+        <w:t xml:space="preserve"> </w:t>
+      </w:r>
+      <w:r>
+        <w:rPr>
+          <w:bCs/>
+          <w:b/>
+        </w:rPr>
+        <w:t xml:space="preserve">White Hand</w:t>
+      </w:r>
+      <w:r>
+        <w:t xml:space="preserve">.</w:t>
+      </w:r>
+    </w:p>
+    <w:bookmarkEnd w:id="77"/>
+    <w:bookmarkStart w:id="78" w:name="the-second-wave"/>
+    <w:p>
+      <w:pPr>
+        <w:pStyle w:val="Heading2"/>
+      </w:pPr>
+      <w:r>
+        <w:t xml:space="preserve">The Second Wave</w:t>
+      </w:r>
+    </w:p>
+    <w:p>
+      <w:pPr>
+        <w:pStyle w:val="FirstParagraph"/>
+      </w:pPr>
+      <w:r>
+        <w:t xml:space="preserve">In</w:t>
+      </w:r>
+      <w:r>
+        <w:t xml:space="preserve"> </w:t>
+      </w:r>
+      <w:r>
+        <w:rPr>
+          <w:bCs/>
+          <w:b/>
+        </w:rPr>
+        <w:t xml:space="preserve">1985</w:t>
+      </w:r>
+      <w:r>
+        <w:t xml:space="preserve"> </w:t>
+      </w:r>
+      <w:r>
+        <w:t xml:space="preserve">Hamilton retired. Months later the</w:t>
+      </w:r>
+      <w:r>
+        <w:t xml:space="preserve"> </w:t>
+      </w:r>
+      <w:r>
+        <w:rPr>
+          <w:bCs/>
+          <w:b/>
+        </w:rPr>
+        <w:t xml:space="preserve">Second Wave</w:t>
+      </w:r>
+      <w:r>
+        <w:t xml:space="preserve"> </w:t>
+      </w:r>
+      <w:r>
+        <w:t xml:space="preserve">came: a new surge of awakenings across the world, just after</w:t>
+      </w:r>
+      <w:r>
+        <w:t xml:space="preserve"> </w:t>
+      </w:r>
+      <w:r>
+        <w:rPr>
+          <w:bCs/>
+          <w:b/>
+        </w:rPr>
+        <w:t xml:space="preserve">John Marcus Mars Jr.</w:t>
+      </w:r>
+      <w:r>
+        <w:t xml:space="preserve">, Merlin’s chosen heir, defeated Mordred and Morgan le Fay in a final battle he barely survived. Thousands of new Operants appeared, many of them young, frightened and dangerous.</w:t>
+      </w:r>
+    </w:p>
+    <w:p>
+      <w:pPr>
+        <w:pStyle w:val="BodyText"/>
+      </w:pPr>
+      <w:r>
+        <w:t xml:space="preserve">President Ronald Reagan appointed</w:t>
+      </w:r>
+      <w:r>
+        <w:t xml:space="preserve"> </w:t>
+      </w:r>
+      <w:r>
+        <w:rPr>
+          <w:bCs/>
+          <w:b/>
+        </w:rPr>
+        <w:t xml:space="preserve">Dr. Allison Manchester</w:t>
+      </w:r>
+      <w:r>
+        <w:t xml:space="preserve">, the architect of</w:t>
+      </w:r>
+      <w:r>
+        <w:t xml:space="preserve"> </w:t>
+      </w:r>
+      <w:r>
+        <w:rPr>
+          <w:bCs/>
+          <w:b/>
+        </w:rPr>
+        <w:t xml:space="preserve">Raster Seven</w:t>
+      </w:r>
+      <w:r>
+        <w:t xml:space="preserve">, the underground Operant prison the civil-rights community calls</w:t>
+      </w:r>
+      <w:r>
+        <w:t xml:space="preserve"> </w:t>
+      </w:r>
+      <w:r>
+        <w:rPr>
+          <w:iCs/>
+          <w:i/>
+        </w:rPr>
+        <w:t xml:space="preserve">Tartarus</w:t>
+      </w:r>
+      <w:r>
+        <w:t xml:space="preserve">. In</w:t>
+      </w:r>
+      <w:r>
+        <w:t xml:space="preserve"> </w:t>
+      </w:r>
+      <w:r>
+        <w:rPr>
+          <w:bCs/>
+          <w:b/>
+        </w:rPr>
+        <w:t xml:space="preserve">1986</w:t>
+      </w:r>
+      <w:r>
+        <w:t xml:space="preserve"> </w:t>
+      </w:r>
+      <w:r>
+        <w:t xml:space="preserve">ExLAW turned paramilitary: hunt down every non-registered Operant. Manchester expanded the AS-III and AS-IV units, rescinded Reserve status and made no secret of her distrust of Operants. The old-guard heroes and a younger, angrier generation split. The</w:t>
+      </w:r>
+      <w:r>
+        <w:t xml:space="preserve"> </w:t>
+      </w:r>
+      <w:r>
+        <w:rPr>
+          <w:bCs/>
+          <w:b/>
+        </w:rPr>
+        <w:t xml:space="preserve">1993 Los Angeles protests</w:t>
+      </w:r>
+      <w:r>
+        <w:t xml:space="preserve"> </w:t>
+      </w:r>
+      <w:r>
+        <w:t xml:space="preserve">against ExLAW’s methods, during a Senate debate on stripping secret-identity protections, wrecked the Coliseum and won ExLAW a wider mandate. The</w:t>
+      </w:r>
+      <w:r>
+        <w:t xml:space="preserve"> </w:t>
+      </w:r>
+      <w:r>
+        <w:rPr>
+          <w:bCs/>
+          <w:b/>
+        </w:rPr>
+        <w:t xml:space="preserve">AS-V</w:t>
+      </w:r>
+      <w:r>
+        <w:t xml:space="preserve">, with</w:t>
+      </w:r>
+      <w:r>
+        <w:t xml:space="preserve"> </w:t>
+      </w:r>
+      <w:r>
+        <w:t xml:space="preserve">“</w:t>
+      </w:r>
+      <w:r>
+        <w:t xml:space="preserve">positive response controls</w:t>
+      </w:r>
+      <w:r>
+        <w:t xml:space="preserve">”</w:t>
+      </w:r>
+      <w:r>
+        <w:t xml:space="preserve"> </w:t>
+      </w:r>
+      <w:r>
+        <w:t xml:space="preserve">that stopped the suits straining their pilots’ muscles, arrived in 1995. That year Manchester released every Operant agent from ExLAW; some went to the FBI, some retired, and some turned to crime.</w:t>
+      </w:r>
+    </w:p>
+    <w:p>
+      <w:pPr>
+        <w:pStyle w:val="BodyText"/>
+      </w:pPr>
+      <w:r>
+        <w:t xml:space="preserve">On</w:t>
+      </w:r>
+      <w:r>
+        <w:t xml:space="preserve"> </w:t>
+      </w:r>
+      <w:r>
+        <w:rPr>
+          <w:bCs/>
+          <w:b/>
+        </w:rPr>
+        <w:t xml:space="preserve">December 15th, 1996</w:t>
+      </w:r>
+      <w:r>
+        <w:t xml:space="preserve">, Raster Seven was breached for the first time. Fifteen of America’s most dangerous Operants escaped and nineteen died. Nine were recaptured; six reached Argentina and the White Hand.</w:t>
+      </w:r>
+    </w:p>
+    <w:p>
+      <w:pPr>
+        <w:pStyle w:val="BodyText"/>
+      </w:pPr>
+      <w:r>
+        <w:t xml:space="preserve">From 1998 to 2000 the UN built</w:t>
+      </w:r>
+      <w:r>
+        <w:t xml:space="preserve"> </w:t>
+      </w:r>
+      <w:r>
+        <w:rPr>
+          <w:bCs/>
+          <w:b/>
+        </w:rPr>
+        <w:t xml:space="preserve">Raster Eight</w:t>
+      </w:r>
+      <w:r>
+        <w:t xml:space="preserve"> </w:t>
+      </w:r>
+      <w:r>
+        <w:t xml:space="preserve">in low Earth orbit, and revealed the</w:t>
+      </w:r>
+      <w:r>
+        <w:t xml:space="preserve"> </w:t>
+      </w:r>
+      <w:r>
+        <w:rPr>
+          <w:bCs/>
+          <w:b/>
+        </w:rPr>
+        <w:t xml:space="preserve">United Nations International Law Enforcement Directorate (UNILED)</w:t>
+      </w:r>
+      <w:r>
+        <w:t xml:space="preserve">, pooling the resources of the US, the Commonwealth of Independent States, Britain, China and many others against terrorism and Operant crime.</w:t>
+      </w:r>
+    </w:p>
+    <w:bookmarkEnd w:id="78"/>
+    <w:bookmarkStart w:id="79" w:name="a-new-century"/>
+    <w:p>
+      <w:pPr>
+        <w:pStyle w:val="Heading2"/>
+      </w:pPr>
+      <w:r>
+        <w:t xml:space="preserve">A new century</w:t>
+      </w:r>
+    </w:p>
+    <w:p>
+      <w:pPr>
+        <w:pStyle w:val="FirstParagraph"/>
+      </w:pPr>
       <w:r>
         <w:t xml:space="preserve">President</w:t>
       </w:r>
@@ -15942,144 +15879,26 @@
           <w:bCs/>
           <w:b/>
         </w:rPr>
-        <w:t xml:space="preserve">Margaret Hale</w:t>
-      </w:r>
-      <w:r>
-        <w:t xml:space="preserve"> </w:t>
-      </w:r>
-      <w:r>
-        <w:t xml:space="preserve">took office.</w:t>
-      </w:r>
-    </w:p>
-    <w:bookmarkEnd w:id="79"/>
-    <w:bookmarkStart w:id="80" w:name="the-umkas-invasion"/>
-    <w:p>
-      <w:pPr>
-        <w:pStyle w:val="Heading2"/>
-      </w:pPr>
-      <w:r>
-        <w:t xml:space="preserve">The Umkas invasion</w:t>
-      </w:r>
-    </w:p>
-    <w:p>
-      <w:pPr>
-        <w:pStyle w:val="FirstParagraph"/>
-      </w:pPr>
-      <w:r>
-        <w:t xml:space="preserve">In</w:t>
-      </w:r>
-      <w:r>
-        <w:t xml:space="preserve"> </w:t>
-      </w:r>
-      <w:r>
-        <w:rPr>
-          <w:bCs/>
-          <w:b/>
-        </w:rPr>
-        <w:t xml:space="preserve">2012</w:t>
-      </w:r>
-      <w:r>
-        <w:t xml:space="preserve"> </w:t>
-      </w:r>
-      <w:r>
-        <w:rPr>
-          <w:bCs/>
-          <w:b/>
-        </w:rPr>
-        <w:t xml:space="preserve">Steel Hawk</w:t>
-      </w:r>
-      <w:r>
-        <w:t xml:space="preserve"> </w:t>
-      </w:r>
-      <w:r>
-        <w:t xml:space="preserve">and</w:t>
-      </w:r>
-      <w:r>
-        <w:t xml:space="preserve"> </w:t>
-      </w:r>
-      <w:r>
-        <w:rPr>
-          <w:bCs/>
-          <w:b/>
-        </w:rPr>
-        <w:t xml:space="preserve">Autuarch</w:t>
-      </w:r>
-      <w:r>
-        <w:t xml:space="preserve"> </w:t>
-      </w:r>
-      <w:r>
-        <w:t xml:space="preserve">opened a dimensional breach over New York, and the</w:t>
-      </w:r>
-      <w:r>
-        <w:t xml:space="preserve"> </w:t>
-      </w:r>
-      <w:r>
-        <w:rPr>
-          <w:bCs/>
-          <w:b/>
-        </w:rPr>
-        <w:t xml:space="preserve">Umkas</w:t>
-      </w:r>
-      <w:r>
-        <w:t xml:space="preserve"> </w:t>
-      </w:r>
-      <w:r>
-        <w:t xml:space="preserve">came through.</w:t>
-      </w:r>
-      <w:r>
-        <w:t xml:space="preserve"> </w:t>
-      </w:r>
-      <w:r>
-        <w:rPr>
-          <w:bCs/>
-          <w:b/>
-        </w:rPr>
-        <w:t xml:space="preserve">Celerity</w:t>
-      </w:r>
-      <w:r>
-        <w:t xml:space="preserve">, the</w:t>
-      </w:r>
-      <w:r>
-        <w:t xml:space="preserve"> </w:t>
-      </w:r>
-      <w:r>
-        <w:rPr>
-          <w:bCs/>
-          <w:b/>
-        </w:rPr>
-        <w:t xml:space="preserve">Golden Centurion</w:t>
-      </w:r>
-      <w:r>
-        <w:t xml:space="preserve">,</w:t>
-      </w:r>
-      <w:r>
-        <w:t xml:space="preserve"> </w:t>
-      </w:r>
-      <w:r>
-        <w:rPr>
-          <w:bCs/>
-          <w:b/>
-        </w:rPr>
-        <w:t xml:space="preserve">Uathach</w:t>
-      </w:r>
-      <w:r>
-        <w:t xml:space="preserve"> </w:t>
-      </w:r>
-      <w:r>
-        <w:t xml:space="preserve">and dozens of others held the city. Steel Hawk nearly killed Celerity, and she spent a year in a coma. Chat Roux’s transport was destroyed and he was stranded on this Earth. The breach tore Limbo open as well, and</w:t>
-      </w:r>
-      <w:r>
-        <w:t xml:space="preserve"> </w:t>
-      </w:r>
-      <w:r>
-        <w:rPr>
-          <w:bCs/>
-          <w:b/>
-        </w:rPr>
-        <w:t xml:space="preserve">Michael Lance</w:t>
-      </w:r>
-      <w:r>
-        <w:t xml:space="preserve">, a private eye lost since 1946, walked out into 2012. Then Steel Hawk turned: he and Autuarch closed the breach together, and escaped ExLAW.</w:t>
+        <w:t xml:space="preserve">John McCain</w:t>
+      </w:r>
+      <w:r>
+        <w:t xml:space="preserve"> </w:t>
+      </w:r>
+      <w:r>
+        <w:t xml:space="preserve">(2001–2009) wanted a director who could bridge the gap with the Operant community. He persuaded Manchester to retire and appointed</w:t>
+      </w:r>
+      <w:r>
+        <w:t xml:space="preserve"> </w:t>
+      </w:r>
+      <w:r>
+        <w:rPr>
+          <w:bCs/>
+          <w:b/>
+        </w:rPr>
+        <w:t xml:space="preserve">Juan Rodriguez</w:t>
+      </w:r>
+      <w:r>
+        <w:t xml:space="preserve">, a surgeon, author and former Power Legion member, who restored Reserve status and brought six Operant FBI agents into ExLAW.</w:t>
       </w:r>
     </w:p>
     <w:p>
@@ -16087,7 +15906,80 @@
         <w:pStyle w:val="BodyText"/>
       </w:pPr>
       <w:r>
-        <w:t xml:space="preserve">The breach left the walls between worlds thin.</w:t>
+        <w:rPr>
+          <w:bCs/>
+          <w:b/>
+        </w:rPr>
+        <w:t xml:space="preserve">October 9th, 2001.</w:t>
+      </w:r>
+      <w:r>
+        <w:t xml:space="preserve"> </w:t>
+      </w:r>
+      <w:r>
+        <w:t xml:space="preserve">A White Hand cell, three Raster Seven escapees backed by conventional bombers, brought down the Sears Tower and two neighboring towers in Chicago’s Loop, killing more than 2,000 people. Autuarch claimed the attack within the hour. The investigations showed that Operant and ordinary agents had warned of activity in Buenos Aires and Chicago and been ignored, because the CIA and FBI didn’t trust their own Operant agents. The</w:t>
+      </w:r>
+      <w:r>
+        <w:t xml:space="preserve"> </w:t>
+      </w:r>
+      <w:r>
+        <w:rPr>
+          <w:bCs/>
+          <w:b/>
+        </w:rPr>
+        <w:t xml:space="preserve">Department of Homeland Security</w:t>
+      </w:r>
+      <w:r>
+        <w:t xml:space="preserve"> </w:t>
+      </w:r>
+      <w:r>
+        <w:t xml:space="preserve">was created; ExLAW moved under it, Rodriguez became Deputy Director of DHS, and</w:t>
+      </w:r>
+      <w:r>
+        <w:t xml:space="preserve"> </w:t>
+      </w:r>
+      <w:r>
+        <w:rPr>
+          <w:bCs/>
+          <w:b/>
+        </w:rPr>
+        <w:t xml:space="preserve">Garret Cane</w:t>
+      </w:r>
+      <w:r>
+        <w:t xml:space="preserve">, ExLAW’s non-Operant chief of operations, became Director.</w:t>
+      </w:r>
+    </w:p>
+    <w:p>
+      <w:pPr>
+        <w:pStyle w:val="BodyText"/>
+      </w:pPr>
+      <w:r>
+        <w:t xml:space="preserve">That same year</w:t>
+      </w:r>
+      <w:r>
+        <w:t xml:space="preserve"> </w:t>
+      </w:r>
+      <w:r>
+        <w:rPr>
+          <w:bCs/>
+          <w:b/>
+        </w:rPr>
+        <w:t xml:space="preserve">Iran’s Islamic Republic fell</w:t>
+      </w:r>
+      <w:r>
+        <w:t xml:space="preserve">. Months of strikes and street protests became a revolution led by a coalition of communist and socialist parties, which proclaimed the secular</w:t>
+      </w:r>
+      <w:r>
+        <w:t xml:space="preserve"> </w:t>
+      </w:r>
+      <w:r>
+        <w:rPr>
+          <w:bCs/>
+          <w:b/>
+        </w:rPr>
+        <w:t xml:space="preserve">People’s Republic of Iran</w:t>
+      </w:r>
+      <w:r>
+        <w:t xml:space="preserve">. Washington, unsure whether to welcome or fear it, has kept it at arm’s length ever since.</w:t>
       </w:r>
     </w:p>
     <w:p>
@@ -16103,65 +15995,39 @@
           <w:bCs/>
           <w:b/>
         </w:rPr>
-        <w:t xml:space="preserve">2013–2014.</w:t>
-      </w:r>
-      <w:r>
-        <w:t xml:space="preserve"> </w:t>
-      </w:r>
-      <w:r>
-        <w:rPr>
-          <w:bCs/>
-          <w:b/>
-        </w:rPr>
-        <w:t xml:space="preserve">Shadow Earth</w:t>
-      </w:r>
-      <w:r>
-        <w:t xml:space="preserve"> </w:t>
-      </w:r>
-      <w:r>
-        <w:t xml:space="preserve">incursions began in New York, and</w:t>
-      </w:r>
-      <w:r>
-        <w:t xml:space="preserve"> </w:t>
-      </w:r>
-      <w:r>
-        <w:rPr>
-          <w:bCs/>
-          <w:b/>
-        </w:rPr>
-        <w:t xml:space="preserve">Vanguard</w:t>
-      </w:r>
-      <w:r>
-        <w:t xml:space="preserve">’s killings started. The Army founded</w:t>
-      </w:r>
-      <w:r>
-        <w:t xml:space="preserve"> </w:t>
-      </w:r>
-      <w:r>
-        <w:rPr>
-          <w:bCs/>
-          <w:b/>
-        </w:rPr>
-        <w:t xml:space="preserve">DIRE</w:t>
-      </w:r>
-      <w:r>
-        <w:t xml:space="preserve">, the Defense Intelligence and Research Enterprise, to answer the next invasion;</w:t>
-      </w:r>
-      <w:r>
-        <w:t xml:space="preserve"> </w:t>
-      </w:r>
-      <w:r>
-        <w:rPr>
-          <w:bCs/>
-          <w:b/>
-        </w:rPr>
-        <w:t xml:space="preserve">Helios</w:t>
-      </w:r>
-      <w:r>
-        <w:t xml:space="preserve"> </w:t>
-      </w:r>
-      <w:r>
-        <w:t xml:space="preserve">was its first success.</w:t>
+        <w:t xml:space="preserve">2002–2004.</w:t>
+      </w:r>
+      <w:r>
+        <w:t xml:space="preserve"> </w:t>
+      </w:r>
+      <w:r>
+        <w:t xml:space="preserve">Under Cane, ExLAW became a publicity engine: televised rescues and recruiting drives. Operant and AS-6 units spearheaded the UN-led</w:t>
+      </w:r>
+      <w:r>
+        <w:t xml:space="preserve"> </w:t>
+      </w:r>
+      <w:r>
+        <w:rPr>
+          <w:bCs/>
+          <w:b/>
+        </w:rPr>
+        <w:t xml:space="preserve">invasion of Iraq</w:t>
+      </w:r>
+      <w:r>
+        <w:t xml:space="preserve">, which had sheltered White Hand training camps. ExLAW and UNILED turned on the White Hand and the</w:t>
+      </w:r>
+      <w:r>
+        <w:t xml:space="preserve"> </w:t>
+      </w:r>
+      <w:r>
+        <w:rPr>
+          <w:bCs/>
+          <w:b/>
+        </w:rPr>
+        <w:t xml:space="preserve">Morcain</w:t>
+      </w:r>
+      <w:r>
+        <w:t xml:space="preserve">.</w:t>
       </w:r>
     </w:p>
     <w:p>
@@ -16177,20 +16043,29 @@
           <w:bCs/>
           <w:b/>
         </w:rPr>
-        <w:t xml:space="preserve">2015.</w:t>
-      </w:r>
-      <w:r>
-        <w:t xml:space="preserve"> </w:t>
-      </w:r>
-      <w:r>
-        <w:rPr>
-          <w:bCs/>
-          <w:b/>
-        </w:rPr>
-        <w:t xml:space="preserve">Evelyn Dark</w:t>
-      </w:r>
-      <w:r>
-        <w:t xml:space="preserve">’s breakout destroyed a Foundation black lab and the town around it: the first public evidence that the Foundation exists, though no one can prove who runs it.</w:t>
+        <w:t xml:space="preserve">2006.</w:t>
+      </w:r>
+      <w:r>
+        <w:t xml:space="preserve"> </w:t>
+      </w:r>
+      <w:r>
+        <w:t xml:space="preserve">Congress approved ExLAW’s</w:t>
+      </w:r>
+      <w:r>
+        <w:t xml:space="preserve"> </w:t>
+      </w:r>
+      <w:r>
+        <w:rPr>
+          <w:bCs/>
+          <w:b/>
+        </w:rPr>
+        <w:t xml:space="preserve">regional commands</w:t>
+      </w:r>
+      <w:r>
+        <w:t xml:space="preserve"> </w:t>
+      </w:r>
+      <w:r>
+        <w:t xml:space="preserve">over police objections: six regional offices, each with its own Operant team and Aegis wing.</w:t>
       </w:r>
     </w:p>
     <w:p>
@@ -16206,52 +16081,45 @@
           <w:bCs/>
           <w:b/>
         </w:rPr>
-        <w:t xml:space="preserve">2016.</w:t>
-      </w:r>
-      <w:r>
-        <w:t xml:space="preserve"> </w:t>
-      </w:r>
-      <w:r>
-        <w:rPr>
-          <w:bCs/>
-          <w:b/>
-        </w:rPr>
-        <w:t xml:space="preserve">Micky Holt</w:t>
-      </w:r>
-      <w:r>
-        <w:t xml:space="preserve"> </w:t>
-      </w:r>
-      <w:r>
-        <w:t xml:space="preserve">became the</w:t>
-      </w:r>
-      <w:r>
-        <w:t xml:space="preserve"> </w:t>
-      </w:r>
-      <w:r>
-        <w:rPr>
-          <w:bCs/>
-          <w:b/>
-        </w:rPr>
-        <w:t xml:space="preserve">Green Man</w:t>
-      </w:r>
-      <w:r>
-        <w:t xml:space="preserve">, and the</w:t>
-      </w:r>
-      <w:r>
-        <w:t xml:space="preserve"> </w:t>
-      </w:r>
-      <w:r>
-        <w:rPr>
-          <w:bCs/>
-          <w:b/>
-        </w:rPr>
-        <w:t xml:space="preserve">Mad Forest</w:t>
-      </w:r>
-      <w:r>
-        <w:t xml:space="preserve"> </w:t>
-      </w:r>
-      <w:r>
-        <w:t xml:space="preserve">swallowed southern Indiana in a week.</w:t>
+        <w:t xml:space="preserve">2007.</w:t>
+      </w:r>
+      <w:r>
+        <w:t xml:space="preserve"> </w:t>
+      </w:r>
+      <w:r>
+        <w:t xml:space="preserve">The Foundation’s enforcer</w:t>
+      </w:r>
+      <w:r>
+        <w:t xml:space="preserve"> </w:t>
+      </w:r>
+      <w:r>
+        <w:rPr>
+          <w:bCs/>
+          <w:b/>
+        </w:rPr>
+        <w:t xml:space="preserve">Sergei Grachyov</w:t>
+      </w:r>
+      <w:r>
+        <w:t xml:space="preserve"> </w:t>
+      </w:r>
+      <w:r>
+        <w:t xml:space="preserve">fought the Atomic Man in Washington, and the</w:t>
+      </w:r>
+      <w:r>
+        <w:t xml:space="preserve"> </w:t>
+      </w:r>
+      <w:r>
+        <w:rPr>
+          <w:bCs/>
+          <w:b/>
+        </w:rPr>
+        <w:t xml:space="preserve">Washington Monument</w:t>
+      </w:r>
+      <w:r>
+        <w:t xml:space="preserve"> </w:t>
+      </w:r>
+      <w:r>
+        <w:t xml:space="preserve">fell. Both walked away.</w:t>
       </w:r>
     </w:p>
     <w:p>
@@ -16267,20 +16135,175 @@
           <w:bCs/>
           <w:b/>
         </w:rPr>
-        <w:t xml:space="preserve">2018.</w:t>
-      </w:r>
-      <w:r>
-        <w:t xml:space="preserve"> </w:t>
-      </w:r>
-      <w:r>
-        <w:t xml:space="preserve">The US, China and Russia secretly built a weapon to kill the Atomic Man. It failed, and he destroyed their arsenals.</w:t>
+        <w:t xml:space="preserve">2009.</w:t>
+      </w:r>
+      <w:r>
+        <w:t xml:space="preserve"> </w:t>
+      </w:r>
+      <w:r>
+        <w:t xml:space="preserve">President</w:t>
+      </w:r>
+      <w:r>
+        <w:t xml:space="preserve"> </w:t>
+      </w:r>
+      <w:r>
+        <w:rPr>
+          <w:bCs/>
+          <w:b/>
+        </w:rPr>
+        <w:t xml:space="preserve">Margaret Hale</w:t>
+      </w:r>
+      <w:r>
+        <w:t xml:space="preserve"> </w:t>
+      </w:r>
+      <w:r>
+        <w:t xml:space="preserve">took office.</w:t>
+      </w:r>
+    </w:p>
+    <w:bookmarkEnd w:id="79"/>
+    <w:bookmarkStart w:id="80" w:name="the-umkas-invasion"/>
+    <w:p>
+      <w:pPr>
+        <w:pStyle w:val="Heading2"/>
+      </w:pPr>
+      <w:r>
+        <w:t xml:space="preserve">The Umkas invasion</w:t>
+      </w:r>
+    </w:p>
+    <w:p>
+      <w:pPr>
+        <w:pStyle w:val="FirstParagraph"/>
+      </w:pPr>
+      <w:r>
+        <w:t xml:space="preserve">In</w:t>
+      </w:r>
+      <w:r>
+        <w:t xml:space="preserve"> </w:t>
+      </w:r>
+      <w:r>
+        <w:rPr>
+          <w:bCs/>
+          <w:b/>
+        </w:rPr>
+        <w:t xml:space="preserve">2012</w:t>
+      </w:r>
+      <w:r>
+        <w:t xml:space="preserve"> </w:t>
+      </w:r>
+      <w:r>
+        <w:rPr>
+          <w:bCs/>
+          <w:b/>
+        </w:rPr>
+        <w:t xml:space="preserve">Steel Hawk</w:t>
+      </w:r>
+      <w:r>
+        <w:t xml:space="preserve"> </w:t>
+      </w:r>
+      <w:r>
+        <w:t xml:space="preserve">and</w:t>
+      </w:r>
+      <w:r>
+        <w:t xml:space="preserve"> </w:t>
+      </w:r>
+      <w:r>
+        <w:rPr>
+          <w:bCs/>
+          <w:b/>
+        </w:rPr>
+        <w:t xml:space="preserve">Autuarch</w:t>
+      </w:r>
+      <w:r>
+        <w:t xml:space="preserve"> </w:t>
+      </w:r>
+      <w:r>
+        <w:t xml:space="preserve">opened a dimensional breach over New York, and the</w:t>
+      </w:r>
+      <w:r>
+        <w:t xml:space="preserve"> </w:t>
+      </w:r>
+      <w:r>
+        <w:rPr>
+          <w:bCs/>
+          <w:b/>
+        </w:rPr>
+        <w:t xml:space="preserve">Umkas</w:t>
+      </w:r>
+      <w:r>
+        <w:t xml:space="preserve"> </w:t>
+      </w:r>
+      <w:r>
+        <w:t xml:space="preserve">came through.</w:t>
+      </w:r>
+      <w:r>
+        <w:t xml:space="preserve"> </w:t>
+      </w:r>
+      <w:r>
+        <w:rPr>
+          <w:bCs/>
+          <w:b/>
+        </w:rPr>
+        <w:t xml:space="preserve">Celerity</w:t>
+      </w:r>
+      <w:r>
+        <w:t xml:space="preserve">, the</w:t>
+      </w:r>
+      <w:r>
+        <w:t xml:space="preserve"> </w:t>
+      </w:r>
+      <w:r>
+        <w:rPr>
+          <w:bCs/>
+          <w:b/>
+        </w:rPr>
+        <w:t xml:space="preserve">Golden Centurion</w:t>
+      </w:r>
+      <w:r>
+        <w:t xml:space="preserve">,</w:t>
+      </w:r>
+      <w:r>
+        <w:t xml:space="preserve"> </w:t>
+      </w:r>
+      <w:r>
+        <w:rPr>
+          <w:bCs/>
+          <w:b/>
+        </w:rPr>
+        <w:t xml:space="preserve">Uathach</w:t>
+      </w:r>
+      <w:r>
+        <w:t xml:space="preserve"> </w:t>
+      </w:r>
+      <w:r>
+        <w:t xml:space="preserve">and dozens of others held the city. Steel Hawk nearly killed Celerity, and she spent a year in a coma. Chat Roux’s transport was destroyed and he was stranded on this Earth. The breach tore Limbo open as well, and</w:t>
+      </w:r>
+      <w:r>
+        <w:t xml:space="preserve"> </w:t>
+      </w:r>
+      <w:r>
+        <w:rPr>
+          <w:bCs/>
+          <w:b/>
+        </w:rPr>
+        <w:t xml:space="preserve">Michael Lance</w:t>
+      </w:r>
+      <w:r>
+        <w:t xml:space="preserve">, a private eye lost since 1946, walked out into 2012. Then Steel Hawk turned: he and Autuarch closed the breach together, and escaped ExLAW.</w:t>
+      </w:r>
+    </w:p>
+    <w:p>
+      <w:pPr>
+        <w:pStyle w:val="BodyText"/>
+      </w:pPr>
+      <w:r>
+        <w:t xml:space="preserve">The breach left the walls between worlds thin.</w:t>
       </w:r>
     </w:p>
     <w:p>
       <w:pPr>
         <w:numPr>
           <w:ilvl w:val="0"/>
-          <w:numId w:val="1015"/>
+          <w:numId w:val="1016"/>
         </w:numPr>
         <w:pStyle w:val="Compact"/>
       </w:pPr>
@@ -16289,49 +16312,72 @@
           <w:bCs/>
           <w:b/>
         </w:rPr>
-        <w:t xml:space="preserve">2019.</w:t>
-      </w:r>
-      <w:r>
-        <w:t xml:space="preserve"> </w:t>
-      </w:r>
-      <w:r>
-        <w:t xml:space="preserve">Garret Cane retired, and</w:t>
-      </w:r>
-      <w:r>
-        <w:t xml:space="preserve"> </w:t>
-      </w:r>
-      <w:r>
-        <w:rPr>
-          <w:bCs/>
-          <w:b/>
-        </w:rPr>
-        <w:t xml:space="preserve">Steven Humbacht</w:t>
-      </w:r>
-      <w:r>
-        <w:t xml:space="preserve"> </w:t>
-      </w:r>
-      <w:r>
-        <w:t xml:space="preserve">became Director of ExLAW. On paper a career defense-research administrator, he spent fifteen years inside a cabal hidden in DARPA, running</w:t>
-      </w:r>
-      <w:r>
-        <w:t xml:space="preserve"> </w:t>
-      </w:r>
-      <w:r>
-        <w:rPr>
-          <w:bCs/>
-          <w:b/>
-        </w:rPr>
-        <w:t xml:space="preserve">Raster Zero</w:t>
-      </w:r>
-      <w:r>
-        <w:t xml:space="preserve">: an extradimensional prison and experimental lab for Operants that no oversight committee knows exists.</w:t>
+        <w:t xml:space="preserve">2013–2014.</w:t>
+      </w:r>
+      <w:r>
+        <w:t xml:space="preserve"> </w:t>
+      </w:r>
+      <w:r>
+        <w:rPr>
+          <w:bCs/>
+          <w:b/>
+        </w:rPr>
+        <w:t xml:space="preserve">Shadow Earth</w:t>
+      </w:r>
+      <w:r>
+        <w:t xml:space="preserve"> </w:t>
+      </w:r>
+      <w:r>
+        <w:t xml:space="preserve">incursions began in New York, and</w:t>
+      </w:r>
+      <w:r>
+        <w:t xml:space="preserve"> </w:t>
+      </w:r>
+      <w:r>
+        <w:rPr>
+          <w:bCs/>
+          <w:b/>
+        </w:rPr>
+        <w:t xml:space="preserve">Vanguard</w:t>
+      </w:r>
+      <w:r>
+        <w:t xml:space="preserve">’s killings started. The Army founded</w:t>
+      </w:r>
+      <w:r>
+        <w:t xml:space="preserve"> </w:t>
+      </w:r>
+      <w:r>
+        <w:rPr>
+          <w:bCs/>
+          <w:b/>
+        </w:rPr>
+        <w:t xml:space="preserve">DIRE</w:t>
+      </w:r>
+      <w:r>
+        <w:t xml:space="preserve">, the Defense Intelligence and Research Enterprise, to answer the next invasion;</w:t>
+      </w:r>
+      <w:r>
+        <w:t xml:space="preserve"> </w:t>
+      </w:r>
+      <w:r>
+        <w:rPr>
+          <w:bCs/>
+          <w:b/>
+        </w:rPr>
+        <w:t xml:space="preserve">Helios</w:t>
+      </w:r>
+      <w:r>
+        <w:t xml:space="preserve"> </w:t>
+      </w:r>
+      <w:r>
+        <w:t xml:space="preserve">was its first success.</w:t>
       </w:r>
     </w:p>
     <w:p>
       <w:pPr>
         <w:numPr>
           <w:ilvl w:val="0"/>
-          <w:numId w:val="1015"/>
+          <w:numId w:val="1016"/>
         </w:numPr>
         <w:pStyle w:val="Compact"/>
       </w:pPr>
@@ -16340,33 +16386,196 @@
           <w:bCs/>
           <w:b/>
         </w:rPr>
-        <w:t xml:space="preserve">2021.</w:t>
-      </w:r>
-      <w:r>
-        <w:t xml:space="preserve"> </w:t>
-      </w:r>
-      <w:r>
-        <w:t xml:space="preserve">Celerity persuaded the Green Man to open</w:t>
-      </w:r>
-      <w:r>
-        <w:t xml:space="preserve"> </w:t>
-      </w:r>
-      <w:r>
-        <w:rPr>
-          <w:bCs/>
-          <w:b/>
-        </w:rPr>
-        <w:t xml:space="preserve">the Haven</w:t>
-      </w:r>
-      <w:r>
-        <w:t xml:space="preserve">, and America’s homeless began walking to the forest.</w:t>
+        <w:t xml:space="preserve">2015.</w:t>
+      </w:r>
+      <w:r>
+        <w:t xml:space="preserve"> </w:t>
+      </w:r>
+      <w:r>
+        <w:rPr>
+          <w:bCs/>
+          <w:b/>
+        </w:rPr>
+        <w:t xml:space="preserve">Evelyn Dark</w:t>
+      </w:r>
+      <w:r>
+        <w:t xml:space="preserve">’s breakout destroyed a Foundation black lab and the town around it: the first public evidence that the Foundation exists, though no one can prove who runs it.</w:t>
       </w:r>
     </w:p>
     <w:p>
       <w:pPr>
         <w:numPr>
           <w:ilvl w:val="0"/>
-          <w:numId w:val="1015"/>
+          <w:numId w:val="1016"/>
+        </w:numPr>
+        <w:pStyle w:val="Compact"/>
+      </w:pPr>
+      <w:r>
+        <w:rPr>
+          <w:bCs/>
+          <w:b/>
+        </w:rPr>
+        <w:t xml:space="preserve">2016.</w:t>
+      </w:r>
+      <w:r>
+        <w:t xml:space="preserve"> </w:t>
+      </w:r>
+      <w:r>
+        <w:rPr>
+          <w:bCs/>
+          <w:b/>
+        </w:rPr>
+        <w:t xml:space="preserve">Micky Holt</w:t>
+      </w:r>
+      <w:r>
+        <w:t xml:space="preserve"> </w:t>
+      </w:r>
+      <w:r>
+        <w:t xml:space="preserve">became the</w:t>
+      </w:r>
+      <w:r>
+        <w:t xml:space="preserve"> </w:t>
+      </w:r>
+      <w:r>
+        <w:rPr>
+          <w:bCs/>
+          <w:b/>
+        </w:rPr>
+        <w:t xml:space="preserve">Green Man</w:t>
+      </w:r>
+      <w:r>
+        <w:t xml:space="preserve">, and the</w:t>
+      </w:r>
+      <w:r>
+        <w:t xml:space="preserve"> </w:t>
+      </w:r>
+      <w:r>
+        <w:rPr>
+          <w:bCs/>
+          <w:b/>
+        </w:rPr>
+        <w:t xml:space="preserve">Mad Forest</w:t>
+      </w:r>
+      <w:r>
+        <w:t xml:space="preserve"> </w:t>
+      </w:r>
+      <w:r>
+        <w:t xml:space="preserve">swallowed southern Indiana in a week.</w:t>
+      </w:r>
+    </w:p>
+    <w:p>
+      <w:pPr>
+        <w:numPr>
+          <w:ilvl w:val="0"/>
+          <w:numId w:val="1016"/>
+        </w:numPr>
+        <w:pStyle w:val="Compact"/>
+      </w:pPr>
+      <w:r>
+        <w:rPr>
+          <w:bCs/>
+          <w:b/>
+        </w:rPr>
+        <w:t xml:space="preserve">2018.</w:t>
+      </w:r>
+      <w:r>
+        <w:t xml:space="preserve"> </w:t>
+      </w:r>
+      <w:r>
+        <w:t xml:space="preserve">The US, China and Russia secretly built a weapon to kill the Atomic Man. It failed, and he destroyed their arsenals.</w:t>
+      </w:r>
+    </w:p>
+    <w:p>
+      <w:pPr>
+        <w:numPr>
+          <w:ilvl w:val="0"/>
+          <w:numId w:val="1016"/>
+        </w:numPr>
+        <w:pStyle w:val="Compact"/>
+      </w:pPr>
+      <w:r>
+        <w:rPr>
+          <w:bCs/>
+          <w:b/>
+        </w:rPr>
+        <w:t xml:space="preserve">2019.</w:t>
+      </w:r>
+      <w:r>
+        <w:t xml:space="preserve"> </w:t>
+      </w:r>
+      <w:r>
+        <w:t xml:space="preserve">Garret Cane retired, and</w:t>
+      </w:r>
+      <w:r>
+        <w:t xml:space="preserve"> </w:t>
+      </w:r>
+      <w:r>
+        <w:rPr>
+          <w:bCs/>
+          <w:b/>
+        </w:rPr>
+        <w:t xml:space="preserve">Steven Humbacht</w:t>
+      </w:r>
+      <w:r>
+        <w:t xml:space="preserve"> </w:t>
+      </w:r>
+      <w:r>
+        <w:t xml:space="preserve">became Director of ExLAW. On paper a career defense-research administrator, he spent fifteen years inside a cabal hidden in DARPA, running</w:t>
+      </w:r>
+      <w:r>
+        <w:t xml:space="preserve"> </w:t>
+      </w:r>
+      <w:r>
+        <w:rPr>
+          <w:bCs/>
+          <w:b/>
+        </w:rPr>
+        <w:t xml:space="preserve">Raster Zero</w:t>
+      </w:r>
+      <w:r>
+        <w:t xml:space="preserve">: an extradimensional prison and experimental lab for Operants that no oversight committee knows exists.</w:t>
+      </w:r>
+    </w:p>
+    <w:p>
+      <w:pPr>
+        <w:numPr>
+          <w:ilvl w:val="0"/>
+          <w:numId w:val="1016"/>
+        </w:numPr>
+        <w:pStyle w:val="Compact"/>
+      </w:pPr>
+      <w:r>
+        <w:rPr>
+          <w:bCs/>
+          <w:b/>
+        </w:rPr>
+        <w:t xml:space="preserve">2021.</w:t>
+      </w:r>
+      <w:r>
+        <w:t xml:space="preserve"> </w:t>
+      </w:r>
+      <w:r>
+        <w:t xml:space="preserve">Celerity persuaded the Green Man to open</w:t>
+      </w:r>
+      <w:r>
+        <w:t xml:space="preserve"> </w:t>
+      </w:r>
+      <w:r>
+        <w:rPr>
+          <w:bCs/>
+          <w:b/>
+        </w:rPr>
+        <w:t xml:space="preserve">the Haven</w:t>
+      </w:r>
+      <w:r>
+        <w:t xml:space="preserve">, and America’s homeless began walking to the forest.</w:t>
+      </w:r>
+    </w:p>
+    <w:p>
+      <w:pPr>
+        <w:numPr>
+          <w:ilvl w:val="0"/>
+          <w:numId w:val="1016"/>
         </w:numPr>
         <w:pStyle w:val="Compact"/>
       </w:pPr>
@@ -17316,7 +17525,7 @@
       <w:pPr>
         <w:numPr>
           <w:ilvl w:val="0"/>
-          <w:numId w:val="1016"/>
+          <w:numId w:val="1017"/>
         </w:numPr>
         <w:pStyle w:val="Compact"/>
       </w:pPr>
@@ -17344,98 +17553,6 @@
       </w:r>
       <w:r>
         <w:t xml:space="preserve">: ExLAW’s underground prison for Operants, built in the 1980s and breached once, in 1996.</w:t>
-      </w:r>
-    </w:p>
-    <w:p>
-      <w:pPr>
-        <w:numPr>
-          <w:ilvl w:val="0"/>
-          <w:numId w:val="1016"/>
-        </w:numPr>
-        <w:pStyle w:val="Compact"/>
-      </w:pPr>
-      <w:r>
-        <w:rPr>
-          <w:bCs/>
-          <w:b/>
-        </w:rPr>
-        <w:t xml:space="preserve">Raster Eight</w:t>
-      </w:r>
-      <w:r>
-        <w:t xml:space="preserve">: the UN’s prison in low Earth orbit, run by UNILED.</w:t>
-      </w:r>
-    </w:p>
-    <w:p>
-      <w:pPr>
-        <w:numPr>
-          <w:ilvl w:val="0"/>
-          <w:numId w:val="1016"/>
-        </w:numPr>
-        <w:pStyle w:val="Compact"/>
-      </w:pPr>
-      <w:r>
-        <w:rPr>
-          <w:bCs/>
-          <w:b/>
-        </w:rPr>
-        <w:t xml:space="preserve">Raster Zero</w:t>
-      </w:r>
-      <w:r>
-        <w:t xml:space="preserve">: doesn’t exist.</w:t>
-      </w:r>
-      <w:r>
-        <w:t xml:space="preserve"> </w:t>
-      </w:r>
-      <w:r>
-        <w:rPr>
-          <w:iCs/>
-          <w:i/>
-        </w:rPr>
-        <w:t xml:space="preserve">(GM: Director Humbacht’s DARPA cabal runs it in a pocket dimension, as a prison and a lab: a rival to the Foundation. ExLAW doesn’t know.)</w:t>
-      </w:r>
-    </w:p>
-    <w:bookmarkEnd w:id="86"/>
-    <w:bookmarkEnd w:id="87"/>
-    <w:bookmarkStart w:id="102" w:name="powers"/>
-    <w:p>
-      <w:pPr>
-        <w:pStyle w:val="Heading1"/>
-      </w:pPr>
-      <w:r>
-        <w:t xml:space="preserve">Powers</w:t>
-      </w:r>
-    </w:p>
-    <w:p>
-      <w:pPr>
-        <w:pStyle w:val="FirstParagraph"/>
-      </w:pPr>
-      <w:r>
-        <w:t xml:space="preserve">Every Operant has powers, and every power has a</w:t>
-      </w:r>
-      <w:r>
-        <w:t xml:space="preserve"> </w:t>
-      </w:r>
-      <w:r>
-        <w:rPr>
-          <w:bCs/>
-          <w:b/>
-        </w:rPr>
-        <w:t xml:space="preserve">Class</w:t>
-      </w:r>
-      <w:r>
-        <w:t xml:space="preserve"> </w:t>
-      </w:r>
-      <w:r>
-        <w:t xml:space="preserve">from I to VI. Player characters start at Class I to III; Classes IV to VI belong to the GM’s characters, and follow the same pattern a step further each time.</w:t>
-      </w:r>
-    </w:p>
-    <w:bookmarkStart w:id="88" w:name="using-powers"/>
-    <w:p>
-      <w:pPr>
-        <w:pStyle w:val="Heading2"/>
-      </w:pPr>
-      <w:r>
-        <w:t xml:space="preserve">Using powers</w:t>
       </w:r>
     </w:p>
     <w:p>
@@ -17451,77 +17568,10 @@
           <w:bCs/>
           <w:b/>
         </w:rPr>
-        <w:t xml:space="preserve">Rolling.</w:t>
-      </w:r>
-      <w:r>
-        <w:t xml:space="preserve"> </w:t>
-      </w:r>
-      <w:r>
-        <w:t xml:space="preserve">Roll</w:t>
-      </w:r>
-      <w:r>
-        <w:t xml:space="preserve"> </w:t>
-      </w:r>
-      <w:r>
-        <w:rPr>
-          <w:bCs/>
-          <w:b/>
-        </w:rPr>
-        <w:t xml:space="preserve">Powers</w:t>
-      </w:r>
-      <w:r>
-        <w:t xml:space="preserve"> </w:t>
-      </w:r>
-      <w:r>
-        <w:t xml:space="preserve">to aim a power at someone, or to use it with skill: precisely, at a distance, around bystanders. Passive powers (Toughness, Regeneration, Speed and the like) just work. Targets resist with</w:t>
-      </w:r>
-      <w:r>
-        <w:t xml:space="preserve"> </w:t>
-      </w:r>
-      <w:r>
-        <w:rPr>
-          <w:bCs/>
-          <w:b/>
-        </w:rPr>
-        <w:t xml:space="preserve">Dodge</w:t>
-      </w:r>
-      <w:r>
-        <w:t xml:space="preserve"> </w:t>
-      </w:r>
-      <w:r>
-        <w:t xml:space="preserve">(things you can dodge),</w:t>
-      </w:r>
-      <w:r>
-        <w:t xml:space="preserve"> </w:t>
-      </w:r>
-      <w:r>
-        <w:rPr>
-          <w:bCs/>
-          <w:b/>
-        </w:rPr>
-        <w:t xml:space="preserve">Body</w:t>
-      </w:r>
-      <w:r>
-        <w:t xml:space="preserve"> </w:t>
-      </w:r>
-      <w:r>
-        <w:t xml:space="preserve">(things that work on the body) or</w:t>
-      </w:r>
-      <w:r>
-        <w:t xml:space="preserve"> </w:t>
-      </w:r>
-      <w:r>
-        <w:rPr>
-          <w:bCs/>
-          <w:b/>
-        </w:rPr>
-        <w:t xml:space="preserve">Will</w:t>
-      </w:r>
-      <w:r>
-        <w:t xml:space="preserve"> </w:t>
-      </w:r>
-      <w:r>
-        <w:t xml:space="preserve">(things that work on the mind).</w:t>
+        <w:t xml:space="preserve">Raster Eight</w:t>
+      </w:r>
+      <w:r>
+        <w:t xml:space="preserve">: the UN’s prison in low Earth orbit, run by UNILED.</w:t>
       </w:r>
     </w:p>
     <w:p>
@@ -17537,13 +17587,10 @@
           <w:bCs/>
           <w:b/>
         </w:rPr>
-        <w:t xml:space="preserve">Damage.</w:t>
-      </w:r>
-      <w:r>
-        <w:t xml:space="preserve"> </w:t>
-      </w:r>
-      <w:r>
-        <w:t xml:space="preserve">A power marks boxes by its Class: Class I marks 1 box, Class II marks 2, Class III marks 2 and knocks the target down, Class IV and above mark 3. Ordinary weapons mark the boxes in their table (see</w:t>
+        <w:t xml:space="preserve">Raster Zero</w:t>
+      </w:r>
+      <w:r>
+        <w:t xml:space="preserve">: doesn’t exist.</w:t>
       </w:r>
       <w:r>
         <w:t xml:space="preserve"> </w:t>
@@ -17553,17 +17600,58 @@
           <w:iCs/>
           <w:i/>
         </w:rPr>
-        <w:t xml:space="preserve">Personal combat</w:t>
-      </w:r>
-      <w:r>
-        <w:t xml:space="preserve">).</w:t>
+        <w:t xml:space="preserve">(GM: Director Humbacht’s DARPA cabal runs it in a pocket dimension, as a prison and a lab: a rival to the Foundation. ExLAW doesn’t know.)</w:t>
+      </w:r>
+    </w:p>
+    <w:bookmarkEnd w:id="86"/>
+    <w:bookmarkEnd w:id="87"/>
+    <w:bookmarkStart w:id="102" w:name="powers"/>
+    <w:p>
+      <w:pPr>
+        <w:pStyle w:val="Heading1"/>
+      </w:pPr>
+      <w:r>
+        <w:t xml:space="preserve">Powers</w:t>
+      </w:r>
+    </w:p>
+    <w:p>
+      <w:pPr>
+        <w:pStyle w:val="FirstParagraph"/>
+      </w:pPr>
+      <w:r>
+        <w:t xml:space="preserve">Every Operant has powers, and every power has a</w:t>
+      </w:r>
+      <w:r>
+        <w:t xml:space="preserve"> </w:t>
+      </w:r>
+      <w:r>
+        <w:rPr>
+          <w:bCs/>
+          <w:b/>
+        </w:rPr>
+        <w:t xml:space="preserve">Class</w:t>
+      </w:r>
+      <w:r>
+        <w:t xml:space="preserve"> </w:t>
+      </w:r>
+      <w:r>
+        <w:t xml:space="preserve">from I to VI. Player characters start at Class I to III; Classes IV to VI belong to the GM’s characters, and follow the same pattern a step further each time.</w:t>
+      </w:r>
+    </w:p>
+    <w:bookmarkStart w:id="88" w:name="using-powers"/>
+    <w:p>
+      <w:pPr>
+        <w:pStyle w:val="Heading2"/>
+      </w:pPr>
+      <w:r>
+        <w:t xml:space="preserve">Using powers</w:t>
       </w:r>
     </w:p>
     <w:p>
       <w:pPr>
         <w:numPr>
           <w:ilvl w:val="0"/>
-          <w:numId w:val="1017"/>
+          <w:numId w:val="1018"/>
         </w:numPr>
         <w:pStyle w:val="Compact"/>
       </w:pPr>
@@ -17572,20 +17660,84 @@
           <w:bCs/>
           <w:b/>
         </w:rPr>
-        <w:t xml:space="preserve">Defense.</w:t>
-      </w:r>
-      <w:r>
-        <w:t xml:space="preserve"> </w:t>
-      </w:r>
-      <w:r>
-        <w:t xml:space="preserve">An attack above your Defense hits in full; an equal one marks a box fewer; a lower one does nothing.</w:t>
+        <w:t xml:space="preserve">Rolling.</w:t>
+      </w:r>
+      <w:r>
+        <w:t xml:space="preserve"> </w:t>
+      </w:r>
+      <w:r>
+        <w:t xml:space="preserve">Roll</w:t>
+      </w:r>
+      <w:r>
+        <w:t xml:space="preserve"> </w:t>
+      </w:r>
+      <w:r>
+        <w:rPr>
+          <w:bCs/>
+          <w:b/>
+        </w:rPr>
+        <w:t xml:space="preserve">Powers</w:t>
+      </w:r>
+      <w:r>
+        <w:t xml:space="preserve"> </w:t>
+      </w:r>
+      <w:r>
+        <w:t xml:space="preserve">to aim a power at someone, or to use it with skill: precisely, at a distance, around bystanders. Passive powers (Toughness, Regeneration, Speed and the like) just work. Targets resist with</w:t>
+      </w:r>
+      <w:r>
+        <w:t xml:space="preserve"> </w:t>
+      </w:r>
+      <w:r>
+        <w:rPr>
+          <w:bCs/>
+          <w:b/>
+        </w:rPr>
+        <w:t xml:space="preserve">Dodge</w:t>
+      </w:r>
+      <w:r>
+        <w:t xml:space="preserve"> </w:t>
+      </w:r>
+      <w:r>
+        <w:t xml:space="preserve">(things you can dodge),</w:t>
+      </w:r>
+      <w:r>
+        <w:t xml:space="preserve"> </w:t>
+      </w:r>
+      <w:r>
+        <w:rPr>
+          <w:bCs/>
+          <w:b/>
+        </w:rPr>
+        <w:t xml:space="preserve">Body</w:t>
+      </w:r>
+      <w:r>
+        <w:t xml:space="preserve"> </w:t>
+      </w:r>
+      <w:r>
+        <w:t xml:space="preserve">(things that work on the body) or</w:t>
+      </w:r>
+      <w:r>
+        <w:t xml:space="preserve"> </w:t>
+      </w:r>
+      <w:r>
+        <w:rPr>
+          <w:bCs/>
+          <w:b/>
+        </w:rPr>
+        <w:t xml:space="preserve">Will</w:t>
+      </w:r>
+      <w:r>
+        <w:t xml:space="preserve"> </w:t>
+      </w:r>
+      <w:r>
+        <w:t xml:space="preserve">(things that work on the mind).</w:t>
       </w:r>
     </w:p>
     <w:p>
       <w:pPr>
         <w:numPr>
           <w:ilvl w:val="0"/>
-          <w:numId w:val="1017"/>
+          <w:numId w:val="1018"/>
         </w:numPr>
         <w:pStyle w:val="Compact"/>
       </w:pPr>
@@ -17594,13 +17746,13 @@
           <w:bCs/>
           <w:b/>
         </w:rPr>
-        <w:t xml:space="preserve">Range.</w:t>
-      </w:r>
-      <w:r>
-        <w:t xml:space="preserve"> </w:t>
-      </w:r>
-      <w:r>
-        <w:t xml:space="preserve">Unless a power says otherwise, a ranged power’s effective band (see</w:t>
+        <w:t xml:space="preserve">Damage.</w:t>
+      </w:r>
+      <w:r>
+        <w:t xml:space="preserve"> </w:t>
+      </w:r>
+      <w:r>
+        <w:t xml:space="preserve">A power marks boxes by its Class: Class I marks 1 box, Class II marks 2, Class III marks 2 and knocks the target down, Class IV and above mark 3. Ordinary weapons mark the boxes in their table (see</w:t>
       </w:r>
       <w:r>
         <w:t xml:space="preserve"> </w:t>
@@ -17610,33 +17762,90 @@
           <w:iCs/>
           <w:i/>
         </w:rPr>
-        <w:t xml:space="preserve">Range</w:t>
-      </w:r>
-      <w:r>
-        <w:t xml:space="preserve"> </w:t>
-      </w:r>
-      <w:r>
-        <w:t xml:space="preserve">in Personal combat) is</w:t>
-      </w:r>
-      <w:r>
-        <w:t xml:space="preserve"> </w:t>
-      </w:r>
-      <w:r>
-        <w:rPr>
-          <w:bCs/>
-          <w:b/>
-        </w:rPr>
-        <w:t xml:space="preserve">Short at Class I, Long at Class II, Extreme at Class III</w:t>
-      </w:r>
-      <w:r>
-        <w:t xml:space="preserve">, and miles at Class IV and above, out to the horizon. Mind powers keep the reach their descriptions give: touch, a room, sight or a city.</w:t>
+        <w:t xml:space="preserve">Personal combat</w:t>
+      </w:r>
+      <w:r>
+        <w:t xml:space="preserve">).</w:t>
       </w:r>
     </w:p>
     <w:p>
       <w:pPr>
         <w:numPr>
           <w:ilvl w:val="0"/>
-          <w:numId w:val="1017"/>
+          <w:numId w:val="1018"/>
+        </w:numPr>
+        <w:pStyle w:val="Compact"/>
+      </w:pPr>
+      <w:r>
+        <w:rPr>
+          <w:bCs/>
+          <w:b/>
+        </w:rPr>
+        <w:t xml:space="preserve">Defense.</w:t>
+      </w:r>
+      <w:r>
+        <w:t xml:space="preserve"> </w:t>
+      </w:r>
+      <w:r>
+        <w:t xml:space="preserve">An attack above your Defense hits in full; an equal one marks a box fewer; a lower one does nothing.</w:t>
+      </w:r>
+    </w:p>
+    <w:p>
+      <w:pPr>
+        <w:numPr>
+          <w:ilvl w:val="0"/>
+          <w:numId w:val="1018"/>
+        </w:numPr>
+        <w:pStyle w:val="Compact"/>
+      </w:pPr>
+      <w:r>
+        <w:rPr>
+          <w:bCs/>
+          <w:b/>
+        </w:rPr>
+        <w:t xml:space="preserve">Range.</w:t>
+      </w:r>
+      <w:r>
+        <w:t xml:space="preserve"> </w:t>
+      </w:r>
+      <w:r>
+        <w:t xml:space="preserve">Unless a power says otherwise, a ranged power’s effective band (see</w:t>
+      </w:r>
+      <w:r>
+        <w:t xml:space="preserve"> </w:t>
+      </w:r>
+      <w:r>
+        <w:rPr>
+          <w:iCs/>
+          <w:i/>
+        </w:rPr>
+        <w:t xml:space="preserve">Range</w:t>
+      </w:r>
+      <w:r>
+        <w:t xml:space="preserve"> </w:t>
+      </w:r>
+      <w:r>
+        <w:t xml:space="preserve">in Personal combat) is</w:t>
+      </w:r>
+      <w:r>
+        <w:t xml:space="preserve"> </w:t>
+      </w:r>
+      <w:r>
+        <w:rPr>
+          <w:bCs/>
+          <w:b/>
+        </w:rPr>
+        <w:t xml:space="preserve">Short at Class I, Long at Class II, Extreme at Class III</w:t>
+      </w:r>
+      <w:r>
+        <w:t xml:space="preserve">, and miles at Class IV and above, out to the horizon. Mind powers keep the reach their descriptions give: touch, a room, sight or a city.</w:t>
+      </w:r>
+    </w:p>
+    <w:p>
+      <w:pPr>
+        <w:numPr>
+          <w:ilvl w:val="0"/>
+          <w:numId w:val="1018"/>
         </w:numPr>
         <w:pStyle w:val="Compact"/>
       </w:pPr>
@@ -26012,7 +26221,7 @@
       <w:pPr>
         <w:numPr>
           <w:ilvl w:val="0"/>
-          <w:numId w:val="1018"/>
+          <w:numId w:val="1019"/>
         </w:numPr>
         <w:pStyle w:val="Compact"/>
       </w:pPr>
@@ -26034,7 +26243,7 @@
       <w:pPr>
         <w:numPr>
           <w:ilvl w:val="0"/>
-          <w:numId w:val="1018"/>
+          <w:numId w:val="1019"/>
         </w:numPr>
         <w:pStyle w:val="Compact"/>
       </w:pPr>
@@ -26484,7 +26693,7 @@
       <w:pPr>
         <w:numPr>
           <w:ilvl w:val="0"/>
-          <w:numId w:val="1019"/>
+          <w:numId w:val="1020"/>
         </w:numPr>
         <w:pStyle w:val="Compact"/>
       </w:pPr>
@@ -26506,7 +26715,7 @@
       <w:pPr>
         <w:numPr>
           <w:ilvl w:val="0"/>
-          <w:numId w:val="1019"/>
+          <w:numId w:val="1020"/>
         </w:numPr>
         <w:pStyle w:val="Compact"/>
       </w:pPr>
@@ -26541,7 +26750,7 @@
       <w:pPr>
         <w:numPr>
           <w:ilvl w:val="0"/>
-          <w:numId w:val="1019"/>
+          <w:numId w:val="1020"/>
         </w:numPr>
         <w:pStyle w:val="Compact"/>
       </w:pPr>
@@ -26563,7 +26772,7 @@
       <w:pPr>
         <w:numPr>
           <w:ilvl w:val="0"/>
-          <w:numId w:val="1019"/>
+          <w:numId w:val="1020"/>
         </w:numPr>
         <w:pStyle w:val="Compact"/>
       </w:pPr>
@@ -26585,7 +26794,7 @@
       <w:pPr>
         <w:numPr>
           <w:ilvl w:val="0"/>
-          <w:numId w:val="1019"/>
+          <w:numId w:val="1020"/>
         </w:numPr>
         <w:pStyle w:val="Compact"/>
       </w:pPr>
@@ -26607,7 +26816,7 @@
       <w:pPr>
         <w:numPr>
           <w:ilvl w:val="0"/>
-          <w:numId w:val="1019"/>
+          <w:numId w:val="1020"/>
         </w:numPr>
         <w:pStyle w:val="Compact"/>
       </w:pPr>
@@ -27212,7 +27421,7 @@
       <w:pPr>
         <w:numPr>
           <w:ilvl w:val="0"/>
-          <w:numId w:val="1020"/>
+          <w:numId w:val="1021"/>
         </w:numPr>
         <w:pStyle w:val="Compact"/>
       </w:pPr>
@@ -27295,7 +27504,7 @@
       <w:pPr>
         <w:numPr>
           <w:ilvl w:val="0"/>
-          <w:numId w:val="1020"/>
+          <w:numId w:val="1021"/>
         </w:numPr>
         <w:pStyle w:val="Compact"/>
       </w:pPr>
@@ -27317,7 +27526,7 @@
       <w:pPr>
         <w:numPr>
           <w:ilvl w:val="0"/>
-          <w:numId w:val="1020"/>
+          <w:numId w:val="1021"/>
         </w:numPr>
         <w:pStyle w:val="Compact"/>
       </w:pPr>
@@ -27339,7 +27548,7 @@
       <w:pPr>
         <w:numPr>
           <w:ilvl w:val="0"/>
-          <w:numId w:val="1020"/>
+          <w:numId w:val="1021"/>
         </w:numPr>
         <w:pStyle w:val="Compact"/>
       </w:pPr>
@@ -28250,7 +28459,7 @@
       <w:pPr>
         <w:numPr>
           <w:ilvl w:val="0"/>
-          <w:numId w:val="1021"/>
+          <w:numId w:val="1022"/>
         </w:numPr>
         <w:pStyle w:val="Compact"/>
       </w:pPr>
@@ -28266,106 +28475,6 @@
       </w:r>
       <w:r>
         <w:t xml:space="preserve">The federal Operant agency, under Director Steven Humbacht: six regional commands, Operant agents, Reserve Agents and Aegis wings, and a public-relations office as busy as any of them.</w:t>
-      </w:r>
-    </w:p>
-    <w:p>
-      <w:pPr>
-        <w:numPr>
-          <w:ilvl w:val="0"/>
-          <w:numId w:val="1021"/>
-        </w:numPr>
-        <w:pStyle w:val="Compact"/>
-      </w:pPr>
-      <w:r>
-        <w:rPr>
-          <w:bCs/>
-          <w:b/>
-        </w:rPr>
-        <w:t xml:space="preserve">The EPAOC.</w:t>
-      </w:r>
-      <w:r>
-        <w:t xml:space="preserve"> </w:t>
-      </w:r>
-      <w:r>
-        <w:t xml:space="preserve">The congressional watchdog, always looking for a scandal; a hearing can end a career.</w:t>
-      </w:r>
-    </w:p>
-    <w:p>
-      <w:pPr>
-        <w:numPr>
-          <w:ilvl w:val="0"/>
-          <w:numId w:val="1021"/>
-        </w:numPr>
-        <w:pStyle w:val="Compact"/>
-      </w:pPr>
-      <w:r>
-        <w:rPr>
-          <w:bCs/>
-          <w:b/>
-        </w:rPr>
-        <w:t xml:space="preserve">DIRE.</w:t>
-      </w:r>
-      <w:r>
-        <w:t xml:space="preserve"> </w:t>
-      </w:r>
-      <w:r>
-        <w:t xml:space="preserve">The Army’s Defense Intelligence and Research Enterprise, founded after 2012. It made Helios with a modified Ambrosia, and wants more like him.</w:t>
-      </w:r>
-    </w:p>
-    <w:p>
-      <w:pPr>
-        <w:numPr>
-          <w:ilvl w:val="0"/>
-          <w:numId w:val="1021"/>
-        </w:numPr>
-        <w:pStyle w:val="Compact"/>
-      </w:pPr>
-      <w:r>
-        <w:rPr>
-          <w:bCs/>
-          <w:b/>
-        </w:rPr>
-        <w:t xml:space="preserve">UNILED.</w:t>
-      </w:r>
-      <w:r>
-        <w:t xml:space="preserve"> </w:t>
-      </w:r>
-      <w:r>
-        <w:t xml:space="preserve">The UN’s international enforcement directorate, which runs Raster Eight.</w:t>
-      </w:r>
-    </w:p>
-    <w:p>
-      <w:pPr>
-        <w:numPr>
-          <w:ilvl w:val="0"/>
-          <w:numId w:val="1021"/>
-        </w:numPr>
-        <w:pStyle w:val="Compact"/>
-      </w:pPr>
-      <w:r>
-        <w:rPr>
-          <w:bCs/>
-          <w:b/>
-        </w:rPr>
-        <w:t xml:space="preserve">Affaires spéciales.</w:t>
-      </w:r>
-      <w:r>
-        <w:t xml:space="preserve"> </w:t>
-      </w:r>
-      <w:r>
-        <w:t xml:space="preserve">France’s special affairs branch, home to Chat Roux.</w:t>
-      </w:r>
-    </w:p>
-    <w:p>
-      <w:pPr>
-        <w:pStyle w:val="FirstParagraph"/>
-      </w:pPr>
-      <w:r>
-        <w:rPr>
-          <w:bCs/>
-          <w:b/>
-        </w:rPr>
-        <w:t xml:space="preserve">Heroes and orders</w:t>
       </w:r>
     </w:p>
     <w:p>
@@ -28381,13 +28490,13 @@
           <w:bCs/>
           <w:b/>
         </w:rPr>
-        <w:t xml:space="preserve">The New Power Legion.</w:t>
-      </w:r>
-      <w:r>
-        <w:t xml:space="preserve"> </w:t>
-      </w:r>
-      <w:r>
-        <w:t xml:space="preserve">Sponsored, televised heroes; Mr. Marvel’s old team reborn, with Sanders Communication’s money and cameras behind it.</w:t>
+        <w:t xml:space="preserve">The EPAOC.</w:t>
+      </w:r>
+      <w:r>
+        <w:t xml:space="preserve"> </w:t>
+      </w:r>
+      <w:r>
+        <w:t xml:space="preserve">The congressional watchdog, always looking for a scandal; a hearing can end a career.</w:t>
       </w:r>
     </w:p>
     <w:p>
@@ -28403,41 +28512,13 @@
           <w:bCs/>
           <w:b/>
         </w:rPr>
-        <w:t xml:space="preserve">The Shadow Knights.</w:t>
-      </w:r>
-      <w:r>
-        <w:t xml:space="preserve"> </w:t>
-      </w:r>
-      <w:r>
-        <w:t xml:space="preserve">The</w:t>
-      </w:r>
-      <w:r>
-        <w:t xml:space="preserve"> </w:t>
-      </w:r>
-      <w:r>
-        <w:rPr>
-          <w:iCs/>
-          <w:i/>
-        </w:rPr>
-        <w:t xml:space="preserve">Ordo Viarum Lucidarum</w:t>
-      </w:r>
-      <w:r>
-        <w:t xml:space="preserve">,</w:t>
-      </w:r>
-      <w:r>
-        <w:t xml:space="preserve"> </w:t>
-      </w:r>
-      <w:r>
-        <w:t xml:space="preserve">“</w:t>
-      </w:r>
-      <w:r>
-        <w:t xml:space="preserve">to bring the light of Christ into the shadows</w:t>
-      </w:r>
-      <w:r>
-        <w:t xml:space="preserve">”</w:t>
-      </w:r>
-      <w:r>
-        <w:t xml:space="preserve">, founded (its members say) by a 12th-century knight who defied a corrupt king. A few Knights on each continent, each supported by a cell of five to twenty doctors, magicians, technicians and administrators. Grant Douglas is the Shadow Knight of North America.</w:t>
+        <w:t xml:space="preserve">DIRE.</w:t>
+      </w:r>
+      <w:r>
+        <w:t xml:space="preserve"> </w:t>
+      </w:r>
+      <w:r>
+        <w:t xml:space="preserve">The Army’s Defense Intelligence and Research Enterprise, founded after 2012. It made Helios with a modified Ambrosia, and wants more like him.</w:t>
       </w:r>
     </w:p>
     <w:p>
@@ -28453,29 +28534,13 @@
           <w:bCs/>
           <w:b/>
         </w:rPr>
-        <w:t xml:space="preserve">The Earth Wardens.</w:t>
-      </w:r>
-      <w:r>
-        <w:t xml:space="preserve"> </w:t>
-      </w:r>
-      <w:r>
-        <w:t xml:space="preserve">A worldwide network of Adepts gathered by a reawakened Merlin after Lord Colslo opened the Celtic Gate in 1952. They guard the re-energized</w:t>
-      </w:r>
-      <w:r>
-        <w:t xml:space="preserve"> </w:t>
-      </w:r>
-      <w:r>
-        <w:rPr>
-          <w:bCs/>
-          <w:b/>
-        </w:rPr>
-        <w:t xml:space="preserve">Earth Gates</w:t>
-      </w:r>
-      <w:r>
-        <w:t xml:space="preserve"> </w:t>
-      </w:r>
-      <w:r>
-        <w:t xml:space="preserve">against demons, faeries and malcontent gods.</w:t>
+        <w:t xml:space="preserve">UNILED.</w:t>
+      </w:r>
+      <w:r>
+        <w:t xml:space="preserve"> </w:t>
+      </w:r>
+      <w:r>
+        <w:t xml:space="preserve">The UN’s international enforcement directorate, which runs Raster Eight.</w:t>
       </w:r>
     </w:p>
     <w:p>
@@ -28491,13 +28556,13 @@
           <w:bCs/>
           <w:b/>
         </w:rPr>
-        <w:t xml:space="preserve">The Haven.</w:t>
-      </w:r>
-      <w:r>
-        <w:t xml:space="preserve"> </w:t>
-      </w:r>
-      <w:r>
-        <w:t xml:space="preserve">The Green Man’s refuge in the Mad Forest, defended by Celerity.</w:t>
+        <w:t xml:space="preserve">Affaires spéciales.</w:t>
+      </w:r>
+      <w:r>
+        <w:t xml:space="preserve"> </w:t>
+      </w:r>
+      <w:r>
+        <w:t xml:space="preserve">France’s special affairs branch, home to Chat Roux.</w:t>
       </w:r>
     </w:p>
     <w:p>
@@ -28509,7 +28574,7 @@
           <w:bCs/>
           <w:b/>
         </w:rPr>
-        <w:t xml:space="preserve">Criminals and secrets</w:t>
+        <w:t xml:space="preserve">Heroes and orders</w:t>
       </w:r>
     </w:p>
     <w:p>
@@ -28525,26 +28590,13 @@
           <w:bCs/>
           <w:b/>
         </w:rPr>
-        <w:t xml:space="preserve">The Morcain.</w:t>
-      </w:r>
-      <w:r>
-        <w:t xml:space="preserve"> </w:t>
-      </w:r>
-      <w:r>
-        <w:t xml:space="preserve">A global crime syndicate ruled by</w:t>
-      </w:r>
-      <w:r>
-        <w:t xml:space="preserve"> </w:t>
-      </w:r>
-      <w:r>
-        <w:rPr>
-          <w:bCs/>
-          <w:b/>
-        </w:rPr>
-        <w:t xml:space="preserve">the 12</w:t>
-      </w:r>
-      <w:r>
-        <w:t xml:space="preserve">, Hyun Wang among them; employer of Lord Marrow and Steel Hawk, and of anyone else who sells power.</w:t>
+        <w:t xml:space="preserve">The New Power Legion.</w:t>
+      </w:r>
+      <w:r>
+        <w:t xml:space="preserve"> </w:t>
+      </w:r>
+      <w:r>
+        <w:t xml:space="preserve">Sponsored, televised heroes; Mr. Marvel’s old team reborn, with Sanders Communication’s money and cameras behind it.</w:t>
       </w:r>
     </w:p>
     <w:p>
@@ -28560,13 +28612,41 @@
           <w:bCs/>
           <w:b/>
         </w:rPr>
-        <w:t xml:space="preserve">The White Hand.</w:t>
-      </w:r>
-      <w:r>
-        <w:t xml:space="preserve"> </w:t>
-      </w:r>
-      <w:r>
-        <w:t xml:space="preserve">Autuarch’s Operant army in Argentina, responsible for Chicago 2001.</w:t>
+        <w:t xml:space="preserve">The Shadow Knights.</w:t>
+      </w:r>
+      <w:r>
+        <w:t xml:space="preserve"> </w:t>
+      </w:r>
+      <w:r>
+        <w:t xml:space="preserve">The</w:t>
+      </w:r>
+      <w:r>
+        <w:t xml:space="preserve"> </w:t>
+      </w:r>
+      <w:r>
+        <w:rPr>
+          <w:iCs/>
+          <w:i/>
+        </w:rPr>
+        <w:t xml:space="preserve">Ordo Viarum Lucidarum</w:t>
+      </w:r>
+      <w:r>
+        <w:t xml:space="preserve">,</w:t>
+      </w:r>
+      <w:r>
+        <w:t xml:space="preserve"> </w:t>
+      </w:r>
+      <w:r>
+        <w:t xml:space="preserve">“</w:t>
+      </w:r>
+      <w:r>
+        <w:t xml:space="preserve">to bring the light of Christ into the shadows</w:t>
+      </w:r>
+      <w:r>
+        <w:t xml:space="preserve">”</w:t>
+      </w:r>
+      <w:r>
+        <w:t xml:space="preserve">, founded (its members say) by a 12th-century knight who defied a corrupt king. A few Knights on each continent, each supported by a cell of five to twenty doctors, magicians, technicians and administrators. Grant Douglas is the Shadow Knight of North America.</w:t>
       </w:r>
     </w:p>
     <w:p>
@@ -28582,13 +28662,29 @@
           <w:bCs/>
           <w:b/>
         </w:rPr>
-        <w:t xml:space="preserve">The Foundation.</w:t>
-      </w:r>
-      <w:r>
-        <w:t xml:space="preserve"> </w:t>
-      </w:r>
-      <w:r>
-        <w:t xml:space="preserve">The black labs that kidnap people, make Operants and hunt down those who escape. Sergei Grachyov is their troubleshooter. Nobody knows who runs it.</w:t>
+        <w:t xml:space="preserve">The Earth Wardens.</w:t>
+      </w:r>
+      <w:r>
+        <w:t xml:space="preserve"> </w:t>
+      </w:r>
+      <w:r>
+        <w:t xml:space="preserve">A worldwide network of Adepts gathered by a reawakened Merlin after Lord Colslo opened the Celtic Gate in 1952. They guard the re-energized</w:t>
+      </w:r>
+      <w:r>
+        <w:t xml:space="preserve"> </w:t>
+      </w:r>
+      <w:r>
+        <w:rPr>
+          <w:bCs/>
+          <w:b/>
+        </w:rPr>
+        <w:t xml:space="preserve">Earth Gates</w:t>
+      </w:r>
+      <w:r>
+        <w:t xml:space="preserve"> </w:t>
+      </w:r>
+      <w:r>
+        <w:t xml:space="preserve">against demons, faeries and malcontent gods.</w:t>
       </w:r>
     </w:p>
     <w:p>
@@ -28604,20 +28700,32 @@
           <w:bCs/>
           <w:b/>
         </w:rPr>
-        <w:t xml:space="preserve">The Proteus Group.</w:t>
-      </w:r>
-      <w:r>
-        <w:t xml:space="preserve"> </w:t>
-      </w:r>
-      <w:r>
-        <w:t xml:space="preserve">A criminal consortium the EMD tracks but can’t map.</w:t>
+        <w:t xml:space="preserve">The Haven.</w:t>
+      </w:r>
+      <w:r>
+        <w:t xml:space="preserve"> </w:t>
+      </w:r>
+      <w:r>
+        <w:t xml:space="preserve">The Green Man’s refuge in the Mad Forest, defended by Celerity.</w:t>
+      </w:r>
+    </w:p>
+    <w:p>
+      <w:pPr>
+        <w:pStyle w:val="FirstParagraph"/>
+      </w:pPr>
+      <w:r>
+        <w:rPr>
+          <w:bCs/>
+          <w:b/>
+        </w:rPr>
+        <w:t xml:space="preserve">Criminals and secrets</w:t>
       </w:r>
     </w:p>
     <w:p>
       <w:pPr>
         <w:numPr>
           <w:ilvl w:val="0"/>
-          <w:numId w:val="1023"/>
+          <w:numId w:val="1024"/>
         </w:numPr>
         <w:pStyle w:val="Compact"/>
       </w:pPr>
@@ -28626,6 +28734,107 @@
           <w:bCs/>
           <w:b/>
         </w:rPr>
+        <w:t xml:space="preserve">The Morcain.</w:t>
+      </w:r>
+      <w:r>
+        <w:t xml:space="preserve"> </w:t>
+      </w:r>
+      <w:r>
+        <w:t xml:space="preserve">A global crime syndicate ruled by</w:t>
+      </w:r>
+      <w:r>
+        <w:t xml:space="preserve"> </w:t>
+      </w:r>
+      <w:r>
+        <w:rPr>
+          <w:bCs/>
+          <w:b/>
+        </w:rPr>
+        <w:t xml:space="preserve">the 12</w:t>
+      </w:r>
+      <w:r>
+        <w:t xml:space="preserve">, Hyun Wang among them; employer of Lord Marrow and Steel Hawk, and of anyone else who sells power.</w:t>
+      </w:r>
+    </w:p>
+    <w:p>
+      <w:pPr>
+        <w:numPr>
+          <w:ilvl w:val="0"/>
+          <w:numId w:val="1024"/>
+        </w:numPr>
+        <w:pStyle w:val="Compact"/>
+      </w:pPr>
+      <w:r>
+        <w:rPr>
+          <w:bCs/>
+          <w:b/>
+        </w:rPr>
+        <w:t xml:space="preserve">The White Hand.</w:t>
+      </w:r>
+      <w:r>
+        <w:t xml:space="preserve"> </w:t>
+      </w:r>
+      <w:r>
+        <w:t xml:space="preserve">Autuarch’s Operant army in Argentina, responsible for Chicago 2001.</w:t>
+      </w:r>
+    </w:p>
+    <w:p>
+      <w:pPr>
+        <w:numPr>
+          <w:ilvl w:val="0"/>
+          <w:numId w:val="1024"/>
+        </w:numPr>
+        <w:pStyle w:val="Compact"/>
+      </w:pPr>
+      <w:r>
+        <w:rPr>
+          <w:bCs/>
+          <w:b/>
+        </w:rPr>
+        <w:t xml:space="preserve">The Foundation.</w:t>
+      </w:r>
+      <w:r>
+        <w:t xml:space="preserve"> </w:t>
+      </w:r>
+      <w:r>
+        <w:t xml:space="preserve">The black labs that kidnap people, make Operants and hunt down those who escape. Sergei Grachyov is their troubleshooter. Nobody knows who runs it.</w:t>
+      </w:r>
+    </w:p>
+    <w:p>
+      <w:pPr>
+        <w:numPr>
+          <w:ilvl w:val="0"/>
+          <w:numId w:val="1024"/>
+        </w:numPr>
+        <w:pStyle w:val="Compact"/>
+      </w:pPr>
+      <w:r>
+        <w:rPr>
+          <w:bCs/>
+          <w:b/>
+        </w:rPr>
+        <w:t xml:space="preserve">The Proteus Group.</w:t>
+      </w:r>
+      <w:r>
+        <w:t xml:space="preserve"> </w:t>
+      </w:r>
+      <w:r>
+        <w:t xml:space="preserve">A criminal consortium the EMD tracks but can’t map.</w:t>
+      </w:r>
+    </w:p>
+    <w:p>
+      <w:pPr>
+        <w:numPr>
+          <w:ilvl w:val="0"/>
+          <w:numId w:val="1024"/>
+        </w:numPr>
+        <w:pStyle w:val="Compact"/>
+      </w:pPr>
+      <w:r>
+        <w:rPr>
+          <w:bCs/>
+          <w:b/>
+        </w:rPr>
         <w:t xml:space="preserve">Raster Zero.</w:t>
       </w:r>
       <w:r>
@@ -28649,7 +28858,7 @@
       <w:pPr>
         <w:numPr>
           <w:ilvl w:val="0"/>
-          <w:numId w:val="1023"/>
+          <w:numId w:val="1024"/>
         </w:numPr>
         <w:pStyle w:val="Compact"/>
       </w:pPr>
@@ -31714,7 +31923,7 @@
       <w:pPr>
         <w:numPr>
           <w:ilvl w:val="0"/>
-          <w:numId w:val="1024"/>
+          <w:numId w:val="1025"/>
         </w:numPr>
         <w:pStyle w:val="Compact"/>
       </w:pPr>
@@ -31746,216 +31955,6 @@
       </w:r>
       <w:r>
         <w:t xml:space="preserve">9.</w:t>
-      </w:r>
-    </w:p>
-    <w:p>
-      <w:pPr>
-        <w:numPr>
-          <w:ilvl w:val="0"/>
-          <w:numId w:val="1024"/>
-        </w:numPr>
-        <w:pStyle w:val="Compact"/>
-      </w:pPr>
-      <w:r>
-        <w:rPr>
-          <w:bCs/>
-          <w:b/>
-        </w:rPr>
-        <w:t xml:space="preserve">Skills:</w:t>
-      </w:r>
-      <w:r>
-        <w:t xml:space="preserve"> </w:t>
-      </w:r>
-      <w:r>
-        <w:t xml:space="preserve">Investigation 16 (Specialty). Trained: Computers 14, Law 14, Occult 14, Powers 14, Read People 14, Athletics 11, Brawling 11, Firearms 11, Persuasion 10.</w:t>
-      </w:r>
-    </w:p>
-    <w:p>
-      <w:pPr>
-        <w:numPr>
-          <w:ilvl w:val="0"/>
-          <w:numId w:val="1024"/>
-        </w:numPr>
-        <w:pStyle w:val="Compact"/>
-      </w:pPr>
-      <w:r>
-        <w:rPr>
-          <w:bCs/>
-          <w:b/>
-        </w:rPr>
-        <w:t xml:space="preserve">Edges:</w:t>
-      </w:r>
-      <w:r>
-        <w:t xml:space="preserve"> </w:t>
-      </w:r>
-      <w:r>
-        <w:t xml:space="preserve">Extra Spark, A friend; a friend: her missing partner’s last informant, who only talks to her.</w:t>
-      </w:r>
-    </w:p>
-    <w:p>
-      <w:pPr>
-        <w:numPr>
-          <w:ilvl w:val="0"/>
-          <w:numId w:val="1024"/>
-        </w:numPr>
-        <w:pStyle w:val="Compact"/>
-      </w:pPr>
-      <w:r>
-        <w:rPr>
-          <w:bCs/>
-          <w:b/>
-        </w:rPr>
-        <w:t xml:space="preserve">Advantage:</w:t>
-      </w:r>
-      <w:r>
-        <w:t xml:space="preserve"> </w:t>
-      </w:r>
-      <w:r>
-        <w:t xml:space="preserve">The Voice Within (origin; companion: Two Minds).</w:t>
-      </w:r>
-      <w:r>
-        <w:t xml:space="preserve"> </w:t>
-      </w:r>
-      <w:r>
-        <w:rPr>
-          <w:bCs/>
-          <w:b/>
-        </w:rPr>
-        <w:t xml:space="preserve">Complication:</w:t>
-      </w:r>
-      <w:r>
-        <w:t xml:space="preserve"> </w:t>
-      </w:r>
-      <w:r>
-        <w:t xml:space="preserve">Can’t Leave It Alone; trigger: a file that shouldn’t exist.</w:t>
-      </w:r>
-    </w:p>
-    <w:p>
-      <w:pPr>
-        <w:numPr>
-          <w:ilvl w:val="0"/>
-          <w:numId w:val="1024"/>
-        </w:numPr>
-        <w:pStyle w:val="Compact"/>
-      </w:pPr>
-      <w:r>
-        <w:rPr>
-          <w:bCs/>
-          <w:b/>
-        </w:rPr>
-        <w:t xml:space="preserve">Powers:</w:t>
-      </w:r>
-      <w:r>
-        <w:t xml:space="preserve"> </w:t>
-      </w:r>
-      <w:r>
-        <w:t xml:space="preserve">Force Field II, Mystic Sight I, Telepathy I.</w:t>
-      </w:r>
-    </w:p>
-    <w:p>
-      <w:pPr>
-        <w:numPr>
-          <w:ilvl w:val="0"/>
-          <w:numId w:val="1024"/>
-        </w:numPr>
-        <w:pStyle w:val="Compact"/>
-      </w:pPr>
-      <w:r>
-        <w:rPr>
-          <w:bCs/>
-          <w:b/>
-        </w:rPr>
-        <w:t xml:space="preserve">Legal status:</w:t>
-      </w:r>
-      <w:r>
-        <w:t xml:space="preserve"> </w:t>
-      </w:r>
-      <w:r>
-        <w:t xml:space="preserve">Full Agent.</w:t>
-      </w:r>
-    </w:p>
-    <w:p>
-      <w:pPr>
-        <w:numPr>
-          <w:ilvl w:val="0"/>
-          <w:numId w:val="1024"/>
-        </w:numPr>
-        <w:pStyle w:val="Compact"/>
-      </w:pPr>
-      <w:r>
-        <w:rPr>
-          <w:bCs/>
-          <w:b/>
-        </w:rPr>
-        <w:t xml:space="preserve">Why I do this:</w:t>
-      </w:r>
-      <w:r>
-        <w:t xml:space="preserve"> </w:t>
-      </w:r>
-      <w:r>
-        <w:t xml:space="preserve">The law should mean something, for Operants and everyone else.</w:t>
-      </w:r>
-      <w:r>
-        <w:t xml:space="preserve"> </w:t>
-      </w:r>
-      <w:r>
-        <w:rPr>
-          <w:bCs/>
-          <w:b/>
-        </w:rPr>
-        <w:t xml:space="preserve">Connection:</w:t>
-      </w:r>
-      <w:r>
-        <w:t xml:space="preserve"> </w:t>
-      </w:r>
-      <w:r>
-        <w:t xml:space="preserve">Jess Calloway is the only reporter who asked about her missing partner. Kwan hasn’t decided whether to trust her.</w:t>
-      </w:r>
-    </w:p>
-    <w:bookmarkEnd w:id="107"/>
-    <w:bookmarkStart w:id="108" w:name="luis-bulldog-ortega"/>
-    <w:p>
-      <w:pPr>
-        <w:pStyle w:val="Heading2"/>
-      </w:pPr>
-      <w:r>
-        <w:t xml:space="preserve">Luis</w:t>
-      </w:r>
-      <w:r>
-        <w:t xml:space="preserve"> </w:t>
-      </w:r>
-      <w:r>
-        <w:t xml:space="preserve">“</w:t>
-      </w:r>
-      <w:r>
-        <w:t xml:space="preserve">Bulldog</w:t>
-      </w:r>
-      <w:r>
-        <w:t xml:space="preserve">”</w:t>
-      </w:r>
-      <w:r>
-        <w:t xml:space="preserve"> </w:t>
-      </w:r>
-      <w:r>
-        <w:t xml:space="preserve">Ortega</w:t>
-      </w:r>
-    </w:p>
-    <w:p>
-      <w:pPr>
-        <w:pStyle w:val="FirstParagraph"/>
-      </w:pPr>
-      <w:r>
-        <w:rPr>
-          <w:iCs/>
-          <w:i/>
-        </w:rPr>
-        <w:t xml:space="preserve">Aegis pilot, Chicago wing, Aegis Pilot. Non-Operant (tier 0); Specialist.</w:t>
-      </w:r>
-      <w:r>
-        <w:t xml:space="preserve"> </w:t>
-      </w:r>
-      <w:r>
-        <w:t xml:space="preserve">Twelve years in the suit, three of them in Iraq. The AS-6’s new firmware came from a contractor nobody can trace, and lately the suit hesitates when he doesn’t.</w:t>
       </w:r>
     </w:p>
     <w:p>
@@ -31971,29 +31970,13 @@
           <w:bCs/>
           <w:b/>
         </w:rPr>
-        <w:t xml:space="preserve">Attributes:</w:t>
-      </w:r>
-      <w:r>
-        <w:t xml:space="preserve"> </w:t>
-      </w:r>
-      <w:r>
-        <w:t xml:space="preserve">Body 12, Agility 13, Intellect 11, Presence 10, Will 10.</w:t>
-      </w:r>
-      <w:r>
-        <w:t xml:space="preserve"> </w:t>
-      </w:r>
-      <w:r>
-        <w:rPr>
-          <w:bCs/>
-          <w:b/>
-        </w:rPr>
-        <w:t xml:space="preserve">Dodge</w:t>
-      </w:r>
-      <w:r>
-        <w:t xml:space="preserve"> </w:t>
-      </w:r>
-      <w:r>
-        <w:t xml:space="preserve">12.</w:t>
+        <w:t xml:space="preserve">Skills:</w:t>
+      </w:r>
+      <w:r>
+        <w:t xml:space="preserve"> </w:t>
+      </w:r>
+      <w:r>
+        <w:t xml:space="preserve">Investigation 16 (Specialty). Trained: Computers 14, Law 14, Occult 14, Powers 14, Read People 14, Athletics 11, Brawling 11, Firearms 11, Persuasion 10.</w:t>
       </w:r>
     </w:p>
     <w:p>
@@ -32009,13 +31992,13 @@
           <w:bCs/>
           <w:b/>
         </w:rPr>
-        <w:t xml:space="preserve">Skills:</w:t>
-      </w:r>
-      <w:r>
-        <w:t xml:space="preserve"> </w:t>
-      </w:r>
-      <w:r>
-        <w:t xml:space="preserve">Piloting 18 (Expert). Trained: Firearms 14, Athletics 13, Brawling 13, Computers 12, Engineering 12, Law 12, Leadership 11, Read People 11.</w:t>
+        <w:t xml:space="preserve">Edges:</w:t>
+      </w:r>
+      <w:r>
+        <w:t xml:space="preserve"> </w:t>
+      </w:r>
+      <w:r>
+        <w:t xml:space="preserve">Extra Spark, A friend; a friend: her missing partner’s last informant, who only talks to her.</w:t>
       </w:r>
     </w:p>
     <w:p>
@@ -32031,13 +32014,29 @@
           <w:bCs/>
           <w:b/>
         </w:rPr>
-        <w:t xml:space="preserve">Edges:</w:t>
-      </w:r>
-      <w:r>
-        <w:t xml:space="preserve"> </w:t>
-      </w:r>
-      <w:r>
-        <w:t xml:space="preserve">+1 attribute point, Extra Trained skill, A friend, Extra Spark; a friend: a DIRE engineer who still owes him for Basra.</w:t>
+        <w:t xml:space="preserve">Advantage:</w:t>
+      </w:r>
+      <w:r>
+        <w:t xml:space="preserve"> </w:t>
+      </w:r>
+      <w:r>
+        <w:t xml:space="preserve">The Voice Within (origin; companion: Two Minds).</w:t>
+      </w:r>
+      <w:r>
+        <w:t xml:space="preserve"> </w:t>
+      </w:r>
+      <w:r>
+        <w:rPr>
+          <w:bCs/>
+          <w:b/>
+        </w:rPr>
+        <w:t xml:space="preserve">Complication:</w:t>
+      </w:r>
+      <w:r>
+        <w:t xml:space="preserve"> </w:t>
+      </w:r>
+      <w:r>
+        <w:t xml:space="preserve">Can’t Leave It Alone; trigger: a file that shouldn’t exist.</w:t>
       </w:r>
     </w:p>
     <w:p>
@@ -32053,29 +32052,13 @@
           <w:bCs/>
           <w:b/>
         </w:rPr>
-        <w:t xml:space="preserve">Advantage:</w:t>
-      </w:r>
-      <w:r>
-        <w:t xml:space="preserve"> </w:t>
-      </w:r>
-      <w:r>
-        <w:t xml:space="preserve">Nerves of Steel (origin; companion: Ordinary Body).</w:t>
-      </w:r>
-      <w:r>
-        <w:t xml:space="preserve"> </w:t>
-      </w:r>
-      <w:r>
-        <w:rPr>
-          <w:bCs/>
-          <w:b/>
-        </w:rPr>
-        <w:t xml:space="preserve">Complication:</w:t>
-      </w:r>
-      <w:r>
-        <w:t xml:space="preserve"> </w:t>
-      </w:r>
-      <w:r>
-        <w:t xml:space="preserve">Orders; trigger: orders to stand down.</w:t>
+        <w:t xml:space="preserve">Powers:</w:t>
+      </w:r>
+      <w:r>
+        <w:t xml:space="preserve"> </w:t>
+      </w:r>
+      <w:r>
+        <w:t xml:space="preserve">Force Field II, Mystic Sight I, Telepathy I.</w:t>
       </w:r>
     </w:p>
     <w:p>
@@ -32119,7 +32102,7 @@
         <w:t xml:space="preserve"> </w:t>
       </w:r>
       <w:r>
-        <w:t xml:space="preserve">Someone has to stand between ordinary people and what’s out there.</w:t>
+        <w:t xml:space="preserve">The law should mean something, for Operants and everyone else.</w:t>
       </w:r>
       <w:r>
         <w:t xml:space="preserve"> </w:t>
@@ -32135,17 +32118,35 @@
         <w:t xml:space="preserve"> </w:t>
       </w:r>
       <w:r>
-        <w:t xml:space="preserve">He flew cover for Rachel Kwan the night her partner vanished, and saw something he never put in the report.</w:t>
-      </w:r>
-    </w:p>
-    <w:bookmarkEnd w:id="108"/>
-    <w:bookmarkStart w:id="109" w:name="naomi-price"/>
+        <w:t xml:space="preserve">Jess Calloway is the only reporter who asked about her missing partner. Kwan hasn’t decided whether to trust her.</w:t>
+      </w:r>
+    </w:p>
+    <w:bookmarkEnd w:id="107"/>
+    <w:bookmarkStart w:id="108" w:name="luis-bulldog-ortega"/>
     <w:p>
       <w:pPr>
         <w:pStyle w:val="Heading2"/>
       </w:pPr>
       <w:r>
-        <w:t xml:space="preserve">Naomi Price</w:t>
+        <w:t xml:space="preserve">Luis</w:t>
+      </w:r>
+      <w:r>
+        <w:t xml:space="preserve"> </w:t>
+      </w:r>
+      <w:r>
+        <w:t xml:space="preserve">“</w:t>
+      </w:r>
+      <w:r>
+        <w:t xml:space="preserve">Bulldog</w:t>
+      </w:r>
+      <w:r>
+        <w:t xml:space="preserve">”</w:t>
+      </w:r>
+      <w:r>
+        <w:t xml:space="preserve"> </w:t>
+      </w:r>
+      <w:r>
+        <w:t xml:space="preserve">Ortega</w:t>
       </w:r>
     </w:p>
     <w:p>
@@ -32157,13 +32158,13 @@
           <w:iCs/>
           <w:i/>
         </w:rPr>
-        <w:t xml:space="preserve">Daybreak, New Power Legion, Public Hero. Ambrosia (tier 3).</w:t>
-      </w:r>
-      <w:r>
-        <w:t xml:space="preserve"> </w:t>
-      </w:r>
-      <w:r>
-        <w:t xml:space="preserve">The Legion’s rising star, dosed with Ambrosia in a sponsor’s clinic at nineteen. Her sponsor owns her image, her schedule and, she’s starting to suspect, her secrets.</w:t>
+        <w:t xml:space="preserve">Aegis pilot, Chicago wing, Aegis Pilot. Non-Operant (tier 0); Specialist.</w:t>
+      </w:r>
+      <w:r>
+        <w:t xml:space="preserve"> </w:t>
+      </w:r>
+      <w:r>
+        <w:t xml:space="preserve">Twelve years in the suit, three of them in Iraq. The AS-6’s new firmware came from a contractor nobody can trace, and lately the suit hesitates when he doesn’t.</w:t>
       </w:r>
     </w:p>
     <w:p>
@@ -32185,7 +32186,7 @@
         <w:t xml:space="preserve"> </w:t>
       </w:r>
       <w:r>
-        <w:t xml:space="preserve">Body 13, Agility 9, Intellect 9, Presence 14, Will 10.</w:t>
+        <w:t xml:space="preserve">Body 12, Agility 13, Intellect 11, Presence 10, Will 10.</w:t>
       </w:r>
       <w:r>
         <w:t xml:space="preserve"> </w:t>
@@ -32201,7 +32202,7 @@
         <w:t xml:space="preserve"> </w:t>
       </w:r>
       <w:r>
-        <w:t xml:space="preserve">8.</w:t>
+        <w:t xml:space="preserve">12.</w:t>
       </w:r>
     </w:p>
     <w:p>
@@ -32223,7 +32224,7 @@
         <w:t xml:space="preserve"> </w:t>
       </w:r>
       <w:r>
-        <w:t xml:space="preserve">Media 17 (Specialty). Trained: Deception 15, Leadership 15, Persuasion 15, Athletics 14, Brawling 14, Powers 11, Read People 11, Law 10, Piloting 10.</w:t>
+        <w:t xml:space="preserve">Piloting 18 (Expert). Trained: Firearms 14, Athletics 13, Brawling 13, Computers 12, Engineering 12, Law 12, Leadership 11, Read People 11.</w:t>
       </w:r>
     </w:p>
     <w:p>
@@ -32245,7 +32246,7 @@
         <w:t xml:space="preserve"> </w:t>
       </w:r>
       <w:r>
-        <w:t xml:space="preserve">Stronger Power.</w:t>
+        <w:t xml:space="preserve">+1 attribute point, Extra Trained skill, A friend, Extra Spark; a friend: a DIRE engineer who still owes him for Basra.</w:t>
       </w:r>
     </w:p>
     <w:p>
@@ -32267,7 +32268,7 @@
         <w:t xml:space="preserve"> </w:t>
       </w:r>
       <w:r>
-        <w:t xml:space="preserve">Golden Ideal (origin; companion: The Anger).</w:t>
+        <w:t xml:space="preserve">Nerves of Steel (origin; companion: Ordinary Body).</w:t>
       </w:r>
       <w:r>
         <w:t xml:space="preserve"> </w:t>
@@ -32283,7 +32284,7 @@
         <w:t xml:space="preserve"> </w:t>
       </w:r>
       <w:r>
-        <w:t xml:space="preserve">Media Darling; trigger: a crowd with phones out.</w:t>
+        <w:t xml:space="preserve">Orders; trigger: orders to stand down.</w:t>
       </w:r>
     </w:p>
     <w:p>
@@ -32299,13 +32300,13 @@
           <w:bCs/>
           <w:b/>
         </w:rPr>
-        <w:t xml:space="preserve">Powers:</w:t>
-      </w:r>
-      <w:r>
-        <w:t xml:space="preserve"> </w:t>
-      </w:r>
-      <w:r>
-        <w:t xml:space="preserve">Strength IV, Flight II, Toughness I.</w:t>
+        <w:t xml:space="preserve">Legal status:</w:t>
+      </w:r>
+      <w:r>
+        <w:t xml:space="preserve"> </w:t>
+      </w:r>
+      <w:r>
+        <w:t xml:space="preserve">Full Agent.</w:t>
       </w:r>
     </w:p>
     <w:p>
@@ -32321,35 +32322,13 @@
           <w:bCs/>
           <w:b/>
         </w:rPr>
-        <w:t xml:space="preserve">Legal status:</w:t>
-      </w:r>
-      <w:r>
-        <w:t xml:space="preserve"> </w:t>
-      </w:r>
-      <w:r>
-        <w:t xml:space="preserve">Registered.</w:t>
-      </w:r>
-    </w:p>
-    <w:p>
-      <w:pPr>
-        <w:numPr>
-          <w:ilvl w:val="0"/>
-          <w:numId w:val="1026"/>
-        </w:numPr>
-        <w:pStyle w:val="Compact"/>
-      </w:pPr>
-      <w:r>
-        <w:rPr>
-          <w:bCs/>
-          <w:b/>
-        </w:rPr>
         <w:t xml:space="preserve">Why I do this:</w:t>
       </w:r>
       <w:r>
         <w:t xml:space="preserve"> </w:t>
       </w:r>
       <w:r>
-        <w:t xml:space="preserve">The cameras love an Operant, and I love the cameras.</w:t>
+        <w:t xml:space="preserve">Someone has to stand between ordinary people and what’s out there.</w:t>
       </w:r>
       <w:r>
         <w:t xml:space="preserve"> </w:t>
@@ -32365,17 +32344,17 @@
         <w:t xml:space="preserve"> </w:t>
       </w:r>
       <w:r>
-        <w:t xml:space="preserve">Static saved her from a Foundation snatch team on live TV, and vanished before the cameras turned.</w:t>
-      </w:r>
-    </w:p>
-    <w:bookmarkEnd w:id="109"/>
-    <w:bookmarkStart w:id="110" w:name="dr.-tobias-wren"/>
+        <w:t xml:space="preserve">He flew cover for Rachel Kwan the night her partner vanished, and saw something he never put in the report.</w:t>
+      </w:r>
+    </w:p>
+    <w:bookmarkEnd w:id="108"/>
+    <w:bookmarkStart w:id="109" w:name="naomi-price"/>
     <w:p>
       <w:pPr>
         <w:pStyle w:val="Heading2"/>
       </w:pPr>
       <w:r>
-        <w:t xml:space="preserve">Dr. Tobias Wren</w:t>
+        <w:t xml:space="preserve">Naomi Price</w:t>
       </w:r>
     </w:p>
     <w:p>
@@ -32387,13 +32366,13 @@
           <w:iCs/>
           <w:i/>
         </w:rPr>
-        <w:t xml:space="preserve">Professor of comparative religion; Earth Warden, Occultist. Adept (tier 1); Specialist.</w:t>
-      </w:r>
-      <w:r>
-        <w:t xml:space="preserve"> </w:t>
-      </w:r>
-      <w:r>
-        <w:t xml:space="preserve">A collector of forbidden books who once traded a year of his life to something in Avalon for a translation. The year is coming due.</w:t>
+        <w:t xml:space="preserve">Daybreak, New Power Legion, Public Hero. Ambrosia (tier 3).</w:t>
+      </w:r>
+      <w:r>
+        <w:t xml:space="preserve"> </w:t>
+      </w:r>
+      <w:r>
+        <w:t xml:space="preserve">The Legion’s rising star, dosed with Ambrosia in a sponsor’s clinic at nineteen. Her sponsor owns her image, her schedule and, she’s starting to suspect, her secrets.</w:t>
       </w:r>
     </w:p>
     <w:p>
@@ -32415,7 +32394,7 @@
         <w:t xml:space="preserve"> </w:t>
       </w:r>
       <w:r>
-        <w:t xml:space="preserve">Body 9, Agility 10, Intellect 14, Presence 10, Will 13.</w:t>
+        <w:t xml:space="preserve">Body 13, Agility 9, Intellect 9, Presence 14, Will 10.</w:t>
       </w:r>
       <w:r>
         <w:t xml:space="preserve"> </w:t>
@@ -32453,7 +32432,7 @@
         <w:t xml:space="preserve"> </w:t>
       </w:r>
       <w:r>
-        <w:t xml:space="preserve">Powers 18 (Expert). Trained: Investigation 15, Law 15, Medicine 15, Occult 15, Science 15, Read People 14, Persuasion 11.</w:t>
+        <w:t xml:space="preserve">Media 17 (Specialty). Trained: Deception 15, Leadership 15, Persuasion 15, Athletics 14, Brawling 14, Powers 11, Read People 11, Law 10, Piloting 10.</w:t>
       </w:r>
     </w:p>
     <w:p>
@@ -32475,7 +32454,7 @@
         <w:t xml:space="preserve"> </w:t>
       </w:r>
       <w:r>
-        <w:t xml:space="preserve">+1 attribute point, A fine weapon or tool, Stronger Power; a fine tool: the Lammas Grimoire, annotated in four hands (+2 Occult).</w:t>
+        <w:t xml:space="preserve">Stronger Power.</w:t>
       </w:r>
     </w:p>
     <w:p>
@@ -32497,7 +32476,7 @@
         <w:t xml:space="preserve"> </w:t>
       </w:r>
       <w:r>
-        <w:t xml:space="preserve">Ritualist (origin; companion: Obsessed).</w:t>
+        <w:t xml:space="preserve">Golden Ideal (origin; companion: The Anger).</w:t>
       </w:r>
       <w:r>
         <w:t xml:space="preserve"> </w:t>
@@ -32513,7 +32492,7 @@
         <w:t xml:space="preserve"> </w:t>
       </w:r>
       <w:r>
-        <w:t xml:space="preserve">Haunted; trigger: your bond demands something.</w:t>
+        <w:t xml:space="preserve">Media Darling; trigger: a crowd with phones out.</w:t>
       </w:r>
     </w:p>
     <w:p>
@@ -32535,7 +32514,7 @@
         <w:t xml:space="preserve"> </w:t>
       </w:r>
       <w:r>
-        <w:t xml:space="preserve">Warding III, Mystic Sight I.</w:t>
+        <w:t xml:space="preserve">Strength IV, Flight II, Toughness I.</w:t>
       </w:r>
     </w:p>
     <w:p>
@@ -32579,7 +32558,7 @@
         <w:t xml:space="preserve"> </w:t>
       </w:r>
       <w:r>
-        <w:t xml:space="preserve">Someone has to stand between ordinary people and what’s out there.</w:t>
+        <w:t xml:space="preserve">The cameras love an Operant, and I love the cameras.</w:t>
       </w:r>
       <w:r>
         <w:t xml:space="preserve"> </w:t>
@@ -32595,17 +32574,17 @@
         <w:t xml:space="preserve"> </w:t>
       </w:r>
       <w:r>
-        <w:t xml:space="preserve">He taught Maeve Ashgrove’s handler, and was the one who recognized what Maeve really is.</w:t>
-      </w:r>
-    </w:p>
-    <w:bookmarkEnd w:id="110"/>
-    <w:bookmarkStart w:id="111" w:name="jess-calloway"/>
+        <w:t xml:space="preserve">Static saved her from a Foundation snatch team on live TV, and vanished before the cameras turned.</w:t>
+      </w:r>
+    </w:p>
+    <w:bookmarkEnd w:id="109"/>
+    <w:bookmarkStart w:id="110" w:name="dr.-tobias-wren"/>
     <w:p>
       <w:pPr>
         <w:pStyle w:val="Heading2"/>
       </w:pPr>
       <w:r>
-        <w:t xml:space="preserve">Jess Calloway</w:t>
+        <w:t xml:space="preserve">Dr. Tobias Wren</w:t>
       </w:r>
     </w:p>
     <w:p>
@@ -32617,13 +32596,13 @@
           <w:iCs/>
           <w:i/>
         </w:rPr>
-        <w:t xml:space="preserve">Freelance investigative reporter, Journalist. Touched (tier 2).</w:t>
-      </w:r>
-      <w:r>
-        <w:t xml:space="preserve"> </w:t>
-      </w:r>
-      <w:r>
-        <w:t xml:space="preserve">Touched a Raster Zero file in 2024 and saw the room it came from. Nobody knows she’s an Operant; she’s been pulling the thread ever since.</w:t>
+        <w:t xml:space="preserve">Professor of comparative religion; Earth Warden, Occultist. Adept (tier 1); Specialist.</w:t>
+      </w:r>
+      <w:r>
+        <w:t xml:space="preserve"> </w:t>
+      </w:r>
+      <w:r>
+        <w:t xml:space="preserve">A collector of forbidden books who once traded a year of his life to something in Avalon for a translation. The year is coming due.</w:t>
       </w:r>
     </w:p>
     <w:p>
@@ -32645,7 +32624,7 @@
         <w:t xml:space="preserve"> </w:t>
       </w:r>
       <w:r>
-        <w:t xml:space="preserve">Body 10, Agility 11, Intellect 11, Presence 12, Will 12.</w:t>
+        <w:t xml:space="preserve">Body 9, Agility 10, Intellect 14, Presence 10, Will 13.</w:t>
       </w:r>
       <w:r>
         <w:t xml:space="preserve"> </w:t>
@@ -32661,7 +32640,7 @@
         <w:t xml:space="preserve"> </w:t>
       </w:r>
       <w:r>
-        <w:t xml:space="preserve">9.</w:t>
+        <w:t xml:space="preserve">8.</w:t>
       </w:r>
     </w:p>
     <w:p>
@@ -32683,7 +32662,7 @@
         <w:t xml:space="preserve"> </w:t>
       </w:r>
       <w:r>
-        <w:t xml:space="preserve">Investigation 14 (Specialty). Trained: Deception 13, Media 13, Persuasion 13, Powers 13, Read People 13, Streetwise 13, Computers 12, Law 12, Stealth 12.</w:t>
+        <w:t xml:space="preserve">Powers 18 (Expert). Trained: Investigation 15, Law 15, Medicine 15, Occult 15, Science 15, Read People 14, Persuasion 11.</w:t>
       </w:r>
     </w:p>
     <w:p>
@@ -32705,7 +32684,7 @@
         <w:t xml:space="preserve"> </w:t>
       </w:r>
       <w:r>
-        <w:t xml:space="preserve">+1 attribute point, Extra Power.</w:t>
+        <w:t xml:space="preserve">+1 attribute point, A fine weapon or tool, Stronger Power; a fine tool: the Lammas Grimoire, annotated in four hands (+2 Occult).</w:t>
       </w:r>
     </w:p>
     <w:p>
@@ -32727,7 +32706,7 @@
         <w:t xml:space="preserve"> </w:t>
       </w:r>
       <w:r>
-        <w:t xml:space="preserve">The Glimpse (origin; companion: Cracked).</w:t>
+        <w:t xml:space="preserve">Ritualist (origin; companion: Obsessed).</w:t>
       </w:r>
       <w:r>
         <w:t xml:space="preserve"> </w:t>
@@ -32743,7 +32722,7 @@
         <w:t xml:space="preserve"> </w:t>
       </w:r>
       <w:r>
-        <w:t xml:space="preserve">Secret Identity; trigger: someone close asks where you were.</w:t>
+        <w:t xml:space="preserve">Haunted; trigger: your bond demands something.</w:t>
       </w:r>
     </w:p>
     <w:p>
@@ -32765,7 +32744,7 @@
         <w:t xml:space="preserve"> </w:t>
       </w:r>
       <w:r>
-        <w:t xml:space="preserve">Psychometry II, Precognition I, Empathy I, Enhanced Senses I.</w:t>
+        <w:t xml:space="preserve">Warding III, Mystic Sight I.</w:t>
       </w:r>
     </w:p>
     <w:p>
@@ -32787,7 +32766,7 @@
         <w:t xml:space="preserve"> </w:t>
       </w:r>
       <w:r>
-        <w:t xml:space="preserve">Non-registered.</w:t>
+        <w:t xml:space="preserve">Registered.</w:t>
       </w:r>
     </w:p>
     <w:p>
@@ -32809,7 +32788,7 @@
         <w:t xml:space="preserve"> </w:t>
       </w:r>
       <w:r>
-        <w:t xml:space="preserve">There’s a story nobody’s telling. I’m going to tell it.</w:t>
+        <w:t xml:space="preserve">Someone has to stand between ordinary people and what’s out there.</w:t>
       </w:r>
       <w:r>
         <w:t xml:space="preserve"> </w:t>
@@ -32825,17 +32804,17 @@
         <w:t xml:space="preserve"> </w:t>
       </w:r>
       <w:r>
-        <w:t xml:space="preserve">Rachel Kwan’s missing partner was her source. She hasn’t told Kwan yet.</w:t>
-      </w:r>
-    </w:p>
-    <w:bookmarkEnd w:id="111"/>
-    <w:bookmarkStart w:id="112" w:name="subject-19"/>
+        <w:t xml:space="preserve">He taught Maeve Ashgrove’s handler, and was the one who recognized what Maeve really is.</w:t>
+      </w:r>
+    </w:p>
+    <w:bookmarkEnd w:id="110"/>
+    <w:bookmarkStart w:id="111" w:name="jess-calloway"/>
     <w:p>
       <w:pPr>
         <w:pStyle w:val="Heading2"/>
       </w:pPr>
       <w:r>
-        <w:t xml:space="preserve">Subject 19</w:t>
+        <w:t xml:space="preserve">Jess Calloway</w:t>
       </w:r>
     </w:p>
     <w:p>
@@ -32847,34 +32826,13 @@
           <w:iCs/>
           <w:i/>
         </w:rPr>
-        <w:t xml:space="preserve">“</w:t>
-      </w:r>
-      <w:r>
-        <w:rPr>
-          <w:iCs/>
-          <w:i/>
-        </w:rPr>
-        <w:t xml:space="preserve">Static</w:t>
-      </w:r>
-      <w:r>
-        <w:rPr>
-          <w:iCs/>
-          <w:i/>
-        </w:rPr>
-        <w:t xml:space="preserve">”</w:t>
-      </w:r>
-      <w:r>
-        <w:rPr>
-          <w:iCs/>
-          <w:i/>
-        </w:rPr>
-        <w:t xml:space="preserve">, escaped Foundation subject, Fugitive. Lab-made (tier 2).</w:t>
-      </w:r>
-      <w:r>
-        <w:t xml:space="preserve"> </w:t>
-      </w:r>
-      <w:r>
-        <w:t xml:space="preserve">Escaped a Foundation black lab a year ago with electric powers, no memory of a name, and a number tattooed on one wrist. Grachyov’s retrieval team is still looking.</w:t>
+        <w:t xml:space="preserve">Freelance investigative reporter, Journalist. Touched (tier 2).</w:t>
+      </w:r>
+      <w:r>
+        <w:t xml:space="preserve"> </w:t>
+      </w:r>
+      <w:r>
+        <w:t xml:space="preserve">Touched a Raster Zero file in 2024 and saw the room it came from. Nobody knows she’s an Operant; she’s been pulling the thread ever since.</w:t>
       </w:r>
     </w:p>
     <w:p>
@@ -32896,7 +32854,7 @@
         <w:t xml:space="preserve"> </w:t>
       </w:r>
       <w:r>
-        <w:t xml:space="preserve">Body 12, Agility 13, Intellect 11, Presence 9, Will 10.</w:t>
+        <w:t xml:space="preserve">Body 10, Agility 11, Intellect 11, Presence 12, Will 12.</w:t>
       </w:r>
       <w:r>
         <w:t xml:space="preserve"> </w:t>
@@ -32912,7 +32870,7 @@
         <w:t xml:space="preserve"> </w:t>
       </w:r>
       <w:r>
-        <w:t xml:space="preserve">12.</w:t>
+        <w:t xml:space="preserve">9.</w:t>
       </w:r>
     </w:p>
     <w:p>
@@ -32934,7 +32892,7 @@
         <w:t xml:space="preserve"> </w:t>
       </w:r>
       <w:r>
-        <w:t xml:space="preserve">Powers 13 (Specialty). Trained: Piloting 14, Stealth 14, Athletics 13, Brawling 13, Computers 12, Engineering 12, Read People 11, Deception 10, Streetwise 10.</w:t>
+        <w:t xml:space="preserve">Investigation 14 (Specialty). Trained: Deception 13, Media 13, Persuasion 13, Powers 13, Read People 13, Streetwise 13, Computers 12, Law 12, Stealth 12.</w:t>
       </w:r>
     </w:p>
     <w:p>
@@ -32956,7 +32914,7 @@
         <w:t xml:space="preserve"> </w:t>
       </w:r>
       <w:r>
-        <w:t xml:space="preserve">Extra Spark, Stronger Power.</w:t>
+        <w:t xml:space="preserve">+1 attribute point, Extra Power.</w:t>
       </w:r>
     </w:p>
     <w:p>
@@ -32978,7 +32936,7 @@
         <w:t xml:space="preserve"> </w:t>
       </w:r>
       <w:r>
-        <w:t xml:space="preserve">Lab Instincts (origin; companion: Test Subject).</w:t>
+        <w:t xml:space="preserve">The Glimpse (origin; companion: Cracked).</w:t>
       </w:r>
       <w:r>
         <w:t xml:space="preserve"> </w:t>
@@ -32994,7 +32952,7 @@
         <w:t xml:space="preserve"> </w:t>
       </w:r>
       <w:r>
-        <w:t xml:space="preserve">Hunted by a Lab; trigger: a van with no plates outside.</w:t>
+        <w:t xml:space="preserve">Secret Identity; trigger: someone close asks where you were.</w:t>
       </w:r>
     </w:p>
     <w:p>
@@ -33016,7 +32974,7 @@
         <w:t xml:space="preserve"> </w:t>
       </w:r>
       <w:r>
-        <w:t xml:space="preserve">Blast III, Speed I, Technopathy I.</w:t>
+        <w:t xml:space="preserve">Psychometry II, Precognition I, Empathy I, Enhanced Senses I.</w:t>
       </w:r>
     </w:p>
     <w:p>
@@ -33060,7 +33018,7 @@
         <w:t xml:space="preserve"> </w:t>
       </w:r>
       <w:r>
-        <w:t xml:space="preserve">No lab, no registry and no government owns me.</w:t>
+        <w:t xml:space="preserve">There’s a story nobody’s telling. I’m going to tell it.</w:t>
       </w:r>
       <w:r>
         <w:t xml:space="preserve"> </w:t>
@@ -33076,17 +33034,17 @@
         <w:t xml:space="preserve"> </w:t>
       </w:r>
       <w:r>
-        <w:t xml:space="preserve">Saved Daybreak from a Foundation snatch team on live TV, and ran before the cameras turned.</w:t>
-      </w:r>
-    </w:p>
-    <w:bookmarkEnd w:id="112"/>
-    <w:bookmarkStart w:id="113" w:name="maeve-ashgrove"/>
+        <w:t xml:space="preserve">Rachel Kwan’s missing partner was her source. She hasn’t told Kwan yet.</w:t>
+      </w:r>
+    </w:p>
+    <w:bookmarkEnd w:id="111"/>
+    <w:bookmarkStart w:id="112" w:name="subject-19"/>
     <w:p>
       <w:pPr>
         <w:pStyle w:val="Heading2"/>
       </w:pPr>
       <w:r>
-        <w:t xml:space="preserve">Maeve Ashgrove</w:t>
+        <w:t xml:space="preserve">Subject 19</w:t>
       </w:r>
     </w:p>
     <w:p>
@@ -33098,13 +33056,34 @@
           <w:iCs/>
           <w:i/>
         </w:rPr>
-        <w:t xml:space="preserve">Cat burglar, on an ExLAW deal, Thief. Otherworlder (tier 2).</w:t>
-      </w:r>
-      <w:r>
-        <w:t xml:space="preserve"> </w:t>
-      </w:r>
-      <w:r>
-        <w:t xml:space="preserve">A fey-born thief from Avalon, caught stealing from a Morcain vault and handed to ExLAW. She works off her sentence; her handler is the only one who knows where she came from.</w:t>
+        <w:t xml:space="preserve">“</w:t>
+      </w:r>
+      <w:r>
+        <w:rPr>
+          <w:iCs/>
+          <w:i/>
+        </w:rPr>
+        <w:t xml:space="preserve">Static</w:t>
+      </w:r>
+      <w:r>
+        <w:rPr>
+          <w:iCs/>
+          <w:i/>
+        </w:rPr>
+        <w:t xml:space="preserve">”</w:t>
+      </w:r>
+      <w:r>
+        <w:rPr>
+          <w:iCs/>
+          <w:i/>
+        </w:rPr>
+        <w:t xml:space="preserve">, escaped Foundation subject, Fugitive. Lab-made (tier 2).</w:t>
+      </w:r>
+      <w:r>
+        <w:t xml:space="preserve"> </w:t>
+      </w:r>
+      <w:r>
+        <w:t xml:space="preserve">Escaped a Foundation black lab a year ago with electric powers, no memory of a name, and a number tattooed on one wrist. Grachyov’s retrieval team is still looking.</w:t>
       </w:r>
     </w:p>
     <w:p>
@@ -33126,7 +33105,7 @@
         <w:t xml:space="preserve"> </w:t>
       </w:r>
       <w:r>
-        <w:t xml:space="preserve">Body 10, Agility 14, Intellect 11, Presence 11, Will 9.</w:t>
+        <w:t xml:space="preserve">Body 12, Agility 13, Intellect 11, Presence 9, Will 10.</w:t>
       </w:r>
       <w:r>
         <w:t xml:space="preserve"> </w:t>
@@ -33142,7 +33121,7 @@
         <w:t xml:space="preserve"> </w:t>
       </w:r>
       <w:r>
-        <w:t xml:space="preserve">13.</w:t>
+        <w:t xml:space="preserve">12.</w:t>
       </w:r>
     </w:p>
     <w:p>
@@ -33164,7 +33143,7 @@
         <w:t xml:space="preserve"> </w:t>
       </w:r>
       <w:r>
-        <w:t xml:space="preserve">Stealth 17 (Specialty). Trained: Melee 15, Deception 12, Engineering 12, Occult 12, Persuasion 12, Streetwise 12, Athletics 11, Powers 10, Read People 10.</w:t>
+        <w:t xml:space="preserve">Powers 13 (Specialty). Trained: Piloting 14, Stealth 14, Athletics 13, Brawling 13, Computers 12, Engineering 12, Read People 11, Deception 10, Streetwise 10.</w:t>
       </w:r>
     </w:p>
     <w:p>
@@ -33186,7 +33165,7 @@
         <w:t xml:space="preserve"> </w:t>
       </w:r>
       <w:r>
-        <w:t xml:space="preserve">A friend, Extra Spark; a friend: her ExLAW handler, Agent Dorsey, who covers for her more than he should.</w:t>
+        <w:t xml:space="preserve">Extra Spark, Stronger Power.</w:t>
       </w:r>
     </w:p>
     <w:p>
@@ -33208,7 +33187,7 @@
         <w:t xml:space="preserve"> </w:t>
       </w:r>
       <w:r>
-        <w:t xml:space="preserve">Inhuman Grace (origin; companion: Exile).</w:t>
+        <w:t xml:space="preserve">Lab Instincts (origin; companion: Test Subject).</w:t>
       </w:r>
       <w:r>
         <w:t xml:space="preserve"> </w:t>
@@ -33224,7 +33203,7 @@
         <w:t xml:space="preserve"> </w:t>
       </w:r>
       <w:r>
-        <w:t xml:space="preserve">Outsider; trigger: a form that asks for papers you don’t have.</w:t>
+        <w:t xml:space="preserve">Hunted by a Lab; trigger: a van with no plates outside.</w:t>
       </w:r>
     </w:p>
     <w:p>
@@ -33246,7 +33225,7 @@
         <w:t xml:space="preserve"> </w:t>
       </w:r>
       <w:r>
-        <w:t xml:space="preserve">Invisibility II, Phasing I, Illusion I.</w:t>
+        <w:t xml:space="preserve">Blast III, Speed I, Technopathy I.</w:t>
       </w:r>
     </w:p>
     <w:p>
@@ -33268,7 +33247,7 @@
         <w:t xml:space="preserve"> </w:t>
       </w:r>
       <w:r>
-        <w:t xml:space="preserve">Convict.</w:t>
+        <w:t xml:space="preserve">Non-registered.</w:t>
       </w:r>
     </w:p>
     <w:p>
@@ -33276,6 +33255,236 @@
         <w:numPr>
           <w:ilvl w:val="0"/>
           <w:numId w:val="1030"/>
+        </w:numPr>
+        <w:pStyle w:val="Compact"/>
+      </w:pPr>
+      <w:r>
+        <w:rPr>
+          <w:bCs/>
+          <w:b/>
+        </w:rPr>
+        <w:t xml:space="preserve">Why I do this:</w:t>
+      </w:r>
+      <w:r>
+        <w:t xml:space="preserve"> </w:t>
+      </w:r>
+      <w:r>
+        <w:t xml:space="preserve">No lab, no registry and no government owns me.</w:t>
+      </w:r>
+      <w:r>
+        <w:t xml:space="preserve"> </w:t>
+      </w:r>
+      <w:r>
+        <w:rPr>
+          <w:bCs/>
+          <w:b/>
+        </w:rPr>
+        <w:t xml:space="preserve">Connection:</w:t>
+      </w:r>
+      <w:r>
+        <w:t xml:space="preserve"> </w:t>
+      </w:r>
+      <w:r>
+        <w:t xml:space="preserve">Saved Daybreak from a Foundation snatch team on live TV, and ran before the cameras turned.</w:t>
+      </w:r>
+    </w:p>
+    <w:bookmarkEnd w:id="112"/>
+    <w:bookmarkStart w:id="113" w:name="maeve-ashgrove"/>
+    <w:p>
+      <w:pPr>
+        <w:pStyle w:val="Heading2"/>
+      </w:pPr>
+      <w:r>
+        <w:t xml:space="preserve">Maeve Ashgrove</w:t>
+      </w:r>
+    </w:p>
+    <w:p>
+      <w:pPr>
+        <w:pStyle w:val="FirstParagraph"/>
+      </w:pPr>
+      <w:r>
+        <w:rPr>
+          <w:iCs/>
+          <w:i/>
+        </w:rPr>
+        <w:t xml:space="preserve">Cat burglar, on an ExLAW deal, Thief. Otherworlder (tier 2).</w:t>
+      </w:r>
+      <w:r>
+        <w:t xml:space="preserve"> </w:t>
+      </w:r>
+      <w:r>
+        <w:t xml:space="preserve">A fey-born thief from Avalon, caught stealing from a Morcain vault and handed to ExLAW. She works off her sentence; her handler is the only one who knows where she came from.</w:t>
+      </w:r>
+    </w:p>
+    <w:p>
+      <w:pPr>
+        <w:numPr>
+          <w:ilvl w:val="0"/>
+          <w:numId w:val="1031"/>
+        </w:numPr>
+        <w:pStyle w:val="Compact"/>
+      </w:pPr>
+      <w:r>
+        <w:rPr>
+          <w:bCs/>
+          <w:b/>
+        </w:rPr>
+        <w:t xml:space="preserve">Attributes:</w:t>
+      </w:r>
+      <w:r>
+        <w:t xml:space="preserve"> </w:t>
+      </w:r>
+      <w:r>
+        <w:t xml:space="preserve">Body 10, Agility 14, Intellect 11, Presence 11, Will 9.</w:t>
+      </w:r>
+      <w:r>
+        <w:t xml:space="preserve"> </w:t>
+      </w:r>
+      <w:r>
+        <w:rPr>
+          <w:bCs/>
+          <w:b/>
+        </w:rPr>
+        <w:t xml:space="preserve">Dodge</w:t>
+      </w:r>
+      <w:r>
+        <w:t xml:space="preserve"> </w:t>
+      </w:r>
+      <w:r>
+        <w:t xml:space="preserve">13.</w:t>
+      </w:r>
+    </w:p>
+    <w:p>
+      <w:pPr>
+        <w:numPr>
+          <w:ilvl w:val="0"/>
+          <w:numId w:val="1031"/>
+        </w:numPr>
+        <w:pStyle w:val="Compact"/>
+      </w:pPr>
+      <w:r>
+        <w:rPr>
+          <w:bCs/>
+          <w:b/>
+        </w:rPr>
+        <w:t xml:space="preserve">Skills:</w:t>
+      </w:r>
+      <w:r>
+        <w:t xml:space="preserve"> </w:t>
+      </w:r>
+      <w:r>
+        <w:t xml:space="preserve">Stealth 17 (Specialty). Trained: Melee 15, Deception 12, Engineering 12, Occult 12, Persuasion 12, Streetwise 12, Athletics 11, Powers 10, Read People 10.</w:t>
+      </w:r>
+    </w:p>
+    <w:p>
+      <w:pPr>
+        <w:numPr>
+          <w:ilvl w:val="0"/>
+          <w:numId w:val="1031"/>
+        </w:numPr>
+        <w:pStyle w:val="Compact"/>
+      </w:pPr>
+      <w:r>
+        <w:rPr>
+          <w:bCs/>
+          <w:b/>
+        </w:rPr>
+        <w:t xml:space="preserve">Edges:</w:t>
+      </w:r>
+      <w:r>
+        <w:t xml:space="preserve"> </w:t>
+      </w:r>
+      <w:r>
+        <w:t xml:space="preserve">A friend, Extra Spark; a friend: her ExLAW handler, Agent Dorsey, who covers for her more than he should.</w:t>
+      </w:r>
+    </w:p>
+    <w:p>
+      <w:pPr>
+        <w:numPr>
+          <w:ilvl w:val="0"/>
+          <w:numId w:val="1031"/>
+        </w:numPr>
+        <w:pStyle w:val="Compact"/>
+      </w:pPr>
+      <w:r>
+        <w:rPr>
+          <w:bCs/>
+          <w:b/>
+        </w:rPr>
+        <w:t xml:space="preserve">Advantage:</w:t>
+      </w:r>
+      <w:r>
+        <w:t xml:space="preserve"> </w:t>
+      </w:r>
+      <w:r>
+        <w:t xml:space="preserve">Inhuman Grace (origin; companion: Exile).</w:t>
+      </w:r>
+      <w:r>
+        <w:t xml:space="preserve"> </w:t>
+      </w:r>
+      <w:r>
+        <w:rPr>
+          <w:bCs/>
+          <w:b/>
+        </w:rPr>
+        <w:t xml:space="preserve">Complication:</w:t>
+      </w:r>
+      <w:r>
+        <w:t xml:space="preserve"> </w:t>
+      </w:r>
+      <w:r>
+        <w:t xml:space="preserve">Outsider; trigger: a form that asks for papers you don’t have.</w:t>
+      </w:r>
+    </w:p>
+    <w:p>
+      <w:pPr>
+        <w:numPr>
+          <w:ilvl w:val="0"/>
+          <w:numId w:val="1031"/>
+        </w:numPr>
+        <w:pStyle w:val="Compact"/>
+      </w:pPr>
+      <w:r>
+        <w:rPr>
+          <w:bCs/>
+          <w:b/>
+        </w:rPr>
+        <w:t xml:space="preserve">Powers:</w:t>
+      </w:r>
+      <w:r>
+        <w:t xml:space="preserve"> </w:t>
+      </w:r>
+      <w:r>
+        <w:t xml:space="preserve">Invisibility II, Phasing I, Illusion I.</w:t>
+      </w:r>
+    </w:p>
+    <w:p>
+      <w:pPr>
+        <w:numPr>
+          <w:ilvl w:val="0"/>
+          <w:numId w:val="1031"/>
+        </w:numPr>
+        <w:pStyle w:val="Compact"/>
+      </w:pPr>
+      <w:r>
+        <w:rPr>
+          <w:bCs/>
+          <w:b/>
+        </w:rPr>
+        <w:t xml:space="preserve">Legal status:</w:t>
+      </w:r>
+      <w:r>
+        <w:t xml:space="preserve"> </w:t>
+      </w:r>
+      <w:r>
+        <w:t xml:space="preserve">Convict.</w:t>
+      </w:r>
+    </w:p>
+    <w:p>
+      <w:pPr>
+        <w:numPr>
+          <w:ilvl w:val="0"/>
+          <w:numId w:val="1031"/>
         </w:numPr>
         <w:pStyle w:val="Compact"/>
       </w:pPr>
@@ -34949,7 +35158,7 @@
       <w:pPr>
         <w:numPr>
           <w:ilvl w:val="0"/>
-          <w:numId w:val="1031"/>
+          <w:numId w:val="1032"/>
         </w:numPr>
         <w:pStyle w:val="Compact"/>
       </w:pPr>
@@ -34961,7 +35170,7 @@
       <w:pPr>
         <w:numPr>
           <w:ilvl w:val="0"/>
-          <w:numId w:val="1031"/>
+          <w:numId w:val="1032"/>
         </w:numPr>
         <w:pStyle w:val="Compact"/>
       </w:pPr>
@@ -35299,7 +35508,7 @@
       <w:pPr>
         <w:numPr>
           <w:ilvl w:val="0"/>
-          <w:numId w:val="1032"/>
+          <w:numId w:val="1033"/>
         </w:numPr>
         <w:pStyle w:val="Compact"/>
       </w:pPr>
@@ -35311,7 +35520,7 @@
       <w:pPr>
         <w:numPr>
           <w:ilvl w:val="0"/>
-          <w:numId w:val="1032"/>
+          <w:numId w:val="1033"/>
         </w:numPr>
         <w:pStyle w:val="Compact"/>
       </w:pPr>
@@ -35323,7 +35532,7 @@
       <w:pPr>
         <w:numPr>
           <w:ilvl w:val="0"/>
-          <w:numId w:val="1032"/>
+          <w:numId w:val="1033"/>
         </w:numPr>
         <w:pStyle w:val="Compact"/>
       </w:pPr>
@@ -35661,7 +35870,7 @@
       <w:pPr>
         <w:numPr>
           <w:ilvl w:val="0"/>
-          <w:numId w:val="1033"/>
+          <w:numId w:val="1034"/>
         </w:numPr>
         <w:pStyle w:val="Compact"/>
       </w:pPr>
@@ -35673,7 +35882,7 @@
       <w:pPr>
         <w:numPr>
           <w:ilvl w:val="0"/>
-          <w:numId w:val="1033"/>
+          <w:numId w:val="1034"/>
         </w:numPr>
         <w:pStyle w:val="Compact"/>
       </w:pPr>
@@ -36011,7 +36220,7 @@
       <w:pPr>
         <w:numPr>
           <w:ilvl w:val="0"/>
-          <w:numId w:val="1034"/>
+          <w:numId w:val="1035"/>
         </w:numPr>
         <w:pStyle w:val="Compact"/>
       </w:pPr>
@@ -36023,7 +36232,7 @@
       <w:pPr>
         <w:numPr>
           <w:ilvl w:val="0"/>
-          <w:numId w:val="1034"/>
+          <w:numId w:val="1035"/>
         </w:numPr>
         <w:pStyle w:val="Compact"/>
       </w:pPr>
@@ -36035,7 +36244,7 @@
       <w:pPr>
         <w:numPr>
           <w:ilvl w:val="0"/>
-          <w:numId w:val="1034"/>
+          <w:numId w:val="1035"/>
         </w:numPr>
         <w:pStyle w:val="Compact"/>
       </w:pPr>
@@ -36373,7 +36582,7 @@
       <w:pPr>
         <w:numPr>
           <w:ilvl w:val="0"/>
-          <w:numId w:val="1035"/>
+          <w:numId w:val="1036"/>
         </w:numPr>
         <w:pStyle w:val="Compact"/>
       </w:pPr>
@@ -36385,7 +36594,7 @@
       <w:pPr>
         <w:numPr>
           <w:ilvl w:val="0"/>
-          <w:numId w:val="1035"/>
+          <w:numId w:val="1036"/>
         </w:numPr>
         <w:pStyle w:val="Compact"/>
       </w:pPr>
@@ -36723,7 +36932,7 @@
       <w:pPr>
         <w:numPr>
           <w:ilvl w:val="0"/>
-          <w:numId w:val="1036"/>
+          <w:numId w:val="1037"/>
         </w:numPr>
         <w:pStyle w:val="Compact"/>
       </w:pPr>
@@ -36735,7 +36944,7 @@
       <w:pPr>
         <w:numPr>
           <w:ilvl w:val="0"/>
-          <w:numId w:val="1036"/>
+          <w:numId w:val="1037"/>
         </w:numPr>
         <w:pStyle w:val="Compact"/>
       </w:pPr>
@@ -37073,7 +37282,7 @@
       <w:pPr>
         <w:numPr>
           <w:ilvl w:val="0"/>
-          <w:numId w:val="1037"/>
+          <w:numId w:val="1038"/>
         </w:numPr>
         <w:pStyle w:val="Compact"/>
       </w:pPr>
@@ -37085,7 +37294,7 @@
       <w:pPr>
         <w:numPr>
           <w:ilvl w:val="0"/>
-          <w:numId w:val="1037"/>
+          <w:numId w:val="1038"/>
         </w:numPr>
         <w:pStyle w:val="Compact"/>
       </w:pPr>
@@ -37097,7 +37306,7 @@
       <w:pPr>
         <w:numPr>
           <w:ilvl w:val="0"/>
-          <w:numId w:val="1037"/>
+          <w:numId w:val="1038"/>
         </w:numPr>
         <w:pStyle w:val="Compact"/>
       </w:pPr>
@@ -37450,7 +37659,7 @@
       <w:pPr>
         <w:numPr>
           <w:ilvl w:val="0"/>
-          <w:numId w:val="1038"/>
+          <w:numId w:val="1039"/>
         </w:numPr>
         <w:pStyle w:val="Compact"/>
       </w:pPr>
@@ -37462,7 +37671,7 @@
       <w:pPr>
         <w:numPr>
           <w:ilvl w:val="0"/>
-          <w:numId w:val="1038"/>
+          <w:numId w:val="1039"/>
         </w:numPr>
         <w:pStyle w:val="Compact"/>
       </w:pPr>
@@ -37800,7 +38009,7 @@
       <w:pPr>
         <w:numPr>
           <w:ilvl w:val="0"/>
-          <w:numId w:val="1039"/>
+          <w:numId w:val="1040"/>
         </w:numPr>
         <w:pStyle w:val="Compact"/>
       </w:pPr>
@@ -37812,7 +38021,7 @@
       <w:pPr>
         <w:numPr>
           <w:ilvl w:val="0"/>
-          <w:numId w:val="1039"/>
+          <w:numId w:val="1040"/>
         </w:numPr>
         <w:pStyle w:val="Compact"/>
       </w:pPr>
@@ -37824,7 +38033,7 @@
       <w:pPr>
         <w:numPr>
           <w:ilvl w:val="0"/>
-          <w:numId w:val="1039"/>
+          <w:numId w:val="1040"/>
         </w:numPr>
         <w:pStyle w:val="Compact"/>
       </w:pPr>
@@ -38162,7 +38371,7 @@
       <w:pPr>
         <w:numPr>
           <w:ilvl w:val="0"/>
-          <w:numId w:val="1040"/>
+          <w:numId w:val="1041"/>
         </w:numPr>
         <w:pStyle w:val="Compact"/>
       </w:pPr>
@@ -38174,7 +38383,7 @@
       <w:pPr>
         <w:numPr>
           <w:ilvl w:val="0"/>
-          <w:numId w:val="1040"/>
+          <w:numId w:val="1041"/>
         </w:numPr>
         <w:pStyle w:val="Compact"/>
       </w:pPr>
@@ -38186,7 +38395,7 @@
       <w:pPr>
         <w:numPr>
           <w:ilvl w:val="0"/>
-          <w:numId w:val="1040"/>
+          <w:numId w:val="1041"/>
         </w:numPr>
         <w:pStyle w:val="Compact"/>
       </w:pPr>
@@ -38534,7 +38743,7 @@
       <w:pPr>
         <w:numPr>
           <w:ilvl w:val="0"/>
-          <w:numId w:val="1041"/>
+          <w:numId w:val="1042"/>
         </w:numPr>
         <w:pStyle w:val="Compact"/>
       </w:pPr>
@@ -38580,7 +38789,7 @@
       <w:pPr>
         <w:numPr>
           <w:ilvl w:val="0"/>
-          <w:numId w:val="1041"/>
+          <w:numId w:val="1042"/>
         </w:numPr>
         <w:pStyle w:val="Compact"/>
       </w:pPr>
@@ -38602,7 +38811,7 @@
       <w:pPr>
         <w:numPr>
           <w:ilvl w:val="0"/>
-          <w:numId w:val="1041"/>
+          <w:numId w:val="1042"/>
         </w:numPr>
         <w:pStyle w:val="Compact"/>
       </w:pPr>
@@ -38624,7 +38833,7 @@
       <w:pPr>
         <w:numPr>
           <w:ilvl w:val="0"/>
-          <w:numId w:val="1041"/>
+          <w:numId w:val="1042"/>
         </w:numPr>
         <w:pStyle w:val="Compact"/>
       </w:pPr>
@@ -39191,7 +39400,7 @@
       <w:pPr>
         <w:numPr>
           <w:ilvl w:val="0"/>
-          <w:numId w:val="1042"/>
+          <w:numId w:val="1043"/>
         </w:numPr>
         <w:pStyle w:val="Compact"/>
       </w:pPr>
@@ -39219,7 +39428,7 @@
       <w:pPr>
         <w:numPr>
           <w:ilvl w:val="0"/>
-          <w:numId w:val="1042"/>
+          <w:numId w:val="1043"/>
         </w:numPr>
         <w:pStyle w:val="Compact"/>
       </w:pPr>
@@ -39231,7 +39440,7 @@
       <w:pPr>
         <w:numPr>
           <w:ilvl w:val="0"/>
-          <w:numId w:val="1042"/>
+          <w:numId w:val="1043"/>
         </w:numPr>
         <w:pStyle w:val="Compact"/>
       </w:pPr>
@@ -39259,7 +39468,7 @@
       <w:pPr>
         <w:numPr>
           <w:ilvl w:val="0"/>
-          <w:numId w:val="1042"/>
+          <w:numId w:val="1043"/>
         </w:numPr>
         <w:pStyle w:val="Compact"/>
       </w:pPr>
@@ -40246,7 +40455,7 @@
         <w:t xml:space="preserve"> </w:t>
       </w:r>
       <w:r>
-        <w:t xml:space="preserve">move plus one action. Hit → optional Dodge → weapon effect. Dodge = Agility −2 plus Athletics training (+0, +1, +2). A 2-box weapon that brings you to three boxes leaves you Dying; at three boxes, another 2-box hit kills.</w:t>
+        <w:t xml:space="preserve">move plus one action. Hit → one defense a round (Dodge, Parry or Block; −1 to −3 against a clean hit) → weapon effect. Dodge = Agility −2 plus Athletics training (+0, +1, +2). Parry −3, Block −2 plus the shield. Aim: +1. A 2-box weapon that brings you to three boxes leaves you Dying; at three boxes, another 2-box hit kills.</w:t>
       </w:r>
     </w:p>
     <w:p>
@@ -40670,6 +40879,9 @@
     <w:abstractNumId w:val="991"/>
   </w:num>
   <w:num w:numId="1010">
+    <w:abstractNumId w:val="991"/>
+  </w:num>
+  <w:num w:numId="1011">
     <w:abstractNumId w:val="99411"/>
     <w:lvlOverride w:ilvl="0">
       <w:startOverride w:val="1"/>
@@ -40699,10 +40911,10 @@
       <w:startOverride w:val="1"/>
     </w:lvlOverride>
   </w:num>
-  <w:num w:numId="1011">
+  <w:num w:numId="1012">
     <w:abstractNumId w:val="991"/>
   </w:num>
-  <w:num w:numId="1012">
+  <w:num w:numId="1013">
     <w:abstractNumId w:val="99411"/>
     <w:lvlOverride w:ilvl="0">
       <w:startOverride w:val="1"/>
@@ -40731,9 +40943,6 @@
     <w:lvlOverride w:ilvl="8">
       <w:startOverride w:val="1"/>
     </w:lvlOverride>
-  </w:num>
-  <w:num w:numId="1013">
-    <w:abstractNumId w:val="991"/>
   </w:num>
   <w:num w:numId="1014">
     <w:abstractNumId w:val="991"/>
@@ -40817,6 +41026,9 @@
     <w:abstractNumId w:val="991"/>
   </w:num>
   <w:num w:numId="1041">
+    <w:abstractNumId w:val="991"/>
+  </w:num>
+  <w:num w:numId="1042">
     <w:abstractNumId w:val="99411"/>
     <w:lvlOverride w:ilvl="0">
       <w:startOverride w:val="1"/>
@@ -40846,7 +41058,7 @@
       <w:startOverride w:val="1"/>
     </w:lvlOverride>
   </w:num>
-  <w:num w:numId="1042">
+  <w:num w:numId="1043">
     <w:abstractNumId w:val="99411"/>
     <w:lvlOverride w:ilvl="0">
       <w:startOverride w:val="1"/>

--- a/legend-dynamics/aurora/Aurora_Players_Guide.docx
+++ b/legend-dynamics/aurora/Aurora_Players_Guide.docx
@@ -4391,6 +4391,46 @@
       </w:pPr>
       <w:r>
         <w:t xml:space="preserve">Anyone can owe allegiance to one of the setting’s powers. It’s a benefit paired with a burden; the burden works like a complication and earns Spark when it causes you a real problem.</w:t>
+      </w:r>
+    </w:p>
+    <w:p>
+      <w:pPr>
+        <w:pStyle w:val="BodyText"/>
+      </w:pPr>
+      <w:r>
+        <w:t xml:space="preserve">The GM can add others met in play (the creator’s GM view has a</w:t>
+      </w:r>
+      <w:r>
+        <w:t xml:space="preserve"> </w:t>
+      </w:r>
+      <w:r>
+        <w:rPr>
+          <w:bCs/>
+          <w:b/>
+        </w:rPr>
+        <w:t xml:space="preserve">Campaign allegiances</w:t>
+      </w:r>
+      <w:r>
+        <w:t xml:space="preserve"> </w:t>
+      </w:r>
+      <w:r>
+        <w:t xml:space="preserve">list), and a player can write one with the GM: choose</w:t>
+      </w:r>
+      <w:r>
+        <w:t xml:space="preserve"> </w:t>
+      </w:r>
+      <w:r>
+        <w:rPr>
+          <w:iCs/>
+          <w:i/>
+        </w:rPr>
+        <w:t xml:space="preserve">Another allegiance</w:t>
+      </w:r>
+      <w:r>
+        <w:t xml:space="preserve"> </w:t>
+      </w:r>
+      <w:r>
+        <w:t xml:space="preserve">and give it a name, a benefit and a burden.</w:t>
       </w:r>
     </w:p>
     <w:tbl>

--- a/legend-dynamics/aurora/Aurora_Players_Guide.docx
+++ b/legend-dynamics/aurora/Aurora_Players_Guide.docx
@@ -493,7 +493,7 @@
                 <w:b/>
                 <w:sz w:val="19"/>
               </w:rPr>
-              <w:t xml:space="preserve">Federal Agent</w:t>
+              <w:t xml:space="preserve">Officer</w:t>
             </w:r>
           </w:p>
         </w:tc>
@@ -523,211 +523,22 @@
               <w:rPr>
                 <w:sz w:val="19"/>
               </w:rPr>
-              <w:t xml:space="preserve">FBI, US Marshals, ATF or Homeland Security, working alongside ExLAW, or around it.</w:t>
-            </w:r>
-          </w:p>
-        </w:tc>
-        <w:tc>
-          <w:tcPr/>
-          <w:p>
-            <w:pPr>
-              <w:pStyle w:val="Compact"/>
-              <w:jc w:val="left"/>
-            </w:pPr>
-            <w:r>
-              <w:rPr>
-                <w:sz w:val="19"/>
-              </w:rPr>
-              <w:t xml:space="preserve">Investigation, Law, Computers, Persuasion</w:t>
-            </w:r>
-          </w:p>
-        </w:tc>
-      </w:tr>
-      <w:tr>
-        <w:tc>
-          <w:tcPr/>
-          <w:p>
-            <w:pPr>
-              <w:pStyle w:val="Compact"/>
-              <w:jc w:val="left"/>
-            </w:pPr>
-            <w:r>
-              <w:rPr>
-                <w:b/>
-                <w:sz w:val="19"/>
-              </w:rPr>
-              <w:t xml:space="preserve">Sheriff</w:t>
-            </w:r>
-          </w:p>
-        </w:tc>
-        <w:tc>
-          <w:tcPr/>
-          <w:p>
-            <w:pPr>
-              <w:pStyle w:val="Compact"/>
-              <w:jc w:val="left"/>
-            </w:pPr>
-            <w:r>
-              <w:rPr>
-                <w:sz w:val="19"/>
-              </w:rPr>
-              <w:t xml:space="preserve">The Badge</w:t>
-            </w:r>
-          </w:p>
-        </w:tc>
-        <w:tc>
-          <w:tcPr/>
-          <w:p>
-            <w:pPr>
-              <w:pStyle w:val="Compact"/>
-              <w:jc w:val="left"/>
-            </w:pPr>
-            <w:r>
-              <w:rPr>
-                <w:sz w:val="19"/>
-              </w:rPr>
-              <w:t xml:space="preserve">an elected county lawman who answers to the voters, not to Washington; maybe on the edge of the Mad Forest.</w:t>
-            </w:r>
-          </w:p>
-        </w:tc>
-        <w:tc>
-          <w:tcPr/>
-          <w:p>
-            <w:pPr>
-              <w:pStyle w:val="Compact"/>
-              <w:jc w:val="left"/>
-            </w:pPr>
-            <w:r>
-              <w:rPr>
-                <w:sz w:val="19"/>
-              </w:rPr>
-              <w:t xml:space="preserve">Leadership, Firearms, Law, Persuasion</w:t>
-            </w:r>
-          </w:p>
-        </w:tc>
-      </w:tr>
-      <w:tr>
-        <w:tc>
-          <w:tcPr/>
-          <w:p>
-            <w:pPr>
-              <w:pStyle w:val="Compact"/>
-              <w:jc w:val="left"/>
-            </w:pPr>
-            <w:r>
-              <w:rPr>
-                <w:b/>
-                <w:sz w:val="19"/>
-              </w:rPr>
-              <w:t xml:space="preserve">Police Officer</w:t>
-            </w:r>
-          </w:p>
-        </w:tc>
-        <w:tc>
-          <w:tcPr/>
-          <w:p>
-            <w:pPr>
-              <w:pStyle w:val="Compact"/>
-              <w:jc w:val="left"/>
-            </w:pPr>
-            <w:r>
-              <w:rPr>
-                <w:sz w:val="19"/>
-              </w:rPr>
-              <w:t xml:space="preserve">The Badge</w:t>
-            </w:r>
-          </w:p>
-        </w:tc>
-        <w:tc>
-          <w:tcPr/>
-          <w:p>
-            <w:pPr>
-              <w:pStyle w:val="Compact"/>
-              <w:jc w:val="left"/>
-            </w:pPr>
-            <w:r>
-              <w:rPr>
-                <w:sz w:val="19"/>
-              </w:rPr>
-              <w:t xml:space="preserve">city patrol, first on the scene when an Operant fight breaks out, and last to get the credit.</w:t>
-            </w:r>
-          </w:p>
-        </w:tc>
-        <w:tc>
-          <w:tcPr/>
-          <w:p>
-            <w:pPr>
-              <w:pStyle w:val="Compact"/>
-              <w:jc w:val="left"/>
-            </w:pPr>
-            <w:r>
-              <w:rPr>
-                <w:sz w:val="19"/>
-              </w:rPr>
-              <w:t xml:space="preserve">Firearms, Piloting, Brawling, Read People</w:t>
-            </w:r>
-          </w:p>
-        </w:tc>
-      </w:tr>
-      <w:tr>
-        <w:tc>
-          <w:tcPr/>
-          <w:p>
-            <w:pPr>
-              <w:pStyle w:val="Compact"/>
-              <w:jc w:val="left"/>
-            </w:pPr>
-            <w:r>
-              <w:rPr>
-                <w:b/>
-                <w:sz w:val="19"/>
-              </w:rPr>
-              <w:t xml:space="preserve">Detective</w:t>
-            </w:r>
-          </w:p>
-        </w:tc>
-        <w:tc>
-          <w:tcPr/>
-          <w:p>
-            <w:pPr>
-              <w:pStyle w:val="Compact"/>
-              <w:jc w:val="left"/>
-            </w:pPr>
-            <w:r>
-              <w:rPr>
-                <w:sz w:val="19"/>
-              </w:rPr>
-              <w:t xml:space="preserve">The Badge</w:t>
-            </w:r>
-          </w:p>
-        </w:tc>
-        <w:tc>
-          <w:tcPr/>
-          <w:p>
-            <w:pPr>
-              <w:pStyle w:val="Compact"/>
-              <w:jc w:val="left"/>
-            </w:pPr>
-            <w:r>
-              <w:rPr>
-                <w:sz w:val="19"/>
-              </w:rPr>
-              <w:t xml:space="preserve">police or private eye, working the cases nobody else will take.</w:t>
-            </w:r>
-          </w:p>
-        </w:tc>
-        <w:tc>
-          <w:tcPr/>
-          <w:p>
-            <w:pPr>
-              <w:pStyle w:val="Compact"/>
-              <w:jc w:val="left"/>
-            </w:pPr>
-            <w:r>
-              <w:rPr>
-                <w:sz w:val="19"/>
-              </w:rPr>
-              <w:t xml:space="preserve">Investigation, Streetwise, Read People, Firearms</w:t>
+              <w:t xml:space="preserve">carries a badge and the law’s authority, working alongside ExLAW or around it: an FBI agent or U.S. marshal, an elected county sheriff (maybe on the edge of the Mad Fringe), a city cop first on the scene of an Operant fight, a detective, or a licensed private eye. Your Allegiance says which force you serve.</w:t>
+            </w:r>
+          </w:p>
+        </w:tc>
+        <w:tc>
+          <w:tcPr/>
+          <w:p>
+            <w:pPr>
+              <w:pStyle w:val="Compact"/>
+              <w:jc w:val="left"/>
+            </w:pPr>
+            <w:r>
+              <w:rPr>
+                <w:sz w:val="19"/>
+              </w:rPr>
+              <w:t xml:space="preserve">Investigation, Firearms, Law, Read People</w:t>
             </w:r>
           </w:p>
         </w:tc>
@@ -4604,6 +4415,102 @@
                 <w:sz w:val="19"/>
               </w:rPr>
               <w:t xml:space="preserve">Duty: the agency’s priorities, and its turf war with ExLAW.</w:t>
+            </w:r>
+          </w:p>
+        </w:tc>
+      </w:tr>
+      <w:tr>
+        <w:tc>
+          <w:tcPr/>
+          <w:p>
+            <w:pPr>
+              <w:pStyle w:val="Compact"/>
+              <w:jc w:val="left"/>
+            </w:pPr>
+            <w:r>
+              <w:rPr>
+                <w:b/>
+                <w:sz w:val="19"/>
+              </w:rPr>
+              <w:t xml:space="preserve">A County Sheriff’s Office</w:t>
+            </w:r>
+          </w:p>
+        </w:tc>
+        <w:tc>
+          <w:tcPr/>
+          <w:p>
+            <w:pPr>
+              <w:pStyle w:val="Compact"/>
+              <w:jc w:val="left"/>
+            </w:pPr>
+            <w:r>
+              <w:rPr>
+                <w:sz w:val="19"/>
+              </w:rPr>
+              <w:t xml:space="preserve">Once per case, a deputy’s help, the county jail, or the county’s records and a word with the judge.</w:t>
+            </w:r>
+          </w:p>
+        </w:tc>
+        <w:tc>
+          <w:tcPr/>
+          <w:p>
+            <w:pPr>
+              <w:pStyle w:val="Compact"/>
+              <w:jc w:val="left"/>
+            </w:pPr>
+            <w:r>
+              <w:rPr>
+                <w:sz w:val="19"/>
+              </w:rPr>
+              <w:t xml:space="preserve">Duty: the sheriff answers to the voters, and the county’s feuds and elections become yours.</w:t>
+            </w:r>
+          </w:p>
+        </w:tc>
+      </w:tr>
+      <w:tr>
+        <w:tc>
+          <w:tcPr/>
+          <w:p>
+            <w:pPr>
+              <w:pStyle w:val="Compact"/>
+              <w:jc w:val="left"/>
+            </w:pPr>
+            <w:r>
+              <w:rPr>
+                <w:b/>
+                <w:sz w:val="19"/>
+              </w:rPr>
+              <w:t xml:space="preserve">A City Police Department</w:t>
+            </w:r>
+          </w:p>
+        </w:tc>
+        <w:tc>
+          <w:tcPr/>
+          <w:p>
+            <w:pPr>
+              <w:pStyle w:val="Compact"/>
+              <w:jc w:val="left"/>
+            </w:pPr>
+            <w:r>
+              <w:rPr>
+                <w:sz w:val="19"/>
+              </w:rPr>
+              <w:t xml:space="preserve">Once per case, patrol backup, a holding cell, or the department’s files and crime lab.</w:t>
+            </w:r>
+          </w:p>
+        </w:tc>
+        <w:tc>
+          <w:tcPr/>
+          <w:p>
+            <w:pPr>
+              <w:pStyle w:val="Compact"/>
+              <w:jc w:val="left"/>
+            </w:pPr>
+            <w:r>
+              <w:rPr>
+                <w:sz w:val="19"/>
+              </w:rPr>
+              <w:t xml:space="preserve">Duty: the chain of command, the union’s politics, and a department that resents Operants and ExLAW alike.</w:t>
             </w:r>
           </w:p>
         </w:tc>
@@ -9969,6 +9876,56 @@
       </w:r>
       <w:r>
         <w:t xml:space="preserve">it does nothing. A bulletproof Operant (Defense II) ignores pistols and rifles, and an Aegis cannon still marks a box.</w:t>
+      </w:r>
+    </w:p>
+    <w:p>
+      <w:pPr>
+        <w:pStyle w:val="BodyText"/>
+      </w:pPr>
+      <w:r>
+        <w:rPr>
+          <w:iCs/>
+          <w:i/>
+        </w:rPr>
+        <w:t xml:space="preserve">Defense is not a defense roll.</w:t>
+      </w:r>
+      <w:r>
+        <w:t xml:space="preserve"> </w:t>
+      </w:r>
+      <w:r>
+        <w:t xml:space="preserve">Your</w:t>
+      </w:r>
+      <w:r>
+        <w:t xml:space="preserve"> </w:t>
+      </w:r>
+      <w:r>
+        <w:rPr>
+          <w:bCs/>
+          <w:b/>
+        </w:rPr>
+        <w:t xml:space="preserve">defense</w:t>
+      </w:r>
+      <w:r>
+        <w:t xml:space="preserve"> </w:t>
+      </w:r>
+      <w:r>
+        <w:t xml:space="preserve">(Dodge, Parry or Block, one a round) decides whether an attack hits at all. Your</w:t>
+      </w:r>
+      <w:r>
+        <w:t xml:space="preserve"> </w:t>
+      </w:r>
+      <w:r>
+        <w:rPr>
+          <w:bCs/>
+          <w:b/>
+        </w:rPr>
+        <w:t xml:space="preserve">Defense</w:t>
+      </w:r>
+      <w:r>
+        <w:t xml:space="preserve"> </w:t>
+      </w:r>
+      <w:r>
+        <w:t xml:space="preserve">Class is armor: it applies to whatever hits, every time, at no cost. A Force Field doesn’t use up your Dodge.</w:t>
       </w:r>
     </w:p>
     <w:p>
@@ -17827,7 +17784,7 @@
         <w:t xml:space="preserve"> </w:t>
       </w:r>
       <w:r>
-        <w:t xml:space="preserve">An attack above your Defense hits in full; an equal one marks a box fewer; a lower one does nothing.</w:t>
+        <w:t xml:space="preserve">Armor, not a defense roll: an attack above your Defense hits in full; an equal one marks a box fewer; a lower one does nothing. It applies after your Dodge, Parry or Block.</w:t>
       </w:r>
     </w:p>
     <w:p>

--- a/legend-dynamics/aurora/Aurora_Players_Guide.docx
+++ b/legend-dynamics/aurora/Aurora_Players_Guide.docx
@@ -649,7 +649,7 @@
               <w:rPr>
                 <w:sz w:val="19"/>
               </w:rPr>
-              <w:t xml:space="preserve">UNILED, the French Affaires spéciales, MI5 or Interpol; the law has borders, Operants don’t.</w:t>
+              <w:t xml:space="preserve">Interpol, the French Affaires spéciales or MI5; the law has borders, Operants don’t.</w:t>
             </w:r>
           </w:p>
         </w:tc>
@@ -4576,37 +4576,37 @@
                 <w:b/>
                 <w:sz w:val="19"/>
               </w:rPr>
-              <w:t xml:space="preserve">UNILED</w:t>
-            </w:r>
-          </w:p>
-        </w:tc>
-        <w:tc>
-          <w:tcPr/>
-          <w:p>
-            <w:pPr>
-              <w:pStyle w:val="Compact"/>
-              <w:jc w:val="left"/>
-            </w:pPr>
-            <w:r>
-              <w:rPr>
-                <w:sz w:val="19"/>
-              </w:rPr>
-              <w:t xml:space="preserve">Once per case, international reach: a foreign agency’s help or a flight to anywhere.</w:t>
-            </w:r>
-          </w:p>
-        </w:tc>
-        <w:tc>
-          <w:tcPr/>
-          <w:p>
-            <w:pPr>
-              <w:pStyle w:val="Compact"/>
-              <w:jc w:val="left"/>
-            </w:pPr>
-            <w:r>
-              <w:rPr>
-                <w:sz w:val="19"/>
-              </w:rPr>
-              <w:t xml:space="preserve">Duty: UN politics, and member states who want different things.</w:t>
+              <w:t xml:space="preserve">Interpol</w:t>
+            </w:r>
+          </w:p>
+        </w:tc>
+        <w:tc>
+          <w:tcPr/>
+          <w:p>
+            <w:pPr>
+              <w:pStyle w:val="Compact"/>
+              <w:jc w:val="left"/>
+            </w:pPr>
+            <w:r>
+              <w:rPr>
+                <w:sz w:val="19"/>
+              </w:rPr>
+              <w:t xml:space="preserve">Once per case, international reach: a Red Notice, a foreign police force’s help, or a flight to anywhere.</w:t>
+            </w:r>
+          </w:p>
+        </w:tc>
+        <w:tc>
+          <w:tcPr/>
+          <w:p>
+            <w:pPr>
+              <w:pStyle w:val="Compact"/>
+              <w:jc w:val="left"/>
+            </w:pPr>
+            <w:r>
+              <w:rPr>
+                <w:sz w:val="19"/>
+              </w:rPr>
+              <w:t xml:space="preserve">Duty: member countries who want different things, and fugitives who know your face.</w:t>
             </w:r>
           </w:p>
         </w:tc>
@@ -15835,20 +15835,23 @@
         <w:t xml:space="preserve"> </w:t>
       </w:r>
       <w:r>
-        <w:t xml:space="preserve">in low Earth orbit, and revealed the</w:t>
-      </w:r>
-      <w:r>
-        <w:t xml:space="preserve"> </w:t>
-      </w:r>
-      <w:r>
-        <w:rPr>
-          <w:bCs/>
-          <w:b/>
-        </w:rPr>
-        <w:t xml:space="preserve">United Nations International Law Enforcement Directorate (UNILED)</w:t>
-      </w:r>
-      <w:r>
-        <w:t xml:space="preserve">, pooling the resources of the US, the Commonwealth of Independent States, Britain, China and many others against terrorism and Operant crime.</w:t>
+        <w:t xml:space="preserve">in low Earth orbit, and</w:t>
+      </w:r>
+      <w:r>
+        <w:t xml:space="preserve"> </w:t>
+      </w:r>
+      <w:r>
+        <w:rPr>
+          <w:bCs/>
+          <w:b/>
+        </w:rPr>
+        <w:t xml:space="preserve">Interpol</w:t>
+      </w:r>
+      <w:r>
+        <w:t xml:space="preserve"> </w:t>
+      </w:r>
+      <w:r>
+        <w:t xml:space="preserve">opened its Operant division, pooling the police of the US, the Commonwealth of Independent States, Britain, China and many others against terrorism and Operant crime.</w:t>
       </w:r>
     </w:p>
     <w:bookmarkEnd w:id="78"/>
@@ -16011,7 +16014,7 @@
         <w:t xml:space="preserve">invasion of Iraq</w:t>
       </w:r>
       <w:r>
-        <w:t xml:space="preserve">, which had sheltered White Hand training camps. ExLAW and UNILED turned on the White Hand and the</w:t>
+        <w:t xml:space="preserve">, which had sheltered White Hand training camps. ExLAW and Interpol turned on the White Hand and the</w:t>
       </w:r>
       <w:r>
         <w:t xml:space="preserve"> </w:t>
@@ -17568,7 +17571,7 @@
         <w:t xml:space="preserve">Raster Eight</w:t>
       </w:r>
       <w:r>
-        <w:t xml:space="preserve">: the UN’s prison in low Earth orbit, run by UNILED.</w:t>
+        <w:t xml:space="preserve">: the UN’s prison in low Earth orbit, where Interpol sends the Operants it catches.</w:t>
       </w:r>
     </w:p>
     <w:p>
@@ -28531,13 +28534,13 @@
           <w:bCs/>
           <w:b/>
         </w:rPr>
-        <w:t xml:space="preserve">UNILED.</w:t>
-      </w:r>
-      <w:r>
-        <w:t xml:space="preserve"> </w:t>
-      </w:r>
-      <w:r>
-        <w:t xml:space="preserve">The UN’s international enforcement directorate, which runs Raster Eight.</w:t>
+        <w:t xml:space="preserve">Interpol.</w:t>
+      </w:r>
+      <w:r>
+        <w:t xml:space="preserve"> </w:t>
+      </w:r>
+      <w:r>
+        <w:t xml:space="preserve">The international police organization, whose Operant division hunts fugitives across borders and fills Raster Eight.</w:t>
       </w:r>
     </w:p>
     <w:p>

--- a/legend-dynamics/aurora/Aurora_Players_Guide.docx
+++ b/legend-dynamics/aurora/Aurora_Players_Guide.docx
@@ -6696,6 +6696,39 @@
                 <w:sz w:val="19"/>
               </w:rPr>
               <w:t xml:space="preserve">Once per fight, a Class I hit marks one box fewer.</w:t>
+            </w:r>
+          </w:p>
+        </w:tc>
+      </w:tr>
+      <w:tr>
+        <w:tc>
+          <w:tcPr/>
+          <w:p>
+            <w:pPr>
+              <w:pStyle w:val="Compact"/>
+              <w:jc w:val="left"/>
+            </w:pPr>
+            <w:r>
+              <w:rPr>
+                <w:b/>
+                <w:sz w:val="19"/>
+              </w:rPr>
+              <w:t xml:space="preserve">Riot shield</w:t>
+            </w:r>
+          </w:p>
+        </w:tc>
+        <w:tc>
+          <w:tcPr/>
+          <w:p>
+            <w:pPr>
+              <w:pStyle w:val="Compact"/>
+              <w:jc w:val="left"/>
+            </w:pPr>
+            <w:r>
+              <w:rPr>
+                <w:sz w:val="19"/>
+              </w:rPr>
+              <w:t xml:space="preserve">A clear polycarbonate shield: +1 to Block against blows, thrown objects and missiles. It won’t stop a bullet. −2 to Stealth while you carry it.</w:t>
             </w:r>
           </w:p>
         </w:tc>

--- a/legend-dynamics/aurora/Aurora_Players_Guide.docx
+++ b/legend-dynamics/aurora/Aurora_Players_Guide.docx
@@ -12457,7 +12457,434 @@
         <w:pStyle w:val="FirstParagraph"/>
       </w:pPr>
       <w:r>
-        <w:t xml:space="preserve">After a significant case, the GM may authorize one relevant skill to advance from Untrained to Trained or from Trained to Specialty, or allow revision of an advantage or complication. Only a Specialist’s starting skill is Expert; a skill raised later tops out at Specialty (+3) unless they broaden (see Step 3).</w:t>
+        <w:t xml:space="preserve">Characters grow by earning</w:t>
+      </w:r>
+      <w:r>
+        <w:t xml:space="preserve"> </w:t>
+      </w:r>
+      <w:r>
+        <w:rPr>
+          <w:bCs/>
+          <w:b/>
+        </w:rPr>
+        <w:t xml:space="preserve">advancement points</w:t>
+      </w:r>
+      <w:r>
+        <w:t xml:space="preserve"> </w:t>
+      </w:r>
+      <w:r>
+        <w:t xml:space="preserve">and spending them.</w:t>
+      </w:r>
+    </w:p>
+    <w:p>
+      <w:pPr>
+        <w:numPr>
+          <w:ilvl w:val="0"/>
+          <w:numId w:val="1013"/>
+        </w:numPr>
+        <w:pStyle w:val="Compact"/>
+      </w:pPr>
+      <w:r>
+        <w:rPr>
+          <w:bCs/>
+          <w:b/>
+        </w:rPr>
+        <w:t xml:space="preserve">Earning.</w:t>
+      </w:r>
+      <w:r>
+        <w:t xml:space="preserve"> </w:t>
+      </w:r>
+      <w:r>
+        <w:t xml:space="preserve">After a significant case, the GM awards each character</w:t>
+      </w:r>
+      <w:r>
+        <w:t xml:space="preserve"> </w:t>
+      </w:r>
+      <w:r>
+        <w:rPr>
+          <w:bCs/>
+          <w:b/>
+        </w:rPr>
+        <w:t xml:space="preserve">1 point</w:t>
+      </w:r>
+      <w:r>
+        <w:t xml:space="preserve">. At a</w:t>
+      </w:r>
+      <w:r>
+        <w:t xml:space="preserve"> </w:t>
+      </w:r>
+      <w:r>
+        <w:rPr>
+          <w:bCs/>
+          <w:b/>
+        </w:rPr>
+        <w:t xml:space="preserve">milestone</w:t>
+      </w:r>
+      <w:r>
+        <w:t xml:space="preserve">, the end of a story arc, everyone earns</w:t>
+      </w:r>
+      <w:r>
+        <w:t xml:space="preserve"> </w:t>
+      </w:r>
+      <w:r>
+        <w:rPr>
+          <w:bCs/>
+          <w:b/>
+        </w:rPr>
+        <w:t xml:space="preserve">2 more</w:t>
+      </w:r>
+      <w:r>
+        <w:t xml:space="preserve">.</w:t>
+      </w:r>
+    </w:p>
+    <w:p>
+      <w:pPr>
+        <w:numPr>
+          <w:ilvl w:val="0"/>
+          <w:numId w:val="1013"/>
+        </w:numPr>
+        <w:pStyle w:val="Compact"/>
+      </w:pPr>
+      <w:r>
+        <w:rPr>
+          <w:bCs/>
+          <w:b/>
+        </w:rPr>
+        <w:t xml:space="preserve">Spending.</w:t>
+      </w:r>
+      <w:r>
+        <w:t xml:space="preserve"> </w:t>
+      </w:r>
+      <w:r>
+        <w:t xml:space="preserve">Spend points when you earn them, or bank them for something bigger. Each purchase needs the GM’s approval and a reason from the story: training with someone, something you lived through, a debt paid.</w:t>
+      </w:r>
+    </w:p>
+    <w:tbl>
+      <w:tblPr>
+        <w:tblStyle w:val="Table"/>
+        <w:tblW w:type="pct" w:w="5000"/>
+        <w:tblLook w:firstRow="1" w:lastRow="0" w:firstColumn="0" w:lastColumn="0" w:noHBand="0" w:noVBand="0" w:val="0020"/>
+        <w:jc w:val="start"/>
+        <w:tblBorders>
+          <w:top w:val="single" w:sz="4" w:color="B8C2D3"/>
+          <w:left w:val="single" w:sz="4" w:color="B8C2D3"/>
+          <w:bottom w:val="single" w:sz="4" w:color="B8C2D3"/>
+          <w:right w:val="single" w:sz="4" w:color="B8C2D3"/>
+          <w:insideH w:val="single" w:sz="4" w:color="B8C2D3"/>
+          <w:insideV w:val="single" w:sz="4" w:color="B8C2D3"/>
+        </w:tblBorders>
+      </w:tblPr>
+      <w:tblGrid>
+        <w:gridCol w:w="2640"/>
+        <w:gridCol w:w="2640"/>
+        <w:gridCol w:w="2640"/>
+      </w:tblGrid>
+      <w:tr>
+        <w:trPr>
+          <w:tblHeader w:val="true"/>
+        </w:trPr>
+        <w:tc>
+          <w:tcPr>
+            <w:shd w:val="clear" w:fill="E8EEF8"/>
+          </w:tcPr>
+          <w:p>
+            <w:pPr>
+              <w:pStyle w:val="Compact"/>
+              <w:jc w:val="left"/>
+            </w:pPr>
+            <w:r>
+              <w:rPr>
+                <w:b/>
+                <w:sz w:val="19"/>
+              </w:rPr>
+              <w:t xml:space="preserve">Purchase</w:t>
+            </w:r>
+          </w:p>
+        </w:tc>
+        <w:tc>
+          <w:tcPr>
+            <w:shd w:val="clear" w:fill="E8EEF8"/>
+          </w:tcPr>
+          <w:p>
+            <w:pPr>
+              <w:pStyle w:val="Compact"/>
+              <w:jc w:val="left"/>
+            </w:pPr>
+            <w:r>
+              <w:rPr>
+                <w:b/>
+                <w:sz w:val="19"/>
+              </w:rPr>
+              <w:t xml:space="preserve">Cost</w:t>
+            </w:r>
+          </w:p>
+        </w:tc>
+        <w:tc>
+          <w:tcPr>
+            <w:shd w:val="clear" w:fill="E8EEF8"/>
+          </w:tcPr>
+          <w:p>
+            <w:pPr>
+              <w:pStyle w:val="Compact"/>
+              <w:jc w:val="left"/>
+            </w:pPr>
+            <w:r>
+              <w:rPr>
+                <w:b/>
+                <w:sz w:val="19"/>
+              </w:rPr>
+              <w:t xml:space="preserve">Limit</w:t>
+            </w:r>
+          </w:p>
+        </w:tc>
+      </w:tr>
+      <w:tr>
+        <w:tc>
+          <w:tcPr/>
+          <w:p>
+            <w:pPr>
+              <w:pStyle w:val="Compact"/>
+              <w:jc w:val="left"/>
+            </w:pPr>
+            <w:r>
+              <w:rPr>
+                <w:b/>
+                <w:sz w:val="19"/>
+              </w:rPr>
+              <w:t xml:space="preserve">A skill from Untrained to Trained</w:t>
+            </w:r>
+          </w:p>
+        </w:tc>
+        <w:tc>
+          <w:tcPr/>
+          <w:p>
+            <w:pPr>
+              <w:pStyle w:val="Compact"/>
+              <w:jc w:val="left"/>
+            </w:pPr>
+            <w:r>
+              <w:rPr>
+                <w:sz w:val="19"/>
+              </w:rPr>
+              <w:t xml:space="preserve">1</w:t>
+            </w:r>
+          </w:p>
+        </w:tc>
+        <w:tc>
+          <w:tcPr/>
+          <w:p>
+            <w:pPr>
+              <w:pStyle w:val="Compact"/>
+              <w:jc w:val="left"/>
+            </w:pPr>
+            <w:r>
+              <w:rPr>
+                <w:sz w:val="19"/>
+              </w:rPr>
+              <w:t xml:space="preserve">—</w:t>
+            </w:r>
+          </w:p>
+        </w:tc>
+      </w:tr>
+      <w:tr>
+        <w:tc>
+          <w:tcPr/>
+          <w:p>
+            <w:pPr>
+              <w:pStyle w:val="Compact"/>
+              <w:jc w:val="left"/>
+            </w:pPr>
+            <w:r>
+              <w:rPr>
+                <w:b/>
+                <w:sz w:val="19"/>
+              </w:rPr>
+              <w:t xml:space="preserve">A skill from Trained to Specialty</w:t>
+            </w:r>
+          </w:p>
+        </w:tc>
+        <w:tc>
+          <w:tcPr/>
+          <w:p>
+            <w:pPr>
+              <w:pStyle w:val="Compact"/>
+              <w:jc w:val="left"/>
+            </w:pPr>
+            <w:r>
+              <w:rPr>
+                <w:sz w:val="19"/>
+              </w:rPr>
+              <w:t xml:space="preserve">2</w:t>
+            </w:r>
+          </w:p>
+        </w:tc>
+        <w:tc>
+          <w:tcPr/>
+          <w:p>
+            <w:pPr>
+              <w:pStyle w:val="Compact"/>
+              <w:jc w:val="left"/>
+            </w:pPr>
+            <w:r>
+              <w:rPr>
+                <w:sz w:val="19"/>
+              </w:rPr>
+              <w:t xml:space="preserve">Specialty (+3) is the ceiling: only a Specialist’s starting skill is Expert, unless they broaden (see Step 3)</w:t>
+            </w:r>
+          </w:p>
+        </w:tc>
+      </w:tr>
+      <w:tr>
+        <w:tc>
+          <w:tcPr/>
+          <w:p>
+            <w:pPr>
+              <w:pStyle w:val="Compact"/>
+              <w:jc w:val="left"/>
+            </w:pPr>
+            <w:r>
+              <w:rPr>
+                <w:b/>
+                <w:sz w:val="19"/>
+              </w:rPr>
+              <w:t xml:space="preserve">Revise an advantage or complication</w:t>
+            </w:r>
+          </w:p>
+        </w:tc>
+        <w:tc>
+          <w:tcPr/>
+          <w:p>
+            <w:pPr>
+              <w:pStyle w:val="Compact"/>
+              <w:jc w:val="left"/>
+            </w:pPr>
+            <w:r>
+              <w:rPr>
+                <w:sz w:val="19"/>
+              </w:rPr>
+              <w:t xml:space="preserve">1</w:t>
+            </w:r>
+          </w:p>
+        </w:tc>
+        <w:tc>
+          <w:tcPr/>
+          <w:p>
+            <w:pPr>
+              <w:pStyle w:val="Compact"/>
+              <w:jc w:val="left"/>
+            </w:pPr>
+            <w:r>
+              <w:rPr>
+                <w:sz w:val="19"/>
+              </w:rPr>
+              <w:t xml:space="preserve">—</w:t>
+            </w:r>
+          </w:p>
+        </w:tc>
+      </w:tr>
+      <w:tr>
+        <w:tc>
+          <w:tcPr/>
+          <w:p>
+            <w:pPr>
+              <w:pStyle w:val="Compact"/>
+              <w:jc w:val="left"/>
+            </w:pPr>
+            <w:r>
+              <w:rPr>
+                <w:b/>
+                <w:sz w:val="19"/>
+              </w:rPr>
+              <w:t xml:space="preserve">A new Edge</w:t>
+            </w:r>
+          </w:p>
+        </w:tc>
+        <w:tc>
+          <w:tcPr/>
+          <w:p>
+            <w:pPr>
+              <w:pStyle w:val="Compact"/>
+              <w:jc w:val="left"/>
+            </w:pPr>
+            <w:r>
+              <w:rPr>
+                <w:sz w:val="19"/>
+              </w:rPr>
+              <w:t xml:space="preserve">3</w:t>
+            </w:r>
+          </w:p>
+        </w:tc>
+        <w:tc>
+          <w:tcPr/>
+          <w:p>
+            <w:pPr>
+              <w:pStyle w:val="Compact"/>
+              <w:jc w:val="left"/>
+            </w:pPr>
+            <w:r>
+              <w:rPr>
+                <w:sz w:val="19"/>
+              </w:rPr>
+              <w:t xml:space="preserve">Any Edge except the attribute and Trained-skill Edges, within its own limit</w:t>
+            </w:r>
+          </w:p>
+        </w:tc>
+      </w:tr>
+      <w:tr>
+        <w:tc>
+          <w:tcPr/>
+          <w:p>
+            <w:pPr>
+              <w:pStyle w:val="Compact"/>
+              <w:jc w:val="left"/>
+            </w:pPr>
+            <w:r>
+              <w:rPr>
+                <w:b/>
+                <w:sz w:val="19"/>
+              </w:rPr>
+              <w:t xml:space="preserve">+1 to an attribute</w:t>
+            </w:r>
+          </w:p>
+        </w:tc>
+        <w:tc>
+          <w:tcPr/>
+          <w:p>
+            <w:pPr>
+              <w:pStyle w:val="Compact"/>
+              <w:jc w:val="left"/>
+            </w:pPr>
+            <w:r>
+              <w:rPr>
+                <w:sz w:val="19"/>
+              </w:rPr>
+              <w:t xml:space="preserve">4</w:t>
+            </w:r>
+          </w:p>
+        </w:tc>
+        <w:tc>
+          <w:tcPr/>
+          <w:p>
+            <w:pPr>
+              <w:pStyle w:val="Compact"/>
+              <w:jc w:val="left"/>
+            </w:pPr>
+            <w:r>
+              <w:rPr>
+                <w:sz w:val="19"/>
+              </w:rPr>
+              <w:t xml:space="preserve">Once per attribute; no higher than one above the starting maximum (14, plus any origin bonus)</w:t>
+            </w:r>
+          </w:p>
+        </w:tc>
+      </w:tr>
+    </w:tbl>
+    <w:p>
+      <w:pPr>
+        <w:pStyle w:val="BodyText"/>
+      </w:pPr>
+      <w:r>
+        <w:t xml:space="preserve">Magic and powers grow the same way, at the costs their chapters give.</w:t>
       </w:r>
     </w:p>
     <w:bookmarkEnd w:id="70"/>
@@ -14725,7 +15152,7 @@
       <w:pPr>
         <w:numPr>
           <w:ilvl w:val="0"/>
-          <w:numId w:val="1013"/>
+          <w:numId w:val="1014"/>
         </w:numPr>
         <w:pStyle w:val="Compact"/>
       </w:pPr>
@@ -14741,187 +15168,6 @@
       </w:r>
       <w:r>
         <w:t xml:space="preserve">What happened, and did we succeed: fully, partly, or not at all?</w:t>
-      </w:r>
-    </w:p>
-    <w:p>
-      <w:pPr>
-        <w:numPr>
-          <w:ilvl w:val="0"/>
-          <w:numId w:val="1013"/>
-        </w:numPr>
-        <w:pStyle w:val="Compact"/>
-      </w:pPr>
-      <w:r>
-        <w:rPr>
-          <w:bCs/>
-          <w:b/>
-        </w:rPr>
-        <w:t xml:space="preserve">Who stood out?</w:t>
-      </w:r>
-      <w:r>
-        <w:t xml:space="preserve"> </w:t>
-      </w:r>
-      <w:r>
-        <w:t xml:space="preserve">A moment worth remembering.</w:t>
-      </w:r>
-    </w:p>
-    <w:p>
-      <w:pPr>
-        <w:numPr>
-          <w:ilvl w:val="0"/>
-          <w:numId w:val="1013"/>
-        </w:numPr>
-        <w:pStyle w:val="Compact"/>
-      </w:pPr>
-      <w:r>
-        <w:rPr>
-          <w:bCs/>
-          <w:b/>
-        </w:rPr>
-        <w:t xml:space="preserve">Complications.</w:t>
-      </w:r>
-      <w:r>
-        <w:t xml:space="preserve"> </w:t>
-      </w:r>
-      <w:r>
-        <w:t xml:space="preserve">Which ones came into play, and what did they cost?</w:t>
-      </w:r>
-    </w:p>
-    <w:p>
-      <w:pPr>
-        <w:numPr>
-          <w:ilvl w:val="0"/>
-          <w:numId w:val="1013"/>
-        </w:numPr>
-        <w:pStyle w:val="Compact"/>
-      </w:pPr>
-      <w:r>
-        <w:rPr>
-          <w:bCs/>
-          <w:b/>
-        </w:rPr>
-        <w:t xml:space="preserve">What changed?</w:t>
-      </w:r>
-      <w:r>
-        <w:t xml:space="preserve"> </w:t>
-      </w:r>
-      <w:r>
-        <w:t xml:space="preserve">New allies or enemies, damage, open threads for next time.</w:t>
-      </w:r>
-    </w:p>
-    <w:p>
-      <w:pPr>
-        <w:numPr>
-          <w:ilvl w:val="0"/>
-          <w:numId w:val="1013"/>
-        </w:numPr>
-        <w:pStyle w:val="Compact"/>
-      </w:pPr>
-      <w:r>
-        <w:rPr>
-          <w:bCs/>
-          <w:b/>
-        </w:rPr>
-        <w:t xml:space="preserve">Advancement.</w:t>
-      </w:r>
-      <w:r>
-        <w:t xml:space="preserve"> </w:t>
-      </w:r>
-      <w:r>
-        <w:t xml:space="preserve">After a significant case, the GM may authorize one skill step for each character.</w:t>
-      </w:r>
-    </w:p>
-    <w:bookmarkEnd w:id="73"/>
-    <w:bookmarkEnd w:id="74"/>
-    <w:bookmarkStart w:id="82" w:name="the-world-of-aurora"/>
-    <w:p>
-      <w:pPr>
-        <w:pStyle w:val="Heading1"/>
-      </w:pPr>
-      <w:r>
-        <w:t xml:space="preserve">The world of Aurora</w:t>
-      </w:r>
-    </w:p>
-    <w:bookmarkStart w:id="75" w:name="the-first-wave"/>
-    <w:p>
-      <w:pPr>
-        <w:pStyle w:val="Heading2"/>
-      </w:pPr>
-      <w:r>
-        <w:t xml:space="preserve">The First Wave</w:t>
-      </w:r>
-    </w:p>
-    <w:p>
-      <w:pPr>
-        <w:pStyle w:val="FirstParagraph"/>
-      </w:pPr>
-      <w:r>
-        <w:t xml:space="preserve">Extraordinary humans were recognized as a phenomenon as early as the 1880s, but the few who came to public notice were dismissed as myths, linked with spiritualism and urban legends. Then, from</w:t>
-      </w:r>
-      <w:r>
-        <w:t xml:space="preserve"> </w:t>
-      </w:r>
-      <w:r>
-        <w:rPr>
-          <w:bCs/>
-          <w:b/>
-        </w:rPr>
-        <w:t xml:space="preserve">April 3rd to April 30th, 1938</w:t>
-      </w:r>
-      <w:r>
-        <w:t xml:space="preserve">, strange auroras bathed the night sky worldwide. Astronomers spoke of a belt of charged particles in the upper atmosphere. During those weeks deaths from a dozen ailments rose across the world, and by the end of April the</w:t>
-      </w:r>
-      <w:r>
-        <w:t xml:space="preserve"> </w:t>
-      </w:r>
-      <w:r>
-        <w:t xml:space="preserve">“</w:t>
-      </w:r>
-      <w:r>
-        <w:t xml:space="preserve">aurora deaths</w:t>
-      </w:r>
-      <w:r>
-        <w:t xml:space="preserve">”</w:t>
-      </w:r>
-      <w:r>
-        <w:t xml:space="preserve"> </w:t>
-      </w:r>
-      <w:r>
-        <w:t xml:space="preserve">passed</w:t>
-      </w:r>
-      <w:r>
-        <w:t xml:space="preserve"> </w:t>
-      </w:r>
-      <w:r>
-        <w:rPr>
-          <w:bCs/>
-          <w:b/>
-        </w:rPr>
-        <w:t xml:space="preserve">five million</w:t>
-      </w:r>
-      <w:r>
-        <w:t xml:space="preserve">. Adolf Hitler died of pneumonia and Reinhard Heydrich replaced him; Heinrich Himmler died under mysterious circumstances.</w:t>
-      </w:r>
-    </w:p>
-    <w:p>
-      <w:pPr>
-        <w:pStyle w:val="BodyText"/>
-      </w:pPr>
-      <w:r>
-        <w:t xml:space="preserve">The survivors didn’t all come through unchanged. The auroras were the</w:t>
-      </w:r>
-      <w:r>
-        <w:t xml:space="preserve"> </w:t>
-      </w:r>
-      <w:r>
-        <w:rPr>
-          <w:bCs/>
-          <w:b/>
-        </w:rPr>
-        <w:t xml:space="preserve">First Wave</w:t>
-      </w:r>
-      <w:r>
-        <w:t xml:space="preserve">: the night the first generation of Operants awoke.</w:t>
       </w:r>
     </w:p>
     <w:p>
@@ -14937,26 +15183,13 @@
           <w:bCs/>
           <w:b/>
         </w:rPr>
-        <w:t xml:space="preserve">June 1938.</w:t>
-      </w:r>
-      <w:r>
-        <w:t xml:space="preserve"> </w:t>
-      </w:r>
-      <w:r>
-        <w:t xml:space="preserve">Herbert Unler, an American occult scholar, became the first non-Briton recruited to the</w:t>
-      </w:r>
-      <w:r>
-        <w:t xml:space="preserve"> </w:t>
-      </w:r>
-      <w:r>
-        <w:rPr>
-          <w:bCs/>
-          <w:b/>
-        </w:rPr>
-        <w:t xml:space="preserve">Shadow Knights</w:t>
-      </w:r>
-      <w:r>
-        <w:t xml:space="preserve">, after he banished a demon in Boston: the first mystical creature seen in more than a century.</w:t>
+        <w:t xml:space="preserve">Who stood out?</w:t>
+      </w:r>
+      <w:r>
+        <w:t xml:space="preserve"> </w:t>
+      </w:r>
+      <w:r>
+        <w:t xml:space="preserve">A moment worth remembering.</w:t>
       </w:r>
     </w:p>
     <w:p>
@@ -14972,29 +15205,13 @@
           <w:bCs/>
           <w:b/>
         </w:rPr>
-        <w:t xml:space="preserve">August 1938.</w:t>
-      </w:r>
-      <w:r>
-        <w:t xml:space="preserve"> </w:t>
-      </w:r>
-      <w:r>
-        <w:t xml:space="preserve">Without Hitler, the National Socialist movement fell apart. The SS became a quasi-mystical order, and</w:t>
-      </w:r>
-      <w:r>
-        <w:t xml:space="preserve"> </w:t>
-      </w:r>
-      <w:r>
-        <w:rPr>
-          <w:bCs/>
-          <w:b/>
-        </w:rPr>
-        <w:t xml:space="preserve">Zarloff the Elder</w:t>
-      </w:r>
-      <w:r>
-        <w:t xml:space="preserve"> </w:t>
-      </w:r>
-      <w:r>
-        <w:t xml:space="preserve">appeared to a cell of initiates in Berlin, promising them the new world order Hitler had dreamed of.</w:t>
+        <w:t xml:space="preserve">Complications.</w:t>
+      </w:r>
+      <w:r>
+        <w:t xml:space="preserve"> </w:t>
+      </w:r>
+      <w:r>
+        <w:t xml:space="preserve">Which ones came into play, and what did they cost?</w:t>
       </w:r>
     </w:p>
     <w:p>
@@ -15010,81 +15227,55 @@
           <w:bCs/>
           <w:b/>
         </w:rPr>
-        <w:t xml:space="preserve">1941–1945.</w:t>
-      </w:r>
-      <w:r>
-        <w:t xml:space="preserve"> </w:t>
-      </w:r>
-      <w:r>
-        <w:t xml:space="preserve">At least thirty Operants served secretly in the militaries of six nations, Germany among them.</w:t>
-      </w:r>
-      <w:r>
-        <w:t xml:space="preserve"> </w:t>
-      </w:r>
-      <w:r>
-        <w:rPr>
-          <w:bCs/>
-          <w:b/>
-        </w:rPr>
-        <w:t xml:space="preserve">Hector Gonzalez</w:t>
-      </w:r>
-      <w:r>
-        <w:t xml:space="preserve">, Nikola Tesla’s assistant, received</w:t>
-      </w:r>
-      <w:r>
-        <w:t xml:space="preserve"> </w:t>
-      </w:r>
-      <w:r>
-        <w:rPr>
-          <w:bCs/>
-          <w:b/>
-        </w:rPr>
-        <w:t xml:space="preserve">Ambrosia</w:t>
-      </w:r>
-      <w:r>
-        <w:t xml:space="preserve"> </w:t>
-      </w:r>
-      <w:r>
-        <w:t xml:space="preserve">in 1943 and became</w:t>
-      </w:r>
-      <w:r>
-        <w:t xml:space="preserve"> </w:t>
-      </w:r>
-      <w:r>
-        <w:rPr>
-          <w:bCs/>
-          <w:b/>
-        </w:rPr>
-        <w:t xml:space="preserve">Mr. Marvel</w:t>
-      </w:r>
-      <w:r>
-        <w:t xml:space="preserve">; the immortal</w:t>
-      </w:r>
-      <w:r>
-        <w:t xml:space="preserve"> </w:t>
-      </w:r>
-      <w:r>
-        <w:rPr>
-          <w:bCs/>
-          <w:b/>
-        </w:rPr>
-        <w:t xml:space="preserve">Ivory Phoenix</w:t>
-      </w:r>
-      <w:r>
-        <w:t xml:space="preserve"> </w:t>
-      </w:r>
-      <w:r>
-        <w:t xml:space="preserve">fought for the Allies and destroyed the first Steel Falcon.</w:t>
-      </w:r>
-    </w:p>
-    <w:bookmarkEnd w:id="75"/>
-    <w:bookmarkStart w:id="76" w:name="the-public-years"/>
+        <w:t xml:space="preserve">What changed?</w:t>
+      </w:r>
+      <w:r>
+        <w:t xml:space="preserve"> </w:t>
+      </w:r>
+      <w:r>
+        <w:t xml:space="preserve">New allies or enemies, damage, open threads for next time.</w:t>
+      </w:r>
+    </w:p>
+    <w:p>
+      <w:pPr>
+        <w:numPr>
+          <w:ilvl w:val="0"/>
+          <w:numId w:val="1014"/>
+        </w:numPr>
+        <w:pStyle w:val="Compact"/>
+      </w:pPr>
+      <w:r>
+        <w:rPr>
+          <w:bCs/>
+          <w:b/>
+        </w:rPr>
+        <w:t xml:space="preserve">Advancement.</w:t>
+      </w:r>
+      <w:r>
+        <w:t xml:space="preserve"> </w:t>
+      </w:r>
+      <w:r>
+        <w:t xml:space="preserve">After a significant case, each character earns 1 advancement point; at a milestone, 2 more.</w:t>
+      </w:r>
+    </w:p>
+    <w:bookmarkEnd w:id="73"/>
+    <w:bookmarkEnd w:id="74"/>
+    <w:bookmarkStart w:id="82" w:name="the-world-of-aurora"/>
+    <w:p>
+      <w:pPr>
+        <w:pStyle w:val="Heading1"/>
+      </w:pPr>
+      <w:r>
+        <w:t xml:space="preserve">The world of Aurora</w:t>
+      </w:r>
+    </w:p>
+    <w:bookmarkStart w:id="75" w:name="the-first-wave"/>
     <w:p>
       <w:pPr>
         <w:pStyle w:val="Heading2"/>
       </w:pPr>
       <w:r>
-        <w:t xml:space="preserve">The public years</w:t>
+        <w:t xml:space="preserve">The First Wave</w:t>
       </w:r>
     </w:p>
     <w:p>
@@ -15092,52 +15283,51 @@
         <w:pStyle w:val="FirstParagraph"/>
       </w:pPr>
       <w:r>
-        <w:t xml:space="preserve">In</w:t>
-      </w:r>
-      <w:r>
-        <w:t xml:space="preserve"> </w:t>
-      </w:r>
-      <w:r>
-        <w:rPr>
-          <w:bCs/>
-          <w:b/>
-        </w:rPr>
-        <w:t xml:space="preserve">1952</w:t>
-      </w:r>
-      <w:r>
-        <w:t xml:space="preserve"> </w:t>
-      </w:r>
-      <w:r>
-        <w:t xml:space="preserve">a highly publicized battle between US Army forces and unidentified assailants at</w:t>
-      </w:r>
-      <w:r>
-        <w:t xml:space="preserve"> </w:t>
-      </w:r>
-      <w:r>
-        <w:rPr>
-          <w:bCs/>
-          <w:b/>
-        </w:rPr>
-        <w:t xml:space="preserve">Fort Knox</w:t>
-      </w:r>
-      <w:r>
-        <w:t xml:space="preserve">, together with growing reports from around the world, forced the public to accept that people with powers existed. In the same year the first</w:t>
-      </w:r>
-      <w:r>
-        <w:t xml:space="preserve"> </w:t>
-      </w:r>
-      <w:r>
-        <w:rPr>
-          <w:bCs/>
-          <w:b/>
-        </w:rPr>
-        <w:t xml:space="preserve">Hephaestus Keys</w:t>
-      </w:r>
-      <w:r>
-        <w:t xml:space="preserve"> </w:t>
-      </w:r>
-      <w:r>
-        <w:t xml:space="preserve">were found in London, and Lord Colslo used one to open the Celtic Gate to Avalon.</w:t>
+        <w:t xml:space="preserve">Extraordinary humans were recognized as a phenomenon as early as the 1880s, but the few who came to public notice were dismissed as myths, linked with spiritualism and urban legends. Then, from</w:t>
+      </w:r>
+      <w:r>
+        <w:t xml:space="preserve"> </w:t>
+      </w:r>
+      <w:r>
+        <w:rPr>
+          <w:bCs/>
+          <w:b/>
+        </w:rPr>
+        <w:t xml:space="preserve">April 3rd to April 30th, 1938</w:t>
+      </w:r>
+      <w:r>
+        <w:t xml:space="preserve">, strange auroras bathed the night sky worldwide. Astronomers spoke of a belt of charged particles in the upper atmosphere. During those weeks deaths from a dozen ailments rose across the world, and by the end of April the</w:t>
+      </w:r>
+      <w:r>
+        <w:t xml:space="preserve"> </w:t>
+      </w:r>
+      <w:r>
+        <w:t xml:space="preserve">“</w:t>
+      </w:r>
+      <w:r>
+        <w:t xml:space="preserve">aurora deaths</w:t>
+      </w:r>
+      <w:r>
+        <w:t xml:space="preserve">”</w:t>
+      </w:r>
+      <w:r>
+        <w:t xml:space="preserve"> </w:t>
+      </w:r>
+      <w:r>
+        <w:t xml:space="preserve">passed</w:t>
+      </w:r>
+      <w:r>
+        <w:t xml:space="preserve"> </w:t>
+      </w:r>
+      <w:r>
+        <w:rPr>
+          <w:bCs/>
+          <w:b/>
+        </w:rPr>
+        <w:t xml:space="preserve">five million</w:t>
+      </w:r>
+      <w:r>
+        <w:t xml:space="preserve">. Adolf Hitler died of pneumonia and Reinhard Heydrich replaced him; Heinrich Himmler died under mysterious circumstances.</w:t>
       </w:r>
     </w:p>
     <w:p>
@@ -15145,874 +15335,20 @@
         <w:pStyle w:val="BodyText"/>
       </w:pPr>
       <w:r>
-        <w:t xml:space="preserve">Senator Edward McCarthy led the campaign against the</w:t>
-      </w:r>
-      <w:r>
-        <w:t xml:space="preserve"> </w:t>
-      </w:r>
-      <w:r>
-        <w:t xml:space="preserve">“</w:t>
-      </w:r>
-      <w:r>
-        <w:t xml:space="preserve">abnormal powers</w:t>
-      </w:r>
-      <w:r>
-        <w:t xml:space="preserve">”</w:t>
-      </w:r>
-      <w:r>
-        <w:t xml:space="preserve"> </w:t>
-      </w:r>
-      <w:r>
-        <w:t xml:space="preserve">menace. Congress passed the</w:t>
-      </w:r>
-      <w:r>
-        <w:t xml:space="preserve"> </w:t>
-      </w:r>
-      <w:r>
-        <w:rPr>
-          <w:bCs/>
-          <w:b/>
-        </w:rPr>
-        <w:t xml:space="preserve">Human Powers Control Act</w:t>
-      </w:r>
-      <w:r>
-        <w:t xml:space="preserve">, requiring the registration of all</w:t>
-      </w:r>
-      <w:r>
-        <w:t xml:space="preserve"> </w:t>
-      </w:r>
-      <w:r>
-        <w:t xml:space="preserve">“</w:t>
-      </w:r>
-      <w:r>
-        <w:t xml:space="preserve">citizens with operant capabilities outside the human physiological norms</w:t>
-      </w:r>
-      <w:r>
-        <w:t xml:space="preserve">”</w:t>
-      </w:r>
-      <w:r>
-        <w:t xml:space="preserve">: the origin of the official term,</w:t>
-      </w:r>
-      <w:r>
-        <w:t xml:space="preserve"> </w:t>
-      </w:r>
-      <w:r>
-        <w:rPr>
-          <w:bCs/>
-          <w:b/>
-        </w:rPr>
-        <w:t xml:space="preserve">Operants</w:t>
-      </w:r>
-      <w:r>
-        <w:t xml:space="preserve">. No one could agree how to register or enforce anything, and only one warrant was ever issued under the HPCA, for</w:t>
-      </w:r>
-      <w:r>
-        <w:t xml:space="preserve"> </w:t>
-      </w:r>
-      <w:r>
-        <w:rPr>
-          <w:bCs/>
-          <w:b/>
-        </w:rPr>
-        <w:t xml:space="preserve">Charlie Swift</w:t>
-      </w:r>
-      <w:r>
-        <w:t xml:space="preserve">, the</w:t>
-      </w:r>
-      <w:r>
-        <w:t xml:space="preserve"> </w:t>
-      </w:r>
-      <w:r>
-        <w:t xml:space="preserve">“</w:t>
-      </w:r>
-      <w:r>
-        <w:t xml:space="preserve">fastest man alive</w:t>
-      </w:r>
-      <w:r>
-        <w:t xml:space="preserve">”</w:t>
-      </w:r>
-      <w:r>
-        <w:t xml:space="preserve">, a popular critic of the government. He was shot during the botched arrest, spent a year in a coma, lost his powers and drank himself out of public life. McCarthy was censured and ousted.</w:t>
-      </w:r>
-    </w:p>
-    <w:p>
-      <w:pPr>
-        <w:pStyle w:val="BodyText"/>
-      </w:pPr>
-      <w:r>
-        <w:t xml:space="preserve">Untrained police couldn’t deal with powered crime, so unsanctioned teams of Operants and ordinary volunteers stepped in. The most respected was the</w:t>
-      </w:r>
-      <w:r>
-        <w:t xml:space="preserve"> </w:t>
-      </w:r>
-      <w:r>
-        <w:rPr>
-          <w:bCs/>
-          <w:b/>
-        </w:rPr>
-        <w:t xml:space="preserve">Power Legion</w:t>
-      </w:r>
-      <w:r>
-        <w:t xml:space="preserve">, led by</w:t>
-      </w:r>
-      <w:r>
-        <w:t xml:space="preserve"> </w:t>
-      </w:r>
-      <w:r>
-        <w:rPr>
-          <w:bCs/>
-          <w:b/>
-        </w:rPr>
-        <w:t xml:space="preserve">Mr. Marvel</w:t>
-      </w:r>
-      <w:r>
-        <w:t xml:space="preserve">,</w:t>
-      </w:r>
-      <w:r>
-        <w:t xml:space="preserve"> </w:t>
-      </w:r>
-      <w:r>
-        <w:rPr>
-          <w:iCs/>
-          <w:i/>
-        </w:rPr>
-        <w:t xml:space="preserve">maravilla del señor</w:t>
-      </w:r>
-      <w:r>
-        <w:t xml:space="preserve">, a World War II hero whose popularity crossed the color lines of 1950s America. The Legion supported law enforcement along the East Coast until it was forcibly disbanded during the</w:t>
-      </w:r>
-      <w:r>
-        <w:t xml:space="preserve"> </w:t>
-      </w:r>
-      <w:r>
-        <w:rPr>
-          <w:bCs/>
-          <w:b/>
-        </w:rPr>
-        <w:t xml:space="preserve">Khatorsi Crisis of 1968</w:t>
-      </w:r>
-      <w:r>
-        <w:t xml:space="preserve">. Its paramilitary uniforms set the style for every public team that followed.</w:t>
-      </w:r>
-    </w:p>
-    <w:p>
-      <w:pPr>
-        <w:pStyle w:val="BodyText"/>
-      </w:pPr>
-      <w:r>
-        <w:t xml:space="preserve">In</w:t>
-      </w:r>
-      <w:r>
-        <w:t xml:space="preserve"> </w:t>
-      </w:r>
-      <w:r>
-        <w:rPr>
-          <w:bCs/>
-          <w:b/>
-        </w:rPr>
-        <w:t xml:space="preserve">1959</w:t>
-      </w:r>
-      <w:r>
-        <w:t xml:space="preserve"> </w:t>
-      </w:r>
-      <w:r>
-        <w:t xml:space="preserve">Dr. Richard Kennedy was bathed in a runaway reactor’s radiation and bonded to an entity from beyond:</w:t>
-      </w:r>
-      <w:r>
-        <w:t xml:space="preserve"> </w:t>
-      </w:r>
-      <w:r>
-        <w:rPr>
-          <w:bCs/>
-          <w:b/>
-        </w:rPr>
-        <w:t xml:space="preserve">the Atomic Man</w:t>
-      </w:r>
-      <w:r>
-        <w:t xml:space="preserve">.</w:t>
-      </w:r>
-    </w:p>
-    <w:bookmarkEnd w:id="76"/>
-    <w:bookmarkStart w:id="77" w:name="exlaw"/>
-    <w:p>
-      <w:pPr>
-        <w:pStyle w:val="Heading2"/>
-      </w:pPr>
-      <w:r>
-        <w:t xml:space="preserve">ExLAW</w:t>
-      </w:r>
-    </w:p>
-    <w:p>
-      <w:pPr>
-        <w:pStyle w:val="FirstParagraph"/>
-      </w:pPr>
-      <w:r>
-        <w:t xml:space="preserve">In</w:t>
-      </w:r>
-      <w:r>
-        <w:t xml:space="preserve"> </w:t>
-      </w:r>
-      <w:r>
-        <w:rPr>
-          <w:bCs/>
-          <w:b/>
-        </w:rPr>
-        <w:t xml:space="preserve">1972</w:t>
-      </w:r>
-      <w:r>
-        <w:t xml:space="preserve"> </w:t>
-      </w:r>
-      <w:r>
-        <w:t xml:space="preserve">Congress and President Richard Nixon replaced the HPCA with the</w:t>
-      </w:r>
-      <w:r>
-        <w:t xml:space="preserve"> </w:t>
-      </w:r>
-      <w:r>
-        <w:rPr>
-          <w:bCs/>
-          <w:b/>
-        </w:rPr>
-        <w:t xml:space="preserve">Extraordinary Powers Act (EPA)</w:t>
-      </w:r>
-      <w:r>
-        <w:t xml:space="preserve">, and created the</w:t>
-      </w:r>
-      <w:r>
-        <w:t xml:space="preserve"> </w:t>
-      </w:r>
-      <w:r>
-        <w:rPr>
-          <w:bCs/>
-          <w:b/>
-        </w:rPr>
-        <w:t xml:space="preserve">Extraordinary Law Enforcement Agency (ExLAW)</w:t>
-      </w:r>
-      <w:r>
-        <w:t xml:space="preserve"> </w:t>
-      </w:r>
-      <w:r>
-        <w:t xml:space="preserve">under the Department of Justice to enforce it. A House committee, the</w:t>
-      </w:r>
-      <w:r>
-        <w:t xml:space="preserve"> </w:t>
-      </w:r>
-      <w:r>
-        <w:rPr>
-          <w:bCs/>
-          <w:b/>
-        </w:rPr>
-        <w:t xml:space="preserve">EPA Oversight Commission (EPAOC)</w:t>
-      </w:r>
-      <w:r>
-        <w:t xml:space="preserve">, became its watchdog.</w:t>
-      </w:r>
-    </w:p>
-    <w:p>
-      <w:pPr>
-        <w:pStyle w:val="BodyText"/>
-      </w:pPr>
-      <w:r>
-        <w:t xml:space="preserve">Nixon’s science advisor</w:t>
-      </w:r>
-      <w:r>
-        <w:t xml:space="preserve"> </w:t>
-      </w:r>
-      <w:r>
-        <w:rPr>
-          <w:bCs/>
-          <w:b/>
-        </w:rPr>
-        <w:t xml:space="preserve">Dr. Edmund Hamilton</w:t>
-      </w:r>
-      <w:r>
-        <w:t xml:space="preserve">, an authority on Operants and one of the authors of the EPA, became the first Director. The first agents came from the FBI and the special forces, with law or criminology degrees and top-secret clearance: five Operant investigators and twenty-seven transferred FBI agents, with lawyers and staff behind them.</w:t>
-      </w:r>
-    </w:p>
-    <w:p>
-      <w:pPr>
-        <w:pStyle w:val="BodyText"/>
-      </w:pPr>
-      <w:r>
-        <w:t xml:space="preserve">At the same time the Department of Defense finished testing the</w:t>
-      </w:r>
-      <w:r>
-        <w:t xml:space="preserve"> </w:t>
-      </w:r>
-      <w:r>
-        <w:rPr>
-          <w:bCs/>
-          <w:b/>
-        </w:rPr>
-        <w:t xml:space="preserve">Aegis Series I</w:t>
-      </w:r>
-      <w:r>
-        <w:t xml:space="preserve"> </w:t>
-      </w:r>
-      <w:r>
-        <w:t xml:space="preserve">power suit, an armored exoskeleton likened to</w:t>
-      </w:r>
-      <w:r>
-        <w:t xml:space="preserve"> </w:t>
-      </w:r>
-      <w:r>
-        <w:t xml:space="preserve">“</w:t>
-      </w:r>
-      <w:r>
-        <w:t xml:space="preserve">a slow, sweaty tank you can wear</w:t>
-      </w:r>
-      <w:r>
-        <w:t xml:space="preserve">”</w:t>
-      </w:r>
-      <w:r>
-        <w:t xml:space="preserve">. Some credited the AS-I corps with victory in Vietnam, but the Pentagon dropped the program after the war in 1973. EPAOC members persuaded the Justice Department to adopt it as an alternative to Operant agents, and the first ExLAW Aegis pilots went into service in January 1974. Steady improvements through the 1970s and 1980s made the suits a tactical success.</w:t>
-      </w:r>
-    </w:p>
-    <w:p>
-      <w:pPr>
-        <w:pStyle w:val="BodyText"/>
-      </w:pPr>
-      <w:r>
-        <w:t xml:space="preserve">Local police were slow to trust ExLAW until its agents captured</w:t>
-      </w:r>
-      <w:r>
-        <w:t xml:space="preserve"> </w:t>
-      </w:r>
-      <w:r>
-        <w:rPr>
-          <w:bCs/>
-          <w:b/>
-        </w:rPr>
-        <w:t xml:space="preserve">General Markum</w:t>
-      </w:r>
-      <w:r>
-        <w:t xml:space="preserve"> </w:t>
-      </w:r>
-      <w:r>
-        <w:t xml:space="preserve">and his renegades. ExLAW’s enforcement of the EPA estranged the unofficial teams, many of whom refused to register and kept their secret identities. Hamilton answered with</w:t>
-      </w:r>
-      <w:r>
-        <w:t xml:space="preserve"> </w:t>
-      </w:r>
-      <w:r>
-        <w:rPr>
-          <w:bCs/>
-          <w:b/>
-        </w:rPr>
-        <w:t xml:space="preserve">Reserve Agent</w:t>
-      </w:r>
-      <w:r>
-        <w:t xml:space="preserve"> </w:t>
-      </w:r>
-      <w:r>
-        <w:t xml:space="preserve">status: masked Operants could register while their identities stayed sealed. The EPA let the Director grant false identities to agents at risk, and no one but the Director or the Attorney General could open an agent’s file without a criminal warrant. Hamilton extended that protection, quietly and often, to every Reserve Agent.</w:t>
-      </w:r>
-    </w:p>
-    <w:p>
-      <w:pPr>
-        <w:pStyle w:val="BodyText"/>
-      </w:pPr>
-      <w:r>
-        <w:t xml:space="preserve">Reserve status had a price. Reserve Agents were held to police procedure and liable for any damage they caused. In</w:t>
-      </w:r>
-      <w:r>
-        <w:t xml:space="preserve"> </w:t>
-      </w:r>
-      <w:r>
-        <w:rPr>
-          <w:bCs/>
-          <w:b/>
-        </w:rPr>
-        <w:t xml:space="preserve">1973</w:t>
-      </w:r>
-      <w:r>
-        <w:t xml:space="preserve"> </w:t>
-      </w:r>
-      <w:r>
-        <w:rPr>
-          <w:bCs/>
-          <w:b/>
-        </w:rPr>
-        <w:t xml:space="preserve">Warlord I</w:t>
-      </w:r>
-      <w:r>
-        <w:t xml:space="preserve"> </w:t>
-      </w:r>
-      <w:r>
-        <w:t xml:space="preserve">fought the criminal</w:t>
-      </w:r>
-      <w:r>
-        <w:t xml:space="preserve"> </w:t>
-      </w:r>
-      <w:r>
-        <w:rPr>
-          <w:bCs/>
-          <w:b/>
-        </w:rPr>
-        <w:t xml:space="preserve">Armageddon</w:t>
-      </w:r>
-      <w:r>
-        <w:t xml:space="preserve"> </w:t>
-      </w:r>
-      <w:r>
-        <w:t xml:space="preserve">in an apartment block; Armageddon’s charges brought the building down and killed hundreds. Warlord was convicted of reckless endangerment and died in a prison riot. Some heroes refused Hamilton’s offer and stayed unsanctioned; Hamilton kept his agents focused on the Operants who endangered the public, and let the rest be.</w:t>
-      </w:r>
-    </w:p>
-    <w:p>
-      <w:pPr>
-        <w:pStyle w:val="BodyText"/>
-      </w:pPr>
-      <w:r>
-        <w:t xml:space="preserve">In</w:t>
-      </w:r>
-      <w:r>
-        <w:t xml:space="preserve"> </w:t>
-      </w:r>
-      <w:r>
-        <w:rPr>
-          <w:bCs/>
-          <w:b/>
-        </w:rPr>
-        <w:t xml:space="preserve">1977</w:t>
-      </w:r>
-      <w:r>
-        <w:t xml:space="preserve"> </w:t>
-      </w:r>
-      <w:r>
-        <w:t xml:space="preserve">Hamilton’s protégé</w:t>
-      </w:r>
-      <w:r>
-        <w:t xml:space="preserve"> </w:t>
-      </w:r>
-      <w:r>
-        <w:rPr>
-          <w:bCs/>
-          <w:b/>
-        </w:rPr>
-        <w:t xml:space="preserve">Johnny Vanroy</w:t>
-      </w:r>
-      <w:r>
-        <w:t xml:space="preserve">, Mr. Power, was arrested for the murder of heiress Lita Weston. He was cleared, but left ExLAW in 1978, and the EPAOC never stopped accusing Hamilton of favoritism. By</w:t>
-      </w:r>
-      <w:r>
-        <w:t xml:space="preserve"> </w:t>
-      </w:r>
-      <w:r>
-        <w:rPr>
-          <w:bCs/>
-          <w:b/>
-        </w:rPr>
-        <w:t xml:space="preserve">1982</w:t>
-      </w:r>
-      <w:r>
-        <w:t xml:space="preserve"> </w:t>
-      </w:r>
-      <w:r>
-        <w:t xml:space="preserve">ExLAW had more than thirty full-time Operant agents and fifty AS-III pilots. That year a cell of terrorist Operants led by</w:t>
-      </w:r>
-      <w:r>
-        <w:t xml:space="preserve"> </w:t>
-      </w:r>
-      <w:r>
-        <w:rPr>
-          <w:bCs/>
-          <w:b/>
-        </w:rPr>
-        <w:t xml:space="preserve">Autuarch</w:t>
-      </w:r>
-      <w:r>
-        <w:t xml:space="preserve"> </w:t>
-      </w:r>
-      <w:r>
-        <w:t xml:space="preserve">attacked the</w:t>
-      </w:r>
-      <w:r>
-        <w:t xml:space="preserve"> </w:t>
-      </w:r>
-      <w:r>
-        <w:rPr>
-          <w:bCs/>
-          <w:b/>
-        </w:rPr>
-        <w:t xml:space="preserve">US Capitol</w:t>
-      </w:r>
-      <w:r>
-        <w:t xml:space="preserve">. ExLAW tracked them to Los Angeles and captured all but a few; Autuarch escaped to Argentina and founded the</w:t>
-      </w:r>
-      <w:r>
-        <w:t xml:space="preserve"> </w:t>
-      </w:r>
-      <w:r>
-        <w:rPr>
-          <w:bCs/>
-          <w:b/>
-        </w:rPr>
-        <w:t xml:space="preserve">White Hand</w:t>
-      </w:r>
-      <w:r>
-        <w:t xml:space="preserve">.</w:t>
-      </w:r>
-    </w:p>
-    <w:bookmarkEnd w:id="77"/>
-    <w:bookmarkStart w:id="78" w:name="the-second-wave"/>
-    <w:p>
-      <w:pPr>
-        <w:pStyle w:val="Heading2"/>
-      </w:pPr>
-      <w:r>
-        <w:t xml:space="preserve">The Second Wave</w:t>
-      </w:r>
-    </w:p>
-    <w:p>
-      <w:pPr>
-        <w:pStyle w:val="FirstParagraph"/>
-      </w:pPr>
-      <w:r>
-        <w:t xml:space="preserve">In</w:t>
-      </w:r>
-      <w:r>
-        <w:t xml:space="preserve"> </w:t>
-      </w:r>
-      <w:r>
-        <w:rPr>
-          <w:bCs/>
-          <w:b/>
-        </w:rPr>
-        <w:t xml:space="preserve">1985</w:t>
-      </w:r>
-      <w:r>
-        <w:t xml:space="preserve"> </w:t>
-      </w:r>
-      <w:r>
-        <w:t xml:space="preserve">Hamilton retired. Months later the</w:t>
-      </w:r>
-      <w:r>
-        <w:t xml:space="preserve"> </w:t>
-      </w:r>
-      <w:r>
-        <w:rPr>
-          <w:bCs/>
-          <w:b/>
-        </w:rPr>
-        <w:t xml:space="preserve">Second Wave</w:t>
-      </w:r>
-      <w:r>
-        <w:t xml:space="preserve"> </w:t>
-      </w:r>
-      <w:r>
-        <w:t xml:space="preserve">came: a new surge of awakenings across the world, just after</w:t>
-      </w:r>
-      <w:r>
-        <w:t xml:space="preserve"> </w:t>
-      </w:r>
-      <w:r>
-        <w:rPr>
-          <w:bCs/>
-          <w:b/>
-        </w:rPr>
-        <w:t xml:space="preserve">John Marcus Mars Jr.</w:t>
-      </w:r>
-      <w:r>
-        <w:t xml:space="preserve">, Merlin’s chosen heir, defeated Mordred and Morgan le Fay in a final battle he barely survived. Thousands of new Operants appeared, many of them young, frightened and dangerous.</w:t>
-      </w:r>
-    </w:p>
-    <w:p>
-      <w:pPr>
-        <w:pStyle w:val="BodyText"/>
-      </w:pPr>
-      <w:r>
-        <w:t xml:space="preserve">President Ronald Reagan appointed</w:t>
-      </w:r>
-      <w:r>
-        <w:t xml:space="preserve"> </w:t>
-      </w:r>
-      <w:r>
-        <w:rPr>
-          <w:bCs/>
-          <w:b/>
-        </w:rPr>
-        <w:t xml:space="preserve">Dr. Allison Manchester</w:t>
-      </w:r>
-      <w:r>
-        <w:t xml:space="preserve">, the architect of</w:t>
-      </w:r>
-      <w:r>
-        <w:t xml:space="preserve"> </w:t>
-      </w:r>
-      <w:r>
-        <w:rPr>
-          <w:bCs/>
-          <w:b/>
-        </w:rPr>
-        <w:t xml:space="preserve">Raster Seven</w:t>
-      </w:r>
-      <w:r>
-        <w:t xml:space="preserve">, the underground Operant prison the civil-rights community calls</w:t>
-      </w:r>
-      <w:r>
-        <w:t xml:space="preserve"> </w:t>
-      </w:r>
-      <w:r>
-        <w:rPr>
-          <w:iCs/>
-          <w:i/>
-        </w:rPr>
-        <w:t xml:space="preserve">Tartarus</w:t>
-      </w:r>
-      <w:r>
-        <w:t xml:space="preserve">. In</w:t>
-      </w:r>
-      <w:r>
-        <w:t xml:space="preserve"> </w:t>
-      </w:r>
-      <w:r>
-        <w:rPr>
-          <w:bCs/>
-          <w:b/>
-        </w:rPr>
-        <w:t xml:space="preserve">1986</w:t>
-      </w:r>
-      <w:r>
-        <w:t xml:space="preserve"> </w:t>
-      </w:r>
-      <w:r>
-        <w:t xml:space="preserve">ExLAW turned paramilitary: hunt down every non-registered Operant. Manchester expanded the AS-III and AS-IV units, rescinded Reserve status and made no secret of her distrust of Operants. The old-guard heroes and a younger, angrier generation split. The</w:t>
-      </w:r>
-      <w:r>
-        <w:t xml:space="preserve"> </w:t>
-      </w:r>
-      <w:r>
-        <w:rPr>
-          <w:bCs/>
-          <w:b/>
-        </w:rPr>
-        <w:t xml:space="preserve">1993 Los Angeles protests</w:t>
-      </w:r>
-      <w:r>
-        <w:t xml:space="preserve"> </w:t>
-      </w:r>
-      <w:r>
-        <w:t xml:space="preserve">against ExLAW’s methods, during a Senate debate on stripping secret-identity protections, wrecked the Coliseum and won ExLAW a wider mandate. The</w:t>
-      </w:r>
-      <w:r>
-        <w:t xml:space="preserve"> </w:t>
-      </w:r>
-      <w:r>
-        <w:rPr>
-          <w:bCs/>
-          <w:b/>
-        </w:rPr>
-        <w:t xml:space="preserve">AS-V</w:t>
-      </w:r>
-      <w:r>
-        <w:t xml:space="preserve">, with</w:t>
-      </w:r>
-      <w:r>
-        <w:t xml:space="preserve"> </w:t>
-      </w:r>
-      <w:r>
-        <w:t xml:space="preserve">“</w:t>
-      </w:r>
-      <w:r>
-        <w:t xml:space="preserve">positive response controls</w:t>
-      </w:r>
-      <w:r>
-        <w:t xml:space="preserve">”</w:t>
-      </w:r>
-      <w:r>
-        <w:t xml:space="preserve"> </w:t>
-      </w:r>
-      <w:r>
-        <w:t xml:space="preserve">that stopped the suits straining their pilots’ muscles, arrived in 1995. That year Manchester released every Operant agent from ExLAW; some went to the FBI, some retired, and some turned to crime.</w:t>
-      </w:r>
-    </w:p>
-    <w:p>
-      <w:pPr>
-        <w:pStyle w:val="BodyText"/>
-      </w:pPr>
-      <w:r>
-        <w:t xml:space="preserve">On</w:t>
-      </w:r>
-      <w:r>
-        <w:t xml:space="preserve"> </w:t>
-      </w:r>
-      <w:r>
-        <w:rPr>
-          <w:bCs/>
-          <w:b/>
-        </w:rPr>
-        <w:t xml:space="preserve">December 15th, 1996</w:t>
-      </w:r>
-      <w:r>
-        <w:t xml:space="preserve">, Raster Seven was breached for the first time. Fifteen of America’s most dangerous Operants escaped and nineteen died. Nine were recaptured; six reached Argentina and the White Hand.</w:t>
-      </w:r>
-    </w:p>
-    <w:p>
-      <w:pPr>
-        <w:pStyle w:val="BodyText"/>
-      </w:pPr>
-      <w:r>
-        <w:t xml:space="preserve">From 1998 to 2000 the UN built</w:t>
-      </w:r>
-      <w:r>
-        <w:t xml:space="preserve"> </w:t>
-      </w:r>
-      <w:r>
-        <w:rPr>
-          <w:bCs/>
-          <w:b/>
-        </w:rPr>
-        <w:t xml:space="preserve">Raster Eight</w:t>
-      </w:r>
-      <w:r>
-        <w:t xml:space="preserve"> </w:t>
-      </w:r>
-      <w:r>
-        <w:t xml:space="preserve">in low Earth orbit, and</w:t>
-      </w:r>
-      <w:r>
-        <w:t xml:space="preserve"> </w:t>
-      </w:r>
-      <w:r>
-        <w:rPr>
-          <w:bCs/>
-          <w:b/>
-        </w:rPr>
-        <w:t xml:space="preserve">Interpol</w:t>
-      </w:r>
-      <w:r>
-        <w:t xml:space="preserve"> </w:t>
-      </w:r>
-      <w:r>
-        <w:t xml:space="preserve">opened its Operant division, pooling the police of the US, the Commonwealth of Independent States, Britain, China and many others against terrorism and Operant crime.</w:t>
-      </w:r>
-    </w:p>
-    <w:bookmarkEnd w:id="78"/>
-    <w:bookmarkStart w:id="79" w:name="a-new-century"/>
-    <w:p>
-      <w:pPr>
-        <w:pStyle w:val="Heading2"/>
-      </w:pPr>
-      <w:r>
-        <w:t xml:space="preserve">A new century</w:t>
-      </w:r>
-    </w:p>
-    <w:p>
-      <w:pPr>
-        <w:pStyle w:val="FirstParagraph"/>
-      </w:pPr>
-      <w:r>
-        <w:t xml:space="preserve">President</w:t>
-      </w:r>
-      <w:r>
-        <w:t xml:space="preserve"> </w:t>
-      </w:r>
-      <w:r>
-        <w:rPr>
-          <w:bCs/>
-          <w:b/>
-        </w:rPr>
-        <w:t xml:space="preserve">John McCain</w:t>
-      </w:r>
-      <w:r>
-        <w:t xml:space="preserve"> </w:t>
-      </w:r>
-      <w:r>
-        <w:t xml:space="preserve">(2001–2009) wanted a director who could bridge the gap with the Operant community. He persuaded Manchester to retire and appointed</w:t>
-      </w:r>
-      <w:r>
-        <w:t xml:space="preserve"> </w:t>
-      </w:r>
-      <w:r>
-        <w:rPr>
-          <w:bCs/>
-          <w:b/>
-        </w:rPr>
-        <w:t xml:space="preserve">Juan Rodriguez</w:t>
-      </w:r>
-      <w:r>
-        <w:t xml:space="preserve">, a surgeon, author and former Power Legion member, who restored Reserve status and brought six Operant FBI agents into ExLAW.</w:t>
-      </w:r>
-    </w:p>
-    <w:p>
-      <w:pPr>
-        <w:pStyle w:val="BodyText"/>
-      </w:pPr>
-      <w:r>
-        <w:rPr>
-          <w:bCs/>
-          <w:b/>
-        </w:rPr>
-        <w:t xml:space="preserve">October 9th, 2001.</w:t>
-      </w:r>
-      <w:r>
-        <w:t xml:space="preserve"> </w:t>
-      </w:r>
-      <w:r>
-        <w:t xml:space="preserve">A White Hand cell, three Raster Seven escapees backed by conventional bombers, brought down the Sears Tower and two neighboring towers in Chicago’s Loop, killing more than 2,000 people. Autuarch claimed the attack within the hour. The investigations showed that Operant and ordinary agents had warned of activity in Buenos Aires and Chicago and been ignored, because the CIA and FBI didn’t trust their own Operant agents. The</w:t>
-      </w:r>
-      <w:r>
-        <w:t xml:space="preserve"> </w:t>
-      </w:r>
-      <w:r>
-        <w:rPr>
-          <w:bCs/>
-          <w:b/>
-        </w:rPr>
-        <w:t xml:space="preserve">Department of Homeland Security</w:t>
-      </w:r>
-      <w:r>
-        <w:t xml:space="preserve"> </w:t>
-      </w:r>
-      <w:r>
-        <w:t xml:space="preserve">was created; ExLAW moved under it, Rodriguez became Deputy Director of DHS, and</w:t>
-      </w:r>
-      <w:r>
-        <w:t xml:space="preserve"> </w:t>
-      </w:r>
-      <w:r>
-        <w:rPr>
-          <w:bCs/>
-          <w:b/>
-        </w:rPr>
-        <w:t xml:space="preserve">Garret Cane</w:t>
-      </w:r>
-      <w:r>
-        <w:t xml:space="preserve">, ExLAW’s non-Operant chief of operations, became Director.</w:t>
-      </w:r>
-    </w:p>
-    <w:p>
-      <w:pPr>
-        <w:pStyle w:val="BodyText"/>
-      </w:pPr>
-      <w:r>
-        <w:t xml:space="preserve">That same year</w:t>
-      </w:r>
-      <w:r>
-        <w:t xml:space="preserve"> </w:t>
-      </w:r>
-      <w:r>
-        <w:rPr>
-          <w:bCs/>
-          <w:b/>
-        </w:rPr>
-        <w:t xml:space="preserve">Iran’s Islamic Republic fell</w:t>
-      </w:r>
-      <w:r>
-        <w:t xml:space="preserve">. Months of strikes and street protests became a revolution led by a coalition of communist and socialist parties, which proclaimed the secular</w:t>
-      </w:r>
-      <w:r>
-        <w:t xml:space="preserve"> </w:t>
-      </w:r>
-      <w:r>
-        <w:rPr>
-          <w:bCs/>
-          <w:b/>
-        </w:rPr>
-        <w:t xml:space="preserve">People’s Republic of Iran</w:t>
-      </w:r>
-      <w:r>
-        <w:t xml:space="preserve">. Washington, unsure whether to welcome or fear it, has kept it at arm’s length ever since.</w:t>
+        <w:t xml:space="preserve">The survivors didn’t all come through unchanged. The auroras were the</w:t>
+      </w:r>
+      <w:r>
+        <w:t xml:space="preserve"> </w:t>
+      </w:r>
+      <w:r>
+        <w:rPr>
+          <w:bCs/>
+          <w:b/>
+        </w:rPr>
+        <w:t xml:space="preserve">First Wave</w:t>
+      </w:r>
+      <w:r>
+        <w:t xml:space="preserve">: the night the first generation of Operants awoke.</w:t>
       </w:r>
     </w:p>
     <w:p>
@@ -16028,39 +15364,26 @@
           <w:bCs/>
           <w:b/>
         </w:rPr>
-        <w:t xml:space="preserve">2002–2004.</w:t>
-      </w:r>
-      <w:r>
-        <w:t xml:space="preserve"> </w:t>
-      </w:r>
-      <w:r>
-        <w:t xml:space="preserve">Under Cane, ExLAW became a publicity engine: televised rescues and recruiting drives. Operant and AS-6 units spearheaded the UN-led</w:t>
-      </w:r>
-      <w:r>
-        <w:t xml:space="preserve"> </w:t>
-      </w:r>
-      <w:r>
-        <w:rPr>
-          <w:bCs/>
-          <w:b/>
-        </w:rPr>
-        <w:t xml:space="preserve">invasion of Iraq</w:t>
-      </w:r>
-      <w:r>
-        <w:t xml:space="preserve">, which had sheltered White Hand training camps. ExLAW and Interpol turned on the White Hand and the</w:t>
-      </w:r>
-      <w:r>
-        <w:t xml:space="preserve"> </w:t>
-      </w:r>
-      <w:r>
-        <w:rPr>
-          <w:bCs/>
-          <w:b/>
-        </w:rPr>
-        <w:t xml:space="preserve">Morcain</w:t>
-      </w:r>
-      <w:r>
-        <w:t xml:space="preserve">.</w:t>
+        <w:t xml:space="preserve">June 1938.</w:t>
+      </w:r>
+      <w:r>
+        <w:t xml:space="preserve"> </w:t>
+      </w:r>
+      <w:r>
+        <w:t xml:space="preserve">Herbert Unler, an American occult scholar, became the first non-Briton recruited to the</w:t>
+      </w:r>
+      <w:r>
+        <w:t xml:space="preserve"> </w:t>
+      </w:r>
+      <w:r>
+        <w:rPr>
+          <w:bCs/>
+          <w:b/>
+        </w:rPr>
+        <w:t xml:space="preserve">Shadow Knights</w:t>
+      </w:r>
+      <w:r>
+        <w:t xml:space="preserve">, after he banished a demon in Boston: the first mystical creature seen in more than a century.</w:t>
       </w:r>
     </w:p>
     <w:p>
@@ -16076,29 +15399,29 @@
           <w:bCs/>
           <w:b/>
         </w:rPr>
-        <w:t xml:space="preserve">2006.</w:t>
-      </w:r>
-      <w:r>
-        <w:t xml:space="preserve"> </w:t>
-      </w:r>
-      <w:r>
-        <w:t xml:space="preserve">Congress approved ExLAW’s</w:t>
-      </w:r>
-      <w:r>
-        <w:t xml:space="preserve"> </w:t>
-      </w:r>
-      <w:r>
-        <w:rPr>
-          <w:bCs/>
-          <w:b/>
-        </w:rPr>
-        <w:t xml:space="preserve">regional commands</w:t>
-      </w:r>
-      <w:r>
-        <w:t xml:space="preserve"> </w:t>
-      </w:r>
-      <w:r>
-        <w:t xml:space="preserve">over police objections: six regional offices, each with its own Operant team and Aegis wing.</w:t>
+        <w:t xml:space="preserve">August 1938.</w:t>
+      </w:r>
+      <w:r>
+        <w:t xml:space="preserve"> </w:t>
+      </w:r>
+      <w:r>
+        <w:t xml:space="preserve">Without Hitler, the National Socialist movement fell apart. The SS became a quasi-mystical order, and</w:t>
+      </w:r>
+      <w:r>
+        <w:t xml:space="preserve"> </w:t>
+      </w:r>
+      <w:r>
+        <w:rPr>
+          <w:bCs/>
+          <w:b/>
+        </w:rPr>
+        <w:t xml:space="preserve">Zarloff the Elder</w:t>
+      </w:r>
+      <w:r>
+        <w:t xml:space="preserve"> </w:t>
+      </w:r>
+      <w:r>
+        <w:t xml:space="preserve">appeared to a cell of initiates in Berlin, promising them the new world order Hitler had dreamed of.</w:t>
       </w:r>
     </w:p>
     <w:p>
@@ -16114,65 +15437,897 @@
           <w:bCs/>
           <w:b/>
         </w:rPr>
-        <w:t xml:space="preserve">2007.</w:t>
-      </w:r>
-      <w:r>
-        <w:t xml:space="preserve"> </w:t>
-      </w:r>
-      <w:r>
-        <w:t xml:space="preserve">The Foundation’s enforcer</w:t>
-      </w:r>
-      <w:r>
-        <w:t xml:space="preserve"> </w:t>
-      </w:r>
-      <w:r>
-        <w:rPr>
-          <w:bCs/>
-          <w:b/>
-        </w:rPr>
-        <w:t xml:space="preserve">Sergei Grachyov</w:t>
-      </w:r>
-      <w:r>
-        <w:t xml:space="preserve"> </w:t>
-      </w:r>
-      <w:r>
-        <w:t xml:space="preserve">fought the Atomic Man in Washington, and the</w:t>
-      </w:r>
-      <w:r>
-        <w:t xml:space="preserve"> </w:t>
-      </w:r>
-      <w:r>
-        <w:rPr>
-          <w:bCs/>
-          <w:b/>
-        </w:rPr>
-        <w:t xml:space="preserve">Washington Monument</w:t>
-      </w:r>
-      <w:r>
-        <w:t xml:space="preserve"> </w:t>
-      </w:r>
-      <w:r>
-        <w:t xml:space="preserve">fell. Both walked away.</w:t>
-      </w:r>
-    </w:p>
-    <w:p>
-      <w:pPr>
-        <w:numPr>
-          <w:ilvl w:val="0"/>
-          <w:numId w:val="1015"/>
-        </w:numPr>
-        <w:pStyle w:val="Compact"/>
-      </w:pPr>
-      <w:r>
-        <w:rPr>
-          <w:bCs/>
-          <w:b/>
-        </w:rPr>
-        <w:t xml:space="preserve">2009.</w:t>
-      </w:r>
-      <w:r>
-        <w:t xml:space="preserve"> </w:t>
-      </w:r>
+        <w:t xml:space="preserve">1941–1945.</w:t>
+      </w:r>
+      <w:r>
+        <w:t xml:space="preserve"> </w:t>
+      </w:r>
+      <w:r>
+        <w:t xml:space="preserve">At least thirty Operants served secretly in the militaries of six nations, Germany among them.</w:t>
+      </w:r>
+      <w:r>
+        <w:t xml:space="preserve"> </w:t>
+      </w:r>
+      <w:r>
+        <w:rPr>
+          <w:bCs/>
+          <w:b/>
+        </w:rPr>
+        <w:t xml:space="preserve">Hector Gonzalez</w:t>
+      </w:r>
+      <w:r>
+        <w:t xml:space="preserve">, Nikola Tesla’s assistant, received</w:t>
+      </w:r>
+      <w:r>
+        <w:t xml:space="preserve"> </w:t>
+      </w:r>
+      <w:r>
+        <w:rPr>
+          <w:bCs/>
+          <w:b/>
+        </w:rPr>
+        <w:t xml:space="preserve">Ambrosia</w:t>
+      </w:r>
+      <w:r>
+        <w:t xml:space="preserve"> </w:t>
+      </w:r>
+      <w:r>
+        <w:t xml:space="preserve">in 1943 and became</w:t>
+      </w:r>
+      <w:r>
+        <w:t xml:space="preserve"> </w:t>
+      </w:r>
+      <w:r>
+        <w:rPr>
+          <w:bCs/>
+          <w:b/>
+        </w:rPr>
+        <w:t xml:space="preserve">Mr. Marvel</w:t>
+      </w:r>
+      <w:r>
+        <w:t xml:space="preserve">; the immortal</w:t>
+      </w:r>
+      <w:r>
+        <w:t xml:space="preserve"> </w:t>
+      </w:r>
+      <w:r>
+        <w:rPr>
+          <w:bCs/>
+          <w:b/>
+        </w:rPr>
+        <w:t xml:space="preserve">Ivory Phoenix</w:t>
+      </w:r>
+      <w:r>
+        <w:t xml:space="preserve"> </w:t>
+      </w:r>
+      <w:r>
+        <w:t xml:space="preserve">fought for the Allies and destroyed the first Steel Falcon.</w:t>
+      </w:r>
+    </w:p>
+    <w:bookmarkEnd w:id="75"/>
+    <w:bookmarkStart w:id="76" w:name="the-public-years"/>
+    <w:p>
+      <w:pPr>
+        <w:pStyle w:val="Heading2"/>
+      </w:pPr>
+      <w:r>
+        <w:t xml:space="preserve">The public years</w:t>
+      </w:r>
+    </w:p>
+    <w:p>
+      <w:pPr>
+        <w:pStyle w:val="FirstParagraph"/>
+      </w:pPr>
+      <w:r>
+        <w:t xml:space="preserve">In</w:t>
+      </w:r>
+      <w:r>
+        <w:t xml:space="preserve"> </w:t>
+      </w:r>
+      <w:r>
+        <w:rPr>
+          <w:bCs/>
+          <w:b/>
+        </w:rPr>
+        <w:t xml:space="preserve">1952</w:t>
+      </w:r>
+      <w:r>
+        <w:t xml:space="preserve"> </w:t>
+      </w:r>
+      <w:r>
+        <w:t xml:space="preserve">a highly publicized battle between US Army forces and unidentified assailants at</w:t>
+      </w:r>
+      <w:r>
+        <w:t xml:space="preserve"> </w:t>
+      </w:r>
+      <w:r>
+        <w:rPr>
+          <w:bCs/>
+          <w:b/>
+        </w:rPr>
+        <w:t xml:space="preserve">Fort Knox</w:t>
+      </w:r>
+      <w:r>
+        <w:t xml:space="preserve">, together with growing reports from around the world, forced the public to accept that people with powers existed. In the same year the first</w:t>
+      </w:r>
+      <w:r>
+        <w:t xml:space="preserve"> </w:t>
+      </w:r>
+      <w:r>
+        <w:rPr>
+          <w:bCs/>
+          <w:b/>
+        </w:rPr>
+        <w:t xml:space="preserve">Hephaestus Keys</w:t>
+      </w:r>
+      <w:r>
+        <w:t xml:space="preserve"> </w:t>
+      </w:r>
+      <w:r>
+        <w:t xml:space="preserve">were found in London, and Lord Colslo used one to open the Celtic Gate to Avalon.</w:t>
+      </w:r>
+    </w:p>
+    <w:p>
+      <w:pPr>
+        <w:pStyle w:val="BodyText"/>
+      </w:pPr>
+      <w:r>
+        <w:t xml:space="preserve">Senator Edward McCarthy led the campaign against the</w:t>
+      </w:r>
+      <w:r>
+        <w:t xml:space="preserve"> </w:t>
+      </w:r>
+      <w:r>
+        <w:t xml:space="preserve">“</w:t>
+      </w:r>
+      <w:r>
+        <w:t xml:space="preserve">abnormal powers</w:t>
+      </w:r>
+      <w:r>
+        <w:t xml:space="preserve">”</w:t>
+      </w:r>
+      <w:r>
+        <w:t xml:space="preserve"> </w:t>
+      </w:r>
+      <w:r>
+        <w:t xml:space="preserve">menace. Congress passed the</w:t>
+      </w:r>
+      <w:r>
+        <w:t xml:space="preserve"> </w:t>
+      </w:r>
+      <w:r>
+        <w:rPr>
+          <w:bCs/>
+          <w:b/>
+        </w:rPr>
+        <w:t xml:space="preserve">Human Powers Control Act</w:t>
+      </w:r>
+      <w:r>
+        <w:t xml:space="preserve">, requiring the registration of all</w:t>
+      </w:r>
+      <w:r>
+        <w:t xml:space="preserve"> </w:t>
+      </w:r>
+      <w:r>
+        <w:t xml:space="preserve">“</w:t>
+      </w:r>
+      <w:r>
+        <w:t xml:space="preserve">citizens with operant capabilities outside the human physiological norms</w:t>
+      </w:r>
+      <w:r>
+        <w:t xml:space="preserve">”</w:t>
+      </w:r>
+      <w:r>
+        <w:t xml:space="preserve">: the origin of the official term,</w:t>
+      </w:r>
+      <w:r>
+        <w:t xml:space="preserve"> </w:t>
+      </w:r>
+      <w:r>
+        <w:rPr>
+          <w:bCs/>
+          <w:b/>
+        </w:rPr>
+        <w:t xml:space="preserve">Operants</w:t>
+      </w:r>
+      <w:r>
+        <w:t xml:space="preserve">. No one could agree how to register or enforce anything, and only one warrant was ever issued under the HPCA, for</w:t>
+      </w:r>
+      <w:r>
+        <w:t xml:space="preserve"> </w:t>
+      </w:r>
+      <w:r>
+        <w:rPr>
+          <w:bCs/>
+          <w:b/>
+        </w:rPr>
+        <w:t xml:space="preserve">Charlie Swift</w:t>
+      </w:r>
+      <w:r>
+        <w:t xml:space="preserve">, the</w:t>
+      </w:r>
+      <w:r>
+        <w:t xml:space="preserve"> </w:t>
+      </w:r>
+      <w:r>
+        <w:t xml:space="preserve">“</w:t>
+      </w:r>
+      <w:r>
+        <w:t xml:space="preserve">fastest man alive</w:t>
+      </w:r>
+      <w:r>
+        <w:t xml:space="preserve">”</w:t>
+      </w:r>
+      <w:r>
+        <w:t xml:space="preserve">, a popular critic of the government. He was shot during the botched arrest, spent a year in a coma, lost his powers and drank himself out of public life. McCarthy was censured and ousted.</w:t>
+      </w:r>
+    </w:p>
+    <w:p>
+      <w:pPr>
+        <w:pStyle w:val="BodyText"/>
+      </w:pPr>
+      <w:r>
+        <w:t xml:space="preserve">Untrained police couldn’t deal with powered crime, so unsanctioned teams of Operants and ordinary volunteers stepped in. The most respected was the</w:t>
+      </w:r>
+      <w:r>
+        <w:t xml:space="preserve"> </w:t>
+      </w:r>
+      <w:r>
+        <w:rPr>
+          <w:bCs/>
+          <w:b/>
+        </w:rPr>
+        <w:t xml:space="preserve">Power Legion</w:t>
+      </w:r>
+      <w:r>
+        <w:t xml:space="preserve">, led by</w:t>
+      </w:r>
+      <w:r>
+        <w:t xml:space="preserve"> </w:t>
+      </w:r>
+      <w:r>
+        <w:rPr>
+          <w:bCs/>
+          <w:b/>
+        </w:rPr>
+        <w:t xml:space="preserve">Mr. Marvel</w:t>
+      </w:r>
+      <w:r>
+        <w:t xml:space="preserve">,</w:t>
+      </w:r>
+      <w:r>
+        <w:t xml:space="preserve"> </w:t>
+      </w:r>
+      <w:r>
+        <w:rPr>
+          <w:iCs/>
+          <w:i/>
+        </w:rPr>
+        <w:t xml:space="preserve">maravilla del señor</w:t>
+      </w:r>
+      <w:r>
+        <w:t xml:space="preserve">, a World War II hero whose popularity crossed the color lines of 1950s America. The Legion supported law enforcement along the East Coast until it was forcibly disbanded during the</w:t>
+      </w:r>
+      <w:r>
+        <w:t xml:space="preserve"> </w:t>
+      </w:r>
+      <w:r>
+        <w:rPr>
+          <w:bCs/>
+          <w:b/>
+        </w:rPr>
+        <w:t xml:space="preserve">Khatorsi Crisis of 1968</w:t>
+      </w:r>
+      <w:r>
+        <w:t xml:space="preserve">. Its paramilitary uniforms set the style for every public team that followed.</w:t>
+      </w:r>
+    </w:p>
+    <w:p>
+      <w:pPr>
+        <w:pStyle w:val="BodyText"/>
+      </w:pPr>
+      <w:r>
+        <w:t xml:space="preserve">In</w:t>
+      </w:r>
+      <w:r>
+        <w:t xml:space="preserve"> </w:t>
+      </w:r>
+      <w:r>
+        <w:rPr>
+          <w:bCs/>
+          <w:b/>
+        </w:rPr>
+        <w:t xml:space="preserve">1959</w:t>
+      </w:r>
+      <w:r>
+        <w:t xml:space="preserve"> </w:t>
+      </w:r>
+      <w:r>
+        <w:t xml:space="preserve">Dr. Richard Kennedy was bathed in a runaway reactor’s radiation and bonded to an entity from beyond:</w:t>
+      </w:r>
+      <w:r>
+        <w:t xml:space="preserve"> </w:t>
+      </w:r>
+      <w:r>
+        <w:rPr>
+          <w:bCs/>
+          <w:b/>
+        </w:rPr>
+        <w:t xml:space="preserve">the Atomic Man</w:t>
+      </w:r>
+      <w:r>
+        <w:t xml:space="preserve">.</w:t>
+      </w:r>
+    </w:p>
+    <w:bookmarkEnd w:id="76"/>
+    <w:bookmarkStart w:id="77" w:name="exlaw"/>
+    <w:p>
+      <w:pPr>
+        <w:pStyle w:val="Heading2"/>
+      </w:pPr>
+      <w:r>
+        <w:t xml:space="preserve">ExLAW</w:t>
+      </w:r>
+    </w:p>
+    <w:p>
+      <w:pPr>
+        <w:pStyle w:val="FirstParagraph"/>
+      </w:pPr>
+      <w:r>
+        <w:t xml:space="preserve">In</w:t>
+      </w:r>
+      <w:r>
+        <w:t xml:space="preserve"> </w:t>
+      </w:r>
+      <w:r>
+        <w:rPr>
+          <w:bCs/>
+          <w:b/>
+        </w:rPr>
+        <w:t xml:space="preserve">1972</w:t>
+      </w:r>
+      <w:r>
+        <w:t xml:space="preserve"> </w:t>
+      </w:r>
+      <w:r>
+        <w:t xml:space="preserve">Congress and President Richard Nixon replaced the HPCA with the</w:t>
+      </w:r>
+      <w:r>
+        <w:t xml:space="preserve"> </w:t>
+      </w:r>
+      <w:r>
+        <w:rPr>
+          <w:bCs/>
+          <w:b/>
+        </w:rPr>
+        <w:t xml:space="preserve">Extraordinary Powers Act (EPA)</w:t>
+      </w:r>
+      <w:r>
+        <w:t xml:space="preserve">, and created the</w:t>
+      </w:r>
+      <w:r>
+        <w:t xml:space="preserve"> </w:t>
+      </w:r>
+      <w:r>
+        <w:rPr>
+          <w:bCs/>
+          <w:b/>
+        </w:rPr>
+        <w:t xml:space="preserve">Extraordinary Law Enforcement Agency (ExLAW)</w:t>
+      </w:r>
+      <w:r>
+        <w:t xml:space="preserve"> </w:t>
+      </w:r>
+      <w:r>
+        <w:t xml:space="preserve">under the Department of Justice to enforce it. A House committee, the</w:t>
+      </w:r>
+      <w:r>
+        <w:t xml:space="preserve"> </w:t>
+      </w:r>
+      <w:r>
+        <w:rPr>
+          <w:bCs/>
+          <w:b/>
+        </w:rPr>
+        <w:t xml:space="preserve">EPA Oversight Commission (EPAOC)</w:t>
+      </w:r>
+      <w:r>
+        <w:t xml:space="preserve">, became its watchdog.</w:t>
+      </w:r>
+    </w:p>
+    <w:p>
+      <w:pPr>
+        <w:pStyle w:val="BodyText"/>
+      </w:pPr>
+      <w:r>
+        <w:t xml:space="preserve">Nixon’s science advisor</w:t>
+      </w:r>
+      <w:r>
+        <w:t xml:space="preserve"> </w:t>
+      </w:r>
+      <w:r>
+        <w:rPr>
+          <w:bCs/>
+          <w:b/>
+        </w:rPr>
+        <w:t xml:space="preserve">Dr. Edmund Hamilton</w:t>
+      </w:r>
+      <w:r>
+        <w:t xml:space="preserve">, an authority on Operants and one of the authors of the EPA, became the first Director. The first agents came from the FBI and the special forces, with law or criminology degrees and top-secret clearance: five Operant investigators and twenty-seven transferred FBI agents, with lawyers and staff behind them.</w:t>
+      </w:r>
+    </w:p>
+    <w:p>
+      <w:pPr>
+        <w:pStyle w:val="BodyText"/>
+      </w:pPr>
+      <w:r>
+        <w:t xml:space="preserve">At the same time the Department of Defense finished testing the</w:t>
+      </w:r>
+      <w:r>
+        <w:t xml:space="preserve"> </w:t>
+      </w:r>
+      <w:r>
+        <w:rPr>
+          <w:bCs/>
+          <w:b/>
+        </w:rPr>
+        <w:t xml:space="preserve">Aegis Series I</w:t>
+      </w:r>
+      <w:r>
+        <w:t xml:space="preserve"> </w:t>
+      </w:r>
+      <w:r>
+        <w:t xml:space="preserve">power suit, an armored exoskeleton likened to</w:t>
+      </w:r>
+      <w:r>
+        <w:t xml:space="preserve"> </w:t>
+      </w:r>
+      <w:r>
+        <w:t xml:space="preserve">“</w:t>
+      </w:r>
+      <w:r>
+        <w:t xml:space="preserve">a slow, sweaty tank you can wear</w:t>
+      </w:r>
+      <w:r>
+        <w:t xml:space="preserve">”</w:t>
+      </w:r>
+      <w:r>
+        <w:t xml:space="preserve">. Some credited the AS-I corps with victory in Vietnam, but the Pentagon dropped the program after the war in 1973. EPAOC members persuaded the Justice Department to adopt it as an alternative to Operant agents, and the first ExLAW Aegis pilots went into service in January 1974. Steady improvements through the 1970s and 1980s made the suits a tactical success.</w:t>
+      </w:r>
+    </w:p>
+    <w:p>
+      <w:pPr>
+        <w:pStyle w:val="BodyText"/>
+      </w:pPr>
+      <w:r>
+        <w:t xml:space="preserve">Local police were slow to trust ExLAW until its agents captured</w:t>
+      </w:r>
+      <w:r>
+        <w:t xml:space="preserve"> </w:t>
+      </w:r>
+      <w:r>
+        <w:rPr>
+          <w:bCs/>
+          <w:b/>
+        </w:rPr>
+        <w:t xml:space="preserve">General Markum</w:t>
+      </w:r>
+      <w:r>
+        <w:t xml:space="preserve"> </w:t>
+      </w:r>
+      <w:r>
+        <w:t xml:space="preserve">and his renegades. ExLAW’s enforcement of the EPA estranged the unofficial teams, many of whom refused to register and kept their secret identities. Hamilton answered with</w:t>
+      </w:r>
+      <w:r>
+        <w:t xml:space="preserve"> </w:t>
+      </w:r>
+      <w:r>
+        <w:rPr>
+          <w:bCs/>
+          <w:b/>
+        </w:rPr>
+        <w:t xml:space="preserve">Reserve Agent</w:t>
+      </w:r>
+      <w:r>
+        <w:t xml:space="preserve"> </w:t>
+      </w:r>
+      <w:r>
+        <w:t xml:space="preserve">status: masked Operants could register while their identities stayed sealed. The EPA let the Director grant false identities to agents at risk, and no one but the Director or the Attorney General could open an agent’s file without a criminal warrant. Hamilton extended that protection, quietly and often, to every Reserve Agent.</w:t>
+      </w:r>
+    </w:p>
+    <w:p>
+      <w:pPr>
+        <w:pStyle w:val="BodyText"/>
+      </w:pPr>
+      <w:r>
+        <w:t xml:space="preserve">Reserve status had a price. Reserve Agents were held to police procedure and liable for any damage they caused. In</w:t>
+      </w:r>
+      <w:r>
+        <w:t xml:space="preserve"> </w:t>
+      </w:r>
+      <w:r>
+        <w:rPr>
+          <w:bCs/>
+          <w:b/>
+        </w:rPr>
+        <w:t xml:space="preserve">1973</w:t>
+      </w:r>
+      <w:r>
+        <w:t xml:space="preserve"> </w:t>
+      </w:r>
+      <w:r>
+        <w:rPr>
+          <w:bCs/>
+          <w:b/>
+        </w:rPr>
+        <w:t xml:space="preserve">Warlord I</w:t>
+      </w:r>
+      <w:r>
+        <w:t xml:space="preserve"> </w:t>
+      </w:r>
+      <w:r>
+        <w:t xml:space="preserve">fought the criminal</w:t>
+      </w:r>
+      <w:r>
+        <w:t xml:space="preserve"> </w:t>
+      </w:r>
+      <w:r>
+        <w:rPr>
+          <w:bCs/>
+          <w:b/>
+        </w:rPr>
+        <w:t xml:space="preserve">Armageddon</w:t>
+      </w:r>
+      <w:r>
+        <w:t xml:space="preserve"> </w:t>
+      </w:r>
+      <w:r>
+        <w:t xml:space="preserve">in an apartment block; Armageddon’s charges brought the building down and killed hundreds. Warlord was convicted of reckless endangerment and died in a prison riot. Some heroes refused Hamilton’s offer and stayed unsanctioned; Hamilton kept his agents focused on the Operants who endangered the public, and let the rest be.</w:t>
+      </w:r>
+    </w:p>
+    <w:p>
+      <w:pPr>
+        <w:pStyle w:val="BodyText"/>
+      </w:pPr>
+      <w:r>
+        <w:t xml:space="preserve">In</w:t>
+      </w:r>
+      <w:r>
+        <w:t xml:space="preserve"> </w:t>
+      </w:r>
+      <w:r>
+        <w:rPr>
+          <w:bCs/>
+          <w:b/>
+        </w:rPr>
+        <w:t xml:space="preserve">1977</w:t>
+      </w:r>
+      <w:r>
+        <w:t xml:space="preserve"> </w:t>
+      </w:r>
+      <w:r>
+        <w:t xml:space="preserve">Hamilton’s protégé</w:t>
+      </w:r>
+      <w:r>
+        <w:t xml:space="preserve"> </w:t>
+      </w:r>
+      <w:r>
+        <w:rPr>
+          <w:bCs/>
+          <w:b/>
+        </w:rPr>
+        <w:t xml:space="preserve">Johnny Vanroy</w:t>
+      </w:r>
+      <w:r>
+        <w:t xml:space="preserve">, Mr. Power, was arrested for the murder of heiress Lita Weston. He was cleared, but left ExLAW in 1978, and the EPAOC never stopped accusing Hamilton of favoritism. By</w:t>
+      </w:r>
+      <w:r>
+        <w:t xml:space="preserve"> </w:t>
+      </w:r>
+      <w:r>
+        <w:rPr>
+          <w:bCs/>
+          <w:b/>
+        </w:rPr>
+        <w:t xml:space="preserve">1982</w:t>
+      </w:r>
+      <w:r>
+        <w:t xml:space="preserve"> </w:t>
+      </w:r>
+      <w:r>
+        <w:t xml:space="preserve">ExLAW had more than thirty full-time Operant agents and fifty AS-III pilots. That year a cell of terrorist Operants led by</w:t>
+      </w:r>
+      <w:r>
+        <w:t xml:space="preserve"> </w:t>
+      </w:r>
+      <w:r>
+        <w:rPr>
+          <w:bCs/>
+          <w:b/>
+        </w:rPr>
+        <w:t xml:space="preserve">Autuarch</w:t>
+      </w:r>
+      <w:r>
+        <w:t xml:space="preserve"> </w:t>
+      </w:r>
+      <w:r>
+        <w:t xml:space="preserve">attacked the</w:t>
+      </w:r>
+      <w:r>
+        <w:t xml:space="preserve"> </w:t>
+      </w:r>
+      <w:r>
+        <w:rPr>
+          <w:bCs/>
+          <w:b/>
+        </w:rPr>
+        <w:t xml:space="preserve">US Capitol</w:t>
+      </w:r>
+      <w:r>
+        <w:t xml:space="preserve">. ExLAW tracked them to Los Angeles and captured all but a few; Autuarch escaped to Argentina and founded the</w:t>
+      </w:r>
+      <w:r>
+        <w:t xml:space="preserve"> </w:t>
+      </w:r>
+      <w:r>
+        <w:rPr>
+          <w:bCs/>
+          <w:b/>
+        </w:rPr>
+        <w:t xml:space="preserve">White Hand</w:t>
+      </w:r>
+      <w:r>
+        <w:t xml:space="preserve">.</w:t>
+      </w:r>
+    </w:p>
+    <w:bookmarkEnd w:id="77"/>
+    <w:bookmarkStart w:id="78" w:name="the-second-wave"/>
+    <w:p>
+      <w:pPr>
+        <w:pStyle w:val="Heading2"/>
+      </w:pPr>
+      <w:r>
+        <w:t xml:space="preserve">The Second Wave</w:t>
+      </w:r>
+    </w:p>
+    <w:p>
+      <w:pPr>
+        <w:pStyle w:val="FirstParagraph"/>
+      </w:pPr>
+      <w:r>
+        <w:t xml:space="preserve">In</w:t>
+      </w:r>
+      <w:r>
+        <w:t xml:space="preserve"> </w:t>
+      </w:r>
+      <w:r>
+        <w:rPr>
+          <w:bCs/>
+          <w:b/>
+        </w:rPr>
+        <w:t xml:space="preserve">1985</w:t>
+      </w:r>
+      <w:r>
+        <w:t xml:space="preserve"> </w:t>
+      </w:r>
+      <w:r>
+        <w:t xml:space="preserve">Hamilton retired. Months later the</w:t>
+      </w:r>
+      <w:r>
+        <w:t xml:space="preserve"> </w:t>
+      </w:r>
+      <w:r>
+        <w:rPr>
+          <w:bCs/>
+          <w:b/>
+        </w:rPr>
+        <w:t xml:space="preserve">Second Wave</w:t>
+      </w:r>
+      <w:r>
+        <w:t xml:space="preserve"> </w:t>
+      </w:r>
+      <w:r>
+        <w:t xml:space="preserve">came: a new surge of awakenings across the world, just after</w:t>
+      </w:r>
+      <w:r>
+        <w:t xml:space="preserve"> </w:t>
+      </w:r>
+      <w:r>
+        <w:rPr>
+          <w:bCs/>
+          <w:b/>
+        </w:rPr>
+        <w:t xml:space="preserve">John Marcus Mars Jr.</w:t>
+      </w:r>
+      <w:r>
+        <w:t xml:space="preserve">, Merlin’s chosen heir, defeated Mordred and Morgan le Fay in a final battle he barely survived. Thousands of new Operants appeared, many of them young, frightened and dangerous.</w:t>
+      </w:r>
+    </w:p>
+    <w:p>
+      <w:pPr>
+        <w:pStyle w:val="BodyText"/>
+      </w:pPr>
+      <w:r>
+        <w:t xml:space="preserve">President Ronald Reagan appointed</w:t>
+      </w:r>
+      <w:r>
+        <w:t xml:space="preserve"> </w:t>
+      </w:r>
+      <w:r>
+        <w:rPr>
+          <w:bCs/>
+          <w:b/>
+        </w:rPr>
+        <w:t xml:space="preserve">Dr. Allison Manchester</w:t>
+      </w:r>
+      <w:r>
+        <w:t xml:space="preserve">, the architect of</w:t>
+      </w:r>
+      <w:r>
+        <w:t xml:space="preserve"> </w:t>
+      </w:r>
+      <w:r>
+        <w:rPr>
+          <w:bCs/>
+          <w:b/>
+        </w:rPr>
+        <w:t xml:space="preserve">Raster Seven</w:t>
+      </w:r>
+      <w:r>
+        <w:t xml:space="preserve">, the underground Operant prison the civil-rights community calls</w:t>
+      </w:r>
+      <w:r>
+        <w:t xml:space="preserve"> </w:t>
+      </w:r>
+      <w:r>
+        <w:rPr>
+          <w:iCs/>
+          <w:i/>
+        </w:rPr>
+        <w:t xml:space="preserve">Tartarus</w:t>
+      </w:r>
+      <w:r>
+        <w:t xml:space="preserve">. In</w:t>
+      </w:r>
+      <w:r>
+        <w:t xml:space="preserve"> </w:t>
+      </w:r>
+      <w:r>
+        <w:rPr>
+          <w:bCs/>
+          <w:b/>
+        </w:rPr>
+        <w:t xml:space="preserve">1986</w:t>
+      </w:r>
+      <w:r>
+        <w:t xml:space="preserve"> </w:t>
+      </w:r>
+      <w:r>
+        <w:t xml:space="preserve">ExLAW turned paramilitary: hunt down every non-registered Operant. Manchester expanded the AS-III and AS-IV units, rescinded Reserve status and made no secret of her distrust of Operants. The old-guard heroes and a younger, angrier generation split. The</w:t>
+      </w:r>
+      <w:r>
+        <w:t xml:space="preserve"> </w:t>
+      </w:r>
+      <w:r>
+        <w:rPr>
+          <w:bCs/>
+          <w:b/>
+        </w:rPr>
+        <w:t xml:space="preserve">1993 Los Angeles protests</w:t>
+      </w:r>
+      <w:r>
+        <w:t xml:space="preserve"> </w:t>
+      </w:r>
+      <w:r>
+        <w:t xml:space="preserve">against ExLAW’s methods, during a Senate debate on stripping secret-identity protections, wrecked the Coliseum and won ExLAW a wider mandate. The</w:t>
+      </w:r>
+      <w:r>
+        <w:t xml:space="preserve"> </w:t>
+      </w:r>
+      <w:r>
+        <w:rPr>
+          <w:bCs/>
+          <w:b/>
+        </w:rPr>
+        <w:t xml:space="preserve">AS-V</w:t>
+      </w:r>
+      <w:r>
+        <w:t xml:space="preserve">, with</w:t>
+      </w:r>
+      <w:r>
+        <w:t xml:space="preserve"> </w:t>
+      </w:r>
+      <w:r>
+        <w:t xml:space="preserve">“</w:t>
+      </w:r>
+      <w:r>
+        <w:t xml:space="preserve">positive response controls</w:t>
+      </w:r>
+      <w:r>
+        <w:t xml:space="preserve">”</w:t>
+      </w:r>
+      <w:r>
+        <w:t xml:space="preserve"> </w:t>
+      </w:r>
+      <w:r>
+        <w:t xml:space="preserve">that stopped the suits straining their pilots’ muscles, arrived in 1995. That year Manchester released every Operant agent from ExLAW; some went to the FBI, some retired, and some turned to crime.</w:t>
+      </w:r>
+    </w:p>
+    <w:p>
+      <w:pPr>
+        <w:pStyle w:val="BodyText"/>
+      </w:pPr>
+      <w:r>
+        <w:t xml:space="preserve">On</w:t>
+      </w:r>
+      <w:r>
+        <w:t xml:space="preserve"> </w:t>
+      </w:r>
+      <w:r>
+        <w:rPr>
+          <w:bCs/>
+          <w:b/>
+        </w:rPr>
+        <w:t xml:space="preserve">December 15th, 1996</w:t>
+      </w:r>
+      <w:r>
+        <w:t xml:space="preserve">, Raster Seven was breached for the first time. Fifteen of America’s most dangerous Operants escaped and nineteen died. Nine were recaptured; six reached Argentina and the White Hand.</w:t>
+      </w:r>
+    </w:p>
+    <w:p>
+      <w:pPr>
+        <w:pStyle w:val="BodyText"/>
+      </w:pPr>
+      <w:r>
+        <w:t xml:space="preserve">From 1998 to 2000 the UN built</w:t>
+      </w:r>
+      <w:r>
+        <w:t xml:space="preserve"> </w:t>
+      </w:r>
+      <w:r>
+        <w:rPr>
+          <w:bCs/>
+          <w:b/>
+        </w:rPr>
+        <w:t xml:space="preserve">Raster Eight</w:t>
+      </w:r>
+      <w:r>
+        <w:t xml:space="preserve"> </w:t>
+      </w:r>
+      <w:r>
+        <w:t xml:space="preserve">in low Earth orbit, and</w:t>
+      </w:r>
+      <w:r>
+        <w:t xml:space="preserve"> </w:t>
+      </w:r>
+      <w:r>
+        <w:rPr>
+          <w:bCs/>
+          <w:b/>
+        </w:rPr>
+        <w:t xml:space="preserve">Interpol</w:t>
+      </w:r>
+      <w:r>
+        <w:t xml:space="preserve"> </w:t>
+      </w:r>
+      <w:r>
+        <w:t xml:space="preserve">opened its Operant division, pooling the police of the US, the Commonwealth of Independent States, Britain, China and many others against terrorism and Operant crime.</w:t>
+      </w:r>
+    </w:p>
+    <w:bookmarkEnd w:id="78"/>
+    <w:bookmarkStart w:id="79" w:name="a-new-century"/>
+    <w:p>
+      <w:pPr>
+        <w:pStyle w:val="Heading2"/>
+      </w:pPr>
+      <w:r>
+        <w:t xml:space="preserve">A new century</w:t>
+      </w:r>
+    </w:p>
+    <w:p>
+      <w:pPr>
+        <w:pStyle w:val="FirstParagraph"/>
+      </w:pPr>
       <w:r>
         <w:t xml:space="preserve">President</w:t>
       </w:r>
@@ -16184,144 +16339,26 @@
           <w:bCs/>
           <w:b/>
         </w:rPr>
-        <w:t xml:space="preserve">Margaret Hale</w:t>
-      </w:r>
-      <w:r>
-        <w:t xml:space="preserve"> </w:t>
-      </w:r>
-      <w:r>
-        <w:t xml:space="preserve">took office.</w:t>
-      </w:r>
-    </w:p>
-    <w:bookmarkEnd w:id="79"/>
-    <w:bookmarkStart w:id="80" w:name="the-umkas-invasion"/>
-    <w:p>
-      <w:pPr>
-        <w:pStyle w:val="Heading2"/>
-      </w:pPr>
-      <w:r>
-        <w:t xml:space="preserve">The Umkas invasion</w:t>
-      </w:r>
-    </w:p>
-    <w:p>
-      <w:pPr>
-        <w:pStyle w:val="FirstParagraph"/>
-      </w:pPr>
-      <w:r>
-        <w:t xml:space="preserve">In</w:t>
-      </w:r>
-      <w:r>
-        <w:t xml:space="preserve"> </w:t>
-      </w:r>
-      <w:r>
-        <w:rPr>
-          <w:bCs/>
-          <w:b/>
-        </w:rPr>
-        <w:t xml:space="preserve">2012</w:t>
-      </w:r>
-      <w:r>
-        <w:t xml:space="preserve"> </w:t>
-      </w:r>
-      <w:r>
-        <w:rPr>
-          <w:bCs/>
-          <w:b/>
-        </w:rPr>
-        <w:t xml:space="preserve">Steel Hawk</w:t>
-      </w:r>
-      <w:r>
-        <w:t xml:space="preserve"> </w:t>
-      </w:r>
-      <w:r>
-        <w:t xml:space="preserve">and</w:t>
-      </w:r>
-      <w:r>
-        <w:t xml:space="preserve"> </w:t>
-      </w:r>
-      <w:r>
-        <w:rPr>
-          <w:bCs/>
-          <w:b/>
-        </w:rPr>
-        <w:t xml:space="preserve">Autuarch</w:t>
-      </w:r>
-      <w:r>
-        <w:t xml:space="preserve"> </w:t>
-      </w:r>
-      <w:r>
-        <w:t xml:space="preserve">opened a dimensional breach over New York, and the</w:t>
-      </w:r>
-      <w:r>
-        <w:t xml:space="preserve"> </w:t>
-      </w:r>
-      <w:r>
-        <w:rPr>
-          <w:bCs/>
-          <w:b/>
-        </w:rPr>
-        <w:t xml:space="preserve">Umkas</w:t>
-      </w:r>
-      <w:r>
-        <w:t xml:space="preserve"> </w:t>
-      </w:r>
-      <w:r>
-        <w:t xml:space="preserve">came through.</w:t>
-      </w:r>
-      <w:r>
-        <w:t xml:space="preserve"> </w:t>
-      </w:r>
-      <w:r>
-        <w:rPr>
-          <w:bCs/>
-          <w:b/>
-        </w:rPr>
-        <w:t xml:space="preserve">Celerity</w:t>
-      </w:r>
-      <w:r>
-        <w:t xml:space="preserve">, the</w:t>
-      </w:r>
-      <w:r>
-        <w:t xml:space="preserve"> </w:t>
-      </w:r>
-      <w:r>
-        <w:rPr>
-          <w:bCs/>
-          <w:b/>
-        </w:rPr>
-        <w:t xml:space="preserve">Golden Centurion</w:t>
-      </w:r>
-      <w:r>
-        <w:t xml:space="preserve">,</w:t>
-      </w:r>
-      <w:r>
-        <w:t xml:space="preserve"> </w:t>
-      </w:r>
-      <w:r>
-        <w:rPr>
-          <w:bCs/>
-          <w:b/>
-        </w:rPr>
-        <w:t xml:space="preserve">Uathach</w:t>
-      </w:r>
-      <w:r>
-        <w:t xml:space="preserve"> </w:t>
-      </w:r>
-      <w:r>
-        <w:t xml:space="preserve">and dozens of others held the city. Steel Hawk nearly killed Celerity, and she spent a year in a coma. Chat Roux’s transport was destroyed and he was stranded on this Earth. The breach tore Limbo open as well, and</w:t>
-      </w:r>
-      <w:r>
-        <w:t xml:space="preserve"> </w:t>
-      </w:r>
-      <w:r>
-        <w:rPr>
-          <w:bCs/>
-          <w:b/>
-        </w:rPr>
-        <w:t xml:space="preserve">Michael Lance</w:t>
-      </w:r>
-      <w:r>
-        <w:t xml:space="preserve">, a private eye lost since 1946, walked out into 2012. Then Steel Hawk turned: he and Autuarch closed the breach together, and escaped ExLAW.</w:t>
+        <w:t xml:space="preserve">John McCain</w:t>
+      </w:r>
+      <w:r>
+        <w:t xml:space="preserve"> </w:t>
+      </w:r>
+      <w:r>
+        <w:t xml:space="preserve">(2001–2009) wanted a director who could bridge the gap with the Operant community. He persuaded Manchester to retire and appointed</w:t>
+      </w:r>
+      <w:r>
+        <w:t xml:space="preserve"> </w:t>
+      </w:r>
+      <w:r>
+        <w:rPr>
+          <w:bCs/>
+          <w:b/>
+        </w:rPr>
+        <w:t xml:space="preserve">Juan Rodriguez</w:t>
+      </w:r>
+      <w:r>
+        <w:t xml:space="preserve">, a surgeon, author and former Power Legion member, who restored Reserve status and brought six Operant FBI agents into ExLAW.</w:t>
       </w:r>
     </w:p>
     <w:p>
@@ -16329,7 +16366,80 @@
         <w:pStyle w:val="BodyText"/>
       </w:pPr>
       <w:r>
-        <w:t xml:space="preserve">The breach left the walls between worlds thin.</w:t>
+        <w:rPr>
+          <w:bCs/>
+          <w:b/>
+        </w:rPr>
+        <w:t xml:space="preserve">October 9th, 2001.</w:t>
+      </w:r>
+      <w:r>
+        <w:t xml:space="preserve"> </w:t>
+      </w:r>
+      <w:r>
+        <w:t xml:space="preserve">A White Hand cell, three Raster Seven escapees backed by conventional bombers, brought down the Sears Tower and two neighboring towers in Chicago’s Loop, killing more than 2,000 people. Autuarch claimed the attack within the hour. The investigations showed that Operant and ordinary agents had warned of activity in Buenos Aires and Chicago and been ignored, because the CIA and FBI didn’t trust their own Operant agents. The</w:t>
+      </w:r>
+      <w:r>
+        <w:t xml:space="preserve"> </w:t>
+      </w:r>
+      <w:r>
+        <w:rPr>
+          <w:bCs/>
+          <w:b/>
+        </w:rPr>
+        <w:t xml:space="preserve">Department of Homeland Security</w:t>
+      </w:r>
+      <w:r>
+        <w:t xml:space="preserve"> </w:t>
+      </w:r>
+      <w:r>
+        <w:t xml:space="preserve">was created; ExLAW moved under it, Rodriguez became Deputy Director of DHS, and</w:t>
+      </w:r>
+      <w:r>
+        <w:t xml:space="preserve"> </w:t>
+      </w:r>
+      <w:r>
+        <w:rPr>
+          <w:bCs/>
+          <w:b/>
+        </w:rPr>
+        <w:t xml:space="preserve">Garret Cane</w:t>
+      </w:r>
+      <w:r>
+        <w:t xml:space="preserve">, ExLAW’s non-Operant chief of operations, became Director.</w:t>
+      </w:r>
+    </w:p>
+    <w:p>
+      <w:pPr>
+        <w:pStyle w:val="BodyText"/>
+      </w:pPr>
+      <w:r>
+        <w:t xml:space="preserve">That same year</w:t>
+      </w:r>
+      <w:r>
+        <w:t xml:space="preserve"> </w:t>
+      </w:r>
+      <w:r>
+        <w:rPr>
+          <w:bCs/>
+          <w:b/>
+        </w:rPr>
+        <w:t xml:space="preserve">Iran’s Islamic Republic fell</w:t>
+      </w:r>
+      <w:r>
+        <w:t xml:space="preserve">. Months of strikes and street protests became a revolution led by a coalition of communist and socialist parties, which proclaimed the secular</w:t>
+      </w:r>
+      <w:r>
+        <w:t xml:space="preserve"> </w:t>
+      </w:r>
+      <w:r>
+        <w:rPr>
+          <w:bCs/>
+          <w:b/>
+        </w:rPr>
+        <w:t xml:space="preserve">People’s Republic of Iran</w:t>
+      </w:r>
+      <w:r>
+        <w:t xml:space="preserve">. Washington, unsure whether to welcome or fear it, has kept it at arm’s length ever since.</w:t>
       </w:r>
     </w:p>
     <w:p>
@@ -16345,65 +16455,39 @@
           <w:bCs/>
           <w:b/>
         </w:rPr>
-        <w:t xml:space="preserve">2013–2014.</w:t>
-      </w:r>
-      <w:r>
-        <w:t xml:space="preserve"> </w:t>
-      </w:r>
-      <w:r>
-        <w:rPr>
-          <w:bCs/>
-          <w:b/>
-        </w:rPr>
-        <w:t xml:space="preserve">Shadow Earth</w:t>
-      </w:r>
-      <w:r>
-        <w:t xml:space="preserve"> </w:t>
-      </w:r>
-      <w:r>
-        <w:t xml:space="preserve">incursions began in New York, and</w:t>
-      </w:r>
-      <w:r>
-        <w:t xml:space="preserve"> </w:t>
-      </w:r>
-      <w:r>
-        <w:rPr>
-          <w:bCs/>
-          <w:b/>
-        </w:rPr>
-        <w:t xml:space="preserve">Vanguard</w:t>
-      </w:r>
-      <w:r>
-        <w:t xml:space="preserve">’s killings started. The Army founded</w:t>
-      </w:r>
-      <w:r>
-        <w:t xml:space="preserve"> </w:t>
-      </w:r>
-      <w:r>
-        <w:rPr>
-          <w:bCs/>
-          <w:b/>
-        </w:rPr>
-        <w:t xml:space="preserve">DIRE</w:t>
-      </w:r>
-      <w:r>
-        <w:t xml:space="preserve">, the Defense Intelligence and Research Enterprise, to answer the next invasion;</w:t>
-      </w:r>
-      <w:r>
-        <w:t xml:space="preserve"> </w:t>
-      </w:r>
-      <w:r>
-        <w:rPr>
-          <w:bCs/>
-          <w:b/>
-        </w:rPr>
-        <w:t xml:space="preserve">Helios</w:t>
-      </w:r>
-      <w:r>
-        <w:t xml:space="preserve"> </w:t>
-      </w:r>
-      <w:r>
-        <w:t xml:space="preserve">was its first success.</w:t>
+        <w:t xml:space="preserve">2002–2004.</w:t>
+      </w:r>
+      <w:r>
+        <w:t xml:space="preserve"> </w:t>
+      </w:r>
+      <w:r>
+        <w:t xml:space="preserve">Under Cane, ExLAW became a publicity engine: televised rescues and recruiting drives. Operant and AS-6 units spearheaded the UN-led</w:t>
+      </w:r>
+      <w:r>
+        <w:t xml:space="preserve"> </w:t>
+      </w:r>
+      <w:r>
+        <w:rPr>
+          <w:bCs/>
+          <w:b/>
+        </w:rPr>
+        <w:t xml:space="preserve">invasion of Iraq</w:t>
+      </w:r>
+      <w:r>
+        <w:t xml:space="preserve">, which had sheltered White Hand training camps. ExLAW and Interpol turned on the White Hand and the</w:t>
+      </w:r>
+      <w:r>
+        <w:t xml:space="preserve"> </w:t>
+      </w:r>
+      <w:r>
+        <w:rPr>
+          <w:bCs/>
+          <w:b/>
+        </w:rPr>
+        <w:t xml:space="preserve">Morcain</w:t>
+      </w:r>
+      <w:r>
+        <w:t xml:space="preserve">.</w:t>
       </w:r>
     </w:p>
     <w:p>
@@ -16419,20 +16503,29 @@
           <w:bCs/>
           <w:b/>
         </w:rPr>
-        <w:t xml:space="preserve">2015.</w:t>
-      </w:r>
-      <w:r>
-        <w:t xml:space="preserve"> </w:t>
-      </w:r>
-      <w:r>
-        <w:rPr>
-          <w:bCs/>
-          <w:b/>
-        </w:rPr>
-        <w:t xml:space="preserve">Evelyn Dark</w:t>
-      </w:r>
-      <w:r>
-        <w:t xml:space="preserve">’s breakout destroyed a Foundation black lab and the town around it: the first public evidence that the Foundation exists, though no one can prove who runs it.</w:t>
+        <w:t xml:space="preserve">2006.</w:t>
+      </w:r>
+      <w:r>
+        <w:t xml:space="preserve"> </w:t>
+      </w:r>
+      <w:r>
+        <w:t xml:space="preserve">Congress approved ExLAW’s</w:t>
+      </w:r>
+      <w:r>
+        <w:t xml:space="preserve"> </w:t>
+      </w:r>
+      <w:r>
+        <w:rPr>
+          <w:bCs/>
+          <w:b/>
+        </w:rPr>
+        <w:t xml:space="preserve">regional commands</w:t>
+      </w:r>
+      <w:r>
+        <w:t xml:space="preserve"> </w:t>
+      </w:r>
+      <w:r>
+        <w:t xml:space="preserve">over police objections: six regional offices, each with its own Operant team and Aegis wing.</w:t>
       </w:r>
     </w:p>
     <w:p>
@@ -16448,52 +16541,45 @@
           <w:bCs/>
           <w:b/>
         </w:rPr>
-        <w:t xml:space="preserve">2016.</w:t>
-      </w:r>
-      <w:r>
-        <w:t xml:space="preserve"> </w:t>
-      </w:r>
-      <w:r>
-        <w:rPr>
-          <w:bCs/>
-          <w:b/>
-        </w:rPr>
-        <w:t xml:space="preserve">Micky Holt</w:t>
-      </w:r>
-      <w:r>
-        <w:t xml:space="preserve"> </w:t>
-      </w:r>
-      <w:r>
-        <w:t xml:space="preserve">became the</w:t>
-      </w:r>
-      <w:r>
-        <w:t xml:space="preserve"> </w:t>
-      </w:r>
-      <w:r>
-        <w:rPr>
-          <w:bCs/>
-          <w:b/>
-        </w:rPr>
-        <w:t xml:space="preserve">Green Man</w:t>
-      </w:r>
-      <w:r>
-        <w:t xml:space="preserve">, and the</w:t>
-      </w:r>
-      <w:r>
-        <w:t xml:space="preserve"> </w:t>
-      </w:r>
-      <w:r>
-        <w:rPr>
-          <w:bCs/>
-          <w:b/>
-        </w:rPr>
-        <w:t xml:space="preserve">Mad Forest</w:t>
-      </w:r>
-      <w:r>
-        <w:t xml:space="preserve"> </w:t>
-      </w:r>
-      <w:r>
-        <w:t xml:space="preserve">swallowed southern Indiana in a week.</w:t>
+        <w:t xml:space="preserve">2007.</w:t>
+      </w:r>
+      <w:r>
+        <w:t xml:space="preserve"> </w:t>
+      </w:r>
+      <w:r>
+        <w:t xml:space="preserve">The Foundation’s enforcer</w:t>
+      </w:r>
+      <w:r>
+        <w:t xml:space="preserve"> </w:t>
+      </w:r>
+      <w:r>
+        <w:rPr>
+          <w:bCs/>
+          <w:b/>
+        </w:rPr>
+        <w:t xml:space="preserve">Sergei Grachyov</w:t>
+      </w:r>
+      <w:r>
+        <w:t xml:space="preserve"> </w:t>
+      </w:r>
+      <w:r>
+        <w:t xml:space="preserve">fought the Atomic Man in Washington, and the</w:t>
+      </w:r>
+      <w:r>
+        <w:t xml:space="preserve"> </w:t>
+      </w:r>
+      <w:r>
+        <w:rPr>
+          <w:bCs/>
+          <w:b/>
+        </w:rPr>
+        <w:t xml:space="preserve">Washington Monument</w:t>
+      </w:r>
+      <w:r>
+        <w:t xml:space="preserve"> </w:t>
+      </w:r>
+      <w:r>
+        <w:t xml:space="preserve">fell. Both walked away.</w:t>
       </w:r>
     </w:p>
     <w:p>
@@ -16509,20 +16595,175 @@
           <w:bCs/>
           <w:b/>
         </w:rPr>
-        <w:t xml:space="preserve">2018.</w:t>
-      </w:r>
-      <w:r>
-        <w:t xml:space="preserve"> </w:t>
-      </w:r>
-      <w:r>
-        <w:t xml:space="preserve">The US, China and Russia secretly built a weapon to kill the Atomic Man. It failed, and he destroyed their arsenals.</w:t>
+        <w:t xml:space="preserve">2009.</w:t>
+      </w:r>
+      <w:r>
+        <w:t xml:space="preserve"> </w:t>
+      </w:r>
+      <w:r>
+        <w:t xml:space="preserve">President</w:t>
+      </w:r>
+      <w:r>
+        <w:t xml:space="preserve"> </w:t>
+      </w:r>
+      <w:r>
+        <w:rPr>
+          <w:bCs/>
+          <w:b/>
+        </w:rPr>
+        <w:t xml:space="preserve">Margaret Hale</w:t>
+      </w:r>
+      <w:r>
+        <w:t xml:space="preserve"> </w:t>
+      </w:r>
+      <w:r>
+        <w:t xml:space="preserve">took office.</w:t>
+      </w:r>
+    </w:p>
+    <w:bookmarkEnd w:id="79"/>
+    <w:bookmarkStart w:id="80" w:name="the-umkas-invasion"/>
+    <w:p>
+      <w:pPr>
+        <w:pStyle w:val="Heading2"/>
+      </w:pPr>
+      <w:r>
+        <w:t xml:space="preserve">The Umkas invasion</w:t>
+      </w:r>
+    </w:p>
+    <w:p>
+      <w:pPr>
+        <w:pStyle w:val="FirstParagraph"/>
+      </w:pPr>
+      <w:r>
+        <w:t xml:space="preserve">In</w:t>
+      </w:r>
+      <w:r>
+        <w:t xml:space="preserve"> </w:t>
+      </w:r>
+      <w:r>
+        <w:rPr>
+          <w:bCs/>
+          <w:b/>
+        </w:rPr>
+        <w:t xml:space="preserve">2012</w:t>
+      </w:r>
+      <w:r>
+        <w:t xml:space="preserve"> </w:t>
+      </w:r>
+      <w:r>
+        <w:rPr>
+          <w:bCs/>
+          <w:b/>
+        </w:rPr>
+        <w:t xml:space="preserve">Steel Hawk</w:t>
+      </w:r>
+      <w:r>
+        <w:t xml:space="preserve"> </w:t>
+      </w:r>
+      <w:r>
+        <w:t xml:space="preserve">and</w:t>
+      </w:r>
+      <w:r>
+        <w:t xml:space="preserve"> </w:t>
+      </w:r>
+      <w:r>
+        <w:rPr>
+          <w:bCs/>
+          <w:b/>
+        </w:rPr>
+        <w:t xml:space="preserve">Autuarch</w:t>
+      </w:r>
+      <w:r>
+        <w:t xml:space="preserve"> </w:t>
+      </w:r>
+      <w:r>
+        <w:t xml:space="preserve">opened a dimensional breach over New York, and the</w:t>
+      </w:r>
+      <w:r>
+        <w:t xml:space="preserve"> </w:t>
+      </w:r>
+      <w:r>
+        <w:rPr>
+          <w:bCs/>
+          <w:b/>
+        </w:rPr>
+        <w:t xml:space="preserve">Umkas</w:t>
+      </w:r>
+      <w:r>
+        <w:t xml:space="preserve"> </w:t>
+      </w:r>
+      <w:r>
+        <w:t xml:space="preserve">came through.</w:t>
+      </w:r>
+      <w:r>
+        <w:t xml:space="preserve"> </w:t>
+      </w:r>
+      <w:r>
+        <w:rPr>
+          <w:bCs/>
+          <w:b/>
+        </w:rPr>
+        <w:t xml:space="preserve">Celerity</w:t>
+      </w:r>
+      <w:r>
+        <w:t xml:space="preserve">, the</w:t>
+      </w:r>
+      <w:r>
+        <w:t xml:space="preserve"> </w:t>
+      </w:r>
+      <w:r>
+        <w:rPr>
+          <w:bCs/>
+          <w:b/>
+        </w:rPr>
+        <w:t xml:space="preserve">Golden Centurion</w:t>
+      </w:r>
+      <w:r>
+        <w:t xml:space="preserve">,</w:t>
+      </w:r>
+      <w:r>
+        <w:t xml:space="preserve"> </w:t>
+      </w:r>
+      <w:r>
+        <w:rPr>
+          <w:bCs/>
+          <w:b/>
+        </w:rPr>
+        <w:t xml:space="preserve">Uathach</w:t>
+      </w:r>
+      <w:r>
+        <w:t xml:space="preserve"> </w:t>
+      </w:r>
+      <w:r>
+        <w:t xml:space="preserve">and dozens of others held the city. Steel Hawk nearly killed Celerity, and she spent a year in a coma. Chat Roux’s transport was destroyed and he was stranded on this Earth. The breach tore Limbo open as well, and</w:t>
+      </w:r>
+      <w:r>
+        <w:t xml:space="preserve"> </w:t>
+      </w:r>
+      <w:r>
+        <w:rPr>
+          <w:bCs/>
+          <w:b/>
+        </w:rPr>
+        <w:t xml:space="preserve">Michael Lance</w:t>
+      </w:r>
+      <w:r>
+        <w:t xml:space="preserve">, a private eye lost since 1946, walked out into 2012. Then Steel Hawk turned: he and Autuarch closed the breach together, and escaped ExLAW.</w:t>
+      </w:r>
+    </w:p>
+    <w:p>
+      <w:pPr>
+        <w:pStyle w:val="BodyText"/>
+      </w:pPr>
+      <w:r>
+        <w:t xml:space="preserve">The breach left the walls between worlds thin.</w:t>
       </w:r>
     </w:p>
     <w:p>
       <w:pPr>
         <w:numPr>
           <w:ilvl w:val="0"/>
-          <w:numId w:val="1016"/>
+          <w:numId w:val="1017"/>
         </w:numPr>
         <w:pStyle w:val="Compact"/>
       </w:pPr>
@@ -16531,49 +16772,72 @@
           <w:bCs/>
           <w:b/>
         </w:rPr>
-        <w:t xml:space="preserve">2019.</w:t>
-      </w:r>
-      <w:r>
-        <w:t xml:space="preserve"> </w:t>
-      </w:r>
-      <w:r>
-        <w:t xml:space="preserve">Garret Cane retired, and</w:t>
-      </w:r>
-      <w:r>
-        <w:t xml:space="preserve"> </w:t>
-      </w:r>
-      <w:r>
-        <w:rPr>
-          <w:bCs/>
-          <w:b/>
-        </w:rPr>
-        <w:t xml:space="preserve">Steven Humbacht</w:t>
-      </w:r>
-      <w:r>
-        <w:t xml:space="preserve"> </w:t>
-      </w:r>
-      <w:r>
-        <w:t xml:space="preserve">became Director of ExLAW. On paper a career defense-research administrator, he spent fifteen years inside a cabal hidden in DARPA, running</w:t>
-      </w:r>
-      <w:r>
-        <w:t xml:space="preserve"> </w:t>
-      </w:r>
-      <w:r>
-        <w:rPr>
-          <w:bCs/>
-          <w:b/>
-        </w:rPr>
-        <w:t xml:space="preserve">Raster Zero</w:t>
-      </w:r>
-      <w:r>
-        <w:t xml:space="preserve">: an extradimensional prison and experimental lab for Operants that no oversight committee knows exists.</w:t>
+        <w:t xml:space="preserve">2013–2014.</w:t>
+      </w:r>
+      <w:r>
+        <w:t xml:space="preserve"> </w:t>
+      </w:r>
+      <w:r>
+        <w:rPr>
+          <w:bCs/>
+          <w:b/>
+        </w:rPr>
+        <w:t xml:space="preserve">Shadow Earth</w:t>
+      </w:r>
+      <w:r>
+        <w:t xml:space="preserve"> </w:t>
+      </w:r>
+      <w:r>
+        <w:t xml:space="preserve">incursions began in New York, and</w:t>
+      </w:r>
+      <w:r>
+        <w:t xml:space="preserve"> </w:t>
+      </w:r>
+      <w:r>
+        <w:rPr>
+          <w:bCs/>
+          <w:b/>
+        </w:rPr>
+        <w:t xml:space="preserve">Vanguard</w:t>
+      </w:r>
+      <w:r>
+        <w:t xml:space="preserve">’s killings started. The Army founded</w:t>
+      </w:r>
+      <w:r>
+        <w:t xml:space="preserve"> </w:t>
+      </w:r>
+      <w:r>
+        <w:rPr>
+          <w:bCs/>
+          <w:b/>
+        </w:rPr>
+        <w:t xml:space="preserve">DIRE</w:t>
+      </w:r>
+      <w:r>
+        <w:t xml:space="preserve">, the Defense Intelligence and Research Enterprise, to answer the next invasion;</w:t>
+      </w:r>
+      <w:r>
+        <w:t xml:space="preserve"> </w:t>
+      </w:r>
+      <w:r>
+        <w:rPr>
+          <w:bCs/>
+          <w:b/>
+        </w:rPr>
+        <w:t xml:space="preserve">Helios</w:t>
+      </w:r>
+      <w:r>
+        <w:t xml:space="preserve"> </w:t>
+      </w:r>
+      <w:r>
+        <w:t xml:space="preserve">was its first success.</w:t>
       </w:r>
     </w:p>
     <w:p>
       <w:pPr>
         <w:numPr>
           <w:ilvl w:val="0"/>
-          <w:numId w:val="1016"/>
+          <w:numId w:val="1017"/>
         </w:numPr>
         <w:pStyle w:val="Compact"/>
       </w:pPr>
@@ -16582,33 +16846,196 @@
           <w:bCs/>
           <w:b/>
         </w:rPr>
-        <w:t xml:space="preserve">2021.</w:t>
-      </w:r>
-      <w:r>
-        <w:t xml:space="preserve"> </w:t>
-      </w:r>
-      <w:r>
-        <w:t xml:space="preserve">Celerity persuaded the Green Man to open</w:t>
-      </w:r>
-      <w:r>
-        <w:t xml:space="preserve"> </w:t>
-      </w:r>
-      <w:r>
-        <w:rPr>
-          <w:bCs/>
-          <w:b/>
-        </w:rPr>
-        <w:t xml:space="preserve">the Haven</w:t>
-      </w:r>
-      <w:r>
-        <w:t xml:space="preserve">, and America’s homeless began walking to the forest.</w:t>
+        <w:t xml:space="preserve">2015.</w:t>
+      </w:r>
+      <w:r>
+        <w:t xml:space="preserve"> </w:t>
+      </w:r>
+      <w:r>
+        <w:rPr>
+          <w:bCs/>
+          <w:b/>
+        </w:rPr>
+        <w:t xml:space="preserve">Evelyn Dark</w:t>
+      </w:r>
+      <w:r>
+        <w:t xml:space="preserve">’s breakout destroyed a Foundation black lab and the town around it: the first public evidence that the Foundation exists, though no one can prove who runs it.</w:t>
       </w:r>
     </w:p>
     <w:p>
       <w:pPr>
         <w:numPr>
           <w:ilvl w:val="0"/>
-          <w:numId w:val="1016"/>
+          <w:numId w:val="1017"/>
+        </w:numPr>
+        <w:pStyle w:val="Compact"/>
+      </w:pPr>
+      <w:r>
+        <w:rPr>
+          <w:bCs/>
+          <w:b/>
+        </w:rPr>
+        <w:t xml:space="preserve">2016.</w:t>
+      </w:r>
+      <w:r>
+        <w:t xml:space="preserve"> </w:t>
+      </w:r>
+      <w:r>
+        <w:rPr>
+          <w:bCs/>
+          <w:b/>
+        </w:rPr>
+        <w:t xml:space="preserve">Micky Holt</w:t>
+      </w:r>
+      <w:r>
+        <w:t xml:space="preserve"> </w:t>
+      </w:r>
+      <w:r>
+        <w:t xml:space="preserve">became the</w:t>
+      </w:r>
+      <w:r>
+        <w:t xml:space="preserve"> </w:t>
+      </w:r>
+      <w:r>
+        <w:rPr>
+          <w:bCs/>
+          <w:b/>
+        </w:rPr>
+        <w:t xml:space="preserve">Green Man</w:t>
+      </w:r>
+      <w:r>
+        <w:t xml:space="preserve">, and the</w:t>
+      </w:r>
+      <w:r>
+        <w:t xml:space="preserve"> </w:t>
+      </w:r>
+      <w:r>
+        <w:rPr>
+          <w:bCs/>
+          <w:b/>
+        </w:rPr>
+        <w:t xml:space="preserve">Mad Forest</w:t>
+      </w:r>
+      <w:r>
+        <w:t xml:space="preserve"> </w:t>
+      </w:r>
+      <w:r>
+        <w:t xml:space="preserve">swallowed southern Indiana in a week.</w:t>
+      </w:r>
+    </w:p>
+    <w:p>
+      <w:pPr>
+        <w:numPr>
+          <w:ilvl w:val="0"/>
+          <w:numId w:val="1017"/>
+        </w:numPr>
+        <w:pStyle w:val="Compact"/>
+      </w:pPr>
+      <w:r>
+        <w:rPr>
+          <w:bCs/>
+          <w:b/>
+        </w:rPr>
+        <w:t xml:space="preserve">2018.</w:t>
+      </w:r>
+      <w:r>
+        <w:t xml:space="preserve"> </w:t>
+      </w:r>
+      <w:r>
+        <w:t xml:space="preserve">The US, China and Russia secretly built a weapon to kill the Atomic Man. It failed, and he destroyed their arsenals.</w:t>
+      </w:r>
+    </w:p>
+    <w:p>
+      <w:pPr>
+        <w:numPr>
+          <w:ilvl w:val="0"/>
+          <w:numId w:val="1017"/>
+        </w:numPr>
+        <w:pStyle w:val="Compact"/>
+      </w:pPr>
+      <w:r>
+        <w:rPr>
+          <w:bCs/>
+          <w:b/>
+        </w:rPr>
+        <w:t xml:space="preserve">2019.</w:t>
+      </w:r>
+      <w:r>
+        <w:t xml:space="preserve"> </w:t>
+      </w:r>
+      <w:r>
+        <w:t xml:space="preserve">Garret Cane retired, and</w:t>
+      </w:r>
+      <w:r>
+        <w:t xml:space="preserve"> </w:t>
+      </w:r>
+      <w:r>
+        <w:rPr>
+          <w:bCs/>
+          <w:b/>
+        </w:rPr>
+        <w:t xml:space="preserve">Steven Humbacht</w:t>
+      </w:r>
+      <w:r>
+        <w:t xml:space="preserve"> </w:t>
+      </w:r>
+      <w:r>
+        <w:t xml:space="preserve">became Director of ExLAW. On paper a career defense-research administrator, he spent fifteen years inside a cabal hidden in DARPA, running</w:t>
+      </w:r>
+      <w:r>
+        <w:t xml:space="preserve"> </w:t>
+      </w:r>
+      <w:r>
+        <w:rPr>
+          <w:bCs/>
+          <w:b/>
+        </w:rPr>
+        <w:t xml:space="preserve">Raster Zero</w:t>
+      </w:r>
+      <w:r>
+        <w:t xml:space="preserve">: an extradimensional prison and experimental lab for Operants that no oversight committee knows exists.</w:t>
+      </w:r>
+    </w:p>
+    <w:p>
+      <w:pPr>
+        <w:numPr>
+          <w:ilvl w:val="0"/>
+          <w:numId w:val="1017"/>
+        </w:numPr>
+        <w:pStyle w:val="Compact"/>
+      </w:pPr>
+      <w:r>
+        <w:rPr>
+          <w:bCs/>
+          <w:b/>
+        </w:rPr>
+        <w:t xml:space="preserve">2021.</w:t>
+      </w:r>
+      <w:r>
+        <w:t xml:space="preserve"> </w:t>
+      </w:r>
+      <w:r>
+        <w:t xml:space="preserve">Celerity persuaded the Green Man to open</w:t>
+      </w:r>
+      <w:r>
+        <w:t xml:space="preserve"> </w:t>
+      </w:r>
+      <w:r>
+        <w:rPr>
+          <w:bCs/>
+          <w:b/>
+        </w:rPr>
+        <w:t xml:space="preserve">the Haven</w:t>
+      </w:r>
+      <w:r>
+        <w:t xml:space="preserve">, and America’s homeless began walking to the forest.</w:t>
+      </w:r>
+    </w:p>
+    <w:p>
+      <w:pPr>
+        <w:numPr>
+          <w:ilvl w:val="0"/>
+          <w:numId w:val="1017"/>
         </w:numPr>
         <w:pStyle w:val="Compact"/>
       </w:pPr>
@@ -17558,7 +17985,7 @@
       <w:pPr>
         <w:numPr>
           <w:ilvl w:val="0"/>
-          <w:numId w:val="1017"/>
+          <w:numId w:val="1018"/>
         </w:numPr>
         <w:pStyle w:val="Compact"/>
       </w:pPr>
@@ -17586,98 +18013,6 @@
       </w:r>
       <w:r>
         <w:t xml:space="preserve">: ExLAW’s underground prison for Operants, built in the 1980s and breached once, in 1996.</w:t>
-      </w:r>
-    </w:p>
-    <w:p>
-      <w:pPr>
-        <w:numPr>
-          <w:ilvl w:val="0"/>
-          <w:numId w:val="1017"/>
-        </w:numPr>
-        <w:pStyle w:val="Compact"/>
-      </w:pPr>
-      <w:r>
-        <w:rPr>
-          <w:bCs/>
-          <w:b/>
-        </w:rPr>
-        <w:t xml:space="preserve">Raster Eight</w:t>
-      </w:r>
-      <w:r>
-        <w:t xml:space="preserve">: the UN’s prison in low Earth orbit, where Interpol sends the Operants it catches.</w:t>
-      </w:r>
-    </w:p>
-    <w:p>
-      <w:pPr>
-        <w:numPr>
-          <w:ilvl w:val="0"/>
-          <w:numId w:val="1017"/>
-        </w:numPr>
-        <w:pStyle w:val="Compact"/>
-      </w:pPr>
-      <w:r>
-        <w:rPr>
-          <w:bCs/>
-          <w:b/>
-        </w:rPr>
-        <w:t xml:space="preserve">Raster Zero</w:t>
-      </w:r>
-      <w:r>
-        <w:t xml:space="preserve">: doesn’t exist.</w:t>
-      </w:r>
-      <w:r>
-        <w:t xml:space="preserve"> </w:t>
-      </w:r>
-      <w:r>
-        <w:rPr>
-          <w:iCs/>
-          <w:i/>
-        </w:rPr>
-        <w:t xml:space="preserve">(GM: Director Humbacht’s DARPA cabal runs it in a pocket dimension, as a prison and a lab: a rival to the Foundation. ExLAW doesn’t know.)</w:t>
-      </w:r>
-    </w:p>
-    <w:bookmarkEnd w:id="86"/>
-    <w:bookmarkEnd w:id="87"/>
-    <w:bookmarkStart w:id="102" w:name="powers"/>
-    <w:p>
-      <w:pPr>
-        <w:pStyle w:val="Heading1"/>
-      </w:pPr>
-      <w:r>
-        <w:t xml:space="preserve">Powers</w:t>
-      </w:r>
-    </w:p>
-    <w:p>
-      <w:pPr>
-        <w:pStyle w:val="FirstParagraph"/>
-      </w:pPr>
-      <w:r>
-        <w:t xml:space="preserve">Every Operant has powers, and every power has a</w:t>
-      </w:r>
-      <w:r>
-        <w:t xml:space="preserve"> </w:t>
-      </w:r>
-      <w:r>
-        <w:rPr>
-          <w:bCs/>
-          <w:b/>
-        </w:rPr>
-        <w:t xml:space="preserve">Class</w:t>
-      </w:r>
-      <w:r>
-        <w:t xml:space="preserve"> </w:t>
-      </w:r>
-      <w:r>
-        <w:t xml:space="preserve">from I to VI. Player characters start at Class I to III; Classes IV to VI belong to the GM’s characters, and follow the same pattern a step further each time.</w:t>
-      </w:r>
-    </w:p>
-    <w:bookmarkStart w:id="88" w:name="using-powers"/>
-    <w:p>
-      <w:pPr>
-        <w:pStyle w:val="Heading2"/>
-      </w:pPr>
-      <w:r>
-        <w:t xml:space="preserve">Using powers</w:t>
       </w:r>
     </w:p>
     <w:p>
@@ -17693,77 +18028,10 @@
           <w:bCs/>
           <w:b/>
         </w:rPr>
-        <w:t xml:space="preserve">Rolling.</w:t>
-      </w:r>
-      <w:r>
-        <w:t xml:space="preserve"> </w:t>
-      </w:r>
-      <w:r>
-        <w:t xml:space="preserve">Roll</w:t>
-      </w:r>
-      <w:r>
-        <w:t xml:space="preserve"> </w:t>
-      </w:r>
-      <w:r>
-        <w:rPr>
-          <w:bCs/>
-          <w:b/>
-        </w:rPr>
-        <w:t xml:space="preserve">Powers</w:t>
-      </w:r>
-      <w:r>
-        <w:t xml:space="preserve"> </w:t>
-      </w:r>
-      <w:r>
-        <w:t xml:space="preserve">to aim a power at someone, or to use it with skill: precisely, at a distance, around bystanders. Passive powers (Toughness, Regeneration, Speed and the like) just work. Targets resist with</w:t>
-      </w:r>
-      <w:r>
-        <w:t xml:space="preserve"> </w:t>
-      </w:r>
-      <w:r>
-        <w:rPr>
-          <w:bCs/>
-          <w:b/>
-        </w:rPr>
-        <w:t xml:space="preserve">Dodge</w:t>
-      </w:r>
-      <w:r>
-        <w:t xml:space="preserve"> </w:t>
-      </w:r>
-      <w:r>
-        <w:t xml:space="preserve">(things you can dodge),</w:t>
-      </w:r>
-      <w:r>
-        <w:t xml:space="preserve"> </w:t>
-      </w:r>
-      <w:r>
-        <w:rPr>
-          <w:bCs/>
-          <w:b/>
-        </w:rPr>
-        <w:t xml:space="preserve">Body</w:t>
-      </w:r>
-      <w:r>
-        <w:t xml:space="preserve"> </w:t>
-      </w:r>
-      <w:r>
-        <w:t xml:space="preserve">(things that work on the body) or</w:t>
-      </w:r>
-      <w:r>
-        <w:t xml:space="preserve"> </w:t>
-      </w:r>
-      <w:r>
-        <w:rPr>
-          <w:bCs/>
-          <w:b/>
-        </w:rPr>
-        <w:t xml:space="preserve">Will</w:t>
-      </w:r>
-      <w:r>
-        <w:t xml:space="preserve"> </w:t>
-      </w:r>
-      <w:r>
-        <w:t xml:space="preserve">(things that work on the mind).</w:t>
+        <w:t xml:space="preserve">Raster Eight</w:t>
+      </w:r>
+      <w:r>
+        <w:t xml:space="preserve">: the UN’s prison in low Earth orbit, where Interpol sends the Operants it catches.</w:t>
       </w:r>
     </w:p>
     <w:p>
@@ -17779,13 +18047,10 @@
           <w:bCs/>
           <w:b/>
         </w:rPr>
-        <w:t xml:space="preserve">Damage.</w:t>
-      </w:r>
-      <w:r>
-        <w:t xml:space="preserve"> </w:t>
-      </w:r>
-      <w:r>
-        <w:t xml:space="preserve">A power marks boxes by its Class: Class I marks 1 box, Class II marks 2, Class III marks 2 and knocks the target down, Class IV and above mark 3. Ordinary weapons mark the boxes in their table (see</w:t>
+        <w:t xml:space="preserve">Raster Zero</w:t>
+      </w:r>
+      <w:r>
+        <w:t xml:space="preserve">: doesn’t exist.</w:t>
       </w:r>
       <w:r>
         <w:t xml:space="preserve"> </w:t>
@@ -17795,17 +18060,58 @@
           <w:iCs/>
           <w:i/>
         </w:rPr>
-        <w:t xml:space="preserve">Personal combat</w:t>
-      </w:r>
-      <w:r>
-        <w:t xml:space="preserve">).</w:t>
+        <w:t xml:space="preserve">(GM: Director Humbacht’s DARPA cabal runs it in a pocket dimension, as a prison and a lab: a rival to the Foundation. ExLAW doesn’t know.)</w:t>
+      </w:r>
+    </w:p>
+    <w:bookmarkEnd w:id="86"/>
+    <w:bookmarkEnd w:id="87"/>
+    <w:bookmarkStart w:id="102" w:name="powers"/>
+    <w:p>
+      <w:pPr>
+        <w:pStyle w:val="Heading1"/>
+      </w:pPr>
+      <w:r>
+        <w:t xml:space="preserve">Powers</w:t>
+      </w:r>
+    </w:p>
+    <w:p>
+      <w:pPr>
+        <w:pStyle w:val="FirstParagraph"/>
+      </w:pPr>
+      <w:r>
+        <w:t xml:space="preserve">Every Operant has powers, and every power has a</w:t>
+      </w:r>
+      <w:r>
+        <w:t xml:space="preserve"> </w:t>
+      </w:r>
+      <w:r>
+        <w:rPr>
+          <w:bCs/>
+          <w:b/>
+        </w:rPr>
+        <w:t xml:space="preserve">Class</w:t>
+      </w:r>
+      <w:r>
+        <w:t xml:space="preserve"> </w:t>
+      </w:r>
+      <w:r>
+        <w:t xml:space="preserve">from I to VI. Player characters start at Class I to III; Classes IV to VI belong to the GM’s characters, and follow the same pattern a step further each time.</w:t>
+      </w:r>
+    </w:p>
+    <w:bookmarkStart w:id="88" w:name="using-powers"/>
+    <w:p>
+      <w:pPr>
+        <w:pStyle w:val="Heading2"/>
+      </w:pPr>
+      <w:r>
+        <w:t xml:space="preserve">Using powers</w:t>
       </w:r>
     </w:p>
     <w:p>
       <w:pPr>
         <w:numPr>
           <w:ilvl w:val="0"/>
-          <w:numId w:val="1018"/>
+          <w:numId w:val="1019"/>
         </w:numPr>
         <w:pStyle w:val="Compact"/>
       </w:pPr>
@@ -17814,20 +18120,84 @@
           <w:bCs/>
           <w:b/>
         </w:rPr>
-        <w:t xml:space="preserve">Defense.</w:t>
-      </w:r>
-      <w:r>
-        <w:t xml:space="preserve"> </w:t>
-      </w:r>
-      <w:r>
-        <w:t xml:space="preserve">Armor, not a defense roll: an attack above your Defense hits in full; an equal one marks a box fewer; a lower one does nothing. It applies after your Dodge, Parry or Block.</w:t>
+        <w:t xml:space="preserve">Rolling.</w:t>
+      </w:r>
+      <w:r>
+        <w:t xml:space="preserve"> </w:t>
+      </w:r>
+      <w:r>
+        <w:t xml:space="preserve">Roll</w:t>
+      </w:r>
+      <w:r>
+        <w:t xml:space="preserve"> </w:t>
+      </w:r>
+      <w:r>
+        <w:rPr>
+          <w:bCs/>
+          <w:b/>
+        </w:rPr>
+        <w:t xml:space="preserve">Powers</w:t>
+      </w:r>
+      <w:r>
+        <w:t xml:space="preserve"> </w:t>
+      </w:r>
+      <w:r>
+        <w:t xml:space="preserve">to aim a power at someone, or to use it with skill: precisely, at a distance, around bystanders. Passive powers (Toughness, Regeneration, Speed and the like) just work. Targets resist with</w:t>
+      </w:r>
+      <w:r>
+        <w:t xml:space="preserve"> </w:t>
+      </w:r>
+      <w:r>
+        <w:rPr>
+          <w:bCs/>
+          <w:b/>
+        </w:rPr>
+        <w:t xml:space="preserve">Dodge</w:t>
+      </w:r>
+      <w:r>
+        <w:t xml:space="preserve"> </w:t>
+      </w:r>
+      <w:r>
+        <w:t xml:space="preserve">(things you can dodge),</w:t>
+      </w:r>
+      <w:r>
+        <w:t xml:space="preserve"> </w:t>
+      </w:r>
+      <w:r>
+        <w:rPr>
+          <w:bCs/>
+          <w:b/>
+        </w:rPr>
+        <w:t xml:space="preserve">Body</w:t>
+      </w:r>
+      <w:r>
+        <w:t xml:space="preserve"> </w:t>
+      </w:r>
+      <w:r>
+        <w:t xml:space="preserve">(things that work on the body) or</w:t>
+      </w:r>
+      <w:r>
+        <w:t xml:space="preserve"> </w:t>
+      </w:r>
+      <w:r>
+        <w:rPr>
+          <w:bCs/>
+          <w:b/>
+        </w:rPr>
+        <w:t xml:space="preserve">Will</w:t>
+      </w:r>
+      <w:r>
+        <w:t xml:space="preserve"> </w:t>
+      </w:r>
+      <w:r>
+        <w:t xml:space="preserve">(things that work on the mind).</w:t>
       </w:r>
     </w:p>
     <w:p>
       <w:pPr>
         <w:numPr>
           <w:ilvl w:val="0"/>
-          <w:numId w:val="1018"/>
+          <w:numId w:val="1019"/>
         </w:numPr>
         <w:pStyle w:val="Compact"/>
       </w:pPr>
@@ -17836,13 +18206,13 @@
           <w:bCs/>
           <w:b/>
         </w:rPr>
-        <w:t xml:space="preserve">Range.</w:t>
-      </w:r>
-      <w:r>
-        <w:t xml:space="preserve"> </w:t>
-      </w:r>
-      <w:r>
-        <w:t xml:space="preserve">Unless a power says otherwise, a ranged power’s effective band (see</w:t>
+        <w:t xml:space="preserve">Damage.</w:t>
+      </w:r>
+      <w:r>
+        <w:t xml:space="preserve"> </w:t>
+      </w:r>
+      <w:r>
+        <w:t xml:space="preserve">A power marks boxes by its Class: Class I marks 1 box, Class II marks 2, Class III marks 2 and knocks the target down, Class IV and above mark 3. Ordinary weapons mark the boxes in their table (see</w:t>
       </w:r>
       <w:r>
         <w:t xml:space="preserve"> </w:t>
@@ -17852,33 +18222,90 @@
           <w:iCs/>
           <w:i/>
         </w:rPr>
-        <w:t xml:space="preserve">Range</w:t>
-      </w:r>
-      <w:r>
-        <w:t xml:space="preserve"> </w:t>
-      </w:r>
-      <w:r>
-        <w:t xml:space="preserve">in Personal combat) is</w:t>
-      </w:r>
-      <w:r>
-        <w:t xml:space="preserve"> </w:t>
-      </w:r>
-      <w:r>
-        <w:rPr>
-          <w:bCs/>
-          <w:b/>
-        </w:rPr>
-        <w:t xml:space="preserve">Short at Class I, Long at Class II, Extreme at Class III</w:t>
-      </w:r>
-      <w:r>
-        <w:t xml:space="preserve">, and miles at Class IV and above, out to the horizon. Mind powers keep the reach their descriptions give: touch, a room, sight or a city.</w:t>
+        <w:t xml:space="preserve">Personal combat</w:t>
+      </w:r>
+      <w:r>
+        <w:t xml:space="preserve">).</w:t>
       </w:r>
     </w:p>
     <w:p>
       <w:pPr>
         <w:numPr>
           <w:ilvl w:val="0"/>
-          <w:numId w:val="1018"/>
+          <w:numId w:val="1019"/>
+        </w:numPr>
+        <w:pStyle w:val="Compact"/>
+      </w:pPr>
+      <w:r>
+        <w:rPr>
+          <w:bCs/>
+          <w:b/>
+        </w:rPr>
+        <w:t xml:space="preserve">Defense.</w:t>
+      </w:r>
+      <w:r>
+        <w:t xml:space="preserve"> </w:t>
+      </w:r>
+      <w:r>
+        <w:t xml:space="preserve">Armor, not a defense roll: an attack above your Defense hits in full; an equal one marks a box fewer; a lower one does nothing. It applies after your Dodge, Parry or Block.</w:t>
+      </w:r>
+    </w:p>
+    <w:p>
+      <w:pPr>
+        <w:numPr>
+          <w:ilvl w:val="0"/>
+          <w:numId w:val="1019"/>
+        </w:numPr>
+        <w:pStyle w:val="Compact"/>
+      </w:pPr>
+      <w:r>
+        <w:rPr>
+          <w:bCs/>
+          <w:b/>
+        </w:rPr>
+        <w:t xml:space="preserve">Range.</w:t>
+      </w:r>
+      <w:r>
+        <w:t xml:space="preserve"> </w:t>
+      </w:r>
+      <w:r>
+        <w:t xml:space="preserve">Unless a power says otherwise, a ranged power’s effective band (see</w:t>
+      </w:r>
+      <w:r>
+        <w:t xml:space="preserve"> </w:t>
+      </w:r>
+      <w:r>
+        <w:rPr>
+          <w:iCs/>
+          <w:i/>
+        </w:rPr>
+        <w:t xml:space="preserve">Range</w:t>
+      </w:r>
+      <w:r>
+        <w:t xml:space="preserve"> </w:t>
+      </w:r>
+      <w:r>
+        <w:t xml:space="preserve">in Personal combat) is</w:t>
+      </w:r>
+      <w:r>
+        <w:t xml:space="preserve"> </w:t>
+      </w:r>
+      <w:r>
+        <w:rPr>
+          <w:bCs/>
+          <w:b/>
+        </w:rPr>
+        <w:t xml:space="preserve">Short at Class I, Long at Class II, Extreme at Class III</w:t>
+      </w:r>
+      <w:r>
+        <w:t xml:space="preserve">, and miles at Class IV and above, out to the horizon. Mind powers keep the reach their descriptions give: touch, a room, sight or a city.</w:t>
+      </w:r>
+    </w:p>
+    <w:p>
+      <w:pPr>
+        <w:numPr>
+          <w:ilvl w:val="0"/>
+          <w:numId w:val="1019"/>
         </w:numPr>
         <w:pStyle w:val="Compact"/>
       </w:pPr>
@@ -18683,20 +19110,20 @@
         <w:pStyle w:val="FirstParagraph"/>
       </w:pPr>
       <w:r>
-        <w:t xml:space="preserve">After a significant case, the GM may allow one of these</w:t>
-      </w:r>
-      <w:r>
-        <w:t xml:space="preserve"> </w:t>
-      </w:r>
-      <w:r>
-        <w:rPr>
-          <w:bCs/>
-          <w:b/>
-        </w:rPr>
-        <w:t xml:space="preserve">instead of a skill step</w:t>
-      </w:r>
-      <w:r>
-        <w:t xml:space="preserve">:</w:t>
+        <w:t xml:space="preserve">Powers grow with advancement points (see</w:t>
+      </w:r>
+      <w:r>
+        <w:t xml:space="preserve"> </w:t>
+      </w:r>
+      <w:r>
+        <w:rPr>
+          <w:iCs/>
+          <w:i/>
+        </w:rPr>
+        <w:t xml:space="preserve">Advancement</w:t>
+      </w:r>
+      <w:r>
+        <w:t xml:space="preserve">), with the GM’s approval:</w:t>
       </w:r>
     </w:p>
     <w:tbl>
@@ -18715,8 +19142,9 @@
         </w:tblBorders>
       </w:tblPr>
       <w:tblGrid>
-        <w:gridCol w:w="3960"/>
-        <w:gridCol w:w="3960"/>
+        <w:gridCol w:w="2640"/>
+        <w:gridCol w:w="2640"/>
+        <w:gridCol w:w="2640"/>
       </w:tblGrid>
       <w:tr>
         <w:trPr>
@@ -18754,6 +19182,24 @@
                 <w:b/>
                 <w:sz w:val="19"/>
               </w:rPr>
+              <w:t xml:space="preserve">Cost</w:t>
+            </w:r>
+          </w:p>
+        </w:tc>
+        <w:tc>
+          <w:tcPr>
+            <w:shd w:val="clear" w:fill="E8EEF8"/>
+          </w:tcPr>
+          <w:p>
+            <w:pPr>
+              <w:pStyle w:val="Compact"/>
+              <w:jc w:val="left"/>
+            </w:pPr>
+            <w:r>
+              <w:rPr>
+                <w:b/>
+                <w:sz w:val="19"/>
+              </w:rPr>
               <w:t xml:space="preserve">Limit</w:t>
             </w:r>
           </w:p>
@@ -18787,6 +19233,21 @@
               <w:rPr>
                 <w:sz w:val="19"/>
               </w:rPr>
+              <w:t xml:space="preserve">2</w:t>
+            </w:r>
+          </w:p>
+        </w:tc>
+        <w:tc>
+          <w:tcPr/>
+          <w:p>
+            <w:pPr>
+              <w:pStyle w:val="Compact"/>
+              <w:jc w:val="left"/>
+            </w:pPr>
+            <w:r>
+              <w:rPr>
+                <w:sz w:val="19"/>
+              </w:rPr>
               <w:t xml:space="preserve">Up to Class III</w:t>
             </w:r>
           </w:p>
@@ -18820,6 +19281,21 @@
               <w:rPr>
                 <w:sz w:val="19"/>
               </w:rPr>
+              <w:t xml:space="preserve">2</w:t>
+            </w:r>
+          </w:p>
+        </w:tc>
+        <w:tc>
+          <w:tcPr/>
+          <w:p>
+            <w:pPr>
+              <w:pStyle w:val="Compact"/>
+              <w:jc w:val="left"/>
+            </w:pPr>
+            <w:r>
+              <w:rPr>
+                <w:sz w:val="19"/>
+              </w:rPr>
               <w:t xml:space="preserve">Needs a story reason: a ritual, an exposure, Ambrosia, a bond that deepens</w:t>
             </w:r>
           </w:p>
@@ -18868,7 +19344,22 @@
               <w:rPr>
                 <w:sz w:val="19"/>
               </w:rPr>
-              <w:t xml:space="preserve">Once per campaign, at a major story turning point, with the GM’s approval; costs two advancements</w:t>
+              <w:t xml:space="preserve">4</w:t>
+            </w:r>
+          </w:p>
+        </w:tc>
+        <w:tc>
+          <w:tcPr/>
+          <w:p>
+            <w:pPr>
+              <w:pStyle w:val="Compact"/>
+              <w:jc w:val="left"/>
+            </w:pPr>
+            <w:r>
+              <w:rPr>
+                <w:sz w:val="19"/>
+              </w:rPr>
+              <w:t xml:space="preserve">Once per campaign, at a major story turning point, with the GM’s approval</w:t>
             </w:r>
           </w:p>
         </w:tc>
@@ -18902,7 +19393,22 @@
               <w:rPr>
                 <w:sz w:val="19"/>
               </w:rPr>
-              <w:t xml:space="preserve">Only at the end of a long campaign, as the climax of a character’s story</w:t>
+              <w:t xml:space="preserve">—</w:t>
+            </w:r>
+          </w:p>
+        </w:tc>
+        <w:tc>
+          <w:tcPr/>
+          <w:p>
+            <w:pPr>
+              <w:pStyle w:val="Compact"/>
+              <w:jc w:val="left"/>
+            </w:pPr>
+            <w:r>
+              <w:rPr>
+                <w:sz w:val="19"/>
+              </w:rPr>
+              <w:t xml:space="preserve">Only at the end of a long campaign, as the climax of a character’s story; the GM grants it</w:t>
             </w:r>
           </w:p>
         </w:tc>
@@ -26254,7 +26760,7 @@
       <w:pPr>
         <w:numPr>
           <w:ilvl w:val="0"/>
-          <w:numId w:val="1019"/>
+          <w:numId w:val="1020"/>
         </w:numPr>
         <w:pStyle w:val="Compact"/>
       </w:pPr>
@@ -26276,7 +26782,7 @@
       <w:pPr>
         <w:numPr>
           <w:ilvl w:val="0"/>
-          <w:numId w:val="1019"/>
+          <w:numId w:val="1020"/>
         </w:numPr>
         <w:pStyle w:val="Compact"/>
       </w:pPr>
@@ -26726,7 +27232,7 @@
       <w:pPr>
         <w:numPr>
           <w:ilvl w:val="0"/>
-          <w:numId w:val="1020"/>
+          <w:numId w:val="1021"/>
         </w:numPr>
         <w:pStyle w:val="Compact"/>
       </w:pPr>
@@ -26748,7 +27254,7 @@
       <w:pPr>
         <w:numPr>
           <w:ilvl w:val="0"/>
-          <w:numId w:val="1020"/>
+          <w:numId w:val="1021"/>
         </w:numPr>
         <w:pStyle w:val="Compact"/>
       </w:pPr>
@@ -26783,7 +27289,7 @@
       <w:pPr>
         <w:numPr>
           <w:ilvl w:val="0"/>
-          <w:numId w:val="1020"/>
+          <w:numId w:val="1021"/>
         </w:numPr>
         <w:pStyle w:val="Compact"/>
       </w:pPr>
@@ -26805,7 +27311,7 @@
       <w:pPr>
         <w:numPr>
           <w:ilvl w:val="0"/>
-          <w:numId w:val="1020"/>
+          <w:numId w:val="1021"/>
         </w:numPr>
         <w:pStyle w:val="Compact"/>
       </w:pPr>
@@ -26827,7 +27333,7 @@
       <w:pPr>
         <w:numPr>
           <w:ilvl w:val="0"/>
-          <w:numId w:val="1020"/>
+          <w:numId w:val="1021"/>
         </w:numPr>
         <w:pStyle w:val="Compact"/>
       </w:pPr>
@@ -26849,7 +27355,7 @@
       <w:pPr>
         <w:numPr>
           <w:ilvl w:val="0"/>
-          <w:numId w:val="1020"/>
+          <w:numId w:val="1021"/>
         </w:numPr>
         <w:pStyle w:val="Compact"/>
       </w:pPr>
@@ -27454,7 +27960,7 @@
       <w:pPr>
         <w:numPr>
           <w:ilvl w:val="0"/>
-          <w:numId w:val="1021"/>
+          <w:numId w:val="1022"/>
         </w:numPr>
         <w:pStyle w:val="Compact"/>
       </w:pPr>
@@ -27537,7 +28043,7 @@
       <w:pPr>
         <w:numPr>
           <w:ilvl w:val="0"/>
-          <w:numId w:val="1021"/>
+          <w:numId w:val="1022"/>
         </w:numPr>
         <w:pStyle w:val="Compact"/>
       </w:pPr>
@@ -27559,7 +28065,7 @@
       <w:pPr>
         <w:numPr>
           <w:ilvl w:val="0"/>
-          <w:numId w:val="1021"/>
+          <w:numId w:val="1022"/>
         </w:numPr>
         <w:pStyle w:val="Compact"/>
       </w:pPr>
@@ -27581,7 +28087,7 @@
       <w:pPr>
         <w:numPr>
           <w:ilvl w:val="0"/>
-          <w:numId w:val="1021"/>
+          <w:numId w:val="1022"/>
         </w:numPr>
         <w:pStyle w:val="Compact"/>
       </w:pPr>
@@ -28492,7 +28998,7 @@
       <w:pPr>
         <w:numPr>
           <w:ilvl w:val="0"/>
-          <w:numId w:val="1022"/>
+          <w:numId w:val="1023"/>
         </w:numPr>
         <w:pStyle w:val="Compact"/>
       </w:pPr>
@@ -28508,106 +29014,6 @@
       </w:r>
       <w:r>
         <w:t xml:space="preserve">The federal Operant agency, under Director Steven Humbacht: six regional commands, Operant agents, Reserve Agents and Aegis wings, and a public-relations office as busy as any of them.</w:t>
-      </w:r>
-    </w:p>
-    <w:p>
-      <w:pPr>
-        <w:numPr>
-          <w:ilvl w:val="0"/>
-          <w:numId w:val="1022"/>
-        </w:numPr>
-        <w:pStyle w:val="Compact"/>
-      </w:pPr>
-      <w:r>
-        <w:rPr>
-          <w:bCs/>
-          <w:b/>
-        </w:rPr>
-        <w:t xml:space="preserve">The EPAOC.</w:t>
-      </w:r>
-      <w:r>
-        <w:t xml:space="preserve"> </w:t>
-      </w:r>
-      <w:r>
-        <w:t xml:space="preserve">The congressional watchdog, always looking for a scandal; a hearing can end a career.</w:t>
-      </w:r>
-    </w:p>
-    <w:p>
-      <w:pPr>
-        <w:numPr>
-          <w:ilvl w:val="0"/>
-          <w:numId w:val="1022"/>
-        </w:numPr>
-        <w:pStyle w:val="Compact"/>
-      </w:pPr>
-      <w:r>
-        <w:rPr>
-          <w:bCs/>
-          <w:b/>
-        </w:rPr>
-        <w:t xml:space="preserve">DIRE.</w:t>
-      </w:r>
-      <w:r>
-        <w:t xml:space="preserve"> </w:t>
-      </w:r>
-      <w:r>
-        <w:t xml:space="preserve">The Army’s Defense Intelligence and Research Enterprise, founded after 2012. It made Helios with a modified Ambrosia, and wants more like him.</w:t>
-      </w:r>
-    </w:p>
-    <w:p>
-      <w:pPr>
-        <w:numPr>
-          <w:ilvl w:val="0"/>
-          <w:numId w:val="1022"/>
-        </w:numPr>
-        <w:pStyle w:val="Compact"/>
-      </w:pPr>
-      <w:r>
-        <w:rPr>
-          <w:bCs/>
-          <w:b/>
-        </w:rPr>
-        <w:t xml:space="preserve">Interpol.</w:t>
-      </w:r>
-      <w:r>
-        <w:t xml:space="preserve"> </w:t>
-      </w:r>
-      <w:r>
-        <w:t xml:space="preserve">The international police organization, whose Operant division hunts fugitives across borders and fills Raster Eight.</w:t>
-      </w:r>
-    </w:p>
-    <w:p>
-      <w:pPr>
-        <w:numPr>
-          <w:ilvl w:val="0"/>
-          <w:numId w:val="1022"/>
-        </w:numPr>
-        <w:pStyle w:val="Compact"/>
-      </w:pPr>
-      <w:r>
-        <w:rPr>
-          <w:bCs/>
-          <w:b/>
-        </w:rPr>
-        <w:t xml:space="preserve">Affaires spéciales.</w:t>
-      </w:r>
-      <w:r>
-        <w:t xml:space="preserve"> </w:t>
-      </w:r>
-      <w:r>
-        <w:t xml:space="preserve">France’s special affairs branch, home to Chat Roux.</w:t>
-      </w:r>
-    </w:p>
-    <w:p>
-      <w:pPr>
-        <w:pStyle w:val="FirstParagraph"/>
-      </w:pPr>
-      <w:r>
-        <w:rPr>
-          <w:bCs/>
-          <w:b/>
-        </w:rPr>
-        <w:t xml:space="preserve">Heroes and orders</w:t>
       </w:r>
     </w:p>
     <w:p>
@@ -28623,13 +29029,13 @@
           <w:bCs/>
           <w:b/>
         </w:rPr>
-        <w:t xml:space="preserve">The New Power Legion.</w:t>
-      </w:r>
-      <w:r>
-        <w:t xml:space="preserve"> </w:t>
-      </w:r>
-      <w:r>
-        <w:t xml:space="preserve">Sponsored, televised heroes; Mr. Marvel’s old team reborn, with Sanders Communication’s money and cameras behind it.</w:t>
+        <w:t xml:space="preserve">The EPAOC.</w:t>
+      </w:r>
+      <w:r>
+        <w:t xml:space="preserve"> </w:t>
+      </w:r>
+      <w:r>
+        <w:t xml:space="preserve">The congressional watchdog, always looking for a scandal; a hearing can end a career.</w:t>
       </w:r>
     </w:p>
     <w:p>
@@ -28645,41 +29051,13 @@
           <w:bCs/>
           <w:b/>
         </w:rPr>
-        <w:t xml:space="preserve">The Shadow Knights.</w:t>
-      </w:r>
-      <w:r>
-        <w:t xml:space="preserve"> </w:t>
-      </w:r>
-      <w:r>
-        <w:t xml:space="preserve">The</w:t>
-      </w:r>
-      <w:r>
-        <w:t xml:space="preserve"> </w:t>
-      </w:r>
-      <w:r>
-        <w:rPr>
-          <w:iCs/>
-          <w:i/>
-        </w:rPr>
-        <w:t xml:space="preserve">Ordo Viarum Lucidarum</w:t>
-      </w:r>
-      <w:r>
-        <w:t xml:space="preserve">,</w:t>
-      </w:r>
-      <w:r>
-        <w:t xml:space="preserve"> </w:t>
-      </w:r>
-      <w:r>
-        <w:t xml:space="preserve">“</w:t>
-      </w:r>
-      <w:r>
-        <w:t xml:space="preserve">to bring the light of Christ into the shadows</w:t>
-      </w:r>
-      <w:r>
-        <w:t xml:space="preserve">”</w:t>
-      </w:r>
-      <w:r>
-        <w:t xml:space="preserve">, founded (its members say) by a 12th-century knight who defied a corrupt king. A few Knights on each continent, each supported by a cell of five to twenty doctors, magicians, technicians and administrators. Grant Douglas is the Shadow Knight of North America.</w:t>
+        <w:t xml:space="preserve">DIRE.</w:t>
+      </w:r>
+      <w:r>
+        <w:t xml:space="preserve"> </w:t>
+      </w:r>
+      <w:r>
+        <w:t xml:space="preserve">The Army’s Defense Intelligence and Research Enterprise, founded after 2012. It made Helios with a modified Ambrosia, and wants more like him.</w:t>
       </w:r>
     </w:p>
     <w:p>
@@ -28695,29 +29073,13 @@
           <w:bCs/>
           <w:b/>
         </w:rPr>
-        <w:t xml:space="preserve">The Earth Wardens.</w:t>
-      </w:r>
-      <w:r>
-        <w:t xml:space="preserve"> </w:t>
-      </w:r>
-      <w:r>
-        <w:t xml:space="preserve">A worldwide network of Adepts gathered by a reawakened Merlin after Lord Colslo opened the Celtic Gate in 1952. They guard the re-energized</w:t>
-      </w:r>
-      <w:r>
-        <w:t xml:space="preserve"> </w:t>
-      </w:r>
-      <w:r>
-        <w:rPr>
-          <w:bCs/>
-          <w:b/>
-        </w:rPr>
-        <w:t xml:space="preserve">Earth Gates</w:t>
-      </w:r>
-      <w:r>
-        <w:t xml:space="preserve"> </w:t>
-      </w:r>
-      <w:r>
-        <w:t xml:space="preserve">against demons, faeries and malcontent gods.</w:t>
+        <w:t xml:space="preserve">Interpol.</w:t>
+      </w:r>
+      <w:r>
+        <w:t xml:space="preserve"> </w:t>
+      </w:r>
+      <w:r>
+        <w:t xml:space="preserve">The international police organization, whose Operant division hunts fugitives across borders and fills Raster Eight.</w:t>
       </w:r>
     </w:p>
     <w:p>
@@ -28733,13 +29095,13 @@
           <w:bCs/>
           <w:b/>
         </w:rPr>
-        <w:t xml:space="preserve">The Haven.</w:t>
-      </w:r>
-      <w:r>
-        <w:t xml:space="preserve"> </w:t>
-      </w:r>
-      <w:r>
-        <w:t xml:space="preserve">The Green Man’s refuge in the Mad Forest, defended by Celerity.</w:t>
+        <w:t xml:space="preserve">Affaires spéciales.</w:t>
+      </w:r>
+      <w:r>
+        <w:t xml:space="preserve"> </w:t>
+      </w:r>
+      <w:r>
+        <w:t xml:space="preserve">France’s special affairs branch, home to Chat Roux.</w:t>
       </w:r>
     </w:p>
     <w:p>
@@ -28751,7 +29113,7 @@
           <w:bCs/>
           <w:b/>
         </w:rPr>
-        <w:t xml:space="preserve">Criminals and secrets</w:t>
+        <w:t xml:space="preserve">Heroes and orders</w:t>
       </w:r>
     </w:p>
     <w:p>
@@ -28767,26 +29129,13 @@
           <w:bCs/>
           <w:b/>
         </w:rPr>
-        <w:t xml:space="preserve">The Morcain.</w:t>
-      </w:r>
-      <w:r>
-        <w:t xml:space="preserve"> </w:t>
-      </w:r>
-      <w:r>
-        <w:t xml:space="preserve">A global crime syndicate ruled by</w:t>
-      </w:r>
-      <w:r>
-        <w:t xml:space="preserve"> </w:t>
-      </w:r>
-      <w:r>
-        <w:rPr>
-          <w:bCs/>
-          <w:b/>
-        </w:rPr>
-        <w:t xml:space="preserve">the 12</w:t>
-      </w:r>
-      <w:r>
-        <w:t xml:space="preserve">, Hyun Wang among them; employer of Lord Marrow and Steel Hawk, and of anyone else who sells power.</w:t>
+        <w:t xml:space="preserve">The New Power Legion.</w:t>
+      </w:r>
+      <w:r>
+        <w:t xml:space="preserve"> </w:t>
+      </w:r>
+      <w:r>
+        <w:t xml:space="preserve">Sponsored, televised heroes; Mr. Marvel’s old team reborn, with Sanders Communication’s money and cameras behind it.</w:t>
       </w:r>
     </w:p>
     <w:p>
@@ -28802,13 +29151,41 @@
           <w:bCs/>
           <w:b/>
         </w:rPr>
-        <w:t xml:space="preserve">The White Hand.</w:t>
-      </w:r>
-      <w:r>
-        <w:t xml:space="preserve"> </w:t>
-      </w:r>
-      <w:r>
-        <w:t xml:space="preserve">Autuarch’s Operant army in Argentina, responsible for Chicago 2001.</w:t>
+        <w:t xml:space="preserve">The Shadow Knights.</w:t>
+      </w:r>
+      <w:r>
+        <w:t xml:space="preserve"> </w:t>
+      </w:r>
+      <w:r>
+        <w:t xml:space="preserve">The</w:t>
+      </w:r>
+      <w:r>
+        <w:t xml:space="preserve"> </w:t>
+      </w:r>
+      <w:r>
+        <w:rPr>
+          <w:iCs/>
+          <w:i/>
+        </w:rPr>
+        <w:t xml:space="preserve">Ordo Viarum Lucidarum</w:t>
+      </w:r>
+      <w:r>
+        <w:t xml:space="preserve">,</w:t>
+      </w:r>
+      <w:r>
+        <w:t xml:space="preserve"> </w:t>
+      </w:r>
+      <w:r>
+        <w:t xml:space="preserve">“</w:t>
+      </w:r>
+      <w:r>
+        <w:t xml:space="preserve">to bring the light of Christ into the shadows</w:t>
+      </w:r>
+      <w:r>
+        <w:t xml:space="preserve">”</w:t>
+      </w:r>
+      <w:r>
+        <w:t xml:space="preserve">, founded (its members say) by a 12th-century knight who defied a corrupt king. A few Knights on each continent, each supported by a cell of five to twenty doctors, magicians, technicians and administrators. Grant Douglas is the Shadow Knight of North America.</w:t>
       </w:r>
     </w:p>
     <w:p>
@@ -28824,13 +29201,29 @@
           <w:bCs/>
           <w:b/>
         </w:rPr>
-        <w:t xml:space="preserve">The Foundation.</w:t>
-      </w:r>
-      <w:r>
-        <w:t xml:space="preserve"> </w:t>
-      </w:r>
-      <w:r>
-        <w:t xml:space="preserve">The black labs that kidnap people, make Operants and hunt down those who escape. Sergei Grachyov is their troubleshooter. Nobody knows who runs it.</w:t>
+        <w:t xml:space="preserve">The Earth Wardens.</w:t>
+      </w:r>
+      <w:r>
+        <w:t xml:space="preserve"> </w:t>
+      </w:r>
+      <w:r>
+        <w:t xml:space="preserve">A worldwide network of Adepts gathered by a reawakened Merlin after Lord Colslo opened the Celtic Gate in 1952. They guard the re-energized</w:t>
+      </w:r>
+      <w:r>
+        <w:t xml:space="preserve"> </w:t>
+      </w:r>
+      <w:r>
+        <w:rPr>
+          <w:bCs/>
+          <w:b/>
+        </w:rPr>
+        <w:t xml:space="preserve">Earth Gates</w:t>
+      </w:r>
+      <w:r>
+        <w:t xml:space="preserve"> </w:t>
+      </w:r>
+      <w:r>
+        <w:t xml:space="preserve">against demons, faeries and malcontent gods.</w:t>
       </w:r>
     </w:p>
     <w:p>
@@ -28846,20 +29239,32 @@
           <w:bCs/>
           <w:b/>
         </w:rPr>
-        <w:t xml:space="preserve">The Proteus Group.</w:t>
-      </w:r>
-      <w:r>
-        <w:t xml:space="preserve"> </w:t>
-      </w:r>
-      <w:r>
-        <w:t xml:space="preserve">A criminal consortium the EMD tracks but can’t map.</w:t>
+        <w:t xml:space="preserve">The Haven.</w:t>
+      </w:r>
+      <w:r>
+        <w:t xml:space="preserve"> </w:t>
+      </w:r>
+      <w:r>
+        <w:t xml:space="preserve">The Green Man’s refuge in the Mad Forest, defended by Celerity.</w:t>
+      </w:r>
+    </w:p>
+    <w:p>
+      <w:pPr>
+        <w:pStyle w:val="FirstParagraph"/>
+      </w:pPr>
+      <w:r>
+        <w:rPr>
+          <w:bCs/>
+          <w:b/>
+        </w:rPr>
+        <w:t xml:space="preserve">Criminals and secrets</w:t>
       </w:r>
     </w:p>
     <w:p>
       <w:pPr>
         <w:numPr>
           <w:ilvl w:val="0"/>
-          <w:numId w:val="1024"/>
+          <w:numId w:val="1025"/>
         </w:numPr>
         <w:pStyle w:val="Compact"/>
       </w:pPr>
@@ -28868,6 +29273,107 @@
           <w:bCs/>
           <w:b/>
         </w:rPr>
+        <w:t xml:space="preserve">The Morcain.</w:t>
+      </w:r>
+      <w:r>
+        <w:t xml:space="preserve"> </w:t>
+      </w:r>
+      <w:r>
+        <w:t xml:space="preserve">A global crime syndicate ruled by</w:t>
+      </w:r>
+      <w:r>
+        <w:t xml:space="preserve"> </w:t>
+      </w:r>
+      <w:r>
+        <w:rPr>
+          <w:bCs/>
+          <w:b/>
+        </w:rPr>
+        <w:t xml:space="preserve">the 12</w:t>
+      </w:r>
+      <w:r>
+        <w:t xml:space="preserve">, Hyun Wang among them; employer of Lord Marrow and Steel Hawk, and of anyone else who sells power.</w:t>
+      </w:r>
+    </w:p>
+    <w:p>
+      <w:pPr>
+        <w:numPr>
+          <w:ilvl w:val="0"/>
+          <w:numId w:val="1025"/>
+        </w:numPr>
+        <w:pStyle w:val="Compact"/>
+      </w:pPr>
+      <w:r>
+        <w:rPr>
+          <w:bCs/>
+          <w:b/>
+        </w:rPr>
+        <w:t xml:space="preserve">The White Hand.</w:t>
+      </w:r>
+      <w:r>
+        <w:t xml:space="preserve"> </w:t>
+      </w:r>
+      <w:r>
+        <w:t xml:space="preserve">Autuarch’s Operant army in Argentina, responsible for Chicago 2001.</w:t>
+      </w:r>
+    </w:p>
+    <w:p>
+      <w:pPr>
+        <w:numPr>
+          <w:ilvl w:val="0"/>
+          <w:numId w:val="1025"/>
+        </w:numPr>
+        <w:pStyle w:val="Compact"/>
+      </w:pPr>
+      <w:r>
+        <w:rPr>
+          <w:bCs/>
+          <w:b/>
+        </w:rPr>
+        <w:t xml:space="preserve">The Foundation.</w:t>
+      </w:r>
+      <w:r>
+        <w:t xml:space="preserve"> </w:t>
+      </w:r>
+      <w:r>
+        <w:t xml:space="preserve">The black labs that kidnap people, make Operants and hunt down those who escape. Sergei Grachyov is their troubleshooter. Nobody knows who runs it.</w:t>
+      </w:r>
+    </w:p>
+    <w:p>
+      <w:pPr>
+        <w:numPr>
+          <w:ilvl w:val="0"/>
+          <w:numId w:val="1025"/>
+        </w:numPr>
+        <w:pStyle w:val="Compact"/>
+      </w:pPr>
+      <w:r>
+        <w:rPr>
+          <w:bCs/>
+          <w:b/>
+        </w:rPr>
+        <w:t xml:space="preserve">The Proteus Group.</w:t>
+      </w:r>
+      <w:r>
+        <w:t xml:space="preserve"> </w:t>
+      </w:r>
+      <w:r>
+        <w:t xml:space="preserve">A criminal consortium the EMD tracks but can’t map.</w:t>
+      </w:r>
+    </w:p>
+    <w:p>
+      <w:pPr>
+        <w:numPr>
+          <w:ilvl w:val="0"/>
+          <w:numId w:val="1025"/>
+        </w:numPr>
+        <w:pStyle w:val="Compact"/>
+      </w:pPr>
+      <w:r>
+        <w:rPr>
+          <w:bCs/>
+          <w:b/>
+        </w:rPr>
         <w:t xml:space="preserve">Raster Zero.</w:t>
       </w:r>
       <w:r>
@@ -28891,7 +29397,7 @@
       <w:pPr>
         <w:numPr>
           <w:ilvl w:val="0"/>
-          <w:numId w:val="1024"/>
+          <w:numId w:val="1025"/>
         </w:numPr>
         <w:pStyle w:val="Compact"/>
       </w:pPr>
@@ -31956,7 +32462,7 @@
       <w:pPr>
         <w:numPr>
           <w:ilvl w:val="0"/>
-          <w:numId w:val="1025"/>
+          <w:numId w:val="1026"/>
         </w:numPr>
         <w:pStyle w:val="Compact"/>
       </w:pPr>
@@ -31988,216 +32494,6 @@
       </w:r>
       <w:r>
         <w:t xml:space="preserve">9.</w:t>
-      </w:r>
-    </w:p>
-    <w:p>
-      <w:pPr>
-        <w:numPr>
-          <w:ilvl w:val="0"/>
-          <w:numId w:val="1025"/>
-        </w:numPr>
-        <w:pStyle w:val="Compact"/>
-      </w:pPr>
-      <w:r>
-        <w:rPr>
-          <w:bCs/>
-          <w:b/>
-        </w:rPr>
-        <w:t xml:space="preserve">Skills:</w:t>
-      </w:r>
-      <w:r>
-        <w:t xml:space="preserve"> </w:t>
-      </w:r>
-      <w:r>
-        <w:t xml:space="preserve">Investigation 16 (Specialty). Trained: Computers 14, Law 14, Occult 14, Powers 14, Read People 14, Athletics 11, Brawling 11, Firearms 11, Persuasion 10.</w:t>
-      </w:r>
-    </w:p>
-    <w:p>
-      <w:pPr>
-        <w:numPr>
-          <w:ilvl w:val="0"/>
-          <w:numId w:val="1025"/>
-        </w:numPr>
-        <w:pStyle w:val="Compact"/>
-      </w:pPr>
-      <w:r>
-        <w:rPr>
-          <w:bCs/>
-          <w:b/>
-        </w:rPr>
-        <w:t xml:space="preserve">Edges:</w:t>
-      </w:r>
-      <w:r>
-        <w:t xml:space="preserve"> </w:t>
-      </w:r>
-      <w:r>
-        <w:t xml:space="preserve">Extra Spark, A friend; a friend: her missing partner’s last informant, who only talks to her.</w:t>
-      </w:r>
-    </w:p>
-    <w:p>
-      <w:pPr>
-        <w:numPr>
-          <w:ilvl w:val="0"/>
-          <w:numId w:val="1025"/>
-        </w:numPr>
-        <w:pStyle w:val="Compact"/>
-      </w:pPr>
-      <w:r>
-        <w:rPr>
-          <w:bCs/>
-          <w:b/>
-        </w:rPr>
-        <w:t xml:space="preserve">Advantage:</w:t>
-      </w:r>
-      <w:r>
-        <w:t xml:space="preserve"> </w:t>
-      </w:r>
-      <w:r>
-        <w:t xml:space="preserve">The Voice Within (origin; companion: Two Minds).</w:t>
-      </w:r>
-      <w:r>
-        <w:t xml:space="preserve"> </w:t>
-      </w:r>
-      <w:r>
-        <w:rPr>
-          <w:bCs/>
-          <w:b/>
-        </w:rPr>
-        <w:t xml:space="preserve">Complication:</w:t>
-      </w:r>
-      <w:r>
-        <w:t xml:space="preserve"> </w:t>
-      </w:r>
-      <w:r>
-        <w:t xml:space="preserve">Can’t Leave It Alone; trigger: a file that shouldn’t exist.</w:t>
-      </w:r>
-    </w:p>
-    <w:p>
-      <w:pPr>
-        <w:numPr>
-          <w:ilvl w:val="0"/>
-          <w:numId w:val="1025"/>
-        </w:numPr>
-        <w:pStyle w:val="Compact"/>
-      </w:pPr>
-      <w:r>
-        <w:rPr>
-          <w:bCs/>
-          <w:b/>
-        </w:rPr>
-        <w:t xml:space="preserve">Powers:</w:t>
-      </w:r>
-      <w:r>
-        <w:t xml:space="preserve"> </w:t>
-      </w:r>
-      <w:r>
-        <w:t xml:space="preserve">Force Field II, Mystic Sight I, Telepathy I.</w:t>
-      </w:r>
-    </w:p>
-    <w:p>
-      <w:pPr>
-        <w:numPr>
-          <w:ilvl w:val="0"/>
-          <w:numId w:val="1025"/>
-        </w:numPr>
-        <w:pStyle w:val="Compact"/>
-      </w:pPr>
-      <w:r>
-        <w:rPr>
-          <w:bCs/>
-          <w:b/>
-        </w:rPr>
-        <w:t xml:space="preserve">Legal status:</w:t>
-      </w:r>
-      <w:r>
-        <w:t xml:space="preserve"> </w:t>
-      </w:r>
-      <w:r>
-        <w:t xml:space="preserve">Full Agent.</w:t>
-      </w:r>
-    </w:p>
-    <w:p>
-      <w:pPr>
-        <w:numPr>
-          <w:ilvl w:val="0"/>
-          <w:numId w:val="1025"/>
-        </w:numPr>
-        <w:pStyle w:val="Compact"/>
-      </w:pPr>
-      <w:r>
-        <w:rPr>
-          <w:bCs/>
-          <w:b/>
-        </w:rPr>
-        <w:t xml:space="preserve">Why I do this:</w:t>
-      </w:r>
-      <w:r>
-        <w:t xml:space="preserve"> </w:t>
-      </w:r>
-      <w:r>
-        <w:t xml:space="preserve">The law should mean something, for Operants and everyone else.</w:t>
-      </w:r>
-      <w:r>
-        <w:t xml:space="preserve"> </w:t>
-      </w:r>
-      <w:r>
-        <w:rPr>
-          <w:bCs/>
-          <w:b/>
-        </w:rPr>
-        <w:t xml:space="preserve">Connection:</w:t>
-      </w:r>
-      <w:r>
-        <w:t xml:space="preserve"> </w:t>
-      </w:r>
-      <w:r>
-        <w:t xml:space="preserve">Jess Calloway is the only reporter who asked about her missing partner. Kwan hasn’t decided whether to trust her.</w:t>
-      </w:r>
-    </w:p>
-    <w:bookmarkEnd w:id="107"/>
-    <w:bookmarkStart w:id="108" w:name="luis-bulldog-ortega"/>
-    <w:p>
-      <w:pPr>
-        <w:pStyle w:val="Heading2"/>
-      </w:pPr>
-      <w:r>
-        <w:t xml:space="preserve">Luis</w:t>
-      </w:r>
-      <w:r>
-        <w:t xml:space="preserve"> </w:t>
-      </w:r>
-      <w:r>
-        <w:t xml:space="preserve">“</w:t>
-      </w:r>
-      <w:r>
-        <w:t xml:space="preserve">Bulldog</w:t>
-      </w:r>
-      <w:r>
-        <w:t xml:space="preserve">”</w:t>
-      </w:r>
-      <w:r>
-        <w:t xml:space="preserve"> </w:t>
-      </w:r>
-      <w:r>
-        <w:t xml:space="preserve">Ortega</w:t>
-      </w:r>
-    </w:p>
-    <w:p>
-      <w:pPr>
-        <w:pStyle w:val="FirstParagraph"/>
-      </w:pPr>
-      <w:r>
-        <w:rPr>
-          <w:iCs/>
-          <w:i/>
-        </w:rPr>
-        <w:t xml:space="preserve">Aegis pilot, Chicago wing, Aegis Pilot. Non-Operant (tier 0); Specialist.</w:t>
-      </w:r>
-      <w:r>
-        <w:t xml:space="preserve"> </w:t>
-      </w:r>
-      <w:r>
-        <w:t xml:space="preserve">Twelve years in the suit, three of them in Iraq. The AS-6’s new firmware came from a contractor nobody can trace, and lately the suit hesitates when he doesn’t.</w:t>
       </w:r>
     </w:p>
     <w:p>
@@ -32213,29 +32509,13 @@
           <w:bCs/>
           <w:b/>
         </w:rPr>
-        <w:t xml:space="preserve">Attributes:</w:t>
-      </w:r>
-      <w:r>
-        <w:t xml:space="preserve"> </w:t>
-      </w:r>
-      <w:r>
-        <w:t xml:space="preserve">Body 12, Agility 13, Intellect 11, Presence 10, Will 10.</w:t>
-      </w:r>
-      <w:r>
-        <w:t xml:space="preserve"> </w:t>
-      </w:r>
-      <w:r>
-        <w:rPr>
-          <w:bCs/>
-          <w:b/>
-        </w:rPr>
-        <w:t xml:space="preserve">Dodge</w:t>
-      </w:r>
-      <w:r>
-        <w:t xml:space="preserve"> </w:t>
-      </w:r>
-      <w:r>
-        <w:t xml:space="preserve">12.</w:t>
+        <w:t xml:space="preserve">Skills:</w:t>
+      </w:r>
+      <w:r>
+        <w:t xml:space="preserve"> </w:t>
+      </w:r>
+      <w:r>
+        <w:t xml:space="preserve">Investigation 16 (Specialty). Trained: Computers 14, Law 14, Occult 14, Powers 14, Read People 14, Athletics 11, Brawling 11, Firearms 11, Persuasion 10.</w:t>
       </w:r>
     </w:p>
     <w:p>
@@ -32251,13 +32531,13 @@
           <w:bCs/>
           <w:b/>
         </w:rPr>
-        <w:t xml:space="preserve">Skills:</w:t>
-      </w:r>
-      <w:r>
-        <w:t xml:space="preserve"> </w:t>
-      </w:r>
-      <w:r>
-        <w:t xml:space="preserve">Piloting 18 (Expert). Trained: Firearms 14, Athletics 13, Brawling 13, Computers 12, Engineering 12, Law 12, Leadership 11, Read People 11.</w:t>
+        <w:t xml:space="preserve">Edges:</w:t>
+      </w:r>
+      <w:r>
+        <w:t xml:space="preserve"> </w:t>
+      </w:r>
+      <w:r>
+        <w:t xml:space="preserve">Extra Spark, A friend; a friend: her missing partner’s last informant, who only talks to her.</w:t>
       </w:r>
     </w:p>
     <w:p>
@@ -32273,13 +32553,29 @@
           <w:bCs/>
           <w:b/>
         </w:rPr>
-        <w:t xml:space="preserve">Edges:</w:t>
-      </w:r>
-      <w:r>
-        <w:t xml:space="preserve"> </w:t>
-      </w:r>
-      <w:r>
-        <w:t xml:space="preserve">+1 attribute point, Extra Trained skill, A friend, Extra Spark; a friend: a DIRE engineer who still owes him for Basra.</w:t>
+        <w:t xml:space="preserve">Advantage:</w:t>
+      </w:r>
+      <w:r>
+        <w:t xml:space="preserve"> </w:t>
+      </w:r>
+      <w:r>
+        <w:t xml:space="preserve">The Voice Within (origin; companion: Two Minds).</w:t>
+      </w:r>
+      <w:r>
+        <w:t xml:space="preserve"> </w:t>
+      </w:r>
+      <w:r>
+        <w:rPr>
+          <w:bCs/>
+          <w:b/>
+        </w:rPr>
+        <w:t xml:space="preserve">Complication:</w:t>
+      </w:r>
+      <w:r>
+        <w:t xml:space="preserve"> </w:t>
+      </w:r>
+      <w:r>
+        <w:t xml:space="preserve">Can’t Leave It Alone; trigger: a file that shouldn’t exist.</w:t>
       </w:r>
     </w:p>
     <w:p>
@@ -32295,29 +32591,13 @@
           <w:bCs/>
           <w:b/>
         </w:rPr>
-        <w:t xml:space="preserve">Advantage:</w:t>
-      </w:r>
-      <w:r>
-        <w:t xml:space="preserve"> </w:t>
-      </w:r>
-      <w:r>
-        <w:t xml:space="preserve">Nerves of Steel (origin; companion: Ordinary Body).</w:t>
-      </w:r>
-      <w:r>
-        <w:t xml:space="preserve"> </w:t>
-      </w:r>
-      <w:r>
-        <w:rPr>
-          <w:bCs/>
-          <w:b/>
-        </w:rPr>
-        <w:t xml:space="preserve">Complication:</w:t>
-      </w:r>
-      <w:r>
-        <w:t xml:space="preserve"> </w:t>
-      </w:r>
-      <w:r>
-        <w:t xml:space="preserve">Orders; trigger: orders to stand down.</w:t>
+        <w:t xml:space="preserve">Powers:</w:t>
+      </w:r>
+      <w:r>
+        <w:t xml:space="preserve"> </w:t>
+      </w:r>
+      <w:r>
+        <w:t xml:space="preserve">Force Field II, Mystic Sight I, Telepathy I.</w:t>
       </w:r>
     </w:p>
     <w:p>
@@ -32361,7 +32641,7 @@
         <w:t xml:space="preserve"> </w:t>
       </w:r>
       <w:r>
-        <w:t xml:space="preserve">Someone has to stand between ordinary people and what’s out there.</w:t>
+        <w:t xml:space="preserve">The law should mean something, for Operants and everyone else.</w:t>
       </w:r>
       <w:r>
         <w:t xml:space="preserve"> </w:t>
@@ -32377,17 +32657,35 @@
         <w:t xml:space="preserve"> </w:t>
       </w:r>
       <w:r>
-        <w:t xml:space="preserve">He flew cover for Rachel Kwan the night her partner vanished, and saw something he never put in the report.</w:t>
-      </w:r>
-    </w:p>
-    <w:bookmarkEnd w:id="108"/>
-    <w:bookmarkStart w:id="109" w:name="naomi-price"/>
+        <w:t xml:space="preserve">Jess Calloway is the only reporter who asked about her missing partner. Kwan hasn’t decided whether to trust her.</w:t>
+      </w:r>
+    </w:p>
+    <w:bookmarkEnd w:id="107"/>
+    <w:bookmarkStart w:id="108" w:name="luis-bulldog-ortega"/>
     <w:p>
       <w:pPr>
         <w:pStyle w:val="Heading2"/>
       </w:pPr>
       <w:r>
-        <w:t xml:space="preserve">Naomi Price</w:t>
+        <w:t xml:space="preserve">Luis</w:t>
+      </w:r>
+      <w:r>
+        <w:t xml:space="preserve"> </w:t>
+      </w:r>
+      <w:r>
+        <w:t xml:space="preserve">“</w:t>
+      </w:r>
+      <w:r>
+        <w:t xml:space="preserve">Bulldog</w:t>
+      </w:r>
+      <w:r>
+        <w:t xml:space="preserve">”</w:t>
+      </w:r>
+      <w:r>
+        <w:t xml:space="preserve"> </w:t>
+      </w:r>
+      <w:r>
+        <w:t xml:space="preserve">Ortega</w:t>
       </w:r>
     </w:p>
     <w:p>
@@ -32399,13 +32697,13 @@
           <w:iCs/>
           <w:i/>
         </w:rPr>
-        <w:t xml:space="preserve">Daybreak, New Power Legion, Public Hero. Ambrosia (tier 3).</w:t>
-      </w:r>
-      <w:r>
-        <w:t xml:space="preserve"> </w:t>
-      </w:r>
-      <w:r>
-        <w:t xml:space="preserve">The Legion’s rising star, dosed with Ambrosia in a sponsor’s clinic at nineteen. Her sponsor owns her image, her schedule and, she’s starting to suspect, her secrets.</w:t>
+        <w:t xml:space="preserve">Aegis pilot, Chicago wing, Aegis Pilot. Non-Operant (tier 0); Specialist.</w:t>
+      </w:r>
+      <w:r>
+        <w:t xml:space="preserve"> </w:t>
+      </w:r>
+      <w:r>
+        <w:t xml:space="preserve">Twelve years in the suit, three of them in Iraq. The AS-6’s new firmware came from a contractor nobody can trace, and lately the suit hesitates when he doesn’t.</w:t>
       </w:r>
     </w:p>
     <w:p>
@@ -32427,7 +32725,7 @@
         <w:t xml:space="preserve"> </w:t>
       </w:r>
       <w:r>
-        <w:t xml:space="preserve">Body 13, Agility 9, Intellect 9, Presence 14, Will 10.</w:t>
+        <w:t xml:space="preserve">Body 12, Agility 13, Intellect 11, Presence 10, Will 10.</w:t>
       </w:r>
       <w:r>
         <w:t xml:space="preserve"> </w:t>
@@ -32443,7 +32741,7 @@
         <w:t xml:space="preserve"> </w:t>
       </w:r>
       <w:r>
-        <w:t xml:space="preserve">8.</w:t>
+        <w:t xml:space="preserve">12.</w:t>
       </w:r>
     </w:p>
     <w:p>
@@ -32465,7 +32763,7 @@
         <w:t xml:space="preserve"> </w:t>
       </w:r>
       <w:r>
-        <w:t xml:space="preserve">Media 17 (Specialty). Trained: Deception 15, Leadership 15, Persuasion 15, Athletics 14, Brawling 14, Powers 11, Read People 11, Law 10, Piloting 10.</w:t>
+        <w:t xml:space="preserve">Piloting 18 (Expert). Trained: Firearms 14, Athletics 13, Brawling 13, Computers 12, Engineering 12, Law 12, Leadership 11, Read People 11.</w:t>
       </w:r>
     </w:p>
     <w:p>
@@ -32487,7 +32785,7 @@
         <w:t xml:space="preserve"> </w:t>
       </w:r>
       <w:r>
-        <w:t xml:space="preserve">Stronger Power.</w:t>
+        <w:t xml:space="preserve">+1 attribute point, Extra Trained skill, A friend, Extra Spark; a friend: a DIRE engineer who still owes him for Basra.</w:t>
       </w:r>
     </w:p>
     <w:p>
@@ -32509,7 +32807,7 @@
         <w:t xml:space="preserve"> </w:t>
       </w:r>
       <w:r>
-        <w:t xml:space="preserve">Golden Ideal (origin; companion: The Anger).</w:t>
+        <w:t xml:space="preserve">Nerves of Steel (origin; companion: Ordinary Body).</w:t>
       </w:r>
       <w:r>
         <w:t xml:space="preserve"> </w:t>
@@ -32525,7 +32823,7 @@
         <w:t xml:space="preserve"> </w:t>
       </w:r>
       <w:r>
-        <w:t xml:space="preserve">Media Darling; trigger: a crowd with phones out.</w:t>
+        <w:t xml:space="preserve">Orders; trigger: orders to stand down.</w:t>
       </w:r>
     </w:p>
     <w:p>
@@ -32541,13 +32839,13 @@
           <w:bCs/>
           <w:b/>
         </w:rPr>
-        <w:t xml:space="preserve">Powers:</w:t>
-      </w:r>
-      <w:r>
-        <w:t xml:space="preserve"> </w:t>
-      </w:r>
-      <w:r>
-        <w:t xml:space="preserve">Strength IV, Flight II, Toughness I.</w:t>
+        <w:t xml:space="preserve">Legal status:</w:t>
+      </w:r>
+      <w:r>
+        <w:t xml:space="preserve"> </w:t>
+      </w:r>
+      <w:r>
+        <w:t xml:space="preserve">Full Agent.</w:t>
       </w:r>
     </w:p>
     <w:p>
@@ -32563,35 +32861,13 @@
           <w:bCs/>
           <w:b/>
         </w:rPr>
-        <w:t xml:space="preserve">Legal status:</w:t>
-      </w:r>
-      <w:r>
-        <w:t xml:space="preserve"> </w:t>
-      </w:r>
-      <w:r>
-        <w:t xml:space="preserve">Registered.</w:t>
-      </w:r>
-    </w:p>
-    <w:p>
-      <w:pPr>
-        <w:numPr>
-          <w:ilvl w:val="0"/>
-          <w:numId w:val="1027"/>
-        </w:numPr>
-        <w:pStyle w:val="Compact"/>
-      </w:pPr>
-      <w:r>
-        <w:rPr>
-          <w:bCs/>
-          <w:b/>
-        </w:rPr>
         <w:t xml:space="preserve">Why I do this:</w:t>
       </w:r>
       <w:r>
         <w:t xml:space="preserve"> </w:t>
       </w:r>
       <w:r>
-        <w:t xml:space="preserve">The cameras love an Operant, and I love the cameras.</w:t>
+        <w:t xml:space="preserve">Someone has to stand between ordinary people and what’s out there.</w:t>
       </w:r>
       <w:r>
         <w:t xml:space="preserve"> </w:t>
@@ -32607,17 +32883,17 @@
         <w:t xml:space="preserve"> </w:t>
       </w:r>
       <w:r>
-        <w:t xml:space="preserve">Static saved her from a Foundation snatch team on live TV, and vanished before the cameras turned.</w:t>
-      </w:r>
-    </w:p>
-    <w:bookmarkEnd w:id="109"/>
-    <w:bookmarkStart w:id="110" w:name="dr.-tobias-wren"/>
+        <w:t xml:space="preserve">He flew cover for Rachel Kwan the night her partner vanished, and saw something he never put in the report.</w:t>
+      </w:r>
+    </w:p>
+    <w:bookmarkEnd w:id="108"/>
+    <w:bookmarkStart w:id="109" w:name="naomi-price"/>
     <w:p>
       <w:pPr>
         <w:pStyle w:val="Heading2"/>
       </w:pPr>
       <w:r>
-        <w:t xml:space="preserve">Dr. Tobias Wren</w:t>
+        <w:t xml:space="preserve">Naomi Price</w:t>
       </w:r>
     </w:p>
     <w:p>
@@ -32629,13 +32905,13 @@
           <w:iCs/>
           <w:i/>
         </w:rPr>
-        <w:t xml:space="preserve">Professor of comparative religion; Earth Warden, Occultist. Adept (tier 1); Specialist.</w:t>
-      </w:r>
-      <w:r>
-        <w:t xml:space="preserve"> </w:t>
-      </w:r>
-      <w:r>
-        <w:t xml:space="preserve">A collector of forbidden books who once traded a year of his life to something in Avalon for a translation. The year is coming due.</w:t>
+        <w:t xml:space="preserve">Daybreak, New Power Legion, Public Hero. Ambrosia (tier 3).</w:t>
+      </w:r>
+      <w:r>
+        <w:t xml:space="preserve"> </w:t>
+      </w:r>
+      <w:r>
+        <w:t xml:space="preserve">The Legion’s rising star, dosed with Ambrosia in a sponsor’s clinic at nineteen. Her sponsor owns her image, her schedule and, she’s starting to suspect, her secrets.</w:t>
       </w:r>
     </w:p>
     <w:p>
@@ -32657,7 +32933,7 @@
         <w:t xml:space="preserve"> </w:t>
       </w:r>
       <w:r>
-        <w:t xml:space="preserve">Body 9, Agility 10, Intellect 14, Presence 10, Will 13.</w:t>
+        <w:t xml:space="preserve">Body 13, Agility 9, Intellect 9, Presence 14, Will 10.</w:t>
       </w:r>
       <w:r>
         <w:t xml:space="preserve"> </w:t>
@@ -32695,7 +32971,7 @@
         <w:t xml:space="preserve"> </w:t>
       </w:r>
       <w:r>
-        <w:t xml:space="preserve">Powers 18 (Expert). Trained: Investigation 15, Law 15, Medicine 15, Occult 15, Science 15, Read People 14, Persuasion 11.</w:t>
+        <w:t xml:space="preserve">Media 17 (Specialty). Trained: Deception 15, Leadership 15, Persuasion 15, Athletics 14, Brawling 14, Powers 11, Read People 11, Law 10, Piloting 10.</w:t>
       </w:r>
     </w:p>
     <w:p>
@@ -32717,7 +32993,7 @@
         <w:t xml:space="preserve"> </w:t>
       </w:r>
       <w:r>
-        <w:t xml:space="preserve">+1 attribute point, A fine weapon or tool, Stronger Power; a fine tool: the Lammas Grimoire, annotated in four hands (+2 Occult).</w:t>
+        <w:t xml:space="preserve">Stronger Power.</w:t>
       </w:r>
     </w:p>
     <w:p>
@@ -32739,7 +33015,7 @@
         <w:t xml:space="preserve"> </w:t>
       </w:r>
       <w:r>
-        <w:t xml:space="preserve">Ritualist (origin; companion: Obsessed).</w:t>
+        <w:t xml:space="preserve">Golden Ideal (origin; companion: The Anger).</w:t>
       </w:r>
       <w:r>
         <w:t xml:space="preserve"> </w:t>
@@ -32755,7 +33031,7 @@
         <w:t xml:space="preserve"> </w:t>
       </w:r>
       <w:r>
-        <w:t xml:space="preserve">Haunted; trigger: your bond demands something.</w:t>
+        <w:t xml:space="preserve">Media Darling; trigger: a crowd with phones out.</w:t>
       </w:r>
     </w:p>
     <w:p>
@@ -32777,7 +33053,7 @@
         <w:t xml:space="preserve"> </w:t>
       </w:r>
       <w:r>
-        <w:t xml:space="preserve">Warding III, Mystic Sight I.</w:t>
+        <w:t xml:space="preserve">Strength IV, Flight II, Toughness I.</w:t>
       </w:r>
     </w:p>
     <w:p>
@@ -32821,7 +33097,7 @@
         <w:t xml:space="preserve"> </w:t>
       </w:r>
       <w:r>
-        <w:t xml:space="preserve">Someone has to stand between ordinary people and what’s out there.</w:t>
+        <w:t xml:space="preserve">The cameras love an Operant, and I love the cameras.</w:t>
       </w:r>
       <w:r>
         <w:t xml:space="preserve"> </w:t>
@@ -32837,17 +33113,17 @@
         <w:t xml:space="preserve"> </w:t>
       </w:r>
       <w:r>
-        <w:t xml:space="preserve">He taught Maeve Ashgrove’s handler, and was the one who recognized what Maeve really is.</w:t>
-      </w:r>
-    </w:p>
-    <w:bookmarkEnd w:id="110"/>
-    <w:bookmarkStart w:id="111" w:name="jess-calloway"/>
+        <w:t xml:space="preserve">Static saved her from a Foundation snatch team on live TV, and vanished before the cameras turned.</w:t>
+      </w:r>
+    </w:p>
+    <w:bookmarkEnd w:id="109"/>
+    <w:bookmarkStart w:id="110" w:name="dr.-tobias-wren"/>
     <w:p>
       <w:pPr>
         <w:pStyle w:val="Heading2"/>
       </w:pPr>
       <w:r>
-        <w:t xml:space="preserve">Jess Calloway</w:t>
+        <w:t xml:space="preserve">Dr. Tobias Wren</w:t>
       </w:r>
     </w:p>
     <w:p>
@@ -32859,13 +33135,13 @@
           <w:iCs/>
           <w:i/>
         </w:rPr>
-        <w:t xml:space="preserve">Freelance investigative reporter, Journalist. Touched (tier 2).</w:t>
-      </w:r>
-      <w:r>
-        <w:t xml:space="preserve"> </w:t>
-      </w:r>
-      <w:r>
-        <w:t xml:space="preserve">Touched a Raster Zero file in 2024 and saw the room it came from. Nobody knows she’s an Operant; she’s been pulling the thread ever since.</w:t>
+        <w:t xml:space="preserve">Professor of comparative religion; Earth Warden, Occultist. Adept (tier 1); Specialist.</w:t>
+      </w:r>
+      <w:r>
+        <w:t xml:space="preserve"> </w:t>
+      </w:r>
+      <w:r>
+        <w:t xml:space="preserve">A collector of forbidden books who once traded a year of his life to something in Avalon for a translation. The year is coming due.</w:t>
       </w:r>
     </w:p>
     <w:p>
@@ -32887,7 +33163,7 @@
         <w:t xml:space="preserve"> </w:t>
       </w:r>
       <w:r>
-        <w:t xml:space="preserve">Body 10, Agility 11, Intellect 11, Presence 12, Will 12.</w:t>
+        <w:t xml:space="preserve">Body 9, Agility 10, Intellect 14, Presence 10, Will 13.</w:t>
       </w:r>
       <w:r>
         <w:t xml:space="preserve"> </w:t>
@@ -32903,7 +33179,7 @@
         <w:t xml:space="preserve"> </w:t>
       </w:r>
       <w:r>
-        <w:t xml:space="preserve">9.</w:t>
+        <w:t xml:space="preserve">8.</w:t>
       </w:r>
     </w:p>
     <w:p>
@@ -32925,7 +33201,7 @@
         <w:t xml:space="preserve"> </w:t>
       </w:r>
       <w:r>
-        <w:t xml:space="preserve">Investigation 14 (Specialty). Trained: Deception 13, Media 13, Persuasion 13, Powers 13, Read People 13, Streetwise 13, Computers 12, Law 12, Stealth 12.</w:t>
+        <w:t xml:space="preserve">Powers 18 (Expert). Trained: Investigation 15, Law 15, Medicine 15, Occult 15, Science 15, Read People 14, Persuasion 11.</w:t>
       </w:r>
     </w:p>
     <w:p>
@@ -32947,7 +33223,7 @@
         <w:t xml:space="preserve"> </w:t>
       </w:r>
       <w:r>
-        <w:t xml:space="preserve">+1 attribute point, Extra Power.</w:t>
+        <w:t xml:space="preserve">+1 attribute point, A fine weapon or tool, Stronger Power; a fine tool: the Lammas Grimoire, annotated in four hands (+2 Occult).</w:t>
       </w:r>
     </w:p>
     <w:p>
@@ -32969,7 +33245,7 @@
         <w:t xml:space="preserve"> </w:t>
       </w:r>
       <w:r>
-        <w:t xml:space="preserve">The Glimpse (origin; companion: Cracked).</w:t>
+        <w:t xml:space="preserve">Ritualist (origin; companion: Obsessed).</w:t>
       </w:r>
       <w:r>
         <w:t xml:space="preserve"> </w:t>
@@ -32985,7 +33261,7 @@
         <w:t xml:space="preserve"> </w:t>
       </w:r>
       <w:r>
-        <w:t xml:space="preserve">Secret Identity; trigger: someone close asks where you were.</w:t>
+        <w:t xml:space="preserve">Haunted; trigger: your bond demands something.</w:t>
       </w:r>
     </w:p>
     <w:p>
@@ -33007,7 +33283,7 @@
         <w:t xml:space="preserve"> </w:t>
       </w:r>
       <w:r>
-        <w:t xml:space="preserve">Psychometry II, Precognition I, Empathy I, Enhanced Senses I.</w:t>
+        <w:t xml:space="preserve">Warding III, Mystic Sight I.</w:t>
       </w:r>
     </w:p>
     <w:p>
@@ -33029,7 +33305,7 @@
         <w:t xml:space="preserve"> </w:t>
       </w:r>
       <w:r>
-        <w:t xml:space="preserve">Non-registered.</w:t>
+        <w:t xml:space="preserve">Registered.</w:t>
       </w:r>
     </w:p>
     <w:p>
@@ -33051,7 +33327,7 @@
         <w:t xml:space="preserve"> </w:t>
       </w:r>
       <w:r>
-        <w:t xml:space="preserve">There’s a story nobody’s telling. I’m going to tell it.</w:t>
+        <w:t xml:space="preserve">Someone has to stand between ordinary people and what’s out there.</w:t>
       </w:r>
       <w:r>
         <w:t xml:space="preserve"> </w:t>
@@ -33067,17 +33343,17 @@
         <w:t xml:space="preserve"> </w:t>
       </w:r>
       <w:r>
-        <w:t xml:space="preserve">Rachel Kwan’s missing partner was her source. She hasn’t told Kwan yet.</w:t>
-      </w:r>
-    </w:p>
-    <w:bookmarkEnd w:id="111"/>
-    <w:bookmarkStart w:id="112" w:name="subject-19"/>
+        <w:t xml:space="preserve">He taught Maeve Ashgrove’s handler, and was the one who recognized what Maeve really is.</w:t>
+      </w:r>
+    </w:p>
+    <w:bookmarkEnd w:id="110"/>
+    <w:bookmarkStart w:id="111" w:name="jess-calloway"/>
     <w:p>
       <w:pPr>
         <w:pStyle w:val="Heading2"/>
       </w:pPr>
       <w:r>
-        <w:t xml:space="preserve">Subject 19</w:t>
+        <w:t xml:space="preserve">Jess Calloway</w:t>
       </w:r>
     </w:p>
     <w:p>
@@ -33089,34 +33365,13 @@
           <w:iCs/>
           <w:i/>
         </w:rPr>
-        <w:t xml:space="preserve">“</w:t>
-      </w:r>
-      <w:r>
-        <w:rPr>
-          <w:iCs/>
-          <w:i/>
-        </w:rPr>
-        <w:t xml:space="preserve">Static</w:t>
-      </w:r>
-      <w:r>
-        <w:rPr>
-          <w:iCs/>
-          <w:i/>
-        </w:rPr>
-        <w:t xml:space="preserve">”</w:t>
-      </w:r>
-      <w:r>
-        <w:rPr>
-          <w:iCs/>
-          <w:i/>
-        </w:rPr>
-        <w:t xml:space="preserve">, escaped Foundation subject, Fugitive. Lab-made (tier 2).</w:t>
-      </w:r>
-      <w:r>
-        <w:t xml:space="preserve"> </w:t>
-      </w:r>
-      <w:r>
-        <w:t xml:space="preserve">Escaped a Foundation black lab a year ago with electric powers, no memory of a name, and a number tattooed on one wrist. Grachyov’s retrieval team is still looking.</w:t>
+        <w:t xml:space="preserve">Freelance investigative reporter, Journalist. Touched (tier 2).</w:t>
+      </w:r>
+      <w:r>
+        <w:t xml:space="preserve"> </w:t>
+      </w:r>
+      <w:r>
+        <w:t xml:space="preserve">Touched a Raster Zero file in 2024 and saw the room it came from. Nobody knows she’s an Operant; she’s been pulling the thread ever since.</w:t>
       </w:r>
     </w:p>
     <w:p>
@@ -33138,7 +33393,7 @@
         <w:t xml:space="preserve"> </w:t>
       </w:r>
       <w:r>
-        <w:t xml:space="preserve">Body 12, Agility 13, Intellect 11, Presence 9, Will 10.</w:t>
+        <w:t xml:space="preserve">Body 10, Agility 11, Intellect 11, Presence 12, Will 12.</w:t>
       </w:r>
       <w:r>
         <w:t xml:space="preserve"> </w:t>
@@ -33154,7 +33409,7 @@
         <w:t xml:space="preserve"> </w:t>
       </w:r>
       <w:r>
-        <w:t xml:space="preserve">12.</w:t>
+        <w:t xml:space="preserve">9.</w:t>
       </w:r>
     </w:p>
     <w:p>
@@ -33176,7 +33431,7 @@
         <w:t xml:space="preserve"> </w:t>
       </w:r>
       <w:r>
-        <w:t xml:space="preserve">Powers 13 (Specialty). Trained: Piloting 14, Stealth 14, Athletics 13, Brawling 13, Computers 12, Engineering 12, Read People 11, Deception 10, Streetwise 10.</w:t>
+        <w:t xml:space="preserve">Investigation 14 (Specialty). Trained: Deception 13, Media 13, Persuasion 13, Powers 13, Read People 13, Streetwise 13, Computers 12, Law 12, Stealth 12.</w:t>
       </w:r>
     </w:p>
     <w:p>
@@ -33198,7 +33453,7 @@
         <w:t xml:space="preserve"> </w:t>
       </w:r>
       <w:r>
-        <w:t xml:space="preserve">Extra Spark, Stronger Power.</w:t>
+        <w:t xml:space="preserve">+1 attribute point, Extra Power.</w:t>
       </w:r>
     </w:p>
     <w:p>
@@ -33220,7 +33475,7 @@
         <w:t xml:space="preserve"> </w:t>
       </w:r>
       <w:r>
-        <w:t xml:space="preserve">Lab Instincts (origin; companion: Test Subject).</w:t>
+        <w:t xml:space="preserve">The Glimpse (origin; companion: Cracked).</w:t>
       </w:r>
       <w:r>
         <w:t xml:space="preserve"> </w:t>
@@ -33236,7 +33491,7 @@
         <w:t xml:space="preserve"> </w:t>
       </w:r>
       <w:r>
-        <w:t xml:space="preserve">Hunted by a Lab; trigger: a van with no plates outside.</w:t>
+        <w:t xml:space="preserve">Secret Identity; trigger: someone close asks where you were.</w:t>
       </w:r>
     </w:p>
     <w:p>
@@ -33258,7 +33513,7 @@
         <w:t xml:space="preserve"> </w:t>
       </w:r>
       <w:r>
-        <w:t xml:space="preserve">Blast III, Speed I, Technopathy I.</w:t>
+        <w:t xml:space="preserve">Psychometry II, Precognition I, Empathy I, Enhanced Senses I.</w:t>
       </w:r>
     </w:p>
     <w:p>
@@ -33302,7 +33557,7 @@
         <w:t xml:space="preserve"> </w:t>
       </w:r>
       <w:r>
-        <w:t xml:space="preserve">No lab, no registry and no government owns me.</w:t>
+        <w:t xml:space="preserve">There’s a story nobody’s telling. I’m going to tell it.</w:t>
       </w:r>
       <w:r>
         <w:t xml:space="preserve"> </w:t>
@@ -33318,17 +33573,17 @@
         <w:t xml:space="preserve"> </w:t>
       </w:r>
       <w:r>
-        <w:t xml:space="preserve">Saved Daybreak from a Foundation snatch team on live TV, and ran before the cameras turned.</w:t>
-      </w:r>
-    </w:p>
-    <w:bookmarkEnd w:id="112"/>
-    <w:bookmarkStart w:id="113" w:name="maeve-ashgrove"/>
+        <w:t xml:space="preserve">Rachel Kwan’s missing partner was her source. She hasn’t told Kwan yet.</w:t>
+      </w:r>
+    </w:p>
+    <w:bookmarkEnd w:id="111"/>
+    <w:bookmarkStart w:id="112" w:name="subject-19"/>
     <w:p>
       <w:pPr>
         <w:pStyle w:val="Heading2"/>
       </w:pPr>
       <w:r>
-        <w:t xml:space="preserve">Maeve Ashgrove</w:t>
+        <w:t xml:space="preserve">Subject 19</w:t>
       </w:r>
     </w:p>
     <w:p>
@@ -33340,13 +33595,34 @@
           <w:iCs/>
           <w:i/>
         </w:rPr>
-        <w:t xml:space="preserve">Cat burglar, on an ExLAW deal, Thief. Otherworlder (tier 2).</w:t>
-      </w:r>
-      <w:r>
-        <w:t xml:space="preserve"> </w:t>
-      </w:r>
-      <w:r>
-        <w:t xml:space="preserve">A fey-born thief from Avalon, caught stealing from a Morcain vault and handed to ExLAW. She works off her sentence; her handler is the only one who knows where she came from.</w:t>
+        <w:t xml:space="preserve">“</w:t>
+      </w:r>
+      <w:r>
+        <w:rPr>
+          <w:iCs/>
+          <w:i/>
+        </w:rPr>
+        <w:t xml:space="preserve">Static</w:t>
+      </w:r>
+      <w:r>
+        <w:rPr>
+          <w:iCs/>
+          <w:i/>
+        </w:rPr>
+        <w:t xml:space="preserve">”</w:t>
+      </w:r>
+      <w:r>
+        <w:rPr>
+          <w:iCs/>
+          <w:i/>
+        </w:rPr>
+        <w:t xml:space="preserve">, escaped Foundation subject, Fugitive. Lab-made (tier 2).</w:t>
+      </w:r>
+      <w:r>
+        <w:t xml:space="preserve"> </w:t>
+      </w:r>
+      <w:r>
+        <w:t xml:space="preserve">Escaped a Foundation black lab a year ago with electric powers, no memory of a name, and a number tattooed on one wrist. Grachyov’s retrieval team is still looking.</w:t>
       </w:r>
     </w:p>
     <w:p>
@@ -33368,7 +33644,7 @@
         <w:t xml:space="preserve"> </w:t>
       </w:r>
       <w:r>
-        <w:t xml:space="preserve">Body 10, Agility 14, Intellect 11, Presence 11, Will 9.</w:t>
+        <w:t xml:space="preserve">Body 12, Agility 13, Intellect 11, Presence 9, Will 10.</w:t>
       </w:r>
       <w:r>
         <w:t xml:space="preserve"> </w:t>
@@ -33384,7 +33660,7 @@
         <w:t xml:space="preserve"> </w:t>
       </w:r>
       <w:r>
-        <w:t xml:space="preserve">13.</w:t>
+        <w:t xml:space="preserve">12.</w:t>
       </w:r>
     </w:p>
     <w:p>
@@ -33406,7 +33682,7 @@
         <w:t xml:space="preserve"> </w:t>
       </w:r>
       <w:r>
-        <w:t xml:space="preserve">Stealth 17 (Specialty). Trained: Melee 15, Deception 12, Engineering 12, Occult 12, Persuasion 12, Streetwise 12, Athletics 11, Powers 10, Read People 10.</w:t>
+        <w:t xml:space="preserve">Powers 13 (Specialty). Trained: Piloting 14, Stealth 14, Athletics 13, Brawling 13, Computers 12, Engineering 12, Read People 11, Deception 10, Streetwise 10.</w:t>
       </w:r>
     </w:p>
     <w:p>
@@ -33428,7 +33704,7 @@
         <w:t xml:space="preserve"> </w:t>
       </w:r>
       <w:r>
-        <w:t xml:space="preserve">A friend, Extra Spark; a friend: her ExLAW handler, Agent Dorsey, who covers for her more than he should.</w:t>
+        <w:t xml:space="preserve">Extra Spark, Stronger Power.</w:t>
       </w:r>
     </w:p>
     <w:p>
@@ -33450,7 +33726,7 @@
         <w:t xml:space="preserve"> </w:t>
       </w:r>
       <w:r>
-        <w:t xml:space="preserve">Inhuman Grace (origin; companion: Exile).</w:t>
+        <w:t xml:space="preserve">Lab Instincts (origin; companion: Test Subject).</w:t>
       </w:r>
       <w:r>
         <w:t xml:space="preserve"> </w:t>
@@ -33466,7 +33742,7 @@
         <w:t xml:space="preserve"> </w:t>
       </w:r>
       <w:r>
-        <w:t xml:space="preserve">Outsider; trigger: a form that asks for papers you don’t have.</w:t>
+        <w:t xml:space="preserve">Hunted by a Lab; trigger: a van with no plates outside.</w:t>
       </w:r>
     </w:p>
     <w:p>
@@ -33488,7 +33764,7 @@
         <w:t xml:space="preserve"> </w:t>
       </w:r>
       <w:r>
-        <w:t xml:space="preserve">Invisibility II, Phasing I, Illusion I.</w:t>
+        <w:t xml:space="preserve">Blast III, Speed I, Technopathy I.</w:t>
       </w:r>
     </w:p>
     <w:p>
@@ -33510,7 +33786,7 @@
         <w:t xml:space="preserve"> </w:t>
       </w:r>
       <w:r>
-        <w:t xml:space="preserve">Convict.</w:t>
+        <w:t xml:space="preserve">Non-registered.</w:t>
       </w:r>
     </w:p>
     <w:p>
@@ -33518,6 +33794,236 @@
         <w:numPr>
           <w:ilvl w:val="0"/>
           <w:numId w:val="1031"/>
+        </w:numPr>
+        <w:pStyle w:val="Compact"/>
+      </w:pPr>
+      <w:r>
+        <w:rPr>
+          <w:bCs/>
+          <w:b/>
+        </w:rPr>
+        <w:t xml:space="preserve">Why I do this:</w:t>
+      </w:r>
+      <w:r>
+        <w:t xml:space="preserve"> </w:t>
+      </w:r>
+      <w:r>
+        <w:t xml:space="preserve">No lab, no registry and no government owns me.</w:t>
+      </w:r>
+      <w:r>
+        <w:t xml:space="preserve"> </w:t>
+      </w:r>
+      <w:r>
+        <w:rPr>
+          <w:bCs/>
+          <w:b/>
+        </w:rPr>
+        <w:t xml:space="preserve">Connection:</w:t>
+      </w:r>
+      <w:r>
+        <w:t xml:space="preserve"> </w:t>
+      </w:r>
+      <w:r>
+        <w:t xml:space="preserve">Saved Daybreak from a Foundation snatch team on live TV, and ran before the cameras turned.</w:t>
+      </w:r>
+    </w:p>
+    <w:bookmarkEnd w:id="112"/>
+    <w:bookmarkStart w:id="113" w:name="maeve-ashgrove"/>
+    <w:p>
+      <w:pPr>
+        <w:pStyle w:val="Heading2"/>
+      </w:pPr>
+      <w:r>
+        <w:t xml:space="preserve">Maeve Ashgrove</w:t>
+      </w:r>
+    </w:p>
+    <w:p>
+      <w:pPr>
+        <w:pStyle w:val="FirstParagraph"/>
+      </w:pPr>
+      <w:r>
+        <w:rPr>
+          <w:iCs/>
+          <w:i/>
+        </w:rPr>
+        <w:t xml:space="preserve">Cat burglar, on an ExLAW deal, Thief. Otherworlder (tier 2).</w:t>
+      </w:r>
+      <w:r>
+        <w:t xml:space="preserve"> </w:t>
+      </w:r>
+      <w:r>
+        <w:t xml:space="preserve">A fey-born thief from Avalon, caught stealing from a Morcain vault and handed to ExLAW. She works off her sentence; her handler is the only one who knows where she came from.</w:t>
+      </w:r>
+    </w:p>
+    <w:p>
+      <w:pPr>
+        <w:numPr>
+          <w:ilvl w:val="0"/>
+          <w:numId w:val="1032"/>
+        </w:numPr>
+        <w:pStyle w:val="Compact"/>
+      </w:pPr>
+      <w:r>
+        <w:rPr>
+          <w:bCs/>
+          <w:b/>
+        </w:rPr>
+        <w:t xml:space="preserve">Attributes:</w:t>
+      </w:r>
+      <w:r>
+        <w:t xml:space="preserve"> </w:t>
+      </w:r>
+      <w:r>
+        <w:t xml:space="preserve">Body 10, Agility 14, Intellect 11, Presence 11, Will 9.</w:t>
+      </w:r>
+      <w:r>
+        <w:t xml:space="preserve"> </w:t>
+      </w:r>
+      <w:r>
+        <w:rPr>
+          <w:bCs/>
+          <w:b/>
+        </w:rPr>
+        <w:t xml:space="preserve">Dodge</w:t>
+      </w:r>
+      <w:r>
+        <w:t xml:space="preserve"> </w:t>
+      </w:r>
+      <w:r>
+        <w:t xml:space="preserve">13.</w:t>
+      </w:r>
+    </w:p>
+    <w:p>
+      <w:pPr>
+        <w:numPr>
+          <w:ilvl w:val="0"/>
+          <w:numId w:val="1032"/>
+        </w:numPr>
+        <w:pStyle w:val="Compact"/>
+      </w:pPr>
+      <w:r>
+        <w:rPr>
+          <w:bCs/>
+          <w:b/>
+        </w:rPr>
+        <w:t xml:space="preserve">Skills:</w:t>
+      </w:r>
+      <w:r>
+        <w:t xml:space="preserve"> </w:t>
+      </w:r>
+      <w:r>
+        <w:t xml:space="preserve">Stealth 17 (Specialty). Trained: Melee 15, Deception 12, Engineering 12, Occult 12, Persuasion 12, Streetwise 12, Athletics 11, Powers 10, Read People 10.</w:t>
+      </w:r>
+    </w:p>
+    <w:p>
+      <w:pPr>
+        <w:numPr>
+          <w:ilvl w:val="0"/>
+          <w:numId w:val="1032"/>
+        </w:numPr>
+        <w:pStyle w:val="Compact"/>
+      </w:pPr>
+      <w:r>
+        <w:rPr>
+          <w:bCs/>
+          <w:b/>
+        </w:rPr>
+        <w:t xml:space="preserve">Edges:</w:t>
+      </w:r>
+      <w:r>
+        <w:t xml:space="preserve"> </w:t>
+      </w:r>
+      <w:r>
+        <w:t xml:space="preserve">A friend, Extra Spark; a friend: her ExLAW handler, Agent Dorsey, who covers for her more than he should.</w:t>
+      </w:r>
+    </w:p>
+    <w:p>
+      <w:pPr>
+        <w:numPr>
+          <w:ilvl w:val="0"/>
+          <w:numId w:val="1032"/>
+        </w:numPr>
+        <w:pStyle w:val="Compact"/>
+      </w:pPr>
+      <w:r>
+        <w:rPr>
+          <w:bCs/>
+          <w:b/>
+        </w:rPr>
+        <w:t xml:space="preserve">Advantage:</w:t>
+      </w:r>
+      <w:r>
+        <w:t xml:space="preserve"> </w:t>
+      </w:r>
+      <w:r>
+        <w:t xml:space="preserve">Inhuman Grace (origin; companion: Exile).</w:t>
+      </w:r>
+      <w:r>
+        <w:t xml:space="preserve"> </w:t>
+      </w:r>
+      <w:r>
+        <w:rPr>
+          <w:bCs/>
+          <w:b/>
+        </w:rPr>
+        <w:t xml:space="preserve">Complication:</w:t>
+      </w:r>
+      <w:r>
+        <w:t xml:space="preserve"> </w:t>
+      </w:r>
+      <w:r>
+        <w:t xml:space="preserve">Outsider; trigger: a form that asks for papers you don’t have.</w:t>
+      </w:r>
+    </w:p>
+    <w:p>
+      <w:pPr>
+        <w:numPr>
+          <w:ilvl w:val="0"/>
+          <w:numId w:val="1032"/>
+        </w:numPr>
+        <w:pStyle w:val="Compact"/>
+      </w:pPr>
+      <w:r>
+        <w:rPr>
+          <w:bCs/>
+          <w:b/>
+        </w:rPr>
+        <w:t xml:space="preserve">Powers:</w:t>
+      </w:r>
+      <w:r>
+        <w:t xml:space="preserve"> </w:t>
+      </w:r>
+      <w:r>
+        <w:t xml:space="preserve">Invisibility II, Phasing I, Illusion I.</w:t>
+      </w:r>
+    </w:p>
+    <w:p>
+      <w:pPr>
+        <w:numPr>
+          <w:ilvl w:val="0"/>
+          <w:numId w:val="1032"/>
+        </w:numPr>
+        <w:pStyle w:val="Compact"/>
+      </w:pPr>
+      <w:r>
+        <w:rPr>
+          <w:bCs/>
+          <w:b/>
+        </w:rPr>
+        <w:t xml:space="preserve">Legal status:</w:t>
+      </w:r>
+      <w:r>
+        <w:t xml:space="preserve"> </w:t>
+      </w:r>
+      <w:r>
+        <w:t xml:space="preserve">Convict.</w:t>
+      </w:r>
+    </w:p>
+    <w:p>
+      <w:pPr>
+        <w:numPr>
+          <w:ilvl w:val="0"/>
+          <w:numId w:val="1032"/>
         </w:numPr>
         <w:pStyle w:val="Compact"/>
       </w:pPr>
@@ -35191,7 +35697,7 @@
       <w:pPr>
         <w:numPr>
           <w:ilvl w:val="0"/>
-          <w:numId w:val="1032"/>
+          <w:numId w:val="1033"/>
         </w:numPr>
         <w:pStyle w:val="Compact"/>
       </w:pPr>
@@ -35203,7 +35709,7 @@
       <w:pPr>
         <w:numPr>
           <w:ilvl w:val="0"/>
-          <w:numId w:val="1032"/>
+          <w:numId w:val="1033"/>
         </w:numPr>
         <w:pStyle w:val="Compact"/>
       </w:pPr>
@@ -35541,7 +36047,7 @@
       <w:pPr>
         <w:numPr>
           <w:ilvl w:val="0"/>
-          <w:numId w:val="1033"/>
+          <w:numId w:val="1034"/>
         </w:numPr>
         <w:pStyle w:val="Compact"/>
       </w:pPr>
@@ -35553,7 +36059,7 @@
       <w:pPr>
         <w:numPr>
           <w:ilvl w:val="0"/>
-          <w:numId w:val="1033"/>
+          <w:numId w:val="1034"/>
         </w:numPr>
         <w:pStyle w:val="Compact"/>
       </w:pPr>
@@ -35565,7 +36071,7 @@
       <w:pPr>
         <w:numPr>
           <w:ilvl w:val="0"/>
-          <w:numId w:val="1033"/>
+          <w:numId w:val="1034"/>
         </w:numPr>
         <w:pStyle w:val="Compact"/>
       </w:pPr>
@@ -35903,7 +36409,7 @@
       <w:pPr>
         <w:numPr>
           <w:ilvl w:val="0"/>
-          <w:numId w:val="1034"/>
+          <w:numId w:val="1035"/>
         </w:numPr>
         <w:pStyle w:val="Compact"/>
       </w:pPr>
@@ -35915,7 +36421,7 @@
       <w:pPr>
         <w:numPr>
           <w:ilvl w:val="0"/>
-          <w:numId w:val="1034"/>
+          <w:numId w:val="1035"/>
         </w:numPr>
         <w:pStyle w:val="Compact"/>
       </w:pPr>
@@ -36253,7 +36759,7 @@
       <w:pPr>
         <w:numPr>
           <w:ilvl w:val="0"/>
-          <w:numId w:val="1035"/>
+          <w:numId w:val="1036"/>
         </w:numPr>
         <w:pStyle w:val="Compact"/>
       </w:pPr>
@@ -36265,7 +36771,7 @@
       <w:pPr>
         <w:numPr>
           <w:ilvl w:val="0"/>
-          <w:numId w:val="1035"/>
+          <w:numId w:val="1036"/>
         </w:numPr>
         <w:pStyle w:val="Compact"/>
       </w:pPr>
@@ -36277,7 +36783,7 @@
       <w:pPr>
         <w:numPr>
           <w:ilvl w:val="0"/>
-          <w:numId w:val="1035"/>
+          <w:numId w:val="1036"/>
         </w:numPr>
         <w:pStyle w:val="Compact"/>
       </w:pPr>
@@ -36615,7 +37121,7 @@
       <w:pPr>
         <w:numPr>
           <w:ilvl w:val="0"/>
-          <w:numId w:val="1036"/>
+          <w:numId w:val="1037"/>
         </w:numPr>
         <w:pStyle w:val="Compact"/>
       </w:pPr>
@@ -36627,7 +37133,7 @@
       <w:pPr>
         <w:numPr>
           <w:ilvl w:val="0"/>
-          <w:numId w:val="1036"/>
+          <w:numId w:val="1037"/>
         </w:numPr>
         <w:pStyle w:val="Compact"/>
       </w:pPr>
@@ -36965,7 +37471,7 @@
       <w:pPr>
         <w:numPr>
           <w:ilvl w:val="0"/>
-          <w:numId w:val="1037"/>
+          <w:numId w:val="1038"/>
         </w:numPr>
         <w:pStyle w:val="Compact"/>
       </w:pPr>
@@ -36977,7 +37483,7 @@
       <w:pPr>
         <w:numPr>
           <w:ilvl w:val="0"/>
-          <w:numId w:val="1037"/>
+          <w:numId w:val="1038"/>
         </w:numPr>
         <w:pStyle w:val="Compact"/>
       </w:pPr>
@@ -37315,7 +37821,7 @@
       <w:pPr>
         <w:numPr>
           <w:ilvl w:val="0"/>
-          <w:numId w:val="1038"/>
+          <w:numId w:val="1039"/>
         </w:numPr>
         <w:pStyle w:val="Compact"/>
       </w:pPr>
@@ -37327,7 +37833,7 @@
       <w:pPr>
         <w:numPr>
           <w:ilvl w:val="0"/>
-          <w:numId w:val="1038"/>
+          <w:numId w:val="1039"/>
         </w:numPr>
         <w:pStyle w:val="Compact"/>
       </w:pPr>
@@ -37339,7 +37845,7 @@
       <w:pPr>
         <w:numPr>
           <w:ilvl w:val="0"/>
-          <w:numId w:val="1038"/>
+          <w:numId w:val="1039"/>
         </w:numPr>
         <w:pStyle w:val="Compact"/>
       </w:pPr>
@@ -37692,7 +38198,7 @@
       <w:pPr>
         <w:numPr>
           <w:ilvl w:val="0"/>
-          <w:numId w:val="1039"/>
+          <w:numId w:val="1040"/>
         </w:numPr>
         <w:pStyle w:val="Compact"/>
       </w:pPr>
@@ -37704,7 +38210,7 @@
       <w:pPr>
         <w:numPr>
           <w:ilvl w:val="0"/>
-          <w:numId w:val="1039"/>
+          <w:numId w:val="1040"/>
         </w:numPr>
         <w:pStyle w:val="Compact"/>
       </w:pPr>
@@ -38042,7 +38548,7 @@
       <w:pPr>
         <w:numPr>
           <w:ilvl w:val="0"/>
-          <w:numId w:val="1040"/>
+          <w:numId w:val="1041"/>
         </w:numPr>
         <w:pStyle w:val="Compact"/>
       </w:pPr>
@@ -38054,7 +38560,7 @@
       <w:pPr>
         <w:numPr>
           <w:ilvl w:val="0"/>
-          <w:numId w:val="1040"/>
+          <w:numId w:val="1041"/>
         </w:numPr>
         <w:pStyle w:val="Compact"/>
       </w:pPr>
@@ -38066,7 +38572,7 @@
       <w:pPr>
         <w:numPr>
           <w:ilvl w:val="0"/>
-          <w:numId w:val="1040"/>
+          <w:numId w:val="1041"/>
         </w:numPr>
         <w:pStyle w:val="Compact"/>
       </w:pPr>
@@ -38404,7 +38910,7 @@
       <w:pPr>
         <w:numPr>
           <w:ilvl w:val="0"/>
-          <w:numId w:val="1041"/>
+          <w:numId w:val="1042"/>
         </w:numPr>
         <w:pStyle w:val="Compact"/>
       </w:pPr>
@@ -38416,7 +38922,7 @@
       <w:pPr>
         <w:numPr>
           <w:ilvl w:val="0"/>
-          <w:numId w:val="1041"/>
+          <w:numId w:val="1042"/>
         </w:numPr>
         <w:pStyle w:val="Compact"/>
       </w:pPr>
@@ -38428,7 +38934,7 @@
       <w:pPr>
         <w:numPr>
           <w:ilvl w:val="0"/>
-          <w:numId w:val="1041"/>
+          <w:numId w:val="1042"/>
         </w:numPr>
         <w:pStyle w:val="Compact"/>
       </w:pPr>
@@ -38776,7 +39282,7 @@
       <w:pPr>
         <w:numPr>
           <w:ilvl w:val="0"/>
-          <w:numId w:val="1042"/>
+          <w:numId w:val="1043"/>
         </w:numPr>
         <w:pStyle w:val="Compact"/>
       </w:pPr>
@@ -38822,7 +39328,7 @@
       <w:pPr>
         <w:numPr>
           <w:ilvl w:val="0"/>
-          <w:numId w:val="1042"/>
+          <w:numId w:val="1043"/>
         </w:numPr>
         <w:pStyle w:val="Compact"/>
       </w:pPr>
@@ -38844,7 +39350,7 @@
       <w:pPr>
         <w:numPr>
           <w:ilvl w:val="0"/>
-          <w:numId w:val="1042"/>
+          <w:numId w:val="1043"/>
         </w:numPr>
         <w:pStyle w:val="Compact"/>
       </w:pPr>
@@ -38866,7 +39372,7 @@
       <w:pPr>
         <w:numPr>
           <w:ilvl w:val="0"/>
-          <w:numId w:val="1042"/>
+          <w:numId w:val="1043"/>
         </w:numPr>
         <w:pStyle w:val="Compact"/>
       </w:pPr>
@@ -39433,7 +39939,7 @@
       <w:pPr>
         <w:numPr>
           <w:ilvl w:val="0"/>
-          <w:numId w:val="1043"/>
+          <w:numId w:val="1044"/>
         </w:numPr>
         <w:pStyle w:val="Compact"/>
       </w:pPr>
@@ -39461,7 +39967,7 @@
       <w:pPr>
         <w:numPr>
           <w:ilvl w:val="0"/>
-          <w:numId w:val="1043"/>
+          <w:numId w:val="1044"/>
         </w:numPr>
         <w:pStyle w:val="Compact"/>
       </w:pPr>
@@ -39473,7 +39979,7 @@
       <w:pPr>
         <w:numPr>
           <w:ilvl w:val="0"/>
-          <w:numId w:val="1043"/>
+          <w:numId w:val="1044"/>
         </w:numPr>
         <w:pStyle w:val="Compact"/>
       </w:pPr>
@@ -39501,7 +40007,7 @@
       <w:pPr>
         <w:numPr>
           <w:ilvl w:val="0"/>
-          <w:numId w:val="1043"/>
+          <w:numId w:val="1044"/>
         </w:numPr>
         <w:pStyle w:val="Compact"/>
       </w:pPr>
@@ -40948,6 +41454,9 @@
     <w:abstractNumId w:val="991"/>
   </w:num>
   <w:num w:numId="1013">
+    <w:abstractNumId w:val="991"/>
+  </w:num>
+  <w:num w:numId="1014">
     <w:abstractNumId w:val="99411"/>
     <w:lvlOverride w:ilvl="0">
       <w:startOverride w:val="1"/>
@@ -40976,9 +41485,6 @@
     <w:lvlOverride w:ilvl="8">
       <w:startOverride w:val="1"/>
     </w:lvlOverride>
-  </w:num>
-  <w:num w:numId="1014">
-    <w:abstractNumId w:val="991"/>
   </w:num>
   <w:num w:numId="1015">
     <w:abstractNumId w:val="991"/>
@@ -41062,6 +41568,9 @@
     <w:abstractNumId w:val="991"/>
   </w:num>
   <w:num w:numId="1042">
+    <w:abstractNumId w:val="991"/>
+  </w:num>
+  <w:num w:numId="1043">
     <w:abstractNumId w:val="99411"/>
     <w:lvlOverride w:ilvl="0">
       <w:startOverride w:val="1"/>
@@ -41091,7 +41600,7 @@
       <w:startOverride w:val="1"/>
     </w:lvlOverride>
   </w:num>
-  <w:num w:numId="1043">
+  <w:num w:numId="1044">
     <w:abstractNumId w:val="99411"/>
     <w:lvlOverride w:ilvl="0">
       <w:startOverride w:val="1"/>

--- a/legend-dynamics/aurora/Aurora_Players_Guide.docx
+++ b/legend-dynamics/aurora/Aurora_Players_Guide.docx
@@ -3473,6 +3473,74 @@
                 <w:b/>
                 <w:sz w:val="19"/>
               </w:rPr>
+              <w:t xml:space="preserve">Hard to put down</w:t>
+            </w:r>
+          </w:p>
+        </w:tc>
+        <w:tc>
+          <w:tcPr/>
+          <w:p>
+            <w:pPr>
+              <w:pStyle w:val="Compact"/>
+              <w:jc w:val="left"/>
+            </w:pPr>
+            <w:r>
+              <w:rPr>
+                <w:sz w:val="19"/>
+              </w:rPr>
+              <w:t xml:space="preserve">Once per fight, shrug off a telling hit’s effect: you still take its boxes (see</w:t>
+            </w:r>
+            <w:r>
+              <w:rPr>
+                <w:sz w:val="19"/>
+              </w:rPr>
+              <w:t xml:space="preserve"> </w:t>
+            </w:r>
+            <w:r>
+              <w:rPr>
+                <w:iCs/>
+                <w:i/>
+                <w:sz w:val="19"/>
+              </w:rPr>
+              <w:t xml:space="preserve">Telling hits</w:t>
+            </w:r>
+            <w:r>
+              <w:rPr>
+                <w:sz w:val="19"/>
+              </w:rPr>
+              <w:t xml:space="preserve">)</w:t>
+            </w:r>
+          </w:p>
+        </w:tc>
+        <w:tc>
+          <w:tcPr/>
+          <w:p>
+            <w:pPr>
+              <w:pStyle w:val="Compact"/>
+              <w:jc w:val="left"/>
+            </w:pPr>
+            <w:r>
+              <w:rPr>
+                <w:sz w:val="19"/>
+              </w:rPr>
+              <w:t xml:space="preserve">1</w:t>
+            </w:r>
+          </w:p>
+        </w:tc>
+      </w:tr>
+      <w:tr>
+        <w:tc>
+          <w:tcPr/>
+          <w:p>
+            <w:pPr>
+              <w:pStyle w:val="Compact"/>
+              <w:jc w:val="left"/>
+            </w:pPr>
+            <w:r>
+              <w:rPr>
+                <w:b/>
+                <w:sz w:val="19"/>
+              </w:rPr>
               <w:t xml:space="preserve">Stronger Power</w:t>
             </w:r>
           </w:p>
@@ -7601,7 +7669,7 @@
     </w:p>
     <w:bookmarkEnd w:id="48"/>
     <w:bookmarkEnd w:id="49"/>
-    <w:bookmarkStart w:id="57" w:name="personal-combat"/>
+    <w:bookmarkStart w:id="58" w:name="personal-combat"/>
     <w:p>
       <w:pPr>
         <w:pStyle w:val="Heading1"/>
@@ -7811,11 +7879,484 @@
         <w:pStyle w:val="FirstParagraph"/>
       </w:pPr>
       <w:r>
-        <w:t xml:space="preserve">Solid cover blocks a shot. Partial cover imposes −2 on the attack. Weapon effects apply after a hit survives any defense. Success margin does not increase damage.</w:t>
+        <w:t xml:space="preserve">Solid cover blocks a shot. Partial cover imposes −2 on the attack. Weapon effects apply after a hit survives any defense. Success margin does not increase damage: a great hit decides</w:t>
+      </w:r>
+      <w:r>
+        <w:t xml:space="preserve"> </w:t>
+      </w:r>
+      <w:r>
+        <w:rPr>
+          <w:iCs/>
+          <w:i/>
+        </w:rPr>
+        <w:t xml:space="preserve">what</w:t>
+      </w:r>
+      <w:r>
+        <w:t xml:space="preserve"> </w:t>
+      </w:r>
+      <w:r>
+        <w:t xml:space="preserve">happens instead.</w:t>
       </w:r>
     </w:p>
     <w:bookmarkEnd w:id="51"/>
-    <w:bookmarkStart w:id="52" w:name="range"/>
+    <w:bookmarkStart w:id="52" w:name="telling-hits"/>
+    <w:p>
+      <w:pPr>
+        <w:pStyle w:val="Heading2"/>
+      </w:pPr>
+      <w:r>
+        <w:t xml:space="preserve">Telling hits</w:t>
+      </w:r>
+    </w:p>
+    <w:p>
+      <w:pPr>
+        <w:pStyle w:val="FirstParagraph"/>
+      </w:pPr>
+      <w:r>
+        <w:t xml:space="preserve">A really good shot, or a blow that lands exactly where it was meant to, lets the attacker say what it does.</w:t>
+      </w:r>
+    </w:p>
+    <w:p>
+      <w:pPr>
+        <w:numPr>
+          <w:ilvl w:val="0"/>
+          <w:numId w:val="1009"/>
+        </w:numPr>
+        <w:pStyle w:val="Compact"/>
+      </w:pPr>
+      <w:r>
+        <w:rPr>
+          <w:bCs/>
+          <w:b/>
+        </w:rPr>
+        <w:t xml:space="preserve">A telling hit</w:t>
+      </w:r>
+      <w:r>
+        <w:t xml:space="preserve"> </w:t>
+      </w:r>
+      <w:r>
+        <w:t xml:space="preserve">is an attack that succeeds by</w:t>
+      </w:r>
+      <w:r>
+        <w:t xml:space="preserve"> </w:t>
+      </w:r>
+      <w:r>
+        <w:rPr>
+          <w:bCs/>
+          <w:b/>
+        </w:rPr>
+        <w:t xml:space="preserve">5 or more</w:t>
+      </w:r>
+      <w:r>
+        <w:t xml:space="preserve">, or on a natural 3 or 4, and isn’t stopped by a defense. The attacker picks</w:t>
+      </w:r>
+      <w:r>
+        <w:t xml:space="preserve"> </w:t>
+      </w:r>
+      <w:r>
+        <w:rPr>
+          <w:bCs/>
+          <w:b/>
+        </w:rPr>
+        <w:t xml:space="preserve">one effect</w:t>
+      </w:r>
+      <w:r>
+        <w:t xml:space="preserve"> </w:t>
+      </w:r>
+      <w:r>
+        <w:t xml:space="preserve">below and describes it. The weapon still marks its usual boxes.</w:t>
+      </w:r>
+    </w:p>
+    <w:p>
+      <w:pPr>
+        <w:numPr>
+          <w:ilvl w:val="0"/>
+          <w:numId w:val="1009"/>
+        </w:numPr>
+        <w:pStyle w:val="Compact"/>
+      </w:pPr>
+      <w:r>
+        <w:rPr>
+          <w:bCs/>
+          <w:b/>
+        </w:rPr>
+        <w:t xml:space="preserve">A called shot.</w:t>
+      </w:r>
+      <w:r>
+        <w:t xml:space="preserve"> </w:t>
+      </w:r>
+      <w:r>
+        <w:t xml:space="preserve">Before rolling, name the effect you want and take −2 on the attack, or −4 for a small target (a hand, an eye, a rope, a lock). If the attack hits at all, the effect happens, whatever the margin. An advantage that rewards aiming cuts this penalty by 1.</w:t>
+      </w:r>
+    </w:p>
+    <w:p>
+      <w:pPr>
+        <w:numPr>
+          <w:ilvl w:val="0"/>
+          <w:numId w:val="1009"/>
+        </w:numPr>
+        <w:pStyle w:val="Compact"/>
+      </w:pPr>
+      <w:r>
+        <w:rPr>
+          <w:bCs/>
+          <w:b/>
+        </w:rPr>
+        <w:t xml:space="preserve">Both ways.</w:t>
+      </w:r>
+      <w:r>
+        <w:t xml:space="preserve"> </w:t>
+      </w:r>
+      <w:r>
+        <w:t xml:space="preserve">Opponents land telling hits on characters too.</w:t>
+      </w:r>
+    </w:p>
+    <w:tbl>
+      <w:tblPr>
+        <w:tblStyle w:val="Table"/>
+        <w:tblW w:type="pct" w:w="5000"/>
+        <w:tblLook w:firstRow="1" w:lastRow="0" w:firstColumn="0" w:lastColumn="0" w:noHBand="0" w:noVBand="0" w:val="0020"/>
+        <w:jc w:val="start"/>
+        <w:tblBorders>
+          <w:top w:val="single" w:sz="4" w:color="B8C2D3"/>
+          <w:left w:val="single" w:sz="4" w:color="B8C2D3"/>
+          <w:bottom w:val="single" w:sz="4" w:color="B8C2D3"/>
+          <w:right w:val="single" w:sz="4" w:color="B8C2D3"/>
+          <w:insideH w:val="single" w:sz="4" w:color="B8C2D3"/>
+          <w:insideV w:val="single" w:sz="4" w:color="B8C2D3"/>
+        </w:tblBorders>
+      </w:tblPr>
+      <w:tblGrid>
+        <w:gridCol w:w="3960"/>
+        <w:gridCol w:w="3960"/>
+      </w:tblGrid>
+      <w:tr>
+        <w:trPr>
+          <w:tblHeader w:val="true"/>
+        </w:trPr>
+        <w:tc>
+          <w:tcPr>
+            <w:shd w:val="clear" w:fill="E8EEF8"/>
+          </w:tcPr>
+          <w:p>
+            <w:pPr>
+              <w:pStyle w:val="Compact"/>
+              <w:jc w:val="left"/>
+            </w:pPr>
+            <w:r>
+              <w:rPr>
+                <w:b/>
+                <w:sz w:val="19"/>
+              </w:rPr>
+              <w:t xml:space="preserve">Effect</w:t>
+            </w:r>
+          </w:p>
+        </w:tc>
+        <w:tc>
+          <w:tcPr>
+            <w:shd w:val="clear" w:fill="E8EEF8"/>
+          </w:tcPr>
+          <w:p>
+            <w:pPr>
+              <w:pStyle w:val="Compact"/>
+              <w:jc w:val="left"/>
+            </w:pPr>
+            <w:r>
+              <w:rPr>
+                <w:b/>
+                <w:sz w:val="19"/>
+              </w:rPr>
+              <w:t xml:space="preserve">What happens</w:t>
+            </w:r>
+          </w:p>
+        </w:tc>
+      </w:tr>
+      <w:tr>
+        <w:tc>
+          <w:tcPr/>
+          <w:p>
+            <w:pPr>
+              <w:pStyle w:val="Compact"/>
+              <w:jc w:val="left"/>
+            </w:pPr>
+            <w:r>
+              <w:rPr>
+                <w:b/>
+                <w:sz w:val="19"/>
+              </w:rPr>
+              <w:t xml:space="preserve">Disarm</w:t>
+            </w:r>
+          </w:p>
+        </w:tc>
+        <w:tc>
+          <w:tcPr/>
+          <w:p>
+            <w:pPr>
+              <w:pStyle w:val="Compact"/>
+              <w:jc w:val="left"/>
+            </w:pPr>
+            <w:r>
+              <w:rPr>
+                <w:sz w:val="19"/>
+              </w:rPr>
+              <w:t xml:space="preserve">The weapon or held item drops, or flies a few yards away</w:t>
+            </w:r>
+          </w:p>
+        </w:tc>
+      </w:tr>
+      <w:tr>
+        <w:tc>
+          <w:tcPr/>
+          <w:p>
+            <w:pPr>
+              <w:pStyle w:val="Compact"/>
+              <w:jc w:val="left"/>
+            </w:pPr>
+            <w:r>
+              <w:rPr>
+                <w:b/>
+                <w:sz w:val="19"/>
+              </w:rPr>
+              <w:t xml:space="preserve">Knock down</w:t>
+            </w:r>
+          </w:p>
+        </w:tc>
+        <w:tc>
+          <w:tcPr/>
+          <w:p>
+            <w:pPr>
+              <w:pStyle w:val="Compact"/>
+              <w:jc w:val="left"/>
+            </w:pPr>
+            <w:r>
+              <w:rPr>
+                <w:sz w:val="19"/>
+              </w:rPr>
+              <w:t xml:space="preserve">The target falls prone, or is driven back a few steps</w:t>
+            </w:r>
+          </w:p>
+        </w:tc>
+      </w:tr>
+      <w:tr>
+        <w:tc>
+          <w:tcPr/>
+          <w:p>
+            <w:pPr>
+              <w:pStyle w:val="Compact"/>
+              <w:jc w:val="left"/>
+            </w:pPr>
+            <w:r>
+              <w:rPr>
+                <w:b/>
+                <w:sz w:val="19"/>
+              </w:rPr>
+              <w:t xml:space="preserve">Pin</w:t>
+            </w:r>
+          </w:p>
+        </w:tc>
+        <w:tc>
+          <w:tcPr/>
+          <w:p>
+            <w:pPr>
+              <w:pStyle w:val="Compact"/>
+              <w:jc w:val="left"/>
+            </w:pPr>
+            <w:r>
+              <w:rPr>
+                <w:sz w:val="19"/>
+              </w:rPr>
+              <w:t xml:space="preserve">The target is held, tangled or pinned down: their next action goes to getting free</w:t>
+            </w:r>
+          </w:p>
+        </w:tc>
+      </w:tr>
+      <w:tr>
+        <w:tc>
+          <w:tcPr/>
+          <w:p>
+            <w:pPr>
+              <w:pStyle w:val="Compact"/>
+              <w:jc w:val="left"/>
+            </w:pPr>
+            <w:r>
+              <w:rPr>
+                <w:b/>
+                <w:sz w:val="19"/>
+              </w:rPr>
+              <w:t xml:space="preserve">Rattle</w:t>
+            </w:r>
+          </w:p>
+        </w:tc>
+        <w:tc>
+          <w:tcPr/>
+          <w:p>
+            <w:pPr>
+              <w:pStyle w:val="Compact"/>
+              <w:jc w:val="left"/>
+            </w:pPr>
+            <w:r>
+              <w:rPr>
+                <w:sz w:val="19"/>
+              </w:rPr>
+              <w:t xml:space="preserve">−2 to the target’s next roll</w:t>
+            </w:r>
+          </w:p>
+        </w:tc>
+      </w:tr>
+      <w:tr>
+        <w:tc>
+          <w:tcPr/>
+          <w:p>
+            <w:pPr>
+              <w:pStyle w:val="Compact"/>
+              <w:jc w:val="left"/>
+            </w:pPr>
+            <w:r>
+              <w:rPr>
+                <w:b/>
+                <w:sz w:val="19"/>
+              </w:rPr>
+              <w:t xml:space="preserve">Break gear</w:t>
+            </w:r>
+          </w:p>
+        </w:tc>
+        <w:tc>
+          <w:tcPr/>
+          <w:p>
+            <w:pPr>
+              <w:pStyle w:val="Compact"/>
+              <w:jc w:val="left"/>
+            </w:pPr>
+            <w:r>
+              <w:rPr>
+                <w:sz w:val="19"/>
+              </w:rPr>
+              <w:t xml:space="preserve">A shield, weapon or tool breaks; armor loses 1 protection until it’s repaired</w:t>
+            </w:r>
+          </w:p>
+        </w:tc>
+      </w:tr>
+      <w:tr>
+        <w:tc>
+          <w:tcPr/>
+          <w:p>
+            <w:pPr>
+              <w:pStyle w:val="Compact"/>
+              <w:jc w:val="left"/>
+            </w:pPr>
+            <w:r>
+              <w:rPr>
+                <w:b/>
+                <w:sz w:val="19"/>
+              </w:rPr>
+              <w:t xml:space="preserve">Open them up</w:t>
+            </w:r>
+          </w:p>
+        </w:tc>
+        <w:tc>
+          <w:tcPr/>
+          <w:p>
+            <w:pPr>
+              <w:pStyle w:val="Compact"/>
+              <w:jc w:val="left"/>
+            </w:pPr>
+            <w:r>
+              <w:rPr>
+                <w:sz w:val="19"/>
+              </w:rPr>
+              <w:t xml:space="preserve">The next attack on this target this round gets +2</w:t>
+            </w:r>
+          </w:p>
+        </w:tc>
+      </w:tr>
+      <w:tr>
+        <w:tc>
+          <w:tcPr/>
+          <w:p>
+            <w:pPr>
+              <w:pStyle w:val="Compact"/>
+              <w:jc w:val="left"/>
+            </w:pPr>
+            <w:r>
+              <w:rPr>
+                <w:b/>
+                <w:sz w:val="19"/>
+              </w:rPr>
+              <w:t xml:space="preserve">Precise</w:t>
+            </w:r>
+          </w:p>
+        </w:tc>
+        <w:tc>
+          <w:tcPr/>
+          <w:p>
+            <w:pPr>
+              <w:pStyle w:val="Compact"/>
+              <w:jc w:val="left"/>
+            </w:pPr>
+            <w:r>
+              <w:rPr>
+                <w:sz w:val="19"/>
+              </w:rPr>
+              <w:t xml:space="preserve">You hit exactly what you aimed at: the lantern, the rope, the tire, the hand on the trigger</w:t>
+            </w:r>
+          </w:p>
+        </w:tc>
+      </w:tr>
+    </w:tbl>
+    <w:p>
+      <w:pPr>
+        <w:pStyle w:val="BodyText"/>
+      </w:pPr>
+      <w:r>
+        <w:rPr>
+          <w:bCs/>
+          <w:b/>
+        </w:rPr>
+        <w:t xml:space="preserve">Limits.</w:t>
+      </w:r>
+      <w:r>
+        <w:t xml:space="preserve"> </w:t>
+      </w:r>
+      <w:r>
+        <w:t xml:space="preserve">A telling hit never adds boxes and never gets past a defense. The effect has to make sense: nobody disarms a bear or knocks down a train, and the GM can rule an effect out. Opponents who drop from one hit are already down, so a telling hit against them sets up what comes next, like sending one crashing into another.</w:t>
+      </w:r>
+    </w:p>
+    <w:p>
+      <w:pPr>
+        <w:pStyle w:val="BodyText"/>
+      </w:pPr>
+      <w:r>
+        <w:rPr>
+          <w:bCs/>
+          <w:b/>
+        </w:rPr>
+        <w:t xml:space="preserve">Staying alive.</w:t>
+      </w:r>
+      <w:r>
+        <w:t xml:space="preserve"> </w:t>
+      </w:r>
+      <w:r>
+        <w:t xml:space="preserve">A character on the receiving end can shrug off a telling hit’s effect with</w:t>
+      </w:r>
+      <w:r>
+        <w:t xml:space="preserve"> </w:t>
+      </w:r>
+      <w:r>
+        <w:rPr>
+          <w:bCs/>
+          <w:b/>
+        </w:rPr>
+        <w:t xml:space="preserve">Hard to put down</w:t>
+      </w:r>
+      <w:r>
+        <w:t xml:space="preserve"> </w:t>
+      </w:r>
+      <w:r>
+        <w:t xml:space="preserve">(once per fight) or by spending a Spark point. Either way, they still take the boxes.</w:t>
+      </w:r>
+    </w:p>
+    <w:bookmarkEnd w:id="52"/>
+    <w:bookmarkStart w:id="53" w:name="range"/>
     <w:p>
       <w:pPr>
         <w:pStyle w:val="Heading2"/>
@@ -8181,8 +8722,8 @@
         <w:t xml:space="preserve">Moving: your move each turn covers the Close band. Give up your action to run and you cover Short instead.</w:t>
       </w:r>
     </w:p>
-    <w:bookmarkEnd w:id="52"/>
-    <w:bookmarkStart w:id="54" w:name="injury"/>
+    <w:bookmarkEnd w:id="53"/>
+    <w:bookmarkStart w:id="55" w:name="injury"/>
     <w:p>
       <w:pPr>
         <w:pStyle w:val="Heading2"/>
@@ -8471,7 +9012,7 @@
         <w:t xml:space="preserve">Injury penalties replace each other rather than stacking. They apply to movement, attacks, Dodge, and other tasks the injury physically hinders.</w:t>
       </w:r>
     </w:p>
-    <w:bookmarkStart w:id="53" w:name="dying-and-death"/>
+    <w:bookmarkStart w:id="54" w:name="dying-and-death"/>
     <w:p>
       <w:pPr>
         <w:pStyle w:val="Heading3"/>
@@ -8484,7 +9025,7 @@
       <w:pPr>
         <w:numPr>
           <w:ilvl w:val="0"/>
-          <w:numId w:val="1009"/>
+          <w:numId w:val="1010"/>
         </w:numPr>
         <w:pStyle w:val="Compact"/>
       </w:pPr>
@@ -8535,7 +9076,7 @@
       <w:pPr>
         <w:numPr>
           <w:ilvl w:val="0"/>
-          <w:numId w:val="1009"/>
+          <w:numId w:val="1010"/>
         </w:numPr>
         <w:pStyle w:val="Compact"/>
       </w:pPr>
@@ -8557,7 +9098,7 @@
       <w:pPr>
         <w:numPr>
           <w:ilvl w:val="0"/>
-          <w:numId w:val="1009"/>
+          <w:numId w:val="1010"/>
         </w:numPr>
         <w:pStyle w:val="Compact"/>
       </w:pPr>
@@ -8583,9 +9124,9 @@
         <w:t xml:space="preserve">Your protection is avoiding the hit: a defense (Dodge, Parry or Block), cover, and a Spark point, which reduces a hit by one box.</w:t>
       </w:r>
     </w:p>
-    <w:bookmarkEnd w:id="53"/>
     <w:bookmarkEnd w:id="54"/>
-    <w:bookmarkStart w:id="55" w:name="weapons-and-damage"/>
+    <w:bookmarkEnd w:id="55"/>
+    <w:bookmarkStart w:id="56" w:name="weapons-and-damage"/>
     <w:p>
       <w:pPr>
         <w:pStyle w:val="Heading2"/>
@@ -10003,8 +10544,8 @@
         <w:t xml:space="preserve">(three rounds, +1 to hit). Firearms jam on a natural 18. To take someone down without killing them, use fists, a taser, dampening cuffs, or a power used with care.</w:t>
       </w:r>
     </w:p>
-    <w:bookmarkEnd w:id="55"/>
-    <w:bookmarkStart w:id="56" w:name="weapon-and-ammunition"/>
+    <w:bookmarkEnd w:id="56"/>
+    <w:bookmarkStart w:id="57" w:name="weapon-and-ammunition"/>
     <w:p>
       <w:pPr>
         <w:pStyle w:val="Heading2"/>
@@ -10435,7 +10976,7 @@
       <w:pPr>
         <w:numPr>
           <w:ilvl w:val="0"/>
-          <w:numId w:val="1010"/>
+          <w:numId w:val="1011"/>
         </w:numPr>
         <w:pStyle w:val="Compact"/>
       </w:pPr>
@@ -10457,7 +10998,7 @@
       <w:pPr>
         <w:numPr>
           <w:ilvl w:val="0"/>
-          <w:numId w:val="1010"/>
+          <w:numId w:val="1011"/>
         </w:numPr>
         <w:pStyle w:val="Compact"/>
       </w:pPr>
@@ -10479,7 +11020,7 @@
       <w:pPr>
         <w:numPr>
           <w:ilvl w:val="0"/>
-          <w:numId w:val="1010"/>
+          <w:numId w:val="1011"/>
         </w:numPr>
         <w:pStyle w:val="Compact"/>
       </w:pPr>
@@ -10497,9 +11038,9 @@
         <w:t xml:space="preserve">A natural 18 with this weapon also jams it: clearing it takes an action.</w:t>
       </w:r>
     </w:p>
-    <w:bookmarkEnd w:id="56"/>
     <w:bookmarkEnd w:id="57"/>
-    <w:bookmarkStart w:id="62" w:name="medical-care"/>
+    <w:bookmarkEnd w:id="58"/>
+    <w:bookmarkStart w:id="63" w:name="medical-care"/>
     <w:p>
       <w:pPr>
         <w:pStyle w:val="Heading1"/>
@@ -10545,7 +11086,7 @@
         <w:t xml:space="preserve">).</w:t>
       </w:r>
     </w:p>
-    <w:bookmarkStart w:id="58" w:name="diagnosis-and-stabilization"/>
+    <w:bookmarkStart w:id="59" w:name="diagnosis-and-stabilization"/>
     <w:p>
       <w:pPr>
         <w:pStyle w:val="Heading2"/>
@@ -10562,8 +11103,8 @@
         <w:t xml:space="preserve">Roll Medicine when the diagnosis is uncertain or an urgent treatment decision matters. Emergency stabilization takes one action and a successful Medicine roll with a first-aid kit. It ends Dying and stops deterioration, but removes no boxes.</w:t>
       </w:r>
     </w:p>
-    <w:bookmarkEnd w:id="58"/>
-    <w:bookmarkStart w:id="59" w:name="field-treatment"/>
+    <w:bookmarkEnd w:id="59"/>
+    <w:bookmarkStart w:id="60" w:name="field-treatment"/>
     <w:p>
       <w:pPr>
         <w:pStyle w:val="Heading2"/>
@@ -10580,8 +11121,8 @@
         <w:t xml:space="preserve">With a first-aid kit and several uninterrupted minutes, successful Medicine removes one injury box; success by 5 or more removes two. Each injury receives one field-treatment attempt; further attempts need changed circumstances.</w:t>
       </w:r>
     </w:p>
-    <w:bookmarkEnd w:id="59"/>
-    <w:bookmarkStart w:id="60" w:name="proper-care"/>
+    <w:bookmarkEnd w:id="60"/>
+    <w:bookmarkStart w:id="61" w:name="proper-care"/>
     <w:p>
       <w:pPr>
         <w:pStyle w:val="Heading2"/>
@@ -10598,8 +11139,8 @@
         <w:t xml:space="preserve">A hospital with an Operant ward grants +2 to Medicine. A successful treatment removes two boxes; success by 5 or more removes three. Allow the time the treatment requires.</w:t>
       </w:r>
     </w:p>
-    <w:bookmarkEnd w:id="60"/>
-    <w:bookmarkStart w:id="61" w:name="natural-recovery"/>
+    <w:bookmarkEnd w:id="61"/>
+    <w:bookmarkStart w:id="62" w:name="natural-recovery"/>
     <w:p>
       <w:pPr>
         <w:pStyle w:val="Heading2"/>
@@ -10632,9 +11173,9 @@
         <w:t xml:space="preserve">of rest clears one injury box. Rest means nothing strenuous. At three boxes, rest alone clears nothing: treatment must clear the first box.</w:t>
       </w:r>
     </w:p>
-    <w:bookmarkEnd w:id="61"/>
     <w:bookmarkEnd w:id="62"/>
-    <w:bookmarkStart w:id="67" w:name="magic"/>
+    <w:bookmarkEnd w:id="63"/>
+    <w:bookmarkStart w:id="68" w:name="magic"/>
     <w:p>
       <w:pPr>
         <w:pStyle w:val="Heading1"/>
@@ -10878,7 +11419,7 @@
         </w:tc>
       </w:tr>
     </w:tbl>
-    <w:bookmarkStart w:id="63" w:name="cantrips"/>
+    <w:bookmarkStart w:id="64" w:name="cantrips"/>
     <w:p>
       <w:pPr>
         <w:pStyle w:val="Heading2"/>
@@ -11259,8 +11800,8 @@
         <w:t xml:space="preserve">A failed cantrip marks a box of Strain; a natural 18 marks two, or something answers that shouldn’t.</w:t>
       </w:r>
     </w:p>
-    <w:bookmarkEnd w:id="63"/>
-    <w:bookmarkStart w:id="64" w:name="rituals"/>
+    <w:bookmarkEnd w:id="64"/>
+    <w:bookmarkStart w:id="65" w:name="rituals"/>
     <w:p>
       <w:pPr>
         <w:pStyle w:val="Heading2"/>
@@ -11273,7 +11814,7 @@
       <w:pPr>
         <w:numPr>
           <w:ilvl w:val="0"/>
-          <w:numId w:val="1011"/>
+          <w:numId w:val="1012"/>
         </w:numPr>
         <w:pStyle w:val="Compact"/>
       </w:pPr>
@@ -11295,7 +11836,7 @@
       <w:pPr>
         <w:numPr>
           <w:ilvl w:val="0"/>
-          <w:numId w:val="1011"/>
+          <w:numId w:val="1012"/>
         </w:numPr>
         <w:pStyle w:val="Compact"/>
       </w:pPr>
@@ -11317,7 +11858,7 @@
       <w:pPr>
         <w:numPr>
           <w:ilvl w:val="0"/>
-          <w:numId w:val="1011"/>
+          <w:numId w:val="1012"/>
         </w:numPr>
         <w:pStyle w:val="Compact"/>
       </w:pPr>
@@ -11577,8 +12118,8 @@
         <w:t xml:space="preserve">The right materials, hour or place remove one segment.</w:t>
       </w:r>
     </w:p>
-    <w:bookmarkEnd w:id="64"/>
-    <w:bookmarkStart w:id="65" w:name="fetishes"/>
+    <w:bookmarkEnd w:id="65"/>
+    <w:bookmarkStart w:id="66" w:name="fetishes"/>
     <w:p>
       <w:pPr>
         <w:pStyle w:val="Heading2"/>
@@ -11611,8 +12152,8 @@
         <w:t xml:space="preserve">ready fetish, two with Powers as an Expert skill. Preparation is how slow magic wins a fast fight.</w:t>
       </w:r>
     </w:p>
-    <w:bookmarkEnd w:id="65"/>
-    <w:bookmarkStart w:id="66" w:name="magic-in-aurora"/>
+    <w:bookmarkEnd w:id="66"/>
+    <w:bookmarkStart w:id="67" w:name="magic-in-aurora"/>
     <w:p>
       <w:pPr>
         <w:pStyle w:val="Heading2"/>
@@ -11878,9 +12419,9 @@
         </w:tc>
       </w:tr>
     </w:tbl>
-    <w:bookmarkEnd w:id="66"/>
     <w:bookmarkEnd w:id="67"/>
-    <w:bookmarkStart w:id="71" w:name="spark-points-and-tracks"/>
+    <w:bookmarkEnd w:id="68"/>
+    <w:bookmarkStart w:id="72" w:name="spark-points-and-tracks"/>
     <w:p>
       <w:pPr>
         <w:pStyle w:val="Heading1"/>
@@ -11889,7 +12430,7 @@
         <w:t xml:space="preserve">Spark points and tracks</w:t>
       </w:r>
     </w:p>
-    <w:bookmarkStart w:id="68" w:name="using-spark-points"/>
+    <w:bookmarkStart w:id="69" w:name="using-spark-points"/>
     <w:p>
       <w:pPr>
         <w:pStyle w:val="Heading2"/>
@@ -12045,6 +12586,39 @@
                 <w:b/>
                 <w:sz w:val="19"/>
               </w:rPr>
+              <w:t xml:space="preserve">Shrug off a telling hit</w:t>
+            </w:r>
+          </w:p>
+        </w:tc>
+        <w:tc>
+          <w:tcPr/>
+          <w:p>
+            <w:pPr>
+              <w:pStyle w:val="Compact"/>
+              <w:jc w:val="left"/>
+            </w:pPr>
+            <w:r>
+              <w:rPr>
+                <w:sz w:val="19"/>
+              </w:rPr>
+              <w:t xml:space="preserve">Cancel the effect an attacker picked against you; you still take the boxes.</w:t>
+            </w:r>
+          </w:p>
+        </w:tc>
+      </w:tr>
+      <w:tr>
+        <w:tc>
+          <w:tcPr/>
+          <w:p>
+            <w:pPr>
+              <w:pStyle w:val="Compact"/>
+              <w:jc w:val="left"/>
+            </w:pPr>
+            <w:r>
+              <w:rPr>
+                <w:b/>
+                <w:sz w:val="19"/>
+              </w:rPr>
               <w:t xml:space="preserve">Establish a small preparation</w:t>
             </w:r>
           </w:p>
@@ -12074,8 +12648,8 @@
         <w:t xml:space="preserve">Gain one point when one of your complications creates a meaningful problem you accept, including a companion complication. You can decline the proposed complication without penalty.</w:t>
       </w:r>
     </w:p>
-    <w:bookmarkEnd w:id="68"/>
-    <w:bookmarkStart w:id="69" w:name="collateral-scrutiny-and-backlash"/>
+    <w:bookmarkEnd w:id="69"/>
+    <w:bookmarkStart w:id="70" w:name="collateral-scrutiny-and-backlash"/>
     <w:p>
       <w:pPr>
         <w:pStyle w:val="Heading2"/>
@@ -12144,7 +12718,7 @@
       <w:pPr>
         <w:numPr>
           <w:ilvl w:val="0"/>
-          <w:numId w:val="1012"/>
+          <w:numId w:val="1013"/>
         </w:numPr>
         <w:pStyle w:val="Compact"/>
       </w:pPr>
@@ -12166,7 +12740,7 @@
       <w:pPr>
         <w:numPr>
           <w:ilvl w:val="0"/>
-          <w:numId w:val="1012"/>
+          <w:numId w:val="1013"/>
         </w:numPr>
         <w:pStyle w:val="Compact"/>
       </w:pPr>
@@ -12442,8 +13016,8 @@
         </w:tc>
       </w:tr>
     </w:tbl>
-    <w:bookmarkEnd w:id="69"/>
-    <w:bookmarkStart w:id="70" w:name="advancement"/>
+    <w:bookmarkEnd w:id="70"/>
+    <w:bookmarkStart w:id="71" w:name="advancement"/>
     <w:p>
       <w:pPr>
         <w:pStyle w:val="Heading2"/>
@@ -12480,7 +13054,7 @@
       <w:pPr>
         <w:numPr>
           <w:ilvl w:val="0"/>
-          <w:numId w:val="1013"/>
+          <w:numId w:val="1014"/>
         </w:numPr>
         <w:pStyle w:val="Compact"/>
       </w:pPr>
@@ -12541,7 +13115,7 @@
       <w:pPr>
         <w:numPr>
           <w:ilvl w:val="0"/>
-          <w:numId w:val="1013"/>
+          <w:numId w:val="1014"/>
         </w:numPr>
         <w:pStyle w:val="Compact"/>
       </w:pPr>
@@ -12887,9 +13461,9 @@
         <w:t xml:space="preserve">Magic and powers grow the same way, at the costs their chapters give.</w:t>
       </w:r>
     </w:p>
-    <w:bookmarkEnd w:id="70"/>
     <w:bookmarkEnd w:id="71"/>
-    <w:bookmarkStart w:id="74" w:name="running-cases"/>
+    <w:bookmarkEnd w:id="72"/>
+    <w:bookmarkStart w:id="75" w:name="running-cases"/>
     <w:p>
       <w:pPr>
         <w:pStyle w:val="Heading1"/>
@@ -12898,7 +13472,7 @@
         <w:t xml:space="preserve">Running cases</w:t>
       </w:r>
     </w:p>
-    <w:bookmarkStart w:id="72" w:name="case-seeds"/>
+    <w:bookmarkStart w:id="73" w:name="case-seeds"/>
     <w:p>
       <w:pPr>
         <w:pStyle w:val="Heading2"/>
@@ -15130,8 +15704,8 @@
         </w:tc>
       </w:tr>
     </w:tbl>
-    <w:bookmarkEnd w:id="72"/>
-    <w:bookmarkStart w:id="73" w:name="the-case-files"/>
+    <w:bookmarkEnd w:id="73"/>
+    <w:bookmarkStart w:id="74" w:name="the-case-files"/>
     <w:p>
       <w:pPr>
         <w:pStyle w:val="Heading2"/>
@@ -15146,209 +15720,6 @@
       </w:pPr>
       <w:r>
         <w:t xml:space="preserve">End each case with a short entry, written together:</w:t>
-      </w:r>
-    </w:p>
-    <w:p>
-      <w:pPr>
-        <w:numPr>
-          <w:ilvl w:val="0"/>
-          <w:numId w:val="1014"/>
-        </w:numPr>
-        <w:pStyle w:val="Compact"/>
-      </w:pPr>
-      <w:r>
-        <w:rPr>
-          <w:bCs/>
-          <w:b/>
-        </w:rPr>
-        <w:t xml:space="preserve">The case.</w:t>
-      </w:r>
-      <w:r>
-        <w:t xml:space="preserve"> </w:t>
-      </w:r>
-      <w:r>
-        <w:t xml:space="preserve">What happened, and did we succeed: fully, partly, or not at all?</w:t>
-      </w:r>
-    </w:p>
-    <w:p>
-      <w:pPr>
-        <w:numPr>
-          <w:ilvl w:val="0"/>
-          <w:numId w:val="1014"/>
-        </w:numPr>
-        <w:pStyle w:val="Compact"/>
-      </w:pPr>
-      <w:r>
-        <w:rPr>
-          <w:bCs/>
-          <w:b/>
-        </w:rPr>
-        <w:t xml:space="preserve">Who stood out?</w:t>
-      </w:r>
-      <w:r>
-        <w:t xml:space="preserve"> </w:t>
-      </w:r>
-      <w:r>
-        <w:t xml:space="preserve">A moment worth remembering.</w:t>
-      </w:r>
-    </w:p>
-    <w:p>
-      <w:pPr>
-        <w:numPr>
-          <w:ilvl w:val="0"/>
-          <w:numId w:val="1014"/>
-        </w:numPr>
-        <w:pStyle w:val="Compact"/>
-      </w:pPr>
-      <w:r>
-        <w:rPr>
-          <w:bCs/>
-          <w:b/>
-        </w:rPr>
-        <w:t xml:space="preserve">Complications.</w:t>
-      </w:r>
-      <w:r>
-        <w:t xml:space="preserve"> </w:t>
-      </w:r>
-      <w:r>
-        <w:t xml:space="preserve">Which ones came into play, and what did they cost?</w:t>
-      </w:r>
-    </w:p>
-    <w:p>
-      <w:pPr>
-        <w:numPr>
-          <w:ilvl w:val="0"/>
-          <w:numId w:val="1014"/>
-        </w:numPr>
-        <w:pStyle w:val="Compact"/>
-      </w:pPr>
-      <w:r>
-        <w:rPr>
-          <w:bCs/>
-          <w:b/>
-        </w:rPr>
-        <w:t xml:space="preserve">What changed?</w:t>
-      </w:r>
-      <w:r>
-        <w:t xml:space="preserve"> </w:t>
-      </w:r>
-      <w:r>
-        <w:t xml:space="preserve">New allies or enemies, damage, open threads for next time.</w:t>
-      </w:r>
-    </w:p>
-    <w:p>
-      <w:pPr>
-        <w:numPr>
-          <w:ilvl w:val="0"/>
-          <w:numId w:val="1014"/>
-        </w:numPr>
-        <w:pStyle w:val="Compact"/>
-      </w:pPr>
-      <w:r>
-        <w:rPr>
-          <w:bCs/>
-          <w:b/>
-        </w:rPr>
-        <w:t xml:space="preserve">Advancement.</w:t>
-      </w:r>
-      <w:r>
-        <w:t xml:space="preserve"> </w:t>
-      </w:r>
-      <w:r>
-        <w:t xml:space="preserve">After a significant case, each character earns 1 advancement point; at a milestone, 2 more.</w:t>
-      </w:r>
-    </w:p>
-    <w:bookmarkEnd w:id="73"/>
-    <w:bookmarkEnd w:id="74"/>
-    <w:bookmarkStart w:id="82" w:name="the-world-of-aurora"/>
-    <w:p>
-      <w:pPr>
-        <w:pStyle w:val="Heading1"/>
-      </w:pPr>
-      <w:r>
-        <w:t xml:space="preserve">The world of Aurora</w:t>
-      </w:r>
-    </w:p>
-    <w:bookmarkStart w:id="75" w:name="the-first-wave"/>
-    <w:p>
-      <w:pPr>
-        <w:pStyle w:val="Heading2"/>
-      </w:pPr>
-      <w:r>
-        <w:t xml:space="preserve">The First Wave</w:t>
-      </w:r>
-    </w:p>
-    <w:p>
-      <w:pPr>
-        <w:pStyle w:val="FirstParagraph"/>
-      </w:pPr>
-      <w:r>
-        <w:t xml:space="preserve">Extraordinary humans were recognized as a phenomenon as early as the 1880s, but the few who came to public notice were dismissed as myths, linked with spiritualism and urban legends. Then, from</w:t>
-      </w:r>
-      <w:r>
-        <w:t xml:space="preserve"> </w:t>
-      </w:r>
-      <w:r>
-        <w:rPr>
-          <w:bCs/>
-          <w:b/>
-        </w:rPr>
-        <w:t xml:space="preserve">April 3rd to April 30th, 1938</w:t>
-      </w:r>
-      <w:r>
-        <w:t xml:space="preserve">, strange auroras bathed the night sky worldwide. Astronomers spoke of a belt of charged particles in the upper atmosphere. During those weeks deaths from a dozen ailments rose across the world, and by the end of April the</w:t>
-      </w:r>
-      <w:r>
-        <w:t xml:space="preserve"> </w:t>
-      </w:r>
-      <w:r>
-        <w:t xml:space="preserve">“</w:t>
-      </w:r>
-      <w:r>
-        <w:t xml:space="preserve">aurora deaths</w:t>
-      </w:r>
-      <w:r>
-        <w:t xml:space="preserve">”</w:t>
-      </w:r>
-      <w:r>
-        <w:t xml:space="preserve"> </w:t>
-      </w:r>
-      <w:r>
-        <w:t xml:space="preserve">passed</w:t>
-      </w:r>
-      <w:r>
-        <w:t xml:space="preserve"> </w:t>
-      </w:r>
-      <w:r>
-        <w:rPr>
-          <w:bCs/>
-          <w:b/>
-        </w:rPr>
-        <w:t xml:space="preserve">five million</w:t>
-      </w:r>
-      <w:r>
-        <w:t xml:space="preserve">. Adolf Hitler died of pneumonia and Reinhard Heydrich replaced him; Heinrich Himmler died under mysterious circumstances.</w:t>
-      </w:r>
-    </w:p>
-    <w:p>
-      <w:pPr>
-        <w:pStyle w:val="BodyText"/>
-      </w:pPr>
-      <w:r>
-        <w:t xml:space="preserve">The survivors didn’t all come through unchanged. The auroras were the</w:t>
-      </w:r>
-      <w:r>
-        <w:t xml:space="preserve"> </w:t>
-      </w:r>
-      <w:r>
-        <w:rPr>
-          <w:bCs/>
-          <w:b/>
-        </w:rPr>
-        <w:t xml:space="preserve">First Wave</w:t>
-      </w:r>
-      <w:r>
-        <w:t xml:space="preserve">: the night the first generation of Operants awoke.</w:t>
       </w:r>
     </w:p>
     <w:p>
@@ -15364,26 +15735,13 @@
           <w:bCs/>
           <w:b/>
         </w:rPr>
-        <w:t xml:space="preserve">June 1938.</w:t>
-      </w:r>
-      <w:r>
-        <w:t xml:space="preserve"> </w:t>
-      </w:r>
-      <w:r>
-        <w:t xml:space="preserve">Herbert Unler, an American occult scholar, became the first non-Briton recruited to the</w:t>
-      </w:r>
-      <w:r>
-        <w:t xml:space="preserve"> </w:t>
-      </w:r>
-      <w:r>
-        <w:rPr>
-          <w:bCs/>
-          <w:b/>
-        </w:rPr>
-        <w:t xml:space="preserve">Shadow Knights</w:t>
-      </w:r>
-      <w:r>
-        <w:t xml:space="preserve">, after he banished a demon in Boston: the first mystical creature seen in more than a century.</w:t>
+        <w:t xml:space="preserve">The case.</w:t>
+      </w:r>
+      <w:r>
+        <w:t xml:space="preserve"> </w:t>
+      </w:r>
+      <w:r>
+        <w:t xml:space="preserve">What happened, and did we succeed: fully, partly, or not at all?</w:t>
       </w:r>
     </w:p>
     <w:p>
@@ -15399,29 +15757,13 @@
           <w:bCs/>
           <w:b/>
         </w:rPr>
-        <w:t xml:space="preserve">August 1938.</w:t>
-      </w:r>
-      <w:r>
-        <w:t xml:space="preserve"> </w:t>
-      </w:r>
-      <w:r>
-        <w:t xml:space="preserve">Without Hitler, the National Socialist movement fell apart. The SS became a quasi-mystical order, and</w:t>
-      </w:r>
-      <w:r>
-        <w:t xml:space="preserve"> </w:t>
-      </w:r>
-      <w:r>
-        <w:rPr>
-          <w:bCs/>
-          <w:b/>
-        </w:rPr>
-        <w:t xml:space="preserve">Zarloff the Elder</w:t>
-      </w:r>
-      <w:r>
-        <w:t xml:space="preserve"> </w:t>
-      </w:r>
-      <w:r>
-        <w:t xml:space="preserve">appeared to a cell of initiates in Berlin, promising them the new world order Hitler had dreamed of.</w:t>
+        <w:t xml:space="preserve">Who stood out?</w:t>
+      </w:r>
+      <w:r>
+        <w:t xml:space="preserve"> </w:t>
+      </w:r>
+      <w:r>
+        <w:t xml:space="preserve">A moment worth remembering.</w:t>
       </w:r>
     </w:p>
     <w:p>
@@ -15437,81 +15779,77 @@
           <w:bCs/>
           <w:b/>
         </w:rPr>
-        <w:t xml:space="preserve">1941–1945.</w:t>
-      </w:r>
-      <w:r>
-        <w:t xml:space="preserve"> </w:t>
-      </w:r>
-      <w:r>
-        <w:t xml:space="preserve">At least thirty Operants served secretly in the militaries of six nations, Germany among them.</w:t>
-      </w:r>
-      <w:r>
-        <w:t xml:space="preserve"> </w:t>
-      </w:r>
-      <w:r>
-        <w:rPr>
-          <w:bCs/>
-          <w:b/>
-        </w:rPr>
-        <w:t xml:space="preserve">Hector Gonzalez</w:t>
-      </w:r>
-      <w:r>
-        <w:t xml:space="preserve">, Nikola Tesla’s assistant, received</w:t>
-      </w:r>
-      <w:r>
-        <w:t xml:space="preserve"> </w:t>
-      </w:r>
-      <w:r>
-        <w:rPr>
-          <w:bCs/>
-          <w:b/>
-        </w:rPr>
-        <w:t xml:space="preserve">Ambrosia</w:t>
-      </w:r>
-      <w:r>
-        <w:t xml:space="preserve"> </w:t>
-      </w:r>
-      <w:r>
-        <w:t xml:space="preserve">in 1943 and became</w:t>
-      </w:r>
-      <w:r>
-        <w:t xml:space="preserve"> </w:t>
-      </w:r>
-      <w:r>
-        <w:rPr>
-          <w:bCs/>
-          <w:b/>
-        </w:rPr>
-        <w:t xml:space="preserve">Mr. Marvel</w:t>
-      </w:r>
-      <w:r>
-        <w:t xml:space="preserve">; the immortal</w:t>
-      </w:r>
-      <w:r>
-        <w:t xml:space="preserve"> </w:t>
-      </w:r>
-      <w:r>
-        <w:rPr>
-          <w:bCs/>
-          <w:b/>
-        </w:rPr>
-        <w:t xml:space="preserve">Ivory Phoenix</w:t>
-      </w:r>
-      <w:r>
-        <w:t xml:space="preserve"> </w:t>
-      </w:r>
-      <w:r>
-        <w:t xml:space="preserve">fought for the Allies and destroyed the first Steel Falcon.</w:t>
-      </w:r>
-    </w:p>
+        <w:t xml:space="preserve">Complications.</w:t>
+      </w:r>
+      <w:r>
+        <w:t xml:space="preserve"> </w:t>
+      </w:r>
+      <w:r>
+        <w:t xml:space="preserve">Which ones came into play, and what did they cost?</w:t>
+      </w:r>
+    </w:p>
+    <w:p>
+      <w:pPr>
+        <w:numPr>
+          <w:ilvl w:val="0"/>
+          <w:numId w:val="1015"/>
+        </w:numPr>
+        <w:pStyle w:val="Compact"/>
+      </w:pPr>
+      <w:r>
+        <w:rPr>
+          <w:bCs/>
+          <w:b/>
+        </w:rPr>
+        <w:t xml:space="preserve">What changed?</w:t>
+      </w:r>
+      <w:r>
+        <w:t xml:space="preserve"> </w:t>
+      </w:r>
+      <w:r>
+        <w:t xml:space="preserve">New allies or enemies, damage, open threads for next time.</w:t>
+      </w:r>
+    </w:p>
+    <w:p>
+      <w:pPr>
+        <w:numPr>
+          <w:ilvl w:val="0"/>
+          <w:numId w:val="1015"/>
+        </w:numPr>
+        <w:pStyle w:val="Compact"/>
+      </w:pPr>
+      <w:r>
+        <w:rPr>
+          <w:bCs/>
+          <w:b/>
+        </w:rPr>
+        <w:t xml:space="preserve">Advancement.</w:t>
+      </w:r>
+      <w:r>
+        <w:t xml:space="preserve"> </w:t>
+      </w:r>
+      <w:r>
+        <w:t xml:space="preserve">After a significant case, each character earns 1 advancement point; at a milestone, 2 more.</w:t>
+      </w:r>
+    </w:p>
+    <w:bookmarkEnd w:id="74"/>
     <w:bookmarkEnd w:id="75"/>
-    <w:bookmarkStart w:id="76" w:name="the-public-years"/>
+    <w:bookmarkStart w:id="83" w:name="the-world-of-aurora"/>
+    <w:p>
+      <w:pPr>
+        <w:pStyle w:val="Heading1"/>
+      </w:pPr>
+      <w:r>
+        <w:t xml:space="preserve">The world of Aurora</w:t>
+      </w:r>
+    </w:p>
+    <w:bookmarkStart w:id="76" w:name="the-first-wave"/>
     <w:p>
       <w:pPr>
         <w:pStyle w:val="Heading2"/>
       </w:pPr>
       <w:r>
-        <w:t xml:space="preserve">The public years</w:t>
+        <w:t xml:space="preserve">The First Wave</w:t>
       </w:r>
     </w:p>
     <w:p>
@@ -15519,52 +15857,51 @@
         <w:pStyle w:val="FirstParagraph"/>
       </w:pPr>
       <w:r>
-        <w:t xml:space="preserve">In</w:t>
-      </w:r>
-      <w:r>
-        <w:t xml:space="preserve"> </w:t>
-      </w:r>
-      <w:r>
-        <w:rPr>
-          <w:bCs/>
-          <w:b/>
-        </w:rPr>
-        <w:t xml:space="preserve">1952</w:t>
-      </w:r>
-      <w:r>
-        <w:t xml:space="preserve"> </w:t>
-      </w:r>
-      <w:r>
-        <w:t xml:space="preserve">a highly publicized battle between US Army forces and unidentified assailants at</w:t>
-      </w:r>
-      <w:r>
-        <w:t xml:space="preserve"> </w:t>
-      </w:r>
-      <w:r>
-        <w:rPr>
-          <w:bCs/>
-          <w:b/>
-        </w:rPr>
-        <w:t xml:space="preserve">Fort Knox</w:t>
-      </w:r>
-      <w:r>
-        <w:t xml:space="preserve">, together with growing reports from around the world, forced the public to accept that people with powers existed. In the same year the first</w:t>
-      </w:r>
-      <w:r>
-        <w:t xml:space="preserve"> </w:t>
-      </w:r>
-      <w:r>
-        <w:rPr>
-          <w:bCs/>
-          <w:b/>
-        </w:rPr>
-        <w:t xml:space="preserve">Hephaestus Keys</w:t>
-      </w:r>
-      <w:r>
-        <w:t xml:space="preserve"> </w:t>
-      </w:r>
-      <w:r>
-        <w:t xml:space="preserve">were found in London, and Lord Colslo used one to open the Celtic Gate to Avalon.</w:t>
+        <w:t xml:space="preserve">Extraordinary humans were recognized as a phenomenon as early as the 1880s, but the few who came to public notice were dismissed as myths, linked with spiritualism and urban legends. Then, from</w:t>
+      </w:r>
+      <w:r>
+        <w:t xml:space="preserve"> </w:t>
+      </w:r>
+      <w:r>
+        <w:rPr>
+          <w:bCs/>
+          <w:b/>
+        </w:rPr>
+        <w:t xml:space="preserve">April 3rd to April 30th, 1938</w:t>
+      </w:r>
+      <w:r>
+        <w:t xml:space="preserve">, strange auroras bathed the night sky worldwide. Astronomers spoke of a belt of charged particles in the upper atmosphere. During those weeks deaths from a dozen ailments rose across the world, and by the end of April the</w:t>
+      </w:r>
+      <w:r>
+        <w:t xml:space="preserve"> </w:t>
+      </w:r>
+      <w:r>
+        <w:t xml:space="preserve">“</w:t>
+      </w:r>
+      <w:r>
+        <w:t xml:space="preserve">aurora deaths</w:t>
+      </w:r>
+      <w:r>
+        <w:t xml:space="preserve">”</w:t>
+      </w:r>
+      <w:r>
+        <w:t xml:space="preserve"> </w:t>
+      </w:r>
+      <w:r>
+        <w:t xml:space="preserve">passed</w:t>
+      </w:r>
+      <w:r>
+        <w:t xml:space="preserve"> </w:t>
+      </w:r>
+      <w:r>
+        <w:rPr>
+          <w:bCs/>
+          <w:b/>
+        </w:rPr>
+        <w:t xml:space="preserve">five million</w:t>
+      </w:r>
+      <w:r>
+        <w:t xml:space="preserve">. Adolf Hitler died of pneumonia and Reinhard Heydrich replaced him; Heinrich Himmler died under mysterious circumstances.</w:t>
       </w:r>
     </w:p>
     <w:p>
@@ -15572,874 +15909,20 @@
         <w:pStyle w:val="BodyText"/>
       </w:pPr>
       <w:r>
-        <w:t xml:space="preserve">Senator Edward McCarthy led the campaign against the</w:t>
-      </w:r>
-      <w:r>
-        <w:t xml:space="preserve"> </w:t>
-      </w:r>
-      <w:r>
-        <w:t xml:space="preserve">“</w:t>
-      </w:r>
-      <w:r>
-        <w:t xml:space="preserve">abnormal powers</w:t>
-      </w:r>
-      <w:r>
-        <w:t xml:space="preserve">”</w:t>
-      </w:r>
-      <w:r>
-        <w:t xml:space="preserve"> </w:t>
-      </w:r>
-      <w:r>
-        <w:t xml:space="preserve">menace. Congress passed the</w:t>
-      </w:r>
-      <w:r>
-        <w:t xml:space="preserve"> </w:t>
-      </w:r>
-      <w:r>
-        <w:rPr>
-          <w:bCs/>
-          <w:b/>
-        </w:rPr>
-        <w:t xml:space="preserve">Human Powers Control Act</w:t>
-      </w:r>
-      <w:r>
-        <w:t xml:space="preserve">, requiring the registration of all</w:t>
-      </w:r>
-      <w:r>
-        <w:t xml:space="preserve"> </w:t>
-      </w:r>
-      <w:r>
-        <w:t xml:space="preserve">“</w:t>
-      </w:r>
-      <w:r>
-        <w:t xml:space="preserve">citizens with operant capabilities outside the human physiological norms</w:t>
-      </w:r>
-      <w:r>
-        <w:t xml:space="preserve">”</w:t>
-      </w:r>
-      <w:r>
-        <w:t xml:space="preserve">: the origin of the official term,</w:t>
-      </w:r>
-      <w:r>
-        <w:t xml:space="preserve"> </w:t>
-      </w:r>
-      <w:r>
-        <w:rPr>
-          <w:bCs/>
-          <w:b/>
-        </w:rPr>
-        <w:t xml:space="preserve">Operants</w:t>
-      </w:r>
-      <w:r>
-        <w:t xml:space="preserve">. No one could agree how to register or enforce anything, and only one warrant was ever issued under the HPCA, for</w:t>
-      </w:r>
-      <w:r>
-        <w:t xml:space="preserve"> </w:t>
-      </w:r>
-      <w:r>
-        <w:rPr>
-          <w:bCs/>
-          <w:b/>
-        </w:rPr>
-        <w:t xml:space="preserve">Charlie Swift</w:t>
-      </w:r>
-      <w:r>
-        <w:t xml:space="preserve">, the</w:t>
-      </w:r>
-      <w:r>
-        <w:t xml:space="preserve"> </w:t>
-      </w:r>
-      <w:r>
-        <w:t xml:space="preserve">“</w:t>
-      </w:r>
-      <w:r>
-        <w:t xml:space="preserve">fastest man alive</w:t>
-      </w:r>
-      <w:r>
-        <w:t xml:space="preserve">”</w:t>
-      </w:r>
-      <w:r>
-        <w:t xml:space="preserve">, a popular critic of the government. He was shot during the botched arrest, spent a year in a coma, lost his powers and drank himself out of public life. McCarthy was censured and ousted.</w:t>
-      </w:r>
-    </w:p>
-    <w:p>
-      <w:pPr>
-        <w:pStyle w:val="BodyText"/>
-      </w:pPr>
-      <w:r>
-        <w:t xml:space="preserve">Untrained police couldn’t deal with powered crime, so unsanctioned teams of Operants and ordinary volunteers stepped in. The most respected was the</w:t>
-      </w:r>
-      <w:r>
-        <w:t xml:space="preserve"> </w:t>
-      </w:r>
-      <w:r>
-        <w:rPr>
-          <w:bCs/>
-          <w:b/>
-        </w:rPr>
-        <w:t xml:space="preserve">Power Legion</w:t>
-      </w:r>
-      <w:r>
-        <w:t xml:space="preserve">, led by</w:t>
-      </w:r>
-      <w:r>
-        <w:t xml:space="preserve"> </w:t>
-      </w:r>
-      <w:r>
-        <w:rPr>
-          <w:bCs/>
-          <w:b/>
-        </w:rPr>
-        <w:t xml:space="preserve">Mr. Marvel</w:t>
-      </w:r>
-      <w:r>
-        <w:t xml:space="preserve">,</w:t>
-      </w:r>
-      <w:r>
-        <w:t xml:space="preserve"> </w:t>
-      </w:r>
-      <w:r>
-        <w:rPr>
-          <w:iCs/>
-          <w:i/>
-        </w:rPr>
-        <w:t xml:space="preserve">maravilla del señor</w:t>
-      </w:r>
-      <w:r>
-        <w:t xml:space="preserve">, a World War II hero whose popularity crossed the color lines of 1950s America. The Legion supported law enforcement along the East Coast until it was forcibly disbanded during the</w:t>
-      </w:r>
-      <w:r>
-        <w:t xml:space="preserve"> </w:t>
-      </w:r>
-      <w:r>
-        <w:rPr>
-          <w:bCs/>
-          <w:b/>
-        </w:rPr>
-        <w:t xml:space="preserve">Khatorsi Crisis of 1968</w:t>
-      </w:r>
-      <w:r>
-        <w:t xml:space="preserve">. Its paramilitary uniforms set the style for every public team that followed.</w:t>
-      </w:r>
-    </w:p>
-    <w:p>
-      <w:pPr>
-        <w:pStyle w:val="BodyText"/>
-      </w:pPr>
-      <w:r>
-        <w:t xml:space="preserve">In</w:t>
-      </w:r>
-      <w:r>
-        <w:t xml:space="preserve"> </w:t>
-      </w:r>
-      <w:r>
-        <w:rPr>
-          <w:bCs/>
-          <w:b/>
-        </w:rPr>
-        <w:t xml:space="preserve">1959</w:t>
-      </w:r>
-      <w:r>
-        <w:t xml:space="preserve"> </w:t>
-      </w:r>
-      <w:r>
-        <w:t xml:space="preserve">Dr. Richard Kennedy was bathed in a runaway reactor’s radiation and bonded to an entity from beyond:</w:t>
-      </w:r>
-      <w:r>
-        <w:t xml:space="preserve"> </w:t>
-      </w:r>
-      <w:r>
-        <w:rPr>
-          <w:bCs/>
-          <w:b/>
-        </w:rPr>
-        <w:t xml:space="preserve">the Atomic Man</w:t>
-      </w:r>
-      <w:r>
-        <w:t xml:space="preserve">.</w:t>
-      </w:r>
-    </w:p>
-    <w:bookmarkEnd w:id="76"/>
-    <w:bookmarkStart w:id="77" w:name="exlaw"/>
-    <w:p>
-      <w:pPr>
-        <w:pStyle w:val="Heading2"/>
-      </w:pPr>
-      <w:r>
-        <w:t xml:space="preserve">ExLAW</w:t>
-      </w:r>
-    </w:p>
-    <w:p>
-      <w:pPr>
-        <w:pStyle w:val="FirstParagraph"/>
-      </w:pPr>
-      <w:r>
-        <w:t xml:space="preserve">In</w:t>
-      </w:r>
-      <w:r>
-        <w:t xml:space="preserve"> </w:t>
-      </w:r>
-      <w:r>
-        <w:rPr>
-          <w:bCs/>
-          <w:b/>
-        </w:rPr>
-        <w:t xml:space="preserve">1972</w:t>
-      </w:r>
-      <w:r>
-        <w:t xml:space="preserve"> </w:t>
-      </w:r>
-      <w:r>
-        <w:t xml:space="preserve">Congress and President Richard Nixon replaced the HPCA with the</w:t>
-      </w:r>
-      <w:r>
-        <w:t xml:space="preserve"> </w:t>
-      </w:r>
-      <w:r>
-        <w:rPr>
-          <w:bCs/>
-          <w:b/>
-        </w:rPr>
-        <w:t xml:space="preserve">Extraordinary Powers Act (EPA)</w:t>
-      </w:r>
-      <w:r>
-        <w:t xml:space="preserve">, and created the</w:t>
-      </w:r>
-      <w:r>
-        <w:t xml:space="preserve"> </w:t>
-      </w:r>
-      <w:r>
-        <w:rPr>
-          <w:bCs/>
-          <w:b/>
-        </w:rPr>
-        <w:t xml:space="preserve">Extraordinary Law Enforcement Agency (ExLAW)</w:t>
-      </w:r>
-      <w:r>
-        <w:t xml:space="preserve"> </w:t>
-      </w:r>
-      <w:r>
-        <w:t xml:space="preserve">under the Department of Justice to enforce it. A House committee, the</w:t>
-      </w:r>
-      <w:r>
-        <w:t xml:space="preserve"> </w:t>
-      </w:r>
-      <w:r>
-        <w:rPr>
-          <w:bCs/>
-          <w:b/>
-        </w:rPr>
-        <w:t xml:space="preserve">EPA Oversight Commission (EPAOC)</w:t>
-      </w:r>
-      <w:r>
-        <w:t xml:space="preserve">, became its watchdog.</w:t>
-      </w:r>
-    </w:p>
-    <w:p>
-      <w:pPr>
-        <w:pStyle w:val="BodyText"/>
-      </w:pPr>
-      <w:r>
-        <w:t xml:space="preserve">Nixon’s science advisor</w:t>
-      </w:r>
-      <w:r>
-        <w:t xml:space="preserve"> </w:t>
-      </w:r>
-      <w:r>
-        <w:rPr>
-          <w:bCs/>
-          <w:b/>
-        </w:rPr>
-        <w:t xml:space="preserve">Dr. Edmund Hamilton</w:t>
-      </w:r>
-      <w:r>
-        <w:t xml:space="preserve">, an authority on Operants and one of the authors of the EPA, became the first Director. The first agents came from the FBI and the special forces, with law or criminology degrees and top-secret clearance: five Operant investigators and twenty-seven transferred FBI agents, with lawyers and staff behind them.</w:t>
-      </w:r>
-    </w:p>
-    <w:p>
-      <w:pPr>
-        <w:pStyle w:val="BodyText"/>
-      </w:pPr>
-      <w:r>
-        <w:t xml:space="preserve">At the same time the Department of Defense finished testing the</w:t>
-      </w:r>
-      <w:r>
-        <w:t xml:space="preserve"> </w:t>
-      </w:r>
-      <w:r>
-        <w:rPr>
-          <w:bCs/>
-          <w:b/>
-        </w:rPr>
-        <w:t xml:space="preserve">Aegis Series I</w:t>
-      </w:r>
-      <w:r>
-        <w:t xml:space="preserve"> </w:t>
-      </w:r>
-      <w:r>
-        <w:t xml:space="preserve">power suit, an armored exoskeleton likened to</w:t>
-      </w:r>
-      <w:r>
-        <w:t xml:space="preserve"> </w:t>
-      </w:r>
-      <w:r>
-        <w:t xml:space="preserve">“</w:t>
-      </w:r>
-      <w:r>
-        <w:t xml:space="preserve">a slow, sweaty tank you can wear</w:t>
-      </w:r>
-      <w:r>
-        <w:t xml:space="preserve">”</w:t>
-      </w:r>
-      <w:r>
-        <w:t xml:space="preserve">. Some credited the AS-I corps with victory in Vietnam, but the Pentagon dropped the program after the war in 1973. EPAOC members persuaded the Justice Department to adopt it as an alternative to Operant agents, and the first ExLAW Aegis pilots went into service in January 1974. Steady improvements through the 1970s and 1980s made the suits a tactical success.</w:t>
-      </w:r>
-    </w:p>
-    <w:p>
-      <w:pPr>
-        <w:pStyle w:val="BodyText"/>
-      </w:pPr>
-      <w:r>
-        <w:t xml:space="preserve">Local police were slow to trust ExLAW until its agents captured</w:t>
-      </w:r>
-      <w:r>
-        <w:t xml:space="preserve"> </w:t>
-      </w:r>
-      <w:r>
-        <w:rPr>
-          <w:bCs/>
-          <w:b/>
-        </w:rPr>
-        <w:t xml:space="preserve">General Markum</w:t>
-      </w:r>
-      <w:r>
-        <w:t xml:space="preserve"> </w:t>
-      </w:r>
-      <w:r>
-        <w:t xml:space="preserve">and his renegades. ExLAW’s enforcement of the EPA estranged the unofficial teams, many of whom refused to register and kept their secret identities. Hamilton answered with</w:t>
-      </w:r>
-      <w:r>
-        <w:t xml:space="preserve"> </w:t>
-      </w:r>
-      <w:r>
-        <w:rPr>
-          <w:bCs/>
-          <w:b/>
-        </w:rPr>
-        <w:t xml:space="preserve">Reserve Agent</w:t>
-      </w:r>
-      <w:r>
-        <w:t xml:space="preserve"> </w:t>
-      </w:r>
-      <w:r>
-        <w:t xml:space="preserve">status: masked Operants could register while their identities stayed sealed. The EPA let the Director grant false identities to agents at risk, and no one but the Director or the Attorney General could open an agent’s file without a criminal warrant. Hamilton extended that protection, quietly and often, to every Reserve Agent.</w:t>
-      </w:r>
-    </w:p>
-    <w:p>
-      <w:pPr>
-        <w:pStyle w:val="BodyText"/>
-      </w:pPr>
-      <w:r>
-        <w:t xml:space="preserve">Reserve status had a price. Reserve Agents were held to police procedure and liable for any damage they caused. In</w:t>
-      </w:r>
-      <w:r>
-        <w:t xml:space="preserve"> </w:t>
-      </w:r>
-      <w:r>
-        <w:rPr>
-          <w:bCs/>
-          <w:b/>
-        </w:rPr>
-        <w:t xml:space="preserve">1973</w:t>
-      </w:r>
-      <w:r>
-        <w:t xml:space="preserve"> </w:t>
-      </w:r>
-      <w:r>
-        <w:rPr>
-          <w:bCs/>
-          <w:b/>
-        </w:rPr>
-        <w:t xml:space="preserve">Warlord I</w:t>
-      </w:r>
-      <w:r>
-        <w:t xml:space="preserve"> </w:t>
-      </w:r>
-      <w:r>
-        <w:t xml:space="preserve">fought the criminal</w:t>
-      </w:r>
-      <w:r>
-        <w:t xml:space="preserve"> </w:t>
-      </w:r>
-      <w:r>
-        <w:rPr>
-          <w:bCs/>
-          <w:b/>
-        </w:rPr>
-        <w:t xml:space="preserve">Armageddon</w:t>
-      </w:r>
-      <w:r>
-        <w:t xml:space="preserve"> </w:t>
-      </w:r>
-      <w:r>
-        <w:t xml:space="preserve">in an apartment block; Armageddon’s charges brought the building down and killed hundreds. Warlord was convicted of reckless endangerment and died in a prison riot. Some heroes refused Hamilton’s offer and stayed unsanctioned; Hamilton kept his agents focused on the Operants who endangered the public, and let the rest be.</w:t>
-      </w:r>
-    </w:p>
-    <w:p>
-      <w:pPr>
-        <w:pStyle w:val="BodyText"/>
-      </w:pPr>
-      <w:r>
-        <w:t xml:space="preserve">In</w:t>
-      </w:r>
-      <w:r>
-        <w:t xml:space="preserve"> </w:t>
-      </w:r>
-      <w:r>
-        <w:rPr>
-          <w:bCs/>
-          <w:b/>
-        </w:rPr>
-        <w:t xml:space="preserve">1977</w:t>
-      </w:r>
-      <w:r>
-        <w:t xml:space="preserve"> </w:t>
-      </w:r>
-      <w:r>
-        <w:t xml:space="preserve">Hamilton’s protégé</w:t>
-      </w:r>
-      <w:r>
-        <w:t xml:space="preserve"> </w:t>
-      </w:r>
-      <w:r>
-        <w:rPr>
-          <w:bCs/>
-          <w:b/>
-        </w:rPr>
-        <w:t xml:space="preserve">Johnny Vanroy</w:t>
-      </w:r>
-      <w:r>
-        <w:t xml:space="preserve">, Mr. Power, was arrested for the murder of heiress Lita Weston. He was cleared, but left ExLAW in 1978, and the EPAOC never stopped accusing Hamilton of favoritism. By</w:t>
-      </w:r>
-      <w:r>
-        <w:t xml:space="preserve"> </w:t>
-      </w:r>
-      <w:r>
-        <w:rPr>
-          <w:bCs/>
-          <w:b/>
-        </w:rPr>
-        <w:t xml:space="preserve">1982</w:t>
-      </w:r>
-      <w:r>
-        <w:t xml:space="preserve"> </w:t>
-      </w:r>
-      <w:r>
-        <w:t xml:space="preserve">ExLAW had more than thirty full-time Operant agents and fifty AS-III pilots. That year a cell of terrorist Operants led by</w:t>
-      </w:r>
-      <w:r>
-        <w:t xml:space="preserve"> </w:t>
-      </w:r>
-      <w:r>
-        <w:rPr>
-          <w:bCs/>
-          <w:b/>
-        </w:rPr>
-        <w:t xml:space="preserve">Autuarch</w:t>
-      </w:r>
-      <w:r>
-        <w:t xml:space="preserve"> </w:t>
-      </w:r>
-      <w:r>
-        <w:t xml:space="preserve">attacked the</w:t>
-      </w:r>
-      <w:r>
-        <w:t xml:space="preserve"> </w:t>
-      </w:r>
-      <w:r>
-        <w:rPr>
-          <w:bCs/>
-          <w:b/>
-        </w:rPr>
-        <w:t xml:space="preserve">US Capitol</w:t>
-      </w:r>
-      <w:r>
-        <w:t xml:space="preserve">. ExLAW tracked them to Los Angeles and captured all but a few; Autuarch escaped to Argentina and founded the</w:t>
-      </w:r>
-      <w:r>
-        <w:t xml:space="preserve"> </w:t>
-      </w:r>
-      <w:r>
-        <w:rPr>
-          <w:bCs/>
-          <w:b/>
-        </w:rPr>
-        <w:t xml:space="preserve">White Hand</w:t>
-      </w:r>
-      <w:r>
-        <w:t xml:space="preserve">.</w:t>
-      </w:r>
-    </w:p>
-    <w:bookmarkEnd w:id="77"/>
-    <w:bookmarkStart w:id="78" w:name="the-second-wave"/>
-    <w:p>
-      <w:pPr>
-        <w:pStyle w:val="Heading2"/>
-      </w:pPr>
-      <w:r>
-        <w:t xml:space="preserve">The Second Wave</w:t>
-      </w:r>
-    </w:p>
-    <w:p>
-      <w:pPr>
-        <w:pStyle w:val="FirstParagraph"/>
-      </w:pPr>
-      <w:r>
-        <w:t xml:space="preserve">In</w:t>
-      </w:r>
-      <w:r>
-        <w:t xml:space="preserve"> </w:t>
-      </w:r>
-      <w:r>
-        <w:rPr>
-          <w:bCs/>
-          <w:b/>
-        </w:rPr>
-        <w:t xml:space="preserve">1985</w:t>
-      </w:r>
-      <w:r>
-        <w:t xml:space="preserve"> </w:t>
-      </w:r>
-      <w:r>
-        <w:t xml:space="preserve">Hamilton retired. Months later the</w:t>
-      </w:r>
-      <w:r>
-        <w:t xml:space="preserve"> </w:t>
-      </w:r>
-      <w:r>
-        <w:rPr>
-          <w:bCs/>
-          <w:b/>
-        </w:rPr>
-        <w:t xml:space="preserve">Second Wave</w:t>
-      </w:r>
-      <w:r>
-        <w:t xml:space="preserve"> </w:t>
-      </w:r>
-      <w:r>
-        <w:t xml:space="preserve">came: a new surge of awakenings across the world, just after</w:t>
-      </w:r>
-      <w:r>
-        <w:t xml:space="preserve"> </w:t>
-      </w:r>
-      <w:r>
-        <w:rPr>
-          <w:bCs/>
-          <w:b/>
-        </w:rPr>
-        <w:t xml:space="preserve">John Marcus Mars Jr.</w:t>
-      </w:r>
-      <w:r>
-        <w:t xml:space="preserve">, Merlin’s chosen heir, defeated Mordred and Morgan le Fay in a final battle he barely survived. Thousands of new Operants appeared, many of them young, frightened and dangerous.</w:t>
-      </w:r>
-    </w:p>
-    <w:p>
-      <w:pPr>
-        <w:pStyle w:val="BodyText"/>
-      </w:pPr>
-      <w:r>
-        <w:t xml:space="preserve">President Ronald Reagan appointed</w:t>
-      </w:r>
-      <w:r>
-        <w:t xml:space="preserve"> </w:t>
-      </w:r>
-      <w:r>
-        <w:rPr>
-          <w:bCs/>
-          <w:b/>
-        </w:rPr>
-        <w:t xml:space="preserve">Dr. Allison Manchester</w:t>
-      </w:r>
-      <w:r>
-        <w:t xml:space="preserve">, the architect of</w:t>
-      </w:r>
-      <w:r>
-        <w:t xml:space="preserve"> </w:t>
-      </w:r>
-      <w:r>
-        <w:rPr>
-          <w:bCs/>
-          <w:b/>
-        </w:rPr>
-        <w:t xml:space="preserve">Raster Seven</w:t>
-      </w:r>
-      <w:r>
-        <w:t xml:space="preserve">, the underground Operant prison the civil-rights community calls</w:t>
-      </w:r>
-      <w:r>
-        <w:t xml:space="preserve"> </w:t>
-      </w:r>
-      <w:r>
-        <w:rPr>
-          <w:iCs/>
-          <w:i/>
-        </w:rPr>
-        <w:t xml:space="preserve">Tartarus</w:t>
-      </w:r>
-      <w:r>
-        <w:t xml:space="preserve">. In</w:t>
-      </w:r>
-      <w:r>
-        <w:t xml:space="preserve"> </w:t>
-      </w:r>
-      <w:r>
-        <w:rPr>
-          <w:bCs/>
-          <w:b/>
-        </w:rPr>
-        <w:t xml:space="preserve">1986</w:t>
-      </w:r>
-      <w:r>
-        <w:t xml:space="preserve"> </w:t>
-      </w:r>
-      <w:r>
-        <w:t xml:space="preserve">ExLAW turned paramilitary: hunt down every non-registered Operant. Manchester expanded the AS-III and AS-IV units, rescinded Reserve status and made no secret of her distrust of Operants. The old-guard heroes and a younger, angrier generation split. The</w:t>
-      </w:r>
-      <w:r>
-        <w:t xml:space="preserve"> </w:t>
-      </w:r>
-      <w:r>
-        <w:rPr>
-          <w:bCs/>
-          <w:b/>
-        </w:rPr>
-        <w:t xml:space="preserve">1993 Los Angeles protests</w:t>
-      </w:r>
-      <w:r>
-        <w:t xml:space="preserve"> </w:t>
-      </w:r>
-      <w:r>
-        <w:t xml:space="preserve">against ExLAW’s methods, during a Senate debate on stripping secret-identity protections, wrecked the Coliseum and won ExLAW a wider mandate. The</w:t>
-      </w:r>
-      <w:r>
-        <w:t xml:space="preserve"> </w:t>
-      </w:r>
-      <w:r>
-        <w:rPr>
-          <w:bCs/>
-          <w:b/>
-        </w:rPr>
-        <w:t xml:space="preserve">AS-V</w:t>
-      </w:r>
-      <w:r>
-        <w:t xml:space="preserve">, with</w:t>
-      </w:r>
-      <w:r>
-        <w:t xml:space="preserve"> </w:t>
-      </w:r>
-      <w:r>
-        <w:t xml:space="preserve">“</w:t>
-      </w:r>
-      <w:r>
-        <w:t xml:space="preserve">positive response controls</w:t>
-      </w:r>
-      <w:r>
-        <w:t xml:space="preserve">”</w:t>
-      </w:r>
-      <w:r>
-        <w:t xml:space="preserve"> </w:t>
-      </w:r>
-      <w:r>
-        <w:t xml:space="preserve">that stopped the suits straining their pilots’ muscles, arrived in 1995. That year Manchester released every Operant agent from ExLAW; some went to the FBI, some retired, and some turned to crime.</w:t>
-      </w:r>
-    </w:p>
-    <w:p>
-      <w:pPr>
-        <w:pStyle w:val="BodyText"/>
-      </w:pPr>
-      <w:r>
-        <w:t xml:space="preserve">On</w:t>
-      </w:r>
-      <w:r>
-        <w:t xml:space="preserve"> </w:t>
-      </w:r>
-      <w:r>
-        <w:rPr>
-          <w:bCs/>
-          <w:b/>
-        </w:rPr>
-        <w:t xml:space="preserve">December 15th, 1996</w:t>
-      </w:r>
-      <w:r>
-        <w:t xml:space="preserve">, Raster Seven was breached for the first time. Fifteen of America’s most dangerous Operants escaped and nineteen died. Nine were recaptured; six reached Argentina and the White Hand.</w:t>
-      </w:r>
-    </w:p>
-    <w:p>
-      <w:pPr>
-        <w:pStyle w:val="BodyText"/>
-      </w:pPr>
-      <w:r>
-        <w:t xml:space="preserve">From 1998 to 2000 the UN built</w:t>
-      </w:r>
-      <w:r>
-        <w:t xml:space="preserve"> </w:t>
-      </w:r>
-      <w:r>
-        <w:rPr>
-          <w:bCs/>
-          <w:b/>
-        </w:rPr>
-        <w:t xml:space="preserve">Raster Eight</w:t>
-      </w:r>
-      <w:r>
-        <w:t xml:space="preserve"> </w:t>
-      </w:r>
-      <w:r>
-        <w:t xml:space="preserve">in low Earth orbit, and</w:t>
-      </w:r>
-      <w:r>
-        <w:t xml:space="preserve"> </w:t>
-      </w:r>
-      <w:r>
-        <w:rPr>
-          <w:bCs/>
-          <w:b/>
-        </w:rPr>
-        <w:t xml:space="preserve">Interpol</w:t>
-      </w:r>
-      <w:r>
-        <w:t xml:space="preserve"> </w:t>
-      </w:r>
-      <w:r>
-        <w:t xml:space="preserve">opened its Operant division, pooling the police of the US, the Commonwealth of Independent States, Britain, China and many others against terrorism and Operant crime.</w:t>
-      </w:r>
-    </w:p>
-    <w:bookmarkEnd w:id="78"/>
-    <w:bookmarkStart w:id="79" w:name="a-new-century"/>
-    <w:p>
-      <w:pPr>
-        <w:pStyle w:val="Heading2"/>
-      </w:pPr>
-      <w:r>
-        <w:t xml:space="preserve">A new century</w:t>
-      </w:r>
-    </w:p>
-    <w:p>
-      <w:pPr>
-        <w:pStyle w:val="FirstParagraph"/>
-      </w:pPr>
-      <w:r>
-        <w:t xml:space="preserve">President</w:t>
-      </w:r>
-      <w:r>
-        <w:t xml:space="preserve"> </w:t>
-      </w:r>
-      <w:r>
-        <w:rPr>
-          <w:bCs/>
-          <w:b/>
-        </w:rPr>
-        <w:t xml:space="preserve">John McCain</w:t>
-      </w:r>
-      <w:r>
-        <w:t xml:space="preserve"> </w:t>
-      </w:r>
-      <w:r>
-        <w:t xml:space="preserve">(2001–2009) wanted a director who could bridge the gap with the Operant community. He persuaded Manchester to retire and appointed</w:t>
-      </w:r>
-      <w:r>
-        <w:t xml:space="preserve"> </w:t>
-      </w:r>
-      <w:r>
-        <w:rPr>
-          <w:bCs/>
-          <w:b/>
-        </w:rPr>
-        <w:t xml:space="preserve">Juan Rodriguez</w:t>
-      </w:r>
-      <w:r>
-        <w:t xml:space="preserve">, a surgeon, author and former Power Legion member, who restored Reserve status and brought six Operant FBI agents into ExLAW.</w:t>
-      </w:r>
-    </w:p>
-    <w:p>
-      <w:pPr>
-        <w:pStyle w:val="BodyText"/>
-      </w:pPr>
-      <w:r>
-        <w:rPr>
-          <w:bCs/>
-          <w:b/>
-        </w:rPr>
-        <w:t xml:space="preserve">October 9th, 2001.</w:t>
-      </w:r>
-      <w:r>
-        <w:t xml:space="preserve"> </w:t>
-      </w:r>
-      <w:r>
-        <w:t xml:space="preserve">A White Hand cell, three Raster Seven escapees backed by conventional bombers, brought down the Sears Tower and two neighboring towers in Chicago’s Loop, killing more than 2,000 people. Autuarch claimed the attack within the hour. The investigations showed that Operant and ordinary agents had warned of activity in Buenos Aires and Chicago and been ignored, because the CIA and FBI didn’t trust their own Operant agents. The</w:t>
-      </w:r>
-      <w:r>
-        <w:t xml:space="preserve"> </w:t>
-      </w:r>
-      <w:r>
-        <w:rPr>
-          <w:bCs/>
-          <w:b/>
-        </w:rPr>
-        <w:t xml:space="preserve">Department of Homeland Security</w:t>
-      </w:r>
-      <w:r>
-        <w:t xml:space="preserve"> </w:t>
-      </w:r>
-      <w:r>
-        <w:t xml:space="preserve">was created; ExLAW moved under it, Rodriguez became Deputy Director of DHS, and</w:t>
-      </w:r>
-      <w:r>
-        <w:t xml:space="preserve"> </w:t>
-      </w:r>
-      <w:r>
-        <w:rPr>
-          <w:bCs/>
-          <w:b/>
-        </w:rPr>
-        <w:t xml:space="preserve">Garret Cane</w:t>
-      </w:r>
-      <w:r>
-        <w:t xml:space="preserve">, ExLAW’s non-Operant chief of operations, became Director.</w:t>
-      </w:r>
-    </w:p>
-    <w:p>
-      <w:pPr>
-        <w:pStyle w:val="BodyText"/>
-      </w:pPr>
-      <w:r>
-        <w:t xml:space="preserve">That same year</w:t>
-      </w:r>
-      <w:r>
-        <w:t xml:space="preserve"> </w:t>
-      </w:r>
-      <w:r>
-        <w:rPr>
-          <w:bCs/>
-          <w:b/>
-        </w:rPr>
-        <w:t xml:space="preserve">Iran’s Islamic Republic fell</w:t>
-      </w:r>
-      <w:r>
-        <w:t xml:space="preserve">. Months of strikes and street protests became a revolution led by a coalition of communist and socialist parties, which proclaimed the secular</w:t>
-      </w:r>
-      <w:r>
-        <w:t xml:space="preserve"> </w:t>
-      </w:r>
-      <w:r>
-        <w:rPr>
-          <w:bCs/>
-          <w:b/>
-        </w:rPr>
-        <w:t xml:space="preserve">People’s Republic of Iran</w:t>
-      </w:r>
-      <w:r>
-        <w:t xml:space="preserve">. Washington, unsure whether to welcome or fear it, has kept it at arm’s length ever since.</w:t>
+        <w:t xml:space="preserve">The survivors didn’t all come through unchanged. The auroras were the</w:t>
+      </w:r>
+      <w:r>
+        <w:t xml:space="preserve"> </w:t>
+      </w:r>
+      <w:r>
+        <w:rPr>
+          <w:bCs/>
+          <w:b/>
+        </w:rPr>
+        <w:t xml:space="preserve">First Wave</w:t>
+      </w:r>
+      <w:r>
+        <w:t xml:space="preserve">: the night the first generation of Operants awoke.</w:t>
       </w:r>
     </w:p>
     <w:p>
@@ -16455,39 +15938,26 @@
           <w:bCs/>
           <w:b/>
         </w:rPr>
-        <w:t xml:space="preserve">2002–2004.</w:t>
-      </w:r>
-      <w:r>
-        <w:t xml:space="preserve"> </w:t>
-      </w:r>
-      <w:r>
-        <w:t xml:space="preserve">Under Cane, ExLAW became a publicity engine: televised rescues and recruiting drives. Operant and AS-6 units spearheaded the UN-led</w:t>
-      </w:r>
-      <w:r>
-        <w:t xml:space="preserve"> </w:t>
-      </w:r>
-      <w:r>
-        <w:rPr>
-          <w:bCs/>
-          <w:b/>
-        </w:rPr>
-        <w:t xml:space="preserve">invasion of Iraq</w:t>
-      </w:r>
-      <w:r>
-        <w:t xml:space="preserve">, which had sheltered White Hand training camps. ExLAW and Interpol turned on the White Hand and the</w:t>
-      </w:r>
-      <w:r>
-        <w:t xml:space="preserve"> </w:t>
-      </w:r>
-      <w:r>
-        <w:rPr>
-          <w:bCs/>
-          <w:b/>
-        </w:rPr>
-        <w:t xml:space="preserve">Morcain</w:t>
-      </w:r>
-      <w:r>
-        <w:t xml:space="preserve">.</w:t>
+        <w:t xml:space="preserve">June 1938.</w:t>
+      </w:r>
+      <w:r>
+        <w:t xml:space="preserve"> </w:t>
+      </w:r>
+      <w:r>
+        <w:t xml:space="preserve">Herbert Unler, an American occult scholar, became the first non-Briton recruited to the</w:t>
+      </w:r>
+      <w:r>
+        <w:t xml:space="preserve"> </w:t>
+      </w:r>
+      <w:r>
+        <w:rPr>
+          <w:bCs/>
+          <w:b/>
+        </w:rPr>
+        <w:t xml:space="preserve">Shadow Knights</w:t>
+      </w:r>
+      <w:r>
+        <w:t xml:space="preserve">, after he banished a demon in Boston: the first mystical creature seen in more than a century.</w:t>
       </w:r>
     </w:p>
     <w:p>
@@ -16503,29 +15973,29 @@
           <w:bCs/>
           <w:b/>
         </w:rPr>
-        <w:t xml:space="preserve">2006.</w:t>
-      </w:r>
-      <w:r>
-        <w:t xml:space="preserve"> </w:t>
-      </w:r>
-      <w:r>
-        <w:t xml:space="preserve">Congress approved ExLAW’s</w:t>
-      </w:r>
-      <w:r>
-        <w:t xml:space="preserve"> </w:t>
-      </w:r>
-      <w:r>
-        <w:rPr>
-          <w:bCs/>
-          <w:b/>
-        </w:rPr>
-        <w:t xml:space="preserve">regional commands</w:t>
-      </w:r>
-      <w:r>
-        <w:t xml:space="preserve"> </w:t>
-      </w:r>
-      <w:r>
-        <w:t xml:space="preserve">over police objections: six regional offices, each with its own Operant team and Aegis wing.</w:t>
+        <w:t xml:space="preserve">August 1938.</w:t>
+      </w:r>
+      <w:r>
+        <w:t xml:space="preserve"> </w:t>
+      </w:r>
+      <w:r>
+        <w:t xml:space="preserve">Without Hitler, the National Socialist movement fell apart. The SS became a quasi-mystical order, and</w:t>
+      </w:r>
+      <w:r>
+        <w:t xml:space="preserve"> </w:t>
+      </w:r>
+      <w:r>
+        <w:rPr>
+          <w:bCs/>
+          <w:b/>
+        </w:rPr>
+        <w:t xml:space="preserve">Zarloff the Elder</w:t>
+      </w:r>
+      <w:r>
+        <w:t xml:space="preserve"> </w:t>
+      </w:r>
+      <w:r>
+        <w:t xml:space="preserve">appeared to a cell of initiates in Berlin, promising them the new world order Hitler had dreamed of.</w:t>
       </w:r>
     </w:p>
     <w:p>
@@ -16541,65 +16011,897 @@
           <w:bCs/>
           <w:b/>
         </w:rPr>
-        <w:t xml:space="preserve">2007.</w:t>
-      </w:r>
-      <w:r>
-        <w:t xml:space="preserve"> </w:t>
-      </w:r>
-      <w:r>
-        <w:t xml:space="preserve">The Foundation’s enforcer</w:t>
-      </w:r>
-      <w:r>
-        <w:t xml:space="preserve"> </w:t>
-      </w:r>
-      <w:r>
-        <w:rPr>
-          <w:bCs/>
-          <w:b/>
-        </w:rPr>
-        <w:t xml:space="preserve">Sergei Grachyov</w:t>
-      </w:r>
-      <w:r>
-        <w:t xml:space="preserve"> </w:t>
-      </w:r>
-      <w:r>
-        <w:t xml:space="preserve">fought the Atomic Man in Washington, and the</w:t>
-      </w:r>
-      <w:r>
-        <w:t xml:space="preserve"> </w:t>
-      </w:r>
-      <w:r>
-        <w:rPr>
-          <w:bCs/>
-          <w:b/>
-        </w:rPr>
-        <w:t xml:space="preserve">Washington Monument</w:t>
-      </w:r>
-      <w:r>
-        <w:t xml:space="preserve"> </w:t>
-      </w:r>
-      <w:r>
-        <w:t xml:space="preserve">fell. Both walked away.</w:t>
-      </w:r>
-    </w:p>
-    <w:p>
-      <w:pPr>
-        <w:numPr>
-          <w:ilvl w:val="0"/>
-          <w:numId w:val="1016"/>
-        </w:numPr>
-        <w:pStyle w:val="Compact"/>
-      </w:pPr>
-      <w:r>
-        <w:rPr>
-          <w:bCs/>
-          <w:b/>
-        </w:rPr>
-        <w:t xml:space="preserve">2009.</w:t>
-      </w:r>
-      <w:r>
-        <w:t xml:space="preserve"> </w:t>
-      </w:r>
+        <w:t xml:space="preserve">1941–1945.</w:t>
+      </w:r>
+      <w:r>
+        <w:t xml:space="preserve"> </w:t>
+      </w:r>
+      <w:r>
+        <w:t xml:space="preserve">At least thirty Operants served secretly in the militaries of six nations, Germany among them.</w:t>
+      </w:r>
+      <w:r>
+        <w:t xml:space="preserve"> </w:t>
+      </w:r>
+      <w:r>
+        <w:rPr>
+          <w:bCs/>
+          <w:b/>
+        </w:rPr>
+        <w:t xml:space="preserve">Hector Gonzalez</w:t>
+      </w:r>
+      <w:r>
+        <w:t xml:space="preserve">, Nikola Tesla’s assistant, received</w:t>
+      </w:r>
+      <w:r>
+        <w:t xml:space="preserve"> </w:t>
+      </w:r>
+      <w:r>
+        <w:rPr>
+          <w:bCs/>
+          <w:b/>
+        </w:rPr>
+        <w:t xml:space="preserve">Ambrosia</w:t>
+      </w:r>
+      <w:r>
+        <w:t xml:space="preserve"> </w:t>
+      </w:r>
+      <w:r>
+        <w:t xml:space="preserve">in 1943 and became</w:t>
+      </w:r>
+      <w:r>
+        <w:t xml:space="preserve"> </w:t>
+      </w:r>
+      <w:r>
+        <w:rPr>
+          <w:bCs/>
+          <w:b/>
+        </w:rPr>
+        <w:t xml:space="preserve">Mr. Marvel</w:t>
+      </w:r>
+      <w:r>
+        <w:t xml:space="preserve">; the immortal</w:t>
+      </w:r>
+      <w:r>
+        <w:t xml:space="preserve"> </w:t>
+      </w:r>
+      <w:r>
+        <w:rPr>
+          <w:bCs/>
+          <w:b/>
+        </w:rPr>
+        <w:t xml:space="preserve">Ivory Phoenix</w:t>
+      </w:r>
+      <w:r>
+        <w:t xml:space="preserve"> </w:t>
+      </w:r>
+      <w:r>
+        <w:t xml:space="preserve">fought for the Allies and destroyed the first Steel Falcon.</w:t>
+      </w:r>
+    </w:p>
+    <w:bookmarkEnd w:id="76"/>
+    <w:bookmarkStart w:id="77" w:name="the-public-years"/>
+    <w:p>
+      <w:pPr>
+        <w:pStyle w:val="Heading2"/>
+      </w:pPr>
+      <w:r>
+        <w:t xml:space="preserve">The public years</w:t>
+      </w:r>
+    </w:p>
+    <w:p>
+      <w:pPr>
+        <w:pStyle w:val="FirstParagraph"/>
+      </w:pPr>
+      <w:r>
+        <w:t xml:space="preserve">In</w:t>
+      </w:r>
+      <w:r>
+        <w:t xml:space="preserve"> </w:t>
+      </w:r>
+      <w:r>
+        <w:rPr>
+          <w:bCs/>
+          <w:b/>
+        </w:rPr>
+        <w:t xml:space="preserve">1952</w:t>
+      </w:r>
+      <w:r>
+        <w:t xml:space="preserve"> </w:t>
+      </w:r>
+      <w:r>
+        <w:t xml:space="preserve">a highly publicized battle between US Army forces and unidentified assailants at</w:t>
+      </w:r>
+      <w:r>
+        <w:t xml:space="preserve"> </w:t>
+      </w:r>
+      <w:r>
+        <w:rPr>
+          <w:bCs/>
+          <w:b/>
+        </w:rPr>
+        <w:t xml:space="preserve">Fort Knox</w:t>
+      </w:r>
+      <w:r>
+        <w:t xml:space="preserve">, together with growing reports from around the world, forced the public to accept that people with powers existed. In the same year the first</w:t>
+      </w:r>
+      <w:r>
+        <w:t xml:space="preserve"> </w:t>
+      </w:r>
+      <w:r>
+        <w:rPr>
+          <w:bCs/>
+          <w:b/>
+        </w:rPr>
+        <w:t xml:space="preserve">Hephaestus Keys</w:t>
+      </w:r>
+      <w:r>
+        <w:t xml:space="preserve"> </w:t>
+      </w:r>
+      <w:r>
+        <w:t xml:space="preserve">were found in London, and Lord Colslo used one to open the Celtic Gate to Avalon.</w:t>
+      </w:r>
+    </w:p>
+    <w:p>
+      <w:pPr>
+        <w:pStyle w:val="BodyText"/>
+      </w:pPr>
+      <w:r>
+        <w:t xml:space="preserve">Senator Edward McCarthy led the campaign against the</w:t>
+      </w:r>
+      <w:r>
+        <w:t xml:space="preserve"> </w:t>
+      </w:r>
+      <w:r>
+        <w:t xml:space="preserve">“</w:t>
+      </w:r>
+      <w:r>
+        <w:t xml:space="preserve">abnormal powers</w:t>
+      </w:r>
+      <w:r>
+        <w:t xml:space="preserve">”</w:t>
+      </w:r>
+      <w:r>
+        <w:t xml:space="preserve"> </w:t>
+      </w:r>
+      <w:r>
+        <w:t xml:space="preserve">menace. Congress passed the</w:t>
+      </w:r>
+      <w:r>
+        <w:t xml:space="preserve"> </w:t>
+      </w:r>
+      <w:r>
+        <w:rPr>
+          <w:bCs/>
+          <w:b/>
+        </w:rPr>
+        <w:t xml:space="preserve">Human Powers Control Act</w:t>
+      </w:r>
+      <w:r>
+        <w:t xml:space="preserve">, requiring the registration of all</w:t>
+      </w:r>
+      <w:r>
+        <w:t xml:space="preserve"> </w:t>
+      </w:r>
+      <w:r>
+        <w:t xml:space="preserve">“</w:t>
+      </w:r>
+      <w:r>
+        <w:t xml:space="preserve">citizens with operant capabilities outside the human physiological norms</w:t>
+      </w:r>
+      <w:r>
+        <w:t xml:space="preserve">”</w:t>
+      </w:r>
+      <w:r>
+        <w:t xml:space="preserve">: the origin of the official term,</w:t>
+      </w:r>
+      <w:r>
+        <w:t xml:space="preserve"> </w:t>
+      </w:r>
+      <w:r>
+        <w:rPr>
+          <w:bCs/>
+          <w:b/>
+        </w:rPr>
+        <w:t xml:space="preserve">Operants</w:t>
+      </w:r>
+      <w:r>
+        <w:t xml:space="preserve">. No one could agree how to register or enforce anything, and only one warrant was ever issued under the HPCA, for</w:t>
+      </w:r>
+      <w:r>
+        <w:t xml:space="preserve"> </w:t>
+      </w:r>
+      <w:r>
+        <w:rPr>
+          <w:bCs/>
+          <w:b/>
+        </w:rPr>
+        <w:t xml:space="preserve">Charlie Swift</w:t>
+      </w:r>
+      <w:r>
+        <w:t xml:space="preserve">, the</w:t>
+      </w:r>
+      <w:r>
+        <w:t xml:space="preserve"> </w:t>
+      </w:r>
+      <w:r>
+        <w:t xml:space="preserve">“</w:t>
+      </w:r>
+      <w:r>
+        <w:t xml:space="preserve">fastest man alive</w:t>
+      </w:r>
+      <w:r>
+        <w:t xml:space="preserve">”</w:t>
+      </w:r>
+      <w:r>
+        <w:t xml:space="preserve">, a popular critic of the government. He was shot during the botched arrest, spent a year in a coma, lost his powers and drank himself out of public life. McCarthy was censured and ousted.</w:t>
+      </w:r>
+    </w:p>
+    <w:p>
+      <w:pPr>
+        <w:pStyle w:val="BodyText"/>
+      </w:pPr>
+      <w:r>
+        <w:t xml:space="preserve">Untrained police couldn’t deal with powered crime, so unsanctioned teams of Operants and ordinary volunteers stepped in. The most respected was the</w:t>
+      </w:r>
+      <w:r>
+        <w:t xml:space="preserve"> </w:t>
+      </w:r>
+      <w:r>
+        <w:rPr>
+          <w:bCs/>
+          <w:b/>
+        </w:rPr>
+        <w:t xml:space="preserve">Power Legion</w:t>
+      </w:r>
+      <w:r>
+        <w:t xml:space="preserve">, led by</w:t>
+      </w:r>
+      <w:r>
+        <w:t xml:space="preserve"> </w:t>
+      </w:r>
+      <w:r>
+        <w:rPr>
+          <w:bCs/>
+          <w:b/>
+        </w:rPr>
+        <w:t xml:space="preserve">Mr. Marvel</w:t>
+      </w:r>
+      <w:r>
+        <w:t xml:space="preserve">,</w:t>
+      </w:r>
+      <w:r>
+        <w:t xml:space="preserve"> </w:t>
+      </w:r>
+      <w:r>
+        <w:rPr>
+          <w:iCs/>
+          <w:i/>
+        </w:rPr>
+        <w:t xml:space="preserve">maravilla del señor</w:t>
+      </w:r>
+      <w:r>
+        <w:t xml:space="preserve">, a World War II hero whose popularity crossed the color lines of 1950s America. The Legion supported law enforcement along the East Coast until it was forcibly disbanded during the</w:t>
+      </w:r>
+      <w:r>
+        <w:t xml:space="preserve"> </w:t>
+      </w:r>
+      <w:r>
+        <w:rPr>
+          <w:bCs/>
+          <w:b/>
+        </w:rPr>
+        <w:t xml:space="preserve">Khatorsi Crisis of 1968</w:t>
+      </w:r>
+      <w:r>
+        <w:t xml:space="preserve">. Its paramilitary uniforms set the style for every public team that followed.</w:t>
+      </w:r>
+    </w:p>
+    <w:p>
+      <w:pPr>
+        <w:pStyle w:val="BodyText"/>
+      </w:pPr>
+      <w:r>
+        <w:t xml:space="preserve">In</w:t>
+      </w:r>
+      <w:r>
+        <w:t xml:space="preserve"> </w:t>
+      </w:r>
+      <w:r>
+        <w:rPr>
+          <w:bCs/>
+          <w:b/>
+        </w:rPr>
+        <w:t xml:space="preserve">1959</w:t>
+      </w:r>
+      <w:r>
+        <w:t xml:space="preserve"> </w:t>
+      </w:r>
+      <w:r>
+        <w:t xml:space="preserve">Dr. Richard Kennedy was bathed in a runaway reactor’s radiation and bonded to an entity from beyond:</w:t>
+      </w:r>
+      <w:r>
+        <w:t xml:space="preserve"> </w:t>
+      </w:r>
+      <w:r>
+        <w:rPr>
+          <w:bCs/>
+          <w:b/>
+        </w:rPr>
+        <w:t xml:space="preserve">the Atomic Man</w:t>
+      </w:r>
+      <w:r>
+        <w:t xml:space="preserve">.</w:t>
+      </w:r>
+    </w:p>
+    <w:bookmarkEnd w:id="77"/>
+    <w:bookmarkStart w:id="78" w:name="exlaw"/>
+    <w:p>
+      <w:pPr>
+        <w:pStyle w:val="Heading2"/>
+      </w:pPr>
+      <w:r>
+        <w:t xml:space="preserve">ExLAW</w:t>
+      </w:r>
+    </w:p>
+    <w:p>
+      <w:pPr>
+        <w:pStyle w:val="FirstParagraph"/>
+      </w:pPr>
+      <w:r>
+        <w:t xml:space="preserve">In</w:t>
+      </w:r>
+      <w:r>
+        <w:t xml:space="preserve"> </w:t>
+      </w:r>
+      <w:r>
+        <w:rPr>
+          <w:bCs/>
+          <w:b/>
+        </w:rPr>
+        <w:t xml:space="preserve">1972</w:t>
+      </w:r>
+      <w:r>
+        <w:t xml:space="preserve"> </w:t>
+      </w:r>
+      <w:r>
+        <w:t xml:space="preserve">Congress and President Richard Nixon replaced the HPCA with the</w:t>
+      </w:r>
+      <w:r>
+        <w:t xml:space="preserve"> </w:t>
+      </w:r>
+      <w:r>
+        <w:rPr>
+          <w:bCs/>
+          <w:b/>
+        </w:rPr>
+        <w:t xml:space="preserve">Extraordinary Powers Act (EPA)</w:t>
+      </w:r>
+      <w:r>
+        <w:t xml:space="preserve">, and created the</w:t>
+      </w:r>
+      <w:r>
+        <w:t xml:space="preserve"> </w:t>
+      </w:r>
+      <w:r>
+        <w:rPr>
+          <w:bCs/>
+          <w:b/>
+        </w:rPr>
+        <w:t xml:space="preserve">Extraordinary Law Enforcement Agency (ExLAW)</w:t>
+      </w:r>
+      <w:r>
+        <w:t xml:space="preserve"> </w:t>
+      </w:r>
+      <w:r>
+        <w:t xml:space="preserve">under the Department of Justice to enforce it. A House committee, the</w:t>
+      </w:r>
+      <w:r>
+        <w:t xml:space="preserve"> </w:t>
+      </w:r>
+      <w:r>
+        <w:rPr>
+          <w:bCs/>
+          <w:b/>
+        </w:rPr>
+        <w:t xml:space="preserve">EPA Oversight Commission (EPAOC)</w:t>
+      </w:r>
+      <w:r>
+        <w:t xml:space="preserve">, became its watchdog.</w:t>
+      </w:r>
+    </w:p>
+    <w:p>
+      <w:pPr>
+        <w:pStyle w:val="BodyText"/>
+      </w:pPr>
+      <w:r>
+        <w:t xml:space="preserve">Nixon’s science advisor</w:t>
+      </w:r>
+      <w:r>
+        <w:t xml:space="preserve"> </w:t>
+      </w:r>
+      <w:r>
+        <w:rPr>
+          <w:bCs/>
+          <w:b/>
+        </w:rPr>
+        <w:t xml:space="preserve">Dr. Edmund Hamilton</w:t>
+      </w:r>
+      <w:r>
+        <w:t xml:space="preserve">, an authority on Operants and one of the authors of the EPA, became the first Director. The first agents came from the FBI and the special forces, with law or criminology degrees and top-secret clearance: five Operant investigators and twenty-seven transferred FBI agents, with lawyers and staff behind them.</w:t>
+      </w:r>
+    </w:p>
+    <w:p>
+      <w:pPr>
+        <w:pStyle w:val="BodyText"/>
+      </w:pPr>
+      <w:r>
+        <w:t xml:space="preserve">At the same time the Department of Defense finished testing the</w:t>
+      </w:r>
+      <w:r>
+        <w:t xml:space="preserve"> </w:t>
+      </w:r>
+      <w:r>
+        <w:rPr>
+          <w:bCs/>
+          <w:b/>
+        </w:rPr>
+        <w:t xml:space="preserve">Aegis Series I</w:t>
+      </w:r>
+      <w:r>
+        <w:t xml:space="preserve"> </w:t>
+      </w:r>
+      <w:r>
+        <w:t xml:space="preserve">power suit, an armored exoskeleton likened to</w:t>
+      </w:r>
+      <w:r>
+        <w:t xml:space="preserve"> </w:t>
+      </w:r>
+      <w:r>
+        <w:t xml:space="preserve">“</w:t>
+      </w:r>
+      <w:r>
+        <w:t xml:space="preserve">a slow, sweaty tank you can wear</w:t>
+      </w:r>
+      <w:r>
+        <w:t xml:space="preserve">”</w:t>
+      </w:r>
+      <w:r>
+        <w:t xml:space="preserve">. Some credited the AS-I corps with victory in Vietnam, but the Pentagon dropped the program after the war in 1973. EPAOC members persuaded the Justice Department to adopt it as an alternative to Operant agents, and the first ExLAW Aegis pilots went into service in January 1974. Steady improvements through the 1970s and 1980s made the suits a tactical success.</w:t>
+      </w:r>
+    </w:p>
+    <w:p>
+      <w:pPr>
+        <w:pStyle w:val="BodyText"/>
+      </w:pPr>
+      <w:r>
+        <w:t xml:space="preserve">Local police were slow to trust ExLAW until its agents captured</w:t>
+      </w:r>
+      <w:r>
+        <w:t xml:space="preserve"> </w:t>
+      </w:r>
+      <w:r>
+        <w:rPr>
+          <w:bCs/>
+          <w:b/>
+        </w:rPr>
+        <w:t xml:space="preserve">General Markum</w:t>
+      </w:r>
+      <w:r>
+        <w:t xml:space="preserve"> </w:t>
+      </w:r>
+      <w:r>
+        <w:t xml:space="preserve">and his renegades. ExLAW’s enforcement of the EPA estranged the unofficial teams, many of whom refused to register and kept their secret identities. Hamilton answered with</w:t>
+      </w:r>
+      <w:r>
+        <w:t xml:space="preserve"> </w:t>
+      </w:r>
+      <w:r>
+        <w:rPr>
+          <w:bCs/>
+          <w:b/>
+        </w:rPr>
+        <w:t xml:space="preserve">Reserve Agent</w:t>
+      </w:r>
+      <w:r>
+        <w:t xml:space="preserve"> </w:t>
+      </w:r>
+      <w:r>
+        <w:t xml:space="preserve">status: masked Operants could register while their identities stayed sealed. The EPA let the Director grant false identities to agents at risk, and no one but the Director or the Attorney General could open an agent’s file without a criminal warrant. Hamilton extended that protection, quietly and often, to every Reserve Agent.</w:t>
+      </w:r>
+    </w:p>
+    <w:p>
+      <w:pPr>
+        <w:pStyle w:val="BodyText"/>
+      </w:pPr>
+      <w:r>
+        <w:t xml:space="preserve">Reserve status had a price. Reserve Agents were held to police procedure and liable for any damage they caused. In</w:t>
+      </w:r>
+      <w:r>
+        <w:t xml:space="preserve"> </w:t>
+      </w:r>
+      <w:r>
+        <w:rPr>
+          <w:bCs/>
+          <w:b/>
+        </w:rPr>
+        <w:t xml:space="preserve">1973</w:t>
+      </w:r>
+      <w:r>
+        <w:t xml:space="preserve"> </w:t>
+      </w:r>
+      <w:r>
+        <w:rPr>
+          <w:bCs/>
+          <w:b/>
+        </w:rPr>
+        <w:t xml:space="preserve">Warlord I</w:t>
+      </w:r>
+      <w:r>
+        <w:t xml:space="preserve"> </w:t>
+      </w:r>
+      <w:r>
+        <w:t xml:space="preserve">fought the criminal</w:t>
+      </w:r>
+      <w:r>
+        <w:t xml:space="preserve"> </w:t>
+      </w:r>
+      <w:r>
+        <w:rPr>
+          <w:bCs/>
+          <w:b/>
+        </w:rPr>
+        <w:t xml:space="preserve">Armageddon</w:t>
+      </w:r>
+      <w:r>
+        <w:t xml:space="preserve"> </w:t>
+      </w:r>
+      <w:r>
+        <w:t xml:space="preserve">in an apartment block; Armageddon’s charges brought the building down and killed hundreds. Warlord was convicted of reckless endangerment and died in a prison riot. Some heroes refused Hamilton’s offer and stayed unsanctioned; Hamilton kept his agents focused on the Operants who endangered the public, and let the rest be.</w:t>
+      </w:r>
+    </w:p>
+    <w:p>
+      <w:pPr>
+        <w:pStyle w:val="BodyText"/>
+      </w:pPr>
+      <w:r>
+        <w:t xml:space="preserve">In</w:t>
+      </w:r>
+      <w:r>
+        <w:t xml:space="preserve"> </w:t>
+      </w:r>
+      <w:r>
+        <w:rPr>
+          <w:bCs/>
+          <w:b/>
+        </w:rPr>
+        <w:t xml:space="preserve">1977</w:t>
+      </w:r>
+      <w:r>
+        <w:t xml:space="preserve"> </w:t>
+      </w:r>
+      <w:r>
+        <w:t xml:space="preserve">Hamilton’s protégé</w:t>
+      </w:r>
+      <w:r>
+        <w:t xml:space="preserve"> </w:t>
+      </w:r>
+      <w:r>
+        <w:rPr>
+          <w:bCs/>
+          <w:b/>
+        </w:rPr>
+        <w:t xml:space="preserve">Johnny Vanroy</w:t>
+      </w:r>
+      <w:r>
+        <w:t xml:space="preserve">, Mr. Power, was arrested for the murder of heiress Lita Weston. He was cleared, but left ExLAW in 1978, and the EPAOC never stopped accusing Hamilton of favoritism. By</w:t>
+      </w:r>
+      <w:r>
+        <w:t xml:space="preserve"> </w:t>
+      </w:r>
+      <w:r>
+        <w:rPr>
+          <w:bCs/>
+          <w:b/>
+        </w:rPr>
+        <w:t xml:space="preserve">1982</w:t>
+      </w:r>
+      <w:r>
+        <w:t xml:space="preserve"> </w:t>
+      </w:r>
+      <w:r>
+        <w:t xml:space="preserve">ExLAW had more than thirty full-time Operant agents and fifty AS-III pilots. That year a cell of terrorist Operants led by</w:t>
+      </w:r>
+      <w:r>
+        <w:t xml:space="preserve"> </w:t>
+      </w:r>
+      <w:r>
+        <w:rPr>
+          <w:bCs/>
+          <w:b/>
+        </w:rPr>
+        <w:t xml:space="preserve">Autuarch</w:t>
+      </w:r>
+      <w:r>
+        <w:t xml:space="preserve"> </w:t>
+      </w:r>
+      <w:r>
+        <w:t xml:space="preserve">attacked the</w:t>
+      </w:r>
+      <w:r>
+        <w:t xml:space="preserve"> </w:t>
+      </w:r>
+      <w:r>
+        <w:rPr>
+          <w:bCs/>
+          <w:b/>
+        </w:rPr>
+        <w:t xml:space="preserve">US Capitol</w:t>
+      </w:r>
+      <w:r>
+        <w:t xml:space="preserve">. ExLAW tracked them to Los Angeles and captured all but a few; Autuarch escaped to Argentina and founded the</w:t>
+      </w:r>
+      <w:r>
+        <w:t xml:space="preserve"> </w:t>
+      </w:r>
+      <w:r>
+        <w:rPr>
+          <w:bCs/>
+          <w:b/>
+        </w:rPr>
+        <w:t xml:space="preserve">White Hand</w:t>
+      </w:r>
+      <w:r>
+        <w:t xml:space="preserve">.</w:t>
+      </w:r>
+    </w:p>
+    <w:bookmarkEnd w:id="78"/>
+    <w:bookmarkStart w:id="79" w:name="the-second-wave"/>
+    <w:p>
+      <w:pPr>
+        <w:pStyle w:val="Heading2"/>
+      </w:pPr>
+      <w:r>
+        <w:t xml:space="preserve">The Second Wave</w:t>
+      </w:r>
+    </w:p>
+    <w:p>
+      <w:pPr>
+        <w:pStyle w:val="FirstParagraph"/>
+      </w:pPr>
+      <w:r>
+        <w:t xml:space="preserve">In</w:t>
+      </w:r>
+      <w:r>
+        <w:t xml:space="preserve"> </w:t>
+      </w:r>
+      <w:r>
+        <w:rPr>
+          <w:bCs/>
+          <w:b/>
+        </w:rPr>
+        <w:t xml:space="preserve">1985</w:t>
+      </w:r>
+      <w:r>
+        <w:t xml:space="preserve"> </w:t>
+      </w:r>
+      <w:r>
+        <w:t xml:space="preserve">Hamilton retired. Months later the</w:t>
+      </w:r>
+      <w:r>
+        <w:t xml:space="preserve"> </w:t>
+      </w:r>
+      <w:r>
+        <w:rPr>
+          <w:bCs/>
+          <w:b/>
+        </w:rPr>
+        <w:t xml:space="preserve">Second Wave</w:t>
+      </w:r>
+      <w:r>
+        <w:t xml:space="preserve"> </w:t>
+      </w:r>
+      <w:r>
+        <w:t xml:space="preserve">came: a new surge of awakenings across the world, just after</w:t>
+      </w:r>
+      <w:r>
+        <w:t xml:space="preserve"> </w:t>
+      </w:r>
+      <w:r>
+        <w:rPr>
+          <w:bCs/>
+          <w:b/>
+        </w:rPr>
+        <w:t xml:space="preserve">John Marcus Mars Jr.</w:t>
+      </w:r>
+      <w:r>
+        <w:t xml:space="preserve">, Merlin’s chosen heir, defeated Mordred and Morgan le Fay in a final battle he barely survived. Thousands of new Operants appeared, many of them young, frightened and dangerous.</w:t>
+      </w:r>
+    </w:p>
+    <w:p>
+      <w:pPr>
+        <w:pStyle w:val="BodyText"/>
+      </w:pPr>
+      <w:r>
+        <w:t xml:space="preserve">President Ronald Reagan appointed</w:t>
+      </w:r>
+      <w:r>
+        <w:t xml:space="preserve"> </w:t>
+      </w:r>
+      <w:r>
+        <w:rPr>
+          <w:bCs/>
+          <w:b/>
+        </w:rPr>
+        <w:t xml:space="preserve">Dr. Allison Manchester</w:t>
+      </w:r>
+      <w:r>
+        <w:t xml:space="preserve">, the architect of</w:t>
+      </w:r>
+      <w:r>
+        <w:t xml:space="preserve"> </w:t>
+      </w:r>
+      <w:r>
+        <w:rPr>
+          <w:bCs/>
+          <w:b/>
+        </w:rPr>
+        <w:t xml:space="preserve">Raster Seven</w:t>
+      </w:r>
+      <w:r>
+        <w:t xml:space="preserve">, the underground Operant prison the civil-rights community calls</w:t>
+      </w:r>
+      <w:r>
+        <w:t xml:space="preserve"> </w:t>
+      </w:r>
+      <w:r>
+        <w:rPr>
+          <w:iCs/>
+          <w:i/>
+        </w:rPr>
+        <w:t xml:space="preserve">Tartarus</w:t>
+      </w:r>
+      <w:r>
+        <w:t xml:space="preserve">. In</w:t>
+      </w:r>
+      <w:r>
+        <w:t xml:space="preserve"> </w:t>
+      </w:r>
+      <w:r>
+        <w:rPr>
+          <w:bCs/>
+          <w:b/>
+        </w:rPr>
+        <w:t xml:space="preserve">1986</w:t>
+      </w:r>
+      <w:r>
+        <w:t xml:space="preserve"> </w:t>
+      </w:r>
+      <w:r>
+        <w:t xml:space="preserve">ExLAW turned paramilitary: hunt down every non-registered Operant. Manchester expanded the AS-III and AS-IV units, rescinded Reserve status and made no secret of her distrust of Operants. The old-guard heroes and a younger, angrier generation split. The</w:t>
+      </w:r>
+      <w:r>
+        <w:t xml:space="preserve"> </w:t>
+      </w:r>
+      <w:r>
+        <w:rPr>
+          <w:bCs/>
+          <w:b/>
+        </w:rPr>
+        <w:t xml:space="preserve">1993 Los Angeles protests</w:t>
+      </w:r>
+      <w:r>
+        <w:t xml:space="preserve"> </w:t>
+      </w:r>
+      <w:r>
+        <w:t xml:space="preserve">against ExLAW’s methods, during a Senate debate on stripping secret-identity protections, wrecked the Coliseum and won ExLAW a wider mandate. The</w:t>
+      </w:r>
+      <w:r>
+        <w:t xml:space="preserve"> </w:t>
+      </w:r>
+      <w:r>
+        <w:rPr>
+          <w:bCs/>
+          <w:b/>
+        </w:rPr>
+        <w:t xml:space="preserve">AS-V</w:t>
+      </w:r>
+      <w:r>
+        <w:t xml:space="preserve">, with</w:t>
+      </w:r>
+      <w:r>
+        <w:t xml:space="preserve"> </w:t>
+      </w:r>
+      <w:r>
+        <w:t xml:space="preserve">“</w:t>
+      </w:r>
+      <w:r>
+        <w:t xml:space="preserve">positive response controls</w:t>
+      </w:r>
+      <w:r>
+        <w:t xml:space="preserve">”</w:t>
+      </w:r>
+      <w:r>
+        <w:t xml:space="preserve"> </w:t>
+      </w:r>
+      <w:r>
+        <w:t xml:space="preserve">that stopped the suits straining their pilots’ muscles, arrived in 1995. That year Manchester released every Operant agent from ExLAW; some went to the FBI, some retired, and some turned to crime.</w:t>
+      </w:r>
+    </w:p>
+    <w:p>
+      <w:pPr>
+        <w:pStyle w:val="BodyText"/>
+      </w:pPr>
+      <w:r>
+        <w:t xml:space="preserve">On</w:t>
+      </w:r>
+      <w:r>
+        <w:t xml:space="preserve"> </w:t>
+      </w:r>
+      <w:r>
+        <w:rPr>
+          <w:bCs/>
+          <w:b/>
+        </w:rPr>
+        <w:t xml:space="preserve">December 15th, 1996</w:t>
+      </w:r>
+      <w:r>
+        <w:t xml:space="preserve">, Raster Seven was breached for the first time. Fifteen of America’s most dangerous Operants escaped and nineteen died. Nine were recaptured; six reached Argentina and the White Hand.</w:t>
+      </w:r>
+    </w:p>
+    <w:p>
+      <w:pPr>
+        <w:pStyle w:val="BodyText"/>
+      </w:pPr>
+      <w:r>
+        <w:t xml:space="preserve">From 1998 to 2000 the UN built</w:t>
+      </w:r>
+      <w:r>
+        <w:t xml:space="preserve"> </w:t>
+      </w:r>
+      <w:r>
+        <w:rPr>
+          <w:bCs/>
+          <w:b/>
+        </w:rPr>
+        <w:t xml:space="preserve">Raster Eight</w:t>
+      </w:r>
+      <w:r>
+        <w:t xml:space="preserve"> </w:t>
+      </w:r>
+      <w:r>
+        <w:t xml:space="preserve">in low Earth orbit, and</w:t>
+      </w:r>
+      <w:r>
+        <w:t xml:space="preserve"> </w:t>
+      </w:r>
+      <w:r>
+        <w:rPr>
+          <w:bCs/>
+          <w:b/>
+        </w:rPr>
+        <w:t xml:space="preserve">Interpol</w:t>
+      </w:r>
+      <w:r>
+        <w:t xml:space="preserve"> </w:t>
+      </w:r>
+      <w:r>
+        <w:t xml:space="preserve">opened its Operant division, pooling the police of the US, the Commonwealth of Independent States, Britain, China and many others against terrorism and Operant crime.</w:t>
+      </w:r>
+    </w:p>
+    <w:bookmarkEnd w:id="79"/>
+    <w:bookmarkStart w:id="80" w:name="a-new-century"/>
+    <w:p>
+      <w:pPr>
+        <w:pStyle w:val="Heading2"/>
+      </w:pPr>
+      <w:r>
+        <w:t xml:space="preserve">A new century</w:t>
+      </w:r>
+    </w:p>
+    <w:p>
+      <w:pPr>
+        <w:pStyle w:val="FirstParagraph"/>
+      </w:pPr>
       <w:r>
         <w:t xml:space="preserve">President</w:t>
       </w:r>
@@ -16611,144 +16913,26 @@
           <w:bCs/>
           <w:b/>
         </w:rPr>
-        <w:t xml:space="preserve">Margaret Hale</w:t>
-      </w:r>
-      <w:r>
-        <w:t xml:space="preserve"> </w:t>
-      </w:r>
-      <w:r>
-        <w:t xml:space="preserve">took office.</w:t>
-      </w:r>
-    </w:p>
-    <w:bookmarkEnd w:id="79"/>
-    <w:bookmarkStart w:id="80" w:name="the-umkas-invasion"/>
-    <w:p>
-      <w:pPr>
-        <w:pStyle w:val="Heading2"/>
-      </w:pPr>
-      <w:r>
-        <w:t xml:space="preserve">The Umkas invasion</w:t>
-      </w:r>
-    </w:p>
-    <w:p>
-      <w:pPr>
-        <w:pStyle w:val="FirstParagraph"/>
-      </w:pPr>
-      <w:r>
-        <w:t xml:space="preserve">In</w:t>
-      </w:r>
-      <w:r>
-        <w:t xml:space="preserve"> </w:t>
-      </w:r>
-      <w:r>
-        <w:rPr>
-          <w:bCs/>
-          <w:b/>
-        </w:rPr>
-        <w:t xml:space="preserve">2012</w:t>
-      </w:r>
-      <w:r>
-        <w:t xml:space="preserve"> </w:t>
-      </w:r>
-      <w:r>
-        <w:rPr>
-          <w:bCs/>
-          <w:b/>
-        </w:rPr>
-        <w:t xml:space="preserve">Steel Hawk</w:t>
-      </w:r>
-      <w:r>
-        <w:t xml:space="preserve"> </w:t>
-      </w:r>
-      <w:r>
-        <w:t xml:space="preserve">and</w:t>
-      </w:r>
-      <w:r>
-        <w:t xml:space="preserve"> </w:t>
-      </w:r>
-      <w:r>
-        <w:rPr>
-          <w:bCs/>
-          <w:b/>
-        </w:rPr>
-        <w:t xml:space="preserve">Autuarch</w:t>
-      </w:r>
-      <w:r>
-        <w:t xml:space="preserve"> </w:t>
-      </w:r>
-      <w:r>
-        <w:t xml:space="preserve">opened a dimensional breach over New York, and the</w:t>
-      </w:r>
-      <w:r>
-        <w:t xml:space="preserve"> </w:t>
-      </w:r>
-      <w:r>
-        <w:rPr>
-          <w:bCs/>
-          <w:b/>
-        </w:rPr>
-        <w:t xml:space="preserve">Umkas</w:t>
-      </w:r>
-      <w:r>
-        <w:t xml:space="preserve"> </w:t>
-      </w:r>
-      <w:r>
-        <w:t xml:space="preserve">came through.</w:t>
-      </w:r>
-      <w:r>
-        <w:t xml:space="preserve"> </w:t>
-      </w:r>
-      <w:r>
-        <w:rPr>
-          <w:bCs/>
-          <w:b/>
-        </w:rPr>
-        <w:t xml:space="preserve">Celerity</w:t>
-      </w:r>
-      <w:r>
-        <w:t xml:space="preserve">, the</w:t>
-      </w:r>
-      <w:r>
-        <w:t xml:space="preserve"> </w:t>
-      </w:r>
-      <w:r>
-        <w:rPr>
-          <w:bCs/>
-          <w:b/>
-        </w:rPr>
-        <w:t xml:space="preserve">Golden Centurion</w:t>
-      </w:r>
-      <w:r>
-        <w:t xml:space="preserve">,</w:t>
-      </w:r>
-      <w:r>
-        <w:t xml:space="preserve"> </w:t>
-      </w:r>
-      <w:r>
-        <w:rPr>
-          <w:bCs/>
-          <w:b/>
-        </w:rPr>
-        <w:t xml:space="preserve">Uathach</w:t>
-      </w:r>
-      <w:r>
-        <w:t xml:space="preserve"> </w:t>
-      </w:r>
-      <w:r>
-        <w:t xml:space="preserve">and dozens of others held the city. Steel Hawk nearly killed Celerity, and she spent a year in a coma. Chat Roux’s transport was destroyed and he was stranded on this Earth. The breach tore Limbo open as well, and</w:t>
-      </w:r>
-      <w:r>
-        <w:t xml:space="preserve"> </w:t>
-      </w:r>
-      <w:r>
-        <w:rPr>
-          <w:bCs/>
-          <w:b/>
-        </w:rPr>
-        <w:t xml:space="preserve">Michael Lance</w:t>
-      </w:r>
-      <w:r>
-        <w:t xml:space="preserve">, a private eye lost since 1946, walked out into 2012. Then Steel Hawk turned: he and Autuarch closed the breach together, and escaped ExLAW.</w:t>
+        <w:t xml:space="preserve">John McCain</w:t>
+      </w:r>
+      <w:r>
+        <w:t xml:space="preserve"> </w:t>
+      </w:r>
+      <w:r>
+        <w:t xml:space="preserve">(2001–2009) wanted a director who could bridge the gap with the Operant community. He persuaded Manchester to retire and appointed</w:t>
+      </w:r>
+      <w:r>
+        <w:t xml:space="preserve"> </w:t>
+      </w:r>
+      <w:r>
+        <w:rPr>
+          <w:bCs/>
+          <w:b/>
+        </w:rPr>
+        <w:t xml:space="preserve">Juan Rodriguez</w:t>
+      </w:r>
+      <w:r>
+        <w:t xml:space="preserve">, a surgeon, author and former Power Legion member, who restored Reserve status and brought six Operant FBI agents into ExLAW.</w:t>
       </w:r>
     </w:p>
     <w:p>
@@ -16756,7 +16940,80 @@
         <w:pStyle w:val="BodyText"/>
       </w:pPr>
       <w:r>
-        <w:t xml:space="preserve">The breach left the walls between worlds thin.</w:t>
+        <w:rPr>
+          <w:bCs/>
+          <w:b/>
+        </w:rPr>
+        <w:t xml:space="preserve">October 9th, 2001.</w:t>
+      </w:r>
+      <w:r>
+        <w:t xml:space="preserve"> </w:t>
+      </w:r>
+      <w:r>
+        <w:t xml:space="preserve">A White Hand cell, three Raster Seven escapees backed by conventional bombers, brought down the Sears Tower and two neighboring towers in Chicago’s Loop, killing more than 2,000 people. Autuarch claimed the attack within the hour. The investigations showed that Operant and ordinary agents had warned of activity in Buenos Aires and Chicago and been ignored, because the CIA and FBI didn’t trust their own Operant agents. The</w:t>
+      </w:r>
+      <w:r>
+        <w:t xml:space="preserve"> </w:t>
+      </w:r>
+      <w:r>
+        <w:rPr>
+          <w:bCs/>
+          <w:b/>
+        </w:rPr>
+        <w:t xml:space="preserve">Department of Homeland Security</w:t>
+      </w:r>
+      <w:r>
+        <w:t xml:space="preserve"> </w:t>
+      </w:r>
+      <w:r>
+        <w:t xml:space="preserve">was created; ExLAW moved under it, Rodriguez became Deputy Director of DHS, and</w:t>
+      </w:r>
+      <w:r>
+        <w:t xml:space="preserve"> </w:t>
+      </w:r>
+      <w:r>
+        <w:rPr>
+          <w:bCs/>
+          <w:b/>
+        </w:rPr>
+        <w:t xml:space="preserve">Garret Cane</w:t>
+      </w:r>
+      <w:r>
+        <w:t xml:space="preserve">, ExLAW’s non-Operant chief of operations, became Director.</w:t>
+      </w:r>
+    </w:p>
+    <w:p>
+      <w:pPr>
+        <w:pStyle w:val="BodyText"/>
+      </w:pPr>
+      <w:r>
+        <w:t xml:space="preserve">That same year</w:t>
+      </w:r>
+      <w:r>
+        <w:t xml:space="preserve"> </w:t>
+      </w:r>
+      <w:r>
+        <w:rPr>
+          <w:bCs/>
+          <w:b/>
+        </w:rPr>
+        <w:t xml:space="preserve">Iran’s Islamic Republic fell</w:t>
+      </w:r>
+      <w:r>
+        <w:t xml:space="preserve">. Months of strikes and street protests became a revolution led by a coalition of communist and socialist parties, which proclaimed the secular</w:t>
+      </w:r>
+      <w:r>
+        <w:t xml:space="preserve"> </w:t>
+      </w:r>
+      <w:r>
+        <w:rPr>
+          <w:bCs/>
+          <w:b/>
+        </w:rPr>
+        <w:t xml:space="preserve">People’s Republic of Iran</w:t>
+      </w:r>
+      <w:r>
+        <w:t xml:space="preserve">. Washington, unsure whether to welcome or fear it, has kept it at arm’s length ever since.</w:t>
       </w:r>
     </w:p>
     <w:p>
@@ -16772,65 +17029,39 @@
           <w:bCs/>
           <w:b/>
         </w:rPr>
-        <w:t xml:space="preserve">2013–2014.</w:t>
-      </w:r>
-      <w:r>
-        <w:t xml:space="preserve"> </w:t>
-      </w:r>
-      <w:r>
-        <w:rPr>
-          <w:bCs/>
-          <w:b/>
-        </w:rPr>
-        <w:t xml:space="preserve">Shadow Earth</w:t>
-      </w:r>
-      <w:r>
-        <w:t xml:space="preserve"> </w:t>
-      </w:r>
-      <w:r>
-        <w:t xml:space="preserve">incursions began in New York, and</w:t>
-      </w:r>
-      <w:r>
-        <w:t xml:space="preserve"> </w:t>
-      </w:r>
-      <w:r>
-        <w:rPr>
-          <w:bCs/>
-          <w:b/>
-        </w:rPr>
-        <w:t xml:space="preserve">Vanguard</w:t>
-      </w:r>
-      <w:r>
-        <w:t xml:space="preserve">’s killings started. The Army founded</w:t>
-      </w:r>
-      <w:r>
-        <w:t xml:space="preserve"> </w:t>
-      </w:r>
-      <w:r>
-        <w:rPr>
-          <w:bCs/>
-          <w:b/>
-        </w:rPr>
-        <w:t xml:space="preserve">DIRE</w:t>
-      </w:r>
-      <w:r>
-        <w:t xml:space="preserve">, the Defense Intelligence and Research Enterprise, to answer the next invasion;</w:t>
-      </w:r>
-      <w:r>
-        <w:t xml:space="preserve"> </w:t>
-      </w:r>
-      <w:r>
-        <w:rPr>
-          <w:bCs/>
-          <w:b/>
-        </w:rPr>
-        <w:t xml:space="preserve">Helios</w:t>
-      </w:r>
-      <w:r>
-        <w:t xml:space="preserve"> </w:t>
-      </w:r>
-      <w:r>
-        <w:t xml:space="preserve">was its first success.</w:t>
+        <w:t xml:space="preserve">2002–2004.</w:t>
+      </w:r>
+      <w:r>
+        <w:t xml:space="preserve"> </w:t>
+      </w:r>
+      <w:r>
+        <w:t xml:space="preserve">Under Cane, ExLAW became a publicity engine: televised rescues and recruiting drives. Operant and AS-6 units spearheaded the UN-led</w:t>
+      </w:r>
+      <w:r>
+        <w:t xml:space="preserve"> </w:t>
+      </w:r>
+      <w:r>
+        <w:rPr>
+          <w:bCs/>
+          <w:b/>
+        </w:rPr>
+        <w:t xml:space="preserve">invasion of Iraq</w:t>
+      </w:r>
+      <w:r>
+        <w:t xml:space="preserve">, which had sheltered White Hand training camps. ExLAW and Interpol turned on the White Hand and the</w:t>
+      </w:r>
+      <w:r>
+        <w:t xml:space="preserve"> </w:t>
+      </w:r>
+      <w:r>
+        <w:rPr>
+          <w:bCs/>
+          <w:b/>
+        </w:rPr>
+        <w:t xml:space="preserve">Morcain</w:t>
+      </w:r>
+      <w:r>
+        <w:t xml:space="preserve">.</w:t>
       </w:r>
     </w:p>
     <w:p>
@@ -16846,20 +17077,29 @@
           <w:bCs/>
           <w:b/>
         </w:rPr>
-        <w:t xml:space="preserve">2015.</w:t>
-      </w:r>
-      <w:r>
-        <w:t xml:space="preserve"> </w:t>
-      </w:r>
-      <w:r>
-        <w:rPr>
-          <w:bCs/>
-          <w:b/>
-        </w:rPr>
-        <w:t xml:space="preserve">Evelyn Dark</w:t>
-      </w:r>
-      <w:r>
-        <w:t xml:space="preserve">’s breakout destroyed a Foundation black lab and the town around it: the first public evidence that the Foundation exists, though no one can prove who runs it.</w:t>
+        <w:t xml:space="preserve">2006.</w:t>
+      </w:r>
+      <w:r>
+        <w:t xml:space="preserve"> </w:t>
+      </w:r>
+      <w:r>
+        <w:t xml:space="preserve">Congress approved ExLAW’s</w:t>
+      </w:r>
+      <w:r>
+        <w:t xml:space="preserve"> </w:t>
+      </w:r>
+      <w:r>
+        <w:rPr>
+          <w:bCs/>
+          <w:b/>
+        </w:rPr>
+        <w:t xml:space="preserve">regional commands</w:t>
+      </w:r>
+      <w:r>
+        <w:t xml:space="preserve"> </w:t>
+      </w:r>
+      <w:r>
+        <w:t xml:space="preserve">over police objections: six regional offices, each with its own Operant team and Aegis wing.</w:t>
       </w:r>
     </w:p>
     <w:p>
@@ -16875,52 +17115,45 @@
           <w:bCs/>
           <w:b/>
         </w:rPr>
-        <w:t xml:space="preserve">2016.</w:t>
-      </w:r>
-      <w:r>
-        <w:t xml:space="preserve"> </w:t>
-      </w:r>
-      <w:r>
-        <w:rPr>
-          <w:bCs/>
-          <w:b/>
-        </w:rPr>
-        <w:t xml:space="preserve">Micky Holt</w:t>
-      </w:r>
-      <w:r>
-        <w:t xml:space="preserve"> </w:t>
-      </w:r>
-      <w:r>
-        <w:t xml:space="preserve">became the</w:t>
-      </w:r>
-      <w:r>
-        <w:t xml:space="preserve"> </w:t>
-      </w:r>
-      <w:r>
-        <w:rPr>
-          <w:bCs/>
-          <w:b/>
-        </w:rPr>
-        <w:t xml:space="preserve">Green Man</w:t>
-      </w:r>
-      <w:r>
-        <w:t xml:space="preserve">, and the</w:t>
-      </w:r>
-      <w:r>
-        <w:t xml:space="preserve"> </w:t>
-      </w:r>
-      <w:r>
-        <w:rPr>
-          <w:bCs/>
-          <w:b/>
-        </w:rPr>
-        <w:t xml:space="preserve">Mad Forest</w:t>
-      </w:r>
-      <w:r>
-        <w:t xml:space="preserve"> </w:t>
-      </w:r>
-      <w:r>
-        <w:t xml:space="preserve">swallowed southern Indiana in a week.</w:t>
+        <w:t xml:space="preserve">2007.</w:t>
+      </w:r>
+      <w:r>
+        <w:t xml:space="preserve"> </w:t>
+      </w:r>
+      <w:r>
+        <w:t xml:space="preserve">The Foundation’s enforcer</w:t>
+      </w:r>
+      <w:r>
+        <w:t xml:space="preserve"> </w:t>
+      </w:r>
+      <w:r>
+        <w:rPr>
+          <w:bCs/>
+          <w:b/>
+        </w:rPr>
+        <w:t xml:space="preserve">Sergei Grachyov</w:t>
+      </w:r>
+      <w:r>
+        <w:t xml:space="preserve"> </w:t>
+      </w:r>
+      <w:r>
+        <w:t xml:space="preserve">fought the Atomic Man in Washington, and the</w:t>
+      </w:r>
+      <w:r>
+        <w:t xml:space="preserve"> </w:t>
+      </w:r>
+      <w:r>
+        <w:rPr>
+          <w:bCs/>
+          <w:b/>
+        </w:rPr>
+        <w:t xml:space="preserve">Washington Monument</w:t>
+      </w:r>
+      <w:r>
+        <w:t xml:space="preserve"> </w:t>
+      </w:r>
+      <w:r>
+        <w:t xml:space="preserve">fell. Both walked away.</w:t>
       </w:r>
     </w:p>
     <w:p>
@@ -16936,20 +17169,175 @@
           <w:bCs/>
           <w:b/>
         </w:rPr>
-        <w:t xml:space="preserve">2018.</w:t>
-      </w:r>
-      <w:r>
-        <w:t xml:space="preserve"> </w:t>
-      </w:r>
-      <w:r>
-        <w:t xml:space="preserve">The US, China and Russia secretly built a weapon to kill the Atomic Man. It failed, and he destroyed their arsenals.</w:t>
+        <w:t xml:space="preserve">2009.</w:t>
+      </w:r>
+      <w:r>
+        <w:t xml:space="preserve"> </w:t>
+      </w:r>
+      <w:r>
+        <w:t xml:space="preserve">President</w:t>
+      </w:r>
+      <w:r>
+        <w:t xml:space="preserve"> </w:t>
+      </w:r>
+      <w:r>
+        <w:rPr>
+          <w:bCs/>
+          <w:b/>
+        </w:rPr>
+        <w:t xml:space="preserve">Margaret Hale</w:t>
+      </w:r>
+      <w:r>
+        <w:t xml:space="preserve"> </w:t>
+      </w:r>
+      <w:r>
+        <w:t xml:space="preserve">took office.</w:t>
+      </w:r>
+    </w:p>
+    <w:bookmarkEnd w:id="80"/>
+    <w:bookmarkStart w:id="81" w:name="the-umkas-invasion"/>
+    <w:p>
+      <w:pPr>
+        <w:pStyle w:val="Heading2"/>
+      </w:pPr>
+      <w:r>
+        <w:t xml:space="preserve">The Umkas invasion</w:t>
+      </w:r>
+    </w:p>
+    <w:p>
+      <w:pPr>
+        <w:pStyle w:val="FirstParagraph"/>
+      </w:pPr>
+      <w:r>
+        <w:t xml:space="preserve">In</w:t>
+      </w:r>
+      <w:r>
+        <w:t xml:space="preserve"> </w:t>
+      </w:r>
+      <w:r>
+        <w:rPr>
+          <w:bCs/>
+          <w:b/>
+        </w:rPr>
+        <w:t xml:space="preserve">2012</w:t>
+      </w:r>
+      <w:r>
+        <w:t xml:space="preserve"> </w:t>
+      </w:r>
+      <w:r>
+        <w:rPr>
+          <w:bCs/>
+          <w:b/>
+        </w:rPr>
+        <w:t xml:space="preserve">Steel Hawk</w:t>
+      </w:r>
+      <w:r>
+        <w:t xml:space="preserve"> </w:t>
+      </w:r>
+      <w:r>
+        <w:t xml:space="preserve">and</w:t>
+      </w:r>
+      <w:r>
+        <w:t xml:space="preserve"> </w:t>
+      </w:r>
+      <w:r>
+        <w:rPr>
+          <w:bCs/>
+          <w:b/>
+        </w:rPr>
+        <w:t xml:space="preserve">Autuarch</w:t>
+      </w:r>
+      <w:r>
+        <w:t xml:space="preserve"> </w:t>
+      </w:r>
+      <w:r>
+        <w:t xml:space="preserve">opened a dimensional breach over New York, and the</w:t>
+      </w:r>
+      <w:r>
+        <w:t xml:space="preserve"> </w:t>
+      </w:r>
+      <w:r>
+        <w:rPr>
+          <w:bCs/>
+          <w:b/>
+        </w:rPr>
+        <w:t xml:space="preserve">Umkas</w:t>
+      </w:r>
+      <w:r>
+        <w:t xml:space="preserve"> </w:t>
+      </w:r>
+      <w:r>
+        <w:t xml:space="preserve">came through.</w:t>
+      </w:r>
+      <w:r>
+        <w:t xml:space="preserve"> </w:t>
+      </w:r>
+      <w:r>
+        <w:rPr>
+          <w:bCs/>
+          <w:b/>
+        </w:rPr>
+        <w:t xml:space="preserve">Celerity</w:t>
+      </w:r>
+      <w:r>
+        <w:t xml:space="preserve">, the</w:t>
+      </w:r>
+      <w:r>
+        <w:t xml:space="preserve"> </w:t>
+      </w:r>
+      <w:r>
+        <w:rPr>
+          <w:bCs/>
+          <w:b/>
+        </w:rPr>
+        <w:t xml:space="preserve">Golden Centurion</w:t>
+      </w:r>
+      <w:r>
+        <w:t xml:space="preserve">,</w:t>
+      </w:r>
+      <w:r>
+        <w:t xml:space="preserve"> </w:t>
+      </w:r>
+      <w:r>
+        <w:rPr>
+          <w:bCs/>
+          <w:b/>
+        </w:rPr>
+        <w:t xml:space="preserve">Uathach</w:t>
+      </w:r>
+      <w:r>
+        <w:t xml:space="preserve"> </w:t>
+      </w:r>
+      <w:r>
+        <w:t xml:space="preserve">and dozens of others held the city. Steel Hawk nearly killed Celerity, and she spent a year in a coma. Chat Roux’s transport was destroyed and he was stranded on this Earth. The breach tore Limbo open as well, and</w:t>
+      </w:r>
+      <w:r>
+        <w:t xml:space="preserve"> </w:t>
+      </w:r>
+      <w:r>
+        <w:rPr>
+          <w:bCs/>
+          <w:b/>
+        </w:rPr>
+        <w:t xml:space="preserve">Michael Lance</w:t>
+      </w:r>
+      <w:r>
+        <w:t xml:space="preserve">, a private eye lost since 1946, walked out into 2012. Then Steel Hawk turned: he and Autuarch closed the breach together, and escaped ExLAW.</w:t>
+      </w:r>
+    </w:p>
+    <w:p>
+      <w:pPr>
+        <w:pStyle w:val="BodyText"/>
+      </w:pPr>
+      <w:r>
+        <w:t xml:space="preserve">The breach left the walls between worlds thin.</w:t>
       </w:r>
     </w:p>
     <w:p>
       <w:pPr>
         <w:numPr>
           <w:ilvl w:val="0"/>
-          <w:numId w:val="1017"/>
+          <w:numId w:val="1018"/>
         </w:numPr>
         <w:pStyle w:val="Compact"/>
       </w:pPr>
@@ -16958,49 +17346,72 @@
           <w:bCs/>
           <w:b/>
         </w:rPr>
-        <w:t xml:space="preserve">2019.</w:t>
-      </w:r>
-      <w:r>
-        <w:t xml:space="preserve"> </w:t>
-      </w:r>
-      <w:r>
-        <w:t xml:space="preserve">Garret Cane retired, and</w:t>
-      </w:r>
-      <w:r>
-        <w:t xml:space="preserve"> </w:t>
-      </w:r>
-      <w:r>
-        <w:rPr>
-          <w:bCs/>
-          <w:b/>
-        </w:rPr>
-        <w:t xml:space="preserve">Steven Humbacht</w:t>
-      </w:r>
-      <w:r>
-        <w:t xml:space="preserve"> </w:t>
-      </w:r>
-      <w:r>
-        <w:t xml:space="preserve">became Director of ExLAW. On paper a career defense-research administrator, he spent fifteen years inside a cabal hidden in DARPA, running</w:t>
-      </w:r>
-      <w:r>
-        <w:t xml:space="preserve"> </w:t>
-      </w:r>
-      <w:r>
-        <w:rPr>
-          <w:bCs/>
-          <w:b/>
-        </w:rPr>
-        <w:t xml:space="preserve">Raster Zero</w:t>
-      </w:r>
-      <w:r>
-        <w:t xml:space="preserve">: an extradimensional prison and experimental lab for Operants that no oversight committee knows exists.</w:t>
+        <w:t xml:space="preserve">2013–2014.</w:t>
+      </w:r>
+      <w:r>
+        <w:t xml:space="preserve"> </w:t>
+      </w:r>
+      <w:r>
+        <w:rPr>
+          <w:bCs/>
+          <w:b/>
+        </w:rPr>
+        <w:t xml:space="preserve">Shadow Earth</w:t>
+      </w:r>
+      <w:r>
+        <w:t xml:space="preserve"> </w:t>
+      </w:r>
+      <w:r>
+        <w:t xml:space="preserve">incursions began in New York, and</w:t>
+      </w:r>
+      <w:r>
+        <w:t xml:space="preserve"> </w:t>
+      </w:r>
+      <w:r>
+        <w:rPr>
+          <w:bCs/>
+          <w:b/>
+        </w:rPr>
+        <w:t xml:space="preserve">Vanguard</w:t>
+      </w:r>
+      <w:r>
+        <w:t xml:space="preserve">’s killings started. The Army founded</w:t>
+      </w:r>
+      <w:r>
+        <w:t xml:space="preserve"> </w:t>
+      </w:r>
+      <w:r>
+        <w:rPr>
+          <w:bCs/>
+          <w:b/>
+        </w:rPr>
+        <w:t xml:space="preserve">DIRE</w:t>
+      </w:r>
+      <w:r>
+        <w:t xml:space="preserve">, the Defense Intelligence and Research Enterprise, to answer the next invasion;</w:t>
+      </w:r>
+      <w:r>
+        <w:t xml:space="preserve"> </w:t>
+      </w:r>
+      <w:r>
+        <w:rPr>
+          <w:bCs/>
+          <w:b/>
+        </w:rPr>
+        <w:t xml:space="preserve">Helios</w:t>
+      </w:r>
+      <w:r>
+        <w:t xml:space="preserve"> </w:t>
+      </w:r>
+      <w:r>
+        <w:t xml:space="preserve">was its first success.</w:t>
       </w:r>
     </w:p>
     <w:p>
       <w:pPr>
         <w:numPr>
           <w:ilvl w:val="0"/>
-          <w:numId w:val="1017"/>
+          <w:numId w:val="1018"/>
         </w:numPr>
         <w:pStyle w:val="Compact"/>
       </w:pPr>
@@ -17009,33 +17420,27 @@
           <w:bCs/>
           <w:b/>
         </w:rPr>
-        <w:t xml:space="preserve">2021.</w:t>
-      </w:r>
-      <w:r>
-        <w:t xml:space="preserve"> </w:t>
-      </w:r>
-      <w:r>
-        <w:t xml:space="preserve">Celerity persuaded the Green Man to open</w:t>
-      </w:r>
-      <w:r>
-        <w:t xml:space="preserve"> </w:t>
-      </w:r>
-      <w:r>
-        <w:rPr>
-          <w:bCs/>
-          <w:b/>
-        </w:rPr>
-        <w:t xml:space="preserve">the Haven</w:t>
-      </w:r>
-      <w:r>
-        <w:t xml:space="preserve">, and America’s homeless began walking to the forest.</w:t>
+        <w:t xml:space="preserve">2015.</w:t>
+      </w:r>
+      <w:r>
+        <w:t xml:space="preserve"> </w:t>
+      </w:r>
+      <w:r>
+        <w:rPr>
+          <w:bCs/>
+          <w:b/>
+        </w:rPr>
+        <w:t xml:space="preserve">Evelyn Dark</w:t>
+      </w:r>
+      <w:r>
+        <w:t xml:space="preserve">’s breakout destroyed a Foundation black lab and the town around it: the first public evidence that the Foundation exists, though no one can prove who runs it.</w:t>
       </w:r>
     </w:p>
     <w:p>
       <w:pPr>
         <w:numPr>
           <w:ilvl w:val="0"/>
-          <w:numId w:val="1017"/>
+          <w:numId w:val="1018"/>
         </w:numPr>
         <w:pStyle w:val="Compact"/>
       </w:pPr>
@@ -17044,6 +17449,175 @@
           <w:bCs/>
           <w:b/>
         </w:rPr>
+        <w:t xml:space="preserve">2016.</w:t>
+      </w:r>
+      <w:r>
+        <w:t xml:space="preserve"> </w:t>
+      </w:r>
+      <w:r>
+        <w:rPr>
+          <w:bCs/>
+          <w:b/>
+        </w:rPr>
+        <w:t xml:space="preserve">Micky Holt</w:t>
+      </w:r>
+      <w:r>
+        <w:t xml:space="preserve"> </w:t>
+      </w:r>
+      <w:r>
+        <w:t xml:space="preserve">became the</w:t>
+      </w:r>
+      <w:r>
+        <w:t xml:space="preserve"> </w:t>
+      </w:r>
+      <w:r>
+        <w:rPr>
+          <w:bCs/>
+          <w:b/>
+        </w:rPr>
+        <w:t xml:space="preserve">Green Man</w:t>
+      </w:r>
+      <w:r>
+        <w:t xml:space="preserve">, and the</w:t>
+      </w:r>
+      <w:r>
+        <w:t xml:space="preserve"> </w:t>
+      </w:r>
+      <w:r>
+        <w:rPr>
+          <w:bCs/>
+          <w:b/>
+        </w:rPr>
+        <w:t xml:space="preserve">Mad Forest</w:t>
+      </w:r>
+      <w:r>
+        <w:t xml:space="preserve"> </w:t>
+      </w:r>
+      <w:r>
+        <w:t xml:space="preserve">swallowed southern Indiana in a week.</w:t>
+      </w:r>
+    </w:p>
+    <w:p>
+      <w:pPr>
+        <w:numPr>
+          <w:ilvl w:val="0"/>
+          <w:numId w:val="1018"/>
+        </w:numPr>
+        <w:pStyle w:val="Compact"/>
+      </w:pPr>
+      <w:r>
+        <w:rPr>
+          <w:bCs/>
+          <w:b/>
+        </w:rPr>
+        <w:t xml:space="preserve">2018.</w:t>
+      </w:r>
+      <w:r>
+        <w:t xml:space="preserve"> </w:t>
+      </w:r>
+      <w:r>
+        <w:t xml:space="preserve">The US, China and Russia secretly built a weapon to kill the Atomic Man. It failed, and he destroyed their arsenals.</w:t>
+      </w:r>
+    </w:p>
+    <w:p>
+      <w:pPr>
+        <w:numPr>
+          <w:ilvl w:val="0"/>
+          <w:numId w:val="1018"/>
+        </w:numPr>
+        <w:pStyle w:val="Compact"/>
+      </w:pPr>
+      <w:r>
+        <w:rPr>
+          <w:bCs/>
+          <w:b/>
+        </w:rPr>
+        <w:t xml:space="preserve">2019.</w:t>
+      </w:r>
+      <w:r>
+        <w:t xml:space="preserve"> </w:t>
+      </w:r>
+      <w:r>
+        <w:t xml:space="preserve">Garret Cane retired, and</w:t>
+      </w:r>
+      <w:r>
+        <w:t xml:space="preserve"> </w:t>
+      </w:r>
+      <w:r>
+        <w:rPr>
+          <w:bCs/>
+          <w:b/>
+        </w:rPr>
+        <w:t xml:space="preserve">Steven Humbacht</w:t>
+      </w:r>
+      <w:r>
+        <w:t xml:space="preserve"> </w:t>
+      </w:r>
+      <w:r>
+        <w:t xml:space="preserve">became Director of ExLAW. On paper a career defense-research administrator, he spent fifteen years inside a cabal hidden in DARPA, running</w:t>
+      </w:r>
+      <w:r>
+        <w:t xml:space="preserve"> </w:t>
+      </w:r>
+      <w:r>
+        <w:rPr>
+          <w:bCs/>
+          <w:b/>
+        </w:rPr>
+        <w:t xml:space="preserve">Raster Zero</w:t>
+      </w:r>
+      <w:r>
+        <w:t xml:space="preserve">: an extradimensional prison and experimental lab for Operants that no oversight committee knows exists.</w:t>
+      </w:r>
+    </w:p>
+    <w:p>
+      <w:pPr>
+        <w:numPr>
+          <w:ilvl w:val="0"/>
+          <w:numId w:val="1018"/>
+        </w:numPr>
+        <w:pStyle w:val="Compact"/>
+      </w:pPr>
+      <w:r>
+        <w:rPr>
+          <w:bCs/>
+          <w:b/>
+        </w:rPr>
+        <w:t xml:space="preserve">2021.</w:t>
+      </w:r>
+      <w:r>
+        <w:t xml:space="preserve"> </w:t>
+      </w:r>
+      <w:r>
+        <w:t xml:space="preserve">Celerity persuaded the Green Man to open</w:t>
+      </w:r>
+      <w:r>
+        <w:t xml:space="preserve"> </w:t>
+      </w:r>
+      <w:r>
+        <w:rPr>
+          <w:bCs/>
+          <w:b/>
+        </w:rPr>
+        <w:t xml:space="preserve">the Haven</w:t>
+      </w:r>
+      <w:r>
+        <w:t xml:space="preserve">, and America’s homeless began walking to the forest.</w:t>
+      </w:r>
+    </w:p>
+    <w:p>
+      <w:pPr>
+        <w:numPr>
+          <w:ilvl w:val="0"/>
+          <w:numId w:val="1018"/>
+        </w:numPr>
+        <w:pStyle w:val="Compact"/>
+      </w:pPr>
+      <w:r>
+        <w:rPr>
+          <w:bCs/>
+          <w:b/>
+        </w:rPr>
         <w:t xml:space="preserve">2024.</w:t>
       </w:r>
       <w:r>
@@ -17053,8 +17627,8 @@
         <w:t xml:space="preserve">The Atomic Man found a grey hair. Federal attempts to stop the march to the Haven brought standoff after standoff; Celerity intervened at every one, and a federal warrant was issued for her arrest.</w:t>
       </w:r>
     </w:p>
-    <w:bookmarkEnd w:id="80"/>
-    <w:bookmarkStart w:id="81" w:name="section"/>
+    <w:bookmarkEnd w:id="81"/>
+    <w:bookmarkStart w:id="82" w:name="section"/>
     <w:p>
       <w:pPr>
         <w:pStyle w:val="Heading2"/>
@@ -17084,9 +17658,9 @@
         <w:t xml:space="preserve">, is expanding through Korea under Hyun Wang. And in a pocket dimension no one has found, Director Humbacht’s other prison is filling up.</w:t>
       </w:r>
     </w:p>
-    <w:bookmarkEnd w:id="81"/>
     <w:bookmarkEnd w:id="82"/>
-    <w:bookmarkStart w:id="87" w:name="the-law"/>
+    <w:bookmarkEnd w:id="83"/>
+    <w:bookmarkStart w:id="88" w:name="the-law"/>
     <w:p>
       <w:pPr>
         <w:pStyle w:val="Heading1"/>
@@ -17095,7 +17669,7 @@
         <w:t xml:space="preserve">The law</w:t>
       </w:r>
     </w:p>
-    <w:bookmarkStart w:id="83" w:name="the-extraordinary-powers-act"/>
+    <w:bookmarkStart w:id="84" w:name="the-extraordinary-powers-act"/>
     <w:p>
       <w:pPr>
         <w:pStyle w:val="Heading2"/>
@@ -17159,8 +17733,8 @@
         <w:t xml:space="preserve">became the official term). Registered Operants may use their powers in self-defense and emergencies; using powers in public otherwise, or being an unregistered Operant, is a federal crime.</w:t>
       </w:r>
     </w:p>
-    <w:bookmarkEnd w:id="83"/>
-    <w:bookmarkStart w:id="84" w:name="emd-classifications"/>
+    <w:bookmarkEnd w:id="84"/>
+    <w:bookmarkStart w:id="85" w:name="emd-classifications"/>
     <w:p>
       <w:pPr>
         <w:pStyle w:val="Heading2"/>
@@ -17558,8 +18132,8 @@
         </w:tc>
       </w:tr>
     </w:tbl>
-    <w:bookmarkEnd w:id="84"/>
-    <w:bookmarkStart w:id="85" w:name="legal-status"/>
+    <w:bookmarkEnd w:id="85"/>
+    <w:bookmarkStart w:id="86" w:name="legal-status"/>
     <w:p>
       <w:pPr>
         <w:pStyle w:val="Heading2"/>
@@ -17971,140 +18545,14 @@
         <w:t xml:space="preserve">A status can change in play: a Non-registered vigilante caught by ExLAW may be offered Reserve status, or a cell. Losing Reserve status means losing the Director’s protection of your identity.</w:t>
       </w:r>
     </w:p>
-    <w:bookmarkEnd w:id="85"/>
-    <w:bookmarkStart w:id="86" w:name="the-rasters"/>
+    <w:bookmarkEnd w:id="86"/>
+    <w:bookmarkStart w:id="87" w:name="the-rasters"/>
     <w:p>
       <w:pPr>
         <w:pStyle w:val="Heading2"/>
       </w:pPr>
       <w:r>
         <w:t xml:space="preserve">The Rasters</w:t>
-      </w:r>
-    </w:p>
-    <w:p>
-      <w:pPr>
-        <w:numPr>
-          <w:ilvl w:val="0"/>
-          <w:numId w:val="1018"/>
-        </w:numPr>
-        <w:pStyle w:val="Compact"/>
-      </w:pPr>
-      <w:r>
-        <w:rPr>
-          <w:bCs/>
-          <w:b/>
-        </w:rPr>
-        <w:t xml:space="preserve">Raster Seven</w:t>
-      </w:r>
-      <w:r>
-        <w:t xml:space="preserve">,</w:t>
-      </w:r>
-      <w:r>
-        <w:t xml:space="preserve"> </w:t>
-      </w:r>
-      <w:r>
-        <w:t xml:space="preserve">“</w:t>
-      </w:r>
-      <w:r>
-        <w:t xml:space="preserve">Tartarus</w:t>
-      </w:r>
-      <w:r>
-        <w:t xml:space="preserve">”</w:t>
-      </w:r>
-      <w:r>
-        <w:t xml:space="preserve">: ExLAW’s underground prison for Operants, built in the 1980s and breached once, in 1996.</w:t>
-      </w:r>
-    </w:p>
-    <w:p>
-      <w:pPr>
-        <w:numPr>
-          <w:ilvl w:val="0"/>
-          <w:numId w:val="1018"/>
-        </w:numPr>
-        <w:pStyle w:val="Compact"/>
-      </w:pPr>
-      <w:r>
-        <w:rPr>
-          <w:bCs/>
-          <w:b/>
-        </w:rPr>
-        <w:t xml:space="preserve">Raster Eight</w:t>
-      </w:r>
-      <w:r>
-        <w:t xml:space="preserve">: the UN’s prison in low Earth orbit, where Interpol sends the Operants it catches.</w:t>
-      </w:r>
-    </w:p>
-    <w:p>
-      <w:pPr>
-        <w:numPr>
-          <w:ilvl w:val="0"/>
-          <w:numId w:val="1018"/>
-        </w:numPr>
-        <w:pStyle w:val="Compact"/>
-      </w:pPr>
-      <w:r>
-        <w:rPr>
-          <w:bCs/>
-          <w:b/>
-        </w:rPr>
-        <w:t xml:space="preserve">Raster Zero</w:t>
-      </w:r>
-      <w:r>
-        <w:t xml:space="preserve">: doesn’t exist.</w:t>
-      </w:r>
-      <w:r>
-        <w:t xml:space="preserve"> </w:t>
-      </w:r>
-      <w:r>
-        <w:rPr>
-          <w:iCs/>
-          <w:i/>
-        </w:rPr>
-        <w:t xml:space="preserve">(GM: Director Humbacht’s DARPA cabal runs it in a pocket dimension, as a prison and a lab: a rival to the Foundation. ExLAW doesn’t know.)</w:t>
-      </w:r>
-    </w:p>
-    <w:bookmarkEnd w:id="86"/>
-    <w:bookmarkEnd w:id="87"/>
-    <w:bookmarkStart w:id="102" w:name="powers"/>
-    <w:p>
-      <w:pPr>
-        <w:pStyle w:val="Heading1"/>
-      </w:pPr>
-      <w:r>
-        <w:t xml:space="preserve">Powers</w:t>
-      </w:r>
-    </w:p>
-    <w:p>
-      <w:pPr>
-        <w:pStyle w:val="FirstParagraph"/>
-      </w:pPr>
-      <w:r>
-        <w:t xml:space="preserve">Every Operant has powers, and every power has a</w:t>
-      </w:r>
-      <w:r>
-        <w:t xml:space="preserve"> </w:t>
-      </w:r>
-      <w:r>
-        <w:rPr>
-          <w:bCs/>
-          <w:b/>
-        </w:rPr>
-        <w:t xml:space="preserve">Class</w:t>
-      </w:r>
-      <w:r>
-        <w:t xml:space="preserve"> </w:t>
-      </w:r>
-      <w:r>
-        <w:t xml:space="preserve">from I to VI. Player characters start at Class I to III; Classes IV to VI belong to the GM’s characters, and follow the same pattern a step further each time.</w:t>
-      </w:r>
-    </w:p>
-    <w:bookmarkStart w:id="88" w:name="using-powers"/>
-    <w:p>
-      <w:pPr>
-        <w:pStyle w:val="Heading2"/>
-      </w:pPr>
-      <w:r>
-        <w:t xml:space="preserve">Using powers</w:t>
       </w:r>
     </w:p>
     <w:p>
@@ -18120,77 +18568,25 @@
           <w:bCs/>
           <w:b/>
         </w:rPr>
-        <w:t xml:space="preserve">Rolling.</w:t>
-      </w:r>
-      <w:r>
-        <w:t xml:space="preserve"> </w:t>
-      </w:r>
-      <w:r>
-        <w:t xml:space="preserve">Roll</w:t>
-      </w:r>
-      <w:r>
-        <w:t xml:space="preserve"> </w:t>
-      </w:r>
-      <w:r>
-        <w:rPr>
-          <w:bCs/>
-          <w:b/>
-        </w:rPr>
-        <w:t xml:space="preserve">Powers</w:t>
-      </w:r>
-      <w:r>
-        <w:t xml:space="preserve"> </w:t>
-      </w:r>
-      <w:r>
-        <w:t xml:space="preserve">to aim a power at someone, or to use it with skill: precisely, at a distance, around bystanders. Passive powers (Toughness, Regeneration, Speed and the like) just work. Targets resist with</w:t>
-      </w:r>
-      <w:r>
-        <w:t xml:space="preserve"> </w:t>
-      </w:r>
-      <w:r>
-        <w:rPr>
-          <w:bCs/>
-          <w:b/>
-        </w:rPr>
-        <w:t xml:space="preserve">Dodge</w:t>
-      </w:r>
-      <w:r>
-        <w:t xml:space="preserve"> </w:t>
-      </w:r>
-      <w:r>
-        <w:t xml:space="preserve">(things you can dodge),</w:t>
-      </w:r>
-      <w:r>
-        <w:t xml:space="preserve"> </w:t>
-      </w:r>
-      <w:r>
-        <w:rPr>
-          <w:bCs/>
-          <w:b/>
-        </w:rPr>
-        <w:t xml:space="preserve">Body</w:t>
-      </w:r>
-      <w:r>
-        <w:t xml:space="preserve"> </w:t>
-      </w:r>
-      <w:r>
-        <w:t xml:space="preserve">(things that work on the body) or</w:t>
-      </w:r>
-      <w:r>
-        <w:t xml:space="preserve"> </w:t>
-      </w:r>
-      <w:r>
-        <w:rPr>
-          <w:bCs/>
-          <w:b/>
-        </w:rPr>
-        <w:t xml:space="preserve">Will</w:t>
-      </w:r>
-      <w:r>
-        <w:t xml:space="preserve"> </w:t>
-      </w:r>
-      <w:r>
-        <w:t xml:space="preserve">(things that work on the mind).</w:t>
+        <w:t xml:space="preserve">Raster Seven</w:t>
+      </w:r>
+      <w:r>
+        <w:t xml:space="preserve">,</w:t>
+      </w:r>
+      <w:r>
+        <w:t xml:space="preserve"> </w:t>
+      </w:r>
+      <w:r>
+        <w:t xml:space="preserve">“</w:t>
+      </w:r>
+      <w:r>
+        <w:t xml:space="preserve">Tartarus</w:t>
+      </w:r>
+      <w:r>
+        <w:t xml:space="preserve">”</w:t>
+      </w:r>
+      <w:r>
+        <w:t xml:space="preserve">: ExLAW’s underground prison for Operants, built in the 1980s and breached once, in 1996.</w:t>
       </w:r>
     </w:p>
     <w:p>
@@ -18206,26 +18602,10 @@
           <w:bCs/>
           <w:b/>
         </w:rPr>
-        <w:t xml:space="preserve">Damage.</w:t>
-      </w:r>
-      <w:r>
-        <w:t xml:space="preserve"> </w:t>
-      </w:r>
-      <w:r>
-        <w:t xml:space="preserve">A power marks boxes by its Class: Class I marks 1 box, Class II marks 2, Class III marks 2 and knocks the target down, Class IV and above mark 3. Ordinary weapons mark the boxes in their table (see</w:t>
-      </w:r>
-      <w:r>
-        <w:t xml:space="preserve"> </w:t>
-      </w:r>
-      <w:r>
-        <w:rPr>
-          <w:iCs/>
-          <w:i/>
-        </w:rPr>
-        <w:t xml:space="preserve">Personal combat</w:t>
-      </w:r>
-      <w:r>
-        <w:t xml:space="preserve">).</w:t>
+        <w:t xml:space="preserve">Raster Eight</w:t>
+      </w:r>
+      <w:r>
+        <w:t xml:space="preserve">: the UN’s prison in low Earth orbit, where Interpol sends the Operants it catches.</w:t>
       </w:r>
     </w:p>
     <w:p>
@@ -18241,20 +18621,71 @@
           <w:bCs/>
           <w:b/>
         </w:rPr>
-        <w:t xml:space="preserve">Defense.</w:t>
-      </w:r>
-      <w:r>
-        <w:t xml:space="preserve"> </w:t>
-      </w:r>
-      <w:r>
-        <w:t xml:space="preserve">Armor, not a defense roll: an attack above your Defense hits in full; an equal one marks a box fewer; a lower one does nothing. It applies after your Dodge, Parry or Block.</w:t>
+        <w:t xml:space="preserve">Raster Zero</w:t>
+      </w:r>
+      <w:r>
+        <w:t xml:space="preserve">: doesn’t exist.</w:t>
+      </w:r>
+      <w:r>
+        <w:t xml:space="preserve"> </w:t>
+      </w:r>
+      <w:r>
+        <w:rPr>
+          <w:iCs/>
+          <w:i/>
+        </w:rPr>
+        <w:t xml:space="preserve">(GM: Director Humbacht’s DARPA cabal runs it in a pocket dimension, as a prison and a lab: a rival to the Foundation. ExLAW doesn’t know.)</w:t>
+      </w:r>
+    </w:p>
+    <w:bookmarkEnd w:id="87"/>
+    <w:bookmarkEnd w:id="88"/>
+    <w:bookmarkStart w:id="103" w:name="powers"/>
+    <w:p>
+      <w:pPr>
+        <w:pStyle w:val="Heading1"/>
+      </w:pPr>
+      <w:r>
+        <w:t xml:space="preserve">Powers</w:t>
+      </w:r>
+    </w:p>
+    <w:p>
+      <w:pPr>
+        <w:pStyle w:val="FirstParagraph"/>
+      </w:pPr>
+      <w:r>
+        <w:t xml:space="preserve">Every Operant has powers, and every power has a</w:t>
+      </w:r>
+      <w:r>
+        <w:t xml:space="preserve"> </w:t>
+      </w:r>
+      <w:r>
+        <w:rPr>
+          <w:bCs/>
+          <w:b/>
+        </w:rPr>
+        <w:t xml:space="preserve">Class</w:t>
+      </w:r>
+      <w:r>
+        <w:t xml:space="preserve"> </w:t>
+      </w:r>
+      <w:r>
+        <w:t xml:space="preserve">from I to VI. Player characters start at Class I to III; Classes IV to VI belong to the GM’s characters, and follow the same pattern a step further each time.</w:t>
+      </w:r>
+    </w:p>
+    <w:bookmarkStart w:id="89" w:name="using-powers"/>
+    <w:p>
+      <w:pPr>
+        <w:pStyle w:val="Heading2"/>
+      </w:pPr>
+      <w:r>
+        <w:t xml:space="preserve">Using powers</w:t>
       </w:r>
     </w:p>
     <w:p>
       <w:pPr>
         <w:numPr>
           <w:ilvl w:val="0"/>
-          <w:numId w:val="1019"/>
+          <w:numId w:val="1020"/>
         </w:numPr>
         <w:pStyle w:val="Compact"/>
       </w:pPr>
@@ -18263,13 +18694,99 @@
           <w:bCs/>
           <w:b/>
         </w:rPr>
-        <w:t xml:space="preserve">Range.</w:t>
-      </w:r>
-      <w:r>
-        <w:t xml:space="preserve"> </w:t>
-      </w:r>
-      <w:r>
-        <w:t xml:space="preserve">Unless a power says otherwise, a ranged power’s effective band (see</w:t>
+        <w:t xml:space="preserve">Rolling.</w:t>
+      </w:r>
+      <w:r>
+        <w:t xml:space="preserve"> </w:t>
+      </w:r>
+      <w:r>
+        <w:t xml:space="preserve">Roll</w:t>
+      </w:r>
+      <w:r>
+        <w:t xml:space="preserve"> </w:t>
+      </w:r>
+      <w:r>
+        <w:rPr>
+          <w:bCs/>
+          <w:b/>
+        </w:rPr>
+        <w:t xml:space="preserve">Powers</w:t>
+      </w:r>
+      <w:r>
+        <w:t xml:space="preserve"> </w:t>
+      </w:r>
+      <w:r>
+        <w:t xml:space="preserve">to aim a power at someone, or to use it with skill: precisely, at a distance, around bystanders. Passive powers (Toughness, Regeneration, Speed and the like) just work. Targets resist with</w:t>
+      </w:r>
+      <w:r>
+        <w:t xml:space="preserve"> </w:t>
+      </w:r>
+      <w:r>
+        <w:rPr>
+          <w:bCs/>
+          <w:b/>
+        </w:rPr>
+        <w:t xml:space="preserve">Dodge</w:t>
+      </w:r>
+      <w:r>
+        <w:t xml:space="preserve"> </w:t>
+      </w:r>
+      <w:r>
+        <w:t xml:space="preserve">(things you can dodge),</w:t>
+      </w:r>
+      <w:r>
+        <w:t xml:space="preserve"> </w:t>
+      </w:r>
+      <w:r>
+        <w:rPr>
+          <w:bCs/>
+          <w:b/>
+        </w:rPr>
+        <w:t xml:space="preserve">Body</w:t>
+      </w:r>
+      <w:r>
+        <w:t xml:space="preserve"> </w:t>
+      </w:r>
+      <w:r>
+        <w:t xml:space="preserve">(things that work on the body) or</w:t>
+      </w:r>
+      <w:r>
+        <w:t xml:space="preserve"> </w:t>
+      </w:r>
+      <w:r>
+        <w:rPr>
+          <w:bCs/>
+          <w:b/>
+        </w:rPr>
+        <w:t xml:space="preserve">Will</w:t>
+      </w:r>
+      <w:r>
+        <w:t xml:space="preserve"> </w:t>
+      </w:r>
+      <w:r>
+        <w:t xml:space="preserve">(things that work on the mind).</w:t>
+      </w:r>
+    </w:p>
+    <w:p>
+      <w:pPr>
+        <w:numPr>
+          <w:ilvl w:val="0"/>
+          <w:numId w:val="1020"/>
+        </w:numPr>
+        <w:pStyle w:val="Compact"/>
+      </w:pPr>
+      <w:r>
+        <w:rPr>
+          <w:bCs/>
+          <w:b/>
+        </w:rPr>
+        <w:t xml:space="preserve">Damage.</w:t>
+      </w:r>
+      <w:r>
+        <w:t xml:space="preserve"> </w:t>
+      </w:r>
+      <w:r>
+        <w:t xml:space="preserve">A power marks boxes by its Class: Class I marks 1 box, Class II marks 2, Class III marks 2 and knocks the target down, Class IV and above mark 3. Ordinary weapons mark the boxes in their table (see</w:t>
       </w:r>
       <w:r>
         <w:t xml:space="preserve"> </w:t>
@@ -18279,33 +18796,90 @@
           <w:iCs/>
           <w:i/>
         </w:rPr>
-        <w:t xml:space="preserve">Range</w:t>
-      </w:r>
-      <w:r>
-        <w:t xml:space="preserve"> </w:t>
-      </w:r>
-      <w:r>
-        <w:t xml:space="preserve">in Personal combat) is</w:t>
-      </w:r>
-      <w:r>
-        <w:t xml:space="preserve"> </w:t>
-      </w:r>
-      <w:r>
-        <w:rPr>
-          <w:bCs/>
-          <w:b/>
-        </w:rPr>
-        <w:t xml:space="preserve">Short at Class I, Long at Class II, Extreme at Class III</w:t>
-      </w:r>
-      <w:r>
-        <w:t xml:space="preserve">, and miles at Class IV and above, out to the horizon. Mind powers keep the reach their descriptions give: touch, a room, sight or a city.</w:t>
+        <w:t xml:space="preserve">Personal combat</w:t>
+      </w:r>
+      <w:r>
+        <w:t xml:space="preserve">).</w:t>
       </w:r>
     </w:p>
     <w:p>
       <w:pPr>
         <w:numPr>
           <w:ilvl w:val="0"/>
-          <w:numId w:val="1019"/>
+          <w:numId w:val="1020"/>
+        </w:numPr>
+        <w:pStyle w:val="Compact"/>
+      </w:pPr>
+      <w:r>
+        <w:rPr>
+          <w:bCs/>
+          <w:b/>
+        </w:rPr>
+        <w:t xml:space="preserve">Defense.</w:t>
+      </w:r>
+      <w:r>
+        <w:t xml:space="preserve"> </w:t>
+      </w:r>
+      <w:r>
+        <w:t xml:space="preserve">Armor, not a defense roll: an attack above your Defense hits in full; an equal one marks a box fewer; a lower one does nothing. It applies after your Dodge, Parry or Block.</w:t>
+      </w:r>
+    </w:p>
+    <w:p>
+      <w:pPr>
+        <w:numPr>
+          <w:ilvl w:val="0"/>
+          <w:numId w:val="1020"/>
+        </w:numPr>
+        <w:pStyle w:val="Compact"/>
+      </w:pPr>
+      <w:r>
+        <w:rPr>
+          <w:bCs/>
+          <w:b/>
+        </w:rPr>
+        <w:t xml:space="preserve">Range.</w:t>
+      </w:r>
+      <w:r>
+        <w:t xml:space="preserve"> </w:t>
+      </w:r>
+      <w:r>
+        <w:t xml:space="preserve">Unless a power says otherwise, a ranged power’s effective band (see</w:t>
+      </w:r>
+      <w:r>
+        <w:t xml:space="preserve"> </w:t>
+      </w:r>
+      <w:r>
+        <w:rPr>
+          <w:iCs/>
+          <w:i/>
+        </w:rPr>
+        <w:t xml:space="preserve">Range</w:t>
+      </w:r>
+      <w:r>
+        <w:t xml:space="preserve"> </w:t>
+      </w:r>
+      <w:r>
+        <w:t xml:space="preserve">in Personal combat) is</w:t>
+      </w:r>
+      <w:r>
+        <w:t xml:space="preserve"> </w:t>
+      </w:r>
+      <w:r>
+        <w:rPr>
+          <w:bCs/>
+          <w:b/>
+        </w:rPr>
+        <w:t xml:space="preserve">Short at Class I, Long at Class II, Extreme at Class III</w:t>
+      </w:r>
+      <w:r>
+        <w:t xml:space="preserve">, and miles at Class IV and above, out to the horizon. Mind powers keep the reach their descriptions give: touch, a room, sight or a city.</w:t>
+      </w:r>
+    </w:p>
+    <w:p>
+      <w:pPr>
+        <w:numPr>
+          <w:ilvl w:val="0"/>
+          <w:numId w:val="1020"/>
         </w:numPr>
         <w:pStyle w:val="Compact"/>
       </w:pPr>
@@ -18588,8 +19162,8 @@
         <w:t xml:space="preserve">A night’s sleep clears one box; a full day’s rest clears them all.</w:t>
       </w:r>
     </w:p>
-    <w:bookmarkEnd w:id="88"/>
-    <w:bookmarkStart w:id="89" w:name="powers-at-creation"/>
+    <w:bookmarkEnd w:id="89"/>
+    <w:bookmarkStart w:id="90" w:name="powers-at-creation"/>
     <w:p>
       <w:pPr>
         <w:pStyle w:val="Heading2"/>
@@ -19095,8 +19669,8 @@
         <w:t xml:space="preserve">So an Ambrosia or Mythic character can start with a Class IV power by spending their one Edge, if the GM agrees; a tier 2 Operant can trade their Edges for a stronger power or a fourth one.</w:t>
       </w:r>
     </w:p>
-    <w:bookmarkEnd w:id="89"/>
-    <w:bookmarkStart w:id="90" w:name="growing-your-powers"/>
+    <w:bookmarkEnd w:id="90"/>
+    <w:bookmarkStart w:id="91" w:name="growing-your-powers"/>
     <w:p>
       <w:pPr>
         <w:pStyle w:val="Heading2"/>
@@ -19445,8 +20019,8 @@
         <w:t xml:space="preserve">.</w:t>
       </w:r>
     </w:p>
-    <w:bookmarkEnd w:id="90"/>
-    <w:bookmarkStart w:id="91" w:name="the-powers"/>
+    <w:bookmarkEnd w:id="91"/>
+    <w:bookmarkStart w:id="92" w:name="the-powers"/>
     <w:p>
       <w:pPr>
         <w:pStyle w:val="Heading2"/>
@@ -19455,8 +20029,8 @@
         <w:t xml:space="preserve">The powers</w:t>
       </w:r>
     </w:p>
-    <w:bookmarkEnd w:id="91"/>
-    <w:bookmarkStart w:id="92" w:name="energy-and-attack"/>
+    <w:bookmarkEnd w:id="92"/>
+    <w:bookmarkStart w:id="93" w:name="energy-and-attack"/>
     <w:p>
       <w:pPr>
         <w:pStyle w:val="Heading2"/>
@@ -20146,8 +20720,8 @@
         </w:tc>
       </w:tr>
     </w:tbl>
-    <w:bookmarkEnd w:id="92"/>
-    <w:bookmarkStart w:id="93" w:name="body-and-movement"/>
+    <w:bookmarkEnd w:id="93"/>
+    <w:bookmarkStart w:id="94" w:name="body-and-movement"/>
     <w:p>
       <w:pPr>
         <w:pStyle w:val="Heading2"/>
@@ -21325,8 +21899,8 @@
         </w:tc>
       </w:tr>
     </w:tbl>
-    <w:bookmarkEnd w:id="93"/>
-    <w:bookmarkStart w:id="94" w:name="mind-and-senses"/>
+    <w:bookmarkEnd w:id="94"/>
+    <w:bookmarkStart w:id="95" w:name="mind-and-senses"/>
     <w:p>
       <w:pPr>
         <w:pStyle w:val="Heading2"/>
@@ -22234,8 +22808,8 @@
         </w:tc>
       </w:tr>
     </w:tbl>
-    <w:bookmarkEnd w:id="94"/>
-    <w:bookmarkStart w:id="95" w:name="control-and-the-strange"/>
+    <w:bookmarkEnd w:id="95"/>
+    <w:bookmarkStart w:id="96" w:name="control-and-the-strange"/>
     <w:p>
       <w:pPr>
         <w:pStyle w:val="Heading2"/>
@@ -23365,8 +23939,8 @@
         </w:tc>
       </w:tr>
     </w:tbl>
-    <w:bookmarkEnd w:id="95"/>
-    <w:bookmarkStart w:id="96" w:name="escalated-classes"/>
+    <w:bookmarkEnd w:id="96"/>
+    <w:bookmarkStart w:id="97" w:name="escalated-classes"/>
     <w:p>
       <w:pPr>
         <w:pStyle w:val="Heading2"/>
@@ -26746,8 +27320,8 @@
         </w:tc>
       </w:tr>
     </w:tbl>
-    <w:bookmarkEnd w:id="96"/>
-    <w:bookmarkStart w:id="97" w:name="leaping-and-teleporting"/>
+    <w:bookmarkEnd w:id="97"/>
+    <w:bookmarkStart w:id="98" w:name="leaping-and-teleporting"/>
     <w:p>
       <w:pPr>
         <w:pStyle w:val="Heading2"/>
@@ -26760,7 +27334,7 @@
       <w:pPr>
         <w:numPr>
           <w:ilvl w:val="0"/>
-          <w:numId w:val="1020"/>
+          <w:numId w:val="1021"/>
         </w:numPr>
         <w:pStyle w:val="Compact"/>
       </w:pPr>
@@ -26782,7 +27356,7 @@
       <w:pPr>
         <w:numPr>
           <w:ilvl w:val="0"/>
-          <w:numId w:val="1020"/>
+          <w:numId w:val="1021"/>
         </w:numPr>
         <w:pStyle w:val="Compact"/>
       </w:pPr>
@@ -26800,8 +27374,8 @@
         <w:t xml:space="preserve">one action. You can’t arrive inside solid matter. A place you’ve never been is −2 to the Powers roll. On a natural 18 you arrive off target, as the GM decides: the wrong room, the wrong street, or somewhere much worse.</w:t>
       </w:r>
     </w:p>
-    <w:bookmarkEnd w:id="97"/>
-    <w:bookmarkStart w:id="98" w:name="cantrips-1"/>
+    <w:bookmarkEnd w:id="98"/>
+    <w:bookmarkStart w:id="99" w:name="cantrips-1"/>
     <w:p>
       <w:pPr>
         <w:pStyle w:val="Heading2"/>
@@ -27232,7 +27806,7 @@
       <w:pPr>
         <w:numPr>
           <w:ilvl w:val="0"/>
-          <w:numId w:val="1021"/>
+          <w:numId w:val="1022"/>
         </w:numPr>
         <w:pStyle w:val="Compact"/>
       </w:pPr>
@@ -27254,7 +27828,7 @@
       <w:pPr>
         <w:numPr>
           <w:ilvl w:val="0"/>
-          <w:numId w:val="1021"/>
+          <w:numId w:val="1022"/>
         </w:numPr>
         <w:pStyle w:val="Compact"/>
       </w:pPr>
@@ -27289,7 +27863,7 @@
       <w:pPr>
         <w:numPr>
           <w:ilvl w:val="0"/>
-          <w:numId w:val="1021"/>
+          <w:numId w:val="1022"/>
         </w:numPr>
         <w:pStyle w:val="Compact"/>
       </w:pPr>
@@ -27311,7 +27885,7 @@
       <w:pPr>
         <w:numPr>
           <w:ilvl w:val="0"/>
-          <w:numId w:val="1021"/>
+          <w:numId w:val="1022"/>
         </w:numPr>
         <w:pStyle w:val="Compact"/>
       </w:pPr>
@@ -27333,7 +27907,7 @@
       <w:pPr>
         <w:numPr>
           <w:ilvl w:val="0"/>
-          <w:numId w:val="1021"/>
+          <w:numId w:val="1022"/>
         </w:numPr>
         <w:pStyle w:val="Compact"/>
       </w:pPr>
@@ -27355,7 +27929,7 @@
       <w:pPr>
         <w:numPr>
           <w:ilvl w:val="0"/>
-          <w:numId w:val="1021"/>
+          <w:numId w:val="1022"/>
         </w:numPr>
         <w:pStyle w:val="Compact"/>
       </w:pPr>
@@ -27925,8 +28499,8 @@
         <w:t xml:space="preserve">.</w:t>
       </w:r>
     </w:p>
-    <w:bookmarkEnd w:id="98"/>
-    <w:bookmarkStart w:id="99" w:name="rituals-1"/>
+    <w:bookmarkEnd w:id="99"/>
+    <w:bookmarkStart w:id="100" w:name="rituals-1"/>
     <w:p>
       <w:pPr>
         <w:pStyle w:val="Heading2"/>
@@ -27960,7 +28534,7 @@
       <w:pPr>
         <w:numPr>
           <w:ilvl w:val="0"/>
-          <w:numId w:val="1022"/>
+          <w:numId w:val="1023"/>
         </w:numPr>
         <w:pStyle w:val="Compact"/>
       </w:pPr>
@@ -28043,7 +28617,7 @@
       <w:pPr>
         <w:numPr>
           <w:ilvl w:val="0"/>
-          <w:numId w:val="1022"/>
+          <w:numId w:val="1023"/>
         </w:numPr>
         <w:pStyle w:val="Compact"/>
       </w:pPr>
@@ -28065,7 +28639,7 @@
       <w:pPr>
         <w:numPr>
           <w:ilvl w:val="0"/>
-          <w:numId w:val="1022"/>
+          <w:numId w:val="1023"/>
         </w:numPr>
         <w:pStyle w:val="Compact"/>
       </w:pPr>
@@ -28087,7 +28661,7 @@
       <w:pPr>
         <w:numPr>
           <w:ilvl w:val="0"/>
-          <w:numId w:val="1022"/>
+          <w:numId w:val="1023"/>
         </w:numPr>
         <w:pStyle w:val="Compact"/>
       </w:pPr>
@@ -28874,8 +29448,8 @@
         <w:t xml:space="preserve">Without fuel, a ritual fails before it begins. Fuel taken from an unwilling person works, and is exactly how the Foundation and Raster Zero do it; for player characters it’s a crime under the EPA, and a black mark on any Adept.</w:t>
       </w:r>
     </w:p>
-    <w:bookmarkEnd w:id="99"/>
-    <w:bookmarkStart w:id="100" w:name="aegis-suits"/>
+    <w:bookmarkEnd w:id="100"/>
+    <w:bookmarkStart w:id="101" w:name="aegis-suits"/>
     <w:p>
       <w:pPr>
         <w:pStyle w:val="Heading2"/>
@@ -28953,8 +29527,8 @@
         <w:t xml:space="preserve">fired with Firearms. Suiting up takes a minute. A shot at the power pack (−2 to aim) that gets through shuts the suit down until it’s repaired with Engineering. The suits belong to ExLAW, or to whoever stole one.</w:t>
       </w:r>
     </w:p>
-    <w:bookmarkEnd w:id="100"/>
-    <w:bookmarkStart w:id="101" w:name="the-labs-want-you"/>
+    <w:bookmarkEnd w:id="101"/>
+    <w:bookmarkStart w:id="102" w:name="the-labs-want-you"/>
     <w:p>
       <w:pPr>
         <w:pStyle w:val="Heading2"/>
@@ -28971,9 +29545,9 @@
         <w:t xml:space="preserve">A character with a Class III power, or any (GM) power, draws interest from the Foundation and Raster Zero. That interest is a story hook, not a rule.</w:t>
       </w:r>
     </w:p>
-    <w:bookmarkEnd w:id="101"/>
     <w:bookmarkEnd w:id="102"/>
-    <w:bookmarkStart w:id="103" w:name="factions"/>
+    <w:bookmarkEnd w:id="103"/>
+    <w:bookmarkStart w:id="104" w:name="factions"/>
     <w:p>
       <w:pPr>
         <w:pStyle w:val="Heading1"/>
@@ -28992,128 +29566,6 @@
           <w:b/>
         </w:rPr>
         <w:t xml:space="preserve">Law and government</w:t>
-      </w:r>
-    </w:p>
-    <w:p>
-      <w:pPr>
-        <w:numPr>
-          <w:ilvl w:val="0"/>
-          <w:numId w:val="1023"/>
-        </w:numPr>
-        <w:pStyle w:val="Compact"/>
-      </w:pPr>
-      <w:r>
-        <w:rPr>
-          <w:bCs/>
-          <w:b/>
-        </w:rPr>
-        <w:t xml:space="preserve">ExLAW.</w:t>
-      </w:r>
-      <w:r>
-        <w:t xml:space="preserve"> </w:t>
-      </w:r>
-      <w:r>
-        <w:t xml:space="preserve">The federal Operant agency, under Director Steven Humbacht: six regional commands, Operant agents, Reserve Agents and Aegis wings, and a public-relations office as busy as any of them.</w:t>
-      </w:r>
-    </w:p>
-    <w:p>
-      <w:pPr>
-        <w:numPr>
-          <w:ilvl w:val="0"/>
-          <w:numId w:val="1023"/>
-        </w:numPr>
-        <w:pStyle w:val="Compact"/>
-      </w:pPr>
-      <w:r>
-        <w:rPr>
-          <w:bCs/>
-          <w:b/>
-        </w:rPr>
-        <w:t xml:space="preserve">The EPAOC.</w:t>
-      </w:r>
-      <w:r>
-        <w:t xml:space="preserve"> </w:t>
-      </w:r>
-      <w:r>
-        <w:t xml:space="preserve">The congressional watchdog, always looking for a scandal; a hearing can end a career.</w:t>
-      </w:r>
-    </w:p>
-    <w:p>
-      <w:pPr>
-        <w:numPr>
-          <w:ilvl w:val="0"/>
-          <w:numId w:val="1023"/>
-        </w:numPr>
-        <w:pStyle w:val="Compact"/>
-      </w:pPr>
-      <w:r>
-        <w:rPr>
-          <w:bCs/>
-          <w:b/>
-        </w:rPr>
-        <w:t xml:space="preserve">DIRE.</w:t>
-      </w:r>
-      <w:r>
-        <w:t xml:space="preserve"> </w:t>
-      </w:r>
-      <w:r>
-        <w:t xml:space="preserve">The Army’s Defense Intelligence and Research Enterprise, founded after 2012. It made Helios with a modified Ambrosia, and wants more like him.</w:t>
-      </w:r>
-    </w:p>
-    <w:p>
-      <w:pPr>
-        <w:numPr>
-          <w:ilvl w:val="0"/>
-          <w:numId w:val="1023"/>
-        </w:numPr>
-        <w:pStyle w:val="Compact"/>
-      </w:pPr>
-      <w:r>
-        <w:rPr>
-          <w:bCs/>
-          <w:b/>
-        </w:rPr>
-        <w:t xml:space="preserve">Interpol.</w:t>
-      </w:r>
-      <w:r>
-        <w:t xml:space="preserve"> </w:t>
-      </w:r>
-      <w:r>
-        <w:t xml:space="preserve">The international police organization, whose Operant division hunts fugitives across borders and fills Raster Eight.</w:t>
-      </w:r>
-    </w:p>
-    <w:p>
-      <w:pPr>
-        <w:numPr>
-          <w:ilvl w:val="0"/>
-          <w:numId w:val="1023"/>
-        </w:numPr>
-        <w:pStyle w:val="Compact"/>
-      </w:pPr>
-      <w:r>
-        <w:rPr>
-          <w:bCs/>
-          <w:b/>
-        </w:rPr>
-        <w:t xml:space="preserve">Affaires spéciales.</w:t>
-      </w:r>
-      <w:r>
-        <w:t xml:space="preserve"> </w:t>
-      </w:r>
-      <w:r>
-        <w:t xml:space="preserve">France’s special affairs branch, home to Chat Roux.</w:t>
-      </w:r>
-    </w:p>
-    <w:p>
-      <w:pPr>
-        <w:pStyle w:val="FirstParagraph"/>
-      </w:pPr>
-      <w:r>
-        <w:rPr>
-          <w:bCs/>
-          <w:b/>
-        </w:rPr>
-        <w:t xml:space="preserve">Heroes and orders</w:t>
       </w:r>
     </w:p>
     <w:p>
@@ -29129,13 +29581,13 @@
           <w:bCs/>
           <w:b/>
         </w:rPr>
-        <w:t xml:space="preserve">The New Power Legion.</w:t>
-      </w:r>
-      <w:r>
-        <w:t xml:space="preserve"> </w:t>
-      </w:r>
-      <w:r>
-        <w:t xml:space="preserve">Sponsored, televised heroes; Mr. Marvel’s old team reborn, with Sanders Communication’s money and cameras behind it.</w:t>
+        <w:t xml:space="preserve">ExLAW.</w:t>
+      </w:r>
+      <w:r>
+        <w:t xml:space="preserve"> </w:t>
+      </w:r>
+      <w:r>
+        <w:t xml:space="preserve">The federal Operant agency, under Director Steven Humbacht: six regional commands, Operant agents, Reserve Agents and Aegis wings, and a public-relations office as busy as any of them.</w:t>
       </w:r>
     </w:p>
     <w:p>
@@ -29151,41 +29603,13 @@
           <w:bCs/>
           <w:b/>
         </w:rPr>
-        <w:t xml:space="preserve">The Shadow Knights.</w:t>
-      </w:r>
-      <w:r>
-        <w:t xml:space="preserve"> </w:t>
-      </w:r>
-      <w:r>
-        <w:t xml:space="preserve">The</w:t>
-      </w:r>
-      <w:r>
-        <w:t xml:space="preserve"> </w:t>
-      </w:r>
-      <w:r>
-        <w:rPr>
-          <w:iCs/>
-          <w:i/>
-        </w:rPr>
-        <w:t xml:space="preserve">Ordo Viarum Lucidarum</w:t>
-      </w:r>
-      <w:r>
-        <w:t xml:space="preserve">,</w:t>
-      </w:r>
-      <w:r>
-        <w:t xml:space="preserve"> </w:t>
-      </w:r>
-      <w:r>
-        <w:t xml:space="preserve">“</w:t>
-      </w:r>
-      <w:r>
-        <w:t xml:space="preserve">to bring the light of Christ into the shadows</w:t>
-      </w:r>
-      <w:r>
-        <w:t xml:space="preserve">”</w:t>
-      </w:r>
-      <w:r>
-        <w:t xml:space="preserve">, founded (its members say) by a 12th-century knight who defied a corrupt king. A few Knights on each continent, each supported by a cell of five to twenty doctors, magicians, technicians and administrators. Grant Douglas is the Shadow Knight of North America.</w:t>
+        <w:t xml:space="preserve">The EPAOC.</w:t>
+      </w:r>
+      <w:r>
+        <w:t xml:space="preserve"> </w:t>
+      </w:r>
+      <w:r>
+        <w:t xml:space="preserve">The congressional watchdog, always looking for a scandal; a hearing can end a career.</w:t>
       </w:r>
     </w:p>
     <w:p>
@@ -29201,29 +29625,13 @@
           <w:bCs/>
           <w:b/>
         </w:rPr>
-        <w:t xml:space="preserve">The Earth Wardens.</w:t>
-      </w:r>
-      <w:r>
-        <w:t xml:space="preserve"> </w:t>
-      </w:r>
-      <w:r>
-        <w:t xml:space="preserve">A worldwide network of Adepts gathered by a reawakened Merlin after Lord Colslo opened the Celtic Gate in 1952. They guard the re-energized</w:t>
-      </w:r>
-      <w:r>
-        <w:t xml:space="preserve"> </w:t>
-      </w:r>
-      <w:r>
-        <w:rPr>
-          <w:bCs/>
-          <w:b/>
-        </w:rPr>
-        <w:t xml:space="preserve">Earth Gates</w:t>
-      </w:r>
-      <w:r>
-        <w:t xml:space="preserve"> </w:t>
-      </w:r>
-      <w:r>
-        <w:t xml:space="preserve">against demons, faeries and malcontent gods.</w:t>
+        <w:t xml:space="preserve">DIRE.</w:t>
+      </w:r>
+      <w:r>
+        <w:t xml:space="preserve"> </w:t>
+      </w:r>
+      <w:r>
+        <w:t xml:space="preserve">The Army’s Defense Intelligence and Research Enterprise, founded after 2012. It made Helios with a modified Ambrosia, and wants more like him.</w:t>
       </w:r>
     </w:p>
     <w:p>
@@ -29239,13 +29647,35 @@
           <w:bCs/>
           <w:b/>
         </w:rPr>
-        <w:t xml:space="preserve">The Haven.</w:t>
-      </w:r>
-      <w:r>
-        <w:t xml:space="preserve"> </w:t>
-      </w:r>
-      <w:r>
-        <w:t xml:space="preserve">The Green Man’s refuge in the Mad Forest, defended by Celerity.</w:t>
+        <w:t xml:space="preserve">Interpol.</w:t>
+      </w:r>
+      <w:r>
+        <w:t xml:space="preserve"> </w:t>
+      </w:r>
+      <w:r>
+        <w:t xml:space="preserve">The international police organization, whose Operant division hunts fugitives across borders and fills Raster Eight.</w:t>
+      </w:r>
+    </w:p>
+    <w:p>
+      <w:pPr>
+        <w:numPr>
+          <w:ilvl w:val="0"/>
+          <w:numId w:val="1024"/>
+        </w:numPr>
+        <w:pStyle w:val="Compact"/>
+      </w:pPr>
+      <w:r>
+        <w:rPr>
+          <w:bCs/>
+          <w:b/>
+        </w:rPr>
+        <w:t xml:space="preserve">Affaires spéciales.</w:t>
+      </w:r>
+      <w:r>
+        <w:t xml:space="preserve"> </w:t>
+      </w:r>
+      <w:r>
+        <w:t xml:space="preserve">France’s special affairs branch, home to Chat Roux.</w:t>
       </w:r>
     </w:p>
     <w:p>
@@ -29257,7 +29687,7 @@
           <w:bCs/>
           <w:b/>
         </w:rPr>
-        <w:t xml:space="preserve">Criminals and secrets</w:t>
+        <w:t xml:space="preserve">Heroes and orders</w:t>
       </w:r>
     </w:p>
     <w:p>
@@ -29273,26 +29703,13 @@
           <w:bCs/>
           <w:b/>
         </w:rPr>
-        <w:t xml:space="preserve">The Morcain.</w:t>
-      </w:r>
-      <w:r>
-        <w:t xml:space="preserve"> </w:t>
-      </w:r>
-      <w:r>
-        <w:t xml:space="preserve">A global crime syndicate ruled by</w:t>
-      </w:r>
-      <w:r>
-        <w:t xml:space="preserve"> </w:t>
-      </w:r>
-      <w:r>
-        <w:rPr>
-          <w:bCs/>
-          <w:b/>
-        </w:rPr>
-        <w:t xml:space="preserve">the 12</w:t>
-      </w:r>
-      <w:r>
-        <w:t xml:space="preserve">, Hyun Wang among them; employer of Lord Marrow and Steel Hawk, and of anyone else who sells power.</w:t>
+        <w:t xml:space="preserve">The New Power Legion.</w:t>
+      </w:r>
+      <w:r>
+        <w:t xml:space="preserve"> </w:t>
+      </w:r>
+      <w:r>
+        <w:t xml:space="preserve">Sponsored, televised heroes; Mr. Marvel’s old team reborn, with Sanders Communication’s money and cameras behind it.</w:t>
       </w:r>
     </w:p>
     <w:p>
@@ -29308,13 +29725,41 @@
           <w:bCs/>
           <w:b/>
         </w:rPr>
-        <w:t xml:space="preserve">The White Hand.</w:t>
-      </w:r>
-      <w:r>
-        <w:t xml:space="preserve"> </w:t>
-      </w:r>
-      <w:r>
-        <w:t xml:space="preserve">Autuarch’s Operant army in Argentina, responsible for Chicago 2001.</w:t>
+        <w:t xml:space="preserve">The Shadow Knights.</w:t>
+      </w:r>
+      <w:r>
+        <w:t xml:space="preserve"> </w:t>
+      </w:r>
+      <w:r>
+        <w:t xml:space="preserve">The</w:t>
+      </w:r>
+      <w:r>
+        <w:t xml:space="preserve"> </w:t>
+      </w:r>
+      <w:r>
+        <w:rPr>
+          <w:iCs/>
+          <w:i/>
+        </w:rPr>
+        <w:t xml:space="preserve">Ordo Viarum Lucidarum</w:t>
+      </w:r>
+      <w:r>
+        <w:t xml:space="preserve">,</w:t>
+      </w:r>
+      <w:r>
+        <w:t xml:space="preserve"> </w:t>
+      </w:r>
+      <w:r>
+        <w:t xml:space="preserve">“</w:t>
+      </w:r>
+      <w:r>
+        <w:t xml:space="preserve">to bring the light of Christ into the shadows</w:t>
+      </w:r>
+      <w:r>
+        <w:t xml:space="preserve">”</w:t>
+      </w:r>
+      <w:r>
+        <w:t xml:space="preserve">, founded (its members say) by a 12th-century knight who defied a corrupt king. A few Knights on each continent, each supported by a cell of five to twenty doctors, magicians, technicians and administrators. Grant Douglas is the Shadow Knight of North America.</w:t>
       </w:r>
     </w:p>
     <w:p>
@@ -29330,13 +29775,29 @@
           <w:bCs/>
           <w:b/>
         </w:rPr>
-        <w:t xml:space="preserve">The Foundation.</w:t>
-      </w:r>
-      <w:r>
-        <w:t xml:space="preserve"> </w:t>
-      </w:r>
-      <w:r>
-        <w:t xml:space="preserve">The black labs that kidnap people, make Operants and hunt down those who escape. Sergei Grachyov is their troubleshooter. Nobody knows who runs it.</w:t>
+        <w:t xml:space="preserve">The Earth Wardens.</w:t>
+      </w:r>
+      <w:r>
+        <w:t xml:space="preserve"> </w:t>
+      </w:r>
+      <w:r>
+        <w:t xml:space="preserve">A worldwide network of Adepts gathered by a reawakened Merlin after Lord Colslo opened the Celtic Gate in 1952. They guard the re-energized</w:t>
+      </w:r>
+      <w:r>
+        <w:t xml:space="preserve"> </w:t>
+      </w:r>
+      <w:r>
+        <w:rPr>
+          <w:bCs/>
+          <w:b/>
+        </w:rPr>
+        <w:t xml:space="preserve">Earth Gates</w:t>
+      </w:r>
+      <w:r>
+        <w:t xml:space="preserve"> </w:t>
+      </w:r>
+      <w:r>
+        <w:t xml:space="preserve">against demons, faeries and malcontent gods.</w:t>
       </w:r>
     </w:p>
     <w:p>
@@ -29352,20 +29813,32 @@
           <w:bCs/>
           <w:b/>
         </w:rPr>
-        <w:t xml:space="preserve">The Proteus Group.</w:t>
-      </w:r>
-      <w:r>
-        <w:t xml:space="preserve"> </w:t>
-      </w:r>
-      <w:r>
-        <w:t xml:space="preserve">A criminal consortium the EMD tracks but can’t map.</w:t>
+        <w:t xml:space="preserve">The Haven.</w:t>
+      </w:r>
+      <w:r>
+        <w:t xml:space="preserve"> </w:t>
+      </w:r>
+      <w:r>
+        <w:t xml:space="preserve">The Green Man’s refuge in the Mad Forest, defended by Celerity.</w:t>
+      </w:r>
+    </w:p>
+    <w:p>
+      <w:pPr>
+        <w:pStyle w:val="FirstParagraph"/>
+      </w:pPr>
+      <w:r>
+        <w:rPr>
+          <w:bCs/>
+          <w:b/>
+        </w:rPr>
+        <w:t xml:space="preserve">Criminals and secrets</w:t>
       </w:r>
     </w:p>
     <w:p>
       <w:pPr>
         <w:numPr>
           <w:ilvl w:val="0"/>
-          <w:numId w:val="1025"/>
+          <w:numId w:val="1026"/>
         </w:numPr>
         <w:pStyle w:val="Compact"/>
       </w:pPr>
@@ -29374,6 +29847,107 @@
           <w:bCs/>
           <w:b/>
         </w:rPr>
+        <w:t xml:space="preserve">The Morcain.</w:t>
+      </w:r>
+      <w:r>
+        <w:t xml:space="preserve"> </w:t>
+      </w:r>
+      <w:r>
+        <w:t xml:space="preserve">A global crime syndicate ruled by</w:t>
+      </w:r>
+      <w:r>
+        <w:t xml:space="preserve"> </w:t>
+      </w:r>
+      <w:r>
+        <w:rPr>
+          <w:bCs/>
+          <w:b/>
+        </w:rPr>
+        <w:t xml:space="preserve">the 12</w:t>
+      </w:r>
+      <w:r>
+        <w:t xml:space="preserve">, Hyun Wang among them; employer of Lord Marrow and Steel Hawk, and of anyone else who sells power.</w:t>
+      </w:r>
+    </w:p>
+    <w:p>
+      <w:pPr>
+        <w:numPr>
+          <w:ilvl w:val="0"/>
+          <w:numId w:val="1026"/>
+        </w:numPr>
+        <w:pStyle w:val="Compact"/>
+      </w:pPr>
+      <w:r>
+        <w:rPr>
+          <w:bCs/>
+          <w:b/>
+        </w:rPr>
+        <w:t xml:space="preserve">The White Hand.</w:t>
+      </w:r>
+      <w:r>
+        <w:t xml:space="preserve"> </w:t>
+      </w:r>
+      <w:r>
+        <w:t xml:space="preserve">Autuarch’s Operant army in Argentina, responsible for Chicago 2001.</w:t>
+      </w:r>
+    </w:p>
+    <w:p>
+      <w:pPr>
+        <w:numPr>
+          <w:ilvl w:val="0"/>
+          <w:numId w:val="1026"/>
+        </w:numPr>
+        <w:pStyle w:val="Compact"/>
+      </w:pPr>
+      <w:r>
+        <w:rPr>
+          <w:bCs/>
+          <w:b/>
+        </w:rPr>
+        <w:t xml:space="preserve">The Foundation.</w:t>
+      </w:r>
+      <w:r>
+        <w:t xml:space="preserve"> </w:t>
+      </w:r>
+      <w:r>
+        <w:t xml:space="preserve">The black labs that kidnap people, make Operants and hunt down those who escape. Sergei Grachyov is their troubleshooter. Nobody knows who runs it.</w:t>
+      </w:r>
+    </w:p>
+    <w:p>
+      <w:pPr>
+        <w:numPr>
+          <w:ilvl w:val="0"/>
+          <w:numId w:val="1026"/>
+        </w:numPr>
+        <w:pStyle w:val="Compact"/>
+      </w:pPr>
+      <w:r>
+        <w:rPr>
+          <w:bCs/>
+          <w:b/>
+        </w:rPr>
+        <w:t xml:space="preserve">The Proteus Group.</w:t>
+      </w:r>
+      <w:r>
+        <w:t xml:space="preserve"> </w:t>
+      </w:r>
+      <w:r>
+        <w:t xml:space="preserve">A criminal consortium the EMD tracks but can’t map.</w:t>
+      </w:r>
+    </w:p>
+    <w:p>
+      <w:pPr>
+        <w:numPr>
+          <w:ilvl w:val="0"/>
+          <w:numId w:val="1026"/>
+        </w:numPr>
+        <w:pStyle w:val="Compact"/>
+      </w:pPr>
+      <w:r>
+        <w:rPr>
+          <w:bCs/>
+          <w:b/>
+        </w:rPr>
         <w:t xml:space="preserve">Raster Zero.</w:t>
       </w:r>
       <w:r>
@@ -29397,7 +29971,7 @@
       <w:pPr>
         <w:numPr>
           <w:ilvl w:val="0"/>
-          <w:numId w:val="1025"/>
+          <w:numId w:val="1026"/>
         </w:numPr>
         <w:pStyle w:val="Compact"/>
       </w:pPr>
@@ -29425,8 +29999,8 @@
         <w:t xml:space="preserve">The dark reflection of our world, sending duplicates through the thinning walls.</w:t>
       </w:r>
     </w:p>
-    <w:bookmarkEnd w:id="103"/>
-    <w:bookmarkStart w:id="104" w:name="otherworld-and-shadow-earth"/>
+    <w:bookmarkEnd w:id="104"/>
+    <w:bookmarkStart w:id="105" w:name="otherworld-and-shadow-earth"/>
     <w:p>
       <w:pPr>
         <w:pStyle w:val="Heading1"/>
@@ -29603,8 +30177,8 @@
         <w:t xml:space="preserve">of our own people, who serve as the rulers’ minions. Since 2012 the walls have been thin, and more of them get through every year.</w:t>
       </w:r>
     </w:p>
-    <w:bookmarkEnd w:id="104"/>
-    <w:bookmarkStart w:id="105" w:name="notable-operants"/>
+    <w:bookmarkEnd w:id="105"/>
+    <w:bookmarkStart w:id="106" w:name="notable-operants"/>
     <w:p>
       <w:pPr>
         <w:pStyle w:val="Heading1"/>
@@ -30174,8 +30748,8 @@
         <w:t xml:space="preserve">Once an adjunct professor of comparative folklore in New York, obsessed with a single current of power he believed older than civilization. In a university archive he found untranslated manuscripts in a 19th-century occultist’s papers: a ritual encoded in language itself. He spoke the words aloud, and his mind opened for a few burning moments to the raw currents of Otherworld. It shattered him. He lost his job and his name, and wanders New York’s alleys and subway tunnels muttering. Yet his chalk sigils ward whole stations by accident, his ramblings predict murders and market crashes, pigeons land on his shoulders as if awaiting orders, and children sometimes see a crown of burning letters over his head. He is part prophet, part lunatic, part guardian and part danger.</w:t>
       </w:r>
     </w:p>
-    <w:bookmarkEnd w:id="105"/>
-    <w:bookmarkStart w:id="106" w:name="threats"/>
+    <w:bookmarkEnd w:id="106"/>
+    <w:bookmarkStart w:id="107" w:name="threats"/>
     <w:p>
       <w:pPr>
         <w:pStyle w:val="Heading1"/>
@@ -32413,8 +32987,8 @@
         <w:t xml:space="preserve">For a tougher version, add +1 to its targets and one box, or raise a power one Class; for a weaker one, subtract.</w:t>
       </w:r>
     </w:p>
-    <w:bookmarkEnd w:id="106"/>
-    <w:bookmarkStart w:id="114" w:name="ready-made-characters"/>
+    <w:bookmarkEnd w:id="107"/>
+    <w:bookmarkStart w:id="115" w:name="ready-made-characters"/>
     <w:p>
       <w:pPr>
         <w:pStyle w:val="Heading1"/>
@@ -32431,7 +33005,7 @@
         <w:t xml:space="preserve">Characters ready to play, for one-shots, new players, or a group in a hurry. Each follows the creation rules exactly, and their connections tie them together. In the creator, choose one from the ready-made list to open it and make it your own.</w:t>
       </w:r>
     </w:p>
-    <w:bookmarkStart w:id="107" w:name="rachel-kwan"/>
+    <w:bookmarkStart w:id="108" w:name="rachel-kwan"/>
     <w:p>
       <w:pPr>
         <w:pStyle w:val="Heading2"/>
@@ -32456,254 +33030,6 @@
       </w:r>
       <w:r>
         <w:t xml:space="preserve">Carries a jade seal that holds a guardian spirit, inherited from her grandmother. Her partner vanished on a case Director Humbacht closed personally.</w:t>
-      </w:r>
-    </w:p>
-    <w:p>
-      <w:pPr>
-        <w:numPr>
-          <w:ilvl w:val="0"/>
-          <w:numId w:val="1026"/>
-        </w:numPr>
-        <w:pStyle w:val="Compact"/>
-      </w:pPr>
-      <w:r>
-        <w:rPr>
-          <w:bCs/>
-          <w:b/>
-        </w:rPr>
-        <w:t xml:space="preserve">Attributes:</w:t>
-      </w:r>
-      <w:r>
-        <w:t xml:space="preserve"> </w:t>
-      </w:r>
-      <w:r>
-        <w:t xml:space="preserve">Body 10, Agility 10, Intellect 13, Presence 9, Will 13.</w:t>
-      </w:r>
-      <w:r>
-        <w:t xml:space="preserve"> </w:t>
-      </w:r>
-      <w:r>
-        <w:rPr>
-          <w:bCs/>
-          <w:b/>
-        </w:rPr>
-        <w:t xml:space="preserve">Dodge</w:t>
-      </w:r>
-      <w:r>
-        <w:t xml:space="preserve"> </w:t>
-      </w:r>
-      <w:r>
-        <w:t xml:space="preserve">9.</w:t>
-      </w:r>
-    </w:p>
-    <w:p>
-      <w:pPr>
-        <w:numPr>
-          <w:ilvl w:val="0"/>
-          <w:numId w:val="1026"/>
-        </w:numPr>
-        <w:pStyle w:val="Compact"/>
-      </w:pPr>
-      <w:r>
-        <w:rPr>
-          <w:bCs/>
-          <w:b/>
-        </w:rPr>
-        <w:t xml:space="preserve">Skills:</w:t>
-      </w:r>
-      <w:r>
-        <w:t xml:space="preserve"> </w:t>
-      </w:r>
-      <w:r>
-        <w:t xml:space="preserve">Investigation 16 (Specialty). Trained: Computers 14, Law 14, Occult 14, Powers 14, Read People 14, Athletics 11, Brawling 11, Firearms 11, Persuasion 10.</w:t>
-      </w:r>
-    </w:p>
-    <w:p>
-      <w:pPr>
-        <w:numPr>
-          <w:ilvl w:val="0"/>
-          <w:numId w:val="1026"/>
-        </w:numPr>
-        <w:pStyle w:val="Compact"/>
-      </w:pPr>
-      <w:r>
-        <w:rPr>
-          <w:bCs/>
-          <w:b/>
-        </w:rPr>
-        <w:t xml:space="preserve">Edges:</w:t>
-      </w:r>
-      <w:r>
-        <w:t xml:space="preserve"> </w:t>
-      </w:r>
-      <w:r>
-        <w:t xml:space="preserve">Extra Spark, A friend; a friend: her missing partner’s last informant, who only talks to her.</w:t>
-      </w:r>
-    </w:p>
-    <w:p>
-      <w:pPr>
-        <w:numPr>
-          <w:ilvl w:val="0"/>
-          <w:numId w:val="1026"/>
-        </w:numPr>
-        <w:pStyle w:val="Compact"/>
-      </w:pPr>
-      <w:r>
-        <w:rPr>
-          <w:bCs/>
-          <w:b/>
-        </w:rPr>
-        <w:t xml:space="preserve">Advantage:</w:t>
-      </w:r>
-      <w:r>
-        <w:t xml:space="preserve"> </w:t>
-      </w:r>
-      <w:r>
-        <w:t xml:space="preserve">The Voice Within (origin; companion: Two Minds).</w:t>
-      </w:r>
-      <w:r>
-        <w:t xml:space="preserve"> </w:t>
-      </w:r>
-      <w:r>
-        <w:rPr>
-          <w:bCs/>
-          <w:b/>
-        </w:rPr>
-        <w:t xml:space="preserve">Complication:</w:t>
-      </w:r>
-      <w:r>
-        <w:t xml:space="preserve"> </w:t>
-      </w:r>
-      <w:r>
-        <w:t xml:space="preserve">Can’t Leave It Alone; trigger: a file that shouldn’t exist.</w:t>
-      </w:r>
-    </w:p>
-    <w:p>
-      <w:pPr>
-        <w:numPr>
-          <w:ilvl w:val="0"/>
-          <w:numId w:val="1026"/>
-        </w:numPr>
-        <w:pStyle w:val="Compact"/>
-      </w:pPr>
-      <w:r>
-        <w:rPr>
-          <w:bCs/>
-          <w:b/>
-        </w:rPr>
-        <w:t xml:space="preserve">Powers:</w:t>
-      </w:r>
-      <w:r>
-        <w:t xml:space="preserve"> </w:t>
-      </w:r>
-      <w:r>
-        <w:t xml:space="preserve">Force Field II, Mystic Sight I, Telepathy I.</w:t>
-      </w:r>
-    </w:p>
-    <w:p>
-      <w:pPr>
-        <w:numPr>
-          <w:ilvl w:val="0"/>
-          <w:numId w:val="1026"/>
-        </w:numPr>
-        <w:pStyle w:val="Compact"/>
-      </w:pPr>
-      <w:r>
-        <w:rPr>
-          <w:bCs/>
-          <w:b/>
-        </w:rPr>
-        <w:t xml:space="preserve">Legal status:</w:t>
-      </w:r>
-      <w:r>
-        <w:t xml:space="preserve"> </w:t>
-      </w:r>
-      <w:r>
-        <w:t xml:space="preserve">Full Agent.</w:t>
-      </w:r>
-    </w:p>
-    <w:p>
-      <w:pPr>
-        <w:numPr>
-          <w:ilvl w:val="0"/>
-          <w:numId w:val="1026"/>
-        </w:numPr>
-        <w:pStyle w:val="Compact"/>
-      </w:pPr>
-      <w:r>
-        <w:rPr>
-          <w:bCs/>
-          <w:b/>
-        </w:rPr>
-        <w:t xml:space="preserve">Why I do this:</w:t>
-      </w:r>
-      <w:r>
-        <w:t xml:space="preserve"> </w:t>
-      </w:r>
-      <w:r>
-        <w:t xml:space="preserve">The law should mean something, for Operants and everyone else.</w:t>
-      </w:r>
-      <w:r>
-        <w:t xml:space="preserve"> </w:t>
-      </w:r>
-      <w:r>
-        <w:rPr>
-          <w:bCs/>
-          <w:b/>
-        </w:rPr>
-        <w:t xml:space="preserve">Connection:</w:t>
-      </w:r>
-      <w:r>
-        <w:t xml:space="preserve"> </w:t>
-      </w:r>
-      <w:r>
-        <w:t xml:space="preserve">Jess Calloway is the only reporter who asked about her missing partner. Kwan hasn’t decided whether to trust her.</w:t>
-      </w:r>
-    </w:p>
-    <w:bookmarkEnd w:id="107"/>
-    <w:bookmarkStart w:id="108" w:name="luis-bulldog-ortega"/>
-    <w:p>
-      <w:pPr>
-        <w:pStyle w:val="Heading2"/>
-      </w:pPr>
-      <w:r>
-        <w:t xml:space="preserve">Luis</w:t>
-      </w:r>
-      <w:r>
-        <w:t xml:space="preserve"> </w:t>
-      </w:r>
-      <w:r>
-        <w:t xml:space="preserve">“</w:t>
-      </w:r>
-      <w:r>
-        <w:t xml:space="preserve">Bulldog</w:t>
-      </w:r>
-      <w:r>
-        <w:t xml:space="preserve">”</w:t>
-      </w:r>
-      <w:r>
-        <w:t xml:space="preserve"> </w:t>
-      </w:r>
-      <w:r>
-        <w:t xml:space="preserve">Ortega</w:t>
-      </w:r>
-    </w:p>
-    <w:p>
-      <w:pPr>
-        <w:pStyle w:val="FirstParagraph"/>
-      </w:pPr>
-      <w:r>
-        <w:rPr>
-          <w:iCs/>
-          <w:i/>
-        </w:rPr>
-        <w:t xml:space="preserve">Aegis pilot, Chicago wing, Aegis Pilot. Non-Operant (tier 0); Specialist.</w:t>
-      </w:r>
-      <w:r>
-        <w:t xml:space="preserve"> </w:t>
-      </w:r>
-      <w:r>
-        <w:t xml:space="preserve">Twelve years in the suit, three of them in Iraq. The AS-6’s new firmware came from a contractor nobody can trace, and lately the suit hesitates when he doesn’t.</w:t>
       </w:r>
     </w:p>
     <w:p>
@@ -32725,7 +33051,7 @@
         <w:t xml:space="preserve"> </w:t>
       </w:r>
       <w:r>
-        <w:t xml:space="preserve">Body 12, Agility 13, Intellect 11, Presence 10, Will 10.</w:t>
+        <w:t xml:space="preserve">Body 10, Agility 10, Intellect 13, Presence 9, Will 13.</w:t>
       </w:r>
       <w:r>
         <w:t xml:space="preserve"> </w:t>
@@ -32741,7 +33067,7 @@
         <w:t xml:space="preserve"> </w:t>
       </w:r>
       <w:r>
-        <w:t xml:space="preserve">12.</w:t>
+        <w:t xml:space="preserve">9.</w:t>
       </w:r>
     </w:p>
     <w:p>
@@ -32763,7 +33089,7 @@
         <w:t xml:space="preserve"> </w:t>
       </w:r>
       <w:r>
-        <w:t xml:space="preserve">Piloting 18 (Expert). Trained: Firearms 14, Athletics 13, Brawling 13, Computers 12, Engineering 12, Law 12, Leadership 11, Read People 11.</w:t>
+        <w:t xml:space="preserve">Investigation 16 (Specialty). Trained: Computers 14, Law 14, Occult 14, Powers 14, Read People 14, Athletics 11, Brawling 11, Firearms 11, Persuasion 10.</w:t>
       </w:r>
     </w:p>
     <w:p>
@@ -32785,7 +33111,7 @@
         <w:t xml:space="preserve"> </w:t>
       </w:r>
       <w:r>
-        <w:t xml:space="preserve">+1 attribute point, Extra Trained skill, A friend, Extra Spark; a friend: a DIRE engineer who still owes him for Basra.</w:t>
+        <w:t xml:space="preserve">Extra Spark, A friend; a friend: her missing partner’s last informant, who only talks to her.</w:t>
       </w:r>
     </w:p>
     <w:p>
@@ -32807,7 +33133,7 @@
         <w:t xml:space="preserve"> </w:t>
       </w:r>
       <w:r>
-        <w:t xml:space="preserve">Nerves of Steel (origin; companion: Ordinary Body).</w:t>
+        <w:t xml:space="preserve">The Voice Within (origin; companion: Two Minds).</w:t>
       </w:r>
       <w:r>
         <w:t xml:space="preserve"> </w:t>
@@ -32823,7 +33149,7 @@
         <w:t xml:space="preserve"> </w:t>
       </w:r>
       <w:r>
-        <w:t xml:space="preserve">Orders; trigger: orders to stand down.</w:t>
+        <w:t xml:space="preserve">Can’t Leave It Alone; trigger: a file that shouldn’t exist.</w:t>
       </w:r>
     </w:p>
     <w:p>
@@ -32839,13 +33165,13 @@
           <w:bCs/>
           <w:b/>
         </w:rPr>
-        <w:t xml:space="preserve">Legal status:</w:t>
-      </w:r>
-      <w:r>
-        <w:t xml:space="preserve"> </w:t>
-      </w:r>
-      <w:r>
-        <w:t xml:space="preserve">Full Agent.</w:t>
+        <w:t xml:space="preserve">Powers:</w:t>
+      </w:r>
+      <w:r>
+        <w:t xml:space="preserve"> </w:t>
+      </w:r>
+      <w:r>
+        <w:t xml:space="preserve">Force Field II, Mystic Sight I, Telepathy I.</w:t>
       </w:r>
     </w:p>
     <w:p>
@@ -32861,13 +33187,35 @@
           <w:bCs/>
           <w:b/>
         </w:rPr>
+        <w:t xml:space="preserve">Legal status:</w:t>
+      </w:r>
+      <w:r>
+        <w:t xml:space="preserve"> </w:t>
+      </w:r>
+      <w:r>
+        <w:t xml:space="preserve">Full Agent.</w:t>
+      </w:r>
+    </w:p>
+    <w:p>
+      <w:pPr>
+        <w:numPr>
+          <w:ilvl w:val="0"/>
+          <w:numId w:val="1027"/>
+        </w:numPr>
+        <w:pStyle w:val="Compact"/>
+      </w:pPr>
+      <w:r>
+        <w:rPr>
+          <w:bCs/>
+          <w:b/>
+        </w:rPr>
         <w:t xml:space="preserve">Why I do this:</w:t>
       </w:r>
       <w:r>
         <w:t xml:space="preserve"> </w:t>
       </w:r>
       <w:r>
-        <w:t xml:space="preserve">Someone has to stand between ordinary people and what’s out there.</w:t>
+        <w:t xml:space="preserve">The law should mean something, for Operants and everyone else.</w:t>
       </w:r>
       <w:r>
         <w:t xml:space="preserve"> </w:t>
@@ -32883,17 +33231,35 @@
         <w:t xml:space="preserve"> </w:t>
       </w:r>
       <w:r>
-        <w:t xml:space="preserve">He flew cover for Rachel Kwan the night her partner vanished, and saw something he never put in the report.</w:t>
+        <w:t xml:space="preserve">Jess Calloway is the only reporter who asked about her missing partner. Kwan hasn’t decided whether to trust her.</w:t>
       </w:r>
     </w:p>
     <w:bookmarkEnd w:id="108"/>
-    <w:bookmarkStart w:id="109" w:name="naomi-price"/>
+    <w:bookmarkStart w:id="109" w:name="luis-bulldog-ortega"/>
     <w:p>
       <w:pPr>
         <w:pStyle w:val="Heading2"/>
       </w:pPr>
       <w:r>
-        <w:t xml:space="preserve">Naomi Price</w:t>
+        <w:t xml:space="preserve">Luis</w:t>
+      </w:r>
+      <w:r>
+        <w:t xml:space="preserve"> </w:t>
+      </w:r>
+      <w:r>
+        <w:t xml:space="preserve">“</w:t>
+      </w:r>
+      <w:r>
+        <w:t xml:space="preserve">Bulldog</w:t>
+      </w:r>
+      <w:r>
+        <w:t xml:space="preserve">”</w:t>
+      </w:r>
+      <w:r>
+        <w:t xml:space="preserve"> </w:t>
+      </w:r>
+      <w:r>
+        <w:t xml:space="preserve">Ortega</w:t>
       </w:r>
     </w:p>
     <w:p>
@@ -32905,13 +33271,13 @@
           <w:iCs/>
           <w:i/>
         </w:rPr>
-        <w:t xml:space="preserve">Daybreak, New Power Legion, Public Hero. Ambrosia (tier 3).</w:t>
-      </w:r>
-      <w:r>
-        <w:t xml:space="preserve"> </w:t>
-      </w:r>
-      <w:r>
-        <w:t xml:space="preserve">The Legion’s rising star, dosed with Ambrosia in a sponsor’s clinic at nineteen. Her sponsor owns her image, her schedule and, she’s starting to suspect, her secrets.</w:t>
+        <w:t xml:space="preserve">Aegis pilot, Chicago wing, Aegis Pilot. Non-Operant (tier 0); Specialist.</w:t>
+      </w:r>
+      <w:r>
+        <w:t xml:space="preserve"> </w:t>
+      </w:r>
+      <w:r>
+        <w:t xml:space="preserve">Twelve years in the suit, three of them in Iraq. The AS-6’s new firmware came from a contractor nobody can trace, and lately the suit hesitates when he doesn’t.</w:t>
       </w:r>
     </w:p>
     <w:p>
@@ -32933,7 +33299,7 @@
         <w:t xml:space="preserve"> </w:t>
       </w:r>
       <w:r>
-        <w:t xml:space="preserve">Body 13, Agility 9, Intellect 9, Presence 14, Will 10.</w:t>
+        <w:t xml:space="preserve">Body 12, Agility 13, Intellect 11, Presence 10, Will 10.</w:t>
       </w:r>
       <w:r>
         <w:t xml:space="preserve"> </w:t>
@@ -32949,7 +33315,7 @@
         <w:t xml:space="preserve"> </w:t>
       </w:r>
       <w:r>
-        <w:t xml:space="preserve">8.</w:t>
+        <w:t xml:space="preserve">12.</w:t>
       </w:r>
     </w:p>
     <w:p>
@@ -32971,7 +33337,7 @@
         <w:t xml:space="preserve"> </w:t>
       </w:r>
       <w:r>
-        <w:t xml:space="preserve">Media 17 (Specialty). Trained: Deception 15, Leadership 15, Persuasion 15, Athletics 14, Brawling 14, Powers 11, Read People 11, Law 10, Piloting 10.</w:t>
+        <w:t xml:space="preserve">Piloting 18 (Expert). Trained: Firearms 14, Athletics 13, Brawling 13, Computers 12, Engineering 12, Law 12, Leadership 11, Read People 11.</w:t>
       </w:r>
     </w:p>
     <w:p>
@@ -32993,7 +33359,7 @@
         <w:t xml:space="preserve"> </w:t>
       </w:r>
       <w:r>
-        <w:t xml:space="preserve">Stronger Power.</w:t>
+        <w:t xml:space="preserve">+1 attribute point, Extra Trained skill, A friend, Extra Spark; a friend: a DIRE engineer who still owes him for Basra.</w:t>
       </w:r>
     </w:p>
     <w:p>
@@ -33015,7 +33381,7 @@
         <w:t xml:space="preserve"> </w:t>
       </w:r>
       <w:r>
-        <w:t xml:space="preserve">Golden Ideal (origin; companion: The Anger).</w:t>
+        <w:t xml:space="preserve">Nerves of Steel (origin; companion: Ordinary Body).</w:t>
       </w:r>
       <w:r>
         <w:t xml:space="preserve"> </w:t>
@@ -33031,7 +33397,7 @@
         <w:t xml:space="preserve"> </w:t>
       </w:r>
       <w:r>
-        <w:t xml:space="preserve">Media Darling; trigger: a crowd with phones out.</w:t>
+        <w:t xml:space="preserve">Orders; trigger: orders to stand down.</w:t>
       </w:r>
     </w:p>
     <w:p>
@@ -33047,13 +33413,13 @@
           <w:bCs/>
           <w:b/>
         </w:rPr>
-        <w:t xml:space="preserve">Powers:</w:t>
-      </w:r>
-      <w:r>
-        <w:t xml:space="preserve"> </w:t>
-      </w:r>
-      <w:r>
-        <w:t xml:space="preserve">Strength IV, Flight II, Toughness I.</w:t>
+        <w:t xml:space="preserve">Legal status:</w:t>
+      </w:r>
+      <w:r>
+        <w:t xml:space="preserve"> </w:t>
+      </w:r>
+      <w:r>
+        <w:t xml:space="preserve">Full Agent.</w:t>
       </w:r>
     </w:p>
     <w:p>
@@ -33069,35 +33435,13 @@
           <w:bCs/>
           <w:b/>
         </w:rPr>
-        <w:t xml:space="preserve">Legal status:</w:t>
-      </w:r>
-      <w:r>
-        <w:t xml:space="preserve"> </w:t>
-      </w:r>
-      <w:r>
-        <w:t xml:space="preserve">Registered.</w:t>
-      </w:r>
-    </w:p>
-    <w:p>
-      <w:pPr>
-        <w:numPr>
-          <w:ilvl w:val="0"/>
-          <w:numId w:val="1028"/>
-        </w:numPr>
-        <w:pStyle w:val="Compact"/>
-      </w:pPr>
-      <w:r>
-        <w:rPr>
-          <w:bCs/>
-          <w:b/>
-        </w:rPr>
         <w:t xml:space="preserve">Why I do this:</w:t>
       </w:r>
       <w:r>
         <w:t xml:space="preserve"> </w:t>
       </w:r>
       <w:r>
-        <w:t xml:space="preserve">The cameras love an Operant, and I love the cameras.</w:t>
+        <w:t xml:space="preserve">Someone has to stand between ordinary people and what’s out there.</w:t>
       </w:r>
       <w:r>
         <w:t xml:space="preserve"> </w:t>
@@ -33113,17 +33457,17 @@
         <w:t xml:space="preserve"> </w:t>
       </w:r>
       <w:r>
-        <w:t xml:space="preserve">Static saved her from a Foundation snatch team on live TV, and vanished before the cameras turned.</w:t>
+        <w:t xml:space="preserve">He flew cover for Rachel Kwan the night her partner vanished, and saw something he never put in the report.</w:t>
       </w:r>
     </w:p>
     <w:bookmarkEnd w:id="109"/>
-    <w:bookmarkStart w:id="110" w:name="dr.-tobias-wren"/>
+    <w:bookmarkStart w:id="110" w:name="naomi-price"/>
     <w:p>
       <w:pPr>
         <w:pStyle w:val="Heading2"/>
       </w:pPr>
       <w:r>
-        <w:t xml:space="preserve">Dr. Tobias Wren</w:t>
+        <w:t xml:space="preserve">Naomi Price</w:t>
       </w:r>
     </w:p>
     <w:p>
@@ -33135,13 +33479,13 @@
           <w:iCs/>
           <w:i/>
         </w:rPr>
-        <w:t xml:space="preserve">Professor of comparative religion; Earth Warden, Occultist. Adept (tier 1); Specialist.</w:t>
-      </w:r>
-      <w:r>
-        <w:t xml:space="preserve"> </w:t>
-      </w:r>
-      <w:r>
-        <w:t xml:space="preserve">A collector of forbidden books who once traded a year of his life to something in Avalon for a translation. The year is coming due.</w:t>
+        <w:t xml:space="preserve">Daybreak, New Power Legion, Public Hero. Ambrosia (tier 3).</w:t>
+      </w:r>
+      <w:r>
+        <w:t xml:space="preserve"> </w:t>
+      </w:r>
+      <w:r>
+        <w:t xml:space="preserve">The Legion’s rising star, dosed with Ambrosia in a sponsor’s clinic at nineteen. Her sponsor owns her image, her schedule and, she’s starting to suspect, her secrets.</w:t>
       </w:r>
     </w:p>
     <w:p>
@@ -33163,7 +33507,7 @@
         <w:t xml:space="preserve"> </w:t>
       </w:r>
       <w:r>
-        <w:t xml:space="preserve">Body 9, Agility 10, Intellect 14, Presence 10, Will 13.</w:t>
+        <w:t xml:space="preserve">Body 13, Agility 9, Intellect 9, Presence 14, Will 10.</w:t>
       </w:r>
       <w:r>
         <w:t xml:space="preserve"> </w:t>
@@ -33201,7 +33545,7 @@
         <w:t xml:space="preserve"> </w:t>
       </w:r>
       <w:r>
-        <w:t xml:space="preserve">Powers 18 (Expert). Trained: Investigation 15, Law 15, Medicine 15, Occult 15, Science 15, Read People 14, Persuasion 11.</w:t>
+        <w:t xml:space="preserve">Media 17 (Specialty). Trained: Deception 15, Leadership 15, Persuasion 15, Athletics 14, Brawling 14, Powers 11, Read People 11, Law 10, Piloting 10.</w:t>
       </w:r>
     </w:p>
     <w:p>
@@ -33223,7 +33567,7 @@
         <w:t xml:space="preserve"> </w:t>
       </w:r>
       <w:r>
-        <w:t xml:space="preserve">+1 attribute point, A fine weapon or tool, Stronger Power; a fine tool: the Lammas Grimoire, annotated in four hands (+2 Occult).</w:t>
+        <w:t xml:space="preserve">Stronger Power.</w:t>
       </w:r>
     </w:p>
     <w:p>
@@ -33245,7 +33589,7 @@
         <w:t xml:space="preserve"> </w:t>
       </w:r>
       <w:r>
-        <w:t xml:space="preserve">Ritualist (origin; companion: Obsessed).</w:t>
+        <w:t xml:space="preserve">Golden Ideal (origin; companion: The Anger).</w:t>
       </w:r>
       <w:r>
         <w:t xml:space="preserve"> </w:t>
@@ -33261,7 +33605,7 @@
         <w:t xml:space="preserve"> </w:t>
       </w:r>
       <w:r>
-        <w:t xml:space="preserve">Haunted; trigger: your bond demands something.</w:t>
+        <w:t xml:space="preserve">Media Darling; trigger: a crowd with phones out.</w:t>
       </w:r>
     </w:p>
     <w:p>
@@ -33283,7 +33627,7 @@
         <w:t xml:space="preserve"> </w:t>
       </w:r>
       <w:r>
-        <w:t xml:space="preserve">Warding III, Mystic Sight I.</w:t>
+        <w:t xml:space="preserve">Strength IV, Flight II, Toughness I.</w:t>
       </w:r>
     </w:p>
     <w:p>
@@ -33327,7 +33671,7 @@
         <w:t xml:space="preserve"> </w:t>
       </w:r>
       <w:r>
-        <w:t xml:space="preserve">Someone has to stand between ordinary people and what’s out there.</w:t>
+        <w:t xml:space="preserve">The cameras love an Operant, and I love the cameras.</w:t>
       </w:r>
       <w:r>
         <w:t xml:space="preserve"> </w:t>
@@ -33343,17 +33687,17 @@
         <w:t xml:space="preserve"> </w:t>
       </w:r>
       <w:r>
-        <w:t xml:space="preserve">He taught Maeve Ashgrove’s handler, and was the one who recognized what Maeve really is.</w:t>
+        <w:t xml:space="preserve">Static saved her from a Foundation snatch team on live TV, and vanished before the cameras turned.</w:t>
       </w:r>
     </w:p>
     <w:bookmarkEnd w:id="110"/>
-    <w:bookmarkStart w:id="111" w:name="jess-calloway"/>
+    <w:bookmarkStart w:id="111" w:name="dr.-tobias-wren"/>
     <w:p>
       <w:pPr>
         <w:pStyle w:val="Heading2"/>
       </w:pPr>
       <w:r>
-        <w:t xml:space="preserve">Jess Calloway</w:t>
+        <w:t xml:space="preserve">Dr. Tobias Wren</w:t>
       </w:r>
     </w:p>
     <w:p>
@@ -33365,13 +33709,13 @@
           <w:iCs/>
           <w:i/>
         </w:rPr>
-        <w:t xml:space="preserve">Freelance investigative reporter, Journalist. Touched (tier 2).</w:t>
-      </w:r>
-      <w:r>
-        <w:t xml:space="preserve"> </w:t>
-      </w:r>
-      <w:r>
-        <w:t xml:space="preserve">Touched a Raster Zero file in 2024 and saw the room it came from. Nobody knows she’s an Operant; she’s been pulling the thread ever since.</w:t>
+        <w:t xml:space="preserve">Professor of comparative religion; Earth Warden, Occultist. Adept (tier 1); Specialist.</w:t>
+      </w:r>
+      <w:r>
+        <w:t xml:space="preserve"> </w:t>
+      </w:r>
+      <w:r>
+        <w:t xml:space="preserve">A collector of forbidden books who once traded a year of his life to something in Avalon for a translation. The year is coming due.</w:t>
       </w:r>
     </w:p>
     <w:p>
@@ -33393,7 +33737,7 @@
         <w:t xml:space="preserve"> </w:t>
       </w:r>
       <w:r>
-        <w:t xml:space="preserve">Body 10, Agility 11, Intellect 11, Presence 12, Will 12.</w:t>
+        <w:t xml:space="preserve">Body 9, Agility 10, Intellect 14, Presence 10, Will 13.</w:t>
       </w:r>
       <w:r>
         <w:t xml:space="preserve"> </w:t>
@@ -33409,7 +33753,7 @@
         <w:t xml:space="preserve"> </w:t>
       </w:r>
       <w:r>
-        <w:t xml:space="preserve">9.</w:t>
+        <w:t xml:space="preserve">8.</w:t>
       </w:r>
     </w:p>
     <w:p>
@@ -33431,7 +33775,7 @@
         <w:t xml:space="preserve"> </w:t>
       </w:r>
       <w:r>
-        <w:t xml:space="preserve">Investigation 14 (Specialty). Trained: Deception 13, Media 13, Persuasion 13, Powers 13, Read People 13, Streetwise 13, Computers 12, Law 12, Stealth 12.</w:t>
+        <w:t xml:space="preserve">Powers 18 (Expert). Trained: Investigation 15, Law 15, Medicine 15, Occult 15, Science 15, Read People 14, Persuasion 11.</w:t>
       </w:r>
     </w:p>
     <w:p>
@@ -33453,7 +33797,7 @@
         <w:t xml:space="preserve"> </w:t>
       </w:r>
       <w:r>
-        <w:t xml:space="preserve">+1 attribute point, Extra Power.</w:t>
+        <w:t xml:space="preserve">+1 attribute point, A fine weapon or tool, Stronger Power; a fine tool: the Lammas Grimoire, annotated in four hands (+2 Occult).</w:t>
       </w:r>
     </w:p>
     <w:p>
@@ -33475,7 +33819,7 @@
         <w:t xml:space="preserve"> </w:t>
       </w:r>
       <w:r>
-        <w:t xml:space="preserve">The Glimpse (origin; companion: Cracked).</w:t>
+        <w:t xml:space="preserve">Ritualist (origin; companion: Obsessed).</w:t>
       </w:r>
       <w:r>
         <w:t xml:space="preserve"> </w:t>
@@ -33491,7 +33835,7 @@
         <w:t xml:space="preserve"> </w:t>
       </w:r>
       <w:r>
-        <w:t xml:space="preserve">Secret Identity; trigger: someone close asks where you were.</w:t>
+        <w:t xml:space="preserve">Haunted; trigger: your bond demands something.</w:t>
       </w:r>
     </w:p>
     <w:p>
@@ -33513,7 +33857,7 @@
         <w:t xml:space="preserve"> </w:t>
       </w:r>
       <w:r>
-        <w:t xml:space="preserve">Psychometry II, Precognition I, Empathy I, Enhanced Senses I.</w:t>
+        <w:t xml:space="preserve">Warding III, Mystic Sight I.</w:t>
       </w:r>
     </w:p>
     <w:p>
@@ -33535,7 +33879,7 @@
         <w:t xml:space="preserve"> </w:t>
       </w:r>
       <w:r>
-        <w:t xml:space="preserve">Non-registered.</w:t>
+        <w:t xml:space="preserve">Registered.</w:t>
       </w:r>
     </w:p>
     <w:p>
@@ -33557,7 +33901,7 @@
         <w:t xml:space="preserve"> </w:t>
       </w:r>
       <w:r>
-        <w:t xml:space="preserve">There’s a story nobody’s telling. I’m going to tell it.</w:t>
+        <w:t xml:space="preserve">Someone has to stand between ordinary people and what’s out there.</w:t>
       </w:r>
       <w:r>
         <w:t xml:space="preserve"> </w:t>
@@ -33573,17 +33917,17 @@
         <w:t xml:space="preserve"> </w:t>
       </w:r>
       <w:r>
-        <w:t xml:space="preserve">Rachel Kwan’s missing partner was her source. She hasn’t told Kwan yet.</w:t>
+        <w:t xml:space="preserve">He taught Maeve Ashgrove’s handler, and was the one who recognized what Maeve really is.</w:t>
       </w:r>
     </w:p>
     <w:bookmarkEnd w:id="111"/>
-    <w:bookmarkStart w:id="112" w:name="subject-19"/>
+    <w:bookmarkStart w:id="112" w:name="jess-calloway"/>
     <w:p>
       <w:pPr>
         <w:pStyle w:val="Heading2"/>
       </w:pPr>
       <w:r>
-        <w:t xml:space="preserve">Subject 19</w:t>
+        <w:t xml:space="preserve">Jess Calloway</w:t>
       </w:r>
     </w:p>
     <w:p>
@@ -33595,34 +33939,13 @@
           <w:iCs/>
           <w:i/>
         </w:rPr>
-        <w:t xml:space="preserve">“</w:t>
-      </w:r>
-      <w:r>
-        <w:rPr>
-          <w:iCs/>
-          <w:i/>
-        </w:rPr>
-        <w:t xml:space="preserve">Static</w:t>
-      </w:r>
-      <w:r>
-        <w:rPr>
-          <w:iCs/>
-          <w:i/>
-        </w:rPr>
-        <w:t xml:space="preserve">”</w:t>
-      </w:r>
-      <w:r>
-        <w:rPr>
-          <w:iCs/>
-          <w:i/>
-        </w:rPr>
-        <w:t xml:space="preserve">, escaped Foundation subject, Fugitive. Lab-made (tier 2).</w:t>
-      </w:r>
-      <w:r>
-        <w:t xml:space="preserve"> </w:t>
-      </w:r>
-      <w:r>
-        <w:t xml:space="preserve">Escaped a Foundation black lab a year ago with electric powers, no memory of a name, and a number tattooed on one wrist. Grachyov’s retrieval team is still looking.</w:t>
+        <w:t xml:space="preserve">Freelance investigative reporter, Journalist. Touched (tier 2).</w:t>
+      </w:r>
+      <w:r>
+        <w:t xml:space="preserve"> </w:t>
+      </w:r>
+      <w:r>
+        <w:t xml:space="preserve">Touched a Raster Zero file in 2024 and saw the room it came from. Nobody knows she’s an Operant; she’s been pulling the thread ever since.</w:t>
       </w:r>
     </w:p>
     <w:p>
@@ -33644,7 +33967,7 @@
         <w:t xml:space="preserve"> </w:t>
       </w:r>
       <w:r>
-        <w:t xml:space="preserve">Body 12, Agility 13, Intellect 11, Presence 9, Will 10.</w:t>
+        <w:t xml:space="preserve">Body 10, Agility 11, Intellect 11, Presence 12, Will 12.</w:t>
       </w:r>
       <w:r>
         <w:t xml:space="preserve"> </w:t>
@@ -33660,7 +33983,7 @@
         <w:t xml:space="preserve"> </w:t>
       </w:r>
       <w:r>
-        <w:t xml:space="preserve">12.</w:t>
+        <w:t xml:space="preserve">9.</w:t>
       </w:r>
     </w:p>
     <w:p>
@@ -33682,7 +34005,7 @@
         <w:t xml:space="preserve"> </w:t>
       </w:r>
       <w:r>
-        <w:t xml:space="preserve">Powers 13 (Specialty). Trained: Piloting 14, Stealth 14, Athletics 13, Brawling 13, Computers 12, Engineering 12, Read People 11, Deception 10, Streetwise 10.</w:t>
+        <w:t xml:space="preserve">Investigation 14 (Specialty). Trained: Deception 13, Media 13, Persuasion 13, Powers 13, Read People 13, Streetwise 13, Computers 12, Law 12, Stealth 12.</w:t>
       </w:r>
     </w:p>
     <w:p>
@@ -33704,7 +34027,7 @@
         <w:t xml:space="preserve"> </w:t>
       </w:r>
       <w:r>
-        <w:t xml:space="preserve">Extra Spark, Stronger Power.</w:t>
+        <w:t xml:space="preserve">+1 attribute point, Extra Power.</w:t>
       </w:r>
     </w:p>
     <w:p>
@@ -33726,7 +34049,7 @@
         <w:t xml:space="preserve"> </w:t>
       </w:r>
       <w:r>
-        <w:t xml:space="preserve">Lab Instincts (origin; companion: Test Subject).</w:t>
+        <w:t xml:space="preserve">The Glimpse (origin; companion: Cracked).</w:t>
       </w:r>
       <w:r>
         <w:t xml:space="preserve"> </w:t>
@@ -33742,7 +34065,7 @@
         <w:t xml:space="preserve"> </w:t>
       </w:r>
       <w:r>
-        <w:t xml:space="preserve">Hunted by a Lab; trigger: a van with no plates outside.</w:t>
+        <w:t xml:space="preserve">Secret Identity; trigger: someone close asks where you were.</w:t>
       </w:r>
     </w:p>
     <w:p>
@@ -33764,7 +34087,7 @@
         <w:t xml:space="preserve"> </w:t>
       </w:r>
       <w:r>
-        <w:t xml:space="preserve">Blast III, Speed I, Technopathy I.</w:t>
+        <w:t xml:space="preserve">Psychometry II, Precognition I, Empathy I, Enhanced Senses I.</w:t>
       </w:r>
     </w:p>
     <w:p>
@@ -33808,7 +34131,7 @@
         <w:t xml:space="preserve"> </w:t>
       </w:r>
       <w:r>
-        <w:t xml:space="preserve">No lab, no registry and no government owns me.</w:t>
+        <w:t xml:space="preserve">There’s a story nobody’s telling. I’m going to tell it.</w:t>
       </w:r>
       <w:r>
         <w:t xml:space="preserve"> </w:t>
@@ -33824,17 +34147,17 @@
         <w:t xml:space="preserve"> </w:t>
       </w:r>
       <w:r>
-        <w:t xml:space="preserve">Saved Daybreak from a Foundation snatch team on live TV, and ran before the cameras turned.</w:t>
+        <w:t xml:space="preserve">Rachel Kwan’s missing partner was her source. She hasn’t told Kwan yet.</w:t>
       </w:r>
     </w:p>
     <w:bookmarkEnd w:id="112"/>
-    <w:bookmarkStart w:id="113" w:name="maeve-ashgrove"/>
+    <w:bookmarkStart w:id="113" w:name="subject-19"/>
     <w:p>
       <w:pPr>
         <w:pStyle w:val="Heading2"/>
       </w:pPr>
       <w:r>
-        <w:t xml:space="preserve">Maeve Ashgrove</w:t>
+        <w:t xml:space="preserve">Subject 19</w:t>
       </w:r>
     </w:p>
     <w:p>
@@ -33846,13 +34169,34 @@
           <w:iCs/>
           <w:i/>
         </w:rPr>
-        <w:t xml:space="preserve">Cat burglar, on an ExLAW deal, Thief. Otherworlder (tier 2).</w:t>
-      </w:r>
-      <w:r>
-        <w:t xml:space="preserve"> </w:t>
-      </w:r>
-      <w:r>
-        <w:t xml:space="preserve">A fey-born thief from Avalon, caught stealing from a Morcain vault and handed to ExLAW. She works off her sentence; her handler is the only one who knows where she came from.</w:t>
+        <w:t xml:space="preserve">“</w:t>
+      </w:r>
+      <w:r>
+        <w:rPr>
+          <w:iCs/>
+          <w:i/>
+        </w:rPr>
+        <w:t xml:space="preserve">Static</w:t>
+      </w:r>
+      <w:r>
+        <w:rPr>
+          <w:iCs/>
+          <w:i/>
+        </w:rPr>
+        <w:t xml:space="preserve">”</w:t>
+      </w:r>
+      <w:r>
+        <w:rPr>
+          <w:iCs/>
+          <w:i/>
+        </w:rPr>
+        <w:t xml:space="preserve">, escaped Foundation subject, Fugitive. Lab-made (tier 2).</w:t>
+      </w:r>
+      <w:r>
+        <w:t xml:space="preserve"> </w:t>
+      </w:r>
+      <w:r>
+        <w:t xml:space="preserve">Escaped a Foundation black lab a year ago with electric powers, no memory of a name, and a number tattooed on one wrist. Grachyov’s retrieval team is still looking.</w:t>
       </w:r>
     </w:p>
     <w:p>
@@ -33874,7 +34218,7 @@
         <w:t xml:space="preserve"> </w:t>
       </w:r>
       <w:r>
-        <w:t xml:space="preserve">Body 10, Agility 14, Intellect 11, Presence 11, Will 9.</w:t>
+        <w:t xml:space="preserve">Body 12, Agility 13, Intellect 11, Presence 9, Will 10.</w:t>
       </w:r>
       <w:r>
         <w:t xml:space="preserve"> </w:t>
@@ -33890,7 +34234,7 @@
         <w:t xml:space="preserve"> </w:t>
       </w:r>
       <w:r>
-        <w:t xml:space="preserve">13.</w:t>
+        <w:t xml:space="preserve">12.</w:t>
       </w:r>
     </w:p>
     <w:p>
@@ -33912,7 +34256,7 @@
         <w:t xml:space="preserve"> </w:t>
       </w:r>
       <w:r>
-        <w:t xml:space="preserve">Stealth 17 (Specialty). Trained: Melee 15, Deception 12, Engineering 12, Occult 12, Persuasion 12, Streetwise 12, Athletics 11, Powers 10, Read People 10.</w:t>
+        <w:t xml:space="preserve">Powers 13 (Specialty). Trained: Piloting 14, Stealth 14, Athletics 13, Brawling 13, Computers 12, Engineering 12, Read People 11, Deception 10, Streetwise 10.</w:t>
       </w:r>
     </w:p>
     <w:p>
@@ -33934,7 +34278,7 @@
         <w:t xml:space="preserve"> </w:t>
       </w:r>
       <w:r>
-        <w:t xml:space="preserve">A friend, Extra Spark; a friend: her ExLAW handler, Agent Dorsey, who covers for her more than he should.</w:t>
+        <w:t xml:space="preserve">Extra Spark, Stronger Power.</w:t>
       </w:r>
     </w:p>
     <w:p>
@@ -33956,7 +34300,7 @@
         <w:t xml:space="preserve"> </w:t>
       </w:r>
       <w:r>
-        <w:t xml:space="preserve">Inhuman Grace (origin; companion: Exile).</w:t>
+        <w:t xml:space="preserve">Lab Instincts (origin; companion: Test Subject).</w:t>
       </w:r>
       <w:r>
         <w:t xml:space="preserve"> </w:t>
@@ -33972,7 +34316,7 @@
         <w:t xml:space="preserve"> </w:t>
       </w:r>
       <w:r>
-        <w:t xml:space="preserve">Outsider; trigger: a form that asks for papers you don’t have.</w:t>
+        <w:t xml:space="preserve">Hunted by a Lab; trigger: a van with no plates outside.</w:t>
       </w:r>
     </w:p>
     <w:p>
@@ -33994,7 +34338,7 @@
         <w:t xml:space="preserve"> </w:t>
       </w:r>
       <w:r>
-        <w:t xml:space="preserve">Invisibility II, Phasing I, Illusion I.</w:t>
+        <w:t xml:space="preserve">Blast III, Speed I, Technopathy I.</w:t>
       </w:r>
     </w:p>
     <w:p>
@@ -34016,7 +34360,7 @@
         <w:t xml:space="preserve"> </w:t>
       </w:r>
       <w:r>
-        <w:t xml:space="preserve">Convict.</w:t>
+        <w:t xml:space="preserve">Non-registered.</w:t>
       </w:r>
     </w:p>
     <w:p>
@@ -34054,12 +34398,242 @@
         <w:t xml:space="preserve"> </w:t>
       </w:r>
       <w:r>
+        <w:t xml:space="preserve">Saved Daybreak from a Foundation snatch team on live TV, and ran before the cameras turned.</w:t>
+      </w:r>
+    </w:p>
+    <w:bookmarkEnd w:id="113"/>
+    <w:bookmarkStart w:id="114" w:name="maeve-ashgrove"/>
+    <w:p>
+      <w:pPr>
+        <w:pStyle w:val="Heading2"/>
+      </w:pPr>
+      <w:r>
+        <w:t xml:space="preserve">Maeve Ashgrove</w:t>
+      </w:r>
+    </w:p>
+    <w:p>
+      <w:pPr>
+        <w:pStyle w:val="FirstParagraph"/>
+      </w:pPr>
+      <w:r>
+        <w:rPr>
+          <w:iCs/>
+          <w:i/>
+        </w:rPr>
+        <w:t xml:space="preserve">Cat burglar, on an ExLAW deal, Thief. Otherworlder (tier 2).</w:t>
+      </w:r>
+      <w:r>
+        <w:t xml:space="preserve"> </w:t>
+      </w:r>
+      <w:r>
+        <w:t xml:space="preserve">A fey-born thief from Avalon, caught stealing from a Morcain vault and handed to ExLAW. She works off her sentence; her handler is the only one who knows where she came from.</w:t>
+      </w:r>
+    </w:p>
+    <w:p>
+      <w:pPr>
+        <w:numPr>
+          <w:ilvl w:val="0"/>
+          <w:numId w:val="1033"/>
+        </w:numPr>
+        <w:pStyle w:val="Compact"/>
+      </w:pPr>
+      <w:r>
+        <w:rPr>
+          <w:bCs/>
+          <w:b/>
+        </w:rPr>
+        <w:t xml:space="preserve">Attributes:</w:t>
+      </w:r>
+      <w:r>
+        <w:t xml:space="preserve"> </w:t>
+      </w:r>
+      <w:r>
+        <w:t xml:space="preserve">Body 10, Agility 14, Intellect 11, Presence 11, Will 9.</w:t>
+      </w:r>
+      <w:r>
+        <w:t xml:space="preserve"> </w:t>
+      </w:r>
+      <w:r>
+        <w:rPr>
+          <w:bCs/>
+          <w:b/>
+        </w:rPr>
+        <w:t xml:space="preserve">Dodge</w:t>
+      </w:r>
+      <w:r>
+        <w:t xml:space="preserve"> </w:t>
+      </w:r>
+      <w:r>
+        <w:t xml:space="preserve">13.</w:t>
+      </w:r>
+    </w:p>
+    <w:p>
+      <w:pPr>
+        <w:numPr>
+          <w:ilvl w:val="0"/>
+          <w:numId w:val="1033"/>
+        </w:numPr>
+        <w:pStyle w:val="Compact"/>
+      </w:pPr>
+      <w:r>
+        <w:rPr>
+          <w:bCs/>
+          <w:b/>
+        </w:rPr>
+        <w:t xml:space="preserve">Skills:</w:t>
+      </w:r>
+      <w:r>
+        <w:t xml:space="preserve"> </w:t>
+      </w:r>
+      <w:r>
+        <w:t xml:space="preserve">Stealth 17 (Specialty). Trained: Melee 15, Deception 12, Engineering 12, Occult 12, Persuasion 12, Streetwise 12, Athletics 11, Powers 10, Read People 10.</w:t>
+      </w:r>
+    </w:p>
+    <w:p>
+      <w:pPr>
+        <w:numPr>
+          <w:ilvl w:val="0"/>
+          <w:numId w:val="1033"/>
+        </w:numPr>
+        <w:pStyle w:val="Compact"/>
+      </w:pPr>
+      <w:r>
+        <w:rPr>
+          <w:bCs/>
+          <w:b/>
+        </w:rPr>
+        <w:t xml:space="preserve">Edges:</w:t>
+      </w:r>
+      <w:r>
+        <w:t xml:space="preserve"> </w:t>
+      </w:r>
+      <w:r>
+        <w:t xml:space="preserve">A friend, Extra Spark; a friend: her ExLAW handler, Agent Dorsey, who covers for her more than he should.</w:t>
+      </w:r>
+    </w:p>
+    <w:p>
+      <w:pPr>
+        <w:numPr>
+          <w:ilvl w:val="0"/>
+          <w:numId w:val="1033"/>
+        </w:numPr>
+        <w:pStyle w:val="Compact"/>
+      </w:pPr>
+      <w:r>
+        <w:rPr>
+          <w:bCs/>
+          <w:b/>
+        </w:rPr>
+        <w:t xml:space="preserve">Advantage:</w:t>
+      </w:r>
+      <w:r>
+        <w:t xml:space="preserve"> </w:t>
+      </w:r>
+      <w:r>
+        <w:t xml:space="preserve">Inhuman Grace (origin; companion: Exile).</w:t>
+      </w:r>
+      <w:r>
+        <w:t xml:space="preserve"> </w:t>
+      </w:r>
+      <w:r>
+        <w:rPr>
+          <w:bCs/>
+          <w:b/>
+        </w:rPr>
+        <w:t xml:space="preserve">Complication:</w:t>
+      </w:r>
+      <w:r>
+        <w:t xml:space="preserve"> </w:t>
+      </w:r>
+      <w:r>
+        <w:t xml:space="preserve">Outsider; trigger: a form that asks for papers you don’t have.</w:t>
+      </w:r>
+    </w:p>
+    <w:p>
+      <w:pPr>
+        <w:numPr>
+          <w:ilvl w:val="0"/>
+          <w:numId w:val="1033"/>
+        </w:numPr>
+        <w:pStyle w:val="Compact"/>
+      </w:pPr>
+      <w:r>
+        <w:rPr>
+          <w:bCs/>
+          <w:b/>
+        </w:rPr>
+        <w:t xml:space="preserve">Powers:</w:t>
+      </w:r>
+      <w:r>
+        <w:t xml:space="preserve"> </w:t>
+      </w:r>
+      <w:r>
+        <w:t xml:space="preserve">Invisibility II, Phasing I, Illusion I.</w:t>
+      </w:r>
+    </w:p>
+    <w:p>
+      <w:pPr>
+        <w:numPr>
+          <w:ilvl w:val="0"/>
+          <w:numId w:val="1033"/>
+        </w:numPr>
+        <w:pStyle w:val="Compact"/>
+      </w:pPr>
+      <w:r>
+        <w:rPr>
+          <w:bCs/>
+          <w:b/>
+        </w:rPr>
+        <w:t xml:space="preserve">Legal status:</w:t>
+      </w:r>
+      <w:r>
+        <w:t xml:space="preserve"> </w:t>
+      </w:r>
+      <w:r>
+        <w:t xml:space="preserve">Convict.</w:t>
+      </w:r>
+    </w:p>
+    <w:p>
+      <w:pPr>
+        <w:numPr>
+          <w:ilvl w:val="0"/>
+          <w:numId w:val="1033"/>
+        </w:numPr>
+        <w:pStyle w:val="Compact"/>
+      </w:pPr>
+      <w:r>
+        <w:rPr>
+          <w:bCs/>
+          <w:b/>
+        </w:rPr>
+        <w:t xml:space="preserve">Why I do this:</w:t>
+      </w:r>
+      <w:r>
+        <w:t xml:space="preserve"> </w:t>
+      </w:r>
+      <w:r>
+        <w:t xml:space="preserve">No lab, no registry and no government owns me.</w:t>
+      </w:r>
+      <w:r>
+        <w:t xml:space="preserve"> </w:t>
+      </w:r>
+      <w:r>
+        <w:rPr>
+          <w:bCs/>
+          <w:b/>
+        </w:rPr>
+        <w:t xml:space="preserve">Connection:</w:t>
+      </w:r>
+      <w:r>
+        <w:t xml:space="preserve"> </w:t>
+      </w:r>
+      <w:r>
         <w:t xml:space="preserve">Dr. Tobias Wren saw through her glamour the first day. He’s kept her secret; she wonders what it’ll cost.</w:t>
       </w:r>
     </w:p>
-    <w:bookmarkEnd w:id="113"/>
     <w:bookmarkEnd w:id="114"/>
-    <w:bookmarkStart w:id="115" w:name="advantages"/>
+    <w:bookmarkEnd w:id="115"/>
+    <w:bookmarkStart w:id="116" w:name="advantages"/>
     <w:p>
       <w:pPr>
         <w:pStyle w:val="Heading1"/>
@@ -34913,8 +35487,8 @@
         <w:t xml:space="preserve">complication unless the GM agrees otherwise. Origin advantages (in each origin’s entry) are often the most flavorful choice for an Operant.</w:t>
       </w:r>
     </w:p>
-    <w:bookmarkEnd w:id="115"/>
-    <w:bookmarkStart w:id="126" w:name="origins"/>
+    <w:bookmarkEnd w:id="116"/>
+    <w:bookmarkStart w:id="127" w:name="origins"/>
     <w:p>
       <w:pPr>
         <w:pStyle w:val="Heading1"/>
@@ -35652,7 +36226,7 @@
         </w:tc>
       </w:tr>
     </w:tbl>
-    <w:bookmarkStart w:id="116" w:name="non-operant"/>
+    <w:bookmarkStart w:id="117" w:name="non-operant"/>
     <w:p>
       <w:pPr>
         <w:pStyle w:val="Heading2"/>
@@ -35697,7 +36271,7 @@
       <w:pPr>
         <w:numPr>
           <w:ilvl w:val="0"/>
-          <w:numId w:val="1033"/>
+          <w:numId w:val="1034"/>
         </w:numPr>
         <w:pStyle w:val="Compact"/>
       </w:pPr>
@@ -35709,7 +36283,7 @@
       <w:pPr>
         <w:numPr>
           <w:ilvl w:val="0"/>
-          <w:numId w:val="1033"/>
+          <w:numId w:val="1034"/>
         </w:numPr>
         <w:pStyle w:val="Compact"/>
       </w:pPr>
@@ -36001,8 +36575,8 @@
         </w:tc>
       </w:tr>
     </w:tbl>
-    <w:bookmarkEnd w:id="116"/>
-    <w:bookmarkStart w:id="117" w:name="adept"/>
+    <w:bookmarkEnd w:id="117"/>
+    <w:bookmarkStart w:id="118" w:name="adept"/>
     <w:p>
       <w:pPr>
         <w:pStyle w:val="Heading2"/>
@@ -36047,7 +36621,7 @@
       <w:pPr>
         <w:numPr>
           <w:ilvl w:val="0"/>
-          <w:numId w:val="1034"/>
+          <w:numId w:val="1035"/>
         </w:numPr>
         <w:pStyle w:val="Compact"/>
       </w:pPr>
@@ -36059,7 +36633,7 @@
       <w:pPr>
         <w:numPr>
           <w:ilvl w:val="0"/>
-          <w:numId w:val="1034"/>
+          <w:numId w:val="1035"/>
         </w:numPr>
         <w:pStyle w:val="Compact"/>
       </w:pPr>
@@ -36071,7 +36645,7 @@
       <w:pPr>
         <w:numPr>
           <w:ilvl w:val="0"/>
-          <w:numId w:val="1034"/>
+          <w:numId w:val="1035"/>
         </w:numPr>
         <w:pStyle w:val="Compact"/>
       </w:pPr>
@@ -36363,8 +36937,8 @@
         </w:tc>
       </w:tr>
     </w:tbl>
-    <w:bookmarkEnd w:id="117"/>
-    <w:bookmarkStart w:id="118" w:name="aurora-born"/>
+    <w:bookmarkEnd w:id="118"/>
+    <w:bookmarkStart w:id="119" w:name="aurora-born"/>
     <w:p>
       <w:pPr>
         <w:pStyle w:val="Heading2"/>
@@ -36409,7 +36983,7 @@
       <w:pPr>
         <w:numPr>
           <w:ilvl w:val="0"/>
-          <w:numId w:val="1035"/>
+          <w:numId w:val="1036"/>
         </w:numPr>
         <w:pStyle w:val="Compact"/>
       </w:pPr>
@@ -36421,7 +36995,7 @@
       <w:pPr>
         <w:numPr>
           <w:ilvl w:val="0"/>
-          <w:numId w:val="1035"/>
+          <w:numId w:val="1036"/>
         </w:numPr>
         <w:pStyle w:val="Compact"/>
       </w:pPr>
@@ -36713,8 +37287,8 @@
         </w:tc>
       </w:tr>
     </w:tbl>
-    <w:bookmarkEnd w:id="118"/>
-    <w:bookmarkStart w:id="119" w:name="bonded"/>
+    <w:bookmarkEnd w:id="119"/>
+    <w:bookmarkStart w:id="120" w:name="bonded"/>
     <w:p>
       <w:pPr>
         <w:pStyle w:val="Heading2"/>
@@ -36759,7 +37333,7 @@
       <w:pPr>
         <w:numPr>
           <w:ilvl w:val="0"/>
-          <w:numId w:val="1036"/>
+          <w:numId w:val="1037"/>
         </w:numPr>
         <w:pStyle w:val="Compact"/>
       </w:pPr>
@@ -36771,7 +37345,7 @@
       <w:pPr>
         <w:numPr>
           <w:ilvl w:val="0"/>
-          <w:numId w:val="1036"/>
+          <w:numId w:val="1037"/>
         </w:numPr>
         <w:pStyle w:val="Compact"/>
       </w:pPr>
@@ -36783,7 +37357,7 @@
       <w:pPr>
         <w:numPr>
           <w:ilvl w:val="0"/>
-          <w:numId w:val="1036"/>
+          <w:numId w:val="1037"/>
         </w:numPr>
         <w:pStyle w:val="Compact"/>
       </w:pPr>
@@ -37075,8 +37649,8 @@
         </w:tc>
       </w:tr>
     </w:tbl>
-    <w:bookmarkEnd w:id="119"/>
-    <w:bookmarkStart w:id="120" w:name="lab-made"/>
+    <w:bookmarkEnd w:id="120"/>
+    <w:bookmarkStart w:id="121" w:name="lab-made"/>
     <w:p>
       <w:pPr>
         <w:pStyle w:val="Heading2"/>
@@ -37121,7 +37695,7 @@
       <w:pPr>
         <w:numPr>
           <w:ilvl w:val="0"/>
-          <w:numId w:val="1037"/>
+          <w:numId w:val="1038"/>
         </w:numPr>
         <w:pStyle w:val="Compact"/>
       </w:pPr>
@@ -37133,7 +37707,7 @@
       <w:pPr>
         <w:numPr>
           <w:ilvl w:val="0"/>
-          <w:numId w:val="1037"/>
+          <w:numId w:val="1038"/>
         </w:numPr>
         <w:pStyle w:val="Compact"/>
       </w:pPr>
@@ -37425,8 +37999,8 @@
         </w:tc>
       </w:tr>
     </w:tbl>
-    <w:bookmarkEnd w:id="120"/>
-    <w:bookmarkStart w:id="121" w:name="otherworlder"/>
+    <w:bookmarkEnd w:id="121"/>
+    <w:bookmarkStart w:id="122" w:name="otherworlder"/>
     <w:p>
       <w:pPr>
         <w:pStyle w:val="Heading2"/>
@@ -37471,7 +38045,7 @@
       <w:pPr>
         <w:numPr>
           <w:ilvl w:val="0"/>
-          <w:numId w:val="1038"/>
+          <w:numId w:val="1039"/>
         </w:numPr>
         <w:pStyle w:val="Compact"/>
       </w:pPr>
@@ -37483,7 +38057,7 @@
       <w:pPr>
         <w:numPr>
           <w:ilvl w:val="0"/>
-          <w:numId w:val="1038"/>
+          <w:numId w:val="1039"/>
         </w:numPr>
         <w:pStyle w:val="Compact"/>
       </w:pPr>
@@ -37775,8 +38349,8 @@
         </w:tc>
       </w:tr>
     </w:tbl>
-    <w:bookmarkEnd w:id="121"/>
-    <w:bookmarkStart w:id="122" w:name="shadow-earth-defector"/>
+    <w:bookmarkEnd w:id="122"/>
+    <w:bookmarkStart w:id="123" w:name="shadow-earth-defector"/>
     <w:p>
       <w:pPr>
         <w:pStyle w:val="Heading2"/>
@@ -37821,7 +38395,7 @@
       <w:pPr>
         <w:numPr>
           <w:ilvl w:val="0"/>
-          <w:numId w:val="1039"/>
+          <w:numId w:val="1040"/>
         </w:numPr>
         <w:pStyle w:val="Compact"/>
       </w:pPr>
@@ -37833,7 +38407,7 @@
       <w:pPr>
         <w:numPr>
           <w:ilvl w:val="0"/>
-          <w:numId w:val="1039"/>
+          <w:numId w:val="1040"/>
         </w:numPr>
         <w:pStyle w:val="Compact"/>
       </w:pPr>
@@ -37845,7 +38419,7 @@
       <w:pPr>
         <w:numPr>
           <w:ilvl w:val="0"/>
-          <w:numId w:val="1039"/>
+          <w:numId w:val="1040"/>
         </w:numPr>
         <w:pStyle w:val="Compact"/>
       </w:pPr>
@@ -38137,8 +38711,8 @@
         </w:tc>
       </w:tr>
     </w:tbl>
-    <w:bookmarkEnd w:id="122"/>
-    <w:bookmarkStart w:id="123" w:name="touched"/>
+    <w:bookmarkEnd w:id="123"/>
+    <w:bookmarkStart w:id="124" w:name="touched"/>
     <w:p>
       <w:pPr>
         <w:pStyle w:val="Heading2"/>
@@ -38198,7 +38772,7 @@
       <w:pPr>
         <w:numPr>
           <w:ilvl w:val="0"/>
-          <w:numId w:val="1040"/>
+          <w:numId w:val="1041"/>
         </w:numPr>
         <w:pStyle w:val="Compact"/>
       </w:pPr>
@@ -38210,7 +38784,7 @@
       <w:pPr>
         <w:numPr>
           <w:ilvl w:val="0"/>
-          <w:numId w:val="1040"/>
+          <w:numId w:val="1041"/>
         </w:numPr>
         <w:pStyle w:val="Compact"/>
       </w:pPr>
@@ -38502,8 +39076,8 @@
         </w:tc>
       </w:tr>
     </w:tbl>
-    <w:bookmarkEnd w:id="123"/>
-    <w:bookmarkStart w:id="124" w:name="ambrosia"/>
+    <w:bookmarkEnd w:id="124"/>
+    <w:bookmarkStart w:id="125" w:name="ambrosia"/>
     <w:p>
       <w:pPr>
         <w:pStyle w:val="Heading2"/>
@@ -38548,7 +39122,7 @@
       <w:pPr>
         <w:numPr>
           <w:ilvl w:val="0"/>
-          <w:numId w:val="1041"/>
+          <w:numId w:val="1042"/>
         </w:numPr>
         <w:pStyle w:val="Compact"/>
       </w:pPr>
@@ -38560,7 +39134,7 @@
       <w:pPr>
         <w:numPr>
           <w:ilvl w:val="0"/>
-          <w:numId w:val="1041"/>
+          <w:numId w:val="1042"/>
         </w:numPr>
         <w:pStyle w:val="Compact"/>
       </w:pPr>
@@ -38572,7 +39146,7 @@
       <w:pPr>
         <w:numPr>
           <w:ilvl w:val="0"/>
-          <w:numId w:val="1041"/>
+          <w:numId w:val="1042"/>
         </w:numPr>
         <w:pStyle w:val="Compact"/>
       </w:pPr>
@@ -38864,8 +39438,8 @@
         </w:tc>
       </w:tr>
     </w:tbl>
-    <w:bookmarkEnd w:id="124"/>
-    <w:bookmarkStart w:id="125" w:name="mythic"/>
+    <w:bookmarkEnd w:id="125"/>
+    <w:bookmarkStart w:id="126" w:name="mythic"/>
     <w:p>
       <w:pPr>
         <w:pStyle w:val="Heading2"/>
@@ -38910,7 +39484,7 @@
       <w:pPr>
         <w:numPr>
           <w:ilvl w:val="0"/>
-          <w:numId w:val="1042"/>
+          <w:numId w:val="1043"/>
         </w:numPr>
         <w:pStyle w:val="Compact"/>
       </w:pPr>
@@ -38922,7 +39496,7 @@
       <w:pPr>
         <w:numPr>
           <w:ilvl w:val="0"/>
-          <w:numId w:val="1042"/>
+          <w:numId w:val="1043"/>
         </w:numPr>
         <w:pStyle w:val="Compact"/>
       </w:pPr>
@@ -38934,7 +39508,7 @@
       <w:pPr>
         <w:numPr>
           <w:ilvl w:val="0"/>
-          <w:numId w:val="1042"/>
+          <w:numId w:val="1043"/>
         </w:numPr>
         <w:pStyle w:val="Compact"/>
       </w:pPr>
@@ -39226,9 +39800,9 @@
         </w:tc>
       </w:tr>
     </w:tbl>
-    <w:bookmarkEnd w:id="125"/>
     <w:bookmarkEnd w:id="126"/>
-    <w:bookmarkStart w:id="137" w:name="making-your-own"/>
+    <w:bookmarkEnd w:id="127"/>
+    <w:bookmarkStart w:id="138" w:name="making-your-own"/>
     <w:p>
       <w:pPr>
         <w:pStyle w:val="Heading1"/>
@@ -39261,7 +39835,7 @@
         <w:t xml:space="preserve">option at the end of each list, and its checklist holds a custom choice to the same rules as everything else.</w:t>
       </w:r>
     </w:p>
-    <w:bookmarkStart w:id="127" w:name="a-custom-calling"/>
+    <w:bookmarkStart w:id="128" w:name="a-custom-calling"/>
     <w:p>
       <w:pPr>
         <w:pStyle w:val="Heading2"/>
@@ -39282,7 +39856,7 @@
       <w:pPr>
         <w:numPr>
           <w:ilvl w:val="0"/>
-          <w:numId w:val="1043"/>
+          <w:numId w:val="1044"/>
         </w:numPr>
         <w:pStyle w:val="Compact"/>
       </w:pPr>
@@ -39328,7 +39902,7 @@
       <w:pPr>
         <w:numPr>
           <w:ilvl w:val="0"/>
-          <w:numId w:val="1043"/>
+          <w:numId w:val="1044"/>
         </w:numPr>
         <w:pStyle w:val="Compact"/>
       </w:pPr>
@@ -39350,7 +39924,7 @@
       <w:pPr>
         <w:numPr>
           <w:ilvl w:val="0"/>
-          <w:numId w:val="1043"/>
+          <w:numId w:val="1044"/>
         </w:numPr>
         <w:pStyle w:val="Compact"/>
       </w:pPr>
@@ -39372,7 +39946,7 @@
       <w:pPr>
         <w:numPr>
           <w:ilvl w:val="0"/>
-          <w:numId w:val="1043"/>
+          <w:numId w:val="1044"/>
         </w:numPr>
         <w:pStyle w:val="Compact"/>
       </w:pPr>
@@ -39437,8 +40011,8 @@
         <w:t xml:space="preserve">.</w:t>
       </w:r>
     </w:p>
-    <w:bookmarkEnd w:id="127"/>
-    <w:bookmarkStart w:id="136" w:name="a-custom-origin"/>
+    <w:bookmarkEnd w:id="128"/>
+    <w:bookmarkStart w:id="137" w:name="a-custom-origin"/>
     <w:p>
       <w:pPr>
         <w:pStyle w:val="Heading2"/>
@@ -39455,7 +40029,7 @@
         <w:t xml:space="preserve">Build it with the GM, one step at a time.</w:t>
       </w:r>
     </w:p>
-    <w:bookmarkStart w:id="128" w:name="the-concept"/>
+    <w:bookmarkStart w:id="129" w:name="the-concept"/>
     <w:p>
       <w:pPr>
         <w:pStyle w:val="Heading3"/>
@@ -39472,8 +40046,8 @@
         <w:t xml:space="preserve">Two or three sentences: where they come from, what sets them apart, and how others see them. It should be something the origins in this book don’t already cover.</w:t>
       </w:r>
     </w:p>
-    <w:bookmarkEnd w:id="128"/>
-    <w:bookmarkStart w:id="129" w:name="the-tier"/>
+    <w:bookmarkEnd w:id="129"/>
+    <w:bookmarkStart w:id="130" w:name="the-tier"/>
     <w:p>
       <w:pPr>
         <w:pStyle w:val="Heading3"/>
@@ -39770,8 +40344,8 @@
         <w:t xml:space="preserve">When in doubt, choose the higher tier.</w:t>
       </w:r>
     </w:p>
-    <w:bookmarkEnd w:id="129"/>
-    <w:bookmarkStart w:id="130" w:name="attribute-adjustments"/>
+    <w:bookmarkEnd w:id="130"/>
+    <w:bookmarkStart w:id="131" w:name="attribute-adjustments"/>
     <w:p>
       <w:pPr>
         <w:pStyle w:val="Heading3"/>
@@ -39817,8 +40391,8 @@
         <w:t xml:space="preserve">: a +2 needs a −2 or two −1s. The adjustments move the attribute’s base (+1 starts it at 11) and raise its starting maximum (13 plus the bonus). Most origins change two to four attributes.</w:t>
       </w:r>
     </w:p>
-    <w:bookmarkEnd w:id="130"/>
-    <w:bookmarkStart w:id="131" w:name="core-rules-tier-1-and-up"/>
+    <w:bookmarkEnd w:id="131"/>
+    <w:bookmarkStart w:id="132" w:name="core-rules-tier-1-and-up"/>
     <w:p>
       <w:pPr>
         <w:pStyle w:val="Heading3"/>
@@ -39835,8 +40409,8 @@
         <w:t xml:space="preserve">One to three short rules that always apply: what they can do (see in the dark, resist cold, a free Trained skill) and what it costs (a weakness, a people’s distrust, a hazard they can’t abide). A strength with no drawback is worth more than it looks, so price it a tier higher.</w:t>
       </w:r>
     </w:p>
-    <w:bookmarkEnd w:id="131"/>
-    <w:bookmarkStart w:id="132" w:name="origin-advantages"/>
+    <w:bookmarkEnd w:id="132"/>
+    <w:bookmarkStart w:id="133" w:name="origin-advantages"/>
     <w:p>
       <w:pPr>
         <w:pStyle w:val="Heading3"/>
@@ -39891,8 +40465,8 @@
         <w:t xml:space="preserve">: a problem the trait causes, with a clear trigger and a real consequence, which earns a Spark point when it bites, like any complication. A character takes one advantage, general or origin, so make them distinct choices.</w:t>
       </w:r>
     </w:p>
-    <w:bookmarkEnd w:id="132"/>
-    <w:bookmarkStart w:id="133" w:name="an-alternate-form-optional-tier-2-or-3"/>
+    <w:bookmarkEnd w:id="133"/>
+    <w:bookmarkStart w:id="134" w:name="an-alternate-form-optional-tier-2-or-3"/>
     <w:p>
       <w:pPr>
         <w:pStyle w:val="Heading3"/>
@@ -39925,8 +40499,8 @@
         <w:t xml:space="preserve">apply.</w:t>
       </w:r>
     </w:p>
-    <w:bookmarkEnd w:id="133"/>
-    <w:bookmarkStart w:id="134" w:name="in-the-creator"/>
+    <w:bookmarkEnd w:id="134"/>
+    <w:bookmarkStart w:id="135" w:name="in-the-creator"/>
     <w:p>
       <w:pPr>
         <w:pStyle w:val="Heading3"/>
@@ -39939,7 +40513,7 @@
       <w:pPr>
         <w:numPr>
           <w:ilvl w:val="0"/>
-          <w:numId w:val="1044"/>
+          <w:numId w:val="1045"/>
         </w:numPr>
         <w:pStyle w:val="Compact"/>
       </w:pPr>
@@ -39967,7 +40541,7 @@
       <w:pPr>
         <w:numPr>
           <w:ilvl w:val="0"/>
-          <w:numId w:val="1044"/>
+          <w:numId w:val="1045"/>
         </w:numPr>
         <w:pStyle w:val="Compact"/>
       </w:pPr>
@@ -39979,7 +40553,7 @@
       <w:pPr>
         <w:numPr>
           <w:ilvl w:val="0"/>
-          <w:numId w:val="1044"/>
+          <w:numId w:val="1045"/>
         </w:numPr>
         <w:pStyle w:val="Compact"/>
       </w:pPr>
@@ -40007,7 +40581,7 @@
       <w:pPr>
         <w:numPr>
           <w:ilvl w:val="0"/>
-          <w:numId w:val="1044"/>
+          <w:numId w:val="1045"/>
         </w:numPr>
         <w:pStyle w:val="Compact"/>
       </w:pPr>
@@ -40031,8 +40605,8 @@
         <w:t xml:space="preserve">and enter the advantage and its companion complication.</w:t>
       </w:r>
     </w:p>
-    <w:bookmarkEnd w:id="134"/>
-    <w:bookmarkStart w:id="135" w:name="example"/>
+    <w:bookmarkEnd w:id="135"/>
+    <w:bookmarkStart w:id="136" w:name="example"/>
     <w:p>
       <w:pPr>
         <w:pStyle w:val="Heading3"/>
@@ -40153,10 +40727,10 @@
         <w:t xml:space="preserve">one at Class II, two at Class I.</w:t>
       </w:r>
     </w:p>
-    <w:bookmarkEnd w:id="135"/>
     <w:bookmarkEnd w:id="136"/>
     <w:bookmarkEnd w:id="137"/>
-    <w:bookmarkStart w:id="138" w:name="complications"/>
+    <w:bookmarkEnd w:id="138"/>
+    <w:bookmarkStart w:id="139" w:name="complications"/>
     <w:p>
       <w:pPr>
         <w:pStyle w:val="Heading1"/>
@@ -40861,8 +41435,8 @@
         </w:tc>
       </w:tr>
     </w:tbl>
-    <w:bookmarkEnd w:id="138"/>
-    <w:bookmarkStart w:id="140" w:name="quick-reference"/>
+    <w:bookmarkEnd w:id="139"/>
+    <w:bookmarkStart w:id="141" w:name="quick-reference"/>
     <w:p>
       <w:pPr>
         <w:pStyle w:val="Heading1"/>
@@ -40994,7 +41568,7 @@
         <w:t xml:space="preserve"> </w:t>
       </w:r>
       <w:r>
-        <w:t xml:space="preserve">move plus one action. Hit → one defense a round (Dodge, Parry or Block; −1 to −3 against a clean hit) → weapon effect. Dodge = Agility −2 plus Athletics training (+0, +1, +2). Parry −3, Block −2 plus the shield. Aim: +1. A 2-box weapon that brings you to three boxes leaves you Dying; at three boxes, another 2-box hit kills.</w:t>
+        <w:t xml:space="preserve">move plus one action. Hit → one defense a round (Dodge, Parry or Block; −1 to −3 against a clean hit) → weapon effect. Dodge = Agility −2 plus Athletics training (+0, +1, +2). Parry −3, Block −2 plus the shield. Aim: +1. Telling hit (by 5+ or natural 3–4): the attacker picks an effect; called shot −2 (small target −4). A 2-box weapon that brings you to three boxes leaves you Dying; at three boxes, another 2-box hit kills.</w:t>
       </w:r>
     </w:p>
     <w:p>
@@ -41030,7 +41604,7 @@
         <w:t xml:space="preserve"> </w:t>
       </w:r>
       <w:r>
-        <w:t xml:space="preserve">start each session with two. Reroll, reduce an injury by one box, or establish a small preparation. Earn one from an accepted complication.</w:t>
+        <w:t xml:space="preserve">start each session with two. Reroll, reduce an injury by one box, shrug off a telling hit, or establish a small preparation. Earn one from an accepted complication.</w:t>
       </w:r>
     </w:p>
     <w:p>
@@ -41053,7 +41627,7 @@
       <w:r>
         <w:t xml:space="preserve"> </w:t>
       </w:r>
-      <w:hyperlink r:id="rId139">
+      <w:hyperlink r:id="rId140">
         <w:r>
           <w:rPr>
             <w:rStyle w:val="Hyperlink"/>
@@ -41065,7 +41639,7 @@
         <w:t xml:space="preserve">. You may share, adapt, and use it for any purpose, including commercially, as long as you give appropriate credit to the author.</w:t>
       </w:r>
     </w:p>
-    <w:bookmarkEnd w:id="140"/>
+    <w:bookmarkEnd w:id="141"/>
     <w:sectPr/>
   </w:body>
 </w:document>
@@ -41421,6 +41995,9 @@
     <w:abstractNumId w:val="991"/>
   </w:num>
   <w:num w:numId="1011">
+    <w:abstractNumId w:val="991"/>
+  </w:num>
+  <w:num w:numId="1012">
     <w:abstractNumId w:val="99411"/>
     <w:lvlOverride w:ilvl="0">
       <w:startOverride w:val="1"/>
@@ -41450,13 +42027,13 @@
       <w:startOverride w:val="1"/>
     </w:lvlOverride>
   </w:num>
-  <w:num w:numId="1012">
-    <w:abstractNumId w:val="991"/>
-  </w:num>
   <w:num w:numId="1013">
     <w:abstractNumId w:val="991"/>
   </w:num>
   <w:num w:numId="1014">
+    <w:abstractNumId w:val="991"/>
+  </w:num>
+  <w:num w:numId="1015">
     <w:abstractNumId w:val="99411"/>
     <w:lvlOverride w:ilvl="0">
       <w:startOverride w:val="1"/>
@@ -41485,9 +42062,6 @@
     <w:lvlOverride w:ilvl="8">
       <w:startOverride w:val="1"/>
     </w:lvlOverride>
-  </w:num>
-  <w:num w:numId="1015">
-    <w:abstractNumId w:val="991"/>
   </w:num>
   <w:num w:numId="1016">
     <w:abstractNumId w:val="991"/>
@@ -41571,6 +42145,9 @@
     <w:abstractNumId w:val="991"/>
   </w:num>
   <w:num w:numId="1043">
+    <w:abstractNumId w:val="991"/>
+  </w:num>
+  <w:num w:numId="1044">
     <w:abstractNumId w:val="99411"/>
     <w:lvlOverride w:ilvl="0">
       <w:startOverride w:val="1"/>
@@ -41600,7 +42177,7 @@
       <w:startOverride w:val="1"/>
     </w:lvlOverride>
   </w:num>
-  <w:num w:numId="1044">
+  <w:num w:numId="1045">
     <w:abstractNumId w:val="99411"/>
     <w:lvlOverride w:ilvl="0">
       <w:startOverride w:val="1"/>

--- a/legend-dynamics/aurora/Aurora_Players_Guide.docx
+++ b/legend-dynamics/aurora/Aurora_Players_Guide.docx
@@ -11154,23 +11154,175 @@
         <w:pStyle w:val="FirstParagraph"/>
       </w:pPr>
       <w:r>
-        <w:t xml:space="preserve">Each</w:t>
-      </w:r>
-      <w:r>
-        <w:t xml:space="preserve"> </w:t>
-      </w:r>
-      <w:r>
-        <w:rPr>
-          <w:bCs/>
-          <w:b/>
-        </w:rPr>
-        <w:t xml:space="preserve">full day</w:t>
-      </w:r>
-      <w:r>
-        <w:t xml:space="preserve"> </w:t>
-      </w:r>
-      <w:r>
-        <w:t xml:space="preserve">of rest clears one injury box. Rest means nothing strenuous. At three boxes, rest alone clears nothing: treatment must clear the first box.</w:t>
+        <w:t xml:space="preserve">Rest clears injury one box at a time, and the worse you’re hurt, the longer each box takes. Rest means nothing strenuous: no fighting, no hard travel, no long days of work.</w:t>
+      </w:r>
+    </w:p>
+    <w:tbl>
+      <w:tblPr>
+        <w:tblStyle w:val="Table"/>
+        <w:tblW w:type="auto" w:w="0"/>
+        <w:tblLook w:firstRow="1" w:lastRow="0" w:firstColumn="0" w:lastColumn="0" w:noHBand="0" w:noVBand="0" w:val="0020"/>
+        <w:jc w:val="start"/>
+        <w:tblBorders>
+          <w:top w:val="single" w:sz="4" w:color="B8C2D3"/>
+          <w:left w:val="single" w:sz="4" w:color="B8C2D3"/>
+          <w:bottom w:val="single" w:sz="4" w:color="B8C2D3"/>
+          <w:right w:val="single" w:sz="4" w:color="B8C2D3"/>
+          <w:insideH w:val="single" w:sz="4" w:color="B8C2D3"/>
+          <w:insideV w:val="single" w:sz="4" w:color="B8C2D3"/>
+        </w:tblBorders>
+      </w:tblPr>
+      <w:tblGrid>
+        <w:gridCol w:w="3960"/>
+        <w:gridCol w:w="3960"/>
+      </w:tblGrid>
+      <w:tr>
+        <w:trPr>
+          <w:tblHeader w:val="true"/>
+        </w:trPr>
+        <w:tc>
+          <w:tcPr>
+            <w:shd w:val="clear" w:fill="E8EEF8"/>
+          </w:tcPr>
+          <w:p>
+            <w:pPr>
+              <w:pStyle w:val="Compact"/>
+              <w:jc w:val="left"/>
+            </w:pPr>
+            <w:r>
+              <w:rPr>
+                <w:b/>
+                <w:sz w:val="19"/>
+              </w:rPr>
+              <w:t xml:space="preserve">Boxes marked</w:t>
+            </w:r>
+          </w:p>
+        </w:tc>
+        <w:tc>
+          <w:tcPr>
+            <w:shd w:val="clear" w:fill="E8EEF8"/>
+          </w:tcPr>
+          <w:p>
+            <w:pPr>
+              <w:pStyle w:val="Compact"/>
+              <w:jc w:val="left"/>
+            </w:pPr>
+            <w:r>
+              <w:rPr>
+                <w:b/>
+                <w:sz w:val="19"/>
+              </w:rPr>
+              <w:t xml:space="preserve">Rest to clear one box</w:t>
+            </w:r>
+          </w:p>
+        </w:tc>
+      </w:tr>
+      <w:tr>
+        <w:tc>
+          <w:tcPr/>
+          <w:p>
+            <w:pPr>
+              <w:pStyle w:val="Compact"/>
+              <w:jc w:val="left"/>
+            </w:pPr>
+            <w:r>
+              <w:rPr>
+                <w:b/>
+                <w:sz w:val="19"/>
+              </w:rPr>
+              <w:t xml:space="preserve">1</w:t>
+            </w:r>
+          </w:p>
+        </w:tc>
+        <w:tc>
+          <w:tcPr/>
+          <w:p>
+            <w:pPr>
+              <w:pStyle w:val="Compact"/>
+              <w:jc w:val="left"/>
+            </w:pPr>
+            <w:r>
+              <w:rPr>
+                <w:sz w:val="19"/>
+              </w:rPr>
+              <w:t xml:space="preserve">A full day</w:t>
+            </w:r>
+          </w:p>
+        </w:tc>
+      </w:tr>
+      <w:tr>
+        <w:tc>
+          <w:tcPr/>
+          <w:p>
+            <w:pPr>
+              <w:pStyle w:val="Compact"/>
+              <w:jc w:val="left"/>
+            </w:pPr>
+            <w:r>
+              <w:rPr>
+                <w:b/>
+                <w:sz w:val="19"/>
+              </w:rPr>
+              <w:t xml:space="preserve">2</w:t>
+            </w:r>
+          </w:p>
+        </w:tc>
+        <w:tc>
+          <w:tcPr/>
+          <w:p>
+            <w:pPr>
+              <w:pStyle w:val="Compact"/>
+              <w:jc w:val="left"/>
+            </w:pPr>
+            <w:r>
+              <w:rPr>
+                <w:sz w:val="19"/>
+              </w:rPr>
+              <w:t xml:space="preserve">At least three days</w:t>
+            </w:r>
+          </w:p>
+        </w:tc>
+      </w:tr>
+      <w:tr>
+        <w:tc>
+          <w:tcPr/>
+          <w:p>
+            <w:pPr>
+              <w:pStyle w:val="Compact"/>
+              <w:jc w:val="left"/>
+            </w:pPr>
+            <w:r>
+              <w:rPr>
+                <w:b/>
+                <w:sz w:val="19"/>
+              </w:rPr>
+              <w:t xml:space="preserve">3</w:t>
+            </w:r>
+          </w:p>
+        </w:tc>
+        <w:tc>
+          <w:tcPr/>
+          <w:p>
+            <w:pPr>
+              <w:pStyle w:val="Compact"/>
+              <w:jc w:val="left"/>
+            </w:pPr>
+            <w:r>
+              <w:rPr>
+                <w:sz w:val="19"/>
+              </w:rPr>
+              <w:t xml:space="preserve">A week, and only in someone’s care</w:t>
+            </w:r>
+          </w:p>
+        </w:tc>
+      </w:tr>
+    </w:tbl>
+    <w:p>
+      <w:pPr>
+        <w:pStyle w:val="BodyText"/>
+      </w:pPr>
+      <w:r>
+        <w:t xml:space="preserve">At three boxes, rest alone does nothing until someone has stabilized or treated you; after that, a week of rest in their care clears the first box. A successful treatment is faster. The times add up: from three boxes, rest alone takes about a week and a half to heal completely (a week, then three days, then a day).</w:t>
       </w:r>
     </w:p>
     <w:bookmarkEnd w:id="62"/>
@@ -41586,7 +41738,7 @@
         <w:t xml:space="preserve"> </w:t>
       </w:r>
       <w:r>
-        <w:t xml:space="preserve">stabilize in one action. Field care clears 1 box (2 on margin 5+). Proper care gives +2 and clears 2 (3 on margin 5+). Rest: one box per full day, not from three.</w:t>
+        <w:t xml:space="preserve">stabilize in one action. Field care clears 1 box (2 on margin 5+). Proper care gives +2 and clears 2 (3 on margin 5+). Rest clears a box in a day at 1 box, three days at 2, a week at 3 (in someone’s care).</w:t>
       </w:r>
     </w:p>
     <w:p>

--- a/legend-dynamics/aurora/Aurora_Players_Guide.docx
+++ b/legend-dynamics/aurora/Aurora_Players_Guide.docx
@@ -7669,7 +7669,7 @@
     </w:p>
     <w:bookmarkEnd w:id="48"/>
     <w:bookmarkEnd w:id="49"/>
-    <w:bookmarkStart w:id="58" w:name="personal-combat"/>
+    <w:bookmarkStart w:id="59" w:name="personal-combat"/>
     <w:p>
       <w:pPr>
         <w:pStyle w:val="Heading1"/>
@@ -8723,7 +8723,7 @@
       </w:r>
     </w:p>
     <w:bookmarkEnd w:id="53"/>
-    <w:bookmarkStart w:id="55" w:name="injury"/>
+    <w:bookmarkStart w:id="56" w:name="injury"/>
     <w:p>
       <w:pPr>
         <w:pStyle w:val="Heading2"/>
@@ -9125,8 +9125,769 @@
       </w:r>
     </w:p>
     <w:bookmarkEnd w:id="54"/>
+    <w:bookmarkStart w:id="55" w:name="optional-rule-gritty-combat"/>
+    <w:p>
+      <w:pPr>
+        <w:pStyle w:val="Heading3"/>
+      </w:pPr>
+      <w:r>
+        <w:t xml:space="preserve">Optional rule: gritty combat</w:t>
+      </w:r>
+    </w:p>
+    <w:p>
+      <w:pPr>
+        <w:pStyle w:val="FirstParagraph"/>
+      </w:pPr>
+      <w:r>
+        <w:t xml:space="preserve">For a harder, bloodier game, the GM can turn on</w:t>
+      </w:r>
+      <w:r>
+        <w:t xml:space="preserve"> </w:t>
+      </w:r>
+      <w:r>
+        <w:rPr>
+          <w:bCs/>
+          <w:b/>
+        </w:rPr>
+        <w:t xml:space="preserve">gritty combat</w:t>
+      </w:r>
+      <w:r>
+        <w:t xml:space="preserve"> </w:t>
+      </w:r>
+      <w:r>
+        <w:t xml:space="preserve">for the campaign (the creator has a switch on the Condition card and in the GM view). The rest of the rules stay the same.</w:t>
+      </w:r>
+    </w:p>
+    <w:p>
+      <w:pPr>
+        <w:pStyle w:val="BodyText"/>
+      </w:pPr>
+      <w:r>
+        <w:rPr>
+          <w:bCs/>
+          <w:b/>
+        </w:rPr>
+        <w:t xml:space="preserve">Grievous hits.</w:t>
+      </w:r>
+      <w:r>
+        <w:t xml:space="preserve"> </w:t>
+      </w:r>
+      <w:r>
+        <w:t xml:space="preserve">A hit that marks</w:t>
+      </w:r>
+      <w:r>
+        <w:t xml:space="preserve"> </w:t>
+      </w:r>
+      <w:r>
+        <w:rPr>
+          <w:bCs/>
+          <w:b/>
+        </w:rPr>
+        <w:t xml:space="preserve">2 or more boxes</w:t>
+      </w:r>
+      <w:r>
+        <w:t xml:space="preserve"> </w:t>
+      </w:r>
+      <w:r>
+        <w:t xml:space="preserve">is</w:t>
+      </w:r>
+      <w:r>
+        <w:t xml:space="preserve"> </w:t>
+      </w:r>
+      <w:r>
+        <w:rPr>
+          <w:bCs/>
+          <w:b/>
+        </w:rPr>
+        <w:t xml:space="preserve">grievous</w:t>
+      </w:r>
+      <w:r>
+        <w:t xml:space="preserve"> </w:t>
+      </w:r>
+      <w:r>
+        <w:t xml:space="preserve">when the attack succeeded by</w:t>
+      </w:r>
+      <w:r>
+        <w:t xml:space="preserve"> </w:t>
+      </w:r>
+      <w:r>
+        <w:rPr>
+          <w:bCs/>
+          <w:b/>
+        </w:rPr>
+        <w:t xml:space="preserve">7 or more</w:t>
+      </w:r>
+      <w:r>
+        <w:t xml:space="preserve">, rolled a</w:t>
+      </w:r>
+      <w:r>
+        <w:t xml:space="preserve"> </w:t>
+      </w:r>
+      <w:r>
+        <w:rPr>
+          <w:bCs/>
+          <w:b/>
+        </w:rPr>
+        <w:t xml:space="preserve">natural 3 or 4</w:t>
+      </w:r>
+      <w:r>
+        <w:t xml:space="preserve">, or left the target</w:t>
+      </w:r>
+      <w:r>
+        <w:t xml:space="preserve"> </w:t>
+      </w:r>
+      <w:r>
+        <w:rPr>
+          <w:bCs/>
+          <w:b/>
+        </w:rPr>
+        <w:t xml:space="preserve">Dying</w:t>
+      </w:r>
+      <w:r>
+        <w:t xml:space="preserve">.</w:t>
+      </w:r>
+    </w:p>
+    <w:p>
+      <w:pPr>
+        <w:numPr>
+          <w:ilvl w:val="0"/>
+          <w:numId w:val="1011"/>
+        </w:numPr>
+        <w:pStyle w:val="Compact"/>
+      </w:pPr>
+      <w:r>
+        <w:rPr>
+          <w:bCs/>
+          <w:b/>
+        </w:rPr>
+        <w:t xml:space="preserve">A character</w:t>
+      </w:r>
+      <w:r>
+        <w:t xml:space="preserve"> </w:t>
+      </w:r>
+      <w:r>
+        <w:t xml:space="preserve">rolls 3d6 on the table below and suffers the result on top of the boxes.</w:t>
+      </w:r>
+    </w:p>
+    <w:p>
+      <w:pPr>
+        <w:numPr>
+          <w:ilvl w:val="0"/>
+          <w:numId w:val="1011"/>
+        </w:numPr>
+        <w:pStyle w:val="Compact"/>
+      </w:pPr>
+      <w:r>
+        <w:rPr>
+          <w:bCs/>
+          <w:b/>
+        </w:rPr>
+        <w:t xml:space="preserve">An opponent</w:t>
+      </w:r>
+      <w:r>
+        <w:t xml:space="preserve"> </w:t>
+      </w:r>
+      <w:r>
+        <w:t xml:space="preserve">is simply taken out: no roll, no boxes to count. Describe how, or let the GM view roll a description.</w:t>
+      </w:r>
+    </w:p>
+    <w:p>
+      <w:pPr>
+        <w:numPr>
+          <w:ilvl w:val="0"/>
+          <w:numId w:val="1011"/>
+        </w:numPr>
+        <w:pStyle w:val="Compact"/>
+      </w:pPr>
+      <w:r>
+        <w:rPr>
+          <w:bCs/>
+          <w:b/>
+        </w:rPr>
+        <w:t xml:space="preserve">With a telling hit,</w:t>
+      </w:r>
+      <w:r>
+        <w:t xml:space="preserve"> </w:t>
+      </w:r>
+      <w:r>
+        <w:t xml:space="preserve">the attacker also chooses which limb.</w:t>
+      </w:r>
+    </w:p>
+    <w:tbl>
+      <w:tblPr>
+        <w:tblStyle w:val="Table"/>
+        <w:tblW w:type="pct" w:w="5000"/>
+        <w:tblLook w:firstRow="1" w:lastRow="0" w:firstColumn="0" w:lastColumn="0" w:noHBand="0" w:noVBand="0" w:val="0020"/>
+        <w:jc w:val="start"/>
+        <w:tblBorders>
+          <w:top w:val="single" w:sz="4" w:color="B8C2D3"/>
+          <w:left w:val="single" w:sz="4" w:color="B8C2D3"/>
+          <w:bottom w:val="single" w:sz="4" w:color="B8C2D3"/>
+          <w:right w:val="single" w:sz="4" w:color="B8C2D3"/>
+          <w:insideH w:val="single" w:sz="4" w:color="B8C2D3"/>
+          <w:insideV w:val="single" w:sz="4" w:color="B8C2D3"/>
+        </w:tblBorders>
+      </w:tblPr>
+      <w:tblGrid>
+        <w:gridCol w:w="1980"/>
+        <w:gridCol w:w="1980"/>
+        <w:gridCol w:w="1980"/>
+        <w:gridCol w:w="1980"/>
+      </w:tblGrid>
+      <w:tr>
+        <w:trPr>
+          <w:tblHeader w:val="true"/>
+        </w:trPr>
+        <w:tc>
+          <w:tcPr>
+            <w:shd w:val="clear" w:fill="E8EEF8"/>
+          </w:tcPr>
+          <w:p>
+            <w:pPr>
+              <w:pStyle w:val="Compact"/>
+              <w:jc w:val="left"/>
+            </w:pPr>
+            <w:r>
+              <w:rPr>
+                <w:b/>
+                <w:sz w:val="19"/>
+              </w:rPr>
+              <w:t xml:space="preserve">3d6</w:t>
+            </w:r>
+          </w:p>
+        </w:tc>
+        <w:tc>
+          <w:tcPr>
+            <w:shd w:val="clear" w:fill="E8EEF8"/>
+          </w:tcPr>
+          <w:p>
+            <w:pPr>
+              <w:pStyle w:val="Compact"/>
+              <w:jc w:val="left"/>
+            </w:pPr>
+            <w:r>
+              <w:rPr>
+                <w:b/>
+                <w:sz w:val="19"/>
+              </w:rPr>
+              <w:t xml:space="preserve">Grievous wound</w:t>
+            </w:r>
+          </w:p>
+        </w:tc>
+        <w:tc>
+          <w:tcPr>
+            <w:shd w:val="clear" w:fill="E8EEF8"/>
+          </w:tcPr>
+          <w:p>
+            <w:pPr>
+              <w:pStyle w:val="Compact"/>
+              <w:jc w:val="left"/>
+            </w:pPr>
+            <w:r>
+              <w:rPr>
+                <w:b/>
+                <w:sz w:val="19"/>
+              </w:rPr>
+              <w:t xml:space="preserve">Effect</w:t>
+            </w:r>
+          </w:p>
+        </w:tc>
+        <w:tc>
+          <w:tcPr>
+            <w:shd w:val="clear" w:fill="E8EEF8"/>
+          </w:tcPr>
+          <w:p>
+            <w:pPr>
+              <w:pStyle w:val="Compact"/>
+              <w:jc w:val="left"/>
+            </w:pPr>
+            <w:r>
+              <w:rPr>
+                <w:b/>
+                <w:sz w:val="19"/>
+              </w:rPr>
+              <w:t xml:space="preserve">Heals</w:t>
+            </w:r>
+          </w:p>
+        </w:tc>
+      </w:tr>
+      <w:tr>
+        <w:tc>
+          <w:tcPr/>
+          <w:p>
+            <w:pPr>
+              <w:pStyle w:val="Compact"/>
+              <w:jc w:val="left"/>
+            </w:pPr>
+            <w:r>
+              <w:rPr>
+                <w:b/>
+                <w:sz w:val="19"/>
+              </w:rPr>
+              <w:t xml:space="preserve">3–4</w:t>
+            </w:r>
+          </w:p>
+        </w:tc>
+        <w:tc>
+          <w:tcPr/>
+          <w:p>
+            <w:pPr>
+              <w:pStyle w:val="Compact"/>
+              <w:jc w:val="left"/>
+            </w:pPr>
+            <w:r>
+              <w:rPr>
+                <w:sz w:val="19"/>
+              </w:rPr>
+              <w:t xml:space="preserve">Lost limb</w:t>
+            </w:r>
+          </w:p>
+        </w:tc>
+        <w:tc>
+          <w:tcPr/>
+          <w:p>
+            <w:pPr>
+              <w:pStyle w:val="Compact"/>
+              <w:jc w:val="left"/>
+            </w:pPr>
+            <w:r>
+              <w:rPr>
+                <w:sz w:val="19"/>
+              </w:rPr>
+              <w:t xml:space="preserve">A hand, an arm or a leg is gone for good; the GM says which. −4 to tasks that need it, or impossible. Dying unless someone stops the bleeding.</w:t>
+            </w:r>
+          </w:p>
+        </w:tc>
+        <w:tc>
+          <w:tcPr/>
+          <w:p>
+            <w:pPr>
+              <w:pStyle w:val="Compact"/>
+              <w:jc w:val="left"/>
+            </w:pPr>
+            <w:r>
+              <w:rPr>
+                <w:sz w:val="19"/>
+              </w:rPr>
+              <w:t xml:space="preserve">Never: a complication</w:t>
+            </w:r>
+          </w:p>
+        </w:tc>
+      </w:tr>
+      <w:tr>
+        <w:tc>
+          <w:tcPr/>
+          <w:p>
+            <w:pPr>
+              <w:pStyle w:val="Compact"/>
+              <w:jc w:val="left"/>
+            </w:pPr>
+            <w:r>
+              <w:rPr>
+                <w:b/>
+                <w:sz w:val="19"/>
+              </w:rPr>
+              <w:t xml:space="preserve">5–6</w:t>
+            </w:r>
+          </w:p>
+        </w:tc>
+        <w:tc>
+          <w:tcPr/>
+          <w:p>
+            <w:pPr>
+              <w:pStyle w:val="Compact"/>
+              <w:jc w:val="left"/>
+            </w:pPr>
+            <w:r>
+              <w:rPr>
+                <w:sz w:val="19"/>
+              </w:rPr>
+              <w:t xml:space="preserve">Lost eye</w:t>
+            </w:r>
+          </w:p>
+        </w:tc>
+        <w:tc>
+          <w:tcPr/>
+          <w:p>
+            <w:pPr>
+              <w:pStyle w:val="Compact"/>
+              <w:jc w:val="left"/>
+            </w:pPr>
+            <w:r>
+              <w:rPr>
+                <w:sz w:val="19"/>
+              </w:rPr>
+              <w:t xml:space="preserve">−2 to Firearms and to spotting things.</w:t>
+            </w:r>
+          </w:p>
+        </w:tc>
+        <w:tc>
+          <w:tcPr/>
+          <w:p>
+            <w:pPr>
+              <w:pStyle w:val="Compact"/>
+              <w:jc w:val="left"/>
+            </w:pPr>
+            <w:r>
+              <w:rPr>
+                <w:sz w:val="19"/>
+              </w:rPr>
+              <w:t xml:space="preserve">Never: a complication</w:t>
+            </w:r>
+          </w:p>
+        </w:tc>
+      </w:tr>
+      <w:tr>
+        <w:tc>
+          <w:tcPr/>
+          <w:p>
+            <w:pPr>
+              <w:pStyle w:val="Compact"/>
+              <w:jc w:val="left"/>
+            </w:pPr>
+            <w:r>
+              <w:rPr>
+                <w:b/>
+                <w:sz w:val="19"/>
+              </w:rPr>
+              <w:t xml:space="preserve">7–9</w:t>
+            </w:r>
+          </w:p>
+        </w:tc>
+        <w:tc>
+          <w:tcPr/>
+          <w:p>
+            <w:pPr>
+              <w:pStyle w:val="Compact"/>
+              <w:jc w:val="left"/>
+            </w:pPr>
+            <w:r>
+              <w:rPr>
+                <w:sz w:val="19"/>
+              </w:rPr>
+              <w:t xml:space="preserve">Broken bone</w:t>
+            </w:r>
+          </w:p>
+        </w:tc>
+        <w:tc>
+          <w:tcPr/>
+          <w:p>
+            <w:pPr>
+              <w:pStyle w:val="Compact"/>
+              <w:jc w:val="left"/>
+            </w:pPr>
+            <w:r>
+              <w:rPr>
+                <w:sz w:val="19"/>
+              </w:rPr>
+              <w:t xml:space="preserve">The limb is useless until it’s set with proper care.</w:t>
+            </w:r>
+          </w:p>
+        </w:tc>
+        <w:tc>
+          <w:tcPr/>
+          <w:p>
+            <w:pPr>
+              <w:pStyle w:val="Compact"/>
+              <w:jc w:val="left"/>
+            </w:pPr>
+            <w:r>
+              <w:rPr>
+                <w:sz w:val="19"/>
+              </w:rPr>
+              <w:t xml:space="preserve">Several weeks</w:t>
+            </w:r>
+          </w:p>
+        </w:tc>
+      </w:tr>
+      <w:tr>
+        <w:tc>
+          <w:tcPr/>
+          <w:p>
+            <w:pPr>
+              <w:pStyle w:val="Compact"/>
+              <w:jc w:val="left"/>
+            </w:pPr>
+            <w:r>
+              <w:rPr>
+                <w:b/>
+                <w:sz w:val="19"/>
+              </w:rPr>
+              <w:t xml:space="preserve">10–12</w:t>
+            </w:r>
+          </w:p>
+        </w:tc>
+        <w:tc>
+          <w:tcPr/>
+          <w:p>
+            <w:pPr>
+              <w:pStyle w:val="Compact"/>
+              <w:jc w:val="left"/>
+            </w:pPr>
+            <w:r>
+              <w:rPr>
+                <w:sz w:val="19"/>
+              </w:rPr>
+              <w:t xml:space="preserve">Torn muscle</w:t>
+            </w:r>
+          </w:p>
+        </w:tc>
+        <w:tc>
+          <w:tcPr/>
+          <w:p>
+            <w:pPr>
+              <w:pStyle w:val="Compact"/>
+              <w:jc w:val="left"/>
+            </w:pPr>
+            <w:r>
+              <w:rPr>
+                <w:sz w:val="19"/>
+              </w:rPr>
+              <w:t xml:space="preserve">−1 to physical tasks.</w:t>
+            </w:r>
+          </w:p>
+        </w:tc>
+        <w:tc>
+          <w:tcPr/>
+          <w:p>
+            <w:pPr>
+              <w:pStyle w:val="Compact"/>
+              <w:jc w:val="left"/>
+            </w:pPr>
+            <w:r>
+              <w:rPr>
+                <w:sz w:val="19"/>
+              </w:rPr>
+              <w:t xml:space="preserve">Several weeks</w:t>
+            </w:r>
+          </w:p>
+        </w:tc>
+      </w:tr>
+      <w:tr>
+        <w:tc>
+          <w:tcPr/>
+          <w:p>
+            <w:pPr>
+              <w:pStyle w:val="Compact"/>
+              <w:jc w:val="left"/>
+            </w:pPr>
+            <w:r>
+              <w:rPr>
+                <w:b/>
+                <w:sz w:val="19"/>
+              </w:rPr>
+              <w:t xml:space="preserve">13–15</w:t>
+            </w:r>
+          </w:p>
+        </w:tc>
+        <w:tc>
+          <w:tcPr/>
+          <w:p>
+            <w:pPr>
+              <w:pStyle w:val="Compact"/>
+              <w:jc w:val="left"/>
+            </w:pPr>
+            <w:r>
+              <w:rPr>
+                <w:sz w:val="19"/>
+              </w:rPr>
+              <w:t xml:space="preserve">Concussion</w:t>
+            </w:r>
+          </w:p>
+        </w:tc>
+        <w:tc>
+          <w:tcPr/>
+          <w:p>
+            <w:pPr>
+              <w:pStyle w:val="Compact"/>
+              <w:jc w:val="left"/>
+            </w:pPr>
+            <w:r>
+              <w:rPr>
+                <w:sz w:val="19"/>
+              </w:rPr>
+              <w:t xml:space="preserve">Stunned, and −2 to thinking tasks for the scene.</w:t>
+            </w:r>
+          </w:p>
+        </w:tc>
+        <w:tc>
+          <w:tcPr/>
+          <w:p>
+            <w:pPr>
+              <w:pStyle w:val="Compact"/>
+              <w:jc w:val="left"/>
+            </w:pPr>
+            <w:r>
+              <w:rPr>
+                <w:sz w:val="19"/>
+              </w:rPr>
+              <w:t xml:space="preserve">After the scene</w:t>
+            </w:r>
+          </w:p>
+        </w:tc>
+      </w:tr>
+      <w:tr>
+        <w:tc>
+          <w:tcPr/>
+          <w:p>
+            <w:pPr>
+              <w:pStyle w:val="Compact"/>
+              <w:jc w:val="left"/>
+            </w:pPr>
+            <w:r>
+              <w:rPr>
+                <w:b/>
+                <w:sz w:val="19"/>
+              </w:rPr>
+              <w:t xml:space="preserve">16–18</w:t>
+            </w:r>
+          </w:p>
+        </w:tc>
+        <w:tc>
+          <w:tcPr/>
+          <w:p>
+            <w:pPr>
+              <w:pStyle w:val="Compact"/>
+              <w:jc w:val="left"/>
+            </w:pPr>
+            <w:r>
+              <w:rPr>
+                <w:sz w:val="19"/>
+              </w:rPr>
+              <w:t xml:space="preserve">Internal injury</w:t>
+            </w:r>
+          </w:p>
+        </w:tc>
+        <w:tc>
+          <w:tcPr/>
+          <w:p>
+            <w:pPr>
+              <w:pStyle w:val="Compact"/>
+              <w:jc w:val="left"/>
+            </w:pPr>
+            <w:r>
+              <w:rPr>
+                <w:sz w:val="19"/>
+              </w:rPr>
+              <w:t xml:space="preserve">Dying even with boxes to spare; it needs a hospital’s trauma surgeons.</w:t>
+            </w:r>
+          </w:p>
+        </w:tc>
+        <w:tc>
+          <w:tcPr/>
+          <w:p>
+            <w:pPr>
+              <w:pStyle w:val="Compact"/>
+              <w:jc w:val="left"/>
+            </w:pPr>
+            <w:r>
+              <w:rPr>
+                <w:sz w:val="19"/>
+              </w:rPr>
+              <w:t xml:space="preserve">Several weeks after surgery</w:t>
+            </w:r>
+          </w:p>
+        </w:tc>
+      </w:tr>
+    </w:tbl>
+    <w:p>
+      <w:pPr>
+        <w:numPr>
+          <w:ilvl w:val="0"/>
+          <w:numId w:val="1012"/>
+        </w:numPr>
+        <w:pStyle w:val="Compact"/>
+      </w:pPr>
+      <w:r>
+        <w:rPr>
+          <w:bCs/>
+          <w:b/>
+        </w:rPr>
+        <w:t xml:space="preserve">Spark.</w:t>
+      </w:r>
+      <w:r>
+        <w:t xml:space="preserve"> </w:t>
+      </w:r>
+      <w:r>
+        <w:t xml:space="preserve">Spend a Spark point to</w:t>
+      </w:r>
+      <w:r>
+        <w:t xml:space="preserve"> </w:t>
+      </w:r>
+      <w:r>
+        <w:rPr>
+          <w:bCs/>
+          <w:b/>
+        </w:rPr>
+        <w:t xml:space="preserve">downgrade</w:t>
+      </w:r>
+      <w:r>
+        <w:t xml:space="preserve"> </w:t>
+      </w:r>
+      <w:r>
+        <w:t xml:space="preserve">a grievous wound one step: lost limb becomes broken bone; lost eye becomes concussion; broken bone becomes torn muscle; torn muscle becomes nothing lasting; concussion becomes nothing lasting; internal injury becomes torn muscle.</w:t>
+      </w:r>
+    </w:p>
+    <w:p>
+      <w:pPr>
+        <w:numPr>
+          <w:ilvl w:val="0"/>
+          <w:numId w:val="1012"/>
+        </w:numPr>
+        <w:pStyle w:val="Compact"/>
+      </w:pPr>
+      <w:r>
+        <w:rPr>
+          <w:bCs/>
+          <w:b/>
+        </w:rPr>
+        <w:t xml:space="preserve">A limb for a life.</w:t>
+      </w:r>
+      <w:r>
+        <w:t xml:space="preserve"> </w:t>
+      </w:r>
+      <w:r>
+        <w:t xml:space="preserve">Once a fight, a character who would be left Dying or killed can</w:t>
+      </w:r>
+      <w:r>
+        <w:t xml:space="preserve"> </w:t>
+      </w:r>
+      <w:r>
+        <w:rPr>
+          <w:bCs/>
+          <w:b/>
+        </w:rPr>
+        <w:t xml:space="preserve">lose a limb, or the use of one</w:t>
+      </w:r>
+      <w:r>
+        <w:t xml:space="preserve">, instead. They live, Incapacitated but stable, and the limb becomes a complication. It replaces any grievous wound from the same hit.</w:t>
+      </w:r>
+    </w:p>
+    <w:p>
+      <w:pPr>
+        <w:numPr>
+          <w:ilvl w:val="0"/>
+          <w:numId w:val="1012"/>
+        </w:numPr>
+        <w:pStyle w:val="Compact"/>
+      </w:pPr>
+      <w:r>
+        <w:rPr>
+          <w:bCs/>
+          <w:b/>
+        </w:rPr>
+        <w:t xml:space="preserve">Healing.</w:t>
+      </w:r>
+      <w:r>
+        <w:t xml:space="preserve"> </w:t>
+      </w:r>
+      <w:r>
+        <w:t xml:space="preserve">Grievous wounds heal on their own clock, whatever the boxes say. A lost limb, a lost eye or a disfigurement never heals.</w:t>
+      </w:r>
+    </w:p>
     <w:bookmarkEnd w:id="55"/>
-    <w:bookmarkStart w:id="56" w:name="weapons-and-damage"/>
+    <w:bookmarkEnd w:id="56"/>
+    <w:bookmarkStart w:id="57" w:name="weapons-and-damage"/>
     <w:p>
       <w:pPr>
         <w:pStyle w:val="Heading2"/>
@@ -10544,8 +11305,8 @@
         <w:t xml:space="preserve">(three rounds, +1 to hit). Firearms jam on a natural 18. To take someone down without killing them, use fists, a taser, dampening cuffs, or a power used with care.</w:t>
       </w:r>
     </w:p>
-    <w:bookmarkEnd w:id="56"/>
-    <w:bookmarkStart w:id="57" w:name="weapon-and-ammunition"/>
+    <w:bookmarkEnd w:id="57"/>
+    <w:bookmarkStart w:id="58" w:name="weapon-and-ammunition"/>
     <w:p>
       <w:pPr>
         <w:pStyle w:val="Heading2"/>
@@ -10976,7 +11737,7 @@
       <w:pPr>
         <w:numPr>
           <w:ilvl w:val="0"/>
-          <w:numId w:val="1011"/>
+          <w:numId w:val="1013"/>
         </w:numPr>
         <w:pStyle w:val="Compact"/>
       </w:pPr>
@@ -10998,7 +11759,7 @@
       <w:pPr>
         <w:numPr>
           <w:ilvl w:val="0"/>
-          <w:numId w:val="1011"/>
+          <w:numId w:val="1013"/>
         </w:numPr>
         <w:pStyle w:val="Compact"/>
       </w:pPr>
@@ -11020,7 +11781,7 @@
       <w:pPr>
         <w:numPr>
           <w:ilvl w:val="0"/>
-          <w:numId w:val="1011"/>
+          <w:numId w:val="1013"/>
         </w:numPr>
         <w:pStyle w:val="Compact"/>
       </w:pPr>
@@ -11038,9 +11799,9 @@
         <w:t xml:space="preserve">A natural 18 with this weapon also jams it: clearing it takes an action.</w:t>
       </w:r>
     </w:p>
-    <w:bookmarkEnd w:id="57"/>
     <w:bookmarkEnd w:id="58"/>
-    <w:bookmarkStart w:id="63" w:name="medical-care"/>
+    <w:bookmarkEnd w:id="59"/>
+    <w:bookmarkStart w:id="64" w:name="medical-care"/>
     <w:p>
       <w:pPr>
         <w:pStyle w:val="Heading1"/>
@@ -11086,7 +11847,7 @@
         <w:t xml:space="preserve">).</w:t>
       </w:r>
     </w:p>
-    <w:bookmarkStart w:id="59" w:name="diagnosis-and-stabilization"/>
+    <w:bookmarkStart w:id="60" w:name="diagnosis-and-stabilization"/>
     <w:p>
       <w:pPr>
         <w:pStyle w:val="Heading2"/>
@@ -11103,8 +11864,8 @@
         <w:t xml:space="preserve">Roll Medicine when the diagnosis is uncertain or an urgent treatment decision matters. Emergency stabilization takes one action and a successful Medicine roll with a first-aid kit. It ends Dying and stops deterioration, but removes no boxes.</w:t>
       </w:r>
     </w:p>
-    <w:bookmarkEnd w:id="59"/>
-    <w:bookmarkStart w:id="60" w:name="field-treatment"/>
+    <w:bookmarkEnd w:id="60"/>
+    <w:bookmarkStart w:id="61" w:name="field-treatment"/>
     <w:p>
       <w:pPr>
         <w:pStyle w:val="Heading2"/>
@@ -11121,8 +11882,8 @@
         <w:t xml:space="preserve">With a first-aid kit and several uninterrupted minutes, successful Medicine removes one injury box; success by 5 or more removes two. Each injury receives one field-treatment attempt; further attempts need changed circumstances.</w:t>
       </w:r>
     </w:p>
-    <w:bookmarkEnd w:id="60"/>
-    <w:bookmarkStart w:id="61" w:name="proper-care"/>
+    <w:bookmarkEnd w:id="61"/>
+    <w:bookmarkStart w:id="62" w:name="proper-care"/>
     <w:p>
       <w:pPr>
         <w:pStyle w:val="Heading2"/>
@@ -11139,8 +11900,8 @@
         <w:t xml:space="preserve">A hospital with an Operant ward grants +2 to Medicine. A successful treatment removes two boxes; success by 5 or more removes three. Allow the time the treatment requires.</w:t>
       </w:r>
     </w:p>
-    <w:bookmarkEnd w:id="61"/>
-    <w:bookmarkStart w:id="62" w:name="natural-recovery"/>
+    <w:bookmarkEnd w:id="62"/>
+    <w:bookmarkStart w:id="63" w:name="natural-recovery"/>
     <w:p>
       <w:pPr>
         <w:pStyle w:val="Heading2"/>
@@ -11325,9 +12086,9 @@
         <w:t xml:space="preserve">At three boxes, rest alone does nothing until someone has stabilized or treated you; after that, a week of rest in their care clears the first box. A successful treatment is faster. The times add up: from three boxes, rest alone takes about a week and a half to heal completely (a week, then three days, then a day).</w:t>
       </w:r>
     </w:p>
-    <w:bookmarkEnd w:id="62"/>
     <w:bookmarkEnd w:id="63"/>
-    <w:bookmarkStart w:id="68" w:name="magic"/>
+    <w:bookmarkEnd w:id="64"/>
+    <w:bookmarkStart w:id="69" w:name="magic"/>
     <w:p>
       <w:pPr>
         <w:pStyle w:val="Heading1"/>
@@ -11571,7 +12332,7 @@
         </w:tc>
       </w:tr>
     </w:tbl>
-    <w:bookmarkStart w:id="64" w:name="cantrips"/>
+    <w:bookmarkStart w:id="65" w:name="cantrips"/>
     <w:p>
       <w:pPr>
         <w:pStyle w:val="Heading2"/>
@@ -11952,8 +12713,8 @@
         <w:t xml:space="preserve">A failed cantrip marks a box of Strain; a natural 18 marks two, or something answers that shouldn’t.</w:t>
       </w:r>
     </w:p>
-    <w:bookmarkEnd w:id="64"/>
-    <w:bookmarkStart w:id="65" w:name="rituals"/>
+    <w:bookmarkEnd w:id="65"/>
+    <w:bookmarkStart w:id="66" w:name="rituals"/>
     <w:p>
       <w:pPr>
         <w:pStyle w:val="Heading2"/>
@@ -11966,7 +12727,7 @@
       <w:pPr>
         <w:numPr>
           <w:ilvl w:val="0"/>
-          <w:numId w:val="1012"/>
+          <w:numId w:val="1014"/>
         </w:numPr>
         <w:pStyle w:val="Compact"/>
       </w:pPr>
@@ -11988,7 +12749,7 @@
       <w:pPr>
         <w:numPr>
           <w:ilvl w:val="0"/>
-          <w:numId w:val="1012"/>
+          <w:numId w:val="1014"/>
         </w:numPr>
         <w:pStyle w:val="Compact"/>
       </w:pPr>
@@ -12010,7 +12771,7 @@
       <w:pPr>
         <w:numPr>
           <w:ilvl w:val="0"/>
-          <w:numId w:val="1012"/>
+          <w:numId w:val="1014"/>
         </w:numPr>
         <w:pStyle w:val="Compact"/>
       </w:pPr>
@@ -12270,8 +13031,8 @@
         <w:t xml:space="preserve">The right materials, hour or place remove one segment.</w:t>
       </w:r>
     </w:p>
-    <w:bookmarkEnd w:id="65"/>
-    <w:bookmarkStart w:id="66" w:name="fetishes"/>
+    <w:bookmarkEnd w:id="66"/>
+    <w:bookmarkStart w:id="67" w:name="fetishes"/>
     <w:p>
       <w:pPr>
         <w:pStyle w:val="Heading2"/>
@@ -12304,8 +13065,8 @@
         <w:t xml:space="preserve">ready fetish, two with Powers as an Expert skill. Preparation is how slow magic wins a fast fight.</w:t>
       </w:r>
     </w:p>
-    <w:bookmarkEnd w:id="66"/>
-    <w:bookmarkStart w:id="67" w:name="magic-in-aurora"/>
+    <w:bookmarkEnd w:id="67"/>
+    <w:bookmarkStart w:id="68" w:name="magic-in-aurora"/>
     <w:p>
       <w:pPr>
         <w:pStyle w:val="Heading2"/>
@@ -12571,9 +13332,9 @@
         </w:tc>
       </w:tr>
     </w:tbl>
-    <w:bookmarkEnd w:id="67"/>
     <w:bookmarkEnd w:id="68"/>
-    <w:bookmarkStart w:id="72" w:name="spark-points-and-tracks"/>
+    <w:bookmarkEnd w:id="69"/>
+    <w:bookmarkStart w:id="73" w:name="spark-points-and-tracks"/>
     <w:p>
       <w:pPr>
         <w:pStyle w:val="Heading1"/>
@@ -12582,7 +13343,7 @@
         <w:t xml:space="preserve">Spark points and tracks</w:t>
       </w:r>
     </w:p>
-    <w:bookmarkStart w:id="69" w:name="using-spark-points"/>
+    <w:bookmarkStart w:id="70" w:name="using-spark-points"/>
     <w:p>
       <w:pPr>
         <w:pStyle w:val="Heading2"/>
@@ -12800,8 +13561,8 @@
         <w:t xml:space="preserve">Gain one point when one of your complications creates a meaningful problem you accept, including a companion complication. You can decline the proposed complication without penalty.</w:t>
       </w:r>
     </w:p>
-    <w:bookmarkEnd w:id="69"/>
-    <w:bookmarkStart w:id="70" w:name="collateral-scrutiny-and-backlash"/>
+    <w:bookmarkEnd w:id="70"/>
+    <w:bookmarkStart w:id="71" w:name="collateral-scrutiny-and-backlash"/>
     <w:p>
       <w:pPr>
         <w:pStyle w:val="Heading2"/>
@@ -12870,7 +13631,7 @@
       <w:pPr>
         <w:numPr>
           <w:ilvl w:val="0"/>
-          <w:numId w:val="1013"/>
+          <w:numId w:val="1015"/>
         </w:numPr>
         <w:pStyle w:val="Compact"/>
       </w:pPr>
@@ -12892,7 +13653,7 @@
       <w:pPr>
         <w:numPr>
           <w:ilvl w:val="0"/>
-          <w:numId w:val="1013"/>
+          <w:numId w:val="1015"/>
         </w:numPr>
         <w:pStyle w:val="Compact"/>
       </w:pPr>
@@ -13168,8 +13929,8 @@
         </w:tc>
       </w:tr>
     </w:tbl>
-    <w:bookmarkEnd w:id="70"/>
-    <w:bookmarkStart w:id="71" w:name="advancement"/>
+    <w:bookmarkEnd w:id="71"/>
+    <w:bookmarkStart w:id="72" w:name="advancement"/>
     <w:p>
       <w:pPr>
         <w:pStyle w:val="Heading2"/>
@@ -13206,7 +13967,7 @@
       <w:pPr>
         <w:numPr>
           <w:ilvl w:val="0"/>
-          <w:numId w:val="1014"/>
+          <w:numId w:val="1016"/>
         </w:numPr>
         <w:pStyle w:val="Compact"/>
       </w:pPr>
@@ -13267,7 +14028,7 @@
       <w:pPr>
         <w:numPr>
           <w:ilvl w:val="0"/>
-          <w:numId w:val="1014"/>
+          <w:numId w:val="1016"/>
         </w:numPr>
         <w:pStyle w:val="Compact"/>
       </w:pPr>
@@ -13613,9 +14374,9 @@
         <w:t xml:space="preserve">Magic and powers grow the same way, at the costs their chapters give.</w:t>
       </w:r>
     </w:p>
-    <w:bookmarkEnd w:id="71"/>
     <w:bookmarkEnd w:id="72"/>
-    <w:bookmarkStart w:id="75" w:name="running-cases"/>
+    <w:bookmarkEnd w:id="73"/>
+    <w:bookmarkStart w:id="76" w:name="running-cases"/>
     <w:p>
       <w:pPr>
         <w:pStyle w:val="Heading1"/>
@@ -13624,7 +14385,7 @@
         <w:t xml:space="preserve">Running cases</w:t>
       </w:r>
     </w:p>
-    <w:bookmarkStart w:id="73" w:name="case-seeds"/>
+    <w:bookmarkStart w:id="74" w:name="case-seeds"/>
     <w:p>
       <w:pPr>
         <w:pStyle w:val="Heading2"/>
@@ -15856,8 +16617,8 @@
         </w:tc>
       </w:tr>
     </w:tbl>
-    <w:bookmarkEnd w:id="73"/>
-    <w:bookmarkStart w:id="74" w:name="the-case-files"/>
+    <w:bookmarkEnd w:id="74"/>
+    <w:bookmarkStart w:id="75" w:name="the-case-files"/>
     <w:p>
       <w:pPr>
         <w:pStyle w:val="Heading2"/>
@@ -15872,1300 +16633,6 @@
       </w:pPr>
       <w:r>
         <w:t xml:space="preserve">End each case with a short entry, written together:</w:t>
-      </w:r>
-    </w:p>
-    <w:p>
-      <w:pPr>
-        <w:numPr>
-          <w:ilvl w:val="0"/>
-          <w:numId w:val="1015"/>
-        </w:numPr>
-        <w:pStyle w:val="Compact"/>
-      </w:pPr>
-      <w:r>
-        <w:rPr>
-          <w:bCs/>
-          <w:b/>
-        </w:rPr>
-        <w:t xml:space="preserve">The case.</w:t>
-      </w:r>
-      <w:r>
-        <w:t xml:space="preserve"> </w:t>
-      </w:r>
-      <w:r>
-        <w:t xml:space="preserve">What happened, and did we succeed: fully, partly, or not at all?</w:t>
-      </w:r>
-    </w:p>
-    <w:p>
-      <w:pPr>
-        <w:numPr>
-          <w:ilvl w:val="0"/>
-          <w:numId w:val="1015"/>
-        </w:numPr>
-        <w:pStyle w:val="Compact"/>
-      </w:pPr>
-      <w:r>
-        <w:rPr>
-          <w:bCs/>
-          <w:b/>
-        </w:rPr>
-        <w:t xml:space="preserve">Who stood out?</w:t>
-      </w:r>
-      <w:r>
-        <w:t xml:space="preserve"> </w:t>
-      </w:r>
-      <w:r>
-        <w:t xml:space="preserve">A moment worth remembering.</w:t>
-      </w:r>
-    </w:p>
-    <w:p>
-      <w:pPr>
-        <w:numPr>
-          <w:ilvl w:val="0"/>
-          <w:numId w:val="1015"/>
-        </w:numPr>
-        <w:pStyle w:val="Compact"/>
-      </w:pPr>
-      <w:r>
-        <w:rPr>
-          <w:bCs/>
-          <w:b/>
-        </w:rPr>
-        <w:t xml:space="preserve">Complications.</w:t>
-      </w:r>
-      <w:r>
-        <w:t xml:space="preserve"> </w:t>
-      </w:r>
-      <w:r>
-        <w:t xml:space="preserve">Which ones came into play, and what did they cost?</w:t>
-      </w:r>
-    </w:p>
-    <w:p>
-      <w:pPr>
-        <w:numPr>
-          <w:ilvl w:val="0"/>
-          <w:numId w:val="1015"/>
-        </w:numPr>
-        <w:pStyle w:val="Compact"/>
-      </w:pPr>
-      <w:r>
-        <w:rPr>
-          <w:bCs/>
-          <w:b/>
-        </w:rPr>
-        <w:t xml:space="preserve">What changed?</w:t>
-      </w:r>
-      <w:r>
-        <w:t xml:space="preserve"> </w:t>
-      </w:r>
-      <w:r>
-        <w:t xml:space="preserve">New allies or enemies, damage, open threads for next time.</w:t>
-      </w:r>
-    </w:p>
-    <w:p>
-      <w:pPr>
-        <w:numPr>
-          <w:ilvl w:val="0"/>
-          <w:numId w:val="1015"/>
-        </w:numPr>
-        <w:pStyle w:val="Compact"/>
-      </w:pPr>
-      <w:r>
-        <w:rPr>
-          <w:bCs/>
-          <w:b/>
-        </w:rPr>
-        <w:t xml:space="preserve">Advancement.</w:t>
-      </w:r>
-      <w:r>
-        <w:t xml:space="preserve"> </w:t>
-      </w:r>
-      <w:r>
-        <w:t xml:space="preserve">After a significant case, each character earns 1 advancement point; at a milestone, 2 more.</w:t>
-      </w:r>
-    </w:p>
-    <w:bookmarkEnd w:id="74"/>
-    <w:bookmarkEnd w:id="75"/>
-    <w:bookmarkStart w:id="83" w:name="the-world-of-aurora"/>
-    <w:p>
-      <w:pPr>
-        <w:pStyle w:val="Heading1"/>
-      </w:pPr>
-      <w:r>
-        <w:t xml:space="preserve">The world of Aurora</w:t>
-      </w:r>
-    </w:p>
-    <w:bookmarkStart w:id="76" w:name="the-first-wave"/>
-    <w:p>
-      <w:pPr>
-        <w:pStyle w:val="Heading2"/>
-      </w:pPr>
-      <w:r>
-        <w:t xml:space="preserve">The First Wave</w:t>
-      </w:r>
-    </w:p>
-    <w:p>
-      <w:pPr>
-        <w:pStyle w:val="FirstParagraph"/>
-      </w:pPr>
-      <w:r>
-        <w:t xml:space="preserve">Extraordinary humans were recognized as a phenomenon as early as the 1880s, but the few who came to public notice were dismissed as myths, linked with spiritualism and urban legends. Then, from</w:t>
-      </w:r>
-      <w:r>
-        <w:t xml:space="preserve"> </w:t>
-      </w:r>
-      <w:r>
-        <w:rPr>
-          <w:bCs/>
-          <w:b/>
-        </w:rPr>
-        <w:t xml:space="preserve">April 3rd to April 30th, 1938</w:t>
-      </w:r>
-      <w:r>
-        <w:t xml:space="preserve">, strange auroras bathed the night sky worldwide. Astronomers spoke of a belt of charged particles in the upper atmosphere. During those weeks deaths from a dozen ailments rose across the world, and by the end of April the</w:t>
-      </w:r>
-      <w:r>
-        <w:t xml:space="preserve"> </w:t>
-      </w:r>
-      <w:r>
-        <w:t xml:space="preserve">“</w:t>
-      </w:r>
-      <w:r>
-        <w:t xml:space="preserve">aurora deaths</w:t>
-      </w:r>
-      <w:r>
-        <w:t xml:space="preserve">”</w:t>
-      </w:r>
-      <w:r>
-        <w:t xml:space="preserve"> </w:t>
-      </w:r>
-      <w:r>
-        <w:t xml:space="preserve">passed</w:t>
-      </w:r>
-      <w:r>
-        <w:t xml:space="preserve"> </w:t>
-      </w:r>
-      <w:r>
-        <w:rPr>
-          <w:bCs/>
-          <w:b/>
-        </w:rPr>
-        <w:t xml:space="preserve">five million</w:t>
-      </w:r>
-      <w:r>
-        <w:t xml:space="preserve">. Adolf Hitler died of pneumonia and Reinhard Heydrich replaced him; Heinrich Himmler died under mysterious circumstances.</w:t>
-      </w:r>
-    </w:p>
-    <w:p>
-      <w:pPr>
-        <w:pStyle w:val="BodyText"/>
-      </w:pPr>
-      <w:r>
-        <w:t xml:space="preserve">The survivors didn’t all come through unchanged. The auroras were the</w:t>
-      </w:r>
-      <w:r>
-        <w:t xml:space="preserve"> </w:t>
-      </w:r>
-      <w:r>
-        <w:rPr>
-          <w:bCs/>
-          <w:b/>
-        </w:rPr>
-        <w:t xml:space="preserve">First Wave</w:t>
-      </w:r>
-      <w:r>
-        <w:t xml:space="preserve">: the night the first generation of Operants awoke.</w:t>
-      </w:r>
-    </w:p>
-    <w:p>
-      <w:pPr>
-        <w:numPr>
-          <w:ilvl w:val="0"/>
-          <w:numId w:val="1016"/>
-        </w:numPr>
-        <w:pStyle w:val="Compact"/>
-      </w:pPr>
-      <w:r>
-        <w:rPr>
-          <w:bCs/>
-          <w:b/>
-        </w:rPr>
-        <w:t xml:space="preserve">June 1938.</w:t>
-      </w:r>
-      <w:r>
-        <w:t xml:space="preserve"> </w:t>
-      </w:r>
-      <w:r>
-        <w:t xml:space="preserve">Herbert Unler, an American occult scholar, became the first non-Briton recruited to the</w:t>
-      </w:r>
-      <w:r>
-        <w:t xml:space="preserve"> </w:t>
-      </w:r>
-      <w:r>
-        <w:rPr>
-          <w:bCs/>
-          <w:b/>
-        </w:rPr>
-        <w:t xml:space="preserve">Shadow Knights</w:t>
-      </w:r>
-      <w:r>
-        <w:t xml:space="preserve">, after he banished a demon in Boston: the first mystical creature seen in more than a century.</w:t>
-      </w:r>
-    </w:p>
-    <w:p>
-      <w:pPr>
-        <w:numPr>
-          <w:ilvl w:val="0"/>
-          <w:numId w:val="1016"/>
-        </w:numPr>
-        <w:pStyle w:val="Compact"/>
-      </w:pPr>
-      <w:r>
-        <w:rPr>
-          <w:bCs/>
-          <w:b/>
-        </w:rPr>
-        <w:t xml:space="preserve">August 1938.</w:t>
-      </w:r>
-      <w:r>
-        <w:t xml:space="preserve"> </w:t>
-      </w:r>
-      <w:r>
-        <w:t xml:space="preserve">Without Hitler, the National Socialist movement fell apart. The SS became a quasi-mystical order, and</w:t>
-      </w:r>
-      <w:r>
-        <w:t xml:space="preserve"> </w:t>
-      </w:r>
-      <w:r>
-        <w:rPr>
-          <w:bCs/>
-          <w:b/>
-        </w:rPr>
-        <w:t xml:space="preserve">Zarloff the Elder</w:t>
-      </w:r>
-      <w:r>
-        <w:t xml:space="preserve"> </w:t>
-      </w:r>
-      <w:r>
-        <w:t xml:space="preserve">appeared to a cell of initiates in Berlin, promising them the new world order Hitler had dreamed of.</w:t>
-      </w:r>
-    </w:p>
-    <w:p>
-      <w:pPr>
-        <w:numPr>
-          <w:ilvl w:val="0"/>
-          <w:numId w:val="1016"/>
-        </w:numPr>
-        <w:pStyle w:val="Compact"/>
-      </w:pPr>
-      <w:r>
-        <w:rPr>
-          <w:bCs/>
-          <w:b/>
-        </w:rPr>
-        <w:t xml:space="preserve">1941–1945.</w:t>
-      </w:r>
-      <w:r>
-        <w:t xml:space="preserve"> </w:t>
-      </w:r>
-      <w:r>
-        <w:t xml:space="preserve">At least thirty Operants served secretly in the militaries of six nations, Germany among them.</w:t>
-      </w:r>
-      <w:r>
-        <w:t xml:space="preserve"> </w:t>
-      </w:r>
-      <w:r>
-        <w:rPr>
-          <w:bCs/>
-          <w:b/>
-        </w:rPr>
-        <w:t xml:space="preserve">Hector Gonzalez</w:t>
-      </w:r>
-      <w:r>
-        <w:t xml:space="preserve">, Nikola Tesla’s assistant, received</w:t>
-      </w:r>
-      <w:r>
-        <w:t xml:space="preserve"> </w:t>
-      </w:r>
-      <w:r>
-        <w:rPr>
-          <w:bCs/>
-          <w:b/>
-        </w:rPr>
-        <w:t xml:space="preserve">Ambrosia</w:t>
-      </w:r>
-      <w:r>
-        <w:t xml:space="preserve"> </w:t>
-      </w:r>
-      <w:r>
-        <w:t xml:space="preserve">in 1943 and became</w:t>
-      </w:r>
-      <w:r>
-        <w:t xml:space="preserve"> </w:t>
-      </w:r>
-      <w:r>
-        <w:rPr>
-          <w:bCs/>
-          <w:b/>
-        </w:rPr>
-        <w:t xml:space="preserve">Mr. Marvel</w:t>
-      </w:r>
-      <w:r>
-        <w:t xml:space="preserve">; the immortal</w:t>
-      </w:r>
-      <w:r>
-        <w:t xml:space="preserve"> </w:t>
-      </w:r>
-      <w:r>
-        <w:rPr>
-          <w:bCs/>
-          <w:b/>
-        </w:rPr>
-        <w:t xml:space="preserve">Ivory Phoenix</w:t>
-      </w:r>
-      <w:r>
-        <w:t xml:space="preserve"> </w:t>
-      </w:r>
-      <w:r>
-        <w:t xml:space="preserve">fought for the Allies and destroyed the first Steel Falcon.</w:t>
-      </w:r>
-    </w:p>
-    <w:bookmarkEnd w:id="76"/>
-    <w:bookmarkStart w:id="77" w:name="the-public-years"/>
-    <w:p>
-      <w:pPr>
-        <w:pStyle w:val="Heading2"/>
-      </w:pPr>
-      <w:r>
-        <w:t xml:space="preserve">The public years</w:t>
-      </w:r>
-    </w:p>
-    <w:p>
-      <w:pPr>
-        <w:pStyle w:val="FirstParagraph"/>
-      </w:pPr>
-      <w:r>
-        <w:t xml:space="preserve">In</w:t>
-      </w:r>
-      <w:r>
-        <w:t xml:space="preserve"> </w:t>
-      </w:r>
-      <w:r>
-        <w:rPr>
-          <w:bCs/>
-          <w:b/>
-        </w:rPr>
-        <w:t xml:space="preserve">1952</w:t>
-      </w:r>
-      <w:r>
-        <w:t xml:space="preserve"> </w:t>
-      </w:r>
-      <w:r>
-        <w:t xml:space="preserve">a highly publicized battle between US Army forces and unidentified assailants at</w:t>
-      </w:r>
-      <w:r>
-        <w:t xml:space="preserve"> </w:t>
-      </w:r>
-      <w:r>
-        <w:rPr>
-          <w:bCs/>
-          <w:b/>
-        </w:rPr>
-        <w:t xml:space="preserve">Fort Knox</w:t>
-      </w:r>
-      <w:r>
-        <w:t xml:space="preserve">, together with growing reports from around the world, forced the public to accept that people with powers existed. In the same year the first</w:t>
-      </w:r>
-      <w:r>
-        <w:t xml:space="preserve"> </w:t>
-      </w:r>
-      <w:r>
-        <w:rPr>
-          <w:bCs/>
-          <w:b/>
-        </w:rPr>
-        <w:t xml:space="preserve">Hephaestus Keys</w:t>
-      </w:r>
-      <w:r>
-        <w:t xml:space="preserve"> </w:t>
-      </w:r>
-      <w:r>
-        <w:t xml:space="preserve">were found in London, and Lord Colslo used one to open the Celtic Gate to Avalon.</w:t>
-      </w:r>
-    </w:p>
-    <w:p>
-      <w:pPr>
-        <w:pStyle w:val="BodyText"/>
-      </w:pPr>
-      <w:r>
-        <w:t xml:space="preserve">Senator Edward McCarthy led the campaign against the</w:t>
-      </w:r>
-      <w:r>
-        <w:t xml:space="preserve"> </w:t>
-      </w:r>
-      <w:r>
-        <w:t xml:space="preserve">“</w:t>
-      </w:r>
-      <w:r>
-        <w:t xml:space="preserve">abnormal powers</w:t>
-      </w:r>
-      <w:r>
-        <w:t xml:space="preserve">”</w:t>
-      </w:r>
-      <w:r>
-        <w:t xml:space="preserve"> </w:t>
-      </w:r>
-      <w:r>
-        <w:t xml:space="preserve">menace. Congress passed the</w:t>
-      </w:r>
-      <w:r>
-        <w:t xml:space="preserve"> </w:t>
-      </w:r>
-      <w:r>
-        <w:rPr>
-          <w:bCs/>
-          <w:b/>
-        </w:rPr>
-        <w:t xml:space="preserve">Human Powers Control Act</w:t>
-      </w:r>
-      <w:r>
-        <w:t xml:space="preserve">, requiring the registration of all</w:t>
-      </w:r>
-      <w:r>
-        <w:t xml:space="preserve"> </w:t>
-      </w:r>
-      <w:r>
-        <w:t xml:space="preserve">“</w:t>
-      </w:r>
-      <w:r>
-        <w:t xml:space="preserve">citizens with operant capabilities outside the human physiological norms</w:t>
-      </w:r>
-      <w:r>
-        <w:t xml:space="preserve">”</w:t>
-      </w:r>
-      <w:r>
-        <w:t xml:space="preserve">: the origin of the official term,</w:t>
-      </w:r>
-      <w:r>
-        <w:t xml:space="preserve"> </w:t>
-      </w:r>
-      <w:r>
-        <w:rPr>
-          <w:bCs/>
-          <w:b/>
-        </w:rPr>
-        <w:t xml:space="preserve">Operants</w:t>
-      </w:r>
-      <w:r>
-        <w:t xml:space="preserve">. No one could agree how to register or enforce anything, and only one warrant was ever issued under the HPCA, for</w:t>
-      </w:r>
-      <w:r>
-        <w:t xml:space="preserve"> </w:t>
-      </w:r>
-      <w:r>
-        <w:rPr>
-          <w:bCs/>
-          <w:b/>
-        </w:rPr>
-        <w:t xml:space="preserve">Charlie Swift</w:t>
-      </w:r>
-      <w:r>
-        <w:t xml:space="preserve">, the</w:t>
-      </w:r>
-      <w:r>
-        <w:t xml:space="preserve"> </w:t>
-      </w:r>
-      <w:r>
-        <w:t xml:space="preserve">“</w:t>
-      </w:r>
-      <w:r>
-        <w:t xml:space="preserve">fastest man alive</w:t>
-      </w:r>
-      <w:r>
-        <w:t xml:space="preserve">”</w:t>
-      </w:r>
-      <w:r>
-        <w:t xml:space="preserve">, a popular critic of the government. He was shot during the botched arrest, spent a year in a coma, lost his powers and drank himself out of public life. McCarthy was censured and ousted.</w:t>
-      </w:r>
-    </w:p>
-    <w:p>
-      <w:pPr>
-        <w:pStyle w:val="BodyText"/>
-      </w:pPr>
-      <w:r>
-        <w:t xml:space="preserve">Untrained police couldn’t deal with powered crime, so unsanctioned teams of Operants and ordinary volunteers stepped in. The most respected was the</w:t>
-      </w:r>
-      <w:r>
-        <w:t xml:space="preserve"> </w:t>
-      </w:r>
-      <w:r>
-        <w:rPr>
-          <w:bCs/>
-          <w:b/>
-        </w:rPr>
-        <w:t xml:space="preserve">Power Legion</w:t>
-      </w:r>
-      <w:r>
-        <w:t xml:space="preserve">, led by</w:t>
-      </w:r>
-      <w:r>
-        <w:t xml:space="preserve"> </w:t>
-      </w:r>
-      <w:r>
-        <w:rPr>
-          <w:bCs/>
-          <w:b/>
-        </w:rPr>
-        <w:t xml:space="preserve">Mr. Marvel</w:t>
-      </w:r>
-      <w:r>
-        <w:t xml:space="preserve">,</w:t>
-      </w:r>
-      <w:r>
-        <w:t xml:space="preserve"> </w:t>
-      </w:r>
-      <w:r>
-        <w:rPr>
-          <w:iCs/>
-          <w:i/>
-        </w:rPr>
-        <w:t xml:space="preserve">maravilla del señor</w:t>
-      </w:r>
-      <w:r>
-        <w:t xml:space="preserve">, a World War II hero whose popularity crossed the color lines of 1950s America. The Legion supported law enforcement along the East Coast until it was forcibly disbanded during the</w:t>
-      </w:r>
-      <w:r>
-        <w:t xml:space="preserve"> </w:t>
-      </w:r>
-      <w:r>
-        <w:rPr>
-          <w:bCs/>
-          <w:b/>
-        </w:rPr>
-        <w:t xml:space="preserve">Khatorsi Crisis of 1968</w:t>
-      </w:r>
-      <w:r>
-        <w:t xml:space="preserve">. Its paramilitary uniforms set the style for every public team that followed.</w:t>
-      </w:r>
-    </w:p>
-    <w:p>
-      <w:pPr>
-        <w:pStyle w:val="BodyText"/>
-      </w:pPr>
-      <w:r>
-        <w:t xml:space="preserve">In</w:t>
-      </w:r>
-      <w:r>
-        <w:t xml:space="preserve"> </w:t>
-      </w:r>
-      <w:r>
-        <w:rPr>
-          <w:bCs/>
-          <w:b/>
-        </w:rPr>
-        <w:t xml:space="preserve">1959</w:t>
-      </w:r>
-      <w:r>
-        <w:t xml:space="preserve"> </w:t>
-      </w:r>
-      <w:r>
-        <w:t xml:space="preserve">Dr. Richard Kennedy was bathed in a runaway reactor’s radiation and bonded to an entity from beyond:</w:t>
-      </w:r>
-      <w:r>
-        <w:t xml:space="preserve"> </w:t>
-      </w:r>
-      <w:r>
-        <w:rPr>
-          <w:bCs/>
-          <w:b/>
-        </w:rPr>
-        <w:t xml:space="preserve">the Atomic Man</w:t>
-      </w:r>
-      <w:r>
-        <w:t xml:space="preserve">.</w:t>
-      </w:r>
-    </w:p>
-    <w:bookmarkEnd w:id="77"/>
-    <w:bookmarkStart w:id="78" w:name="exlaw"/>
-    <w:p>
-      <w:pPr>
-        <w:pStyle w:val="Heading2"/>
-      </w:pPr>
-      <w:r>
-        <w:t xml:space="preserve">ExLAW</w:t>
-      </w:r>
-    </w:p>
-    <w:p>
-      <w:pPr>
-        <w:pStyle w:val="FirstParagraph"/>
-      </w:pPr>
-      <w:r>
-        <w:t xml:space="preserve">In</w:t>
-      </w:r>
-      <w:r>
-        <w:t xml:space="preserve"> </w:t>
-      </w:r>
-      <w:r>
-        <w:rPr>
-          <w:bCs/>
-          <w:b/>
-        </w:rPr>
-        <w:t xml:space="preserve">1972</w:t>
-      </w:r>
-      <w:r>
-        <w:t xml:space="preserve"> </w:t>
-      </w:r>
-      <w:r>
-        <w:t xml:space="preserve">Congress and President Richard Nixon replaced the HPCA with the</w:t>
-      </w:r>
-      <w:r>
-        <w:t xml:space="preserve"> </w:t>
-      </w:r>
-      <w:r>
-        <w:rPr>
-          <w:bCs/>
-          <w:b/>
-        </w:rPr>
-        <w:t xml:space="preserve">Extraordinary Powers Act (EPA)</w:t>
-      </w:r>
-      <w:r>
-        <w:t xml:space="preserve">, and created the</w:t>
-      </w:r>
-      <w:r>
-        <w:t xml:space="preserve"> </w:t>
-      </w:r>
-      <w:r>
-        <w:rPr>
-          <w:bCs/>
-          <w:b/>
-        </w:rPr>
-        <w:t xml:space="preserve">Extraordinary Law Enforcement Agency (ExLAW)</w:t>
-      </w:r>
-      <w:r>
-        <w:t xml:space="preserve"> </w:t>
-      </w:r>
-      <w:r>
-        <w:t xml:space="preserve">under the Department of Justice to enforce it. A House committee, the</w:t>
-      </w:r>
-      <w:r>
-        <w:t xml:space="preserve"> </w:t>
-      </w:r>
-      <w:r>
-        <w:rPr>
-          <w:bCs/>
-          <w:b/>
-        </w:rPr>
-        <w:t xml:space="preserve">EPA Oversight Commission (EPAOC)</w:t>
-      </w:r>
-      <w:r>
-        <w:t xml:space="preserve">, became its watchdog.</w:t>
-      </w:r>
-    </w:p>
-    <w:p>
-      <w:pPr>
-        <w:pStyle w:val="BodyText"/>
-      </w:pPr>
-      <w:r>
-        <w:t xml:space="preserve">Nixon’s science advisor</w:t>
-      </w:r>
-      <w:r>
-        <w:t xml:space="preserve"> </w:t>
-      </w:r>
-      <w:r>
-        <w:rPr>
-          <w:bCs/>
-          <w:b/>
-        </w:rPr>
-        <w:t xml:space="preserve">Dr. Edmund Hamilton</w:t>
-      </w:r>
-      <w:r>
-        <w:t xml:space="preserve">, an authority on Operants and one of the authors of the EPA, became the first Director. The first agents came from the FBI and the special forces, with law or criminology degrees and top-secret clearance: five Operant investigators and twenty-seven transferred FBI agents, with lawyers and staff behind them.</w:t>
-      </w:r>
-    </w:p>
-    <w:p>
-      <w:pPr>
-        <w:pStyle w:val="BodyText"/>
-      </w:pPr>
-      <w:r>
-        <w:t xml:space="preserve">At the same time the Department of Defense finished testing the</w:t>
-      </w:r>
-      <w:r>
-        <w:t xml:space="preserve"> </w:t>
-      </w:r>
-      <w:r>
-        <w:rPr>
-          <w:bCs/>
-          <w:b/>
-        </w:rPr>
-        <w:t xml:space="preserve">Aegis Series I</w:t>
-      </w:r>
-      <w:r>
-        <w:t xml:space="preserve"> </w:t>
-      </w:r>
-      <w:r>
-        <w:t xml:space="preserve">power suit, an armored exoskeleton likened to</w:t>
-      </w:r>
-      <w:r>
-        <w:t xml:space="preserve"> </w:t>
-      </w:r>
-      <w:r>
-        <w:t xml:space="preserve">“</w:t>
-      </w:r>
-      <w:r>
-        <w:t xml:space="preserve">a slow, sweaty tank you can wear</w:t>
-      </w:r>
-      <w:r>
-        <w:t xml:space="preserve">”</w:t>
-      </w:r>
-      <w:r>
-        <w:t xml:space="preserve">. Some credited the AS-I corps with victory in Vietnam, but the Pentagon dropped the program after the war in 1973. EPAOC members persuaded the Justice Department to adopt it as an alternative to Operant agents, and the first ExLAW Aegis pilots went into service in January 1974. Steady improvements through the 1970s and 1980s made the suits a tactical success.</w:t>
-      </w:r>
-    </w:p>
-    <w:p>
-      <w:pPr>
-        <w:pStyle w:val="BodyText"/>
-      </w:pPr>
-      <w:r>
-        <w:t xml:space="preserve">Local police were slow to trust ExLAW until its agents captured</w:t>
-      </w:r>
-      <w:r>
-        <w:t xml:space="preserve"> </w:t>
-      </w:r>
-      <w:r>
-        <w:rPr>
-          <w:bCs/>
-          <w:b/>
-        </w:rPr>
-        <w:t xml:space="preserve">General Markum</w:t>
-      </w:r>
-      <w:r>
-        <w:t xml:space="preserve"> </w:t>
-      </w:r>
-      <w:r>
-        <w:t xml:space="preserve">and his renegades. ExLAW’s enforcement of the EPA estranged the unofficial teams, many of whom refused to register and kept their secret identities. Hamilton answered with</w:t>
-      </w:r>
-      <w:r>
-        <w:t xml:space="preserve"> </w:t>
-      </w:r>
-      <w:r>
-        <w:rPr>
-          <w:bCs/>
-          <w:b/>
-        </w:rPr>
-        <w:t xml:space="preserve">Reserve Agent</w:t>
-      </w:r>
-      <w:r>
-        <w:t xml:space="preserve"> </w:t>
-      </w:r>
-      <w:r>
-        <w:t xml:space="preserve">status: masked Operants could register while their identities stayed sealed. The EPA let the Director grant false identities to agents at risk, and no one but the Director or the Attorney General could open an agent’s file without a criminal warrant. Hamilton extended that protection, quietly and often, to every Reserve Agent.</w:t>
-      </w:r>
-    </w:p>
-    <w:p>
-      <w:pPr>
-        <w:pStyle w:val="BodyText"/>
-      </w:pPr>
-      <w:r>
-        <w:t xml:space="preserve">Reserve status had a price. Reserve Agents were held to police procedure and liable for any damage they caused. In</w:t>
-      </w:r>
-      <w:r>
-        <w:t xml:space="preserve"> </w:t>
-      </w:r>
-      <w:r>
-        <w:rPr>
-          <w:bCs/>
-          <w:b/>
-        </w:rPr>
-        <w:t xml:space="preserve">1973</w:t>
-      </w:r>
-      <w:r>
-        <w:t xml:space="preserve"> </w:t>
-      </w:r>
-      <w:r>
-        <w:rPr>
-          <w:bCs/>
-          <w:b/>
-        </w:rPr>
-        <w:t xml:space="preserve">Warlord I</w:t>
-      </w:r>
-      <w:r>
-        <w:t xml:space="preserve"> </w:t>
-      </w:r>
-      <w:r>
-        <w:t xml:space="preserve">fought the criminal</w:t>
-      </w:r>
-      <w:r>
-        <w:t xml:space="preserve"> </w:t>
-      </w:r>
-      <w:r>
-        <w:rPr>
-          <w:bCs/>
-          <w:b/>
-        </w:rPr>
-        <w:t xml:space="preserve">Armageddon</w:t>
-      </w:r>
-      <w:r>
-        <w:t xml:space="preserve"> </w:t>
-      </w:r>
-      <w:r>
-        <w:t xml:space="preserve">in an apartment block; Armageddon’s charges brought the building down and killed hundreds. Warlord was convicted of reckless endangerment and died in a prison riot. Some heroes refused Hamilton’s offer and stayed unsanctioned; Hamilton kept his agents focused on the Operants who endangered the public, and let the rest be.</w:t>
-      </w:r>
-    </w:p>
-    <w:p>
-      <w:pPr>
-        <w:pStyle w:val="BodyText"/>
-      </w:pPr>
-      <w:r>
-        <w:t xml:space="preserve">In</w:t>
-      </w:r>
-      <w:r>
-        <w:t xml:space="preserve"> </w:t>
-      </w:r>
-      <w:r>
-        <w:rPr>
-          <w:bCs/>
-          <w:b/>
-        </w:rPr>
-        <w:t xml:space="preserve">1977</w:t>
-      </w:r>
-      <w:r>
-        <w:t xml:space="preserve"> </w:t>
-      </w:r>
-      <w:r>
-        <w:t xml:space="preserve">Hamilton’s protégé</w:t>
-      </w:r>
-      <w:r>
-        <w:t xml:space="preserve"> </w:t>
-      </w:r>
-      <w:r>
-        <w:rPr>
-          <w:bCs/>
-          <w:b/>
-        </w:rPr>
-        <w:t xml:space="preserve">Johnny Vanroy</w:t>
-      </w:r>
-      <w:r>
-        <w:t xml:space="preserve">, Mr. Power, was arrested for the murder of heiress Lita Weston. He was cleared, but left ExLAW in 1978, and the EPAOC never stopped accusing Hamilton of favoritism. By</w:t>
-      </w:r>
-      <w:r>
-        <w:t xml:space="preserve"> </w:t>
-      </w:r>
-      <w:r>
-        <w:rPr>
-          <w:bCs/>
-          <w:b/>
-        </w:rPr>
-        <w:t xml:space="preserve">1982</w:t>
-      </w:r>
-      <w:r>
-        <w:t xml:space="preserve"> </w:t>
-      </w:r>
-      <w:r>
-        <w:t xml:space="preserve">ExLAW had more than thirty full-time Operant agents and fifty AS-III pilots. That year a cell of terrorist Operants led by</w:t>
-      </w:r>
-      <w:r>
-        <w:t xml:space="preserve"> </w:t>
-      </w:r>
-      <w:r>
-        <w:rPr>
-          <w:bCs/>
-          <w:b/>
-        </w:rPr>
-        <w:t xml:space="preserve">Autuarch</w:t>
-      </w:r>
-      <w:r>
-        <w:t xml:space="preserve"> </w:t>
-      </w:r>
-      <w:r>
-        <w:t xml:space="preserve">attacked the</w:t>
-      </w:r>
-      <w:r>
-        <w:t xml:space="preserve"> </w:t>
-      </w:r>
-      <w:r>
-        <w:rPr>
-          <w:bCs/>
-          <w:b/>
-        </w:rPr>
-        <w:t xml:space="preserve">US Capitol</w:t>
-      </w:r>
-      <w:r>
-        <w:t xml:space="preserve">. ExLAW tracked them to Los Angeles and captured all but a few; Autuarch escaped to Argentina and founded the</w:t>
-      </w:r>
-      <w:r>
-        <w:t xml:space="preserve"> </w:t>
-      </w:r>
-      <w:r>
-        <w:rPr>
-          <w:bCs/>
-          <w:b/>
-        </w:rPr>
-        <w:t xml:space="preserve">White Hand</w:t>
-      </w:r>
-      <w:r>
-        <w:t xml:space="preserve">.</w:t>
-      </w:r>
-    </w:p>
-    <w:bookmarkEnd w:id="78"/>
-    <w:bookmarkStart w:id="79" w:name="the-second-wave"/>
-    <w:p>
-      <w:pPr>
-        <w:pStyle w:val="Heading2"/>
-      </w:pPr>
-      <w:r>
-        <w:t xml:space="preserve">The Second Wave</w:t>
-      </w:r>
-    </w:p>
-    <w:p>
-      <w:pPr>
-        <w:pStyle w:val="FirstParagraph"/>
-      </w:pPr>
-      <w:r>
-        <w:t xml:space="preserve">In</w:t>
-      </w:r>
-      <w:r>
-        <w:t xml:space="preserve"> </w:t>
-      </w:r>
-      <w:r>
-        <w:rPr>
-          <w:bCs/>
-          <w:b/>
-        </w:rPr>
-        <w:t xml:space="preserve">1985</w:t>
-      </w:r>
-      <w:r>
-        <w:t xml:space="preserve"> </w:t>
-      </w:r>
-      <w:r>
-        <w:t xml:space="preserve">Hamilton retired. Months later the</w:t>
-      </w:r>
-      <w:r>
-        <w:t xml:space="preserve"> </w:t>
-      </w:r>
-      <w:r>
-        <w:rPr>
-          <w:bCs/>
-          <w:b/>
-        </w:rPr>
-        <w:t xml:space="preserve">Second Wave</w:t>
-      </w:r>
-      <w:r>
-        <w:t xml:space="preserve"> </w:t>
-      </w:r>
-      <w:r>
-        <w:t xml:space="preserve">came: a new surge of awakenings across the world, just after</w:t>
-      </w:r>
-      <w:r>
-        <w:t xml:space="preserve"> </w:t>
-      </w:r>
-      <w:r>
-        <w:rPr>
-          <w:bCs/>
-          <w:b/>
-        </w:rPr>
-        <w:t xml:space="preserve">John Marcus Mars Jr.</w:t>
-      </w:r>
-      <w:r>
-        <w:t xml:space="preserve">, Merlin’s chosen heir, defeated Mordred and Morgan le Fay in a final battle he barely survived. Thousands of new Operants appeared, many of them young, frightened and dangerous.</w:t>
-      </w:r>
-    </w:p>
-    <w:p>
-      <w:pPr>
-        <w:pStyle w:val="BodyText"/>
-      </w:pPr>
-      <w:r>
-        <w:t xml:space="preserve">President Ronald Reagan appointed</w:t>
-      </w:r>
-      <w:r>
-        <w:t xml:space="preserve"> </w:t>
-      </w:r>
-      <w:r>
-        <w:rPr>
-          <w:bCs/>
-          <w:b/>
-        </w:rPr>
-        <w:t xml:space="preserve">Dr. Allison Manchester</w:t>
-      </w:r>
-      <w:r>
-        <w:t xml:space="preserve">, the architect of</w:t>
-      </w:r>
-      <w:r>
-        <w:t xml:space="preserve"> </w:t>
-      </w:r>
-      <w:r>
-        <w:rPr>
-          <w:bCs/>
-          <w:b/>
-        </w:rPr>
-        <w:t xml:space="preserve">Raster Seven</w:t>
-      </w:r>
-      <w:r>
-        <w:t xml:space="preserve">, the underground Operant prison the civil-rights community calls</w:t>
-      </w:r>
-      <w:r>
-        <w:t xml:space="preserve"> </w:t>
-      </w:r>
-      <w:r>
-        <w:rPr>
-          <w:iCs/>
-          <w:i/>
-        </w:rPr>
-        <w:t xml:space="preserve">Tartarus</w:t>
-      </w:r>
-      <w:r>
-        <w:t xml:space="preserve">. In</w:t>
-      </w:r>
-      <w:r>
-        <w:t xml:space="preserve"> </w:t>
-      </w:r>
-      <w:r>
-        <w:rPr>
-          <w:bCs/>
-          <w:b/>
-        </w:rPr>
-        <w:t xml:space="preserve">1986</w:t>
-      </w:r>
-      <w:r>
-        <w:t xml:space="preserve"> </w:t>
-      </w:r>
-      <w:r>
-        <w:t xml:space="preserve">ExLAW turned paramilitary: hunt down every non-registered Operant. Manchester expanded the AS-III and AS-IV units, rescinded Reserve status and made no secret of her distrust of Operants. The old-guard heroes and a younger, angrier generation split. The</w:t>
-      </w:r>
-      <w:r>
-        <w:t xml:space="preserve"> </w:t>
-      </w:r>
-      <w:r>
-        <w:rPr>
-          <w:bCs/>
-          <w:b/>
-        </w:rPr>
-        <w:t xml:space="preserve">1993 Los Angeles protests</w:t>
-      </w:r>
-      <w:r>
-        <w:t xml:space="preserve"> </w:t>
-      </w:r>
-      <w:r>
-        <w:t xml:space="preserve">against ExLAW’s methods, during a Senate debate on stripping secret-identity protections, wrecked the Coliseum and won ExLAW a wider mandate. The</w:t>
-      </w:r>
-      <w:r>
-        <w:t xml:space="preserve"> </w:t>
-      </w:r>
-      <w:r>
-        <w:rPr>
-          <w:bCs/>
-          <w:b/>
-        </w:rPr>
-        <w:t xml:space="preserve">AS-V</w:t>
-      </w:r>
-      <w:r>
-        <w:t xml:space="preserve">, with</w:t>
-      </w:r>
-      <w:r>
-        <w:t xml:space="preserve"> </w:t>
-      </w:r>
-      <w:r>
-        <w:t xml:space="preserve">“</w:t>
-      </w:r>
-      <w:r>
-        <w:t xml:space="preserve">positive response controls</w:t>
-      </w:r>
-      <w:r>
-        <w:t xml:space="preserve">”</w:t>
-      </w:r>
-      <w:r>
-        <w:t xml:space="preserve"> </w:t>
-      </w:r>
-      <w:r>
-        <w:t xml:space="preserve">that stopped the suits straining their pilots’ muscles, arrived in 1995. That year Manchester released every Operant agent from ExLAW; some went to the FBI, some retired, and some turned to crime.</w:t>
-      </w:r>
-    </w:p>
-    <w:p>
-      <w:pPr>
-        <w:pStyle w:val="BodyText"/>
-      </w:pPr>
-      <w:r>
-        <w:t xml:space="preserve">On</w:t>
-      </w:r>
-      <w:r>
-        <w:t xml:space="preserve"> </w:t>
-      </w:r>
-      <w:r>
-        <w:rPr>
-          <w:bCs/>
-          <w:b/>
-        </w:rPr>
-        <w:t xml:space="preserve">December 15th, 1996</w:t>
-      </w:r>
-      <w:r>
-        <w:t xml:space="preserve">, Raster Seven was breached for the first time. Fifteen of America’s most dangerous Operants escaped and nineteen died. Nine were recaptured; six reached Argentina and the White Hand.</w:t>
-      </w:r>
-    </w:p>
-    <w:p>
-      <w:pPr>
-        <w:pStyle w:val="BodyText"/>
-      </w:pPr>
-      <w:r>
-        <w:t xml:space="preserve">From 1998 to 2000 the UN built</w:t>
-      </w:r>
-      <w:r>
-        <w:t xml:space="preserve"> </w:t>
-      </w:r>
-      <w:r>
-        <w:rPr>
-          <w:bCs/>
-          <w:b/>
-        </w:rPr>
-        <w:t xml:space="preserve">Raster Eight</w:t>
-      </w:r>
-      <w:r>
-        <w:t xml:space="preserve"> </w:t>
-      </w:r>
-      <w:r>
-        <w:t xml:space="preserve">in low Earth orbit, and</w:t>
-      </w:r>
-      <w:r>
-        <w:t xml:space="preserve"> </w:t>
-      </w:r>
-      <w:r>
-        <w:rPr>
-          <w:bCs/>
-          <w:b/>
-        </w:rPr>
-        <w:t xml:space="preserve">Interpol</w:t>
-      </w:r>
-      <w:r>
-        <w:t xml:space="preserve"> </w:t>
-      </w:r>
-      <w:r>
-        <w:t xml:space="preserve">opened its Operant division, pooling the police of the US, the Commonwealth of Independent States, Britain, China and many others against terrorism and Operant crime.</w:t>
-      </w:r>
-    </w:p>
-    <w:bookmarkEnd w:id="79"/>
-    <w:bookmarkStart w:id="80" w:name="a-new-century"/>
-    <w:p>
-      <w:pPr>
-        <w:pStyle w:val="Heading2"/>
-      </w:pPr>
-      <w:r>
-        <w:t xml:space="preserve">A new century</w:t>
-      </w:r>
-    </w:p>
-    <w:p>
-      <w:pPr>
-        <w:pStyle w:val="FirstParagraph"/>
-      </w:pPr>
-      <w:r>
-        <w:t xml:space="preserve">President</w:t>
-      </w:r>
-      <w:r>
-        <w:t xml:space="preserve"> </w:t>
-      </w:r>
-      <w:r>
-        <w:rPr>
-          <w:bCs/>
-          <w:b/>
-        </w:rPr>
-        <w:t xml:space="preserve">John McCain</w:t>
-      </w:r>
-      <w:r>
-        <w:t xml:space="preserve"> </w:t>
-      </w:r>
-      <w:r>
-        <w:t xml:space="preserve">(2001–2009) wanted a director who could bridge the gap with the Operant community. He persuaded Manchester to retire and appointed</w:t>
-      </w:r>
-      <w:r>
-        <w:t xml:space="preserve"> </w:t>
-      </w:r>
-      <w:r>
-        <w:rPr>
-          <w:bCs/>
-          <w:b/>
-        </w:rPr>
-        <w:t xml:space="preserve">Juan Rodriguez</w:t>
-      </w:r>
-      <w:r>
-        <w:t xml:space="preserve">, a surgeon, author and former Power Legion member, who restored Reserve status and brought six Operant FBI agents into ExLAW.</w:t>
-      </w:r>
-    </w:p>
-    <w:p>
-      <w:pPr>
-        <w:pStyle w:val="BodyText"/>
-      </w:pPr>
-      <w:r>
-        <w:rPr>
-          <w:bCs/>
-          <w:b/>
-        </w:rPr>
-        <w:t xml:space="preserve">October 9th, 2001.</w:t>
-      </w:r>
-      <w:r>
-        <w:t xml:space="preserve"> </w:t>
-      </w:r>
-      <w:r>
-        <w:t xml:space="preserve">A White Hand cell, three Raster Seven escapees backed by conventional bombers, brought down the Sears Tower and two neighboring towers in Chicago’s Loop, killing more than 2,000 people. Autuarch claimed the attack within the hour. The investigations showed that Operant and ordinary agents had warned of activity in Buenos Aires and Chicago and been ignored, because the CIA and FBI didn’t trust their own Operant agents. The</w:t>
-      </w:r>
-      <w:r>
-        <w:t xml:space="preserve"> </w:t>
-      </w:r>
-      <w:r>
-        <w:rPr>
-          <w:bCs/>
-          <w:b/>
-        </w:rPr>
-        <w:t xml:space="preserve">Department of Homeland Security</w:t>
-      </w:r>
-      <w:r>
-        <w:t xml:space="preserve"> </w:t>
-      </w:r>
-      <w:r>
-        <w:t xml:space="preserve">was created; ExLAW moved under it, Rodriguez became Deputy Director of DHS, and</w:t>
-      </w:r>
-      <w:r>
-        <w:t xml:space="preserve"> </w:t>
-      </w:r>
-      <w:r>
-        <w:rPr>
-          <w:bCs/>
-          <w:b/>
-        </w:rPr>
-        <w:t xml:space="preserve">Garret Cane</w:t>
-      </w:r>
-      <w:r>
-        <w:t xml:space="preserve">, ExLAW’s non-Operant chief of operations, became Director.</w:t>
-      </w:r>
-    </w:p>
-    <w:p>
-      <w:pPr>
-        <w:pStyle w:val="BodyText"/>
-      </w:pPr>
-      <w:r>
-        <w:t xml:space="preserve">That same year</w:t>
-      </w:r>
-      <w:r>
-        <w:t xml:space="preserve"> </w:t>
-      </w:r>
-      <w:r>
-        <w:rPr>
-          <w:bCs/>
-          <w:b/>
-        </w:rPr>
-        <w:t xml:space="preserve">Iran’s Islamic Republic fell</w:t>
-      </w:r>
-      <w:r>
-        <w:t xml:space="preserve">. Months of strikes and street protests became a revolution led by a coalition of communist and socialist parties, which proclaimed the secular</w:t>
-      </w:r>
-      <w:r>
-        <w:t xml:space="preserve"> </w:t>
-      </w:r>
-      <w:r>
-        <w:rPr>
-          <w:bCs/>
-          <w:b/>
-        </w:rPr>
-        <w:t xml:space="preserve">People’s Republic of Iran</w:t>
-      </w:r>
-      <w:r>
-        <w:t xml:space="preserve">. Washington, unsure whether to welcome or fear it, has kept it at arm’s length ever since.</w:t>
       </w:r>
     </w:p>
     <w:p>
@@ -17181,39 +16648,13 @@
           <w:bCs/>
           <w:b/>
         </w:rPr>
-        <w:t xml:space="preserve">2002–2004.</w:t>
-      </w:r>
-      <w:r>
-        <w:t xml:space="preserve"> </w:t>
-      </w:r>
-      <w:r>
-        <w:t xml:space="preserve">Under Cane, ExLAW became a publicity engine: televised rescues and recruiting drives. Operant and AS-6 units spearheaded the UN-led</w:t>
-      </w:r>
-      <w:r>
-        <w:t xml:space="preserve"> </w:t>
-      </w:r>
-      <w:r>
-        <w:rPr>
-          <w:bCs/>
-          <w:b/>
-        </w:rPr>
-        <w:t xml:space="preserve">invasion of Iraq</w:t>
-      </w:r>
-      <w:r>
-        <w:t xml:space="preserve">, which had sheltered White Hand training camps. ExLAW and Interpol turned on the White Hand and the</w:t>
-      </w:r>
-      <w:r>
-        <w:t xml:space="preserve"> </w:t>
-      </w:r>
-      <w:r>
-        <w:rPr>
-          <w:bCs/>
-          <w:b/>
-        </w:rPr>
-        <w:t xml:space="preserve">Morcain</w:t>
-      </w:r>
-      <w:r>
-        <w:t xml:space="preserve">.</w:t>
+        <w:t xml:space="preserve">The case.</w:t>
+      </w:r>
+      <w:r>
+        <w:t xml:space="preserve"> </w:t>
+      </w:r>
+      <w:r>
+        <w:t xml:space="preserve">What happened, and did we succeed: fully, partly, or not at all?</w:t>
       </w:r>
     </w:p>
     <w:p>
@@ -17229,29 +16670,13 @@
           <w:bCs/>
           <w:b/>
         </w:rPr>
-        <w:t xml:space="preserve">2006.</w:t>
-      </w:r>
-      <w:r>
-        <w:t xml:space="preserve"> </w:t>
-      </w:r>
-      <w:r>
-        <w:t xml:space="preserve">Congress approved ExLAW’s</w:t>
-      </w:r>
-      <w:r>
-        <w:t xml:space="preserve"> </w:t>
-      </w:r>
-      <w:r>
-        <w:rPr>
-          <w:bCs/>
-          <w:b/>
-        </w:rPr>
-        <w:t xml:space="preserve">regional commands</w:t>
-      </w:r>
-      <w:r>
-        <w:t xml:space="preserve"> </w:t>
-      </w:r>
-      <w:r>
-        <w:t xml:space="preserve">over police objections: six regional offices, each with its own Operant team and Aegis wing.</w:t>
+        <w:t xml:space="preserve">Who stood out?</w:t>
+      </w:r>
+      <w:r>
+        <w:t xml:space="preserve"> </w:t>
+      </w:r>
+      <w:r>
+        <w:t xml:space="preserve">A moment worth remembering.</w:t>
       </w:r>
     </w:p>
     <w:p>
@@ -17267,45 +16692,13 @@
           <w:bCs/>
           <w:b/>
         </w:rPr>
-        <w:t xml:space="preserve">2007.</w:t>
-      </w:r>
-      <w:r>
-        <w:t xml:space="preserve"> </w:t>
-      </w:r>
-      <w:r>
-        <w:t xml:space="preserve">The Foundation’s enforcer</w:t>
-      </w:r>
-      <w:r>
-        <w:t xml:space="preserve"> </w:t>
-      </w:r>
-      <w:r>
-        <w:rPr>
-          <w:bCs/>
-          <w:b/>
-        </w:rPr>
-        <w:t xml:space="preserve">Sergei Grachyov</w:t>
-      </w:r>
-      <w:r>
-        <w:t xml:space="preserve"> </w:t>
-      </w:r>
-      <w:r>
-        <w:t xml:space="preserve">fought the Atomic Man in Washington, and the</w:t>
-      </w:r>
-      <w:r>
-        <w:t xml:space="preserve"> </w:t>
-      </w:r>
-      <w:r>
-        <w:rPr>
-          <w:bCs/>
-          <w:b/>
-        </w:rPr>
-        <w:t xml:space="preserve">Washington Monument</w:t>
-      </w:r>
-      <w:r>
-        <w:t xml:space="preserve"> </w:t>
-      </w:r>
-      <w:r>
-        <w:t xml:space="preserve">fell. Both walked away.</w:t>
+        <w:t xml:space="preserve">Complications.</w:t>
+      </w:r>
+      <w:r>
+        <w:t xml:space="preserve"> </w:t>
+      </w:r>
+      <w:r>
+        <w:t xml:space="preserve">Which ones came into play, and what did they cost?</w:t>
       </w:r>
     </w:p>
     <w:p>
@@ -17321,39 +16714,55 @@
           <w:bCs/>
           <w:b/>
         </w:rPr>
-        <w:t xml:space="preserve">2009.</w:t>
-      </w:r>
-      <w:r>
-        <w:t xml:space="preserve"> </w:t>
-      </w:r>
-      <w:r>
-        <w:t xml:space="preserve">President</w:t>
-      </w:r>
-      <w:r>
-        <w:t xml:space="preserve"> </w:t>
-      </w:r>
-      <w:r>
-        <w:rPr>
-          <w:bCs/>
-          <w:b/>
-        </w:rPr>
-        <w:t xml:space="preserve">Margaret Hale</w:t>
-      </w:r>
-      <w:r>
-        <w:t xml:space="preserve"> </w:t>
-      </w:r>
-      <w:r>
-        <w:t xml:space="preserve">took office.</w:t>
-      </w:r>
-    </w:p>
-    <w:bookmarkEnd w:id="80"/>
-    <w:bookmarkStart w:id="81" w:name="the-umkas-invasion"/>
+        <w:t xml:space="preserve">What changed?</w:t>
+      </w:r>
+      <w:r>
+        <w:t xml:space="preserve"> </w:t>
+      </w:r>
+      <w:r>
+        <w:t xml:space="preserve">New allies or enemies, damage, open threads for next time.</w:t>
+      </w:r>
+    </w:p>
+    <w:p>
+      <w:pPr>
+        <w:numPr>
+          <w:ilvl w:val="0"/>
+          <w:numId w:val="1017"/>
+        </w:numPr>
+        <w:pStyle w:val="Compact"/>
+      </w:pPr>
+      <w:r>
+        <w:rPr>
+          <w:bCs/>
+          <w:b/>
+        </w:rPr>
+        <w:t xml:space="preserve">Advancement.</w:t>
+      </w:r>
+      <w:r>
+        <w:t xml:space="preserve"> </w:t>
+      </w:r>
+      <w:r>
+        <w:t xml:space="preserve">After a significant case, each character earns 1 advancement point; at a milestone, 2 more.</w:t>
+      </w:r>
+    </w:p>
+    <w:bookmarkEnd w:id="75"/>
+    <w:bookmarkEnd w:id="76"/>
+    <w:bookmarkStart w:id="84" w:name="the-world-of-aurora"/>
+    <w:p>
+      <w:pPr>
+        <w:pStyle w:val="Heading1"/>
+      </w:pPr>
+      <w:r>
+        <w:t xml:space="preserve">The world of Aurora</w:t>
+      </w:r>
+    </w:p>
+    <w:bookmarkStart w:id="77" w:name="the-first-wave"/>
     <w:p>
       <w:pPr>
         <w:pStyle w:val="Heading2"/>
       </w:pPr>
       <w:r>
-        <w:t xml:space="preserve">The Umkas invasion</w:t>
+        <w:t xml:space="preserve">The First Wave</w:t>
       </w:r>
     </w:p>
     <w:p>
@@ -17361,120 +16770,51 @@
         <w:pStyle w:val="FirstParagraph"/>
       </w:pPr>
       <w:r>
-        <w:t xml:space="preserve">In</w:t>
-      </w:r>
-      <w:r>
-        <w:t xml:space="preserve"> </w:t>
-      </w:r>
-      <w:r>
-        <w:rPr>
-          <w:bCs/>
-          <w:b/>
-        </w:rPr>
-        <w:t xml:space="preserve">2012</w:t>
-      </w:r>
-      <w:r>
-        <w:t xml:space="preserve"> </w:t>
-      </w:r>
-      <w:r>
-        <w:rPr>
-          <w:bCs/>
-          <w:b/>
-        </w:rPr>
-        <w:t xml:space="preserve">Steel Hawk</w:t>
-      </w:r>
-      <w:r>
-        <w:t xml:space="preserve"> </w:t>
-      </w:r>
-      <w:r>
-        <w:t xml:space="preserve">and</w:t>
-      </w:r>
-      <w:r>
-        <w:t xml:space="preserve"> </w:t>
-      </w:r>
-      <w:r>
-        <w:rPr>
-          <w:bCs/>
-          <w:b/>
-        </w:rPr>
-        <w:t xml:space="preserve">Autuarch</w:t>
-      </w:r>
-      <w:r>
-        <w:t xml:space="preserve"> </w:t>
-      </w:r>
-      <w:r>
-        <w:t xml:space="preserve">opened a dimensional breach over New York, and the</w:t>
-      </w:r>
-      <w:r>
-        <w:t xml:space="preserve"> </w:t>
-      </w:r>
-      <w:r>
-        <w:rPr>
-          <w:bCs/>
-          <w:b/>
-        </w:rPr>
-        <w:t xml:space="preserve">Umkas</w:t>
-      </w:r>
-      <w:r>
-        <w:t xml:space="preserve"> </w:t>
-      </w:r>
-      <w:r>
-        <w:t xml:space="preserve">came through.</w:t>
-      </w:r>
-      <w:r>
-        <w:t xml:space="preserve"> </w:t>
-      </w:r>
-      <w:r>
-        <w:rPr>
-          <w:bCs/>
-          <w:b/>
-        </w:rPr>
-        <w:t xml:space="preserve">Celerity</w:t>
-      </w:r>
-      <w:r>
-        <w:t xml:space="preserve">, the</w:t>
-      </w:r>
-      <w:r>
-        <w:t xml:space="preserve"> </w:t>
-      </w:r>
-      <w:r>
-        <w:rPr>
-          <w:bCs/>
-          <w:b/>
-        </w:rPr>
-        <w:t xml:space="preserve">Golden Centurion</w:t>
-      </w:r>
-      <w:r>
-        <w:t xml:space="preserve">,</w:t>
-      </w:r>
-      <w:r>
-        <w:t xml:space="preserve"> </w:t>
-      </w:r>
-      <w:r>
-        <w:rPr>
-          <w:bCs/>
-          <w:b/>
-        </w:rPr>
-        <w:t xml:space="preserve">Uathach</w:t>
-      </w:r>
-      <w:r>
-        <w:t xml:space="preserve"> </w:t>
-      </w:r>
-      <w:r>
-        <w:t xml:space="preserve">and dozens of others held the city. Steel Hawk nearly killed Celerity, and she spent a year in a coma. Chat Roux’s transport was destroyed and he was stranded on this Earth. The breach tore Limbo open as well, and</w:t>
-      </w:r>
-      <w:r>
-        <w:t xml:space="preserve"> </w:t>
-      </w:r>
-      <w:r>
-        <w:rPr>
-          <w:bCs/>
-          <w:b/>
-        </w:rPr>
-        <w:t xml:space="preserve">Michael Lance</w:t>
-      </w:r>
-      <w:r>
-        <w:t xml:space="preserve">, a private eye lost since 1946, walked out into 2012. Then Steel Hawk turned: he and Autuarch closed the breach together, and escaped ExLAW.</w:t>
+        <w:t xml:space="preserve">Extraordinary humans were recognized as a phenomenon as early as the 1880s, but the few who came to public notice were dismissed as myths, linked with spiritualism and urban legends. Then, from</w:t>
+      </w:r>
+      <w:r>
+        <w:t xml:space="preserve"> </w:t>
+      </w:r>
+      <w:r>
+        <w:rPr>
+          <w:bCs/>
+          <w:b/>
+        </w:rPr>
+        <w:t xml:space="preserve">April 3rd to April 30th, 1938</w:t>
+      </w:r>
+      <w:r>
+        <w:t xml:space="preserve">, strange auroras bathed the night sky worldwide. Astronomers spoke of a belt of charged particles in the upper atmosphere. During those weeks deaths from a dozen ailments rose across the world, and by the end of April the</w:t>
+      </w:r>
+      <w:r>
+        <w:t xml:space="preserve"> </w:t>
+      </w:r>
+      <w:r>
+        <w:t xml:space="preserve">“</w:t>
+      </w:r>
+      <w:r>
+        <w:t xml:space="preserve">aurora deaths</w:t>
+      </w:r>
+      <w:r>
+        <w:t xml:space="preserve">”</w:t>
+      </w:r>
+      <w:r>
+        <w:t xml:space="preserve"> </w:t>
+      </w:r>
+      <w:r>
+        <w:t xml:space="preserve">passed</w:t>
+      </w:r>
+      <w:r>
+        <w:t xml:space="preserve"> </w:t>
+      </w:r>
+      <w:r>
+        <w:rPr>
+          <w:bCs/>
+          <w:b/>
+        </w:rPr>
+        <w:t xml:space="preserve">five million</w:t>
+      </w:r>
+      <w:r>
+        <w:t xml:space="preserve">. Adolf Hitler died of pneumonia and Reinhard Heydrich replaced him; Heinrich Himmler died under mysterious circumstances.</w:t>
       </w:r>
     </w:p>
     <w:p>
@@ -17482,7 +16822,20 @@
         <w:pStyle w:val="BodyText"/>
       </w:pPr>
       <w:r>
-        <w:t xml:space="preserve">The breach left the walls between worlds thin.</w:t>
+        <w:t xml:space="preserve">The survivors didn’t all come through unchanged. The auroras were the</w:t>
+      </w:r>
+      <w:r>
+        <w:t xml:space="preserve"> </w:t>
+      </w:r>
+      <w:r>
+        <w:rPr>
+          <w:bCs/>
+          <w:b/>
+        </w:rPr>
+        <w:t xml:space="preserve">First Wave</w:t>
+      </w:r>
+      <w:r>
+        <w:t xml:space="preserve">: the night the first generation of Operants awoke.</w:t>
       </w:r>
     </w:p>
     <w:p>
@@ -17498,65 +16851,26 @@
           <w:bCs/>
           <w:b/>
         </w:rPr>
-        <w:t xml:space="preserve">2013–2014.</w:t>
-      </w:r>
-      <w:r>
-        <w:t xml:space="preserve"> </w:t>
-      </w:r>
-      <w:r>
-        <w:rPr>
-          <w:bCs/>
-          <w:b/>
-        </w:rPr>
-        <w:t xml:space="preserve">Shadow Earth</w:t>
-      </w:r>
-      <w:r>
-        <w:t xml:space="preserve"> </w:t>
-      </w:r>
-      <w:r>
-        <w:t xml:space="preserve">incursions began in New York, and</w:t>
-      </w:r>
-      <w:r>
-        <w:t xml:space="preserve"> </w:t>
-      </w:r>
-      <w:r>
-        <w:rPr>
-          <w:bCs/>
-          <w:b/>
-        </w:rPr>
-        <w:t xml:space="preserve">Vanguard</w:t>
-      </w:r>
-      <w:r>
-        <w:t xml:space="preserve">’s killings started. The Army founded</w:t>
-      </w:r>
-      <w:r>
-        <w:t xml:space="preserve"> </w:t>
-      </w:r>
-      <w:r>
-        <w:rPr>
-          <w:bCs/>
-          <w:b/>
-        </w:rPr>
-        <w:t xml:space="preserve">DIRE</w:t>
-      </w:r>
-      <w:r>
-        <w:t xml:space="preserve">, the Defense Intelligence and Research Enterprise, to answer the next invasion;</w:t>
-      </w:r>
-      <w:r>
-        <w:t xml:space="preserve"> </w:t>
-      </w:r>
-      <w:r>
-        <w:rPr>
-          <w:bCs/>
-          <w:b/>
-        </w:rPr>
-        <w:t xml:space="preserve">Helios</w:t>
-      </w:r>
-      <w:r>
-        <w:t xml:space="preserve"> </w:t>
-      </w:r>
-      <w:r>
-        <w:t xml:space="preserve">was its first success.</w:t>
+        <w:t xml:space="preserve">June 1938.</w:t>
+      </w:r>
+      <w:r>
+        <w:t xml:space="preserve"> </w:t>
+      </w:r>
+      <w:r>
+        <w:t xml:space="preserve">Herbert Unler, an American occult scholar, became the first non-Briton recruited to the</w:t>
+      </w:r>
+      <w:r>
+        <w:t xml:space="preserve"> </w:t>
+      </w:r>
+      <w:r>
+        <w:rPr>
+          <w:bCs/>
+          <w:b/>
+        </w:rPr>
+        <w:t xml:space="preserve">Shadow Knights</w:t>
+      </w:r>
+      <w:r>
+        <w:t xml:space="preserve">, after he banished a demon in Boston: the first mystical creature seen in more than a century.</w:t>
       </w:r>
     </w:p>
     <w:p>
@@ -17572,20 +16886,29 @@
           <w:bCs/>
           <w:b/>
         </w:rPr>
-        <w:t xml:space="preserve">2015.</w:t>
-      </w:r>
-      <w:r>
-        <w:t xml:space="preserve"> </w:t>
-      </w:r>
-      <w:r>
-        <w:rPr>
-          <w:bCs/>
-          <w:b/>
-        </w:rPr>
-        <w:t xml:space="preserve">Evelyn Dark</w:t>
-      </w:r>
-      <w:r>
-        <w:t xml:space="preserve">’s breakout destroyed a Foundation black lab and the town around it: the first public evidence that the Foundation exists, though no one can prove who runs it.</w:t>
+        <w:t xml:space="preserve">August 1938.</w:t>
+      </w:r>
+      <w:r>
+        <w:t xml:space="preserve"> </w:t>
+      </w:r>
+      <w:r>
+        <w:t xml:space="preserve">Without Hitler, the National Socialist movement fell apart. The SS became a quasi-mystical order, and</w:t>
+      </w:r>
+      <w:r>
+        <w:t xml:space="preserve"> </w:t>
+      </w:r>
+      <w:r>
+        <w:rPr>
+          <w:bCs/>
+          <w:b/>
+        </w:rPr>
+        <w:t xml:space="preserve">Zarloff the Elder</w:t>
+      </w:r>
+      <w:r>
+        <w:t xml:space="preserve"> </w:t>
+      </w:r>
+      <w:r>
+        <w:t xml:space="preserve">appeared to a cell of initiates in Berlin, promising them the new world order Hitler had dreamed of.</w:t>
       </w:r>
     </w:p>
     <w:p>
@@ -17601,59 +16924,1016 @@
           <w:bCs/>
           <w:b/>
         </w:rPr>
-        <w:t xml:space="preserve">2016.</w:t>
-      </w:r>
-      <w:r>
-        <w:t xml:space="preserve"> </w:t>
-      </w:r>
-      <w:r>
-        <w:rPr>
-          <w:bCs/>
-          <w:b/>
-        </w:rPr>
-        <w:t xml:space="preserve">Micky Holt</w:t>
-      </w:r>
-      <w:r>
-        <w:t xml:space="preserve"> </w:t>
-      </w:r>
-      <w:r>
-        <w:t xml:space="preserve">became the</w:t>
-      </w:r>
-      <w:r>
-        <w:t xml:space="preserve"> </w:t>
-      </w:r>
-      <w:r>
-        <w:rPr>
-          <w:bCs/>
-          <w:b/>
-        </w:rPr>
-        <w:t xml:space="preserve">Green Man</w:t>
-      </w:r>
-      <w:r>
-        <w:t xml:space="preserve">, and the</w:t>
-      </w:r>
-      <w:r>
-        <w:t xml:space="preserve"> </w:t>
-      </w:r>
-      <w:r>
-        <w:rPr>
-          <w:bCs/>
-          <w:b/>
-        </w:rPr>
-        <w:t xml:space="preserve">Mad Forest</w:t>
-      </w:r>
-      <w:r>
-        <w:t xml:space="preserve"> </w:t>
-      </w:r>
-      <w:r>
-        <w:t xml:space="preserve">swallowed southern Indiana in a week.</w:t>
+        <w:t xml:space="preserve">1941–1945.</w:t>
+      </w:r>
+      <w:r>
+        <w:t xml:space="preserve"> </w:t>
+      </w:r>
+      <w:r>
+        <w:t xml:space="preserve">At least thirty Operants served secretly in the militaries of six nations, Germany among them.</w:t>
+      </w:r>
+      <w:r>
+        <w:t xml:space="preserve"> </w:t>
+      </w:r>
+      <w:r>
+        <w:rPr>
+          <w:bCs/>
+          <w:b/>
+        </w:rPr>
+        <w:t xml:space="preserve">Hector Gonzalez</w:t>
+      </w:r>
+      <w:r>
+        <w:t xml:space="preserve">, Nikola Tesla’s assistant, received</w:t>
+      </w:r>
+      <w:r>
+        <w:t xml:space="preserve"> </w:t>
+      </w:r>
+      <w:r>
+        <w:rPr>
+          <w:bCs/>
+          <w:b/>
+        </w:rPr>
+        <w:t xml:space="preserve">Ambrosia</w:t>
+      </w:r>
+      <w:r>
+        <w:t xml:space="preserve"> </w:t>
+      </w:r>
+      <w:r>
+        <w:t xml:space="preserve">in 1943 and became</w:t>
+      </w:r>
+      <w:r>
+        <w:t xml:space="preserve"> </w:t>
+      </w:r>
+      <w:r>
+        <w:rPr>
+          <w:bCs/>
+          <w:b/>
+        </w:rPr>
+        <w:t xml:space="preserve">Mr. Marvel</w:t>
+      </w:r>
+      <w:r>
+        <w:t xml:space="preserve">; the immortal</w:t>
+      </w:r>
+      <w:r>
+        <w:t xml:space="preserve"> </w:t>
+      </w:r>
+      <w:r>
+        <w:rPr>
+          <w:bCs/>
+          <w:b/>
+        </w:rPr>
+        <w:t xml:space="preserve">Ivory Phoenix</w:t>
+      </w:r>
+      <w:r>
+        <w:t xml:space="preserve"> </w:t>
+      </w:r>
+      <w:r>
+        <w:t xml:space="preserve">fought for the Allies and destroyed the first Steel Falcon.</w:t>
+      </w:r>
+    </w:p>
+    <w:bookmarkEnd w:id="77"/>
+    <w:bookmarkStart w:id="78" w:name="the-public-years"/>
+    <w:p>
+      <w:pPr>
+        <w:pStyle w:val="Heading2"/>
+      </w:pPr>
+      <w:r>
+        <w:t xml:space="preserve">The public years</w:t>
+      </w:r>
+    </w:p>
+    <w:p>
+      <w:pPr>
+        <w:pStyle w:val="FirstParagraph"/>
+      </w:pPr>
+      <w:r>
+        <w:t xml:space="preserve">In</w:t>
+      </w:r>
+      <w:r>
+        <w:t xml:space="preserve"> </w:t>
+      </w:r>
+      <w:r>
+        <w:rPr>
+          <w:bCs/>
+          <w:b/>
+        </w:rPr>
+        <w:t xml:space="preserve">1952</w:t>
+      </w:r>
+      <w:r>
+        <w:t xml:space="preserve"> </w:t>
+      </w:r>
+      <w:r>
+        <w:t xml:space="preserve">a highly publicized battle between US Army forces and unidentified assailants at</w:t>
+      </w:r>
+      <w:r>
+        <w:t xml:space="preserve"> </w:t>
+      </w:r>
+      <w:r>
+        <w:rPr>
+          <w:bCs/>
+          <w:b/>
+        </w:rPr>
+        <w:t xml:space="preserve">Fort Knox</w:t>
+      </w:r>
+      <w:r>
+        <w:t xml:space="preserve">, together with growing reports from around the world, forced the public to accept that people with powers existed. In the same year the first</w:t>
+      </w:r>
+      <w:r>
+        <w:t xml:space="preserve"> </w:t>
+      </w:r>
+      <w:r>
+        <w:rPr>
+          <w:bCs/>
+          <w:b/>
+        </w:rPr>
+        <w:t xml:space="preserve">Hephaestus Keys</w:t>
+      </w:r>
+      <w:r>
+        <w:t xml:space="preserve"> </w:t>
+      </w:r>
+      <w:r>
+        <w:t xml:space="preserve">were found in London, and Lord Colslo used one to open the Celtic Gate to Avalon.</w:t>
+      </w:r>
+    </w:p>
+    <w:p>
+      <w:pPr>
+        <w:pStyle w:val="BodyText"/>
+      </w:pPr>
+      <w:r>
+        <w:t xml:space="preserve">Senator Edward McCarthy led the campaign against the</w:t>
+      </w:r>
+      <w:r>
+        <w:t xml:space="preserve"> </w:t>
+      </w:r>
+      <w:r>
+        <w:t xml:space="preserve">“</w:t>
+      </w:r>
+      <w:r>
+        <w:t xml:space="preserve">abnormal powers</w:t>
+      </w:r>
+      <w:r>
+        <w:t xml:space="preserve">”</w:t>
+      </w:r>
+      <w:r>
+        <w:t xml:space="preserve"> </w:t>
+      </w:r>
+      <w:r>
+        <w:t xml:space="preserve">menace. Congress passed the</w:t>
+      </w:r>
+      <w:r>
+        <w:t xml:space="preserve"> </w:t>
+      </w:r>
+      <w:r>
+        <w:rPr>
+          <w:bCs/>
+          <w:b/>
+        </w:rPr>
+        <w:t xml:space="preserve">Human Powers Control Act</w:t>
+      </w:r>
+      <w:r>
+        <w:t xml:space="preserve">, requiring the registration of all</w:t>
+      </w:r>
+      <w:r>
+        <w:t xml:space="preserve"> </w:t>
+      </w:r>
+      <w:r>
+        <w:t xml:space="preserve">“</w:t>
+      </w:r>
+      <w:r>
+        <w:t xml:space="preserve">citizens with operant capabilities outside the human physiological norms</w:t>
+      </w:r>
+      <w:r>
+        <w:t xml:space="preserve">”</w:t>
+      </w:r>
+      <w:r>
+        <w:t xml:space="preserve">: the origin of the official term,</w:t>
+      </w:r>
+      <w:r>
+        <w:t xml:space="preserve"> </w:t>
+      </w:r>
+      <w:r>
+        <w:rPr>
+          <w:bCs/>
+          <w:b/>
+        </w:rPr>
+        <w:t xml:space="preserve">Operants</w:t>
+      </w:r>
+      <w:r>
+        <w:t xml:space="preserve">. No one could agree how to register or enforce anything, and only one warrant was ever issued under the HPCA, for</w:t>
+      </w:r>
+      <w:r>
+        <w:t xml:space="preserve"> </w:t>
+      </w:r>
+      <w:r>
+        <w:rPr>
+          <w:bCs/>
+          <w:b/>
+        </w:rPr>
+        <w:t xml:space="preserve">Charlie Swift</w:t>
+      </w:r>
+      <w:r>
+        <w:t xml:space="preserve">, the</w:t>
+      </w:r>
+      <w:r>
+        <w:t xml:space="preserve"> </w:t>
+      </w:r>
+      <w:r>
+        <w:t xml:space="preserve">“</w:t>
+      </w:r>
+      <w:r>
+        <w:t xml:space="preserve">fastest man alive</w:t>
+      </w:r>
+      <w:r>
+        <w:t xml:space="preserve">”</w:t>
+      </w:r>
+      <w:r>
+        <w:t xml:space="preserve">, a popular critic of the government. He was shot during the botched arrest, spent a year in a coma, lost his powers and drank himself out of public life. McCarthy was censured and ousted.</w:t>
+      </w:r>
+    </w:p>
+    <w:p>
+      <w:pPr>
+        <w:pStyle w:val="BodyText"/>
+      </w:pPr>
+      <w:r>
+        <w:t xml:space="preserve">Untrained police couldn’t deal with powered crime, so unsanctioned teams of Operants and ordinary volunteers stepped in. The most respected was the</w:t>
+      </w:r>
+      <w:r>
+        <w:t xml:space="preserve"> </w:t>
+      </w:r>
+      <w:r>
+        <w:rPr>
+          <w:bCs/>
+          <w:b/>
+        </w:rPr>
+        <w:t xml:space="preserve">Power Legion</w:t>
+      </w:r>
+      <w:r>
+        <w:t xml:space="preserve">, led by</w:t>
+      </w:r>
+      <w:r>
+        <w:t xml:space="preserve"> </w:t>
+      </w:r>
+      <w:r>
+        <w:rPr>
+          <w:bCs/>
+          <w:b/>
+        </w:rPr>
+        <w:t xml:space="preserve">Mr. Marvel</w:t>
+      </w:r>
+      <w:r>
+        <w:t xml:space="preserve">,</w:t>
+      </w:r>
+      <w:r>
+        <w:t xml:space="preserve"> </w:t>
+      </w:r>
+      <w:r>
+        <w:rPr>
+          <w:iCs/>
+          <w:i/>
+        </w:rPr>
+        <w:t xml:space="preserve">maravilla del señor</w:t>
+      </w:r>
+      <w:r>
+        <w:t xml:space="preserve">, a World War II hero whose popularity crossed the color lines of 1950s America. The Legion supported law enforcement along the East Coast until it was forcibly disbanded during the</w:t>
+      </w:r>
+      <w:r>
+        <w:t xml:space="preserve"> </w:t>
+      </w:r>
+      <w:r>
+        <w:rPr>
+          <w:bCs/>
+          <w:b/>
+        </w:rPr>
+        <w:t xml:space="preserve">Khatorsi Crisis of 1968</w:t>
+      </w:r>
+      <w:r>
+        <w:t xml:space="preserve">. Its paramilitary uniforms set the style for every public team that followed.</w:t>
+      </w:r>
+    </w:p>
+    <w:p>
+      <w:pPr>
+        <w:pStyle w:val="BodyText"/>
+      </w:pPr>
+      <w:r>
+        <w:t xml:space="preserve">In</w:t>
+      </w:r>
+      <w:r>
+        <w:t xml:space="preserve"> </w:t>
+      </w:r>
+      <w:r>
+        <w:rPr>
+          <w:bCs/>
+          <w:b/>
+        </w:rPr>
+        <w:t xml:space="preserve">1959</w:t>
+      </w:r>
+      <w:r>
+        <w:t xml:space="preserve"> </w:t>
+      </w:r>
+      <w:r>
+        <w:t xml:space="preserve">Dr. Richard Kennedy was bathed in a runaway reactor’s radiation and bonded to an entity from beyond:</w:t>
+      </w:r>
+      <w:r>
+        <w:t xml:space="preserve"> </w:t>
+      </w:r>
+      <w:r>
+        <w:rPr>
+          <w:bCs/>
+          <w:b/>
+        </w:rPr>
+        <w:t xml:space="preserve">the Atomic Man</w:t>
+      </w:r>
+      <w:r>
+        <w:t xml:space="preserve">.</w:t>
+      </w:r>
+    </w:p>
+    <w:bookmarkEnd w:id="78"/>
+    <w:bookmarkStart w:id="79" w:name="exlaw"/>
+    <w:p>
+      <w:pPr>
+        <w:pStyle w:val="Heading2"/>
+      </w:pPr>
+      <w:r>
+        <w:t xml:space="preserve">ExLAW</w:t>
+      </w:r>
+    </w:p>
+    <w:p>
+      <w:pPr>
+        <w:pStyle w:val="FirstParagraph"/>
+      </w:pPr>
+      <w:r>
+        <w:t xml:space="preserve">In</w:t>
+      </w:r>
+      <w:r>
+        <w:t xml:space="preserve"> </w:t>
+      </w:r>
+      <w:r>
+        <w:rPr>
+          <w:bCs/>
+          <w:b/>
+        </w:rPr>
+        <w:t xml:space="preserve">1972</w:t>
+      </w:r>
+      <w:r>
+        <w:t xml:space="preserve"> </w:t>
+      </w:r>
+      <w:r>
+        <w:t xml:space="preserve">Congress and President Richard Nixon replaced the HPCA with the</w:t>
+      </w:r>
+      <w:r>
+        <w:t xml:space="preserve"> </w:t>
+      </w:r>
+      <w:r>
+        <w:rPr>
+          <w:bCs/>
+          <w:b/>
+        </w:rPr>
+        <w:t xml:space="preserve">Extraordinary Powers Act (EPA)</w:t>
+      </w:r>
+      <w:r>
+        <w:t xml:space="preserve">, and created the</w:t>
+      </w:r>
+      <w:r>
+        <w:t xml:space="preserve"> </w:t>
+      </w:r>
+      <w:r>
+        <w:rPr>
+          <w:bCs/>
+          <w:b/>
+        </w:rPr>
+        <w:t xml:space="preserve">Extraordinary Law Enforcement Agency (ExLAW)</w:t>
+      </w:r>
+      <w:r>
+        <w:t xml:space="preserve"> </w:t>
+      </w:r>
+      <w:r>
+        <w:t xml:space="preserve">under the Department of Justice to enforce it. A House committee, the</w:t>
+      </w:r>
+      <w:r>
+        <w:t xml:space="preserve"> </w:t>
+      </w:r>
+      <w:r>
+        <w:rPr>
+          <w:bCs/>
+          <w:b/>
+        </w:rPr>
+        <w:t xml:space="preserve">EPA Oversight Commission (EPAOC)</w:t>
+      </w:r>
+      <w:r>
+        <w:t xml:space="preserve">, became its watchdog.</w:t>
+      </w:r>
+    </w:p>
+    <w:p>
+      <w:pPr>
+        <w:pStyle w:val="BodyText"/>
+      </w:pPr>
+      <w:r>
+        <w:t xml:space="preserve">Nixon’s science advisor</w:t>
+      </w:r>
+      <w:r>
+        <w:t xml:space="preserve"> </w:t>
+      </w:r>
+      <w:r>
+        <w:rPr>
+          <w:bCs/>
+          <w:b/>
+        </w:rPr>
+        <w:t xml:space="preserve">Dr. Edmund Hamilton</w:t>
+      </w:r>
+      <w:r>
+        <w:t xml:space="preserve">, an authority on Operants and one of the authors of the EPA, became the first Director. The first agents came from the FBI and the special forces, with law or criminology degrees and top-secret clearance: five Operant investigators and twenty-seven transferred FBI agents, with lawyers and staff behind them.</w:t>
+      </w:r>
+    </w:p>
+    <w:p>
+      <w:pPr>
+        <w:pStyle w:val="BodyText"/>
+      </w:pPr>
+      <w:r>
+        <w:t xml:space="preserve">At the same time the Department of Defense finished testing the</w:t>
+      </w:r>
+      <w:r>
+        <w:t xml:space="preserve"> </w:t>
+      </w:r>
+      <w:r>
+        <w:rPr>
+          <w:bCs/>
+          <w:b/>
+        </w:rPr>
+        <w:t xml:space="preserve">Aegis Series I</w:t>
+      </w:r>
+      <w:r>
+        <w:t xml:space="preserve"> </w:t>
+      </w:r>
+      <w:r>
+        <w:t xml:space="preserve">power suit, an armored exoskeleton likened to</w:t>
+      </w:r>
+      <w:r>
+        <w:t xml:space="preserve"> </w:t>
+      </w:r>
+      <w:r>
+        <w:t xml:space="preserve">“</w:t>
+      </w:r>
+      <w:r>
+        <w:t xml:space="preserve">a slow, sweaty tank you can wear</w:t>
+      </w:r>
+      <w:r>
+        <w:t xml:space="preserve">”</w:t>
+      </w:r>
+      <w:r>
+        <w:t xml:space="preserve">. Some credited the AS-I corps with victory in Vietnam, but the Pentagon dropped the program after the war in 1973. EPAOC members persuaded the Justice Department to adopt it as an alternative to Operant agents, and the first ExLAW Aegis pilots went into service in January 1974. Steady improvements through the 1970s and 1980s made the suits a tactical success.</w:t>
+      </w:r>
+    </w:p>
+    <w:p>
+      <w:pPr>
+        <w:pStyle w:val="BodyText"/>
+      </w:pPr>
+      <w:r>
+        <w:t xml:space="preserve">Local police were slow to trust ExLAW until its agents captured</w:t>
+      </w:r>
+      <w:r>
+        <w:t xml:space="preserve"> </w:t>
+      </w:r>
+      <w:r>
+        <w:rPr>
+          <w:bCs/>
+          <w:b/>
+        </w:rPr>
+        <w:t xml:space="preserve">General Markum</w:t>
+      </w:r>
+      <w:r>
+        <w:t xml:space="preserve"> </w:t>
+      </w:r>
+      <w:r>
+        <w:t xml:space="preserve">and his renegades. ExLAW’s enforcement of the EPA estranged the unofficial teams, many of whom refused to register and kept their secret identities. Hamilton answered with</w:t>
+      </w:r>
+      <w:r>
+        <w:t xml:space="preserve"> </w:t>
+      </w:r>
+      <w:r>
+        <w:rPr>
+          <w:bCs/>
+          <w:b/>
+        </w:rPr>
+        <w:t xml:space="preserve">Reserve Agent</w:t>
+      </w:r>
+      <w:r>
+        <w:t xml:space="preserve"> </w:t>
+      </w:r>
+      <w:r>
+        <w:t xml:space="preserve">status: masked Operants could register while their identities stayed sealed. The EPA let the Director grant false identities to agents at risk, and no one but the Director or the Attorney General could open an agent’s file without a criminal warrant. Hamilton extended that protection, quietly and often, to every Reserve Agent.</w:t>
+      </w:r>
+    </w:p>
+    <w:p>
+      <w:pPr>
+        <w:pStyle w:val="BodyText"/>
+      </w:pPr>
+      <w:r>
+        <w:t xml:space="preserve">Reserve status had a price. Reserve Agents were held to police procedure and liable for any damage they caused. In</w:t>
+      </w:r>
+      <w:r>
+        <w:t xml:space="preserve"> </w:t>
+      </w:r>
+      <w:r>
+        <w:rPr>
+          <w:bCs/>
+          <w:b/>
+        </w:rPr>
+        <w:t xml:space="preserve">1973</w:t>
+      </w:r>
+      <w:r>
+        <w:t xml:space="preserve"> </w:t>
+      </w:r>
+      <w:r>
+        <w:rPr>
+          <w:bCs/>
+          <w:b/>
+        </w:rPr>
+        <w:t xml:space="preserve">Warlord I</w:t>
+      </w:r>
+      <w:r>
+        <w:t xml:space="preserve"> </w:t>
+      </w:r>
+      <w:r>
+        <w:t xml:space="preserve">fought the criminal</w:t>
+      </w:r>
+      <w:r>
+        <w:t xml:space="preserve"> </w:t>
+      </w:r>
+      <w:r>
+        <w:rPr>
+          <w:bCs/>
+          <w:b/>
+        </w:rPr>
+        <w:t xml:space="preserve">Armageddon</w:t>
+      </w:r>
+      <w:r>
+        <w:t xml:space="preserve"> </w:t>
+      </w:r>
+      <w:r>
+        <w:t xml:space="preserve">in an apartment block; Armageddon’s charges brought the building down and killed hundreds. Warlord was convicted of reckless endangerment and died in a prison riot. Some heroes refused Hamilton’s offer and stayed unsanctioned; Hamilton kept his agents focused on the Operants who endangered the public, and let the rest be.</w:t>
+      </w:r>
+    </w:p>
+    <w:p>
+      <w:pPr>
+        <w:pStyle w:val="BodyText"/>
+      </w:pPr>
+      <w:r>
+        <w:t xml:space="preserve">In</w:t>
+      </w:r>
+      <w:r>
+        <w:t xml:space="preserve"> </w:t>
+      </w:r>
+      <w:r>
+        <w:rPr>
+          <w:bCs/>
+          <w:b/>
+        </w:rPr>
+        <w:t xml:space="preserve">1977</w:t>
+      </w:r>
+      <w:r>
+        <w:t xml:space="preserve"> </w:t>
+      </w:r>
+      <w:r>
+        <w:t xml:space="preserve">Hamilton’s protégé</w:t>
+      </w:r>
+      <w:r>
+        <w:t xml:space="preserve"> </w:t>
+      </w:r>
+      <w:r>
+        <w:rPr>
+          <w:bCs/>
+          <w:b/>
+        </w:rPr>
+        <w:t xml:space="preserve">Johnny Vanroy</w:t>
+      </w:r>
+      <w:r>
+        <w:t xml:space="preserve">, Mr. Power, was arrested for the murder of heiress Lita Weston. He was cleared, but left ExLAW in 1978, and the EPAOC never stopped accusing Hamilton of favoritism. By</w:t>
+      </w:r>
+      <w:r>
+        <w:t xml:space="preserve"> </w:t>
+      </w:r>
+      <w:r>
+        <w:rPr>
+          <w:bCs/>
+          <w:b/>
+        </w:rPr>
+        <w:t xml:space="preserve">1982</w:t>
+      </w:r>
+      <w:r>
+        <w:t xml:space="preserve"> </w:t>
+      </w:r>
+      <w:r>
+        <w:t xml:space="preserve">ExLAW had more than thirty full-time Operant agents and fifty AS-III pilots. That year a cell of terrorist Operants led by</w:t>
+      </w:r>
+      <w:r>
+        <w:t xml:space="preserve"> </w:t>
+      </w:r>
+      <w:r>
+        <w:rPr>
+          <w:bCs/>
+          <w:b/>
+        </w:rPr>
+        <w:t xml:space="preserve">Autuarch</w:t>
+      </w:r>
+      <w:r>
+        <w:t xml:space="preserve"> </w:t>
+      </w:r>
+      <w:r>
+        <w:t xml:space="preserve">attacked the</w:t>
+      </w:r>
+      <w:r>
+        <w:t xml:space="preserve"> </w:t>
+      </w:r>
+      <w:r>
+        <w:rPr>
+          <w:bCs/>
+          <w:b/>
+        </w:rPr>
+        <w:t xml:space="preserve">US Capitol</w:t>
+      </w:r>
+      <w:r>
+        <w:t xml:space="preserve">. ExLAW tracked them to Los Angeles and captured all but a few; Autuarch escaped to Argentina and founded the</w:t>
+      </w:r>
+      <w:r>
+        <w:t xml:space="preserve"> </w:t>
+      </w:r>
+      <w:r>
+        <w:rPr>
+          <w:bCs/>
+          <w:b/>
+        </w:rPr>
+        <w:t xml:space="preserve">White Hand</w:t>
+      </w:r>
+      <w:r>
+        <w:t xml:space="preserve">.</w:t>
+      </w:r>
+    </w:p>
+    <w:bookmarkEnd w:id="79"/>
+    <w:bookmarkStart w:id="80" w:name="the-second-wave"/>
+    <w:p>
+      <w:pPr>
+        <w:pStyle w:val="Heading2"/>
+      </w:pPr>
+      <w:r>
+        <w:t xml:space="preserve">The Second Wave</w:t>
+      </w:r>
+    </w:p>
+    <w:p>
+      <w:pPr>
+        <w:pStyle w:val="FirstParagraph"/>
+      </w:pPr>
+      <w:r>
+        <w:t xml:space="preserve">In</w:t>
+      </w:r>
+      <w:r>
+        <w:t xml:space="preserve"> </w:t>
+      </w:r>
+      <w:r>
+        <w:rPr>
+          <w:bCs/>
+          <w:b/>
+        </w:rPr>
+        <w:t xml:space="preserve">1985</w:t>
+      </w:r>
+      <w:r>
+        <w:t xml:space="preserve"> </w:t>
+      </w:r>
+      <w:r>
+        <w:t xml:space="preserve">Hamilton retired. Months later the</w:t>
+      </w:r>
+      <w:r>
+        <w:t xml:space="preserve"> </w:t>
+      </w:r>
+      <w:r>
+        <w:rPr>
+          <w:bCs/>
+          <w:b/>
+        </w:rPr>
+        <w:t xml:space="preserve">Second Wave</w:t>
+      </w:r>
+      <w:r>
+        <w:t xml:space="preserve"> </w:t>
+      </w:r>
+      <w:r>
+        <w:t xml:space="preserve">came: a new surge of awakenings across the world, just after</w:t>
+      </w:r>
+      <w:r>
+        <w:t xml:space="preserve"> </w:t>
+      </w:r>
+      <w:r>
+        <w:rPr>
+          <w:bCs/>
+          <w:b/>
+        </w:rPr>
+        <w:t xml:space="preserve">John Marcus Mars Jr.</w:t>
+      </w:r>
+      <w:r>
+        <w:t xml:space="preserve">, Merlin’s chosen heir, defeated Mordred and Morgan le Fay in a final battle he barely survived. Thousands of new Operants appeared, many of them young, frightened and dangerous.</w:t>
+      </w:r>
+    </w:p>
+    <w:p>
+      <w:pPr>
+        <w:pStyle w:val="BodyText"/>
+      </w:pPr>
+      <w:r>
+        <w:t xml:space="preserve">President Ronald Reagan appointed</w:t>
+      </w:r>
+      <w:r>
+        <w:t xml:space="preserve"> </w:t>
+      </w:r>
+      <w:r>
+        <w:rPr>
+          <w:bCs/>
+          <w:b/>
+        </w:rPr>
+        <w:t xml:space="preserve">Dr. Allison Manchester</w:t>
+      </w:r>
+      <w:r>
+        <w:t xml:space="preserve">, the architect of</w:t>
+      </w:r>
+      <w:r>
+        <w:t xml:space="preserve"> </w:t>
+      </w:r>
+      <w:r>
+        <w:rPr>
+          <w:bCs/>
+          <w:b/>
+        </w:rPr>
+        <w:t xml:space="preserve">Raster Seven</w:t>
+      </w:r>
+      <w:r>
+        <w:t xml:space="preserve">, the underground Operant prison the civil-rights community calls</w:t>
+      </w:r>
+      <w:r>
+        <w:t xml:space="preserve"> </w:t>
+      </w:r>
+      <w:r>
+        <w:rPr>
+          <w:iCs/>
+          <w:i/>
+        </w:rPr>
+        <w:t xml:space="preserve">Tartarus</w:t>
+      </w:r>
+      <w:r>
+        <w:t xml:space="preserve">. In</w:t>
+      </w:r>
+      <w:r>
+        <w:t xml:space="preserve"> </w:t>
+      </w:r>
+      <w:r>
+        <w:rPr>
+          <w:bCs/>
+          <w:b/>
+        </w:rPr>
+        <w:t xml:space="preserve">1986</w:t>
+      </w:r>
+      <w:r>
+        <w:t xml:space="preserve"> </w:t>
+      </w:r>
+      <w:r>
+        <w:t xml:space="preserve">ExLAW turned paramilitary: hunt down every non-registered Operant. Manchester expanded the AS-III and AS-IV units, rescinded Reserve status and made no secret of her distrust of Operants. The old-guard heroes and a younger, angrier generation split. The</w:t>
+      </w:r>
+      <w:r>
+        <w:t xml:space="preserve"> </w:t>
+      </w:r>
+      <w:r>
+        <w:rPr>
+          <w:bCs/>
+          <w:b/>
+        </w:rPr>
+        <w:t xml:space="preserve">1993 Los Angeles protests</w:t>
+      </w:r>
+      <w:r>
+        <w:t xml:space="preserve"> </w:t>
+      </w:r>
+      <w:r>
+        <w:t xml:space="preserve">against ExLAW’s methods, during a Senate debate on stripping secret-identity protections, wrecked the Coliseum and won ExLAW a wider mandate. The</w:t>
+      </w:r>
+      <w:r>
+        <w:t xml:space="preserve"> </w:t>
+      </w:r>
+      <w:r>
+        <w:rPr>
+          <w:bCs/>
+          <w:b/>
+        </w:rPr>
+        <w:t xml:space="preserve">AS-V</w:t>
+      </w:r>
+      <w:r>
+        <w:t xml:space="preserve">, with</w:t>
+      </w:r>
+      <w:r>
+        <w:t xml:space="preserve"> </w:t>
+      </w:r>
+      <w:r>
+        <w:t xml:space="preserve">“</w:t>
+      </w:r>
+      <w:r>
+        <w:t xml:space="preserve">positive response controls</w:t>
+      </w:r>
+      <w:r>
+        <w:t xml:space="preserve">”</w:t>
+      </w:r>
+      <w:r>
+        <w:t xml:space="preserve"> </w:t>
+      </w:r>
+      <w:r>
+        <w:t xml:space="preserve">that stopped the suits straining their pilots’ muscles, arrived in 1995. That year Manchester released every Operant agent from ExLAW; some went to the FBI, some retired, and some turned to crime.</w:t>
+      </w:r>
+    </w:p>
+    <w:p>
+      <w:pPr>
+        <w:pStyle w:val="BodyText"/>
+      </w:pPr>
+      <w:r>
+        <w:t xml:space="preserve">On</w:t>
+      </w:r>
+      <w:r>
+        <w:t xml:space="preserve"> </w:t>
+      </w:r>
+      <w:r>
+        <w:rPr>
+          <w:bCs/>
+          <w:b/>
+        </w:rPr>
+        <w:t xml:space="preserve">December 15th, 1996</w:t>
+      </w:r>
+      <w:r>
+        <w:t xml:space="preserve">, Raster Seven was breached for the first time. Fifteen of America’s most dangerous Operants escaped and nineteen died. Nine were recaptured; six reached Argentina and the White Hand.</w:t>
+      </w:r>
+    </w:p>
+    <w:p>
+      <w:pPr>
+        <w:pStyle w:val="BodyText"/>
+      </w:pPr>
+      <w:r>
+        <w:t xml:space="preserve">From 1998 to 2000 the UN built</w:t>
+      </w:r>
+      <w:r>
+        <w:t xml:space="preserve"> </w:t>
+      </w:r>
+      <w:r>
+        <w:rPr>
+          <w:bCs/>
+          <w:b/>
+        </w:rPr>
+        <w:t xml:space="preserve">Raster Eight</w:t>
+      </w:r>
+      <w:r>
+        <w:t xml:space="preserve"> </w:t>
+      </w:r>
+      <w:r>
+        <w:t xml:space="preserve">in low Earth orbit, and</w:t>
+      </w:r>
+      <w:r>
+        <w:t xml:space="preserve"> </w:t>
+      </w:r>
+      <w:r>
+        <w:rPr>
+          <w:bCs/>
+          <w:b/>
+        </w:rPr>
+        <w:t xml:space="preserve">Interpol</w:t>
+      </w:r>
+      <w:r>
+        <w:t xml:space="preserve"> </w:t>
+      </w:r>
+      <w:r>
+        <w:t xml:space="preserve">opened its Operant division, pooling the police of the US, the Commonwealth of Independent States, Britain, China and many others against terrorism and Operant crime.</w:t>
+      </w:r>
+    </w:p>
+    <w:bookmarkEnd w:id="80"/>
+    <w:bookmarkStart w:id="81" w:name="a-new-century"/>
+    <w:p>
+      <w:pPr>
+        <w:pStyle w:val="Heading2"/>
+      </w:pPr>
+      <w:r>
+        <w:t xml:space="preserve">A new century</w:t>
+      </w:r>
+    </w:p>
+    <w:p>
+      <w:pPr>
+        <w:pStyle w:val="FirstParagraph"/>
+      </w:pPr>
+      <w:r>
+        <w:t xml:space="preserve">President</w:t>
+      </w:r>
+      <w:r>
+        <w:t xml:space="preserve"> </w:t>
+      </w:r>
+      <w:r>
+        <w:rPr>
+          <w:bCs/>
+          <w:b/>
+        </w:rPr>
+        <w:t xml:space="preserve">John McCain</w:t>
+      </w:r>
+      <w:r>
+        <w:t xml:space="preserve"> </w:t>
+      </w:r>
+      <w:r>
+        <w:t xml:space="preserve">(2001–2009) wanted a director who could bridge the gap with the Operant community. He persuaded Manchester to retire and appointed</w:t>
+      </w:r>
+      <w:r>
+        <w:t xml:space="preserve"> </w:t>
+      </w:r>
+      <w:r>
+        <w:rPr>
+          <w:bCs/>
+          <w:b/>
+        </w:rPr>
+        <w:t xml:space="preserve">Juan Rodriguez</w:t>
+      </w:r>
+      <w:r>
+        <w:t xml:space="preserve">, a surgeon, author and former Power Legion member, who restored Reserve status and brought six Operant FBI agents into ExLAW.</w:t>
+      </w:r>
+    </w:p>
+    <w:p>
+      <w:pPr>
+        <w:pStyle w:val="BodyText"/>
+      </w:pPr>
+      <w:r>
+        <w:rPr>
+          <w:bCs/>
+          <w:b/>
+        </w:rPr>
+        <w:t xml:space="preserve">October 9th, 2001.</w:t>
+      </w:r>
+      <w:r>
+        <w:t xml:space="preserve"> </w:t>
+      </w:r>
+      <w:r>
+        <w:t xml:space="preserve">A White Hand cell, three Raster Seven escapees backed by conventional bombers, brought down the Sears Tower and two neighboring towers in Chicago’s Loop, killing more than 2,000 people. Autuarch claimed the attack within the hour. The investigations showed that Operant and ordinary agents had warned of activity in Buenos Aires and Chicago and been ignored, because the CIA and FBI didn’t trust their own Operant agents. The</w:t>
+      </w:r>
+      <w:r>
+        <w:t xml:space="preserve"> </w:t>
+      </w:r>
+      <w:r>
+        <w:rPr>
+          <w:bCs/>
+          <w:b/>
+        </w:rPr>
+        <w:t xml:space="preserve">Department of Homeland Security</w:t>
+      </w:r>
+      <w:r>
+        <w:t xml:space="preserve"> </w:t>
+      </w:r>
+      <w:r>
+        <w:t xml:space="preserve">was created; ExLAW moved under it, Rodriguez became Deputy Director of DHS, and</w:t>
+      </w:r>
+      <w:r>
+        <w:t xml:space="preserve"> </w:t>
+      </w:r>
+      <w:r>
+        <w:rPr>
+          <w:bCs/>
+          <w:b/>
+        </w:rPr>
+        <w:t xml:space="preserve">Garret Cane</w:t>
+      </w:r>
+      <w:r>
+        <w:t xml:space="preserve">, ExLAW’s non-Operant chief of operations, became Director.</w:t>
+      </w:r>
+    </w:p>
+    <w:p>
+      <w:pPr>
+        <w:pStyle w:val="BodyText"/>
+      </w:pPr>
+      <w:r>
+        <w:t xml:space="preserve">That same year</w:t>
+      </w:r>
+      <w:r>
+        <w:t xml:space="preserve"> </w:t>
+      </w:r>
+      <w:r>
+        <w:rPr>
+          <w:bCs/>
+          <w:b/>
+        </w:rPr>
+        <w:t xml:space="preserve">Iran’s Islamic Republic fell</w:t>
+      </w:r>
+      <w:r>
+        <w:t xml:space="preserve">. Months of strikes and street protests became a revolution led by a coalition of communist and socialist parties, which proclaimed the secular</w:t>
+      </w:r>
+      <w:r>
+        <w:t xml:space="preserve"> </w:t>
+      </w:r>
+      <w:r>
+        <w:rPr>
+          <w:bCs/>
+          <w:b/>
+        </w:rPr>
+        <w:t xml:space="preserve">People’s Republic of Iran</w:t>
+      </w:r>
+      <w:r>
+        <w:t xml:space="preserve">. Washington, unsure whether to welcome or fear it, has kept it at arm’s length ever since.</w:t>
       </w:r>
     </w:p>
     <w:p>
       <w:pPr>
         <w:numPr>
           <w:ilvl w:val="0"/>
-          <w:numId w:val="1018"/>
+          <w:numId w:val="1019"/>
         </w:numPr>
         <w:pStyle w:val="Compact"/>
       </w:pPr>
@@ -17662,20 +17942,46 @@
           <w:bCs/>
           <w:b/>
         </w:rPr>
-        <w:t xml:space="preserve">2018.</w:t>
-      </w:r>
-      <w:r>
-        <w:t xml:space="preserve"> </w:t>
-      </w:r>
-      <w:r>
-        <w:t xml:space="preserve">The US, China and Russia secretly built a weapon to kill the Atomic Man. It failed, and he destroyed their arsenals.</w:t>
+        <w:t xml:space="preserve">2002–2004.</w:t>
+      </w:r>
+      <w:r>
+        <w:t xml:space="preserve"> </w:t>
+      </w:r>
+      <w:r>
+        <w:t xml:space="preserve">Under Cane, ExLAW became a publicity engine: televised rescues and recruiting drives. Operant and AS-6 units spearheaded the UN-led</w:t>
+      </w:r>
+      <w:r>
+        <w:t xml:space="preserve"> </w:t>
+      </w:r>
+      <w:r>
+        <w:rPr>
+          <w:bCs/>
+          <w:b/>
+        </w:rPr>
+        <w:t xml:space="preserve">invasion of Iraq</w:t>
+      </w:r>
+      <w:r>
+        <w:t xml:space="preserve">, which had sheltered White Hand training camps. ExLAW and Interpol turned on the White Hand and the</w:t>
+      </w:r>
+      <w:r>
+        <w:t xml:space="preserve"> </w:t>
+      </w:r>
+      <w:r>
+        <w:rPr>
+          <w:bCs/>
+          <w:b/>
+        </w:rPr>
+        <w:t xml:space="preserve">Morcain</w:t>
+      </w:r>
+      <w:r>
+        <w:t xml:space="preserve">.</w:t>
       </w:r>
     </w:p>
     <w:p>
       <w:pPr>
         <w:numPr>
           <w:ilvl w:val="0"/>
-          <w:numId w:val="1018"/>
+          <w:numId w:val="1019"/>
         </w:numPr>
         <w:pStyle w:val="Compact"/>
       </w:pPr>
@@ -17684,49 +17990,36 @@
           <w:bCs/>
           <w:b/>
         </w:rPr>
-        <w:t xml:space="preserve">2019.</w:t>
-      </w:r>
-      <w:r>
-        <w:t xml:space="preserve"> </w:t>
-      </w:r>
-      <w:r>
-        <w:t xml:space="preserve">Garret Cane retired, and</w:t>
-      </w:r>
-      <w:r>
-        <w:t xml:space="preserve"> </w:t>
-      </w:r>
-      <w:r>
-        <w:rPr>
-          <w:bCs/>
-          <w:b/>
-        </w:rPr>
-        <w:t xml:space="preserve">Steven Humbacht</w:t>
-      </w:r>
-      <w:r>
-        <w:t xml:space="preserve"> </w:t>
-      </w:r>
-      <w:r>
-        <w:t xml:space="preserve">became Director of ExLAW. On paper a career defense-research administrator, he spent fifteen years inside a cabal hidden in DARPA, running</w:t>
-      </w:r>
-      <w:r>
-        <w:t xml:space="preserve"> </w:t>
-      </w:r>
-      <w:r>
-        <w:rPr>
-          <w:bCs/>
-          <w:b/>
-        </w:rPr>
-        <w:t xml:space="preserve">Raster Zero</w:t>
-      </w:r>
-      <w:r>
-        <w:t xml:space="preserve">: an extradimensional prison and experimental lab for Operants that no oversight committee knows exists.</w:t>
+        <w:t xml:space="preserve">2006.</w:t>
+      </w:r>
+      <w:r>
+        <w:t xml:space="preserve"> </w:t>
+      </w:r>
+      <w:r>
+        <w:t xml:space="preserve">Congress approved ExLAW’s</w:t>
+      </w:r>
+      <w:r>
+        <w:t xml:space="preserve"> </w:t>
+      </w:r>
+      <w:r>
+        <w:rPr>
+          <w:bCs/>
+          <w:b/>
+        </w:rPr>
+        <w:t xml:space="preserve">regional commands</w:t>
+      </w:r>
+      <w:r>
+        <w:t xml:space="preserve"> </w:t>
+      </w:r>
+      <w:r>
+        <w:t xml:space="preserve">over police objections: six regional offices, each with its own Operant team and Aegis wing.</w:t>
       </w:r>
     </w:p>
     <w:p>
       <w:pPr>
         <w:numPr>
           <w:ilvl w:val="0"/>
-          <w:numId w:val="1018"/>
+          <w:numId w:val="1019"/>
         </w:numPr>
         <w:pStyle w:val="Compact"/>
       </w:pPr>
@@ -17735,33 +18028,52 @@
           <w:bCs/>
           <w:b/>
         </w:rPr>
-        <w:t xml:space="preserve">2021.</w:t>
-      </w:r>
-      <w:r>
-        <w:t xml:space="preserve"> </w:t>
-      </w:r>
-      <w:r>
-        <w:t xml:space="preserve">Celerity persuaded the Green Man to open</w:t>
-      </w:r>
-      <w:r>
-        <w:t xml:space="preserve"> </w:t>
-      </w:r>
-      <w:r>
-        <w:rPr>
-          <w:bCs/>
-          <w:b/>
-        </w:rPr>
-        <w:t xml:space="preserve">the Haven</w:t>
-      </w:r>
-      <w:r>
-        <w:t xml:space="preserve">, and America’s homeless began walking to the forest.</w:t>
+        <w:t xml:space="preserve">2007.</w:t>
+      </w:r>
+      <w:r>
+        <w:t xml:space="preserve"> </w:t>
+      </w:r>
+      <w:r>
+        <w:t xml:space="preserve">The Foundation’s enforcer</w:t>
+      </w:r>
+      <w:r>
+        <w:t xml:space="preserve"> </w:t>
+      </w:r>
+      <w:r>
+        <w:rPr>
+          <w:bCs/>
+          <w:b/>
+        </w:rPr>
+        <w:t xml:space="preserve">Sergei Grachyov</w:t>
+      </w:r>
+      <w:r>
+        <w:t xml:space="preserve"> </w:t>
+      </w:r>
+      <w:r>
+        <w:t xml:space="preserve">fought the Atomic Man in Washington, and the</w:t>
+      </w:r>
+      <w:r>
+        <w:t xml:space="preserve"> </w:t>
+      </w:r>
+      <w:r>
+        <w:rPr>
+          <w:bCs/>
+          <w:b/>
+        </w:rPr>
+        <w:t xml:space="preserve">Washington Monument</w:t>
+      </w:r>
+      <w:r>
+        <w:t xml:space="preserve"> </w:t>
+      </w:r>
+      <w:r>
+        <w:t xml:space="preserve">fell. Both walked away.</w:t>
       </w:r>
     </w:p>
     <w:p>
       <w:pPr>
         <w:numPr>
           <w:ilvl w:val="0"/>
-          <w:numId w:val="1018"/>
+          <w:numId w:val="1019"/>
         </w:numPr>
         <w:pStyle w:val="Compact"/>
       </w:pPr>
@@ -17770,6 +18082,455 @@
           <w:bCs/>
           <w:b/>
         </w:rPr>
+        <w:t xml:space="preserve">2009.</w:t>
+      </w:r>
+      <w:r>
+        <w:t xml:space="preserve"> </w:t>
+      </w:r>
+      <w:r>
+        <w:t xml:space="preserve">President</w:t>
+      </w:r>
+      <w:r>
+        <w:t xml:space="preserve"> </w:t>
+      </w:r>
+      <w:r>
+        <w:rPr>
+          <w:bCs/>
+          <w:b/>
+        </w:rPr>
+        <w:t xml:space="preserve">Margaret Hale</w:t>
+      </w:r>
+      <w:r>
+        <w:t xml:space="preserve"> </w:t>
+      </w:r>
+      <w:r>
+        <w:t xml:space="preserve">took office.</w:t>
+      </w:r>
+    </w:p>
+    <w:bookmarkEnd w:id="81"/>
+    <w:bookmarkStart w:id="82" w:name="the-umkas-invasion"/>
+    <w:p>
+      <w:pPr>
+        <w:pStyle w:val="Heading2"/>
+      </w:pPr>
+      <w:r>
+        <w:t xml:space="preserve">The Umkas invasion</w:t>
+      </w:r>
+    </w:p>
+    <w:p>
+      <w:pPr>
+        <w:pStyle w:val="FirstParagraph"/>
+      </w:pPr>
+      <w:r>
+        <w:t xml:space="preserve">In</w:t>
+      </w:r>
+      <w:r>
+        <w:t xml:space="preserve"> </w:t>
+      </w:r>
+      <w:r>
+        <w:rPr>
+          <w:bCs/>
+          <w:b/>
+        </w:rPr>
+        <w:t xml:space="preserve">2012</w:t>
+      </w:r>
+      <w:r>
+        <w:t xml:space="preserve"> </w:t>
+      </w:r>
+      <w:r>
+        <w:rPr>
+          <w:bCs/>
+          <w:b/>
+        </w:rPr>
+        <w:t xml:space="preserve">Steel Hawk</w:t>
+      </w:r>
+      <w:r>
+        <w:t xml:space="preserve"> </w:t>
+      </w:r>
+      <w:r>
+        <w:t xml:space="preserve">and</w:t>
+      </w:r>
+      <w:r>
+        <w:t xml:space="preserve"> </w:t>
+      </w:r>
+      <w:r>
+        <w:rPr>
+          <w:bCs/>
+          <w:b/>
+        </w:rPr>
+        <w:t xml:space="preserve">Autuarch</w:t>
+      </w:r>
+      <w:r>
+        <w:t xml:space="preserve"> </w:t>
+      </w:r>
+      <w:r>
+        <w:t xml:space="preserve">opened a dimensional breach over New York, and the</w:t>
+      </w:r>
+      <w:r>
+        <w:t xml:space="preserve"> </w:t>
+      </w:r>
+      <w:r>
+        <w:rPr>
+          <w:bCs/>
+          <w:b/>
+        </w:rPr>
+        <w:t xml:space="preserve">Umkas</w:t>
+      </w:r>
+      <w:r>
+        <w:t xml:space="preserve"> </w:t>
+      </w:r>
+      <w:r>
+        <w:t xml:space="preserve">came through.</w:t>
+      </w:r>
+      <w:r>
+        <w:t xml:space="preserve"> </w:t>
+      </w:r>
+      <w:r>
+        <w:rPr>
+          <w:bCs/>
+          <w:b/>
+        </w:rPr>
+        <w:t xml:space="preserve">Celerity</w:t>
+      </w:r>
+      <w:r>
+        <w:t xml:space="preserve">, the</w:t>
+      </w:r>
+      <w:r>
+        <w:t xml:space="preserve"> </w:t>
+      </w:r>
+      <w:r>
+        <w:rPr>
+          <w:bCs/>
+          <w:b/>
+        </w:rPr>
+        <w:t xml:space="preserve">Golden Centurion</w:t>
+      </w:r>
+      <w:r>
+        <w:t xml:space="preserve">,</w:t>
+      </w:r>
+      <w:r>
+        <w:t xml:space="preserve"> </w:t>
+      </w:r>
+      <w:r>
+        <w:rPr>
+          <w:bCs/>
+          <w:b/>
+        </w:rPr>
+        <w:t xml:space="preserve">Uathach</w:t>
+      </w:r>
+      <w:r>
+        <w:t xml:space="preserve"> </w:t>
+      </w:r>
+      <w:r>
+        <w:t xml:space="preserve">and dozens of others held the city. Steel Hawk nearly killed Celerity, and she spent a year in a coma. Chat Roux’s transport was destroyed and he was stranded on this Earth. The breach tore Limbo open as well, and</w:t>
+      </w:r>
+      <w:r>
+        <w:t xml:space="preserve"> </w:t>
+      </w:r>
+      <w:r>
+        <w:rPr>
+          <w:bCs/>
+          <w:b/>
+        </w:rPr>
+        <w:t xml:space="preserve">Michael Lance</w:t>
+      </w:r>
+      <w:r>
+        <w:t xml:space="preserve">, a private eye lost since 1946, walked out into 2012. Then Steel Hawk turned: he and Autuarch closed the breach together, and escaped ExLAW.</w:t>
+      </w:r>
+    </w:p>
+    <w:p>
+      <w:pPr>
+        <w:pStyle w:val="BodyText"/>
+      </w:pPr>
+      <w:r>
+        <w:t xml:space="preserve">The breach left the walls between worlds thin.</w:t>
+      </w:r>
+    </w:p>
+    <w:p>
+      <w:pPr>
+        <w:numPr>
+          <w:ilvl w:val="0"/>
+          <w:numId w:val="1020"/>
+        </w:numPr>
+        <w:pStyle w:val="Compact"/>
+      </w:pPr>
+      <w:r>
+        <w:rPr>
+          <w:bCs/>
+          <w:b/>
+        </w:rPr>
+        <w:t xml:space="preserve">2013–2014.</w:t>
+      </w:r>
+      <w:r>
+        <w:t xml:space="preserve"> </w:t>
+      </w:r>
+      <w:r>
+        <w:rPr>
+          <w:bCs/>
+          <w:b/>
+        </w:rPr>
+        <w:t xml:space="preserve">Shadow Earth</w:t>
+      </w:r>
+      <w:r>
+        <w:t xml:space="preserve"> </w:t>
+      </w:r>
+      <w:r>
+        <w:t xml:space="preserve">incursions began in New York, and</w:t>
+      </w:r>
+      <w:r>
+        <w:t xml:space="preserve"> </w:t>
+      </w:r>
+      <w:r>
+        <w:rPr>
+          <w:bCs/>
+          <w:b/>
+        </w:rPr>
+        <w:t xml:space="preserve">Vanguard</w:t>
+      </w:r>
+      <w:r>
+        <w:t xml:space="preserve">’s killings started. The Army founded</w:t>
+      </w:r>
+      <w:r>
+        <w:t xml:space="preserve"> </w:t>
+      </w:r>
+      <w:r>
+        <w:rPr>
+          <w:bCs/>
+          <w:b/>
+        </w:rPr>
+        <w:t xml:space="preserve">DIRE</w:t>
+      </w:r>
+      <w:r>
+        <w:t xml:space="preserve">, the Defense Intelligence and Research Enterprise, to answer the next invasion;</w:t>
+      </w:r>
+      <w:r>
+        <w:t xml:space="preserve"> </w:t>
+      </w:r>
+      <w:r>
+        <w:rPr>
+          <w:bCs/>
+          <w:b/>
+        </w:rPr>
+        <w:t xml:space="preserve">Helios</w:t>
+      </w:r>
+      <w:r>
+        <w:t xml:space="preserve"> </w:t>
+      </w:r>
+      <w:r>
+        <w:t xml:space="preserve">was its first success.</w:t>
+      </w:r>
+    </w:p>
+    <w:p>
+      <w:pPr>
+        <w:numPr>
+          <w:ilvl w:val="0"/>
+          <w:numId w:val="1020"/>
+        </w:numPr>
+        <w:pStyle w:val="Compact"/>
+      </w:pPr>
+      <w:r>
+        <w:rPr>
+          <w:bCs/>
+          <w:b/>
+        </w:rPr>
+        <w:t xml:space="preserve">2015.</w:t>
+      </w:r>
+      <w:r>
+        <w:t xml:space="preserve"> </w:t>
+      </w:r>
+      <w:r>
+        <w:rPr>
+          <w:bCs/>
+          <w:b/>
+        </w:rPr>
+        <w:t xml:space="preserve">Evelyn Dark</w:t>
+      </w:r>
+      <w:r>
+        <w:t xml:space="preserve">’s breakout destroyed a Foundation black lab and the town around it: the first public evidence that the Foundation exists, though no one can prove who runs it.</w:t>
+      </w:r>
+    </w:p>
+    <w:p>
+      <w:pPr>
+        <w:numPr>
+          <w:ilvl w:val="0"/>
+          <w:numId w:val="1020"/>
+        </w:numPr>
+        <w:pStyle w:val="Compact"/>
+      </w:pPr>
+      <w:r>
+        <w:rPr>
+          <w:bCs/>
+          <w:b/>
+        </w:rPr>
+        <w:t xml:space="preserve">2016.</w:t>
+      </w:r>
+      <w:r>
+        <w:t xml:space="preserve"> </w:t>
+      </w:r>
+      <w:r>
+        <w:rPr>
+          <w:bCs/>
+          <w:b/>
+        </w:rPr>
+        <w:t xml:space="preserve">Micky Holt</w:t>
+      </w:r>
+      <w:r>
+        <w:t xml:space="preserve"> </w:t>
+      </w:r>
+      <w:r>
+        <w:t xml:space="preserve">became the</w:t>
+      </w:r>
+      <w:r>
+        <w:t xml:space="preserve"> </w:t>
+      </w:r>
+      <w:r>
+        <w:rPr>
+          <w:bCs/>
+          <w:b/>
+        </w:rPr>
+        <w:t xml:space="preserve">Green Man</w:t>
+      </w:r>
+      <w:r>
+        <w:t xml:space="preserve">, and the</w:t>
+      </w:r>
+      <w:r>
+        <w:t xml:space="preserve"> </w:t>
+      </w:r>
+      <w:r>
+        <w:rPr>
+          <w:bCs/>
+          <w:b/>
+        </w:rPr>
+        <w:t xml:space="preserve">Mad Forest</w:t>
+      </w:r>
+      <w:r>
+        <w:t xml:space="preserve"> </w:t>
+      </w:r>
+      <w:r>
+        <w:t xml:space="preserve">swallowed southern Indiana in a week.</w:t>
+      </w:r>
+    </w:p>
+    <w:p>
+      <w:pPr>
+        <w:numPr>
+          <w:ilvl w:val="0"/>
+          <w:numId w:val="1020"/>
+        </w:numPr>
+        <w:pStyle w:val="Compact"/>
+      </w:pPr>
+      <w:r>
+        <w:rPr>
+          <w:bCs/>
+          <w:b/>
+        </w:rPr>
+        <w:t xml:space="preserve">2018.</w:t>
+      </w:r>
+      <w:r>
+        <w:t xml:space="preserve"> </w:t>
+      </w:r>
+      <w:r>
+        <w:t xml:space="preserve">The US, China and Russia secretly built a weapon to kill the Atomic Man. It failed, and he destroyed their arsenals.</w:t>
+      </w:r>
+    </w:p>
+    <w:p>
+      <w:pPr>
+        <w:numPr>
+          <w:ilvl w:val="0"/>
+          <w:numId w:val="1020"/>
+        </w:numPr>
+        <w:pStyle w:val="Compact"/>
+      </w:pPr>
+      <w:r>
+        <w:rPr>
+          <w:bCs/>
+          <w:b/>
+        </w:rPr>
+        <w:t xml:space="preserve">2019.</w:t>
+      </w:r>
+      <w:r>
+        <w:t xml:space="preserve"> </w:t>
+      </w:r>
+      <w:r>
+        <w:t xml:space="preserve">Garret Cane retired, and</w:t>
+      </w:r>
+      <w:r>
+        <w:t xml:space="preserve"> </w:t>
+      </w:r>
+      <w:r>
+        <w:rPr>
+          <w:bCs/>
+          <w:b/>
+        </w:rPr>
+        <w:t xml:space="preserve">Steven Humbacht</w:t>
+      </w:r>
+      <w:r>
+        <w:t xml:space="preserve"> </w:t>
+      </w:r>
+      <w:r>
+        <w:t xml:space="preserve">became Director of ExLAW. On paper a career defense-research administrator, he spent fifteen years inside a cabal hidden in DARPA, running</w:t>
+      </w:r>
+      <w:r>
+        <w:t xml:space="preserve"> </w:t>
+      </w:r>
+      <w:r>
+        <w:rPr>
+          <w:bCs/>
+          <w:b/>
+        </w:rPr>
+        <w:t xml:space="preserve">Raster Zero</w:t>
+      </w:r>
+      <w:r>
+        <w:t xml:space="preserve">: an extradimensional prison and experimental lab for Operants that no oversight committee knows exists.</w:t>
+      </w:r>
+    </w:p>
+    <w:p>
+      <w:pPr>
+        <w:numPr>
+          <w:ilvl w:val="0"/>
+          <w:numId w:val="1020"/>
+        </w:numPr>
+        <w:pStyle w:val="Compact"/>
+      </w:pPr>
+      <w:r>
+        <w:rPr>
+          <w:bCs/>
+          <w:b/>
+        </w:rPr>
+        <w:t xml:space="preserve">2021.</w:t>
+      </w:r>
+      <w:r>
+        <w:t xml:space="preserve"> </w:t>
+      </w:r>
+      <w:r>
+        <w:t xml:space="preserve">Celerity persuaded the Green Man to open</w:t>
+      </w:r>
+      <w:r>
+        <w:t xml:space="preserve"> </w:t>
+      </w:r>
+      <w:r>
+        <w:rPr>
+          <w:bCs/>
+          <w:b/>
+        </w:rPr>
+        <w:t xml:space="preserve">the Haven</w:t>
+      </w:r>
+      <w:r>
+        <w:t xml:space="preserve">, and America’s homeless began walking to the forest.</w:t>
+      </w:r>
+    </w:p>
+    <w:p>
+      <w:pPr>
+        <w:numPr>
+          <w:ilvl w:val="0"/>
+          <w:numId w:val="1020"/>
+        </w:numPr>
+        <w:pStyle w:val="Compact"/>
+      </w:pPr>
+      <w:r>
+        <w:rPr>
+          <w:bCs/>
+          <w:b/>
+        </w:rPr>
         <w:t xml:space="preserve">2024.</w:t>
       </w:r>
       <w:r>
@@ -17779,8 +18540,8 @@
         <w:t xml:space="preserve">The Atomic Man found a grey hair. Federal attempts to stop the march to the Haven brought standoff after standoff; Celerity intervened at every one, and a federal warrant was issued for her arrest.</w:t>
       </w:r>
     </w:p>
-    <w:bookmarkEnd w:id="81"/>
-    <w:bookmarkStart w:id="82" w:name="section"/>
+    <w:bookmarkEnd w:id="82"/>
+    <w:bookmarkStart w:id="83" w:name="section"/>
     <w:p>
       <w:pPr>
         <w:pStyle w:val="Heading2"/>
@@ -17810,9 +18571,9 @@
         <w:t xml:space="preserve">, is expanding through Korea under Hyun Wang. And in a pocket dimension no one has found, Director Humbacht’s other prison is filling up.</w:t>
       </w:r>
     </w:p>
-    <w:bookmarkEnd w:id="82"/>
     <w:bookmarkEnd w:id="83"/>
-    <w:bookmarkStart w:id="88" w:name="the-law"/>
+    <w:bookmarkEnd w:id="84"/>
+    <w:bookmarkStart w:id="89" w:name="the-law"/>
     <w:p>
       <w:pPr>
         <w:pStyle w:val="Heading1"/>
@@ -17821,7 +18582,7 @@
         <w:t xml:space="preserve">The law</w:t>
       </w:r>
     </w:p>
-    <w:bookmarkStart w:id="84" w:name="the-extraordinary-powers-act"/>
+    <w:bookmarkStart w:id="85" w:name="the-extraordinary-powers-act"/>
     <w:p>
       <w:pPr>
         <w:pStyle w:val="Heading2"/>
@@ -17885,8 +18646,8 @@
         <w:t xml:space="preserve">became the official term). Registered Operants may use their powers in self-defense and emergencies; using powers in public otherwise, or being an unregistered Operant, is a federal crime.</w:t>
       </w:r>
     </w:p>
-    <w:bookmarkEnd w:id="84"/>
-    <w:bookmarkStart w:id="85" w:name="emd-classifications"/>
+    <w:bookmarkEnd w:id="85"/>
+    <w:bookmarkStart w:id="86" w:name="emd-classifications"/>
     <w:p>
       <w:pPr>
         <w:pStyle w:val="Heading2"/>
@@ -18284,8 +19045,8 @@
         </w:tc>
       </w:tr>
     </w:tbl>
-    <w:bookmarkEnd w:id="85"/>
-    <w:bookmarkStart w:id="86" w:name="legal-status"/>
+    <w:bookmarkEnd w:id="86"/>
+    <w:bookmarkStart w:id="87" w:name="legal-status"/>
     <w:p>
       <w:pPr>
         <w:pStyle w:val="Heading2"/>
@@ -18697,8 +19458,8 @@
         <w:t xml:space="preserve">A status can change in play: a Non-registered vigilante caught by ExLAW may be offered Reserve status, or a cell. Losing Reserve status means losing the Director’s protection of your identity.</w:t>
       </w:r>
     </w:p>
-    <w:bookmarkEnd w:id="86"/>
-    <w:bookmarkStart w:id="87" w:name="the-rasters"/>
+    <w:bookmarkEnd w:id="87"/>
+    <w:bookmarkStart w:id="88" w:name="the-rasters"/>
     <w:p>
       <w:pPr>
         <w:pStyle w:val="Heading2"/>
@@ -18711,7 +19472,7 @@
       <w:pPr>
         <w:numPr>
           <w:ilvl w:val="0"/>
-          <w:numId w:val="1019"/>
+          <w:numId w:val="1021"/>
         </w:numPr>
         <w:pStyle w:val="Compact"/>
       </w:pPr>
@@ -18745,7 +19506,7 @@
       <w:pPr>
         <w:numPr>
           <w:ilvl w:val="0"/>
-          <w:numId w:val="1019"/>
+          <w:numId w:val="1021"/>
         </w:numPr>
         <w:pStyle w:val="Compact"/>
       </w:pPr>
@@ -18764,7 +19525,7 @@
       <w:pPr>
         <w:numPr>
           <w:ilvl w:val="0"/>
-          <w:numId w:val="1019"/>
+          <w:numId w:val="1021"/>
         </w:numPr>
         <w:pStyle w:val="Compact"/>
       </w:pPr>
@@ -18789,9 +19550,9 @@
         <w:t xml:space="preserve">(GM: Director Humbacht’s DARPA cabal runs it in a pocket dimension, as a prison and a lab: a rival to the Foundation. ExLAW doesn’t know.)</w:t>
       </w:r>
     </w:p>
-    <w:bookmarkEnd w:id="87"/>
     <w:bookmarkEnd w:id="88"/>
-    <w:bookmarkStart w:id="103" w:name="powers"/>
+    <w:bookmarkEnd w:id="89"/>
+    <w:bookmarkStart w:id="104" w:name="powers"/>
     <w:p>
       <w:pPr>
         <w:pStyle w:val="Heading1"/>
@@ -18824,7 +19585,7 @@
         <w:t xml:space="preserve">from I to VI. Player characters start at Class I to III; Classes IV to VI belong to the GM’s characters, and follow the same pattern a step further each time.</w:t>
       </w:r>
     </w:p>
-    <w:bookmarkStart w:id="89" w:name="using-powers"/>
+    <w:bookmarkStart w:id="90" w:name="using-powers"/>
     <w:p>
       <w:pPr>
         <w:pStyle w:val="Heading2"/>
@@ -18837,7 +19598,7 @@
       <w:pPr>
         <w:numPr>
           <w:ilvl w:val="0"/>
-          <w:numId w:val="1020"/>
+          <w:numId w:val="1022"/>
         </w:numPr>
         <w:pStyle w:val="Compact"/>
       </w:pPr>
@@ -18923,7 +19684,7 @@
       <w:pPr>
         <w:numPr>
           <w:ilvl w:val="0"/>
-          <w:numId w:val="1020"/>
+          <w:numId w:val="1022"/>
         </w:numPr>
         <w:pStyle w:val="Compact"/>
       </w:pPr>
@@ -18958,7 +19719,7 @@
       <w:pPr>
         <w:numPr>
           <w:ilvl w:val="0"/>
-          <w:numId w:val="1020"/>
+          <w:numId w:val="1022"/>
         </w:numPr>
         <w:pStyle w:val="Compact"/>
       </w:pPr>
@@ -18980,7 +19741,7 @@
       <w:pPr>
         <w:numPr>
           <w:ilvl w:val="0"/>
-          <w:numId w:val="1020"/>
+          <w:numId w:val="1022"/>
         </w:numPr>
         <w:pStyle w:val="Compact"/>
       </w:pPr>
@@ -19031,7 +19792,7 @@
       <w:pPr>
         <w:numPr>
           <w:ilvl w:val="0"/>
-          <w:numId w:val="1020"/>
+          <w:numId w:val="1022"/>
         </w:numPr>
         <w:pStyle w:val="Compact"/>
       </w:pPr>
@@ -19314,8 +20075,8 @@
         <w:t xml:space="preserve">A night’s sleep clears one box; a full day’s rest clears them all.</w:t>
       </w:r>
     </w:p>
-    <w:bookmarkEnd w:id="89"/>
-    <w:bookmarkStart w:id="90" w:name="powers-at-creation"/>
+    <w:bookmarkEnd w:id="90"/>
+    <w:bookmarkStart w:id="91" w:name="powers-at-creation"/>
     <w:p>
       <w:pPr>
         <w:pStyle w:val="Heading2"/>
@@ -19821,8 +20582,8 @@
         <w:t xml:space="preserve">So an Ambrosia or Mythic character can start with a Class IV power by spending their one Edge, if the GM agrees; a tier 2 Operant can trade their Edges for a stronger power or a fourth one.</w:t>
       </w:r>
     </w:p>
-    <w:bookmarkEnd w:id="90"/>
-    <w:bookmarkStart w:id="91" w:name="growing-your-powers"/>
+    <w:bookmarkEnd w:id="91"/>
+    <w:bookmarkStart w:id="92" w:name="growing-your-powers"/>
     <w:p>
       <w:pPr>
         <w:pStyle w:val="Heading2"/>
@@ -20171,8 +20932,8 @@
         <w:t xml:space="preserve">.</w:t>
       </w:r>
     </w:p>
-    <w:bookmarkEnd w:id="91"/>
-    <w:bookmarkStart w:id="92" w:name="the-powers"/>
+    <w:bookmarkEnd w:id="92"/>
+    <w:bookmarkStart w:id="93" w:name="the-powers"/>
     <w:p>
       <w:pPr>
         <w:pStyle w:val="Heading2"/>
@@ -20181,8 +20942,8 @@
         <w:t xml:space="preserve">The powers</w:t>
       </w:r>
     </w:p>
-    <w:bookmarkEnd w:id="92"/>
-    <w:bookmarkStart w:id="93" w:name="energy-and-attack"/>
+    <w:bookmarkEnd w:id="93"/>
+    <w:bookmarkStart w:id="94" w:name="energy-and-attack"/>
     <w:p>
       <w:pPr>
         <w:pStyle w:val="Heading2"/>
@@ -20872,8 +21633,8 @@
         </w:tc>
       </w:tr>
     </w:tbl>
-    <w:bookmarkEnd w:id="93"/>
-    <w:bookmarkStart w:id="94" w:name="body-and-movement"/>
+    <w:bookmarkEnd w:id="94"/>
+    <w:bookmarkStart w:id="95" w:name="body-and-movement"/>
     <w:p>
       <w:pPr>
         <w:pStyle w:val="Heading2"/>
@@ -22051,8 +22812,8 @@
         </w:tc>
       </w:tr>
     </w:tbl>
-    <w:bookmarkEnd w:id="94"/>
-    <w:bookmarkStart w:id="95" w:name="mind-and-senses"/>
+    <w:bookmarkEnd w:id="95"/>
+    <w:bookmarkStart w:id="96" w:name="mind-and-senses"/>
     <w:p>
       <w:pPr>
         <w:pStyle w:val="Heading2"/>
@@ -22960,8 +23721,8 @@
         </w:tc>
       </w:tr>
     </w:tbl>
-    <w:bookmarkEnd w:id="95"/>
-    <w:bookmarkStart w:id="96" w:name="control-and-the-strange"/>
+    <w:bookmarkEnd w:id="96"/>
+    <w:bookmarkStart w:id="97" w:name="control-and-the-strange"/>
     <w:p>
       <w:pPr>
         <w:pStyle w:val="Heading2"/>
@@ -24091,8 +24852,8 @@
         </w:tc>
       </w:tr>
     </w:tbl>
-    <w:bookmarkEnd w:id="96"/>
-    <w:bookmarkStart w:id="97" w:name="escalated-classes"/>
+    <w:bookmarkEnd w:id="97"/>
+    <w:bookmarkStart w:id="98" w:name="escalated-classes"/>
     <w:p>
       <w:pPr>
         <w:pStyle w:val="Heading2"/>
@@ -27472,8 +28233,8 @@
         </w:tc>
       </w:tr>
     </w:tbl>
-    <w:bookmarkEnd w:id="97"/>
-    <w:bookmarkStart w:id="98" w:name="leaping-and-teleporting"/>
+    <w:bookmarkEnd w:id="98"/>
+    <w:bookmarkStart w:id="99" w:name="leaping-and-teleporting"/>
     <w:p>
       <w:pPr>
         <w:pStyle w:val="Heading2"/>
@@ -27486,7 +28247,7 @@
       <w:pPr>
         <w:numPr>
           <w:ilvl w:val="0"/>
-          <w:numId w:val="1021"/>
+          <w:numId w:val="1023"/>
         </w:numPr>
         <w:pStyle w:val="Compact"/>
       </w:pPr>
@@ -27508,7 +28269,7 @@
       <w:pPr>
         <w:numPr>
           <w:ilvl w:val="0"/>
-          <w:numId w:val="1021"/>
+          <w:numId w:val="1023"/>
         </w:numPr>
         <w:pStyle w:val="Compact"/>
       </w:pPr>
@@ -27526,8 +28287,8 @@
         <w:t xml:space="preserve">one action. You can’t arrive inside solid matter. A place you’ve never been is −2 to the Powers roll. On a natural 18 you arrive off target, as the GM decides: the wrong room, the wrong street, or somewhere much worse.</w:t>
       </w:r>
     </w:p>
-    <w:bookmarkEnd w:id="98"/>
-    <w:bookmarkStart w:id="99" w:name="cantrips-1"/>
+    <w:bookmarkEnd w:id="99"/>
+    <w:bookmarkStart w:id="100" w:name="cantrips-1"/>
     <w:p>
       <w:pPr>
         <w:pStyle w:val="Heading2"/>
@@ -27958,7 +28719,7 @@
       <w:pPr>
         <w:numPr>
           <w:ilvl w:val="0"/>
-          <w:numId w:val="1022"/>
+          <w:numId w:val="1024"/>
         </w:numPr>
         <w:pStyle w:val="Compact"/>
       </w:pPr>
@@ -27980,7 +28741,7 @@
       <w:pPr>
         <w:numPr>
           <w:ilvl w:val="0"/>
-          <w:numId w:val="1022"/>
+          <w:numId w:val="1024"/>
         </w:numPr>
         <w:pStyle w:val="Compact"/>
       </w:pPr>
@@ -28015,7 +28776,7 @@
       <w:pPr>
         <w:numPr>
           <w:ilvl w:val="0"/>
-          <w:numId w:val="1022"/>
+          <w:numId w:val="1024"/>
         </w:numPr>
         <w:pStyle w:val="Compact"/>
       </w:pPr>
@@ -28037,7 +28798,7 @@
       <w:pPr>
         <w:numPr>
           <w:ilvl w:val="0"/>
-          <w:numId w:val="1022"/>
+          <w:numId w:val="1024"/>
         </w:numPr>
         <w:pStyle w:val="Compact"/>
       </w:pPr>
@@ -28059,7 +28820,7 @@
       <w:pPr>
         <w:numPr>
           <w:ilvl w:val="0"/>
-          <w:numId w:val="1022"/>
+          <w:numId w:val="1024"/>
         </w:numPr>
         <w:pStyle w:val="Compact"/>
       </w:pPr>
@@ -28081,7 +28842,7 @@
       <w:pPr>
         <w:numPr>
           <w:ilvl w:val="0"/>
-          <w:numId w:val="1022"/>
+          <w:numId w:val="1024"/>
         </w:numPr>
         <w:pStyle w:val="Compact"/>
       </w:pPr>
@@ -28651,8 +29412,8 @@
         <w:t xml:space="preserve">.</w:t>
       </w:r>
     </w:p>
-    <w:bookmarkEnd w:id="99"/>
-    <w:bookmarkStart w:id="100" w:name="rituals-1"/>
+    <w:bookmarkEnd w:id="100"/>
+    <w:bookmarkStart w:id="101" w:name="rituals-1"/>
     <w:p>
       <w:pPr>
         <w:pStyle w:val="Heading2"/>
@@ -28686,7 +29447,7 @@
       <w:pPr>
         <w:numPr>
           <w:ilvl w:val="0"/>
-          <w:numId w:val="1023"/>
+          <w:numId w:val="1025"/>
         </w:numPr>
         <w:pStyle w:val="Compact"/>
       </w:pPr>
@@ -28769,7 +29530,7 @@
       <w:pPr>
         <w:numPr>
           <w:ilvl w:val="0"/>
-          <w:numId w:val="1023"/>
+          <w:numId w:val="1025"/>
         </w:numPr>
         <w:pStyle w:val="Compact"/>
       </w:pPr>
@@ -28791,7 +29552,7 @@
       <w:pPr>
         <w:numPr>
           <w:ilvl w:val="0"/>
-          <w:numId w:val="1023"/>
+          <w:numId w:val="1025"/>
         </w:numPr>
         <w:pStyle w:val="Compact"/>
       </w:pPr>
@@ -28813,7 +29574,7 @@
       <w:pPr>
         <w:numPr>
           <w:ilvl w:val="0"/>
-          <w:numId w:val="1023"/>
+          <w:numId w:val="1025"/>
         </w:numPr>
         <w:pStyle w:val="Compact"/>
       </w:pPr>
@@ -29600,8 +30361,8 @@
         <w:t xml:space="preserve">Without fuel, a ritual fails before it begins. Fuel taken from an unwilling person works, and is exactly how the Foundation and Raster Zero do it; for player characters it’s a crime under the EPA, and a black mark on any Adept.</w:t>
       </w:r>
     </w:p>
-    <w:bookmarkEnd w:id="100"/>
-    <w:bookmarkStart w:id="101" w:name="aegis-suits"/>
+    <w:bookmarkEnd w:id="101"/>
+    <w:bookmarkStart w:id="102" w:name="aegis-suits"/>
     <w:p>
       <w:pPr>
         <w:pStyle w:val="Heading2"/>
@@ -29679,8 +30440,8 @@
         <w:t xml:space="preserve">fired with Firearms. Suiting up takes a minute. A shot at the power pack (−2 to aim) that gets through shuts the suit down until it’s repaired with Engineering. The suits belong to ExLAW, or to whoever stole one.</w:t>
       </w:r>
     </w:p>
-    <w:bookmarkEnd w:id="101"/>
-    <w:bookmarkStart w:id="102" w:name="the-labs-want-you"/>
+    <w:bookmarkEnd w:id="102"/>
+    <w:bookmarkStart w:id="103" w:name="the-labs-want-you"/>
     <w:p>
       <w:pPr>
         <w:pStyle w:val="Heading2"/>
@@ -29697,9 +30458,9 @@
         <w:t xml:space="preserve">A character with a Class III power, or any (GM) power, draws interest from the Foundation and Raster Zero. That interest is a story hook, not a rule.</w:t>
       </w:r>
     </w:p>
-    <w:bookmarkEnd w:id="102"/>
     <w:bookmarkEnd w:id="103"/>
-    <w:bookmarkStart w:id="104" w:name="factions"/>
+    <w:bookmarkEnd w:id="104"/>
+    <w:bookmarkStart w:id="105" w:name="factions"/>
     <w:p>
       <w:pPr>
         <w:pStyle w:val="Heading1"/>
@@ -29718,272 +30479,6 @@
           <w:b/>
         </w:rPr>
         <w:t xml:space="preserve">Law and government</w:t>
-      </w:r>
-    </w:p>
-    <w:p>
-      <w:pPr>
-        <w:numPr>
-          <w:ilvl w:val="0"/>
-          <w:numId w:val="1024"/>
-        </w:numPr>
-        <w:pStyle w:val="Compact"/>
-      </w:pPr>
-      <w:r>
-        <w:rPr>
-          <w:bCs/>
-          <w:b/>
-        </w:rPr>
-        <w:t xml:space="preserve">ExLAW.</w:t>
-      </w:r>
-      <w:r>
-        <w:t xml:space="preserve"> </w:t>
-      </w:r>
-      <w:r>
-        <w:t xml:space="preserve">The federal Operant agency, under Director Steven Humbacht: six regional commands, Operant agents, Reserve Agents and Aegis wings, and a public-relations office as busy as any of them.</w:t>
-      </w:r>
-    </w:p>
-    <w:p>
-      <w:pPr>
-        <w:numPr>
-          <w:ilvl w:val="0"/>
-          <w:numId w:val="1024"/>
-        </w:numPr>
-        <w:pStyle w:val="Compact"/>
-      </w:pPr>
-      <w:r>
-        <w:rPr>
-          <w:bCs/>
-          <w:b/>
-        </w:rPr>
-        <w:t xml:space="preserve">The EPAOC.</w:t>
-      </w:r>
-      <w:r>
-        <w:t xml:space="preserve"> </w:t>
-      </w:r>
-      <w:r>
-        <w:t xml:space="preserve">The congressional watchdog, always looking for a scandal; a hearing can end a career.</w:t>
-      </w:r>
-    </w:p>
-    <w:p>
-      <w:pPr>
-        <w:numPr>
-          <w:ilvl w:val="0"/>
-          <w:numId w:val="1024"/>
-        </w:numPr>
-        <w:pStyle w:val="Compact"/>
-      </w:pPr>
-      <w:r>
-        <w:rPr>
-          <w:bCs/>
-          <w:b/>
-        </w:rPr>
-        <w:t xml:space="preserve">DIRE.</w:t>
-      </w:r>
-      <w:r>
-        <w:t xml:space="preserve"> </w:t>
-      </w:r>
-      <w:r>
-        <w:t xml:space="preserve">The Army’s Defense Intelligence and Research Enterprise, founded after 2012. It made Helios with a modified Ambrosia, and wants more like him.</w:t>
-      </w:r>
-    </w:p>
-    <w:p>
-      <w:pPr>
-        <w:numPr>
-          <w:ilvl w:val="0"/>
-          <w:numId w:val="1024"/>
-        </w:numPr>
-        <w:pStyle w:val="Compact"/>
-      </w:pPr>
-      <w:r>
-        <w:rPr>
-          <w:bCs/>
-          <w:b/>
-        </w:rPr>
-        <w:t xml:space="preserve">Interpol.</w:t>
-      </w:r>
-      <w:r>
-        <w:t xml:space="preserve"> </w:t>
-      </w:r>
-      <w:r>
-        <w:t xml:space="preserve">The international police organization, whose Operant division hunts fugitives across borders and fills Raster Eight.</w:t>
-      </w:r>
-    </w:p>
-    <w:p>
-      <w:pPr>
-        <w:numPr>
-          <w:ilvl w:val="0"/>
-          <w:numId w:val="1024"/>
-        </w:numPr>
-        <w:pStyle w:val="Compact"/>
-      </w:pPr>
-      <w:r>
-        <w:rPr>
-          <w:bCs/>
-          <w:b/>
-        </w:rPr>
-        <w:t xml:space="preserve">Affaires spéciales.</w:t>
-      </w:r>
-      <w:r>
-        <w:t xml:space="preserve"> </w:t>
-      </w:r>
-      <w:r>
-        <w:t xml:space="preserve">France’s special affairs branch, home to Chat Roux.</w:t>
-      </w:r>
-    </w:p>
-    <w:p>
-      <w:pPr>
-        <w:pStyle w:val="FirstParagraph"/>
-      </w:pPr>
-      <w:r>
-        <w:rPr>
-          <w:bCs/>
-          <w:b/>
-        </w:rPr>
-        <w:t xml:space="preserve">Heroes and orders</w:t>
-      </w:r>
-    </w:p>
-    <w:p>
-      <w:pPr>
-        <w:numPr>
-          <w:ilvl w:val="0"/>
-          <w:numId w:val="1025"/>
-        </w:numPr>
-        <w:pStyle w:val="Compact"/>
-      </w:pPr>
-      <w:r>
-        <w:rPr>
-          <w:bCs/>
-          <w:b/>
-        </w:rPr>
-        <w:t xml:space="preserve">The New Power Legion.</w:t>
-      </w:r>
-      <w:r>
-        <w:t xml:space="preserve"> </w:t>
-      </w:r>
-      <w:r>
-        <w:t xml:space="preserve">Sponsored, televised heroes; Mr. Marvel’s old team reborn, with Sanders Communication’s money and cameras behind it.</w:t>
-      </w:r>
-    </w:p>
-    <w:p>
-      <w:pPr>
-        <w:numPr>
-          <w:ilvl w:val="0"/>
-          <w:numId w:val="1025"/>
-        </w:numPr>
-        <w:pStyle w:val="Compact"/>
-      </w:pPr>
-      <w:r>
-        <w:rPr>
-          <w:bCs/>
-          <w:b/>
-        </w:rPr>
-        <w:t xml:space="preserve">The Shadow Knights.</w:t>
-      </w:r>
-      <w:r>
-        <w:t xml:space="preserve"> </w:t>
-      </w:r>
-      <w:r>
-        <w:t xml:space="preserve">The</w:t>
-      </w:r>
-      <w:r>
-        <w:t xml:space="preserve"> </w:t>
-      </w:r>
-      <w:r>
-        <w:rPr>
-          <w:iCs/>
-          <w:i/>
-        </w:rPr>
-        <w:t xml:space="preserve">Ordo Viarum Lucidarum</w:t>
-      </w:r>
-      <w:r>
-        <w:t xml:space="preserve">,</w:t>
-      </w:r>
-      <w:r>
-        <w:t xml:space="preserve"> </w:t>
-      </w:r>
-      <w:r>
-        <w:t xml:space="preserve">“</w:t>
-      </w:r>
-      <w:r>
-        <w:t xml:space="preserve">to bring the light of Christ into the shadows</w:t>
-      </w:r>
-      <w:r>
-        <w:t xml:space="preserve">”</w:t>
-      </w:r>
-      <w:r>
-        <w:t xml:space="preserve">, founded (its members say) by a 12th-century knight who defied a corrupt king. A few Knights on each continent, each supported by a cell of five to twenty doctors, magicians, technicians and administrators. Grant Douglas is the Shadow Knight of North America.</w:t>
-      </w:r>
-    </w:p>
-    <w:p>
-      <w:pPr>
-        <w:numPr>
-          <w:ilvl w:val="0"/>
-          <w:numId w:val="1025"/>
-        </w:numPr>
-        <w:pStyle w:val="Compact"/>
-      </w:pPr>
-      <w:r>
-        <w:rPr>
-          <w:bCs/>
-          <w:b/>
-        </w:rPr>
-        <w:t xml:space="preserve">The Earth Wardens.</w:t>
-      </w:r>
-      <w:r>
-        <w:t xml:space="preserve"> </w:t>
-      </w:r>
-      <w:r>
-        <w:t xml:space="preserve">A worldwide network of Adepts gathered by a reawakened Merlin after Lord Colslo opened the Celtic Gate in 1952. They guard the re-energized</w:t>
-      </w:r>
-      <w:r>
-        <w:t xml:space="preserve"> </w:t>
-      </w:r>
-      <w:r>
-        <w:rPr>
-          <w:bCs/>
-          <w:b/>
-        </w:rPr>
-        <w:t xml:space="preserve">Earth Gates</w:t>
-      </w:r>
-      <w:r>
-        <w:t xml:space="preserve"> </w:t>
-      </w:r>
-      <w:r>
-        <w:t xml:space="preserve">against demons, faeries and malcontent gods.</w:t>
-      </w:r>
-    </w:p>
-    <w:p>
-      <w:pPr>
-        <w:numPr>
-          <w:ilvl w:val="0"/>
-          <w:numId w:val="1025"/>
-        </w:numPr>
-        <w:pStyle w:val="Compact"/>
-      </w:pPr>
-      <w:r>
-        <w:rPr>
-          <w:bCs/>
-          <w:b/>
-        </w:rPr>
-        <w:t xml:space="preserve">The Haven.</w:t>
-      </w:r>
-      <w:r>
-        <w:t xml:space="preserve"> </w:t>
-      </w:r>
-      <w:r>
-        <w:t xml:space="preserve">The Green Man’s refuge in the Mad Forest, defended by Celerity.</w:t>
-      </w:r>
-    </w:p>
-    <w:p>
-      <w:pPr>
-        <w:pStyle w:val="FirstParagraph"/>
-      </w:pPr>
-      <w:r>
-        <w:rPr>
-          <w:bCs/>
-          <w:b/>
-        </w:rPr>
-        <w:t xml:space="preserve">Criminals and secrets</w:t>
       </w:r>
     </w:p>
     <w:p>
@@ -29999,26 +30494,13 @@
           <w:bCs/>
           <w:b/>
         </w:rPr>
-        <w:t xml:space="preserve">The Morcain.</w:t>
-      </w:r>
-      <w:r>
-        <w:t xml:space="preserve"> </w:t>
-      </w:r>
-      <w:r>
-        <w:t xml:space="preserve">A global crime syndicate ruled by</w:t>
-      </w:r>
-      <w:r>
-        <w:t xml:space="preserve"> </w:t>
-      </w:r>
-      <w:r>
-        <w:rPr>
-          <w:bCs/>
-          <w:b/>
-        </w:rPr>
-        <w:t xml:space="preserve">the 12</w:t>
-      </w:r>
-      <w:r>
-        <w:t xml:space="preserve">, Hyun Wang among them; employer of Lord Marrow and Steel Hawk, and of anyone else who sells power.</w:t>
+        <w:t xml:space="preserve">ExLAW.</w:t>
+      </w:r>
+      <w:r>
+        <w:t xml:space="preserve"> </w:t>
+      </w:r>
+      <w:r>
+        <w:t xml:space="preserve">The federal Operant agency, under Director Steven Humbacht: six regional commands, Operant agents, Reserve Agents and Aegis wings, and a public-relations office as busy as any of them.</w:t>
       </w:r>
     </w:p>
     <w:p>
@@ -30034,13 +30516,13 @@
           <w:bCs/>
           <w:b/>
         </w:rPr>
-        <w:t xml:space="preserve">The White Hand.</w:t>
-      </w:r>
-      <w:r>
-        <w:t xml:space="preserve"> </w:t>
-      </w:r>
-      <w:r>
-        <w:t xml:space="preserve">Autuarch’s Operant army in Argentina, responsible for Chicago 2001.</w:t>
+        <w:t xml:space="preserve">The EPAOC.</w:t>
+      </w:r>
+      <w:r>
+        <w:t xml:space="preserve"> </w:t>
+      </w:r>
+      <w:r>
+        <w:t xml:space="preserve">The congressional watchdog, always looking for a scandal; a hearing can end a career.</w:t>
       </w:r>
     </w:p>
     <w:p>
@@ -30056,13 +30538,13 @@
           <w:bCs/>
           <w:b/>
         </w:rPr>
-        <w:t xml:space="preserve">The Foundation.</w:t>
-      </w:r>
-      <w:r>
-        <w:t xml:space="preserve"> </w:t>
-      </w:r>
-      <w:r>
-        <w:t xml:space="preserve">The black labs that kidnap people, make Operants and hunt down those who escape. Sergei Grachyov is their troubleshooter. Nobody knows who runs it.</w:t>
+        <w:t xml:space="preserve">DIRE.</w:t>
+      </w:r>
+      <w:r>
+        <w:t xml:space="preserve"> </w:t>
+      </w:r>
+      <w:r>
+        <w:t xml:space="preserve">The Army’s Defense Intelligence and Research Enterprise, founded after 2012. It made Helios with a modified Ambrosia, and wants more like him.</w:t>
       </w:r>
     </w:p>
     <w:p>
@@ -30078,13 +30560,13 @@
           <w:bCs/>
           <w:b/>
         </w:rPr>
-        <w:t xml:space="preserve">The Proteus Group.</w:t>
-      </w:r>
-      <w:r>
-        <w:t xml:space="preserve"> </w:t>
-      </w:r>
-      <w:r>
-        <w:t xml:space="preserve">A criminal consortium the EMD tracks but can’t map.</w:t>
+        <w:t xml:space="preserve">Interpol.</w:t>
+      </w:r>
+      <w:r>
+        <w:t xml:space="preserve"> </w:t>
+      </w:r>
+      <w:r>
+        <w:t xml:space="preserve">The international police organization, whose Operant division hunts fugitives across borders and fills Raster Eight.</w:t>
       </w:r>
     </w:p>
     <w:p>
@@ -30100,7 +30582,69 @@
           <w:bCs/>
           <w:b/>
         </w:rPr>
-        <w:t xml:space="preserve">Raster Zero.</w:t>
+        <w:t xml:space="preserve">Affaires spéciales.</w:t>
+      </w:r>
+      <w:r>
+        <w:t xml:space="preserve"> </w:t>
+      </w:r>
+      <w:r>
+        <w:t xml:space="preserve">France’s special affairs branch, home to Chat Roux.</w:t>
+      </w:r>
+    </w:p>
+    <w:p>
+      <w:pPr>
+        <w:pStyle w:val="FirstParagraph"/>
+      </w:pPr>
+      <w:r>
+        <w:rPr>
+          <w:bCs/>
+          <w:b/>
+        </w:rPr>
+        <w:t xml:space="preserve">Heroes and orders</w:t>
+      </w:r>
+    </w:p>
+    <w:p>
+      <w:pPr>
+        <w:numPr>
+          <w:ilvl w:val="0"/>
+          <w:numId w:val="1027"/>
+        </w:numPr>
+        <w:pStyle w:val="Compact"/>
+      </w:pPr>
+      <w:r>
+        <w:rPr>
+          <w:bCs/>
+          <w:b/>
+        </w:rPr>
+        <w:t xml:space="preserve">The New Power Legion.</w:t>
+      </w:r>
+      <w:r>
+        <w:t xml:space="preserve"> </w:t>
+      </w:r>
+      <w:r>
+        <w:t xml:space="preserve">Sponsored, televised heroes; Mr. Marvel’s old team reborn, with Sanders Communication’s money and cameras behind it.</w:t>
+      </w:r>
+    </w:p>
+    <w:p>
+      <w:pPr>
+        <w:numPr>
+          <w:ilvl w:val="0"/>
+          <w:numId w:val="1027"/>
+        </w:numPr>
+        <w:pStyle w:val="Compact"/>
+      </w:pPr>
+      <w:r>
+        <w:rPr>
+          <w:bCs/>
+          <w:b/>
+        </w:rPr>
+        <w:t xml:space="preserve">The Shadow Knights.</w:t>
+      </w:r>
+      <w:r>
+        <w:t xml:space="preserve"> </w:t>
+      </w:r>
+      <w:r>
+        <w:t xml:space="preserve">The</w:t>
       </w:r>
       <w:r>
         <w:t xml:space="preserve"> </w:t>
@@ -30110,20 +30654,32 @@
           <w:iCs/>
           <w:i/>
         </w:rPr>
-        <w:t xml:space="preserve">(GM only.)</w:t>
-      </w:r>
-      <w:r>
-        <w:t xml:space="preserve"> </w:t>
-      </w:r>
-      <w:r>
-        <w:t xml:space="preserve">Humbacht’s secret prison-lab; a rival to the Foundation.</w:t>
+        <w:t xml:space="preserve">Ordo Viarum Lucidarum</w:t>
+      </w:r>
+      <w:r>
+        <w:t xml:space="preserve">,</w:t>
+      </w:r>
+      <w:r>
+        <w:t xml:space="preserve"> </w:t>
+      </w:r>
+      <w:r>
+        <w:t xml:space="preserve">“</w:t>
+      </w:r>
+      <w:r>
+        <w:t xml:space="preserve">to bring the light of Christ into the shadows</w:t>
+      </w:r>
+      <w:r>
+        <w:t xml:space="preserve">”</w:t>
+      </w:r>
+      <w:r>
+        <w:t xml:space="preserve">, founded (its members say) by a 12th-century knight who defied a corrupt king. A few Knights on each continent, each supported by a cell of five to twenty doctors, magicians, technicians and administrators. Grant Douglas is the Shadow Knight of North America.</w:t>
       </w:r>
     </w:p>
     <w:p>
       <w:pPr>
         <w:numPr>
           <w:ilvl w:val="0"/>
-          <w:numId w:val="1026"/>
+          <w:numId w:val="1027"/>
         </w:numPr>
         <w:pStyle w:val="Compact"/>
       </w:pPr>
@@ -30132,7 +30688,180 @@
           <w:bCs/>
           <w:b/>
         </w:rPr>
-        <w:t xml:space="preserve">Shadow Earth.</w:t>
+        <w:t xml:space="preserve">The Earth Wardens.</w:t>
+      </w:r>
+      <w:r>
+        <w:t xml:space="preserve"> </w:t>
+      </w:r>
+      <w:r>
+        <w:t xml:space="preserve">A worldwide network of Adepts gathered by a reawakened Merlin after Lord Colslo opened the Celtic Gate in 1952. They guard the re-energized</w:t>
+      </w:r>
+      <w:r>
+        <w:t xml:space="preserve"> </w:t>
+      </w:r>
+      <w:r>
+        <w:rPr>
+          <w:bCs/>
+          <w:b/>
+        </w:rPr>
+        <w:t xml:space="preserve">Earth Gates</w:t>
+      </w:r>
+      <w:r>
+        <w:t xml:space="preserve"> </w:t>
+      </w:r>
+      <w:r>
+        <w:t xml:space="preserve">against demons, faeries and malcontent gods.</w:t>
+      </w:r>
+    </w:p>
+    <w:p>
+      <w:pPr>
+        <w:numPr>
+          <w:ilvl w:val="0"/>
+          <w:numId w:val="1027"/>
+        </w:numPr>
+        <w:pStyle w:val="Compact"/>
+      </w:pPr>
+      <w:r>
+        <w:rPr>
+          <w:bCs/>
+          <w:b/>
+        </w:rPr>
+        <w:t xml:space="preserve">The Haven.</w:t>
+      </w:r>
+      <w:r>
+        <w:t xml:space="preserve"> </w:t>
+      </w:r>
+      <w:r>
+        <w:t xml:space="preserve">The Green Man’s refuge in the Mad Forest, defended by Celerity.</w:t>
+      </w:r>
+    </w:p>
+    <w:p>
+      <w:pPr>
+        <w:pStyle w:val="FirstParagraph"/>
+      </w:pPr>
+      <w:r>
+        <w:rPr>
+          <w:bCs/>
+          <w:b/>
+        </w:rPr>
+        <w:t xml:space="preserve">Criminals and secrets</w:t>
+      </w:r>
+    </w:p>
+    <w:p>
+      <w:pPr>
+        <w:numPr>
+          <w:ilvl w:val="0"/>
+          <w:numId w:val="1028"/>
+        </w:numPr>
+        <w:pStyle w:val="Compact"/>
+      </w:pPr>
+      <w:r>
+        <w:rPr>
+          <w:bCs/>
+          <w:b/>
+        </w:rPr>
+        <w:t xml:space="preserve">The Morcain.</w:t>
+      </w:r>
+      <w:r>
+        <w:t xml:space="preserve"> </w:t>
+      </w:r>
+      <w:r>
+        <w:t xml:space="preserve">A global crime syndicate ruled by</w:t>
+      </w:r>
+      <w:r>
+        <w:t xml:space="preserve"> </w:t>
+      </w:r>
+      <w:r>
+        <w:rPr>
+          <w:bCs/>
+          <w:b/>
+        </w:rPr>
+        <w:t xml:space="preserve">the 12</w:t>
+      </w:r>
+      <w:r>
+        <w:t xml:space="preserve">, Hyun Wang among them; employer of Lord Marrow and Steel Hawk, and of anyone else who sells power.</w:t>
+      </w:r>
+    </w:p>
+    <w:p>
+      <w:pPr>
+        <w:numPr>
+          <w:ilvl w:val="0"/>
+          <w:numId w:val="1028"/>
+        </w:numPr>
+        <w:pStyle w:val="Compact"/>
+      </w:pPr>
+      <w:r>
+        <w:rPr>
+          <w:bCs/>
+          <w:b/>
+        </w:rPr>
+        <w:t xml:space="preserve">The White Hand.</w:t>
+      </w:r>
+      <w:r>
+        <w:t xml:space="preserve"> </w:t>
+      </w:r>
+      <w:r>
+        <w:t xml:space="preserve">Autuarch’s Operant army in Argentina, responsible for Chicago 2001.</w:t>
+      </w:r>
+    </w:p>
+    <w:p>
+      <w:pPr>
+        <w:numPr>
+          <w:ilvl w:val="0"/>
+          <w:numId w:val="1028"/>
+        </w:numPr>
+        <w:pStyle w:val="Compact"/>
+      </w:pPr>
+      <w:r>
+        <w:rPr>
+          <w:bCs/>
+          <w:b/>
+        </w:rPr>
+        <w:t xml:space="preserve">The Foundation.</w:t>
+      </w:r>
+      <w:r>
+        <w:t xml:space="preserve"> </w:t>
+      </w:r>
+      <w:r>
+        <w:t xml:space="preserve">The black labs that kidnap people, make Operants and hunt down those who escape. Sergei Grachyov is their troubleshooter. Nobody knows who runs it.</w:t>
+      </w:r>
+    </w:p>
+    <w:p>
+      <w:pPr>
+        <w:numPr>
+          <w:ilvl w:val="0"/>
+          <w:numId w:val="1028"/>
+        </w:numPr>
+        <w:pStyle w:val="Compact"/>
+      </w:pPr>
+      <w:r>
+        <w:rPr>
+          <w:bCs/>
+          <w:b/>
+        </w:rPr>
+        <w:t xml:space="preserve">The Proteus Group.</w:t>
+      </w:r>
+      <w:r>
+        <w:t xml:space="preserve"> </w:t>
+      </w:r>
+      <w:r>
+        <w:t xml:space="preserve">A criminal consortium the EMD tracks but can’t map.</w:t>
+      </w:r>
+    </w:p>
+    <w:p>
+      <w:pPr>
+        <w:numPr>
+          <w:ilvl w:val="0"/>
+          <w:numId w:val="1028"/>
+        </w:numPr>
+        <w:pStyle w:val="Compact"/>
+      </w:pPr>
+      <w:r>
+        <w:rPr>
+          <w:bCs/>
+          <w:b/>
+        </w:rPr>
+        <w:t xml:space="preserve">Raster Zero.</w:t>
       </w:r>
       <w:r>
         <w:t xml:space="preserve"> </w:t>
@@ -30148,437 +30877,23 @@
         <w:t xml:space="preserve"> </w:t>
       </w:r>
       <w:r>
-        <w:t xml:space="preserve">The dark reflection of our world, sending duplicates through the thinning walls.</w:t>
-      </w:r>
-    </w:p>
-    <w:bookmarkEnd w:id="104"/>
-    <w:bookmarkStart w:id="105" w:name="otherworld-and-shadow-earth"/>
-    <w:p>
-      <w:pPr>
-        <w:pStyle w:val="Heading1"/>
-      </w:pPr>
-      <w:r>
-        <w:t xml:space="preserve">Otherworld and Shadow Earth</w:t>
-      </w:r>
-    </w:p>
-    <w:p>
-      <w:pPr>
-        <w:pStyle w:val="FirstParagraph"/>
-      </w:pPr>
-      <w:r>
-        <w:rPr>
-          <w:bCs/>
-          <w:b/>
-        </w:rPr>
-        <w:t xml:space="preserve">Metatropic manipulation</w:t>
-      </w:r>
-      <w:r>
-        <w:t xml:space="preserve"> </w:t>
-      </w:r>
-      <w:r>
-        <w:t xml:space="preserve">is what physicists call the force behind many powers, and what everyone else calls magic: the same fields that let Celerity run up buildings let an Adept bend the world with a ritual.</w:t>
-      </w:r>
-    </w:p>
-    <w:p>
-      <w:pPr>
-        <w:pStyle w:val="BodyText"/>
-      </w:pPr>
-      <w:r>
-        <w:rPr>
-          <w:bCs/>
-          <w:b/>
-        </w:rPr>
-        <w:t xml:space="preserve">Otherworld</w:t>
-      </w:r>
-      <w:r>
-        <w:t xml:space="preserve"> </w:t>
-      </w:r>
-      <w:r>
-        <w:t xml:space="preserve">is the ether beyond our Earth. Through it float the</w:t>
-      </w:r>
-      <w:r>
-        <w:t xml:space="preserve"> </w:t>
-      </w:r>
-      <w:r>
-        <w:rPr>
-          <w:bCs/>
-          <w:b/>
-        </w:rPr>
-        <w:t xml:space="preserve">havens</w:t>
-      </w:r>
-      <w:r>
-        <w:t xml:space="preserve">: bubble realms, pocket universes that emulate earthly environments but may have physical or spiritual quirks of their own.</w:t>
-      </w:r>
-      <w:r>
-        <w:t xml:space="preserve"> </w:t>
-      </w:r>
-      <w:r>
-        <w:rPr>
-          <w:bCs/>
-          <w:b/>
-        </w:rPr>
-        <w:t xml:space="preserve">Avalon</w:t>
-      </w:r>
-      <w:r>
-        <w:t xml:space="preserve"> </w:t>
-      </w:r>
-      <w:r>
-        <w:t xml:space="preserve">is the greatest of them: a fey realm reached through the Celtic Gate, where the survivors of Old Olympus (destroyed by Chronos and a mad Hephaestus) fled thousands of years ago, joined after Ragnarök by the remnants of Asgard’s nine realms. The culture that grew out of that mix is proud, violent and steeped in old magic, and the</w:t>
-      </w:r>
-      <w:r>
-        <w:t xml:space="preserve"> </w:t>
-      </w:r>
-      <w:r>
-        <w:rPr>
-          <w:bCs/>
-          <w:b/>
-        </w:rPr>
-        <w:t xml:space="preserve">Accords</w:t>
-      </w:r>
-      <w:r>
-        <w:t xml:space="preserve"> </w:t>
-      </w:r>
-      <w:r>
-        <w:t xml:space="preserve">forbid its people from crossing to Earth.</w:t>
-      </w:r>
-      <w:r>
-        <w:t xml:space="preserve"> </w:t>
-      </w:r>
-      <w:r>
-        <w:rPr>
-          <w:bCs/>
-          <w:b/>
-        </w:rPr>
-        <w:t xml:space="preserve">Nikola Tesla</w:t>
-      </w:r>
-      <w:r>
-        <w:t xml:space="preserve"> </w:t>
-      </w:r>
-      <w:r>
-        <w:t xml:space="preserve">keeps a pocket dimension of his own: Ivry-sur-Seine in 1884, with a laboratory full of doors.</w:t>
-      </w:r>
-    </w:p>
-    <w:p>
-      <w:pPr>
-        <w:pStyle w:val="BodyText"/>
-      </w:pPr>
-      <w:r>
-        <w:t xml:space="preserve">The</w:t>
-      </w:r>
-      <w:r>
-        <w:t xml:space="preserve"> </w:t>
-      </w:r>
-      <w:r>
-        <w:rPr>
-          <w:bCs/>
-          <w:b/>
-        </w:rPr>
-        <w:t xml:space="preserve">Earth Gates</w:t>
-      </w:r>
-      <w:r>
-        <w:t xml:space="preserve"> </w:t>
-      </w:r>
-      <w:r>
-        <w:t xml:space="preserve">link our world to Otherworld; the</w:t>
-      </w:r>
-      <w:r>
-        <w:t xml:space="preserve"> </w:t>
-      </w:r>
-      <w:r>
-        <w:rPr>
-          <w:bCs/>
-          <w:b/>
-        </w:rPr>
-        <w:t xml:space="preserve">Hephaestus Keys</w:t>
-      </w:r>
-      <w:r>
-        <w:t xml:space="preserve">, crystals of stored energy, can open them, and fuel rituals.</w:t>
-      </w:r>
-    </w:p>
-    <w:p>
-      <w:pPr>
-        <w:pStyle w:val="BodyText"/>
-      </w:pPr>
-      <w:r>
-        <w:rPr>
-          <w:bCs/>
-          <w:b/>
-        </w:rPr>
-        <w:t xml:space="preserve">Shadow Earth</w:t>
-      </w:r>
-      <w:r>
-        <w:t xml:space="preserve"> </w:t>
-      </w:r>
-      <w:r>
-        <w:t xml:space="preserve">is a strange, twisted reflection of our world, ruled by dark powers and populated by</w:t>
-      </w:r>
-      <w:r>
-        <w:t xml:space="preserve"> </w:t>
-      </w:r>
-      <w:r>
-        <w:rPr>
-          <w:bCs/>
-          <w:b/>
-        </w:rPr>
-        <w:t xml:space="preserve">duplicates</w:t>
-      </w:r>
-      <w:r>
-        <w:t xml:space="preserve"> </w:t>
-      </w:r>
-      <w:r>
-        <w:t xml:space="preserve">of our own people, who serve as the rulers’ minions. Since 2012 the walls have been thin, and more of them get through every year.</w:t>
-      </w:r>
-    </w:p>
-    <w:bookmarkEnd w:id="105"/>
-    <w:bookmarkStart w:id="106" w:name="notable-operants"/>
-    <w:p>
-      <w:pPr>
-        <w:pStyle w:val="Heading1"/>
-      </w:pPr>
-      <w:r>
-        <w:t xml:space="preserve">Notable Operants</w:t>
-      </w:r>
-    </w:p>
-    <w:p>
-      <w:pPr>
-        <w:pStyle w:val="FirstParagraph"/>
-      </w:pPr>
-      <w:r>
-        <w:t xml:space="preserve">Ages are as of 2025.</w:t>
-      </w:r>
-    </w:p>
-    <w:p>
-      <w:pPr>
-        <w:pStyle w:val="BodyText"/>
-      </w:pPr>
-      <w:r>
-        <w:rPr>
-          <w:bCs/>
-          <w:b/>
-        </w:rPr>
-        <w:t xml:space="preserve">Mr. Marvel (Hector Gonzalez), 113.</w:t>
-      </w:r>
-      <w:r>
-        <w:t xml:space="preserve"> </w:t>
-      </w:r>
-      <w:r>
-        <w:t xml:space="preserve">At 31, Hector Gonzalez was Nikola Tesla’s friend and lab assistant. Given Ambrosia in 1943, he gained an alternate, idealized form, and chose to stay on Earth while Tesla and Kessler journeyed through Otherworld. Mr. Marvel flies, has enormous strength, fires electrical bolts and is incredibly tough, and doesn’t age; Gonzalez does, slowly, thanks to the Ambrosia. He is a family doctor in Los Angeles, still able to call up Marvel when needed, and worried by the impatience and anger that come with the form.</w:t>
-      </w:r>
-    </w:p>
-    <w:p>
-      <w:pPr>
-        <w:pStyle w:val="BodyText"/>
-      </w:pPr>
-      <w:r>
-        <w:rPr>
-          <w:bCs/>
-          <w:b/>
-        </w:rPr>
-        <w:t xml:space="preserve">Celerity (Ava Torres), 33.</w:t>
-      </w:r>
-      <w:r>
-        <w:t xml:space="preserve"> </w:t>
-      </w:r>
-      <w:r>
-        <w:t xml:space="preserve">The super-fast Latina heroine of New York, who protects the innocent and defends the helpless. She fought the Umkas in 2012, and Steel Hawk nearly killed her; the Golden Centurion got her help, but she spent a year in a coma. Since waking she has dedicated herself to helping people across the country. She befriended the Green Man and persuaded him to open the Haven, and has stood between federal authorities and the refugees at every confrontation. There is a warrant for her arrest; ExLAW’s Operants aren’t pursuing it, yet.</w:t>
-      </w:r>
-    </w:p>
-    <w:p>
-      <w:pPr>
-        <w:pStyle w:val="BodyText"/>
-      </w:pPr>
-      <w:r>
-        <w:rPr>
-          <w:bCs/>
-          <w:b/>
-        </w:rPr>
-        <w:t xml:space="preserve">The Green Man (Micky Holt).</w:t>
-      </w:r>
-      <w:r>
-        <w:t xml:space="preserve"> </w:t>
-      </w:r>
-      <w:r>
-        <w:t xml:space="preserve">A struggling folk singer, exposed to something… different on a peyote-driven walkabout in the Southwest. It drove him insane, though he still loves to play. His power over plants raised an impenetrable forest across southern Indiana in a matter of days: from Bloomington to the Ohio River you travel on foot, on horseback or by boat. He offers sanctuary to anyone who swears to protect the Earth and spread its message, and serves only vegetarian meals. Any attempt to burn or harm the forest ends in horror-movie destruction by rampaging plants. The Haven, his refuge for America’s homeless, is the one place he allows fire, for warmth and cooking.</w:t>
-      </w:r>
-    </w:p>
-    <w:p>
-      <w:pPr>
-        <w:pStyle w:val="BodyText"/>
-      </w:pPr>
-      <w:r>
-        <w:rPr>
-          <w:bCs/>
-          <w:b/>
-        </w:rPr>
-        <w:t xml:space="preserve">Michael Lance, 47.</w:t>
-      </w:r>
-      <w:r>
-        <w:t xml:space="preserve"> </w:t>
-      </w:r>
-      <w:r>
-        <w:t xml:space="preserve">A 1940s private investigator pulled into a timeless Limbo during a case in 1946, and released by the breach in 2012. He wields a mystic amulet inherited from his grandfather, bonded to him by the spirit of</w:t>
-      </w:r>
-      <w:r>
-        <w:t xml:space="preserve"> </w:t>
-      </w:r>
-      <w:r>
-        <w:rPr>
-          <w:bCs/>
-          <w:b/>
-        </w:rPr>
-        <w:t xml:space="preserve">Em Antu</w:t>
-      </w:r>
-      <w:r>
-        <w:t xml:space="preserve">, the Egyptian priest and sorcerer who made it. It lights a room, fires a laser that cuts steel, and casts realistic illusions. He has used it against all manner of strange beings in New York’s shadows, and against the duplicates of Shadow Earth.</w:t>
-      </w:r>
-    </w:p>
-    <w:p>
-      <w:pPr>
-        <w:pStyle w:val="BodyText"/>
-      </w:pPr>
-      <w:r>
-        <w:rPr>
-          <w:bCs/>
-          <w:b/>
-        </w:rPr>
-        <w:t xml:space="preserve">Steel Hawk, about 110.</w:t>
-      </w:r>
-      <w:r>
-        <w:t xml:space="preserve"> </w:t>
-      </w:r>
-      <w:r>
-        <w:t xml:space="preserve">An Olympic athlete and German attorney in Brussels, kidnapped in 1952 while prosecuting a wealthy industrialist and taken to a Foundation black lab. There he was tortured and exposed to an artifact that turned his body to living metal, charged it with a spectral energy, let him regenerate from terrible wounds and stopped him aging. He escaped with no memory of who he had been, and with an anger and a need to control everything around him. He became a mercenary for the Morcain; when he discovered the Foundation’s part in his making, his revenge put him in the crosshairs of governments worldwide. In 2012 he helped Autuarch open the breach, came to regret it, and helped close it.</w:t>
-      </w:r>
-    </w:p>
-    <w:p>
-      <w:pPr>
-        <w:pStyle w:val="BodyText"/>
-      </w:pPr>
-      <w:r>
-        <w:rPr>
-          <w:bCs/>
-          <w:b/>
-        </w:rPr>
-        <w:t xml:space="preserve">Chat Roux (Red Cat).</w:t>
-      </w:r>
-      <w:r>
-        <w:t xml:space="preserve"> </w:t>
-      </w:r>
-      <w:r>
-        <w:t xml:space="preserve">An officer of a multi-dimensional law enforcement organization, stranded on this Earth when his transport was destroyed during the Umkas invasion. He now works for the French</w:t>
-      </w:r>
-      <w:r>
-        <w:t xml:space="preserve"> </w:t>
-      </w:r>
-      <w:r>
-        <w:rPr>
-          <w:bCs/>
-          <w:b/>
-        </w:rPr>
-        <w:t xml:space="preserve">Affaires spéciales</w:t>
-      </w:r>
-      <w:r>
-        <w:t xml:space="preserve">, undercover behind a holographic mask from an Earth far more advanced than ours. He worries the mask will fail without proper maintenance.</w:t>
-      </w:r>
-    </w:p>
-    <w:p>
-      <w:pPr>
-        <w:pStyle w:val="BodyText"/>
-      </w:pPr>
-      <w:r>
-        <w:rPr>
-          <w:bCs/>
-          <w:b/>
-        </w:rPr>
-        <w:t xml:space="preserve">Vanguard (</w:t>
-      </w:r>
-      <w:r>
-        <w:rPr>
-          <w:bCs/>
-          <w:b/>
-        </w:rPr>
-        <w:t xml:space="preserve">“</w:t>
-      </w:r>
-      <w:r>
-        <w:rPr>
-          <w:bCs/>
-          <w:b/>
-        </w:rPr>
-        <w:t xml:space="preserve">Louis Feslen</w:t>
-      </w:r>
-      <w:r>
-        <w:rPr>
-          <w:bCs/>
-          <w:b/>
-        </w:rPr>
-        <w:t xml:space="preserve">”</w:t>
-      </w:r>
-      <w:r>
-        <w:rPr>
-          <w:bCs/>
-          <w:b/>
-        </w:rPr>
-        <w:t xml:space="preserve">).</w:t>
-      </w:r>
-      <w:r>
-        <w:t xml:space="preserve"> </w:t>
-      </w:r>
-      <w:r>
-        <w:t xml:space="preserve">Able to manifest any firearm he can imagine. Believed to be a French expatriate with military and martial-arts training; wanted by the Affaires spéciales, Interpol, MI5 and ExLAW for at least seventeen deaths worldwide. Rumor says every one of them was a Shadow Earth minion. No one has confirmed it.</w:t>
-      </w:r>
-    </w:p>
-    <w:p>
-      <w:pPr>
-        <w:pStyle w:val="BodyText"/>
-      </w:pPr>
-      <w:r>
-        <w:rPr>
-          <w:bCs/>
-          <w:b/>
-        </w:rPr>
-        <w:t xml:space="preserve">Abd al-Rahman.</w:t>
-      </w:r>
-      <w:r>
-        <w:t xml:space="preserve"> </w:t>
-      </w:r>
-      <w:r>
-        <w:t xml:space="preserve">An Iranian Operant criminal who opposes the People’s Republic. Remarkably strong, tough and brilliant, he leads a band of mercenaries for the highest bidder. He may be able to teleport; no official source will comment.</w:t>
-      </w:r>
-    </w:p>
-    <w:p>
-      <w:pPr>
-        <w:pStyle w:val="BodyText"/>
-      </w:pPr>
-      <w:r>
-        <w:rPr>
-          <w:bCs/>
-          <w:b/>
-        </w:rPr>
-        <w:t xml:space="preserve">The Golden Centurion, about 2,050.</w:t>
-      </w:r>
-      <w:r>
-        <w:t xml:space="preserve"> </w:t>
-      </w:r>
-      <w:r>
-        <w:t xml:space="preserve">An immortal warrior born in ancient Rome, cursed (the current story goes) by Jupiter to wander the Earth unaging for his crimes against the gods, running off with a Vestal Virgin among them. He regenerates quickly, is incredibly tough and cannot die; but he feels everything, even when his head is cut off. Brutal and unyielding in his moral code, he gives himself entirely to whichever cause he chooses.</w:t>
-      </w:r>
-    </w:p>
-    <w:p>
-      <w:pPr>
-        <w:pStyle w:val="BodyText"/>
-      </w:pPr>
-      <w:r>
-        <w:rPr>
-          <w:bCs/>
-          <w:b/>
-        </w:rPr>
-        <w:t xml:space="preserve">The Shadow Knight (Grant Douglas).</w:t>
-      </w:r>
-      <w:r>
-        <w:t xml:space="preserve"> </w:t>
-      </w:r>
-      <w:r>
-        <w:t xml:space="preserve">The North American Knight of the</w:t>
+        <w:t xml:space="preserve">Humbacht’s secret prison-lab; a rival to the Foundation.</w:t>
+      </w:r>
+    </w:p>
+    <w:p>
+      <w:pPr>
+        <w:numPr>
+          <w:ilvl w:val="0"/>
+          <w:numId w:val="1028"/>
+        </w:numPr>
+        <w:pStyle w:val="Compact"/>
+      </w:pPr>
+      <w:r>
+        <w:rPr>
+          <w:bCs/>
+          <w:b/>
+        </w:rPr>
+        <w:t xml:space="preserve">Shadow Earth.</w:t>
       </w:r>
       <w:r>
         <w:t xml:space="preserve"> </w:t>
@@ -30588,10 +30903,41 @@
           <w:iCs/>
           <w:i/>
         </w:rPr>
-        <w:t xml:space="preserve">Ordo Viarum Lucidarum</w:t>
-      </w:r>
-      <w:r>
-        <w:t xml:space="preserve">: a former Marine and mercenary who somehow came into possession of several supernatural artifacts. He leads a small team of specialists in a private war against monsters and Operants who threaten human lives.</w:t>
+        <w:t xml:space="preserve">(GM only.)</w:t>
+      </w:r>
+      <w:r>
+        <w:t xml:space="preserve"> </w:t>
+      </w:r>
+      <w:r>
+        <w:t xml:space="preserve">The dark reflection of our world, sending duplicates through the thinning walls.</w:t>
+      </w:r>
+    </w:p>
+    <w:bookmarkEnd w:id="105"/>
+    <w:bookmarkStart w:id="106" w:name="otherworld-and-shadow-earth"/>
+    <w:p>
+      <w:pPr>
+        <w:pStyle w:val="Heading1"/>
+      </w:pPr>
+      <w:r>
+        <w:t xml:space="preserve">Otherworld and Shadow Earth</w:t>
+      </w:r>
+    </w:p>
+    <w:p>
+      <w:pPr>
+        <w:pStyle w:val="FirstParagraph"/>
+      </w:pPr>
+      <w:r>
+        <w:rPr>
+          <w:bCs/>
+          <w:b/>
+        </w:rPr>
+        <w:t xml:space="preserve">Metatropic manipulation</w:t>
+      </w:r>
+      <w:r>
+        <w:t xml:space="preserve"> </w:t>
+      </w:r>
+      <w:r>
+        <w:t xml:space="preserve">is what physicists call the force behind many powers, and what everyone else calls magic: the same fields that let Celerity run up buildings let an Adept bend the world with a ritual.</w:t>
       </w:r>
     </w:p>
     <w:p>
@@ -30603,13 +30949,74 @@
           <w:bCs/>
           <w:b/>
         </w:rPr>
-        <w:t xml:space="preserve">Lord Marrow (Altari Marrow).</w:t>
-      </w:r>
-      <w:r>
-        <w:t xml:space="preserve"> </w:t>
-      </w:r>
-      <w:r>
-        <w:t xml:space="preserve">A self-proclaimed magus with illusory and telepathic powers, who brings his victims’ fears to life. He can’t control minds, but he can terrify people into handing over money, jewels or secrets his weak mental scans can’t find. Strong minds resist him, so he researches his victims to find the perfect fear. He lives somewhere in Europe and works for the Morcain on special occasions; his reliance on horror-film images betrays a lack of imagination.</w:t>
+        <w:t xml:space="preserve">Otherworld</w:t>
+      </w:r>
+      <w:r>
+        <w:t xml:space="preserve"> </w:t>
+      </w:r>
+      <w:r>
+        <w:t xml:space="preserve">is the ether beyond our Earth. Through it float the</w:t>
+      </w:r>
+      <w:r>
+        <w:t xml:space="preserve"> </w:t>
+      </w:r>
+      <w:r>
+        <w:rPr>
+          <w:bCs/>
+          <w:b/>
+        </w:rPr>
+        <w:t xml:space="preserve">havens</w:t>
+      </w:r>
+      <w:r>
+        <w:t xml:space="preserve">: bubble realms, pocket universes that emulate earthly environments but may have physical or spiritual quirks of their own.</w:t>
+      </w:r>
+      <w:r>
+        <w:t xml:space="preserve"> </w:t>
+      </w:r>
+      <w:r>
+        <w:rPr>
+          <w:bCs/>
+          <w:b/>
+        </w:rPr>
+        <w:t xml:space="preserve">Avalon</w:t>
+      </w:r>
+      <w:r>
+        <w:t xml:space="preserve"> </w:t>
+      </w:r>
+      <w:r>
+        <w:t xml:space="preserve">is the greatest of them: a fey realm reached through the Celtic Gate, where the survivors of Old Olympus (destroyed by Chronos and a mad Hephaestus) fled thousands of years ago, joined after Ragnarök by the remnants of Asgard’s nine realms. The culture that grew out of that mix is proud, violent and steeped in old magic, and the</w:t>
+      </w:r>
+      <w:r>
+        <w:t xml:space="preserve"> </w:t>
+      </w:r>
+      <w:r>
+        <w:rPr>
+          <w:bCs/>
+          <w:b/>
+        </w:rPr>
+        <w:t xml:space="preserve">Accords</w:t>
+      </w:r>
+      <w:r>
+        <w:t xml:space="preserve"> </w:t>
+      </w:r>
+      <w:r>
+        <w:t xml:space="preserve">forbid its people from crossing to Earth.</w:t>
+      </w:r>
+      <w:r>
+        <w:t xml:space="preserve"> </w:t>
+      </w:r>
+      <w:r>
+        <w:rPr>
+          <w:bCs/>
+          <w:b/>
+        </w:rPr>
+        <w:t xml:space="preserve">Nikola Tesla</w:t>
+      </w:r>
+      <w:r>
+        <w:t xml:space="preserve"> </w:t>
+      </w:r>
+      <w:r>
+        <w:t xml:space="preserve">keeps a pocket dimension of his own: Ivry-sur-Seine in 1884, with a laboratory full of doors.</w:t>
       </w:r>
     </w:p>
     <w:p>
@@ -30617,17 +31024,322 @@
         <w:pStyle w:val="BodyText"/>
       </w:pPr>
       <w:r>
-        <w:rPr>
-          <w:bCs/>
-          <w:b/>
-        </w:rPr>
-        <w:t xml:space="preserve">The Ice Reaper (Hyun Wang).</w:t>
-      </w:r>
-      <w:r>
-        <w:t xml:space="preserve"> </w:t>
-      </w:r>
-      <w:r>
-        <w:t xml:space="preserve">A South Korean gangster who found an artifact that bonded an</w:t>
+        <w:t xml:space="preserve">The</w:t>
+      </w:r>
+      <w:r>
+        <w:t xml:space="preserve"> </w:t>
+      </w:r>
+      <w:r>
+        <w:rPr>
+          <w:bCs/>
+          <w:b/>
+        </w:rPr>
+        <w:t xml:space="preserve">Earth Gates</w:t>
+      </w:r>
+      <w:r>
+        <w:t xml:space="preserve"> </w:t>
+      </w:r>
+      <w:r>
+        <w:t xml:space="preserve">link our world to Otherworld; the</w:t>
+      </w:r>
+      <w:r>
+        <w:t xml:space="preserve"> </w:t>
+      </w:r>
+      <w:r>
+        <w:rPr>
+          <w:bCs/>
+          <w:b/>
+        </w:rPr>
+        <w:t xml:space="preserve">Hephaestus Keys</w:t>
+      </w:r>
+      <w:r>
+        <w:t xml:space="preserve">, crystals of stored energy, can open them, and fuel rituals.</w:t>
+      </w:r>
+    </w:p>
+    <w:p>
+      <w:pPr>
+        <w:pStyle w:val="BodyText"/>
+      </w:pPr>
+      <w:r>
+        <w:rPr>
+          <w:bCs/>
+          <w:b/>
+        </w:rPr>
+        <w:t xml:space="preserve">Shadow Earth</w:t>
+      </w:r>
+      <w:r>
+        <w:t xml:space="preserve"> </w:t>
+      </w:r>
+      <w:r>
+        <w:t xml:space="preserve">is a strange, twisted reflection of our world, ruled by dark powers and populated by</w:t>
+      </w:r>
+      <w:r>
+        <w:t xml:space="preserve"> </w:t>
+      </w:r>
+      <w:r>
+        <w:rPr>
+          <w:bCs/>
+          <w:b/>
+        </w:rPr>
+        <w:t xml:space="preserve">duplicates</w:t>
+      </w:r>
+      <w:r>
+        <w:t xml:space="preserve"> </w:t>
+      </w:r>
+      <w:r>
+        <w:t xml:space="preserve">of our own people, who serve as the rulers’ minions. Since 2012 the walls have been thin, and more of them get through every year.</w:t>
+      </w:r>
+    </w:p>
+    <w:bookmarkEnd w:id="106"/>
+    <w:bookmarkStart w:id="107" w:name="notable-operants"/>
+    <w:p>
+      <w:pPr>
+        <w:pStyle w:val="Heading1"/>
+      </w:pPr>
+      <w:r>
+        <w:t xml:space="preserve">Notable Operants</w:t>
+      </w:r>
+    </w:p>
+    <w:p>
+      <w:pPr>
+        <w:pStyle w:val="FirstParagraph"/>
+      </w:pPr>
+      <w:r>
+        <w:t xml:space="preserve">Ages are as of 2025.</w:t>
+      </w:r>
+    </w:p>
+    <w:p>
+      <w:pPr>
+        <w:pStyle w:val="BodyText"/>
+      </w:pPr>
+      <w:r>
+        <w:rPr>
+          <w:bCs/>
+          <w:b/>
+        </w:rPr>
+        <w:t xml:space="preserve">Mr. Marvel (Hector Gonzalez), 113.</w:t>
+      </w:r>
+      <w:r>
+        <w:t xml:space="preserve"> </w:t>
+      </w:r>
+      <w:r>
+        <w:t xml:space="preserve">At 31, Hector Gonzalez was Nikola Tesla’s friend and lab assistant. Given Ambrosia in 1943, he gained an alternate, idealized form, and chose to stay on Earth while Tesla and Kessler journeyed through Otherworld. Mr. Marvel flies, has enormous strength, fires electrical bolts and is incredibly tough, and doesn’t age; Gonzalez does, slowly, thanks to the Ambrosia. He is a family doctor in Los Angeles, still able to call up Marvel when needed, and worried by the impatience and anger that come with the form.</w:t>
+      </w:r>
+    </w:p>
+    <w:p>
+      <w:pPr>
+        <w:pStyle w:val="BodyText"/>
+      </w:pPr>
+      <w:r>
+        <w:rPr>
+          <w:bCs/>
+          <w:b/>
+        </w:rPr>
+        <w:t xml:space="preserve">Celerity (Ava Torres), 33.</w:t>
+      </w:r>
+      <w:r>
+        <w:t xml:space="preserve"> </w:t>
+      </w:r>
+      <w:r>
+        <w:t xml:space="preserve">The super-fast Latina heroine of New York, who protects the innocent and defends the helpless. She fought the Umkas in 2012, and Steel Hawk nearly killed her; the Golden Centurion got her help, but she spent a year in a coma. Since waking she has dedicated herself to helping people across the country. She befriended the Green Man and persuaded him to open the Haven, and has stood between federal authorities and the refugees at every confrontation. There is a warrant for her arrest; ExLAW’s Operants aren’t pursuing it, yet.</w:t>
+      </w:r>
+    </w:p>
+    <w:p>
+      <w:pPr>
+        <w:pStyle w:val="BodyText"/>
+      </w:pPr>
+      <w:r>
+        <w:rPr>
+          <w:bCs/>
+          <w:b/>
+        </w:rPr>
+        <w:t xml:space="preserve">The Green Man (Micky Holt).</w:t>
+      </w:r>
+      <w:r>
+        <w:t xml:space="preserve"> </w:t>
+      </w:r>
+      <w:r>
+        <w:t xml:space="preserve">A struggling folk singer, exposed to something… different on a peyote-driven walkabout in the Southwest. It drove him insane, though he still loves to play. His power over plants raised an impenetrable forest across southern Indiana in a matter of days: from Bloomington to the Ohio River you travel on foot, on horseback or by boat. He offers sanctuary to anyone who swears to protect the Earth and spread its message, and serves only vegetarian meals. Any attempt to burn or harm the forest ends in horror-movie destruction by rampaging plants. The Haven, his refuge for America’s homeless, is the one place he allows fire, for warmth and cooking.</w:t>
+      </w:r>
+    </w:p>
+    <w:p>
+      <w:pPr>
+        <w:pStyle w:val="BodyText"/>
+      </w:pPr>
+      <w:r>
+        <w:rPr>
+          <w:bCs/>
+          <w:b/>
+        </w:rPr>
+        <w:t xml:space="preserve">Michael Lance, 47.</w:t>
+      </w:r>
+      <w:r>
+        <w:t xml:space="preserve"> </w:t>
+      </w:r>
+      <w:r>
+        <w:t xml:space="preserve">A 1940s private investigator pulled into a timeless Limbo during a case in 1946, and released by the breach in 2012. He wields a mystic amulet inherited from his grandfather, bonded to him by the spirit of</w:t>
+      </w:r>
+      <w:r>
+        <w:t xml:space="preserve"> </w:t>
+      </w:r>
+      <w:r>
+        <w:rPr>
+          <w:bCs/>
+          <w:b/>
+        </w:rPr>
+        <w:t xml:space="preserve">Em Antu</w:t>
+      </w:r>
+      <w:r>
+        <w:t xml:space="preserve">, the Egyptian priest and sorcerer who made it. It lights a room, fires a laser that cuts steel, and casts realistic illusions. He has used it against all manner of strange beings in New York’s shadows, and against the duplicates of Shadow Earth.</w:t>
+      </w:r>
+    </w:p>
+    <w:p>
+      <w:pPr>
+        <w:pStyle w:val="BodyText"/>
+      </w:pPr>
+      <w:r>
+        <w:rPr>
+          <w:bCs/>
+          <w:b/>
+        </w:rPr>
+        <w:t xml:space="preserve">Steel Hawk, about 110.</w:t>
+      </w:r>
+      <w:r>
+        <w:t xml:space="preserve"> </w:t>
+      </w:r>
+      <w:r>
+        <w:t xml:space="preserve">An Olympic athlete and German attorney in Brussels, kidnapped in 1952 while prosecuting a wealthy industrialist and taken to a Foundation black lab. There he was tortured and exposed to an artifact that turned his body to living metal, charged it with a spectral energy, let him regenerate from terrible wounds and stopped him aging. He escaped with no memory of who he had been, and with an anger and a need to control everything around him. He became a mercenary for the Morcain; when he discovered the Foundation’s part in his making, his revenge put him in the crosshairs of governments worldwide. In 2012 he helped Autuarch open the breach, came to regret it, and helped close it.</w:t>
+      </w:r>
+    </w:p>
+    <w:p>
+      <w:pPr>
+        <w:pStyle w:val="BodyText"/>
+      </w:pPr>
+      <w:r>
+        <w:rPr>
+          <w:bCs/>
+          <w:b/>
+        </w:rPr>
+        <w:t xml:space="preserve">Chat Roux (Red Cat).</w:t>
+      </w:r>
+      <w:r>
+        <w:t xml:space="preserve"> </w:t>
+      </w:r>
+      <w:r>
+        <w:t xml:space="preserve">An officer of a multi-dimensional law enforcement organization, stranded on this Earth when his transport was destroyed during the Umkas invasion. He now works for the French</w:t>
+      </w:r>
+      <w:r>
+        <w:t xml:space="preserve"> </w:t>
+      </w:r>
+      <w:r>
+        <w:rPr>
+          <w:bCs/>
+          <w:b/>
+        </w:rPr>
+        <w:t xml:space="preserve">Affaires spéciales</w:t>
+      </w:r>
+      <w:r>
+        <w:t xml:space="preserve">, undercover behind a holographic mask from an Earth far more advanced than ours. He worries the mask will fail without proper maintenance.</w:t>
+      </w:r>
+    </w:p>
+    <w:p>
+      <w:pPr>
+        <w:pStyle w:val="BodyText"/>
+      </w:pPr>
+      <w:r>
+        <w:rPr>
+          <w:bCs/>
+          <w:b/>
+        </w:rPr>
+        <w:t xml:space="preserve">Vanguard (</w:t>
+      </w:r>
+      <w:r>
+        <w:rPr>
+          <w:bCs/>
+          <w:b/>
+        </w:rPr>
+        <w:t xml:space="preserve">“</w:t>
+      </w:r>
+      <w:r>
+        <w:rPr>
+          <w:bCs/>
+          <w:b/>
+        </w:rPr>
+        <w:t xml:space="preserve">Louis Feslen</w:t>
+      </w:r>
+      <w:r>
+        <w:rPr>
+          <w:bCs/>
+          <w:b/>
+        </w:rPr>
+        <w:t xml:space="preserve">”</w:t>
+      </w:r>
+      <w:r>
+        <w:rPr>
+          <w:bCs/>
+          <w:b/>
+        </w:rPr>
+        <w:t xml:space="preserve">).</w:t>
+      </w:r>
+      <w:r>
+        <w:t xml:space="preserve"> </w:t>
+      </w:r>
+      <w:r>
+        <w:t xml:space="preserve">Able to manifest any firearm he can imagine. Believed to be a French expatriate with military and martial-arts training; wanted by the Affaires spéciales, Interpol, MI5 and ExLAW for at least seventeen deaths worldwide. Rumor says every one of them was a Shadow Earth minion. No one has confirmed it.</w:t>
+      </w:r>
+    </w:p>
+    <w:p>
+      <w:pPr>
+        <w:pStyle w:val="BodyText"/>
+      </w:pPr>
+      <w:r>
+        <w:rPr>
+          <w:bCs/>
+          <w:b/>
+        </w:rPr>
+        <w:t xml:space="preserve">Abd al-Rahman.</w:t>
+      </w:r>
+      <w:r>
+        <w:t xml:space="preserve"> </w:t>
+      </w:r>
+      <w:r>
+        <w:t xml:space="preserve">An Iranian Operant criminal who opposes the People’s Republic. Remarkably strong, tough and brilliant, he leads a band of mercenaries for the highest bidder. He may be able to teleport; no official source will comment.</w:t>
+      </w:r>
+    </w:p>
+    <w:p>
+      <w:pPr>
+        <w:pStyle w:val="BodyText"/>
+      </w:pPr>
+      <w:r>
+        <w:rPr>
+          <w:bCs/>
+          <w:b/>
+        </w:rPr>
+        <w:t xml:space="preserve">The Golden Centurion, about 2,050.</w:t>
+      </w:r>
+      <w:r>
+        <w:t xml:space="preserve"> </w:t>
+      </w:r>
+      <w:r>
+        <w:t xml:space="preserve">An immortal warrior born in ancient Rome, cursed (the current story goes) by Jupiter to wander the Earth unaging for his crimes against the gods, running off with a Vestal Virgin among them. He regenerates quickly, is incredibly tough and cannot die; but he feels everything, even when his head is cut off. Brutal and unyielding in his moral code, he gives himself entirely to whichever cause he chooses.</w:t>
+      </w:r>
+    </w:p>
+    <w:p>
+      <w:pPr>
+        <w:pStyle w:val="BodyText"/>
+      </w:pPr>
+      <w:r>
+        <w:rPr>
+          <w:bCs/>
+          <w:b/>
+        </w:rPr>
+        <w:t xml:space="preserve">The Shadow Knight (Grant Douglas).</w:t>
+      </w:r>
+      <w:r>
+        <w:t xml:space="preserve"> </w:t>
+      </w:r>
+      <w:r>
+        <w:t xml:space="preserve">The North American Knight of the</w:t>
       </w:r>
       <w:r>
         <w:t xml:space="preserve"> </w:t>
@@ -30637,10 +31349,46 @@
           <w:iCs/>
           <w:i/>
         </w:rPr>
-        <w:t xml:space="preserve">aleum sasin</w:t>
-      </w:r>
-      <w:r>
-        <w:t xml:space="preserve">, an Ice Reaper, to him. He can become the bloodthirsty spirit at will, and used it to become the</w:t>
+        <w:t xml:space="preserve">Ordo Viarum Lucidarum</w:t>
+      </w:r>
+      <w:r>
+        <w:t xml:space="preserve">: a former Marine and mercenary who somehow came into possession of several supernatural artifacts. He leads a small team of specialists in a private war against monsters and Operants who threaten human lives.</w:t>
+      </w:r>
+    </w:p>
+    <w:p>
+      <w:pPr>
+        <w:pStyle w:val="BodyText"/>
+      </w:pPr>
+      <w:r>
+        <w:rPr>
+          <w:bCs/>
+          <w:b/>
+        </w:rPr>
+        <w:t xml:space="preserve">Lord Marrow (Altari Marrow).</w:t>
+      </w:r>
+      <w:r>
+        <w:t xml:space="preserve"> </w:t>
+      </w:r>
+      <w:r>
+        <w:t xml:space="preserve">A self-proclaimed magus with illusory and telepathic powers, who brings his victims’ fears to life. He can’t control minds, but he can terrify people into handing over money, jewels or secrets his weak mental scans can’t find. Strong minds resist him, so he researches his victims to find the perfect fear. He lives somewhere in Europe and works for the Morcain on special occasions; his reliance on horror-film images betrays a lack of imagination.</w:t>
+      </w:r>
+    </w:p>
+    <w:p>
+      <w:pPr>
+        <w:pStyle w:val="BodyText"/>
+      </w:pPr>
+      <w:r>
+        <w:rPr>
+          <w:bCs/>
+          <w:b/>
+        </w:rPr>
+        <w:t xml:space="preserve">The Ice Reaper (Hyun Wang).</w:t>
+      </w:r>
+      <w:r>
+        <w:t xml:space="preserve"> </w:t>
+      </w:r>
+      <w:r>
+        <w:t xml:space="preserve">A South Korean gangster who found an artifact that bonded an</w:t>
       </w:r>
       <w:r>
         <w:t xml:space="preserve"> </w:t>
@@ -30650,6 +31398,19 @@
           <w:iCs/>
           <w:i/>
         </w:rPr>
+        <w:t xml:space="preserve">aleum sasin</w:t>
+      </w:r>
+      <w:r>
+        <w:t xml:space="preserve">, an Ice Reaper, to him. He can become the bloodthirsty spirit at will, and used it to become the</w:t>
+      </w:r>
+      <w:r>
+        <w:t xml:space="preserve"> </w:t>
+      </w:r>
+      <w:r>
+        <w:rPr>
+          <w:iCs/>
+          <w:i/>
+        </w:rPr>
         <w:t xml:space="preserve">Sangsanim</w:t>
       </w:r>
       <w:r>
@@ -30900,8 +31661,8 @@
         <w:t xml:space="preserve">Once an adjunct professor of comparative folklore in New York, obsessed with a single current of power he believed older than civilization. In a university archive he found untranslated manuscripts in a 19th-century occultist’s papers: a ritual encoded in language itself. He spoke the words aloud, and his mind opened for a few burning moments to the raw currents of Otherworld. It shattered him. He lost his job and his name, and wanders New York’s alleys and subway tunnels muttering. Yet his chalk sigils ward whole stations by accident, his ramblings predict murders and market crashes, pigeons land on his shoulders as if awaiting orders, and children sometimes see a crown of burning letters over his head. He is part prophet, part lunatic, part guardian and part danger.</w:t>
       </w:r>
     </w:p>
-    <w:bookmarkEnd w:id="106"/>
-    <w:bookmarkStart w:id="107" w:name="threats"/>
+    <w:bookmarkEnd w:id="107"/>
+    <w:bookmarkStart w:id="108" w:name="threats"/>
     <w:p>
       <w:pPr>
         <w:pStyle w:val="Heading1"/>
@@ -33139,8 +33900,8 @@
         <w:t xml:space="preserve">For a tougher version, add +1 to its targets and one box, or raise a power one Class; for a weaker one, subtract.</w:t>
       </w:r>
     </w:p>
-    <w:bookmarkEnd w:id="107"/>
-    <w:bookmarkStart w:id="115" w:name="ready-made-characters"/>
+    <w:bookmarkEnd w:id="108"/>
+    <w:bookmarkStart w:id="116" w:name="ready-made-characters"/>
     <w:p>
       <w:pPr>
         <w:pStyle w:val="Heading1"/>
@@ -33157,7 +33918,7 @@
         <w:t xml:space="preserve">Characters ready to play, for one-shots, new players, or a group in a hurry. Each follows the creation rules exactly, and their connections tie them together. In the creator, choose one from the ready-made list to open it and make it your own.</w:t>
       </w:r>
     </w:p>
-    <w:bookmarkStart w:id="108" w:name="rachel-kwan"/>
+    <w:bookmarkStart w:id="109" w:name="rachel-kwan"/>
     <w:p>
       <w:pPr>
         <w:pStyle w:val="Heading2"/>
@@ -33182,462 +33943,6 @@
       </w:r>
       <w:r>
         <w:t xml:space="preserve">Carries a jade seal that holds a guardian spirit, inherited from her grandmother. Her partner vanished on a case Director Humbacht closed personally.</w:t>
-      </w:r>
-    </w:p>
-    <w:p>
-      <w:pPr>
-        <w:numPr>
-          <w:ilvl w:val="0"/>
-          <w:numId w:val="1027"/>
-        </w:numPr>
-        <w:pStyle w:val="Compact"/>
-      </w:pPr>
-      <w:r>
-        <w:rPr>
-          <w:bCs/>
-          <w:b/>
-        </w:rPr>
-        <w:t xml:space="preserve">Attributes:</w:t>
-      </w:r>
-      <w:r>
-        <w:t xml:space="preserve"> </w:t>
-      </w:r>
-      <w:r>
-        <w:t xml:space="preserve">Body 10, Agility 10, Intellect 13, Presence 9, Will 13.</w:t>
-      </w:r>
-      <w:r>
-        <w:t xml:space="preserve"> </w:t>
-      </w:r>
-      <w:r>
-        <w:rPr>
-          <w:bCs/>
-          <w:b/>
-        </w:rPr>
-        <w:t xml:space="preserve">Dodge</w:t>
-      </w:r>
-      <w:r>
-        <w:t xml:space="preserve"> </w:t>
-      </w:r>
-      <w:r>
-        <w:t xml:space="preserve">9.</w:t>
-      </w:r>
-    </w:p>
-    <w:p>
-      <w:pPr>
-        <w:numPr>
-          <w:ilvl w:val="0"/>
-          <w:numId w:val="1027"/>
-        </w:numPr>
-        <w:pStyle w:val="Compact"/>
-      </w:pPr>
-      <w:r>
-        <w:rPr>
-          <w:bCs/>
-          <w:b/>
-        </w:rPr>
-        <w:t xml:space="preserve">Skills:</w:t>
-      </w:r>
-      <w:r>
-        <w:t xml:space="preserve"> </w:t>
-      </w:r>
-      <w:r>
-        <w:t xml:space="preserve">Investigation 16 (Specialty). Trained: Computers 14, Law 14, Occult 14, Powers 14, Read People 14, Athletics 11, Brawling 11, Firearms 11, Persuasion 10.</w:t>
-      </w:r>
-    </w:p>
-    <w:p>
-      <w:pPr>
-        <w:numPr>
-          <w:ilvl w:val="0"/>
-          <w:numId w:val="1027"/>
-        </w:numPr>
-        <w:pStyle w:val="Compact"/>
-      </w:pPr>
-      <w:r>
-        <w:rPr>
-          <w:bCs/>
-          <w:b/>
-        </w:rPr>
-        <w:t xml:space="preserve">Edges:</w:t>
-      </w:r>
-      <w:r>
-        <w:t xml:space="preserve"> </w:t>
-      </w:r>
-      <w:r>
-        <w:t xml:space="preserve">Extra Spark, A friend; a friend: her missing partner’s last informant, who only talks to her.</w:t>
-      </w:r>
-    </w:p>
-    <w:p>
-      <w:pPr>
-        <w:numPr>
-          <w:ilvl w:val="0"/>
-          <w:numId w:val="1027"/>
-        </w:numPr>
-        <w:pStyle w:val="Compact"/>
-      </w:pPr>
-      <w:r>
-        <w:rPr>
-          <w:bCs/>
-          <w:b/>
-        </w:rPr>
-        <w:t xml:space="preserve">Advantage:</w:t>
-      </w:r>
-      <w:r>
-        <w:t xml:space="preserve"> </w:t>
-      </w:r>
-      <w:r>
-        <w:t xml:space="preserve">The Voice Within (origin; companion: Two Minds).</w:t>
-      </w:r>
-      <w:r>
-        <w:t xml:space="preserve"> </w:t>
-      </w:r>
-      <w:r>
-        <w:rPr>
-          <w:bCs/>
-          <w:b/>
-        </w:rPr>
-        <w:t xml:space="preserve">Complication:</w:t>
-      </w:r>
-      <w:r>
-        <w:t xml:space="preserve"> </w:t>
-      </w:r>
-      <w:r>
-        <w:t xml:space="preserve">Can’t Leave It Alone; trigger: a file that shouldn’t exist.</w:t>
-      </w:r>
-    </w:p>
-    <w:p>
-      <w:pPr>
-        <w:numPr>
-          <w:ilvl w:val="0"/>
-          <w:numId w:val="1027"/>
-        </w:numPr>
-        <w:pStyle w:val="Compact"/>
-      </w:pPr>
-      <w:r>
-        <w:rPr>
-          <w:bCs/>
-          <w:b/>
-        </w:rPr>
-        <w:t xml:space="preserve">Powers:</w:t>
-      </w:r>
-      <w:r>
-        <w:t xml:space="preserve"> </w:t>
-      </w:r>
-      <w:r>
-        <w:t xml:space="preserve">Force Field II, Mystic Sight I, Telepathy I.</w:t>
-      </w:r>
-    </w:p>
-    <w:p>
-      <w:pPr>
-        <w:numPr>
-          <w:ilvl w:val="0"/>
-          <w:numId w:val="1027"/>
-        </w:numPr>
-        <w:pStyle w:val="Compact"/>
-      </w:pPr>
-      <w:r>
-        <w:rPr>
-          <w:bCs/>
-          <w:b/>
-        </w:rPr>
-        <w:t xml:space="preserve">Legal status:</w:t>
-      </w:r>
-      <w:r>
-        <w:t xml:space="preserve"> </w:t>
-      </w:r>
-      <w:r>
-        <w:t xml:space="preserve">Full Agent.</w:t>
-      </w:r>
-    </w:p>
-    <w:p>
-      <w:pPr>
-        <w:numPr>
-          <w:ilvl w:val="0"/>
-          <w:numId w:val="1027"/>
-        </w:numPr>
-        <w:pStyle w:val="Compact"/>
-      </w:pPr>
-      <w:r>
-        <w:rPr>
-          <w:bCs/>
-          <w:b/>
-        </w:rPr>
-        <w:t xml:space="preserve">Why I do this:</w:t>
-      </w:r>
-      <w:r>
-        <w:t xml:space="preserve"> </w:t>
-      </w:r>
-      <w:r>
-        <w:t xml:space="preserve">The law should mean something, for Operants and everyone else.</w:t>
-      </w:r>
-      <w:r>
-        <w:t xml:space="preserve"> </w:t>
-      </w:r>
-      <w:r>
-        <w:rPr>
-          <w:bCs/>
-          <w:b/>
-        </w:rPr>
-        <w:t xml:space="preserve">Connection:</w:t>
-      </w:r>
-      <w:r>
-        <w:t xml:space="preserve"> </w:t>
-      </w:r>
-      <w:r>
-        <w:t xml:space="preserve">Jess Calloway is the only reporter who asked about her missing partner. Kwan hasn’t decided whether to trust her.</w:t>
-      </w:r>
-    </w:p>
-    <w:bookmarkEnd w:id="108"/>
-    <w:bookmarkStart w:id="109" w:name="luis-bulldog-ortega"/>
-    <w:p>
-      <w:pPr>
-        <w:pStyle w:val="Heading2"/>
-      </w:pPr>
-      <w:r>
-        <w:t xml:space="preserve">Luis</w:t>
-      </w:r>
-      <w:r>
-        <w:t xml:space="preserve"> </w:t>
-      </w:r>
-      <w:r>
-        <w:t xml:space="preserve">“</w:t>
-      </w:r>
-      <w:r>
-        <w:t xml:space="preserve">Bulldog</w:t>
-      </w:r>
-      <w:r>
-        <w:t xml:space="preserve">”</w:t>
-      </w:r>
-      <w:r>
-        <w:t xml:space="preserve"> </w:t>
-      </w:r>
-      <w:r>
-        <w:t xml:space="preserve">Ortega</w:t>
-      </w:r>
-    </w:p>
-    <w:p>
-      <w:pPr>
-        <w:pStyle w:val="FirstParagraph"/>
-      </w:pPr>
-      <w:r>
-        <w:rPr>
-          <w:iCs/>
-          <w:i/>
-        </w:rPr>
-        <w:t xml:space="preserve">Aegis pilot, Chicago wing, Aegis Pilot. Non-Operant (tier 0); Specialist.</w:t>
-      </w:r>
-      <w:r>
-        <w:t xml:space="preserve"> </w:t>
-      </w:r>
-      <w:r>
-        <w:t xml:space="preserve">Twelve years in the suit, three of them in Iraq. The AS-6’s new firmware came from a contractor nobody can trace, and lately the suit hesitates when he doesn’t.</w:t>
-      </w:r>
-    </w:p>
-    <w:p>
-      <w:pPr>
-        <w:numPr>
-          <w:ilvl w:val="0"/>
-          <w:numId w:val="1028"/>
-        </w:numPr>
-        <w:pStyle w:val="Compact"/>
-      </w:pPr>
-      <w:r>
-        <w:rPr>
-          <w:bCs/>
-          <w:b/>
-        </w:rPr>
-        <w:t xml:space="preserve">Attributes:</w:t>
-      </w:r>
-      <w:r>
-        <w:t xml:space="preserve"> </w:t>
-      </w:r>
-      <w:r>
-        <w:t xml:space="preserve">Body 12, Agility 13, Intellect 11, Presence 10, Will 10.</w:t>
-      </w:r>
-      <w:r>
-        <w:t xml:space="preserve"> </w:t>
-      </w:r>
-      <w:r>
-        <w:rPr>
-          <w:bCs/>
-          <w:b/>
-        </w:rPr>
-        <w:t xml:space="preserve">Dodge</w:t>
-      </w:r>
-      <w:r>
-        <w:t xml:space="preserve"> </w:t>
-      </w:r>
-      <w:r>
-        <w:t xml:space="preserve">12.</w:t>
-      </w:r>
-    </w:p>
-    <w:p>
-      <w:pPr>
-        <w:numPr>
-          <w:ilvl w:val="0"/>
-          <w:numId w:val="1028"/>
-        </w:numPr>
-        <w:pStyle w:val="Compact"/>
-      </w:pPr>
-      <w:r>
-        <w:rPr>
-          <w:bCs/>
-          <w:b/>
-        </w:rPr>
-        <w:t xml:space="preserve">Skills:</w:t>
-      </w:r>
-      <w:r>
-        <w:t xml:space="preserve"> </w:t>
-      </w:r>
-      <w:r>
-        <w:t xml:space="preserve">Piloting 18 (Expert). Trained: Firearms 14, Athletics 13, Brawling 13, Computers 12, Engineering 12, Law 12, Leadership 11, Read People 11.</w:t>
-      </w:r>
-    </w:p>
-    <w:p>
-      <w:pPr>
-        <w:numPr>
-          <w:ilvl w:val="0"/>
-          <w:numId w:val="1028"/>
-        </w:numPr>
-        <w:pStyle w:val="Compact"/>
-      </w:pPr>
-      <w:r>
-        <w:rPr>
-          <w:bCs/>
-          <w:b/>
-        </w:rPr>
-        <w:t xml:space="preserve">Edges:</w:t>
-      </w:r>
-      <w:r>
-        <w:t xml:space="preserve"> </w:t>
-      </w:r>
-      <w:r>
-        <w:t xml:space="preserve">+1 attribute point, Extra Trained skill, A friend, Extra Spark; a friend: a DIRE engineer who still owes him for Basra.</w:t>
-      </w:r>
-    </w:p>
-    <w:p>
-      <w:pPr>
-        <w:numPr>
-          <w:ilvl w:val="0"/>
-          <w:numId w:val="1028"/>
-        </w:numPr>
-        <w:pStyle w:val="Compact"/>
-      </w:pPr>
-      <w:r>
-        <w:rPr>
-          <w:bCs/>
-          <w:b/>
-        </w:rPr>
-        <w:t xml:space="preserve">Advantage:</w:t>
-      </w:r>
-      <w:r>
-        <w:t xml:space="preserve"> </w:t>
-      </w:r>
-      <w:r>
-        <w:t xml:space="preserve">Nerves of Steel (origin; companion: Ordinary Body).</w:t>
-      </w:r>
-      <w:r>
-        <w:t xml:space="preserve"> </w:t>
-      </w:r>
-      <w:r>
-        <w:rPr>
-          <w:bCs/>
-          <w:b/>
-        </w:rPr>
-        <w:t xml:space="preserve">Complication:</w:t>
-      </w:r>
-      <w:r>
-        <w:t xml:space="preserve"> </w:t>
-      </w:r>
-      <w:r>
-        <w:t xml:space="preserve">Orders; trigger: orders to stand down.</w:t>
-      </w:r>
-    </w:p>
-    <w:p>
-      <w:pPr>
-        <w:numPr>
-          <w:ilvl w:val="0"/>
-          <w:numId w:val="1028"/>
-        </w:numPr>
-        <w:pStyle w:val="Compact"/>
-      </w:pPr>
-      <w:r>
-        <w:rPr>
-          <w:bCs/>
-          <w:b/>
-        </w:rPr>
-        <w:t xml:space="preserve">Legal status:</w:t>
-      </w:r>
-      <w:r>
-        <w:t xml:space="preserve"> </w:t>
-      </w:r>
-      <w:r>
-        <w:t xml:space="preserve">Full Agent.</w:t>
-      </w:r>
-    </w:p>
-    <w:p>
-      <w:pPr>
-        <w:numPr>
-          <w:ilvl w:val="0"/>
-          <w:numId w:val="1028"/>
-        </w:numPr>
-        <w:pStyle w:val="Compact"/>
-      </w:pPr>
-      <w:r>
-        <w:rPr>
-          <w:bCs/>
-          <w:b/>
-        </w:rPr>
-        <w:t xml:space="preserve">Why I do this:</w:t>
-      </w:r>
-      <w:r>
-        <w:t xml:space="preserve"> </w:t>
-      </w:r>
-      <w:r>
-        <w:t xml:space="preserve">Someone has to stand between ordinary people and what’s out there.</w:t>
-      </w:r>
-      <w:r>
-        <w:t xml:space="preserve"> </w:t>
-      </w:r>
-      <w:r>
-        <w:rPr>
-          <w:bCs/>
-          <w:b/>
-        </w:rPr>
-        <w:t xml:space="preserve">Connection:</w:t>
-      </w:r>
-      <w:r>
-        <w:t xml:space="preserve"> </w:t>
-      </w:r>
-      <w:r>
-        <w:t xml:space="preserve">He flew cover for Rachel Kwan the night her partner vanished, and saw something he never put in the report.</w:t>
-      </w:r>
-    </w:p>
-    <w:bookmarkEnd w:id="109"/>
-    <w:bookmarkStart w:id="110" w:name="naomi-price"/>
-    <w:p>
-      <w:pPr>
-        <w:pStyle w:val="Heading2"/>
-      </w:pPr>
-      <w:r>
-        <w:t xml:space="preserve">Naomi Price</w:t>
-      </w:r>
-    </w:p>
-    <w:p>
-      <w:pPr>
-        <w:pStyle w:val="FirstParagraph"/>
-      </w:pPr>
-      <w:r>
-        <w:rPr>
-          <w:iCs/>
-          <w:i/>
-        </w:rPr>
-        <w:t xml:space="preserve">Daybreak, New Power Legion, Public Hero. Ambrosia (tier 3).</w:t>
-      </w:r>
-      <w:r>
-        <w:t xml:space="preserve"> </w:t>
-      </w:r>
-      <w:r>
-        <w:t xml:space="preserve">The Legion’s rising star, dosed with Ambrosia in a sponsor’s clinic at nineteen. Her sponsor owns her image, her schedule and, she’s starting to suspect, her secrets.</w:t>
       </w:r>
     </w:p>
     <w:p>
@@ -33659,7 +33964,7 @@
         <w:t xml:space="preserve"> </w:t>
       </w:r>
       <w:r>
-        <w:t xml:space="preserve">Body 13, Agility 9, Intellect 9, Presence 14, Will 10.</w:t>
+        <w:t xml:space="preserve">Body 10, Agility 10, Intellect 13, Presence 9, Will 13.</w:t>
       </w:r>
       <w:r>
         <w:t xml:space="preserve"> </w:t>
@@ -33675,7 +33980,7 @@
         <w:t xml:space="preserve"> </w:t>
       </w:r>
       <w:r>
-        <w:t xml:space="preserve">8.</w:t>
+        <w:t xml:space="preserve">9.</w:t>
       </w:r>
     </w:p>
     <w:p>
@@ -33697,7 +34002,7 @@
         <w:t xml:space="preserve"> </w:t>
       </w:r>
       <w:r>
-        <w:t xml:space="preserve">Media 17 (Specialty). Trained: Deception 15, Leadership 15, Persuasion 15, Athletics 14, Brawling 14, Powers 11, Read People 11, Law 10, Piloting 10.</w:t>
+        <w:t xml:space="preserve">Investigation 16 (Specialty). Trained: Computers 14, Law 14, Occult 14, Powers 14, Read People 14, Athletics 11, Brawling 11, Firearms 11, Persuasion 10.</w:t>
       </w:r>
     </w:p>
     <w:p>
@@ -33719,7 +34024,7 @@
         <w:t xml:space="preserve"> </w:t>
       </w:r>
       <w:r>
-        <w:t xml:space="preserve">Stronger Power.</w:t>
+        <w:t xml:space="preserve">Extra Spark, A friend; a friend: her missing partner’s last informant, who only talks to her.</w:t>
       </w:r>
     </w:p>
     <w:p>
@@ -33741,7 +34046,7 @@
         <w:t xml:space="preserve"> </w:t>
       </w:r>
       <w:r>
-        <w:t xml:space="preserve">Golden Ideal (origin; companion: The Anger).</w:t>
+        <w:t xml:space="preserve">The Voice Within (origin; companion: Two Minds).</w:t>
       </w:r>
       <w:r>
         <w:t xml:space="preserve"> </w:t>
@@ -33757,7 +34062,7 @@
         <w:t xml:space="preserve"> </w:t>
       </w:r>
       <w:r>
-        <w:t xml:space="preserve">Media Darling; trigger: a crowd with phones out.</w:t>
+        <w:t xml:space="preserve">Can’t Leave It Alone; trigger: a file that shouldn’t exist.</w:t>
       </w:r>
     </w:p>
     <w:p>
@@ -33779,7 +34084,7 @@
         <w:t xml:space="preserve"> </w:t>
       </w:r>
       <w:r>
-        <w:t xml:space="preserve">Strength IV, Flight II, Toughness I.</w:t>
+        <w:t xml:space="preserve">Force Field II, Mystic Sight I, Telepathy I.</w:t>
       </w:r>
     </w:p>
     <w:p>
@@ -33801,7 +34106,7 @@
         <w:t xml:space="preserve"> </w:t>
       </w:r>
       <w:r>
-        <w:t xml:space="preserve">Registered.</w:t>
+        <w:t xml:space="preserve">Full Agent.</w:t>
       </w:r>
     </w:p>
     <w:p>
@@ -33823,7 +34128,7 @@
         <w:t xml:space="preserve"> </w:t>
       </w:r>
       <w:r>
-        <w:t xml:space="preserve">The cameras love an Operant, and I love the cameras.</w:t>
+        <w:t xml:space="preserve">The law should mean something, for Operants and everyone else.</w:t>
       </w:r>
       <w:r>
         <w:t xml:space="preserve"> </w:t>
@@ -33839,17 +34144,35 @@
         <w:t xml:space="preserve"> </w:t>
       </w:r>
       <w:r>
-        <w:t xml:space="preserve">Static saved her from a Foundation snatch team on live TV, and vanished before the cameras turned.</w:t>
-      </w:r>
-    </w:p>
-    <w:bookmarkEnd w:id="110"/>
-    <w:bookmarkStart w:id="111" w:name="dr.-tobias-wren"/>
+        <w:t xml:space="preserve">Jess Calloway is the only reporter who asked about her missing partner. Kwan hasn’t decided whether to trust her.</w:t>
+      </w:r>
+    </w:p>
+    <w:bookmarkEnd w:id="109"/>
+    <w:bookmarkStart w:id="110" w:name="luis-bulldog-ortega"/>
     <w:p>
       <w:pPr>
         <w:pStyle w:val="Heading2"/>
       </w:pPr>
       <w:r>
-        <w:t xml:space="preserve">Dr. Tobias Wren</w:t>
+        <w:t xml:space="preserve">Luis</w:t>
+      </w:r>
+      <w:r>
+        <w:t xml:space="preserve"> </w:t>
+      </w:r>
+      <w:r>
+        <w:t xml:space="preserve">“</w:t>
+      </w:r>
+      <w:r>
+        <w:t xml:space="preserve">Bulldog</w:t>
+      </w:r>
+      <w:r>
+        <w:t xml:space="preserve">”</w:t>
+      </w:r>
+      <w:r>
+        <w:t xml:space="preserve"> </w:t>
+      </w:r>
+      <w:r>
+        <w:t xml:space="preserve">Ortega</w:t>
       </w:r>
     </w:p>
     <w:p>
@@ -33861,13 +34184,13 @@
           <w:iCs/>
           <w:i/>
         </w:rPr>
-        <w:t xml:space="preserve">Professor of comparative religion; Earth Warden, Occultist. Adept (tier 1); Specialist.</w:t>
-      </w:r>
-      <w:r>
-        <w:t xml:space="preserve"> </w:t>
-      </w:r>
-      <w:r>
-        <w:t xml:space="preserve">A collector of forbidden books who once traded a year of his life to something in Avalon for a translation. The year is coming due.</w:t>
+        <w:t xml:space="preserve">Aegis pilot, Chicago wing, Aegis Pilot. Non-Operant (tier 0); Specialist.</w:t>
+      </w:r>
+      <w:r>
+        <w:t xml:space="preserve"> </w:t>
+      </w:r>
+      <w:r>
+        <w:t xml:space="preserve">Twelve years in the suit, three of them in Iraq. The AS-6’s new firmware came from a contractor nobody can trace, and lately the suit hesitates when he doesn’t.</w:t>
       </w:r>
     </w:p>
     <w:p>
@@ -33889,7 +34212,7 @@
         <w:t xml:space="preserve"> </w:t>
       </w:r>
       <w:r>
-        <w:t xml:space="preserve">Body 9, Agility 10, Intellect 14, Presence 10, Will 13.</w:t>
+        <w:t xml:space="preserve">Body 12, Agility 13, Intellect 11, Presence 10, Will 10.</w:t>
       </w:r>
       <w:r>
         <w:t xml:space="preserve"> </w:t>
@@ -33905,7 +34228,7 @@
         <w:t xml:space="preserve"> </w:t>
       </w:r>
       <w:r>
-        <w:t xml:space="preserve">8.</w:t>
+        <w:t xml:space="preserve">12.</w:t>
       </w:r>
     </w:p>
     <w:p>
@@ -33927,7 +34250,7 @@
         <w:t xml:space="preserve"> </w:t>
       </w:r>
       <w:r>
-        <w:t xml:space="preserve">Powers 18 (Expert). Trained: Investigation 15, Law 15, Medicine 15, Occult 15, Science 15, Read People 14, Persuasion 11.</w:t>
+        <w:t xml:space="preserve">Piloting 18 (Expert). Trained: Firearms 14, Athletics 13, Brawling 13, Computers 12, Engineering 12, Law 12, Leadership 11, Read People 11.</w:t>
       </w:r>
     </w:p>
     <w:p>
@@ -33949,7 +34272,7 @@
         <w:t xml:space="preserve"> </w:t>
       </w:r>
       <w:r>
-        <w:t xml:space="preserve">+1 attribute point, A fine weapon or tool, Stronger Power; a fine tool: the Lammas Grimoire, annotated in four hands (+2 Occult).</w:t>
+        <w:t xml:space="preserve">+1 attribute point, Extra Trained skill, A friend, Extra Spark; a friend: a DIRE engineer who still owes him for Basra.</w:t>
       </w:r>
     </w:p>
     <w:p>
@@ -33971,7 +34294,7 @@
         <w:t xml:space="preserve"> </w:t>
       </w:r>
       <w:r>
-        <w:t xml:space="preserve">Ritualist (origin; companion: Obsessed).</w:t>
+        <w:t xml:space="preserve">Nerves of Steel (origin; companion: Ordinary Body).</w:t>
       </w:r>
       <w:r>
         <w:t xml:space="preserve"> </w:t>
@@ -33987,7 +34310,7 @@
         <w:t xml:space="preserve"> </w:t>
       </w:r>
       <w:r>
-        <w:t xml:space="preserve">Haunted; trigger: your bond demands something.</w:t>
+        <w:t xml:space="preserve">Orders; trigger: orders to stand down.</w:t>
       </w:r>
     </w:p>
     <w:p>
@@ -34003,13 +34326,13 @@
           <w:bCs/>
           <w:b/>
         </w:rPr>
-        <w:t xml:space="preserve">Powers:</w:t>
-      </w:r>
-      <w:r>
-        <w:t xml:space="preserve"> </w:t>
-      </w:r>
-      <w:r>
-        <w:t xml:space="preserve">Warding III, Mystic Sight I.</w:t>
+        <w:t xml:space="preserve">Legal status:</w:t>
+      </w:r>
+      <w:r>
+        <w:t xml:space="preserve"> </w:t>
+      </w:r>
+      <w:r>
+        <w:t xml:space="preserve">Full Agent.</w:t>
       </w:r>
     </w:p>
     <w:p>
@@ -34025,28 +34348,6 @@
           <w:bCs/>
           <w:b/>
         </w:rPr>
-        <w:t xml:space="preserve">Legal status:</w:t>
-      </w:r>
-      <w:r>
-        <w:t xml:space="preserve"> </w:t>
-      </w:r>
-      <w:r>
-        <w:t xml:space="preserve">Registered.</w:t>
-      </w:r>
-    </w:p>
-    <w:p>
-      <w:pPr>
-        <w:numPr>
-          <w:ilvl w:val="0"/>
-          <w:numId w:val="1030"/>
-        </w:numPr>
-        <w:pStyle w:val="Compact"/>
-      </w:pPr>
-      <w:r>
-        <w:rPr>
-          <w:bCs/>
-          <w:b/>
-        </w:rPr>
         <w:t xml:space="preserve">Why I do this:</w:t>
       </w:r>
       <w:r>
@@ -34069,17 +34370,17 @@
         <w:t xml:space="preserve"> </w:t>
       </w:r>
       <w:r>
-        <w:t xml:space="preserve">He taught Maeve Ashgrove’s handler, and was the one who recognized what Maeve really is.</w:t>
-      </w:r>
-    </w:p>
-    <w:bookmarkEnd w:id="111"/>
-    <w:bookmarkStart w:id="112" w:name="jess-calloway"/>
+        <w:t xml:space="preserve">He flew cover for Rachel Kwan the night her partner vanished, and saw something he never put in the report.</w:t>
+      </w:r>
+    </w:p>
+    <w:bookmarkEnd w:id="110"/>
+    <w:bookmarkStart w:id="111" w:name="naomi-price"/>
     <w:p>
       <w:pPr>
         <w:pStyle w:val="Heading2"/>
       </w:pPr>
       <w:r>
-        <w:t xml:space="preserve">Jess Calloway</w:t>
+        <w:t xml:space="preserve">Naomi Price</w:t>
       </w:r>
     </w:p>
     <w:p>
@@ -34091,13 +34392,13 @@
           <w:iCs/>
           <w:i/>
         </w:rPr>
-        <w:t xml:space="preserve">Freelance investigative reporter, Journalist. Touched (tier 2).</w:t>
-      </w:r>
-      <w:r>
-        <w:t xml:space="preserve"> </w:t>
-      </w:r>
-      <w:r>
-        <w:t xml:space="preserve">Touched a Raster Zero file in 2024 and saw the room it came from. Nobody knows she’s an Operant; she’s been pulling the thread ever since.</w:t>
+        <w:t xml:space="preserve">Daybreak, New Power Legion, Public Hero. Ambrosia (tier 3).</w:t>
+      </w:r>
+      <w:r>
+        <w:t xml:space="preserve"> </w:t>
+      </w:r>
+      <w:r>
+        <w:t xml:space="preserve">The Legion’s rising star, dosed with Ambrosia in a sponsor’s clinic at nineteen. Her sponsor owns her image, her schedule and, she’s starting to suspect, her secrets.</w:t>
       </w:r>
     </w:p>
     <w:p>
@@ -34119,7 +34420,7 @@
         <w:t xml:space="preserve"> </w:t>
       </w:r>
       <w:r>
-        <w:t xml:space="preserve">Body 10, Agility 11, Intellect 11, Presence 12, Will 12.</w:t>
+        <w:t xml:space="preserve">Body 13, Agility 9, Intellect 9, Presence 14, Will 10.</w:t>
       </w:r>
       <w:r>
         <w:t xml:space="preserve"> </w:t>
@@ -34135,7 +34436,7 @@
         <w:t xml:space="preserve"> </w:t>
       </w:r>
       <w:r>
-        <w:t xml:space="preserve">9.</w:t>
+        <w:t xml:space="preserve">8.</w:t>
       </w:r>
     </w:p>
     <w:p>
@@ -34157,7 +34458,7 @@
         <w:t xml:space="preserve"> </w:t>
       </w:r>
       <w:r>
-        <w:t xml:space="preserve">Investigation 14 (Specialty). Trained: Deception 13, Media 13, Persuasion 13, Powers 13, Read People 13, Streetwise 13, Computers 12, Law 12, Stealth 12.</w:t>
+        <w:t xml:space="preserve">Media 17 (Specialty). Trained: Deception 15, Leadership 15, Persuasion 15, Athletics 14, Brawling 14, Powers 11, Read People 11, Law 10, Piloting 10.</w:t>
       </w:r>
     </w:p>
     <w:p>
@@ -34179,7 +34480,7 @@
         <w:t xml:space="preserve"> </w:t>
       </w:r>
       <w:r>
-        <w:t xml:space="preserve">+1 attribute point, Extra Power.</w:t>
+        <w:t xml:space="preserve">Stronger Power.</w:t>
       </w:r>
     </w:p>
     <w:p>
@@ -34201,7 +34502,7 @@
         <w:t xml:space="preserve"> </w:t>
       </w:r>
       <w:r>
-        <w:t xml:space="preserve">The Glimpse (origin; companion: Cracked).</w:t>
+        <w:t xml:space="preserve">Golden Ideal (origin; companion: The Anger).</w:t>
       </w:r>
       <w:r>
         <w:t xml:space="preserve"> </w:t>
@@ -34217,7 +34518,7 @@
         <w:t xml:space="preserve"> </w:t>
       </w:r>
       <w:r>
-        <w:t xml:space="preserve">Secret Identity; trigger: someone close asks where you were.</w:t>
+        <w:t xml:space="preserve">Media Darling; trigger: a crowd with phones out.</w:t>
       </w:r>
     </w:p>
     <w:p>
@@ -34239,7 +34540,7 @@
         <w:t xml:space="preserve"> </w:t>
       </w:r>
       <w:r>
-        <w:t xml:space="preserve">Psychometry II, Precognition I, Empathy I, Enhanced Senses I.</w:t>
+        <w:t xml:space="preserve">Strength IV, Flight II, Toughness I.</w:t>
       </w:r>
     </w:p>
     <w:p>
@@ -34261,7 +34562,7 @@
         <w:t xml:space="preserve"> </w:t>
       </w:r>
       <w:r>
-        <w:t xml:space="preserve">Non-registered.</w:t>
+        <w:t xml:space="preserve">Registered.</w:t>
       </w:r>
     </w:p>
     <w:p>
@@ -34283,7 +34584,7 @@
         <w:t xml:space="preserve"> </w:t>
       </w:r>
       <w:r>
-        <w:t xml:space="preserve">There’s a story nobody’s telling. I’m going to tell it.</w:t>
+        <w:t xml:space="preserve">The cameras love an Operant, and I love the cameras.</w:t>
       </w:r>
       <w:r>
         <w:t xml:space="preserve"> </w:t>
@@ -34299,17 +34600,17 @@
         <w:t xml:space="preserve"> </w:t>
       </w:r>
       <w:r>
-        <w:t xml:space="preserve">Rachel Kwan’s missing partner was her source. She hasn’t told Kwan yet.</w:t>
-      </w:r>
-    </w:p>
-    <w:bookmarkEnd w:id="112"/>
-    <w:bookmarkStart w:id="113" w:name="subject-19"/>
+        <w:t xml:space="preserve">Static saved her from a Foundation snatch team on live TV, and vanished before the cameras turned.</w:t>
+      </w:r>
+    </w:p>
+    <w:bookmarkEnd w:id="111"/>
+    <w:bookmarkStart w:id="112" w:name="dr.-tobias-wren"/>
     <w:p>
       <w:pPr>
         <w:pStyle w:val="Heading2"/>
       </w:pPr>
       <w:r>
-        <w:t xml:space="preserve">Subject 19</w:t>
+        <w:t xml:space="preserve">Dr. Tobias Wren</w:t>
       </w:r>
     </w:p>
     <w:p>
@@ -34321,34 +34622,13 @@
           <w:iCs/>
           <w:i/>
         </w:rPr>
-        <w:t xml:space="preserve">“</w:t>
-      </w:r>
-      <w:r>
-        <w:rPr>
-          <w:iCs/>
-          <w:i/>
-        </w:rPr>
-        <w:t xml:space="preserve">Static</w:t>
-      </w:r>
-      <w:r>
-        <w:rPr>
-          <w:iCs/>
-          <w:i/>
-        </w:rPr>
-        <w:t xml:space="preserve">”</w:t>
-      </w:r>
-      <w:r>
-        <w:rPr>
-          <w:iCs/>
-          <w:i/>
-        </w:rPr>
-        <w:t xml:space="preserve">, escaped Foundation subject, Fugitive. Lab-made (tier 2).</w:t>
-      </w:r>
-      <w:r>
-        <w:t xml:space="preserve"> </w:t>
-      </w:r>
-      <w:r>
-        <w:t xml:space="preserve">Escaped a Foundation black lab a year ago with electric powers, no memory of a name, and a number tattooed on one wrist. Grachyov’s retrieval team is still looking.</w:t>
+        <w:t xml:space="preserve">Professor of comparative religion; Earth Warden, Occultist. Adept (tier 1); Specialist.</w:t>
+      </w:r>
+      <w:r>
+        <w:t xml:space="preserve"> </w:t>
+      </w:r>
+      <w:r>
+        <w:t xml:space="preserve">A collector of forbidden books who once traded a year of his life to something in Avalon for a translation. The year is coming due.</w:t>
       </w:r>
     </w:p>
     <w:p>
@@ -34370,7 +34650,7 @@
         <w:t xml:space="preserve"> </w:t>
       </w:r>
       <w:r>
-        <w:t xml:space="preserve">Body 12, Agility 13, Intellect 11, Presence 9, Will 10.</w:t>
+        <w:t xml:space="preserve">Body 9, Agility 10, Intellect 14, Presence 10, Will 13.</w:t>
       </w:r>
       <w:r>
         <w:t xml:space="preserve"> </w:t>
@@ -34386,7 +34666,7 @@
         <w:t xml:space="preserve"> </w:t>
       </w:r>
       <w:r>
-        <w:t xml:space="preserve">12.</w:t>
+        <w:t xml:space="preserve">8.</w:t>
       </w:r>
     </w:p>
     <w:p>
@@ -34408,7 +34688,7 @@
         <w:t xml:space="preserve"> </w:t>
       </w:r>
       <w:r>
-        <w:t xml:space="preserve">Powers 13 (Specialty). Trained: Piloting 14, Stealth 14, Athletics 13, Brawling 13, Computers 12, Engineering 12, Read People 11, Deception 10, Streetwise 10.</w:t>
+        <w:t xml:space="preserve">Powers 18 (Expert). Trained: Investigation 15, Law 15, Medicine 15, Occult 15, Science 15, Read People 14, Persuasion 11.</w:t>
       </w:r>
     </w:p>
     <w:p>
@@ -34430,7 +34710,7 @@
         <w:t xml:space="preserve"> </w:t>
       </w:r>
       <w:r>
-        <w:t xml:space="preserve">Extra Spark, Stronger Power.</w:t>
+        <w:t xml:space="preserve">+1 attribute point, A fine weapon or tool, Stronger Power; a fine tool: the Lammas Grimoire, annotated in four hands (+2 Occult).</w:t>
       </w:r>
     </w:p>
     <w:p>
@@ -34452,7 +34732,7 @@
         <w:t xml:space="preserve"> </w:t>
       </w:r>
       <w:r>
-        <w:t xml:space="preserve">Lab Instincts (origin; companion: Test Subject).</w:t>
+        <w:t xml:space="preserve">Ritualist (origin; companion: Obsessed).</w:t>
       </w:r>
       <w:r>
         <w:t xml:space="preserve"> </w:t>
@@ -34468,7 +34748,7 @@
         <w:t xml:space="preserve"> </w:t>
       </w:r>
       <w:r>
-        <w:t xml:space="preserve">Hunted by a Lab; trigger: a van with no plates outside.</w:t>
+        <w:t xml:space="preserve">Haunted; trigger: your bond demands something.</w:t>
       </w:r>
     </w:p>
     <w:p>
@@ -34490,7 +34770,7 @@
         <w:t xml:space="preserve"> </w:t>
       </w:r>
       <w:r>
-        <w:t xml:space="preserve">Blast III, Speed I, Technopathy I.</w:t>
+        <w:t xml:space="preserve">Warding III, Mystic Sight I.</w:t>
       </w:r>
     </w:p>
     <w:p>
@@ -34512,7 +34792,7 @@
         <w:t xml:space="preserve"> </w:t>
       </w:r>
       <w:r>
-        <w:t xml:space="preserve">Non-registered.</w:t>
+        <w:t xml:space="preserve">Registered.</w:t>
       </w:r>
     </w:p>
     <w:p>
@@ -34534,7 +34814,7 @@
         <w:t xml:space="preserve"> </w:t>
       </w:r>
       <w:r>
-        <w:t xml:space="preserve">No lab, no registry and no government owns me.</w:t>
+        <w:t xml:space="preserve">Someone has to stand between ordinary people and what’s out there.</w:t>
       </w:r>
       <w:r>
         <w:t xml:space="preserve"> </w:t>
@@ -34550,17 +34830,17 @@
         <w:t xml:space="preserve"> </w:t>
       </w:r>
       <w:r>
-        <w:t xml:space="preserve">Saved Daybreak from a Foundation snatch team on live TV, and ran before the cameras turned.</w:t>
-      </w:r>
-    </w:p>
-    <w:bookmarkEnd w:id="113"/>
-    <w:bookmarkStart w:id="114" w:name="maeve-ashgrove"/>
+        <w:t xml:space="preserve">He taught Maeve Ashgrove’s handler, and was the one who recognized what Maeve really is.</w:t>
+      </w:r>
+    </w:p>
+    <w:bookmarkEnd w:id="112"/>
+    <w:bookmarkStart w:id="113" w:name="jess-calloway"/>
     <w:p>
       <w:pPr>
         <w:pStyle w:val="Heading2"/>
       </w:pPr>
       <w:r>
-        <w:t xml:space="preserve">Maeve Ashgrove</w:t>
+        <w:t xml:space="preserve">Jess Calloway</w:t>
       </w:r>
     </w:p>
     <w:p>
@@ -34572,13 +34852,13 @@
           <w:iCs/>
           <w:i/>
         </w:rPr>
-        <w:t xml:space="preserve">Cat burglar, on an ExLAW deal, Thief. Otherworlder (tier 2).</w:t>
-      </w:r>
-      <w:r>
-        <w:t xml:space="preserve"> </w:t>
-      </w:r>
-      <w:r>
-        <w:t xml:space="preserve">A fey-born thief from Avalon, caught stealing from a Morcain vault and handed to ExLAW. She works off her sentence; her handler is the only one who knows where she came from.</w:t>
+        <w:t xml:space="preserve">Freelance investigative reporter, Journalist. Touched (tier 2).</w:t>
+      </w:r>
+      <w:r>
+        <w:t xml:space="preserve"> </w:t>
+      </w:r>
+      <w:r>
+        <w:t xml:space="preserve">Touched a Raster Zero file in 2024 and saw the room it came from. Nobody knows she’s an Operant; she’s been pulling the thread ever since.</w:t>
       </w:r>
     </w:p>
     <w:p>
@@ -34600,7 +34880,7 @@
         <w:t xml:space="preserve"> </w:t>
       </w:r>
       <w:r>
-        <w:t xml:space="preserve">Body 10, Agility 14, Intellect 11, Presence 11, Will 9.</w:t>
+        <w:t xml:space="preserve">Body 10, Agility 11, Intellect 11, Presence 12, Will 12.</w:t>
       </w:r>
       <w:r>
         <w:t xml:space="preserve"> </w:t>
@@ -34616,7 +34896,7 @@
         <w:t xml:space="preserve"> </w:t>
       </w:r>
       <w:r>
-        <w:t xml:space="preserve">13.</w:t>
+        <w:t xml:space="preserve">9.</w:t>
       </w:r>
     </w:p>
     <w:p>
@@ -34638,7 +34918,7 @@
         <w:t xml:space="preserve"> </w:t>
       </w:r>
       <w:r>
-        <w:t xml:space="preserve">Stealth 17 (Specialty). Trained: Melee 15, Deception 12, Engineering 12, Occult 12, Persuasion 12, Streetwise 12, Athletics 11, Powers 10, Read People 10.</w:t>
+        <w:t xml:space="preserve">Investigation 14 (Specialty). Trained: Deception 13, Media 13, Persuasion 13, Powers 13, Read People 13, Streetwise 13, Computers 12, Law 12, Stealth 12.</w:t>
       </w:r>
     </w:p>
     <w:p>
@@ -34660,7 +34940,7 @@
         <w:t xml:space="preserve"> </w:t>
       </w:r>
       <w:r>
-        <w:t xml:space="preserve">A friend, Extra Spark; a friend: her ExLAW handler, Agent Dorsey, who covers for her more than he should.</w:t>
+        <w:t xml:space="preserve">+1 attribute point, Extra Power.</w:t>
       </w:r>
     </w:p>
     <w:p>
@@ -34682,7 +34962,7 @@
         <w:t xml:space="preserve"> </w:t>
       </w:r>
       <w:r>
-        <w:t xml:space="preserve">Inhuman Grace (origin; companion: Exile).</w:t>
+        <w:t xml:space="preserve">The Glimpse (origin; companion: Cracked).</w:t>
       </w:r>
       <w:r>
         <w:t xml:space="preserve"> </w:t>
@@ -34698,7 +34978,7 @@
         <w:t xml:space="preserve"> </w:t>
       </w:r>
       <w:r>
-        <w:t xml:space="preserve">Outsider; trigger: a form that asks for papers you don’t have.</w:t>
+        <w:t xml:space="preserve">Secret Identity; trigger: someone close asks where you were.</w:t>
       </w:r>
     </w:p>
     <w:p>
@@ -34720,7 +35000,7 @@
         <w:t xml:space="preserve"> </w:t>
       </w:r>
       <w:r>
-        <w:t xml:space="preserve">Invisibility II, Phasing I, Illusion I.</w:t>
+        <w:t xml:space="preserve">Psychometry II, Precognition I, Empathy I, Enhanced Senses I.</w:t>
       </w:r>
     </w:p>
     <w:p>
@@ -34742,7 +35022,7 @@
         <w:t xml:space="preserve"> </w:t>
       </w:r>
       <w:r>
-        <w:t xml:space="preserve">Convict.</w:t>
+        <w:t xml:space="preserve">Non-registered.</w:t>
       </w:r>
     </w:p>
     <w:p>
@@ -34764,6 +35044,257 @@
         <w:t xml:space="preserve"> </w:t>
       </w:r>
       <w:r>
+        <w:t xml:space="preserve">There’s a story nobody’s telling. I’m going to tell it.</w:t>
+      </w:r>
+      <w:r>
+        <w:t xml:space="preserve"> </w:t>
+      </w:r>
+      <w:r>
+        <w:rPr>
+          <w:bCs/>
+          <w:b/>
+        </w:rPr>
+        <w:t xml:space="preserve">Connection:</w:t>
+      </w:r>
+      <w:r>
+        <w:t xml:space="preserve"> </w:t>
+      </w:r>
+      <w:r>
+        <w:t xml:space="preserve">Rachel Kwan’s missing partner was her source. She hasn’t told Kwan yet.</w:t>
+      </w:r>
+    </w:p>
+    <w:bookmarkEnd w:id="113"/>
+    <w:bookmarkStart w:id="114" w:name="subject-19"/>
+    <w:p>
+      <w:pPr>
+        <w:pStyle w:val="Heading2"/>
+      </w:pPr>
+      <w:r>
+        <w:t xml:space="preserve">Subject 19</w:t>
+      </w:r>
+    </w:p>
+    <w:p>
+      <w:pPr>
+        <w:pStyle w:val="FirstParagraph"/>
+      </w:pPr>
+      <w:r>
+        <w:rPr>
+          <w:iCs/>
+          <w:i/>
+        </w:rPr>
+        <w:t xml:space="preserve">“</w:t>
+      </w:r>
+      <w:r>
+        <w:rPr>
+          <w:iCs/>
+          <w:i/>
+        </w:rPr>
+        <w:t xml:space="preserve">Static</w:t>
+      </w:r>
+      <w:r>
+        <w:rPr>
+          <w:iCs/>
+          <w:i/>
+        </w:rPr>
+        <w:t xml:space="preserve">”</w:t>
+      </w:r>
+      <w:r>
+        <w:rPr>
+          <w:iCs/>
+          <w:i/>
+        </w:rPr>
+        <w:t xml:space="preserve">, escaped Foundation subject, Fugitive. Lab-made (tier 2).</w:t>
+      </w:r>
+      <w:r>
+        <w:t xml:space="preserve"> </w:t>
+      </w:r>
+      <w:r>
+        <w:t xml:space="preserve">Escaped a Foundation black lab a year ago with electric powers, no memory of a name, and a number tattooed on one wrist. Grachyov’s retrieval team is still looking.</w:t>
+      </w:r>
+    </w:p>
+    <w:p>
+      <w:pPr>
+        <w:numPr>
+          <w:ilvl w:val="0"/>
+          <w:numId w:val="1034"/>
+        </w:numPr>
+        <w:pStyle w:val="Compact"/>
+      </w:pPr>
+      <w:r>
+        <w:rPr>
+          <w:bCs/>
+          <w:b/>
+        </w:rPr>
+        <w:t xml:space="preserve">Attributes:</w:t>
+      </w:r>
+      <w:r>
+        <w:t xml:space="preserve"> </w:t>
+      </w:r>
+      <w:r>
+        <w:t xml:space="preserve">Body 12, Agility 13, Intellect 11, Presence 9, Will 10.</w:t>
+      </w:r>
+      <w:r>
+        <w:t xml:space="preserve"> </w:t>
+      </w:r>
+      <w:r>
+        <w:rPr>
+          <w:bCs/>
+          <w:b/>
+        </w:rPr>
+        <w:t xml:space="preserve">Dodge</w:t>
+      </w:r>
+      <w:r>
+        <w:t xml:space="preserve"> </w:t>
+      </w:r>
+      <w:r>
+        <w:t xml:space="preserve">12.</w:t>
+      </w:r>
+    </w:p>
+    <w:p>
+      <w:pPr>
+        <w:numPr>
+          <w:ilvl w:val="0"/>
+          <w:numId w:val="1034"/>
+        </w:numPr>
+        <w:pStyle w:val="Compact"/>
+      </w:pPr>
+      <w:r>
+        <w:rPr>
+          <w:bCs/>
+          <w:b/>
+        </w:rPr>
+        <w:t xml:space="preserve">Skills:</w:t>
+      </w:r>
+      <w:r>
+        <w:t xml:space="preserve"> </w:t>
+      </w:r>
+      <w:r>
+        <w:t xml:space="preserve">Powers 13 (Specialty). Trained: Piloting 14, Stealth 14, Athletics 13, Brawling 13, Computers 12, Engineering 12, Read People 11, Deception 10, Streetwise 10.</w:t>
+      </w:r>
+    </w:p>
+    <w:p>
+      <w:pPr>
+        <w:numPr>
+          <w:ilvl w:val="0"/>
+          <w:numId w:val="1034"/>
+        </w:numPr>
+        <w:pStyle w:val="Compact"/>
+      </w:pPr>
+      <w:r>
+        <w:rPr>
+          <w:bCs/>
+          <w:b/>
+        </w:rPr>
+        <w:t xml:space="preserve">Edges:</w:t>
+      </w:r>
+      <w:r>
+        <w:t xml:space="preserve"> </w:t>
+      </w:r>
+      <w:r>
+        <w:t xml:space="preserve">Extra Spark, Stronger Power.</w:t>
+      </w:r>
+    </w:p>
+    <w:p>
+      <w:pPr>
+        <w:numPr>
+          <w:ilvl w:val="0"/>
+          <w:numId w:val="1034"/>
+        </w:numPr>
+        <w:pStyle w:val="Compact"/>
+      </w:pPr>
+      <w:r>
+        <w:rPr>
+          <w:bCs/>
+          <w:b/>
+        </w:rPr>
+        <w:t xml:space="preserve">Advantage:</w:t>
+      </w:r>
+      <w:r>
+        <w:t xml:space="preserve"> </w:t>
+      </w:r>
+      <w:r>
+        <w:t xml:space="preserve">Lab Instincts (origin; companion: Test Subject).</w:t>
+      </w:r>
+      <w:r>
+        <w:t xml:space="preserve"> </w:t>
+      </w:r>
+      <w:r>
+        <w:rPr>
+          <w:bCs/>
+          <w:b/>
+        </w:rPr>
+        <w:t xml:space="preserve">Complication:</w:t>
+      </w:r>
+      <w:r>
+        <w:t xml:space="preserve"> </w:t>
+      </w:r>
+      <w:r>
+        <w:t xml:space="preserve">Hunted by a Lab; trigger: a van with no plates outside.</w:t>
+      </w:r>
+    </w:p>
+    <w:p>
+      <w:pPr>
+        <w:numPr>
+          <w:ilvl w:val="0"/>
+          <w:numId w:val="1034"/>
+        </w:numPr>
+        <w:pStyle w:val="Compact"/>
+      </w:pPr>
+      <w:r>
+        <w:rPr>
+          <w:bCs/>
+          <w:b/>
+        </w:rPr>
+        <w:t xml:space="preserve">Powers:</w:t>
+      </w:r>
+      <w:r>
+        <w:t xml:space="preserve"> </w:t>
+      </w:r>
+      <w:r>
+        <w:t xml:space="preserve">Blast III, Speed I, Technopathy I.</w:t>
+      </w:r>
+    </w:p>
+    <w:p>
+      <w:pPr>
+        <w:numPr>
+          <w:ilvl w:val="0"/>
+          <w:numId w:val="1034"/>
+        </w:numPr>
+        <w:pStyle w:val="Compact"/>
+      </w:pPr>
+      <w:r>
+        <w:rPr>
+          <w:bCs/>
+          <w:b/>
+        </w:rPr>
+        <w:t xml:space="preserve">Legal status:</w:t>
+      </w:r>
+      <w:r>
+        <w:t xml:space="preserve"> </w:t>
+      </w:r>
+      <w:r>
+        <w:t xml:space="preserve">Non-registered.</w:t>
+      </w:r>
+    </w:p>
+    <w:p>
+      <w:pPr>
+        <w:numPr>
+          <w:ilvl w:val="0"/>
+          <w:numId w:val="1034"/>
+        </w:numPr>
+        <w:pStyle w:val="Compact"/>
+      </w:pPr>
+      <w:r>
+        <w:rPr>
+          <w:bCs/>
+          <w:b/>
+        </w:rPr>
+        <w:t xml:space="preserve">Why I do this:</w:t>
+      </w:r>
+      <w:r>
+        <w:t xml:space="preserve"> </w:t>
+      </w:r>
+      <w:r>
         <w:t xml:space="preserve">No lab, no registry and no government owns me.</w:t>
       </w:r>
       <w:r>
@@ -34780,12 +35311,242 @@
         <w:t xml:space="preserve"> </w:t>
       </w:r>
       <w:r>
+        <w:t xml:space="preserve">Saved Daybreak from a Foundation snatch team on live TV, and ran before the cameras turned.</w:t>
+      </w:r>
+    </w:p>
+    <w:bookmarkEnd w:id="114"/>
+    <w:bookmarkStart w:id="115" w:name="maeve-ashgrove"/>
+    <w:p>
+      <w:pPr>
+        <w:pStyle w:val="Heading2"/>
+      </w:pPr>
+      <w:r>
+        <w:t xml:space="preserve">Maeve Ashgrove</w:t>
+      </w:r>
+    </w:p>
+    <w:p>
+      <w:pPr>
+        <w:pStyle w:val="FirstParagraph"/>
+      </w:pPr>
+      <w:r>
+        <w:rPr>
+          <w:iCs/>
+          <w:i/>
+        </w:rPr>
+        <w:t xml:space="preserve">Cat burglar, on an ExLAW deal, Thief. Otherworlder (tier 2).</w:t>
+      </w:r>
+      <w:r>
+        <w:t xml:space="preserve"> </w:t>
+      </w:r>
+      <w:r>
+        <w:t xml:space="preserve">A fey-born thief from Avalon, caught stealing from a Morcain vault and handed to ExLAW. She works off her sentence; her handler is the only one who knows where she came from.</w:t>
+      </w:r>
+    </w:p>
+    <w:p>
+      <w:pPr>
+        <w:numPr>
+          <w:ilvl w:val="0"/>
+          <w:numId w:val="1035"/>
+        </w:numPr>
+        <w:pStyle w:val="Compact"/>
+      </w:pPr>
+      <w:r>
+        <w:rPr>
+          <w:bCs/>
+          <w:b/>
+        </w:rPr>
+        <w:t xml:space="preserve">Attributes:</w:t>
+      </w:r>
+      <w:r>
+        <w:t xml:space="preserve"> </w:t>
+      </w:r>
+      <w:r>
+        <w:t xml:space="preserve">Body 10, Agility 14, Intellect 11, Presence 11, Will 9.</w:t>
+      </w:r>
+      <w:r>
+        <w:t xml:space="preserve"> </w:t>
+      </w:r>
+      <w:r>
+        <w:rPr>
+          <w:bCs/>
+          <w:b/>
+        </w:rPr>
+        <w:t xml:space="preserve">Dodge</w:t>
+      </w:r>
+      <w:r>
+        <w:t xml:space="preserve"> </w:t>
+      </w:r>
+      <w:r>
+        <w:t xml:space="preserve">13.</w:t>
+      </w:r>
+    </w:p>
+    <w:p>
+      <w:pPr>
+        <w:numPr>
+          <w:ilvl w:val="0"/>
+          <w:numId w:val="1035"/>
+        </w:numPr>
+        <w:pStyle w:val="Compact"/>
+      </w:pPr>
+      <w:r>
+        <w:rPr>
+          <w:bCs/>
+          <w:b/>
+        </w:rPr>
+        <w:t xml:space="preserve">Skills:</w:t>
+      </w:r>
+      <w:r>
+        <w:t xml:space="preserve"> </w:t>
+      </w:r>
+      <w:r>
+        <w:t xml:space="preserve">Stealth 17 (Specialty). Trained: Melee 15, Deception 12, Engineering 12, Occult 12, Persuasion 12, Streetwise 12, Athletics 11, Powers 10, Read People 10.</w:t>
+      </w:r>
+    </w:p>
+    <w:p>
+      <w:pPr>
+        <w:numPr>
+          <w:ilvl w:val="0"/>
+          <w:numId w:val="1035"/>
+        </w:numPr>
+        <w:pStyle w:val="Compact"/>
+      </w:pPr>
+      <w:r>
+        <w:rPr>
+          <w:bCs/>
+          <w:b/>
+        </w:rPr>
+        <w:t xml:space="preserve">Edges:</w:t>
+      </w:r>
+      <w:r>
+        <w:t xml:space="preserve"> </w:t>
+      </w:r>
+      <w:r>
+        <w:t xml:space="preserve">A friend, Extra Spark; a friend: her ExLAW handler, Agent Dorsey, who covers for her more than he should.</w:t>
+      </w:r>
+    </w:p>
+    <w:p>
+      <w:pPr>
+        <w:numPr>
+          <w:ilvl w:val="0"/>
+          <w:numId w:val="1035"/>
+        </w:numPr>
+        <w:pStyle w:val="Compact"/>
+      </w:pPr>
+      <w:r>
+        <w:rPr>
+          <w:bCs/>
+          <w:b/>
+        </w:rPr>
+        <w:t xml:space="preserve">Advantage:</w:t>
+      </w:r>
+      <w:r>
+        <w:t xml:space="preserve"> </w:t>
+      </w:r>
+      <w:r>
+        <w:t xml:space="preserve">Inhuman Grace (origin; companion: Exile).</w:t>
+      </w:r>
+      <w:r>
+        <w:t xml:space="preserve"> </w:t>
+      </w:r>
+      <w:r>
+        <w:rPr>
+          <w:bCs/>
+          <w:b/>
+        </w:rPr>
+        <w:t xml:space="preserve">Complication:</w:t>
+      </w:r>
+      <w:r>
+        <w:t xml:space="preserve"> </w:t>
+      </w:r>
+      <w:r>
+        <w:t xml:space="preserve">Outsider; trigger: a form that asks for papers you don’t have.</w:t>
+      </w:r>
+    </w:p>
+    <w:p>
+      <w:pPr>
+        <w:numPr>
+          <w:ilvl w:val="0"/>
+          <w:numId w:val="1035"/>
+        </w:numPr>
+        <w:pStyle w:val="Compact"/>
+      </w:pPr>
+      <w:r>
+        <w:rPr>
+          <w:bCs/>
+          <w:b/>
+        </w:rPr>
+        <w:t xml:space="preserve">Powers:</w:t>
+      </w:r>
+      <w:r>
+        <w:t xml:space="preserve"> </w:t>
+      </w:r>
+      <w:r>
+        <w:t xml:space="preserve">Invisibility II, Phasing I, Illusion I.</w:t>
+      </w:r>
+    </w:p>
+    <w:p>
+      <w:pPr>
+        <w:numPr>
+          <w:ilvl w:val="0"/>
+          <w:numId w:val="1035"/>
+        </w:numPr>
+        <w:pStyle w:val="Compact"/>
+      </w:pPr>
+      <w:r>
+        <w:rPr>
+          <w:bCs/>
+          <w:b/>
+        </w:rPr>
+        <w:t xml:space="preserve">Legal status:</w:t>
+      </w:r>
+      <w:r>
+        <w:t xml:space="preserve"> </w:t>
+      </w:r>
+      <w:r>
+        <w:t xml:space="preserve">Convict.</w:t>
+      </w:r>
+    </w:p>
+    <w:p>
+      <w:pPr>
+        <w:numPr>
+          <w:ilvl w:val="0"/>
+          <w:numId w:val="1035"/>
+        </w:numPr>
+        <w:pStyle w:val="Compact"/>
+      </w:pPr>
+      <w:r>
+        <w:rPr>
+          <w:bCs/>
+          <w:b/>
+        </w:rPr>
+        <w:t xml:space="preserve">Why I do this:</w:t>
+      </w:r>
+      <w:r>
+        <w:t xml:space="preserve"> </w:t>
+      </w:r>
+      <w:r>
+        <w:t xml:space="preserve">No lab, no registry and no government owns me.</w:t>
+      </w:r>
+      <w:r>
+        <w:t xml:space="preserve"> </w:t>
+      </w:r>
+      <w:r>
+        <w:rPr>
+          <w:bCs/>
+          <w:b/>
+        </w:rPr>
+        <w:t xml:space="preserve">Connection:</w:t>
+      </w:r>
+      <w:r>
+        <w:t xml:space="preserve"> </w:t>
+      </w:r>
+      <w:r>
         <w:t xml:space="preserve">Dr. Tobias Wren saw through her glamour the first day. He’s kept her secret; she wonders what it’ll cost.</w:t>
       </w:r>
     </w:p>
-    <w:bookmarkEnd w:id="114"/>
     <w:bookmarkEnd w:id="115"/>
-    <w:bookmarkStart w:id="116" w:name="advantages"/>
+    <w:bookmarkEnd w:id="116"/>
+    <w:bookmarkStart w:id="117" w:name="advantages"/>
     <w:p>
       <w:pPr>
         <w:pStyle w:val="Heading1"/>
@@ -35639,8 +36400,8 @@
         <w:t xml:space="preserve">complication unless the GM agrees otherwise. Origin advantages (in each origin’s entry) are often the most flavorful choice for an Operant.</w:t>
       </w:r>
     </w:p>
-    <w:bookmarkEnd w:id="116"/>
-    <w:bookmarkStart w:id="127" w:name="origins"/>
+    <w:bookmarkEnd w:id="117"/>
+    <w:bookmarkStart w:id="128" w:name="origins"/>
     <w:p>
       <w:pPr>
         <w:pStyle w:val="Heading1"/>
@@ -36378,7 +37139,7 @@
         </w:tc>
       </w:tr>
     </w:tbl>
-    <w:bookmarkStart w:id="117" w:name="non-operant"/>
+    <w:bookmarkStart w:id="118" w:name="non-operant"/>
     <w:p>
       <w:pPr>
         <w:pStyle w:val="Heading2"/>
@@ -36423,7 +37184,7 @@
       <w:pPr>
         <w:numPr>
           <w:ilvl w:val="0"/>
-          <w:numId w:val="1034"/>
+          <w:numId w:val="1036"/>
         </w:numPr>
         <w:pStyle w:val="Compact"/>
       </w:pPr>
@@ -36435,7 +37196,7 @@
       <w:pPr>
         <w:numPr>
           <w:ilvl w:val="0"/>
-          <w:numId w:val="1034"/>
+          <w:numId w:val="1036"/>
         </w:numPr>
         <w:pStyle w:val="Compact"/>
       </w:pPr>
@@ -36727,8 +37488,8 @@
         </w:tc>
       </w:tr>
     </w:tbl>
-    <w:bookmarkEnd w:id="117"/>
-    <w:bookmarkStart w:id="118" w:name="adept"/>
+    <w:bookmarkEnd w:id="118"/>
+    <w:bookmarkStart w:id="119" w:name="adept"/>
     <w:p>
       <w:pPr>
         <w:pStyle w:val="Heading2"/>
@@ -36773,7 +37534,7 @@
       <w:pPr>
         <w:numPr>
           <w:ilvl w:val="0"/>
-          <w:numId w:val="1035"/>
+          <w:numId w:val="1037"/>
         </w:numPr>
         <w:pStyle w:val="Compact"/>
       </w:pPr>
@@ -36785,7 +37546,7 @@
       <w:pPr>
         <w:numPr>
           <w:ilvl w:val="0"/>
-          <w:numId w:val="1035"/>
+          <w:numId w:val="1037"/>
         </w:numPr>
         <w:pStyle w:val="Compact"/>
       </w:pPr>
@@ -36797,7 +37558,7 @@
       <w:pPr>
         <w:numPr>
           <w:ilvl w:val="0"/>
-          <w:numId w:val="1035"/>
+          <w:numId w:val="1037"/>
         </w:numPr>
         <w:pStyle w:val="Compact"/>
       </w:pPr>
@@ -37089,8 +37850,8 @@
         </w:tc>
       </w:tr>
     </w:tbl>
-    <w:bookmarkEnd w:id="118"/>
-    <w:bookmarkStart w:id="119" w:name="aurora-born"/>
+    <w:bookmarkEnd w:id="119"/>
+    <w:bookmarkStart w:id="120" w:name="aurora-born"/>
     <w:p>
       <w:pPr>
         <w:pStyle w:val="Heading2"/>
@@ -37135,7 +37896,7 @@
       <w:pPr>
         <w:numPr>
           <w:ilvl w:val="0"/>
-          <w:numId w:val="1036"/>
+          <w:numId w:val="1038"/>
         </w:numPr>
         <w:pStyle w:val="Compact"/>
       </w:pPr>
@@ -37147,7 +37908,7 @@
       <w:pPr>
         <w:numPr>
           <w:ilvl w:val="0"/>
-          <w:numId w:val="1036"/>
+          <w:numId w:val="1038"/>
         </w:numPr>
         <w:pStyle w:val="Compact"/>
       </w:pPr>
@@ -37439,8 +38200,8 @@
         </w:tc>
       </w:tr>
     </w:tbl>
-    <w:bookmarkEnd w:id="119"/>
-    <w:bookmarkStart w:id="120" w:name="bonded"/>
+    <w:bookmarkEnd w:id="120"/>
+    <w:bookmarkStart w:id="121" w:name="bonded"/>
     <w:p>
       <w:pPr>
         <w:pStyle w:val="Heading2"/>
@@ -37485,7 +38246,7 @@
       <w:pPr>
         <w:numPr>
           <w:ilvl w:val="0"/>
-          <w:numId w:val="1037"/>
+          <w:numId w:val="1039"/>
         </w:numPr>
         <w:pStyle w:val="Compact"/>
       </w:pPr>
@@ -37497,7 +38258,7 @@
       <w:pPr>
         <w:numPr>
           <w:ilvl w:val="0"/>
-          <w:numId w:val="1037"/>
+          <w:numId w:val="1039"/>
         </w:numPr>
         <w:pStyle w:val="Compact"/>
       </w:pPr>
@@ -37509,7 +38270,7 @@
       <w:pPr>
         <w:numPr>
           <w:ilvl w:val="0"/>
-          <w:numId w:val="1037"/>
+          <w:numId w:val="1039"/>
         </w:numPr>
         <w:pStyle w:val="Compact"/>
       </w:pPr>
@@ -37801,8 +38562,8 @@
         </w:tc>
       </w:tr>
     </w:tbl>
-    <w:bookmarkEnd w:id="120"/>
-    <w:bookmarkStart w:id="121" w:name="lab-made"/>
+    <w:bookmarkEnd w:id="121"/>
+    <w:bookmarkStart w:id="122" w:name="lab-made"/>
     <w:p>
       <w:pPr>
         <w:pStyle w:val="Heading2"/>
@@ -37847,7 +38608,7 @@
       <w:pPr>
         <w:numPr>
           <w:ilvl w:val="0"/>
-          <w:numId w:val="1038"/>
+          <w:numId w:val="1040"/>
         </w:numPr>
         <w:pStyle w:val="Compact"/>
       </w:pPr>
@@ -37859,7 +38620,7 @@
       <w:pPr>
         <w:numPr>
           <w:ilvl w:val="0"/>
-          <w:numId w:val="1038"/>
+          <w:numId w:val="1040"/>
         </w:numPr>
         <w:pStyle w:val="Compact"/>
       </w:pPr>
@@ -38151,8 +38912,8 @@
         </w:tc>
       </w:tr>
     </w:tbl>
-    <w:bookmarkEnd w:id="121"/>
-    <w:bookmarkStart w:id="122" w:name="otherworlder"/>
+    <w:bookmarkEnd w:id="122"/>
+    <w:bookmarkStart w:id="123" w:name="otherworlder"/>
     <w:p>
       <w:pPr>
         <w:pStyle w:val="Heading2"/>
@@ -38197,7 +38958,7 @@
       <w:pPr>
         <w:numPr>
           <w:ilvl w:val="0"/>
-          <w:numId w:val="1039"/>
+          <w:numId w:val="1041"/>
         </w:numPr>
         <w:pStyle w:val="Compact"/>
       </w:pPr>
@@ -38209,7 +38970,7 @@
       <w:pPr>
         <w:numPr>
           <w:ilvl w:val="0"/>
-          <w:numId w:val="1039"/>
+          <w:numId w:val="1041"/>
         </w:numPr>
         <w:pStyle w:val="Compact"/>
       </w:pPr>
@@ -38501,8 +39262,8 @@
         </w:tc>
       </w:tr>
     </w:tbl>
-    <w:bookmarkEnd w:id="122"/>
-    <w:bookmarkStart w:id="123" w:name="shadow-earth-defector"/>
+    <w:bookmarkEnd w:id="123"/>
+    <w:bookmarkStart w:id="124" w:name="shadow-earth-defector"/>
     <w:p>
       <w:pPr>
         <w:pStyle w:val="Heading2"/>
@@ -38547,7 +39308,7 @@
       <w:pPr>
         <w:numPr>
           <w:ilvl w:val="0"/>
-          <w:numId w:val="1040"/>
+          <w:numId w:val="1042"/>
         </w:numPr>
         <w:pStyle w:val="Compact"/>
       </w:pPr>
@@ -38559,7 +39320,7 @@
       <w:pPr>
         <w:numPr>
           <w:ilvl w:val="0"/>
-          <w:numId w:val="1040"/>
+          <w:numId w:val="1042"/>
         </w:numPr>
         <w:pStyle w:val="Compact"/>
       </w:pPr>
@@ -38571,7 +39332,7 @@
       <w:pPr>
         <w:numPr>
           <w:ilvl w:val="0"/>
-          <w:numId w:val="1040"/>
+          <w:numId w:val="1042"/>
         </w:numPr>
         <w:pStyle w:val="Compact"/>
       </w:pPr>
@@ -38863,8 +39624,8 @@
         </w:tc>
       </w:tr>
     </w:tbl>
-    <w:bookmarkEnd w:id="123"/>
-    <w:bookmarkStart w:id="124" w:name="touched"/>
+    <w:bookmarkEnd w:id="124"/>
+    <w:bookmarkStart w:id="125" w:name="touched"/>
     <w:p>
       <w:pPr>
         <w:pStyle w:val="Heading2"/>
@@ -38924,7 +39685,7 @@
       <w:pPr>
         <w:numPr>
           <w:ilvl w:val="0"/>
-          <w:numId w:val="1041"/>
+          <w:numId w:val="1043"/>
         </w:numPr>
         <w:pStyle w:val="Compact"/>
       </w:pPr>
@@ -38936,7 +39697,7 @@
       <w:pPr>
         <w:numPr>
           <w:ilvl w:val="0"/>
-          <w:numId w:val="1041"/>
+          <w:numId w:val="1043"/>
         </w:numPr>
         <w:pStyle w:val="Compact"/>
       </w:pPr>
@@ -39228,8 +39989,8 @@
         </w:tc>
       </w:tr>
     </w:tbl>
-    <w:bookmarkEnd w:id="124"/>
-    <w:bookmarkStart w:id="125" w:name="ambrosia"/>
+    <w:bookmarkEnd w:id="125"/>
+    <w:bookmarkStart w:id="126" w:name="ambrosia"/>
     <w:p>
       <w:pPr>
         <w:pStyle w:val="Heading2"/>
@@ -39274,7 +40035,7 @@
       <w:pPr>
         <w:numPr>
           <w:ilvl w:val="0"/>
-          <w:numId w:val="1042"/>
+          <w:numId w:val="1044"/>
         </w:numPr>
         <w:pStyle w:val="Compact"/>
       </w:pPr>
@@ -39286,7 +40047,7 @@
       <w:pPr>
         <w:numPr>
           <w:ilvl w:val="0"/>
-          <w:numId w:val="1042"/>
+          <w:numId w:val="1044"/>
         </w:numPr>
         <w:pStyle w:val="Compact"/>
       </w:pPr>
@@ -39298,7 +40059,7 @@
       <w:pPr>
         <w:numPr>
           <w:ilvl w:val="0"/>
-          <w:numId w:val="1042"/>
+          <w:numId w:val="1044"/>
         </w:numPr>
         <w:pStyle w:val="Compact"/>
       </w:pPr>
@@ -39590,8 +40351,8 @@
         </w:tc>
       </w:tr>
     </w:tbl>
-    <w:bookmarkEnd w:id="125"/>
-    <w:bookmarkStart w:id="126" w:name="mythic"/>
+    <w:bookmarkEnd w:id="126"/>
+    <w:bookmarkStart w:id="127" w:name="mythic"/>
     <w:p>
       <w:pPr>
         <w:pStyle w:val="Heading2"/>
@@ -39636,7 +40397,7 @@
       <w:pPr>
         <w:numPr>
           <w:ilvl w:val="0"/>
-          <w:numId w:val="1043"/>
+          <w:numId w:val="1045"/>
         </w:numPr>
         <w:pStyle w:val="Compact"/>
       </w:pPr>
@@ -39648,7 +40409,7 @@
       <w:pPr>
         <w:numPr>
           <w:ilvl w:val="0"/>
-          <w:numId w:val="1043"/>
+          <w:numId w:val="1045"/>
         </w:numPr>
         <w:pStyle w:val="Compact"/>
       </w:pPr>
@@ -39660,7 +40421,7 @@
       <w:pPr>
         <w:numPr>
           <w:ilvl w:val="0"/>
-          <w:numId w:val="1043"/>
+          <w:numId w:val="1045"/>
         </w:numPr>
         <w:pStyle w:val="Compact"/>
       </w:pPr>
@@ -39952,9 +40713,9 @@
         </w:tc>
       </w:tr>
     </w:tbl>
-    <w:bookmarkEnd w:id="126"/>
     <w:bookmarkEnd w:id="127"/>
-    <w:bookmarkStart w:id="138" w:name="making-your-own"/>
+    <w:bookmarkEnd w:id="128"/>
+    <w:bookmarkStart w:id="139" w:name="making-your-own"/>
     <w:p>
       <w:pPr>
         <w:pStyle w:val="Heading1"/>
@@ -39987,7 +40748,7 @@
         <w:t xml:space="preserve">option at the end of each list, and its checklist holds a custom choice to the same rules as everything else.</w:t>
       </w:r>
     </w:p>
-    <w:bookmarkStart w:id="128" w:name="a-custom-calling"/>
+    <w:bookmarkStart w:id="129" w:name="a-custom-calling"/>
     <w:p>
       <w:pPr>
         <w:pStyle w:val="Heading2"/>
@@ -40008,7 +40769,7 @@
       <w:pPr>
         <w:numPr>
           <w:ilvl w:val="0"/>
-          <w:numId w:val="1044"/>
+          <w:numId w:val="1046"/>
         </w:numPr>
         <w:pStyle w:val="Compact"/>
       </w:pPr>
@@ -40054,7 +40815,7 @@
       <w:pPr>
         <w:numPr>
           <w:ilvl w:val="0"/>
-          <w:numId w:val="1044"/>
+          <w:numId w:val="1046"/>
         </w:numPr>
         <w:pStyle w:val="Compact"/>
       </w:pPr>
@@ -40076,7 +40837,7 @@
       <w:pPr>
         <w:numPr>
           <w:ilvl w:val="0"/>
-          <w:numId w:val="1044"/>
+          <w:numId w:val="1046"/>
         </w:numPr>
         <w:pStyle w:val="Compact"/>
       </w:pPr>
@@ -40098,7 +40859,7 @@
       <w:pPr>
         <w:numPr>
           <w:ilvl w:val="0"/>
-          <w:numId w:val="1044"/>
+          <w:numId w:val="1046"/>
         </w:numPr>
         <w:pStyle w:val="Compact"/>
       </w:pPr>
@@ -40163,8 +40924,8 @@
         <w:t xml:space="preserve">.</w:t>
       </w:r>
     </w:p>
-    <w:bookmarkEnd w:id="128"/>
-    <w:bookmarkStart w:id="137" w:name="a-custom-origin"/>
+    <w:bookmarkEnd w:id="129"/>
+    <w:bookmarkStart w:id="138" w:name="a-custom-origin"/>
     <w:p>
       <w:pPr>
         <w:pStyle w:val="Heading2"/>
@@ -40181,7 +40942,7 @@
         <w:t xml:space="preserve">Build it with the GM, one step at a time.</w:t>
       </w:r>
     </w:p>
-    <w:bookmarkStart w:id="129" w:name="the-concept"/>
+    <w:bookmarkStart w:id="130" w:name="the-concept"/>
     <w:p>
       <w:pPr>
         <w:pStyle w:val="Heading3"/>
@@ -40198,8 +40959,8 @@
         <w:t xml:space="preserve">Two or three sentences: where they come from, what sets them apart, and how others see them. It should be something the origins in this book don’t already cover.</w:t>
       </w:r>
     </w:p>
-    <w:bookmarkEnd w:id="129"/>
-    <w:bookmarkStart w:id="130" w:name="the-tier"/>
+    <w:bookmarkEnd w:id="130"/>
+    <w:bookmarkStart w:id="131" w:name="the-tier"/>
     <w:p>
       <w:pPr>
         <w:pStyle w:val="Heading3"/>
@@ -40496,8 +41257,8 @@
         <w:t xml:space="preserve">When in doubt, choose the higher tier.</w:t>
       </w:r>
     </w:p>
-    <w:bookmarkEnd w:id="130"/>
-    <w:bookmarkStart w:id="131" w:name="attribute-adjustments"/>
+    <w:bookmarkEnd w:id="131"/>
+    <w:bookmarkStart w:id="132" w:name="attribute-adjustments"/>
     <w:p>
       <w:pPr>
         <w:pStyle w:val="Heading3"/>
@@ -40543,8 +41304,8 @@
         <w:t xml:space="preserve">: a +2 needs a −2 or two −1s. The adjustments move the attribute’s base (+1 starts it at 11) and raise its starting maximum (13 plus the bonus). Most origins change two to four attributes.</w:t>
       </w:r>
     </w:p>
-    <w:bookmarkEnd w:id="131"/>
-    <w:bookmarkStart w:id="132" w:name="core-rules-tier-1-and-up"/>
+    <w:bookmarkEnd w:id="132"/>
+    <w:bookmarkStart w:id="133" w:name="core-rules-tier-1-and-up"/>
     <w:p>
       <w:pPr>
         <w:pStyle w:val="Heading3"/>
@@ -40561,8 +41322,8 @@
         <w:t xml:space="preserve">One to three short rules that always apply: what they can do (see in the dark, resist cold, a free Trained skill) and what it costs (a weakness, a people’s distrust, a hazard they can’t abide). A strength with no drawback is worth more than it looks, so price it a tier higher.</w:t>
       </w:r>
     </w:p>
-    <w:bookmarkEnd w:id="132"/>
-    <w:bookmarkStart w:id="133" w:name="origin-advantages"/>
+    <w:bookmarkEnd w:id="133"/>
+    <w:bookmarkStart w:id="134" w:name="origin-advantages"/>
     <w:p>
       <w:pPr>
         <w:pStyle w:val="Heading3"/>
@@ -40617,8 +41378,8 @@
         <w:t xml:space="preserve">: a problem the trait causes, with a clear trigger and a real consequence, which earns a Spark point when it bites, like any complication. A character takes one advantage, general or origin, so make them distinct choices.</w:t>
       </w:r>
     </w:p>
-    <w:bookmarkEnd w:id="133"/>
-    <w:bookmarkStart w:id="134" w:name="an-alternate-form-optional-tier-2-or-3"/>
+    <w:bookmarkEnd w:id="134"/>
+    <w:bookmarkStart w:id="135" w:name="an-alternate-form-optional-tier-2-or-3"/>
     <w:p>
       <w:pPr>
         <w:pStyle w:val="Heading3"/>
@@ -40651,8 +41412,8 @@
         <w:t xml:space="preserve">apply.</w:t>
       </w:r>
     </w:p>
-    <w:bookmarkEnd w:id="134"/>
-    <w:bookmarkStart w:id="135" w:name="in-the-creator"/>
+    <w:bookmarkEnd w:id="135"/>
+    <w:bookmarkStart w:id="136" w:name="in-the-creator"/>
     <w:p>
       <w:pPr>
         <w:pStyle w:val="Heading3"/>
@@ -40665,7 +41426,7 @@
       <w:pPr>
         <w:numPr>
           <w:ilvl w:val="0"/>
-          <w:numId w:val="1045"/>
+          <w:numId w:val="1047"/>
         </w:numPr>
         <w:pStyle w:val="Compact"/>
       </w:pPr>
@@ -40693,7 +41454,7 @@
       <w:pPr>
         <w:numPr>
           <w:ilvl w:val="0"/>
-          <w:numId w:val="1045"/>
+          <w:numId w:val="1047"/>
         </w:numPr>
         <w:pStyle w:val="Compact"/>
       </w:pPr>
@@ -40705,7 +41466,7 @@
       <w:pPr>
         <w:numPr>
           <w:ilvl w:val="0"/>
-          <w:numId w:val="1045"/>
+          <w:numId w:val="1047"/>
         </w:numPr>
         <w:pStyle w:val="Compact"/>
       </w:pPr>
@@ -40733,7 +41494,7 @@
       <w:pPr>
         <w:numPr>
           <w:ilvl w:val="0"/>
-          <w:numId w:val="1045"/>
+          <w:numId w:val="1047"/>
         </w:numPr>
         <w:pStyle w:val="Compact"/>
       </w:pPr>
@@ -40757,8 +41518,8 @@
         <w:t xml:space="preserve">and enter the advantage and its companion complication.</w:t>
       </w:r>
     </w:p>
-    <w:bookmarkEnd w:id="135"/>
-    <w:bookmarkStart w:id="136" w:name="example"/>
+    <w:bookmarkEnd w:id="136"/>
+    <w:bookmarkStart w:id="137" w:name="example"/>
     <w:p>
       <w:pPr>
         <w:pStyle w:val="Heading3"/>
@@ -40879,10 +41640,10 @@
         <w:t xml:space="preserve">one at Class II, two at Class I.</w:t>
       </w:r>
     </w:p>
-    <w:bookmarkEnd w:id="136"/>
     <w:bookmarkEnd w:id="137"/>
     <w:bookmarkEnd w:id="138"/>
-    <w:bookmarkStart w:id="139" w:name="complications"/>
+    <w:bookmarkEnd w:id="139"/>
+    <w:bookmarkStart w:id="140" w:name="complications"/>
     <w:p>
       <w:pPr>
         <w:pStyle w:val="Heading1"/>
@@ -41587,8 +42348,8 @@
         </w:tc>
       </w:tr>
     </w:tbl>
-    <w:bookmarkEnd w:id="139"/>
-    <w:bookmarkStart w:id="141" w:name="quick-reference"/>
+    <w:bookmarkEnd w:id="140"/>
+    <w:bookmarkStart w:id="142" w:name="quick-reference"/>
     <w:p>
       <w:pPr>
         <w:pStyle w:val="Heading1"/>
@@ -41779,7 +42540,7 @@
       <w:r>
         <w:t xml:space="preserve"> </w:t>
       </w:r>
-      <w:hyperlink r:id="rId140">
+      <w:hyperlink r:id="rId141">
         <w:r>
           <w:rPr>
             <w:rStyle w:val="Hyperlink"/>
@@ -41791,7 +42552,7 @@
         <w:t xml:space="preserve">. You may share, adapt, and use it for any purpose, including commercially, as long as you give appropriate credit to the author.</w:t>
       </w:r>
     </w:p>
-    <w:bookmarkEnd w:id="141"/>
+    <w:bookmarkEnd w:id="142"/>
     <w:sectPr/>
   </w:body>
 </w:document>
@@ -42150,6 +42911,12 @@
     <w:abstractNumId w:val="991"/>
   </w:num>
   <w:num w:numId="1012">
+    <w:abstractNumId w:val="991"/>
+  </w:num>
+  <w:num w:numId="1013">
+    <w:abstractNumId w:val="991"/>
+  </w:num>
+  <w:num w:numId="1014">
     <w:abstractNumId w:val="99411"/>
     <w:lvlOverride w:ilvl="0">
       <w:startOverride w:val="1"/>
@@ -42179,13 +42946,13 @@
       <w:startOverride w:val="1"/>
     </w:lvlOverride>
   </w:num>
-  <w:num w:numId="1013">
+  <w:num w:numId="1015">
     <w:abstractNumId w:val="991"/>
   </w:num>
-  <w:num w:numId="1014">
+  <w:num w:numId="1016">
     <w:abstractNumId w:val="991"/>
   </w:num>
-  <w:num w:numId="1015">
+  <w:num w:numId="1017">
     <w:abstractNumId w:val="99411"/>
     <w:lvlOverride w:ilvl="0">
       <w:startOverride w:val="1"/>
@@ -42214,12 +42981,6 @@
     <w:lvlOverride w:ilvl="8">
       <w:startOverride w:val="1"/>
     </w:lvlOverride>
-  </w:num>
-  <w:num w:numId="1016">
-    <w:abstractNumId w:val="991"/>
-  </w:num>
-  <w:num w:numId="1017">
-    <w:abstractNumId w:val="991"/>
   </w:num>
   <w:num w:numId="1018">
     <w:abstractNumId w:val="991"/>
@@ -42300,6 +43061,12 @@
     <w:abstractNumId w:val="991"/>
   </w:num>
   <w:num w:numId="1044">
+    <w:abstractNumId w:val="991"/>
+  </w:num>
+  <w:num w:numId="1045">
+    <w:abstractNumId w:val="991"/>
+  </w:num>
+  <w:num w:numId="1046">
     <w:abstractNumId w:val="99411"/>
     <w:lvlOverride w:ilvl="0">
       <w:startOverride w:val="1"/>
@@ -42329,7 +43096,7 @@
       <w:startOverride w:val="1"/>
     </w:lvlOverride>
   </w:num>
-  <w:num w:numId="1045">
+  <w:num w:numId="1047">
     <w:abstractNumId w:val="99411"/>
     <w:lvlOverride w:ilvl="0">
       <w:startOverride w:val="1"/>

--- a/legend-dynamics/aurora/Aurora_Players_Guide.docx
+++ b/legend-dynamics/aurora/Aurora_Players_Guide.docx
@@ -7669,7 +7669,7 @@
     </w:p>
     <w:bookmarkEnd w:id="48"/>
     <w:bookmarkEnd w:id="49"/>
-    <w:bookmarkStart w:id="59" w:name="personal-combat"/>
+    <w:bookmarkStart w:id="60" w:name="personal-combat"/>
     <w:p>
       <w:pPr>
         <w:pStyle w:val="Heading1"/>
@@ -11800,8 +11800,179 @@
       </w:r>
     </w:p>
     <w:bookmarkEnd w:id="58"/>
+    <w:bookmarkStart w:id="59" w:name="the-battle-map"/>
+    <w:p>
+      <w:pPr>
+        <w:pStyle w:val="Heading2"/>
+      </w:pPr>
+      <w:r>
+        <w:t xml:space="preserve">The battle map</w:t>
+      </w:r>
+    </w:p>
+    <w:p>
+      <w:pPr>
+        <w:pStyle w:val="FirstParagraph"/>
+      </w:pPr>
+      <w:r>
+        <w:t xml:space="preserve">The GM view of the character creator has a</w:t>
+      </w:r>
+      <w:r>
+        <w:t xml:space="preserve"> </w:t>
+      </w:r>
+      <w:r>
+        <w:rPr>
+          <w:bCs/>
+          <w:b/>
+        </w:rPr>
+        <w:t xml:space="preserve">battle map</w:t>
+      </w:r>
+      <w:r>
+        <w:t xml:space="preserve"> </w:t>
+      </w:r>
+      <w:r>
+        <w:t xml:space="preserve">for fights where it helps to see who is where. It is a tool, not a rule: everything on it follows the rules in this chapter, and a fight without it works the same way. Open</w:t>
+      </w:r>
+      <w:r>
+        <w:t xml:space="preserve"> </w:t>
+      </w:r>
+      <w:r>
+        <w:rPr>
+          <w:bCs/>
+          <w:b/>
+        </w:rPr>
+        <w:t xml:space="preserve">How to use the map</w:t>
+      </w:r>
+      <w:r>
+        <w:t xml:space="preserve"> </w:t>
+      </w:r>
+      <w:r>
+        <w:t xml:space="preserve">on the map itself for the buttons, step by step.</w:t>
+      </w:r>
+    </w:p>
+    <w:p>
+      <w:pPr>
+        <w:pStyle w:val="BodyText"/>
+      </w:pPr>
+      <w:r>
+        <w:rPr>
+          <w:bCs/>
+          <w:b/>
+        </w:rPr>
+        <w:t xml:space="preserve">Two kinds of map.</w:t>
+      </w:r>
+    </w:p>
+    <w:p>
+      <w:pPr>
+        <w:numPr>
+          <w:ilvl w:val="0"/>
+          <w:numId w:val="1014"/>
+        </w:numPr>
+        <w:pStyle w:val="Compact"/>
+      </w:pPr>
+      <w:r>
+        <w:rPr>
+          <w:bCs/>
+          <w:b/>
+        </w:rPr>
+        <w:t xml:space="preserve">A hex map</w:t>
+      </w:r>
+      <w:r>
+        <w:t xml:space="preserve"> </w:t>
+      </w:r>
+      <w:r>
+        <w:t xml:space="preserve">for fights where position matters: cover, doorways, who can reach whom. The GM chooses what one hex is: 1 yard for a brawl in a room, 5 or 10 yards for a street, 50 for open ground. Dragging a token or measuring shows the distance and its</w:t>
+      </w:r>
+      <w:r>
+        <w:t xml:space="preserve"> </w:t>
+      </w:r>
+      <w:r>
+        <w:rPr>
+          <w:bCs/>
+          <w:b/>
+        </w:rPr>
+        <w:t xml:space="preserve">range band</w:t>
+      </w:r>
+      <w:r>
+        <w:t xml:space="preserve">, so the GM can read the penalty from the Range table above.</w:t>
+      </w:r>
+    </w:p>
+    <w:p>
+      <w:pPr>
+        <w:numPr>
+          <w:ilvl w:val="0"/>
+          <w:numId w:val="1014"/>
+        </w:numPr>
+        <w:pStyle w:val="Compact"/>
+      </w:pPr>
+      <w:r>
+        <w:rPr>
+          <w:bCs/>
+          <w:b/>
+        </w:rPr>
+        <w:t xml:space="preserve">A range track</w:t>
+      </w:r>
+      <w:r>
+        <w:t xml:space="preserve"> </w:t>
+      </w:r>
+      <w:r>
+        <w:t xml:space="preserve">for fights where only distance matters: a chase, a running fight across open country. It has a lane for the party and one for each range band. Moving a token into the next lane moves it one band in or out.</w:t>
+      </w:r>
+    </w:p>
+    <w:p>
+      <w:pPr>
+        <w:pStyle w:val="FirstParagraph"/>
+      </w:pPr>
+      <w:r>
+        <w:rPr>
+          <w:bCs/>
+          <w:b/>
+        </w:rPr>
+        <w:t xml:space="preserve">Tokens.</w:t>
+      </w:r>
+      <w:r>
+        <w:t xml:space="preserve"> </w:t>
+      </w:r>
+      <w:r>
+        <w:t xml:space="preserve">The GM places the party with one button. Their tokens stay linked to the characters in the GM view: marking Injury, Dying, the stunned condition or a Spark point on a token marks it on the character, and the other way round. Opponents come from the setting’s threats with their boxes filled in. Their pips fill as they are hurt, and a token whose boxes are all marked is taken out.</w:t>
+      </w:r>
+    </w:p>
+    <w:p>
+      <w:pPr>
+        <w:pStyle w:val="BodyText"/>
+      </w:pPr>
+      <w:r>
+        <w:rPr>
+          <w:bCs/>
+          <w:b/>
+        </w:rPr>
+        <w:t xml:space="preserve">Keeping a map.</w:t>
+      </w:r>
+      <w:r>
+        <w:t xml:space="preserve"> </w:t>
+      </w:r>
+      <w:r>
+        <w:t xml:space="preserve">The map stays in the GM’s browser.</w:t>
+      </w:r>
+      <w:r>
+        <w:t xml:space="preserve"> </w:t>
+      </w:r>
+      <w:r>
+        <w:rPr>
+          <w:bCs/>
+          <w:b/>
+        </w:rPr>
+        <w:t xml:space="preserve">Save map to file</w:t>
+      </w:r>
+      <w:r>
+        <w:t xml:space="preserve"> </w:t>
+      </w:r>
+      <w:r>
+        <w:t xml:space="preserve">keeps both maps, their pictures and tokens in one file, to prepare a fight ahead of time or share it with another GM.</w:t>
+      </w:r>
+    </w:p>
     <w:bookmarkEnd w:id="59"/>
-    <w:bookmarkStart w:id="64" w:name="medical-care"/>
+    <w:bookmarkEnd w:id="60"/>
+    <w:bookmarkStart w:id="65" w:name="medical-care"/>
     <w:p>
       <w:pPr>
         <w:pStyle w:val="Heading1"/>
@@ -11847,7 +12018,7 @@
         <w:t xml:space="preserve">).</w:t>
       </w:r>
     </w:p>
-    <w:bookmarkStart w:id="60" w:name="diagnosis-and-stabilization"/>
+    <w:bookmarkStart w:id="61" w:name="diagnosis-and-stabilization"/>
     <w:p>
       <w:pPr>
         <w:pStyle w:val="Heading2"/>
@@ -11864,8 +12035,8 @@
         <w:t xml:space="preserve">Roll Medicine when the diagnosis is uncertain or an urgent treatment decision matters. Emergency stabilization takes one action and a successful Medicine roll with a first-aid kit. It ends Dying and stops deterioration, but removes no boxes.</w:t>
       </w:r>
     </w:p>
-    <w:bookmarkEnd w:id="60"/>
-    <w:bookmarkStart w:id="61" w:name="field-treatment"/>
+    <w:bookmarkEnd w:id="61"/>
+    <w:bookmarkStart w:id="62" w:name="field-treatment"/>
     <w:p>
       <w:pPr>
         <w:pStyle w:val="Heading2"/>
@@ -11882,8 +12053,8 @@
         <w:t xml:space="preserve">With a first-aid kit and several uninterrupted minutes, successful Medicine removes one injury box; success by 5 or more removes two. Each injury receives one field-treatment attempt; further attempts need changed circumstances.</w:t>
       </w:r>
     </w:p>
-    <w:bookmarkEnd w:id="61"/>
-    <w:bookmarkStart w:id="62" w:name="proper-care"/>
+    <w:bookmarkEnd w:id="62"/>
+    <w:bookmarkStart w:id="63" w:name="proper-care"/>
     <w:p>
       <w:pPr>
         <w:pStyle w:val="Heading2"/>
@@ -11900,8 +12071,8 @@
         <w:t xml:space="preserve">A hospital with an Operant ward grants +2 to Medicine. A successful treatment removes two boxes; success by 5 or more removes three. Allow the time the treatment requires.</w:t>
       </w:r>
     </w:p>
-    <w:bookmarkEnd w:id="62"/>
-    <w:bookmarkStart w:id="63" w:name="natural-recovery"/>
+    <w:bookmarkEnd w:id="63"/>
+    <w:bookmarkStart w:id="64" w:name="natural-recovery"/>
     <w:p>
       <w:pPr>
         <w:pStyle w:val="Heading2"/>
@@ -12086,9 +12257,9 @@
         <w:t xml:space="preserve">At three boxes, rest alone does nothing until someone has stabilized or treated you; after that, a week of rest in their care clears the first box. A successful treatment is faster. The times add up: from three boxes, rest alone takes about a week and a half to heal completely (a week, then three days, then a day).</w:t>
       </w:r>
     </w:p>
-    <w:bookmarkEnd w:id="63"/>
     <w:bookmarkEnd w:id="64"/>
-    <w:bookmarkStart w:id="69" w:name="magic"/>
+    <w:bookmarkEnd w:id="65"/>
+    <w:bookmarkStart w:id="70" w:name="magic"/>
     <w:p>
       <w:pPr>
         <w:pStyle w:val="Heading1"/>
@@ -12332,7 +12503,7 @@
         </w:tc>
       </w:tr>
     </w:tbl>
-    <w:bookmarkStart w:id="65" w:name="cantrips"/>
+    <w:bookmarkStart w:id="66" w:name="cantrips"/>
     <w:p>
       <w:pPr>
         <w:pStyle w:val="Heading2"/>
@@ -12713,8 +12884,8 @@
         <w:t xml:space="preserve">A failed cantrip marks a box of Strain; a natural 18 marks two, or something answers that shouldn’t.</w:t>
       </w:r>
     </w:p>
-    <w:bookmarkEnd w:id="65"/>
-    <w:bookmarkStart w:id="66" w:name="rituals"/>
+    <w:bookmarkEnd w:id="66"/>
+    <w:bookmarkStart w:id="67" w:name="rituals"/>
     <w:p>
       <w:pPr>
         <w:pStyle w:val="Heading2"/>
@@ -12727,7 +12898,7 @@
       <w:pPr>
         <w:numPr>
           <w:ilvl w:val="0"/>
-          <w:numId w:val="1014"/>
+          <w:numId w:val="1015"/>
         </w:numPr>
         <w:pStyle w:val="Compact"/>
       </w:pPr>
@@ -12749,7 +12920,7 @@
       <w:pPr>
         <w:numPr>
           <w:ilvl w:val="0"/>
-          <w:numId w:val="1014"/>
+          <w:numId w:val="1015"/>
         </w:numPr>
         <w:pStyle w:val="Compact"/>
       </w:pPr>
@@ -12771,7 +12942,7 @@
       <w:pPr>
         <w:numPr>
           <w:ilvl w:val="0"/>
-          <w:numId w:val="1014"/>
+          <w:numId w:val="1015"/>
         </w:numPr>
         <w:pStyle w:val="Compact"/>
       </w:pPr>
@@ -13031,8 +13202,8 @@
         <w:t xml:space="preserve">The right materials, hour or place remove one segment.</w:t>
       </w:r>
     </w:p>
-    <w:bookmarkEnd w:id="66"/>
-    <w:bookmarkStart w:id="67" w:name="fetishes"/>
+    <w:bookmarkEnd w:id="67"/>
+    <w:bookmarkStart w:id="68" w:name="fetishes"/>
     <w:p>
       <w:pPr>
         <w:pStyle w:val="Heading2"/>
@@ -13065,8 +13236,8 @@
         <w:t xml:space="preserve">ready fetish, two with Powers as an Expert skill. Preparation is how slow magic wins a fast fight.</w:t>
       </w:r>
     </w:p>
-    <w:bookmarkEnd w:id="67"/>
-    <w:bookmarkStart w:id="68" w:name="magic-in-aurora"/>
+    <w:bookmarkEnd w:id="68"/>
+    <w:bookmarkStart w:id="69" w:name="magic-in-aurora"/>
     <w:p>
       <w:pPr>
         <w:pStyle w:val="Heading2"/>
@@ -13332,9 +13503,9 @@
         </w:tc>
       </w:tr>
     </w:tbl>
-    <w:bookmarkEnd w:id="68"/>
     <w:bookmarkEnd w:id="69"/>
-    <w:bookmarkStart w:id="73" w:name="spark-points-and-tracks"/>
+    <w:bookmarkEnd w:id="70"/>
+    <w:bookmarkStart w:id="74" w:name="spark-points-and-tracks"/>
     <w:p>
       <w:pPr>
         <w:pStyle w:val="Heading1"/>
@@ -13343,7 +13514,7 @@
         <w:t xml:space="preserve">Spark points and tracks</w:t>
       </w:r>
     </w:p>
-    <w:bookmarkStart w:id="70" w:name="using-spark-points"/>
+    <w:bookmarkStart w:id="71" w:name="using-spark-points"/>
     <w:p>
       <w:pPr>
         <w:pStyle w:val="Heading2"/>
@@ -13561,8 +13732,8 @@
         <w:t xml:space="preserve">Gain one point when one of your complications creates a meaningful problem you accept, including a companion complication. You can decline the proposed complication without penalty.</w:t>
       </w:r>
     </w:p>
-    <w:bookmarkEnd w:id="70"/>
-    <w:bookmarkStart w:id="71" w:name="collateral-scrutiny-and-backlash"/>
+    <w:bookmarkEnd w:id="71"/>
+    <w:bookmarkStart w:id="72" w:name="collateral-scrutiny-and-backlash"/>
     <w:p>
       <w:pPr>
         <w:pStyle w:val="Heading2"/>
@@ -13631,7 +13802,7 @@
       <w:pPr>
         <w:numPr>
           <w:ilvl w:val="0"/>
-          <w:numId w:val="1015"/>
+          <w:numId w:val="1016"/>
         </w:numPr>
         <w:pStyle w:val="Compact"/>
       </w:pPr>
@@ -13653,7 +13824,7 @@
       <w:pPr>
         <w:numPr>
           <w:ilvl w:val="0"/>
-          <w:numId w:val="1015"/>
+          <w:numId w:val="1016"/>
         </w:numPr>
         <w:pStyle w:val="Compact"/>
       </w:pPr>
@@ -13929,8 +14100,8 @@
         </w:tc>
       </w:tr>
     </w:tbl>
-    <w:bookmarkEnd w:id="71"/>
-    <w:bookmarkStart w:id="72" w:name="advancement"/>
+    <w:bookmarkEnd w:id="72"/>
+    <w:bookmarkStart w:id="73" w:name="advancement"/>
     <w:p>
       <w:pPr>
         <w:pStyle w:val="Heading2"/>
@@ -13967,7 +14138,7 @@
       <w:pPr>
         <w:numPr>
           <w:ilvl w:val="0"/>
-          <w:numId w:val="1016"/>
+          <w:numId w:val="1017"/>
         </w:numPr>
         <w:pStyle w:val="Compact"/>
       </w:pPr>
@@ -14028,7 +14199,7 @@
       <w:pPr>
         <w:numPr>
           <w:ilvl w:val="0"/>
-          <w:numId w:val="1016"/>
+          <w:numId w:val="1017"/>
         </w:numPr>
         <w:pStyle w:val="Compact"/>
       </w:pPr>
@@ -14374,9 +14545,9 @@
         <w:t xml:space="preserve">Magic and powers grow the same way, at the costs their chapters give.</w:t>
       </w:r>
     </w:p>
-    <w:bookmarkEnd w:id="72"/>
     <w:bookmarkEnd w:id="73"/>
-    <w:bookmarkStart w:id="76" w:name="running-cases"/>
+    <w:bookmarkEnd w:id="74"/>
+    <w:bookmarkStart w:id="77" w:name="running-cases"/>
     <w:p>
       <w:pPr>
         <w:pStyle w:val="Heading1"/>
@@ -14385,7 +14556,7 @@
         <w:t xml:space="preserve">Running cases</w:t>
       </w:r>
     </w:p>
-    <w:bookmarkStart w:id="74" w:name="case-seeds"/>
+    <w:bookmarkStart w:id="75" w:name="case-seeds"/>
     <w:p>
       <w:pPr>
         <w:pStyle w:val="Heading2"/>
@@ -16617,8 +16788,8 @@
         </w:tc>
       </w:tr>
     </w:tbl>
-    <w:bookmarkEnd w:id="74"/>
-    <w:bookmarkStart w:id="75" w:name="the-case-files"/>
+    <w:bookmarkEnd w:id="75"/>
+    <w:bookmarkStart w:id="76" w:name="the-case-files"/>
     <w:p>
       <w:pPr>
         <w:pStyle w:val="Heading2"/>
@@ -16633,209 +16804,6 @@
       </w:pPr>
       <w:r>
         <w:t xml:space="preserve">End each case with a short entry, written together:</w:t>
-      </w:r>
-    </w:p>
-    <w:p>
-      <w:pPr>
-        <w:numPr>
-          <w:ilvl w:val="0"/>
-          <w:numId w:val="1017"/>
-        </w:numPr>
-        <w:pStyle w:val="Compact"/>
-      </w:pPr>
-      <w:r>
-        <w:rPr>
-          <w:bCs/>
-          <w:b/>
-        </w:rPr>
-        <w:t xml:space="preserve">The case.</w:t>
-      </w:r>
-      <w:r>
-        <w:t xml:space="preserve"> </w:t>
-      </w:r>
-      <w:r>
-        <w:t xml:space="preserve">What happened, and did we succeed: fully, partly, or not at all?</w:t>
-      </w:r>
-    </w:p>
-    <w:p>
-      <w:pPr>
-        <w:numPr>
-          <w:ilvl w:val="0"/>
-          <w:numId w:val="1017"/>
-        </w:numPr>
-        <w:pStyle w:val="Compact"/>
-      </w:pPr>
-      <w:r>
-        <w:rPr>
-          <w:bCs/>
-          <w:b/>
-        </w:rPr>
-        <w:t xml:space="preserve">Who stood out?</w:t>
-      </w:r>
-      <w:r>
-        <w:t xml:space="preserve"> </w:t>
-      </w:r>
-      <w:r>
-        <w:t xml:space="preserve">A moment worth remembering.</w:t>
-      </w:r>
-    </w:p>
-    <w:p>
-      <w:pPr>
-        <w:numPr>
-          <w:ilvl w:val="0"/>
-          <w:numId w:val="1017"/>
-        </w:numPr>
-        <w:pStyle w:val="Compact"/>
-      </w:pPr>
-      <w:r>
-        <w:rPr>
-          <w:bCs/>
-          <w:b/>
-        </w:rPr>
-        <w:t xml:space="preserve">Complications.</w:t>
-      </w:r>
-      <w:r>
-        <w:t xml:space="preserve"> </w:t>
-      </w:r>
-      <w:r>
-        <w:t xml:space="preserve">Which ones came into play, and what did they cost?</w:t>
-      </w:r>
-    </w:p>
-    <w:p>
-      <w:pPr>
-        <w:numPr>
-          <w:ilvl w:val="0"/>
-          <w:numId w:val="1017"/>
-        </w:numPr>
-        <w:pStyle w:val="Compact"/>
-      </w:pPr>
-      <w:r>
-        <w:rPr>
-          <w:bCs/>
-          <w:b/>
-        </w:rPr>
-        <w:t xml:space="preserve">What changed?</w:t>
-      </w:r>
-      <w:r>
-        <w:t xml:space="preserve"> </w:t>
-      </w:r>
-      <w:r>
-        <w:t xml:space="preserve">New allies or enemies, damage, open threads for next time.</w:t>
-      </w:r>
-    </w:p>
-    <w:p>
-      <w:pPr>
-        <w:numPr>
-          <w:ilvl w:val="0"/>
-          <w:numId w:val="1017"/>
-        </w:numPr>
-        <w:pStyle w:val="Compact"/>
-      </w:pPr>
-      <w:r>
-        <w:rPr>
-          <w:bCs/>
-          <w:b/>
-        </w:rPr>
-        <w:t xml:space="preserve">Advancement.</w:t>
-      </w:r>
-      <w:r>
-        <w:t xml:space="preserve"> </w:t>
-      </w:r>
-      <w:r>
-        <w:t xml:space="preserve">After a significant case, each character earns 1 advancement point; at a milestone, 2 more.</w:t>
-      </w:r>
-    </w:p>
-    <w:bookmarkEnd w:id="75"/>
-    <w:bookmarkEnd w:id="76"/>
-    <w:bookmarkStart w:id="84" w:name="the-world-of-aurora"/>
-    <w:p>
-      <w:pPr>
-        <w:pStyle w:val="Heading1"/>
-      </w:pPr>
-      <w:r>
-        <w:t xml:space="preserve">The world of Aurora</w:t>
-      </w:r>
-    </w:p>
-    <w:bookmarkStart w:id="77" w:name="the-first-wave"/>
-    <w:p>
-      <w:pPr>
-        <w:pStyle w:val="Heading2"/>
-      </w:pPr>
-      <w:r>
-        <w:t xml:space="preserve">The First Wave</w:t>
-      </w:r>
-    </w:p>
-    <w:p>
-      <w:pPr>
-        <w:pStyle w:val="FirstParagraph"/>
-      </w:pPr>
-      <w:r>
-        <w:t xml:space="preserve">Extraordinary humans were recognized as a phenomenon as early as the 1880s, but the few who came to public notice were dismissed as myths, linked with spiritualism and urban legends. Then, from</w:t>
-      </w:r>
-      <w:r>
-        <w:t xml:space="preserve"> </w:t>
-      </w:r>
-      <w:r>
-        <w:rPr>
-          <w:bCs/>
-          <w:b/>
-        </w:rPr>
-        <w:t xml:space="preserve">April 3rd to April 30th, 1938</w:t>
-      </w:r>
-      <w:r>
-        <w:t xml:space="preserve">, strange auroras bathed the night sky worldwide. Astronomers spoke of a belt of charged particles in the upper atmosphere. During those weeks deaths from a dozen ailments rose across the world, and by the end of April the</w:t>
-      </w:r>
-      <w:r>
-        <w:t xml:space="preserve"> </w:t>
-      </w:r>
-      <w:r>
-        <w:t xml:space="preserve">“</w:t>
-      </w:r>
-      <w:r>
-        <w:t xml:space="preserve">aurora deaths</w:t>
-      </w:r>
-      <w:r>
-        <w:t xml:space="preserve">”</w:t>
-      </w:r>
-      <w:r>
-        <w:t xml:space="preserve"> </w:t>
-      </w:r>
-      <w:r>
-        <w:t xml:space="preserve">passed</w:t>
-      </w:r>
-      <w:r>
-        <w:t xml:space="preserve"> </w:t>
-      </w:r>
-      <w:r>
-        <w:rPr>
-          <w:bCs/>
-          <w:b/>
-        </w:rPr>
-        <w:t xml:space="preserve">five million</w:t>
-      </w:r>
-      <w:r>
-        <w:t xml:space="preserve">. Adolf Hitler died of pneumonia and Reinhard Heydrich replaced him; Heinrich Himmler died under mysterious circumstances.</w:t>
-      </w:r>
-    </w:p>
-    <w:p>
-      <w:pPr>
-        <w:pStyle w:val="BodyText"/>
-      </w:pPr>
-      <w:r>
-        <w:t xml:space="preserve">The survivors didn’t all come through unchanged. The auroras were the</w:t>
-      </w:r>
-      <w:r>
-        <w:t xml:space="preserve"> </w:t>
-      </w:r>
-      <w:r>
-        <w:rPr>
-          <w:bCs/>
-          <w:b/>
-        </w:rPr>
-        <w:t xml:space="preserve">First Wave</w:t>
-      </w:r>
-      <w:r>
-        <w:t xml:space="preserve">: the night the first generation of Operants awoke.</w:t>
       </w:r>
     </w:p>
     <w:p>
@@ -16851,26 +16819,13 @@
           <w:bCs/>
           <w:b/>
         </w:rPr>
-        <w:t xml:space="preserve">June 1938.</w:t>
-      </w:r>
-      <w:r>
-        <w:t xml:space="preserve"> </w:t>
-      </w:r>
-      <w:r>
-        <w:t xml:space="preserve">Herbert Unler, an American occult scholar, became the first non-Briton recruited to the</w:t>
-      </w:r>
-      <w:r>
-        <w:t xml:space="preserve"> </w:t>
-      </w:r>
-      <w:r>
-        <w:rPr>
-          <w:bCs/>
-          <w:b/>
-        </w:rPr>
-        <w:t xml:space="preserve">Shadow Knights</w:t>
-      </w:r>
-      <w:r>
-        <w:t xml:space="preserve">, after he banished a demon in Boston: the first mystical creature seen in more than a century.</w:t>
+        <w:t xml:space="preserve">The case.</w:t>
+      </w:r>
+      <w:r>
+        <w:t xml:space="preserve"> </w:t>
+      </w:r>
+      <w:r>
+        <w:t xml:space="preserve">What happened, and did we succeed: fully, partly, or not at all?</w:t>
       </w:r>
     </w:p>
     <w:p>
@@ -16886,29 +16841,13 @@
           <w:bCs/>
           <w:b/>
         </w:rPr>
-        <w:t xml:space="preserve">August 1938.</w:t>
-      </w:r>
-      <w:r>
-        <w:t xml:space="preserve"> </w:t>
-      </w:r>
-      <w:r>
-        <w:t xml:space="preserve">Without Hitler, the National Socialist movement fell apart. The SS became a quasi-mystical order, and</w:t>
-      </w:r>
-      <w:r>
-        <w:t xml:space="preserve"> </w:t>
-      </w:r>
-      <w:r>
-        <w:rPr>
-          <w:bCs/>
-          <w:b/>
-        </w:rPr>
-        <w:t xml:space="preserve">Zarloff the Elder</w:t>
-      </w:r>
-      <w:r>
-        <w:t xml:space="preserve"> </w:t>
-      </w:r>
-      <w:r>
-        <w:t xml:space="preserve">appeared to a cell of initiates in Berlin, promising them the new world order Hitler had dreamed of.</w:t>
+        <w:t xml:space="preserve">Who stood out?</w:t>
+      </w:r>
+      <w:r>
+        <w:t xml:space="preserve"> </w:t>
+      </w:r>
+      <w:r>
+        <w:t xml:space="preserve">A moment worth remembering.</w:t>
       </w:r>
     </w:p>
     <w:p>
@@ -16924,81 +16863,77 @@
           <w:bCs/>
           <w:b/>
         </w:rPr>
-        <w:t xml:space="preserve">1941–1945.</w:t>
-      </w:r>
-      <w:r>
-        <w:t xml:space="preserve"> </w:t>
-      </w:r>
-      <w:r>
-        <w:t xml:space="preserve">At least thirty Operants served secretly in the militaries of six nations, Germany among them.</w:t>
-      </w:r>
-      <w:r>
-        <w:t xml:space="preserve"> </w:t>
-      </w:r>
-      <w:r>
-        <w:rPr>
-          <w:bCs/>
-          <w:b/>
-        </w:rPr>
-        <w:t xml:space="preserve">Hector Gonzalez</w:t>
-      </w:r>
-      <w:r>
-        <w:t xml:space="preserve">, Nikola Tesla’s assistant, received</w:t>
-      </w:r>
-      <w:r>
-        <w:t xml:space="preserve"> </w:t>
-      </w:r>
-      <w:r>
-        <w:rPr>
-          <w:bCs/>
-          <w:b/>
-        </w:rPr>
-        <w:t xml:space="preserve">Ambrosia</w:t>
-      </w:r>
-      <w:r>
-        <w:t xml:space="preserve"> </w:t>
-      </w:r>
-      <w:r>
-        <w:t xml:space="preserve">in 1943 and became</w:t>
-      </w:r>
-      <w:r>
-        <w:t xml:space="preserve"> </w:t>
-      </w:r>
-      <w:r>
-        <w:rPr>
-          <w:bCs/>
-          <w:b/>
-        </w:rPr>
-        <w:t xml:space="preserve">Mr. Marvel</w:t>
-      </w:r>
-      <w:r>
-        <w:t xml:space="preserve">; the immortal</w:t>
-      </w:r>
-      <w:r>
-        <w:t xml:space="preserve"> </w:t>
-      </w:r>
-      <w:r>
-        <w:rPr>
-          <w:bCs/>
-          <w:b/>
-        </w:rPr>
-        <w:t xml:space="preserve">Ivory Phoenix</w:t>
-      </w:r>
-      <w:r>
-        <w:t xml:space="preserve"> </w:t>
-      </w:r>
-      <w:r>
-        <w:t xml:space="preserve">fought for the Allies and destroyed the first Steel Falcon.</w:t>
-      </w:r>
-    </w:p>
+        <w:t xml:space="preserve">Complications.</w:t>
+      </w:r>
+      <w:r>
+        <w:t xml:space="preserve"> </w:t>
+      </w:r>
+      <w:r>
+        <w:t xml:space="preserve">Which ones came into play, and what did they cost?</w:t>
+      </w:r>
+    </w:p>
+    <w:p>
+      <w:pPr>
+        <w:numPr>
+          <w:ilvl w:val="0"/>
+          <w:numId w:val="1018"/>
+        </w:numPr>
+        <w:pStyle w:val="Compact"/>
+      </w:pPr>
+      <w:r>
+        <w:rPr>
+          <w:bCs/>
+          <w:b/>
+        </w:rPr>
+        <w:t xml:space="preserve">What changed?</w:t>
+      </w:r>
+      <w:r>
+        <w:t xml:space="preserve"> </w:t>
+      </w:r>
+      <w:r>
+        <w:t xml:space="preserve">New allies or enemies, damage, open threads for next time.</w:t>
+      </w:r>
+    </w:p>
+    <w:p>
+      <w:pPr>
+        <w:numPr>
+          <w:ilvl w:val="0"/>
+          <w:numId w:val="1018"/>
+        </w:numPr>
+        <w:pStyle w:val="Compact"/>
+      </w:pPr>
+      <w:r>
+        <w:rPr>
+          <w:bCs/>
+          <w:b/>
+        </w:rPr>
+        <w:t xml:space="preserve">Advancement.</w:t>
+      </w:r>
+      <w:r>
+        <w:t xml:space="preserve"> </w:t>
+      </w:r>
+      <w:r>
+        <w:t xml:space="preserve">After a significant case, each character earns 1 advancement point; at a milestone, 2 more.</w:t>
+      </w:r>
+    </w:p>
+    <w:bookmarkEnd w:id="76"/>
     <w:bookmarkEnd w:id="77"/>
-    <w:bookmarkStart w:id="78" w:name="the-public-years"/>
+    <w:bookmarkStart w:id="85" w:name="the-world-of-aurora"/>
+    <w:p>
+      <w:pPr>
+        <w:pStyle w:val="Heading1"/>
+      </w:pPr>
+      <w:r>
+        <w:t xml:space="preserve">The world of Aurora</w:t>
+      </w:r>
+    </w:p>
+    <w:bookmarkStart w:id="78" w:name="the-first-wave"/>
     <w:p>
       <w:pPr>
         <w:pStyle w:val="Heading2"/>
       </w:pPr>
       <w:r>
-        <w:t xml:space="preserve">The public years</w:t>
+        <w:t xml:space="preserve">The First Wave</w:t>
       </w:r>
     </w:p>
     <w:p>
@@ -17006,52 +16941,51 @@
         <w:pStyle w:val="FirstParagraph"/>
       </w:pPr>
       <w:r>
-        <w:t xml:space="preserve">In</w:t>
-      </w:r>
-      <w:r>
-        <w:t xml:space="preserve"> </w:t>
-      </w:r>
-      <w:r>
-        <w:rPr>
-          <w:bCs/>
-          <w:b/>
-        </w:rPr>
-        <w:t xml:space="preserve">1952</w:t>
-      </w:r>
-      <w:r>
-        <w:t xml:space="preserve"> </w:t>
-      </w:r>
-      <w:r>
-        <w:t xml:space="preserve">a highly publicized battle between US Army forces and unidentified assailants at</w:t>
-      </w:r>
-      <w:r>
-        <w:t xml:space="preserve"> </w:t>
-      </w:r>
-      <w:r>
-        <w:rPr>
-          <w:bCs/>
-          <w:b/>
-        </w:rPr>
-        <w:t xml:space="preserve">Fort Knox</w:t>
-      </w:r>
-      <w:r>
-        <w:t xml:space="preserve">, together with growing reports from around the world, forced the public to accept that people with powers existed. In the same year the first</w:t>
-      </w:r>
-      <w:r>
-        <w:t xml:space="preserve"> </w:t>
-      </w:r>
-      <w:r>
-        <w:rPr>
-          <w:bCs/>
-          <w:b/>
-        </w:rPr>
-        <w:t xml:space="preserve">Hephaestus Keys</w:t>
-      </w:r>
-      <w:r>
-        <w:t xml:space="preserve"> </w:t>
-      </w:r>
-      <w:r>
-        <w:t xml:space="preserve">were found in London, and Lord Colslo used one to open the Celtic Gate to Avalon.</w:t>
+        <w:t xml:space="preserve">Extraordinary humans were recognized as a phenomenon as early as the 1880s, but the few who came to public notice were dismissed as myths, linked with spiritualism and urban legends. Then, from</w:t>
+      </w:r>
+      <w:r>
+        <w:t xml:space="preserve"> </w:t>
+      </w:r>
+      <w:r>
+        <w:rPr>
+          <w:bCs/>
+          <w:b/>
+        </w:rPr>
+        <w:t xml:space="preserve">April 3rd to April 30th, 1938</w:t>
+      </w:r>
+      <w:r>
+        <w:t xml:space="preserve">, strange auroras bathed the night sky worldwide. Astronomers spoke of a belt of charged particles in the upper atmosphere. During those weeks deaths from a dozen ailments rose across the world, and by the end of April the</w:t>
+      </w:r>
+      <w:r>
+        <w:t xml:space="preserve"> </w:t>
+      </w:r>
+      <w:r>
+        <w:t xml:space="preserve">“</w:t>
+      </w:r>
+      <w:r>
+        <w:t xml:space="preserve">aurora deaths</w:t>
+      </w:r>
+      <w:r>
+        <w:t xml:space="preserve">”</w:t>
+      </w:r>
+      <w:r>
+        <w:t xml:space="preserve"> </w:t>
+      </w:r>
+      <w:r>
+        <w:t xml:space="preserve">passed</w:t>
+      </w:r>
+      <w:r>
+        <w:t xml:space="preserve"> </w:t>
+      </w:r>
+      <w:r>
+        <w:rPr>
+          <w:bCs/>
+          <w:b/>
+        </w:rPr>
+        <w:t xml:space="preserve">five million</w:t>
+      </w:r>
+      <w:r>
+        <w:t xml:space="preserve">. Adolf Hitler died of pneumonia and Reinhard Heydrich replaced him; Heinrich Himmler died under mysterious circumstances.</w:t>
       </w:r>
     </w:p>
     <w:p>
@@ -17059,874 +16993,20 @@
         <w:pStyle w:val="BodyText"/>
       </w:pPr>
       <w:r>
-        <w:t xml:space="preserve">Senator Edward McCarthy led the campaign against the</w:t>
-      </w:r>
-      <w:r>
-        <w:t xml:space="preserve"> </w:t>
-      </w:r>
-      <w:r>
-        <w:t xml:space="preserve">“</w:t>
-      </w:r>
-      <w:r>
-        <w:t xml:space="preserve">abnormal powers</w:t>
-      </w:r>
-      <w:r>
-        <w:t xml:space="preserve">”</w:t>
-      </w:r>
-      <w:r>
-        <w:t xml:space="preserve"> </w:t>
-      </w:r>
-      <w:r>
-        <w:t xml:space="preserve">menace. Congress passed the</w:t>
-      </w:r>
-      <w:r>
-        <w:t xml:space="preserve"> </w:t>
-      </w:r>
-      <w:r>
-        <w:rPr>
-          <w:bCs/>
-          <w:b/>
-        </w:rPr>
-        <w:t xml:space="preserve">Human Powers Control Act</w:t>
-      </w:r>
-      <w:r>
-        <w:t xml:space="preserve">, requiring the registration of all</w:t>
-      </w:r>
-      <w:r>
-        <w:t xml:space="preserve"> </w:t>
-      </w:r>
-      <w:r>
-        <w:t xml:space="preserve">“</w:t>
-      </w:r>
-      <w:r>
-        <w:t xml:space="preserve">citizens with operant capabilities outside the human physiological norms</w:t>
-      </w:r>
-      <w:r>
-        <w:t xml:space="preserve">”</w:t>
-      </w:r>
-      <w:r>
-        <w:t xml:space="preserve">: the origin of the official term,</w:t>
-      </w:r>
-      <w:r>
-        <w:t xml:space="preserve"> </w:t>
-      </w:r>
-      <w:r>
-        <w:rPr>
-          <w:bCs/>
-          <w:b/>
-        </w:rPr>
-        <w:t xml:space="preserve">Operants</w:t>
-      </w:r>
-      <w:r>
-        <w:t xml:space="preserve">. No one could agree how to register or enforce anything, and only one warrant was ever issued under the HPCA, for</w:t>
-      </w:r>
-      <w:r>
-        <w:t xml:space="preserve"> </w:t>
-      </w:r>
-      <w:r>
-        <w:rPr>
-          <w:bCs/>
-          <w:b/>
-        </w:rPr>
-        <w:t xml:space="preserve">Charlie Swift</w:t>
-      </w:r>
-      <w:r>
-        <w:t xml:space="preserve">, the</w:t>
-      </w:r>
-      <w:r>
-        <w:t xml:space="preserve"> </w:t>
-      </w:r>
-      <w:r>
-        <w:t xml:space="preserve">“</w:t>
-      </w:r>
-      <w:r>
-        <w:t xml:space="preserve">fastest man alive</w:t>
-      </w:r>
-      <w:r>
-        <w:t xml:space="preserve">”</w:t>
-      </w:r>
-      <w:r>
-        <w:t xml:space="preserve">, a popular critic of the government. He was shot during the botched arrest, spent a year in a coma, lost his powers and drank himself out of public life. McCarthy was censured and ousted.</w:t>
-      </w:r>
-    </w:p>
-    <w:p>
-      <w:pPr>
-        <w:pStyle w:val="BodyText"/>
-      </w:pPr>
-      <w:r>
-        <w:t xml:space="preserve">Untrained police couldn’t deal with powered crime, so unsanctioned teams of Operants and ordinary volunteers stepped in. The most respected was the</w:t>
-      </w:r>
-      <w:r>
-        <w:t xml:space="preserve"> </w:t>
-      </w:r>
-      <w:r>
-        <w:rPr>
-          <w:bCs/>
-          <w:b/>
-        </w:rPr>
-        <w:t xml:space="preserve">Power Legion</w:t>
-      </w:r>
-      <w:r>
-        <w:t xml:space="preserve">, led by</w:t>
-      </w:r>
-      <w:r>
-        <w:t xml:space="preserve"> </w:t>
-      </w:r>
-      <w:r>
-        <w:rPr>
-          <w:bCs/>
-          <w:b/>
-        </w:rPr>
-        <w:t xml:space="preserve">Mr. Marvel</w:t>
-      </w:r>
-      <w:r>
-        <w:t xml:space="preserve">,</w:t>
-      </w:r>
-      <w:r>
-        <w:t xml:space="preserve"> </w:t>
-      </w:r>
-      <w:r>
-        <w:rPr>
-          <w:iCs/>
-          <w:i/>
-        </w:rPr>
-        <w:t xml:space="preserve">maravilla del señor</w:t>
-      </w:r>
-      <w:r>
-        <w:t xml:space="preserve">, a World War II hero whose popularity crossed the color lines of 1950s America. The Legion supported law enforcement along the East Coast until it was forcibly disbanded during the</w:t>
-      </w:r>
-      <w:r>
-        <w:t xml:space="preserve"> </w:t>
-      </w:r>
-      <w:r>
-        <w:rPr>
-          <w:bCs/>
-          <w:b/>
-        </w:rPr>
-        <w:t xml:space="preserve">Khatorsi Crisis of 1968</w:t>
-      </w:r>
-      <w:r>
-        <w:t xml:space="preserve">. Its paramilitary uniforms set the style for every public team that followed.</w:t>
-      </w:r>
-    </w:p>
-    <w:p>
-      <w:pPr>
-        <w:pStyle w:val="BodyText"/>
-      </w:pPr>
-      <w:r>
-        <w:t xml:space="preserve">In</w:t>
-      </w:r>
-      <w:r>
-        <w:t xml:space="preserve"> </w:t>
-      </w:r>
-      <w:r>
-        <w:rPr>
-          <w:bCs/>
-          <w:b/>
-        </w:rPr>
-        <w:t xml:space="preserve">1959</w:t>
-      </w:r>
-      <w:r>
-        <w:t xml:space="preserve"> </w:t>
-      </w:r>
-      <w:r>
-        <w:t xml:space="preserve">Dr. Richard Kennedy was bathed in a runaway reactor’s radiation and bonded to an entity from beyond:</w:t>
-      </w:r>
-      <w:r>
-        <w:t xml:space="preserve"> </w:t>
-      </w:r>
-      <w:r>
-        <w:rPr>
-          <w:bCs/>
-          <w:b/>
-        </w:rPr>
-        <w:t xml:space="preserve">the Atomic Man</w:t>
-      </w:r>
-      <w:r>
-        <w:t xml:space="preserve">.</w:t>
-      </w:r>
-    </w:p>
-    <w:bookmarkEnd w:id="78"/>
-    <w:bookmarkStart w:id="79" w:name="exlaw"/>
-    <w:p>
-      <w:pPr>
-        <w:pStyle w:val="Heading2"/>
-      </w:pPr>
-      <w:r>
-        <w:t xml:space="preserve">ExLAW</w:t>
-      </w:r>
-    </w:p>
-    <w:p>
-      <w:pPr>
-        <w:pStyle w:val="FirstParagraph"/>
-      </w:pPr>
-      <w:r>
-        <w:t xml:space="preserve">In</w:t>
-      </w:r>
-      <w:r>
-        <w:t xml:space="preserve"> </w:t>
-      </w:r>
-      <w:r>
-        <w:rPr>
-          <w:bCs/>
-          <w:b/>
-        </w:rPr>
-        <w:t xml:space="preserve">1972</w:t>
-      </w:r>
-      <w:r>
-        <w:t xml:space="preserve"> </w:t>
-      </w:r>
-      <w:r>
-        <w:t xml:space="preserve">Congress and President Richard Nixon replaced the HPCA with the</w:t>
-      </w:r>
-      <w:r>
-        <w:t xml:space="preserve"> </w:t>
-      </w:r>
-      <w:r>
-        <w:rPr>
-          <w:bCs/>
-          <w:b/>
-        </w:rPr>
-        <w:t xml:space="preserve">Extraordinary Powers Act (EPA)</w:t>
-      </w:r>
-      <w:r>
-        <w:t xml:space="preserve">, and created the</w:t>
-      </w:r>
-      <w:r>
-        <w:t xml:space="preserve"> </w:t>
-      </w:r>
-      <w:r>
-        <w:rPr>
-          <w:bCs/>
-          <w:b/>
-        </w:rPr>
-        <w:t xml:space="preserve">Extraordinary Law Enforcement Agency (ExLAW)</w:t>
-      </w:r>
-      <w:r>
-        <w:t xml:space="preserve"> </w:t>
-      </w:r>
-      <w:r>
-        <w:t xml:space="preserve">under the Department of Justice to enforce it. A House committee, the</w:t>
-      </w:r>
-      <w:r>
-        <w:t xml:space="preserve"> </w:t>
-      </w:r>
-      <w:r>
-        <w:rPr>
-          <w:bCs/>
-          <w:b/>
-        </w:rPr>
-        <w:t xml:space="preserve">EPA Oversight Commission (EPAOC)</w:t>
-      </w:r>
-      <w:r>
-        <w:t xml:space="preserve">, became its watchdog.</w:t>
-      </w:r>
-    </w:p>
-    <w:p>
-      <w:pPr>
-        <w:pStyle w:val="BodyText"/>
-      </w:pPr>
-      <w:r>
-        <w:t xml:space="preserve">Nixon’s science advisor</w:t>
-      </w:r>
-      <w:r>
-        <w:t xml:space="preserve"> </w:t>
-      </w:r>
-      <w:r>
-        <w:rPr>
-          <w:bCs/>
-          <w:b/>
-        </w:rPr>
-        <w:t xml:space="preserve">Dr. Edmund Hamilton</w:t>
-      </w:r>
-      <w:r>
-        <w:t xml:space="preserve">, an authority on Operants and one of the authors of the EPA, became the first Director. The first agents came from the FBI and the special forces, with law or criminology degrees and top-secret clearance: five Operant investigators and twenty-seven transferred FBI agents, with lawyers and staff behind them.</w:t>
-      </w:r>
-    </w:p>
-    <w:p>
-      <w:pPr>
-        <w:pStyle w:val="BodyText"/>
-      </w:pPr>
-      <w:r>
-        <w:t xml:space="preserve">At the same time the Department of Defense finished testing the</w:t>
-      </w:r>
-      <w:r>
-        <w:t xml:space="preserve"> </w:t>
-      </w:r>
-      <w:r>
-        <w:rPr>
-          <w:bCs/>
-          <w:b/>
-        </w:rPr>
-        <w:t xml:space="preserve">Aegis Series I</w:t>
-      </w:r>
-      <w:r>
-        <w:t xml:space="preserve"> </w:t>
-      </w:r>
-      <w:r>
-        <w:t xml:space="preserve">power suit, an armored exoskeleton likened to</w:t>
-      </w:r>
-      <w:r>
-        <w:t xml:space="preserve"> </w:t>
-      </w:r>
-      <w:r>
-        <w:t xml:space="preserve">“</w:t>
-      </w:r>
-      <w:r>
-        <w:t xml:space="preserve">a slow, sweaty tank you can wear</w:t>
-      </w:r>
-      <w:r>
-        <w:t xml:space="preserve">”</w:t>
-      </w:r>
-      <w:r>
-        <w:t xml:space="preserve">. Some credited the AS-I corps with victory in Vietnam, but the Pentagon dropped the program after the war in 1973. EPAOC members persuaded the Justice Department to adopt it as an alternative to Operant agents, and the first ExLAW Aegis pilots went into service in January 1974. Steady improvements through the 1970s and 1980s made the suits a tactical success.</w:t>
-      </w:r>
-    </w:p>
-    <w:p>
-      <w:pPr>
-        <w:pStyle w:val="BodyText"/>
-      </w:pPr>
-      <w:r>
-        <w:t xml:space="preserve">Local police were slow to trust ExLAW until its agents captured</w:t>
-      </w:r>
-      <w:r>
-        <w:t xml:space="preserve"> </w:t>
-      </w:r>
-      <w:r>
-        <w:rPr>
-          <w:bCs/>
-          <w:b/>
-        </w:rPr>
-        <w:t xml:space="preserve">General Markum</w:t>
-      </w:r>
-      <w:r>
-        <w:t xml:space="preserve"> </w:t>
-      </w:r>
-      <w:r>
-        <w:t xml:space="preserve">and his renegades. ExLAW’s enforcement of the EPA estranged the unofficial teams, many of whom refused to register and kept their secret identities. Hamilton answered with</w:t>
-      </w:r>
-      <w:r>
-        <w:t xml:space="preserve"> </w:t>
-      </w:r>
-      <w:r>
-        <w:rPr>
-          <w:bCs/>
-          <w:b/>
-        </w:rPr>
-        <w:t xml:space="preserve">Reserve Agent</w:t>
-      </w:r>
-      <w:r>
-        <w:t xml:space="preserve"> </w:t>
-      </w:r>
-      <w:r>
-        <w:t xml:space="preserve">status: masked Operants could register while their identities stayed sealed. The EPA let the Director grant false identities to agents at risk, and no one but the Director or the Attorney General could open an agent’s file without a criminal warrant. Hamilton extended that protection, quietly and often, to every Reserve Agent.</w:t>
-      </w:r>
-    </w:p>
-    <w:p>
-      <w:pPr>
-        <w:pStyle w:val="BodyText"/>
-      </w:pPr>
-      <w:r>
-        <w:t xml:space="preserve">Reserve status had a price. Reserve Agents were held to police procedure and liable for any damage they caused. In</w:t>
-      </w:r>
-      <w:r>
-        <w:t xml:space="preserve"> </w:t>
-      </w:r>
-      <w:r>
-        <w:rPr>
-          <w:bCs/>
-          <w:b/>
-        </w:rPr>
-        <w:t xml:space="preserve">1973</w:t>
-      </w:r>
-      <w:r>
-        <w:t xml:space="preserve"> </w:t>
-      </w:r>
-      <w:r>
-        <w:rPr>
-          <w:bCs/>
-          <w:b/>
-        </w:rPr>
-        <w:t xml:space="preserve">Warlord I</w:t>
-      </w:r>
-      <w:r>
-        <w:t xml:space="preserve"> </w:t>
-      </w:r>
-      <w:r>
-        <w:t xml:space="preserve">fought the criminal</w:t>
-      </w:r>
-      <w:r>
-        <w:t xml:space="preserve"> </w:t>
-      </w:r>
-      <w:r>
-        <w:rPr>
-          <w:bCs/>
-          <w:b/>
-        </w:rPr>
-        <w:t xml:space="preserve">Armageddon</w:t>
-      </w:r>
-      <w:r>
-        <w:t xml:space="preserve"> </w:t>
-      </w:r>
-      <w:r>
-        <w:t xml:space="preserve">in an apartment block; Armageddon’s charges brought the building down and killed hundreds. Warlord was convicted of reckless endangerment and died in a prison riot. Some heroes refused Hamilton’s offer and stayed unsanctioned; Hamilton kept his agents focused on the Operants who endangered the public, and let the rest be.</w:t>
-      </w:r>
-    </w:p>
-    <w:p>
-      <w:pPr>
-        <w:pStyle w:val="BodyText"/>
-      </w:pPr>
-      <w:r>
-        <w:t xml:space="preserve">In</w:t>
-      </w:r>
-      <w:r>
-        <w:t xml:space="preserve"> </w:t>
-      </w:r>
-      <w:r>
-        <w:rPr>
-          <w:bCs/>
-          <w:b/>
-        </w:rPr>
-        <w:t xml:space="preserve">1977</w:t>
-      </w:r>
-      <w:r>
-        <w:t xml:space="preserve"> </w:t>
-      </w:r>
-      <w:r>
-        <w:t xml:space="preserve">Hamilton’s protégé</w:t>
-      </w:r>
-      <w:r>
-        <w:t xml:space="preserve"> </w:t>
-      </w:r>
-      <w:r>
-        <w:rPr>
-          <w:bCs/>
-          <w:b/>
-        </w:rPr>
-        <w:t xml:space="preserve">Johnny Vanroy</w:t>
-      </w:r>
-      <w:r>
-        <w:t xml:space="preserve">, Mr. Power, was arrested for the murder of heiress Lita Weston. He was cleared, but left ExLAW in 1978, and the EPAOC never stopped accusing Hamilton of favoritism. By</w:t>
-      </w:r>
-      <w:r>
-        <w:t xml:space="preserve"> </w:t>
-      </w:r>
-      <w:r>
-        <w:rPr>
-          <w:bCs/>
-          <w:b/>
-        </w:rPr>
-        <w:t xml:space="preserve">1982</w:t>
-      </w:r>
-      <w:r>
-        <w:t xml:space="preserve"> </w:t>
-      </w:r>
-      <w:r>
-        <w:t xml:space="preserve">ExLAW had more than thirty full-time Operant agents and fifty AS-III pilots. That year a cell of terrorist Operants led by</w:t>
-      </w:r>
-      <w:r>
-        <w:t xml:space="preserve"> </w:t>
-      </w:r>
-      <w:r>
-        <w:rPr>
-          <w:bCs/>
-          <w:b/>
-        </w:rPr>
-        <w:t xml:space="preserve">Autuarch</w:t>
-      </w:r>
-      <w:r>
-        <w:t xml:space="preserve"> </w:t>
-      </w:r>
-      <w:r>
-        <w:t xml:space="preserve">attacked the</w:t>
-      </w:r>
-      <w:r>
-        <w:t xml:space="preserve"> </w:t>
-      </w:r>
-      <w:r>
-        <w:rPr>
-          <w:bCs/>
-          <w:b/>
-        </w:rPr>
-        <w:t xml:space="preserve">US Capitol</w:t>
-      </w:r>
-      <w:r>
-        <w:t xml:space="preserve">. ExLAW tracked them to Los Angeles and captured all but a few; Autuarch escaped to Argentina and founded the</w:t>
-      </w:r>
-      <w:r>
-        <w:t xml:space="preserve"> </w:t>
-      </w:r>
-      <w:r>
-        <w:rPr>
-          <w:bCs/>
-          <w:b/>
-        </w:rPr>
-        <w:t xml:space="preserve">White Hand</w:t>
-      </w:r>
-      <w:r>
-        <w:t xml:space="preserve">.</w:t>
-      </w:r>
-    </w:p>
-    <w:bookmarkEnd w:id="79"/>
-    <w:bookmarkStart w:id="80" w:name="the-second-wave"/>
-    <w:p>
-      <w:pPr>
-        <w:pStyle w:val="Heading2"/>
-      </w:pPr>
-      <w:r>
-        <w:t xml:space="preserve">The Second Wave</w:t>
-      </w:r>
-    </w:p>
-    <w:p>
-      <w:pPr>
-        <w:pStyle w:val="FirstParagraph"/>
-      </w:pPr>
-      <w:r>
-        <w:t xml:space="preserve">In</w:t>
-      </w:r>
-      <w:r>
-        <w:t xml:space="preserve"> </w:t>
-      </w:r>
-      <w:r>
-        <w:rPr>
-          <w:bCs/>
-          <w:b/>
-        </w:rPr>
-        <w:t xml:space="preserve">1985</w:t>
-      </w:r>
-      <w:r>
-        <w:t xml:space="preserve"> </w:t>
-      </w:r>
-      <w:r>
-        <w:t xml:space="preserve">Hamilton retired. Months later the</w:t>
-      </w:r>
-      <w:r>
-        <w:t xml:space="preserve"> </w:t>
-      </w:r>
-      <w:r>
-        <w:rPr>
-          <w:bCs/>
-          <w:b/>
-        </w:rPr>
-        <w:t xml:space="preserve">Second Wave</w:t>
-      </w:r>
-      <w:r>
-        <w:t xml:space="preserve"> </w:t>
-      </w:r>
-      <w:r>
-        <w:t xml:space="preserve">came: a new surge of awakenings across the world, just after</w:t>
-      </w:r>
-      <w:r>
-        <w:t xml:space="preserve"> </w:t>
-      </w:r>
-      <w:r>
-        <w:rPr>
-          <w:bCs/>
-          <w:b/>
-        </w:rPr>
-        <w:t xml:space="preserve">John Marcus Mars Jr.</w:t>
-      </w:r>
-      <w:r>
-        <w:t xml:space="preserve">, Merlin’s chosen heir, defeated Mordred and Morgan le Fay in a final battle he barely survived. Thousands of new Operants appeared, many of them young, frightened and dangerous.</w:t>
-      </w:r>
-    </w:p>
-    <w:p>
-      <w:pPr>
-        <w:pStyle w:val="BodyText"/>
-      </w:pPr>
-      <w:r>
-        <w:t xml:space="preserve">President Ronald Reagan appointed</w:t>
-      </w:r>
-      <w:r>
-        <w:t xml:space="preserve"> </w:t>
-      </w:r>
-      <w:r>
-        <w:rPr>
-          <w:bCs/>
-          <w:b/>
-        </w:rPr>
-        <w:t xml:space="preserve">Dr. Allison Manchester</w:t>
-      </w:r>
-      <w:r>
-        <w:t xml:space="preserve">, the architect of</w:t>
-      </w:r>
-      <w:r>
-        <w:t xml:space="preserve"> </w:t>
-      </w:r>
-      <w:r>
-        <w:rPr>
-          <w:bCs/>
-          <w:b/>
-        </w:rPr>
-        <w:t xml:space="preserve">Raster Seven</w:t>
-      </w:r>
-      <w:r>
-        <w:t xml:space="preserve">, the underground Operant prison the civil-rights community calls</w:t>
-      </w:r>
-      <w:r>
-        <w:t xml:space="preserve"> </w:t>
-      </w:r>
-      <w:r>
-        <w:rPr>
-          <w:iCs/>
-          <w:i/>
-        </w:rPr>
-        <w:t xml:space="preserve">Tartarus</w:t>
-      </w:r>
-      <w:r>
-        <w:t xml:space="preserve">. In</w:t>
-      </w:r>
-      <w:r>
-        <w:t xml:space="preserve"> </w:t>
-      </w:r>
-      <w:r>
-        <w:rPr>
-          <w:bCs/>
-          <w:b/>
-        </w:rPr>
-        <w:t xml:space="preserve">1986</w:t>
-      </w:r>
-      <w:r>
-        <w:t xml:space="preserve"> </w:t>
-      </w:r>
-      <w:r>
-        <w:t xml:space="preserve">ExLAW turned paramilitary: hunt down every non-registered Operant. Manchester expanded the AS-III and AS-IV units, rescinded Reserve status and made no secret of her distrust of Operants. The old-guard heroes and a younger, angrier generation split. The</w:t>
-      </w:r>
-      <w:r>
-        <w:t xml:space="preserve"> </w:t>
-      </w:r>
-      <w:r>
-        <w:rPr>
-          <w:bCs/>
-          <w:b/>
-        </w:rPr>
-        <w:t xml:space="preserve">1993 Los Angeles protests</w:t>
-      </w:r>
-      <w:r>
-        <w:t xml:space="preserve"> </w:t>
-      </w:r>
-      <w:r>
-        <w:t xml:space="preserve">against ExLAW’s methods, during a Senate debate on stripping secret-identity protections, wrecked the Coliseum and won ExLAW a wider mandate. The</w:t>
-      </w:r>
-      <w:r>
-        <w:t xml:space="preserve"> </w:t>
-      </w:r>
-      <w:r>
-        <w:rPr>
-          <w:bCs/>
-          <w:b/>
-        </w:rPr>
-        <w:t xml:space="preserve">AS-V</w:t>
-      </w:r>
-      <w:r>
-        <w:t xml:space="preserve">, with</w:t>
-      </w:r>
-      <w:r>
-        <w:t xml:space="preserve"> </w:t>
-      </w:r>
-      <w:r>
-        <w:t xml:space="preserve">“</w:t>
-      </w:r>
-      <w:r>
-        <w:t xml:space="preserve">positive response controls</w:t>
-      </w:r>
-      <w:r>
-        <w:t xml:space="preserve">”</w:t>
-      </w:r>
-      <w:r>
-        <w:t xml:space="preserve"> </w:t>
-      </w:r>
-      <w:r>
-        <w:t xml:space="preserve">that stopped the suits straining their pilots’ muscles, arrived in 1995. That year Manchester released every Operant agent from ExLAW; some went to the FBI, some retired, and some turned to crime.</w:t>
-      </w:r>
-    </w:p>
-    <w:p>
-      <w:pPr>
-        <w:pStyle w:val="BodyText"/>
-      </w:pPr>
-      <w:r>
-        <w:t xml:space="preserve">On</w:t>
-      </w:r>
-      <w:r>
-        <w:t xml:space="preserve"> </w:t>
-      </w:r>
-      <w:r>
-        <w:rPr>
-          <w:bCs/>
-          <w:b/>
-        </w:rPr>
-        <w:t xml:space="preserve">December 15th, 1996</w:t>
-      </w:r>
-      <w:r>
-        <w:t xml:space="preserve">, Raster Seven was breached for the first time. Fifteen of America’s most dangerous Operants escaped and nineteen died. Nine were recaptured; six reached Argentina and the White Hand.</w:t>
-      </w:r>
-    </w:p>
-    <w:p>
-      <w:pPr>
-        <w:pStyle w:val="BodyText"/>
-      </w:pPr>
-      <w:r>
-        <w:t xml:space="preserve">From 1998 to 2000 the UN built</w:t>
-      </w:r>
-      <w:r>
-        <w:t xml:space="preserve"> </w:t>
-      </w:r>
-      <w:r>
-        <w:rPr>
-          <w:bCs/>
-          <w:b/>
-        </w:rPr>
-        <w:t xml:space="preserve">Raster Eight</w:t>
-      </w:r>
-      <w:r>
-        <w:t xml:space="preserve"> </w:t>
-      </w:r>
-      <w:r>
-        <w:t xml:space="preserve">in low Earth orbit, and</w:t>
-      </w:r>
-      <w:r>
-        <w:t xml:space="preserve"> </w:t>
-      </w:r>
-      <w:r>
-        <w:rPr>
-          <w:bCs/>
-          <w:b/>
-        </w:rPr>
-        <w:t xml:space="preserve">Interpol</w:t>
-      </w:r>
-      <w:r>
-        <w:t xml:space="preserve"> </w:t>
-      </w:r>
-      <w:r>
-        <w:t xml:space="preserve">opened its Operant division, pooling the police of the US, the Commonwealth of Independent States, Britain, China and many others against terrorism and Operant crime.</w:t>
-      </w:r>
-    </w:p>
-    <w:bookmarkEnd w:id="80"/>
-    <w:bookmarkStart w:id="81" w:name="a-new-century"/>
-    <w:p>
-      <w:pPr>
-        <w:pStyle w:val="Heading2"/>
-      </w:pPr>
-      <w:r>
-        <w:t xml:space="preserve">A new century</w:t>
-      </w:r>
-    </w:p>
-    <w:p>
-      <w:pPr>
-        <w:pStyle w:val="FirstParagraph"/>
-      </w:pPr>
-      <w:r>
-        <w:t xml:space="preserve">President</w:t>
-      </w:r>
-      <w:r>
-        <w:t xml:space="preserve"> </w:t>
-      </w:r>
-      <w:r>
-        <w:rPr>
-          <w:bCs/>
-          <w:b/>
-        </w:rPr>
-        <w:t xml:space="preserve">John McCain</w:t>
-      </w:r>
-      <w:r>
-        <w:t xml:space="preserve"> </w:t>
-      </w:r>
-      <w:r>
-        <w:t xml:space="preserve">(2001–2009) wanted a director who could bridge the gap with the Operant community. He persuaded Manchester to retire and appointed</w:t>
-      </w:r>
-      <w:r>
-        <w:t xml:space="preserve"> </w:t>
-      </w:r>
-      <w:r>
-        <w:rPr>
-          <w:bCs/>
-          <w:b/>
-        </w:rPr>
-        <w:t xml:space="preserve">Juan Rodriguez</w:t>
-      </w:r>
-      <w:r>
-        <w:t xml:space="preserve">, a surgeon, author and former Power Legion member, who restored Reserve status and brought six Operant FBI agents into ExLAW.</w:t>
-      </w:r>
-    </w:p>
-    <w:p>
-      <w:pPr>
-        <w:pStyle w:val="BodyText"/>
-      </w:pPr>
-      <w:r>
-        <w:rPr>
-          <w:bCs/>
-          <w:b/>
-        </w:rPr>
-        <w:t xml:space="preserve">October 9th, 2001.</w:t>
-      </w:r>
-      <w:r>
-        <w:t xml:space="preserve"> </w:t>
-      </w:r>
-      <w:r>
-        <w:t xml:space="preserve">A White Hand cell, three Raster Seven escapees backed by conventional bombers, brought down the Sears Tower and two neighboring towers in Chicago’s Loop, killing more than 2,000 people. Autuarch claimed the attack within the hour. The investigations showed that Operant and ordinary agents had warned of activity in Buenos Aires and Chicago and been ignored, because the CIA and FBI didn’t trust their own Operant agents. The</w:t>
-      </w:r>
-      <w:r>
-        <w:t xml:space="preserve"> </w:t>
-      </w:r>
-      <w:r>
-        <w:rPr>
-          <w:bCs/>
-          <w:b/>
-        </w:rPr>
-        <w:t xml:space="preserve">Department of Homeland Security</w:t>
-      </w:r>
-      <w:r>
-        <w:t xml:space="preserve"> </w:t>
-      </w:r>
-      <w:r>
-        <w:t xml:space="preserve">was created; ExLAW moved under it, Rodriguez became Deputy Director of DHS, and</w:t>
-      </w:r>
-      <w:r>
-        <w:t xml:space="preserve"> </w:t>
-      </w:r>
-      <w:r>
-        <w:rPr>
-          <w:bCs/>
-          <w:b/>
-        </w:rPr>
-        <w:t xml:space="preserve">Garret Cane</w:t>
-      </w:r>
-      <w:r>
-        <w:t xml:space="preserve">, ExLAW’s non-Operant chief of operations, became Director.</w:t>
-      </w:r>
-    </w:p>
-    <w:p>
-      <w:pPr>
-        <w:pStyle w:val="BodyText"/>
-      </w:pPr>
-      <w:r>
-        <w:t xml:space="preserve">That same year</w:t>
-      </w:r>
-      <w:r>
-        <w:t xml:space="preserve"> </w:t>
-      </w:r>
-      <w:r>
-        <w:rPr>
-          <w:bCs/>
-          <w:b/>
-        </w:rPr>
-        <w:t xml:space="preserve">Iran’s Islamic Republic fell</w:t>
-      </w:r>
-      <w:r>
-        <w:t xml:space="preserve">. Months of strikes and street protests became a revolution led by a coalition of communist and socialist parties, which proclaimed the secular</w:t>
-      </w:r>
-      <w:r>
-        <w:t xml:space="preserve"> </w:t>
-      </w:r>
-      <w:r>
-        <w:rPr>
-          <w:bCs/>
-          <w:b/>
-        </w:rPr>
-        <w:t xml:space="preserve">People’s Republic of Iran</w:t>
-      </w:r>
-      <w:r>
-        <w:t xml:space="preserve">. Washington, unsure whether to welcome or fear it, has kept it at arm’s length ever since.</w:t>
+        <w:t xml:space="preserve">The survivors didn’t all come through unchanged. The auroras were the</w:t>
+      </w:r>
+      <w:r>
+        <w:t xml:space="preserve"> </w:t>
+      </w:r>
+      <w:r>
+        <w:rPr>
+          <w:bCs/>
+          <w:b/>
+        </w:rPr>
+        <w:t xml:space="preserve">First Wave</w:t>
+      </w:r>
+      <w:r>
+        <w:t xml:space="preserve">: the night the first generation of Operants awoke.</w:t>
       </w:r>
     </w:p>
     <w:p>
@@ -17942,39 +17022,26 @@
           <w:bCs/>
           <w:b/>
         </w:rPr>
-        <w:t xml:space="preserve">2002–2004.</w:t>
-      </w:r>
-      <w:r>
-        <w:t xml:space="preserve"> </w:t>
-      </w:r>
-      <w:r>
-        <w:t xml:space="preserve">Under Cane, ExLAW became a publicity engine: televised rescues and recruiting drives. Operant and AS-6 units spearheaded the UN-led</w:t>
-      </w:r>
-      <w:r>
-        <w:t xml:space="preserve"> </w:t>
-      </w:r>
-      <w:r>
-        <w:rPr>
-          <w:bCs/>
-          <w:b/>
-        </w:rPr>
-        <w:t xml:space="preserve">invasion of Iraq</w:t>
-      </w:r>
-      <w:r>
-        <w:t xml:space="preserve">, which had sheltered White Hand training camps. ExLAW and Interpol turned on the White Hand and the</w:t>
-      </w:r>
-      <w:r>
-        <w:t xml:space="preserve"> </w:t>
-      </w:r>
-      <w:r>
-        <w:rPr>
-          <w:bCs/>
-          <w:b/>
-        </w:rPr>
-        <w:t xml:space="preserve">Morcain</w:t>
-      </w:r>
-      <w:r>
-        <w:t xml:space="preserve">.</w:t>
+        <w:t xml:space="preserve">June 1938.</w:t>
+      </w:r>
+      <w:r>
+        <w:t xml:space="preserve"> </w:t>
+      </w:r>
+      <w:r>
+        <w:t xml:space="preserve">Herbert Unler, an American occult scholar, became the first non-Briton recruited to the</w:t>
+      </w:r>
+      <w:r>
+        <w:t xml:space="preserve"> </w:t>
+      </w:r>
+      <w:r>
+        <w:rPr>
+          <w:bCs/>
+          <w:b/>
+        </w:rPr>
+        <w:t xml:space="preserve">Shadow Knights</w:t>
+      </w:r>
+      <w:r>
+        <w:t xml:space="preserve">, after he banished a demon in Boston: the first mystical creature seen in more than a century.</w:t>
       </w:r>
     </w:p>
     <w:p>
@@ -17990,29 +17057,29 @@
           <w:bCs/>
           <w:b/>
         </w:rPr>
-        <w:t xml:space="preserve">2006.</w:t>
-      </w:r>
-      <w:r>
-        <w:t xml:space="preserve"> </w:t>
-      </w:r>
-      <w:r>
-        <w:t xml:space="preserve">Congress approved ExLAW’s</w:t>
-      </w:r>
-      <w:r>
-        <w:t xml:space="preserve"> </w:t>
-      </w:r>
-      <w:r>
-        <w:rPr>
-          <w:bCs/>
-          <w:b/>
-        </w:rPr>
-        <w:t xml:space="preserve">regional commands</w:t>
-      </w:r>
-      <w:r>
-        <w:t xml:space="preserve"> </w:t>
-      </w:r>
-      <w:r>
-        <w:t xml:space="preserve">over police objections: six regional offices, each with its own Operant team and Aegis wing.</w:t>
+        <w:t xml:space="preserve">August 1938.</w:t>
+      </w:r>
+      <w:r>
+        <w:t xml:space="preserve"> </w:t>
+      </w:r>
+      <w:r>
+        <w:t xml:space="preserve">Without Hitler, the National Socialist movement fell apart. The SS became a quasi-mystical order, and</w:t>
+      </w:r>
+      <w:r>
+        <w:t xml:space="preserve"> </w:t>
+      </w:r>
+      <w:r>
+        <w:rPr>
+          <w:bCs/>
+          <w:b/>
+        </w:rPr>
+        <w:t xml:space="preserve">Zarloff the Elder</w:t>
+      </w:r>
+      <w:r>
+        <w:t xml:space="preserve"> </w:t>
+      </w:r>
+      <w:r>
+        <w:t xml:space="preserve">appeared to a cell of initiates in Berlin, promising them the new world order Hitler had dreamed of.</w:t>
       </w:r>
     </w:p>
     <w:p>
@@ -18028,65 +17095,897 @@
           <w:bCs/>
           <w:b/>
         </w:rPr>
-        <w:t xml:space="preserve">2007.</w:t>
-      </w:r>
-      <w:r>
-        <w:t xml:space="preserve"> </w:t>
-      </w:r>
-      <w:r>
-        <w:t xml:space="preserve">The Foundation’s enforcer</w:t>
-      </w:r>
-      <w:r>
-        <w:t xml:space="preserve"> </w:t>
-      </w:r>
-      <w:r>
-        <w:rPr>
-          <w:bCs/>
-          <w:b/>
-        </w:rPr>
-        <w:t xml:space="preserve">Sergei Grachyov</w:t>
-      </w:r>
-      <w:r>
-        <w:t xml:space="preserve"> </w:t>
-      </w:r>
-      <w:r>
-        <w:t xml:space="preserve">fought the Atomic Man in Washington, and the</w:t>
-      </w:r>
-      <w:r>
-        <w:t xml:space="preserve"> </w:t>
-      </w:r>
-      <w:r>
-        <w:rPr>
-          <w:bCs/>
-          <w:b/>
-        </w:rPr>
-        <w:t xml:space="preserve">Washington Monument</w:t>
-      </w:r>
-      <w:r>
-        <w:t xml:space="preserve"> </w:t>
-      </w:r>
-      <w:r>
-        <w:t xml:space="preserve">fell. Both walked away.</w:t>
-      </w:r>
-    </w:p>
-    <w:p>
-      <w:pPr>
-        <w:numPr>
-          <w:ilvl w:val="0"/>
-          <w:numId w:val="1019"/>
-        </w:numPr>
-        <w:pStyle w:val="Compact"/>
-      </w:pPr>
-      <w:r>
-        <w:rPr>
-          <w:bCs/>
-          <w:b/>
-        </w:rPr>
-        <w:t xml:space="preserve">2009.</w:t>
-      </w:r>
-      <w:r>
-        <w:t xml:space="preserve"> </w:t>
-      </w:r>
+        <w:t xml:space="preserve">1941–1945.</w:t>
+      </w:r>
+      <w:r>
+        <w:t xml:space="preserve"> </w:t>
+      </w:r>
+      <w:r>
+        <w:t xml:space="preserve">At least thirty Operants served secretly in the militaries of six nations, Germany among them.</w:t>
+      </w:r>
+      <w:r>
+        <w:t xml:space="preserve"> </w:t>
+      </w:r>
+      <w:r>
+        <w:rPr>
+          <w:bCs/>
+          <w:b/>
+        </w:rPr>
+        <w:t xml:space="preserve">Hector Gonzalez</w:t>
+      </w:r>
+      <w:r>
+        <w:t xml:space="preserve">, Nikola Tesla’s assistant, received</w:t>
+      </w:r>
+      <w:r>
+        <w:t xml:space="preserve"> </w:t>
+      </w:r>
+      <w:r>
+        <w:rPr>
+          <w:bCs/>
+          <w:b/>
+        </w:rPr>
+        <w:t xml:space="preserve">Ambrosia</w:t>
+      </w:r>
+      <w:r>
+        <w:t xml:space="preserve"> </w:t>
+      </w:r>
+      <w:r>
+        <w:t xml:space="preserve">in 1943 and became</w:t>
+      </w:r>
+      <w:r>
+        <w:t xml:space="preserve"> </w:t>
+      </w:r>
+      <w:r>
+        <w:rPr>
+          <w:bCs/>
+          <w:b/>
+        </w:rPr>
+        <w:t xml:space="preserve">Mr. Marvel</w:t>
+      </w:r>
+      <w:r>
+        <w:t xml:space="preserve">; the immortal</w:t>
+      </w:r>
+      <w:r>
+        <w:t xml:space="preserve"> </w:t>
+      </w:r>
+      <w:r>
+        <w:rPr>
+          <w:bCs/>
+          <w:b/>
+        </w:rPr>
+        <w:t xml:space="preserve">Ivory Phoenix</w:t>
+      </w:r>
+      <w:r>
+        <w:t xml:space="preserve"> </w:t>
+      </w:r>
+      <w:r>
+        <w:t xml:space="preserve">fought for the Allies and destroyed the first Steel Falcon.</w:t>
+      </w:r>
+    </w:p>
+    <w:bookmarkEnd w:id="78"/>
+    <w:bookmarkStart w:id="79" w:name="the-public-years"/>
+    <w:p>
+      <w:pPr>
+        <w:pStyle w:val="Heading2"/>
+      </w:pPr>
+      <w:r>
+        <w:t xml:space="preserve">The public years</w:t>
+      </w:r>
+    </w:p>
+    <w:p>
+      <w:pPr>
+        <w:pStyle w:val="FirstParagraph"/>
+      </w:pPr>
+      <w:r>
+        <w:t xml:space="preserve">In</w:t>
+      </w:r>
+      <w:r>
+        <w:t xml:space="preserve"> </w:t>
+      </w:r>
+      <w:r>
+        <w:rPr>
+          <w:bCs/>
+          <w:b/>
+        </w:rPr>
+        <w:t xml:space="preserve">1952</w:t>
+      </w:r>
+      <w:r>
+        <w:t xml:space="preserve"> </w:t>
+      </w:r>
+      <w:r>
+        <w:t xml:space="preserve">a highly publicized battle between US Army forces and unidentified assailants at</w:t>
+      </w:r>
+      <w:r>
+        <w:t xml:space="preserve"> </w:t>
+      </w:r>
+      <w:r>
+        <w:rPr>
+          <w:bCs/>
+          <w:b/>
+        </w:rPr>
+        <w:t xml:space="preserve">Fort Knox</w:t>
+      </w:r>
+      <w:r>
+        <w:t xml:space="preserve">, together with growing reports from around the world, forced the public to accept that people with powers existed. In the same year the first</w:t>
+      </w:r>
+      <w:r>
+        <w:t xml:space="preserve"> </w:t>
+      </w:r>
+      <w:r>
+        <w:rPr>
+          <w:bCs/>
+          <w:b/>
+        </w:rPr>
+        <w:t xml:space="preserve">Hephaestus Keys</w:t>
+      </w:r>
+      <w:r>
+        <w:t xml:space="preserve"> </w:t>
+      </w:r>
+      <w:r>
+        <w:t xml:space="preserve">were found in London, and Lord Colslo used one to open the Celtic Gate to Avalon.</w:t>
+      </w:r>
+    </w:p>
+    <w:p>
+      <w:pPr>
+        <w:pStyle w:val="BodyText"/>
+      </w:pPr>
+      <w:r>
+        <w:t xml:space="preserve">Senator Edward McCarthy led the campaign against the</w:t>
+      </w:r>
+      <w:r>
+        <w:t xml:space="preserve"> </w:t>
+      </w:r>
+      <w:r>
+        <w:t xml:space="preserve">“</w:t>
+      </w:r>
+      <w:r>
+        <w:t xml:space="preserve">abnormal powers</w:t>
+      </w:r>
+      <w:r>
+        <w:t xml:space="preserve">”</w:t>
+      </w:r>
+      <w:r>
+        <w:t xml:space="preserve"> </w:t>
+      </w:r>
+      <w:r>
+        <w:t xml:space="preserve">menace. Congress passed the</w:t>
+      </w:r>
+      <w:r>
+        <w:t xml:space="preserve"> </w:t>
+      </w:r>
+      <w:r>
+        <w:rPr>
+          <w:bCs/>
+          <w:b/>
+        </w:rPr>
+        <w:t xml:space="preserve">Human Powers Control Act</w:t>
+      </w:r>
+      <w:r>
+        <w:t xml:space="preserve">, requiring the registration of all</w:t>
+      </w:r>
+      <w:r>
+        <w:t xml:space="preserve"> </w:t>
+      </w:r>
+      <w:r>
+        <w:t xml:space="preserve">“</w:t>
+      </w:r>
+      <w:r>
+        <w:t xml:space="preserve">citizens with operant capabilities outside the human physiological norms</w:t>
+      </w:r>
+      <w:r>
+        <w:t xml:space="preserve">”</w:t>
+      </w:r>
+      <w:r>
+        <w:t xml:space="preserve">: the origin of the official term,</w:t>
+      </w:r>
+      <w:r>
+        <w:t xml:space="preserve"> </w:t>
+      </w:r>
+      <w:r>
+        <w:rPr>
+          <w:bCs/>
+          <w:b/>
+        </w:rPr>
+        <w:t xml:space="preserve">Operants</w:t>
+      </w:r>
+      <w:r>
+        <w:t xml:space="preserve">. No one could agree how to register or enforce anything, and only one warrant was ever issued under the HPCA, for</w:t>
+      </w:r>
+      <w:r>
+        <w:t xml:space="preserve"> </w:t>
+      </w:r>
+      <w:r>
+        <w:rPr>
+          <w:bCs/>
+          <w:b/>
+        </w:rPr>
+        <w:t xml:space="preserve">Charlie Swift</w:t>
+      </w:r>
+      <w:r>
+        <w:t xml:space="preserve">, the</w:t>
+      </w:r>
+      <w:r>
+        <w:t xml:space="preserve"> </w:t>
+      </w:r>
+      <w:r>
+        <w:t xml:space="preserve">“</w:t>
+      </w:r>
+      <w:r>
+        <w:t xml:space="preserve">fastest man alive</w:t>
+      </w:r>
+      <w:r>
+        <w:t xml:space="preserve">”</w:t>
+      </w:r>
+      <w:r>
+        <w:t xml:space="preserve">, a popular critic of the government. He was shot during the botched arrest, spent a year in a coma, lost his powers and drank himself out of public life. McCarthy was censured and ousted.</w:t>
+      </w:r>
+    </w:p>
+    <w:p>
+      <w:pPr>
+        <w:pStyle w:val="BodyText"/>
+      </w:pPr>
+      <w:r>
+        <w:t xml:space="preserve">Untrained police couldn’t deal with powered crime, so unsanctioned teams of Operants and ordinary volunteers stepped in. The most respected was the</w:t>
+      </w:r>
+      <w:r>
+        <w:t xml:space="preserve"> </w:t>
+      </w:r>
+      <w:r>
+        <w:rPr>
+          <w:bCs/>
+          <w:b/>
+        </w:rPr>
+        <w:t xml:space="preserve">Power Legion</w:t>
+      </w:r>
+      <w:r>
+        <w:t xml:space="preserve">, led by</w:t>
+      </w:r>
+      <w:r>
+        <w:t xml:space="preserve"> </w:t>
+      </w:r>
+      <w:r>
+        <w:rPr>
+          <w:bCs/>
+          <w:b/>
+        </w:rPr>
+        <w:t xml:space="preserve">Mr. Marvel</w:t>
+      </w:r>
+      <w:r>
+        <w:t xml:space="preserve">,</w:t>
+      </w:r>
+      <w:r>
+        <w:t xml:space="preserve"> </w:t>
+      </w:r>
+      <w:r>
+        <w:rPr>
+          <w:iCs/>
+          <w:i/>
+        </w:rPr>
+        <w:t xml:space="preserve">maravilla del señor</w:t>
+      </w:r>
+      <w:r>
+        <w:t xml:space="preserve">, a World War II hero whose popularity crossed the color lines of 1950s America. The Legion supported law enforcement along the East Coast until it was forcibly disbanded during the</w:t>
+      </w:r>
+      <w:r>
+        <w:t xml:space="preserve"> </w:t>
+      </w:r>
+      <w:r>
+        <w:rPr>
+          <w:bCs/>
+          <w:b/>
+        </w:rPr>
+        <w:t xml:space="preserve">Khatorsi Crisis of 1968</w:t>
+      </w:r>
+      <w:r>
+        <w:t xml:space="preserve">. Its paramilitary uniforms set the style for every public team that followed.</w:t>
+      </w:r>
+    </w:p>
+    <w:p>
+      <w:pPr>
+        <w:pStyle w:val="BodyText"/>
+      </w:pPr>
+      <w:r>
+        <w:t xml:space="preserve">In</w:t>
+      </w:r>
+      <w:r>
+        <w:t xml:space="preserve"> </w:t>
+      </w:r>
+      <w:r>
+        <w:rPr>
+          <w:bCs/>
+          <w:b/>
+        </w:rPr>
+        <w:t xml:space="preserve">1959</w:t>
+      </w:r>
+      <w:r>
+        <w:t xml:space="preserve"> </w:t>
+      </w:r>
+      <w:r>
+        <w:t xml:space="preserve">Dr. Richard Kennedy was bathed in a runaway reactor’s radiation and bonded to an entity from beyond:</w:t>
+      </w:r>
+      <w:r>
+        <w:t xml:space="preserve"> </w:t>
+      </w:r>
+      <w:r>
+        <w:rPr>
+          <w:bCs/>
+          <w:b/>
+        </w:rPr>
+        <w:t xml:space="preserve">the Atomic Man</w:t>
+      </w:r>
+      <w:r>
+        <w:t xml:space="preserve">.</w:t>
+      </w:r>
+    </w:p>
+    <w:bookmarkEnd w:id="79"/>
+    <w:bookmarkStart w:id="80" w:name="exlaw"/>
+    <w:p>
+      <w:pPr>
+        <w:pStyle w:val="Heading2"/>
+      </w:pPr>
+      <w:r>
+        <w:t xml:space="preserve">ExLAW</w:t>
+      </w:r>
+    </w:p>
+    <w:p>
+      <w:pPr>
+        <w:pStyle w:val="FirstParagraph"/>
+      </w:pPr>
+      <w:r>
+        <w:t xml:space="preserve">In</w:t>
+      </w:r>
+      <w:r>
+        <w:t xml:space="preserve"> </w:t>
+      </w:r>
+      <w:r>
+        <w:rPr>
+          <w:bCs/>
+          <w:b/>
+        </w:rPr>
+        <w:t xml:space="preserve">1972</w:t>
+      </w:r>
+      <w:r>
+        <w:t xml:space="preserve"> </w:t>
+      </w:r>
+      <w:r>
+        <w:t xml:space="preserve">Congress and President Richard Nixon replaced the HPCA with the</w:t>
+      </w:r>
+      <w:r>
+        <w:t xml:space="preserve"> </w:t>
+      </w:r>
+      <w:r>
+        <w:rPr>
+          <w:bCs/>
+          <w:b/>
+        </w:rPr>
+        <w:t xml:space="preserve">Extraordinary Powers Act (EPA)</w:t>
+      </w:r>
+      <w:r>
+        <w:t xml:space="preserve">, and created the</w:t>
+      </w:r>
+      <w:r>
+        <w:t xml:space="preserve"> </w:t>
+      </w:r>
+      <w:r>
+        <w:rPr>
+          <w:bCs/>
+          <w:b/>
+        </w:rPr>
+        <w:t xml:space="preserve">Extraordinary Law Enforcement Agency (ExLAW)</w:t>
+      </w:r>
+      <w:r>
+        <w:t xml:space="preserve"> </w:t>
+      </w:r>
+      <w:r>
+        <w:t xml:space="preserve">under the Department of Justice to enforce it. A House committee, the</w:t>
+      </w:r>
+      <w:r>
+        <w:t xml:space="preserve"> </w:t>
+      </w:r>
+      <w:r>
+        <w:rPr>
+          <w:bCs/>
+          <w:b/>
+        </w:rPr>
+        <w:t xml:space="preserve">EPA Oversight Commission (EPAOC)</w:t>
+      </w:r>
+      <w:r>
+        <w:t xml:space="preserve">, became its watchdog.</w:t>
+      </w:r>
+    </w:p>
+    <w:p>
+      <w:pPr>
+        <w:pStyle w:val="BodyText"/>
+      </w:pPr>
+      <w:r>
+        <w:t xml:space="preserve">Nixon’s science advisor</w:t>
+      </w:r>
+      <w:r>
+        <w:t xml:space="preserve"> </w:t>
+      </w:r>
+      <w:r>
+        <w:rPr>
+          <w:bCs/>
+          <w:b/>
+        </w:rPr>
+        <w:t xml:space="preserve">Dr. Edmund Hamilton</w:t>
+      </w:r>
+      <w:r>
+        <w:t xml:space="preserve">, an authority on Operants and one of the authors of the EPA, became the first Director. The first agents came from the FBI and the special forces, with law or criminology degrees and top-secret clearance: five Operant investigators and twenty-seven transferred FBI agents, with lawyers and staff behind them.</w:t>
+      </w:r>
+    </w:p>
+    <w:p>
+      <w:pPr>
+        <w:pStyle w:val="BodyText"/>
+      </w:pPr>
+      <w:r>
+        <w:t xml:space="preserve">At the same time the Department of Defense finished testing the</w:t>
+      </w:r>
+      <w:r>
+        <w:t xml:space="preserve"> </w:t>
+      </w:r>
+      <w:r>
+        <w:rPr>
+          <w:bCs/>
+          <w:b/>
+        </w:rPr>
+        <w:t xml:space="preserve">Aegis Series I</w:t>
+      </w:r>
+      <w:r>
+        <w:t xml:space="preserve"> </w:t>
+      </w:r>
+      <w:r>
+        <w:t xml:space="preserve">power suit, an armored exoskeleton likened to</w:t>
+      </w:r>
+      <w:r>
+        <w:t xml:space="preserve"> </w:t>
+      </w:r>
+      <w:r>
+        <w:t xml:space="preserve">“</w:t>
+      </w:r>
+      <w:r>
+        <w:t xml:space="preserve">a slow, sweaty tank you can wear</w:t>
+      </w:r>
+      <w:r>
+        <w:t xml:space="preserve">”</w:t>
+      </w:r>
+      <w:r>
+        <w:t xml:space="preserve">. Some credited the AS-I corps with victory in Vietnam, but the Pentagon dropped the program after the war in 1973. EPAOC members persuaded the Justice Department to adopt it as an alternative to Operant agents, and the first ExLAW Aegis pilots went into service in January 1974. Steady improvements through the 1970s and 1980s made the suits a tactical success.</w:t>
+      </w:r>
+    </w:p>
+    <w:p>
+      <w:pPr>
+        <w:pStyle w:val="BodyText"/>
+      </w:pPr>
+      <w:r>
+        <w:t xml:space="preserve">Local police were slow to trust ExLAW until its agents captured</w:t>
+      </w:r>
+      <w:r>
+        <w:t xml:space="preserve"> </w:t>
+      </w:r>
+      <w:r>
+        <w:rPr>
+          <w:bCs/>
+          <w:b/>
+        </w:rPr>
+        <w:t xml:space="preserve">General Markum</w:t>
+      </w:r>
+      <w:r>
+        <w:t xml:space="preserve"> </w:t>
+      </w:r>
+      <w:r>
+        <w:t xml:space="preserve">and his renegades. ExLAW’s enforcement of the EPA estranged the unofficial teams, many of whom refused to register and kept their secret identities. Hamilton answered with</w:t>
+      </w:r>
+      <w:r>
+        <w:t xml:space="preserve"> </w:t>
+      </w:r>
+      <w:r>
+        <w:rPr>
+          <w:bCs/>
+          <w:b/>
+        </w:rPr>
+        <w:t xml:space="preserve">Reserve Agent</w:t>
+      </w:r>
+      <w:r>
+        <w:t xml:space="preserve"> </w:t>
+      </w:r>
+      <w:r>
+        <w:t xml:space="preserve">status: masked Operants could register while their identities stayed sealed. The EPA let the Director grant false identities to agents at risk, and no one but the Director or the Attorney General could open an agent’s file without a criminal warrant. Hamilton extended that protection, quietly and often, to every Reserve Agent.</w:t>
+      </w:r>
+    </w:p>
+    <w:p>
+      <w:pPr>
+        <w:pStyle w:val="BodyText"/>
+      </w:pPr>
+      <w:r>
+        <w:t xml:space="preserve">Reserve status had a price. Reserve Agents were held to police procedure and liable for any damage they caused. In</w:t>
+      </w:r>
+      <w:r>
+        <w:t xml:space="preserve"> </w:t>
+      </w:r>
+      <w:r>
+        <w:rPr>
+          <w:bCs/>
+          <w:b/>
+        </w:rPr>
+        <w:t xml:space="preserve">1973</w:t>
+      </w:r>
+      <w:r>
+        <w:t xml:space="preserve"> </w:t>
+      </w:r>
+      <w:r>
+        <w:rPr>
+          <w:bCs/>
+          <w:b/>
+        </w:rPr>
+        <w:t xml:space="preserve">Warlord I</w:t>
+      </w:r>
+      <w:r>
+        <w:t xml:space="preserve"> </w:t>
+      </w:r>
+      <w:r>
+        <w:t xml:space="preserve">fought the criminal</w:t>
+      </w:r>
+      <w:r>
+        <w:t xml:space="preserve"> </w:t>
+      </w:r>
+      <w:r>
+        <w:rPr>
+          <w:bCs/>
+          <w:b/>
+        </w:rPr>
+        <w:t xml:space="preserve">Armageddon</w:t>
+      </w:r>
+      <w:r>
+        <w:t xml:space="preserve"> </w:t>
+      </w:r>
+      <w:r>
+        <w:t xml:space="preserve">in an apartment block; Armageddon’s charges brought the building down and killed hundreds. Warlord was convicted of reckless endangerment and died in a prison riot. Some heroes refused Hamilton’s offer and stayed unsanctioned; Hamilton kept his agents focused on the Operants who endangered the public, and let the rest be.</w:t>
+      </w:r>
+    </w:p>
+    <w:p>
+      <w:pPr>
+        <w:pStyle w:val="BodyText"/>
+      </w:pPr>
+      <w:r>
+        <w:t xml:space="preserve">In</w:t>
+      </w:r>
+      <w:r>
+        <w:t xml:space="preserve"> </w:t>
+      </w:r>
+      <w:r>
+        <w:rPr>
+          <w:bCs/>
+          <w:b/>
+        </w:rPr>
+        <w:t xml:space="preserve">1977</w:t>
+      </w:r>
+      <w:r>
+        <w:t xml:space="preserve"> </w:t>
+      </w:r>
+      <w:r>
+        <w:t xml:space="preserve">Hamilton’s protégé</w:t>
+      </w:r>
+      <w:r>
+        <w:t xml:space="preserve"> </w:t>
+      </w:r>
+      <w:r>
+        <w:rPr>
+          <w:bCs/>
+          <w:b/>
+        </w:rPr>
+        <w:t xml:space="preserve">Johnny Vanroy</w:t>
+      </w:r>
+      <w:r>
+        <w:t xml:space="preserve">, Mr. Power, was arrested for the murder of heiress Lita Weston. He was cleared, but left ExLAW in 1978, and the EPAOC never stopped accusing Hamilton of favoritism. By</w:t>
+      </w:r>
+      <w:r>
+        <w:t xml:space="preserve"> </w:t>
+      </w:r>
+      <w:r>
+        <w:rPr>
+          <w:bCs/>
+          <w:b/>
+        </w:rPr>
+        <w:t xml:space="preserve">1982</w:t>
+      </w:r>
+      <w:r>
+        <w:t xml:space="preserve"> </w:t>
+      </w:r>
+      <w:r>
+        <w:t xml:space="preserve">ExLAW had more than thirty full-time Operant agents and fifty AS-III pilots. That year a cell of terrorist Operants led by</w:t>
+      </w:r>
+      <w:r>
+        <w:t xml:space="preserve"> </w:t>
+      </w:r>
+      <w:r>
+        <w:rPr>
+          <w:bCs/>
+          <w:b/>
+        </w:rPr>
+        <w:t xml:space="preserve">Autuarch</w:t>
+      </w:r>
+      <w:r>
+        <w:t xml:space="preserve"> </w:t>
+      </w:r>
+      <w:r>
+        <w:t xml:space="preserve">attacked the</w:t>
+      </w:r>
+      <w:r>
+        <w:t xml:space="preserve"> </w:t>
+      </w:r>
+      <w:r>
+        <w:rPr>
+          <w:bCs/>
+          <w:b/>
+        </w:rPr>
+        <w:t xml:space="preserve">US Capitol</w:t>
+      </w:r>
+      <w:r>
+        <w:t xml:space="preserve">. ExLAW tracked them to Los Angeles and captured all but a few; Autuarch escaped to Argentina and founded the</w:t>
+      </w:r>
+      <w:r>
+        <w:t xml:space="preserve"> </w:t>
+      </w:r>
+      <w:r>
+        <w:rPr>
+          <w:bCs/>
+          <w:b/>
+        </w:rPr>
+        <w:t xml:space="preserve">White Hand</w:t>
+      </w:r>
+      <w:r>
+        <w:t xml:space="preserve">.</w:t>
+      </w:r>
+    </w:p>
+    <w:bookmarkEnd w:id="80"/>
+    <w:bookmarkStart w:id="81" w:name="the-second-wave"/>
+    <w:p>
+      <w:pPr>
+        <w:pStyle w:val="Heading2"/>
+      </w:pPr>
+      <w:r>
+        <w:t xml:space="preserve">The Second Wave</w:t>
+      </w:r>
+    </w:p>
+    <w:p>
+      <w:pPr>
+        <w:pStyle w:val="FirstParagraph"/>
+      </w:pPr>
+      <w:r>
+        <w:t xml:space="preserve">In</w:t>
+      </w:r>
+      <w:r>
+        <w:t xml:space="preserve"> </w:t>
+      </w:r>
+      <w:r>
+        <w:rPr>
+          <w:bCs/>
+          <w:b/>
+        </w:rPr>
+        <w:t xml:space="preserve">1985</w:t>
+      </w:r>
+      <w:r>
+        <w:t xml:space="preserve"> </w:t>
+      </w:r>
+      <w:r>
+        <w:t xml:space="preserve">Hamilton retired. Months later the</w:t>
+      </w:r>
+      <w:r>
+        <w:t xml:space="preserve"> </w:t>
+      </w:r>
+      <w:r>
+        <w:rPr>
+          <w:bCs/>
+          <w:b/>
+        </w:rPr>
+        <w:t xml:space="preserve">Second Wave</w:t>
+      </w:r>
+      <w:r>
+        <w:t xml:space="preserve"> </w:t>
+      </w:r>
+      <w:r>
+        <w:t xml:space="preserve">came: a new surge of awakenings across the world, just after</w:t>
+      </w:r>
+      <w:r>
+        <w:t xml:space="preserve"> </w:t>
+      </w:r>
+      <w:r>
+        <w:rPr>
+          <w:bCs/>
+          <w:b/>
+        </w:rPr>
+        <w:t xml:space="preserve">John Marcus Mars Jr.</w:t>
+      </w:r>
+      <w:r>
+        <w:t xml:space="preserve">, Merlin’s chosen heir, defeated Mordred and Morgan le Fay in a final battle he barely survived. Thousands of new Operants appeared, many of them young, frightened and dangerous.</w:t>
+      </w:r>
+    </w:p>
+    <w:p>
+      <w:pPr>
+        <w:pStyle w:val="BodyText"/>
+      </w:pPr>
+      <w:r>
+        <w:t xml:space="preserve">President Ronald Reagan appointed</w:t>
+      </w:r>
+      <w:r>
+        <w:t xml:space="preserve"> </w:t>
+      </w:r>
+      <w:r>
+        <w:rPr>
+          <w:bCs/>
+          <w:b/>
+        </w:rPr>
+        <w:t xml:space="preserve">Dr. Allison Manchester</w:t>
+      </w:r>
+      <w:r>
+        <w:t xml:space="preserve">, the architect of</w:t>
+      </w:r>
+      <w:r>
+        <w:t xml:space="preserve"> </w:t>
+      </w:r>
+      <w:r>
+        <w:rPr>
+          <w:bCs/>
+          <w:b/>
+        </w:rPr>
+        <w:t xml:space="preserve">Raster Seven</w:t>
+      </w:r>
+      <w:r>
+        <w:t xml:space="preserve">, the underground Operant prison the civil-rights community calls</w:t>
+      </w:r>
+      <w:r>
+        <w:t xml:space="preserve"> </w:t>
+      </w:r>
+      <w:r>
+        <w:rPr>
+          <w:iCs/>
+          <w:i/>
+        </w:rPr>
+        <w:t xml:space="preserve">Tartarus</w:t>
+      </w:r>
+      <w:r>
+        <w:t xml:space="preserve">. In</w:t>
+      </w:r>
+      <w:r>
+        <w:t xml:space="preserve"> </w:t>
+      </w:r>
+      <w:r>
+        <w:rPr>
+          <w:bCs/>
+          <w:b/>
+        </w:rPr>
+        <w:t xml:space="preserve">1986</w:t>
+      </w:r>
+      <w:r>
+        <w:t xml:space="preserve"> </w:t>
+      </w:r>
+      <w:r>
+        <w:t xml:space="preserve">ExLAW turned paramilitary: hunt down every non-registered Operant. Manchester expanded the AS-III and AS-IV units, rescinded Reserve status and made no secret of her distrust of Operants. The old-guard heroes and a younger, angrier generation split. The</w:t>
+      </w:r>
+      <w:r>
+        <w:t xml:space="preserve"> </w:t>
+      </w:r>
+      <w:r>
+        <w:rPr>
+          <w:bCs/>
+          <w:b/>
+        </w:rPr>
+        <w:t xml:space="preserve">1993 Los Angeles protests</w:t>
+      </w:r>
+      <w:r>
+        <w:t xml:space="preserve"> </w:t>
+      </w:r>
+      <w:r>
+        <w:t xml:space="preserve">against ExLAW’s methods, during a Senate debate on stripping secret-identity protections, wrecked the Coliseum and won ExLAW a wider mandate. The</w:t>
+      </w:r>
+      <w:r>
+        <w:t xml:space="preserve"> </w:t>
+      </w:r>
+      <w:r>
+        <w:rPr>
+          <w:bCs/>
+          <w:b/>
+        </w:rPr>
+        <w:t xml:space="preserve">AS-V</w:t>
+      </w:r>
+      <w:r>
+        <w:t xml:space="preserve">, with</w:t>
+      </w:r>
+      <w:r>
+        <w:t xml:space="preserve"> </w:t>
+      </w:r>
+      <w:r>
+        <w:t xml:space="preserve">“</w:t>
+      </w:r>
+      <w:r>
+        <w:t xml:space="preserve">positive response controls</w:t>
+      </w:r>
+      <w:r>
+        <w:t xml:space="preserve">”</w:t>
+      </w:r>
+      <w:r>
+        <w:t xml:space="preserve"> </w:t>
+      </w:r>
+      <w:r>
+        <w:t xml:space="preserve">that stopped the suits straining their pilots’ muscles, arrived in 1995. That year Manchester released every Operant agent from ExLAW; some went to the FBI, some retired, and some turned to crime.</w:t>
+      </w:r>
+    </w:p>
+    <w:p>
+      <w:pPr>
+        <w:pStyle w:val="BodyText"/>
+      </w:pPr>
+      <w:r>
+        <w:t xml:space="preserve">On</w:t>
+      </w:r>
+      <w:r>
+        <w:t xml:space="preserve"> </w:t>
+      </w:r>
+      <w:r>
+        <w:rPr>
+          <w:bCs/>
+          <w:b/>
+        </w:rPr>
+        <w:t xml:space="preserve">December 15th, 1996</w:t>
+      </w:r>
+      <w:r>
+        <w:t xml:space="preserve">, Raster Seven was breached for the first time. Fifteen of America’s most dangerous Operants escaped and nineteen died. Nine were recaptured; six reached Argentina and the White Hand.</w:t>
+      </w:r>
+    </w:p>
+    <w:p>
+      <w:pPr>
+        <w:pStyle w:val="BodyText"/>
+      </w:pPr>
+      <w:r>
+        <w:t xml:space="preserve">From 1998 to 2000 the UN built</w:t>
+      </w:r>
+      <w:r>
+        <w:t xml:space="preserve"> </w:t>
+      </w:r>
+      <w:r>
+        <w:rPr>
+          <w:bCs/>
+          <w:b/>
+        </w:rPr>
+        <w:t xml:space="preserve">Raster Eight</w:t>
+      </w:r>
+      <w:r>
+        <w:t xml:space="preserve"> </w:t>
+      </w:r>
+      <w:r>
+        <w:t xml:space="preserve">in low Earth orbit, and</w:t>
+      </w:r>
+      <w:r>
+        <w:t xml:space="preserve"> </w:t>
+      </w:r>
+      <w:r>
+        <w:rPr>
+          <w:bCs/>
+          <w:b/>
+        </w:rPr>
+        <w:t xml:space="preserve">Interpol</w:t>
+      </w:r>
+      <w:r>
+        <w:t xml:space="preserve"> </w:t>
+      </w:r>
+      <w:r>
+        <w:t xml:space="preserve">opened its Operant division, pooling the police of the US, the Commonwealth of Independent States, Britain, China and many others against terrorism and Operant crime.</w:t>
+      </w:r>
+    </w:p>
+    <w:bookmarkEnd w:id="81"/>
+    <w:bookmarkStart w:id="82" w:name="a-new-century"/>
+    <w:p>
+      <w:pPr>
+        <w:pStyle w:val="Heading2"/>
+      </w:pPr>
+      <w:r>
+        <w:t xml:space="preserve">A new century</w:t>
+      </w:r>
+    </w:p>
+    <w:p>
+      <w:pPr>
+        <w:pStyle w:val="FirstParagraph"/>
+      </w:pPr>
       <w:r>
         <w:t xml:space="preserve">President</w:t>
       </w:r>
@@ -18098,144 +17997,26 @@
           <w:bCs/>
           <w:b/>
         </w:rPr>
-        <w:t xml:space="preserve">Margaret Hale</w:t>
-      </w:r>
-      <w:r>
-        <w:t xml:space="preserve"> </w:t>
-      </w:r>
-      <w:r>
-        <w:t xml:space="preserve">took office.</w:t>
-      </w:r>
-    </w:p>
-    <w:bookmarkEnd w:id="81"/>
-    <w:bookmarkStart w:id="82" w:name="the-umkas-invasion"/>
-    <w:p>
-      <w:pPr>
-        <w:pStyle w:val="Heading2"/>
-      </w:pPr>
-      <w:r>
-        <w:t xml:space="preserve">The Umkas invasion</w:t>
-      </w:r>
-    </w:p>
-    <w:p>
-      <w:pPr>
-        <w:pStyle w:val="FirstParagraph"/>
-      </w:pPr>
-      <w:r>
-        <w:t xml:space="preserve">In</w:t>
-      </w:r>
-      <w:r>
-        <w:t xml:space="preserve"> </w:t>
-      </w:r>
-      <w:r>
-        <w:rPr>
-          <w:bCs/>
-          <w:b/>
-        </w:rPr>
-        <w:t xml:space="preserve">2012</w:t>
-      </w:r>
-      <w:r>
-        <w:t xml:space="preserve"> </w:t>
-      </w:r>
-      <w:r>
-        <w:rPr>
-          <w:bCs/>
-          <w:b/>
-        </w:rPr>
-        <w:t xml:space="preserve">Steel Hawk</w:t>
-      </w:r>
-      <w:r>
-        <w:t xml:space="preserve"> </w:t>
-      </w:r>
-      <w:r>
-        <w:t xml:space="preserve">and</w:t>
-      </w:r>
-      <w:r>
-        <w:t xml:space="preserve"> </w:t>
-      </w:r>
-      <w:r>
-        <w:rPr>
-          <w:bCs/>
-          <w:b/>
-        </w:rPr>
-        <w:t xml:space="preserve">Autuarch</w:t>
-      </w:r>
-      <w:r>
-        <w:t xml:space="preserve"> </w:t>
-      </w:r>
-      <w:r>
-        <w:t xml:space="preserve">opened a dimensional breach over New York, and the</w:t>
-      </w:r>
-      <w:r>
-        <w:t xml:space="preserve"> </w:t>
-      </w:r>
-      <w:r>
-        <w:rPr>
-          <w:bCs/>
-          <w:b/>
-        </w:rPr>
-        <w:t xml:space="preserve">Umkas</w:t>
-      </w:r>
-      <w:r>
-        <w:t xml:space="preserve"> </w:t>
-      </w:r>
-      <w:r>
-        <w:t xml:space="preserve">came through.</w:t>
-      </w:r>
-      <w:r>
-        <w:t xml:space="preserve"> </w:t>
-      </w:r>
-      <w:r>
-        <w:rPr>
-          <w:bCs/>
-          <w:b/>
-        </w:rPr>
-        <w:t xml:space="preserve">Celerity</w:t>
-      </w:r>
-      <w:r>
-        <w:t xml:space="preserve">, the</w:t>
-      </w:r>
-      <w:r>
-        <w:t xml:space="preserve"> </w:t>
-      </w:r>
-      <w:r>
-        <w:rPr>
-          <w:bCs/>
-          <w:b/>
-        </w:rPr>
-        <w:t xml:space="preserve">Golden Centurion</w:t>
-      </w:r>
-      <w:r>
-        <w:t xml:space="preserve">,</w:t>
-      </w:r>
-      <w:r>
-        <w:t xml:space="preserve"> </w:t>
-      </w:r>
-      <w:r>
-        <w:rPr>
-          <w:bCs/>
-          <w:b/>
-        </w:rPr>
-        <w:t xml:space="preserve">Uathach</w:t>
-      </w:r>
-      <w:r>
-        <w:t xml:space="preserve"> </w:t>
-      </w:r>
-      <w:r>
-        <w:t xml:space="preserve">and dozens of others held the city. Steel Hawk nearly killed Celerity, and she spent a year in a coma. Chat Roux’s transport was destroyed and he was stranded on this Earth. The breach tore Limbo open as well, and</w:t>
-      </w:r>
-      <w:r>
-        <w:t xml:space="preserve"> </w:t>
-      </w:r>
-      <w:r>
-        <w:rPr>
-          <w:bCs/>
-          <w:b/>
-        </w:rPr>
-        <w:t xml:space="preserve">Michael Lance</w:t>
-      </w:r>
-      <w:r>
-        <w:t xml:space="preserve">, a private eye lost since 1946, walked out into 2012. Then Steel Hawk turned: he and Autuarch closed the breach together, and escaped ExLAW.</w:t>
+        <w:t xml:space="preserve">John McCain</w:t>
+      </w:r>
+      <w:r>
+        <w:t xml:space="preserve"> </w:t>
+      </w:r>
+      <w:r>
+        <w:t xml:space="preserve">(2001–2009) wanted a director who could bridge the gap with the Operant community. He persuaded Manchester to retire and appointed</w:t>
+      </w:r>
+      <w:r>
+        <w:t xml:space="preserve"> </w:t>
+      </w:r>
+      <w:r>
+        <w:rPr>
+          <w:bCs/>
+          <w:b/>
+        </w:rPr>
+        <w:t xml:space="preserve">Juan Rodriguez</w:t>
+      </w:r>
+      <w:r>
+        <w:t xml:space="preserve">, a surgeon, author and former Power Legion member, who restored Reserve status and brought six Operant FBI agents into ExLAW.</w:t>
       </w:r>
     </w:p>
     <w:p>
@@ -18243,7 +18024,80 @@
         <w:pStyle w:val="BodyText"/>
       </w:pPr>
       <w:r>
-        <w:t xml:space="preserve">The breach left the walls between worlds thin.</w:t>
+        <w:rPr>
+          <w:bCs/>
+          <w:b/>
+        </w:rPr>
+        <w:t xml:space="preserve">October 9th, 2001.</w:t>
+      </w:r>
+      <w:r>
+        <w:t xml:space="preserve"> </w:t>
+      </w:r>
+      <w:r>
+        <w:t xml:space="preserve">A White Hand cell, three Raster Seven escapees backed by conventional bombers, brought down the Sears Tower and two neighboring towers in Chicago’s Loop, killing more than 2,000 people. Autuarch claimed the attack within the hour. The investigations showed that Operant and ordinary agents had warned of activity in Buenos Aires and Chicago and been ignored, because the CIA and FBI didn’t trust their own Operant agents. The</w:t>
+      </w:r>
+      <w:r>
+        <w:t xml:space="preserve"> </w:t>
+      </w:r>
+      <w:r>
+        <w:rPr>
+          <w:bCs/>
+          <w:b/>
+        </w:rPr>
+        <w:t xml:space="preserve">Department of Homeland Security</w:t>
+      </w:r>
+      <w:r>
+        <w:t xml:space="preserve"> </w:t>
+      </w:r>
+      <w:r>
+        <w:t xml:space="preserve">was created; ExLAW moved under it, Rodriguez became Deputy Director of DHS, and</w:t>
+      </w:r>
+      <w:r>
+        <w:t xml:space="preserve"> </w:t>
+      </w:r>
+      <w:r>
+        <w:rPr>
+          <w:bCs/>
+          <w:b/>
+        </w:rPr>
+        <w:t xml:space="preserve">Garret Cane</w:t>
+      </w:r>
+      <w:r>
+        <w:t xml:space="preserve">, ExLAW’s non-Operant chief of operations, became Director.</w:t>
+      </w:r>
+    </w:p>
+    <w:p>
+      <w:pPr>
+        <w:pStyle w:val="BodyText"/>
+      </w:pPr>
+      <w:r>
+        <w:t xml:space="preserve">That same year</w:t>
+      </w:r>
+      <w:r>
+        <w:t xml:space="preserve"> </w:t>
+      </w:r>
+      <w:r>
+        <w:rPr>
+          <w:bCs/>
+          <w:b/>
+        </w:rPr>
+        <w:t xml:space="preserve">Iran’s Islamic Republic fell</w:t>
+      </w:r>
+      <w:r>
+        <w:t xml:space="preserve">. Months of strikes and street protests became a revolution led by a coalition of communist and socialist parties, which proclaimed the secular</w:t>
+      </w:r>
+      <w:r>
+        <w:t xml:space="preserve"> </w:t>
+      </w:r>
+      <w:r>
+        <w:rPr>
+          <w:bCs/>
+          <w:b/>
+        </w:rPr>
+        <w:t xml:space="preserve">People’s Republic of Iran</w:t>
+      </w:r>
+      <w:r>
+        <w:t xml:space="preserve">. Washington, unsure whether to welcome or fear it, has kept it at arm’s length ever since.</w:t>
       </w:r>
     </w:p>
     <w:p>
@@ -18259,65 +18113,39 @@
           <w:bCs/>
           <w:b/>
         </w:rPr>
-        <w:t xml:space="preserve">2013–2014.</w:t>
-      </w:r>
-      <w:r>
-        <w:t xml:space="preserve"> </w:t>
-      </w:r>
-      <w:r>
-        <w:rPr>
-          <w:bCs/>
-          <w:b/>
-        </w:rPr>
-        <w:t xml:space="preserve">Shadow Earth</w:t>
-      </w:r>
-      <w:r>
-        <w:t xml:space="preserve"> </w:t>
-      </w:r>
-      <w:r>
-        <w:t xml:space="preserve">incursions began in New York, and</w:t>
-      </w:r>
-      <w:r>
-        <w:t xml:space="preserve"> </w:t>
-      </w:r>
-      <w:r>
-        <w:rPr>
-          <w:bCs/>
-          <w:b/>
-        </w:rPr>
-        <w:t xml:space="preserve">Vanguard</w:t>
-      </w:r>
-      <w:r>
-        <w:t xml:space="preserve">’s killings started. The Army founded</w:t>
-      </w:r>
-      <w:r>
-        <w:t xml:space="preserve"> </w:t>
-      </w:r>
-      <w:r>
-        <w:rPr>
-          <w:bCs/>
-          <w:b/>
-        </w:rPr>
-        <w:t xml:space="preserve">DIRE</w:t>
-      </w:r>
-      <w:r>
-        <w:t xml:space="preserve">, the Defense Intelligence and Research Enterprise, to answer the next invasion;</w:t>
-      </w:r>
-      <w:r>
-        <w:t xml:space="preserve"> </w:t>
-      </w:r>
-      <w:r>
-        <w:rPr>
-          <w:bCs/>
-          <w:b/>
-        </w:rPr>
-        <w:t xml:space="preserve">Helios</w:t>
-      </w:r>
-      <w:r>
-        <w:t xml:space="preserve"> </w:t>
-      </w:r>
-      <w:r>
-        <w:t xml:space="preserve">was its first success.</w:t>
+        <w:t xml:space="preserve">2002–2004.</w:t>
+      </w:r>
+      <w:r>
+        <w:t xml:space="preserve"> </w:t>
+      </w:r>
+      <w:r>
+        <w:t xml:space="preserve">Under Cane, ExLAW became a publicity engine: televised rescues and recruiting drives. Operant and AS-6 units spearheaded the UN-led</w:t>
+      </w:r>
+      <w:r>
+        <w:t xml:space="preserve"> </w:t>
+      </w:r>
+      <w:r>
+        <w:rPr>
+          <w:bCs/>
+          <w:b/>
+        </w:rPr>
+        <w:t xml:space="preserve">invasion of Iraq</w:t>
+      </w:r>
+      <w:r>
+        <w:t xml:space="preserve">, which had sheltered White Hand training camps. ExLAW and Interpol turned on the White Hand and the</w:t>
+      </w:r>
+      <w:r>
+        <w:t xml:space="preserve"> </w:t>
+      </w:r>
+      <w:r>
+        <w:rPr>
+          <w:bCs/>
+          <w:b/>
+        </w:rPr>
+        <w:t xml:space="preserve">Morcain</w:t>
+      </w:r>
+      <w:r>
+        <w:t xml:space="preserve">.</w:t>
       </w:r>
     </w:p>
     <w:p>
@@ -18333,20 +18161,29 @@
           <w:bCs/>
           <w:b/>
         </w:rPr>
-        <w:t xml:space="preserve">2015.</w:t>
-      </w:r>
-      <w:r>
-        <w:t xml:space="preserve"> </w:t>
-      </w:r>
-      <w:r>
-        <w:rPr>
-          <w:bCs/>
-          <w:b/>
-        </w:rPr>
-        <w:t xml:space="preserve">Evelyn Dark</w:t>
-      </w:r>
-      <w:r>
-        <w:t xml:space="preserve">’s breakout destroyed a Foundation black lab and the town around it: the first public evidence that the Foundation exists, though no one can prove who runs it.</w:t>
+        <w:t xml:space="preserve">2006.</w:t>
+      </w:r>
+      <w:r>
+        <w:t xml:space="preserve"> </w:t>
+      </w:r>
+      <w:r>
+        <w:t xml:space="preserve">Congress approved ExLAW’s</w:t>
+      </w:r>
+      <w:r>
+        <w:t xml:space="preserve"> </w:t>
+      </w:r>
+      <w:r>
+        <w:rPr>
+          <w:bCs/>
+          <w:b/>
+        </w:rPr>
+        <w:t xml:space="preserve">regional commands</w:t>
+      </w:r>
+      <w:r>
+        <w:t xml:space="preserve"> </w:t>
+      </w:r>
+      <w:r>
+        <w:t xml:space="preserve">over police objections: six regional offices, each with its own Operant team and Aegis wing.</w:t>
       </w:r>
     </w:p>
     <w:p>
@@ -18362,52 +18199,45 @@
           <w:bCs/>
           <w:b/>
         </w:rPr>
-        <w:t xml:space="preserve">2016.</w:t>
-      </w:r>
-      <w:r>
-        <w:t xml:space="preserve"> </w:t>
-      </w:r>
-      <w:r>
-        <w:rPr>
-          <w:bCs/>
-          <w:b/>
-        </w:rPr>
-        <w:t xml:space="preserve">Micky Holt</w:t>
-      </w:r>
-      <w:r>
-        <w:t xml:space="preserve"> </w:t>
-      </w:r>
-      <w:r>
-        <w:t xml:space="preserve">became the</w:t>
-      </w:r>
-      <w:r>
-        <w:t xml:space="preserve"> </w:t>
-      </w:r>
-      <w:r>
-        <w:rPr>
-          <w:bCs/>
-          <w:b/>
-        </w:rPr>
-        <w:t xml:space="preserve">Green Man</w:t>
-      </w:r>
-      <w:r>
-        <w:t xml:space="preserve">, and the</w:t>
-      </w:r>
-      <w:r>
-        <w:t xml:space="preserve"> </w:t>
-      </w:r>
-      <w:r>
-        <w:rPr>
-          <w:bCs/>
-          <w:b/>
-        </w:rPr>
-        <w:t xml:space="preserve">Mad Forest</w:t>
-      </w:r>
-      <w:r>
-        <w:t xml:space="preserve"> </w:t>
-      </w:r>
-      <w:r>
-        <w:t xml:space="preserve">swallowed southern Indiana in a week.</w:t>
+        <w:t xml:space="preserve">2007.</w:t>
+      </w:r>
+      <w:r>
+        <w:t xml:space="preserve"> </w:t>
+      </w:r>
+      <w:r>
+        <w:t xml:space="preserve">The Foundation’s enforcer</w:t>
+      </w:r>
+      <w:r>
+        <w:t xml:space="preserve"> </w:t>
+      </w:r>
+      <w:r>
+        <w:rPr>
+          <w:bCs/>
+          <w:b/>
+        </w:rPr>
+        <w:t xml:space="preserve">Sergei Grachyov</w:t>
+      </w:r>
+      <w:r>
+        <w:t xml:space="preserve"> </w:t>
+      </w:r>
+      <w:r>
+        <w:t xml:space="preserve">fought the Atomic Man in Washington, and the</w:t>
+      </w:r>
+      <w:r>
+        <w:t xml:space="preserve"> </w:t>
+      </w:r>
+      <w:r>
+        <w:rPr>
+          <w:bCs/>
+          <w:b/>
+        </w:rPr>
+        <w:t xml:space="preserve">Washington Monument</w:t>
+      </w:r>
+      <w:r>
+        <w:t xml:space="preserve"> </w:t>
+      </w:r>
+      <w:r>
+        <w:t xml:space="preserve">fell. Both walked away.</w:t>
       </w:r>
     </w:p>
     <w:p>
@@ -18423,20 +18253,175 @@
           <w:bCs/>
           <w:b/>
         </w:rPr>
-        <w:t xml:space="preserve">2018.</w:t>
-      </w:r>
-      <w:r>
-        <w:t xml:space="preserve"> </w:t>
-      </w:r>
-      <w:r>
-        <w:t xml:space="preserve">The US, China and Russia secretly built a weapon to kill the Atomic Man. It failed, and he destroyed their arsenals.</w:t>
+        <w:t xml:space="preserve">2009.</w:t>
+      </w:r>
+      <w:r>
+        <w:t xml:space="preserve"> </w:t>
+      </w:r>
+      <w:r>
+        <w:t xml:space="preserve">President</w:t>
+      </w:r>
+      <w:r>
+        <w:t xml:space="preserve"> </w:t>
+      </w:r>
+      <w:r>
+        <w:rPr>
+          <w:bCs/>
+          <w:b/>
+        </w:rPr>
+        <w:t xml:space="preserve">Margaret Hale</w:t>
+      </w:r>
+      <w:r>
+        <w:t xml:space="preserve"> </w:t>
+      </w:r>
+      <w:r>
+        <w:t xml:space="preserve">took office.</w:t>
+      </w:r>
+    </w:p>
+    <w:bookmarkEnd w:id="82"/>
+    <w:bookmarkStart w:id="83" w:name="the-umkas-invasion"/>
+    <w:p>
+      <w:pPr>
+        <w:pStyle w:val="Heading2"/>
+      </w:pPr>
+      <w:r>
+        <w:t xml:space="preserve">The Umkas invasion</w:t>
+      </w:r>
+    </w:p>
+    <w:p>
+      <w:pPr>
+        <w:pStyle w:val="FirstParagraph"/>
+      </w:pPr>
+      <w:r>
+        <w:t xml:space="preserve">In</w:t>
+      </w:r>
+      <w:r>
+        <w:t xml:space="preserve"> </w:t>
+      </w:r>
+      <w:r>
+        <w:rPr>
+          <w:bCs/>
+          <w:b/>
+        </w:rPr>
+        <w:t xml:space="preserve">2012</w:t>
+      </w:r>
+      <w:r>
+        <w:t xml:space="preserve"> </w:t>
+      </w:r>
+      <w:r>
+        <w:rPr>
+          <w:bCs/>
+          <w:b/>
+        </w:rPr>
+        <w:t xml:space="preserve">Steel Hawk</w:t>
+      </w:r>
+      <w:r>
+        <w:t xml:space="preserve"> </w:t>
+      </w:r>
+      <w:r>
+        <w:t xml:space="preserve">and</w:t>
+      </w:r>
+      <w:r>
+        <w:t xml:space="preserve"> </w:t>
+      </w:r>
+      <w:r>
+        <w:rPr>
+          <w:bCs/>
+          <w:b/>
+        </w:rPr>
+        <w:t xml:space="preserve">Autuarch</w:t>
+      </w:r>
+      <w:r>
+        <w:t xml:space="preserve"> </w:t>
+      </w:r>
+      <w:r>
+        <w:t xml:space="preserve">opened a dimensional breach over New York, and the</w:t>
+      </w:r>
+      <w:r>
+        <w:t xml:space="preserve"> </w:t>
+      </w:r>
+      <w:r>
+        <w:rPr>
+          <w:bCs/>
+          <w:b/>
+        </w:rPr>
+        <w:t xml:space="preserve">Umkas</w:t>
+      </w:r>
+      <w:r>
+        <w:t xml:space="preserve"> </w:t>
+      </w:r>
+      <w:r>
+        <w:t xml:space="preserve">came through.</w:t>
+      </w:r>
+      <w:r>
+        <w:t xml:space="preserve"> </w:t>
+      </w:r>
+      <w:r>
+        <w:rPr>
+          <w:bCs/>
+          <w:b/>
+        </w:rPr>
+        <w:t xml:space="preserve">Celerity</w:t>
+      </w:r>
+      <w:r>
+        <w:t xml:space="preserve">, the</w:t>
+      </w:r>
+      <w:r>
+        <w:t xml:space="preserve"> </w:t>
+      </w:r>
+      <w:r>
+        <w:rPr>
+          <w:bCs/>
+          <w:b/>
+        </w:rPr>
+        <w:t xml:space="preserve">Golden Centurion</w:t>
+      </w:r>
+      <w:r>
+        <w:t xml:space="preserve">,</w:t>
+      </w:r>
+      <w:r>
+        <w:t xml:space="preserve"> </w:t>
+      </w:r>
+      <w:r>
+        <w:rPr>
+          <w:bCs/>
+          <w:b/>
+        </w:rPr>
+        <w:t xml:space="preserve">Uathach</w:t>
+      </w:r>
+      <w:r>
+        <w:t xml:space="preserve"> </w:t>
+      </w:r>
+      <w:r>
+        <w:t xml:space="preserve">and dozens of others held the city. Steel Hawk nearly killed Celerity, and she spent a year in a coma. Chat Roux’s transport was destroyed and he was stranded on this Earth. The breach tore Limbo open as well, and</w:t>
+      </w:r>
+      <w:r>
+        <w:t xml:space="preserve"> </w:t>
+      </w:r>
+      <w:r>
+        <w:rPr>
+          <w:bCs/>
+          <w:b/>
+        </w:rPr>
+        <w:t xml:space="preserve">Michael Lance</w:t>
+      </w:r>
+      <w:r>
+        <w:t xml:space="preserve">, a private eye lost since 1946, walked out into 2012. Then Steel Hawk turned: he and Autuarch closed the breach together, and escaped ExLAW.</w:t>
+      </w:r>
+    </w:p>
+    <w:p>
+      <w:pPr>
+        <w:pStyle w:val="BodyText"/>
+      </w:pPr>
+      <w:r>
+        <w:t xml:space="preserve">The breach left the walls between worlds thin.</w:t>
       </w:r>
     </w:p>
     <w:p>
       <w:pPr>
         <w:numPr>
           <w:ilvl w:val="0"/>
-          <w:numId w:val="1020"/>
+          <w:numId w:val="1021"/>
         </w:numPr>
         <w:pStyle w:val="Compact"/>
       </w:pPr>
@@ -18445,49 +18430,72 @@
           <w:bCs/>
           <w:b/>
         </w:rPr>
-        <w:t xml:space="preserve">2019.</w:t>
-      </w:r>
-      <w:r>
-        <w:t xml:space="preserve"> </w:t>
-      </w:r>
-      <w:r>
-        <w:t xml:space="preserve">Garret Cane retired, and</w:t>
-      </w:r>
-      <w:r>
-        <w:t xml:space="preserve"> </w:t>
-      </w:r>
-      <w:r>
-        <w:rPr>
-          <w:bCs/>
-          <w:b/>
-        </w:rPr>
-        <w:t xml:space="preserve">Steven Humbacht</w:t>
-      </w:r>
-      <w:r>
-        <w:t xml:space="preserve"> </w:t>
-      </w:r>
-      <w:r>
-        <w:t xml:space="preserve">became Director of ExLAW. On paper a career defense-research administrator, he spent fifteen years inside a cabal hidden in DARPA, running</w:t>
-      </w:r>
-      <w:r>
-        <w:t xml:space="preserve"> </w:t>
-      </w:r>
-      <w:r>
-        <w:rPr>
-          <w:bCs/>
-          <w:b/>
-        </w:rPr>
-        <w:t xml:space="preserve">Raster Zero</w:t>
-      </w:r>
-      <w:r>
-        <w:t xml:space="preserve">: an extradimensional prison and experimental lab for Operants that no oversight committee knows exists.</w:t>
+        <w:t xml:space="preserve">2013–2014.</w:t>
+      </w:r>
+      <w:r>
+        <w:t xml:space="preserve"> </w:t>
+      </w:r>
+      <w:r>
+        <w:rPr>
+          <w:bCs/>
+          <w:b/>
+        </w:rPr>
+        <w:t xml:space="preserve">Shadow Earth</w:t>
+      </w:r>
+      <w:r>
+        <w:t xml:space="preserve"> </w:t>
+      </w:r>
+      <w:r>
+        <w:t xml:space="preserve">incursions began in New York, and</w:t>
+      </w:r>
+      <w:r>
+        <w:t xml:space="preserve"> </w:t>
+      </w:r>
+      <w:r>
+        <w:rPr>
+          <w:bCs/>
+          <w:b/>
+        </w:rPr>
+        <w:t xml:space="preserve">Vanguard</w:t>
+      </w:r>
+      <w:r>
+        <w:t xml:space="preserve">’s killings started. The Army founded</w:t>
+      </w:r>
+      <w:r>
+        <w:t xml:space="preserve"> </w:t>
+      </w:r>
+      <w:r>
+        <w:rPr>
+          <w:bCs/>
+          <w:b/>
+        </w:rPr>
+        <w:t xml:space="preserve">DIRE</w:t>
+      </w:r>
+      <w:r>
+        <w:t xml:space="preserve">, the Defense Intelligence and Research Enterprise, to answer the next invasion;</w:t>
+      </w:r>
+      <w:r>
+        <w:t xml:space="preserve"> </w:t>
+      </w:r>
+      <w:r>
+        <w:rPr>
+          <w:bCs/>
+          <w:b/>
+        </w:rPr>
+        <w:t xml:space="preserve">Helios</w:t>
+      </w:r>
+      <w:r>
+        <w:t xml:space="preserve"> </w:t>
+      </w:r>
+      <w:r>
+        <w:t xml:space="preserve">was its first success.</w:t>
       </w:r>
     </w:p>
     <w:p>
       <w:pPr>
         <w:numPr>
           <w:ilvl w:val="0"/>
-          <w:numId w:val="1020"/>
+          <w:numId w:val="1021"/>
         </w:numPr>
         <w:pStyle w:val="Compact"/>
       </w:pPr>
@@ -18496,33 +18504,27 @@
           <w:bCs/>
           <w:b/>
         </w:rPr>
-        <w:t xml:space="preserve">2021.</w:t>
-      </w:r>
-      <w:r>
-        <w:t xml:space="preserve"> </w:t>
-      </w:r>
-      <w:r>
-        <w:t xml:space="preserve">Celerity persuaded the Green Man to open</w:t>
-      </w:r>
-      <w:r>
-        <w:t xml:space="preserve"> </w:t>
-      </w:r>
-      <w:r>
-        <w:rPr>
-          <w:bCs/>
-          <w:b/>
-        </w:rPr>
-        <w:t xml:space="preserve">the Haven</w:t>
-      </w:r>
-      <w:r>
-        <w:t xml:space="preserve">, and America’s homeless began walking to the forest.</w:t>
+        <w:t xml:space="preserve">2015.</w:t>
+      </w:r>
+      <w:r>
+        <w:t xml:space="preserve"> </w:t>
+      </w:r>
+      <w:r>
+        <w:rPr>
+          <w:bCs/>
+          <w:b/>
+        </w:rPr>
+        <w:t xml:space="preserve">Evelyn Dark</w:t>
+      </w:r>
+      <w:r>
+        <w:t xml:space="preserve">’s breakout destroyed a Foundation black lab and the town around it: the first public evidence that the Foundation exists, though no one can prove who runs it.</w:t>
       </w:r>
     </w:p>
     <w:p>
       <w:pPr>
         <w:numPr>
           <w:ilvl w:val="0"/>
-          <w:numId w:val="1020"/>
+          <w:numId w:val="1021"/>
         </w:numPr>
         <w:pStyle w:val="Compact"/>
       </w:pPr>
@@ -18531,6 +18533,175 @@
           <w:bCs/>
           <w:b/>
         </w:rPr>
+        <w:t xml:space="preserve">2016.</w:t>
+      </w:r>
+      <w:r>
+        <w:t xml:space="preserve"> </w:t>
+      </w:r>
+      <w:r>
+        <w:rPr>
+          <w:bCs/>
+          <w:b/>
+        </w:rPr>
+        <w:t xml:space="preserve">Micky Holt</w:t>
+      </w:r>
+      <w:r>
+        <w:t xml:space="preserve"> </w:t>
+      </w:r>
+      <w:r>
+        <w:t xml:space="preserve">became the</w:t>
+      </w:r>
+      <w:r>
+        <w:t xml:space="preserve"> </w:t>
+      </w:r>
+      <w:r>
+        <w:rPr>
+          <w:bCs/>
+          <w:b/>
+        </w:rPr>
+        <w:t xml:space="preserve">Green Man</w:t>
+      </w:r>
+      <w:r>
+        <w:t xml:space="preserve">, and the</w:t>
+      </w:r>
+      <w:r>
+        <w:t xml:space="preserve"> </w:t>
+      </w:r>
+      <w:r>
+        <w:rPr>
+          <w:bCs/>
+          <w:b/>
+        </w:rPr>
+        <w:t xml:space="preserve">Mad Forest</w:t>
+      </w:r>
+      <w:r>
+        <w:t xml:space="preserve"> </w:t>
+      </w:r>
+      <w:r>
+        <w:t xml:space="preserve">swallowed southern Indiana in a week.</w:t>
+      </w:r>
+    </w:p>
+    <w:p>
+      <w:pPr>
+        <w:numPr>
+          <w:ilvl w:val="0"/>
+          <w:numId w:val="1021"/>
+        </w:numPr>
+        <w:pStyle w:val="Compact"/>
+      </w:pPr>
+      <w:r>
+        <w:rPr>
+          <w:bCs/>
+          <w:b/>
+        </w:rPr>
+        <w:t xml:space="preserve">2018.</w:t>
+      </w:r>
+      <w:r>
+        <w:t xml:space="preserve"> </w:t>
+      </w:r>
+      <w:r>
+        <w:t xml:space="preserve">The US, China and Russia secretly built a weapon to kill the Atomic Man. It failed, and he destroyed their arsenals.</w:t>
+      </w:r>
+    </w:p>
+    <w:p>
+      <w:pPr>
+        <w:numPr>
+          <w:ilvl w:val="0"/>
+          <w:numId w:val="1021"/>
+        </w:numPr>
+        <w:pStyle w:val="Compact"/>
+      </w:pPr>
+      <w:r>
+        <w:rPr>
+          <w:bCs/>
+          <w:b/>
+        </w:rPr>
+        <w:t xml:space="preserve">2019.</w:t>
+      </w:r>
+      <w:r>
+        <w:t xml:space="preserve"> </w:t>
+      </w:r>
+      <w:r>
+        <w:t xml:space="preserve">Garret Cane retired, and</w:t>
+      </w:r>
+      <w:r>
+        <w:t xml:space="preserve"> </w:t>
+      </w:r>
+      <w:r>
+        <w:rPr>
+          <w:bCs/>
+          <w:b/>
+        </w:rPr>
+        <w:t xml:space="preserve">Steven Humbacht</w:t>
+      </w:r>
+      <w:r>
+        <w:t xml:space="preserve"> </w:t>
+      </w:r>
+      <w:r>
+        <w:t xml:space="preserve">became Director of ExLAW. On paper a career defense-research administrator, he spent fifteen years inside a cabal hidden in DARPA, running</w:t>
+      </w:r>
+      <w:r>
+        <w:t xml:space="preserve"> </w:t>
+      </w:r>
+      <w:r>
+        <w:rPr>
+          <w:bCs/>
+          <w:b/>
+        </w:rPr>
+        <w:t xml:space="preserve">Raster Zero</w:t>
+      </w:r>
+      <w:r>
+        <w:t xml:space="preserve">: an extradimensional prison and experimental lab for Operants that no oversight committee knows exists.</w:t>
+      </w:r>
+    </w:p>
+    <w:p>
+      <w:pPr>
+        <w:numPr>
+          <w:ilvl w:val="0"/>
+          <w:numId w:val="1021"/>
+        </w:numPr>
+        <w:pStyle w:val="Compact"/>
+      </w:pPr>
+      <w:r>
+        <w:rPr>
+          <w:bCs/>
+          <w:b/>
+        </w:rPr>
+        <w:t xml:space="preserve">2021.</w:t>
+      </w:r>
+      <w:r>
+        <w:t xml:space="preserve"> </w:t>
+      </w:r>
+      <w:r>
+        <w:t xml:space="preserve">Celerity persuaded the Green Man to open</w:t>
+      </w:r>
+      <w:r>
+        <w:t xml:space="preserve"> </w:t>
+      </w:r>
+      <w:r>
+        <w:rPr>
+          <w:bCs/>
+          <w:b/>
+        </w:rPr>
+        <w:t xml:space="preserve">the Haven</w:t>
+      </w:r>
+      <w:r>
+        <w:t xml:space="preserve">, and America’s homeless began walking to the forest.</w:t>
+      </w:r>
+    </w:p>
+    <w:p>
+      <w:pPr>
+        <w:numPr>
+          <w:ilvl w:val="0"/>
+          <w:numId w:val="1021"/>
+        </w:numPr>
+        <w:pStyle w:val="Compact"/>
+      </w:pPr>
+      <w:r>
+        <w:rPr>
+          <w:bCs/>
+          <w:b/>
+        </w:rPr>
         <w:t xml:space="preserve">2024.</w:t>
       </w:r>
       <w:r>
@@ -18540,8 +18711,8 @@
         <w:t xml:space="preserve">The Atomic Man found a grey hair. Federal attempts to stop the march to the Haven brought standoff after standoff; Celerity intervened at every one, and a federal warrant was issued for her arrest.</w:t>
       </w:r>
     </w:p>
-    <w:bookmarkEnd w:id="82"/>
-    <w:bookmarkStart w:id="83" w:name="section"/>
+    <w:bookmarkEnd w:id="83"/>
+    <w:bookmarkStart w:id="84" w:name="section"/>
     <w:p>
       <w:pPr>
         <w:pStyle w:val="Heading2"/>
@@ -18571,9 +18742,9 @@
         <w:t xml:space="preserve">, is expanding through Korea under Hyun Wang. And in a pocket dimension no one has found, Director Humbacht’s other prison is filling up.</w:t>
       </w:r>
     </w:p>
-    <w:bookmarkEnd w:id="83"/>
     <w:bookmarkEnd w:id="84"/>
-    <w:bookmarkStart w:id="89" w:name="the-law"/>
+    <w:bookmarkEnd w:id="85"/>
+    <w:bookmarkStart w:id="90" w:name="the-law"/>
     <w:p>
       <w:pPr>
         <w:pStyle w:val="Heading1"/>
@@ -18582,7 +18753,7 @@
         <w:t xml:space="preserve">The law</w:t>
       </w:r>
     </w:p>
-    <w:bookmarkStart w:id="85" w:name="the-extraordinary-powers-act"/>
+    <w:bookmarkStart w:id="86" w:name="the-extraordinary-powers-act"/>
     <w:p>
       <w:pPr>
         <w:pStyle w:val="Heading2"/>
@@ -18646,8 +18817,8 @@
         <w:t xml:space="preserve">became the official term). Registered Operants may use their powers in self-defense and emergencies; using powers in public otherwise, or being an unregistered Operant, is a federal crime.</w:t>
       </w:r>
     </w:p>
-    <w:bookmarkEnd w:id="85"/>
-    <w:bookmarkStart w:id="86" w:name="emd-classifications"/>
+    <w:bookmarkEnd w:id="86"/>
+    <w:bookmarkStart w:id="87" w:name="emd-classifications"/>
     <w:p>
       <w:pPr>
         <w:pStyle w:val="Heading2"/>
@@ -19045,8 +19216,8 @@
         </w:tc>
       </w:tr>
     </w:tbl>
-    <w:bookmarkEnd w:id="86"/>
-    <w:bookmarkStart w:id="87" w:name="legal-status"/>
+    <w:bookmarkEnd w:id="87"/>
+    <w:bookmarkStart w:id="88" w:name="legal-status"/>
     <w:p>
       <w:pPr>
         <w:pStyle w:val="Heading2"/>
@@ -19458,140 +19629,14 @@
         <w:t xml:space="preserve">A status can change in play: a Non-registered vigilante caught by ExLAW may be offered Reserve status, or a cell. Losing Reserve status means losing the Director’s protection of your identity.</w:t>
       </w:r>
     </w:p>
-    <w:bookmarkEnd w:id="87"/>
-    <w:bookmarkStart w:id="88" w:name="the-rasters"/>
+    <w:bookmarkEnd w:id="88"/>
+    <w:bookmarkStart w:id="89" w:name="the-rasters"/>
     <w:p>
       <w:pPr>
         <w:pStyle w:val="Heading2"/>
       </w:pPr>
       <w:r>
         <w:t xml:space="preserve">The Rasters</w:t>
-      </w:r>
-    </w:p>
-    <w:p>
-      <w:pPr>
-        <w:numPr>
-          <w:ilvl w:val="0"/>
-          <w:numId w:val="1021"/>
-        </w:numPr>
-        <w:pStyle w:val="Compact"/>
-      </w:pPr>
-      <w:r>
-        <w:rPr>
-          <w:bCs/>
-          <w:b/>
-        </w:rPr>
-        <w:t xml:space="preserve">Raster Seven</w:t>
-      </w:r>
-      <w:r>
-        <w:t xml:space="preserve">,</w:t>
-      </w:r>
-      <w:r>
-        <w:t xml:space="preserve"> </w:t>
-      </w:r>
-      <w:r>
-        <w:t xml:space="preserve">“</w:t>
-      </w:r>
-      <w:r>
-        <w:t xml:space="preserve">Tartarus</w:t>
-      </w:r>
-      <w:r>
-        <w:t xml:space="preserve">”</w:t>
-      </w:r>
-      <w:r>
-        <w:t xml:space="preserve">: ExLAW’s underground prison for Operants, built in the 1980s and breached once, in 1996.</w:t>
-      </w:r>
-    </w:p>
-    <w:p>
-      <w:pPr>
-        <w:numPr>
-          <w:ilvl w:val="0"/>
-          <w:numId w:val="1021"/>
-        </w:numPr>
-        <w:pStyle w:val="Compact"/>
-      </w:pPr>
-      <w:r>
-        <w:rPr>
-          <w:bCs/>
-          <w:b/>
-        </w:rPr>
-        <w:t xml:space="preserve">Raster Eight</w:t>
-      </w:r>
-      <w:r>
-        <w:t xml:space="preserve">: the UN’s prison in low Earth orbit, where Interpol sends the Operants it catches.</w:t>
-      </w:r>
-    </w:p>
-    <w:p>
-      <w:pPr>
-        <w:numPr>
-          <w:ilvl w:val="0"/>
-          <w:numId w:val="1021"/>
-        </w:numPr>
-        <w:pStyle w:val="Compact"/>
-      </w:pPr>
-      <w:r>
-        <w:rPr>
-          <w:bCs/>
-          <w:b/>
-        </w:rPr>
-        <w:t xml:space="preserve">Raster Zero</w:t>
-      </w:r>
-      <w:r>
-        <w:t xml:space="preserve">: doesn’t exist.</w:t>
-      </w:r>
-      <w:r>
-        <w:t xml:space="preserve"> </w:t>
-      </w:r>
-      <w:r>
-        <w:rPr>
-          <w:iCs/>
-          <w:i/>
-        </w:rPr>
-        <w:t xml:space="preserve">(GM: Director Humbacht’s DARPA cabal runs it in a pocket dimension, as a prison and a lab: a rival to the Foundation. ExLAW doesn’t know.)</w:t>
-      </w:r>
-    </w:p>
-    <w:bookmarkEnd w:id="88"/>
-    <w:bookmarkEnd w:id="89"/>
-    <w:bookmarkStart w:id="104" w:name="powers"/>
-    <w:p>
-      <w:pPr>
-        <w:pStyle w:val="Heading1"/>
-      </w:pPr>
-      <w:r>
-        <w:t xml:space="preserve">Powers</w:t>
-      </w:r>
-    </w:p>
-    <w:p>
-      <w:pPr>
-        <w:pStyle w:val="FirstParagraph"/>
-      </w:pPr>
-      <w:r>
-        <w:t xml:space="preserve">Every Operant has powers, and every power has a</w:t>
-      </w:r>
-      <w:r>
-        <w:t xml:space="preserve"> </w:t>
-      </w:r>
-      <w:r>
-        <w:rPr>
-          <w:bCs/>
-          <w:b/>
-        </w:rPr>
-        <w:t xml:space="preserve">Class</w:t>
-      </w:r>
-      <w:r>
-        <w:t xml:space="preserve"> </w:t>
-      </w:r>
-      <w:r>
-        <w:t xml:space="preserve">from I to VI. Player characters start at Class I to III; Classes IV to VI belong to the GM’s characters, and follow the same pattern a step further each time.</w:t>
-      </w:r>
-    </w:p>
-    <w:bookmarkStart w:id="90" w:name="using-powers"/>
-    <w:p>
-      <w:pPr>
-        <w:pStyle w:val="Heading2"/>
-      </w:pPr>
-      <w:r>
-        <w:t xml:space="preserve">Using powers</w:t>
       </w:r>
     </w:p>
     <w:p>
@@ -19607,77 +19652,25 @@
           <w:bCs/>
           <w:b/>
         </w:rPr>
-        <w:t xml:space="preserve">Rolling.</w:t>
-      </w:r>
-      <w:r>
-        <w:t xml:space="preserve"> </w:t>
-      </w:r>
-      <w:r>
-        <w:t xml:space="preserve">Roll</w:t>
-      </w:r>
-      <w:r>
-        <w:t xml:space="preserve"> </w:t>
-      </w:r>
-      <w:r>
-        <w:rPr>
-          <w:bCs/>
-          <w:b/>
-        </w:rPr>
-        <w:t xml:space="preserve">Powers</w:t>
-      </w:r>
-      <w:r>
-        <w:t xml:space="preserve"> </w:t>
-      </w:r>
-      <w:r>
-        <w:t xml:space="preserve">to aim a power at someone, or to use it with skill: precisely, at a distance, around bystanders. Passive powers (Toughness, Regeneration, Speed and the like) just work. Targets resist with</w:t>
-      </w:r>
-      <w:r>
-        <w:t xml:space="preserve"> </w:t>
-      </w:r>
-      <w:r>
-        <w:rPr>
-          <w:bCs/>
-          <w:b/>
-        </w:rPr>
-        <w:t xml:space="preserve">Dodge</w:t>
-      </w:r>
-      <w:r>
-        <w:t xml:space="preserve"> </w:t>
-      </w:r>
-      <w:r>
-        <w:t xml:space="preserve">(things you can dodge),</w:t>
-      </w:r>
-      <w:r>
-        <w:t xml:space="preserve"> </w:t>
-      </w:r>
-      <w:r>
-        <w:rPr>
-          <w:bCs/>
-          <w:b/>
-        </w:rPr>
-        <w:t xml:space="preserve">Body</w:t>
-      </w:r>
-      <w:r>
-        <w:t xml:space="preserve"> </w:t>
-      </w:r>
-      <w:r>
-        <w:t xml:space="preserve">(things that work on the body) or</w:t>
-      </w:r>
-      <w:r>
-        <w:t xml:space="preserve"> </w:t>
-      </w:r>
-      <w:r>
-        <w:rPr>
-          <w:bCs/>
-          <w:b/>
-        </w:rPr>
-        <w:t xml:space="preserve">Will</w:t>
-      </w:r>
-      <w:r>
-        <w:t xml:space="preserve"> </w:t>
-      </w:r>
-      <w:r>
-        <w:t xml:space="preserve">(things that work on the mind).</w:t>
+        <w:t xml:space="preserve">Raster Seven</w:t>
+      </w:r>
+      <w:r>
+        <w:t xml:space="preserve">,</w:t>
+      </w:r>
+      <w:r>
+        <w:t xml:space="preserve"> </w:t>
+      </w:r>
+      <w:r>
+        <w:t xml:space="preserve">“</w:t>
+      </w:r>
+      <w:r>
+        <w:t xml:space="preserve">Tartarus</w:t>
+      </w:r>
+      <w:r>
+        <w:t xml:space="preserve">”</w:t>
+      </w:r>
+      <w:r>
+        <w:t xml:space="preserve">: ExLAW’s underground prison for Operants, built in the 1980s and breached once, in 1996.</w:t>
       </w:r>
     </w:p>
     <w:p>
@@ -19693,26 +19686,10 @@
           <w:bCs/>
           <w:b/>
         </w:rPr>
-        <w:t xml:space="preserve">Damage.</w:t>
-      </w:r>
-      <w:r>
-        <w:t xml:space="preserve"> </w:t>
-      </w:r>
-      <w:r>
-        <w:t xml:space="preserve">A power marks boxes by its Class: Class I marks 1 box, Class II marks 2, Class III marks 2 and knocks the target down, Class IV and above mark 3. Ordinary weapons mark the boxes in their table (see</w:t>
-      </w:r>
-      <w:r>
-        <w:t xml:space="preserve"> </w:t>
-      </w:r>
-      <w:r>
-        <w:rPr>
-          <w:iCs/>
-          <w:i/>
-        </w:rPr>
-        <w:t xml:space="preserve">Personal combat</w:t>
-      </w:r>
-      <w:r>
-        <w:t xml:space="preserve">).</w:t>
+        <w:t xml:space="preserve">Raster Eight</w:t>
+      </w:r>
+      <w:r>
+        <w:t xml:space="preserve">: the UN’s prison in low Earth orbit, where Interpol sends the Operants it catches.</w:t>
       </w:r>
     </w:p>
     <w:p>
@@ -19728,20 +19705,71 @@
           <w:bCs/>
           <w:b/>
         </w:rPr>
-        <w:t xml:space="preserve">Defense.</w:t>
-      </w:r>
-      <w:r>
-        <w:t xml:space="preserve"> </w:t>
-      </w:r>
-      <w:r>
-        <w:t xml:space="preserve">Armor, not a defense roll: an attack above your Defense hits in full; an equal one marks a box fewer; a lower one does nothing. It applies after your Dodge, Parry or Block.</w:t>
+        <w:t xml:space="preserve">Raster Zero</w:t>
+      </w:r>
+      <w:r>
+        <w:t xml:space="preserve">: doesn’t exist.</w:t>
+      </w:r>
+      <w:r>
+        <w:t xml:space="preserve"> </w:t>
+      </w:r>
+      <w:r>
+        <w:rPr>
+          <w:iCs/>
+          <w:i/>
+        </w:rPr>
+        <w:t xml:space="preserve">(GM: Director Humbacht’s DARPA cabal runs it in a pocket dimension, as a prison and a lab: a rival to the Foundation. ExLAW doesn’t know.)</w:t>
+      </w:r>
+    </w:p>
+    <w:bookmarkEnd w:id="89"/>
+    <w:bookmarkEnd w:id="90"/>
+    <w:bookmarkStart w:id="105" w:name="powers"/>
+    <w:p>
+      <w:pPr>
+        <w:pStyle w:val="Heading1"/>
+      </w:pPr>
+      <w:r>
+        <w:t xml:space="preserve">Powers</w:t>
+      </w:r>
+    </w:p>
+    <w:p>
+      <w:pPr>
+        <w:pStyle w:val="FirstParagraph"/>
+      </w:pPr>
+      <w:r>
+        <w:t xml:space="preserve">Every Operant has powers, and every power has a</w:t>
+      </w:r>
+      <w:r>
+        <w:t xml:space="preserve"> </w:t>
+      </w:r>
+      <w:r>
+        <w:rPr>
+          <w:bCs/>
+          <w:b/>
+        </w:rPr>
+        <w:t xml:space="preserve">Class</w:t>
+      </w:r>
+      <w:r>
+        <w:t xml:space="preserve"> </w:t>
+      </w:r>
+      <w:r>
+        <w:t xml:space="preserve">from I to VI. Player characters start at Class I to III; Classes IV to VI belong to the GM’s characters, and follow the same pattern a step further each time.</w:t>
+      </w:r>
+    </w:p>
+    <w:bookmarkStart w:id="91" w:name="using-powers"/>
+    <w:p>
+      <w:pPr>
+        <w:pStyle w:val="Heading2"/>
+      </w:pPr>
+      <w:r>
+        <w:t xml:space="preserve">Using powers</w:t>
       </w:r>
     </w:p>
     <w:p>
       <w:pPr>
         <w:numPr>
           <w:ilvl w:val="0"/>
-          <w:numId w:val="1022"/>
+          <w:numId w:val="1023"/>
         </w:numPr>
         <w:pStyle w:val="Compact"/>
       </w:pPr>
@@ -19750,13 +19778,99 @@
           <w:bCs/>
           <w:b/>
         </w:rPr>
-        <w:t xml:space="preserve">Range.</w:t>
-      </w:r>
-      <w:r>
-        <w:t xml:space="preserve"> </w:t>
-      </w:r>
-      <w:r>
-        <w:t xml:space="preserve">Unless a power says otherwise, a ranged power’s effective band (see</w:t>
+        <w:t xml:space="preserve">Rolling.</w:t>
+      </w:r>
+      <w:r>
+        <w:t xml:space="preserve"> </w:t>
+      </w:r>
+      <w:r>
+        <w:t xml:space="preserve">Roll</w:t>
+      </w:r>
+      <w:r>
+        <w:t xml:space="preserve"> </w:t>
+      </w:r>
+      <w:r>
+        <w:rPr>
+          <w:bCs/>
+          <w:b/>
+        </w:rPr>
+        <w:t xml:space="preserve">Powers</w:t>
+      </w:r>
+      <w:r>
+        <w:t xml:space="preserve"> </w:t>
+      </w:r>
+      <w:r>
+        <w:t xml:space="preserve">to aim a power at someone, or to use it with skill: precisely, at a distance, around bystanders. Passive powers (Toughness, Regeneration, Speed and the like) just work. Targets resist with</w:t>
+      </w:r>
+      <w:r>
+        <w:t xml:space="preserve"> </w:t>
+      </w:r>
+      <w:r>
+        <w:rPr>
+          <w:bCs/>
+          <w:b/>
+        </w:rPr>
+        <w:t xml:space="preserve">Dodge</w:t>
+      </w:r>
+      <w:r>
+        <w:t xml:space="preserve"> </w:t>
+      </w:r>
+      <w:r>
+        <w:t xml:space="preserve">(things you can dodge),</w:t>
+      </w:r>
+      <w:r>
+        <w:t xml:space="preserve"> </w:t>
+      </w:r>
+      <w:r>
+        <w:rPr>
+          <w:bCs/>
+          <w:b/>
+        </w:rPr>
+        <w:t xml:space="preserve">Body</w:t>
+      </w:r>
+      <w:r>
+        <w:t xml:space="preserve"> </w:t>
+      </w:r>
+      <w:r>
+        <w:t xml:space="preserve">(things that work on the body) or</w:t>
+      </w:r>
+      <w:r>
+        <w:t xml:space="preserve"> </w:t>
+      </w:r>
+      <w:r>
+        <w:rPr>
+          <w:bCs/>
+          <w:b/>
+        </w:rPr>
+        <w:t xml:space="preserve">Will</w:t>
+      </w:r>
+      <w:r>
+        <w:t xml:space="preserve"> </w:t>
+      </w:r>
+      <w:r>
+        <w:t xml:space="preserve">(things that work on the mind).</w:t>
+      </w:r>
+    </w:p>
+    <w:p>
+      <w:pPr>
+        <w:numPr>
+          <w:ilvl w:val="0"/>
+          <w:numId w:val="1023"/>
+        </w:numPr>
+        <w:pStyle w:val="Compact"/>
+      </w:pPr>
+      <w:r>
+        <w:rPr>
+          <w:bCs/>
+          <w:b/>
+        </w:rPr>
+        <w:t xml:space="preserve">Damage.</w:t>
+      </w:r>
+      <w:r>
+        <w:t xml:space="preserve"> </w:t>
+      </w:r>
+      <w:r>
+        <w:t xml:space="preserve">A power marks boxes by its Class: Class I marks 1 box, Class II marks 2, Class III marks 2 and knocks the target down, Class IV and above mark 3. Ordinary weapons mark the boxes in their table (see</w:t>
       </w:r>
       <w:r>
         <w:t xml:space="preserve"> </w:t>
@@ -19766,33 +19880,90 @@
           <w:iCs/>
           <w:i/>
         </w:rPr>
-        <w:t xml:space="preserve">Range</w:t>
-      </w:r>
-      <w:r>
-        <w:t xml:space="preserve"> </w:t>
-      </w:r>
-      <w:r>
-        <w:t xml:space="preserve">in Personal combat) is</w:t>
-      </w:r>
-      <w:r>
-        <w:t xml:space="preserve"> </w:t>
-      </w:r>
-      <w:r>
-        <w:rPr>
-          <w:bCs/>
-          <w:b/>
-        </w:rPr>
-        <w:t xml:space="preserve">Short at Class I, Long at Class II, Extreme at Class III</w:t>
-      </w:r>
-      <w:r>
-        <w:t xml:space="preserve">, and miles at Class IV and above, out to the horizon. Mind powers keep the reach their descriptions give: touch, a room, sight or a city.</w:t>
+        <w:t xml:space="preserve">Personal combat</w:t>
+      </w:r>
+      <w:r>
+        <w:t xml:space="preserve">).</w:t>
       </w:r>
     </w:p>
     <w:p>
       <w:pPr>
         <w:numPr>
           <w:ilvl w:val="0"/>
-          <w:numId w:val="1022"/>
+          <w:numId w:val="1023"/>
+        </w:numPr>
+        <w:pStyle w:val="Compact"/>
+      </w:pPr>
+      <w:r>
+        <w:rPr>
+          <w:bCs/>
+          <w:b/>
+        </w:rPr>
+        <w:t xml:space="preserve">Defense.</w:t>
+      </w:r>
+      <w:r>
+        <w:t xml:space="preserve"> </w:t>
+      </w:r>
+      <w:r>
+        <w:t xml:space="preserve">Armor, not a defense roll: an attack above your Defense hits in full; an equal one marks a box fewer; a lower one does nothing. It applies after your Dodge, Parry or Block.</w:t>
+      </w:r>
+    </w:p>
+    <w:p>
+      <w:pPr>
+        <w:numPr>
+          <w:ilvl w:val="0"/>
+          <w:numId w:val="1023"/>
+        </w:numPr>
+        <w:pStyle w:val="Compact"/>
+      </w:pPr>
+      <w:r>
+        <w:rPr>
+          <w:bCs/>
+          <w:b/>
+        </w:rPr>
+        <w:t xml:space="preserve">Range.</w:t>
+      </w:r>
+      <w:r>
+        <w:t xml:space="preserve"> </w:t>
+      </w:r>
+      <w:r>
+        <w:t xml:space="preserve">Unless a power says otherwise, a ranged power’s effective band (see</w:t>
+      </w:r>
+      <w:r>
+        <w:t xml:space="preserve"> </w:t>
+      </w:r>
+      <w:r>
+        <w:rPr>
+          <w:iCs/>
+          <w:i/>
+        </w:rPr>
+        <w:t xml:space="preserve">Range</w:t>
+      </w:r>
+      <w:r>
+        <w:t xml:space="preserve"> </w:t>
+      </w:r>
+      <w:r>
+        <w:t xml:space="preserve">in Personal combat) is</w:t>
+      </w:r>
+      <w:r>
+        <w:t xml:space="preserve"> </w:t>
+      </w:r>
+      <w:r>
+        <w:rPr>
+          <w:bCs/>
+          <w:b/>
+        </w:rPr>
+        <w:t xml:space="preserve">Short at Class I, Long at Class II, Extreme at Class III</w:t>
+      </w:r>
+      <w:r>
+        <w:t xml:space="preserve">, and miles at Class IV and above, out to the horizon. Mind powers keep the reach their descriptions give: touch, a room, sight or a city.</w:t>
+      </w:r>
+    </w:p>
+    <w:p>
+      <w:pPr>
+        <w:numPr>
+          <w:ilvl w:val="0"/>
+          <w:numId w:val="1023"/>
         </w:numPr>
         <w:pStyle w:val="Compact"/>
       </w:pPr>
@@ -20075,8 +20246,8 @@
         <w:t xml:space="preserve">A night’s sleep clears one box; a full day’s rest clears them all.</w:t>
       </w:r>
     </w:p>
-    <w:bookmarkEnd w:id="90"/>
-    <w:bookmarkStart w:id="91" w:name="powers-at-creation"/>
+    <w:bookmarkEnd w:id="91"/>
+    <w:bookmarkStart w:id="92" w:name="powers-at-creation"/>
     <w:p>
       <w:pPr>
         <w:pStyle w:val="Heading2"/>
@@ -20582,8 +20753,8 @@
         <w:t xml:space="preserve">So an Ambrosia or Mythic character can start with a Class IV power by spending their one Edge, if the GM agrees; a tier 2 Operant can trade their Edges for a stronger power or a fourth one.</w:t>
       </w:r>
     </w:p>
-    <w:bookmarkEnd w:id="91"/>
-    <w:bookmarkStart w:id="92" w:name="growing-your-powers"/>
+    <w:bookmarkEnd w:id="92"/>
+    <w:bookmarkStart w:id="93" w:name="growing-your-powers"/>
     <w:p>
       <w:pPr>
         <w:pStyle w:val="Heading2"/>
@@ -20932,8 +21103,8 @@
         <w:t xml:space="preserve">.</w:t>
       </w:r>
     </w:p>
-    <w:bookmarkEnd w:id="92"/>
-    <w:bookmarkStart w:id="93" w:name="the-powers"/>
+    <w:bookmarkEnd w:id="93"/>
+    <w:bookmarkStart w:id="94" w:name="the-powers"/>
     <w:p>
       <w:pPr>
         <w:pStyle w:val="Heading2"/>
@@ -20942,8 +21113,8 @@
         <w:t xml:space="preserve">The powers</w:t>
       </w:r>
     </w:p>
-    <w:bookmarkEnd w:id="93"/>
-    <w:bookmarkStart w:id="94" w:name="energy-and-attack"/>
+    <w:bookmarkEnd w:id="94"/>
+    <w:bookmarkStart w:id="95" w:name="energy-and-attack"/>
     <w:p>
       <w:pPr>
         <w:pStyle w:val="Heading2"/>
@@ -21633,8 +21804,8 @@
         </w:tc>
       </w:tr>
     </w:tbl>
-    <w:bookmarkEnd w:id="94"/>
-    <w:bookmarkStart w:id="95" w:name="body-and-movement"/>
+    <w:bookmarkEnd w:id="95"/>
+    <w:bookmarkStart w:id="96" w:name="body-and-movement"/>
     <w:p>
       <w:pPr>
         <w:pStyle w:val="Heading2"/>
@@ -22812,8 +22983,8 @@
         </w:tc>
       </w:tr>
     </w:tbl>
-    <w:bookmarkEnd w:id="95"/>
-    <w:bookmarkStart w:id="96" w:name="mind-and-senses"/>
+    <w:bookmarkEnd w:id="96"/>
+    <w:bookmarkStart w:id="97" w:name="mind-and-senses"/>
     <w:p>
       <w:pPr>
         <w:pStyle w:val="Heading2"/>
@@ -23721,8 +23892,8 @@
         </w:tc>
       </w:tr>
     </w:tbl>
-    <w:bookmarkEnd w:id="96"/>
-    <w:bookmarkStart w:id="97" w:name="control-and-the-strange"/>
+    <w:bookmarkEnd w:id="97"/>
+    <w:bookmarkStart w:id="98" w:name="control-and-the-strange"/>
     <w:p>
       <w:pPr>
         <w:pStyle w:val="Heading2"/>
@@ -24852,8 +25023,8 @@
         </w:tc>
       </w:tr>
     </w:tbl>
-    <w:bookmarkEnd w:id="97"/>
-    <w:bookmarkStart w:id="98" w:name="escalated-classes"/>
+    <w:bookmarkEnd w:id="98"/>
+    <w:bookmarkStart w:id="99" w:name="escalated-classes"/>
     <w:p>
       <w:pPr>
         <w:pStyle w:val="Heading2"/>
@@ -28233,8 +28404,8 @@
         </w:tc>
       </w:tr>
     </w:tbl>
-    <w:bookmarkEnd w:id="98"/>
-    <w:bookmarkStart w:id="99" w:name="leaping-and-teleporting"/>
+    <w:bookmarkEnd w:id="99"/>
+    <w:bookmarkStart w:id="100" w:name="leaping-and-teleporting"/>
     <w:p>
       <w:pPr>
         <w:pStyle w:val="Heading2"/>
@@ -28247,7 +28418,7 @@
       <w:pPr>
         <w:numPr>
           <w:ilvl w:val="0"/>
-          <w:numId w:val="1023"/>
+          <w:numId w:val="1024"/>
         </w:numPr>
         <w:pStyle w:val="Compact"/>
       </w:pPr>
@@ -28269,7 +28440,7 @@
       <w:pPr>
         <w:numPr>
           <w:ilvl w:val="0"/>
-          <w:numId w:val="1023"/>
+          <w:numId w:val="1024"/>
         </w:numPr>
         <w:pStyle w:val="Compact"/>
       </w:pPr>
@@ -28287,8 +28458,8 @@
         <w:t xml:space="preserve">one action. You can’t arrive inside solid matter. A place you’ve never been is −2 to the Powers roll. On a natural 18 you arrive off target, as the GM decides: the wrong room, the wrong street, or somewhere much worse.</w:t>
       </w:r>
     </w:p>
-    <w:bookmarkEnd w:id="99"/>
-    <w:bookmarkStart w:id="100" w:name="cantrips-1"/>
+    <w:bookmarkEnd w:id="100"/>
+    <w:bookmarkStart w:id="101" w:name="cantrips-1"/>
     <w:p>
       <w:pPr>
         <w:pStyle w:val="Heading2"/>
@@ -28719,7 +28890,7 @@
       <w:pPr>
         <w:numPr>
           <w:ilvl w:val="0"/>
-          <w:numId w:val="1024"/>
+          <w:numId w:val="1025"/>
         </w:numPr>
         <w:pStyle w:val="Compact"/>
       </w:pPr>
@@ -28741,7 +28912,7 @@
       <w:pPr>
         <w:numPr>
           <w:ilvl w:val="0"/>
-          <w:numId w:val="1024"/>
+          <w:numId w:val="1025"/>
         </w:numPr>
         <w:pStyle w:val="Compact"/>
       </w:pPr>
@@ -28776,7 +28947,7 @@
       <w:pPr>
         <w:numPr>
           <w:ilvl w:val="0"/>
-          <w:numId w:val="1024"/>
+          <w:numId w:val="1025"/>
         </w:numPr>
         <w:pStyle w:val="Compact"/>
       </w:pPr>
@@ -28798,7 +28969,7 @@
       <w:pPr>
         <w:numPr>
           <w:ilvl w:val="0"/>
-          <w:numId w:val="1024"/>
+          <w:numId w:val="1025"/>
         </w:numPr>
         <w:pStyle w:val="Compact"/>
       </w:pPr>
@@ -28820,7 +28991,7 @@
       <w:pPr>
         <w:numPr>
           <w:ilvl w:val="0"/>
-          <w:numId w:val="1024"/>
+          <w:numId w:val="1025"/>
         </w:numPr>
         <w:pStyle w:val="Compact"/>
       </w:pPr>
@@ -28842,7 +29013,7 @@
       <w:pPr>
         <w:numPr>
           <w:ilvl w:val="0"/>
-          <w:numId w:val="1024"/>
+          <w:numId w:val="1025"/>
         </w:numPr>
         <w:pStyle w:val="Compact"/>
       </w:pPr>
@@ -29412,8 +29583,8 @@
         <w:t xml:space="preserve">.</w:t>
       </w:r>
     </w:p>
-    <w:bookmarkEnd w:id="100"/>
-    <w:bookmarkStart w:id="101" w:name="rituals-1"/>
+    <w:bookmarkEnd w:id="101"/>
+    <w:bookmarkStart w:id="102" w:name="rituals-1"/>
     <w:p>
       <w:pPr>
         <w:pStyle w:val="Heading2"/>
@@ -29447,7 +29618,7 @@
       <w:pPr>
         <w:numPr>
           <w:ilvl w:val="0"/>
-          <w:numId w:val="1025"/>
+          <w:numId w:val="1026"/>
         </w:numPr>
         <w:pStyle w:val="Compact"/>
       </w:pPr>
@@ -29530,7 +29701,7 @@
       <w:pPr>
         <w:numPr>
           <w:ilvl w:val="0"/>
-          <w:numId w:val="1025"/>
+          <w:numId w:val="1026"/>
         </w:numPr>
         <w:pStyle w:val="Compact"/>
       </w:pPr>
@@ -29552,7 +29723,7 @@
       <w:pPr>
         <w:numPr>
           <w:ilvl w:val="0"/>
-          <w:numId w:val="1025"/>
+          <w:numId w:val="1026"/>
         </w:numPr>
         <w:pStyle w:val="Compact"/>
       </w:pPr>
@@ -29574,7 +29745,7 @@
       <w:pPr>
         <w:numPr>
           <w:ilvl w:val="0"/>
-          <w:numId w:val="1025"/>
+          <w:numId w:val="1026"/>
         </w:numPr>
         <w:pStyle w:val="Compact"/>
       </w:pPr>
@@ -30361,8 +30532,8 @@
         <w:t xml:space="preserve">Without fuel, a ritual fails before it begins. Fuel taken from an unwilling person works, and is exactly how the Foundation and Raster Zero do it; for player characters it’s a crime under the EPA, and a black mark on any Adept.</w:t>
       </w:r>
     </w:p>
-    <w:bookmarkEnd w:id="101"/>
-    <w:bookmarkStart w:id="102" w:name="aegis-suits"/>
+    <w:bookmarkEnd w:id="102"/>
+    <w:bookmarkStart w:id="103" w:name="aegis-suits"/>
     <w:p>
       <w:pPr>
         <w:pStyle w:val="Heading2"/>
@@ -30440,8 +30611,8 @@
         <w:t xml:space="preserve">fired with Firearms. Suiting up takes a minute. A shot at the power pack (−2 to aim) that gets through shuts the suit down until it’s repaired with Engineering. The suits belong to ExLAW, or to whoever stole one.</w:t>
       </w:r>
     </w:p>
-    <w:bookmarkEnd w:id="102"/>
-    <w:bookmarkStart w:id="103" w:name="the-labs-want-you"/>
+    <w:bookmarkEnd w:id="103"/>
+    <w:bookmarkStart w:id="104" w:name="the-labs-want-you"/>
     <w:p>
       <w:pPr>
         <w:pStyle w:val="Heading2"/>
@@ -30458,9 +30629,9 @@
         <w:t xml:space="preserve">A character with a Class III power, or any (GM) power, draws interest from the Foundation and Raster Zero. That interest is a story hook, not a rule.</w:t>
       </w:r>
     </w:p>
-    <w:bookmarkEnd w:id="103"/>
     <w:bookmarkEnd w:id="104"/>
-    <w:bookmarkStart w:id="105" w:name="factions"/>
+    <w:bookmarkEnd w:id="105"/>
+    <w:bookmarkStart w:id="106" w:name="factions"/>
     <w:p>
       <w:pPr>
         <w:pStyle w:val="Heading1"/>
@@ -30479,128 +30650,6 @@
           <w:b/>
         </w:rPr>
         <w:t xml:space="preserve">Law and government</w:t>
-      </w:r>
-    </w:p>
-    <w:p>
-      <w:pPr>
-        <w:numPr>
-          <w:ilvl w:val="0"/>
-          <w:numId w:val="1026"/>
-        </w:numPr>
-        <w:pStyle w:val="Compact"/>
-      </w:pPr>
-      <w:r>
-        <w:rPr>
-          <w:bCs/>
-          <w:b/>
-        </w:rPr>
-        <w:t xml:space="preserve">ExLAW.</w:t>
-      </w:r>
-      <w:r>
-        <w:t xml:space="preserve"> </w:t>
-      </w:r>
-      <w:r>
-        <w:t xml:space="preserve">The federal Operant agency, under Director Steven Humbacht: six regional commands, Operant agents, Reserve Agents and Aegis wings, and a public-relations office as busy as any of them.</w:t>
-      </w:r>
-    </w:p>
-    <w:p>
-      <w:pPr>
-        <w:numPr>
-          <w:ilvl w:val="0"/>
-          <w:numId w:val="1026"/>
-        </w:numPr>
-        <w:pStyle w:val="Compact"/>
-      </w:pPr>
-      <w:r>
-        <w:rPr>
-          <w:bCs/>
-          <w:b/>
-        </w:rPr>
-        <w:t xml:space="preserve">The EPAOC.</w:t>
-      </w:r>
-      <w:r>
-        <w:t xml:space="preserve"> </w:t>
-      </w:r>
-      <w:r>
-        <w:t xml:space="preserve">The congressional watchdog, always looking for a scandal; a hearing can end a career.</w:t>
-      </w:r>
-    </w:p>
-    <w:p>
-      <w:pPr>
-        <w:numPr>
-          <w:ilvl w:val="0"/>
-          <w:numId w:val="1026"/>
-        </w:numPr>
-        <w:pStyle w:val="Compact"/>
-      </w:pPr>
-      <w:r>
-        <w:rPr>
-          <w:bCs/>
-          <w:b/>
-        </w:rPr>
-        <w:t xml:space="preserve">DIRE.</w:t>
-      </w:r>
-      <w:r>
-        <w:t xml:space="preserve"> </w:t>
-      </w:r>
-      <w:r>
-        <w:t xml:space="preserve">The Army’s Defense Intelligence and Research Enterprise, founded after 2012. It made Helios with a modified Ambrosia, and wants more like him.</w:t>
-      </w:r>
-    </w:p>
-    <w:p>
-      <w:pPr>
-        <w:numPr>
-          <w:ilvl w:val="0"/>
-          <w:numId w:val="1026"/>
-        </w:numPr>
-        <w:pStyle w:val="Compact"/>
-      </w:pPr>
-      <w:r>
-        <w:rPr>
-          <w:bCs/>
-          <w:b/>
-        </w:rPr>
-        <w:t xml:space="preserve">Interpol.</w:t>
-      </w:r>
-      <w:r>
-        <w:t xml:space="preserve"> </w:t>
-      </w:r>
-      <w:r>
-        <w:t xml:space="preserve">The international police organization, whose Operant division hunts fugitives across borders and fills Raster Eight.</w:t>
-      </w:r>
-    </w:p>
-    <w:p>
-      <w:pPr>
-        <w:numPr>
-          <w:ilvl w:val="0"/>
-          <w:numId w:val="1026"/>
-        </w:numPr>
-        <w:pStyle w:val="Compact"/>
-      </w:pPr>
-      <w:r>
-        <w:rPr>
-          <w:bCs/>
-          <w:b/>
-        </w:rPr>
-        <w:t xml:space="preserve">Affaires spéciales.</w:t>
-      </w:r>
-      <w:r>
-        <w:t xml:space="preserve"> </w:t>
-      </w:r>
-      <w:r>
-        <w:t xml:space="preserve">France’s special affairs branch, home to Chat Roux.</w:t>
-      </w:r>
-    </w:p>
-    <w:p>
-      <w:pPr>
-        <w:pStyle w:val="FirstParagraph"/>
-      </w:pPr>
-      <w:r>
-        <w:rPr>
-          <w:bCs/>
-          <w:b/>
-        </w:rPr>
-        <w:t xml:space="preserve">Heroes and orders</w:t>
       </w:r>
     </w:p>
     <w:p>
@@ -30616,13 +30665,13 @@
           <w:bCs/>
           <w:b/>
         </w:rPr>
-        <w:t xml:space="preserve">The New Power Legion.</w:t>
-      </w:r>
-      <w:r>
-        <w:t xml:space="preserve"> </w:t>
-      </w:r>
-      <w:r>
-        <w:t xml:space="preserve">Sponsored, televised heroes; Mr. Marvel’s old team reborn, with Sanders Communication’s money and cameras behind it.</w:t>
+        <w:t xml:space="preserve">ExLAW.</w:t>
+      </w:r>
+      <w:r>
+        <w:t xml:space="preserve"> </w:t>
+      </w:r>
+      <w:r>
+        <w:t xml:space="preserve">The federal Operant agency, under Director Steven Humbacht: six regional commands, Operant agents, Reserve Agents and Aegis wings, and a public-relations office as busy as any of them.</w:t>
       </w:r>
     </w:p>
     <w:p>
@@ -30638,41 +30687,13 @@
           <w:bCs/>
           <w:b/>
         </w:rPr>
-        <w:t xml:space="preserve">The Shadow Knights.</w:t>
-      </w:r>
-      <w:r>
-        <w:t xml:space="preserve"> </w:t>
-      </w:r>
-      <w:r>
-        <w:t xml:space="preserve">The</w:t>
-      </w:r>
-      <w:r>
-        <w:t xml:space="preserve"> </w:t>
-      </w:r>
-      <w:r>
-        <w:rPr>
-          <w:iCs/>
-          <w:i/>
-        </w:rPr>
-        <w:t xml:space="preserve">Ordo Viarum Lucidarum</w:t>
-      </w:r>
-      <w:r>
-        <w:t xml:space="preserve">,</w:t>
-      </w:r>
-      <w:r>
-        <w:t xml:space="preserve"> </w:t>
-      </w:r>
-      <w:r>
-        <w:t xml:space="preserve">“</w:t>
-      </w:r>
-      <w:r>
-        <w:t xml:space="preserve">to bring the light of Christ into the shadows</w:t>
-      </w:r>
-      <w:r>
-        <w:t xml:space="preserve">”</w:t>
-      </w:r>
-      <w:r>
-        <w:t xml:space="preserve">, founded (its members say) by a 12th-century knight who defied a corrupt king. A few Knights on each continent, each supported by a cell of five to twenty doctors, magicians, technicians and administrators. Grant Douglas is the Shadow Knight of North America.</w:t>
+        <w:t xml:space="preserve">The EPAOC.</w:t>
+      </w:r>
+      <w:r>
+        <w:t xml:space="preserve"> </w:t>
+      </w:r>
+      <w:r>
+        <w:t xml:space="preserve">The congressional watchdog, always looking for a scandal; a hearing can end a career.</w:t>
       </w:r>
     </w:p>
     <w:p>
@@ -30688,29 +30709,13 @@
           <w:bCs/>
           <w:b/>
         </w:rPr>
-        <w:t xml:space="preserve">The Earth Wardens.</w:t>
-      </w:r>
-      <w:r>
-        <w:t xml:space="preserve"> </w:t>
-      </w:r>
-      <w:r>
-        <w:t xml:space="preserve">A worldwide network of Adepts gathered by a reawakened Merlin after Lord Colslo opened the Celtic Gate in 1952. They guard the re-energized</w:t>
-      </w:r>
-      <w:r>
-        <w:t xml:space="preserve"> </w:t>
-      </w:r>
-      <w:r>
-        <w:rPr>
-          <w:bCs/>
-          <w:b/>
-        </w:rPr>
-        <w:t xml:space="preserve">Earth Gates</w:t>
-      </w:r>
-      <w:r>
-        <w:t xml:space="preserve"> </w:t>
-      </w:r>
-      <w:r>
-        <w:t xml:space="preserve">against demons, faeries and malcontent gods.</w:t>
+        <w:t xml:space="preserve">DIRE.</w:t>
+      </w:r>
+      <w:r>
+        <w:t xml:space="preserve"> </w:t>
+      </w:r>
+      <w:r>
+        <w:t xml:space="preserve">The Army’s Defense Intelligence and Research Enterprise, founded after 2012. It made Helios with a modified Ambrosia, and wants more like him.</w:t>
       </w:r>
     </w:p>
     <w:p>
@@ -30726,13 +30731,35 @@
           <w:bCs/>
           <w:b/>
         </w:rPr>
-        <w:t xml:space="preserve">The Haven.</w:t>
-      </w:r>
-      <w:r>
-        <w:t xml:space="preserve"> </w:t>
-      </w:r>
-      <w:r>
-        <w:t xml:space="preserve">The Green Man’s refuge in the Mad Forest, defended by Celerity.</w:t>
+        <w:t xml:space="preserve">Interpol.</w:t>
+      </w:r>
+      <w:r>
+        <w:t xml:space="preserve"> </w:t>
+      </w:r>
+      <w:r>
+        <w:t xml:space="preserve">The international police organization, whose Operant division hunts fugitives across borders and fills Raster Eight.</w:t>
+      </w:r>
+    </w:p>
+    <w:p>
+      <w:pPr>
+        <w:numPr>
+          <w:ilvl w:val="0"/>
+          <w:numId w:val="1027"/>
+        </w:numPr>
+        <w:pStyle w:val="Compact"/>
+      </w:pPr>
+      <w:r>
+        <w:rPr>
+          <w:bCs/>
+          <w:b/>
+        </w:rPr>
+        <w:t xml:space="preserve">Affaires spéciales.</w:t>
+      </w:r>
+      <w:r>
+        <w:t xml:space="preserve"> </w:t>
+      </w:r>
+      <w:r>
+        <w:t xml:space="preserve">France’s special affairs branch, home to Chat Roux.</w:t>
       </w:r>
     </w:p>
     <w:p>
@@ -30744,7 +30771,7 @@
           <w:bCs/>
           <w:b/>
         </w:rPr>
-        <w:t xml:space="preserve">Criminals and secrets</w:t>
+        <w:t xml:space="preserve">Heroes and orders</w:t>
       </w:r>
     </w:p>
     <w:p>
@@ -30760,26 +30787,13 @@
           <w:bCs/>
           <w:b/>
         </w:rPr>
-        <w:t xml:space="preserve">The Morcain.</w:t>
-      </w:r>
-      <w:r>
-        <w:t xml:space="preserve"> </w:t>
-      </w:r>
-      <w:r>
-        <w:t xml:space="preserve">A global crime syndicate ruled by</w:t>
-      </w:r>
-      <w:r>
-        <w:t xml:space="preserve"> </w:t>
-      </w:r>
-      <w:r>
-        <w:rPr>
-          <w:bCs/>
-          <w:b/>
-        </w:rPr>
-        <w:t xml:space="preserve">the 12</w:t>
-      </w:r>
-      <w:r>
-        <w:t xml:space="preserve">, Hyun Wang among them; employer of Lord Marrow and Steel Hawk, and of anyone else who sells power.</w:t>
+        <w:t xml:space="preserve">The New Power Legion.</w:t>
+      </w:r>
+      <w:r>
+        <w:t xml:space="preserve"> </w:t>
+      </w:r>
+      <w:r>
+        <w:t xml:space="preserve">Sponsored, televised heroes; Mr. Marvel’s old team reborn, with Sanders Communication’s money and cameras behind it.</w:t>
       </w:r>
     </w:p>
     <w:p>
@@ -30795,13 +30809,41 @@
           <w:bCs/>
           <w:b/>
         </w:rPr>
-        <w:t xml:space="preserve">The White Hand.</w:t>
-      </w:r>
-      <w:r>
-        <w:t xml:space="preserve"> </w:t>
-      </w:r>
-      <w:r>
-        <w:t xml:space="preserve">Autuarch’s Operant army in Argentina, responsible for Chicago 2001.</w:t>
+        <w:t xml:space="preserve">The Shadow Knights.</w:t>
+      </w:r>
+      <w:r>
+        <w:t xml:space="preserve"> </w:t>
+      </w:r>
+      <w:r>
+        <w:t xml:space="preserve">The</w:t>
+      </w:r>
+      <w:r>
+        <w:t xml:space="preserve"> </w:t>
+      </w:r>
+      <w:r>
+        <w:rPr>
+          <w:iCs/>
+          <w:i/>
+        </w:rPr>
+        <w:t xml:space="preserve">Ordo Viarum Lucidarum</w:t>
+      </w:r>
+      <w:r>
+        <w:t xml:space="preserve">,</w:t>
+      </w:r>
+      <w:r>
+        <w:t xml:space="preserve"> </w:t>
+      </w:r>
+      <w:r>
+        <w:t xml:space="preserve">“</w:t>
+      </w:r>
+      <w:r>
+        <w:t xml:space="preserve">to bring the light of Christ into the shadows</w:t>
+      </w:r>
+      <w:r>
+        <w:t xml:space="preserve">”</w:t>
+      </w:r>
+      <w:r>
+        <w:t xml:space="preserve">, founded (its members say) by a 12th-century knight who defied a corrupt king. A few Knights on each continent, each supported by a cell of five to twenty doctors, magicians, technicians and administrators. Grant Douglas is the Shadow Knight of North America.</w:t>
       </w:r>
     </w:p>
     <w:p>
@@ -30817,13 +30859,29 @@
           <w:bCs/>
           <w:b/>
         </w:rPr>
-        <w:t xml:space="preserve">The Foundation.</w:t>
-      </w:r>
-      <w:r>
-        <w:t xml:space="preserve"> </w:t>
-      </w:r>
-      <w:r>
-        <w:t xml:space="preserve">The black labs that kidnap people, make Operants and hunt down those who escape. Sergei Grachyov is their troubleshooter. Nobody knows who runs it.</w:t>
+        <w:t xml:space="preserve">The Earth Wardens.</w:t>
+      </w:r>
+      <w:r>
+        <w:t xml:space="preserve"> </w:t>
+      </w:r>
+      <w:r>
+        <w:t xml:space="preserve">A worldwide network of Adepts gathered by a reawakened Merlin after Lord Colslo opened the Celtic Gate in 1952. They guard the re-energized</w:t>
+      </w:r>
+      <w:r>
+        <w:t xml:space="preserve"> </w:t>
+      </w:r>
+      <w:r>
+        <w:rPr>
+          <w:bCs/>
+          <w:b/>
+        </w:rPr>
+        <w:t xml:space="preserve">Earth Gates</w:t>
+      </w:r>
+      <w:r>
+        <w:t xml:space="preserve"> </w:t>
+      </w:r>
+      <w:r>
+        <w:t xml:space="preserve">against demons, faeries and malcontent gods.</w:t>
       </w:r>
     </w:p>
     <w:p>
@@ -30839,20 +30897,32 @@
           <w:bCs/>
           <w:b/>
         </w:rPr>
-        <w:t xml:space="preserve">The Proteus Group.</w:t>
-      </w:r>
-      <w:r>
-        <w:t xml:space="preserve"> </w:t>
-      </w:r>
-      <w:r>
-        <w:t xml:space="preserve">A criminal consortium the EMD tracks but can’t map.</w:t>
+        <w:t xml:space="preserve">The Haven.</w:t>
+      </w:r>
+      <w:r>
+        <w:t xml:space="preserve"> </w:t>
+      </w:r>
+      <w:r>
+        <w:t xml:space="preserve">The Green Man’s refuge in the Mad Forest, defended by Celerity.</w:t>
+      </w:r>
+    </w:p>
+    <w:p>
+      <w:pPr>
+        <w:pStyle w:val="FirstParagraph"/>
+      </w:pPr>
+      <w:r>
+        <w:rPr>
+          <w:bCs/>
+          <w:b/>
+        </w:rPr>
+        <w:t xml:space="preserve">Criminals and secrets</w:t>
       </w:r>
     </w:p>
     <w:p>
       <w:pPr>
         <w:numPr>
           <w:ilvl w:val="0"/>
-          <w:numId w:val="1028"/>
+          <w:numId w:val="1029"/>
         </w:numPr>
         <w:pStyle w:val="Compact"/>
       </w:pPr>
@@ -30861,6 +30931,107 @@
           <w:bCs/>
           <w:b/>
         </w:rPr>
+        <w:t xml:space="preserve">The Morcain.</w:t>
+      </w:r>
+      <w:r>
+        <w:t xml:space="preserve"> </w:t>
+      </w:r>
+      <w:r>
+        <w:t xml:space="preserve">A global crime syndicate ruled by</w:t>
+      </w:r>
+      <w:r>
+        <w:t xml:space="preserve"> </w:t>
+      </w:r>
+      <w:r>
+        <w:rPr>
+          <w:bCs/>
+          <w:b/>
+        </w:rPr>
+        <w:t xml:space="preserve">the 12</w:t>
+      </w:r>
+      <w:r>
+        <w:t xml:space="preserve">, Hyun Wang among them; employer of Lord Marrow and Steel Hawk, and of anyone else who sells power.</w:t>
+      </w:r>
+    </w:p>
+    <w:p>
+      <w:pPr>
+        <w:numPr>
+          <w:ilvl w:val="0"/>
+          <w:numId w:val="1029"/>
+        </w:numPr>
+        <w:pStyle w:val="Compact"/>
+      </w:pPr>
+      <w:r>
+        <w:rPr>
+          <w:bCs/>
+          <w:b/>
+        </w:rPr>
+        <w:t xml:space="preserve">The White Hand.</w:t>
+      </w:r>
+      <w:r>
+        <w:t xml:space="preserve"> </w:t>
+      </w:r>
+      <w:r>
+        <w:t xml:space="preserve">Autuarch’s Operant army in Argentina, responsible for Chicago 2001.</w:t>
+      </w:r>
+    </w:p>
+    <w:p>
+      <w:pPr>
+        <w:numPr>
+          <w:ilvl w:val="0"/>
+          <w:numId w:val="1029"/>
+        </w:numPr>
+        <w:pStyle w:val="Compact"/>
+      </w:pPr>
+      <w:r>
+        <w:rPr>
+          <w:bCs/>
+          <w:b/>
+        </w:rPr>
+        <w:t xml:space="preserve">The Foundation.</w:t>
+      </w:r>
+      <w:r>
+        <w:t xml:space="preserve"> </w:t>
+      </w:r>
+      <w:r>
+        <w:t xml:space="preserve">The black labs that kidnap people, make Operants and hunt down those who escape. Sergei Grachyov is their troubleshooter. Nobody knows who runs it.</w:t>
+      </w:r>
+    </w:p>
+    <w:p>
+      <w:pPr>
+        <w:numPr>
+          <w:ilvl w:val="0"/>
+          <w:numId w:val="1029"/>
+        </w:numPr>
+        <w:pStyle w:val="Compact"/>
+      </w:pPr>
+      <w:r>
+        <w:rPr>
+          <w:bCs/>
+          <w:b/>
+        </w:rPr>
+        <w:t xml:space="preserve">The Proteus Group.</w:t>
+      </w:r>
+      <w:r>
+        <w:t xml:space="preserve"> </w:t>
+      </w:r>
+      <w:r>
+        <w:t xml:space="preserve">A criminal consortium the EMD tracks but can’t map.</w:t>
+      </w:r>
+    </w:p>
+    <w:p>
+      <w:pPr>
+        <w:numPr>
+          <w:ilvl w:val="0"/>
+          <w:numId w:val="1029"/>
+        </w:numPr>
+        <w:pStyle w:val="Compact"/>
+      </w:pPr>
+      <w:r>
+        <w:rPr>
+          <w:bCs/>
+          <w:b/>
+        </w:rPr>
         <w:t xml:space="preserve">Raster Zero.</w:t>
       </w:r>
       <w:r>
@@ -30884,7 +31055,7 @@
       <w:pPr>
         <w:numPr>
           <w:ilvl w:val="0"/>
-          <w:numId w:val="1028"/>
+          <w:numId w:val="1029"/>
         </w:numPr>
         <w:pStyle w:val="Compact"/>
       </w:pPr>
@@ -30912,8 +31083,8 @@
         <w:t xml:space="preserve">The dark reflection of our world, sending duplicates through the thinning walls.</w:t>
       </w:r>
     </w:p>
-    <w:bookmarkEnd w:id="105"/>
-    <w:bookmarkStart w:id="106" w:name="otherworld-and-shadow-earth"/>
+    <w:bookmarkEnd w:id="106"/>
+    <w:bookmarkStart w:id="107" w:name="otherworld-and-shadow-earth"/>
     <w:p>
       <w:pPr>
         <w:pStyle w:val="Heading1"/>
@@ -31090,8 +31261,8 @@
         <w:t xml:space="preserve">of our own people, who serve as the rulers’ minions. Since 2012 the walls have been thin, and more of them get through every year.</w:t>
       </w:r>
     </w:p>
-    <w:bookmarkEnd w:id="106"/>
-    <w:bookmarkStart w:id="107" w:name="notable-operants"/>
+    <w:bookmarkEnd w:id="107"/>
+    <w:bookmarkStart w:id="108" w:name="notable-operants"/>
     <w:p>
       <w:pPr>
         <w:pStyle w:val="Heading1"/>
@@ -31661,8 +31832,8 @@
         <w:t xml:space="preserve">Once an adjunct professor of comparative folklore in New York, obsessed with a single current of power he believed older than civilization. In a university archive he found untranslated manuscripts in a 19th-century occultist’s papers: a ritual encoded in language itself. He spoke the words aloud, and his mind opened for a few burning moments to the raw currents of Otherworld. It shattered him. He lost his job and his name, and wanders New York’s alleys and subway tunnels muttering. Yet his chalk sigils ward whole stations by accident, his ramblings predict murders and market crashes, pigeons land on his shoulders as if awaiting orders, and children sometimes see a crown of burning letters over his head. He is part prophet, part lunatic, part guardian and part danger.</w:t>
       </w:r>
     </w:p>
-    <w:bookmarkEnd w:id="107"/>
-    <w:bookmarkStart w:id="108" w:name="threats"/>
+    <w:bookmarkEnd w:id="108"/>
+    <w:bookmarkStart w:id="109" w:name="threats"/>
     <w:p>
       <w:pPr>
         <w:pStyle w:val="Heading1"/>
@@ -33900,8 +34071,8 @@
         <w:t xml:space="preserve">For a tougher version, add +1 to its targets and one box, or raise a power one Class; for a weaker one, subtract.</w:t>
       </w:r>
     </w:p>
-    <w:bookmarkEnd w:id="108"/>
-    <w:bookmarkStart w:id="116" w:name="ready-made-characters"/>
+    <w:bookmarkEnd w:id="109"/>
+    <w:bookmarkStart w:id="117" w:name="ready-made-characters"/>
     <w:p>
       <w:pPr>
         <w:pStyle w:val="Heading1"/>
@@ -33918,7 +34089,7 @@
         <w:t xml:space="preserve">Characters ready to play, for one-shots, new players, or a group in a hurry. Each follows the creation rules exactly, and their connections tie them together. In the creator, choose one from the ready-made list to open it and make it your own.</w:t>
       </w:r>
     </w:p>
-    <w:bookmarkStart w:id="109" w:name="rachel-kwan"/>
+    <w:bookmarkStart w:id="110" w:name="rachel-kwan"/>
     <w:p>
       <w:pPr>
         <w:pStyle w:val="Heading2"/>
@@ -33943,254 +34114,6 @@
       </w:r>
       <w:r>
         <w:t xml:space="preserve">Carries a jade seal that holds a guardian spirit, inherited from her grandmother. Her partner vanished on a case Director Humbacht closed personally.</w:t>
-      </w:r>
-    </w:p>
-    <w:p>
-      <w:pPr>
-        <w:numPr>
-          <w:ilvl w:val="0"/>
-          <w:numId w:val="1029"/>
-        </w:numPr>
-        <w:pStyle w:val="Compact"/>
-      </w:pPr>
-      <w:r>
-        <w:rPr>
-          <w:bCs/>
-          <w:b/>
-        </w:rPr>
-        <w:t xml:space="preserve">Attributes:</w:t>
-      </w:r>
-      <w:r>
-        <w:t xml:space="preserve"> </w:t>
-      </w:r>
-      <w:r>
-        <w:t xml:space="preserve">Body 10, Agility 10, Intellect 13, Presence 9, Will 13.</w:t>
-      </w:r>
-      <w:r>
-        <w:t xml:space="preserve"> </w:t>
-      </w:r>
-      <w:r>
-        <w:rPr>
-          <w:bCs/>
-          <w:b/>
-        </w:rPr>
-        <w:t xml:space="preserve">Dodge</w:t>
-      </w:r>
-      <w:r>
-        <w:t xml:space="preserve"> </w:t>
-      </w:r>
-      <w:r>
-        <w:t xml:space="preserve">9.</w:t>
-      </w:r>
-    </w:p>
-    <w:p>
-      <w:pPr>
-        <w:numPr>
-          <w:ilvl w:val="0"/>
-          <w:numId w:val="1029"/>
-        </w:numPr>
-        <w:pStyle w:val="Compact"/>
-      </w:pPr>
-      <w:r>
-        <w:rPr>
-          <w:bCs/>
-          <w:b/>
-        </w:rPr>
-        <w:t xml:space="preserve">Skills:</w:t>
-      </w:r>
-      <w:r>
-        <w:t xml:space="preserve"> </w:t>
-      </w:r>
-      <w:r>
-        <w:t xml:space="preserve">Investigation 16 (Specialty). Trained: Computers 14, Law 14, Occult 14, Powers 14, Read People 14, Athletics 11, Brawling 11, Firearms 11, Persuasion 10.</w:t>
-      </w:r>
-    </w:p>
-    <w:p>
-      <w:pPr>
-        <w:numPr>
-          <w:ilvl w:val="0"/>
-          <w:numId w:val="1029"/>
-        </w:numPr>
-        <w:pStyle w:val="Compact"/>
-      </w:pPr>
-      <w:r>
-        <w:rPr>
-          <w:bCs/>
-          <w:b/>
-        </w:rPr>
-        <w:t xml:space="preserve">Edges:</w:t>
-      </w:r>
-      <w:r>
-        <w:t xml:space="preserve"> </w:t>
-      </w:r>
-      <w:r>
-        <w:t xml:space="preserve">Extra Spark, A friend; a friend: her missing partner’s last informant, who only talks to her.</w:t>
-      </w:r>
-    </w:p>
-    <w:p>
-      <w:pPr>
-        <w:numPr>
-          <w:ilvl w:val="0"/>
-          <w:numId w:val="1029"/>
-        </w:numPr>
-        <w:pStyle w:val="Compact"/>
-      </w:pPr>
-      <w:r>
-        <w:rPr>
-          <w:bCs/>
-          <w:b/>
-        </w:rPr>
-        <w:t xml:space="preserve">Advantage:</w:t>
-      </w:r>
-      <w:r>
-        <w:t xml:space="preserve"> </w:t>
-      </w:r>
-      <w:r>
-        <w:t xml:space="preserve">The Voice Within (origin; companion: Two Minds).</w:t>
-      </w:r>
-      <w:r>
-        <w:t xml:space="preserve"> </w:t>
-      </w:r>
-      <w:r>
-        <w:rPr>
-          <w:bCs/>
-          <w:b/>
-        </w:rPr>
-        <w:t xml:space="preserve">Complication:</w:t>
-      </w:r>
-      <w:r>
-        <w:t xml:space="preserve"> </w:t>
-      </w:r>
-      <w:r>
-        <w:t xml:space="preserve">Can’t Leave It Alone; trigger: a file that shouldn’t exist.</w:t>
-      </w:r>
-    </w:p>
-    <w:p>
-      <w:pPr>
-        <w:numPr>
-          <w:ilvl w:val="0"/>
-          <w:numId w:val="1029"/>
-        </w:numPr>
-        <w:pStyle w:val="Compact"/>
-      </w:pPr>
-      <w:r>
-        <w:rPr>
-          <w:bCs/>
-          <w:b/>
-        </w:rPr>
-        <w:t xml:space="preserve">Powers:</w:t>
-      </w:r>
-      <w:r>
-        <w:t xml:space="preserve"> </w:t>
-      </w:r>
-      <w:r>
-        <w:t xml:space="preserve">Force Field II, Mystic Sight I, Telepathy I.</w:t>
-      </w:r>
-    </w:p>
-    <w:p>
-      <w:pPr>
-        <w:numPr>
-          <w:ilvl w:val="0"/>
-          <w:numId w:val="1029"/>
-        </w:numPr>
-        <w:pStyle w:val="Compact"/>
-      </w:pPr>
-      <w:r>
-        <w:rPr>
-          <w:bCs/>
-          <w:b/>
-        </w:rPr>
-        <w:t xml:space="preserve">Legal status:</w:t>
-      </w:r>
-      <w:r>
-        <w:t xml:space="preserve"> </w:t>
-      </w:r>
-      <w:r>
-        <w:t xml:space="preserve">Full Agent.</w:t>
-      </w:r>
-    </w:p>
-    <w:p>
-      <w:pPr>
-        <w:numPr>
-          <w:ilvl w:val="0"/>
-          <w:numId w:val="1029"/>
-        </w:numPr>
-        <w:pStyle w:val="Compact"/>
-      </w:pPr>
-      <w:r>
-        <w:rPr>
-          <w:bCs/>
-          <w:b/>
-        </w:rPr>
-        <w:t xml:space="preserve">Why I do this:</w:t>
-      </w:r>
-      <w:r>
-        <w:t xml:space="preserve"> </w:t>
-      </w:r>
-      <w:r>
-        <w:t xml:space="preserve">The law should mean something, for Operants and everyone else.</w:t>
-      </w:r>
-      <w:r>
-        <w:t xml:space="preserve"> </w:t>
-      </w:r>
-      <w:r>
-        <w:rPr>
-          <w:bCs/>
-          <w:b/>
-        </w:rPr>
-        <w:t xml:space="preserve">Connection:</w:t>
-      </w:r>
-      <w:r>
-        <w:t xml:space="preserve"> </w:t>
-      </w:r>
-      <w:r>
-        <w:t xml:space="preserve">Jess Calloway is the only reporter who asked about her missing partner. Kwan hasn’t decided whether to trust her.</w:t>
-      </w:r>
-    </w:p>
-    <w:bookmarkEnd w:id="109"/>
-    <w:bookmarkStart w:id="110" w:name="luis-bulldog-ortega"/>
-    <w:p>
-      <w:pPr>
-        <w:pStyle w:val="Heading2"/>
-      </w:pPr>
-      <w:r>
-        <w:t xml:space="preserve">Luis</w:t>
-      </w:r>
-      <w:r>
-        <w:t xml:space="preserve"> </w:t>
-      </w:r>
-      <w:r>
-        <w:t xml:space="preserve">“</w:t>
-      </w:r>
-      <w:r>
-        <w:t xml:space="preserve">Bulldog</w:t>
-      </w:r>
-      <w:r>
-        <w:t xml:space="preserve">”</w:t>
-      </w:r>
-      <w:r>
-        <w:t xml:space="preserve"> </w:t>
-      </w:r>
-      <w:r>
-        <w:t xml:space="preserve">Ortega</w:t>
-      </w:r>
-    </w:p>
-    <w:p>
-      <w:pPr>
-        <w:pStyle w:val="FirstParagraph"/>
-      </w:pPr>
-      <w:r>
-        <w:rPr>
-          <w:iCs/>
-          <w:i/>
-        </w:rPr>
-        <w:t xml:space="preserve">Aegis pilot, Chicago wing, Aegis Pilot. Non-Operant (tier 0); Specialist.</w:t>
-      </w:r>
-      <w:r>
-        <w:t xml:space="preserve"> </w:t>
-      </w:r>
-      <w:r>
-        <w:t xml:space="preserve">Twelve years in the suit, three of them in Iraq. The AS-6’s new firmware came from a contractor nobody can trace, and lately the suit hesitates when he doesn’t.</w:t>
       </w:r>
     </w:p>
     <w:p>
@@ -34212,7 +34135,7 @@
         <w:t xml:space="preserve"> </w:t>
       </w:r>
       <w:r>
-        <w:t xml:space="preserve">Body 12, Agility 13, Intellect 11, Presence 10, Will 10.</w:t>
+        <w:t xml:space="preserve">Body 10, Agility 10, Intellect 13, Presence 9, Will 13.</w:t>
       </w:r>
       <w:r>
         <w:t xml:space="preserve"> </w:t>
@@ -34228,7 +34151,7 @@
         <w:t xml:space="preserve"> </w:t>
       </w:r>
       <w:r>
-        <w:t xml:space="preserve">12.</w:t>
+        <w:t xml:space="preserve">9.</w:t>
       </w:r>
     </w:p>
     <w:p>
@@ -34250,7 +34173,7 @@
         <w:t xml:space="preserve"> </w:t>
       </w:r>
       <w:r>
-        <w:t xml:space="preserve">Piloting 18 (Expert). Trained: Firearms 14, Athletics 13, Brawling 13, Computers 12, Engineering 12, Law 12, Leadership 11, Read People 11.</w:t>
+        <w:t xml:space="preserve">Investigation 16 (Specialty). Trained: Computers 14, Law 14, Occult 14, Powers 14, Read People 14, Athletics 11, Brawling 11, Firearms 11, Persuasion 10.</w:t>
       </w:r>
     </w:p>
     <w:p>
@@ -34272,7 +34195,7 @@
         <w:t xml:space="preserve"> </w:t>
       </w:r>
       <w:r>
-        <w:t xml:space="preserve">+1 attribute point, Extra Trained skill, A friend, Extra Spark; a friend: a DIRE engineer who still owes him for Basra.</w:t>
+        <w:t xml:space="preserve">Extra Spark, A friend; a friend: her missing partner’s last informant, who only talks to her.</w:t>
       </w:r>
     </w:p>
     <w:p>
@@ -34294,7 +34217,7 @@
         <w:t xml:space="preserve"> </w:t>
       </w:r>
       <w:r>
-        <w:t xml:space="preserve">Nerves of Steel (origin; companion: Ordinary Body).</w:t>
+        <w:t xml:space="preserve">The Voice Within (origin; companion: Two Minds).</w:t>
       </w:r>
       <w:r>
         <w:t xml:space="preserve"> </w:t>
@@ -34310,7 +34233,7 @@
         <w:t xml:space="preserve"> </w:t>
       </w:r>
       <w:r>
-        <w:t xml:space="preserve">Orders; trigger: orders to stand down.</w:t>
+        <w:t xml:space="preserve">Can’t Leave It Alone; trigger: a file that shouldn’t exist.</w:t>
       </w:r>
     </w:p>
     <w:p>
@@ -34326,13 +34249,13 @@
           <w:bCs/>
           <w:b/>
         </w:rPr>
-        <w:t xml:space="preserve">Legal status:</w:t>
-      </w:r>
-      <w:r>
-        <w:t xml:space="preserve"> </w:t>
-      </w:r>
-      <w:r>
-        <w:t xml:space="preserve">Full Agent.</w:t>
+        <w:t xml:space="preserve">Powers:</w:t>
+      </w:r>
+      <w:r>
+        <w:t xml:space="preserve"> </w:t>
+      </w:r>
+      <w:r>
+        <w:t xml:space="preserve">Force Field II, Mystic Sight I, Telepathy I.</w:t>
       </w:r>
     </w:p>
     <w:p>
@@ -34348,13 +34271,35 @@
           <w:bCs/>
           <w:b/>
         </w:rPr>
+        <w:t xml:space="preserve">Legal status:</w:t>
+      </w:r>
+      <w:r>
+        <w:t xml:space="preserve"> </w:t>
+      </w:r>
+      <w:r>
+        <w:t xml:space="preserve">Full Agent.</w:t>
+      </w:r>
+    </w:p>
+    <w:p>
+      <w:pPr>
+        <w:numPr>
+          <w:ilvl w:val="0"/>
+          <w:numId w:val="1030"/>
+        </w:numPr>
+        <w:pStyle w:val="Compact"/>
+      </w:pPr>
+      <w:r>
+        <w:rPr>
+          <w:bCs/>
+          <w:b/>
+        </w:rPr>
         <w:t xml:space="preserve">Why I do this:</w:t>
       </w:r>
       <w:r>
         <w:t xml:space="preserve"> </w:t>
       </w:r>
       <w:r>
-        <w:t xml:space="preserve">Someone has to stand between ordinary people and what’s out there.</w:t>
+        <w:t xml:space="preserve">The law should mean something, for Operants and everyone else.</w:t>
       </w:r>
       <w:r>
         <w:t xml:space="preserve"> </w:t>
@@ -34370,17 +34315,35 @@
         <w:t xml:space="preserve"> </w:t>
       </w:r>
       <w:r>
-        <w:t xml:space="preserve">He flew cover for Rachel Kwan the night her partner vanished, and saw something he never put in the report.</w:t>
+        <w:t xml:space="preserve">Jess Calloway is the only reporter who asked about her missing partner. Kwan hasn’t decided whether to trust her.</w:t>
       </w:r>
     </w:p>
     <w:bookmarkEnd w:id="110"/>
-    <w:bookmarkStart w:id="111" w:name="naomi-price"/>
+    <w:bookmarkStart w:id="111" w:name="luis-bulldog-ortega"/>
     <w:p>
       <w:pPr>
         <w:pStyle w:val="Heading2"/>
       </w:pPr>
       <w:r>
-        <w:t xml:space="preserve">Naomi Price</w:t>
+        <w:t xml:space="preserve">Luis</w:t>
+      </w:r>
+      <w:r>
+        <w:t xml:space="preserve"> </w:t>
+      </w:r>
+      <w:r>
+        <w:t xml:space="preserve">“</w:t>
+      </w:r>
+      <w:r>
+        <w:t xml:space="preserve">Bulldog</w:t>
+      </w:r>
+      <w:r>
+        <w:t xml:space="preserve">”</w:t>
+      </w:r>
+      <w:r>
+        <w:t xml:space="preserve"> </w:t>
+      </w:r>
+      <w:r>
+        <w:t xml:space="preserve">Ortega</w:t>
       </w:r>
     </w:p>
     <w:p>
@@ -34392,13 +34355,13 @@
           <w:iCs/>
           <w:i/>
         </w:rPr>
-        <w:t xml:space="preserve">Daybreak, New Power Legion, Public Hero. Ambrosia (tier 3).</w:t>
-      </w:r>
-      <w:r>
-        <w:t xml:space="preserve"> </w:t>
-      </w:r>
-      <w:r>
-        <w:t xml:space="preserve">The Legion’s rising star, dosed with Ambrosia in a sponsor’s clinic at nineteen. Her sponsor owns her image, her schedule and, she’s starting to suspect, her secrets.</w:t>
+        <w:t xml:space="preserve">Aegis pilot, Chicago wing, Aegis Pilot. Non-Operant (tier 0); Specialist.</w:t>
+      </w:r>
+      <w:r>
+        <w:t xml:space="preserve"> </w:t>
+      </w:r>
+      <w:r>
+        <w:t xml:space="preserve">Twelve years in the suit, three of them in Iraq. The AS-6’s new firmware came from a contractor nobody can trace, and lately the suit hesitates when he doesn’t.</w:t>
       </w:r>
     </w:p>
     <w:p>
@@ -34420,7 +34383,7 @@
         <w:t xml:space="preserve"> </w:t>
       </w:r>
       <w:r>
-        <w:t xml:space="preserve">Body 13, Agility 9, Intellect 9, Presence 14, Will 10.</w:t>
+        <w:t xml:space="preserve">Body 12, Agility 13, Intellect 11, Presence 10, Will 10.</w:t>
       </w:r>
       <w:r>
         <w:t xml:space="preserve"> </w:t>
@@ -34436,7 +34399,7 @@
         <w:t xml:space="preserve"> </w:t>
       </w:r>
       <w:r>
-        <w:t xml:space="preserve">8.</w:t>
+        <w:t xml:space="preserve">12.</w:t>
       </w:r>
     </w:p>
     <w:p>
@@ -34458,7 +34421,7 @@
         <w:t xml:space="preserve"> </w:t>
       </w:r>
       <w:r>
-        <w:t xml:space="preserve">Media 17 (Specialty). Trained: Deception 15, Leadership 15, Persuasion 15, Athletics 14, Brawling 14, Powers 11, Read People 11, Law 10, Piloting 10.</w:t>
+        <w:t xml:space="preserve">Piloting 18 (Expert). Trained: Firearms 14, Athletics 13, Brawling 13, Computers 12, Engineering 12, Law 12, Leadership 11, Read People 11.</w:t>
       </w:r>
     </w:p>
     <w:p>
@@ -34480,7 +34443,7 @@
         <w:t xml:space="preserve"> </w:t>
       </w:r>
       <w:r>
-        <w:t xml:space="preserve">Stronger Power.</w:t>
+        <w:t xml:space="preserve">+1 attribute point, Extra Trained skill, A friend, Extra Spark; a friend: a DIRE engineer who still owes him for Basra.</w:t>
       </w:r>
     </w:p>
     <w:p>
@@ -34502,7 +34465,7 @@
         <w:t xml:space="preserve"> </w:t>
       </w:r>
       <w:r>
-        <w:t xml:space="preserve">Golden Ideal (origin; companion: The Anger).</w:t>
+        <w:t xml:space="preserve">Nerves of Steel (origin; companion: Ordinary Body).</w:t>
       </w:r>
       <w:r>
         <w:t xml:space="preserve"> </w:t>
@@ -34518,7 +34481,7 @@
         <w:t xml:space="preserve"> </w:t>
       </w:r>
       <w:r>
-        <w:t xml:space="preserve">Media Darling; trigger: a crowd with phones out.</w:t>
+        <w:t xml:space="preserve">Orders; trigger: orders to stand down.</w:t>
       </w:r>
     </w:p>
     <w:p>
@@ -34534,13 +34497,13 @@
           <w:bCs/>
           <w:b/>
         </w:rPr>
-        <w:t xml:space="preserve">Powers:</w:t>
-      </w:r>
-      <w:r>
-        <w:t xml:space="preserve"> </w:t>
-      </w:r>
-      <w:r>
-        <w:t xml:space="preserve">Strength IV, Flight II, Toughness I.</w:t>
+        <w:t xml:space="preserve">Legal status:</w:t>
+      </w:r>
+      <w:r>
+        <w:t xml:space="preserve"> </w:t>
+      </w:r>
+      <w:r>
+        <w:t xml:space="preserve">Full Agent.</w:t>
       </w:r>
     </w:p>
     <w:p>
@@ -34556,35 +34519,13 @@
           <w:bCs/>
           <w:b/>
         </w:rPr>
-        <w:t xml:space="preserve">Legal status:</w:t>
-      </w:r>
-      <w:r>
-        <w:t xml:space="preserve"> </w:t>
-      </w:r>
-      <w:r>
-        <w:t xml:space="preserve">Registered.</w:t>
-      </w:r>
-    </w:p>
-    <w:p>
-      <w:pPr>
-        <w:numPr>
-          <w:ilvl w:val="0"/>
-          <w:numId w:val="1031"/>
-        </w:numPr>
-        <w:pStyle w:val="Compact"/>
-      </w:pPr>
-      <w:r>
-        <w:rPr>
-          <w:bCs/>
-          <w:b/>
-        </w:rPr>
         <w:t xml:space="preserve">Why I do this:</w:t>
       </w:r>
       <w:r>
         <w:t xml:space="preserve"> </w:t>
       </w:r>
       <w:r>
-        <w:t xml:space="preserve">The cameras love an Operant, and I love the cameras.</w:t>
+        <w:t xml:space="preserve">Someone has to stand between ordinary people and what’s out there.</w:t>
       </w:r>
       <w:r>
         <w:t xml:space="preserve"> </w:t>
@@ -34600,17 +34541,17 @@
         <w:t xml:space="preserve"> </w:t>
       </w:r>
       <w:r>
-        <w:t xml:space="preserve">Static saved her from a Foundation snatch team on live TV, and vanished before the cameras turned.</w:t>
+        <w:t xml:space="preserve">He flew cover for Rachel Kwan the night her partner vanished, and saw something he never put in the report.</w:t>
       </w:r>
     </w:p>
     <w:bookmarkEnd w:id="111"/>
-    <w:bookmarkStart w:id="112" w:name="dr.-tobias-wren"/>
+    <w:bookmarkStart w:id="112" w:name="naomi-price"/>
     <w:p>
       <w:pPr>
         <w:pStyle w:val="Heading2"/>
       </w:pPr>
       <w:r>
-        <w:t xml:space="preserve">Dr. Tobias Wren</w:t>
+        <w:t xml:space="preserve">Naomi Price</w:t>
       </w:r>
     </w:p>
     <w:p>
@@ -34622,13 +34563,13 @@
           <w:iCs/>
           <w:i/>
         </w:rPr>
-        <w:t xml:space="preserve">Professor of comparative religion; Earth Warden, Occultist. Adept (tier 1); Specialist.</w:t>
-      </w:r>
-      <w:r>
-        <w:t xml:space="preserve"> </w:t>
-      </w:r>
-      <w:r>
-        <w:t xml:space="preserve">A collector of forbidden books who once traded a year of his life to something in Avalon for a translation. The year is coming due.</w:t>
+        <w:t xml:space="preserve">Daybreak, New Power Legion, Public Hero. Ambrosia (tier 3).</w:t>
+      </w:r>
+      <w:r>
+        <w:t xml:space="preserve"> </w:t>
+      </w:r>
+      <w:r>
+        <w:t xml:space="preserve">The Legion’s rising star, dosed with Ambrosia in a sponsor’s clinic at nineteen. Her sponsor owns her image, her schedule and, she’s starting to suspect, her secrets.</w:t>
       </w:r>
     </w:p>
     <w:p>
@@ -34650,7 +34591,7 @@
         <w:t xml:space="preserve"> </w:t>
       </w:r>
       <w:r>
-        <w:t xml:space="preserve">Body 9, Agility 10, Intellect 14, Presence 10, Will 13.</w:t>
+        <w:t xml:space="preserve">Body 13, Agility 9, Intellect 9, Presence 14, Will 10.</w:t>
       </w:r>
       <w:r>
         <w:t xml:space="preserve"> </w:t>
@@ -34688,7 +34629,7 @@
         <w:t xml:space="preserve"> </w:t>
       </w:r>
       <w:r>
-        <w:t xml:space="preserve">Powers 18 (Expert). Trained: Investigation 15, Law 15, Medicine 15, Occult 15, Science 15, Read People 14, Persuasion 11.</w:t>
+        <w:t xml:space="preserve">Media 17 (Specialty). Trained: Deception 15, Leadership 15, Persuasion 15, Athletics 14, Brawling 14, Powers 11, Read People 11, Law 10, Piloting 10.</w:t>
       </w:r>
     </w:p>
     <w:p>
@@ -34710,7 +34651,7 @@
         <w:t xml:space="preserve"> </w:t>
       </w:r>
       <w:r>
-        <w:t xml:space="preserve">+1 attribute point, A fine weapon or tool, Stronger Power; a fine tool: the Lammas Grimoire, annotated in four hands (+2 Occult).</w:t>
+        <w:t xml:space="preserve">Stronger Power.</w:t>
       </w:r>
     </w:p>
     <w:p>
@@ -34732,7 +34673,7 @@
         <w:t xml:space="preserve"> </w:t>
       </w:r>
       <w:r>
-        <w:t xml:space="preserve">Ritualist (origin; companion: Obsessed).</w:t>
+        <w:t xml:space="preserve">Golden Ideal (origin; companion: The Anger).</w:t>
       </w:r>
       <w:r>
         <w:t xml:space="preserve"> </w:t>
@@ -34748,7 +34689,7 @@
         <w:t xml:space="preserve"> </w:t>
       </w:r>
       <w:r>
-        <w:t xml:space="preserve">Haunted; trigger: your bond demands something.</w:t>
+        <w:t xml:space="preserve">Media Darling; trigger: a crowd with phones out.</w:t>
       </w:r>
     </w:p>
     <w:p>
@@ -34770,7 +34711,7 @@
         <w:t xml:space="preserve"> </w:t>
       </w:r>
       <w:r>
-        <w:t xml:space="preserve">Warding III, Mystic Sight I.</w:t>
+        <w:t xml:space="preserve">Strength IV, Flight II, Toughness I.</w:t>
       </w:r>
     </w:p>
     <w:p>
@@ -34814,7 +34755,7 @@
         <w:t xml:space="preserve"> </w:t>
       </w:r>
       <w:r>
-        <w:t xml:space="preserve">Someone has to stand between ordinary people and what’s out there.</w:t>
+        <w:t xml:space="preserve">The cameras love an Operant, and I love the cameras.</w:t>
       </w:r>
       <w:r>
         <w:t xml:space="preserve"> </w:t>
@@ -34830,17 +34771,17 @@
         <w:t xml:space="preserve"> </w:t>
       </w:r>
       <w:r>
-        <w:t xml:space="preserve">He taught Maeve Ashgrove’s handler, and was the one who recognized what Maeve really is.</w:t>
+        <w:t xml:space="preserve">Static saved her from a Foundation snatch team on live TV, and vanished before the cameras turned.</w:t>
       </w:r>
     </w:p>
     <w:bookmarkEnd w:id="112"/>
-    <w:bookmarkStart w:id="113" w:name="jess-calloway"/>
+    <w:bookmarkStart w:id="113" w:name="dr.-tobias-wren"/>
     <w:p>
       <w:pPr>
         <w:pStyle w:val="Heading2"/>
       </w:pPr>
       <w:r>
-        <w:t xml:space="preserve">Jess Calloway</w:t>
+        <w:t xml:space="preserve">Dr. Tobias Wren</w:t>
       </w:r>
     </w:p>
     <w:p>
@@ -34852,13 +34793,13 @@
           <w:iCs/>
           <w:i/>
         </w:rPr>
-        <w:t xml:space="preserve">Freelance investigative reporter, Journalist. Touched (tier 2).</w:t>
-      </w:r>
-      <w:r>
-        <w:t xml:space="preserve"> </w:t>
-      </w:r>
-      <w:r>
-        <w:t xml:space="preserve">Touched a Raster Zero file in 2024 and saw the room it came from. Nobody knows she’s an Operant; she’s been pulling the thread ever since.</w:t>
+        <w:t xml:space="preserve">Professor of comparative religion; Earth Warden, Occultist. Adept (tier 1); Specialist.</w:t>
+      </w:r>
+      <w:r>
+        <w:t xml:space="preserve"> </w:t>
+      </w:r>
+      <w:r>
+        <w:t xml:space="preserve">A collector of forbidden books who once traded a year of his life to something in Avalon for a translation. The year is coming due.</w:t>
       </w:r>
     </w:p>
     <w:p>
@@ -34880,7 +34821,7 @@
         <w:t xml:space="preserve"> </w:t>
       </w:r>
       <w:r>
-        <w:t xml:space="preserve">Body 10, Agility 11, Intellect 11, Presence 12, Will 12.</w:t>
+        <w:t xml:space="preserve">Body 9, Agility 10, Intellect 14, Presence 10, Will 13.</w:t>
       </w:r>
       <w:r>
         <w:t xml:space="preserve"> </w:t>
@@ -34896,7 +34837,7 @@
         <w:t xml:space="preserve"> </w:t>
       </w:r>
       <w:r>
-        <w:t xml:space="preserve">9.</w:t>
+        <w:t xml:space="preserve">8.</w:t>
       </w:r>
     </w:p>
     <w:p>
@@ -34918,7 +34859,7 @@
         <w:t xml:space="preserve"> </w:t>
       </w:r>
       <w:r>
-        <w:t xml:space="preserve">Investigation 14 (Specialty). Trained: Deception 13, Media 13, Persuasion 13, Powers 13, Read People 13, Streetwise 13, Computers 12, Law 12, Stealth 12.</w:t>
+        <w:t xml:space="preserve">Powers 18 (Expert). Trained: Investigation 15, Law 15, Medicine 15, Occult 15, Science 15, Read People 14, Persuasion 11.</w:t>
       </w:r>
     </w:p>
     <w:p>
@@ -34940,7 +34881,7 @@
         <w:t xml:space="preserve"> </w:t>
       </w:r>
       <w:r>
-        <w:t xml:space="preserve">+1 attribute point, Extra Power.</w:t>
+        <w:t xml:space="preserve">+1 attribute point, A fine weapon or tool, Stronger Power; a fine tool: the Lammas Grimoire, annotated in four hands (+2 Occult).</w:t>
       </w:r>
     </w:p>
     <w:p>
@@ -34962,7 +34903,7 @@
         <w:t xml:space="preserve"> </w:t>
       </w:r>
       <w:r>
-        <w:t xml:space="preserve">The Glimpse (origin; companion: Cracked).</w:t>
+        <w:t xml:space="preserve">Ritualist (origin; companion: Obsessed).</w:t>
       </w:r>
       <w:r>
         <w:t xml:space="preserve"> </w:t>
@@ -34978,7 +34919,7 @@
         <w:t xml:space="preserve"> </w:t>
       </w:r>
       <w:r>
-        <w:t xml:space="preserve">Secret Identity; trigger: someone close asks where you were.</w:t>
+        <w:t xml:space="preserve">Haunted; trigger: your bond demands something.</w:t>
       </w:r>
     </w:p>
     <w:p>
@@ -35000,7 +34941,7 @@
         <w:t xml:space="preserve"> </w:t>
       </w:r>
       <w:r>
-        <w:t xml:space="preserve">Psychometry II, Precognition I, Empathy I, Enhanced Senses I.</w:t>
+        <w:t xml:space="preserve">Warding III, Mystic Sight I.</w:t>
       </w:r>
     </w:p>
     <w:p>
@@ -35022,7 +34963,7 @@
         <w:t xml:space="preserve"> </w:t>
       </w:r>
       <w:r>
-        <w:t xml:space="preserve">Non-registered.</w:t>
+        <w:t xml:space="preserve">Registered.</w:t>
       </w:r>
     </w:p>
     <w:p>
@@ -35044,7 +34985,7 @@
         <w:t xml:space="preserve"> </w:t>
       </w:r>
       <w:r>
-        <w:t xml:space="preserve">There’s a story nobody’s telling. I’m going to tell it.</w:t>
+        <w:t xml:space="preserve">Someone has to stand between ordinary people and what’s out there.</w:t>
       </w:r>
       <w:r>
         <w:t xml:space="preserve"> </w:t>
@@ -35060,17 +35001,17 @@
         <w:t xml:space="preserve"> </w:t>
       </w:r>
       <w:r>
-        <w:t xml:space="preserve">Rachel Kwan’s missing partner was her source. She hasn’t told Kwan yet.</w:t>
+        <w:t xml:space="preserve">He taught Maeve Ashgrove’s handler, and was the one who recognized what Maeve really is.</w:t>
       </w:r>
     </w:p>
     <w:bookmarkEnd w:id="113"/>
-    <w:bookmarkStart w:id="114" w:name="subject-19"/>
+    <w:bookmarkStart w:id="114" w:name="jess-calloway"/>
     <w:p>
       <w:pPr>
         <w:pStyle w:val="Heading2"/>
       </w:pPr>
       <w:r>
-        <w:t xml:space="preserve">Subject 19</w:t>
+        <w:t xml:space="preserve">Jess Calloway</w:t>
       </w:r>
     </w:p>
     <w:p>
@@ -35082,34 +35023,13 @@
           <w:iCs/>
           <w:i/>
         </w:rPr>
-        <w:t xml:space="preserve">“</w:t>
-      </w:r>
-      <w:r>
-        <w:rPr>
-          <w:iCs/>
-          <w:i/>
-        </w:rPr>
-        <w:t xml:space="preserve">Static</w:t>
-      </w:r>
-      <w:r>
-        <w:rPr>
-          <w:iCs/>
-          <w:i/>
-        </w:rPr>
-        <w:t xml:space="preserve">”</w:t>
-      </w:r>
-      <w:r>
-        <w:rPr>
-          <w:iCs/>
-          <w:i/>
-        </w:rPr>
-        <w:t xml:space="preserve">, escaped Foundation subject, Fugitive. Lab-made (tier 2).</w:t>
-      </w:r>
-      <w:r>
-        <w:t xml:space="preserve"> </w:t>
-      </w:r>
-      <w:r>
-        <w:t xml:space="preserve">Escaped a Foundation black lab a year ago with electric powers, no memory of a name, and a number tattooed on one wrist. Grachyov’s retrieval team is still looking.</w:t>
+        <w:t xml:space="preserve">Freelance investigative reporter, Journalist. Touched (tier 2).</w:t>
+      </w:r>
+      <w:r>
+        <w:t xml:space="preserve"> </w:t>
+      </w:r>
+      <w:r>
+        <w:t xml:space="preserve">Touched a Raster Zero file in 2024 and saw the room it came from. Nobody knows she’s an Operant; she’s been pulling the thread ever since.</w:t>
       </w:r>
     </w:p>
     <w:p>
@@ -35131,7 +35051,7 @@
         <w:t xml:space="preserve"> </w:t>
       </w:r>
       <w:r>
-        <w:t xml:space="preserve">Body 12, Agility 13, Intellect 11, Presence 9, Will 10.</w:t>
+        <w:t xml:space="preserve">Body 10, Agility 11, Intellect 11, Presence 12, Will 12.</w:t>
       </w:r>
       <w:r>
         <w:t xml:space="preserve"> </w:t>
@@ -35147,7 +35067,7 @@
         <w:t xml:space="preserve"> </w:t>
       </w:r>
       <w:r>
-        <w:t xml:space="preserve">12.</w:t>
+        <w:t xml:space="preserve">9.</w:t>
       </w:r>
     </w:p>
     <w:p>
@@ -35169,7 +35089,7 @@
         <w:t xml:space="preserve"> </w:t>
       </w:r>
       <w:r>
-        <w:t xml:space="preserve">Powers 13 (Specialty). Trained: Piloting 14, Stealth 14, Athletics 13, Brawling 13, Computers 12, Engineering 12, Read People 11, Deception 10, Streetwise 10.</w:t>
+        <w:t xml:space="preserve">Investigation 14 (Specialty). Trained: Deception 13, Media 13, Persuasion 13, Powers 13, Read People 13, Streetwise 13, Computers 12, Law 12, Stealth 12.</w:t>
       </w:r>
     </w:p>
     <w:p>
@@ -35191,7 +35111,7 @@
         <w:t xml:space="preserve"> </w:t>
       </w:r>
       <w:r>
-        <w:t xml:space="preserve">Extra Spark, Stronger Power.</w:t>
+        <w:t xml:space="preserve">+1 attribute point, Extra Power.</w:t>
       </w:r>
     </w:p>
     <w:p>
@@ -35213,7 +35133,7 @@
         <w:t xml:space="preserve"> </w:t>
       </w:r>
       <w:r>
-        <w:t xml:space="preserve">Lab Instincts (origin; companion: Test Subject).</w:t>
+        <w:t xml:space="preserve">The Glimpse (origin; companion: Cracked).</w:t>
       </w:r>
       <w:r>
         <w:t xml:space="preserve"> </w:t>
@@ -35229,7 +35149,7 @@
         <w:t xml:space="preserve"> </w:t>
       </w:r>
       <w:r>
-        <w:t xml:space="preserve">Hunted by a Lab; trigger: a van with no plates outside.</w:t>
+        <w:t xml:space="preserve">Secret Identity; trigger: someone close asks where you were.</w:t>
       </w:r>
     </w:p>
     <w:p>
@@ -35251,7 +35171,7 @@
         <w:t xml:space="preserve"> </w:t>
       </w:r>
       <w:r>
-        <w:t xml:space="preserve">Blast III, Speed I, Technopathy I.</w:t>
+        <w:t xml:space="preserve">Psychometry II, Precognition I, Empathy I, Enhanced Senses I.</w:t>
       </w:r>
     </w:p>
     <w:p>
@@ -35295,7 +35215,7 @@
         <w:t xml:space="preserve"> </w:t>
       </w:r>
       <w:r>
-        <w:t xml:space="preserve">No lab, no registry and no government owns me.</w:t>
+        <w:t xml:space="preserve">There’s a story nobody’s telling. I’m going to tell it.</w:t>
       </w:r>
       <w:r>
         <w:t xml:space="preserve"> </w:t>
@@ -35311,17 +35231,17 @@
         <w:t xml:space="preserve"> </w:t>
       </w:r>
       <w:r>
-        <w:t xml:space="preserve">Saved Daybreak from a Foundation snatch team on live TV, and ran before the cameras turned.</w:t>
+        <w:t xml:space="preserve">Rachel Kwan’s missing partner was her source. She hasn’t told Kwan yet.</w:t>
       </w:r>
     </w:p>
     <w:bookmarkEnd w:id="114"/>
-    <w:bookmarkStart w:id="115" w:name="maeve-ashgrove"/>
+    <w:bookmarkStart w:id="115" w:name="subject-19"/>
     <w:p>
       <w:pPr>
         <w:pStyle w:val="Heading2"/>
       </w:pPr>
       <w:r>
-        <w:t xml:space="preserve">Maeve Ashgrove</w:t>
+        <w:t xml:space="preserve">Subject 19</w:t>
       </w:r>
     </w:p>
     <w:p>
@@ -35333,13 +35253,34 @@
           <w:iCs/>
           <w:i/>
         </w:rPr>
-        <w:t xml:space="preserve">Cat burglar, on an ExLAW deal, Thief. Otherworlder (tier 2).</w:t>
-      </w:r>
-      <w:r>
-        <w:t xml:space="preserve"> </w:t>
-      </w:r>
-      <w:r>
-        <w:t xml:space="preserve">A fey-born thief from Avalon, caught stealing from a Morcain vault and handed to ExLAW. She works off her sentence; her handler is the only one who knows where she came from.</w:t>
+        <w:t xml:space="preserve">“</w:t>
+      </w:r>
+      <w:r>
+        <w:rPr>
+          <w:iCs/>
+          <w:i/>
+        </w:rPr>
+        <w:t xml:space="preserve">Static</w:t>
+      </w:r>
+      <w:r>
+        <w:rPr>
+          <w:iCs/>
+          <w:i/>
+        </w:rPr>
+        <w:t xml:space="preserve">”</w:t>
+      </w:r>
+      <w:r>
+        <w:rPr>
+          <w:iCs/>
+          <w:i/>
+        </w:rPr>
+        <w:t xml:space="preserve">, escaped Foundation subject, Fugitive. Lab-made (tier 2).</w:t>
+      </w:r>
+      <w:r>
+        <w:t xml:space="preserve"> </w:t>
+      </w:r>
+      <w:r>
+        <w:t xml:space="preserve">Escaped a Foundation black lab a year ago with electric powers, no memory of a name, and a number tattooed on one wrist. Grachyov’s retrieval team is still looking.</w:t>
       </w:r>
     </w:p>
     <w:p>
@@ -35361,7 +35302,7 @@
         <w:t xml:space="preserve"> </w:t>
       </w:r>
       <w:r>
-        <w:t xml:space="preserve">Body 10, Agility 14, Intellect 11, Presence 11, Will 9.</w:t>
+        <w:t xml:space="preserve">Body 12, Agility 13, Intellect 11, Presence 9, Will 10.</w:t>
       </w:r>
       <w:r>
         <w:t xml:space="preserve"> </w:t>
@@ -35377,7 +35318,7 @@
         <w:t xml:space="preserve"> </w:t>
       </w:r>
       <w:r>
-        <w:t xml:space="preserve">13.</w:t>
+        <w:t xml:space="preserve">12.</w:t>
       </w:r>
     </w:p>
     <w:p>
@@ -35399,7 +35340,7 @@
         <w:t xml:space="preserve"> </w:t>
       </w:r>
       <w:r>
-        <w:t xml:space="preserve">Stealth 17 (Specialty). Trained: Melee 15, Deception 12, Engineering 12, Occult 12, Persuasion 12, Streetwise 12, Athletics 11, Powers 10, Read People 10.</w:t>
+        <w:t xml:space="preserve">Powers 13 (Specialty). Trained: Piloting 14, Stealth 14, Athletics 13, Brawling 13, Computers 12, Engineering 12, Read People 11, Deception 10, Streetwise 10.</w:t>
       </w:r>
     </w:p>
     <w:p>
@@ -35421,7 +35362,7 @@
         <w:t xml:space="preserve"> </w:t>
       </w:r>
       <w:r>
-        <w:t xml:space="preserve">A friend, Extra Spark; a friend: her ExLAW handler, Agent Dorsey, who covers for her more than he should.</w:t>
+        <w:t xml:space="preserve">Extra Spark, Stronger Power.</w:t>
       </w:r>
     </w:p>
     <w:p>
@@ -35443,7 +35384,7 @@
         <w:t xml:space="preserve"> </w:t>
       </w:r>
       <w:r>
-        <w:t xml:space="preserve">Inhuman Grace (origin; companion: Exile).</w:t>
+        <w:t xml:space="preserve">Lab Instincts (origin; companion: Test Subject).</w:t>
       </w:r>
       <w:r>
         <w:t xml:space="preserve"> </w:t>
@@ -35459,7 +35400,7 @@
         <w:t xml:space="preserve"> </w:t>
       </w:r>
       <w:r>
-        <w:t xml:space="preserve">Outsider; trigger: a form that asks for papers you don’t have.</w:t>
+        <w:t xml:space="preserve">Hunted by a Lab; trigger: a van with no plates outside.</w:t>
       </w:r>
     </w:p>
     <w:p>
@@ -35481,7 +35422,7 @@
         <w:t xml:space="preserve"> </w:t>
       </w:r>
       <w:r>
-        <w:t xml:space="preserve">Invisibility II, Phasing I, Illusion I.</w:t>
+        <w:t xml:space="preserve">Blast III, Speed I, Technopathy I.</w:t>
       </w:r>
     </w:p>
     <w:p>
@@ -35503,7 +35444,7 @@
         <w:t xml:space="preserve"> </w:t>
       </w:r>
       <w:r>
-        <w:t xml:space="preserve">Convict.</w:t>
+        <w:t xml:space="preserve">Non-registered.</w:t>
       </w:r>
     </w:p>
     <w:p>
@@ -35541,12 +35482,242 @@
         <w:t xml:space="preserve"> </w:t>
       </w:r>
       <w:r>
+        <w:t xml:space="preserve">Saved Daybreak from a Foundation snatch team on live TV, and ran before the cameras turned.</w:t>
+      </w:r>
+    </w:p>
+    <w:bookmarkEnd w:id="115"/>
+    <w:bookmarkStart w:id="116" w:name="maeve-ashgrove"/>
+    <w:p>
+      <w:pPr>
+        <w:pStyle w:val="Heading2"/>
+      </w:pPr>
+      <w:r>
+        <w:t xml:space="preserve">Maeve Ashgrove</w:t>
+      </w:r>
+    </w:p>
+    <w:p>
+      <w:pPr>
+        <w:pStyle w:val="FirstParagraph"/>
+      </w:pPr>
+      <w:r>
+        <w:rPr>
+          <w:iCs/>
+          <w:i/>
+        </w:rPr>
+        <w:t xml:space="preserve">Cat burglar, on an ExLAW deal, Thief. Otherworlder (tier 2).</w:t>
+      </w:r>
+      <w:r>
+        <w:t xml:space="preserve"> </w:t>
+      </w:r>
+      <w:r>
+        <w:t xml:space="preserve">A fey-born thief from Avalon, caught stealing from a Morcain vault and handed to ExLAW. She works off her sentence; her handler is the only one who knows where she came from.</w:t>
+      </w:r>
+    </w:p>
+    <w:p>
+      <w:pPr>
+        <w:numPr>
+          <w:ilvl w:val="0"/>
+          <w:numId w:val="1036"/>
+        </w:numPr>
+        <w:pStyle w:val="Compact"/>
+      </w:pPr>
+      <w:r>
+        <w:rPr>
+          <w:bCs/>
+          <w:b/>
+        </w:rPr>
+        <w:t xml:space="preserve">Attributes:</w:t>
+      </w:r>
+      <w:r>
+        <w:t xml:space="preserve"> </w:t>
+      </w:r>
+      <w:r>
+        <w:t xml:space="preserve">Body 10, Agility 14, Intellect 11, Presence 11, Will 9.</w:t>
+      </w:r>
+      <w:r>
+        <w:t xml:space="preserve"> </w:t>
+      </w:r>
+      <w:r>
+        <w:rPr>
+          <w:bCs/>
+          <w:b/>
+        </w:rPr>
+        <w:t xml:space="preserve">Dodge</w:t>
+      </w:r>
+      <w:r>
+        <w:t xml:space="preserve"> </w:t>
+      </w:r>
+      <w:r>
+        <w:t xml:space="preserve">13.</w:t>
+      </w:r>
+    </w:p>
+    <w:p>
+      <w:pPr>
+        <w:numPr>
+          <w:ilvl w:val="0"/>
+          <w:numId w:val="1036"/>
+        </w:numPr>
+        <w:pStyle w:val="Compact"/>
+      </w:pPr>
+      <w:r>
+        <w:rPr>
+          <w:bCs/>
+          <w:b/>
+        </w:rPr>
+        <w:t xml:space="preserve">Skills:</w:t>
+      </w:r>
+      <w:r>
+        <w:t xml:space="preserve"> </w:t>
+      </w:r>
+      <w:r>
+        <w:t xml:space="preserve">Stealth 17 (Specialty). Trained: Melee 15, Deception 12, Engineering 12, Occult 12, Persuasion 12, Streetwise 12, Athletics 11, Powers 10, Read People 10.</w:t>
+      </w:r>
+    </w:p>
+    <w:p>
+      <w:pPr>
+        <w:numPr>
+          <w:ilvl w:val="0"/>
+          <w:numId w:val="1036"/>
+        </w:numPr>
+        <w:pStyle w:val="Compact"/>
+      </w:pPr>
+      <w:r>
+        <w:rPr>
+          <w:bCs/>
+          <w:b/>
+        </w:rPr>
+        <w:t xml:space="preserve">Edges:</w:t>
+      </w:r>
+      <w:r>
+        <w:t xml:space="preserve"> </w:t>
+      </w:r>
+      <w:r>
+        <w:t xml:space="preserve">A friend, Extra Spark; a friend: her ExLAW handler, Agent Dorsey, who covers for her more than he should.</w:t>
+      </w:r>
+    </w:p>
+    <w:p>
+      <w:pPr>
+        <w:numPr>
+          <w:ilvl w:val="0"/>
+          <w:numId w:val="1036"/>
+        </w:numPr>
+        <w:pStyle w:val="Compact"/>
+      </w:pPr>
+      <w:r>
+        <w:rPr>
+          <w:bCs/>
+          <w:b/>
+        </w:rPr>
+        <w:t xml:space="preserve">Advantage:</w:t>
+      </w:r>
+      <w:r>
+        <w:t xml:space="preserve"> </w:t>
+      </w:r>
+      <w:r>
+        <w:t xml:space="preserve">Inhuman Grace (origin; companion: Exile).</w:t>
+      </w:r>
+      <w:r>
+        <w:t xml:space="preserve"> </w:t>
+      </w:r>
+      <w:r>
+        <w:rPr>
+          <w:bCs/>
+          <w:b/>
+        </w:rPr>
+        <w:t xml:space="preserve">Complication:</w:t>
+      </w:r>
+      <w:r>
+        <w:t xml:space="preserve"> </w:t>
+      </w:r>
+      <w:r>
+        <w:t xml:space="preserve">Outsider; trigger: a form that asks for papers you don’t have.</w:t>
+      </w:r>
+    </w:p>
+    <w:p>
+      <w:pPr>
+        <w:numPr>
+          <w:ilvl w:val="0"/>
+          <w:numId w:val="1036"/>
+        </w:numPr>
+        <w:pStyle w:val="Compact"/>
+      </w:pPr>
+      <w:r>
+        <w:rPr>
+          <w:bCs/>
+          <w:b/>
+        </w:rPr>
+        <w:t xml:space="preserve">Powers:</w:t>
+      </w:r>
+      <w:r>
+        <w:t xml:space="preserve"> </w:t>
+      </w:r>
+      <w:r>
+        <w:t xml:space="preserve">Invisibility II, Phasing I, Illusion I.</w:t>
+      </w:r>
+    </w:p>
+    <w:p>
+      <w:pPr>
+        <w:numPr>
+          <w:ilvl w:val="0"/>
+          <w:numId w:val="1036"/>
+        </w:numPr>
+        <w:pStyle w:val="Compact"/>
+      </w:pPr>
+      <w:r>
+        <w:rPr>
+          <w:bCs/>
+          <w:b/>
+        </w:rPr>
+        <w:t xml:space="preserve">Legal status:</w:t>
+      </w:r>
+      <w:r>
+        <w:t xml:space="preserve"> </w:t>
+      </w:r>
+      <w:r>
+        <w:t xml:space="preserve">Convict.</w:t>
+      </w:r>
+    </w:p>
+    <w:p>
+      <w:pPr>
+        <w:numPr>
+          <w:ilvl w:val="0"/>
+          <w:numId w:val="1036"/>
+        </w:numPr>
+        <w:pStyle w:val="Compact"/>
+      </w:pPr>
+      <w:r>
+        <w:rPr>
+          <w:bCs/>
+          <w:b/>
+        </w:rPr>
+        <w:t xml:space="preserve">Why I do this:</w:t>
+      </w:r>
+      <w:r>
+        <w:t xml:space="preserve"> </w:t>
+      </w:r>
+      <w:r>
+        <w:t xml:space="preserve">No lab, no registry and no government owns me.</w:t>
+      </w:r>
+      <w:r>
+        <w:t xml:space="preserve"> </w:t>
+      </w:r>
+      <w:r>
+        <w:rPr>
+          <w:bCs/>
+          <w:b/>
+        </w:rPr>
+        <w:t xml:space="preserve">Connection:</w:t>
+      </w:r>
+      <w:r>
+        <w:t xml:space="preserve"> </w:t>
+      </w:r>
+      <w:r>
         <w:t xml:space="preserve">Dr. Tobias Wren saw through her glamour the first day. He’s kept her secret; she wonders what it’ll cost.</w:t>
       </w:r>
     </w:p>
-    <w:bookmarkEnd w:id="115"/>
     <w:bookmarkEnd w:id="116"/>
-    <w:bookmarkStart w:id="117" w:name="advantages"/>
+    <w:bookmarkEnd w:id="117"/>
+    <w:bookmarkStart w:id="118" w:name="advantages"/>
     <w:p>
       <w:pPr>
         <w:pStyle w:val="Heading1"/>
@@ -36400,8 +36571,8 @@
         <w:t xml:space="preserve">complication unless the GM agrees otherwise. Origin advantages (in each origin’s entry) are often the most flavorful choice for an Operant.</w:t>
       </w:r>
     </w:p>
-    <w:bookmarkEnd w:id="117"/>
-    <w:bookmarkStart w:id="128" w:name="origins"/>
+    <w:bookmarkEnd w:id="118"/>
+    <w:bookmarkStart w:id="129" w:name="origins"/>
     <w:p>
       <w:pPr>
         <w:pStyle w:val="Heading1"/>
@@ -37139,7 +37310,7 @@
         </w:tc>
       </w:tr>
     </w:tbl>
-    <w:bookmarkStart w:id="118" w:name="non-operant"/>
+    <w:bookmarkStart w:id="119" w:name="non-operant"/>
     <w:p>
       <w:pPr>
         <w:pStyle w:val="Heading2"/>
@@ -37184,7 +37355,7 @@
       <w:pPr>
         <w:numPr>
           <w:ilvl w:val="0"/>
-          <w:numId w:val="1036"/>
+          <w:numId w:val="1037"/>
         </w:numPr>
         <w:pStyle w:val="Compact"/>
       </w:pPr>
@@ -37196,7 +37367,7 @@
       <w:pPr>
         <w:numPr>
           <w:ilvl w:val="0"/>
-          <w:numId w:val="1036"/>
+          <w:numId w:val="1037"/>
         </w:numPr>
         <w:pStyle w:val="Compact"/>
       </w:pPr>
@@ -37488,8 +37659,8 @@
         </w:tc>
       </w:tr>
     </w:tbl>
-    <w:bookmarkEnd w:id="118"/>
-    <w:bookmarkStart w:id="119" w:name="adept"/>
+    <w:bookmarkEnd w:id="119"/>
+    <w:bookmarkStart w:id="120" w:name="adept"/>
     <w:p>
       <w:pPr>
         <w:pStyle w:val="Heading2"/>
@@ -37534,7 +37705,7 @@
       <w:pPr>
         <w:numPr>
           <w:ilvl w:val="0"/>
-          <w:numId w:val="1037"/>
+          <w:numId w:val="1038"/>
         </w:numPr>
         <w:pStyle w:val="Compact"/>
       </w:pPr>
@@ -37546,7 +37717,7 @@
       <w:pPr>
         <w:numPr>
           <w:ilvl w:val="0"/>
-          <w:numId w:val="1037"/>
+          <w:numId w:val="1038"/>
         </w:numPr>
         <w:pStyle w:val="Compact"/>
       </w:pPr>
@@ -37558,7 +37729,7 @@
       <w:pPr>
         <w:numPr>
           <w:ilvl w:val="0"/>
-          <w:numId w:val="1037"/>
+          <w:numId w:val="1038"/>
         </w:numPr>
         <w:pStyle w:val="Compact"/>
       </w:pPr>
@@ -37850,8 +38021,8 @@
         </w:tc>
       </w:tr>
     </w:tbl>
-    <w:bookmarkEnd w:id="119"/>
-    <w:bookmarkStart w:id="120" w:name="aurora-born"/>
+    <w:bookmarkEnd w:id="120"/>
+    <w:bookmarkStart w:id="121" w:name="aurora-born"/>
     <w:p>
       <w:pPr>
         <w:pStyle w:val="Heading2"/>
@@ -37896,7 +38067,7 @@
       <w:pPr>
         <w:numPr>
           <w:ilvl w:val="0"/>
-          <w:numId w:val="1038"/>
+          <w:numId w:val="1039"/>
         </w:numPr>
         <w:pStyle w:val="Compact"/>
       </w:pPr>
@@ -37908,7 +38079,7 @@
       <w:pPr>
         <w:numPr>
           <w:ilvl w:val="0"/>
-          <w:numId w:val="1038"/>
+          <w:numId w:val="1039"/>
         </w:numPr>
         <w:pStyle w:val="Compact"/>
       </w:pPr>
@@ -38200,8 +38371,8 @@
         </w:tc>
       </w:tr>
     </w:tbl>
-    <w:bookmarkEnd w:id="120"/>
-    <w:bookmarkStart w:id="121" w:name="bonded"/>
+    <w:bookmarkEnd w:id="121"/>
+    <w:bookmarkStart w:id="122" w:name="bonded"/>
     <w:p>
       <w:pPr>
         <w:pStyle w:val="Heading2"/>
@@ -38246,7 +38417,7 @@
       <w:pPr>
         <w:numPr>
           <w:ilvl w:val="0"/>
-          <w:numId w:val="1039"/>
+          <w:numId w:val="1040"/>
         </w:numPr>
         <w:pStyle w:val="Compact"/>
       </w:pPr>
@@ -38258,7 +38429,7 @@
       <w:pPr>
         <w:numPr>
           <w:ilvl w:val="0"/>
-          <w:numId w:val="1039"/>
+          <w:numId w:val="1040"/>
         </w:numPr>
         <w:pStyle w:val="Compact"/>
       </w:pPr>
@@ -38270,7 +38441,7 @@
       <w:pPr>
         <w:numPr>
           <w:ilvl w:val="0"/>
-          <w:numId w:val="1039"/>
+          <w:numId w:val="1040"/>
         </w:numPr>
         <w:pStyle w:val="Compact"/>
       </w:pPr>
@@ -38562,8 +38733,8 @@
         </w:tc>
       </w:tr>
     </w:tbl>
-    <w:bookmarkEnd w:id="121"/>
-    <w:bookmarkStart w:id="122" w:name="lab-made"/>
+    <w:bookmarkEnd w:id="122"/>
+    <w:bookmarkStart w:id="123" w:name="lab-made"/>
     <w:p>
       <w:pPr>
         <w:pStyle w:val="Heading2"/>
@@ -38608,7 +38779,7 @@
       <w:pPr>
         <w:numPr>
           <w:ilvl w:val="0"/>
-          <w:numId w:val="1040"/>
+          <w:numId w:val="1041"/>
         </w:numPr>
         <w:pStyle w:val="Compact"/>
       </w:pPr>
@@ -38620,7 +38791,7 @@
       <w:pPr>
         <w:numPr>
           <w:ilvl w:val="0"/>
-          <w:numId w:val="1040"/>
+          <w:numId w:val="1041"/>
         </w:numPr>
         <w:pStyle w:val="Compact"/>
       </w:pPr>
@@ -38912,8 +39083,8 @@
         </w:tc>
       </w:tr>
     </w:tbl>
-    <w:bookmarkEnd w:id="122"/>
-    <w:bookmarkStart w:id="123" w:name="otherworlder"/>
+    <w:bookmarkEnd w:id="123"/>
+    <w:bookmarkStart w:id="124" w:name="otherworlder"/>
     <w:p>
       <w:pPr>
         <w:pStyle w:val="Heading2"/>
@@ -38958,7 +39129,7 @@
       <w:pPr>
         <w:numPr>
           <w:ilvl w:val="0"/>
-          <w:numId w:val="1041"/>
+          <w:numId w:val="1042"/>
         </w:numPr>
         <w:pStyle w:val="Compact"/>
       </w:pPr>
@@ -38970,7 +39141,7 @@
       <w:pPr>
         <w:numPr>
           <w:ilvl w:val="0"/>
-          <w:numId w:val="1041"/>
+          <w:numId w:val="1042"/>
         </w:numPr>
         <w:pStyle w:val="Compact"/>
       </w:pPr>
@@ -39262,8 +39433,8 @@
         </w:tc>
       </w:tr>
     </w:tbl>
-    <w:bookmarkEnd w:id="123"/>
-    <w:bookmarkStart w:id="124" w:name="shadow-earth-defector"/>
+    <w:bookmarkEnd w:id="124"/>
+    <w:bookmarkStart w:id="125" w:name="shadow-earth-defector"/>
     <w:p>
       <w:pPr>
         <w:pStyle w:val="Heading2"/>
@@ -39308,7 +39479,7 @@
       <w:pPr>
         <w:numPr>
           <w:ilvl w:val="0"/>
-          <w:numId w:val="1042"/>
+          <w:numId w:val="1043"/>
         </w:numPr>
         <w:pStyle w:val="Compact"/>
       </w:pPr>
@@ -39320,7 +39491,7 @@
       <w:pPr>
         <w:numPr>
           <w:ilvl w:val="0"/>
-          <w:numId w:val="1042"/>
+          <w:numId w:val="1043"/>
         </w:numPr>
         <w:pStyle w:val="Compact"/>
       </w:pPr>
@@ -39332,7 +39503,7 @@
       <w:pPr>
         <w:numPr>
           <w:ilvl w:val="0"/>
-          <w:numId w:val="1042"/>
+          <w:numId w:val="1043"/>
         </w:numPr>
         <w:pStyle w:val="Compact"/>
       </w:pPr>
@@ -39624,8 +39795,8 @@
         </w:tc>
       </w:tr>
     </w:tbl>
-    <w:bookmarkEnd w:id="124"/>
-    <w:bookmarkStart w:id="125" w:name="touched"/>
+    <w:bookmarkEnd w:id="125"/>
+    <w:bookmarkStart w:id="126" w:name="touched"/>
     <w:p>
       <w:pPr>
         <w:pStyle w:val="Heading2"/>
@@ -39685,7 +39856,7 @@
       <w:pPr>
         <w:numPr>
           <w:ilvl w:val="0"/>
-          <w:numId w:val="1043"/>
+          <w:numId w:val="1044"/>
         </w:numPr>
         <w:pStyle w:val="Compact"/>
       </w:pPr>
@@ -39697,7 +39868,7 @@
       <w:pPr>
         <w:numPr>
           <w:ilvl w:val="0"/>
-          <w:numId w:val="1043"/>
+          <w:numId w:val="1044"/>
         </w:numPr>
         <w:pStyle w:val="Compact"/>
       </w:pPr>
@@ -39989,8 +40160,8 @@
         </w:tc>
       </w:tr>
     </w:tbl>
-    <w:bookmarkEnd w:id="125"/>
-    <w:bookmarkStart w:id="126" w:name="ambrosia"/>
+    <w:bookmarkEnd w:id="126"/>
+    <w:bookmarkStart w:id="127" w:name="ambrosia"/>
     <w:p>
       <w:pPr>
         <w:pStyle w:val="Heading2"/>
@@ -40035,7 +40206,7 @@
       <w:pPr>
         <w:numPr>
           <w:ilvl w:val="0"/>
-          <w:numId w:val="1044"/>
+          <w:numId w:val="1045"/>
         </w:numPr>
         <w:pStyle w:val="Compact"/>
       </w:pPr>
@@ -40047,7 +40218,7 @@
       <w:pPr>
         <w:numPr>
           <w:ilvl w:val="0"/>
-          <w:numId w:val="1044"/>
+          <w:numId w:val="1045"/>
         </w:numPr>
         <w:pStyle w:val="Compact"/>
       </w:pPr>
@@ -40059,7 +40230,7 @@
       <w:pPr>
         <w:numPr>
           <w:ilvl w:val="0"/>
-          <w:numId w:val="1044"/>
+          <w:numId w:val="1045"/>
         </w:numPr>
         <w:pStyle w:val="Compact"/>
       </w:pPr>
@@ -40351,8 +40522,8 @@
         </w:tc>
       </w:tr>
     </w:tbl>
-    <w:bookmarkEnd w:id="126"/>
-    <w:bookmarkStart w:id="127" w:name="mythic"/>
+    <w:bookmarkEnd w:id="127"/>
+    <w:bookmarkStart w:id="128" w:name="mythic"/>
     <w:p>
       <w:pPr>
         <w:pStyle w:val="Heading2"/>
@@ -40397,7 +40568,7 @@
       <w:pPr>
         <w:numPr>
           <w:ilvl w:val="0"/>
-          <w:numId w:val="1045"/>
+          <w:numId w:val="1046"/>
         </w:numPr>
         <w:pStyle w:val="Compact"/>
       </w:pPr>
@@ -40409,7 +40580,7 @@
       <w:pPr>
         <w:numPr>
           <w:ilvl w:val="0"/>
-          <w:numId w:val="1045"/>
+          <w:numId w:val="1046"/>
         </w:numPr>
         <w:pStyle w:val="Compact"/>
       </w:pPr>
@@ -40421,7 +40592,7 @@
       <w:pPr>
         <w:numPr>
           <w:ilvl w:val="0"/>
-          <w:numId w:val="1045"/>
+          <w:numId w:val="1046"/>
         </w:numPr>
         <w:pStyle w:val="Compact"/>
       </w:pPr>
@@ -40713,9 +40884,9 @@
         </w:tc>
       </w:tr>
     </w:tbl>
-    <w:bookmarkEnd w:id="127"/>
     <w:bookmarkEnd w:id="128"/>
-    <w:bookmarkStart w:id="139" w:name="making-your-own"/>
+    <w:bookmarkEnd w:id="129"/>
+    <w:bookmarkStart w:id="140" w:name="making-your-own"/>
     <w:p>
       <w:pPr>
         <w:pStyle w:val="Heading1"/>
@@ -40748,7 +40919,7 @@
         <w:t xml:space="preserve">option at the end of each list, and its checklist holds a custom choice to the same rules as everything else.</w:t>
       </w:r>
     </w:p>
-    <w:bookmarkStart w:id="129" w:name="a-custom-calling"/>
+    <w:bookmarkStart w:id="130" w:name="a-custom-calling"/>
     <w:p>
       <w:pPr>
         <w:pStyle w:val="Heading2"/>
@@ -40769,7 +40940,7 @@
       <w:pPr>
         <w:numPr>
           <w:ilvl w:val="0"/>
-          <w:numId w:val="1046"/>
+          <w:numId w:val="1047"/>
         </w:numPr>
         <w:pStyle w:val="Compact"/>
       </w:pPr>
@@ -40815,7 +40986,7 @@
       <w:pPr>
         <w:numPr>
           <w:ilvl w:val="0"/>
-          <w:numId w:val="1046"/>
+          <w:numId w:val="1047"/>
         </w:numPr>
         <w:pStyle w:val="Compact"/>
       </w:pPr>
@@ -40837,7 +41008,7 @@
       <w:pPr>
         <w:numPr>
           <w:ilvl w:val="0"/>
-          <w:numId w:val="1046"/>
+          <w:numId w:val="1047"/>
         </w:numPr>
         <w:pStyle w:val="Compact"/>
       </w:pPr>
@@ -40859,7 +41030,7 @@
       <w:pPr>
         <w:numPr>
           <w:ilvl w:val="0"/>
-          <w:numId w:val="1046"/>
+          <w:numId w:val="1047"/>
         </w:numPr>
         <w:pStyle w:val="Compact"/>
       </w:pPr>
@@ -40924,8 +41095,8 @@
         <w:t xml:space="preserve">.</w:t>
       </w:r>
     </w:p>
-    <w:bookmarkEnd w:id="129"/>
-    <w:bookmarkStart w:id="138" w:name="a-custom-origin"/>
+    <w:bookmarkEnd w:id="130"/>
+    <w:bookmarkStart w:id="139" w:name="a-custom-origin"/>
     <w:p>
       <w:pPr>
         <w:pStyle w:val="Heading2"/>
@@ -40942,7 +41113,7 @@
         <w:t xml:space="preserve">Build it with the GM, one step at a time.</w:t>
       </w:r>
     </w:p>
-    <w:bookmarkStart w:id="130" w:name="the-concept"/>
+    <w:bookmarkStart w:id="131" w:name="the-concept"/>
     <w:p>
       <w:pPr>
         <w:pStyle w:val="Heading3"/>
@@ -40959,8 +41130,8 @@
         <w:t xml:space="preserve">Two or three sentences: where they come from, what sets them apart, and how others see them. It should be something the origins in this book don’t already cover.</w:t>
       </w:r>
     </w:p>
-    <w:bookmarkEnd w:id="130"/>
-    <w:bookmarkStart w:id="131" w:name="the-tier"/>
+    <w:bookmarkEnd w:id="131"/>
+    <w:bookmarkStart w:id="132" w:name="the-tier"/>
     <w:p>
       <w:pPr>
         <w:pStyle w:val="Heading3"/>
@@ -41257,8 +41428,8 @@
         <w:t xml:space="preserve">When in doubt, choose the higher tier.</w:t>
       </w:r>
     </w:p>
-    <w:bookmarkEnd w:id="131"/>
-    <w:bookmarkStart w:id="132" w:name="attribute-adjustments"/>
+    <w:bookmarkEnd w:id="132"/>
+    <w:bookmarkStart w:id="133" w:name="attribute-adjustments"/>
     <w:p>
       <w:pPr>
         <w:pStyle w:val="Heading3"/>
@@ -41304,8 +41475,8 @@
         <w:t xml:space="preserve">: a +2 needs a −2 or two −1s. The adjustments move the attribute’s base (+1 starts it at 11) and raise its starting maximum (13 plus the bonus). Most origins change two to four attributes.</w:t>
       </w:r>
     </w:p>
-    <w:bookmarkEnd w:id="132"/>
-    <w:bookmarkStart w:id="133" w:name="core-rules-tier-1-and-up"/>
+    <w:bookmarkEnd w:id="133"/>
+    <w:bookmarkStart w:id="134" w:name="core-rules-tier-1-and-up"/>
     <w:p>
       <w:pPr>
         <w:pStyle w:val="Heading3"/>
@@ -41322,8 +41493,8 @@
         <w:t xml:space="preserve">One to three short rules that always apply: what they can do (see in the dark, resist cold, a free Trained skill) and what it costs (a weakness, a people’s distrust, a hazard they can’t abide). A strength with no drawback is worth more than it looks, so price it a tier higher.</w:t>
       </w:r>
     </w:p>
-    <w:bookmarkEnd w:id="133"/>
-    <w:bookmarkStart w:id="134" w:name="origin-advantages"/>
+    <w:bookmarkEnd w:id="134"/>
+    <w:bookmarkStart w:id="135" w:name="origin-advantages"/>
     <w:p>
       <w:pPr>
         <w:pStyle w:val="Heading3"/>
@@ -41378,8 +41549,8 @@
         <w:t xml:space="preserve">: a problem the trait causes, with a clear trigger and a real consequence, which earns a Spark point when it bites, like any complication. A character takes one advantage, general or origin, so make them distinct choices.</w:t>
       </w:r>
     </w:p>
-    <w:bookmarkEnd w:id="134"/>
-    <w:bookmarkStart w:id="135" w:name="an-alternate-form-optional-tier-2-or-3"/>
+    <w:bookmarkEnd w:id="135"/>
+    <w:bookmarkStart w:id="136" w:name="an-alternate-form-optional-tier-2-or-3"/>
     <w:p>
       <w:pPr>
         <w:pStyle w:val="Heading3"/>
@@ -41412,8 +41583,8 @@
         <w:t xml:space="preserve">apply.</w:t>
       </w:r>
     </w:p>
-    <w:bookmarkEnd w:id="135"/>
-    <w:bookmarkStart w:id="136" w:name="in-the-creator"/>
+    <w:bookmarkEnd w:id="136"/>
+    <w:bookmarkStart w:id="137" w:name="in-the-creator"/>
     <w:p>
       <w:pPr>
         <w:pStyle w:val="Heading3"/>
@@ -41426,7 +41597,7 @@
       <w:pPr>
         <w:numPr>
           <w:ilvl w:val="0"/>
-          <w:numId w:val="1047"/>
+          <w:numId w:val="1048"/>
         </w:numPr>
         <w:pStyle w:val="Compact"/>
       </w:pPr>
@@ -41454,7 +41625,7 @@
       <w:pPr>
         <w:numPr>
           <w:ilvl w:val="0"/>
-          <w:numId w:val="1047"/>
+          <w:numId w:val="1048"/>
         </w:numPr>
         <w:pStyle w:val="Compact"/>
       </w:pPr>
@@ -41466,7 +41637,7 @@
       <w:pPr>
         <w:numPr>
           <w:ilvl w:val="0"/>
-          <w:numId w:val="1047"/>
+          <w:numId w:val="1048"/>
         </w:numPr>
         <w:pStyle w:val="Compact"/>
       </w:pPr>
@@ -41494,7 +41665,7 @@
       <w:pPr>
         <w:numPr>
           <w:ilvl w:val="0"/>
-          <w:numId w:val="1047"/>
+          <w:numId w:val="1048"/>
         </w:numPr>
         <w:pStyle w:val="Compact"/>
       </w:pPr>
@@ -41518,8 +41689,8 @@
         <w:t xml:space="preserve">and enter the advantage and its companion complication.</w:t>
       </w:r>
     </w:p>
-    <w:bookmarkEnd w:id="136"/>
-    <w:bookmarkStart w:id="137" w:name="example"/>
+    <w:bookmarkEnd w:id="137"/>
+    <w:bookmarkStart w:id="138" w:name="example"/>
     <w:p>
       <w:pPr>
         <w:pStyle w:val="Heading3"/>
@@ -41640,10 +41811,10 @@
         <w:t xml:space="preserve">one at Class II, two at Class I.</w:t>
       </w:r>
     </w:p>
-    <w:bookmarkEnd w:id="137"/>
     <w:bookmarkEnd w:id="138"/>
     <w:bookmarkEnd w:id="139"/>
-    <w:bookmarkStart w:id="140" w:name="complications"/>
+    <w:bookmarkEnd w:id="140"/>
+    <w:bookmarkStart w:id="141" w:name="complications"/>
     <w:p>
       <w:pPr>
         <w:pStyle w:val="Heading1"/>
@@ -42348,8 +42519,8 @@
         </w:tc>
       </w:tr>
     </w:tbl>
-    <w:bookmarkEnd w:id="140"/>
-    <w:bookmarkStart w:id="142" w:name="quick-reference"/>
+    <w:bookmarkEnd w:id="141"/>
+    <w:bookmarkStart w:id="143" w:name="quick-reference"/>
     <w:p>
       <w:pPr>
         <w:pStyle w:val="Heading1"/>
@@ -42540,7 +42711,7 @@
       <w:r>
         <w:t xml:space="preserve"> </w:t>
       </w:r>
-      <w:hyperlink r:id="rId141">
+      <w:hyperlink r:id="rId142">
         <w:r>
           <w:rPr>
             <w:rStyle w:val="Hyperlink"/>
@@ -42552,7 +42723,7 @@
         <w:t xml:space="preserve">. You may share, adapt, and use it for any purpose, including commercially, as long as you give appropriate credit to the author.</w:t>
       </w:r>
     </w:p>
-    <w:bookmarkEnd w:id="142"/>
+    <w:bookmarkEnd w:id="143"/>
     <w:sectPr/>
   </w:body>
 </w:document>
@@ -42917,6 +43088,9 @@
     <w:abstractNumId w:val="991"/>
   </w:num>
   <w:num w:numId="1014">
+    <w:abstractNumId w:val="991"/>
+  </w:num>
+  <w:num w:numId="1015">
     <w:abstractNumId w:val="99411"/>
     <w:lvlOverride w:ilvl="0">
       <w:startOverride w:val="1"/>
@@ -42946,13 +43120,13 @@
       <w:startOverride w:val="1"/>
     </w:lvlOverride>
   </w:num>
-  <w:num w:numId="1015">
-    <w:abstractNumId w:val="991"/>
-  </w:num>
   <w:num w:numId="1016">
     <w:abstractNumId w:val="991"/>
   </w:num>
   <w:num w:numId="1017">
+    <w:abstractNumId w:val="991"/>
+  </w:num>
+  <w:num w:numId="1018">
     <w:abstractNumId w:val="99411"/>
     <w:lvlOverride w:ilvl="0">
       <w:startOverride w:val="1"/>
@@ -42981,9 +43155,6 @@
     <w:lvlOverride w:ilvl="8">
       <w:startOverride w:val="1"/>
     </w:lvlOverride>
-  </w:num>
-  <w:num w:numId="1018">
-    <w:abstractNumId w:val="991"/>
   </w:num>
   <w:num w:numId="1019">
     <w:abstractNumId w:val="991"/>
@@ -43067,6 +43238,9 @@
     <w:abstractNumId w:val="991"/>
   </w:num>
   <w:num w:numId="1046">
+    <w:abstractNumId w:val="991"/>
+  </w:num>
+  <w:num w:numId="1047">
     <w:abstractNumId w:val="99411"/>
     <w:lvlOverride w:ilvl="0">
       <w:startOverride w:val="1"/>
@@ -43096,7 +43270,7 @@
       <w:startOverride w:val="1"/>
     </w:lvlOverride>
   </w:num>
-  <w:num w:numId="1047">
+  <w:num w:numId="1048">
     <w:abstractNumId w:val="99411"/>
     <w:lvlOverride w:ilvl="0">
       <w:startOverride w:val="1"/>

--- a/legend-dynamics/aurora/Aurora_Players_Guide.docx
+++ b/legend-dynamics/aurora/Aurora_Players_Guide.docx
@@ -11915,7 +11915,7 @@
         <w:t xml:space="preserve"> </w:t>
       </w:r>
       <w:r>
-        <w:t xml:space="preserve">for fights where only distance matters: a chase, a running fight across open country. It has a lane for the party and one for each range band. Moving a token into the next lane moves it one band in or out.</w:t>
+        <w:t xml:space="preserve">for fights where only distance matters: a chase, a running fight across open country. It has a lane for the team and one for each range band. Moving a token into the next lane moves it one band in or out.</w:t>
       </w:r>
     </w:p>
     <w:p>
@@ -11933,7 +11933,7 @@
         <w:t xml:space="preserve"> </w:t>
       </w:r>
       <w:r>
-        <w:t xml:space="preserve">The GM places the party with one button. Their tokens stay linked to the characters in the GM view: marking Injury, Dying, the stunned condition or a Spark point on a token marks it on the character, and the other way round. Opponents come from the setting’s threats with their boxes filled in. Their pips fill as they are hurt, and a token whose boxes are all marked is taken out.</w:t>
+        <w:t xml:space="preserve">The GM places the team with one button. Their tokens stay linked to the characters in the GM view: marking Injury, Dying, the stunned condition or a Spark point on a token marks it on the character, and the other way round. Opponents come from the setting’s threats with their boxes filled in. Their pips fill as they are hurt, and a token whose boxes are all marked is taken out.</w:t>
       </w:r>
     </w:p>
     <w:p>

--- a/legend-dynamics/aurora/Aurora_Players_Guide.docx
+++ b/legend-dynamics/aurora/Aurora_Players_Guide.docx
@@ -7669,7 +7669,7 @@
     </w:p>
     <w:bookmarkEnd w:id="48"/>
     <w:bookmarkEnd w:id="49"/>
-    <w:bookmarkStart w:id="60" w:name="personal-combat"/>
+    <w:bookmarkStart w:id="61" w:name="personal-combat"/>
     <w:p>
       <w:pPr>
         <w:pStyle w:val="Heading1"/>
@@ -11971,8 +11971,42 @@
       </w:r>
     </w:p>
     <w:bookmarkEnd w:id="59"/>
+    <w:bookmarkStart w:id="60" w:name="the-encounter-panel"/>
+    <w:p>
+      <w:pPr>
+        <w:pStyle w:val="Heading2"/>
+      </w:pPr>
+      <w:r>
+        <w:t xml:space="preserve">The Encounter panel</w:t>
+      </w:r>
+    </w:p>
+    <w:p>
+      <w:pPr>
+        <w:pStyle w:val="FirstParagraph"/>
+      </w:pPr>
+      <w:r>
+        <w:t xml:space="preserve">The GM view also has an</w:t>
+      </w:r>
+      <w:r>
+        <w:t xml:space="preserve"> </w:t>
+      </w:r>
+      <w:r>
+        <w:rPr>
+          <w:bCs/>
+          <w:b/>
+        </w:rPr>
+        <w:t xml:space="preserve">Encounter</w:t>
+      </w:r>
+      <w:r>
+        <w:t xml:space="preserve"> </w:t>
+      </w:r>
+      <w:r>
+        <w:t xml:space="preserve">panel that runs a fight by these rules and shows every roll. Add characters from the GM view and opponents from the Threats table (or make one up on the spot), then start: it keeps the turn order by Agility, and for each attack works out the range, the defense (Dodge, Parry or Block, one a round), the boxes marked and any telling hit, offering a Spark point choices at the moment they apply. Hits land on the character cards and the battle map, and with gritty combat on, grievous wounds are rolled and kept. The panel keeps a log and a summary of the fight, which can be saved to a file. It’s a helper, not a rule: the GM can rule any result differently, and the log says so.</w:t>
+      </w:r>
+    </w:p>
     <w:bookmarkEnd w:id="60"/>
-    <w:bookmarkStart w:id="65" w:name="medical-care"/>
+    <w:bookmarkEnd w:id="61"/>
+    <w:bookmarkStart w:id="66" w:name="medical-care"/>
     <w:p>
       <w:pPr>
         <w:pStyle w:val="Heading1"/>
@@ -12018,7 +12052,7 @@
         <w:t xml:space="preserve">).</w:t>
       </w:r>
     </w:p>
-    <w:bookmarkStart w:id="61" w:name="diagnosis-and-stabilization"/>
+    <w:bookmarkStart w:id="62" w:name="diagnosis-and-stabilization"/>
     <w:p>
       <w:pPr>
         <w:pStyle w:val="Heading2"/>
@@ -12035,8 +12069,8 @@
         <w:t xml:space="preserve">Roll Medicine when the diagnosis is uncertain or an urgent treatment decision matters. Emergency stabilization takes one action and a successful Medicine roll with a first-aid kit. It ends Dying and stops deterioration, but removes no boxes.</w:t>
       </w:r>
     </w:p>
-    <w:bookmarkEnd w:id="61"/>
-    <w:bookmarkStart w:id="62" w:name="field-treatment"/>
+    <w:bookmarkEnd w:id="62"/>
+    <w:bookmarkStart w:id="63" w:name="field-treatment"/>
     <w:p>
       <w:pPr>
         <w:pStyle w:val="Heading2"/>
@@ -12053,8 +12087,8 @@
         <w:t xml:space="preserve">With a first-aid kit and several uninterrupted minutes, successful Medicine removes one injury box; success by 5 or more removes two. Each injury receives one field-treatment attempt; further attempts need changed circumstances.</w:t>
       </w:r>
     </w:p>
-    <w:bookmarkEnd w:id="62"/>
-    <w:bookmarkStart w:id="63" w:name="proper-care"/>
+    <w:bookmarkEnd w:id="63"/>
+    <w:bookmarkStart w:id="64" w:name="proper-care"/>
     <w:p>
       <w:pPr>
         <w:pStyle w:val="Heading2"/>
@@ -12071,8 +12105,8 @@
         <w:t xml:space="preserve">A hospital with an Operant ward grants +2 to Medicine. A successful treatment removes two boxes; success by 5 or more removes three. Allow the time the treatment requires.</w:t>
       </w:r>
     </w:p>
-    <w:bookmarkEnd w:id="63"/>
-    <w:bookmarkStart w:id="64" w:name="natural-recovery"/>
+    <w:bookmarkEnd w:id="64"/>
+    <w:bookmarkStart w:id="65" w:name="natural-recovery"/>
     <w:p>
       <w:pPr>
         <w:pStyle w:val="Heading2"/>
@@ -12257,9 +12291,9 @@
         <w:t xml:space="preserve">At three boxes, rest alone does nothing until someone has stabilized or treated you; after that, a week of rest in their care clears the first box. A successful treatment is faster. The times add up: from three boxes, rest alone takes about a week and a half to heal completely (a week, then three days, then a day).</w:t>
       </w:r>
     </w:p>
-    <w:bookmarkEnd w:id="64"/>
     <w:bookmarkEnd w:id="65"/>
-    <w:bookmarkStart w:id="70" w:name="magic"/>
+    <w:bookmarkEnd w:id="66"/>
+    <w:bookmarkStart w:id="71" w:name="magic"/>
     <w:p>
       <w:pPr>
         <w:pStyle w:val="Heading1"/>
@@ -12503,7 +12537,7 @@
         </w:tc>
       </w:tr>
     </w:tbl>
-    <w:bookmarkStart w:id="66" w:name="cantrips"/>
+    <w:bookmarkStart w:id="67" w:name="cantrips"/>
     <w:p>
       <w:pPr>
         <w:pStyle w:val="Heading2"/>
@@ -12884,8 +12918,8 @@
         <w:t xml:space="preserve">A failed cantrip marks a box of Strain; a natural 18 marks two, or something answers that shouldn’t.</w:t>
       </w:r>
     </w:p>
-    <w:bookmarkEnd w:id="66"/>
-    <w:bookmarkStart w:id="67" w:name="rituals"/>
+    <w:bookmarkEnd w:id="67"/>
+    <w:bookmarkStart w:id="68" w:name="rituals"/>
     <w:p>
       <w:pPr>
         <w:pStyle w:val="Heading2"/>
@@ -13202,8 +13236,8 @@
         <w:t xml:space="preserve">The right materials, hour or place remove one segment.</w:t>
       </w:r>
     </w:p>
-    <w:bookmarkEnd w:id="67"/>
-    <w:bookmarkStart w:id="68" w:name="fetishes"/>
+    <w:bookmarkEnd w:id="68"/>
+    <w:bookmarkStart w:id="69" w:name="fetishes"/>
     <w:p>
       <w:pPr>
         <w:pStyle w:val="Heading2"/>
@@ -13236,8 +13270,8 @@
         <w:t xml:space="preserve">ready fetish, two with Powers as an Expert skill. Preparation is how slow magic wins a fast fight.</w:t>
       </w:r>
     </w:p>
-    <w:bookmarkEnd w:id="68"/>
-    <w:bookmarkStart w:id="69" w:name="magic-in-aurora"/>
+    <w:bookmarkEnd w:id="69"/>
+    <w:bookmarkStart w:id="70" w:name="magic-in-aurora"/>
     <w:p>
       <w:pPr>
         <w:pStyle w:val="Heading2"/>
@@ -13503,9 +13537,9 @@
         </w:tc>
       </w:tr>
     </w:tbl>
-    <w:bookmarkEnd w:id="69"/>
     <w:bookmarkEnd w:id="70"/>
-    <w:bookmarkStart w:id="74" w:name="spark-points-and-tracks"/>
+    <w:bookmarkEnd w:id="71"/>
+    <w:bookmarkStart w:id="75" w:name="spark-points-and-tracks"/>
     <w:p>
       <w:pPr>
         <w:pStyle w:val="Heading1"/>
@@ -13514,7 +13548,7 @@
         <w:t xml:space="preserve">Spark points and tracks</w:t>
       </w:r>
     </w:p>
-    <w:bookmarkStart w:id="71" w:name="using-spark-points"/>
+    <w:bookmarkStart w:id="72" w:name="using-spark-points"/>
     <w:p>
       <w:pPr>
         <w:pStyle w:val="Heading2"/>
@@ -13732,8 +13766,8 @@
         <w:t xml:space="preserve">Gain one point when one of your complications creates a meaningful problem you accept, including a companion complication. You can decline the proposed complication without penalty.</w:t>
       </w:r>
     </w:p>
-    <w:bookmarkEnd w:id="71"/>
-    <w:bookmarkStart w:id="72" w:name="collateral-scrutiny-and-backlash"/>
+    <w:bookmarkEnd w:id="72"/>
+    <w:bookmarkStart w:id="73" w:name="collateral-scrutiny-and-backlash"/>
     <w:p>
       <w:pPr>
         <w:pStyle w:val="Heading2"/>
@@ -14100,8 +14134,8 @@
         </w:tc>
       </w:tr>
     </w:tbl>
-    <w:bookmarkEnd w:id="72"/>
-    <w:bookmarkStart w:id="73" w:name="advancement"/>
+    <w:bookmarkEnd w:id="73"/>
+    <w:bookmarkStart w:id="74" w:name="advancement"/>
     <w:p>
       <w:pPr>
         <w:pStyle w:val="Heading2"/>
@@ -14545,9 +14579,9 @@
         <w:t xml:space="preserve">Magic and powers grow the same way, at the costs their chapters give.</w:t>
       </w:r>
     </w:p>
-    <w:bookmarkEnd w:id="73"/>
     <w:bookmarkEnd w:id="74"/>
-    <w:bookmarkStart w:id="77" w:name="running-cases"/>
+    <w:bookmarkEnd w:id="75"/>
+    <w:bookmarkStart w:id="78" w:name="running-cases"/>
     <w:p>
       <w:pPr>
         <w:pStyle w:val="Heading1"/>
@@ -14556,7 +14590,7 @@
         <w:t xml:space="preserve">Running cases</w:t>
       </w:r>
     </w:p>
-    <w:bookmarkStart w:id="75" w:name="case-seeds"/>
+    <w:bookmarkStart w:id="76" w:name="case-seeds"/>
     <w:p>
       <w:pPr>
         <w:pStyle w:val="Heading2"/>
@@ -16788,8 +16822,8 @@
         </w:tc>
       </w:tr>
     </w:tbl>
-    <w:bookmarkEnd w:id="75"/>
-    <w:bookmarkStart w:id="76" w:name="the-case-files"/>
+    <w:bookmarkEnd w:id="76"/>
+    <w:bookmarkStart w:id="77" w:name="the-case-files"/>
     <w:p>
       <w:pPr>
         <w:pStyle w:val="Heading2"/>
@@ -16916,9 +16950,9 @@
         <w:t xml:space="preserve">After a significant case, each character earns 1 advancement point; at a milestone, 2 more.</w:t>
       </w:r>
     </w:p>
-    <w:bookmarkEnd w:id="76"/>
     <w:bookmarkEnd w:id="77"/>
-    <w:bookmarkStart w:id="85" w:name="the-world-of-aurora"/>
+    <w:bookmarkEnd w:id="78"/>
+    <w:bookmarkStart w:id="86" w:name="the-world-of-aurora"/>
     <w:p>
       <w:pPr>
         <w:pStyle w:val="Heading1"/>
@@ -16927,7 +16961,7 @@
         <w:t xml:space="preserve">The world of Aurora</w:t>
       </w:r>
     </w:p>
-    <w:bookmarkStart w:id="78" w:name="the-first-wave"/>
+    <w:bookmarkStart w:id="79" w:name="the-first-wave"/>
     <w:p>
       <w:pPr>
         <w:pStyle w:val="Heading2"/>
@@ -17162,8 +17196,8 @@
         <w:t xml:space="preserve">fought for the Allies and destroyed the first Steel Falcon.</w:t>
       </w:r>
     </w:p>
-    <w:bookmarkEnd w:id="78"/>
-    <w:bookmarkStart w:id="79" w:name="the-public-years"/>
+    <w:bookmarkEnd w:id="79"/>
+    <w:bookmarkStart w:id="80" w:name="the-public-years"/>
     <w:p>
       <w:pPr>
         <w:pStyle w:val="Heading2"/>
@@ -17417,8 +17451,8 @@
         <w:t xml:space="preserve">.</w:t>
       </w:r>
     </w:p>
-    <w:bookmarkEnd w:id="79"/>
-    <w:bookmarkStart w:id="80" w:name="exlaw"/>
+    <w:bookmarkEnd w:id="80"/>
+    <w:bookmarkStart w:id="81" w:name="exlaw"/>
     <w:p>
       <w:pPr>
         <w:pStyle w:val="Heading2"/>
@@ -17738,8 +17772,8 @@
         <w:t xml:space="preserve">.</w:t>
       </w:r>
     </w:p>
-    <w:bookmarkEnd w:id="80"/>
-    <w:bookmarkStart w:id="81" w:name="the-second-wave"/>
+    <w:bookmarkEnd w:id="81"/>
+    <w:bookmarkStart w:id="82" w:name="the-second-wave"/>
     <w:p>
       <w:pPr>
         <w:pStyle w:val="Heading2"/>
@@ -17972,8 +18006,8 @@
         <w:t xml:space="preserve">opened its Operant division, pooling the police of the US, the Commonwealth of Independent States, Britain, China and many others against terrorism and Operant crime.</w:t>
       </w:r>
     </w:p>
-    <w:bookmarkEnd w:id="81"/>
-    <w:bookmarkStart w:id="82" w:name="a-new-century"/>
+    <w:bookmarkEnd w:id="82"/>
+    <w:bookmarkStart w:id="83" w:name="a-new-century"/>
     <w:p>
       <w:pPr>
         <w:pStyle w:val="Heading2"/>
@@ -18278,8 +18312,8 @@
         <w:t xml:space="preserve">took office.</w:t>
       </w:r>
     </w:p>
-    <w:bookmarkEnd w:id="82"/>
-    <w:bookmarkStart w:id="83" w:name="the-umkas-invasion"/>
+    <w:bookmarkEnd w:id="83"/>
+    <w:bookmarkStart w:id="84" w:name="the-umkas-invasion"/>
     <w:p>
       <w:pPr>
         <w:pStyle w:val="Heading2"/>
@@ -18711,8 +18745,8 @@
         <w:t xml:space="preserve">The Atomic Man found a grey hair. Federal attempts to stop the march to the Haven brought standoff after standoff; Celerity intervened at every one, and a federal warrant was issued for her arrest.</w:t>
       </w:r>
     </w:p>
-    <w:bookmarkEnd w:id="83"/>
-    <w:bookmarkStart w:id="84" w:name="section"/>
+    <w:bookmarkEnd w:id="84"/>
+    <w:bookmarkStart w:id="85" w:name="section"/>
     <w:p>
       <w:pPr>
         <w:pStyle w:val="Heading2"/>
@@ -18742,9 +18776,9 @@
         <w:t xml:space="preserve">, is expanding through Korea under Hyun Wang. And in a pocket dimension no one has found, Director Humbacht’s other prison is filling up.</w:t>
       </w:r>
     </w:p>
-    <w:bookmarkEnd w:id="84"/>
     <w:bookmarkEnd w:id="85"/>
-    <w:bookmarkStart w:id="90" w:name="the-law"/>
+    <w:bookmarkEnd w:id="86"/>
+    <w:bookmarkStart w:id="91" w:name="the-law"/>
     <w:p>
       <w:pPr>
         <w:pStyle w:val="Heading1"/>
@@ -18753,7 +18787,7 @@
         <w:t xml:space="preserve">The law</w:t>
       </w:r>
     </w:p>
-    <w:bookmarkStart w:id="86" w:name="the-extraordinary-powers-act"/>
+    <w:bookmarkStart w:id="87" w:name="the-extraordinary-powers-act"/>
     <w:p>
       <w:pPr>
         <w:pStyle w:val="Heading2"/>
@@ -18817,8 +18851,8 @@
         <w:t xml:space="preserve">became the official term). Registered Operants may use their powers in self-defense and emergencies; using powers in public otherwise, or being an unregistered Operant, is a federal crime.</w:t>
       </w:r>
     </w:p>
-    <w:bookmarkEnd w:id="86"/>
-    <w:bookmarkStart w:id="87" w:name="emd-classifications"/>
+    <w:bookmarkEnd w:id="87"/>
+    <w:bookmarkStart w:id="88" w:name="emd-classifications"/>
     <w:p>
       <w:pPr>
         <w:pStyle w:val="Heading2"/>
@@ -19216,8 +19250,8 @@
         </w:tc>
       </w:tr>
     </w:tbl>
-    <w:bookmarkEnd w:id="87"/>
-    <w:bookmarkStart w:id="88" w:name="legal-status"/>
+    <w:bookmarkEnd w:id="88"/>
+    <w:bookmarkStart w:id="89" w:name="legal-status"/>
     <w:p>
       <w:pPr>
         <w:pStyle w:val="Heading2"/>
@@ -19629,8 +19663,8 @@
         <w:t xml:space="preserve">A status can change in play: a Non-registered vigilante caught by ExLAW may be offered Reserve status, or a cell. Losing Reserve status means losing the Director’s protection of your identity.</w:t>
       </w:r>
     </w:p>
-    <w:bookmarkEnd w:id="88"/>
-    <w:bookmarkStart w:id="89" w:name="the-rasters"/>
+    <w:bookmarkEnd w:id="89"/>
+    <w:bookmarkStart w:id="90" w:name="the-rasters"/>
     <w:p>
       <w:pPr>
         <w:pStyle w:val="Heading2"/>
@@ -19721,9 +19755,9 @@
         <w:t xml:space="preserve">(GM: Director Humbacht’s DARPA cabal runs it in a pocket dimension, as a prison and a lab: a rival to the Foundation. ExLAW doesn’t know.)</w:t>
       </w:r>
     </w:p>
-    <w:bookmarkEnd w:id="89"/>
     <w:bookmarkEnd w:id="90"/>
-    <w:bookmarkStart w:id="105" w:name="powers"/>
+    <w:bookmarkEnd w:id="91"/>
+    <w:bookmarkStart w:id="106" w:name="powers"/>
     <w:p>
       <w:pPr>
         <w:pStyle w:val="Heading1"/>
@@ -19756,7 +19790,7 @@
         <w:t xml:space="preserve">from I to VI. Player characters start at Class I to III; Classes IV to VI belong to the GM’s characters, and follow the same pattern a step further each time.</w:t>
       </w:r>
     </w:p>
-    <w:bookmarkStart w:id="91" w:name="using-powers"/>
+    <w:bookmarkStart w:id="92" w:name="using-powers"/>
     <w:p>
       <w:pPr>
         <w:pStyle w:val="Heading2"/>
@@ -20246,8 +20280,8 @@
         <w:t xml:space="preserve">A night’s sleep clears one box; a full day’s rest clears them all.</w:t>
       </w:r>
     </w:p>
-    <w:bookmarkEnd w:id="91"/>
-    <w:bookmarkStart w:id="92" w:name="powers-at-creation"/>
+    <w:bookmarkEnd w:id="92"/>
+    <w:bookmarkStart w:id="93" w:name="powers-at-creation"/>
     <w:p>
       <w:pPr>
         <w:pStyle w:val="Heading2"/>
@@ -20753,8 +20787,8 @@
         <w:t xml:space="preserve">So an Ambrosia or Mythic character can start with a Class IV power by spending their one Edge, if the GM agrees; a tier 2 Operant can trade their Edges for a stronger power or a fourth one.</w:t>
       </w:r>
     </w:p>
-    <w:bookmarkEnd w:id="92"/>
-    <w:bookmarkStart w:id="93" w:name="growing-your-powers"/>
+    <w:bookmarkEnd w:id="93"/>
+    <w:bookmarkStart w:id="94" w:name="growing-your-powers"/>
     <w:p>
       <w:pPr>
         <w:pStyle w:val="Heading2"/>
@@ -21103,8 +21137,8 @@
         <w:t xml:space="preserve">.</w:t>
       </w:r>
     </w:p>
-    <w:bookmarkEnd w:id="93"/>
-    <w:bookmarkStart w:id="94" w:name="the-powers"/>
+    <w:bookmarkEnd w:id="94"/>
+    <w:bookmarkStart w:id="95" w:name="the-powers"/>
     <w:p>
       <w:pPr>
         <w:pStyle w:val="Heading2"/>
@@ -21113,8 +21147,8 @@
         <w:t xml:space="preserve">The powers</w:t>
       </w:r>
     </w:p>
-    <w:bookmarkEnd w:id="94"/>
-    <w:bookmarkStart w:id="95" w:name="energy-and-attack"/>
+    <w:bookmarkEnd w:id="95"/>
+    <w:bookmarkStart w:id="96" w:name="energy-and-attack"/>
     <w:p>
       <w:pPr>
         <w:pStyle w:val="Heading2"/>
@@ -21804,8 +21838,8 @@
         </w:tc>
       </w:tr>
     </w:tbl>
-    <w:bookmarkEnd w:id="95"/>
-    <w:bookmarkStart w:id="96" w:name="body-and-movement"/>
+    <w:bookmarkEnd w:id="96"/>
+    <w:bookmarkStart w:id="97" w:name="body-and-movement"/>
     <w:p>
       <w:pPr>
         <w:pStyle w:val="Heading2"/>
@@ -22983,8 +23017,8 @@
         </w:tc>
       </w:tr>
     </w:tbl>
-    <w:bookmarkEnd w:id="96"/>
-    <w:bookmarkStart w:id="97" w:name="mind-and-senses"/>
+    <w:bookmarkEnd w:id="97"/>
+    <w:bookmarkStart w:id="98" w:name="mind-and-senses"/>
     <w:p>
       <w:pPr>
         <w:pStyle w:val="Heading2"/>
@@ -23892,8 +23926,8 @@
         </w:tc>
       </w:tr>
     </w:tbl>
-    <w:bookmarkEnd w:id="97"/>
-    <w:bookmarkStart w:id="98" w:name="control-and-the-strange"/>
+    <w:bookmarkEnd w:id="98"/>
+    <w:bookmarkStart w:id="99" w:name="control-and-the-strange"/>
     <w:p>
       <w:pPr>
         <w:pStyle w:val="Heading2"/>
@@ -25023,8 +25057,8 @@
         </w:tc>
       </w:tr>
     </w:tbl>
-    <w:bookmarkEnd w:id="98"/>
-    <w:bookmarkStart w:id="99" w:name="escalated-classes"/>
+    <w:bookmarkEnd w:id="99"/>
+    <w:bookmarkStart w:id="100" w:name="escalated-classes"/>
     <w:p>
       <w:pPr>
         <w:pStyle w:val="Heading2"/>
@@ -28404,8 +28438,8 @@
         </w:tc>
       </w:tr>
     </w:tbl>
-    <w:bookmarkEnd w:id="99"/>
-    <w:bookmarkStart w:id="100" w:name="leaping-and-teleporting"/>
+    <w:bookmarkEnd w:id="100"/>
+    <w:bookmarkStart w:id="101" w:name="leaping-and-teleporting"/>
     <w:p>
       <w:pPr>
         <w:pStyle w:val="Heading2"/>
@@ -28458,8 +28492,8 @@
         <w:t xml:space="preserve">one action. You can’t arrive inside solid matter. A place you’ve never been is −2 to the Powers roll. On a natural 18 you arrive off target, as the GM decides: the wrong room, the wrong street, or somewhere much worse.</w:t>
       </w:r>
     </w:p>
-    <w:bookmarkEnd w:id="100"/>
-    <w:bookmarkStart w:id="101" w:name="cantrips-1"/>
+    <w:bookmarkEnd w:id="101"/>
+    <w:bookmarkStart w:id="102" w:name="cantrips-1"/>
     <w:p>
       <w:pPr>
         <w:pStyle w:val="Heading2"/>
@@ -29583,8 +29617,8 @@
         <w:t xml:space="preserve">.</w:t>
       </w:r>
     </w:p>
-    <w:bookmarkEnd w:id="101"/>
-    <w:bookmarkStart w:id="102" w:name="rituals-1"/>
+    <w:bookmarkEnd w:id="102"/>
+    <w:bookmarkStart w:id="103" w:name="rituals-1"/>
     <w:p>
       <w:pPr>
         <w:pStyle w:val="Heading2"/>
@@ -30532,8 +30566,8 @@
         <w:t xml:space="preserve">Without fuel, a ritual fails before it begins. Fuel taken from an unwilling person works, and is exactly how the Foundation and Raster Zero do it; for player characters it’s a crime under the EPA, and a black mark on any Adept.</w:t>
       </w:r>
     </w:p>
-    <w:bookmarkEnd w:id="102"/>
-    <w:bookmarkStart w:id="103" w:name="aegis-suits"/>
+    <w:bookmarkEnd w:id="103"/>
+    <w:bookmarkStart w:id="104" w:name="aegis-suits"/>
     <w:p>
       <w:pPr>
         <w:pStyle w:val="Heading2"/>
@@ -30611,8 +30645,8 @@
         <w:t xml:space="preserve">fired with Firearms. Suiting up takes a minute. A shot at the power pack (−2 to aim) that gets through shuts the suit down until it’s repaired with Engineering. The suits belong to ExLAW, or to whoever stole one.</w:t>
       </w:r>
     </w:p>
-    <w:bookmarkEnd w:id="103"/>
-    <w:bookmarkStart w:id="104" w:name="the-labs-want-you"/>
+    <w:bookmarkEnd w:id="104"/>
+    <w:bookmarkStart w:id="105" w:name="the-labs-want-you"/>
     <w:p>
       <w:pPr>
         <w:pStyle w:val="Heading2"/>
@@ -30629,9 +30663,9 @@
         <w:t xml:space="preserve">A character with a Class III power, or any (GM) power, draws interest from the Foundation and Raster Zero. That interest is a story hook, not a rule.</w:t>
       </w:r>
     </w:p>
-    <w:bookmarkEnd w:id="104"/>
     <w:bookmarkEnd w:id="105"/>
-    <w:bookmarkStart w:id="106" w:name="factions"/>
+    <w:bookmarkEnd w:id="106"/>
+    <w:bookmarkStart w:id="107" w:name="factions"/>
     <w:p>
       <w:pPr>
         <w:pStyle w:val="Heading1"/>
@@ -31083,8 +31117,8 @@
         <w:t xml:space="preserve">The dark reflection of our world, sending duplicates through the thinning walls.</w:t>
       </w:r>
     </w:p>
-    <w:bookmarkEnd w:id="106"/>
-    <w:bookmarkStart w:id="107" w:name="otherworld-and-shadow-earth"/>
+    <w:bookmarkEnd w:id="107"/>
+    <w:bookmarkStart w:id="108" w:name="otherworld-and-shadow-earth"/>
     <w:p>
       <w:pPr>
         <w:pStyle w:val="Heading1"/>
@@ -31261,8 +31295,8 @@
         <w:t xml:space="preserve">of our own people, who serve as the rulers’ minions. Since 2012 the walls have been thin, and more of them get through every year.</w:t>
       </w:r>
     </w:p>
-    <w:bookmarkEnd w:id="107"/>
-    <w:bookmarkStart w:id="108" w:name="notable-operants"/>
+    <w:bookmarkEnd w:id="108"/>
+    <w:bookmarkStart w:id="109" w:name="notable-operants"/>
     <w:p>
       <w:pPr>
         <w:pStyle w:val="Heading1"/>
@@ -31832,8 +31866,8 @@
         <w:t xml:space="preserve">Once an adjunct professor of comparative folklore in New York, obsessed with a single current of power he believed older than civilization. In a university archive he found untranslated manuscripts in a 19th-century occultist’s papers: a ritual encoded in language itself. He spoke the words aloud, and his mind opened for a few burning moments to the raw currents of Otherworld. It shattered him. He lost his job and his name, and wanders New York’s alleys and subway tunnels muttering. Yet his chalk sigils ward whole stations by accident, his ramblings predict murders and market crashes, pigeons land on his shoulders as if awaiting orders, and children sometimes see a crown of burning letters over his head. He is part prophet, part lunatic, part guardian and part danger.</w:t>
       </w:r>
     </w:p>
-    <w:bookmarkEnd w:id="108"/>
-    <w:bookmarkStart w:id="109" w:name="threats"/>
+    <w:bookmarkEnd w:id="109"/>
+    <w:bookmarkStart w:id="110" w:name="threats"/>
     <w:p>
       <w:pPr>
         <w:pStyle w:val="Heading1"/>
@@ -34071,8 +34105,8 @@
         <w:t xml:space="preserve">For a tougher version, add +1 to its targets and one box, or raise a power one Class; for a weaker one, subtract.</w:t>
       </w:r>
     </w:p>
-    <w:bookmarkEnd w:id="109"/>
-    <w:bookmarkStart w:id="117" w:name="ready-made-characters"/>
+    <w:bookmarkEnd w:id="110"/>
+    <w:bookmarkStart w:id="118" w:name="ready-made-characters"/>
     <w:p>
       <w:pPr>
         <w:pStyle w:val="Heading1"/>
@@ -34089,7 +34123,7 @@
         <w:t xml:space="preserve">Characters ready to play, for one-shots, new players, or a group in a hurry. Each follows the creation rules exactly, and their connections tie them together. In the creator, choose one from the ready-made list to open it and make it your own.</w:t>
       </w:r>
     </w:p>
-    <w:bookmarkStart w:id="110" w:name="rachel-kwan"/>
+    <w:bookmarkStart w:id="111" w:name="rachel-kwan"/>
     <w:p>
       <w:pPr>
         <w:pStyle w:val="Heading2"/>
@@ -34318,8 +34352,8 @@
         <w:t xml:space="preserve">Jess Calloway is the only reporter who asked about her missing partner. Kwan hasn’t decided whether to trust her.</w:t>
       </w:r>
     </w:p>
-    <w:bookmarkEnd w:id="110"/>
-    <w:bookmarkStart w:id="111" w:name="luis-bulldog-ortega"/>
+    <w:bookmarkEnd w:id="111"/>
+    <w:bookmarkStart w:id="112" w:name="luis-bulldog-ortega"/>
     <w:p>
       <w:pPr>
         <w:pStyle w:val="Heading2"/>
@@ -34544,8 +34578,8 @@
         <w:t xml:space="preserve">He flew cover for Rachel Kwan the night her partner vanished, and saw something he never put in the report.</w:t>
       </w:r>
     </w:p>
-    <w:bookmarkEnd w:id="111"/>
-    <w:bookmarkStart w:id="112" w:name="naomi-price"/>
+    <w:bookmarkEnd w:id="112"/>
+    <w:bookmarkStart w:id="113" w:name="naomi-price"/>
     <w:p>
       <w:pPr>
         <w:pStyle w:val="Heading2"/>
@@ -34774,8 +34808,8 @@
         <w:t xml:space="preserve">Static saved her from a Foundation snatch team on live TV, and vanished before the cameras turned.</w:t>
       </w:r>
     </w:p>
-    <w:bookmarkEnd w:id="112"/>
-    <w:bookmarkStart w:id="113" w:name="dr.-tobias-wren"/>
+    <w:bookmarkEnd w:id="113"/>
+    <w:bookmarkStart w:id="114" w:name="dr.-tobias-wren"/>
     <w:p>
       <w:pPr>
         <w:pStyle w:val="Heading2"/>
@@ -35004,8 +35038,8 @@
         <w:t xml:space="preserve">He taught Maeve Ashgrove’s handler, and was the one who recognized what Maeve really is.</w:t>
       </w:r>
     </w:p>
-    <w:bookmarkEnd w:id="113"/>
-    <w:bookmarkStart w:id="114" w:name="jess-calloway"/>
+    <w:bookmarkEnd w:id="114"/>
+    <w:bookmarkStart w:id="115" w:name="jess-calloway"/>
     <w:p>
       <w:pPr>
         <w:pStyle w:val="Heading2"/>
@@ -35234,8 +35268,8 @@
         <w:t xml:space="preserve">Rachel Kwan’s missing partner was her source. She hasn’t told Kwan yet.</w:t>
       </w:r>
     </w:p>
-    <w:bookmarkEnd w:id="114"/>
-    <w:bookmarkStart w:id="115" w:name="subject-19"/>
+    <w:bookmarkEnd w:id="115"/>
+    <w:bookmarkStart w:id="116" w:name="subject-19"/>
     <w:p>
       <w:pPr>
         <w:pStyle w:val="Heading2"/>
@@ -35485,8 +35519,8 @@
         <w:t xml:space="preserve">Saved Daybreak from a Foundation snatch team on live TV, and ran before the cameras turned.</w:t>
       </w:r>
     </w:p>
-    <w:bookmarkEnd w:id="115"/>
-    <w:bookmarkStart w:id="116" w:name="maeve-ashgrove"/>
+    <w:bookmarkEnd w:id="116"/>
+    <w:bookmarkStart w:id="117" w:name="maeve-ashgrove"/>
     <w:p>
       <w:pPr>
         <w:pStyle w:val="Heading2"/>
@@ -35715,9 +35749,9 @@
         <w:t xml:space="preserve">Dr. Tobias Wren saw through her glamour the first day. He’s kept her secret; she wonders what it’ll cost.</w:t>
       </w:r>
     </w:p>
-    <w:bookmarkEnd w:id="116"/>
     <w:bookmarkEnd w:id="117"/>
-    <w:bookmarkStart w:id="118" w:name="advantages"/>
+    <w:bookmarkEnd w:id="118"/>
+    <w:bookmarkStart w:id="119" w:name="advantages"/>
     <w:p>
       <w:pPr>
         <w:pStyle w:val="Heading1"/>
@@ -36571,8 +36605,8 @@
         <w:t xml:space="preserve">complication unless the GM agrees otherwise. Origin advantages (in each origin’s entry) are often the most flavorful choice for an Operant.</w:t>
       </w:r>
     </w:p>
-    <w:bookmarkEnd w:id="118"/>
-    <w:bookmarkStart w:id="129" w:name="origins"/>
+    <w:bookmarkEnd w:id="119"/>
+    <w:bookmarkStart w:id="130" w:name="origins"/>
     <w:p>
       <w:pPr>
         <w:pStyle w:val="Heading1"/>
@@ -37310,7 +37344,7 @@
         </w:tc>
       </w:tr>
     </w:tbl>
-    <w:bookmarkStart w:id="119" w:name="non-operant"/>
+    <w:bookmarkStart w:id="120" w:name="non-operant"/>
     <w:p>
       <w:pPr>
         <w:pStyle w:val="Heading2"/>
@@ -37659,8 +37693,8 @@
         </w:tc>
       </w:tr>
     </w:tbl>
-    <w:bookmarkEnd w:id="119"/>
-    <w:bookmarkStart w:id="120" w:name="adept"/>
+    <w:bookmarkEnd w:id="120"/>
+    <w:bookmarkStart w:id="121" w:name="adept"/>
     <w:p>
       <w:pPr>
         <w:pStyle w:val="Heading2"/>
@@ -38021,8 +38055,8 @@
         </w:tc>
       </w:tr>
     </w:tbl>
-    <w:bookmarkEnd w:id="120"/>
-    <w:bookmarkStart w:id="121" w:name="aurora-born"/>
+    <w:bookmarkEnd w:id="121"/>
+    <w:bookmarkStart w:id="122" w:name="aurora-born"/>
     <w:p>
       <w:pPr>
         <w:pStyle w:val="Heading2"/>
@@ -38371,8 +38405,8 @@
         </w:tc>
       </w:tr>
     </w:tbl>
-    <w:bookmarkEnd w:id="121"/>
-    <w:bookmarkStart w:id="122" w:name="bonded"/>
+    <w:bookmarkEnd w:id="122"/>
+    <w:bookmarkStart w:id="123" w:name="bonded"/>
     <w:p>
       <w:pPr>
         <w:pStyle w:val="Heading2"/>
@@ -38733,8 +38767,8 @@
         </w:tc>
       </w:tr>
     </w:tbl>
-    <w:bookmarkEnd w:id="122"/>
-    <w:bookmarkStart w:id="123" w:name="lab-made"/>
+    <w:bookmarkEnd w:id="123"/>
+    <w:bookmarkStart w:id="124" w:name="lab-made"/>
     <w:p>
       <w:pPr>
         <w:pStyle w:val="Heading2"/>
@@ -39083,8 +39117,8 @@
         </w:tc>
       </w:tr>
     </w:tbl>
-    <w:bookmarkEnd w:id="123"/>
-    <w:bookmarkStart w:id="124" w:name="otherworlder"/>
+    <w:bookmarkEnd w:id="124"/>
+    <w:bookmarkStart w:id="125" w:name="otherworlder"/>
     <w:p>
       <w:pPr>
         <w:pStyle w:val="Heading2"/>
@@ -39433,8 +39467,8 @@
         </w:tc>
       </w:tr>
     </w:tbl>
-    <w:bookmarkEnd w:id="124"/>
-    <w:bookmarkStart w:id="125" w:name="shadow-earth-defector"/>
+    <w:bookmarkEnd w:id="125"/>
+    <w:bookmarkStart w:id="126" w:name="shadow-earth-defector"/>
     <w:p>
       <w:pPr>
         <w:pStyle w:val="Heading2"/>
@@ -39795,8 +39829,8 @@
         </w:tc>
       </w:tr>
     </w:tbl>
-    <w:bookmarkEnd w:id="125"/>
-    <w:bookmarkStart w:id="126" w:name="touched"/>
+    <w:bookmarkEnd w:id="126"/>
+    <w:bookmarkStart w:id="127" w:name="touched"/>
     <w:p>
       <w:pPr>
         <w:pStyle w:val="Heading2"/>
@@ -40160,8 +40194,8 @@
         </w:tc>
       </w:tr>
     </w:tbl>
-    <w:bookmarkEnd w:id="126"/>
-    <w:bookmarkStart w:id="127" w:name="ambrosia"/>
+    <w:bookmarkEnd w:id="127"/>
+    <w:bookmarkStart w:id="128" w:name="ambrosia"/>
     <w:p>
       <w:pPr>
         <w:pStyle w:val="Heading2"/>
@@ -40522,8 +40556,8 @@
         </w:tc>
       </w:tr>
     </w:tbl>
-    <w:bookmarkEnd w:id="127"/>
-    <w:bookmarkStart w:id="128" w:name="mythic"/>
+    <w:bookmarkEnd w:id="128"/>
+    <w:bookmarkStart w:id="129" w:name="mythic"/>
     <w:p>
       <w:pPr>
         <w:pStyle w:val="Heading2"/>
@@ -40884,9 +40918,9 @@
         </w:tc>
       </w:tr>
     </w:tbl>
-    <w:bookmarkEnd w:id="128"/>
     <w:bookmarkEnd w:id="129"/>
-    <w:bookmarkStart w:id="140" w:name="making-your-own"/>
+    <w:bookmarkEnd w:id="130"/>
+    <w:bookmarkStart w:id="141" w:name="making-your-own"/>
     <w:p>
       <w:pPr>
         <w:pStyle w:val="Heading1"/>
@@ -40919,7 +40953,7 @@
         <w:t xml:space="preserve">option at the end of each list, and its checklist holds a custom choice to the same rules as everything else.</w:t>
       </w:r>
     </w:p>
-    <w:bookmarkStart w:id="130" w:name="a-custom-calling"/>
+    <w:bookmarkStart w:id="131" w:name="a-custom-calling"/>
     <w:p>
       <w:pPr>
         <w:pStyle w:val="Heading2"/>
@@ -41095,8 +41129,8 @@
         <w:t xml:space="preserve">.</w:t>
       </w:r>
     </w:p>
-    <w:bookmarkEnd w:id="130"/>
-    <w:bookmarkStart w:id="139" w:name="a-custom-origin"/>
+    <w:bookmarkEnd w:id="131"/>
+    <w:bookmarkStart w:id="140" w:name="a-custom-origin"/>
     <w:p>
       <w:pPr>
         <w:pStyle w:val="Heading2"/>
@@ -41113,7 +41147,7 @@
         <w:t xml:space="preserve">Build it with the GM, one step at a time.</w:t>
       </w:r>
     </w:p>
-    <w:bookmarkStart w:id="131" w:name="the-concept"/>
+    <w:bookmarkStart w:id="132" w:name="the-concept"/>
     <w:p>
       <w:pPr>
         <w:pStyle w:val="Heading3"/>
@@ -41130,8 +41164,8 @@
         <w:t xml:space="preserve">Two or three sentences: where they come from, what sets them apart, and how others see them. It should be something the origins in this book don’t already cover.</w:t>
       </w:r>
     </w:p>
-    <w:bookmarkEnd w:id="131"/>
-    <w:bookmarkStart w:id="132" w:name="the-tier"/>
+    <w:bookmarkEnd w:id="132"/>
+    <w:bookmarkStart w:id="133" w:name="the-tier"/>
     <w:p>
       <w:pPr>
         <w:pStyle w:val="Heading3"/>
@@ -41428,8 +41462,8 @@
         <w:t xml:space="preserve">When in doubt, choose the higher tier.</w:t>
       </w:r>
     </w:p>
-    <w:bookmarkEnd w:id="132"/>
-    <w:bookmarkStart w:id="133" w:name="attribute-adjustments"/>
+    <w:bookmarkEnd w:id="133"/>
+    <w:bookmarkStart w:id="134" w:name="attribute-adjustments"/>
     <w:p>
       <w:pPr>
         <w:pStyle w:val="Heading3"/>
@@ -41475,8 +41509,8 @@
         <w:t xml:space="preserve">: a +2 needs a −2 or two −1s. The adjustments move the attribute’s base (+1 starts it at 11) and raise its starting maximum (13 plus the bonus). Most origins change two to four attributes.</w:t>
       </w:r>
     </w:p>
-    <w:bookmarkEnd w:id="133"/>
-    <w:bookmarkStart w:id="134" w:name="core-rules-tier-1-and-up"/>
+    <w:bookmarkEnd w:id="134"/>
+    <w:bookmarkStart w:id="135" w:name="core-rules-tier-1-and-up"/>
     <w:p>
       <w:pPr>
         <w:pStyle w:val="Heading3"/>
@@ -41493,8 +41527,8 @@
         <w:t xml:space="preserve">One to three short rules that always apply: what they can do (see in the dark, resist cold, a free Trained skill) and what it costs (a weakness, a people’s distrust, a hazard they can’t abide). A strength with no drawback is worth more than it looks, so price it a tier higher.</w:t>
       </w:r>
     </w:p>
-    <w:bookmarkEnd w:id="134"/>
-    <w:bookmarkStart w:id="135" w:name="origin-advantages"/>
+    <w:bookmarkEnd w:id="135"/>
+    <w:bookmarkStart w:id="136" w:name="origin-advantages"/>
     <w:p>
       <w:pPr>
         <w:pStyle w:val="Heading3"/>
@@ -41549,8 +41583,8 @@
         <w:t xml:space="preserve">: a problem the trait causes, with a clear trigger and a real consequence, which earns a Spark point when it bites, like any complication. A character takes one advantage, general or origin, so make them distinct choices.</w:t>
       </w:r>
     </w:p>
-    <w:bookmarkEnd w:id="135"/>
-    <w:bookmarkStart w:id="136" w:name="an-alternate-form-optional-tier-2-or-3"/>
+    <w:bookmarkEnd w:id="136"/>
+    <w:bookmarkStart w:id="137" w:name="an-alternate-form-optional-tier-2-or-3"/>
     <w:p>
       <w:pPr>
         <w:pStyle w:val="Heading3"/>
@@ -41583,8 +41617,8 @@
         <w:t xml:space="preserve">apply.</w:t>
       </w:r>
     </w:p>
-    <w:bookmarkEnd w:id="136"/>
-    <w:bookmarkStart w:id="137" w:name="in-the-creator"/>
+    <w:bookmarkEnd w:id="137"/>
+    <w:bookmarkStart w:id="138" w:name="in-the-creator"/>
     <w:p>
       <w:pPr>
         <w:pStyle w:val="Heading3"/>
@@ -41689,8 +41723,8 @@
         <w:t xml:space="preserve">and enter the advantage and its companion complication.</w:t>
       </w:r>
     </w:p>
-    <w:bookmarkEnd w:id="137"/>
-    <w:bookmarkStart w:id="138" w:name="example"/>
+    <w:bookmarkEnd w:id="138"/>
+    <w:bookmarkStart w:id="139" w:name="example"/>
     <w:p>
       <w:pPr>
         <w:pStyle w:val="Heading3"/>
@@ -41811,10 +41845,10 @@
         <w:t xml:space="preserve">one at Class II, two at Class I.</w:t>
       </w:r>
     </w:p>
-    <w:bookmarkEnd w:id="138"/>
     <w:bookmarkEnd w:id="139"/>
     <w:bookmarkEnd w:id="140"/>
-    <w:bookmarkStart w:id="141" w:name="complications"/>
+    <w:bookmarkEnd w:id="141"/>
+    <w:bookmarkStart w:id="142" w:name="complications"/>
     <w:p>
       <w:pPr>
         <w:pStyle w:val="Heading1"/>
@@ -42519,8 +42553,8 @@
         </w:tc>
       </w:tr>
     </w:tbl>
-    <w:bookmarkEnd w:id="141"/>
-    <w:bookmarkStart w:id="143" w:name="quick-reference"/>
+    <w:bookmarkEnd w:id="142"/>
+    <w:bookmarkStart w:id="144" w:name="quick-reference"/>
     <w:p>
       <w:pPr>
         <w:pStyle w:val="Heading1"/>
@@ -42711,7 +42745,7 @@
       <w:r>
         <w:t xml:space="preserve"> </w:t>
       </w:r>
-      <w:hyperlink r:id="rId142">
+      <w:hyperlink r:id="rId143">
         <w:r>
           <w:rPr>
             <w:rStyle w:val="Hyperlink"/>
@@ -42723,7 +42757,7 @@
         <w:t xml:space="preserve">. You may share, adapt, and use it for any purpose, including commercially, as long as you give appropriate credit to the author.</w:t>
       </w:r>
     </w:p>
-    <w:bookmarkEnd w:id="143"/>
+    <w:bookmarkEnd w:id="144"/>
     <w:sectPr/>
   </w:body>
 </w:document>

--- a/legend-dynamics/aurora/Aurora_Players_Guide.docx
+++ b/legend-dynamics/aurora/Aurora_Players_Guide.docx
@@ -7805,7 +7805,7 @@
         <w:t xml:space="preserve"> </w:t>
       </w:r>
       <w:r>
-        <w:t xml:space="preserve">Against a weapon in hand or fists, roll Melee −3 with a weapon in hand, or Brawling −3 bare-handed against fists. A second parry in the same round (with Additional Defense) is a further −2. Nobody parries a shot or a missile.</w:t>
+        <w:t xml:space="preserve">Against a weapon in hand or fists, roll Melee −3 with a weapon in hand, or Brawling −3 bare-handed against fists. An open hand can’t parry a blade, claws or fangs. A second parry in the same round (with Additional Defense) is a further −2. Nobody parries a shot or a missile.</w:t>
       </w:r>
     </w:p>
     <w:p>

--- a/legend-dynamics/aurora/Aurora_Players_Guide.docx
+++ b/legend-dynamics/aurora/Aurora_Players_Guide.docx
@@ -37784,7 +37784,7 @@
         <w:t xml:space="preserve"> </w:t>
       </w:r>
       <w:r>
-        <w:t xml:space="preserve">apply.</w:t>
+        <w:t xml:space="preserve">apply. The bonuses count only while the character is in that form: the sheet’s form switch shows both sets of numbers.</w:t>
       </w:r>
     </w:p>
     <w:bookmarkEnd w:id="137"/>

--- a/legend-dynamics/aurora/Aurora_Players_Guide.docx
+++ b/legend-dynamics/aurora/Aurora_Players_Guide.docx
@@ -10425,7 +10425,7 @@
               <w:rPr>
                 <w:sz w:val="19"/>
               </w:rPr>
-              <w:t xml:space="preserve">Up to 50 yards</w:t>
+              <w:t xml:space="preserve">Up to 25 yards</w:t>
             </w:r>
           </w:p>
         </w:tc>
@@ -10473,7 +10473,7 @@
               <w:rPr>
                 <w:sz w:val="19"/>
               </w:rPr>
-              <w:t xml:space="preserve">Up to 150 yards</w:t>
+              <w:t xml:space="preserve">Up to 100 yards</w:t>
             </w:r>
           </w:p>
         </w:tc>
@@ -10521,22 +10521,22 @@
               <w:rPr>
                 <w:sz w:val="19"/>
               </w:rPr>
-              <w:t xml:space="preserve">Up to 500 yards</w:t>
-            </w:r>
-          </w:p>
-        </w:tc>
-        <w:tc>
-          <w:tcPr/>
-          <w:p>
-            <w:pPr>
-              <w:pStyle w:val="Compact"/>
-              <w:jc w:val="left"/>
-            </w:pPr>
-            <w:r>
-              <w:rPr>
-                <w:sz w:val="19"/>
-              </w:rPr>
-              <w:t xml:space="preserve">Across a valley, a park or a harbor</w:t>
+              <w:t xml:space="preserve">Up to 300 yards</w:t>
+            </w:r>
+          </w:p>
+        </w:tc>
+        <w:tc>
+          <w:tcPr/>
+          <w:p>
+            <w:pPr>
+              <w:pStyle w:val="Compact"/>
+              <w:jc w:val="left"/>
+            </w:pPr>
+            <w:r>
+              <w:rPr>
+                <w:sz w:val="19"/>
+              </w:rPr>
+              <w:t xml:space="preserve">Across a park, a harbor or a small valley</w:t>
             </w:r>
           </w:p>
         </w:tc>
@@ -10569,7 +10569,7 @@
               <w:rPr>
                 <w:sz w:val="19"/>
               </w:rPr>
-              <w:t xml:space="preserve">Up to a mile, in line of sight</w:t>
+              <w:t xml:space="preserve">Up to 1,000 yards, in line of sight</w:t>
             </w:r>
           </w:p>
         </w:tc>
@@ -10616,7 +10616,7 @@
         <w:pStyle w:val="BodyText"/>
       </w:pPr>
       <w:r>
-        <w:t xml:space="preserve">Moving: your move each turn covers the Close band. Give up your action to run and you cover Short instead.</w:t>
+        <w:t xml:space="preserve">Moving: your move each turn covers the Close band. Give up your action to run and you cover twice that, 20 yards.</w:t>
       </w:r>
     </w:p>
     <w:bookmarkEnd w:id="59"/>

--- a/legend-dynamics/aurora/Aurora_Players_Guide.docx
+++ b/legend-dynamics/aurora/Aurora_Players_Guide.docx
@@ -5037,7 +5037,20 @@
         <w:pStyle w:val="FirstParagraph"/>
       </w:pPr>
       <w:r>
-        <w:t xml:space="preserve">Your Dodge is Agility −2, plus your Athletics training bonus: +0 if Untrained, +1 if Trained, or +2 if a Specialty or Expert. Begin uninjured, with two Spark points (three with Extra Spark) and your gear. Name your friend, or your fine weapon or tool and the one narrow use it improves, if you took those Edges. Describe one connection to another player’s character.</w:t>
+        <w:t xml:space="preserve">Your Dodge is Agility −2, plus your Athletics training bonus: +0 if Untrained, +1 if Trained, or +2 if a Specialty or Expert. Your Move is 5 yards, +1 for every 2 points of Agility + Body above 20, plus the same Athletics bonus and any origin speed adjustment (see</w:t>
+      </w:r>
+      <w:r>
+        <w:t xml:space="preserve"> </w:t>
+      </w:r>
+      <w:r>
+        <w:rPr>
+          <w:iCs/>
+          <w:i/>
+        </w:rPr>
+        <w:t xml:space="preserve">Move and reach</w:t>
+      </w:r>
+      <w:r>
+        <w:t xml:space="preserve">). Begin uninjured, with two Spark points (three with Extra Spark) and your gear. Name your friend, or your fine weapon or tool and the one narrow use it improves, if you took those Edges. Describe one connection to another player’s character.</w:t>
       </w:r>
     </w:p>
     <w:bookmarkStart w:id="34" w:name="top-10-connections-to-another-character"/>
@@ -9544,7 +9557,7 @@
     </w:p>
     <w:bookmarkEnd w:id="54"/>
     <w:bookmarkEnd w:id="55"/>
-    <w:bookmarkStart w:id="65" w:name="personal-combat"/>
+    <w:bookmarkStart w:id="66" w:name="personal-combat"/>
     <w:p>
       <w:pPr>
         <w:pStyle w:val="Heading1"/>
@@ -9567,7 +9580,23 @@
         <w:pStyle w:val="FirstParagraph"/>
       </w:pPr>
       <w:r>
-        <w:t xml:space="preserve">Act in descending Agility order. Players choose the order of tied characters; the GM resolves other ties. A round lasts a few seconds. On your turn, move a short distance (up to 10 yards: the Close band below) and take one meaningful action, such as attacking, reloading, helping, or attempting a task.</w:t>
+        <w:t xml:space="preserve">Act in descending Agility order. Players choose the order of tied characters; the GM resolves other ties. A round lasts a few seconds. On your turn, move up to your</w:t>
+      </w:r>
+      <w:r>
+        <w:t xml:space="preserve"> </w:t>
+      </w:r>
+      <w:r>
+        <w:rPr>
+          <w:bCs/>
+          <w:b/>
+        </w:rPr>
+        <w:t xml:space="preserve">Move</w:t>
+      </w:r>
+      <w:r>
+        <w:t xml:space="preserve"> </w:t>
+      </w:r>
+      <w:r>
+        <w:t xml:space="preserve">(below) and take one meaningful action, such as attacking, reloading, helping, or attempting a task.</w:t>
       </w:r>
     </w:p>
     <w:bookmarkEnd w:id="56"/>
@@ -9867,7 +9896,7 @@
         <w:t xml:space="preserve"> </w:t>
       </w:r>
       <w:r>
-        <w:t xml:space="preserve">Before rolling, name the effect you want and take −2 on the attack, or −4 for a small target (a hand, an eye, a rope, a lock). If the attack hits at all, the effect happens, whatever the margin. An advantage that rewards aiming cuts this penalty by 1.</w:t>
+        <w:t xml:space="preserve">Before rolling, name an effect your weapon can deliver and take −2 on the attack, or −4 for a small target (a hand, an eye, a rope, a lock). If the attack hits at all, the effect happens, whatever the margin. An advantage that rewards aiming cuts this penalty by 1.</w:t>
       </w:r>
     </w:p>
     <w:p>
@@ -9890,384 +9919,6 @@
       </w:r>
       <w:r>
         <w:t xml:space="preserve">Opponents land telling hits on characters too.</w:t>
-      </w:r>
-    </w:p>
-    <w:tbl>
-      <w:tblPr>
-        <w:tblStyle w:val="Table"/>
-        <w:tblW w:type="pct" w:w="5000"/>
-        <w:tblLook w:firstRow="1" w:lastRow="0" w:firstColumn="0" w:lastColumn="0" w:noHBand="0" w:noVBand="0" w:val="0020"/>
-        <w:jc w:val="start"/>
-        <w:tblBorders>
-          <w:top w:val="single" w:sz="4" w:color="B8C2D3"/>
-          <w:left w:val="single" w:sz="4" w:color="B8C2D3"/>
-          <w:bottom w:val="single" w:sz="4" w:color="B8C2D3"/>
-          <w:right w:val="single" w:sz="4" w:color="B8C2D3"/>
-          <w:insideH w:val="single" w:sz="4" w:color="B8C2D3"/>
-          <w:insideV w:val="single" w:sz="4" w:color="B8C2D3"/>
-        </w:tblBorders>
-      </w:tblPr>
-      <w:tblGrid>
-        <w:gridCol w:w="3960"/>
-        <w:gridCol w:w="3960"/>
-      </w:tblGrid>
-      <w:tr>
-        <w:trPr>
-          <w:tblHeader w:val="true"/>
-        </w:trPr>
-        <w:tc>
-          <w:tcPr>
-            <w:shd w:val="clear" w:fill="E8EEF8"/>
-          </w:tcPr>
-          <w:p>
-            <w:pPr>
-              <w:pStyle w:val="Compact"/>
-              <w:jc w:val="left"/>
-            </w:pPr>
-            <w:r>
-              <w:rPr>
-                <w:b/>
-                <w:sz w:val="19"/>
-              </w:rPr>
-              <w:t xml:space="preserve">Effect</w:t>
-            </w:r>
-          </w:p>
-        </w:tc>
-        <w:tc>
-          <w:tcPr>
-            <w:shd w:val="clear" w:fill="E8EEF8"/>
-          </w:tcPr>
-          <w:p>
-            <w:pPr>
-              <w:pStyle w:val="Compact"/>
-              <w:jc w:val="left"/>
-            </w:pPr>
-            <w:r>
-              <w:rPr>
-                <w:b/>
-                <w:sz w:val="19"/>
-              </w:rPr>
-              <w:t xml:space="preserve">What happens</w:t>
-            </w:r>
-          </w:p>
-        </w:tc>
-      </w:tr>
-      <w:tr>
-        <w:tc>
-          <w:tcPr/>
-          <w:p>
-            <w:pPr>
-              <w:pStyle w:val="Compact"/>
-              <w:jc w:val="left"/>
-            </w:pPr>
-            <w:r>
-              <w:rPr>
-                <w:b/>
-                <w:sz w:val="19"/>
-              </w:rPr>
-              <w:t xml:space="preserve">Disarm</w:t>
-            </w:r>
-          </w:p>
-        </w:tc>
-        <w:tc>
-          <w:tcPr/>
-          <w:p>
-            <w:pPr>
-              <w:pStyle w:val="Compact"/>
-              <w:jc w:val="left"/>
-            </w:pPr>
-            <w:r>
-              <w:rPr>
-                <w:sz w:val="19"/>
-              </w:rPr>
-              <w:t xml:space="preserve">The weapon or held item drops, or flies a few yards away</w:t>
-            </w:r>
-          </w:p>
-        </w:tc>
-      </w:tr>
-      <w:tr>
-        <w:tc>
-          <w:tcPr/>
-          <w:p>
-            <w:pPr>
-              <w:pStyle w:val="Compact"/>
-              <w:jc w:val="left"/>
-            </w:pPr>
-            <w:r>
-              <w:rPr>
-                <w:b/>
-                <w:sz w:val="19"/>
-              </w:rPr>
-              <w:t xml:space="preserve">Knock down</w:t>
-            </w:r>
-          </w:p>
-        </w:tc>
-        <w:tc>
-          <w:tcPr/>
-          <w:p>
-            <w:pPr>
-              <w:pStyle w:val="Compact"/>
-              <w:jc w:val="left"/>
-            </w:pPr>
-            <w:r>
-              <w:rPr>
-                <w:sz w:val="19"/>
-              </w:rPr>
-              <w:t xml:space="preserve">The target falls prone, or is driven back a few steps. Standing up uses the target’s move on their next turn; they still take their action</w:t>
-            </w:r>
-          </w:p>
-        </w:tc>
-      </w:tr>
-      <w:tr>
-        <w:tc>
-          <w:tcPr/>
-          <w:p>
-            <w:pPr>
-              <w:pStyle w:val="Compact"/>
-              <w:jc w:val="left"/>
-            </w:pPr>
-            <w:r>
-              <w:rPr>
-                <w:b/>
-                <w:sz w:val="19"/>
-              </w:rPr>
-              <w:t xml:space="preserve">Pin</w:t>
-            </w:r>
-          </w:p>
-        </w:tc>
-        <w:tc>
-          <w:tcPr/>
-          <w:p>
-            <w:pPr>
-              <w:pStyle w:val="Compact"/>
-              <w:jc w:val="left"/>
-            </w:pPr>
-            <w:r>
-              <w:rPr>
-                <w:sz w:val="19"/>
-              </w:rPr>
-              <w:t xml:space="preserve">The target is held, tangled or pinned down. Their next action goes to getting free, and then they are free: no roll needed. Keeping them pinned takes another successful attack</w:t>
-            </w:r>
-          </w:p>
-        </w:tc>
-      </w:tr>
-      <w:tr>
-        <w:tc>
-          <w:tcPr/>
-          <w:p>
-            <w:pPr>
-              <w:pStyle w:val="Compact"/>
-              <w:jc w:val="left"/>
-            </w:pPr>
-            <w:r>
-              <w:rPr>
-                <w:b/>
-                <w:sz w:val="19"/>
-              </w:rPr>
-              <w:t xml:space="preserve">Rattle</w:t>
-            </w:r>
-          </w:p>
-        </w:tc>
-        <w:tc>
-          <w:tcPr/>
-          <w:p>
-            <w:pPr>
-              <w:pStyle w:val="Compact"/>
-              <w:jc w:val="left"/>
-            </w:pPr>
-            <w:r>
-              <w:rPr>
-                <w:sz w:val="19"/>
-              </w:rPr>
-              <w:t xml:space="preserve">−2 to the target’s next roll</w:t>
-            </w:r>
-          </w:p>
-        </w:tc>
-      </w:tr>
-      <w:tr>
-        <w:tc>
-          <w:tcPr/>
-          <w:p>
-            <w:pPr>
-              <w:pStyle w:val="Compact"/>
-              <w:jc w:val="left"/>
-            </w:pPr>
-            <w:r>
-              <w:rPr>
-                <w:b/>
-                <w:sz w:val="19"/>
-              </w:rPr>
-              <w:t xml:space="preserve">Break gear</w:t>
-            </w:r>
-          </w:p>
-        </w:tc>
-        <w:tc>
-          <w:tcPr/>
-          <w:p>
-            <w:pPr>
-              <w:pStyle w:val="Compact"/>
-              <w:jc w:val="left"/>
-            </w:pPr>
-            <w:r>
-              <w:rPr>
-                <w:sz w:val="19"/>
-              </w:rPr>
-              <w:t xml:space="preserve">A weapon, shield or tool is knocked out of use (jammed, bent, unstrung, cracked) until its owner spends an action putting it right. It’s destroyed for good only if it was already vulnerable (a rotten haft, an improvised shield) or the attacker has a weakness to exploit. Armor loses 1 protection until it’s repaired</w:t>
-            </w:r>
-          </w:p>
-        </w:tc>
-      </w:tr>
-      <w:tr>
-        <w:tc>
-          <w:tcPr/>
-          <w:p>
-            <w:pPr>
-              <w:pStyle w:val="Compact"/>
-              <w:jc w:val="left"/>
-            </w:pPr>
-            <w:r>
-              <w:rPr>
-                <w:b/>
-                <w:sz w:val="19"/>
-              </w:rPr>
-              <w:t xml:space="preserve">Open them up</w:t>
-            </w:r>
-          </w:p>
-        </w:tc>
-        <w:tc>
-          <w:tcPr/>
-          <w:p>
-            <w:pPr>
-              <w:pStyle w:val="Compact"/>
-              <w:jc w:val="left"/>
-            </w:pPr>
-            <w:r>
-              <w:rPr>
-                <w:sz w:val="19"/>
-              </w:rPr>
-              <w:t xml:space="preserve">The next attack on this target this round gets +2</w:t>
-            </w:r>
-          </w:p>
-        </w:tc>
-      </w:tr>
-      <w:tr>
-        <w:tc>
-          <w:tcPr/>
-          <w:p>
-            <w:pPr>
-              <w:pStyle w:val="Compact"/>
-              <w:jc w:val="left"/>
-            </w:pPr>
-            <w:r>
-              <w:rPr>
-                <w:b/>
-                <w:sz w:val="19"/>
-              </w:rPr>
-              <w:t xml:space="preserve">Precise</w:t>
-            </w:r>
-          </w:p>
-        </w:tc>
-        <w:tc>
-          <w:tcPr/>
-          <w:p>
-            <w:pPr>
-              <w:pStyle w:val="Compact"/>
-              <w:jc w:val="left"/>
-            </w:pPr>
-            <w:r>
-              <w:rPr>
-                <w:sz w:val="19"/>
-              </w:rPr>
-              <w:t xml:space="preserve">You hit exactly what you aimed at: the lantern, the rope, the tire, the hand on the trigger. It changes the situation, never the rules: no extra boxes, no getting past a defense, no instant death</w:t>
-            </w:r>
-          </w:p>
-        </w:tc>
-      </w:tr>
-    </w:tbl>
-    <w:p>
-      <w:pPr>
-        <w:pStyle w:val="BodyText"/>
-      </w:pPr>
-      <w:r>
-        <w:rPr>
-          <w:bCs/>
-          <w:b/>
-        </w:rPr>
-        <w:t xml:space="preserve">Limits.</w:t>
-      </w:r>
-      <w:r>
-        <w:t xml:space="preserve"> </w:t>
-      </w:r>
-      <w:r>
-        <w:t xml:space="preserve">A telling hit never adds boxes and never gets past a defense. It never kills outright, disables a character for good, or destroys exceptional equipment: those come only from injury, from the</w:t>
-      </w:r>
-      <w:r>
-        <w:t xml:space="preserve"> </w:t>
-      </w:r>
-      <w:r>
-        <w:rPr>
-          <w:iCs/>
-          <w:i/>
-        </w:rPr>
-        <w:t xml:space="preserve">Dying and death</w:t>
-      </w:r>
-      <w:r>
-        <w:t xml:space="preserve"> </w:t>
-      </w:r>
-      <w:r>
-        <w:t xml:space="preserve">rules, or from an established weakness. The effect has to make sense: nobody disarms a bear or knocks down a train, and the GM can rule an effect out. Opponents who drop from one hit are already down, so a telling hit against them sets up what comes next, like sending one crashing into another.</w:t>
-      </w:r>
-    </w:p>
-    <w:p>
-      <w:pPr>
-        <w:pStyle w:val="BodyText"/>
-      </w:pPr>
-      <w:r>
-        <w:rPr>
-          <w:bCs/>
-          <w:b/>
-        </w:rPr>
-        <w:t xml:space="preserve">Staying alive.</w:t>
-      </w:r>
-      <w:r>
-        <w:t xml:space="preserve"> </w:t>
-      </w:r>
-      <w:r>
-        <w:t xml:space="preserve">A character on the receiving end can shrug off a telling hit’s effect with</w:t>
-      </w:r>
-      <w:r>
-        <w:t xml:space="preserve"> </w:t>
-      </w:r>
-      <w:r>
-        <w:rPr>
-          <w:bCs/>
-          <w:b/>
-        </w:rPr>
-        <w:t xml:space="preserve">Hard to put down</w:t>
-      </w:r>
-      <w:r>
-        <w:t xml:space="preserve"> </w:t>
-      </w:r>
-      <w:r>
-        <w:t xml:space="preserve">(once per fight) or by spending a Spark point. Either way, they still take the boxes.</w:t>
-      </w:r>
-    </w:p>
-    <w:bookmarkEnd w:id="58"/>
-    <w:bookmarkStart w:id="59" w:name="range"/>
-    <w:p>
-      <w:pPr>
-        <w:pStyle w:val="Heading2"/>
-      </w:pPr>
-      <w:r>
-        <w:t xml:space="preserve">Range</w:t>
-      </w:r>
-    </w:p>
-    <w:p>
-      <w:pPr>
-        <w:pStyle w:val="FirstParagraph"/>
-      </w:pPr>
-      <w:r>
-        <w:t xml:space="preserve">Distances fall into five bands:</w:t>
       </w:r>
     </w:p>
     <w:tbl>
@@ -10308,7 +9959,7 @@
                 <w:b/>
                 <w:sz w:val="19"/>
               </w:rPr>
-              <w:t xml:space="preserve">Band</w:t>
+              <w:t xml:space="preserve">Effect</w:t>
             </w:r>
           </w:p>
         </w:tc>
@@ -10326,7 +9977,7 @@
                 <w:b/>
                 <w:sz w:val="19"/>
               </w:rPr>
-              <w:t xml:space="preserve">Distance</w:t>
+              <w:t xml:space="preserve">With</w:t>
             </w:r>
           </w:p>
         </w:tc>
@@ -10344,6 +9995,524 @@
                 <w:b/>
                 <w:sz w:val="19"/>
               </w:rPr>
+              <w:t xml:space="preserve">What happens</w:t>
+            </w:r>
+          </w:p>
+        </w:tc>
+      </w:tr>
+      <w:tr>
+        <w:tc>
+          <w:tcPr/>
+          <w:p>
+            <w:pPr>
+              <w:pStyle w:val="Compact"/>
+              <w:jc w:val="left"/>
+            </w:pPr>
+            <w:r>
+              <w:rPr>
+                <w:b/>
+                <w:sz w:val="19"/>
+              </w:rPr>
+              <w:t xml:space="preserve">Disarm</w:t>
+            </w:r>
+          </w:p>
+        </w:tc>
+        <w:tc>
+          <w:tcPr/>
+          <w:p>
+            <w:pPr>
+              <w:pStyle w:val="Compact"/>
+              <w:jc w:val="left"/>
+            </w:pPr>
+            <w:r>
+              <w:rPr>
+                <w:sz w:val="19"/>
+              </w:rPr>
+              <w:t xml:space="preserve">Any attack</w:t>
+            </w:r>
+          </w:p>
+        </w:tc>
+        <w:tc>
+          <w:tcPr/>
+          <w:p>
+            <w:pPr>
+              <w:pStyle w:val="Compact"/>
+              <w:jc w:val="left"/>
+            </w:pPr>
+            <w:r>
+              <w:rPr>
+                <w:sz w:val="19"/>
+              </w:rPr>
+              <w:t xml:space="preserve">The weapon or held item drops, or flies a few yards away</w:t>
+            </w:r>
+          </w:p>
+        </w:tc>
+      </w:tr>
+      <w:tr>
+        <w:tc>
+          <w:tcPr/>
+          <w:p>
+            <w:pPr>
+              <w:pStyle w:val="Compact"/>
+              <w:jc w:val="left"/>
+            </w:pPr>
+            <w:r>
+              <w:rPr>
+                <w:b/>
+                <w:sz w:val="19"/>
+              </w:rPr>
+              <w:t xml:space="preserve">Knock down</w:t>
+            </w:r>
+          </w:p>
+        </w:tc>
+        <w:tc>
+          <w:tcPr/>
+          <w:p>
+            <w:pPr>
+              <w:pStyle w:val="Compact"/>
+              <w:jc w:val="left"/>
+            </w:pPr>
+            <w:r>
+              <w:rPr>
+                <w:sz w:val="19"/>
+              </w:rPr>
+              <w:t xml:space="preserve">A weapon in hand or fists, or a shot or missile that marks 2 or more boxes</w:t>
+            </w:r>
+          </w:p>
+        </w:tc>
+        <w:tc>
+          <w:tcPr/>
+          <w:p>
+            <w:pPr>
+              <w:pStyle w:val="Compact"/>
+              <w:jc w:val="left"/>
+            </w:pPr>
+            <w:r>
+              <w:rPr>
+                <w:sz w:val="19"/>
+              </w:rPr>
+              <w:t xml:space="preserve">The target falls prone, or is driven back a few steps. Standing up uses the target’s move on their next turn; they still take their action</w:t>
+            </w:r>
+          </w:p>
+        </w:tc>
+      </w:tr>
+      <w:tr>
+        <w:tc>
+          <w:tcPr/>
+          <w:p>
+            <w:pPr>
+              <w:pStyle w:val="Compact"/>
+              <w:jc w:val="left"/>
+            </w:pPr>
+            <w:r>
+              <w:rPr>
+                <w:b/>
+                <w:sz w:val="19"/>
+              </w:rPr>
+              <w:t xml:space="preserve">Pin</w:t>
+            </w:r>
+          </w:p>
+        </w:tc>
+        <w:tc>
+          <w:tcPr/>
+          <w:p>
+            <w:pPr>
+              <w:pStyle w:val="Compact"/>
+              <w:jc w:val="left"/>
+            </w:pPr>
+            <w:r>
+              <w:rPr>
+                <w:sz w:val="19"/>
+              </w:rPr>
+              <w:t xml:space="preserve">A weapon in hand, fists or a grapple</w:t>
+            </w:r>
+          </w:p>
+        </w:tc>
+        <w:tc>
+          <w:tcPr/>
+          <w:p>
+            <w:pPr>
+              <w:pStyle w:val="Compact"/>
+              <w:jc w:val="left"/>
+            </w:pPr>
+            <w:r>
+              <w:rPr>
+                <w:sz w:val="19"/>
+              </w:rPr>
+              <w:t xml:space="preserve">The target is grabbed, held, or pinned against a wall or the ground. Their next action goes to getting free, and then they are free: no roll needed. Keeping them pinned takes another successful attack</w:t>
+            </w:r>
+          </w:p>
+        </w:tc>
+      </w:tr>
+      <w:tr>
+        <w:tc>
+          <w:tcPr/>
+          <w:p>
+            <w:pPr>
+              <w:pStyle w:val="Compact"/>
+              <w:jc w:val="left"/>
+            </w:pPr>
+            <w:r>
+              <w:rPr>
+                <w:b/>
+                <w:sz w:val="19"/>
+              </w:rPr>
+              <w:t xml:space="preserve">Rattle</w:t>
+            </w:r>
+          </w:p>
+        </w:tc>
+        <w:tc>
+          <w:tcPr/>
+          <w:p>
+            <w:pPr>
+              <w:pStyle w:val="Compact"/>
+              <w:jc w:val="left"/>
+            </w:pPr>
+            <w:r>
+              <w:rPr>
+                <w:sz w:val="19"/>
+              </w:rPr>
+              <w:t xml:space="preserve">Any attack</w:t>
+            </w:r>
+          </w:p>
+        </w:tc>
+        <w:tc>
+          <w:tcPr/>
+          <w:p>
+            <w:pPr>
+              <w:pStyle w:val="Compact"/>
+              <w:jc w:val="left"/>
+            </w:pPr>
+            <w:r>
+              <w:rPr>
+                <w:sz w:val="19"/>
+              </w:rPr>
+              <w:t xml:space="preserve">−2 to the target’s next roll</w:t>
+            </w:r>
+          </w:p>
+        </w:tc>
+      </w:tr>
+      <w:tr>
+        <w:tc>
+          <w:tcPr/>
+          <w:p>
+            <w:pPr>
+              <w:pStyle w:val="Compact"/>
+              <w:jc w:val="left"/>
+            </w:pPr>
+            <w:r>
+              <w:rPr>
+                <w:b/>
+                <w:sz w:val="19"/>
+              </w:rPr>
+              <w:t xml:space="preserve">Break gear</w:t>
+            </w:r>
+          </w:p>
+        </w:tc>
+        <w:tc>
+          <w:tcPr/>
+          <w:p>
+            <w:pPr>
+              <w:pStyle w:val="Compact"/>
+              <w:jc w:val="left"/>
+            </w:pPr>
+            <w:r>
+              <w:rPr>
+                <w:sz w:val="19"/>
+              </w:rPr>
+              <w:t xml:space="preserve">Any attack but bare hands and natural weapons</w:t>
+            </w:r>
+          </w:p>
+        </w:tc>
+        <w:tc>
+          <w:tcPr/>
+          <w:p>
+            <w:pPr>
+              <w:pStyle w:val="Compact"/>
+              <w:jc w:val="left"/>
+            </w:pPr>
+            <w:r>
+              <w:rPr>
+                <w:sz w:val="19"/>
+              </w:rPr>
+              <w:t xml:space="preserve">A weapon, shield or tool is knocked out of use (jammed, bent, unstrung, cracked) until its owner spends an action putting it right. It’s destroyed for good only if it was already vulnerable (a rotten haft, an improvised shield) or the attacker has a weakness to exploit. Armor loses 1 protection until it’s repaired</w:t>
+            </w:r>
+          </w:p>
+        </w:tc>
+      </w:tr>
+      <w:tr>
+        <w:tc>
+          <w:tcPr/>
+          <w:p>
+            <w:pPr>
+              <w:pStyle w:val="Compact"/>
+              <w:jc w:val="left"/>
+            </w:pPr>
+            <w:r>
+              <w:rPr>
+                <w:b/>
+                <w:sz w:val="19"/>
+              </w:rPr>
+              <w:t xml:space="preserve">Open them up</w:t>
+            </w:r>
+          </w:p>
+        </w:tc>
+        <w:tc>
+          <w:tcPr/>
+          <w:p>
+            <w:pPr>
+              <w:pStyle w:val="Compact"/>
+              <w:jc w:val="left"/>
+            </w:pPr>
+            <w:r>
+              <w:rPr>
+                <w:sz w:val="19"/>
+              </w:rPr>
+              <w:t xml:space="preserve">Any attack</w:t>
+            </w:r>
+          </w:p>
+        </w:tc>
+        <w:tc>
+          <w:tcPr/>
+          <w:p>
+            <w:pPr>
+              <w:pStyle w:val="Compact"/>
+              <w:jc w:val="left"/>
+            </w:pPr>
+            <w:r>
+              <w:rPr>
+                <w:sz w:val="19"/>
+              </w:rPr>
+              <w:t xml:space="preserve">The next attack on this target this round gets +2</w:t>
+            </w:r>
+          </w:p>
+        </w:tc>
+      </w:tr>
+      <w:tr>
+        <w:tc>
+          <w:tcPr/>
+          <w:p>
+            <w:pPr>
+              <w:pStyle w:val="Compact"/>
+              <w:jc w:val="left"/>
+            </w:pPr>
+            <w:r>
+              <w:rPr>
+                <w:b/>
+                <w:sz w:val="19"/>
+              </w:rPr>
+              <w:t xml:space="preserve">Precise</w:t>
+            </w:r>
+          </w:p>
+        </w:tc>
+        <w:tc>
+          <w:tcPr/>
+          <w:p>
+            <w:pPr>
+              <w:pStyle w:val="Compact"/>
+              <w:jc w:val="left"/>
+            </w:pPr>
+            <w:r>
+              <w:rPr>
+                <w:sz w:val="19"/>
+              </w:rPr>
+              <w:t xml:space="preserve">Any attack</w:t>
+            </w:r>
+          </w:p>
+        </w:tc>
+        <w:tc>
+          <w:tcPr/>
+          <w:p>
+            <w:pPr>
+              <w:pStyle w:val="Compact"/>
+              <w:jc w:val="left"/>
+            </w:pPr>
+            <w:r>
+              <w:rPr>
+                <w:sz w:val="19"/>
+              </w:rPr>
+              <w:t xml:space="preserve">You hit exactly what you aimed at: the lantern, the rope, the tire, the hand on the trigger. It changes the situation, never the rules: no extra boxes, no getting past a defense, no instant death</w:t>
+            </w:r>
+          </w:p>
+        </w:tc>
+      </w:tr>
+    </w:tbl>
+    <w:p>
+      <w:pPr>
+        <w:pStyle w:val="BodyText"/>
+      </w:pPr>
+      <w:r>
+        <w:rPr>
+          <w:bCs/>
+          <w:b/>
+        </w:rPr>
+        <w:t xml:space="preserve">Limits.</w:t>
+      </w:r>
+      <w:r>
+        <w:t xml:space="preserve"> </w:t>
+      </w:r>
+      <w:r>
+        <w:t xml:space="preserve">A telling hit never adds boxes and never gets past a defense. It never kills outright, disables a character for good, or destroys exceptional equipment: those come only from injury, from the</w:t>
+      </w:r>
+      <w:r>
+        <w:t xml:space="preserve"> </w:t>
+      </w:r>
+      <w:r>
+        <w:rPr>
+          <w:iCs/>
+          <w:i/>
+        </w:rPr>
+        <w:t xml:space="preserve">Dying and death</w:t>
+      </w:r>
+      <w:r>
+        <w:t xml:space="preserve"> </w:t>
+      </w:r>
+      <w:r>
+        <w:t xml:space="preserve">rules, or from an established weakness. Only the effects a weapon can deliver are open to it (the</w:t>
+      </w:r>
+      <w:r>
+        <w:t xml:space="preserve"> </w:t>
+      </w:r>
+      <w:r>
+        <w:rPr>
+          <w:iCs/>
+          <w:i/>
+        </w:rPr>
+        <w:t xml:space="preserve">With</w:t>
+      </w:r>
+      <w:r>
+        <w:t xml:space="preserve"> </w:t>
+      </w:r>
+      <w:r>
+        <w:t xml:space="preserve">column; a weapon’s entry may add one, as a taser knocks down). Keeping someone’s head down with gunfire isn’t a pin: that’s cover and a threat. The effect still has to make sense: nobody disarms a bear or knocks down a train, and the GM can rule an effect out. Opponents who drop from one hit are already down, so a telling hit against them sets up what comes next, like sending one crashing into another.</w:t>
+      </w:r>
+    </w:p>
+    <w:p>
+      <w:pPr>
+        <w:pStyle w:val="BodyText"/>
+      </w:pPr>
+      <w:r>
+        <w:rPr>
+          <w:bCs/>
+          <w:b/>
+        </w:rPr>
+        <w:t xml:space="preserve">Staying alive.</w:t>
+      </w:r>
+      <w:r>
+        <w:t xml:space="preserve"> </w:t>
+      </w:r>
+      <w:r>
+        <w:t xml:space="preserve">A character on the receiving end can shrug off a telling hit’s effect with</w:t>
+      </w:r>
+      <w:r>
+        <w:t xml:space="preserve"> </w:t>
+      </w:r>
+      <w:r>
+        <w:rPr>
+          <w:bCs/>
+          <w:b/>
+        </w:rPr>
+        <w:t xml:space="preserve">Hard to put down</w:t>
+      </w:r>
+      <w:r>
+        <w:t xml:space="preserve"> </w:t>
+      </w:r>
+      <w:r>
+        <w:t xml:space="preserve">(once per fight) or by spending a Spark point. Either way, they still take the boxes.</w:t>
+      </w:r>
+    </w:p>
+    <w:bookmarkEnd w:id="58"/>
+    <w:bookmarkStart w:id="59" w:name="range"/>
+    <w:p>
+      <w:pPr>
+        <w:pStyle w:val="Heading2"/>
+      </w:pPr>
+      <w:r>
+        <w:t xml:space="preserve">Range</w:t>
+      </w:r>
+    </w:p>
+    <w:p>
+      <w:pPr>
+        <w:pStyle w:val="FirstParagraph"/>
+      </w:pPr>
+      <w:r>
+        <w:t xml:space="preserve">Distances fall into five bands:</w:t>
+      </w:r>
+    </w:p>
+    <w:tbl>
+      <w:tblPr>
+        <w:tblStyle w:val="Table"/>
+        <w:tblW w:type="pct" w:w="5000"/>
+        <w:tblLook w:firstRow="1" w:lastRow="0" w:firstColumn="0" w:lastColumn="0" w:noHBand="0" w:noVBand="0" w:val="0020"/>
+        <w:jc w:val="start"/>
+        <w:tblBorders>
+          <w:top w:val="single" w:sz="4" w:color="B8C2D3"/>
+          <w:left w:val="single" w:sz="4" w:color="B8C2D3"/>
+          <w:bottom w:val="single" w:sz="4" w:color="B8C2D3"/>
+          <w:right w:val="single" w:sz="4" w:color="B8C2D3"/>
+          <w:insideH w:val="single" w:sz="4" w:color="B8C2D3"/>
+          <w:insideV w:val="single" w:sz="4" w:color="B8C2D3"/>
+        </w:tblBorders>
+      </w:tblPr>
+      <w:tblGrid>
+        <w:gridCol w:w="2640"/>
+        <w:gridCol w:w="2640"/>
+        <w:gridCol w:w="2640"/>
+      </w:tblGrid>
+      <w:tr>
+        <w:trPr>
+          <w:tblHeader w:val="true"/>
+        </w:trPr>
+        <w:tc>
+          <w:tcPr>
+            <w:shd w:val="clear" w:fill="E8EEF8"/>
+          </w:tcPr>
+          <w:p>
+            <w:pPr>
+              <w:pStyle w:val="Compact"/>
+              <w:jc w:val="left"/>
+            </w:pPr>
+            <w:r>
+              <w:rPr>
+                <w:b/>
+                <w:sz w:val="19"/>
+              </w:rPr>
+              <w:t xml:space="preserve">Band</w:t>
+            </w:r>
+          </w:p>
+        </w:tc>
+        <w:tc>
+          <w:tcPr>
+            <w:shd w:val="clear" w:fill="E8EEF8"/>
+          </w:tcPr>
+          <w:p>
+            <w:pPr>
+              <w:pStyle w:val="Compact"/>
+              <w:jc w:val="left"/>
+            </w:pPr>
+            <w:r>
+              <w:rPr>
+                <w:b/>
+                <w:sz w:val="19"/>
+              </w:rPr>
+              <w:t xml:space="preserve">Distance</w:t>
+            </w:r>
+          </w:p>
+        </w:tc>
+        <w:tc>
+          <w:tcPr>
+            <w:shd w:val="clear" w:fill="E8EEF8"/>
+          </w:tcPr>
+          <w:p>
+            <w:pPr>
+              <w:pStyle w:val="Compact"/>
+              <w:jc w:val="left"/>
+            </w:pPr>
+            <w:r>
+              <w:rPr>
+                <w:b/>
+                <w:sz w:val="19"/>
+              </w:rPr>
               <w:t xml:space="preserve">For example</w:t>
             </w:r>
           </w:p>
@@ -10608,19 +10777,537 @@
         <w:t xml:space="preserve">effective band</w:t>
       </w:r>
       <w:r>
-        <w:t xml:space="preserve">, shown in the weapons table. Attacks within it take no penalty. One band beyond it is −2, two bands beyond is −4, and anything farther is out of range. Weapons in hand and fists reach only someone next to you; move into reach as part of your turn. A thrown weapon’s effective band is Close.</w:t>
-      </w:r>
-    </w:p>
+        <w:t xml:space="preserve">, shown in the weapons table. Attacks within it take no penalty. One band beyond it is −2, two bands beyond is −4, and anything farther is out of range. A thrown weapon’s effective band is Close.</w:t>
+      </w:r>
+    </w:p>
+    <w:bookmarkEnd w:id="59"/>
+    <w:bookmarkStart w:id="60" w:name="move-and-reach"/>
+    <w:p>
+      <w:pPr>
+        <w:pStyle w:val="Heading2"/>
+      </w:pPr>
+      <w:r>
+        <w:t xml:space="preserve">Move and reach</w:t>
+      </w:r>
+    </w:p>
+    <w:p>
+      <w:pPr>
+        <w:pStyle w:val="FirstParagraph"/>
+      </w:pPr>
+      <w:r>
+        <w:rPr>
+          <w:bCs/>
+          <w:b/>
+        </w:rPr>
+        <w:t xml:space="preserve">Move</w:t>
+      </w:r>
+      <w:r>
+        <w:t xml:space="preserve"> </w:t>
+      </w:r>
+      <w:r>
+        <w:t xml:space="preserve">is how far you go in a turn:</w:t>
+      </w:r>
+      <w:r>
+        <w:t xml:space="preserve"> </w:t>
+      </w:r>
+      <w:r>
+        <w:rPr>
+          <w:bCs/>
+          <w:b/>
+        </w:rPr>
+        <w:t xml:space="preserve">5 yards, +1 for every 2 points of Agility + Body above 20</w:t>
+      </w:r>
+      <w:r>
+        <w:t xml:space="preserve"> </w:t>
+      </w:r>
+      <w:r>
+        <w:t xml:space="preserve">(rounded down; nothing is taken off below 20),</w:t>
+      </w:r>
+      <w:r>
+        <w:t xml:space="preserve"> </w:t>
+      </w:r>
+      <w:r>
+        <w:rPr>
+          <w:bCs/>
+          <w:b/>
+        </w:rPr>
+        <w:t xml:space="preserve">+1 for Trained Athletics or +2 for Athletics as a Specialty or Expert</w:t>
+      </w:r>
+      <w:r>
+        <w:t xml:space="preserve">, plus your origin’s speed adjustment, if it has one. Most characters move 6 to 9 yards. Give up your action to</w:t>
+      </w:r>
+      <w:r>
+        <w:t xml:space="preserve"> </w:t>
+      </w:r>
+      <w:r>
+        <w:rPr>
+          <w:bCs/>
+          <w:b/>
+        </w:rPr>
+        <w:t xml:space="preserve">run</w:t>
+      </w:r>
+      <w:r>
+        <w:t xml:space="preserve"> </w:t>
+      </w:r>
+      <w:r>
+        <w:t xml:space="preserve">and you cover twice your Move. Threats move 8 yards unless their entry says otherwise.</w:t>
+      </w:r>
+    </w:p>
+    <w:tbl>
+      <w:tblPr>
+        <w:tblStyle w:val="Table"/>
+        <w:tblW w:type="auto" w:w="0"/>
+        <w:tblLook w:firstRow="1" w:lastRow="0" w:firstColumn="0" w:lastColumn="0" w:noHBand="0" w:noVBand="0" w:val="0020"/>
+        <w:jc w:val="start"/>
+        <w:tblBorders>
+          <w:top w:val="single" w:sz="4" w:color="B8C2D3"/>
+          <w:left w:val="single" w:sz="4" w:color="B8C2D3"/>
+          <w:bottom w:val="single" w:sz="4" w:color="B8C2D3"/>
+          <w:right w:val="single" w:sz="4" w:color="B8C2D3"/>
+          <w:insideH w:val="single" w:sz="4" w:color="B8C2D3"/>
+          <w:insideV w:val="single" w:sz="4" w:color="B8C2D3"/>
+        </w:tblBorders>
+      </w:tblPr>
+      <w:tblGrid>
+        <w:gridCol w:w="1131"/>
+        <w:gridCol w:w="1131"/>
+        <w:gridCol w:w="1131"/>
+        <w:gridCol w:w="1131"/>
+        <w:gridCol w:w="1131"/>
+        <w:gridCol w:w="1131"/>
+        <w:gridCol w:w="1131"/>
+      </w:tblGrid>
+      <w:tr>
+        <w:trPr>
+          <w:tblHeader w:val="true"/>
+        </w:trPr>
+        <w:tc>
+          <w:tcPr>
+            <w:shd w:val="clear" w:fill="E8EEF8"/>
+          </w:tcPr>
+          <w:p>
+            <w:pPr>
+              <w:pStyle w:val="Compact"/>
+              <w:jc w:val="left"/>
+            </w:pPr>
+            <w:r>
+              <w:rPr>
+                <w:b/>
+                <w:sz w:val="19"/>
+              </w:rPr>
+              <w:t xml:space="preserve">Agility + Body</w:t>
+            </w:r>
+          </w:p>
+        </w:tc>
+        <w:tc>
+          <w:tcPr>
+            <w:shd w:val="clear" w:fill="E8EEF8"/>
+          </w:tcPr>
+          <w:p>
+            <w:pPr>
+              <w:pStyle w:val="Compact"/>
+              <w:jc w:val="left"/>
+            </w:pPr>
+            <w:r>
+              <w:rPr>
+                <w:b/>
+                <w:sz w:val="19"/>
+              </w:rPr>
+              <w:t xml:space="preserve">20 or less</w:t>
+            </w:r>
+          </w:p>
+        </w:tc>
+        <w:tc>
+          <w:tcPr>
+            <w:shd w:val="clear" w:fill="E8EEF8"/>
+          </w:tcPr>
+          <w:p>
+            <w:pPr>
+              <w:pStyle w:val="Compact"/>
+              <w:jc w:val="left"/>
+            </w:pPr>
+            <w:r>
+              <w:rPr>
+                <w:b/>
+                <w:sz w:val="19"/>
+              </w:rPr>
+              <w:t xml:space="preserve">21–22</w:t>
+            </w:r>
+          </w:p>
+        </w:tc>
+        <w:tc>
+          <w:tcPr>
+            <w:shd w:val="clear" w:fill="E8EEF8"/>
+          </w:tcPr>
+          <w:p>
+            <w:pPr>
+              <w:pStyle w:val="Compact"/>
+              <w:jc w:val="left"/>
+            </w:pPr>
+            <w:r>
+              <w:rPr>
+                <w:b/>
+                <w:sz w:val="19"/>
+              </w:rPr>
+              <w:t xml:space="preserve">23–24</w:t>
+            </w:r>
+          </w:p>
+        </w:tc>
+        <w:tc>
+          <w:tcPr>
+            <w:shd w:val="clear" w:fill="E8EEF8"/>
+          </w:tcPr>
+          <w:p>
+            <w:pPr>
+              <w:pStyle w:val="Compact"/>
+              <w:jc w:val="left"/>
+            </w:pPr>
+            <w:r>
+              <w:rPr>
+                <w:b/>
+                <w:sz w:val="19"/>
+              </w:rPr>
+              <w:t xml:space="preserve">25–26</w:t>
+            </w:r>
+          </w:p>
+        </w:tc>
+        <w:tc>
+          <w:tcPr>
+            <w:shd w:val="clear" w:fill="E8EEF8"/>
+          </w:tcPr>
+          <w:p>
+            <w:pPr>
+              <w:pStyle w:val="Compact"/>
+              <w:jc w:val="left"/>
+            </w:pPr>
+            <w:r>
+              <w:rPr>
+                <w:b/>
+                <w:sz w:val="19"/>
+              </w:rPr>
+              <w:t xml:space="preserve">27–28</w:t>
+            </w:r>
+          </w:p>
+        </w:tc>
+        <w:tc>
+          <w:tcPr>
+            <w:shd w:val="clear" w:fill="E8EEF8"/>
+          </w:tcPr>
+          <w:p>
+            <w:pPr>
+              <w:pStyle w:val="Compact"/>
+              <w:jc w:val="left"/>
+            </w:pPr>
+            <w:r>
+              <w:rPr>
+                <w:b/>
+                <w:sz w:val="19"/>
+              </w:rPr>
+              <w:t xml:space="preserve">29–30</w:t>
+            </w:r>
+          </w:p>
+        </w:tc>
+      </w:tr>
+      <w:tr>
+        <w:tc>
+          <w:tcPr/>
+          <w:p>
+            <w:pPr>
+              <w:pStyle w:val="Compact"/>
+              <w:jc w:val="left"/>
+            </w:pPr>
+            <w:r>
+              <w:rPr>
+                <w:b/>
+                <w:sz w:val="19"/>
+              </w:rPr>
+              <w:t xml:space="preserve">Move before Athletics</w:t>
+            </w:r>
+          </w:p>
+        </w:tc>
+        <w:tc>
+          <w:tcPr/>
+          <w:p>
+            <w:pPr>
+              <w:pStyle w:val="Compact"/>
+              <w:jc w:val="left"/>
+            </w:pPr>
+            <w:r>
+              <w:rPr>
+                <w:sz w:val="19"/>
+              </w:rPr>
+              <w:t xml:space="preserve">5</w:t>
+            </w:r>
+          </w:p>
+        </w:tc>
+        <w:tc>
+          <w:tcPr/>
+          <w:p>
+            <w:pPr>
+              <w:pStyle w:val="Compact"/>
+              <w:jc w:val="left"/>
+            </w:pPr>
+            <w:r>
+              <w:rPr>
+                <w:sz w:val="19"/>
+              </w:rPr>
+              <w:t xml:space="preserve">6</w:t>
+            </w:r>
+          </w:p>
+        </w:tc>
+        <w:tc>
+          <w:tcPr/>
+          <w:p>
+            <w:pPr>
+              <w:pStyle w:val="Compact"/>
+              <w:jc w:val="left"/>
+            </w:pPr>
+            <w:r>
+              <w:rPr>
+                <w:sz w:val="19"/>
+              </w:rPr>
+              <w:t xml:space="preserve">7</w:t>
+            </w:r>
+          </w:p>
+        </w:tc>
+        <w:tc>
+          <w:tcPr/>
+          <w:p>
+            <w:pPr>
+              <w:pStyle w:val="Compact"/>
+              <w:jc w:val="left"/>
+            </w:pPr>
+            <w:r>
+              <w:rPr>
+                <w:sz w:val="19"/>
+              </w:rPr>
+              <w:t xml:space="preserve">8</w:t>
+            </w:r>
+          </w:p>
+        </w:tc>
+        <w:tc>
+          <w:tcPr/>
+          <w:p>
+            <w:pPr>
+              <w:pStyle w:val="Compact"/>
+              <w:jc w:val="left"/>
+            </w:pPr>
+            <w:r>
+              <w:rPr>
+                <w:sz w:val="19"/>
+              </w:rPr>
+              <w:t xml:space="preserve">9</w:t>
+            </w:r>
+          </w:p>
+        </w:tc>
+        <w:tc>
+          <w:tcPr/>
+          <w:p>
+            <w:pPr>
+              <w:pStyle w:val="Compact"/>
+              <w:jc w:val="left"/>
+            </w:pPr>
+            <w:r>
+              <w:rPr>
+                <w:sz w:val="19"/>
+              </w:rPr>
+              <w:t xml:space="preserve">10</w:t>
+            </w:r>
+          </w:p>
+        </w:tc>
+      </w:tr>
+    </w:tbl>
     <w:p>
       <w:pPr>
         <w:pStyle w:val="BodyText"/>
       </w:pPr>
       <w:r>
-        <w:t xml:space="preserve">Moving: your move each turn covers the Close band. Give up your action to run and you cover twice that, 20 yards.</w:t>
-      </w:r>
-    </w:p>
-    <w:bookmarkEnd w:id="59"/>
-    <w:bookmarkStart w:id="62" w:name="injury"/>
+        <w:t xml:space="preserve">A weapon in hand strikes anyone within its</w:t>
+      </w:r>
+      <w:r>
+        <w:t xml:space="preserve"> </w:t>
+      </w:r>
+      <w:r>
+        <w:rPr>
+          <w:bCs/>
+          <w:b/>
+        </w:rPr>
+        <w:t xml:space="preserve">reach</w:t>
+      </w:r>
+      <w:r>
+        <w:t xml:space="preserve">, shown in the weapons table. Move into reach as part of your turn and attack in the same turn.</w:t>
+      </w:r>
+    </w:p>
+    <w:tbl>
+      <w:tblPr>
+        <w:tblStyle w:val="Table"/>
+        <w:tblW w:type="pct" w:w="5000"/>
+        <w:tblLook w:firstRow="1" w:lastRow="0" w:firstColumn="0" w:lastColumn="0" w:noHBand="0" w:noVBand="0" w:val="0020"/>
+        <w:jc w:val="start"/>
+        <w:tblBorders>
+          <w:top w:val="single" w:sz="4" w:color="B8C2D3"/>
+          <w:left w:val="single" w:sz="4" w:color="B8C2D3"/>
+          <w:bottom w:val="single" w:sz="4" w:color="B8C2D3"/>
+          <w:right w:val="single" w:sz="4" w:color="B8C2D3"/>
+          <w:insideH w:val="single" w:sz="4" w:color="B8C2D3"/>
+          <w:insideV w:val="single" w:sz="4" w:color="B8C2D3"/>
+        </w:tblBorders>
+      </w:tblPr>
+      <w:tblGrid>
+        <w:gridCol w:w="3960"/>
+        <w:gridCol w:w="3960"/>
+      </w:tblGrid>
+      <w:tr>
+        <w:trPr>
+          <w:tblHeader w:val="true"/>
+        </w:trPr>
+        <w:tc>
+          <w:tcPr>
+            <w:shd w:val="clear" w:fill="E8EEF8"/>
+          </w:tcPr>
+          <w:p>
+            <w:pPr>
+              <w:pStyle w:val="Compact"/>
+              <w:jc w:val="left"/>
+            </w:pPr>
+            <w:r>
+              <w:rPr>
+                <w:b/>
+                <w:sz w:val="19"/>
+              </w:rPr>
+              <w:t xml:space="preserve">Reach</w:t>
+            </w:r>
+          </w:p>
+        </w:tc>
+        <w:tc>
+          <w:tcPr>
+            <w:shd w:val="clear" w:fill="E8EEF8"/>
+          </w:tcPr>
+          <w:p>
+            <w:pPr>
+              <w:pStyle w:val="Compact"/>
+              <w:jc w:val="left"/>
+            </w:pPr>
+            <w:r>
+              <w:rPr>
+                <w:b/>
+                <w:sz w:val="19"/>
+              </w:rPr>
+              <w:t xml:space="preserve">Weapons</w:t>
+            </w:r>
+          </w:p>
+        </w:tc>
+      </w:tr>
+      <w:tr>
+        <w:tc>
+          <w:tcPr/>
+          <w:p>
+            <w:pPr>
+              <w:pStyle w:val="Compact"/>
+              <w:jc w:val="left"/>
+            </w:pPr>
+            <w:r>
+              <w:rPr>
+                <w:b/>
+                <w:sz w:val="19"/>
+              </w:rPr>
+              <w:t xml:space="preserve">1 yard</w:t>
+            </w:r>
+          </w:p>
+        </w:tc>
+        <w:tc>
+          <w:tcPr/>
+          <w:p>
+            <w:pPr>
+              <w:pStyle w:val="Compact"/>
+              <w:jc w:val="left"/>
+            </w:pPr>
+            <w:r>
+              <w:rPr>
+                <w:sz w:val="19"/>
+              </w:rPr>
+              <w:t xml:space="preserve">Fists, kicks and grappling; knives, daggers and hatchets; clubs, bottles and batons; claws and fangs</w:t>
+            </w:r>
+          </w:p>
+        </w:tc>
+      </w:tr>
+      <w:tr>
+        <w:tc>
+          <w:tcPr/>
+          <w:p>
+            <w:pPr>
+              <w:pStyle w:val="Compact"/>
+              <w:jc w:val="left"/>
+            </w:pPr>
+            <w:r>
+              <w:rPr>
+                <w:b/>
+                <w:sz w:val="19"/>
+              </w:rPr>
+              <w:t xml:space="preserve">2 yards</w:t>
+            </w:r>
+          </w:p>
+        </w:tc>
+        <w:tc>
+          <w:tcPr/>
+          <w:p>
+            <w:pPr>
+              <w:pStyle w:val="Compact"/>
+              <w:jc w:val="left"/>
+            </w:pPr>
+            <w:r>
+              <w:rPr>
+                <w:sz w:val="19"/>
+              </w:rPr>
+              <w:t xml:space="preserve">Swords, sabers, axes and maces; a rifle butt or a bayonet held short</w:t>
+            </w:r>
+          </w:p>
+        </w:tc>
+      </w:tr>
+      <w:tr>
+        <w:tc>
+          <w:tcPr/>
+          <w:p>
+            <w:pPr>
+              <w:pStyle w:val="Compact"/>
+              <w:jc w:val="left"/>
+            </w:pPr>
+            <w:r>
+              <w:rPr>
+                <w:b/>
+                <w:sz w:val="19"/>
+              </w:rPr>
+              <w:t xml:space="preserve">3 yards</w:t>
+            </w:r>
+          </w:p>
+        </w:tc>
+        <w:tc>
+          <w:tcPr/>
+          <w:p>
+            <w:pPr>
+              <w:pStyle w:val="Compact"/>
+              <w:jc w:val="left"/>
+            </w:pPr>
+            <w:r>
+              <w:rPr>
+                <w:sz w:val="19"/>
+              </w:rPr>
+              <w:t xml:space="preserve">Spears and polearms</w:t>
+            </w:r>
+          </w:p>
+        </w:tc>
+      </w:tr>
+    </w:tbl>
+    <w:p>
+      <w:pPr>
+        <w:pStyle w:val="BodyText"/>
+      </w:pPr>
+      <w:r>
+        <w:t xml:space="preserve">A weapon in hand can’t reach past 3 yards; anything farther is a ranged attack.</w:t>
+      </w:r>
+    </w:p>
+    <w:bookmarkEnd w:id="60"/>
+    <w:bookmarkStart w:id="63" w:name="injury"/>
     <w:p>
       <w:pPr>
         <w:pStyle w:val="Heading2"/>
@@ -10909,7 +11596,7 @@
         <w:t xml:space="preserve">Injury penalties replace each other rather than stacking. They apply to movement, attacks, Dodge, and other tasks the injury physically hinders.</w:t>
       </w:r>
     </w:p>
-    <w:bookmarkStart w:id="60" w:name="dying-and-death"/>
+    <w:bookmarkStart w:id="61" w:name="dying-and-death"/>
     <w:p>
       <w:pPr>
         <w:pStyle w:val="Heading3"/>
@@ -11021,8 +11708,8 @@
         <w:t xml:space="preserve">Your protection is avoiding the hit: a defense (Dodge, Parry or Block), cover, and a Spark point, which reduces a hit by one box.</w:t>
       </w:r>
     </w:p>
-    <w:bookmarkEnd w:id="60"/>
-    <w:bookmarkStart w:id="61" w:name="optional-rule-gritty-combat"/>
+    <w:bookmarkEnd w:id="61"/>
+    <w:bookmarkStart w:id="62" w:name="optional-rule-gritty-combat"/>
     <w:p>
       <w:pPr>
         <w:pStyle w:val="Heading3"/>
@@ -11782,9 +12469,9 @@
         <w:t xml:space="preserve">Grievous wounds heal on their own clock, whatever the boxes say. A lost limb, a lost eye or a disfigurement never heals.</w:t>
       </w:r>
     </w:p>
-    <w:bookmarkEnd w:id="61"/>
     <w:bookmarkEnd w:id="62"/>
-    <w:bookmarkStart w:id="63" w:name="weapons-and-damage"/>
+    <w:bookmarkEnd w:id="63"/>
+    <w:bookmarkStart w:id="64" w:name="weapons-and-damage"/>
     <w:p>
       <w:pPr>
         <w:pStyle w:val="Heading2"/>
@@ -12041,7 +12728,7 @@
               <w:rPr>
                 <w:sz w:val="19"/>
               </w:rPr>
-              <w:t xml:space="preserve">Melee</w:t>
+              <w:t xml:space="preserve">Melee, reach 1 yd</w:t>
             </w:r>
           </w:p>
         </w:tc>
@@ -12119,7 +12806,7 @@
               <w:rPr>
                 <w:sz w:val="19"/>
               </w:rPr>
-              <w:t xml:space="preserve">Melee; Close thrown</w:t>
+              <w:t xml:space="preserve">Melee, reach 1 yd; Close thrown</w:t>
             </w:r>
           </w:p>
         </w:tc>
@@ -13202,8 +13889,8 @@
         <w:t xml:space="preserve">(three rounds, +1 to hit). Firearms jam on a natural 18. To take someone down without killing them, use fists, a taser, dampening cuffs, or a power used with care.</w:t>
       </w:r>
     </w:p>
-    <w:bookmarkEnd w:id="63"/>
-    <w:bookmarkStart w:id="64" w:name="weapon-and-ammunition"/>
+    <w:bookmarkEnd w:id="64"/>
+    <w:bookmarkStart w:id="65" w:name="weapon-and-ammunition"/>
     <w:p>
       <w:pPr>
         <w:pStyle w:val="Heading2"/>
@@ -13696,9 +14383,9 @@
         <w:t xml:space="preserve">A natural 18 with this weapon also jams it: clearing it takes an action.</w:t>
       </w:r>
     </w:p>
-    <w:bookmarkEnd w:id="64"/>
     <w:bookmarkEnd w:id="65"/>
-    <w:bookmarkStart w:id="71" w:name="medical-care"/>
+    <w:bookmarkEnd w:id="66"/>
+    <w:bookmarkStart w:id="72" w:name="medical-care"/>
     <w:p>
       <w:pPr>
         <w:pStyle w:val="Heading1"/>
@@ -13744,7 +14431,7 @@
         <w:t xml:space="preserve">).</w:t>
       </w:r>
     </w:p>
-    <w:bookmarkStart w:id="66" w:name="diagnosis-and-stabilization"/>
+    <w:bookmarkStart w:id="67" w:name="diagnosis-and-stabilization"/>
     <w:p>
       <w:pPr>
         <w:pStyle w:val="Heading2"/>
@@ -13761,8 +14448,8 @@
         <w:t xml:space="preserve">Roll Medicine when the diagnosis is uncertain or an urgent treatment decision matters. Emergency stabilization takes one action and a successful Medicine roll with a first-aid kit. It ends Dying and stops deterioration, but removes no boxes.</w:t>
       </w:r>
     </w:p>
-    <w:bookmarkEnd w:id="66"/>
-    <w:bookmarkStart w:id="67" w:name="field-treatment"/>
+    <w:bookmarkEnd w:id="67"/>
+    <w:bookmarkStart w:id="68" w:name="field-treatment"/>
     <w:p>
       <w:pPr>
         <w:pStyle w:val="Heading2"/>
@@ -13779,8 +14466,8 @@
         <w:t xml:space="preserve">With a first-aid kit and several uninterrupted minutes, successful Medicine removes one injury box; success by 5 or more removes two.</w:t>
       </w:r>
     </w:p>
-    <w:bookmarkEnd w:id="67"/>
-    <w:bookmarkStart w:id="68" w:name="proper-care"/>
+    <w:bookmarkEnd w:id="68"/>
+    <w:bookmarkStart w:id="69" w:name="proper-care"/>
     <w:p>
       <w:pPr>
         <w:pStyle w:val="Heading2"/>
@@ -13797,8 +14484,8 @@
         <w:t xml:space="preserve">A hospital with an Operant ward grants +2 to Medicine. A successful treatment removes two boxes; success by 5 or more removes three. Allow the time the treatment requires.</w:t>
       </w:r>
     </w:p>
-    <w:bookmarkEnd w:id="68"/>
-    <w:bookmarkStart w:id="69" w:name="treatment-attempts"/>
+    <w:bookmarkEnd w:id="69"/>
+    <w:bookmarkStart w:id="70" w:name="treatment-attempts"/>
     <w:p>
       <w:pPr>
         <w:pStyle w:val="Heading2"/>
@@ -13903,8 +14590,8 @@
         <w:t xml:space="preserve">Stopping someone Dying is never limited by these attempts and never removes boxes; a treatment roll that removes boxes also stabilizes.</w:t>
       </w:r>
     </w:p>
-    <w:bookmarkEnd w:id="69"/>
-    <w:bookmarkStart w:id="70" w:name="natural-recovery"/>
+    <w:bookmarkEnd w:id="70"/>
+    <w:bookmarkStart w:id="71" w:name="natural-recovery"/>
     <w:p>
       <w:pPr>
         <w:pStyle w:val="Heading2"/>
@@ -14089,9 +14776,9 @@
         <w:t xml:space="preserve">At three boxes, rest alone does nothing until someone has stabilized or treated you; after that, a week of rest in their care clears the first box. A successful treatment is faster. The times add up: from three boxes, rest alone takes about a week and a half to heal completely (a week, then three days, then a day).</w:t>
       </w:r>
     </w:p>
-    <w:bookmarkEnd w:id="70"/>
     <w:bookmarkEnd w:id="71"/>
-    <w:bookmarkStart w:id="76" w:name="magic"/>
+    <w:bookmarkEnd w:id="72"/>
+    <w:bookmarkStart w:id="77" w:name="magic"/>
     <w:p>
       <w:pPr>
         <w:pStyle w:val="Heading1"/>
@@ -14335,7 +15022,7 @@
         </w:tc>
       </w:tr>
     </w:tbl>
-    <w:bookmarkStart w:id="72" w:name="cantrips"/>
+    <w:bookmarkStart w:id="73" w:name="cantrips"/>
     <w:p>
       <w:pPr>
         <w:pStyle w:val="Heading2"/>
@@ -14934,8 +15621,8 @@
         <w:t xml:space="preserve">A failed cantrip marks a box of Strain; a natural 18 marks two, or something answers that shouldn’t.</w:t>
       </w:r>
     </w:p>
-    <w:bookmarkEnd w:id="72"/>
-    <w:bookmarkStart w:id="73" w:name="rituals"/>
+    <w:bookmarkEnd w:id="73"/>
+    <w:bookmarkStart w:id="74" w:name="rituals"/>
     <w:p>
       <w:pPr>
         <w:pStyle w:val="Heading2"/>
@@ -15270,8 +15957,8 @@
         <w:t xml:space="preserve">A ritual takes a minute a roll at the very fastest. To use one in combat, finish it beforehand and store it in a fetish.</w:t>
       </w:r>
     </w:p>
-    <w:bookmarkEnd w:id="73"/>
-    <w:bookmarkStart w:id="74" w:name="fetishes"/>
+    <w:bookmarkEnd w:id="74"/>
+    <w:bookmarkStart w:id="75" w:name="fetishes"/>
     <w:p>
       <w:pPr>
         <w:pStyle w:val="Heading2"/>
@@ -15335,8 +16022,8 @@
         <w:t xml:space="preserve">: against a defense, the target defends with no attack-quality penalty; against a resistance, the target resists by succeeding on their roll (a tie goes to the target, as in any contest). A fetish never marks more than 3 boxes on one target.</w:t>
       </w:r>
     </w:p>
-    <w:bookmarkEnd w:id="74"/>
-    <w:bookmarkStart w:id="75" w:name="magic-in-aurora"/>
+    <w:bookmarkEnd w:id="75"/>
+    <w:bookmarkStart w:id="76" w:name="magic-in-aurora"/>
     <w:p>
       <w:pPr>
         <w:pStyle w:val="Heading2"/>
@@ -15602,9 +16289,9 @@
         </w:tc>
       </w:tr>
     </w:tbl>
-    <w:bookmarkEnd w:id="75"/>
     <w:bookmarkEnd w:id="76"/>
-    <w:bookmarkStart w:id="80" w:name="spark-points-and-tracks"/>
+    <w:bookmarkEnd w:id="77"/>
+    <w:bookmarkStart w:id="81" w:name="spark-points-and-tracks"/>
     <w:p>
       <w:pPr>
         <w:pStyle w:val="Heading1"/>
@@ -15613,7 +16300,7 @@
         <w:t xml:space="preserve">Spark points and tracks</w:t>
       </w:r>
     </w:p>
-    <w:bookmarkStart w:id="77" w:name="using-spark-points"/>
+    <w:bookmarkStart w:id="78" w:name="using-spark-points"/>
     <w:p>
       <w:pPr>
         <w:pStyle w:val="Heading2"/>
@@ -15831,8 +16518,8 @@
         <w:t xml:space="preserve">Gain one point when one of your complications creates a meaningful problem you accept, including a companion complication. You can decline the proposed complication without penalty.</w:t>
       </w:r>
     </w:p>
-    <w:bookmarkEnd w:id="77"/>
-    <w:bookmarkStart w:id="78" w:name="collateral-scrutiny-and-backlash"/>
+    <w:bookmarkEnd w:id="78"/>
+    <w:bookmarkStart w:id="79" w:name="collateral-scrutiny-and-backlash"/>
     <w:p>
       <w:pPr>
         <w:pStyle w:val="Heading2"/>
@@ -16199,8 +16886,8 @@
         </w:tc>
       </w:tr>
     </w:tbl>
-    <w:bookmarkEnd w:id="78"/>
-    <w:bookmarkStart w:id="79" w:name="advancement"/>
+    <w:bookmarkEnd w:id="79"/>
+    <w:bookmarkStart w:id="80" w:name="advancement"/>
     <w:p>
       <w:pPr>
         <w:pStyle w:val="Heading2"/>
@@ -16644,9 +17331,9 @@
         <w:t xml:space="preserve">Magic and powers grow the same way, at the costs their chapters give.</w:t>
       </w:r>
     </w:p>
-    <w:bookmarkEnd w:id="79"/>
     <w:bookmarkEnd w:id="80"/>
-    <w:bookmarkStart w:id="82" w:name="running-cases"/>
+    <w:bookmarkEnd w:id="81"/>
+    <w:bookmarkStart w:id="83" w:name="running-cases"/>
     <w:p>
       <w:pPr>
         <w:pStyle w:val="Heading1"/>
@@ -16655,7 +17342,7 @@
         <w:t xml:space="preserve">Running cases</w:t>
       </w:r>
     </w:p>
-    <w:bookmarkStart w:id="81" w:name="the-case-files"/>
+    <w:bookmarkStart w:id="82" w:name="the-case-files"/>
     <w:p>
       <w:pPr>
         <w:pStyle w:val="Heading2"/>
@@ -16782,9 +17469,9 @@
         <w:t xml:space="preserve">After a significant case, each character earns 1 advancement point; at a milestone, 2 more.</w:t>
       </w:r>
     </w:p>
-    <w:bookmarkEnd w:id="81"/>
     <w:bookmarkEnd w:id="82"/>
-    <w:bookmarkStart w:id="90" w:name="the-world-of-aurora"/>
+    <w:bookmarkEnd w:id="83"/>
+    <w:bookmarkStart w:id="91" w:name="the-world-of-aurora"/>
     <w:p>
       <w:pPr>
         <w:pStyle w:val="Heading1"/>
@@ -16793,7 +17480,7 @@
         <w:t xml:space="preserve">The world of Aurora</w:t>
       </w:r>
     </w:p>
-    <w:bookmarkStart w:id="83" w:name="the-first-wave"/>
+    <w:bookmarkStart w:id="84" w:name="the-first-wave"/>
     <w:p>
       <w:pPr>
         <w:pStyle w:val="Heading2"/>
@@ -17028,8 +17715,8 @@
         <w:t xml:space="preserve">fought for the Allies and destroyed the first Steel Falcon.</w:t>
       </w:r>
     </w:p>
-    <w:bookmarkEnd w:id="83"/>
-    <w:bookmarkStart w:id="84" w:name="the-public-years"/>
+    <w:bookmarkEnd w:id="84"/>
+    <w:bookmarkStart w:id="85" w:name="the-public-years"/>
     <w:p>
       <w:pPr>
         <w:pStyle w:val="Heading2"/>
@@ -17283,8 +17970,8 @@
         <w:t xml:space="preserve">.</w:t>
       </w:r>
     </w:p>
-    <w:bookmarkEnd w:id="84"/>
-    <w:bookmarkStart w:id="85" w:name="exlaw"/>
+    <w:bookmarkEnd w:id="85"/>
+    <w:bookmarkStart w:id="86" w:name="exlaw"/>
     <w:p>
       <w:pPr>
         <w:pStyle w:val="Heading2"/>
@@ -17604,8 +18291,8 @@
         <w:t xml:space="preserve">.</w:t>
       </w:r>
     </w:p>
-    <w:bookmarkEnd w:id="85"/>
-    <w:bookmarkStart w:id="86" w:name="the-second-wave"/>
+    <w:bookmarkEnd w:id="86"/>
+    <w:bookmarkStart w:id="87" w:name="the-second-wave"/>
     <w:p>
       <w:pPr>
         <w:pStyle w:val="Heading2"/>
@@ -17838,8 +18525,8 @@
         <w:t xml:space="preserve">opened its Operant division, pooling the police of the US, the Commonwealth of Independent States, Britain, China and many others against terrorism and Operant crime.</w:t>
       </w:r>
     </w:p>
-    <w:bookmarkEnd w:id="86"/>
-    <w:bookmarkStart w:id="87" w:name="a-new-century"/>
+    <w:bookmarkEnd w:id="87"/>
+    <w:bookmarkStart w:id="88" w:name="a-new-century"/>
     <w:p>
       <w:pPr>
         <w:pStyle w:val="Heading2"/>
@@ -18144,8 +18831,8 @@
         <w:t xml:space="preserve">took office.</w:t>
       </w:r>
     </w:p>
-    <w:bookmarkEnd w:id="87"/>
-    <w:bookmarkStart w:id="88" w:name="the-umkas-invasion"/>
+    <w:bookmarkEnd w:id="88"/>
+    <w:bookmarkStart w:id="89" w:name="the-umkas-invasion"/>
     <w:p>
       <w:pPr>
         <w:pStyle w:val="Heading2"/>
@@ -18577,8 +19264,8 @@
         <w:t xml:space="preserve">The Atomic Man found a grey hair. Federal attempts to stop the march to the Haven brought standoff after standoff; Celerity intervened at every one, and a federal warrant was issued for her arrest.</w:t>
       </w:r>
     </w:p>
-    <w:bookmarkEnd w:id="88"/>
-    <w:bookmarkStart w:id="89" w:name="section"/>
+    <w:bookmarkEnd w:id="89"/>
+    <w:bookmarkStart w:id="90" w:name="section"/>
     <w:p>
       <w:pPr>
         <w:pStyle w:val="Heading2"/>
@@ -18608,9 +19295,9 @@
         <w:t xml:space="preserve">, is expanding through Korea under Hyun Wang. And in a pocket dimension no one has found, Director Humbacht’s other prison is filling up.</w:t>
       </w:r>
     </w:p>
-    <w:bookmarkEnd w:id="89"/>
     <w:bookmarkEnd w:id="90"/>
-    <w:bookmarkStart w:id="95" w:name="the-law"/>
+    <w:bookmarkEnd w:id="91"/>
+    <w:bookmarkStart w:id="96" w:name="the-law"/>
     <w:p>
       <w:pPr>
         <w:pStyle w:val="Heading1"/>
@@ -18619,7 +19306,7 @@
         <w:t xml:space="preserve">The law</w:t>
       </w:r>
     </w:p>
-    <w:bookmarkStart w:id="91" w:name="the-extraordinary-powers-act"/>
+    <w:bookmarkStart w:id="92" w:name="the-extraordinary-powers-act"/>
     <w:p>
       <w:pPr>
         <w:pStyle w:val="Heading2"/>
@@ -18683,8 +19370,8 @@
         <w:t xml:space="preserve">became the official term). Registered Operants may use their powers in self-defense and emergencies; using powers in public otherwise, or being an unregistered Operant, is a federal crime.</w:t>
       </w:r>
     </w:p>
-    <w:bookmarkEnd w:id="91"/>
-    <w:bookmarkStart w:id="92" w:name="emd-classifications"/>
+    <w:bookmarkEnd w:id="92"/>
+    <w:bookmarkStart w:id="93" w:name="emd-classifications"/>
     <w:p>
       <w:pPr>
         <w:pStyle w:val="Heading2"/>
@@ -19082,8 +19769,8 @@
         </w:tc>
       </w:tr>
     </w:tbl>
-    <w:bookmarkEnd w:id="92"/>
-    <w:bookmarkStart w:id="93" w:name="legal-status"/>
+    <w:bookmarkEnd w:id="93"/>
+    <w:bookmarkStart w:id="94" w:name="legal-status"/>
     <w:p>
       <w:pPr>
         <w:pStyle w:val="Heading2"/>
@@ -19495,8 +20182,8 @@
         <w:t xml:space="preserve">A status can change in play: a Non-registered vigilante caught by ExLAW may be offered Reserve status, or a cell. Losing Reserve status means losing the Director’s protection of your identity.</w:t>
       </w:r>
     </w:p>
-    <w:bookmarkEnd w:id="93"/>
-    <w:bookmarkStart w:id="94" w:name="the-rasters"/>
+    <w:bookmarkEnd w:id="94"/>
+    <w:bookmarkStart w:id="95" w:name="the-rasters"/>
     <w:p>
       <w:pPr>
         <w:pStyle w:val="Heading2"/>
@@ -19587,9 +20274,9 @@
         <w:t xml:space="preserve">(GM: Director Humbacht’s DARPA cabal runs it in a pocket dimension, as a prison and a lab: a rival to the Foundation. ExLAW doesn’t know.)</w:t>
       </w:r>
     </w:p>
-    <w:bookmarkEnd w:id="94"/>
     <w:bookmarkEnd w:id="95"/>
-    <w:bookmarkStart w:id="110" w:name="powers"/>
+    <w:bookmarkEnd w:id="96"/>
+    <w:bookmarkStart w:id="111" w:name="powers"/>
     <w:p>
       <w:pPr>
         <w:pStyle w:val="Heading1"/>
@@ -19622,7 +20309,7 @@
         <w:t xml:space="preserve">from I to VI. Player characters start at Class I to III; Classes IV to VI belong to the GM’s characters, and follow the same pattern a step further each time.</w:t>
       </w:r>
     </w:p>
-    <w:bookmarkStart w:id="96" w:name="using-powers"/>
+    <w:bookmarkStart w:id="97" w:name="using-powers"/>
     <w:p>
       <w:pPr>
         <w:pStyle w:val="Heading2"/>
@@ -20112,8 +20799,8 @@
         <w:t xml:space="preserve">A night’s sleep clears one box; a full day’s rest clears them all.</w:t>
       </w:r>
     </w:p>
-    <w:bookmarkEnd w:id="96"/>
-    <w:bookmarkStart w:id="97" w:name="powers-at-creation"/>
+    <w:bookmarkEnd w:id="97"/>
+    <w:bookmarkStart w:id="98" w:name="powers-at-creation"/>
     <w:p>
       <w:pPr>
         <w:pStyle w:val="Heading2"/>
@@ -20619,8 +21306,8 @@
         <w:t xml:space="preserve">So an Ambrosia or Mythic character can start with a Class IV power by spending their one Edge, if the GM agrees; a tier 2 Operant can trade their Edges for a stronger power or a fourth one.</w:t>
       </w:r>
     </w:p>
-    <w:bookmarkEnd w:id="97"/>
-    <w:bookmarkStart w:id="98" w:name="growing-your-powers"/>
+    <w:bookmarkEnd w:id="98"/>
+    <w:bookmarkStart w:id="99" w:name="growing-your-powers"/>
     <w:p>
       <w:pPr>
         <w:pStyle w:val="Heading2"/>
@@ -20969,8 +21656,8 @@
         <w:t xml:space="preserve">.</w:t>
       </w:r>
     </w:p>
-    <w:bookmarkEnd w:id="98"/>
-    <w:bookmarkStart w:id="99" w:name="the-powers"/>
+    <w:bookmarkEnd w:id="99"/>
+    <w:bookmarkStart w:id="100" w:name="the-powers"/>
     <w:p>
       <w:pPr>
         <w:pStyle w:val="Heading2"/>
@@ -20979,8 +21666,8 @@
         <w:t xml:space="preserve">The powers</w:t>
       </w:r>
     </w:p>
-    <w:bookmarkEnd w:id="99"/>
-    <w:bookmarkStart w:id="100" w:name="energy-and-attack"/>
+    <w:bookmarkEnd w:id="100"/>
+    <w:bookmarkStart w:id="101" w:name="energy-and-attack"/>
     <w:p>
       <w:pPr>
         <w:pStyle w:val="Heading2"/>
@@ -21670,8 +22357,8 @@
         </w:tc>
       </w:tr>
     </w:tbl>
-    <w:bookmarkEnd w:id="100"/>
-    <w:bookmarkStart w:id="101" w:name="body-and-movement"/>
+    <w:bookmarkEnd w:id="101"/>
+    <w:bookmarkStart w:id="102" w:name="body-and-movement"/>
     <w:p>
       <w:pPr>
         <w:pStyle w:val="Heading2"/>
@@ -22849,8 +23536,8 @@
         </w:tc>
       </w:tr>
     </w:tbl>
-    <w:bookmarkEnd w:id="101"/>
-    <w:bookmarkStart w:id="102" w:name="mind-and-senses"/>
+    <w:bookmarkEnd w:id="102"/>
+    <w:bookmarkStart w:id="103" w:name="mind-and-senses"/>
     <w:p>
       <w:pPr>
         <w:pStyle w:val="Heading2"/>
@@ -23758,8 +24445,8 @@
         </w:tc>
       </w:tr>
     </w:tbl>
-    <w:bookmarkEnd w:id="102"/>
-    <w:bookmarkStart w:id="103" w:name="control-and-the-strange"/>
+    <w:bookmarkEnd w:id="103"/>
+    <w:bookmarkStart w:id="104" w:name="control-and-the-strange"/>
     <w:p>
       <w:pPr>
         <w:pStyle w:val="Heading2"/>
@@ -24889,8 +25576,8 @@
         </w:tc>
       </w:tr>
     </w:tbl>
-    <w:bookmarkEnd w:id="103"/>
-    <w:bookmarkStart w:id="104" w:name="escalated-classes"/>
+    <w:bookmarkEnd w:id="104"/>
+    <w:bookmarkStart w:id="105" w:name="escalated-classes"/>
     <w:p>
       <w:pPr>
         <w:pStyle w:val="Heading2"/>
@@ -28270,8 +28957,8 @@
         </w:tc>
       </w:tr>
     </w:tbl>
-    <w:bookmarkEnd w:id="104"/>
-    <w:bookmarkStart w:id="105" w:name="leaping-and-teleporting"/>
+    <w:bookmarkEnd w:id="105"/>
+    <w:bookmarkStart w:id="106" w:name="leaping-and-teleporting"/>
     <w:p>
       <w:pPr>
         <w:pStyle w:val="Heading2"/>
@@ -28324,8 +29011,8 @@
         <w:t xml:space="preserve">one action. You can’t arrive inside solid matter. A place you’ve never been is −2 to the Powers roll. On a natural 18 you arrive off target, as the GM decides: the wrong room, the wrong street, or somewhere much worse.</w:t>
       </w:r>
     </w:p>
-    <w:bookmarkEnd w:id="105"/>
-    <w:bookmarkStart w:id="106" w:name="cantrips-1"/>
+    <w:bookmarkEnd w:id="106"/>
+    <w:bookmarkStart w:id="107" w:name="cantrips-1"/>
     <w:p>
       <w:pPr>
         <w:pStyle w:val="Heading2"/>
@@ -29478,8 +30165,8 @@
         <w:t xml:space="preserve">.</w:t>
       </w:r>
     </w:p>
-    <w:bookmarkEnd w:id="106"/>
-    <w:bookmarkStart w:id="107" w:name="rituals-1"/>
+    <w:bookmarkEnd w:id="107"/>
+    <w:bookmarkStart w:id="108" w:name="rituals-1"/>
     <w:p>
       <w:pPr>
         <w:pStyle w:val="Heading2"/>
@@ -30427,8 +31114,8 @@
         <w:t xml:space="preserve">Without fuel, a ritual fails before it begins. Fuel taken from an unwilling person works, and is exactly how the Foundation and Raster Zero do it; for player characters it’s a crime under the EPA, and a black mark on any Adept.</w:t>
       </w:r>
     </w:p>
-    <w:bookmarkEnd w:id="107"/>
-    <w:bookmarkStart w:id="108" w:name="aegis-suits"/>
+    <w:bookmarkEnd w:id="108"/>
+    <w:bookmarkStart w:id="109" w:name="aegis-suits"/>
     <w:p>
       <w:pPr>
         <w:pStyle w:val="Heading2"/>
@@ -30506,8 +31193,8 @@
         <w:t xml:space="preserve">fired with Firearms. Suiting up takes a minute. A shot at the power pack (−2 to aim) that gets through shuts the suit down until it’s repaired with Engineering. The suits belong to ExLAW, or to whoever stole one.</w:t>
       </w:r>
     </w:p>
-    <w:bookmarkEnd w:id="108"/>
-    <w:bookmarkStart w:id="109" w:name="the-labs-want-you"/>
+    <w:bookmarkEnd w:id="109"/>
+    <w:bookmarkStart w:id="110" w:name="the-labs-want-you"/>
     <w:p>
       <w:pPr>
         <w:pStyle w:val="Heading2"/>
@@ -30524,9 +31211,9 @@
         <w:t xml:space="preserve">A character with a Class III power, or any (GM) power, draws interest from the Foundation and Raster Zero. That interest is a story hook, not a rule.</w:t>
       </w:r>
     </w:p>
-    <w:bookmarkEnd w:id="109"/>
     <w:bookmarkEnd w:id="110"/>
-    <w:bookmarkStart w:id="111" w:name="factions"/>
+    <w:bookmarkEnd w:id="111"/>
+    <w:bookmarkStart w:id="112" w:name="factions"/>
     <w:p>
       <w:pPr>
         <w:pStyle w:val="Heading1"/>
@@ -30978,8 +31665,8 @@
         <w:t xml:space="preserve">The dark reflection of our world, sending duplicates through the thinning walls.</w:t>
       </w:r>
     </w:p>
-    <w:bookmarkEnd w:id="111"/>
-    <w:bookmarkStart w:id="112" w:name="otherworld-and-shadow-earth"/>
+    <w:bookmarkEnd w:id="112"/>
+    <w:bookmarkStart w:id="113" w:name="otherworld-and-shadow-earth"/>
     <w:p>
       <w:pPr>
         <w:pStyle w:val="Heading1"/>
@@ -31156,8 +31843,8 @@
         <w:t xml:space="preserve">of our own people, who serve as the rulers’ minions. Since 2012 the walls have been thin, and more of them get through every year.</w:t>
       </w:r>
     </w:p>
-    <w:bookmarkEnd w:id="112"/>
-    <w:bookmarkStart w:id="120" w:name="ready-made-characters"/>
+    <w:bookmarkEnd w:id="113"/>
+    <w:bookmarkStart w:id="121" w:name="ready-made-characters"/>
     <w:p>
       <w:pPr>
         <w:pStyle w:val="Heading1"/>
@@ -31174,7 +31861,7 @@
         <w:t xml:space="preserve">Characters ready to play, for one-shots, new players, or a group in a hurry. Each follows the creation rules exactly, and their connections tie them together. In the creator, choose one from the ready-made list to open it and make it your own.</w:t>
       </w:r>
     </w:p>
-    <w:bookmarkStart w:id="113" w:name="rachel-kwan"/>
+    <w:bookmarkStart w:id="114" w:name="rachel-kwan"/>
     <w:p>
       <w:pPr>
         <w:pStyle w:val="Heading2"/>
@@ -31403,8 +32090,8 @@
         <w:t xml:space="preserve">Jess Calloway is the only reporter who asked about her missing partner. Kwan hasn’t decided whether to trust her.</w:t>
       </w:r>
     </w:p>
-    <w:bookmarkEnd w:id="113"/>
-    <w:bookmarkStart w:id="114" w:name="luis-bulldog-ortega"/>
+    <w:bookmarkEnd w:id="114"/>
+    <w:bookmarkStart w:id="115" w:name="luis-bulldog-ortega"/>
     <w:p>
       <w:pPr>
         <w:pStyle w:val="Heading2"/>
@@ -31629,8 +32316,8 @@
         <w:t xml:space="preserve">He flew cover for Rachel Kwan the night her partner vanished, and saw something he never put in the report.</w:t>
       </w:r>
     </w:p>
-    <w:bookmarkEnd w:id="114"/>
-    <w:bookmarkStart w:id="115" w:name="naomi-price"/>
+    <w:bookmarkEnd w:id="115"/>
+    <w:bookmarkStart w:id="116" w:name="naomi-price"/>
     <w:p>
       <w:pPr>
         <w:pStyle w:val="Heading2"/>
@@ -31859,8 +32546,8 @@
         <w:t xml:space="preserve">Static saved her from a Foundation snatch team on live TV, and vanished before the cameras turned.</w:t>
       </w:r>
     </w:p>
-    <w:bookmarkEnd w:id="115"/>
-    <w:bookmarkStart w:id="116" w:name="dr.-tobias-wren"/>
+    <w:bookmarkEnd w:id="116"/>
+    <w:bookmarkStart w:id="117" w:name="dr.-tobias-wren"/>
     <w:p>
       <w:pPr>
         <w:pStyle w:val="Heading2"/>
@@ -32089,8 +32776,8 @@
         <w:t xml:space="preserve">He taught Maeve Ashgrove’s handler, and was the one who recognized what Maeve really is.</w:t>
       </w:r>
     </w:p>
-    <w:bookmarkEnd w:id="116"/>
-    <w:bookmarkStart w:id="117" w:name="jess-calloway"/>
+    <w:bookmarkEnd w:id="117"/>
+    <w:bookmarkStart w:id="118" w:name="jess-calloway"/>
     <w:p>
       <w:pPr>
         <w:pStyle w:val="Heading2"/>
@@ -32319,8 +33006,8 @@
         <w:t xml:space="preserve">Rachel Kwan’s missing partner was her source. She hasn’t told Kwan yet.</w:t>
       </w:r>
     </w:p>
-    <w:bookmarkEnd w:id="117"/>
-    <w:bookmarkStart w:id="118" w:name="subject-19"/>
+    <w:bookmarkEnd w:id="118"/>
+    <w:bookmarkStart w:id="119" w:name="subject-19"/>
     <w:p>
       <w:pPr>
         <w:pStyle w:val="Heading2"/>
@@ -32570,8 +33257,8 @@
         <w:t xml:space="preserve">Saved Daybreak from a Foundation snatch team on live TV, and ran before the cameras turned.</w:t>
       </w:r>
     </w:p>
-    <w:bookmarkEnd w:id="118"/>
-    <w:bookmarkStart w:id="119" w:name="maeve-ashgrove"/>
+    <w:bookmarkEnd w:id="119"/>
+    <w:bookmarkStart w:id="120" w:name="maeve-ashgrove"/>
     <w:p>
       <w:pPr>
         <w:pStyle w:val="Heading2"/>
@@ -32800,9 +33487,9 @@
         <w:t xml:space="preserve">Dr. Tobias Wren saw through her glamour the first day. He’s kept her secret; she wonders what it’ll cost.</w:t>
       </w:r>
     </w:p>
-    <w:bookmarkEnd w:id="119"/>
     <w:bookmarkEnd w:id="120"/>
-    <w:bookmarkStart w:id="121" w:name="advantages"/>
+    <w:bookmarkEnd w:id="121"/>
+    <w:bookmarkStart w:id="122" w:name="advantages"/>
     <w:p>
       <w:pPr>
         <w:pStyle w:val="Heading1"/>
@@ -33656,8 +34343,8 @@
         <w:t xml:space="preserve">complication unless the GM agrees otherwise. Origin advantages (in each origin’s entry) are often the most flavorful choice for an Operant.</w:t>
       </w:r>
     </w:p>
-    <w:bookmarkEnd w:id="121"/>
-    <w:bookmarkStart w:id="132" w:name="origins"/>
+    <w:bookmarkEnd w:id="122"/>
+    <w:bookmarkStart w:id="133" w:name="origins"/>
     <w:p>
       <w:pPr>
         <w:pStyle w:val="Heading1"/>
@@ -34395,7 +35082,7 @@
         </w:tc>
       </w:tr>
     </w:tbl>
-    <w:bookmarkStart w:id="122" w:name="non-operant"/>
+    <w:bookmarkStart w:id="123" w:name="non-operant"/>
     <w:p>
       <w:pPr>
         <w:pStyle w:val="Heading2"/>
@@ -34744,8 +35431,8 @@
         </w:tc>
       </w:tr>
     </w:tbl>
-    <w:bookmarkEnd w:id="122"/>
-    <w:bookmarkStart w:id="123" w:name="adept"/>
+    <w:bookmarkEnd w:id="123"/>
+    <w:bookmarkStart w:id="124" w:name="adept"/>
     <w:p>
       <w:pPr>
         <w:pStyle w:val="Heading2"/>
@@ -35106,8 +35793,8 @@
         </w:tc>
       </w:tr>
     </w:tbl>
-    <w:bookmarkEnd w:id="123"/>
-    <w:bookmarkStart w:id="124" w:name="aurora-born"/>
+    <w:bookmarkEnd w:id="124"/>
+    <w:bookmarkStart w:id="125" w:name="aurora-born"/>
     <w:p>
       <w:pPr>
         <w:pStyle w:val="Heading2"/>
@@ -35456,8 +36143,8 @@
         </w:tc>
       </w:tr>
     </w:tbl>
-    <w:bookmarkEnd w:id="124"/>
-    <w:bookmarkStart w:id="125" w:name="bonded"/>
+    <w:bookmarkEnd w:id="125"/>
+    <w:bookmarkStart w:id="126" w:name="bonded"/>
     <w:p>
       <w:pPr>
         <w:pStyle w:val="Heading2"/>
@@ -35818,8 +36505,8 @@
         </w:tc>
       </w:tr>
     </w:tbl>
-    <w:bookmarkEnd w:id="125"/>
-    <w:bookmarkStart w:id="126" w:name="lab-made"/>
+    <w:bookmarkEnd w:id="126"/>
+    <w:bookmarkStart w:id="127" w:name="lab-made"/>
     <w:p>
       <w:pPr>
         <w:pStyle w:val="Heading2"/>
@@ -36168,8 +36855,8 @@
         </w:tc>
       </w:tr>
     </w:tbl>
-    <w:bookmarkEnd w:id="126"/>
-    <w:bookmarkStart w:id="127" w:name="otherworlder"/>
+    <w:bookmarkEnd w:id="127"/>
+    <w:bookmarkStart w:id="128" w:name="otherworlder"/>
     <w:p>
       <w:pPr>
         <w:pStyle w:val="Heading2"/>
@@ -36518,8 +37205,8 @@
         </w:tc>
       </w:tr>
     </w:tbl>
-    <w:bookmarkEnd w:id="127"/>
-    <w:bookmarkStart w:id="128" w:name="shadow-earth-defector"/>
+    <w:bookmarkEnd w:id="128"/>
+    <w:bookmarkStart w:id="129" w:name="shadow-earth-defector"/>
     <w:p>
       <w:pPr>
         <w:pStyle w:val="Heading2"/>
@@ -36880,8 +37567,8 @@
         </w:tc>
       </w:tr>
     </w:tbl>
-    <w:bookmarkEnd w:id="128"/>
-    <w:bookmarkStart w:id="129" w:name="touched"/>
+    <w:bookmarkEnd w:id="129"/>
+    <w:bookmarkStart w:id="130" w:name="touched"/>
     <w:p>
       <w:pPr>
         <w:pStyle w:val="Heading2"/>
@@ -37245,8 +37932,8 @@
         </w:tc>
       </w:tr>
     </w:tbl>
-    <w:bookmarkEnd w:id="129"/>
-    <w:bookmarkStart w:id="130" w:name="ambrosia"/>
+    <w:bookmarkEnd w:id="130"/>
+    <w:bookmarkStart w:id="131" w:name="ambrosia"/>
     <w:p>
       <w:pPr>
         <w:pStyle w:val="Heading2"/>
@@ -37607,8 +38294,8 @@
         </w:tc>
       </w:tr>
     </w:tbl>
-    <w:bookmarkEnd w:id="130"/>
-    <w:bookmarkStart w:id="131" w:name="mythic"/>
+    <w:bookmarkEnd w:id="131"/>
+    <w:bookmarkStart w:id="132" w:name="mythic"/>
     <w:p>
       <w:pPr>
         <w:pStyle w:val="Heading2"/>
@@ -37969,9 +38656,9 @@
         </w:tc>
       </w:tr>
     </w:tbl>
-    <w:bookmarkEnd w:id="131"/>
     <w:bookmarkEnd w:id="132"/>
-    <w:bookmarkStart w:id="143" w:name="making-your-own"/>
+    <w:bookmarkEnd w:id="133"/>
+    <w:bookmarkStart w:id="144" w:name="making-your-own"/>
     <w:p>
       <w:pPr>
         <w:pStyle w:val="Heading1"/>
@@ -38004,7 +38691,7 @@
         <w:t xml:space="preserve">option at the end of each list, and its checklist holds a custom choice to the same rules as everything else.</w:t>
       </w:r>
     </w:p>
-    <w:bookmarkStart w:id="133" w:name="a-custom-calling"/>
+    <w:bookmarkStart w:id="134" w:name="a-custom-calling"/>
     <w:p>
       <w:pPr>
         <w:pStyle w:val="Heading2"/>
@@ -38180,8 +38867,8 @@
         <w:t xml:space="preserve">.</w:t>
       </w:r>
     </w:p>
-    <w:bookmarkEnd w:id="133"/>
-    <w:bookmarkStart w:id="142" w:name="a-custom-origin"/>
+    <w:bookmarkEnd w:id="134"/>
+    <w:bookmarkStart w:id="143" w:name="a-custom-origin"/>
     <w:p>
       <w:pPr>
         <w:pStyle w:val="Heading2"/>
@@ -38198,7 +38885,7 @@
         <w:t xml:space="preserve">Build it with the GM, one step at a time.</w:t>
       </w:r>
     </w:p>
-    <w:bookmarkStart w:id="134" w:name="the-concept"/>
+    <w:bookmarkStart w:id="135" w:name="the-concept"/>
     <w:p>
       <w:pPr>
         <w:pStyle w:val="Heading3"/>
@@ -38215,8 +38902,8 @@
         <w:t xml:space="preserve">Two or three sentences: where they come from, what sets them apart, and how others see them. It should be something the origins in this book don’t already cover.</w:t>
       </w:r>
     </w:p>
-    <w:bookmarkEnd w:id="134"/>
-    <w:bookmarkStart w:id="135" w:name="the-tier"/>
+    <w:bookmarkEnd w:id="135"/>
+    <w:bookmarkStart w:id="136" w:name="the-tier"/>
     <w:p>
       <w:pPr>
         <w:pStyle w:val="Heading3"/>
@@ -38513,8 +39200,8 @@
         <w:t xml:space="preserve">When in doubt, choose the higher tier.</w:t>
       </w:r>
     </w:p>
-    <w:bookmarkEnd w:id="135"/>
-    <w:bookmarkStart w:id="136" w:name="attribute-adjustments"/>
+    <w:bookmarkEnd w:id="136"/>
+    <w:bookmarkStart w:id="137" w:name="attribute-adjustments"/>
     <w:p>
       <w:pPr>
         <w:pStyle w:val="Heading3"/>
@@ -38560,8 +39247,32 @@
         <w:t xml:space="preserve">: a +2 needs a −2 or two −1s. The adjustments move the attribute’s base (+1 starts it at 11) and raise its starting maximum (13 plus the bonus). Most origins change two to four attributes.</w:t>
       </w:r>
     </w:p>
-    <w:bookmarkEnd w:id="136"/>
-    <w:bookmarkStart w:id="137" w:name="core-rules-tier-1-and-up"/>
+    <w:p>
+      <w:pPr>
+        <w:pStyle w:val="BodyText"/>
+      </w:pPr>
+      <w:r>
+        <w:t xml:space="preserve">A origin that is plainly faster or slower on its feet than a human (long-legged, heavy, built for another gravity) may also take a</w:t>
+      </w:r>
+      <w:r>
+        <w:t xml:space="preserve"> </w:t>
+      </w:r>
+      <w:r>
+        <w:rPr>
+          <w:bCs/>
+          <w:b/>
+        </w:rPr>
+        <w:t xml:space="preserve">speed adjustment</w:t>
+      </w:r>
+      <w:r>
+        <w:t xml:space="preserve"> </w:t>
+      </w:r>
+      <w:r>
+        <w:t xml:space="preserve">of +1 or −1 to Move. Most have none. It isn’t an attribute adjustment and needn’t balance.</w:t>
+      </w:r>
+    </w:p>
+    <w:bookmarkEnd w:id="137"/>
+    <w:bookmarkStart w:id="138" w:name="core-rules-tier-1-and-up"/>
     <w:p>
       <w:pPr>
         <w:pStyle w:val="Heading3"/>
@@ -38578,8 +39289,8 @@
         <w:t xml:space="preserve">One to three short rules that always apply: what they can do (see in the dark, resist cold, a free Trained skill) and what it costs (a weakness, a people’s distrust, a hazard they can’t abide). A strength with no drawback is worth more than it looks, so price it a tier higher.</w:t>
       </w:r>
     </w:p>
-    <w:bookmarkEnd w:id="137"/>
-    <w:bookmarkStart w:id="138" w:name="origin-advantages"/>
+    <w:bookmarkEnd w:id="138"/>
+    <w:bookmarkStart w:id="139" w:name="origin-advantages"/>
     <w:p>
       <w:pPr>
         <w:pStyle w:val="Heading3"/>
@@ -38634,8 +39345,8 @@
         <w:t xml:space="preserve">: a problem the trait causes, with a clear trigger and a real consequence, which earns a Spark point when it bites, like any complication. A character takes one advantage, general or origin, so make them distinct choices.</w:t>
       </w:r>
     </w:p>
-    <w:bookmarkEnd w:id="138"/>
-    <w:bookmarkStart w:id="139" w:name="an-alternate-form-optional-tier-2-or-3"/>
+    <w:bookmarkEnd w:id="139"/>
+    <w:bookmarkStart w:id="140" w:name="an-alternate-form-optional-tier-2-or-3"/>
     <w:p>
       <w:pPr>
         <w:pStyle w:val="Heading3"/>
@@ -38649,7 +39360,7 @@
         <w:pStyle w:val="FirstParagraph"/>
       </w:pPr>
       <w:r>
-        <w:t xml:space="preserve">If the origin changes shape, give the form attribute bonuses (usually +2 to one attribute and +1 to another), two or three traits, and its drawbacks. The shared rules for forms in</w:t>
+        <w:t xml:space="preserve">If the origin changes shape, give the form attribute bonuses (usually +2 to one attribute and +1 to another), two or three traits, and its drawbacks. A form’s Agility and Body bonuses change its Move, and a fast form may add a speed adjustment of its own. The shared rules for forms in</w:t>
       </w:r>
       <w:r>
         <w:t xml:space="preserve"> </w:t>
@@ -38668,8 +39379,8 @@
         <w:t xml:space="preserve">apply. The bonuses count only while the character is in that form: the sheet’s form switch shows both sets of numbers.</w:t>
       </w:r>
     </w:p>
-    <w:bookmarkEnd w:id="139"/>
-    <w:bookmarkStart w:id="140" w:name="in-the-creator"/>
+    <w:bookmarkEnd w:id="140"/>
+    <w:bookmarkStart w:id="141" w:name="in-the-creator"/>
     <w:p>
       <w:pPr>
         <w:pStyle w:val="Heading3"/>
@@ -38774,8 +39485,8 @@
         <w:t xml:space="preserve">and enter the advantage and its companion complication.</w:t>
       </w:r>
     </w:p>
-    <w:bookmarkEnd w:id="140"/>
-    <w:bookmarkStart w:id="141" w:name="example"/>
+    <w:bookmarkEnd w:id="141"/>
+    <w:bookmarkStart w:id="142" w:name="example"/>
     <w:p>
       <w:pPr>
         <w:pStyle w:val="Heading3"/>
@@ -38896,10 +39607,10 @@
         <w:t xml:space="preserve">one at Class II, two at Class I.</w:t>
       </w:r>
     </w:p>
-    <w:bookmarkEnd w:id="141"/>
     <w:bookmarkEnd w:id="142"/>
     <w:bookmarkEnd w:id="143"/>
-    <w:bookmarkStart w:id="144" w:name="complications"/>
+    <w:bookmarkEnd w:id="144"/>
+    <w:bookmarkStart w:id="145" w:name="complications"/>
     <w:p>
       <w:pPr>
         <w:pStyle w:val="Heading1"/>
@@ -39604,8 +40315,8 @@
         </w:tc>
       </w:tr>
     </w:tbl>
-    <w:bookmarkEnd w:id="144"/>
-    <w:bookmarkStart w:id="146" w:name="quick-reference"/>
+    <w:bookmarkEnd w:id="145"/>
+    <w:bookmarkStart w:id="147" w:name="quick-reference"/>
     <w:p>
       <w:pPr>
         <w:pStyle w:val="Heading1"/>
@@ -39749,13 +40460,31 @@
           <w:bCs/>
           <w:b/>
         </w:rPr>
+        <w:t xml:space="preserve">Move:</w:t>
+      </w:r>
+      <w:r>
+        <w:t xml:space="preserve"> </w:t>
+      </w:r>
+      <w:r>
+        <w:t xml:space="preserve">5 yd, +1 per 2 points of Agility + Body above 20, +1 Trained Athletics or +2 Specialty/Expert, ± origin speed; run (no action) twice that. Threats 8 yd. Reach: 1 yd fists, knives, clubs; 2 yd swords, axes; 3 yd spears, polearms.</w:t>
+      </w:r>
+    </w:p>
+    <w:p>
+      <w:pPr>
+        <w:pStyle w:val="BodyText"/>
+      </w:pPr>
+      <w:r>
+        <w:rPr>
+          <w:bCs/>
+          <w:b/>
+        </w:rPr>
         <w:t xml:space="preserve">Combat:</w:t>
       </w:r>
       <w:r>
         <w:t xml:space="preserve"> </w:t>
       </w:r>
       <w:r>
-        <w:t xml:space="preserve">move plus one action. Hit → one defense a round (Dodge, Parry or Block; −1 to −3 against a clean hit; Additional Defense: a second, at −2) → weapon effect. Dodge = Agility −2 plus Athletics training (+0, +1, +2). Parry −3, Block −2 plus the shield. Aim: +1. Telling hit (by 5+ or natural 3–4): the attacker picks an effect, which never adds boxes or kills outright; called shot −2 (small target −4). A 2-box weapon that brings you to three boxes leaves you Dying; at three boxes, another 2-box hit kills.</w:t>
+        <w:t xml:space="preserve">move plus one action. Hit → one defense a round (Dodge, Parry or Block; −1 to −3 against a clean hit; Additional Defense: a second, at −2) → weapon effect. Dodge = Agility −2 plus Athletics training (+0, +1, +2). Parry −3, Block −2 plus the shield. Aim: +1. Telling hit (by 5+ or natural 3–4): the attacker picks an effect the weapon can deliver (pin: weapon in hand or grapple only), which never adds boxes or kills outright; called shot −2 (small target −4). A 2-box weapon that brings you to three boxes leaves you Dying; at three boxes, another 2-box hit kills.</w:t>
       </w:r>
     </w:p>
     <w:p>
@@ -39814,7 +40543,7 @@
       <w:r>
         <w:t xml:space="preserve"> </w:t>
       </w:r>
-      <w:hyperlink r:id="rId145">
+      <w:hyperlink r:id="rId146">
         <w:r>
           <w:rPr>
             <w:rStyle w:val="Hyperlink"/>
@@ -39826,7 +40555,7 @@
         <w:t xml:space="preserve">. You may share, adapt, and use it for any purpose, including commercially, as long as you give appropriate credit to the author.</w:t>
       </w:r>
     </w:p>
-    <w:bookmarkEnd w:id="146"/>
+    <w:bookmarkEnd w:id="147"/>
     <w:sectPr/>
   </w:body>
 </w:document>

--- a/legend-dynamics/aurora/Aurora_Players_Guide.docx
+++ b/legend-dynamics/aurora/Aurora_Players_Guide.docx
@@ -10851,6 +10851,72 @@
       </w:r>
       <w:r>
         <w:t xml:space="preserve">and you cover twice your Move. Threats move 8 yards unless their entry says otherwise.</w:t>
+      </w:r>
+    </w:p>
+    <w:p>
+      <w:pPr>
+        <w:numPr>
+          <w:ilvl w:val="0"/>
+          <w:numId w:val="1013"/>
+        </w:numPr>
+        <w:pStyle w:val="Compact"/>
+      </w:pPr>
+      <w:r>
+        <w:rPr>
+          <w:bCs/>
+          <w:b/>
+        </w:rPr>
+        <w:t xml:space="preserve">Injury slows you.</w:t>
+      </w:r>
+      <w:r>
+        <w:t xml:space="preserve"> </w:t>
+      </w:r>
+      <w:r>
+        <w:t xml:space="preserve">Wounded (1 box): Move −2 yards. Seriously wounded (2 boxes): half your Move, rounded down, and you can’t run. Incapacitated: you don’t move. Never less than 1 yard while you can act.</w:t>
+      </w:r>
+    </w:p>
+    <w:p>
+      <w:pPr>
+        <w:numPr>
+          <w:ilvl w:val="0"/>
+          <w:numId w:val="1013"/>
+        </w:numPr>
+        <w:pStyle w:val="Compact"/>
+      </w:pPr>
+      <w:r>
+        <w:rPr>
+          <w:bCs/>
+          <w:b/>
+        </w:rPr>
+        <w:t xml:space="preserve">Hard going halves it.</w:t>
+      </w:r>
+      <w:r>
+        <w:t xml:space="preserve"> </w:t>
+      </w:r>
+      <w:r>
+        <w:t xml:space="preserve">Climbing, swimming, wading, crawling, deep snow or sand, thick brush, rubble or a crowd: half your Move (and half a run), rounded down. Injury and hard going both apply, injury first.</w:t>
+      </w:r>
+    </w:p>
+    <w:p>
+      <w:pPr>
+        <w:numPr>
+          <w:ilvl w:val="0"/>
+          <w:numId w:val="1013"/>
+        </w:numPr>
+        <w:pStyle w:val="Compact"/>
+      </w:pPr>
+      <w:r>
+        <w:rPr>
+          <w:bCs/>
+          <w:b/>
+        </w:rPr>
+        <w:t xml:space="preserve">Stepping away.</w:t>
+      </w:r>
+      <w:r>
+        <w:t xml:space="preserve"> </w:t>
+      </w:r>
+      <w:r>
+        <w:t xml:space="preserve">You can move away from someone in reach freely; leaving a fight doesn’t give them a free attack.</w:t>
       </w:r>
     </w:p>
     <w:tbl>
@@ -11319,7 +11385,7 @@
     <w:tbl>
       <w:tblPr>
         <w:tblStyle w:val="Table"/>
-        <w:tblW w:type="auto" w:w="0"/>
+        <w:tblW w:type="pct" w:w="5000"/>
         <w:tblLook w:firstRow="1" w:lastRow="0" w:firstColumn="0" w:lastColumn="0" w:noHBand="0" w:noVBand="0" w:val="0020"/>
         <w:jc w:val="start"/>
         <w:tblBorders>
@@ -11486,7 +11552,7 @@
               <w:rPr>
                 <w:sz w:val="19"/>
               </w:rPr>
-              <w:t xml:space="preserve">−1 to physical actions</w:t>
+              <w:t xml:space="preserve">−1 to physical actions; Move −2 yards</w:t>
             </w:r>
           </w:p>
         </w:tc>
@@ -11534,7 +11600,7 @@
               <w:rPr>
                 <w:sz w:val="19"/>
               </w:rPr>
-              <w:t xml:space="preserve">−2 to physical actions</w:t>
+              <w:t xml:space="preserve">−2 to physical actions; half Move, no running</w:t>
             </w:r>
           </w:p>
         </w:tc>
@@ -11603,232 +11669,6 @@
       </w:pPr>
       <w:r>
         <w:t xml:space="preserve">Dying and death</w:t>
-      </w:r>
-    </w:p>
-    <w:p>
-      <w:pPr>
-        <w:numPr>
-          <w:ilvl w:val="0"/>
-          <w:numId w:val="1013"/>
-        </w:numPr>
-        <w:pStyle w:val="Compact"/>
-      </w:pPr>
-      <w:r>
-        <w:rPr>
-          <w:bCs/>
-          <w:b/>
-        </w:rPr>
-        <w:t xml:space="preserve">Dying.</w:t>
-      </w:r>
-      <w:r>
-        <w:t xml:space="preserve"> </w:t>
-      </w:r>
-      <w:r>
-        <w:t xml:space="preserve">A hit from a weapon that marks</w:t>
-      </w:r>
-      <w:r>
-        <w:t xml:space="preserve"> </w:t>
-      </w:r>
-      <w:r>
-        <w:rPr>
-          <w:bCs/>
-          <w:b/>
-        </w:rPr>
-        <w:t xml:space="preserve">2 or more boxes</w:t>
-      </w:r>
-      <w:r>
-        <w:t xml:space="preserve"> </w:t>
-      </w:r>
-      <w:r>
-        <w:t xml:space="preserve">and brings you to three boxes leaves you Incapacitated and</w:t>
-      </w:r>
-      <w:r>
-        <w:t xml:space="preserve"> </w:t>
-      </w:r>
-      <w:r>
-        <w:rPr>
-          <w:bCs/>
-          <w:b/>
-        </w:rPr>
-        <w:t xml:space="preserve">Dying</w:t>
-      </w:r>
-      <w:r>
-        <w:t xml:space="preserve">. A Dying character dies at the end of the scene unless someone stabilizes them: one action and a successful Medicine roll with a first-aid kit.</w:t>
-      </w:r>
-    </w:p>
-    <w:p>
-      <w:pPr>
-        <w:numPr>
-          <w:ilvl w:val="0"/>
-          <w:numId w:val="1013"/>
-        </w:numPr>
-        <w:pStyle w:val="Compact"/>
-      </w:pPr>
-      <w:r>
-        <w:rPr>
-          <w:bCs/>
-          <w:b/>
-        </w:rPr>
-        <w:t xml:space="preserve">A further hit.</w:t>
-      </w:r>
-      <w:r>
-        <w:t xml:space="preserve"> </w:t>
-      </w:r>
-      <w:r>
-        <w:t xml:space="preserve">While you are at three boxes, any hit from a weapon that marks 2 or more boxes kills you. Fists, clubs and knives just keep you down.</w:t>
-      </w:r>
-    </w:p>
-    <w:p>
-      <w:pPr>
-        <w:numPr>
-          <w:ilvl w:val="0"/>
-          <w:numId w:val="1013"/>
-        </w:numPr>
-        <w:pStyle w:val="Compact"/>
-      </w:pPr>
-      <w:r>
-        <w:rPr>
-          <w:bCs/>
-          <w:b/>
-        </w:rPr>
-        <w:t xml:space="preserve">Certain death.</w:t>
-      </w:r>
-      <w:r>
-        <w:t xml:space="preserve"> </w:t>
-      </w:r>
-      <w:r>
-        <w:t xml:space="preserve">Some fates (a fall into a furnace, a beheading, disintegration) bypass the track entirely.</w:t>
-      </w:r>
-    </w:p>
-    <w:p>
-      <w:pPr>
-        <w:pStyle w:val="FirstParagraph"/>
-      </w:pPr>
-      <w:r>
-        <w:t xml:space="preserve">Your protection is avoiding the hit: a defense (Dodge, Parry or Block), cover, and a Spark point, which reduces a hit by one box.</w:t>
-      </w:r>
-    </w:p>
-    <w:bookmarkEnd w:id="61"/>
-    <w:bookmarkStart w:id="62" w:name="optional-rule-gritty-combat"/>
-    <w:p>
-      <w:pPr>
-        <w:pStyle w:val="Heading3"/>
-      </w:pPr>
-      <w:r>
-        <w:t xml:space="preserve">Optional rule: gritty combat</w:t>
-      </w:r>
-    </w:p>
-    <w:p>
-      <w:pPr>
-        <w:pStyle w:val="FirstParagraph"/>
-      </w:pPr>
-      <w:r>
-        <w:t xml:space="preserve">For a harder, bloodier game, the GM can turn on</w:t>
-      </w:r>
-      <w:r>
-        <w:t xml:space="preserve"> </w:t>
-      </w:r>
-      <w:r>
-        <w:rPr>
-          <w:bCs/>
-          <w:b/>
-        </w:rPr>
-        <w:t xml:space="preserve">gritty combat</w:t>
-      </w:r>
-      <w:r>
-        <w:t xml:space="preserve"> </w:t>
-      </w:r>
-      <w:r>
-        <w:t xml:space="preserve">for the campaign (the creator has a switch on the Condition card and in the GM view). The rest of the rules stay the same.</w:t>
-      </w:r>
-    </w:p>
-    <w:p>
-      <w:pPr>
-        <w:pStyle w:val="BodyText"/>
-      </w:pPr>
-      <w:r>
-        <w:rPr>
-          <w:bCs/>
-          <w:b/>
-        </w:rPr>
-        <w:t xml:space="preserve">Grievous hits.</w:t>
-      </w:r>
-      <w:r>
-        <w:t xml:space="preserve"> </w:t>
-      </w:r>
-      <w:r>
-        <w:t xml:space="preserve">A hit that marks</w:t>
-      </w:r>
-      <w:r>
-        <w:t xml:space="preserve"> </w:t>
-      </w:r>
-      <w:r>
-        <w:rPr>
-          <w:bCs/>
-          <w:b/>
-        </w:rPr>
-        <w:t xml:space="preserve">2 or more boxes</w:t>
-      </w:r>
-      <w:r>
-        <w:t xml:space="preserve"> </w:t>
-      </w:r>
-      <w:r>
-        <w:t xml:space="preserve">is</w:t>
-      </w:r>
-      <w:r>
-        <w:t xml:space="preserve"> </w:t>
-      </w:r>
-      <w:r>
-        <w:rPr>
-          <w:bCs/>
-          <w:b/>
-        </w:rPr>
-        <w:t xml:space="preserve">grievous</w:t>
-      </w:r>
-      <w:r>
-        <w:t xml:space="preserve"> </w:t>
-      </w:r>
-      <w:r>
-        <w:t xml:space="preserve">when the attack succeeded by</w:t>
-      </w:r>
-      <w:r>
-        <w:t xml:space="preserve"> </w:t>
-      </w:r>
-      <w:r>
-        <w:rPr>
-          <w:bCs/>
-          <w:b/>
-        </w:rPr>
-        <w:t xml:space="preserve">7 or more</w:t>
-      </w:r>
-      <w:r>
-        <w:t xml:space="preserve">, rolled a</w:t>
-      </w:r>
-      <w:r>
-        <w:t xml:space="preserve"> </w:t>
-      </w:r>
-      <w:r>
-        <w:rPr>
-          <w:bCs/>
-          <w:b/>
-        </w:rPr>
-        <w:t xml:space="preserve">natural 3 or 4</w:t>
-      </w:r>
-      <w:r>
-        <w:t xml:space="preserve">, or left the target</w:t>
-      </w:r>
-      <w:r>
-        <w:t xml:space="preserve"> </w:t>
-      </w:r>
-      <w:r>
-        <w:rPr>
-          <w:bCs/>
-          <w:b/>
-        </w:rPr>
-        <w:t xml:space="preserve">Dying</w:t>
-      </w:r>
-      <w:r>
-        <w:t xml:space="preserve">.</w:t>
       </w:r>
     </w:p>
     <w:p>
@@ -11844,13 +11684,42 @@
           <w:bCs/>
           <w:b/>
         </w:rPr>
-        <w:t xml:space="preserve">A character</w:t>
-      </w:r>
-      <w:r>
-        <w:t xml:space="preserve"> </w:t>
-      </w:r>
-      <w:r>
-        <w:t xml:space="preserve">rolls 3d6 on the table below and suffers the result on top of the boxes.</w:t>
+        <w:t xml:space="preserve">Dying.</w:t>
+      </w:r>
+      <w:r>
+        <w:t xml:space="preserve"> </w:t>
+      </w:r>
+      <w:r>
+        <w:t xml:space="preserve">A hit from a weapon that marks</w:t>
+      </w:r>
+      <w:r>
+        <w:t xml:space="preserve"> </w:t>
+      </w:r>
+      <w:r>
+        <w:rPr>
+          <w:bCs/>
+          <w:b/>
+        </w:rPr>
+        <w:t xml:space="preserve">2 or more boxes</w:t>
+      </w:r>
+      <w:r>
+        <w:t xml:space="preserve"> </w:t>
+      </w:r>
+      <w:r>
+        <w:t xml:space="preserve">and brings you to three boxes leaves you Incapacitated and</w:t>
+      </w:r>
+      <w:r>
+        <w:t xml:space="preserve"> </w:t>
+      </w:r>
+      <w:r>
+        <w:rPr>
+          <w:bCs/>
+          <w:b/>
+        </w:rPr>
+        <w:t xml:space="preserve">Dying</w:t>
+      </w:r>
+      <w:r>
+        <w:t xml:space="preserve">. A Dying character dies at the end of the scene unless someone stabilizes them: one action and a successful Medicine roll with a first-aid kit.</w:t>
       </w:r>
     </w:p>
     <w:p>
@@ -11866,13 +11735,13 @@
           <w:bCs/>
           <w:b/>
         </w:rPr>
-        <w:t xml:space="preserve">An opponent</w:t>
-      </w:r>
-      <w:r>
-        <w:t xml:space="preserve"> </w:t>
-      </w:r>
-      <w:r>
-        <w:t xml:space="preserve">is simply taken out: no roll, no boxes to count. Describe how, or let the GM view roll a description.</w:t>
+        <w:t xml:space="preserve">A further hit.</w:t>
+      </w:r>
+      <w:r>
+        <w:t xml:space="preserve"> </w:t>
+      </w:r>
+      <w:r>
+        <w:t xml:space="preserve">While you are at three boxes, any hit from a weapon that marks 2 or more boxes kills you. Fists, clubs and knives just keep you down.</w:t>
       </w:r>
     </w:p>
     <w:p>
@@ -11880,6 +11749,203 @@
         <w:numPr>
           <w:ilvl w:val="0"/>
           <w:numId w:val="1014"/>
+        </w:numPr>
+        <w:pStyle w:val="Compact"/>
+      </w:pPr>
+      <w:r>
+        <w:rPr>
+          <w:bCs/>
+          <w:b/>
+        </w:rPr>
+        <w:t xml:space="preserve">Certain death.</w:t>
+      </w:r>
+      <w:r>
+        <w:t xml:space="preserve"> </w:t>
+      </w:r>
+      <w:r>
+        <w:t xml:space="preserve">Some fates (a fall into a furnace, a beheading, disintegration) bypass the track entirely.</w:t>
+      </w:r>
+    </w:p>
+    <w:p>
+      <w:pPr>
+        <w:pStyle w:val="FirstParagraph"/>
+      </w:pPr>
+      <w:r>
+        <w:t xml:space="preserve">Your protection is avoiding the hit: a defense (Dodge, Parry or Block), cover, and a Spark point, which reduces a hit by one box.</w:t>
+      </w:r>
+    </w:p>
+    <w:bookmarkEnd w:id="61"/>
+    <w:bookmarkStart w:id="62" w:name="optional-rule-gritty-combat"/>
+    <w:p>
+      <w:pPr>
+        <w:pStyle w:val="Heading3"/>
+      </w:pPr>
+      <w:r>
+        <w:t xml:space="preserve">Optional rule: gritty combat</w:t>
+      </w:r>
+    </w:p>
+    <w:p>
+      <w:pPr>
+        <w:pStyle w:val="FirstParagraph"/>
+      </w:pPr>
+      <w:r>
+        <w:t xml:space="preserve">For a harder, bloodier game, the GM can turn on</w:t>
+      </w:r>
+      <w:r>
+        <w:t xml:space="preserve"> </w:t>
+      </w:r>
+      <w:r>
+        <w:rPr>
+          <w:bCs/>
+          <w:b/>
+        </w:rPr>
+        <w:t xml:space="preserve">gritty combat</w:t>
+      </w:r>
+      <w:r>
+        <w:t xml:space="preserve"> </w:t>
+      </w:r>
+      <w:r>
+        <w:t xml:space="preserve">for the campaign (the creator has a switch on the Condition card and in the GM view). The rest of the rules stay the same.</w:t>
+      </w:r>
+    </w:p>
+    <w:p>
+      <w:pPr>
+        <w:pStyle w:val="BodyText"/>
+      </w:pPr>
+      <w:r>
+        <w:rPr>
+          <w:bCs/>
+          <w:b/>
+        </w:rPr>
+        <w:t xml:space="preserve">Grievous hits.</w:t>
+      </w:r>
+      <w:r>
+        <w:t xml:space="preserve"> </w:t>
+      </w:r>
+      <w:r>
+        <w:t xml:space="preserve">A hit that marks</w:t>
+      </w:r>
+      <w:r>
+        <w:t xml:space="preserve"> </w:t>
+      </w:r>
+      <w:r>
+        <w:rPr>
+          <w:bCs/>
+          <w:b/>
+        </w:rPr>
+        <w:t xml:space="preserve">2 or more boxes</w:t>
+      </w:r>
+      <w:r>
+        <w:t xml:space="preserve"> </w:t>
+      </w:r>
+      <w:r>
+        <w:t xml:space="preserve">is</w:t>
+      </w:r>
+      <w:r>
+        <w:t xml:space="preserve"> </w:t>
+      </w:r>
+      <w:r>
+        <w:rPr>
+          <w:bCs/>
+          <w:b/>
+        </w:rPr>
+        <w:t xml:space="preserve">grievous</w:t>
+      </w:r>
+      <w:r>
+        <w:t xml:space="preserve"> </w:t>
+      </w:r>
+      <w:r>
+        <w:t xml:space="preserve">when the attack succeeded by</w:t>
+      </w:r>
+      <w:r>
+        <w:t xml:space="preserve"> </w:t>
+      </w:r>
+      <w:r>
+        <w:rPr>
+          <w:bCs/>
+          <w:b/>
+        </w:rPr>
+        <w:t xml:space="preserve">7 or more</w:t>
+      </w:r>
+      <w:r>
+        <w:t xml:space="preserve">, rolled a</w:t>
+      </w:r>
+      <w:r>
+        <w:t xml:space="preserve"> </w:t>
+      </w:r>
+      <w:r>
+        <w:rPr>
+          <w:bCs/>
+          <w:b/>
+        </w:rPr>
+        <w:t xml:space="preserve">natural 3 or 4</w:t>
+      </w:r>
+      <w:r>
+        <w:t xml:space="preserve">, or left the target</w:t>
+      </w:r>
+      <w:r>
+        <w:t xml:space="preserve"> </w:t>
+      </w:r>
+      <w:r>
+        <w:rPr>
+          <w:bCs/>
+          <w:b/>
+        </w:rPr>
+        <w:t xml:space="preserve">Dying</w:t>
+      </w:r>
+      <w:r>
+        <w:t xml:space="preserve">.</w:t>
+      </w:r>
+    </w:p>
+    <w:p>
+      <w:pPr>
+        <w:numPr>
+          <w:ilvl w:val="0"/>
+          <w:numId w:val="1015"/>
+        </w:numPr>
+        <w:pStyle w:val="Compact"/>
+      </w:pPr>
+      <w:r>
+        <w:rPr>
+          <w:bCs/>
+          <w:b/>
+        </w:rPr>
+        <w:t xml:space="preserve">A character</w:t>
+      </w:r>
+      <w:r>
+        <w:t xml:space="preserve"> </w:t>
+      </w:r>
+      <w:r>
+        <w:t xml:space="preserve">rolls 3d6 on the table below and suffers the result on top of the boxes.</w:t>
+      </w:r>
+    </w:p>
+    <w:p>
+      <w:pPr>
+        <w:numPr>
+          <w:ilvl w:val="0"/>
+          <w:numId w:val="1015"/>
+        </w:numPr>
+        <w:pStyle w:val="Compact"/>
+      </w:pPr>
+      <w:r>
+        <w:rPr>
+          <w:bCs/>
+          <w:b/>
+        </w:rPr>
+        <w:t xml:space="preserve">An opponent</w:t>
+      </w:r>
+      <w:r>
+        <w:t xml:space="preserve"> </w:t>
+      </w:r>
+      <w:r>
+        <w:t xml:space="preserve">is simply taken out: no roll, no boxes to count. Describe how, or let the GM view roll a description.</w:t>
+      </w:r>
+    </w:p>
+    <w:p>
+      <w:pPr>
+        <w:numPr>
+          <w:ilvl w:val="0"/>
+          <w:numId w:val="1015"/>
         </w:numPr>
         <w:pStyle w:val="Compact"/>
       </w:pPr>
@@ -12378,7 +12444,7 @@
       <w:pPr>
         <w:numPr>
           <w:ilvl w:val="0"/>
-          <w:numId w:val="1015"/>
+          <w:numId w:val="1016"/>
         </w:numPr>
         <w:pStyle w:val="Compact"/>
       </w:pPr>
@@ -12416,7 +12482,7 @@
       <w:pPr>
         <w:numPr>
           <w:ilvl w:val="0"/>
-          <w:numId w:val="1015"/>
+          <w:numId w:val="1016"/>
         </w:numPr>
         <w:pStyle w:val="Compact"/>
       </w:pPr>
@@ -12451,7 +12517,7 @@
       <w:pPr>
         <w:numPr>
           <w:ilvl w:val="0"/>
-          <w:numId w:val="1015"/>
+          <w:numId w:val="1016"/>
         </w:numPr>
         <w:pStyle w:val="Compact"/>
       </w:pPr>
@@ -14321,7 +14387,7 @@
       <w:pPr>
         <w:numPr>
           <w:ilvl w:val="0"/>
-          <w:numId w:val="1016"/>
+          <w:numId w:val="1017"/>
         </w:numPr>
         <w:pStyle w:val="Compact"/>
       </w:pPr>
@@ -14337,169 +14403,6 @@
       </w:r>
       <w:r>
         <w:t xml:space="preserve">A Spark reroll repeats the same fire and costs nothing extra.</w:t>
-      </w:r>
-    </w:p>
-    <w:p>
-      <w:pPr>
-        <w:numPr>
-          <w:ilvl w:val="0"/>
-          <w:numId w:val="1016"/>
-        </w:numPr>
-        <w:pStyle w:val="Compact"/>
-      </w:pPr>
-      <w:r>
-        <w:rPr>
-          <w:bCs/>
-          <w:b/>
-        </w:rPr>
-        <w:t xml:space="preserve">Empty means it won’t work.</w:t>
-      </w:r>
-      <w:r>
-        <w:t xml:space="preserve"> </w:t>
-      </w:r>
-      <w:r>
-        <w:t xml:space="preserve">Reload (one action): refills it from a spare. Resupply: refills it fully between cases. Packing a spare is a good use of a Spark point’s small preparation.</w:t>
-      </w:r>
-    </w:p>
-    <w:p>
-      <w:pPr>
-        <w:numPr>
-          <w:ilvl w:val="0"/>
-          <w:numId w:val="1016"/>
-        </w:numPr>
-        <w:pStyle w:val="Compact"/>
-      </w:pPr>
-      <w:r>
-        <w:rPr>
-          <w:bCs/>
-          <w:b/>
-        </w:rPr>
-        <w:t xml:space="preserve">Jams.</w:t>
-      </w:r>
-      <w:r>
-        <w:t xml:space="preserve"> </w:t>
-      </w:r>
-      <w:r>
-        <w:t xml:space="preserve">A natural 18 with this weapon also jams it: clearing it takes an action.</w:t>
-      </w:r>
-    </w:p>
-    <w:bookmarkEnd w:id="65"/>
-    <w:bookmarkEnd w:id="66"/>
-    <w:bookmarkStart w:id="72" w:name="medical-care"/>
-    <w:p>
-      <w:pPr>
-        <w:pStyle w:val="Heading1"/>
-      </w:pPr>
-      <w:r>
-        <w:t xml:space="preserve">Medical care</w:t>
-      </w:r>
-    </w:p>
-    <w:p>
-      <w:pPr>
-        <w:pStyle w:val="FirstParagraph"/>
-      </w:pPr>
-      <w:r>
-        <w:t xml:space="preserve">Operant medicine is a specialty of its own. Most hospitals have an</w:t>
-      </w:r>
-      <w:r>
-        <w:t xml:space="preserve"> </w:t>
-      </w:r>
-      <w:r>
-        <w:rPr>
-          <w:bCs/>
-          <w:b/>
-        </w:rPr>
-        <w:t xml:space="preserve">Operant ward</w:t>
-      </w:r>
-      <w:r>
-        <w:t xml:space="preserve"> </w:t>
-      </w:r>
-      <w:r>
-        <w:t xml:space="preserve">(proper care) with sedatives strong enough for a Class III metabolism; ExLAW’s medical wing and the Foundation’s black labs have better, and use it for different reasons. Powers such as Regeneration and Healing follow their own rules (see</w:t>
-      </w:r>
-      <w:r>
-        <w:t xml:space="preserve"> </w:t>
-      </w:r>
-      <w:r>
-        <w:rPr>
-          <w:iCs/>
-          <w:i/>
-        </w:rPr>
-        <w:t xml:space="preserve">Powers</w:t>
-      </w:r>
-      <w:r>
-        <w:t xml:space="preserve">).</w:t>
-      </w:r>
-    </w:p>
-    <w:bookmarkStart w:id="67" w:name="diagnosis-and-stabilization"/>
-    <w:p>
-      <w:pPr>
-        <w:pStyle w:val="Heading2"/>
-      </w:pPr>
-      <w:r>
-        <w:t xml:space="preserve">Diagnosis and stabilization</w:t>
-      </w:r>
-    </w:p>
-    <w:p>
-      <w:pPr>
-        <w:pStyle w:val="FirstParagraph"/>
-      </w:pPr>
-      <w:r>
-        <w:t xml:space="preserve">Roll Medicine when the diagnosis is uncertain or an urgent treatment decision matters. Emergency stabilization takes one action and a successful Medicine roll with a first-aid kit. It ends Dying and stops deterioration, but removes no boxes.</w:t>
-      </w:r>
-    </w:p>
-    <w:bookmarkEnd w:id="67"/>
-    <w:bookmarkStart w:id="68" w:name="field-treatment"/>
-    <w:p>
-      <w:pPr>
-        <w:pStyle w:val="Heading2"/>
-      </w:pPr>
-      <w:r>
-        <w:t xml:space="preserve">Field treatment</w:t>
-      </w:r>
-    </w:p>
-    <w:p>
-      <w:pPr>
-        <w:pStyle w:val="FirstParagraph"/>
-      </w:pPr>
-      <w:r>
-        <w:t xml:space="preserve">With a first-aid kit and several uninterrupted minutes, successful Medicine removes one injury box; success by 5 or more removes two.</w:t>
-      </w:r>
-    </w:p>
-    <w:bookmarkEnd w:id="68"/>
-    <w:bookmarkStart w:id="69" w:name="proper-care"/>
-    <w:p>
-      <w:pPr>
-        <w:pStyle w:val="Heading2"/>
-      </w:pPr>
-      <w:r>
-        <w:t xml:space="preserve">Proper care</w:t>
-      </w:r>
-    </w:p>
-    <w:p>
-      <w:pPr>
-        <w:pStyle w:val="FirstParagraph"/>
-      </w:pPr>
-      <w:r>
-        <w:t xml:space="preserve">A hospital with an Operant ward grants +2 to Medicine. A successful treatment removes two boxes; success by 5 or more removes three. Allow the time the treatment requires.</w:t>
-      </w:r>
-    </w:p>
-    <w:bookmarkEnd w:id="69"/>
-    <w:bookmarkStart w:id="70" w:name="treatment-attempts"/>
-    <w:p>
-      <w:pPr>
-        <w:pStyle w:val="Heading2"/>
-      </w:pPr>
-      <w:r>
-        <w:t xml:space="preserve">Treatment attempts</w:t>
-      </w:r>
-    </w:p>
-    <w:p>
-      <w:pPr>
-        <w:pStyle w:val="FirstParagraph"/>
-      </w:pPr>
-      <w:r>
-        <w:t xml:space="preserve">Each set of injuries permits one field-treatment attempt and one proper-care attempt. Further rolls require a meaningful improvement in care, a new treatment, or recovery time. Simply waiting and trying again is insufficient.</w:t>
       </w:r>
     </w:p>
     <w:p>
@@ -14515,13 +14418,13 @@
           <w:bCs/>
           <w:b/>
         </w:rPr>
-        <w:t xml:space="preserve">A set of injuries</w:t>
-      </w:r>
-      <w:r>
-        <w:t xml:space="preserve"> </w:t>
-      </w:r>
-      <w:r>
-        <w:t xml:space="preserve">is the injury boxes from one encounter or one harmful incident: a fight, a fall, a fire, a night of exposure.</w:t>
+        <w:t xml:space="preserve">Empty means it won’t work.</w:t>
+      </w:r>
+      <w:r>
+        <w:t xml:space="preserve"> </w:t>
+      </w:r>
+      <w:r>
+        <w:t xml:space="preserve">Reload (one action): refills it from a spare. Resupply: refills it fully between cases. Packing a spare is a good use of a Spark point’s small preparation.</w:t>
       </w:r>
     </w:p>
     <w:p>
@@ -14537,20 +14440,139 @@
           <w:bCs/>
           <w:b/>
         </w:rPr>
-        <w:t xml:space="preserve">Later injuries start a new set.</w:t>
-      </w:r>
-      <w:r>
-        <w:t xml:space="preserve"> </w:t>
-      </w:r>
-      <w:r>
-        <w:t xml:space="preserve">Its attempts can remove only its own boxes. A fresh scratch doesn’t reopen the wounds you already treated: those boxes stay until their own set allows another roll, or rest clears them.</w:t>
+        <w:t xml:space="preserve">Jams.</w:t>
+      </w:r>
+      <w:r>
+        <w:t xml:space="preserve"> </w:t>
+      </w:r>
+      <w:r>
+        <w:t xml:space="preserve">A natural 18 with this weapon also jams it: clearing it takes an action.</w:t>
+      </w:r>
+    </w:p>
+    <w:bookmarkEnd w:id="65"/>
+    <w:bookmarkEnd w:id="66"/>
+    <w:bookmarkStart w:id="72" w:name="medical-care"/>
+    <w:p>
+      <w:pPr>
+        <w:pStyle w:val="Heading1"/>
+      </w:pPr>
+      <w:r>
+        <w:t xml:space="preserve">Medical care</w:t>
+      </w:r>
+    </w:p>
+    <w:p>
+      <w:pPr>
+        <w:pStyle w:val="FirstParagraph"/>
+      </w:pPr>
+      <w:r>
+        <w:t xml:space="preserve">Operant medicine is a specialty of its own. Most hospitals have an</w:t>
+      </w:r>
+      <w:r>
+        <w:t xml:space="preserve"> </w:t>
+      </w:r>
+      <w:r>
+        <w:rPr>
+          <w:bCs/>
+          <w:b/>
+        </w:rPr>
+        <w:t xml:space="preserve">Operant ward</w:t>
+      </w:r>
+      <w:r>
+        <w:t xml:space="preserve"> </w:t>
+      </w:r>
+      <w:r>
+        <w:t xml:space="preserve">(proper care) with sedatives strong enough for a Class III metabolism; ExLAW’s medical wing and the Foundation’s black labs have better, and use it for different reasons. Powers such as Regeneration and Healing follow their own rules (see</w:t>
+      </w:r>
+      <w:r>
+        <w:t xml:space="preserve"> </w:t>
+      </w:r>
+      <w:r>
+        <w:rPr>
+          <w:iCs/>
+          <w:i/>
+        </w:rPr>
+        <w:t xml:space="preserve">Powers</w:t>
+      </w:r>
+      <w:r>
+        <w:t xml:space="preserve">).</w:t>
+      </w:r>
+    </w:p>
+    <w:bookmarkStart w:id="67" w:name="diagnosis-and-stabilization"/>
+    <w:p>
+      <w:pPr>
+        <w:pStyle w:val="Heading2"/>
+      </w:pPr>
+      <w:r>
+        <w:t xml:space="preserve">Diagnosis and stabilization</w:t>
+      </w:r>
+    </w:p>
+    <w:p>
+      <w:pPr>
+        <w:pStyle w:val="FirstParagraph"/>
+      </w:pPr>
+      <w:r>
+        <w:t xml:space="preserve">Roll Medicine when the diagnosis is uncertain or an urgent treatment decision matters. Emergency stabilization takes one action and a successful Medicine roll with a first-aid kit. It ends Dying and stops deterioration, but removes no boxes.</w:t>
+      </w:r>
+    </w:p>
+    <w:bookmarkEnd w:id="67"/>
+    <w:bookmarkStart w:id="68" w:name="field-treatment"/>
+    <w:p>
+      <w:pPr>
+        <w:pStyle w:val="Heading2"/>
+      </w:pPr>
+      <w:r>
+        <w:t xml:space="preserve">Field treatment</w:t>
+      </w:r>
+    </w:p>
+    <w:p>
+      <w:pPr>
+        <w:pStyle w:val="FirstParagraph"/>
+      </w:pPr>
+      <w:r>
+        <w:t xml:space="preserve">With a first-aid kit and several uninterrupted minutes, successful Medicine removes one injury box; success by 5 or more removes two.</w:t>
+      </w:r>
+    </w:p>
+    <w:bookmarkEnd w:id="68"/>
+    <w:bookmarkStart w:id="69" w:name="proper-care"/>
+    <w:p>
+      <w:pPr>
+        <w:pStyle w:val="Heading2"/>
+      </w:pPr>
+      <w:r>
+        <w:t xml:space="preserve">Proper care</w:t>
+      </w:r>
+    </w:p>
+    <w:p>
+      <w:pPr>
+        <w:pStyle w:val="FirstParagraph"/>
+      </w:pPr>
+      <w:r>
+        <w:t xml:space="preserve">A hospital with an Operant ward grants +2 to Medicine. A successful treatment removes two boxes; success by 5 or more removes three. Allow the time the treatment requires.</w:t>
+      </w:r>
+    </w:p>
+    <w:bookmarkEnd w:id="69"/>
+    <w:bookmarkStart w:id="70" w:name="treatment-attempts"/>
+    <w:p>
+      <w:pPr>
+        <w:pStyle w:val="Heading2"/>
+      </w:pPr>
+      <w:r>
+        <w:t xml:space="preserve">Treatment attempts</w:t>
+      </w:r>
+    </w:p>
+    <w:p>
+      <w:pPr>
+        <w:pStyle w:val="FirstParagraph"/>
+      </w:pPr>
+      <w:r>
+        <w:t xml:space="preserve">Each set of injuries permits one field-treatment attempt and one proper-care attempt. Further rolls require a meaningful improvement in care, a new treatment, or recovery time. Simply waiting and trying again is insufficient.</w:t>
       </w:r>
     </w:p>
     <w:p>
       <w:pPr>
         <w:numPr>
           <w:ilvl w:val="0"/>
-          <w:numId w:val="1017"/>
+          <w:numId w:val="1018"/>
         </w:numPr>
         <w:pStyle w:val="Compact"/>
       </w:pPr>
@@ -14559,20 +14581,64 @@
           <w:bCs/>
           <w:b/>
         </w:rPr>
-        <w:t xml:space="preserve">What allows another roll:</w:t>
-      </w:r>
-      <w:r>
-        <w:t xml:space="preserve"> </w:t>
-      </w:r>
-      <w:r>
-        <w:t xml:space="preserve">a meaningful improvement (moving from the field to A hospital with an Operant ward, a better healer taking over), a new treatment (surgery, a remedy, healing magic), or recovery time (rest that has already cleared a box from that set). The GM decides whether a change is meaningful.</w:t>
+        <w:t xml:space="preserve">A set of injuries</w:t>
+      </w:r>
+      <w:r>
+        <w:t xml:space="preserve"> </w:t>
+      </w:r>
+      <w:r>
+        <w:t xml:space="preserve">is the injury boxes from one encounter or one harmful incident: a fight, a fall, a fire, a night of exposure.</w:t>
       </w:r>
     </w:p>
     <w:p>
       <w:pPr>
         <w:numPr>
           <w:ilvl w:val="0"/>
-          <w:numId w:val="1017"/>
+          <w:numId w:val="1018"/>
+        </w:numPr>
+        <w:pStyle w:val="Compact"/>
+      </w:pPr>
+      <w:r>
+        <w:rPr>
+          <w:bCs/>
+          <w:b/>
+        </w:rPr>
+        <w:t xml:space="preserve">Later injuries start a new set.</w:t>
+      </w:r>
+      <w:r>
+        <w:t xml:space="preserve"> </w:t>
+      </w:r>
+      <w:r>
+        <w:t xml:space="preserve">Its attempts can remove only its own boxes. A fresh scratch doesn’t reopen the wounds you already treated: those boxes stay until their own set allows another roll, or rest clears them.</w:t>
+      </w:r>
+    </w:p>
+    <w:p>
+      <w:pPr>
+        <w:numPr>
+          <w:ilvl w:val="0"/>
+          <w:numId w:val="1018"/>
+        </w:numPr>
+        <w:pStyle w:val="Compact"/>
+      </w:pPr>
+      <w:r>
+        <w:rPr>
+          <w:bCs/>
+          <w:b/>
+        </w:rPr>
+        <w:t xml:space="preserve">What allows another roll:</w:t>
+      </w:r>
+      <w:r>
+        <w:t xml:space="preserve"> </w:t>
+      </w:r>
+      <w:r>
+        <w:t xml:space="preserve">a meaningful improvement (moving from the field to A hospital with an Operant ward, a better healer taking over), a new treatment (surgery, a remedy, healing magic), or recovery time (rest that has already cleared a box from that set). The GM decides whether a change is meaningful.</w:t>
+      </w:r>
+    </w:p>
+    <w:p>
+      <w:pPr>
+        <w:numPr>
+          <w:ilvl w:val="0"/>
+          <w:numId w:val="1018"/>
         </w:numPr>
         <w:pStyle w:val="Compact"/>
       </w:pPr>
@@ -15103,7 +15169,7 @@
       <w:pPr>
         <w:numPr>
           <w:ilvl w:val="0"/>
-          <w:numId w:val="1018"/>
+          <w:numId w:val="1019"/>
         </w:numPr>
         <w:pStyle w:val="Compact"/>
       </w:pPr>
@@ -15153,7 +15219,7 @@
       <w:pPr>
         <w:numPr>
           <w:ilvl w:val="0"/>
-          <w:numId w:val="1018"/>
+          <w:numId w:val="1019"/>
         </w:numPr>
         <w:pStyle w:val="Compact"/>
       </w:pPr>
@@ -15202,7 +15268,7 @@
       <w:pPr>
         <w:numPr>
           <w:ilvl w:val="0"/>
-          <w:numId w:val="1018"/>
+          <w:numId w:val="1019"/>
         </w:numPr>
         <w:pStyle w:val="Compact"/>
       </w:pPr>
@@ -15635,7 +15701,7 @@
       <w:pPr>
         <w:numPr>
           <w:ilvl w:val="0"/>
-          <w:numId w:val="1019"/>
+          <w:numId w:val="1020"/>
         </w:numPr>
         <w:pStyle w:val="Compact"/>
       </w:pPr>
@@ -15657,7 +15723,7 @@
       <w:pPr>
         <w:numPr>
           <w:ilvl w:val="0"/>
-          <w:numId w:val="1019"/>
+          <w:numId w:val="1020"/>
         </w:numPr>
         <w:pStyle w:val="Compact"/>
       </w:pPr>
@@ -15679,7 +15745,7 @@
       <w:pPr>
         <w:numPr>
           <w:ilvl w:val="0"/>
-          <w:numId w:val="1019"/>
+          <w:numId w:val="1020"/>
         </w:numPr>
         <w:pStyle w:val="Compact"/>
       </w:pPr>
@@ -16588,7 +16654,7 @@
       <w:pPr>
         <w:numPr>
           <w:ilvl w:val="0"/>
-          <w:numId w:val="1020"/>
+          <w:numId w:val="1021"/>
         </w:numPr>
         <w:pStyle w:val="Compact"/>
       </w:pPr>
@@ -16610,7 +16676,7 @@
       <w:pPr>
         <w:numPr>
           <w:ilvl w:val="0"/>
-          <w:numId w:val="1020"/>
+          <w:numId w:val="1021"/>
         </w:numPr>
         <w:pStyle w:val="Compact"/>
       </w:pPr>
@@ -16924,7 +16990,7 @@
       <w:pPr>
         <w:numPr>
           <w:ilvl w:val="0"/>
-          <w:numId w:val="1021"/>
+          <w:numId w:val="1022"/>
         </w:numPr>
         <w:pStyle w:val="Compact"/>
       </w:pPr>
@@ -16985,7 +17051,7 @@
       <w:pPr>
         <w:numPr>
           <w:ilvl w:val="0"/>
-          <w:numId w:val="1021"/>
+          <w:numId w:val="1022"/>
         </w:numPr>
         <w:pStyle w:val="Compact"/>
       </w:pPr>
@@ -17363,7 +17429,7 @@
       <w:pPr>
         <w:numPr>
           <w:ilvl w:val="0"/>
-          <w:numId w:val="1022"/>
+          <w:numId w:val="1023"/>
         </w:numPr>
         <w:pStyle w:val="Compact"/>
       </w:pPr>
@@ -17379,187 +17445,6 @@
       </w:r>
       <w:r>
         <w:t xml:space="preserve">What happened, and did we succeed: fully, partly, or not at all?</w:t>
-      </w:r>
-    </w:p>
-    <w:p>
-      <w:pPr>
-        <w:numPr>
-          <w:ilvl w:val="0"/>
-          <w:numId w:val="1022"/>
-        </w:numPr>
-        <w:pStyle w:val="Compact"/>
-      </w:pPr>
-      <w:r>
-        <w:rPr>
-          <w:bCs/>
-          <w:b/>
-        </w:rPr>
-        <w:t xml:space="preserve">Who stood out?</w:t>
-      </w:r>
-      <w:r>
-        <w:t xml:space="preserve"> </w:t>
-      </w:r>
-      <w:r>
-        <w:t xml:space="preserve">A moment worth remembering.</w:t>
-      </w:r>
-    </w:p>
-    <w:p>
-      <w:pPr>
-        <w:numPr>
-          <w:ilvl w:val="0"/>
-          <w:numId w:val="1022"/>
-        </w:numPr>
-        <w:pStyle w:val="Compact"/>
-      </w:pPr>
-      <w:r>
-        <w:rPr>
-          <w:bCs/>
-          <w:b/>
-        </w:rPr>
-        <w:t xml:space="preserve">Complications.</w:t>
-      </w:r>
-      <w:r>
-        <w:t xml:space="preserve"> </w:t>
-      </w:r>
-      <w:r>
-        <w:t xml:space="preserve">Which ones came into play, and what did they cost?</w:t>
-      </w:r>
-    </w:p>
-    <w:p>
-      <w:pPr>
-        <w:numPr>
-          <w:ilvl w:val="0"/>
-          <w:numId w:val="1022"/>
-        </w:numPr>
-        <w:pStyle w:val="Compact"/>
-      </w:pPr>
-      <w:r>
-        <w:rPr>
-          <w:bCs/>
-          <w:b/>
-        </w:rPr>
-        <w:t xml:space="preserve">What changed?</w:t>
-      </w:r>
-      <w:r>
-        <w:t xml:space="preserve"> </w:t>
-      </w:r>
-      <w:r>
-        <w:t xml:space="preserve">New allies or enemies, damage, open threads for next time.</w:t>
-      </w:r>
-    </w:p>
-    <w:p>
-      <w:pPr>
-        <w:numPr>
-          <w:ilvl w:val="0"/>
-          <w:numId w:val="1022"/>
-        </w:numPr>
-        <w:pStyle w:val="Compact"/>
-      </w:pPr>
-      <w:r>
-        <w:rPr>
-          <w:bCs/>
-          <w:b/>
-        </w:rPr>
-        <w:t xml:space="preserve">Advancement.</w:t>
-      </w:r>
-      <w:r>
-        <w:t xml:space="preserve"> </w:t>
-      </w:r>
-      <w:r>
-        <w:t xml:space="preserve">After a significant case, each character earns 1 advancement point; at a milestone, 2 more.</w:t>
-      </w:r>
-    </w:p>
-    <w:bookmarkEnd w:id="82"/>
-    <w:bookmarkEnd w:id="83"/>
-    <w:bookmarkStart w:id="91" w:name="the-world-of-aurora"/>
-    <w:p>
-      <w:pPr>
-        <w:pStyle w:val="Heading1"/>
-      </w:pPr>
-      <w:r>
-        <w:t xml:space="preserve">The world of Aurora</w:t>
-      </w:r>
-    </w:p>
-    <w:bookmarkStart w:id="84" w:name="the-first-wave"/>
-    <w:p>
-      <w:pPr>
-        <w:pStyle w:val="Heading2"/>
-      </w:pPr>
-      <w:r>
-        <w:t xml:space="preserve">The First Wave</w:t>
-      </w:r>
-    </w:p>
-    <w:p>
-      <w:pPr>
-        <w:pStyle w:val="FirstParagraph"/>
-      </w:pPr>
-      <w:r>
-        <w:t xml:space="preserve">Extraordinary humans were recognized as a phenomenon as early as the 1880s, but the few who came to public notice were dismissed as myths, linked with spiritualism and urban legends. Then, from</w:t>
-      </w:r>
-      <w:r>
-        <w:t xml:space="preserve"> </w:t>
-      </w:r>
-      <w:r>
-        <w:rPr>
-          <w:bCs/>
-          <w:b/>
-        </w:rPr>
-        <w:t xml:space="preserve">April 3rd to April 30th, 1938</w:t>
-      </w:r>
-      <w:r>
-        <w:t xml:space="preserve">, strange auroras bathed the night sky worldwide. Astronomers spoke of a belt of charged particles in the upper atmosphere. During those weeks deaths from a dozen ailments rose across the world, and by the end of April the</w:t>
-      </w:r>
-      <w:r>
-        <w:t xml:space="preserve"> </w:t>
-      </w:r>
-      <w:r>
-        <w:t xml:space="preserve">“</w:t>
-      </w:r>
-      <w:r>
-        <w:t xml:space="preserve">aurora deaths</w:t>
-      </w:r>
-      <w:r>
-        <w:t xml:space="preserve">”</w:t>
-      </w:r>
-      <w:r>
-        <w:t xml:space="preserve"> </w:t>
-      </w:r>
-      <w:r>
-        <w:t xml:space="preserve">passed</w:t>
-      </w:r>
-      <w:r>
-        <w:t xml:space="preserve"> </w:t>
-      </w:r>
-      <w:r>
-        <w:rPr>
-          <w:bCs/>
-          <w:b/>
-        </w:rPr>
-        <w:t xml:space="preserve">five million</w:t>
-      </w:r>
-      <w:r>
-        <w:t xml:space="preserve">. Adolf Hitler died of pneumonia and Reinhard Heydrich replaced him; Heinrich Himmler died under mysterious circumstances.</w:t>
-      </w:r>
-    </w:p>
-    <w:p>
-      <w:pPr>
-        <w:pStyle w:val="BodyText"/>
-      </w:pPr>
-      <w:r>
-        <w:t xml:space="preserve">The survivors didn’t all come through unchanged. The auroras were the</w:t>
-      </w:r>
-      <w:r>
-        <w:t xml:space="preserve"> </w:t>
-      </w:r>
-      <w:r>
-        <w:rPr>
-          <w:bCs/>
-          <w:b/>
-        </w:rPr>
-        <w:t xml:space="preserve">First Wave</w:t>
-      </w:r>
-      <w:r>
-        <w:t xml:space="preserve">: the night the first generation of Operants awoke.</w:t>
       </w:r>
     </w:p>
     <w:p>
@@ -17575,26 +17460,13 @@
           <w:bCs/>
           <w:b/>
         </w:rPr>
-        <w:t xml:space="preserve">June 1938.</w:t>
-      </w:r>
-      <w:r>
-        <w:t xml:space="preserve"> </w:t>
-      </w:r>
-      <w:r>
-        <w:t xml:space="preserve">Herbert Unler, an American occult scholar, became the first non-Briton recruited to the</w:t>
-      </w:r>
-      <w:r>
-        <w:t xml:space="preserve"> </w:t>
-      </w:r>
-      <w:r>
-        <w:rPr>
-          <w:bCs/>
-          <w:b/>
-        </w:rPr>
-        <w:t xml:space="preserve">Shadow Knights</w:t>
-      </w:r>
-      <w:r>
-        <w:t xml:space="preserve">, after he banished a demon in Boston: the first mystical creature seen in more than a century.</w:t>
+        <w:t xml:space="preserve">Who stood out?</w:t>
+      </w:r>
+      <w:r>
+        <w:t xml:space="preserve"> </w:t>
+      </w:r>
+      <w:r>
+        <w:t xml:space="preserve">A moment worth remembering.</w:t>
       </w:r>
     </w:p>
     <w:p>
@@ -17610,29 +17482,13 @@
           <w:bCs/>
           <w:b/>
         </w:rPr>
-        <w:t xml:space="preserve">August 1938.</w:t>
-      </w:r>
-      <w:r>
-        <w:t xml:space="preserve"> </w:t>
-      </w:r>
-      <w:r>
-        <w:t xml:space="preserve">Without Hitler, the National Socialist movement fell apart. The SS became a quasi-mystical order, and</w:t>
-      </w:r>
-      <w:r>
-        <w:t xml:space="preserve"> </w:t>
-      </w:r>
-      <w:r>
-        <w:rPr>
-          <w:bCs/>
-          <w:b/>
-        </w:rPr>
-        <w:t xml:space="preserve">Zarloff the Elder</w:t>
-      </w:r>
-      <w:r>
-        <w:t xml:space="preserve"> </w:t>
-      </w:r>
-      <w:r>
-        <w:t xml:space="preserve">appeared to a cell of initiates in Berlin, promising them the new world order Hitler had dreamed of.</w:t>
+        <w:t xml:space="preserve">Complications.</w:t>
+      </w:r>
+      <w:r>
+        <w:t xml:space="preserve"> </w:t>
+      </w:r>
+      <w:r>
+        <w:t xml:space="preserve">Which ones came into play, and what did they cost?</w:t>
       </w:r>
     </w:p>
     <w:p>
@@ -17648,81 +17504,55 @@
           <w:bCs/>
           <w:b/>
         </w:rPr>
-        <w:t xml:space="preserve">1941–1945.</w:t>
-      </w:r>
-      <w:r>
-        <w:t xml:space="preserve"> </w:t>
-      </w:r>
-      <w:r>
-        <w:t xml:space="preserve">At least thirty Operants served secretly in the militaries of six nations, Germany among them.</w:t>
-      </w:r>
-      <w:r>
-        <w:t xml:space="preserve"> </w:t>
-      </w:r>
-      <w:r>
-        <w:rPr>
-          <w:bCs/>
-          <w:b/>
-        </w:rPr>
-        <w:t xml:space="preserve">Hector Gonzalez</w:t>
-      </w:r>
-      <w:r>
-        <w:t xml:space="preserve">, Nikola Tesla’s assistant, received</w:t>
-      </w:r>
-      <w:r>
-        <w:t xml:space="preserve"> </w:t>
-      </w:r>
-      <w:r>
-        <w:rPr>
-          <w:bCs/>
-          <w:b/>
-        </w:rPr>
-        <w:t xml:space="preserve">Ambrosia</w:t>
-      </w:r>
-      <w:r>
-        <w:t xml:space="preserve"> </w:t>
-      </w:r>
-      <w:r>
-        <w:t xml:space="preserve">in 1943 and became</w:t>
-      </w:r>
-      <w:r>
-        <w:t xml:space="preserve"> </w:t>
-      </w:r>
-      <w:r>
-        <w:rPr>
-          <w:bCs/>
-          <w:b/>
-        </w:rPr>
-        <w:t xml:space="preserve">Mr. Marvel</w:t>
-      </w:r>
-      <w:r>
-        <w:t xml:space="preserve">; the immortal</w:t>
-      </w:r>
-      <w:r>
-        <w:t xml:space="preserve"> </w:t>
-      </w:r>
-      <w:r>
-        <w:rPr>
-          <w:bCs/>
-          <w:b/>
-        </w:rPr>
-        <w:t xml:space="preserve">Ivory Phoenix</w:t>
-      </w:r>
-      <w:r>
-        <w:t xml:space="preserve"> </w:t>
-      </w:r>
-      <w:r>
-        <w:t xml:space="preserve">fought for the Allies and destroyed the first Steel Falcon.</w:t>
-      </w:r>
-    </w:p>
-    <w:bookmarkEnd w:id="84"/>
-    <w:bookmarkStart w:id="85" w:name="the-public-years"/>
+        <w:t xml:space="preserve">What changed?</w:t>
+      </w:r>
+      <w:r>
+        <w:t xml:space="preserve"> </w:t>
+      </w:r>
+      <w:r>
+        <w:t xml:space="preserve">New allies or enemies, damage, open threads for next time.</w:t>
+      </w:r>
+    </w:p>
+    <w:p>
+      <w:pPr>
+        <w:numPr>
+          <w:ilvl w:val="0"/>
+          <w:numId w:val="1023"/>
+        </w:numPr>
+        <w:pStyle w:val="Compact"/>
+      </w:pPr>
+      <w:r>
+        <w:rPr>
+          <w:bCs/>
+          <w:b/>
+        </w:rPr>
+        <w:t xml:space="preserve">Advancement.</w:t>
+      </w:r>
+      <w:r>
+        <w:t xml:space="preserve"> </w:t>
+      </w:r>
+      <w:r>
+        <w:t xml:space="preserve">After a significant case, each character earns 1 advancement point; at a milestone, 2 more.</w:t>
+      </w:r>
+    </w:p>
+    <w:bookmarkEnd w:id="82"/>
+    <w:bookmarkEnd w:id="83"/>
+    <w:bookmarkStart w:id="91" w:name="the-world-of-aurora"/>
+    <w:p>
+      <w:pPr>
+        <w:pStyle w:val="Heading1"/>
+      </w:pPr>
+      <w:r>
+        <w:t xml:space="preserve">The world of Aurora</w:t>
+      </w:r>
+    </w:p>
+    <w:bookmarkStart w:id="84" w:name="the-first-wave"/>
     <w:p>
       <w:pPr>
         <w:pStyle w:val="Heading2"/>
       </w:pPr>
       <w:r>
-        <w:t xml:space="preserve">The public years</w:t>
+        <w:t xml:space="preserve">The First Wave</w:t>
       </w:r>
     </w:p>
     <w:p>
@@ -17730,52 +17560,51 @@
         <w:pStyle w:val="FirstParagraph"/>
       </w:pPr>
       <w:r>
-        <w:t xml:space="preserve">In</w:t>
-      </w:r>
-      <w:r>
-        <w:t xml:space="preserve"> </w:t>
-      </w:r>
-      <w:r>
-        <w:rPr>
-          <w:bCs/>
-          <w:b/>
-        </w:rPr>
-        <w:t xml:space="preserve">1952</w:t>
-      </w:r>
-      <w:r>
-        <w:t xml:space="preserve"> </w:t>
-      </w:r>
-      <w:r>
-        <w:t xml:space="preserve">a highly publicized battle between US Army forces and unidentified assailants at</w:t>
-      </w:r>
-      <w:r>
-        <w:t xml:space="preserve"> </w:t>
-      </w:r>
-      <w:r>
-        <w:rPr>
-          <w:bCs/>
-          <w:b/>
-        </w:rPr>
-        <w:t xml:space="preserve">Fort Knox</w:t>
-      </w:r>
-      <w:r>
-        <w:t xml:space="preserve">, together with growing reports from around the world, forced the public to accept that people with powers existed. In the same year the first</w:t>
-      </w:r>
-      <w:r>
-        <w:t xml:space="preserve"> </w:t>
-      </w:r>
-      <w:r>
-        <w:rPr>
-          <w:bCs/>
-          <w:b/>
-        </w:rPr>
-        <w:t xml:space="preserve">Hephaestus Keys</w:t>
-      </w:r>
-      <w:r>
-        <w:t xml:space="preserve"> </w:t>
-      </w:r>
-      <w:r>
-        <w:t xml:space="preserve">were found in London, and Lord Colslo used one to open the Celtic Gate to Avalon.</w:t>
+        <w:t xml:space="preserve">Extraordinary humans were recognized as a phenomenon as early as the 1880s, but the few who came to public notice were dismissed as myths, linked with spiritualism and urban legends. Then, from</w:t>
+      </w:r>
+      <w:r>
+        <w:t xml:space="preserve"> </w:t>
+      </w:r>
+      <w:r>
+        <w:rPr>
+          <w:bCs/>
+          <w:b/>
+        </w:rPr>
+        <w:t xml:space="preserve">April 3rd to April 30th, 1938</w:t>
+      </w:r>
+      <w:r>
+        <w:t xml:space="preserve">, strange auroras bathed the night sky worldwide. Astronomers spoke of a belt of charged particles in the upper atmosphere. During those weeks deaths from a dozen ailments rose across the world, and by the end of April the</w:t>
+      </w:r>
+      <w:r>
+        <w:t xml:space="preserve"> </w:t>
+      </w:r>
+      <w:r>
+        <w:t xml:space="preserve">“</w:t>
+      </w:r>
+      <w:r>
+        <w:t xml:space="preserve">aurora deaths</w:t>
+      </w:r>
+      <w:r>
+        <w:t xml:space="preserve">”</w:t>
+      </w:r>
+      <w:r>
+        <w:t xml:space="preserve"> </w:t>
+      </w:r>
+      <w:r>
+        <w:t xml:space="preserve">passed</w:t>
+      </w:r>
+      <w:r>
+        <w:t xml:space="preserve"> </w:t>
+      </w:r>
+      <w:r>
+        <w:rPr>
+          <w:bCs/>
+          <w:b/>
+        </w:rPr>
+        <w:t xml:space="preserve">five million</w:t>
+      </w:r>
+      <w:r>
+        <w:t xml:space="preserve">. Adolf Hitler died of pneumonia and Reinhard Heydrich replaced him; Heinrich Himmler died under mysterious circumstances.</w:t>
       </w:r>
     </w:p>
     <w:p>
@@ -17783,874 +17612,20 @@
         <w:pStyle w:val="BodyText"/>
       </w:pPr>
       <w:r>
-        <w:t xml:space="preserve">Senator Edward McCarthy led the campaign against the</w:t>
-      </w:r>
-      <w:r>
-        <w:t xml:space="preserve"> </w:t>
-      </w:r>
-      <w:r>
-        <w:t xml:space="preserve">“</w:t>
-      </w:r>
-      <w:r>
-        <w:t xml:space="preserve">abnormal powers</w:t>
-      </w:r>
-      <w:r>
-        <w:t xml:space="preserve">”</w:t>
-      </w:r>
-      <w:r>
-        <w:t xml:space="preserve"> </w:t>
-      </w:r>
-      <w:r>
-        <w:t xml:space="preserve">menace. Congress passed the</w:t>
-      </w:r>
-      <w:r>
-        <w:t xml:space="preserve"> </w:t>
-      </w:r>
-      <w:r>
-        <w:rPr>
-          <w:bCs/>
-          <w:b/>
-        </w:rPr>
-        <w:t xml:space="preserve">Human Powers Control Act</w:t>
-      </w:r>
-      <w:r>
-        <w:t xml:space="preserve">, requiring the registration of all</w:t>
-      </w:r>
-      <w:r>
-        <w:t xml:space="preserve"> </w:t>
-      </w:r>
-      <w:r>
-        <w:t xml:space="preserve">“</w:t>
-      </w:r>
-      <w:r>
-        <w:t xml:space="preserve">citizens with operant capabilities outside the human physiological norms</w:t>
-      </w:r>
-      <w:r>
-        <w:t xml:space="preserve">”</w:t>
-      </w:r>
-      <w:r>
-        <w:t xml:space="preserve">: the origin of the official term,</w:t>
-      </w:r>
-      <w:r>
-        <w:t xml:space="preserve"> </w:t>
-      </w:r>
-      <w:r>
-        <w:rPr>
-          <w:bCs/>
-          <w:b/>
-        </w:rPr>
-        <w:t xml:space="preserve">Operants</w:t>
-      </w:r>
-      <w:r>
-        <w:t xml:space="preserve">. No one could agree how to register or enforce anything, and only one warrant was ever issued under the HPCA, for</w:t>
-      </w:r>
-      <w:r>
-        <w:t xml:space="preserve"> </w:t>
-      </w:r>
-      <w:r>
-        <w:rPr>
-          <w:bCs/>
-          <w:b/>
-        </w:rPr>
-        <w:t xml:space="preserve">Charlie Swift</w:t>
-      </w:r>
-      <w:r>
-        <w:t xml:space="preserve">, the</w:t>
-      </w:r>
-      <w:r>
-        <w:t xml:space="preserve"> </w:t>
-      </w:r>
-      <w:r>
-        <w:t xml:space="preserve">“</w:t>
-      </w:r>
-      <w:r>
-        <w:t xml:space="preserve">fastest man alive</w:t>
-      </w:r>
-      <w:r>
-        <w:t xml:space="preserve">”</w:t>
-      </w:r>
-      <w:r>
-        <w:t xml:space="preserve">, a popular critic of the government. He was shot during the botched arrest, spent a year in a coma, lost his powers and drank himself out of public life. McCarthy was censured and ousted.</w:t>
-      </w:r>
-    </w:p>
-    <w:p>
-      <w:pPr>
-        <w:pStyle w:val="BodyText"/>
-      </w:pPr>
-      <w:r>
-        <w:t xml:space="preserve">Untrained police couldn’t deal with powered crime, so unsanctioned teams of Operants and ordinary volunteers stepped in. The most respected was the</w:t>
-      </w:r>
-      <w:r>
-        <w:t xml:space="preserve"> </w:t>
-      </w:r>
-      <w:r>
-        <w:rPr>
-          <w:bCs/>
-          <w:b/>
-        </w:rPr>
-        <w:t xml:space="preserve">Power Legion</w:t>
-      </w:r>
-      <w:r>
-        <w:t xml:space="preserve">, led by</w:t>
-      </w:r>
-      <w:r>
-        <w:t xml:space="preserve"> </w:t>
-      </w:r>
-      <w:r>
-        <w:rPr>
-          <w:bCs/>
-          <w:b/>
-        </w:rPr>
-        <w:t xml:space="preserve">Mr. Marvel</w:t>
-      </w:r>
-      <w:r>
-        <w:t xml:space="preserve">,</w:t>
-      </w:r>
-      <w:r>
-        <w:t xml:space="preserve"> </w:t>
-      </w:r>
-      <w:r>
-        <w:rPr>
-          <w:iCs/>
-          <w:i/>
-        </w:rPr>
-        <w:t xml:space="preserve">maravilla del señor</w:t>
-      </w:r>
-      <w:r>
-        <w:t xml:space="preserve">, a World War II hero whose popularity crossed the color lines of 1950s America. The Legion supported law enforcement along the East Coast until it was forcibly disbanded during the</w:t>
-      </w:r>
-      <w:r>
-        <w:t xml:space="preserve"> </w:t>
-      </w:r>
-      <w:r>
-        <w:rPr>
-          <w:bCs/>
-          <w:b/>
-        </w:rPr>
-        <w:t xml:space="preserve">Khatorsi Crisis of 1968</w:t>
-      </w:r>
-      <w:r>
-        <w:t xml:space="preserve">. Its paramilitary uniforms set the style for every public team that followed.</w:t>
-      </w:r>
-    </w:p>
-    <w:p>
-      <w:pPr>
-        <w:pStyle w:val="BodyText"/>
-      </w:pPr>
-      <w:r>
-        <w:t xml:space="preserve">In</w:t>
-      </w:r>
-      <w:r>
-        <w:t xml:space="preserve"> </w:t>
-      </w:r>
-      <w:r>
-        <w:rPr>
-          <w:bCs/>
-          <w:b/>
-        </w:rPr>
-        <w:t xml:space="preserve">1959</w:t>
-      </w:r>
-      <w:r>
-        <w:t xml:space="preserve"> </w:t>
-      </w:r>
-      <w:r>
-        <w:t xml:space="preserve">Dr. Richard Kennedy was bathed in a runaway reactor’s radiation and bonded to an entity from beyond:</w:t>
-      </w:r>
-      <w:r>
-        <w:t xml:space="preserve"> </w:t>
-      </w:r>
-      <w:r>
-        <w:rPr>
-          <w:bCs/>
-          <w:b/>
-        </w:rPr>
-        <w:t xml:space="preserve">the Atomic Man</w:t>
-      </w:r>
-      <w:r>
-        <w:t xml:space="preserve">.</w:t>
-      </w:r>
-    </w:p>
-    <w:bookmarkEnd w:id="85"/>
-    <w:bookmarkStart w:id="86" w:name="exlaw"/>
-    <w:p>
-      <w:pPr>
-        <w:pStyle w:val="Heading2"/>
-      </w:pPr>
-      <w:r>
-        <w:t xml:space="preserve">ExLAW</w:t>
-      </w:r>
-    </w:p>
-    <w:p>
-      <w:pPr>
-        <w:pStyle w:val="FirstParagraph"/>
-      </w:pPr>
-      <w:r>
-        <w:t xml:space="preserve">In</w:t>
-      </w:r>
-      <w:r>
-        <w:t xml:space="preserve"> </w:t>
-      </w:r>
-      <w:r>
-        <w:rPr>
-          <w:bCs/>
-          <w:b/>
-        </w:rPr>
-        <w:t xml:space="preserve">1972</w:t>
-      </w:r>
-      <w:r>
-        <w:t xml:space="preserve"> </w:t>
-      </w:r>
-      <w:r>
-        <w:t xml:space="preserve">Congress and President Richard Nixon replaced the HPCA with the</w:t>
-      </w:r>
-      <w:r>
-        <w:t xml:space="preserve"> </w:t>
-      </w:r>
-      <w:r>
-        <w:rPr>
-          <w:bCs/>
-          <w:b/>
-        </w:rPr>
-        <w:t xml:space="preserve">Extraordinary Powers Act (EPA)</w:t>
-      </w:r>
-      <w:r>
-        <w:t xml:space="preserve">, and created the</w:t>
-      </w:r>
-      <w:r>
-        <w:t xml:space="preserve"> </w:t>
-      </w:r>
-      <w:r>
-        <w:rPr>
-          <w:bCs/>
-          <w:b/>
-        </w:rPr>
-        <w:t xml:space="preserve">Extraordinary Law Enforcement Agency (ExLAW)</w:t>
-      </w:r>
-      <w:r>
-        <w:t xml:space="preserve"> </w:t>
-      </w:r>
-      <w:r>
-        <w:t xml:space="preserve">under the Department of Justice to enforce it. A House committee, the</w:t>
-      </w:r>
-      <w:r>
-        <w:t xml:space="preserve"> </w:t>
-      </w:r>
-      <w:r>
-        <w:rPr>
-          <w:bCs/>
-          <w:b/>
-        </w:rPr>
-        <w:t xml:space="preserve">EPA Oversight Commission (EPAOC)</w:t>
-      </w:r>
-      <w:r>
-        <w:t xml:space="preserve">, became its watchdog.</w:t>
-      </w:r>
-    </w:p>
-    <w:p>
-      <w:pPr>
-        <w:pStyle w:val="BodyText"/>
-      </w:pPr>
-      <w:r>
-        <w:t xml:space="preserve">Nixon’s science advisor</w:t>
-      </w:r>
-      <w:r>
-        <w:t xml:space="preserve"> </w:t>
-      </w:r>
-      <w:r>
-        <w:rPr>
-          <w:bCs/>
-          <w:b/>
-        </w:rPr>
-        <w:t xml:space="preserve">Dr. Edmund Hamilton</w:t>
-      </w:r>
-      <w:r>
-        <w:t xml:space="preserve">, an authority on Operants and one of the authors of the EPA, became the first Director. The first agents came from the FBI and the special forces, with law or criminology degrees and top-secret clearance: five Operant investigators and twenty-seven transferred FBI agents, with lawyers and staff behind them.</w:t>
-      </w:r>
-    </w:p>
-    <w:p>
-      <w:pPr>
-        <w:pStyle w:val="BodyText"/>
-      </w:pPr>
-      <w:r>
-        <w:t xml:space="preserve">At the same time the Department of Defense finished testing the</w:t>
-      </w:r>
-      <w:r>
-        <w:t xml:space="preserve"> </w:t>
-      </w:r>
-      <w:r>
-        <w:rPr>
-          <w:bCs/>
-          <w:b/>
-        </w:rPr>
-        <w:t xml:space="preserve">Aegis Series I</w:t>
-      </w:r>
-      <w:r>
-        <w:t xml:space="preserve"> </w:t>
-      </w:r>
-      <w:r>
-        <w:t xml:space="preserve">power suit, an armored exoskeleton likened to</w:t>
-      </w:r>
-      <w:r>
-        <w:t xml:space="preserve"> </w:t>
-      </w:r>
-      <w:r>
-        <w:t xml:space="preserve">“</w:t>
-      </w:r>
-      <w:r>
-        <w:t xml:space="preserve">a slow, sweaty tank you can wear</w:t>
-      </w:r>
-      <w:r>
-        <w:t xml:space="preserve">”</w:t>
-      </w:r>
-      <w:r>
-        <w:t xml:space="preserve">. Some credited the AS-I corps with victory in Vietnam, but the Pentagon dropped the program after the war in 1973. EPAOC members persuaded the Justice Department to adopt it as an alternative to Operant agents, and the first ExLAW Aegis pilots went into service in January 1974. Steady improvements through the 1970s and 1980s made the suits a tactical success.</w:t>
-      </w:r>
-    </w:p>
-    <w:p>
-      <w:pPr>
-        <w:pStyle w:val="BodyText"/>
-      </w:pPr>
-      <w:r>
-        <w:t xml:space="preserve">Local police were slow to trust ExLAW until its agents captured</w:t>
-      </w:r>
-      <w:r>
-        <w:t xml:space="preserve"> </w:t>
-      </w:r>
-      <w:r>
-        <w:rPr>
-          <w:bCs/>
-          <w:b/>
-        </w:rPr>
-        <w:t xml:space="preserve">General Markum</w:t>
-      </w:r>
-      <w:r>
-        <w:t xml:space="preserve"> </w:t>
-      </w:r>
-      <w:r>
-        <w:t xml:space="preserve">and his renegades. ExLAW’s enforcement of the EPA estranged the unofficial teams, many of whom refused to register and kept their secret identities. Hamilton answered with</w:t>
-      </w:r>
-      <w:r>
-        <w:t xml:space="preserve"> </w:t>
-      </w:r>
-      <w:r>
-        <w:rPr>
-          <w:bCs/>
-          <w:b/>
-        </w:rPr>
-        <w:t xml:space="preserve">Reserve Agent</w:t>
-      </w:r>
-      <w:r>
-        <w:t xml:space="preserve"> </w:t>
-      </w:r>
-      <w:r>
-        <w:t xml:space="preserve">status: masked Operants could register while their identities stayed sealed. The EPA let the Director grant false identities to agents at risk, and no one but the Director or the Attorney General could open an agent’s file without a criminal warrant. Hamilton extended that protection, quietly and often, to every Reserve Agent.</w:t>
-      </w:r>
-    </w:p>
-    <w:p>
-      <w:pPr>
-        <w:pStyle w:val="BodyText"/>
-      </w:pPr>
-      <w:r>
-        <w:t xml:space="preserve">Reserve status had a price. Reserve Agents were held to police procedure and liable for any damage they caused. In</w:t>
-      </w:r>
-      <w:r>
-        <w:t xml:space="preserve"> </w:t>
-      </w:r>
-      <w:r>
-        <w:rPr>
-          <w:bCs/>
-          <w:b/>
-        </w:rPr>
-        <w:t xml:space="preserve">1973</w:t>
-      </w:r>
-      <w:r>
-        <w:t xml:space="preserve"> </w:t>
-      </w:r>
-      <w:r>
-        <w:rPr>
-          <w:bCs/>
-          <w:b/>
-        </w:rPr>
-        <w:t xml:space="preserve">Warlord I</w:t>
-      </w:r>
-      <w:r>
-        <w:t xml:space="preserve"> </w:t>
-      </w:r>
-      <w:r>
-        <w:t xml:space="preserve">fought the criminal</w:t>
-      </w:r>
-      <w:r>
-        <w:t xml:space="preserve"> </w:t>
-      </w:r>
-      <w:r>
-        <w:rPr>
-          <w:bCs/>
-          <w:b/>
-        </w:rPr>
-        <w:t xml:space="preserve">Armageddon</w:t>
-      </w:r>
-      <w:r>
-        <w:t xml:space="preserve"> </w:t>
-      </w:r>
-      <w:r>
-        <w:t xml:space="preserve">in an apartment block; Armageddon’s charges brought the building down and killed hundreds. Warlord was convicted of reckless endangerment and died in a prison riot. Some heroes refused Hamilton’s offer and stayed unsanctioned; Hamilton kept his agents focused on the Operants who endangered the public, and let the rest be.</w:t>
-      </w:r>
-    </w:p>
-    <w:p>
-      <w:pPr>
-        <w:pStyle w:val="BodyText"/>
-      </w:pPr>
-      <w:r>
-        <w:t xml:space="preserve">In</w:t>
-      </w:r>
-      <w:r>
-        <w:t xml:space="preserve"> </w:t>
-      </w:r>
-      <w:r>
-        <w:rPr>
-          <w:bCs/>
-          <w:b/>
-        </w:rPr>
-        <w:t xml:space="preserve">1977</w:t>
-      </w:r>
-      <w:r>
-        <w:t xml:space="preserve"> </w:t>
-      </w:r>
-      <w:r>
-        <w:t xml:space="preserve">Hamilton’s protégé</w:t>
-      </w:r>
-      <w:r>
-        <w:t xml:space="preserve"> </w:t>
-      </w:r>
-      <w:r>
-        <w:rPr>
-          <w:bCs/>
-          <w:b/>
-        </w:rPr>
-        <w:t xml:space="preserve">Johnny Vanroy</w:t>
-      </w:r>
-      <w:r>
-        <w:t xml:space="preserve">, Mr. Power, was arrested for the murder of heiress Lita Weston. He was cleared, but left ExLAW in 1978, and the EPAOC never stopped accusing Hamilton of favoritism. By</w:t>
-      </w:r>
-      <w:r>
-        <w:t xml:space="preserve"> </w:t>
-      </w:r>
-      <w:r>
-        <w:rPr>
-          <w:bCs/>
-          <w:b/>
-        </w:rPr>
-        <w:t xml:space="preserve">1982</w:t>
-      </w:r>
-      <w:r>
-        <w:t xml:space="preserve"> </w:t>
-      </w:r>
-      <w:r>
-        <w:t xml:space="preserve">ExLAW had more than thirty full-time Operant agents and fifty AS-III pilots. That year a cell of terrorist Operants led by</w:t>
-      </w:r>
-      <w:r>
-        <w:t xml:space="preserve"> </w:t>
-      </w:r>
-      <w:r>
-        <w:rPr>
-          <w:bCs/>
-          <w:b/>
-        </w:rPr>
-        <w:t xml:space="preserve">Autuarch</w:t>
-      </w:r>
-      <w:r>
-        <w:t xml:space="preserve"> </w:t>
-      </w:r>
-      <w:r>
-        <w:t xml:space="preserve">attacked the</w:t>
-      </w:r>
-      <w:r>
-        <w:t xml:space="preserve"> </w:t>
-      </w:r>
-      <w:r>
-        <w:rPr>
-          <w:bCs/>
-          <w:b/>
-        </w:rPr>
-        <w:t xml:space="preserve">US Capitol</w:t>
-      </w:r>
-      <w:r>
-        <w:t xml:space="preserve">. ExLAW tracked them to Los Angeles and captured all but a few; Autuarch escaped to Argentina and founded the</w:t>
-      </w:r>
-      <w:r>
-        <w:t xml:space="preserve"> </w:t>
-      </w:r>
-      <w:r>
-        <w:rPr>
-          <w:bCs/>
-          <w:b/>
-        </w:rPr>
-        <w:t xml:space="preserve">White Hand</w:t>
-      </w:r>
-      <w:r>
-        <w:t xml:space="preserve">.</w:t>
-      </w:r>
-    </w:p>
-    <w:bookmarkEnd w:id="86"/>
-    <w:bookmarkStart w:id="87" w:name="the-second-wave"/>
-    <w:p>
-      <w:pPr>
-        <w:pStyle w:val="Heading2"/>
-      </w:pPr>
-      <w:r>
-        <w:t xml:space="preserve">The Second Wave</w:t>
-      </w:r>
-    </w:p>
-    <w:p>
-      <w:pPr>
-        <w:pStyle w:val="FirstParagraph"/>
-      </w:pPr>
-      <w:r>
-        <w:t xml:space="preserve">In</w:t>
-      </w:r>
-      <w:r>
-        <w:t xml:space="preserve"> </w:t>
-      </w:r>
-      <w:r>
-        <w:rPr>
-          <w:bCs/>
-          <w:b/>
-        </w:rPr>
-        <w:t xml:space="preserve">1985</w:t>
-      </w:r>
-      <w:r>
-        <w:t xml:space="preserve"> </w:t>
-      </w:r>
-      <w:r>
-        <w:t xml:space="preserve">Hamilton retired. Months later the</w:t>
-      </w:r>
-      <w:r>
-        <w:t xml:space="preserve"> </w:t>
-      </w:r>
-      <w:r>
-        <w:rPr>
-          <w:bCs/>
-          <w:b/>
-        </w:rPr>
-        <w:t xml:space="preserve">Second Wave</w:t>
-      </w:r>
-      <w:r>
-        <w:t xml:space="preserve"> </w:t>
-      </w:r>
-      <w:r>
-        <w:t xml:space="preserve">came: a new surge of awakenings across the world, just after</w:t>
-      </w:r>
-      <w:r>
-        <w:t xml:space="preserve"> </w:t>
-      </w:r>
-      <w:r>
-        <w:rPr>
-          <w:bCs/>
-          <w:b/>
-        </w:rPr>
-        <w:t xml:space="preserve">John Marcus Mars Jr.</w:t>
-      </w:r>
-      <w:r>
-        <w:t xml:space="preserve">, Merlin’s chosen heir, defeated Mordred and Morgan le Fay in a final battle he barely survived. Thousands of new Operants appeared, many of them young, frightened and dangerous.</w:t>
-      </w:r>
-    </w:p>
-    <w:p>
-      <w:pPr>
-        <w:pStyle w:val="BodyText"/>
-      </w:pPr>
-      <w:r>
-        <w:t xml:space="preserve">President Ronald Reagan appointed</w:t>
-      </w:r>
-      <w:r>
-        <w:t xml:space="preserve"> </w:t>
-      </w:r>
-      <w:r>
-        <w:rPr>
-          <w:bCs/>
-          <w:b/>
-        </w:rPr>
-        <w:t xml:space="preserve">Dr. Allison Manchester</w:t>
-      </w:r>
-      <w:r>
-        <w:t xml:space="preserve">, the architect of</w:t>
-      </w:r>
-      <w:r>
-        <w:t xml:space="preserve"> </w:t>
-      </w:r>
-      <w:r>
-        <w:rPr>
-          <w:bCs/>
-          <w:b/>
-        </w:rPr>
-        <w:t xml:space="preserve">Raster Seven</w:t>
-      </w:r>
-      <w:r>
-        <w:t xml:space="preserve">, the underground Operant prison the civil-rights community calls</w:t>
-      </w:r>
-      <w:r>
-        <w:t xml:space="preserve"> </w:t>
-      </w:r>
-      <w:r>
-        <w:rPr>
-          <w:iCs/>
-          <w:i/>
-        </w:rPr>
-        <w:t xml:space="preserve">Tartarus</w:t>
-      </w:r>
-      <w:r>
-        <w:t xml:space="preserve">. In</w:t>
-      </w:r>
-      <w:r>
-        <w:t xml:space="preserve"> </w:t>
-      </w:r>
-      <w:r>
-        <w:rPr>
-          <w:bCs/>
-          <w:b/>
-        </w:rPr>
-        <w:t xml:space="preserve">1986</w:t>
-      </w:r>
-      <w:r>
-        <w:t xml:space="preserve"> </w:t>
-      </w:r>
-      <w:r>
-        <w:t xml:space="preserve">ExLAW turned paramilitary: hunt down every non-registered Operant. Manchester expanded the AS-III and AS-IV units, rescinded Reserve status and made no secret of her distrust of Operants. The old-guard heroes and a younger, angrier generation split. The</w:t>
-      </w:r>
-      <w:r>
-        <w:t xml:space="preserve"> </w:t>
-      </w:r>
-      <w:r>
-        <w:rPr>
-          <w:bCs/>
-          <w:b/>
-        </w:rPr>
-        <w:t xml:space="preserve">1993 Los Angeles protests</w:t>
-      </w:r>
-      <w:r>
-        <w:t xml:space="preserve"> </w:t>
-      </w:r>
-      <w:r>
-        <w:t xml:space="preserve">against ExLAW’s methods, during a Senate debate on stripping secret-identity protections, wrecked the Coliseum and won ExLAW a wider mandate. The</w:t>
-      </w:r>
-      <w:r>
-        <w:t xml:space="preserve"> </w:t>
-      </w:r>
-      <w:r>
-        <w:rPr>
-          <w:bCs/>
-          <w:b/>
-        </w:rPr>
-        <w:t xml:space="preserve">AS-V</w:t>
-      </w:r>
-      <w:r>
-        <w:t xml:space="preserve">, with</w:t>
-      </w:r>
-      <w:r>
-        <w:t xml:space="preserve"> </w:t>
-      </w:r>
-      <w:r>
-        <w:t xml:space="preserve">“</w:t>
-      </w:r>
-      <w:r>
-        <w:t xml:space="preserve">positive response controls</w:t>
-      </w:r>
-      <w:r>
-        <w:t xml:space="preserve">”</w:t>
-      </w:r>
-      <w:r>
-        <w:t xml:space="preserve"> </w:t>
-      </w:r>
-      <w:r>
-        <w:t xml:space="preserve">that stopped the suits straining their pilots’ muscles, arrived in 1995. That year Manchester released every Operant agent from ExLAW; some went to the FBI, some retired, and some turned to crime.</w:t>
-      </w:r>
-    </w:p>
-    <w:p>
-      <w:pPr>
-        <w:pStyle w:val="BodyText"/>
-      </w:pPr>
-      <w:r>
-        <w:t xml:space="preserve">On</w:t>
-      </w:r>
-      <w:r>
-        <w:t xml:space="preserve"> </w:t>
-      </w:r>
-      <w:r>
-        <w:rPr>
-          <w:bCs/>
-          <w:b/>
-        </w:rPr>
-        <w:t xml:space="preserve">December 15th, 1996</w:t>
-      </w:r>
-      <w:r>
-        <w:t xml:space="preserve">, Raster Seven was breached for the first time. Fifteen of America’s most dangerous Operants escaped and nineteen died. Nine were recaptured; six reached Argentina and the White Hand.</w:t>
-      </w:r>
-    </w:p>
-    <w:p>
-      <w:pPr>
-        <w:pStyle w:val="BodyText"/>
-      </w:pPr>
-      <w:r>
-        <w:t xml:space="preserve">From 1998 to 2000 the UN built</w:t>
-      </w:r>
-      <w:r>
-        <w:t xml:space="preserve"> </w:t>
-      </w:r>
-      <w:r>
-        <w:rPr>
-          <w:bCs/>
-          <w:b/>
-        </w:rPr>
-        <w:t xml:space="preserve">Raster Eight</w:t>
-      </w:r>
-      <w:r>
-        <w:t xml:space="preserve"> </w:t>
-      </w:r>
-      <w:r>
-        <w:t xml:space="preserve">in low Earth orbit, and</w:t>
-      </w:r>
-      <w:r>
-        <w:t xml:space="preserve"> </w:t>
-      </w:r>
-      <w:r>
-        <w:rPr>
-          <w:bCs/>
-          <w:b/>
-        </w:rPr>
-        <w:t xml:space="preserve">Interpol</w:t>
-      </w:r>
-      <w:r>
-        <w:t xml:space="preserve"> </w:t>
-      </w:r>
-      <w:r>
-        <w:t xml:space="preserve">opened its Operant division, pooling the police of the US, the Commonwealth of Independent States, Britain, China and many others against terrorism and Operant crime.</w:t>
-      </w:r>
-    </w:p>
-    <w:bookmarkEnd w:id="87"/>
-    <w:bookmarkStart w:id="88" w:name="a-new-century"/>
-    <w:p>
-      <w:pPr>
-        <w:pStyle w:val="Heading2"/>
-      </w:pPr>
-      <w:r>
-        <w:t xml:space="preserve">A new century</w:t>
-      </w:r>
-    </w:p>
-    <w:p>
-      <w:pPr>
-        <w:pStyle w:val="FirstParagraph"/>
-      </w:pPr>
-      <w:r>
-        <w:t xml:space="preserve">President</w:t>
-      </w:r>
-      <w:r>
-        <w:t xml:space="preserve"> </w:t>
-      </w:r>
-      <w:r>
-        <w:rPr>
-          <w:bCs/>
-          <w:b/>
-        </w:rPr>
-        <w:t xml:space="preserve">John McCain</w:t>
-      </w:r>
-      <w:r>
-        <w:t xml:space="preserve"> </w:t>
-      </w:r>
-      <w:r>
-        <w:t xml:space="preserve">(2001–2009) wanted a director who could bridge the gap with the Operant community. He persuaded Manchester to retire and appointed</w:t>
-      </w:r>
-      <w:r>
-        <w:t xml:space="preserve"> </w:t>
-      </w:r>
-      <w:r>
-        <w:rPr>
-          <w:bCs/>
-          <w:b/>
-        </w:rPr>
-        <w:t xml:space="preserve">Juan Rodriguez</w:t>
-      </w:r>
-      <w:r>
-        <w:t xml:space="preserve">, a surgeon, author and former Power Legion member, who restored Reserve status and brought six Operant FBI agents into ExLAW.</w:t>
-      </w:r>
-    </w:p>
-    <w:p>
-      <w:pPr>
-        <w:pStyle w:val="BodyText"/>
-      </w:pPr>
-      <w:r>
-        <w:rPr>
-          <w:bCs/>
-          <w:b/>
-        </w:rPr>
-        <w:t xml:space="preserve">October 9th, 2001.</w:t>
-      </w:r>
-      <w:r>
-        <w:t xml:space="preserve"> </w:t>
-      </w:r>
-      <w:r>
-        <w:t xml:space="preserve">A White Hand cell, three Raster Seven escapees backed by conventional bombers, brought down the Sears Tower and two neighboring towers in Chicago’s Loop, killing more than 2,000 people. Autuarch claimed the attack within the hour. The investigations showed that Operant and ordinary agents had warned of activity in Buenos Aires and Chicago and been ignored, because the CIA and FBI didn’t trust their own Operant agents. The</w:t>
-      </w:r>
-      <w:r>
-        <w:t xml:space="preserve"> </w:t>
-      </w:r>
-      <w:r>
-        <w:rPr>
-          <w:bCs/>
-          <w:b/>
-        </w:rPr>
-        <w:t xml:space="preserve">Department of Homeland Security</w:t>
-      </w:r>
-      <w:r>
-        <w:t xml:space="preserve"> </w:t>
-      </w:r>
-      <w:r>
-        <w:t xml:space="preserve">was created; ExLAW moved under it, Rodriguez became Deputy Director of DHS, and</w:t>
-      </w:r>
-      <w:r>
-        <w:t xml:space="preserve"> </w:t>
-      </w:r>
-      <w:r>
-        <w:rPr>
-          <w:bCs/>
-          <w:b/>
-        </w:rPr>
-        <w:t xml:space="preserve">Garret Cane</w:t>
-      </w:r>
-      <w:r>
-        <w:t xml:space="preserve">, ExLAW’s non-Operant chief of operations, became Director.</w:t>
-      </w:r>
-    </w:p>
-    <w:p>
-      <w:pPr>
-        <w:pStyle w:val="BodyText"/>
-      </w:pPr>
-      <w:r>
-        <w:t xml:space="preserve">That same year</w:t>
-      </w:r>
-      <w:r>
-        <w:t xml:space="preserve"> </w:t>
-      </w:r>
-      <w:r>
-        <w:rPr>
-          <w:bCs/>
-          <w:b/>
-        </w:rPr>
-        <w:t xml:space="preserve">Iran’s Islamic Republic fell</w:t>
-      </w:r>
-      <w:r>
-        <w:t xml:space="preserve">. Months of strikes and street protests became a revolution led by a coalition of communist and socialist parties, which proclaimed the secular</w:t>
-      </w:r>
-      <w:r>
-        <w:t xml:space="preserve"> </w:t>
-      </w:r>
-      <w:r>
-        <w:rPr>
-          <w:bCs/>
-          <w:b/>
-        </w:rPr>
-        <w:t xml:space="preserve">People’s Republic of Iran</w:t>
-      </w:r>
-      <w:r>
-        <w:t xml:space="preserve">. Washington, unsure whether to welcome or fear it, has kept it at arm’s length ever since.</w:t>
+        <w:t xml:space="preserve">The survivors didn’t all come through unchanged. The auroras were the</w:t>
+      </w:r>
+      <w:r>
+        <w:t xml:space="preserve"> </w:t>
+      </w:r>
+      <w:r>
+        <w:rPr>
+          <w:bCs/>
+          <w:b/>
+        </w:rPr>
+        <w:t xml:space="preserve">First Wave</w:t>
+      </w:r>
+      <w:r>
+        <w:t xml:space="preserve">: the night the first generation of Operants awoke.</w:t>
       </w:r>
     </w:p>
     <w:p>
@@ -18666,39 +17641,26 @@
           <w:bCs/>
           <w:b/>
         </w:rPr>
-        <w:t xml:space="preserve">2002–2004.</w:t>
-      </w:r>
-      <w:r>
-        <w:t xml:space="preserve"> </w:t>
-      </w:r>
-      <w:r>
-        <w:t xml:space="preserve">Under Cane, ExLAW became a publicity engine: televised rescues and recruiting drives. Operant and AS-6 units spearheaded the UN-led</w:t>
-      </w:r>
-      <w:r>
-        <w:t xml:space="preserve"> </w:t>
-      </w:r>
-      <w:r>
-        <w:rPr>
-          <w:bCs/>
-          <w:b/>
-        </w:rPr>
-        <w:t xml:space="preserve">invasion of Iraq</w:t>
-      </w:r>
-      <w:r>
-        <w:t xml:space="preserve">, which had sheltered White Hand training camps. ExLAW and Interpol turned on the White Hand and the</w:t>
-      </w:r>
-      <w:r>
-        <w:t xml:space="preserve"> </w:t>
-      </w:r>
-      <w:r>
-        <w:rPr>
-          <w:bCs/>
-          <w:b/>
-        </w:rPr>
-        <w:t xml:space="preserve">Morcain</w:t>
-      </w:r>
-      <w:r>
-        <w:t xml:space="preserve">.</w:t>
+        <w:t xml:space="preserve">June 1938.</w:t>
+      </w:r>
+      <w:r>
+        <w:t xml:space="preserve"> </w:t>
+      </w:r>
+      <w:r>
+        <w:t xml:space="preserve">Herbert Unler, an American occult scholar, became the first non-Briton recruited to the</w:t>
+      </w:r>
+      <w:r>
+        <w:t xml:space="preserve"> </w:t>
+      </w:r>
+      <w:r>
+        <w:rPr>
+          <w:bCs/>
+          <w:b/>
+        </w:rPr>
+        <w:t xml:space="preserve">Shadow Knights</w:t>
+      </w:r>
+      <w:r>
+        <w:t xml:space="preserve">, after he banished a demon in Boston: the first mystical creature seen in more than a century.</w:t>
       </w:r>
     </w:p>
     <w:p>
@@ -18714,29 +17676,29 @@
           <w:bCs/>
           <w:b/>
         </w:rPr>
-        <w:t xml:space="preserve">2006.</w:t>
-      </w:r>
-      <w:r>
-        <w:t xml:space="preserve"> </w:t>
-      </w:r>
-      <w:r>
-        <w:t xml:space="preserve">Congress approved ExLAW’s</w:t>
-      </w:r>
-      <w:r>
-        <w:t xml:space="preserve"> </w:t>
-      </w:r>
-      <w:r>
-        <w:rPr>
-          <w:bCs/>
-          <w:b/>
-        </w:rPr>
-        <w:t xml:space="preserve">regional commands</w:t>
-      </w:r>
-      <w:r>
-        <w:t xml:space="preserve"> </w:t>
-      </w:r>
-      <w:r>
-        <w:t xml:space="preserve">over police objections: six regional offices, each with its own Operant team and Aegis wing.</w:t>
+        <w:t xml:space="preserve">August 1938.</w:t>
+      </w:r>
+      <w:r>
+        <w:t xml:space="preserve"> </w:t>
+      </w:r>
+      <w:r>
+        <w:t xml:space="preserve">Without Hitler, the National Socialist movement fell apart. The SS became a quasi-mystical order, and</w:t>
+      </w:r>
+      <w:r>
+        <w:t xml:space="preserve"> </w:t>
+      </w:r>
+      <w:r>
+        <w:rPr>
+          <w:bCs/>
+          <w:b/>
+        </w:rPr>
+        <w:t xml:space="preserve">Zarloff the Elder</w:t>
+      </w:r>
+      <w:r>
+        <w:t xml:space="preserve"> </w:t>
+      </w:r>
+      <w:r>
+        <w:t xml:space="preserve">appeared to a cell of initiates in Berlin, promising them the new world order Hitler had dreamed of.</w:t>
       </w:r>
     </w:p>
     <w:p>
@@ -18752,65 +17714,897 @@
           <w:bCs/>
           <w:b/>
         </w:rPr>
-        <w:t xml:space="preserve">2007.</w:t>
-      </w:r>
-      <w:r>
-        <w:t xml:space="preserve"> </w:t>
-      </w:r>
-      <w:r>
-        <w:t xml:space="preserve">The Foundation’s enforcer</w:t>
-      </w:r>
-      <w:r>
-        <w:t xml:space="preserve"> </w:t>
-      </w:r>
-      <w:r>
-        <w:rPr>
-          <w:bCs/>
-          <w:b/>
-        </w:rPr>
-        <w:t xml:space="preserve">Sergei Grachyov</w:t>
-      </w:r>
-      <w:r>
-        <w:t xml:space="preserve"> </w:t>
-      </w:r>
-      <w:r>
-        <w:t xml:space="preserve">fought the Atomic Man in Washington, and the</w:t>
-      </w:r>
-      <w:r>
-        <w:t xml:space="preserve"> </w:t>
-      </w:r>
-      <w:r>
-        <w:rPr>
-          <w:bCs/>
-          <w:b/>
-        </w:rPr>
-        <w:t xml:space="preserve">Washington Monument</w:t>
-      </w:r>
-      <w:r>
-        <w:t xml:space="preserve"> </w:t>
-      </w:r>
-      <w:r>
-        <w:t xml:space="preserve">fell. Both walked away.</w:t>
-      </w:r>
-    </w:p>
-    <w:p>
-      <w:pPr>
-        <w:numPr>
-          <w:ilvl w:val="0"/>
-          <w:numId w:val="1024"/>
-        </w:numPr>
-        <w:pStyle w:val="Compact"/>
-      </w:pPr>
-      <w:r>
-        <w:rPr>
-          <w:bCs/>
-          <w:b/>
-        </w:rPr>
-        <w:t xml:space="preserve">2009.</w:t>
-      </w:r>
-      <w:r>
-        <w:t xml:space="preserve"> </w:t>
-      </w:r>
+        <w:t xml:space="preserve">1941–1945.</w:t>
+      </w:r>
+      <w:r>
+        <w:t xml:space="preserve"> </w:t>
+      </w:r>
+      <w:r>
+        <w:t xml:space="preserve">At least thirty Operants served secretly in the militaries of six nations, Germany among them.</w:t>
+      </w:r>
+      <w:r>
+        <w:t xml:space="preserve"> </w:t>
+      </w:r>
+      <w:r>
+        <w:rPr>
+          <w:bCs/>
+          <w:b/>
+        </w:rPr>
+        <w:t xml:space="preserve">Hector Gonzalez</w:t>
+      </w:r>
+      <w:r>
+        <w:t xml:space="preserve">, Nikola Tesla’s assistant, received</w:t>
+      </w:r>
+      <w:r>
+        <w:t xml:space="preserve"> </w:t>
+      </w:r>
+      <w:r>
+        <w:rPr>
+          <w:bCs/>
+          <w:b/>
+        </w:rPr>
+        <w:t xml:space="preserve">Ambrosia</w:t>
+      </w:r>
+      <w:r>
+        <w:t xml:space="preserve"> </w:t>
+      </w:r>
+      <w:r>
+        <w:t xml:space="preserve">in 1943 and became</w:t>
+      </w:r>
+      <w:r>
+        <w:t xml:space="preserve"> </w:t>
+      </w:r>
+      <w:r>
+        <w:rPr>
+          <w:bCs/>
+          <w:b/>
+        </w:rPr>
+        <w:t xml:space="preserve">Mr. Marvel</w:t>
+      </w:r>
+      <w:r>
+        <w:t xml:space="preserve">; the immortal</w:t>
+      </w:r>
+      <w:r>
+        <w:t xml:space="preserve"> </w:t>
+      </w:r>
+      <w:r>
+        <w:rPr>
+          <w:bCs/>
+          <w:b/>
+        </w:rPr>
+        <w:t xml:space="preserve">Ivory Phoenix</w:t>
+      </w:r>
+      <w:r>
+        <w:t xml:space="preserve"> </w:t>
+      </w:r>
+      <w:r>
+        <w:t xml:space="preserve">fought for the Allies and destroyed the first Steel Falcon.</w:t>
+      </w:r>
+    </w:p>
+    <w:bookmarkEnd w:id="84"/>
+    <w:bookmarkStart w:id="85" w:name="the-public-years"/>
+    <w:p>
+      <w:pPr>
+        <w:pStyle w:val="Heading2"/>
+      </w:pPr>
+      <w:r>
+        <w:t xml:space="preserve">The public years</w:t>
+      </w:r>
+    </w:p>
+    <w:p>
+      <w:pPr>
+        <w:pStyle w:val="FirstParagraph"/>
+      </w:pPr>
+      <w:r>
+        <w:t xml:space="preserve">In</w:t>
+      </w:r>
+      <w:r>
+        <w:t xml:space="preserve"> </w:t>
+      </w:r>
+      <w:r>
+        <w:rPr>
+          <w:bCs/>
+          <w:b/>
+        </w:rPr>
+        <w:t xml:space="preserve">1952</w:t>
+      </w:r>
+      <w:r>
+        <w:t xml:space="preserve"> </w:t>
+      </w:r>
+      <w:r>
+        <w:t xml:space="preserve">a highly publicized battle between US Army forces and unidentified assailants at</w:t>
+      </w:r>
+      <w:r>
+        <w:t xml:space="preserve"> </w:t>
+      </w:r>
+      <w:r>
+        <w:rPr>
+          <w:bCs/>
+          <w:b/>
+        </w:rPr>
+        <w:t xml:space="preserve">Fort Knox</w:t>
+      </w:r>
+      <w:r>
+        <w:t xml:space="preserve">, together with growing reports from around the world, forced the public to accept that people with powers existed. In the same year the first</w:t>
+      </w:r>
+      <w:r>
+        <w:t xml:space="preserve"> </w:t>
+      </w:r>
+      <w:r>
+        <w:rPr>
+          <w:bCs/>
+          <w:b/>
+        </w:rPr>
+        <w:t xml:space="preserve">Hephaestus Keys</w:t>
+      </w:r>
+      <w:r>
+        <w:t xml:space="preserve"> </w:t>
+      </w:r>
+      <w:r>
+        <w:t xml:space="preserve">were found in London, and Lord Colslo used one to open the Celtic Gate to Avalon.</w:t>
+      </w:r>
+    </w:p>
+    <w:p>
+      <w:pPr>
+        <w:pStyle w:val="BodyText"/>
+      </w:pPr>
+      <w:r>
+        <w:t xml:space="preserve">Senator Edward McCarthy led the campaign against the</w:t>
+      </w:r>
+      <w:r>
+        <w:t xml:space="preserve"> </w:t>
+      </w:r>
+      <w:r>
+        <w:t xml:space="preserve">“</w:t>
+      </w:r>
+      <w:r>
+        <w:t xml:space="preserve">abnormal powers</w:t>
+      </w:r>
+      <w:r>
+        <w:t xml:space="preserve">”</w:t>
+      </w:r>
+      <w:r>
+        <w:t xml:space="preserve"> </w:t>
+      </w:r>
+      <w:r>
+        <w:t xml:space="preserve">menace. Congress passed the</w:t>
+      </w:r>
+      <w:r>
+        <w:t xml:space="preserve"> </w:t>
+      </w:r>
+      <w:r>
+        <w:rPr>
+          <w:bCs/>
+          <w:b/>
+        </w:rPr>
+        <w:t xml:space="preserve">Human Powers Control Act</w:t>
+      </w:r>
+      <w:r>
+        <w:t xml:space="preserve">, requiring the registration of all</w:t>
+      </w:r>
+      <w:r>
+        <w:t xml:space="preserve"> </w:t>
+      </w:r>
+      <w:r>
+        <w:t xml:space="preserve">“</w:t>
+      </w:r>
+      <w:r>
+        <w:t xml:space="preserve">citizens with operant capabilities outside the human physiological norms</w:t>
+      </w:r>
+      <w:r>
+        <w:t xml:space="preserve">”</w:t>
+      </w:r>
+      <w:r>
+        <w:t xml:space="preserve">: the origin of the official term,</w:t>
+      </w:r>
+      <w:r>
+        <w:t xml:space="preserve"> </w:t>
+      </w:r>
+      <w:r>
+        <w:rPr>
+          <w:bCs/>
+          <w:b/>
+        </w:rPr>
+        <w:t xml:space="preserve">Operants</w:t>
+      </w:r>
+      <w:r>
+        <w:t xml:space="preserve">. No one could agree how to register or enforce anything, and only one warrant was ever issued under the HPCA, for</w:t>
+      </w:r>
+      <w:r>
+        <w:t xml:space="preserve"> </w:t>
+      </w:r>
+      <w:r>
+        <w:rPr>
+          <w:bCs/>
+          <w:b/>
+        </w:rPr>
+        <w:t xml:space="preserve">Charlie Swift</w:t>
+      </w:r>
+      <w:r>
+        <w:t xml:space="preserve">, the</w:t>
+      </w:r>
+      <w:r>
+        <w:t xml:space="preserve"> </w:t>
+      </w:r>
+      <w:r>
+        <w:t xml:space="preserve">“</w:t>
+      </w:r>
+      <w:r>
+        <w:t xml:space="preserve">fastest man alive</w:t>
+      </w:r>
+      <w:r>
+        <w:t xml:space="preserve">”</w:t>
+      </w:r>
+      <w:r>
+        <w:t xml:space="preserve">, a popular critic of the government. He was shot during the botched arrest, spent a year in a coma, lost his powers and drank himself out of public life. McCarthy was censured and ousted.</w:t>
+      </w:r>
+    </w:p>
+    <w:p>
+      <w:pPr>
+        <w:pStyle w:val="BodyText"/>
+      </w:pPr>
+      <w:r>
+        <w:t xml:space="preserve">Untrained police couldn’t deal with powered crime, so unsanctioned teams of Operants and ordinary volunteers stepped in. The most respected was the</w:t>
+      </w:r>
+      <w:r>
+        <w:t xml:space="preserve"> </w:t>
+      </w:r>
+      <w:r>
+        <w:rPr>
+          <w:bCs/>
+          <w:b/>
+        </w:rPr>
+        <w:t xml:space="preserve">Power Legion</w:t>
+      </w:r>
+      <w:r>
+        <w:t xml:space="preserve">, led by</w:t>
+      </w:r>
+      <w:r>
+        <w:t xml:space="preserve"> </w:t>
+      </w:r>
+      <w:r>
+        <w:rPr>
+          <w:bCs/>
+          <w:b/>
+        </w:rPr>
+        <w:t xml:space="preserve">Mr. Marvel</w:t>
+      </w:r>
+      <w:r>
+        <w:t xml:space="preserve">,</w:t>
+      </w:r>
+      <w:r>
+        <w:t xml:space="preserve"> </w:t>
+      </w:r>
+      <w:r>
+        <w:rPr>
+          <w:iCs/>
+          <w:i/>
+        </w:rPr>
+        <w:t xml:space="preserve">maravilla del señor</w:t>
+      </w:r>
+      <w:r>
+        <w:t xml:space="preserve">, a World War II hero whose popularity crossed the color lines of 1950s America. The Legion supported law enforcement along the East Coast until it was forcibly disbanded during the</w:t>
+      </w:r>
+      <w:r>
+        <w:t xml:space="preserve"> </w:t>
+      </w:r>
+      <w:r>
+        <w:rPr>
+          <w:bCs/>
+          <w:b/>
+        </w:rPr>
+        <w:t xml:space="preserve">Khatorsi Crisis of 1968</w:t>
+      </w:r>
+      <w:r>
+        <w:t xml:space="preserve">. Its paramilitary uniforms set the style for every public team that followed.</w:t>
+      </w:r>
+    </w:p>
+    <w:p>
+      <w:pPr>
+        <w:pStyle w:val="BodyText"/>
+      </w:pPr>
+      <w:r>
+        <w:t xml:space="preserve">In</w:t>
+      </w:r>
+      <w:r>
+        <w:t xml:space="preserve"> </w:t>
+      </w:r>
+      <w:r>
+        <w:rPr>
+          <w:bCs/>
+          <w:b/>
+        </w:rPr>
+        <w:t xml:space="preserve">1959</w:t>
+      </w:r>
+      <w:r>
+        <w:t xml:space="preserve"> </w:t>
+      </w:r>
+      <w:r>
+        <w:t xml:space="preserve">Dr. Richard Kennedy was bathed in a runaway reactor’s radiation and bonded to an entity from beyond:</w:t>
+      </w:r>
+      <w:r>
+        <w:t xml:space="preserve"> </w:t>
+      </w:r>
+      <w:r>
+        <w:rPr>
+          <w:bCs/>
+          <w:b/>
+        </w:rPr>
+        <w:t xml:space="preserve">the Atomic Man</w:t>
+      </w:r>
+      <w:r>
+        <w:t xml:space="preserve">.</w:t>
+      </w:r>
+    </w:p>
+    <w:bookmarkEnd w:id="85"/>
+    <w:bookmarkStart w:id="86" w:name="exlaw"/>
+    <w:p>
+      <w:pPr>
+        <w:pStyle w:val="Heading2"/>
+      </w:pPr>
+      <w:r>
+        <w:t xml:space="preserve">ExLAW</w:t>
+      </w:r>
+    </w:p>
+    <w:p>
+      <w:pPr>
+        <w:pStyle w:val="FirstParagraph"/>
+      </w:pPr>
+      <w:r>
+        <w:t xml:space="preserve">In</w:t>
+      </w:r>
+      <w:r>
+        <w:t xml:space="preserve"> </w:t>
+      </w:r>
+      <w:r>
+        <w:rPr>
+          <w:bCs/>
+          <w:b/>
+        </w:rPr>
+        <w:t xml:space="preserve">1972</w:t>
+      </w:r>
+      <w:r>
+        <w:t xml:space="preserve"> </w:t>
+      </w:r>
+      <w:r>
+        <w:t xml:space="preserve">Congress and President Richard Nixon replaced the HPCA with the</w:t>
+      </w:r>
+      <w:r>
+        <w:t xml:space="preserve"> </w:t>
+      </w:r>
+      <w:r>
+        <w:rPr>
+          <w:bCs/>
+          <w:b/>
+        </w:rPr>
+        <w:t xml:space="preserve">Extraordinary Powers Act (EPA)</w:t>
+      </w:r>
+      <w:r>
+        <w:t xml:space="preserve">, and created the</w:t>
+      </w:r>
+      <w:r>
+        <w:t xml:space="preserve"> </w:t>
+      </w:r>
+      <w:r>
+        <w:rPr>
+          <w:bCs/>
+          <w:b/>
+        </w:rPr>
+        <w:t xml:space="preserve">Extraordinary Law Enforcement Agency (ExLAW)</w:t>
+      </w:r>
+      <w:r>
+        <w:t xml:space="preserve"> </w:t>
+      </w:r>
+      <w:r>
+        <w:t xml:space="preserve">under the Department of Justice to enforce it. A House committee, the</w:t>
+      </w:r>
+      <w:r>
+        <w:t xml:space="preserve"> </w:t>
+      </w:r>
+      <w:r>
+        <w:rPr>
+          <w:bCs/>
+          <w:b/>
+        </w:rPr>
+        <w:t xml:space="preserve">EPA Oversight Commission (EPAOC)</w:t>
+      </w:r>
+      <w:r>
+        <w:t xml:space="preserve">, became its watchdog.</w:t>
+      </w:r>
+    </w:p>
+    <w:p>
+      <w:pPr>
+        <w:pStyle w:val="BodyText"/>
+      </w:pPr>
+      <w:r>
+        <w:t xml:space="preserve">Nixon’s science advisor</w:t>
+      </w:r>
+      <w:r>
+        <w:t xml:space="preserve"> </w:t>
+      </w:r>
+      <w:r>
+        <w:rPr>
+          <w:bCs/>
+          <w:b/>
+        </w:rPr>
+        <w:t xml:space="preserve">Dr. Edmund Hamilton</w:t>
+      </w:r>
+      <w:r>
+        <w:t xml:space="preserve">, an authority on Operants and one of the authors of the EPA, became the first Director. The first agents came from the FBI and the special forces, with law or criminology degrees and top-secret clearance: five Operant investigators and twenty-seven transferred FBI agents, with lawyers and staff behind them.</w:t>
+      </w:r>
+    </w:p>
+    <w:p>
+      <w:pPr>
+        <w:pStyle w:val="BodyText"/>
+      </w:pPr>
+      <w:r>
+        <w:t xml:space="preserve">At the same time the Department of Defense finished testing the</w:t>
+      </w:r>
+      <w:r>
+        <w:t xml:space="preserve"> </w:t>
+      </w:r>
+      <w:r>
+        <w:rPr>
+          <w:bCs/>
+          <w:b/>
+        </w:rPr>
+        <w:t xml:space="preserve">Aegis Series I</w:t>
+      </w:r>
+      <w:r>
+        <w:t xml:space="preserve"> </w:t>
+      </w:r>
+      <w:r>
+        <w:t xml:space="preserve">power suit, an armored exoskeleton likened to</w:t>
+      </w:r>
+      <w:r>
+        <w:t xml:space="preserve"> </w:t>
+      </w:r>
+      <w:r>
+        <w:t xml:space="preserve">“</w:t>
+      </w:r>
+      <w:r>
+        <w:t xml:space="preserve">a slow, sweaty tank you can wear</w:t>
+      </w:r>
+      <w:r>
+        <w:t xml:space="preserve">”</w:t>
+      </w:r>
+      <w:r>
+        <w:t xml:space="preserve">. Some credited the AS-I corps with victory in Vietnam, but the Pentagon dropped the program after the war in 1973. EPAOC members persuaded the Justice Department to adopt it as an alternative to Operant agents, and the first ExLAW Aegis pilots went into service in January 1974. Steady improvements through the 1970s and 1980s made the suits a tactical success.</w:t>
+      </w:r>
+    </w:p>
+    <w:p>
+      <w:pPr>
+        <w:pStyle w:val="BodyText"/>
+      </w:pPr>
+      <w:r>
+        <w:t xml:space="preserve">Local police were slow to trust ExLAW until its agents captured</w:t>
+      </w:r>
+      <w:r>
+        <w:t xml:space="preserve"> </w:t>
+      </w:r>
+      <w:r>
+        <w:rPr>
+          <w:bCs/>
+          <w:b/>
+        </w:rPr>
+        <w:t xml:space="preserve">General Markum</w:t>
+      </w:r>
+      <w:r>
+        <w:t xml:space="preserve"> </w:t>
+      </w:r>
+      <w:r>
+        <w:t xml:space="preserve">and his renegades. ExLAW’s enforcement of the EPA estranged the unofficial teams, many of whom refused to register and kept their secret identities. Hamilton answered with</w:t>
+      </w:r>
+      <w:r>
+        <w:t xml:space="preserve"> </w:t>
+      </w:r>
+      <w:r>
+        <w:rPr>
+          <w:bCs/>
+          <w:b/>
+        </w:rPr>
+        <w:t xml:space="preserve">Reserve Agent</w:t>
+      </w:r>
+      <w:r>
+        <w:t xml:space="preserve"> </w:t>
+      </w:r>
+      <w:r>
+        <w:t xml:space="preserve">status: masked Operants could register while their identities stayed sealed. The EPA let the Director grant false identities to agents at risk, and no one but the Director or the Attorney General could open an agent’s file without a criminal warrant. Hamilton extended that protection, quietly and often, to every Reserve Agent.</w:t>
+      </w:r>
+    </w:p>
+    <w:p>
+      <w:pPr>
+        <w:pStyle w:val="BodyText"/>
+      </w:pPr>
+      <w:r>
+        <w:t xml:space="preserve">Reserve status had a price. Reserve Agents were held to police procedure and liable for any damage they caused. In</w:t>
+      </w:r>
+      <w:r>
+        <w:t xml:space="preserve"> </w:t>
+      </w:r>
+      <w:r>
+        <w:rPr>
+          <w:bCs/>
+          <w:b/>
+        </w:rPr>
+        <w:t xml:space="preserve">1973</w:t>
+      </w:r>
+      <w:r>
+        <w:t xml:space="preserve"> </w:t>
+      </w:r>
+      <w:r>
+        <w:rPr>
+          <w:bCs/>
+          <w:b/>
+        </w:rPr>
+        <w:t xml:space="preserve">Warlord I</w:t>
+      </w:r>
+      <w:r>
+        <w:t xml:space="preserve"> </w:t>
+      </w:r>
+      <w:r>
+        <w:t xml:space="preserve">fought the criminal</w:t>
+      </w:r>
+      <w:r>
+        <w:t xml:space="preserve"> </w:t>
+      </w:r>
+      <w:r>
+        <w:rPr>
+          <w:bCs/>
+          <w:b/>
+        </w:rPr>
+        <w:t xml:space="preserve">Armageddon</w:t>
+      </w:r>
+      <w:r>
+        <w:t xml:space="preserve"> </w:t>
+      </w:r>
+      <w:r>
+        <w:t xml:space="preserve">in an apartment block; Armageddon’s charges brought the building down and killed hundreds. Warlord was convicted of reckless endangerment and died in a prison riot. Some heroes refused Hamilton’s offer and stayed unsanctioned; Hamilton kept his agents focused on the Operants who endangered the public, and let the rest be.</w:t>
+      </w:r>
+    </w:p>
+    <w:p>
+      <w:pPr>
+        <w:pStyle w:val="BodyText"/>
+      </w:pPr>
+      <w:r>
+        <w:t xml:space="preserve">In</w:t>
+      </w:r>
+      <w:r>
+        <w:t xml:space="preserve"> </w:t>
+      </w:r>
+      <w:r>
+        <w:rPr>
+          <w:bCs/>
+          <w:b/>
+        </w:rPr>
+        <w:t xml:space="preserve">1977</w:t>
+      </w:r>
+      <w:r>
+        <w:t xml:space="preserve"> </w:t>
+      </w:r>
+      <w:r>
+        <w:t xml:space="preserve">Hamilton’s protégé</w:t>
+      </w:r>
+      <w:r>
+        <w:t xml:space="preserve"> </w:t>
+      </w:r>
+      <w:r>
+        <w:rPr>
+          <w:bCs/>
+          <w:b/>
+        </w:rPr>
+        <w:t xml:space="preserve">Johnny Vanroy</w:t>
+      </w:r>
+      <w:r>
+        <w:t xml:space="preserve">, Mr. Power, was arrested for the murder of heiress Lita Weston. He was cleared, but left ExLAW in 1978, and the EPAOC never stopped accusing Hamilton of favoritism. By</w:t>
+      </w:r>
+      <w:r>
+        <w:t xml:space="preserve"> </w:t>
+      </w:r>
+      <w:r>
+        <w:rPr>
+          <w:bCs/>
+          <w:b/>
+        </w:rPr>
+        <w:t xml:space="preserve">1982</w:t>
+      </w:r>
+      <w:r>
+        <w:t xml:space="preserve"> </w:t>
+      </w:r>
+      <w:r>
+        <w:t xml:space="preserve">ExLAW had more than thirty full-time Operant agents and fifty AS-III pilots. That year a cell of terrorist Operants led by</w:t>
+      </w:r>
+      <w:r>
+        <w:t xml:space="preserve"> </w:t>
+      </w:r>
+      <w:r>
+        <w:rPr>
+          <w:bCs/>
+          <w:b/>
+        </w:rPr>
+        <w:t xml:space="preserve">Autuarch</w:t>
+      </w:r>
+      <w:r>
+        <w:t xml:space="preserve"> </w:t>
+      </w:r>
+      <w:r>
+        <w:t xml:space="preserve">attacked the</w:t>
+      </w:r>
+      <w:r>
+        <w:t xml:space="preserve"> </w:t>
+      </w:r>
+      <w:r>
+        <w:rPr>
+          <w:bCs/>
+          <w:b/>
+        </w:rPr>
+        <w:t xml:space="preserve">US Capitol</w:t>
+      </w:r>
+      <w:r>
+        <w:t xml:space="preserve">. ExLAW tracked them to Los Angeles and captured all but a few; Autuarch escaped to Argentina and founded the</w:t>
+      </w:r>
+      <w:r>
+        <w:t xml:space="preserve"> </w:t>
+      </w:r>
+      <w:r>
+        <w:rPr>
+          <w:bCs/>
+          <w:b/>
+        </w:rPr>
+        <w:t xml:space="preserve">White Hand</w:t>
+      </w:r>
+      <w:r>
+        <w:t xml:space="preserve">.</w:t>
+      </w:r>
+    </w:p>
+    <w:bookmarkEnd w:id="86"/>
+    <w:bookmarkStart w:id="87" w:name="the-second-wave"/>
+    <w:p>
+      <w:pPr>
+        <w:pStyle w:val="Heading2"/>
+      </w:pPr>
+      <w:r>
+        <w:t xml:space="preserve">The Second Wave</w:t>
+      </w:r>
+    </w:p>
+    <w:p>
+      <w:pPr>
+        <w:pStyle w:val="FirstParagraph"/>
+      </w:pPr>
+      <w:r>
+        <w:t xml:space="preserve">In</w:t>
+      </w:r>
+      <w:r>
+        <w:t xml:space="preserve"> </w:t>
+      </w:r>
+      <w:r>
+        <w:rPr>
+          <w:bCs/>
+          <w:b/>
+        </w:rPr>
+        <w:t xml:space="preserve">1985</w:t>
+      </w:r>
+      <w:r>
+        <w:t xml:space="preserve"> </w:t>
+      </w:r>
+      <w:r>
+        <w:t xml:space="preserve">Hamilton retired. Months later the</w:t>
+      </w:r>
+      <w:r>
+        <w:t xml:space="preserve"> </w:t>
+      </w:r>
+      <w:r>
+        <w:rPr>
+          <w:bCs/>
+          <w:b/>
+        </w:rPr>
+        <w:t xml:space="preserve">Second Wave</w:t>
+      </w:r>
+      <w:r>
+        <w:t xml:space="preserve"> </w:t>
+      </w:r>
+      <w:r>
+        <w:t xml:space="preserve">came: a new surge of awakenings across the world, just after</w:t>
+      </w:r>
+      <w:r>
+        <w:t xml:space="preserve"> </w:t>
+      </w:r>
+      <w:r>
+        <w:rPr>
+          <w:bCs/>
+          <w:b/>
+        </w:rPr>
+        <w:t xml:space="preserve">John Marcus Mars Jr.</w:t>
+      </w:r>
+      <w:r>
+        <w:t xml:space="preserve">, Merlin’s chosen heir, defeated Mordred and Morgan le Fay in a final battle he barely survived. Thousands of new Operants appeared, many of them young, frightened and dangerous.</w:t>
+      </w:r>
+    </w:p>
+    <w:p>
+      <w:pPr>
+        <w:pStyle w:val="BodyText"/>
+      </w:pPr>
+      <w:r>
+        <w:t xml:space="preserve">President Ronald Reagan appointed</w:t>
+      </w:r>
+      <w:r>
+        <w:t xml:space="preserve"> </w:t>
+      </w:r>
+      <w:r>
+        <w:rPr>
+          <w:bCs/>
+          <w:b/>
+        </w:rPr>
+        <w:t xml:space="preserve">Dr. Allison Manchester</w:t>
+      </w:r>
+      <w:r>
+        <w:t xml:space="preserve">, the architect of</w:t>
+      </w:r>
+      <w:r>
+        <w:t xml:space="preserve"> </w:t>
+      </w:r>
+      <w:r>
+        <w:rPr>
+          <w:bCs/>
+          <w:b/>
+        </w:rPr>
+        <w:t xml:space="preserve">Raster Seven</w:t>
+      </w:r>
+      <w:r>
+        <w:t xml:space="preserve">, the underground Operant prison the civil-rights community calls</w:t>
+      </w:r>
+      <w:r>
+        <w:t xml:space="preserve"> </w:t>
+      </w:r>
+      <w:r>
+        <w:rPr>
+          <w:iCs/>
+          <w:i/>
+        </w:rPr>
+        <w:t xml:space="preserve">Tartarus</w:t>
+      </w:r>
+      <w:r>
+        <w:t xml:space="preserve">. In</w:t>
+      </w:r>
+      <w:r>
+        <w:t xml:space="preserve"> </w:t>
+      </w:r>
+      <w:r>
+        <w:rPr>
+          <w:bCs/>
+          <w:b/>
+        </w:rPr>
+        <w:t xml:space="preserve">1986</w:t>
+      </w:r>
+      <w:r>
+        <w:t xml:space="preserve"> </w:t>
+      </w:r>
+      <w:r>
+        <w:t xml:space="preserve">ExLAW turned paramilitary: hunt down every non-registered Operant. Manchester expanded the AS-III and AS-IV units, rescinded Reserve status and made no secret of her distrust of Operants. The old-guard heroes and a younger, angrier generation split. The</w:t>
+      </w:r>
+      <w:r>
+        <w:t xml:space="preserve"> </w:t>
+      </w:r>
+      <w:r>
+        <w:rPr>
+          <w:bCs/>
+          <w:b/>
+        </w:rPr>
+        <w:t xml:space="preserve">1993 Los Angeles protests</w:t>
+      </w:r>
+      <w:r>
+        <w:t xml:space="preserve"> </w:t>
+      </w:r>
+      <w:r>
+        <w:t xml:space="preserve">against ExLAW’s methods, during a Senate debate on stripping secret-identity protections, wrecked the Coliseum and won ExLAW a wider mandate. The</w:t>
+      </w:r>
+      <w:r>
+        <w:t xml:space="preserve"> </w:t>
+      </w:r>
+      <w:r>
+        <w:rPr>
+          <w:bCs/>
+          <w:b/>
+        </w:rPr>
+        <w:t xml:space="preserve">AS-V</w:t>
+      </w:r>
+      <w:r>
+        <w:t xml:space="preserve">, with</w:t>
+      </w:r>
+      <w:r>
+        <w:t xml:space="preserve"> </w:t>
+      </w:r>
+      <w:r>
+        <w:t xml:space="preserve">“</w:t>
+      </w:r>
+      <w:r>
+        <w:t xml:space="preserve">positive response controls</w:t>
+      </w:r>
+      <w:r>
+        <w:t xml:space="preserve">”</w:t>
+      </w:r>
+      <w:r>
+        <w:t xml:space="preserve"> </w:t>
+      </w:r>
+      <w:r>
+        <w:t xml:space="preserve">that stopped the suits straining their pilots’ muscles, arrived in 1995. That year Manchester released every Operant agent from ExLAW; some went to the FBI, some retired, and some turned to crime.</w:t>
+      </w:r>
+    </w:p>
+    <w:p>
+      <w:pPr>
+        <w:pStyle w:val="BodyText"/>
+      </w:pPr>
+      <w:r>
+        <w:t xml:space="preserve">On</w:t>
+      </w:r>
+      <w:r>
+        <w:t xml:space="preserve"> </w:t>
+      </w:r>
+      <w:r>
+        <w:rPr>
+          <w:bCs/>
+          <w:b/>
+        </w:rPr>
+        <w:t xml:space="preserve">December 15th, 1996</w:t>
+      </w:r>
+      <w:r>
+        <w:t xml:space="preserve">, Raster Seven was breached for the first time. Fifteen of America’s most dangerous Operants escaped and nineteen died. Nine were recaptured; six reached Argentina and the White Hand.</w:t>
+      </w:r>
+    </w:p>
+    <w:p>
+      <w:pPr>
+        <w:pStyle w:val="BodyText"/>
+      </w:pPr>
+      <w:r>
+        <w:t xml:space="preserve">From 1998 to 2000 the UN built</w:t>
+      </w:r>
+      <w:r>
+        <w:t xml:space="preserve"> </w:t>
+      </w:r>
+      <w:r>
+        <w:rPr>
+          <w:bCs/>
+          <w:b/>
+        </w:rPr>
+        <w:t xml:space="preserve">Raster Eight</w:t>
+      </w:r>
+      <w:r>
+        <w:t xml:space="preserve"> </w:t>
+      </w:r>
+      <w:r>
+        <w:t xml:space="preserve">in low Earth orbit, and</w:t>
+      </w:r>
+      <w:r>
+        <w:t xml:space="preserve"> </w:t>
+      </w:r>
+      <w:r>
+        <w:rPr>
+          <w:bCs/>
+          <w:b/>
+        </w:rPr>
+        <w:t xml:space="preserve">Interpol</w:t>
+      </w:r>
+      <w:r>
+        <w:t xml:space="preserve"> </w:t>
+      </w:r>
+      <w:r>
+        <w:t xml:space="preserve">opened its Operant division, pooling the police of the US, the Commonwealth of Independent States, Britain, China and many others against terrorism and Operant crime.</w:t>
+      </w:r>
+    </w:p>
+    <w:bookmarkEnd w:id="87"/>
+    <w:bookmarkStart w:id="88" w:name="a-new-century"/>
+    <w:p>
+      <w:pPr>
+        <w:pStyle w:val="Heading2"/>
+      </w:pPr>
+      <w:r>
+        <w:t xml:space="preserve">A new century</w:t>
+      </w:r>
+    </w:p>
+    <w:p>
+      <w:pPr>
+        <w:pStyle w:val="FirstParagraph"/>
+      </w:pPr>
       <w:r>
         <w:t xml:space="preserve">President</w:t>
       </w:r>
@@ -18822,144 +18616,26 @@
           <w:bCs/>
           <w:b/>
         </w:rPr>
-        <w:t xml:space="preserve">Margaret Hale</w:t>
-      </w:r>
-      <w:r>
-        <w:t xml:space="preserve"> </w:t>
-      </w:r>
-      <w:r>
-        <w:t xml:space="preserve">took office.</w:t>
-      </w:r>
-    </w:p>
-    <w:bookmarkEnd w:id="88"/>
-    <w:bookmarkStart w:id="89" w:name="the-umkas-invasion"/>
-    <w:p>
-      <w:pPr>
-        <w:pStyle w:val="Heading2"/>
-      </w:pPr>
-      <w:r>
-        <w:t xml:space="preserve">The Umkas invasion</w:t>
-      </w:r>
-    </w:p>
-    <w:p>
-      <w:pPr>
-        <w:pStyle w:val="FirstParagraph"/>
-      </w:pPr>
-      <w:r>
-        <w:t xml:space="preserve">In</w:t>
-      </w:r>
-      <w:r>
-        <w:t xml:space="preserve"> </w:t>
-      </w:r>
-      <w:r>
-        <w:rPr>
-          <w:bCs/>
-          <w:b/>
-        </w:rPr>
-        <w:t xml:space="preserve">2012</w:t>
-      </w:r>
-      <w:r>
-        <w:t xml:space="preserve"> </w:t>
-      </w:r>
-      <w:r>
-        <w:rPr>
-          <w:bCs/>
-          <w:b/>
-        </w:rPr>
-        <w:t xml:space="preserve">Steel Hawk</w:t>
-      </w:r>
-      <w:r>
-        <w:t xml:space="preserve"> </w:t>
-      </w:r>
-      <w:r>
-        <w:t xml:space="preserve">and</w:t>
-      </w:r>
-      <w:r>
-        <w:t xml:space="preserve"> </w:t>
-      </w:r>
-      <w:r>
-        <w:rPr>
-          <w:bCs/>
-          <w:b/>
-        </w:rPr>
-        <w:t xml:space="preserve">Autuarch</w:t>
-      </w:r>
-      <w:r>
-        <w:t xml:space="preserve"> </w:t>
-      </w:r>
-      <w:r>
-        <w:t xml:space="preserve">opened a dimensional breach over New York, and the</w:t>
-      </w:r>
-      <w:r>
-        <w:t xml:space="preserve"> </w:t>
-      </w:r>
-      <w:r>
-        <w:rPr>
-          <w:bCs/>
-          <w:b/>
-        </w:rPr>
-        <w:t xml:space="preserve">Umkas</w:t>
-      </w:r>
-      <w:r>
-        <w:t xml:space="preserve"> </w:t>
-      </w:r>
-      <w:r>
-        <w:t xml:space="preserve">came through.</w:t>
-      </w:r>
-      <w:r>
-        <w:t xml:space="preserve"> </w:t>
-      </w:r>
-      <w:r>
-        <w:rPr>
-          <w:bCs/>
-          <w:b/>
-        </w:rPr>
-        <w:t xml:space="preserve">Celerity</w:t>
-      </w:r>
-      <w:r>
-        <w:t xml:space="preserve">, the</w:t>
-      </w:r>
-      <w:r>
-        <w:t xml:space="preserve"> </w:t>
-      </w:r>
-      <w:r>
-        <w:rPr>
-          <w:bCs/>
-          <w:b/>
-        </w:rPr>
-        <w:t xml:space="preserve">Golden Centurion</w:t>
-      </w:r>
-      <w:r>
-        <w:t xml:space="preserve">,</w:t>
-      </w:r>
-      <w:r>
-        <w:t xml:space="preserve"> </w:t>
-      </w:r>
-      <w:r>
-        <w:rPr>
-          <w:bCs/>
-          <w:b/>
-        </w:rPr>
-        <w:t xml:space="preserve">Uathach</w:t>
-      </w:r>
-      <w:r>
-        <w:t xml:space="preserve"> </w:t>
-      </w:r>
-      <w:r>
-        <w:t xml:space="preserve">and dozens of others held the city. Steel Hawk nearly killed Celerity, and she spent a year in a coma. Chat Roux’s transport was destroyed and he was stranded on this Earth. The breach tore Limbo open as well, and</w:t>
-      </w:r>
-      <w:r>
-        <w:t xml:space="preserve"> </w:t>
-      </w:r>
-      <w:r>
-        <w:rPr>
-          <w:bCs/>
-          <w:b/>
-        </w:rPr>
-        <w:t xml:space="preserve">Michael Lance</w:t>
-      </w:r>
-      <w:r>
-        <w:t xml:space="preserve">, a private eye lost since 1946, walked out into 2012. Then Steel Hawk turned: he and Autuarch closed the breach together, and escaped ExLAW.</w:t>
+        <w:t xml:space="preserve">John McCain</w:t>
+      </w:r>
+      <w:r>
+        <w:t xml:space="preserve"> </w:t>
+      </w:r>
+      <w:r>
+        <w:t xml:space="preserve">(2001–2009) wanted a director who could bridge the gap with the Operant community. He persuaded Manchester to retire and appointed</w:t>
+      </w:r>
+      <w:r>
+        <w:t xml:space="preserve"> </w:t>
+      </w:r>
+      <w:r>
+        <w:rPr>
+          <w:bCs/>
+          <w:b/>
+        </w:rPr>
+        <w:t xml:space="preserve">Juan Rodriguez</w:t>
+      </w:r>
+      <w:r>
+        <w:t xml:space="preserve">, a surgeon, author and former Power Legion member, who restored Reserve status and brought six Operant FBI agents into ExLAW.</w:t>
       </w:r>
     </w:p>
     <w:p>
@@ -18967,7 +18643,80 @@
         <w:pStyle w:val="BodyText"/>
       </w:pPr>
       <w:r>
-        <w:t xml:space="preserve">The breach left the walls between worlds thin.</w:t>
+        <w:rPr>
+          <w:bCs/>
+          <w:b/>
+        </w:rPr>
+        <w:t xml:space="preserve">October 9th, 2001.</w:t>
+      </w:r>
+      <w:r>
+        <w:t xml:space="preserve"> </w:t>
+      </w:r>
+      <w:r>
+        <w:t xml:space="preserve">A White Hand cell, three Raster Seven escapees backed by conventional bombers, brought down the Sears Tower and two neighboring towers in Chicago’s Loop, killing more than 2,000 people. Autuarch claimed the attack within the hour. The investigations showed that Operant and ordinary agents had warned of activity in Buenos Aires and Chicago and been ignored, because the CIA and FBI didn’t trust their own Operant agents. The</w:t>
+      </w:r>
+      <w:r>
+        <w:t xml:space="preserve"> </w:t>
+      </w:r>
+      <w:r>
+        <w:rPr>
+          <w:bCs/>
+          <w:b/>
+        </w:rPr>
+        <w:t xml:space="preserve">Department of Homeland Security</w:t>
+      </w:r>
+      <w:r>
+        <w:t xml:space="preserve"> </w:t>
+      </w:r>
+      <w:r>
+        <w:t xml:space="preserve">was created; ExLAW moved under it, Rodriguez became Deputy Director of DHS, and</w:t>
+      </w:r>
+      <w:r>
+        <w:t xml:space="preserve"> </w:t>
+      </w:r>
+      <w:r>
+        <w:rPr>
+          <w:bCs/>
+          <w:b/>
+        </w:rPr>
+        <w:t xml:space="preserve">Garret Cane</w:t>
+      </w:r>
+      <w:r>
+        <w:t xml:space="preserve">, ExLAW’s non-Operant chief of operations, became Director.</w:t>
+      </w:r>
+    </w:p>
+    <w:p>
+      <w:pPr>
+        <w:pStyle w:val="BodyText"/>
+      </w:pPr>
+      <w:r>
+        <w:t xml:space="preserve">That same year</w:t>
+      </w:r>
+      <w:r>
+        <w:t xml:space="preserve"> </w:t>
+      </w:r>
+      <w:r>
+        <w:rPr>
+          <w:bCs/>
+          <w:b/>
+        </w:rPr>
+        <w:t xml:space="preserve">Iran’s Islamic Republic fell</w:t>
+      </w:r>
+      <w:r>
+        <w:t xml:space="preserve">. Months of strikes and street protests became a revolution led by a coalition of communist and socialist parties, which proclaimed the secular</w:t>
+      </w:r>
+      <w:r>
+        <w:t xml:space="preserve"> </w:t>
+      </w:r>
+      <w:r>
+        <w:rPr>
+          <w:bCs/>
+          <w:b/>
+        </w:rPr>
+        <w:t xml:space="preserve">People’s Republic of Iran</w:t>
+      </w:r>
+      <w:r>
+        <w:t xml:space="preserve">. Washington, unsure whether to welcome or fear it, has kept it at arm’s length ever since.</w:t>
       </w:r>
     </w:p>
     <w:p>
@@ -18983,65 +18732,39 @@
           <w:bCs/>
           <w:b/>
         </w:rPr>
-        <w:t xml:space="preserve">2013–2014.</w:t>
-      </w:r>
-      <w:r>
-        <w:t xml:space="preserve"> </w:t>
-      </w:r>
-      <w:r>
-        <w:rPr>
-          <w:bCs/>
-          <w:b/>
-        </w:rPr>
-        <w:t xml:space="preserve">Shadow Earth</w:t>
-      </w:r>
-      <w:r>
-        <w:t xml:space="preserve"> </w:t>
-      </w:r>
-      <w:r>
-        <w:t xml:space="preserve">incursions began in New York, and</w:t>
-      </w:r>
-      <w:r>
-        <w:t xml:space="preserve"> </w:t>
-      </w:r>
-      <w:r>
-        <w:rPr>
-          <w:bCs/>
-          <w:b/>
-        </w:rPr>
-        <w:t xml:space="preserve">Vanguard</w:t>
-      </w:r>
-      <w:r>
-        <w:t xml:space="preserve">’s killings started. The Army founded</w:t>
-      </w:r>
-      <w:r>
-        <w:t xml:space="preserve"> </w:t>
-      </w:r>
-      <w:r>
-        <w:rPr>
-          <w:bCs/>
-          <w:b/>
-        </w:rPr>
-        <w:t xml:space="preserve">DIRE</w:t>
-      </w:r>
-      <w:r>
-        <w:t xml:space="preserve">, the Defense Intelligence and Research Enterprise, to answer the next invasion;</w:t>
-      </w:r>
-      <w:r>
-        <w:t xml:space="preserve"> </w:t>
-      </w:r>
-      <w:r>
-        <w:rPr>
-          <w:bCs/>
-          <w:b/>
-        </w:rPr>
-        <w:t xml:space="preserve">Helios</w:t>
-      </w:r>
-      <w:r>
-        <w:t xml:space="preserve"> </w:t>
-      </w:r>
-      <w:r>
-        <w:t xml:space="preserve">was its first success.</w:t>
+        <w:t xml:space="preserve">2002–2004.</w:t>
+      </w:r>
+      <w:r>
+        <w:t xml:space="preserve"> </w:t>
+      </w:r>
+      <w:r>
+        <w:t xml:space="preserve">Under Cane, ExLAW became a publicity engine: televised rescues and recruiting drives. Operant and AS-6 units spearheaded the UN-led</w:t>
+      </w:r>
+      <w:r>
+        <w:t xml:space="preserve"> </w:t>
+      </w:r>
+      <w:r>
+        <w:rPr>
+          <w:bCs/>
+          <w:b/>
+        </w:rPr>
+        <w:t xml:space="preserve">invasion of Iraq</w:t>
+      </w:r>
+      <w:r>
+        <w:t xml:space="preserve">, which had sheltered White Hand training camps. ExLAW and Interpol turned on the White Hand and the</w:t>
+      </w:r>
+      <w:r>
+        <w:t xml:space="preserve"> </w:t>
+      </w:r>
+      <w:r>
+        <w:rPr>
+          <w:bCs/>
+          <w:b/>
+        </w:rPr>
+        <w:t xml:space="preserve">Morcain</w:t>
+      </w:r>
+      <w:r>
+        <w:t xml:space="preserve">.</w:t>
       </w:r>
     </w:p>
     <w:p>
@@ -19057,20 +18780,29 @@
           <w:bCs/>
           <w:b/>
         </w:rPr>
-        <w:t xml:space="preserve">2015.</w:t>
-      </w:r>
-      <w:r>
-        <w:t xml:space="preserve"> </w:t>
-      </w:r>
-      <w:r>
-        <w:rPr>
-          <w:bCs/>
-          <w:b/>
-        </w:rPr>
-        <w:t xml:space="preserve">Evelyn Dark</w:t>
-      </w:r>
-      <w:r>
-        <w:t xml:space="preserve">’s breakout destroyed a Foundation black lab and the town around it: the first public evidence that the Foundation exists, though no one can prove who runs it.</w:t>
+        <w:t xml:space="preserve">2006.</w:t>
+      </w:r>
+      <w:r>
+        <w:t xml:space="preserve"> </w:t>
+      </w:r>
+      <w:r>
+        <w:t xml:space="preserve">Congress approved ExLAW’s</w:t>
+      </w:r>
+      <w:r>
+        <w:t xml:space="preserve"> </w:t>
+      </w:r>
+      <w:r>
+        <w:rPr>
+          <w:bCs/>
+          <w:b/>
+        </w:rPr>
+        <w:t xml:space="preserve">regional commands</w:t>
+      </w:r>
+      <w:r>
+        <w:t xml:space="preserve"> </w:t>
+      </w:r>
+      <w:r>
+        <w:t xml:space="preserve">over police objections: six regional offices, each with its own Operant team and Aegis wing.</w:t>
       </w:r>
     </w:p>
     <w:p>
@@ -19086,52 +18818,45 @@
           <w:bCs/>
           <w:b/>
         </w:rPr>
-        <w:t xml:space="preserve">2016.</w:t>
-      </w:r>
-      <w:r>
-        <w:t xml:space="preserve"> </w:t>
-      </w:r>
-      <w:r>
-        <w:rPr>
-          <w:bCs/>
-          <w:b/>
-        </w:rPr>
-        <w:t xml:space="preserve">Micky Holt</w:t>
-      </w:r>
-      <w:r>
-        <w:t xml:space="preserve"> </w:t>
-      </w:r>
-      <w:r>
-        <w:t xml:space="preserve">became the</w:t>
-      </w:r>
-      <w:r>
-        <w:t xml:space="preserve"> </w:t>
-      </w:r>
-      <w:r>
-        <w:rPr>
-          <w:bCs/>
-          <w:b/>
-        </w:rPr>
-        <w:t xml:space="preserve">Green Man</w:t>
-      </w:r>
-      <w:r>
-        <w:t xml:space="preserve">, and the</w:t>
-      </w:r>
-      <w:r>
-        <w:t xml:space="preserve"> </w:t>
-      </w:r>
-      <w:r>
-        <w:rPr>
-          <w:bCs/>
-          <w:b/>
-        </w:rPr>
-        <w:t xml:space="preserve">Mad Forest</w:t>
-      </w:r>
-      <w:r>
-        <w:t xml:space="preserve"> </w:t>
-      </w:r>
-      <w:r>
-        <w:t xml:space="preserve">swallowed southern Indiana in a week.</w:t>
+        <w:t xml:space="preserve">2007.</w:t>
+      </w:r>
+      <w:r>
+        <w:t xml:space="preserve"> </w:t>
+      </w:r>
+      <w:r>
+        <w:t xml:space="preserve">The Foundation’s enforcer</w:t>
+      </w:r>
+      <w:r>
+        <w:t xml:space="preserve"> </w:t>
+      </w:r>
+      <w:r>
+        <w:rPr>
+          <w:bCs/>
+          <w:b/>
+        </w:rPr>
+        <w:t xml:space="preserve">Sergei Grachyov</w:t>
+      </w:r>
+      <w:r>
+        <w:t xml:space="preserve"> </w:t>
+      </w:r>
+      <w:r>
+        <w:t xml:space="preserve">fought the Atomic Man in Washington, and the</w:t>
+      </w:r>
+      <w:r>
+        <w:t xml:space="preserve"> </w:t>
+      </w:r>
+      <w:r>
+        <w:rPr>
+          <w:bCs/>
+          <w:b/>
+        </w:rPr>
+        <w:t xml:space="preserve">Washington Monument</w:t>
+      </w:r>
+      <w:r>
+        <w:t xml:space="preserve"> </w:t>
+      </w:r>
+      <w:r>
+        <w:t xml:space="preserve">fell. Both walked away.</w:t>
       </w:r>
     </w:p>
     <w:p>
@@ -19147,20 +18872,175 @@
           <w:bCs/>
           <w:b/>
         </w:rPr>
-        <w:t xml:space="preserve">2018.</w:t>
-      </w:r>
-      <w:r>
-        <w:t xml:space="preserve"> </w:t>
-      </w:r>
-      <w:r>
-        <w:t xml:space="preserve">The US, China and Russia secretly built a weapon to kill the Atomic Man. It failed, and he destroyed their arsenals.</w:t>
+        <w:t xml:space="preserve">2009.</w:t>
+      </w:r>
+      <w:r>
+        <w:t xml:space="preserve"> </w:t>
+      </w:r>
+      <w:r>
+        <w:t xml:space="preserve">President</w:t>
+      </w:r>
+      <w:r>
+        <w:t xml:space="preserve"> </w:t>
+      </w:r>
+      <w:r>
+        <w:rPr>
+          <w:bCs/>
+          <w:b/>
+        </w:rPr>
+        <w:t xml:space="preserve">Margaret Hale</w:t>
+      </w:r>
+      <w:r>
+        <w:t xml:space="preserve"> </w:t>
+      </w:r>
+      <w:r>
+        <w:t xml:space="preserve">took office.</w:t>
+      </w:r>
+    </w:p>
+    <w:bookmarkEnd w:id="88"/>
+    <w:bookmarkStart w:id="89" w:name="the-umkas-invasion"/>
+    <w:p>
+      <w:pPr>
+        <w:pStyle w:val="Heading2"/>
+      </w:pPr>
+      <w:r>
+        <w:t xml:space="preserve">The Umkas invasion</w:t>
+      </w:r>
+    </w:p>
+    <w:p>
+      <w:pPr>
+        <w:pStyle w:val="FirstParagraph"/>
+      </w:pPr>
+      <w:r>
+        <w:t xml:space="preserve">In</w:t>
+      </w:r>
+      <w:r>
+        <w:t xml:space="preserve"> </w:t>
+      </w:r>
+      <w:r>
+        <w:rPr>
+          <w:bCs/>
+          <w:b/>
+        </w:rPr>
+        <w:t xml:space="preserve">2012</w:t>
+      </w:r>
+      <w:r>
+        <w:t xml:space="preserve"> </w:t>
+      </w:r>
+      <w:r>
+        <w:rPr>
+          <w:bCs/>
+          <w:b/>
+        </w:rPr>
+        <w:t xml:space="preserve">Steel Hawk</w:t>
+      </w:r>
+      <w:r>
+        <w:t xml:space="preserve"> </w:t>
+      </w:r>
+      <w:r>
+        <w:t xml:space="preserve">and</w:t>
+      </w:r>
+      <w:r>
+        <w:t xml:space="preserve"> </w:t>
+      </w:r>
+      <w:r>
+        <w:rPr>
+          <w:bCs/>
+          <w:b/>
+        </w:rPr>
+        <w:t xml:space="preserve">Autuarch</w:t>
+      </w:r>
+      <w:r>
+        <w:t xml:space="preserve"> </w:t>
+      </w:r>
+      <w:r>
+        <w:t xml:space="preserve">opened a dimensional breach over New York, and the</w:t>
+      </w:r>
+      <w:r>
+        <w:t xml:space="preserve"> </w:t>
+      </w:r>
+      <w:r>
+        <w:rPr>
+          <w:bCs/>
+          <w:b/>
+        </w:rPr>
+        <w:t xml:space="preserve">Umkas</w:t>
+      </w:r>
+      <w:r>
+        <w:t xml:space="preserve"> </w:t>
+      </w:r>
+      <w:r>
+        <w:t xml:space="preserve">came through.</w:t>
+      </w:r>
+      <w:r>
+        <w:t xml:space="preserve"> </w:t>
+      </w:r>
+      <w:r>
+        <w:rPr>
+          <w:bCs/>
+          <w:b/>
+        </w:rPr>
+        <w:t xml:space="preserve">Celerity</w:t>
+      </w:r>
+      <w:r>
+        <w:t xml:space="preserve">, the</w:t>
+      </w:r>
+      <w:r>
+        <w:t xml:space="preserve"> </w:t>
+      </w:r>
+      <w:r>
+        <w:rPr>
+          <w:bCs/>
+          <w:b/>
+        </w:rPr>
+        <w:t xml:space="preserve">Golden Centurion</w:t>
+      </w:r>
+      <w:r>
+        <w:t xml:space="preserve">,</w:t>
+      </w:r>
+      <w:r>
+        <w:t xml:space="preserve"> </w:t>
+      </w:r>
+      <w:r>
+        <w:rPr>
+          <w:bCs/>
+          <w:b/>
+        </w:rPr>
+        <w:t xml:space="preserve">Uathach</w:t>
+      </w:r>
+      <w:r>
+        <w:t xml:space="preserve"> </w:t>
+      </w:r>
+      <w:r>
+        <w:t xml:space="preserve">and dozens of others held the city. Steel Hawk nearly killed Celerity, and she spent a year in a coma. Chat Roux’s transport was destroyed and he was stranded on this Earth. The breach tore Limbo open as well, and</w:t>
+      </w:r>
+      <w:r>
+        <w:t xml:space="preserve"> </w:t>
+      </w:r>
+      <w:r>
+        <w:rPr>
+          <w:bCs/>
+          <w:b/>
+        </w:rPr>
+        <w:t xml:space="preserve">Michael Lance</w:t>
+      </w:r>
+      <w:r>
+        <w:t xml:space="preserve">, a private eye lost since 1946, walked out into 2012. Then Steel Hawk turned: he and Autuarch closed the breach together, and escaped ExLAW.</w:t>
+      </w:r>
+    </w:p>
+    <w:p>
+      <w:pPr>
+        <w:pStyle w:val="BodyText"/>
+      </w:pPr>
+      <w:r>
+        <w:t xml:space="preserve">The breach left the walls between worlds thin.</w:t>
       </w:r>
     </w:p>
     <w:p>
       <w:pPr>
         <w:numPr>
           <w:ilvl w:val="0"/>
-          <w:numId w:val="1025"/>
+          <w:numId w:val="1026"/>
         </w:numPr>
         <w:pStyle w:val="Compact"/>
       </w:pPr>
@@ -19169,49 +19049,72 @@
           <w:bCs/>
           <w:b/>
         </w:rPr>
-        <w:t xml:space="preserve">2019.</w:t>
-      </w:r>
-      <w:r>
-        <w:t xml:space="preserve"> </w:t>
-      </w:r>
-      <w:r>
-        <w:t xml:space="preserve">Garret Cane retired, and</w:t>
-      </w:r>
-      <w:r>
-        <w:t xml:space="preserve"> </w:t>
-      </w:r>
-      <w:r>
-        <w:rPr>
-          <w:bCs/>
-          <w:b/>
-        </w:rPr>
-        <w:t xml:space="preserve">Steven Humbacht</w:t>
-      </w:r>
-      <w:r>
-        <w:t xml:space="preserve"> </w:t>
-      </w:r>
-      <w:r>
-        <w:t xml:space="preserve">became Director of ExLAW. On paper a career defense-research administrator, he spent fifteen years inside a cabal hidden in DARPA, running</w:t>
-      </w:r>
-      <w:r>
-        <w:t xml:space="preserve"> </w:t>
-      </w:r>
-      <w:r>
-        <w:rPr>
-          <w:bCs/>
-          <w:b/>
-        </w:rPr>
-        <w:t xml:space="preserve">Raster Zero</w:t>
-      </w:r>
-      <w:r>
-        <w:t xml:space="preserve">: an extradimensional prison and experimental lab for Operants that no oversight committee knows exists.</w:t>
+        <w:t xml:space="preserve">2013–2014.</w:t>
+      </w:r>
+      <w:r>
+        <w:t xml:space="preserve"> </w:t>
+      </w:r>
+      <w:r>
+        <w:rPr>
+          <w:bCs/>
+          <w:b/>
+        </w:rPr>
+        <w:t xml:space="preserve">Shadow Earth</w:t>
+      </w:r>
+      <w:r>
+        <w:t xml:space="preserve"> </w:t>
+      </w:r>
+      <w:r>
+        <w:t xml:space="preserve">incursions began in New York, and</w:t>
+      </w:r>
+      <w:r>
+        <w:t xml:space="preserve"> </w:t>
+      </w:r>
+      <w:r>
+        <w:rPr>
+          <w:bCs/>
+          <w:b/>
+        </w:rPr>
+        <w:t xml:space="preserve">Vanguard</w:t>
+      </w:r>
+      <w:r>
+        <w:t xml:space="preserve">’s killings started. The Army founded</w:t>
+      </w:r>
+      <w:r>
+        <w:t xml:space="preserve"> </w:t>
+      </w:r>
+      <w:r>
+        <w:rPr>
+          <w:bCs/>
+          <w:b/>
+        </w:rPr>
+        <w:t xml:space="preserve">DIRE</w:t>
+      </w:r>
+      <w:r>
+        <w:t xml:space="preserve">, the Defense Intelligence and Research Enterprise, to answer the next invasion;</w:t>
+      </w:r>
+      <w:r>
+        <w:t xml:space="preserve"> </w:t>
+      </w:r>
+      <w:r>
+        <w:rPr>
+          <w:bCs/>
+          <w:b/>
+        </w:rPr>
+        <w:t xml:space="preserve">Helios</w:t>
+      </w:r>
+      <w:r>
+        <w:t xml:space="preserve"> </w:t>
+      </w:r>
+      <w:r>
+        <w:t xml:space="preserve">was its first success.</w:t>
       </w:r>
     </w:p>
     <w:p>
       <w:pPr>
         <w:numPr>
           <w:ilvl w:val="0"/>
-          <w:numId w:val="1025"/>
+          <w:numId w:val="1026"/>
         </w:numPr>
         <w:pStyle w:val="Compact"/>
       </w:pPr>
@@ -19220,33 +19123,196 @@
           <w:bCs/>
           <w:b/>
         </w:rPr>
-        <w:t xml:space="preserve">2021.</w:t>
-      </w:r>
-      <w:r>
-        <w:t xml:space="preserve"> </w:t>
-      </w:r>
-      <w:r>
-        <w:t xml:space="preserve">Celerity persuaded the Green Man to open</w:t>
-      </w:r>
-      <w:r>
-        <w:t xml:space="preserve"> </w:t>
-      </w:r>
-      <w:r>
-        <w:rPr>
-          <w:bCs/>
-          <w:b/>
-        </w:rPr>
-        <w:t xml:space="preserve">the Haven</w:t>
-      </w:r>
-      <w:r>
-        <w:t xml:space="preserve">, and America’s homeless began walking to the forest.</w:t>
+        <w:t xml:space="preserve">2015.</w:t>
+      </w:r>
+      <w:r>
+        <w:t xml:space="preserve"> </w:t>
+      </w:r>
+      <w:r>
+        <w:rPr>
+          <w:bCs/>
+          <w:b/>
+        </w:rPr>
+        <w:t xml:space="preserve">Evelyn Dark</w:t>
+      </w:r>
+      <w:r>
+        <w:t xml:space="preserve">’s breakout destroyed a Foundation black lab and the town around it: the first public evidence that the Foundation exists, though no one can prove who runs it.</w:t>
       </w:r>
     </w:p>
     <w:p>
       <w:pPr>
         <w:numPr>
           <w:ilvl w:val="0"/>
-          <w:numId w:val="1025"/>
+          <w:numId w:val="1026"/>
+        </w:numPr>
+        <w:pStyle w:val="Compact"/>
+      </w:pPr>
+      <w:r>
+        <w:rPr>
+          <w:bCs/>
+          <w:b/>
+        </w:rPr>
+        <w:t xml:space="preserve">2016.</w:t>
+      </w:r>
+      <w:r>
+        <w:t xml:space="preserve"> </w:t>
+      </w:r>
+      <w:r>
+        <w:rPr>
+          <w:bCs/>
+          <w:b/>
+        </w:rPr>
+        <w:t xml:space="preserve">Micky Holt</w:t>
+      </w:r>
+      <w:r>
+        <w:t xml:space="preserve"> </w:t>
+      </w:r>
+      <w:r>
+        <w:t xml:space="preserve">became the</w:t>
+      </w:r>
+      <w:r>
+        <w:t xml:space="preserve"> </w:t>
+      </w:r>
+      <w:r>
+        <w:rPr>
+          <w:bCs/>
+          <w:b/>
+        </w:rPr>
+        <w:t xml:space="preserve">Green Man</w:t>
+      </w:r>
+      <w:r>
+        <w:t xml:space="preserve">, and the</w:t>
+      </w:r>
+      <w:r>
+        <w:t xml:space="preserve"> </w:t>
+      </w:r>
+      <w:r>
+        <w:rPr>
+          <w:bCs/>
+          <w:b/>
+        </w:rPr>
+        <w:t xml:space="preserve">Mad Forest</w:t>
+      </w:r>
+      <w:r>
+        <w:t xml:space="preserve"> </w:t>
+      </w:r>
+      <w:r>
+        <w:t xml:space="preserve">swallowed southern Indiana in a week.</w:t>
+      </w:r>
+    </w:p>
+    <w:p>
+      <w:pPr>
+        <w:numPr>
+          <w:ilvl w:val="0"/>
+          <w:numId w:val="1026"/>
+        </w:numPr>
+        <w:pStyle w:val="Compact"/>
+      </w:pPr>
+      <w:r>
+        <w:rPr>
+          <w:bCs/>
+          <w:b/>
+        </w:rPr>
+        <w:t xml:space="preserve">2018.</w:t>
+      </w:r>
+      <w:r>
+        <w:t xml:space="preserve"> </w:t>
+      </w:r>
+      <w:r>
+        <w:t xml:space="preserve">The US, China and Russia secretly built a weapon to kill the Atomic Man. It failed, and he destroyed their arsenals.</w:t>
+      </w:r>
+    </w:p>
+    <w:p>
+      <w:pPr>
+        <w:numPr>
+          <w:ilvl w:val="0"/>
+          <w:numId w:val="1026"/>
+        </w:numPr>
+        <w:pStyle w:val="Compact"/>
+      </w:pPr>
+      <w:r>
+        <w:rPr>
+          <w:bCs/>
+          <w:b/>
+        </w:rPr>
+        <w:t xml:space="preserve">2019.</w:t>
+      </w:r>
+      <w:r>
+        <w:t xml:space="preserve"> </w:t>
+      </w:r>
+      <w:r>
+        <w:t xml:space="preserve">Garret Cane retired, and</w:t>
+      </w:r>
+      <w:r>
+        <w:t xml:space="preserve"> </w:t>
+      </w:r>
+      <w:r>
+        <w:rPr>
+          <w:bCs/>
+          <w:b/>
+        </w:rPr>
+        <w:t xml:space="preserve">Steven Humbacht</w:t>
+      </w:r>
+      <w:r>
+        <w:t xml:space="preserve"> </w:t>
+      </w:r>
+      <w:r>
+        <w:t xml:space="preserve">became Director of ExLAW. On paper a career defense-research administrator, he spent fifteen years inside a cabal hidden in DARPA, running</w:t>
+      </w:r>
+      <w:r>
+        <w:t xml:space="preserve"> </w:t>
+      </w:r>
+      <w:r>
+        <w:rPr>
+          <w:bCs/>
+          <w:b/>
+        </w:rPr>
+        <w:t xml:space="preserve">Raster Zero</w:t>
+      </w:r>
+      <w:r>
+        <w:t xml:space="preserve">: an extradimensional prison and experimental lab for Operants that no oversight committee knows exists.</w:t>
+      </w:r>
+    </w:p>
+    <w:p>
+      <w:pPr>
+        <w:numPr>
+          <w:ilvl w:val="0"/>
+          <w:numId w:val="1026"/>
+        </w:numPr>
+        <w:pStyle w:val="Compact"/>
+      </w:pPr>
+      <w:r>
+        <w:rPr>
+          <w:bCs/>
+          <w:b/>
+        </w:rPr>
+        <w:t xml:space="preserve">2021.</w:t>
+      </w:r>
+      <w:r>
+        <w:t xml:space="preserve"> </w:t>
+      </w:r>
+      <w:r>
+        <w:t xml:space="preserve">Celerity persuaded the Green Man to open</w:t>
+      </w:r>
+      <w:r>
+        <w:t xml:space="preserve"> </w:t>
+      </w:r>
+      <w:r>
+        <w:rPr>
+          <w:bCs/>
+          <w:b/>
+        </w:rPr>
+        <w:t xml:space="preserve">the Haven</w:t>
+      </w:r>
+      <w:r>
+        <w:t xml:space="preserve">, and America’s homeless began walking to the forest.</w:t>
+      </w:r>
+    </w:p>
+    <w:p>
+      <w:pPr>
+        <w:numPr>
+          <w:ilvl w:val="0"/>
+          <w:numId w:val="1026"/>
         </w:numPr>
         <w:pStyle w:val="Compact"/>
       </w:pPr>
@@ -20196,7 +20262,7 @@
       <w:pPr>
         <w:numPr>
           <w:ilvl w:val="0"/>
-          <w:numId w:val="1026"/>
+          <w:numId w:val="1027"/>
         </w:numPr>
         <w:pStyle w:val="Compact"/>
       </w:pPr>
@@ -20224,98 +20290,6 @@
       </w:r>
       <w:r>
         <w:t xml:space="preserve">: ExLAW’s underground prison for Operants, built in the 1980s and breached once, in 1996.</w:t>
-      </w:r>
-    </w:p>
-    <w:p>
-      <w:pPr>
-        <w:numPr>
-          <w:ilvl w:val="0"/>
-          <w:numId w:val="1026"/>
-        </w:numPr>
-        <w:pStyle w:val="Compact"/>
-      </w:pPr>
-      <w:r>
-        <w:rPr>
-          <w:bCs/>
-          <w:b/>
-        </w:rPr>
-        <w:t xml:space="preserve">Raster Eight</w:t>
-      </w:r>
-      <w:r>
-        <w:t xml:space="preserve">: the UN’s prison in low Earth orbit, where Interpol sends the Operants it catches.</w:t>
-      </w:r>
-    </w:p>
-    <w:p>
-      <w:pPr>
-        <w:numPr>
-          <w:ilvl w:val="0"/>
-          <w:numId w:val="1026"/>
-        </w:numPr>
-        <w:pStyle w:val="Compact"/>
-      </w:pPr>
-      <w:r>
-        <w:rPr>
-          <w:bCs/>
-          <w:b/>
-        </w:rPr>
-        <w:t xml:space="preserve">Raster Zero</w:t>
-      </w:r>
-      <w:r>
-        <w:t xml:space="preserve">: doesn’t exist.</w:t>
-      </w:r>
-      <w:r>
-        <w:t xml:space="preserve"> </w:t>
-      </w:r>
-      <w:r>
-        <w:rPr>
-          <w:iCs/>
-          <w:i/>
-        </w:rPr>
-        <w:t xml:space="preserve">(GM: Director Humbacht’s DARPA cabal runs it in a pocket dimension, as a prison and a lab: a rival to the Foundation. ExLAW doesn’t know.)</w:t>
-      </w:r>
-    </w:p>
-    <w:bookmarkEnd w:id="95"/>
-    <w:bookmarkEnd w:id="96"/>
-    <w:bookmarkStart w:id="111" w:name="powers"/>
-    <w:p>
-      <w:pPr>
-        <w:pStyle w:val="Heading1"/>
-      </w:pPr>
-      <w:r>
-        <w:t xml:space="preserve">Powers</w:t>
-      </w:r>
-    </w:p>
-    <w:p>
-      <w:pPr>
-        <w:pStyle w:val="FirstParagraph"/>
-      </w:pPr>
-      <w:r>
-        <w:t xml:space="preserve">Every Operant has powers, and every power has a</w:t>
-      </w:r>
-      <w:r>
-        <w:t xml:space="preserve"> </w:t>
-      </w:r>
-      <w:r>
-        <w:rPr>
-          <w:bCs/>
-          <w:b/>
-        </w:rPr>
-        <w:t xml:space="preserve">Class</w:t>
-      </w:r>
-      <w:r>
-        <w:t xml:space="preserve"> </w:t>
-      </w:r>
-      <w:r>
-        <w:t xml:space="preserve">from I to VI. Player characters start at Class I to III; Classes IV to VI belong to the GM’s characters, and follow the same pattern a step further each time.</w:t>
-      </w:r>
-    </w:p>
-    <w:bookmarkStart w:id="97" w:name="using-powers"/>
-    <w:p>
-      <w:pPr>
-        <w:pStyle w:val="Heading2"/>
-      </w:pPr>
-      <w:r>
-        <w:t xml:space="preserve">Using powers</w:t>
       </w:r>
     </w:p>
     <w:p>
@@ -20331,77 +20305,10 @@
           <w:bCs/>
           <w:b/>
         </w:rPr>
-        <w:t xml:space="preserve">Rolling.</w:t>
-      </w:r>
-      <w:r>
-        <w:t xml:space="preserve"> </w:t>
-      </w:r>
-      <w:r>
-        <w:t xml:space="preserve">Roll</w:t>
-      </w:r>
-      <w:r>
-        <w:t xml:space="preserve"> </w:t>
-      </w:r>
-      <w:r>
-        <w:rPr>
-          <w:bCs/>
-          <w:b/>
-        </w:rPr>
-        <w:t xml:space="preserve">Powers</w:t>
-      </w:r>
-      <w:r>
-        <w:t xml:space="preserve"> </w:t>
-      </w:r>
-      <w:r>
-        <w:t xml:space="preserve">to aim a power at someone, or to use it with skill: precisely, at a distance, around bystanders. Passive powers (Toughness, Regeneration, Speed and the like) just work. Targets resist with</w:t>
-      </w:r>
-      <w:r>
-        <w:t xml:space="preserve"> </w:t>
-      </w:r>
-      <w:r>
-        <w:rPr>
-          <w:bCs/>
-          <w:b/>
-        </w:rPr>
-        <w:t xml:space="preserve">Dodge</w:t>
-      </w:r>
-      <w:r>
-        <w:t xml:space="preserve"> </w:t>
-      </w:r>
-      <w:r>
-        <w:t xml:space="preserve">(things you can dodge),</w:t>
-      </w:r>
-      <w:r>
-        <w:t xml:space="preserve"> </w:t>
-      </w:r>
-      <w:r>
-        <w:rPr>
-          <w:bCs/>
-          <w:b/>
-        </w:rPr>
-        <w:t xml:space="preserve">Body</w:t>
-      </w:r>
-      <w:r>
-        <w:t xml:space="preserve"> </w:t>
-      </w:r>
-      <w:r>
-        <w:t xml:space="preserve">(things that work on the body) or</w:t>
-      </w:r>
-      <w:r>
-        <w:t xml:space="preserve"> </w:t>
-      </w:r>
-      <w:r>
-        <w:rPr>
-          <w:bCs/>
-          <w:b/>
-        </w:rPr>
-        <w:t xml:space="preserve">Will</w:t>
-      </w:r>
-      <w:r>
-        <w:t xml:space="preserve"> </w:t>
-      </w:r>
-      <w:r>
-        <w:t xml:space="preserve">(things that work on the mind).</w:t>
+        <w:t xml:space="preserve">Raster Eight</w:t>
+      </w:r>
+      <w:r>
+        <w:t xml:space="preserve">: the UN’s prison in low Earth orbit, where Interpol sends the Operants it catches.</w:t>
       </w:r>
     </w:p>
     <w:p>
@@ -20417,13 +20324,10 @@
           <w:bCs/>
           <w:b/>
         </w:rPr>
-        <w:t xml:space="preserve">Damage.</w:t>
-      </w:r>
-      <w:r>
-        <w:t xml:space="preserve"> </w:t>
-      </w:r>
-      <w:r>
-        <w:t xml:space="preserve">A power marks boxes by its Class: Class I marks 1 box, Class II marks 2, Class III marks 2 and knocks the target down, Class IV and above mark 3. Ordinary weapons mark the boxes in their table (see</w:t>
+        <w:t xml:space="preserve">Raster Zero</w:t>
+      </w:r>
+      <w:r>
+        <w:t xml:space="preserve">: doesn’t exist.</w:t>
       </w:r>
       <w:r>
         <w:t xml:space="preserve"> </w:t>
@@ -20433,17 +20337,58 @@
           <w:iCs/>
           <w:i/>
         </w:rPr>
-        <w:t xml:space="preserve">Personal combat</w:t>
-      </w:r>
-      <w:r>
-        <w:t xml:space="preserve">).</w:t>
+        <w:t xml:space="preserve">(GM: Director Humbacht’s DARPA cabal runs it in a pocket dimension, as a prison and a lab: a rival to the Foundation. ExLAW doesn’t know.)</w:t>
+      </w:r>
+    </w:p>
+    <w:bookmarkEnd w:id="95"/>
+    <w:bookmarkEnd w:id="96"/>
+    <w:bookmarkStart w:id="111" w:name="powers"/>
+    <w:p>
+      <w:pPr>
+        <w:pStyle w:val="Heading1"/>
+      </w:pPr>
+      <w:r>
+        <w:t xml:space="preserve">Powers</w:t>
+      </w:r>
+    </w:p>
+    <w:p>
+      <w:pPr>
+        <w:pStyle w:val="FirstParagraph"/>
+      </w:pPr>
+      <w:r>
+        <w:t xml:space="preserve">Every Operant has powers, and every power has a</w:t>
+      </w:r>
+      <w:r>
+        <w:t xml:space="preserve"> </w:t>
+      </w:r>
+      <w:r>
+        <w:rPr>
+          <w:bCs/>
+          <w:b/>
+        </w:rPr>
+        <w:t xml:space="preserve">Class</w:t>
+      </w:r>
+      <w:r>
+        <w:t xml:space="preserve"> </w:t>
+      </w:r>
+      <w:r>
+        <w:t xml:space="preserve">from I to VI. Player characters start at Class I to III; Classes IV to VI belong to the GM’s characters, and follow the same pattern a step further each time.</w:t>
+      </w:r>
+    </w:p>
+    <w:bookmarkStart w:id="97" w:name="using-powers"/>
+    <w:p>
+      <w:pPr>
+        <w:pStyle w:val="Heading2"/>
+      </w:pPr>
+      <w:r>
+        <w:t xml:space="preserve">Using powers</w:t>
       </w:r>
     </w:p>
     <w:p>
       <w:pPr>
         <w:numPr>
           <w:ilvl w:val="0"/>
-          <w:numId w:val="1027"/>
+          <w:numId w:val="1028"/>
         </w:numPr>
         <w:pStyle w:val="Compact"/>
       </w:pPr>
@@ -20452,20 +20397,84 @@
           <w:bCs/>
           <w:b/>
         </w:rPr>
-        <w:t xml:space="preserve">Defense.</w:t>
-      </w:r>
-      <w:r>
-        <w:t xml:space="preserve"> </w:t>
-      </w:r>
-      <w:r>
-        <w:t xml:space="preserve">Armor, not a defense roll: an attack above your Defense hits in full; an equal one marks a box fewer; a lower one does nothing. It applies after your Dodge, Parry or Block.</w:t>
+        <w:t xml:space="preserve">Rolling.</w:t>
+      </w:r>
+      <w:r>
+        <w:t xml:space="preserve"> </w:t>
+      </w:r>
+      <w:r>
+        <w:t xml:space="preserve">Roll</w:t>
+      </w:r>
+      <w:r>
+        <w:t xml:space="preserve"> </w:t>
+      </w:r>
+      <w:r>
+        <w:rPr>
+          <w:bCs/>
+          <w:b/>
+        </w:rPr>
+        <w:t xml:space="preserve">Powers</w:t>
+      </w:r>
+      <w:r>
+        <w:t xml:space="preserve"> </w:t>
+      </w:r>
+      <w:r>
+        <w:t xml:space="preserve">to aim a power at someone, or to use it with skill: precisely, at a distance, around bystanders. Passive powers (Toughness, Regeneration, Speed and the like) just work. Targets resist with</w:t>
+      </w:r>
+      <w:r>
+        <w:t xml:space="preserve"> </w:t>
+      </w:r>
+      <w:r>
+        <w:rPr>
+          <w:bCs/>
+          <w:b/>
+        </w:rPr>
+        <w:t xml:space="preserve">Dodge</w:t>
+      </w:r>
+      <w:r>
+        <w:t xml:space="preserve"> </w:t>
+      </w:r>
+      <w:r>
+        <w:t xml:space="preserve">(things you can dodge),</w:t>
+      </w:r>
+      <w:r>
+        <w:t xml:space="preserve"> </w:t>
+      </w:r>
+      <w:r>
+        <w:rPr>
+          <w:bCs/>
+          <w:b/>
+        </w:rPr>
+        <w:t xml:space="preserve">Body</w:t>
+      </w:r>
+      <w:r>
+        <w:t xml:space="preserve"> </w:t>
+      </w:r>
+      <w:r>
+        <w:t xml:space="preserve">(things that work on the body) or</w:t>
+      </w:r>
+      <w:r>
+        <w:t xml:space="preserve"> </w:t>
+      </w:r>
+      <w:r>
+        <w:rPr>
+          <w:bCs/>
+          <w:b/>
+        </w:rPr>
+        <w:t xml:space="preserve">Will</w:t>
+      </w:r>
+      <w:r>
+        <w:t xml:space="preserve"> </w:t>
+      </w:r>
+      <w:r>
+        <w:t xml:space="preserve">(things that work on the mind).</w:t>
       </w:r>
     </w:p>
     <w:p>
       <w:pPr>
         <w:numPr>
           <w:ilvl w:val="0"/>
-          <w:numId w:val="1027"/>
+          <w:numId w:val="1028"/>
         </w:numPr>
         <w:pStyle w:val="Compact"/>
       </w:pPr>
@@ -20474,13 +20483,13 @@
           <w:bCs/>
           <w:b/>
         </w:rPr>
-        <w:t xml:space="preserve">Range.</w:t>
-      </w:r>
-      <w:r>
-        <w:t xml:space="preserve"> </w:t>
-      </w:r>
-      <w:r>
-        <w:t xml:space="preserve">Unless a power says otherwise, a ranged power’s effective band (see</w:t>
+        <w:t xml:space="preserve">Damage.</w:t>
+      </w:r>
+      <w:r>
+        <w:t xml:space="preserve"> </w:t>
+      </w:r>
+      <w:r>
+        <w:t xml:space="preserve">A power marks boxes by its Class: Class I marks 1 box, Class II marks 2, Class III marks 2 and knocks the target down, Class IV and above mark 3. Ordinary weapons mark the boxes in their table (see</w:t>
       </w:r>
       <w:r>
         <w:t xml:space="preserve"> </w:t>
@@ -20490,33 +20499,90 @@
           <w:iCs/>
           <w:i/>
         </w:rPr>
-        <w:t xml:space="preserve">Range</w:t>
-      </w:r>
-      <w:r>
-        <w:t xml:space="preserve"> </w:t>
-      </w:r>
-      <w:r>
-        <w:t xml:space="preserve">in Personal combat) is</w:t>
-      </w:r>
-      <w:r>
-        <w:t xml:space="preserve"> </w:t>
-      </w:r>
-      <w:r>
-        <w:rPr>
-          <w:bCs/>
-          <w:b/>
-        </w:rPr>
-        <w:t xml:space="preserve">Short at Class I, Long at Class II, Extreme at Class III</w:t>
-      </w:r>
-      <w:r>
-        <w:t xml:space="preserve">, and miles at Class IV and above, out to the horizon. Mind powers keep the reach their descriptions give: touch, a room, sight or a city.</w:t>
+        <w:t xml:space="preserve">Personal combat</w:t>
+      </w:r>
+      <w:r>
+        <w:t xml:space="preserve">).</w:t>
       </w:r>
     </w:p>
     <w:p>
       <w:pPr>
         <w:numPr>
           <w:ilvl w:val="0"/>
-          <w:numId w:val="1027"/>
+          <w:numId w:val="1028"/>
+        </w:numPr>
+        <w:pStyle w:val="Compact"/>
+      </w:pPr>
+      <w:r>
+        <w:rPr>
+          <w:bCs/>
+          <w:b/>
+        </w:rPr>
+        <w:t xml:space="preserve">Defense.</w:t>
+      </w:r>
+      <w:r>
+        <w:t xml:space="preserve"> </w:t>
+      </w:r>
+      <w:r>
+        <w:t xml:space="preserve">Armor, not a defense roll: an attack above your Defense hits in full; an equal one marks a box fewer; a lower one does nothing. It applies after your Dodge, Parry or Block.</w:t>
+      </w:r>
+    </w:p>
+    <w:p>
+      <w:pPr>
+        <w:numPr>
+          <w:ilvl w:val="0"/>
+          <w:numId w:val="1028"/>
+        </w:numPr>
+        <w:pStyle w:val="Compact"/>
+      </w:pPr>
+      <w:r>
+        <w:rPr>
+          <w:bCs/>
+          <w:b/>
+        </w:rPr>
+        <w:t xml:space="preserve">Range.</w:t>
+      </w:r>
+      <w:r>
+        <w:t xml:space="preserve"> </w:t>
+      </w:r>
+      <w:r>
+        <w:t xml:space="preserve">Unless a power says otherwise, a ranged power’s effective band (see</w:t>
+      </w:r>
+      <w:r>
+        <w:t xml:space="preserve"> </w:t>
+      </w:r>
+      <w:r>
+        <w:rPr>
+          <w:iCs/>
+          <w:i/>
+        </w:rPr>
+        <w:t xml:space="preserve">Range</w:t>
+      </w:r>
+      <w:r>
+        <w:t xml:space="preserve"> </w:t>
+      </w:r>
+      <w:r>
+        <w:t xml:space="preserve">in Personal combat) is</w:t>
+      </w:r>
+      <w:r>
+        <w:t xml:space="preserve"> </w:t>
+      </w:r>
+      <w:r>
+        <w:rPr>
+          <w:bCs/>
+          <w:b/>
+        </w:rPr>
+        <w:t xml:space="preserve">Short at Class I, Long at Class II, Extreme at Class III</w:t>
+      </w:r>
+      <w:r>
+        <w:t xml:space="preserve">, and miles at Class IV and above, out to the horizon. Mind powers keep the reach their descriptions give: touch, a room, sight or a city.</w:t>
+      </w:r>
+    </w:p>
+    <w:p>
+      <w:pPr>
+        <w:numPr>
+          <w:ilvl w:val="0"/>
+          <w:numId w:val="1028"/>
         </w:numPr>
         <w:pStyle w:val="Compact"/>
       </w:pPr>
@@ -28971,7 +29037,7 @@
       <w:pPr>
         <w:numPr>
           <w:ilvl w:val="0"/>
-          <w:numId w:val="1028"/>
+          <w:numId w:val="1029"/>
         </w:numPr>
         <w:pStyle w:val="Compact"/>
       </w:pPr>
@@ -28993,7 +29059,7 @@
       <w:pPr>
         <w:numPr>
           <w:ilvl w:val="0"/>
-          <w:numId w:val="1028"/>
+          <w:numId w:val="1029"/>
         </w:numPr>
         <w:pStyle w:val="Compact"/>
       </w:pPr>
@@ -29443,7 +29509,7 @@
       <w:pPr>
         <w:numPr>
           <w:ilvl w:val="0"/>
-          <w:numId w:val="1029"/>
+          <w:numId w:val="1030"/>
         </w:numPr>
         <w:pStyle w:val="Compact"/>
       </w:pPr>
@@ -29494,7 +29560,7 @@
       <w:pPr>
         <w:numPr>
           <w:ilvl w:val="0"/>
-          <w:numId w:val="1029"/>
+          <w:numId w:val="1030"/>
         </w:numPr>
         <w:pStyle w:val="Compact"/>
       </w:pPr>
@@ -29529,7 +29595,7 @@
       <w:pPr>
         <w:numPr>
           <w:ilvl w:val="0"/>
-          <w:numId w:val="1029"/>
+          <w:numId w:val="1030"/>
         </w:numPr>
         <w:pStyle w:val="Compact"/>
       </w:pPr>
@@ -29551,7 +29617,7 @@
       <w:pPr>
         <w:numPr>
           <w:ilvl w:val="0"/>
-          <w:numId w:val="1029"/>
+          <w:numId w:val="1030"/>
         </w:numPr>
         <w:pStyle w:val="Compact"/>
       </w:pPr>
@@ -29573,7 +29639,7 @@
       <w:pPr>
         <w:numPr>
           <w:ilvl w:val="0"/>
-          <w:numId w:val="1029"/>
+          <w:numId w:val="1030"/>
         </w:numPr>
         <w:pStyle w:val="Compact"/>
       </w:pPr>
@@ -29595,7 +29661,7 @@
       <w:pPr>
         <w:numPr>
           <w:ilvl w:val="0"/>
-          <w:numId w:val="1029"/>
+          <w:numId w:val="1030"/>
         </w:numPr>
         <w:pStyle w:val="Compact"/>
       </w:pPr>
@@ -30200,7 +30266,7 @@
       <w:pPr>
         <w:numPr>
           <w:ilvl w:val="0"/>
-          <w:numId w:val="1030"/>
+          <w:numId w:val="1031"/>
         </w:numPr>
         <w:pStyle w:val="Compact"/>
       </w:pPr>
@@ -30283,7 +30349,7 @@
       <w:pPr>
         <w:numPr>
           <w:ilvl w:val="0"/>
-          <w:numId w:val="1030"/>
+          <w:numId w:val="1031"/>
         </w:numPr>
         <w:pStyle w:val="Compact"/>
       </w:pPr>
@@ -30305,7 +30371,7 @@
       <w:pPr>
         <w:numPr>
           <w:ilvl w:val="0"/>
-          <w:numId w:val="1030"/>
+          <w:numId w:val="1031"/>
         </w:numPr>
         <w:pStyle w:val="Compact"/>
       </w:pPr>
@@ -30327,7 +30393,7 @@
       <w:pPr>
         <w:numPr>
           <w:ilvl w:val="0"/>
-          <w:numId w:val="1030"/>
+          <w:numId w:val="1031"/>
         </w:numPr>
         <w:pStyle w:val="Compact"/>
       </w:pPr>
@@ -31238,7 +31304,7 @@
       <w:pPr>
         <w:numPr>
           <w:ilvl w:val="0"/>
-          <w:numId w:val="1031"/>
+          <w:numId w:val="1032"/>
         </w:numPr>
         <w:pStyle w:val="Compact"/>
       </w:pPr>
@@ -31254,106 +31320,6 @@
       </w:r>
       <w:r>
         <w:t xml:space="preserve">The federal Operant agency, under Director Steven Humbacht: six regional commands, Operant agents, Reserve Agents and Aegis wings, and a public-relations office as busy as any of them.</w:t>
-      </w:r>
-    </w:p>
-    <w:p>
-      <w:pPr>
-        <w:numPr>
-          <w:ilvl w:val="0"/>
-          <w:numId w:val="1031"/>
-        </w:numPr>
-        <w:pStyle w:val="Compact"/>
-      </w:pPr>
-      <w:r>
-        <w:rPr>
-          <w:bCs/>
-          <w:b/>
-        </w:rPr>
-        <w:t xml:space="preserve">The EPAOC.</w:t>
-      </w:r>
-      <w:r>
-        <w:t xml:space="preserve"> </w:t>
-      </w:r>
-      <w:r>
-        <w:t xml:space="preserve">The congressional watchdog, always looking for a scandal; a hearing can end a career.</w:t>
-      </w:r>
-    </w:p>
-    <w:p>
-      <w:pPr>
-        <w:numPr>
-          <w:ilvl w:val="0"/>
-          <w:numId w:val="1031"/>
-        </w:numPr>
-        <w:pStyle w:val="Compact"/>
-      </w:pPr>
-      <w:r>
-        <w:rPr>
-          <w:bCs/>
-          <w:b/>
-        </w:rPr>
-        <w:t xml:space="preserve">DIRE.</w:t>
-      </w:r>
-      <w:r>
-        <w:t xml:space="preserve"> </w:t>
-      </w:r>
-      <w:r>
-        <w:t xml:space="preserve">The Army’s Defense Intelligence and Research Enterprise, founded after 2012. It made Helios with a modified Ambrosia, and wants more like him.</w:t>
-      </w:r>
-    </w:p>
-    <w:p>
-      <w:pPr>
-        <w:numPr>
-          <w:ilvl w:val="0"/>
-          <w:numId w:val="1031"/>
-        </w:numPr>
-        <w:pStyle w:val="Compact"/>
-      </w:pPr>
-      <w:r>
-        <w:rPr>
-          <w:bCs/>
-          <w:b/>
-        </w:rPr>
-        <w:t xml:space="preserve">Interpol.</w:t>
-      </w:r>
-      <w:r>
-        <w:t xml:space="preserve"> </w:t>
-      </w:r>
-      <w:r>
-        <w:t xml:space="preserve">The international police organization, whose Operant division hunts fugitives across borders and fills Raster Eight.</w:t>
-      </w:r>
-    </w:p>
-    <w:p>
-      <w:pPr>
-        <w:numPr>
-          <w:ilvl w:val="0"/>
-          <w:numId w:val="1031"/>
-        </w:numPr>
-        <w:pStyle w:val="Compact"/>
-      </w:pPr>
-      <w:r>
-        <w:rPr>
-          <w:bCs/>
-          <w:b/>
-        </w:rPr>
-        <w:t xml:space="preserve">Affaires spéciales.</w:t>
-      </w:r>
-      <w:r>
-        <w:t xml:space="preserve"> </w:t>
-      </w:r>
-      <w:r>
-        <w:t xml:space="preserve">France’s special affairs branch, home to Chat Roux.</w:t>
-      </w:r>
-    </w:p>
-    <w:p>
-      <w:pPr>
-        <w:pStyle w:val="FirstParagraph"/>
-      </w:pPr>
-      <w:r>
-        <w:rPr>
-          <w:bCs/>
-          <w:b/>
-        </w:rPr>
-        <w:t xml:space="preserve">Heroes and orders</w:t>
       </w:r>
     </w:p>
     <w:p>
@@ -31369,13 +31335,13 @@
           <w:bCs/>
           <w:b/>
         </w:rPr>
-        <w:t xml:space="preserve">The New Power Legion.</w:t>
-      </w:r>
-      <w:r>
-        <w:t xml:space="preserve"> </w:t>
-      </w:r>
-      <w:r>
-        <w:t xml:space="preserve">Sponsored, televised heroes; Mr. Marvel’s old team reborn, with Sanders Communication’s money and cameras behind it.</w:t>
+        <w:t xml:space="preserve">The EPAOC.</w:t>
+      </w:r>
+      <w:r>
+        <w:t xml:space="preserve"> </w:t>
+      </w:r>
+      <w:r>
+        <w:t xml:space="preserve">The congressional watchdog, always looking for a scandal; a hearing can end a career.</w:t>
       </w:r>
     </w:p>
     <w:p>
@@ -31391,41 +31357,13 @@
           <w:bCs/>
           <w:b/>
         </w:rPr>
-        <w:t xml:space="preserve">The Shadow Knights.</w:t>
-      </w:r>
-      <w:r>
-        <w:t xml:space="preserve"> </w:t>
-      </w:r>
-      <w:r>
-        <w:t xml:space="preserve">The</w:t>
-      </w:r>
-      <w:r>
-        <w:t xml:space="preserve"> </w:t>
-      </w:r>
-      <w:r>
-        <w:rPr>
-          <w:iCs/>
-          <w:i/>
-        </w:rPr>
-        <w:t xml:space="preserve">Ordo Viarum Lucidarum</w:t>
-      </w:r>
-      <w:r>
-        <w:t xml:space="preserve">,</w:t>
-      </w:r>
-      <w:r>
-        <w:t xml:space="preserve"> </w:t>
-      </w:r>
-      <w:r>
-        <w:t xml:space="preserve">“</w:t>
-      </w:r>
-      <w:r>
-        <w:t xml:space="preserve">to bring the light of Christ into the shadows</w:t>
-      </w:r>
-      <w:r>
-        <w:t xml:space="preserve">”</w:t>
-      </w:r>
-      <w:r>
-        <w:t xml:space="preserve">, founded (its members say) by a 12th-century knight who defied a corrupt king. A few Knights on each continent, each supported by a cell of five to twenty doctors, magicians, technicians and administrators. Grant Douglas is the Shadow Knight of North America.</w:t>
+        <w:t xml:space="preserve">DIRE.</w:t>
+      </w:r>
+      <w:r>
+        <w:t xml:space="preserve"> </w:t>
+      </w:r>
+      <w:r>
+        <w:t xml:space="preserve">The Army’s Defense Intelligence and Research Enterprise, founded after 2012. It made Helios with a modified Ambrosia, and wants more like him.</w:t>
       </w:r>
     </w:p>
     <w:p>
@@ -31441,29 +31379,13 @@
           <w:bCs/>
           <w:b/>
         </w:rPr>
-        <w:t xml:space="preserve">The Earth Wardens.</w:t>
-      </w:r>
-      <w:r>
-        <w:t xml:space="preserve"> </w:t>
-      </w:r>
-      <w:r>
-        <w:t xml:space="preserve">A worldwide network of Adepts gathered by a reawakened Merlin after Lord Colslo opened the Celtic Gate in 1952. They guard the re-energized</w:t>
-      </w:r>
-      <w:r>
-        <w:t xml:space="preserve"> </w:t>
-      </w:r>
-      <w:r>
-        <w:rPr>
-          <w:bCs/>
-          <w:b/>
-        </w:rPr>
-        <w:t xml:space="preserve">Earth Gates</w:t>
-      </w:r>
-      <w:r>
-        <w:t xml:space="preserve"> </w:t>
-      </w:r>
-      <w:r>
-        <w:t xml:space="preserve">against demons, faeries and malcontent gods.</w:t>
+        <w:t xml:space="preserve">Interpol.</w:t>
+      </w:r>
+      <w:r>
+        <w:t xml:space="preserve"> </w:t>
+      </w:r>
+      <w:r>
+        <w:t xml:space="preserve">The international police organization, whose Operant division hunts fugitives across borders and fills Raster Eight.</w:t>
       </w:r>
     </w:p>
     <w:p>
@@ -31479,13 +31401,13 @@
           <w:bCs/>
           <w:b/>
         </w:rPr>
-        <w:t xml:space="preserve">The Haven.</w:t>
-      </w:r>
-      <w:r>
-        <w:t xml:space="preserve"> </w:t>
-      </w:r>
-      <w:r>
-        <w:t xml:space="preserve">The Green Man’s refuge in the Mad Forest, defended by Celerity.</w:t>
+        <w:t xml:space="preserve">Affaires spéciales.</w:t>
+      </w:r>
+      <w:r>
+        <w:t xml:space="preserve"> </w:t>
+      </w:r>
+      <w:r>
+        <w:t xml:space="preserve">France’s special affairs branch, home to Chat Roux.</w:t>
       </w:r>
     </w:p>
     <w:p>
@@ -31497,7 +31419,7 @@
           <w:bCs/>
           <w:b/>
         </w:rPr>
-        <w:t xml:space="preserve">Criminals and secrets</w:t>
+        <w:t xml:space="preserve">Heroes and orders</w:t>
       </w:r>
     </w:p>
     <w:p>
@@ -31513,26 +31435,13 @@
           <w:bCs/>
           <w:b/>
         </w:rPr>
-        <w:t xml:space="preserve">The Morcain.</w:t>
-      </w:r>
-      <w:r>
-        <w:t xml:space="preserve"> </w:t>
-      </w:r>
-      <w:r>
-        <w:t xml:space="preserve">A global crime syndicate ruled by</w:t>
-      </w:r>
-      <w:r>
-        <w:t xml:space="preserve"> </w:t>
-      </w:r>
-      <w:r>
-        <w:rPr>
-          <w:bCs/>
-          <w:b/>
-        </w:rPr>
-        <w:t xml:space="preserve">the 12</w:t>
-      </w:r>
-      <w:r>
-        <w:t xml:space="preserve">, Hyun Wang among them; employer of Lord Marrow and Steel Hawk, and of anyone else who sells power.</w:t>
+        <w:t xml:space="preserve">The New Power Legion.</w:t>
+      </w:r>
+      <w:r>
+        <w:t xml:space="preserve"> </w:t>
+      </w:r>
+      <w:r>
+        <w:t xml:space="preserve">Sponsored, televised heroes; Mr. Marvel’s old team reborn, with Sanders Communication’s money and cameras behind it.</w:t>
       </w:r>
     </w:p>
     <w:p>
@@ -31548,13 +31457,41 @@
           <w:bCs/>
           <w:b/>
         </w:rPr>
-        <w:t xml:space="preserve">The White Hand.</w:t>
-      </w:r>
-      <w:r>
-        <w:t xml:space="preserve"> </w:t>
-      </w:r>
-      <w:r>
-        <w:t xml:space="preserve">Autuarch’s Operant army in Argentina, responsible for Chicago 2001.</w:t>
+        <w:t xml:space="preserve">The Shadow Knights.</w:t>
+      </w:r>
+      <w:r>
+        <w:t xml:space="preserve"> </w:t>
+      </w:r>
+      <w:r>
+        <w:t xml:space="preserve">The</w:t>
+      </w:r>
+      <w:r>
+        <w:t xml:space="preserve"> </w:t>
+      </w:r>
+      <w:r>
+        <w:rPr>
+          <w:iCs/>
+          <w:i/>
+        </w:rPr>
+        <w:t xml:space="preserve">Ordo Viarum Lucidarum</w:t>
+      </w:r>
+      <w:r>
+        <w:t xml:space="preserve">,</w:t>
+      </w:r>
+      <w:r>
+        <w:t xml:space="preserve"> </w:t>
+      </w:r>
+      <w:r>
+        <w:t xml:space="preserve">“</w:t>
+      </w:r>
+      <w:r>
+        <w:t xml:space="preserve">to bring the light of Christ into the shadows</w:t>
+      </w:r>
+      <w:r>
+        <w:t xml:space="preserve">”</w:t>
+      </w:r>
+      <w:r>
+        <w:t xml:space="preserve">, founded (its members say) by a 12th-century knight who defied a corrupt king. A few Knights on each continent, each supported by a cell of five to twenty doctors, magicians, technicians and administrators. Grant Douglas is the Shadow Knight of North America.</w:t>
       </w:r>
     </w:p>
     <w:p>
@@ -31570,13 +31507,29 @@
           <w:bCs/>
           <w:b/>
         </w:rPr>
-        <w:t xml:space="preserve">The Foundation.</w:t>
-      </w:r>
-      <w:r>
-        <w:t xml:space="preserve"> </w:t>
-      </w:r>
-      <w:r>
-        <w:t xml:space="preserve">The black labs that kidnap people, make Operants and hunt down those who escape. Sergei Grachyov is their troubleshooter. Nobody knows who runs it.</w:t>
+        <w:t xml:space="preserve">The Earth Wardens.</w:t>
+      </w:r>
+      <w:r>
+        <w:t xml:space="preserve"> </w:t>
+      </w:r>
+      <w:r>
+        <w:t xml:space="preserve">A worldwide network of Adepts gathered by a reawakened Merlin after Lord Colslo opened the Celtic Gate in 1952. They guard the re-energized</w:t>
+      </w:r>
+      <w:r>
+        <w:t xml:space="preserve"> </w:t>
+      </w:r>
+      <w:r>
+        <w:rPr>
+          <w:bCs/>
+          <w:b/>
+        </w:rPr>
+        <w:t xml:space="preserve">Earth Gates</w:t>
+      </w:r>
+      <w:r>
+        <w:t xml:space="preserve"> </w:t>
+      </w:r>
+      <w:r>
+        <w:t xml:space="preserve">against demons, faeries and malcontent gods.</w:t>
       </w:r>
     </w:p>
     <w:p>
@@ -31592,87 +31545,13 @@
           <w:bCs/>
           <w:b/>
         </w:rPr>
-        <w:t xml:space="preserve">The Proteus Group.</w:t>
-      </w:r>
-      <w:r>
-        <w:t xml:space="preserve"> </w:t>
-      </w:r>
-      <w:r>
-        <w:t xml:space="preserve">A criminal consortium the EMD tracks but can’t map.</w:t>
-      </w:r>
-    </w:p>
-    <w:p>
-      <w:pPr>
-        <w:numPr>
-          <w:ilvl w:val="0"/>
-          <w:numId w:val="1033"/>
-        </w:numPr>
-        <w:pStyle w:val="Compact"/>
-      </w:pPr>
-      <w:r>
-        <w:rPr>
-          <w:bCs/>
-          <w:b/>
-        </w:rPr>
-        <w:t xml:space="preserve">Raster Zero.</w:t>
-      </w:r>
-      <w:r>
-        <w:t xml:space="preserve"> </w:t>
-      </w:r>
-      <w:r>
-        <w:rPr>
-          <w:iCs/>
-          <w:i/>
-        </w:rPr>
-        <w:t xml:space="preserve">(GM only.)</w:t>
-      </w:r>
-      <w:r>
-        <w:t xml:space="preserve"> </w:t>
-      </w:r>
-      <w:r>
-        <w:t xml:space="preserve">Humbacht’s secret prison-lab; a rival to the Foundation.</w:t>
-      </w:r>
-    </w:p>
-    <w:p>
-      <w:pPr>
-        <w:numPr>
-          <w:ilvl w:val="0"/>
-          <w:numId w:val="1033"/>
-        </w:numPr>
-        <w:pStyle w:val="Compact"/>
-      </w:pPr>
-      <w:r>
-        <w:rPr>
-          <w:bCs/>
-          <w:b/>
-        </w:rPr>
-        <w:t xml:space="preserve">Shadow Earth.</w:t>
-      </w:r>
-      <w:r>
-        <w:t xml:space="preserve"> </w:t>
-      </w:r>
-      <w:r>
-        <w:rPr>
-          <w:iCs/>
-          <w:i/>
-        </w:rPr>
-        <w:t xml:space="preserve">(GM only.)</w:t>
-      </w:r>
-      <w:r>
-        <w:t xml:space="preserve"> </w:t>
-      </w:r>
-      <w:r>
-        <w:t xml:space="preserve">The dark reflection of our world, sending duplicates through the thinning walls.</w:t>
-      </w:r>
-    </w:p>
-    <w:bookmarkEnd w:id="112"/>
-    <w:bookmarkStart w:id="113" w:name="otherworld-and-shadow-earth"/>
-    <w:p>
-      <w:pPr>
-        <w:pStyle w:val="Heading1"/>
-      </w:pPr>
-      <w:r>
-        <w:t xml:space="preserve">Otherworld and Shadow Earth</w:t>
+        <w:t xml:space="preserve">The Haven.</w:t>
+      </w:r>
+      <w:r>
+        <w:t xml:space="preserve"> </w:t>
+      </w:r>
+      <w:r>
+        <w:t xml:space="preserve">The Green Man’s refuge in the Mad Forest, defended by Celerity.</w:t>
       </w:r>
     </w:p>
     <w:p>
@@ -31684,208 +31563,7 @@
           <w:bCs/>
           <w:b/>
         </w:rPr>
-        <w:t xml:space="preserve">Metatropic manipulation</w:t>
-      </w:r>
-      <w:r>
-        <w:t xml:space="preserve"> </w:t>
-      </w:r>
-      <w:r>
-        <w:t xml:space="preserve">is what physicists call the force behind many powers, and what everyone else calls magic: the same fields that let Celerity run up buildings let an Adept bend the world with a ritual.</w:t>
-      </w:r>
-    </w:p>
-    <w:p>
-      <w:pPr>
-        <w:pStyle w:val="BodyText"/>
-      </w:pPr>
-      <w:r>
-        <w:rPr>
-          <w:bCs/>
-          <w:b/>
-        </w:rPr>
-        <w:t xml:space="preserve">Otherworld</w:t>
-      </w:r>
-      <w:r>
-        <w:t xml:space="preserve"> </w:t>
-      </w:r>
-      <w:r>
-        <w:t xml:space="preserve">is the ether beyond our Earth. Through it float the</w:t>
-      </w:r>
-      <w:r>
-        <w:t xml:space="preserve"> </w:t>
-      </w:r>
-      <w:r>
-        <w:rPr>
-          <w:bCs/>
-          <w:b/>
-        </w:rPr>
-        <w:t xml:space="preserve">havens</w:t>
-      </w:r>
-      <w:r>
-        <w:t xml:space="preserve">: bubble realms, pocket universes that emulate earthly environments but may have physical or spiritual quirks of their own.</w:t>
-      </w:r>
-      <w:r>
-        <w:t xml:space="preserve"> </w:t>
-      </w:r>
-      <w:r>
-        <w:rPr>
-          <w:bCs/>
-          <w:b/>
-        </w:rPr>
-        <w:t xml:space="preserve">Avalon</w:t>
-      </w:r>
-      <w:r>
-        <w:t xml:space="preserve"> </w:t>
-      </w:r>
-      <w:r>
-        <w:t xml:space="preserve">is the greatest of them: a fey realm reached through the Celtic Gate, where the survivors of Old Olympus (destroyed by Chronos and a mad Hephaestus) fled thousands of years ago, joined after Ragnarök by the remnants of Asgard’s nine realms. The culture that grew out of that mix is proud, violent and steeped in old magic, and the</w:t>
-      </w:r>
-      <w:r>
-        <w:t xml:space="preserve"> </w:t>
-      </w:r>
-      <w:r>
-        <w:rPr>
-          <w:bCs/>
-          <w:b/>
-        </w:rPr>
-        <w:t xml:space="preserve">Accords</w:t>
-      </w:r>
-      <w:r>
-        <w:t xml:space="preserve"> </w:t>
-      </w:r>
-      <w:r>
-        <w:t xml:space="preserve">forbid its people from crossing to Earth.</w:t>
-      </w:r>
-      <w:r>
-        <w:t xml:space="preserve"> </w:t>
-      </w:r>
-      <w:r>
-        <w:rPr>
-          <w:bCs/>
-          <w:b/>
-        </w:rPr>
-        <w:t xml:space="preserve">Nikola Tesla</w:t>
-      </w:r>
-      <w:r>
-        <w:t xml:space="preserve"> </w:t>
-      </w:r>
-      <w:r>
-        <w:t xml:space="preserve">keeps a pocket dimension of his own: Ivry-sur-Seine in 1884, with a laboratory full of doors.</w:t>
-      </w:r>
-    </w:p>
-    <w:p>
-      <w:pPr>
-        <w:pStyle w:val="BodyText"/>
-      </w:pPr>
-      <w:r>
-        <w:t xml:space="preserve">The</w:t>
-      </w:r>
-      <w:r>
-        <w:t xml:space="preserve"> </w:t>
-      </w:r>
-      <w:r>
-        <w:rPr>
-          <w:bCs/>
-          <w:b/>
-        </w:rPr>
-        <w:t xml:space="preserve">Earth Gates</w:t>
-      </w:r>
-      <w:r>
-        <w:t xml:space="preserve"> </w:t>
-      </w:r>
-      <w:r>
-        <w:t xml:space="preserve">link our world to Otherworld; the</w:t>
-      </w:r>
-      <w:r>
-        <w:t xml:space="preserve"> </w:t>
-      </w:r>
-      <w:r>
-        <w:rPr>
-          <w:bCs/>
-          <w:b/>
-        </w:rPr>
-        <w:t xml:space="preserve">Hephaestus Keys</w:t>
-      </w:r>
-      <w:r>
-        <w:t xml:space="preserve">, crystals of stored energy, can open them, and fuel rituals.</w:t>
-      </w:r>
-    </w:p>
-    <w:p>
-      <w:pPr>
-        <w:pStyle w:val="BodyText"/>
-      </w:pPr>
-      <w:r>
-        <w:rPr>
-          <w:bCs/>
-          <w:b/>
-        </w:rPr>
-        <w:t xml:space="preserve">Shadow Earth</w:t>
-      </w:r>
-      <w:r>
-        <w:t xml:space="preserve"> </w:t>
-      </w:r>
-      <w:r>
-        <w:t xml:space="preserve">is a strange, twisted reflection of our world, ruled by dark powers and populated by</w:t>
-      </w:r>
-      <w:r>
-        <w:t xml:space="preserve"> </w:t>
-      </w:r>
-      <w:r>
-        <w:rPr>
-          <w:bCs/>
-          <w:b/>
-        </w:rPr>
-        <w:t xml:space="preserve">duplicates</w:t>
-      </w:r>
-      <w:r>
-        <w:t xml:space="preserve"> </w:t>
-      </w:r>
-      <w:r>
-        <w:t xml:space="preserve">of our own people, who serve as the rulers’ minions. Since 2012 the walls have been thin, and more of them get through every year.</w:t>
-      </w:r>
-    </w:p>
-    <w:bookmarkEnd w:id="113"/>
-    <w:bookmarkStart w:id="121" w:name="ready-made-characters"/>
-    <w:p>
-      <w:pPr>
-        <w:pStyle w:val="Heading1"/>
-      </w:pPr>
-      <w:r>
-        <w:t xml:space="preserve">Ready-made characters</w:t>
-      </w:r>
-    </w:p>
-    <w:p>
-      <w:pPr>
-        <w:pStyle w:val="FirstParagraph"/>
-      </w:pPr>
-      <w:r>
-        <w:t xml:space="preserve">Characters ready to play, for one-shots, new players, or a group in a hurry. Each follows the creation rules exactly, and their connections tie them together. In the creator, choose one from the ready-made list to open it and make it your own.</w:t>
-      </w:r>
-    </w:p>
-    <w:bookmarkStart w:id="114" w:name="rachel-kwan"/>
-    <w:p>
-      <w:pPr>
-        <w:pStyle w:val="Heading2"/>
-      </w:pPr>
-      <w:r>
-        <w:t xml:space="preserve">Rachel Kwan</w:t>
-      </w:r>
-    </w:p>
-    <w:p>
-      <w:pPr>
-        <w:pStyle w:val="FirstParagraph"/>
-      </w:pPr>
-      <w:r>
-        <w:rPr>
-          <w:iCs/>
-          <w:i/>
-        </w:rPr>
-        <w:t xml:space="preserve">Special Agent, ExLAW Chicago, ExLAW Agent. Bonded (tier 2).</w:t>
-      </w:r>
-      <w:r>
-        <w:t xml:space="preserve"> </w:t>
-      </w:r>
-      <w:r>
-        <w:t xml:space="preserve">Carries a jade seal that holds a guardian spirit, inherited from her grandmother. Her partner vanished on a case Director Humbacht closed personally.</w:t>
+        <w:t xml:space="preserve">Criminals and secrets</w:t>
       </w:r>
     </w:p>
     <w:p>
@@ -31901,29 +31579,26 @@
           <w:bCs/>
           <w:b/>
         </w:rPr>
-        <w:t xml:space="preserve">Attributes:</w:t>
-      </w:r>
-      <w:r>
-        <w:t xml:space="preserve"> </w:t>
-      </w:r>
-      <w:r>
-        <w:t xml:space="preserve">Body 10, Agility 10, Intellect 13, Presence 9, Will 13.</w:t>
-      </w:r>
-      <w:r>
-        <w:t xml:space="preserve"> </w:t>
-      </w:r>
-      <w:r>
-        <w:rPr>
-          <w:bCs/>
-          <w:b/>
-        </w:rPr>
-        <w:t xml:space="preserve">Dodge</w:t>
-      </w:r>
-      <w:r>
-        <w:t xml:space="preserve"> </w:t>
-      </w:r>
-      <w:r>
-        <w:t xml:space="preserve">9.</w:t>
+        <w:t xml:space="preserve">The Morcain.</w:t>
+      </w:r>
+      <w:r>
+        <w:t xml:space="preserve"> </w:t>
+      </w:r>
+      <w:r>
+        <w:t xml:space="preserve">A global crime syndicate ruled by</w:t>
+      </w:r>
+      <w:r>
+        <w:t xml:space="preserve"> </w:t>
+      </w:r>
+      <w:r>
+        <w:rPr>
+          <w:bCs/>
+          <w:b/>
+        </w:rPr>
+        <w:t xml:space="preserve">the 12</w:t>
+      </w:r>
+      <w:r>
+        <w:t xml:space="preserve">, Hyun Wang among them; employer of Lord Marrow and Steel Hawk, and of anyone else who sells power.</w:t>
       </w:r>
     </w:p>
     <w:p>
@@ -31939,13 +31614,13 @@
           <w:bCs/>
           <w:b/>
         </w:rPr>
-        <w:t xml:space="preserve">Skills:</w:t>
-      </w:r>
-      <w:r>
-        <w:t xml:space="preserve"> </w:t>
-      </w:r>
-      <w:r>
-        <w:t xml:space="preserve">Investigation 16 (Specialty). Trained: Computers 14, Law 14, Occult 14, Powers 14, Read People 14, Athletics 11, Brawling 11, Firearms 11, Persuasion 10.</w:t>
+        <w:t xml:space="preserve">The White Hand.</w:t>
+      </w:r>
+      <w:r>
+        <w:t xml:space="preserve"> </w:t>
+      </w:r>
+      <w:r>
+        <w:t xml:space="preserve">Autuarch’s Operant army in Argentina, responsible for Chicago 2001.</w:t>
       </w:r>
     </w:p>
     <w:p>
@@ -31961,13 +31636,13 @@
           <w:bCs/>
           <w:b/>
         </w:rPr>
-        <w:t xml:space="preserve">Edges:</w:t>
-      </w:r>
-      <w:r>
-        <w:t xml:space="preserve"> </w:t>
-      </w:r>
-      <w:r>
-        <w:t xml:space="preserve">Extra Spark, A friend; a friend: her missing partner’s last informant, who only talks to her.</w:t>
+        <w:t xml:space="preserve">The Foundation.</w:t>
+      </w:r>
+      <w:r>
+        <w:t xml:space="preserve"> </w:t>
+      </w:r>
+      <w:r>
+        <w:t xml:space="preserve">The black labs that kidnap people, make Operants and hunt down those who escape. Sergei Grachyov is their troubleshooter. Nobody knows who runs it.</w:t>
       </w:r>
     </w:p>
     <w:p>
@@ -31983,29 +31658,13 @@
           <w:bCs/>
           <w:b/>
         </w:rPr>
-        <w:t xml:space="preserve">Advantage:</w:t>
-      </w:r>
-      <w:r>
-        <w:t xml:space="preserve"> </w:t>
-      </w:r>
-      <w:r>
-        <w:t xml:space="preserve">The Voice Within (origin; companion: Two Minds).</w:t>
-      </w:r>
-      <w:r>
-        <w:t xml:space="preserve"> </w:t>
-      </w:r>
-      <w:r>
-        <w:rPr>
-          <w:bCs/>
-          <w:b/>
-        </w:rPr>
-        <w:t xml:space="preserve">Complication:</w:t>
-      </w:r>
-      <w:r>
-        <w:t xml:space="preserve"> </w:t>
-      </w:r>
-      <w:r>
-        <w:t xml:space="preserve">Can’t Leave It Alone; trigger: a file that shouldn’t exist.</w:t>
+        <w:t xml:space="preserve">The Proteus Group.</w:t>
+      </w:r>
+      <w:r>
+        <w:t xml:space="preserve"> </w:t>
+      </w:r>
+      <w:r>
+        <w:t xml:space="preserve">A criminal consortium the EMD tracks but can’t map.</w:t>
       </w:r>
     </w:p>
     <w:p>
@@ -32021,13 +31680,23 @@
           <w:bCs/>
           <w:b/>
         </w:rPr>
-        <w:t xml:space="preserve">Powers:</w:t>
-      </w:r>
-      <w:r>
-        <w:t xml:space="preserve"> </w:t>
-      </w:r>
-      <w:r>
-        <w:t xml:space="preserve">Force Field II, Mystic Sight I, Telepathy I.</w:t>
+        <w:t xml:space="preserve">Raster Zero.</w:t>
+      </w:r>
+      <w:r>
+        <w:t xml:space="preserve"> </w:t>
+      </w:r>
+      <w:r>
+        <w:rPr>
+          <w:iCs/>
+          <w:i/>
+        </w:rPr>
+        <w:t xml:space="preserve">(GM only.)</w:t>
+      </w:r>
+      <w:r>
+        <w:t xml:space="preserve"> </w:t>
+      </w:r>
+      <w:r>
+        <w:t xml:space="preserve">Humbacht’s secret prison-lab; a rival to the Foundation.</w:t>
       </w:r>
     </w:p>
     <w:p>
@@ -32043,97 +31712,246 @@
           <w:bCs/>
           <w:b/>
         </w:rPr>
-        <w:t xml:space="preserve">Legal status:</w:t>
-      </w:r>
-      <w:r>
-        <w:t xml:space="preserve"> </w:t>
-      </w:r>
-      <w:r>
-        <w:t xml:space="preserve">Full Agent.</w:t>
-      </w:r>
-    </w:p>
-    <w:p>
-      <w:pPr>
-        <w:numPr>
-          <w:ilvl w:val="0"/>
-          <w:numId w:val="1034"/>
-        </w:numPr>
-        <w:pStyle w:val="Compact"/>
-      </w:pPr>
-      <w:r>
-        <w:rPr>
-          <w:bCs/>
-          <w:b/>
-        </w:rPr>
-        <w:t xml:space="preserve">Why I do this:</w:t>
-      </w:r>
-      <w:r>
-        <w:t xml:space="preserve"> </w:t>
-      </w:r>
-      <w:r>
-        <w:t xml:space="preserve">The law should mean something, for Operants and everyone else.</w:t>
-      </w:r>
-      <w:r>
-        <w:t xml:space="preserve"> </w:t>
-      </w:r>
-      <w:r>
-        <w:rPr>
-          <w:bCs/>
-          <w:b/>
-        </w:rPr>
-        <w:t xml:space="preserve">Connection:</w:t>
-      </w:r>
-      <w:r>
-        <w:t xml:space="preserve"> </w:t>
-      </w:r>
-      <w:r>
-        <w:t xml:space="preserve">Jess Calloway is the only reporter who asked about her missing partner. Kwan hasn’t decided whether to trust her.</w:t>
-      </w:r>
-    </w:p>
-    <w:bookmarkEnd w:id="114"/>
-    <w:bookmarkStart w:id="115" w:name="luis-bulldog-ortega"/>
-    <w:p>
-      <w:pPr>
-        <w:pStyle w:val="Heading2"/>
-      </w:pPr>
-      <w:r>
-        <w:t xml:space="preserve">Luis</w:t>
-      </w:r>
-      <w:r>
-        <w:t xml:space="preserve"> </w:t>
-      </w:r>
-      <w:r>
-        <w:t xml:space="preserve">“</w:t>
-      </w:r>
-      <w:r>
-        <w:t xml:space="preserve">Bulldog</w:t>
-      </w:r>
-      <w:r>
-        <w:t xml:space="preserve">”</w:t>
-      </w:r>
-      <w:r>
-        <w:t xml:space="preserve"> </w:t>
-      </w:r>
-      <w:r>
-        <w:t xml:space="preserve">Ortega</w:t>
-      </w:r>
-    </w:p>
-    <w:p>
-      <w:pPr>
-        <w:pStyle w:val="FirstParagraph"/>
-      </w:pPr>
+        <w:t xml:space="preserve">Shadow Earth.</w:t>
+      </w:r>
+      <w:r>
+        <w:t xml:space="preserve"> </w:t>
+      </w:r>
       <w:r>
         <w:rPr>
           <w:iCs/>
           <w:i/>
         </w:rPr>
-        <w:t xml:space="preserve">Aegis pilot, Chicago wing, Aegis Pilot. Non-Operant (tier 0); Specialist.</w:t>
-      </w:r>
-      <w:r>
-        <w:t xml:space="preserve"> </w:t>
-      </w:r>
-      <w:r>
-        <w:t xml:space="preserve">Twelve years in the suit, three of them in Iraq. The AS-6’s new firmware came from a contractor nobody can trace, and lately the suit hesitates when he doesn’t.</w:t>
+        <w:t xml:space="preserve">(GM only.)</w:t>
+      </w:r>
+      <w:r>
+        <w:t xml:space="preserve"> </w:t>
+      </w:r>
+      <w:r>
+        <w:t xml:space="preserve">The dark reflection of our world, sending duplicates through the thinning walls.</w:t>
+      </w:r>
+    </w:p>
+    <w:bookmarkEnd w:id="112"/>
+    <w:bookmarkStart w:id="113" w:name="otherworld-and-shadow-earth"/>
+    <w:p>
+      <w:pPr>
+        <w:pStyle w:val="Heading1"/>
+      </w:pPr>
+      <w:r>
+        <w:t xml:space="preserve">Otherworld and Shadow Earth</w:t>
+      </w:r>
+    </w:p>
+    <w:p>
+      <w:pPr>
+        <w:pStyle w:val="FirstParagraph"/>
+      </w:pPr>
+      <w:r>
+        <w:rPr>
+          <w:bCs/>
+          <w:b/>
+        </w:rPr>
+        <w:t xml:space="preserve">Metatropic manipulation</w:t>
+      </w:r>
+      <w:r>
+        <w:t xml:space="preserve"> </w:t>
+      </w:r>
+      <w:r>
+        <w:t xml:space="preserve">is what physicists call the force behind many powers, and what everyone else calls magic: the same fields that let Celerity run up buildings let an Adept bend the world with a ritual.</w:t>
+      </w:r>
+    </w:p>
+    <w:p>
+      <w:pPr>
+        <w:pStyle w:val="BodyText"/>
+      </w:pPr>
+      <w:r>
+        <w:rPr>
+          <w:bCs/>
+          <w:b/>
+        </w:rPr>
+        <w:t xml:space="preserve">Otherworld</w:t>
+      </w:r>
+      <w:r>
+        <w:t xml:space="preserve"> </w:t>
+      </w:r>
+      <w:r>
+        <w:t xml:space="preserve">is the ether beyond our Earth. Through it float the</w:t>
+      </w:r>
+      <w:r>
+        <w:t xml:space="preserve"> </w:t>
+      </w:r>
+      <w:r>
+        <w:rPr>
+          <w:bCs/>
+          <w:b/>
+        </w:rPr>
+        <w:t xml:space="preserve">havens</w:t>
+      </w:r>
+      <w:r>
+        <w:t xml:space="preserve">: bubble realms, pocket universes that emulate earthly environments but may have physical or spiritual quirks of their own.</w:t>
+      </w:r>
+      <w:r>
+        <w:t xml:space="preserve"> </w:t>
+      </w:r>
+      <w:r>
+        <w:rPr>
+          <w:bCs/>
+          <w:b/>
+        </w:rPr>
+        <w:t xml:space="preserve">Avalon</w:t>
+      </w:r>
+      <w:r>
+        <w:t xml:space="preserve"> </w:t>
+      </w:r>
+      <w:r>
+        <w:t xml:space="preserve">is the greatest of them: a fey realm reached through the Celtic Gate, where the survivors of Old Olympus (destroyed by Chronos and a mad Hephaestus) fled thousands of years ago, joined after Ragnarök by the remnants of Asgard’s nine realms. The culture that grew out of that mix is proud, violent and steeped in old magic, and the</w:t>
+      </w:r>
+      <w:r>
+        <w:t xml:space="preserve"> </w:t>
+      </w:r>
+      <w:r>
+        <w:rPr>
+          <w:bCs/>
+          <w:b/>
+        </w:rPr>
+        <w:t xml:space="preserve">Accords</w:t>
+      </w:r>
+      <w:r>
+        <w:t xml:space="preserve"> </w:t>
+      </w:r>
+      <w:r>
+        <w:t xml:space="preserve">forbid its people from crossing to Earth.</w:t>
+      </w:r>
+      <w:r>
+        <w:t xml:space="preserve"> </w:t>
+      </w:r>
+      <w:r>
+        <w:rPr>
+          <w:bCs/>
+          <w:b/>
+        </w:rPr>
+        <w:t xml:space="preserve">Nikola Tesla</w:t>
+      </w:r>
+      <w:r>
+        <w:t xml:space="preserve"> </w:t>
+      </w:r>
+      <w:r>
+        <w:t xml:space="preserve">keeps a pocket dimension of his own: Ivry-sur-Seine in 1884, with a laboratory full of doors.</w:t>
+      </w:r>
+    </w:p>
+    <w:p>
+      <w:pPr>
+        <w:pStyle w:val="BodyText"/>
+      </w:pPr>
+      <w:r>
+        <w:t xml:space="preserve">The</w:t>
+      </w:r>
+      <w:r>
+        <w:t xml:space="preserve"> </w:t>
+      </w:r>
+      <w:r>
+        <w:rPr>
+          <w:bCs/>
+          <w:b/>
+        </w:rPr>
+        <w:t xml:space="preserve">Earth Gates</w:t>
+      </w:r>
+      <w:r>
+        <w:t xml:space="preserve"> </w:t>
+      </w:r>
+      <w:r>
+        <w:t xml:space="preserve">link our world to Otherworld; the</w:t>
+      </w:r>
+      <w:r>
+        <w:t xml:space="preserve"> </w:t>
+      </w:r>
+      <w:r>
+        <w:rPr>
+          <w:bCs/>
+          <w:b/>
+        </w:rPr>
+        <w:t xml:space="preserve">Hephaestus Keys</w:t>
+      </w:r>
+      <w:r>
+        <w:t xml:space="preserve">, crystals of stored energy, can open them, and fuel rituals.</w:t>
+      </w:r>
+    </w:p>
+    <w:p>
+      <w:pPr>
+        <w:pStyle w:val="BodyText"/>
+      </w:pPr>
+      <w:r>
+        <w:rPr>
+          <w:bCs/>
+          <w:b/>
+        </w:rPr>
+        <w:t xml:space="preserve">Shadow Earth</w:t>
+      </w:r>
+      <w:r>
+        <w:t xml:space="preserve"> </w:t>
+      </w:r>
+      <w:r>
+        <w:t xml:space="preserve">is a strange, twisted reflection of our world, ruled by dark powers and populated by</w:t>
+      </w:r>
+      <w:r>
+        <w:t xml:space="preserve"> </w:t>
+      </w:r>
+      <w:r>
+        <w:rPr>
+          <w:bCs/>
+          <w:b/>
+        </w:rPr>
+        <w:t xml:space="preserve">duplicates</w:t>
+      </w:r>
+      <w:r>
+        <w:t xml:space="preserve"> </w:t>
+      </w:r>
+      <w:r>
+        <w:t xml:space="preserve">of our own people, who serve as the rulers’ minions. 